--- a/docs/guide-equipe/Guide-equipe-Yume-Novel.docx
+++ b/docs/guide-equipe/Guide-equipe-Yume-Novel.docx
@@ -61,7 +61,7 @@
           <w:sz w:val="22"/>
           <w:szCs w:val="22"/>
         </w:rPr>
-        <w:t xml:space="preserve">Version 2.1.5-dev.5 du 1er octobre 2026</w:t>
+        <w:t xml:space="preserve">Version 2.1.5-dev.8 du 1er octobre 2026</w:t>
       </w:r>
     </w:p>
     <w:p>
@@ -942,7 +942,7 @@
               <w:rPr>
                 <w:rStyle w:val="IndexLink"/>
               </w:rPr>
-              <w:t xml:space="default">8.2 Passer un tome à « Complet » sans annonce</w:t>
+              <w:t xml:space="default">8.2 Passer un tome à « Publié » depuis sa fiche</w:t>
               <w:tab/>
               <w:t xml:space="default">24</w:t>
             </w:r>
@@ -1153,7 +1153,7 @@
               </w:rPr>
               <w:t xml:space="default">10.5 Changer l'état d'une œuvre</w:t>
               <w:tab/>
-              <w:t xml:space="default">31</w:t>
+              <w:t xml:space="default">32</w:t>
             </w:r>
           </w:hyperlink>
         </w:p>
@@ -5655,7 +5655,7 @@
     </w:p>
     <w:p>
       <w:r>
-        <w:t xml:space="preserve">Aujourd'hui, l'état d'un tome suit ses chapitres : rien à choisir.</w:t>
+        <w:t xml:space="preserve">L'état d'un tome suit ses chapitres : le site le met à jour tout seul.</w:t>
       </w:r>
     </w:p>
     <w:tbl>
@@ -5671,8 +5671,9 @@
         </w:tblBorders>
       </w:tblPr>
       <w:tblGrid>
+        <w:gridCol w:w="1635"/>
         <w:gridCol w:w="1300"/>
-        <w:gridCol w:w="7726"/>
+        <w:gridCol w:w="6091"/>
       </w:tblGrid>
       <w:tr>
         <w:trPr>
@@ -5681,7 +5682,7 @@
         </w:trPr>
         <w:tc>
           <w:tcPr>
-            <w:tcW w:type="dxa" w:w="1300"/>
+            <w:tcW w:type="dxa" w:w="1635"/>
             <w:tcBorders>
               <w:top w:val="single" w:color="CFC6DE" w:sz="4"/>
               <w:left w:val="single" w:color="CFC6DE" w:sz="4"/>
@@ -5716,13 +5717,54 @@
                 <w:sz w:val="19"/>
                 <w:szCs w:val="19"/>
               </w:rPr>
-              <w:t xml:space="preserve">Parution</w:t>
-            </w:r>
-          </w:p>
-        </w:tc>
-        <w:tc>
-          <w:tcPr>
-            <w:tcW w:type="dxa" w:w="7726"/>
+              <w:t xml:space="preserve">État (équipe)</w:t>
+            </w:r>
+          </w:p>
+        </w:tc>
+        <w:tc>
+          <w:tcPr>
+            <w:tcW w:type="dxa" w:w="1300"/>
+            <w:tcBorders>
+              <w:top w:val="single" w:color="CFC6DE" w:sz="4"/>
+              <w:left w:val="single" w:color="CFC6DE" w:sz="4"/>
+              <w:bottom w:val="single" w:color="CFC6DE" w:sz="4"/>
+              <w:right w:val="single" w:color="CFC6DE" w:sz="4"/>
+            </w:tcBorders>
+            <w:shd w:fill="3A2A63" w:color="auto" w:val="clear"/>
+            <w:tcMar>
+              <w:top w:type="dxa" w:w="70"/>
+              <w:left w:type="dxa" w:w="110"/>
+              <w:bottom w:type="dxa" w:w="70"/>
+              <w:right w:type="dxa" w:w="110"/>
+            </w:tcMar>
+            <w:vAlign w:val="center"/>
+          </w:tcPr>
+          <w:p>
+            <w:pPr>
+              <w:spacing w:after="0" w:before="0"/>
+              <w:rPr>
+                <w:b/>
+                <w:bCs/>
+                <w:color w:val="FFFFFF"/>
+                <w:sz w:val="19"/>
+                <w:szCs w:val="19"/>
+              </w:rPr>
+            </w:pPr>
+            <w:r>
+              <w:rPr>
+                <w:b/>
+                <w:bCs/>
+                <w:color w:val="FFFFFF"/>
+                <w:sz w:val="19"/>
+                <w:szCs w:val="19"/>
+              </w:rPr>
+              <w:t xml:space="preserve">Les lecteurs voient</w:t>
+            </w:r>
+          </w:p>
+        </w:tc>
+        <w:tc>
+          <w:tcPr>
+            <w:tcW w:type="dxa" w:w="6091"/>
             <w:tcBorders>
               <w:top w:val="single" w:color="CFC6DE" w:sz="4"/>
               <w:left w:val="single" w:color="CFC6DE" w:sz="4"/>
@@ -5769,7 +5811,7 @@
         </w:trPr>
         <w:tc>
           <w:tcPr>
-            <w:tcW w:type="dxa" w:w="1300"/>
+            <w:tcW w:type="dxa" w:w="1635"/>
             <w:tcBorders>
               <w:top w:val="single" w:color="CFC6DE" w:sz="4"/>
               <w:left w:val="single" w:color="CFC6DE" w:sz="4"/>
@@ -5799,13 +5841,47 @@
                 <w:sz w:val="19"/>
                 <w:szCs w:val="19"/>
               </w:rPr>
+              <w:t xml:space="preserve">Planifié</w:t>
+            </w:r>
+          </w:p>
+        </w:tc>
+        <w:tc>
+          <w:tcPr>
+            <w:tcW w:type="dxa" w:w="1300"/>
+            <w:tcBorders>
+              <w:top w:val="single" w:color="CFC6DE" w:sz="4"/>
+              <w:left w:val="single" w:color="CFC6DE" w:sz="4"/>
+              <w:bottom w:val="single" w:color="CFC6DE" w:sz="4"/>
+              <w:right w:val="single" w:color="CFC6DE" w:sz="4"/>
+            </w:tcBorders>
+            <w:tcMar>
+              <w:top w:type="dxa" w:w="70"/>
+              <w:left w:type="dxa" w:w="110"/>
+              <w:bottom w:type="dxa" w:w="70"/>
+              <w:right w:type="dxa" w:w="110"/>
+            </w:tcMar>
+            <w:vAlign w:val="center"/>
+          </w:tcPr>
+          <w:p>
+            <w:pPr>
+              <w:spacing w:after="0" w:before="0"/>
+              <w:rPr>
+                <w:sz w:val="19"/>
+                <w:szCs w:val="19"/>
+              </w:rPr>
+            </w:pPr>
+            <w:r>
+              <w:rPr>
+                <w:sz w:val="19"/>
+                <w:szCs w:val="19"/>
+              </w:rPr>
               <w:t xml:space="preserve">À paraître</w:t>
             </w:r>
           </w:p>
         </w:tc>
         <w:tc>
           <w:tcPr>
-            <w:tcW w:type="dxa" w:w="7726"/>
+            <w:tcW w:type="dxa" w:w="6091"/>
             <w:tcBorders>
               <w:top w:val="single" w:color="CFC6DE" w:sz="4"/>
               <w:left w:val="single" w:color="CFC6DE" w:sz="4"/>
@@ -5845,7 +5921,7 @@
         </w:trPr>
         <w:tc>
           <w:tcPr>
-            <w:tcW w:type="dxa" w:w="1300"/>
+            <w:tcW w:type="dxa" w:w="1635"/>
             <w:tcBorders>
               <w:top w:val="single" w:color="CFC6DE" w:sz="4"/>
               <w:left w:val="single" w:color="CFC6DE" w:sz="4"/>
@@ -5876,13 +5952,48 @@
                 <w:sz w:val="19"/>
                 <w:szCs w:val="19"/>
               </w:rPr>
+              <w:t xml:space="preserve">En cours de publication</w:t>
+            </w:r>
+          </w:p>
+        </w:tc>
+        <w:tc>
+          <w:tcPr>
+            <w:tcW w:type="dxa" w:w="1300"/>
+            <w:tcBorders>
+              <w:top w:val="single" w:color="CFC6DE" w:sz="4"/>
+              <w:left w:val="single" w:color="CFC6DE" w:sz="4"/>
+              <w:bottom w:val="single" w:color="CFC6DE" w:sz="4"/>
+              <w:right w:val="single" w:color="CFC6DE" w:sz="4"/>
+            </w:tcBorders>
+            <w:shd w:fill="F6F3FA" w:color="auto" w:val="clear"/>
+            <w:tcMar>
+              <w:top w:type="dxa" w:w="70"/>
+              <w:left w:type="dxa" w:w="110"/>
+              <w:bottom w:type="dxa" w:w="70"/>
+              <w:right w:type="dxa" w:w="110"/>
+            </w:tcMar>
+            <w:vAlign w:val="center"/>
+          </w:tcPr>
+          <w:p>
+            <w:pPr>
+              <w:spacing w:after="0" w:before="0"/>
+              <w:rPr>
+                <w:sz w:val="19"/>
+                <w:szCs w:val="19"/>
+              </w:rPr>
+            </w:pPr>
+            <w:r>
+              <w:rPr>
+                <w:sz w:val="19"/>
+                <w:szCs w:val="19"/>
+              </w:rPr>
               <w:t xml:space="preserve">En cours</w:t>
             </w:r>
           </w:p>
         </w:tc>
         <w:tc>
           <w:tcPr>
-            <w:tcW w:type="dxa" w:w="7726"/>
+            <w:tcW w:type="dxa" w:w="6091"/>
             <w:tcBorders>
               <w:top w:val="single" w:color="CFC6DE" w:sz="4"/>
               <w:left w:val="single" w:color="CFC6DE" w:sz="4"/>
@@ -5923,7 +6034,7 @@
         </w:trPr>
         <w:tc>
           <w:tcPr>
-            <w:tcW w:type="dxa" w:w="1300"/>
+            <w:tcW w:type="dxa" w:w="1635"/>
             <w:tcBorders>
               <w:top w:val="single" w:color="CFC6DE" w:sz="4"/>
               <w:left w:val="single" w:color="CFC6DE" w:sz="4"/>
@@ -5953,13 +6064,13 @@
                 <w:sz w:val="19"/>
                 <w:szCs w:val="19"/>
               </w:rPr>
-              <w:t xml:space="preserve">Complet</w:t>
-            </w:r>
-          </w:p>
-        </w:tc>
-        <w:tc>
-          <w:tcPr>
-            <w:tcW w:type="dxa" w:w="7726"/>
+              <w:t xml:space="preserve">Publié</w:t>
+            </w:r>
+          </w:p>
+        </w:tc>
+        <w:tc>
+          <w:tcPr>
+            <w:tcW w:type="dxa" w:w="1300"/>
             <w:tcBorders>
               <w:top w:val="single" w:color="CFC6DE" w:sz="4"/>
               <w:left w:val="single" w:color="CFC6DE" w:sz="4"/>
@@ -5987,7 +6098,41 @@
                 <w:sz w:val="19"/>
                 <w:szCs w:val="19"/>
               </w:rPr>
-              <w:t xml:space="preserve">Quand l'équipe coche « Tome complet ». Tous les chapitres sont en ligne, les liens PDF et EPUB s'ajoutent.</w:t>
+              <w:t xml:space="preserve">Publié</w:t>
+            </w:r>
+          </w:p>
+        </w:tc>
+        <w:tc>
+          <w:tcPr>
+            <w:tcW w:type="dxa" w:w="6091"/>
+            <w:tcBorders>
+              <w:top w:val="single" w:color="CFC6DE" w:sz="4"/>
+              <w:left w:val="single" w:color="CFC6DE" w:sz="4"/>
+              <w:bottom w:val="single" w:color="CFC6DE" w:sz="4"/>
+              <w:right w:val="single" w:color="CFC6DE" w:sz="4"/>
+            </w:tcBorders>
+            <w:tcMar>
+              <w:top w:type="dxa" w:w="70"/>
+              <w:left w:type="dxa" w:w="110"/>
+              <w:bottom w:type="dxa" w:w="70"/>
+              <w:right w:type="dxa" w:w="110"/>
+            </w:tcMar>
+            <w:vAlign w:val="center"/>
+          </w:tcPr>
+          <w:p>
+            <w:pPr>
+              <w:spacing w:after="0" w:before="0"/>
+              <w:rPr>
+                <w:sz w:val="19"/>
+                <w:szCs w:val="19"/>
+              </w:rPr>
+            </w:pPr>
+            <w:r>
+              <w:rPr>
+                <w:sz w:val="19"/>
+                <w:szCs w:val="19"/>
+              </w:rPr>
+              <w:t xml:space="preserve">Quand l'équipe coche « Tome complet » ou choisit « Publié ». Tous les chapitres sont en ligne, les liens PDF et EPUB s'ajoutent.</w:t>
             </w:r>
           </w:p>
         </w:tc>
@@ -6050,7 +6195,7 @@
               <w:t xml:space="preserve"> : </w:t>
             </w:r>
             <w:r>
-              <w:t xml:space="preserve">version 2.1.5. L'équipe pourra aussi choisir l'état du tome à la main : </w:t>
+              <w:t xml:space="preserve">version 2.1.5. L'équipe peut aussi changer l'état du tome à la main : </w:t>
             </w:r>
             <w:r>
               <w:rPr>
@@ -9605,7 +9750,7 @@
     </w:p>
     <w:p>
       <w:r>
-        <w:t xml:space="preserve">Résultat : tous les chapitres sont en ligne, le tome est « Complet », les liens s'affichent et le planning passe à « Publié », 100 %. L'annonce dit « Le tome 2 de SukaMoka est disponible ! ».</w:t>
+        <w:t xml:space="preserve">Résultat : tous les chapitres sont en ligne, le tome est « Publié », les liens s'affichent et le planning passe à « Publié », 100 %. L'annonce dit « Le tome 2 de SukaMoka est disponible ! ».</w:t>
       </w:r>
     </w:p>
     <w:tbl>
@@ -11600,7 +11745,7 @@
     </w:p>
     <w:p>
       <w:r>
-        <w:t xml:space="preserve">Le tome passe « Complet », les liens s'affichent, le planning passe à « Publié », 100 %. L'annonce dit « Le tome 2 de SukaMoka est complet : PDF et EPUB disponibles ». Si les derniers chapitres sont programmés, tout cela se fait à la sortie du dernier.</w:t>
+        <w:t xml:space="preserve">Le tome passe « Publié », les liens s'affichent, le planning passe à « Publié », 100 %. L'annonce dit « Le tome 2 de SukaMoka est complet : PDF et EPUB disponibles ». Si les derniers chapitres sont programmés, tout cela se fait à la sortie du dernier.</w:t>
       </w:r>
     </w:p>
     <w:p>
@@ -11609,7 +11754,7 @@
       </w:pPr>
       <w:bookmarkStart w:name="titre-44" w:id="110"/>
       <w:r>
-        <w:t xml:space="preserve">8.2 Passer un tome à « Complet » sans annonce</w:t>
+        <w:t xml:space="preserve">8.2 Passer un tome à « Publié » depuis sa fiche</w:t>
       </w:r>
       <w:bookmarkEnd w:id="110"/>
     </w:p>
@@ -11665,17 +11810,17 @@
           <w:b/>
           <w:bCs/>
         </w:rPr>
-        <w:t xml:space="preserve">Tome complet</w:t>
-      </w:r>
-      <w:r>
-        <w:t xml:space="preserve">, cochez </w:t>
-      </w:r>
-      <w:r>
-        <w:rPr>
-          <w:b/>
-          <w:bCs/>
-        </w:rPr>
-        <w:t xml:space="preserve">Tous les chapitres sont en ligne : passer le tome à « Complet » (sans annonce)</w:t>
+        <w:t xml:space="preserve">État du tome</w:t>
+      </w:r>
+      <w:r>
+        <w:t xml:space="preserve">, choisissez </w:t>
+      </w:r>
+      <w:r>
+        <w:rPr>
+          <w:b/>
+          <w:bCs/>
+        </w:rPr>
+        <w:t xml:space="preserve">Publié</w:t>
       </w:r>
       <w:r>
         <w:t xml:space="preserve">.</w:t>
@@ -11724,6 +11869,29 @@
         <w:spacing w:after="60" w:before="40"/>
       </w:pPr>
       <w:r>
+        <w:t xml:space="preserve">Cochez </w:t>
+      </w:r>
+      <w:r>
+        <w:rPr>
+          <w:b/>
+          <w:bCs/>
+        </w:rPr>
+        <w:t xml:space="preserve">Annoncer « Le tome N est complet »</w:t>
+      </w:r>
+      <w:r>
+        <w:t xml:space="preserve"> si vous voulez prévenir les lecteurs (décochée par défaut).</w:t>
+      </w:r>
+    </w:p>
+    <w:p>
+      <w:pPr>
+        <w:pStyle w:val="ListParagraph"/>
+        <w:numPr>
+          <w:ilvl w:val="0"/>
+          <w:numId w:val="21"/>
+        </w:numPr>
+        <w:spacing w:after="60" w:before="40"/>
+      </w:pPr>
+      <w:r>
         <w:t xml:space="preserve">Cliquez sur </w:t>
       </w:r>
       <w:r>
@@ -11734,7 +11902,7 @@
         <w:t xml:space="preserve">Enregistrer</w:t>
       </w:r>
       <w:r>
-        <w:t xml:space="preserve">.</w:t>
+        <w:t xml:space="preserve">, puis confirmez si le site le demande.</w:t>
       </w:r>
     </w:p>
     <w:p>
@@ -11746,9 +11914,9 @@
       <w:r>
         <w:drawing>
           <wp:inline distT="0" distB="0" distL="0" distR="0">
-            <wp:extent cx="2286000" cy="2047875"/>
+            <wp:extent cx="4572000" cy="2295525"/>
             <wp:effectExtent t="0" r="0" b="0" l="0"/>
-            <wp:docPr id="27" name="TomeEnCours-complet.png" descr="L'encadré « Tome complet » de la fiche du tome." title="L'encadré « Tome complet » de la fiche du tome."/>
+            <wp:docPr id="27" name="EtatTome-etats.png" descr="L'encadré « État du tome » de la fiche du tome." title="L'encadré « État du tome » de la fiche du tome."/>
             <wp:cNvGraphicFramePr>
               <a:graphicFrameLocks xmlns:a="http://schemas.openxmlformats.org/drawingml/2006/main" noChangeAspect="1"/>
             </wp:cNvGraphicFramePr>
@@ -11771,7 +11939,7 @@
                   <pic:spPr bwMode="auto">
                     <a:xfrm>
                       <a:off x="0" y="0"/>
-                      <a:ext cx="2286000" cy="2047875"/>
+                      <a:ext cx="4572000" cy="2295525"/>
                     </a:xfrm>
                     <a:prstGeom prst="rect">
                       <a:avLst/>
@@ -11796,7 +11964,7 @@
         <w:t xml:space="preserve">Figure 9 — </w:t>
       </w:r>
       <w:r>
-        <w:t xml:space="preserve">L'encadré « Tome complet » de la fiche du tome.</w:t>
+        <w:t xml:space="preserve">L'encadré « État du tome » de la fiche du tome.</w:t>
       </w:r>
     </w:p>
     <w:tbl>
@@ -11823,11 +11991,11 @@
             <w:tcW w:type="dxa" w:w="9026"/>
             <w:tcBorders>
               <w:top w:val="none" w:color="FFFFFF" w:sz="0"/>
-              <w:left w:val="single" w:color="D9822B" w:sz="24"/>
+              <w:left w:val="single" w:color="7A4FB0" w:sz="24"/>
               <w:bottom w:val="none" w:color="FFFFFF" w:sz="0"/>
               <w:right w:val="none" w:color="FFFFFF" w:sz="0"/>
             </w:tcBorders>
-            <w:shd w:fill="FDF1E4" w:color="auto" w:val="clear"/>
+            <w:shd w:fill="F1ECFA" w:color="auto" w:val="clear"/>
             <w:tcMar>
               <w:top w:type="dxa" w:w="120"/>
               <w:left w:type="dxa" w:w="200"/>
@@ -11843,15 +12011,15 @@
               <w:rPr>
                 <w:b/>
                 <w:bCs/>
-                <w:color w:val="9A4D0C"/>
-              </w:rPr>
-              <w:t xml:space="preserve">Attention</w:t>
+                <w:color w:val="4B2A7B"/>
+              </w:rPr>
+              <w:t xml:space="preserve">À savoir</w:t>
             </w:r>
             <w:r>
               <w:t xml:space="preserve"> : </w:t>
             </w:r>
             <w:r>
-              <w:t xml:space="preserve">ici, rien n'est annoncé : ni article, ni Discord, ni e-mail. Pour annoncer le tome complet, cochez plutôt la case en ajoutant ses derniers chapitres (procédure précédente).</w:t>
+              <w:t xml:space="preserve">sans la case d'annonce, rien n'est annoncé : ni article, ni Discord, ni e-mail. Voir aussi le chapitre « Nouveau (version 2.1.5) : l'état des tomes et des œuvres ».</w:t>
             </w:r>
           </w:p>
         </w:tc>
@@ -11914,7 +12082,17 @@
           <w:b/>
           <w:bCs/>
         </w:rPr>
-        <w:t xml:space="preserve">Tome complet</w:t>
+        <w:t xml:space="preserve">État du tome</w:t>
+      </w:r>
+      <w:r>
+        <w:t xml:space="preserve">, sous </w:t>
+      </w:r>
+      <w:r>
+        <w:rPr>
+          <w:b/>
+          <w:bCs/>
+        </w:rPr>
+        <w:t xml:space="preserve">Publié</w:t>
       </w:r>
       <w:r>
         <w:t xml:space="preserve">, remplacez le lien.</w:t>
@@ -12808,7 +12986,7 @@
               <w:t xml:space="preserve"> : </w:t>
             </w:r>
             <w:r>
-              <w:t xml:space="preserve">ce chapitre décrit des fonctions de la version 2.1.5, en cours de finition. Il suit les maquettes validées par l'équipe. Les noms exacts des boutons peuvent encore changer.</w:t>
+              <w:t xml:space="preserve">ce chapitre décrit des fonctions de la version 2.1.5. Les images viennent des maquettes : si un détail diffère de l'écran, c'est le texte qui fait foi.</w:t>
             </w:r>
           </w:p>
         </w:tc>
@@ -13436,7 +13614,7 @@
                     </pic:cNvPicPr>
                   </pic:nvPicPr>
                   <pic:blipFill>
-                    <a:blip r:embed="rId24" cstate="none"/>
+                    <a:blip r:embed="rId19" cstate="none"/>
                     <a:srcRect/>
                     <a:stretch>
                       <a:fillRect/>
@@ -13727,6 +13905,1316 @@
             <wp:extent cx="5715000" cy="1333500"/>
             <wp:effectExtent t="0" r="0" b="0" l="0"/>
             <wp:docPr id="33" name="EtatTome-confirmations.png" descr="Les confirmations demandées avant un changement qui touche les lecteurs." title="Les confirmations demandées avant un changement qui touche les lecteurs."/>
+            <wp:cNvGraphicFramePr>
+              <a:graphicFrameLocks xmlns:a="http://schemas.openxmlformats.org/drawingml/2006/main" noChangeAspect="1"/>
+            </wp:cNvGraphicFramePr>
+            <a:graphic xmlns:a="http://schemas.openxmlformats.org/drawingml/2006/main">
+              <a:graphicData uri="http://schemas.openxmlformats.org/drawingml/2006/picture">
+                <pic:pic xmlns:pic="http://schemas.openxmlformats.org/drawingml/2006/picture">
+                  <pic:nvPicPr>
+                    <pic:cNvPr id="0" name="" descr=""/>
+                    <pic:cNvPicPr>
+                      <a:picLocks noChangeAspect="1" noChangeArrowheads="1"/>
+                    </pic:cNvPicPr>
+                  </pic:nvPicPr>
+                  <pic:blipFill>
+                    <a:blip r:embed="rId24" cstate="none"/>
+                    <a:srcRect/>
+                    <a:stretch>
+                      <a:fillRect/>
+                    </a:stretch>
+                  </pic:blipFill>
+                  <pic:spPr bwMode="auto">
+                    <a:xfrm>
+                      <a:off x="0" y="0"/>
+                      <a:ext cx="5715000" cy="1333500"/>
+                    </a:xfrm>
+                    <a:prstGeom prst="rect">
+                      <a:avLst/>
+                    </a:prstGeom>
+                  </pic:spPr>
+                </pic:pic>
+              </a:graphicData>
+            </a:graphic>
+          </wp:inline>
+        </w:drawing>
+      </w:r>
+    </w:p>
+    <w:p>
+      <w:pPr>
+        <w:pStyle w:val="Legende"/>
+      </w:pPr>
+      <w:r>
+        <w:rPr>
+          <w:b/>
+          <w:bCs/>
+        </w:rPr>
+        <w:t xml:space="preserve">Figure 15 — </w:t>
+      </w:r>
+      <w:r>
+        <w:t xml:space="preserve">Les confirmations demandées avant un changement qui touche les lecteurs.</w:t>
+      </w:r>
+    </w:p>
+    <w:tbl>
+      <w:tblPr>
+        <w:tblW w:type="dxa" w:w="9026"/>
+        <w:tblBorders>
+          <w:top w:val="single" w:color="auto" w:sz="4"/>
+          <w:left w:val="single" w:color="auto" w:sz="4"/>
+          <w:bottom w:val="single" w:color="auto" w:sz="4"/>
+          <w:right w:val="single" w:color="auto" w:sz="4"/>
+          <w:insideH w:val="single" w:color="auto" w:sz="4"/>
+          <w:insideV w:val="single" w:color="auto" w:sz="4"/>
+        </w:tblBorders>
+      </w:tblPr>
+      <w:tblGrid>
+        <w:gridCol w:w="1716"/>
+        <w:gridCol w:w="2534"/>
+        <w:gridCol w:w="4776"/>
+      </w:tblGrid>
+      <w:tr>
+        <w:trPr>
+          <w:cantSplit/>
+          <w:tblHeader/>
+        </w:trPr>
+        <w:tc>
+          <w:tcPr>
+            <w:tcW w:type="dxa" w:w="1716"/>
+            <w:tcBorders>
+              <w:top w:val="single" w:color="CFC6DE" w:sz="4"/>
+              <w:left w:val="single" w:color="CFC6DE" w:sz="4"/>
+              <w:bottom w:val="single" w:color="CFC6DE" w:sz="4"/>
+              <w:right w:val="single" w:color="CFC6DE" w:sz="4"/>
+            </w:tcBorders>
+            <w:shd w:fill="3A2A63" w:color="auto" w:val="clear"/>
+            <w:tcMar>
+              <w:top w:type="dxa" w:w="70"/>
+              <w:left w:type="dxa" w:w="110"/>
+              <w:bottom w:type="dxa" w:w="70"/>
+              <w:right w:type="dxa" w:w="110"/>
+            </w:tcMar>
+            <w:vAlign w:val="center"/>
+          </w:tcPr>
+          <w:p>
+            <w:pPr>
+              <w:spacing w:after="0" w:before="0"/>
+              <w:rPr>
+                <w:b/>
+                <w:bCs/>
+                <w:color w:val="FFFFFF"/>
+                <w:sz w:val="19"/>
+                <w:szCs w:val="19"/>
+              </w:rPr>
+            </w:pPr>
+            <w:r>
+              <w:rPr>
+                <w:b/>
+                <w:bCs/>
+                <w:color w:val="FFFFFF"/>
+                <w:sz w:val="19"/>
+                <w:szCs w:val="19"/>
+              </w:rPr>
+              <w:t xml:space="preserve">Changement</w:t>
+            </w:r>
+          </w:p>
+        </w:tc>
+        <w:tc>
+          <w:tcPr>
+            <w:tcW w:type="dxa" w:w="2534"/>
+            <w:tcBorders>
+              <w:top w:val="single" w:color="CFC6DE" w:sz="4"/>
+              <w:left w:val="single" w:color="CFC6DE" w:sz="4"/>
+              <w:bottom w:val="single" w:color="CFC6DE" w:sz="4"/>
+              <w:right w:val="single" w:color="CFC6DE" w:sz="4"/>
+            </w:tcBorders>
+            <w:shd w:fill="3A2A63" w:color="auto" w:val="clear"/>
+            <w:tcMar>
+              <w:top w:type="dxa" w:w="70"/>
+              <w:left w:type="dxa" w:w="110"/>
+              <w:bottom w:type="dxa" w:w="70"/>
+              <w:right w:type="dxa" w:w="110"/>
+            </w:tcMar>
+            <w:vAlign w:val="center"/>
+          </w:tcPr>
+          <w:p>
+            <w:pPr>
+              <w:spacing w:after="0" w:before="0"/>
+              <w:rPr>
+                <w:b/>
+                <w:bCs/>
+                <w:color w:val="FFFFFF"/>
+                <w:sz w:val="19"/>
+                <w:szCs w:val="19"/>
+              </w:rPr>
+            </w:pPr>
+            <w:r>
+              <w:rPr>
+                <w:b/>
+                <w:bCs/>
+                <w:color w:val="FFFFFF"/>
+                <w:sz w:val="19"/>
+                <w:szCs w:val="19"/>
+              </w:rPr>
+              <w:t xml:space="preserve">Bouton de confirmation</w:t>
+            </w:r>
+          </w:p>
+        </w:tc>
+        <w:tc>
+          <w:tcPr>
+            <w:tcW w:type="dxa" w:w="4776"/>
+            <w:tcBorders>
+              <w:top w:val="single" w:color="CFC6DE" w:sz="4"/>
+              <w:left w:val="single" w:color="CFC6DE" w:sz="4"/>
+              <w:bottom w:val="single" w:color="CFC6DE" w:sz="4"/>
+              <w:right w:val="single" w:color="CFC6DE" w:sz="4"/>
+            </w:tcBorders>
+            <w:shd w:fill="3A2A63" w:color="auto" w:val="clear"/>
+            <w:tcMar>
+              <w:top w:type="dxa" w:w="70"/>
+              <w:left w:type="dxa" w:w="110"/>
+              <w:bottom w:type="dxa" w:w="70"/>
+              <w:right w:type="dxa" w:w="110"/>
+            </w:tcMar>
+            <w:vAlign w:val="center"/>
+          </w:tcPr>
+          <w:p>
+            <w:pPr>
+              <w:spacing w:after="0" w:before="0"/>
+              <w:rPr>
+                <w:b/>
+                <w:bCs/>
+                <w:color w:val="FFFFFF"/>
+                <w:sz w:val="19"/>
+                <w:szCs w:val="19"/>
+              </w:rPr>
+            </w:pPr>
+            <w:r>
+              <w:rPr>
+                <w:b/>
+                <w:bCs/>
+                <w:color w:val="FFFFFF"/>
+                <w:sz w:val="19"/>
+                <w:szCs w:val="19"/>
+              </w:rPr>
+              <w:t xml:space="preserve">Ce qui se passe</w:t>
+            </w:r>
+          </w:p>
+        </w:tc>
+      </w:tr>
+      <w:tr>
+        <w:trPr>
+          <w:cantSplit/>
+          <w:tblHeader w:val="off"/>
+        </w:trPr>
+        <w:tc>
+          <w:tcPr>
+            <w:tcW w:type="dxa" w:w="1716"/>
+            <w:tcBorders>
+              <w:top w:val="single" w:color="CFC6DE" w:sz="4"/>
+              <w:left w:val="single" w:color="CFC6DE" w:sz="4"/>
+              <w:bottom w:val="single" w:color="CFC6DE" w:sz="4"/>
+              <w:right w:val="single" w:color="CFC6DE" w:sz="4"/>
+            </w:tcBorders>
+            <w:tcMar>
+              <w:top w:type="dxa" w:w="70"/>
+              <w:left w:type="dxa" w:w="110"/>
+              <w:bottom w:type="dxa" w:w="70"/>
+              <w:right w:type="dxa" w:w="110"/>
+            </w:tcMar>
+            <w:vAlign w:val="center"/>
+          </w:tcPr>
+          <w:p>
+            <w:pPr>
+              <w:spacing w:after="0" w:before="0"/>
+              <w:rPr>
+                <w:sz w:val="19"/>
+                <w:szCs w:val="19"/>
+              </w:rPr>
+            </w:pPr>
+            <w:r>
+              <w:rPr>
+                <w:b/>
+                <w:bCs/>
+                <w:sz w:val="19"/>
+                <w:szCs w:val="19"/>
+              </w:rPr>
+              <w:t xml:space="preserve">Planifié → En cours de publication</w:t>
+            </w:r>
+          </w:p>
+        </w:tc>
+        <w:tc>
+          <w:tcPr>
+            <w:tcW w:type="dxa" w:w="2534"/>
+            <w:tcBorders>
+              <w:top w:val="single" w:color="CFC6DE" w:sz="4"/>
+              <w:left w:val="single" w:color="CFC6DE" w:sz="4"/>
+              <w:bottom w:val="single" w:color="CFC6DE" w:sz="4"/>
+              <w:right w:val="single" w:color="CFC6DE" w:sz="4"/>
+            </w:tcBorders>
+            <w:tcMar>
+              <w:top w:type="dxa" w:w="70"/>
+              <w:left w:type="dxa" w:w="110"/>
+              <w:bottom w:type="dxa" w:w="70"/>
+              <w:right w:type="dxa" w:w="110"/>
+            </w:tcMar>
+            <w:vAlign w:val="center"/>
+          </w:tcPr>
+          <w:p>
+            <w:pPr>
+              <w:spacing w:after="0" w:before="0"/>
+              <w:rPr>
+                <w:sz w:val="19"/>
+                <w:szCs w:val="19"/>
+              </w:rPr>
+            </w:pPr>
+            <w:r>
+              <w:rPr>
+                <w:sz w:val="19"/>
+                <w:szCs w:val="19"/>
+              </w:rPr>
+              <w:t xml:space="preserve">aucun</w:t>
+            </w:r>
+          </w:p>
+        </w:tc>
+        <w:tc>
+          <w:tcPr>
+            <w:tcW w:type="dxa" w:w="4776"/>
+            <w:tcBorders>
+              <w:top w:val="single" w:color="CFC6DE" w:sz="4"/>
+              <w:left w:val="single" w:color="CFC6DE" w:sz="4"/>
+              <w:bottom w:val="single" w:color="CFC6DE" w:sz="4"/>
+              <w:right w:val="single" w:color="CFC6DE" w:sz="4"/>
+            </w:tcBorders>
+            <w:tcMar>
+              <w:top w:type="dxa" w:w="70"/>
+              <w:left w:type="dxa" w:w="110"/>
+              <w:bottom w:type="dxa" w:w="70"/>
+              <w:right w:type="dxa" w:w="110"/>
+            </w:tcMar>
+            <w:vAlign w:val="center"/>
+          </w:tcPr>
+          <w:p>
+            <w:pPr>
+              <w:spacing w:after="0" w:before="0"/>
+              <w:rPr>
+                <w:sz w:val="19"/>
+                <w:szCs w:val="19"/>
+              </w:rPr>
+            </w:pPr>
+            <w:r>
+              <w:rPr>
+                <w:sz w:val="19"/>
+                <w:szCs w:val="19"/>
+              </w:rPr>
+              <w:t xml:space="preserve">Rien ne change tant qu'aucun chapitre n'est en ligne. Le site propose d'</w:t>
+            </w:r>
+            <w:r>
+              <w:rPr>
+                <w:b/>
+                <w:bCs/>
+                <w:sz w:val="19"/>
+                <w:szCs w:val="19"/>
+              </w:rPr>
+              <w:t xml:space="preserve">Ajouter des chapitres</w:t>
+            </w:r>
+            <w:r>
+              <w:rPr>
+                <w:sz w:val="19"/>
+                <w:szCs w:val="19"/>
+              </w:rPr>
+              <w:t xml:space="preserve">.</w:t>
+            </w:r>
+          </w:p>
+        </w:tc>
+      </w:tr>
+      <w:tr>
+        <w:trPr>
+          <w:cantSplit/>
+          <w:tblHeader w:val="off"/>
+        </w:trPr>
+        <w:tc>
+          <w:tcPr>
+            <w:tcW w:type="dxa" w:w="1716"/>
+            <w:tcBorders>
+              <w:top w:val="single" w:color="CFC6DE" w:sz="4"/>
+              <w:left w:val="single" w:color="CFC6DE" w:sz="4"/>
+              <w:bottom w:val="single" w:color="CFC6DE" w:sz="4"/>
+              <w:right w:val="single" w:color="CFC6DE" w:sz="4"/>
+            </w:tcBorders>
+            <w:shd w:fill="F6F3FA" w:color="auto" w:val="clear"/>
+            <w:tcMar>
+              <w:top w:type="dxa" w:w="70"/>
+              <w:left w:type="dxa" w:w="110"/>
+              <w:bottom w:type="dxa" w:w="70"/>
+              <w:right w:type="dxa" w:w="110"/>
+            </w:tcMar>
+            <w:vAlign w:val="center"/>
+          </w:tcPr>
+          <w:p>
+            <w:pPr>
+              <w:spacing w:after="0" w:before="0"/>
+              <w:rPr>
+                <w:sz w:val="19"/>
+                <w:szCs w:val="19"/>
+              </w:rPr>
+            </w:pPr>
+            <w:r>
+              <w:rPr>
+                <w:b/>
+                <w:bCs/>
+                <w:sz w:val="19"/>
+                <w:szCs w:val="19"/>
+              </w:rPr>
+              <w:t xml:space="preserve">Planifié → Publié</w:t>
+            </w:r>
+          </w:p>
+        </w:tc>
+        <w:tc>
+          <w:tcPr>
+            <w:tcW w:type="dxa" w:w="2534"/>
+            <w:tcBorders>
+              <w:top w:val="single" w:color="CFC6DE" w:sz="4"/>
+              <w:left w:val="single" w:color="CFC6DE" w:sz="4"/>
+              <w:bottom w:val="single" w:color="CFC6DE" w:sz="4"/>
+              <w:right w:val="single" w:color="CFC6DE" w:sz="4"/>
+            </w:tcBorders>
+            <w:shd w:fill="F6F3FA" w:color="auto" w:val="clear"/>
+            <w:tcMar>
+              <w:top w:type="dxa" w:w="70"/>
+              <w:left w:type="dxa" w:w="110"/>
+              <w:bottom w:type="dxa" w:w="70"/>
+              <w:right w:type="dxa" w:w="110"/>
+            </w:tcMar>
+            <w:vAlign w:val="center"/>
+          </w:tcPr>
+          <w:p>
+            <w:pPr>
+              <w:spacing w:after="0" w:before="0"/>
+              <w:rPr>
+                <w:sz w:val="19"/>
+                <w:szCs w:val="19"/>
+              </w:rPr>
+            </w:pPr>
+            <w:r>
+              <w:rPr>
+                <w:b/>
+                <w:bCs/>
+                <w:sz w:val="19"/>
+                <w:szCs w:val="19"/>
+              </w:rPr>
+              <w:t xml:space="preserve">Oui, publier le tome</w:t>
+            </w:r>
+          </w:p>
+        </w:tc>
+        <w:tc>
+          <w:tcPr>
+            <w:tcW w:type="dxa" w:w="4776"/>
+            <w:tcBorders>
+              <w:top w:val="single" w:color="CFC6DE" w:sz="4"/>
+              <w:left w:val="single" w:color="CFC6DE" w:sz="4"/>
+              <w:bottom w:val="single" w:color="CFC6DE" w:sz="4"/>
+              <w:right w:val="single" w:color="CFC6DE" w:sz="4"/>
+            </w:tcBorders>
+            <w:shd w:fill="F6F3FA" w:color="auto" w:val="clear"/>
+            <w:tcMar>
+              <w:top w:type="dxa" w:w="70"/>
+              <w:left w:type="dxa" w:w="110"/>
+              <w:bottom w:type="dxa" w:w="70"/>
+              <w:right w:type="dxa" w:w="110"/>
+            </w:tcMar>
+            <w:vAlign w:val="center"/>
+          </w:tcPr>
+          <w:p>
+            <w:pPr>
+              <w:spacing w:after="0" w:before="0"/>
+              <w:rPr>
+                <w:sz w:val="19"/>
+                <w:szCs w:val="19"/>
+              </w:rPr>
+            </w:pPr>
+            <w:r>
+              <w:rPr>
+                <w:sz w:val="19"/>
+                <w:szCs w:val="19"/>
+              </w:rPr>
+              <w:t xml:space="preserve">Le tome et ses chapitres prêts sont publiés. Annonce seulement si vous avez coché la case d'annonce.</w:t>
+            </w:r>
+          </w:p>
+        </w:tc>
+      </w:tr>
+      <w:tr>
+        <w:trPr>
+          <w:cantSplit/>
+          <w:tblHeader w:val="off"/>
+        </w:trPr>
+        <w:tc>
+          <w:tcPr>
+            <w:tcW w:type="dxa" w:w="1716"/>
+            <w:tcBorders>
+              <w:top w:val="single" w:color="CFC6DE" w:sz="4"/>
+              <w:left w:val="single" w:color="CFC6DE" w:sz="4"/>
+              <w:bottom w:val="single" w:color="CFC6DE" w:sz="4"/>
+              <w:right w:val="single" w:color="CFC6DE" w:sz="4"/>
+            </w:tcBorders>
+            <w:tcMar>
+              <w:top w:type="dxa" w:w="70"/>
+              <w:left w:type="dxa" w:w="110"/>
+              <w:bottom w:type="dxa" w:w="70"/>
+              <w:right w:type="dxa" w:w="110"/>
+            </w:tcMar>
+            <w:vAlign w:val="center"/>
+          </w:tcPr>
+          <w:p>
+            <w:pPr>
+              <w:spacing w:after="0" w:before="0"/>
+              <w:rPr>
+                <w:sz w:val="19"/>
+                <w:szCs w:val="19"/>
+              </w:rPr>
+            </w:pPr>
+            <w:r>
+              <w:rPr>
+                <w:b/>
+                <w:bCs/>
+                <w:sz w:val="19"/>
+                <w:szCs w:val="19"/>
+              </w:rPr>
+              <w:t xml:space="preserve">En cours de publication → Publié</w:t>
+            </w:r>
+          </w:p>
+        </w:tc>
+        <w:tc>
+          <w:tcPr>
+            <w:tcW w:type="dxa" w:w="2534"/>
+            <w:tcBorders>
+              <w:top w:val="single" w:color="CFC6DE" w:sz="4"/>
+              <w:left w:val="single" w:color="CFC6DE" w:sz="4"/>
+              <w:bottom w:val="single" w:color="CFC6DE" w:sz="4"/>
+              <w:right w:val="single" w:color="CFC6DE" w:sz="4"/>
+            </w:tcBorders>
+            <w:tcMar>
+              <w:top w:type="dxa" w:w="70"/>
+              <w:left w:type="dxa" w:w="110"/>
+              <w:bottom w:type="dxa" w:w="70"/>
+              <w:right w:type="dxa" w:w="110"/>
+            </w:tcMar>
+            <w:vAlign w:val="center"/>
+          </w:tcPr>
+          <w:p>
+            <w:pPr>
+              <w:spacing w:after="0" w:before="0"/>
+              <w:rPr>
+                <w:sz w:val="19"/>
+                <w:szCs w:val="19"/>
+              </w:rPr>
+            </w:pPr>
+            <w:r>
+              <w:rPr>
+                <w:b/>
+                <w:bCs/>
+                <w:sz w:val="19"/>
+                <w:szCs w:val="19"/>
+              </w:rPr>
+              <w:t xml:space="preserve">Oui, passer à « Publié »</w:t>
+            </w:r>
+            <w:r>
+              <w:rPr>
+                <w:sz w:val="19"/>
+                <w:szCs w:val="19"/>
+              </w:rPr>
+              <w:t xml:space="preserve"> (demandé s'il manque des chapitres prévus)</w:t>
+            </w:r>
+          </w:p>
+        </w:tc>
+        <w:tc>
+          <w:tcPr>
+            <w:tcW w:type="dxa" w:w="4776"/>
+            <w:tcBorders>
+              <w:top w:val="single" w:color="CFC6DE" w:sz="4"/>
+              <w:left w:val="single" w:color="CFC6DE" w:sz="4"/>
+              <w:bottom w:val="single" w:color="CFC6DE" w:sz="4"/>
+              <w:right w:val="single" w:color="CFC6DE" w:sz="4"/>
+            </w:tcBorders>
+            <w:tcMar>
+              <w:top w:type="dxa" w:w="70"/>
+              <w:left w:type="dxa" w:w="110"/>
+              <w:bottom w:type="dxa" w:w="70"/>
+              <w:right w:type="dxa" w:w="110"/>
+            </w:tcMar>
+            <w:vAlign w:val="center"/>
+          </w:tcPr>
+          <w:p>
+            <w:pPr>
+              <w:spacing w:after="0" w:before="0"/>
+              <w:rPr>
+                <w:sz w:val="19"/>
+                <w:szCs w:val="19"/>
+              </w:rPr>
+            </w:pPr>
+            <w:r>
+              <w:rPr>
+                <w:sz w:val="19"/>
+                <w:szCs w:val="19"/>
+              </w:rPr>
+              <w:t xml:space="preserve">Les liens PDF et EPUB s'affichent, le planning passe à « Publié » (100 %). Annonce « Le tome est complet » seulement si la case est cochée.</w:t>
+            </w:r>
+          </w:p>
+        </w:tc>
+      </w:tr>
+      <w:tr>
+        <w:trPr>
+          <w:cantSplit/>
+          <w:tblHeader w:val="off"/>
+        </w:trPr>
+        <w:tc>
+          <w:tcPr>
+            <w:tcW w:type="dxa" w:w="1716"/>
+            <w:tcBorders>
+              <w:top w:val="single" w:color="CFC6DE" w:sz="4"/>
+              <w:left w:val="single" w:color="CFC6DE" w:sz="4"/>
+              <w:bottom w:val="single" w:color="CFC6DE" w:sz="4"/>
+              <w:right w:val="single" w:color="CFC6DE" w:sz="4"/>
+            </w:tcBorders>
+            <w:shd w:fill="F6F3FA" w:color="auto" w:val="clear"/>
+            <w:tcMar>
+              <w:top w:type="dxa" w:w="70"/>
+              <w:left w:type="dxa" w:w="110"/>
+              <w:bottom w:type="dxa" w:w="70"/>
+              <w:right w:type="dxa" w:w="110"/>
+            </w:tcMar>
+            <w:vAlign w:val="center"/>
+          </w:tcPr>
+          <w:p>
+            <w:pPr>
+              <w:spacing w:after="0" w:before="0"/>
+              <w:rPr>
+                <w:sz w:val="19"/>
+                <w:szCs w:val="19"/>
+              </w:rPr>
+            </w:pPr>
+            <w:r>
+              <w:rPr>
+                <w:b/>
+                <w:bCs/>
+                <w:sz w:val="19"/>
+                <w:szCs w:val="19"/>
+              </w:rPr>
+              <w:t xml:space="preserve">Publié → En cours de publication</w:t>
+            </w:r>
+          </w:p>
+        </w:tc>
+        <w:tc>
+          <w:tcPr>
+            <w:tcW w:type="dxa" w:w="2534"/>
+            <w:tcBorders>
+              <w:top w:val="single" w:color="CFC6DE" w:sz="4"/>
+              <w:left w:val="single" w:color="CFC6DE" w:sz="4"/>
+              <w:bottom w:val="single" w:color="CFC6DE" w:sz="4"/>
+              <w:right w:val="single" w:color="CFC6DE" w:sz="4"/>
+            </w:tcBorders>
+            <w:shd w:fill="F6F3FA" w:color="auto" w:val="clear"/>
+            <w:tcMar>
+              <w:top w:type="dxa" w:w="70"/>
+              <w:left w:type="dxa" w:w="110"/>
+              <w:bottom w:type="dxa" w:w="70"/>
+              <w:right w:type="dxa" w:w="110"/>
+            </w:tcMar>
+            <w:vAlign w:val="center"/>
+          </w:tcPr>
+          <w:p>
+            <w:pPr>
+              <w:spacing w:after="0" w:before="0"/>
+              <w:rPr>
+                <w:sz w:val="19"/>
+                <w:szCs w:val="19"/>
+              </w:rPr>
+            </w:pPr>
+            <w:r>
+              <w:rPr>
+                <w:b/>
+                <w:bCs/>
+                <w:sz w:val="19"/>
+                <w:szCs w:val="19"/>
+              </w:rPr>
+              <w:t xml:space="preserve">Oui, rouvrir le tome</w:t>
+            </w:r>
+          </w:p>
+        </w:tc>
+        <w:tc>
+          <w:tcPr>
+            <w:tcW w:type="dxa" w:w="4776"/>
+            <w:tcBorders>
+              <w:top w:val="single" w:color="CFC6DE" w:sz="4"/>
+              <w:left w:val="single" w:color="CFC6DE" w:sz="4"/>
+              <w:bottom w:val="single" w:color="CFC6DE" w:sz="4"/>
+              <w:right w:val="single" w:color="CFC6DE" w:sz="4"/>
+            </w:tcBorders>
+            <w:shd w:fill="F6F3FA" w:color="auto" w:val="clear"/>
+            <w:tcMar>
+              <w:top w:type="dxa" w:w="70"/>
+              <w:left w:type="dxa" w:w="110"/>
+              <w:bottom w:type="dxa" w:w="70"/>
+              <w:right w:type="dxa" w:w="110"/>
+            </w:tcMar>
+            <w:vAlign w:val="center"/>
+          </w:tcPr>
+          <w:p>
+            <w:pPr>
+              <w:spacing w:after="0" w:before="0"/>
+              <w:rPr>
+                <w:sz w:val="19"/>
+                <w:szCs w:val="19"/>
+              </w:rPr>
+            </w:pPr>
+            <w:r>
+              <w:rPr>
+                <w:sz w:val="19"/>
+                <w:szCs w:val="19"/>
+              </w:rPr>
+              <w:t xml:space="preserve">Le tome est rouvert. Les liens PDF et EPUB sont gardés mais masqués aux lecteurs. Le planning revient à l'étape « Édition ».</w:t>
+            </w:r>
+          </w:p>
+        </w:tc>
+      </w:tr>
+      <w:tr>
+        <w:trPr>
+          <w:cantSplit/>
+          <w:tblHeader w:val="off"/>
+        </w:trPr>
+        <w:tc>
+          <w:tcPr>
+            <w:tcW w:type="dxa" w:w="1716"/>
+            <w:tcBorders>
+              <w:top w:val="single" w:color="CFC6DE" w:sz="4"/>
+              <w:left w:val="single" w:color="CFC6DE" w:sz="4"/>
+              <w:bottom w:val="single" w:color="CFC6DE" w:sz="4"/>
+              <w:right w:val="single" w:color="CFC6DE" w:sz="4"/>
+            </w:tcBorders>
+            <w:tcMar>
+              <w:top w:type="dxa" w:w="70"/>
+              <w:left w:type="dxa" w:w="110"/>
+              <w:bottom w:type="dxa" w:w="70"/>
+              <w:right w:type="dxa" w:w="110"/>
+            </w:tcMar>
+            <w:vAlign w:val="center"/>
+          </w:tcPr>
+          <w:p>
+            <w:pPr>
+              <w:spacing w:after="0" w:before="0"/>
+              <w:rPr>
+                <w:sz w:val="19"/>
+                <w:szCs w:val="19"/>
+              </w:rPr>
+            </w:pPr>
+            <w:r>
+              <w:rPr>
+                <w:b/>
+                <w:bCs/>
+                <w:sz w:val="19"/>
+                <w:szCs w:val="19"/>
+              </w:rPr>
+              <w:t xml:space="preserve">En cours de publication → Planifié</w:t>
+            </w:r>
+          </w:p>
+        </w:tc>
+        <w:tc>
+          <w:tcPr>
+            <w:tcW w:type="dxa" w:w="2534"/>
+            <w:tcBorders>
+              <w:top w:val="single" w:color="CFC6DE" w:sz="4"/>
+              <w:left w:val="single" w:color="CFC6DE" w:sz="4"/>
+              <w:bottom w:val="single" w:color="CFC6DE" w:sz="4"/>
+              <w:right w:val="single" w:color="CFC6DE" w:sz="4"/>
+            </w:tcBorders>
+            <w:tcMar>
+              <w:top w:type="dxa" w:w="70"/>
+              <w:left w:type="dxa" w:w="110"/>
+              <w:bottom w:type="dxa" w:w="70"/>
+              <w:right w:type="dxa" w:w="110"/>
+            </w:tcMar>
+            <w:vAlign w:val="center"/>
+          </w:tcPr>
+          <w:p>
+            <w:pPr>
+              <w:spacing w:after="0" w:before="0"/>
+              <w:rPr>
+                <w:sz w:val="19"/>
+                <w:szCs w:val="19"/>
+              </w:rPr>
+            </w:pPr>
+            <w:r>
+              <w:rPr>
+                <w:b/>
+                <w:bCs/>
+                <w:sz w:val="19"/>
+                <w:szCs w:val="19"/>
+              </w:rPr>
+              <w:t xml:space="preserve">Oui, retirer de la lecture</w:t>
+            </w:r>
+          </w:p>
+        </w:tc>
+        <w:tc>
+          <w:tcPr>
+            <w:tcW w:type="dxa" w:w="4776"/>
+            <w:tcBorders>
+              <w:top w:val="single" w:color="CFC6DE" w:sz="4"/>
+              <w:left w:val="single" w:color="CFC6DE" w:sz="4"/>
+              <w:bottom w:val="single" w:color="CFC6DE" w:sz="4"/>
+              <w:right w:val="single" w:color="CFC6DE" w:sz="4"/>
+            </w:tcBorders>
+            <w:tcMar>
+              <w:top w:type="dxa" w:w="70"/>
+              <w:left w:type="dxa" w:w="110"/>
+              <w:bottom w:type="dxa" w:w="70"/>
+              <w:right w:type="dxa" w:w="110"/>
+            </w:tcMar>
+            <w:vAlign w:val="center"/>
+          </w:tcPr>
+          <w:p>
+            <w:pPr>
+              <w:spacing w:after="0" w:before="0"/>
+              <w:rPr>
+                <w:sz w:val="19"/>
+                <w:szCs w:val="19"/>
+              </w:rPr>
+            </w:pPr>
+            <w:r>
+              <w:rPr>
+                <w:sz w:val="19"/>
+                <w:szCs w:val="19"/>
+              </w:rPr>
+              <w:t xml:space="preserve">Les chapitres en ligne et programmés repassent en brouillon, le tome aussi, l'annonce est dépubliée et les notifications pas encore parties sont annulées. Le tome redevient « à paraître ».</w:t>
+            </w:r>
+          </w:p>
+        </w:tc>
+      </w:tr>
+      <w:tr>
+        <w:trPr>
+          <w:cantSplit/>
+          <w:tblHeader w:val="off"/>
+        </w:trPr>
+        <w:tc>
+          <w:tcPr>
+            <w:tcW w:type="dxa" w:w="1716"/>
+            <w:tcBorders>
+              <w:top w:val="single" w:color="CFC6DE" w:sz="4"/>
+              <w:left w:val="single" w:color="CFC6DE" w:sz="4"/>
+              <w:bottom w:val="single" w:color="CFC6DE" w:sz="4"/>
+              <w:right w:val="single" w:color="CFC6DE" w:sz="4"/>
+            </w:tcBorders>
+            <w:shd w:fill="F6F3FA" w:color="auto" w:val="clear"/>
+            <w:tcMar>
+              <w:top w:type="dxa" w:w="70"/>
+              <w:left w:type="dxa" w:w="110"/>
+              <w:bottom w:type="dxa" w:w="70"/>
+              <w:right w:type="dxa" w:w="110"/>
+            </w:tcMar>
+            <w:vAlign w:val="center"/>
+          </w:tcPr>
+          <w:p>
+            <w:pPr>
+              <w:spacing w:after="0" w:before="0"/>
+              <w:rPr>
+                <w:sz w:val="19"/>
+                <w:szCs w:val="19"/>
+              </w:rPr>
+            </w:pPr>
+            <w:r>
+              <w:rPr>
+                <w:b/>
+                <w:bCs/>
+                <w:sz w:val="19"/>
+                <w:szCs w:val="19"/>
+              </w:rPr>
+              <w:t xml:space="preserve">Publié → Planifié</w:t>
+            </w:r>
+          </w:p>
+        </w:tc>
+        <w:tc>
+          <w:tcPr>
+            <w:tcW w:type="dxa" w:w="2534"/>
+            <w:tcBorders>
+              <w:top w:val="single" w:color="CFC6DE" w:sz="4"/>
+              <w:left w:val="single" w:color="CFC6DE" w:sz="4"/>
+              <w:bottom w:val="single" w:color="CFC6DE" w:sz="4"/>
+              <w:right w:val="single" w:color="CFC6DE" w:sz="4"/>
+            </w:tcBorders>
+            <w:shd w:fill="F6F3FA" w:color="auto" w:val="clear"/>
+            <w:tcMar>
+              <w:top w:type="dxa" w:w="70"/>
+              <w:left w:type="dxa" w:w="110"/>
+              <w:bottom w:type="dxa" w:w="70"/>
+              <w:right w:type="dxa" w:w="110"/>
+            </w:tcMar>
+            <w:vAlign w:val="center"/>
+          </w:tcPr>
+          <w:p>
+            <w:pPr>
+              <w:spacing w:after="0" w:before="0"/>
+              <w:rPr>
+                <w:sz w:val="19"/>
+                <w:szCs w:val="19"/>
+              </w:rPr>
+            </w:pPr>
+            <w:r>
+              <w:rPr>
+                <w:sz w:val="19"/>
+                <w:szCs w:val="19"/>
+              </w:rPr>
+              <w:t xml:space="preserve">cocher </w:t>
+            </w:r>
+            <w:r>
+              <w:rPr>
+                <w:b/>
+                <w:bCs/>
+                <w:sz w:val="19"/>
+                <w:szCs w:val="19"/>
+              </w:rPr>
+              <w:t xml:space="preserve">Je comprends que le tome entier ne sera plus lisible</w:t>
+            </w:r>
+            <w:r>
+              <w:rPr>
+                <w:sz w:val="19"/>
+                <w:szCs w:val="19"/>
+              </w:rPr>
+              <w:t xml:space="preserve">, puis </w:t>
+            </w:r>
+            <w:r>
+              <w:rPr>
+                <w:b/>
+                <w:bCs/>
+                <w:sz w:val="19"/>
+                <w:szCs w:val="19"/>
+              </w:rPr>
+              <w:t xml:space="preserve">Oui, retirer le tome de la lecture</w:t>
+            </w:r>
+          </w:p>
+        </w:tc>
+        <w:tc>
+          <w:tcPr>
+            <w:tcW w:type="dxa" w:w="4776"/>
+            <w:tcBorders>
+              <w:top w:val="single" w:color="CFC6DE" w:sz="4"/>
+              <w:left w:val="single" w:color="CFC6DE" w:sz="4"/>
+              <w:bottom w:val="single" w:color="CFC6DE" w:sz="4"/>
+              <w:right w:val="single" w:color="CFC6DE" w:sz="4"/>
+            </w:tcBorders>
+            <w:shd w:fill="F6F3FA" w:color="auto" w:val="clear"/>
+            <w:tcMar>
+              <w:top w:type="dxa" w:w="70"/>
+              <w:left w:type="dxa" w:w="110"/>
+              <w:bottom w:type="dxa" w:w="70"/>
+              <w:right w:type="dxa" w:w="110"/>
+            </w:tcMar>
+            <w:vAlign w:val="center"/>
+          </w:tcPr>
+          <w:p>
+            <w:pPr>
+              <w:spacing w:after="0" w:before="0"/>
+              <w:rPr>
+                <w:sz w:val="19"/>
+                <w:szCs w:val="19"/>
+              </w:rPr>
+            </w:pPr>
+            <w:r>
+              <w:rPr>
+                <w:sz w:val="19"/>
+                <w:szCs w:val="19"/>
+              </w:rPr>
+              <w:t xml:space="preserve">Même retrait, pour le tome entier.</w:t>
+            </w:r>
+          </w:p>
+        </w:tc>
+      </w:tr>
+    </w:tbl>
+    <w:p>
+      <w:pPr>
+        <w:spacing w:after="60" w:before="0"/>
+      </w:pPr>
+    </w:p>
+    <w:tbl>
+      <w:tblPr>
+        <w:tblW w:type="dxa" w:w="9026"/>
+        <w:tblBorders>
+          <w:top w:val="single" w:color="auto" w:sz="4"/>
+          <w:left w:val="single" w:color="auto" w:sz="4"/>
+          <w:bottom w:val="single" w:color="auto" w:sz="4"/>
+          <w:right w:val="single" w:color="auto" w:sz="4"/>
+          <w:insideH w:val="single" w:color="auto" w:sz="4"/>
+          <w:insideV w:val="single" w:color="auto" w:sz="4"/>
+        </w:tblBorders>
+      </w:tblPr>
+      <w:tblGrid>
+        <w:gridCol w:w="9026"/>
+      </w:tblGrid>
+      <w:tr>
+        <w:trPr>
+          <w:cantSplit/>
+        </w:trPr>
+        <w:tc>
+          <w:tcPr>
+            <w:tcW w:type="dxa" w:w="9026"/>
+            <w:tcBorders>
+              <w:top w:val="none" w:color="FFFFFF" w:sz="0"/>
+              <w:left w:val="single" w:color="D9822B" w:sz="24"/>
+              <w:bottom w:val="none" w:color="FFFFFF" w:sz="0"/>
+              <w:right w:val="none" w:color="FFFFFF" w:sz="0"/>
+            </w:tcBorders>
+            <w:shd w:fill="FDF1E4" w:color="auto" w:val="clear"/>
+            <w:tcMar>
+              <w:top w:type="dxa" w:w="120"/>
+              <w:left w:type="dxa" w:w="200"/>
+              <w:bottom w:type="dxa" w:w="120"/>
+              <w:right w:type="dxa" w:w="160"/>
+            </w:tcMar>
+          </w:tcPr>
+          <w:p>
+            <w:pPr>
+              <w:spacing w:after="0" w:before="0"/>
+            </w:pPr>
+            <w:r>
+              <w:rPr>
+                <w:b/>
+                <w:bCs/>
+                <w:color w:val="9A4D0C"/>
+              </w:rPr>
+              <w:t xml:space="preserve">Attention</w:t>
+            </w:r>
+            <w:r>
+              <w:t xml:space="preserve"> : </w:t>
+            </w:r>
+            <w:r>
+              <w:t xml:space="preserve">le retour </w:t>
+            </w:r>
+            <w:r>
+              <w:rPr>
+                <w:b/>
+                <w:bCs/>
+              </w:rPr>
+              <w:t xml:space="preserve">En cours de publication → Planifié</w:t>
+            </w:r>
+            <w:r>
+              <w:t xml:space="preserve"> retire les chapitres que les lecteurs pouvaient lire. Il sert à réparer une publication faite par erreur. Pour arrêter un tome sans rien retirer, mettez-le plutôt en pause (voir « Mettre un tome en pause »).</w:t>
+            </w:r>
+          </w:p>
+        </w:tc>
+      </w:tr>
+    </w:tbl>
+    <w:p>
+      <w:pPr>
+        <w:pStyle w:val="Heading2"/>
+      </w:pPr>
+      <w:bookmarkStart w:name="titre-54" w:id="120"/>
+      <w:r>
+        <w:t xml:space="preserve">10.4 J'ai publié au lieu de programmer : comment réparer</w:t>
+      </w:r>
+      <w:bookmarkEnd w:id="120"/>
+    </w:p>
+    <w:p>
+      <w:r>
+        <w:t xml:space="preserve">Exemple : vous vouliez programmer le prologue pour samedi, mais vous avez cliqué sur </w:t>
+      </w:r>
+      <w:r>
+        <w:rPr>
+          <w:b/>
+          <w:bCs/>
+        </w:rPr>
+        <w:t xml:space="preserve">Maintenant</w:t>
+      </w:r>
+      <w:r>
+        <w:t xml:space="preserve">. Le tome est passé « En cours » et l'annonce est partie.</w:t>
+      </w:r>
+    </w:p>
+    <w:p>
+      <w:pPr>
+        <w:pStyle w:val="ListParagraph"/>
+        <w:numPr>
+          <w:ilvl w:val="0"/>
+          <w:numId w:val="26"/>
+        </w:numPr>
+        <w:spacing w:after="60" w:before="40"/>
+      </w:pPr>
+      <w:r>
+        <w:rPr>
+          <w:b/>
+          <w:bCs/>
+        </w:rPr>
+        <w:t xml:space="preserve">Tous les tomes</w:t>
+      </w:r>
+      <w:r>
+        <w:t xml:space="preserve">, puis </w:t>
+      </w:r>
+      <w:r>
+        <w:rPr>
+          <w:b/>
+          <w:bCs/>
+        </w:rPr>
+        <w:t xml:space="preserve">Modifier</w:t>
+      </w:r>
+      <w:r>
+        <w:t xml:space="preserve"> sur la ligne du tome.</w:t>
+      </w:r>
+    </w:p>
+    <w:p>
+      <w:pPr>
+        <w:pStyle w:val="ListParagraph"/>
+        <w:numPr>
+          <w:ilvl w:val="0"/>
+          <w:numId w:val="26"/>
+        </w:numPr>
+        <w:spacing w:after="60" w:before="40"/>
+      </w:pPr>
+      <w:r>
+        <w:t xml:space="preserve">Dans </w:t>
+      </w:r>
+      <w:r>
+        <w:rPr>
+          <w:b/>
+          <w:bCs/>
+        </w:rPr>
+        <w:t xml:space="preserve">État du tome</w:t>
+      </w:r>
+      <w:r>
+        <w:t xml:space="preserve">, choisissez </w:t>
+      </w:r>
+      <w:r>
+        <w:rPr>
+          <w:b/>
+          <w:bCs/>
+        </w:rPr>
+        <w:t xml:space="preserve">Planifié</w:t>
+      </w:r>
+      <w:r>
+        <w:t xml:space="preserve">.</w:t>
+      </w:r>
+    </w:p>
+    <w:p>
+      <w:pPr>
+        <w:pStyle w:val="ListParagraph"/>
+        <w:numPr>
+          <w:ilvl w:val="0"/>
+          <w:numId w:val="26"/>
+        </w:numPr>
+        <w:spacing w:after="60" w:before="40"/>
+      </w:pPr>
+      <w:r>
+        <w:t xml:space="preserve">Cliquez sur </w:t>
+      </w:r>
+      <w:r>
+        <w:rPr>
+          <w:b/>
+          <w:bCs/>
+        </w:rPr>
+        <w:t xml:space="preserve">Enregistrer</w:t>
+      </w:r>
+      <w:r>
+        <w:t xml:space="preserve">, puis confirmez avec </w:t>
+      </w:r>
+      <w:r>
+        <w:rPr>
+          <w:b/>
+          <w:bCs/>
+        </w:rPr>
+        <w:t xml:space="preserve">Oui, retirer de la lecture</w:t>
+      </w:r>
+      <w:r>
+        <w:t xml:space="preserve">. Le prologue n'est plus lisible, l'annonce est dépubliée et le tome redevient « à paraître ».</w:t>
+      </w:r>
+    </w:p>
+    <w:p>
+      <w:pPr>
+        <w:pStyle w:val="ListParagraph"/>
+        <w:numPr>
+          <w:ilvl w:val="0"/>
+          <w:numId w:val="26"/>
+        </w:numPr>
+        <w:spacing w:after="60" w:before="40"/>
+      </w:pPr>
+      <w:r>
+        <w:t xml:space="preserve">Ouvrez </w:t>
+      </w:r>
+      <w:r>
+        <w:rPr>
+          <w:b/>
+          <w:bCs/>
+        </w:rPr>
+        <w:t xml:space="preserve">Ajouter des chapitres</w:t>
+      </w:r>
+      <w:r>
+        <w:t xml:space="preserve">, choisissez le tome et déposez de nouveau le fichier : le prologue apparaît </w:t>
+      </w:r>
+      <w:r>
+        <w:rPr>
+          <w:b/>
+          <w:bCs/>
+        </w:rPr>
+        <w:t xml:space="preserve">Brouillon</w:t>
+      </w:r>
+      <w:r>
+        <w:t xml:space="preserve">.</w:t>
+      </w:r>
+    </w:p>
+    <w:p>
+      <w:pPr>
+        <w:pStyle w:val="ListParagraph"/>
+        <w:numPr>
+          <w:ilvl w:val="0"/>
+          <w:numId w:val="26"/>
+        </w:numPr>
+        <w:spacing w:after="60" w:before="40"/>
+      </w:pPr>
+      <w:r>
+        <w:t xml:space="preserve">Choisissez </w:t>
+      </w:r>
+      <w:r>
+        <w:rPr>
+          <w:b/>
+          <w:bCs/>
+        </w:rPr>
+        <w:t xml:space="preserve">À une date</w:t>
+      </w:r>
+      <w:r>
+        <w:t xml:space="preserve">, indiquez samedi 18 h, puis cliquez sur </w:t>
+      </w:r>
+      <w:r>
+        <w:rPr>
+          <w:b/>
+          <w:bCs/>
+        </w:rPr>
+        <w:t xml:space="preserve">Programmer 1 chapitre</w:t>
+      </w:r>
+      <w:r>
+        <w:t xml:space="preserve"> et confirmez. Le prologue sortira samedi, avec son annonce.</w:t>
+      </w:r>
+    </w:p>
+    <w:p>
+      <w:pPr>
+        <w:pStyle w:val="ListParagraph"/>
+        <w:numPr>
+          <w:ilvl w:val="0"/>
+          <w:numId w:val="26"/>
+        </w:numPr>
+        <w:spacing w:after="60" w:before="40"/>
+      </w:pPr>
+      <w:r>
+        <w:t xml:space="preserve">Prévenez l'équipe sur Discord : le message Discord et les e-mails déjà partis ne peuvent pas être repris. L'article d'annonce, lui, a été dépublié et reviendra à la vraie sortie.</w:t>
+      </w:r>
+    </w:p>
+    <w:tbl>
+      <w:tblPr>
+        <w:tblW w:type="dxa" w:w="9026"/>
+        <w:tblBorders>
+          <w:top w:val="single" w:color="auto" w:sz="4"/>
+          <w:left w:val="single" w:color="auto" w:sz="4"/>
+          <w:bottom w:val="single" w:color="auto" w:sz="4"/>
+          <w:right w:val="single" w:color="auto" w:sz="4"/>
+          <w:insideH w:val="single" w:color="auto" w:sz="4"/>
+          <w:insideV w:val="single" w:color="auto" w:sz="4"/>
+        </w:tblBorders>
+      </w:tblPr>
+      <w:tblGrid>
+        <w:gridCol w:w="9026"/>
+      </w:tblGrid>
+      <w:tr>
+        <w:trPr>
+          <w:cantSplit/>
+        </w:trPr>
+        <w:tc>
+          <w:tcPr>
+            <w:tcW w:type="dxa" w:w="9026"/>
+            <w:tcBorders>
+              <w:top w:val="none" w:color="FFFFFF" w:sz="0"/>
+              <w:left w:val="single" w:color="2E9E6A" w:sz="24"/>
+              <w:bottom w:val="none" w:color="FFFFFF" w:sz="0"/>
+              <w:right w:val="none" w:color="FFFFFF" w:sz="0"/>
+            </w:tcBorders>
+            <w:shd w:fill="E9F7EF" w:color="auto" w:val="clear"/>
+            <w:tcMar>
+              <w:top w:type="dxa" w:w="120"/>
+              <w:left w:type="dxa" w:w="200"/>
+              <w:bottom w:type="dxa" w:w="120"/>
+              <w:right w:type="dxa" w:w="160"/>
+            </w:tcMar>
+          </w:tcPr>
+          <w:p>
+            <w:pPr>
+              <w:spacing w:after="0" w:before="0"/>
+            </w:pPr>
+            <w:r>
+              <w:rPr>
+                <w:b/>
+                <w:bCs/>
+                <w:color w:val="1E6B47"/>
+              </w:rPr>
+              <w:t xml:space="preserve">Astuce</w:t>
+            </w:r>
+            <w:r>
+              <w:t xml:space="preserve"> : </w:t>
+            </w:r>
+            <w:r>
+              <w:t xml:space="preserve">si un seul chapitre est sorti trop tôt dans un tome déjà en cours, pas besoin de changer l'état du tome. Utilisez </w:t>
+            </w:r>
+            <w:r>
+              <w:rPr>
+                <w:b/>
+                <w:bCs/>
+              </w:rPr>
+              <w:t xml:space="preserve">Retirer</w:t>
+            </w:r>
+            <w:r>
+              <w:t xml:space="preserve"> sur la ligne du chapitre, puis </w:t>
+            </w:r>
+            <w:r>
+              <w:rPr>
+                <w:b/>
+                <w:bCs/>
+              </w:rPr>
+              <w:t xml:space="preserve">Changer la date</w:t>
+            </w:r>
+            <w:r>
+              <w:t xml:space="preserve"> (voir « Publier, reprogrammer ou retirer un chapitre »).</w:t>
+            </w:r>
+          </w:p>
+        </w:tc>
+      </w:tr>
+    </w:tbl>
+    <w:p>
+      <w:pPr>
+        <w:pStyle w:val="Heading2"/>
+      </w:pPr>
+      <w:bookmarkStart w:name="titre-55" w:id="121"/>
+      <w:r>
+        <w:t xml:space="preserve">10.5 Changer l'état d'une œuvre</w:t>
+      </w:r>
+      <w:bookmarkEnd w:id="121"/>
+    </w:p>
+    <w:p>
+      <w:r>
+        <w:t xml:space="preserve">L'état d'une œuvre se change directement dans la liste </w:t>
+      </w:r>
+      <w:r>
+        <w:rPr>
+          <w:b/>
+          <w:bCs/>
+        </w:rPr>
+        <w:t xml:space="preserve">Œuvres</w:t>
+      </w:r>
+      <w:r>
+        <w:t xml:space="preserve">, sans ouvrir sa fiche. Il s'affiche sur la bibliothèque, sur la fiche de l'œuvre et dans ses filtres. L'état de chaque tome est rappelé à côté.</w:t>
+      </w:r>
+    </w:p>
+    <w:p>
+      <w:pPr>
+        <w:keepNext/>
+        <w:spacing w:after="60" w:before="160"/>
+        <w:jc w:val="center"/>
+      </w:pPr>
+      <w:r>
+        <w:drawing>
+          <wp:inline distT="0" distB="0" distL="0" distR="0">
+            <wp:extent cx="5715000" cy="4581525"/>
+            <wp:effectExtent t="0" r="0" b="0" l="0"/>
+            <wp:docPr id="34" name="EtatOeuvre-contenu.png" descr="La liste « Œuvres » avec l'état de chaque œuvre et de ses tomes." title="La liste « Œuvres » avec l'état de chaque œuvre et de ses tomes."/>
             <wp:cNvGraphicFramePr>
               <a:graphicFrameLocks xmlns:a="http://schemas.openxmlformats.org/drawingml/2006/main" noChangeAspect="1"/>
             </wp:cNvGraphicFramePr>
@@ -13749,7 +15237,7 @@
                   <pic:spPr bwMode="auto">
                     <a:xfrm>
                       <a:off x="0" y="0"/>
-                      <a:ext cx="5715000" cy="1333500"/>
+                      <a:ext cx="5715000" cy="4581525"/>
                     </a:xfrm>
                     <a:prstGeom prst="rect">
                       <a:avLst/>
@@ -13771,10 +15259,157 @@
           <w:b/>
           <w:bCs/>
         </w:rPr>
-        <w:t xml:space="preserve">Figure 15 — </w:t>
-      </w:r>
-      <w:r>
-        <w:t xml:space="preserve">Les confirmations demandées avant un changement qui touche les lecteurs.</w:t>
+        <w:t xml:space="preserve">Figure 16 — </w:t>
+      </w:r>
+      <w:r>
+        <w:t xml:space="preserve">La liste « Œuvres » avec l'état de chaque œuvre et de ses tomes.</w:t>
+      </w:r>
+    </w:p>
+    <w:p>
+      <w:pPr>
+        <w:pStyle w:val="ListParagraph"/>
+        <w:numPr>
+          <w:ilvl w:val="0"/>
+          <w:numId w:val="27"/>
+        </w:numPr>
+        <w:spacing w:after="60" w:before="40"/>
+      </w:pPr>
+      <w:r>
+        <w:t xml:space="preserve">Dans le menu, ouvrez </w:t>
+      </w:r>
+      <w:r>
+        <w:rPr>
+          <w:b/>
+          <w:bCs/>
+        </w:rPr>
+        <w:t xml:space="preserve">Catalogue</w:t>
+      </w:r>
+      <w:r>
+        <w:t xml:space="preserve">, puis </w:t>
+      </w:r>
+      <w:r>
+        <w:rPr>
+          <w:b/>
+          <w:bCs/>
+        </w:rPr>
+        <w:t xml:space="preserve">Œuvres</w:t>
+      </w:r>
+      <w:r>
+        <w:t xml:space="preserve">.</w:t>
+      </w:r>
+    </w:p>
+    <w:p>
+      <w:pPr>
+        <w:pStyle w:val="ListParagraph"/>
+        <w:numPr>
+          <w:ilvl w:val="0"/>
+          <w:numId w:val="27"/>
+        </w:numPr>
+        <w:spacing w:after="60" w:before="40"/>
+      </w:pPr>
+      <w:r>
+        <w:t xml:space="preserve">Pour retrouver une œuvre, filtrez par </w:t>
+      </w:r>
+      <w:r>
+        <w:rPr>
+          <w:b/>
+          <w:bCs/>
+        </w:rPr>
+        <w:t xml:space="preserve">État</w:t>
+      </w:r>
+      <w:r>
+        <w:t xml:space="preserve">, par type, ou tapez une partie du titre.</w:t>
+      </w:r>
+    </w:p>
+    <w:p>
+      <w:pPr>
+        <w:pStyle w:val="ListParagraph"/>
+        <w:numPr>
+          <w:ilvl w:val="0"/>
+          <w:numId w:val="27"/>
+        </w:numPr>
+        <w:spacing w:after="60" w:before="40"/>
+      </w:pPr>
+      <w:r>
+        <w:t xml:space="preserve">Sur la ligne de l'œuvre, choisissez son nouvel état dans la liste </w:t>
+      </w:r>
+      <w:r>
+        <w:rPr>
+          <w:b/>
+          <w:bCs/>
+        </w:rPr>
+        <w:t xml:space="preserve">État de l'œuvre</w:t>
+      </w:r>
+      <w:r>
+        <w:t xml:space="preserve">.</w:t>
+      </w:r>
+    </w:p>
+    <w:p>
+      <w:pPr>
+        <w:pStyle w:val="ListParagraph"/>
+        <w:numPr>
+          <w:ilvl w:val="0"/>
+          <w:numId w:val="27"/>
+        </w:numPr>
+        <w:spacing w:after="60" w:before="40"/>
+      </w:pPr>
+      <w:r>
+        <w:t xml:space="preserve">Cliquez sur </w:t>
+      </w:r>
+      <w:r>
+        <w:rPr>
+          <w:b/>
+          <w:bCs/>
+        </w:rPr>
+        <w:t xml:space="preserve">Changer</w:t>
+      </w:r>
+      <w:r>
+        <w:t xml:space="preserve">. Pour entrer dans « Licenciée » ou en sortir, l'écran </w:t>
+      </w:r>
+      <w:r>
+        <w:rPr>
+          <w:b/>
+          <w:bCs/>
+        </w:rPr>
+        <w:t xml:space="preserve">Ce qui va changer</w:t>
+      </w:r>
+      <w:r>
+        <w:t xml:space="preserve"> s'ouvre : lisez-le, puis cliquez sur </w:t>
+      </w:r>
+      <w:r>
+        <w:rPr>
+          <w:b/>
+          <w:bCs/>
+        </w:rPr>
+        <w:t xml:space="preserve">Confirmer : passer à « … »</w:t>
+      </w:r>
+      <w:r>
+        <w:t xml:space="preserve">.</w:t>
+      </w:r>
+    </w:p>
+    <w:p>
+      <w:r>
+        <w:t xml:space="preserve">Vous pouvez aussi changer l'état dans la fiche de l'œuvre (</w:t>
+      </w:r>
+      <w:r>
+        <w:rPr>
+          <w:b/>
+          <w:bCs/>
+        </w:rPr>
+        <w:t xml:space="preserve">Modifier</w:t>
+      </w:r>
+      <w:r>
+        <w:t xml:space="preserve">, champ </w:t>
+      </w:r>
+      <w:r>
+        <w:rPr>
+          <w:b/>
+          <w:bCs/>
+        </w:rPr>
+        <w:t xml:space="preserve">État de l'œuvre</w:t>
+      </w:r>
+      <w:r>
+        <w:t xml:space="preserve">) : les mêmes confirmations s'appliquent.</w:t>
       </w:r>
     </w:p>
     <w:tbl>
@@ -13790,8 +15425,8 @@
         </w:tblBorders>
       </w:tblPr>
       <w:tblGrid>
-        <w:gridCol w:w="2605"/>
-        <w:gridCol w:w="6421"/>
+        <w:gridCol w:w="1635"/>
+        <w:gridCol w:w="7391"/>
       </w:tblGrid>
       <w:tr>
         <w:trPr>
@@ -13800,7 +15435,7 @@
         </w:trPr>
         <w:tc>
           <w:tcPr>
-            <w:tcW w:type="dxa" w:w="2605"/>
+            <w:tcW w:type="dxa" w:w="1635"/>
             <w:tcBorders>
               <w:top w:val="single" w:color="CFC6DE" w:sz="4"/>
               <w:left w:val="single" w:color="CFC6DE" w:sz="4"/>
@@ -13835,13 +15470,13 @@
                 <w:sz w:val="19"/>
                 <w:szCs w:val="19"/>
               </w:rPr>
-              <w:t xml:space="preserve">Changement</w:t>
-            </w:r>
-          </w:p>
-        </w:tc>
-        <w:tc>
-          <w:tcPr>
-            <w:tcW w:type="dxa" w:w="6421"/>
+              <w:t xml:space="preserve">État de l'œuvre</w:t>
+            </w:r>
+          </w:p>
+        </w:tc>
+        <w:tc>
+          <w:tcPr>
+            <w:tcW w:type="dxa" w:w="7391"/>
             <w:tcBorders>
               <w:top w:val="single" w:color="CFC6DE" w:sz="4"/>
               <w:left w:val="single" w:color="CFC6DE" w:sz="4"/>
@@ -13876,7 +15511,7 @@
                 <w:sz w:val="19"/>
                 <w:szCs w:val="19"/>
               </w:rPr>
-              <w:t xml:space="preserve">Ce qui se passe</w:t>
+              <w:t xml:space="preserve">Ce que fait le site</w:t>
             </w:r>
           </w:p>
         </w:tc>
@@ -13888,7 +15523,7 @@
         </w:trPr>
         <w:tc>
           <w:tcPr>
-            <w:tcW w:type="dxa" w:w="2605"/>
+            <w:tcW w:type="dxa" w:w="1635"/>
             <w:tcBorders>
               <w:top w:val="single" w:color="CFC6DE" w:sz="4"/>
               <w:left w:val="single" w:color="CFC6DE" w:sz="4"/>
@@ -13918,13 +15553,13 @@
                 <w:sz w:val="19"/>
                 <w:szCs w:val="19"/>
               </w:rPr>
-              <w:t xml:space="preserve">Planifié → En cours de publication</w:t>
-            </w:r>
-          </w:p>
-        </w:tc>
-        <w:tc>
-          <w:tcPr>
-            <w:tcW w:type="dxa" w:w="6421"/>
+              <w:t xml:space="preserve">En cours de publication</w:t>
+            </w:r>
+          </w:p>
+        </w:tc>
+        <w:tc>
+          <w:tcPr>
+            <w:tcW w:type="dxa" w:w="7391"/>
             <w:tcBorders>
               <w:top w:val="single" w:color="CFC6DE" w:sz="4"/>
               <w:left w:val="single" w:color="CFC6DE" w:sz="4"/>
@@ -13952,23 +15587,7 @@
                 <w:sz w:val="19"/>
                 <w:szCs w:val="19"/>
               </w:rPr>
-              <w:t xml:space="preserve">Rien ne change tant qu'aucun chapitre n'est en ligne. Le site propose d'</w:t>
-            </w:r>
-            <w:r>
-              <w:rPr>
-                <w:b/>
-                <w:bCs/>
-                <w:sz w:val="19"/>
-                <w:szCs w:val="19"/>
-              </w:rPr>
-              <w:t xml:space="preserve">Ajouter des chapitres</w:t>
-            </w:r>
-            <w:r>
-              <w:rPr>
-                <w:sz w:val="19"/>
-                <w:szCs w:val="19"/>
-              </w:rPr>
-              <w:t xml:space="preserve">.</w:t>
+              <w:t xml:space="preserve">L'équipe traduit et publie. Les lecteurs voient « Traduction en cours ».</w:t>
             </w:r>
           </w:p>
         </w:tc>
@@ -13980,7 +15599,7 @@
         </w:trPr>
         <w:tc>
           <w:tcPr>
-            <w:tcW w:type="dxa" w:w="2605"/>
+            <w:tcW w:type="dxa" w:w="1635"/>
             <w:tcBorders>
               <w:top w:val="single" w:color="CFC6DE" w:sz="4"/>
               <w:left w:val="single" w:color="CFC6DE" w:sz="4"/>
@@ -14011,13 +15630,13 @@
                 <w:sz w:val="19"/>
                 <w:szCs w:val="19"/>
               </w:rPr>
-              <w:t xml:space="preserve">En cours de publication → Publié</w:t>
-            </w:r>
-          </w:p>
-        </w:tc>
-        <w:tc>
-          <w:tcPr>
-            <w:tcW w:type="dxa" w:w="6421"/>
+              <w:t xml:space="preserve">Terminée</w:t>
+            </w:r>
+          </w:p>
+        </w:tc>
+        <w:tc>
+          <w:tcPr>
+            <w:tcW w:type="dxa" w:w="7391"/>
             <w:tcBorders>
               <w:top w:val="single" w:color="CFC6DE" w:sz="4"/>
               <w:left w:val="single" w:color="CFC6DE" w:sz="4"/>
@@ -14046,7 +15665,7 @@
                 <w:sz w:val="19"/>
                 <w:szCs w:val="19"/>
               </w:rPr>
-              <w:t xml:space="preserve">Le tome est affiché « Publié », même s'il manque des chapitres prévus (la confirmation le rappelle). Les liens PDF et EPUB s'affichent, le planning passe à 100 %.</w:t>
+              <w:t xml:space="preserve">Tous les tomes prévus sont publiés. Plus de rappel de planning. Quand tous les tomes de la VO sont « Publié », le site propose de passer à « Terminée », sans l'imposer.</w:t>
             </w:r>
           </w:p>
         </w:tc>
@@ -14058,7 +15677,7 @@
         </w:trPr>
         <w:tc>
           <w:tcPr>
-            <w:tcW w:type="dxa" w:w="2605"/>
+            <w:tcW w:type="dxa" w:w="1635"/>
             <w:tcBorders>
               <w:top w:val="single" w:color="CFC6DE" w:sz="4"/>
               <w:left w:val="single" w:color="CFC6DE" w:sz="4"/>
@@ -14088,13 +15707,13 @@
                 <w:sz w:val="19"/>
                 <w:szCs w:val="19"/>
               </w:rPr>
-              <w:t xml:space="preserve">Publié → En cours de publication</w:t>
-            </w:r>
-          </w:p>
-        </w:tc>
-        <w:tc>
-          <w:tcPr>
-            <w:tcW w:type="dxa" w:w="6421"/>
+              <w:t xml:space="preserve">En pause</w:t>
+            </w:r>
+          </w:p>
+        </w:tc>
+        <w:tc>
+          <w:tcPr>
+            <w:tcW w:type="dxa" w:w="7391"/>
             <w:tcBorders>
               <w:top w:val="single" w:color="CFC6DE" w:sz="4"/>
               <w:left w:val="single" w:color="CFC6DE" w:sz="4"/>
@@ -14122,7 +15741,23 @@
                 <w:sz w:val="19"/>
                 <w:szCs w:val="19"/>
               </w:rPr>
-              <w:t xml:space="preserve">Le tome est rouvert. Les liens PDF et EPUB sont masqués.</w:t>
+              <w:t xml:space="preserve">Une reprise est prévue. Les tomes restent au planning, mais le site n'envoie </w:t>
+            </w:r>
+            <w:r>
+              <w:rPr>
+                <w:b/>
+                <w:bCs/>
+                <w:sz w:val="19"/>
+                <w:szCs w:val="19"/>
+              </w:rPr>
+              <w:t xml:space="preserve">plus aucun rappel ni alerte de retard</w:t>
+            </w:r>
+            <w:r>
+              <w:rPr>
+                <w:sz w:val="19"/>
+                <w:szCs w:val="19"/>
+              </w:rPr>
+              <w:t xml:space="preserve"> pour cette œuvre.</w:t>
             </w:r>
           </w:p>
         </w:tc>
@@ -14134,7 +15769,7 @@
         </w:trPr>
         <w:tc>
           <w:tcPr>
-            <w:tcW w:type="dxa" w:w="2605"/>
+            <w:tcW w:type="dxa" w:w="1635"/>
             <w:tcBorders>
               <w:top w:val="single" w:color="CFC6DE" w:sz="4"/>
               <w:left w:val="single" w:color="CFC6DE" w:sz="4"/>
@@ -14165,13 +15800,13 @@
                 <w:sz w:val="19"/>
                 <w:szCs w:val="19"/>
               </w:rPr>
-              <w:t xml:space="preserve">En cours de publication → Planifié</w:t>
-            </w:r>
-          </w:p>
-        </w:tc>
-        <w:tc>
-          <w:tcPr>
-            <w:tcW w:type="dxa" w:w="6421"/>
+              <w:t xml:space="preserve">Abandonnée</w:t>
+            </w:r>
+          </w:p>
+        </w:tc>
+        <w:tc>
+          <w:tcPr>
+            <w:tcW w:type="dxa" w:w="7391"/>
             <w:tcBorders>
               <w:top w:val="single" w:color="CFC6DE" w:sz="4"/>
               <w:left w:val="single" w:color="CFC6DE" w:sz="4"/>
@@ -14200,8 +15835,41 @@
                 <w:sz w:val="19"/>
                 <w:szCs w:val="19"/>
               </w:rPr>
-              <w:t xml:space="preserve">Les chapitres en ligne sont </w:t>
-            </w:r>
+              <w:t xml:space="preserve">Plus de traduction. Les tomes publiés restent lisibles. Plus de rappel.</w:t>
+            </w:r>
+          </w:p>
+        </w:tc>
+      </w:tr>
+      <w:tr>
+        <w:trPr>
+          <w:cantSplit/>
+          <w:tblHeader w:val="off"/>
+        </w:trPr>
+        <w:tc>
+          <w:tcPr>
+            <w:tcW w:type="dxa" w:w="1635"/>
+            <w:tcBorders>
+              <w:top w:val="single" w:color="CFC6DE" w:sz="4"/>
+              <w:left w:val="single" w:color="CFC6DE" w:sz="4"/>
+              <w:bottom w:val="single" w:color="CFC6DE" w:sz="4"/>
+              <w:right w:val="single" w:color="CFC6DE" w:sz="4"/>
+            </w:tcBorders>
+            <w:tcMar>
+              <w:top w:type="dxa" w:w="70"/>
+              <w:left w:type="dxa" w:w="110"/>
+              <w:bottom w:type="dxa" w:w="70"/>
+              <w:right w:type="dxa" w:w="110"/>
+            </w:tcMar>
+            <w:vAlign w:val="center"/>
+          </w:tcPr>
+          <w:p>
+            <w:pPr>
+              <w:spacing w:after="0" w:before="0"/>
+              <w:rPr>
+                <w:sz w:val="19"/>
+                <w:szCs w:val="19"/>
+              </w:rPr>
+            </w:pPr>
             <w:r>
               <w:rPr>
                 <w:b/>
@@ -14209,14 +15877,57 @@
                 <w:sz w:val="19"/>
                 <w:szCs w:val="19"/>
               </w:rPr>
-              <w:t xml:space="preserve">retirés de la lecture</w:t>
-            </w:r>
-            <w:r>
-              <w:rPr>
-                <w:sz w:val="19"/>
-                <w:szCs w:val="19"/>
-              </w:rPr>
-              <w:t xml:space="preserve"> : ils repassent en brouillon. Le tome redevient « à paraître ».</w:t>
+              <w:t xml:space="preserve">Licenciée</w:t>
+            </w:r>
+          </w:p>
+        </w:tc>
+        <w:tc>
+          <w:tcPr>
+            <w:tcW w:type="dxa" w:w="7391"/>
+            <w:tcBorders>
+              <w:top w:val="single" w:color="CFC6DE" w:sz="4"/>
+              <w:left w:val="single" w:color="CFC6DE" w:sz="4"/>
+              <w:bottom w:val="single" w:color="CFC6DE" w:sz="4"/>
+              <w:right w:val="single" w:color="CFC6DE" w:sz="4"/>
+            </w:tcBorders>
+            <w:tcMar>
+              <w:top w:type="dxa" w:w="70"/>
+              <w:left w:type="dxa" w:w="110"/>
+              <w:bottom w:type="dxa" w:w="70"/>
+              <w:right w:type="dxa" w:w="110"/>
+            </w:tcMar>
+            <w:vAlign w:val="center"/>
+          </w:tcPr>
+          <w:p>
+            <w:pPr>
+              <w:spacing w:after="0" w:before="0"/>
+              <w:rPr>
+                <w:sz w:val="19"/>
+                <w:szCs w:val="19"/>
+              </w:rPr>
+            </w:pPr>
+            <w:r>
+              <w:rPr>
+                <w:sz w:val="19"/>
+                <w:szCs w:val="19"/>
+              </w:rPr>
+              <w:t xml:space="preserve">L'œuvre est publiée officiellement en France. Le site </w:t>
+            </w:r>
+            <w:r>
+              <w:rPr>
+                <w:b/>
+                <w:bCs/>
+                <w:sz w:val="19"/>
+                <w:szCs w:val="19"/>
+              </w:rPr>
+              <w:t xml:space="preserve">retire automatiquement la lecture en ligne et les liens PDF et EPUB</w:t>
+            </w:r>
+            <w:r>
+              <w:rPr>
+                <w:sz w:val="19"/>
+                <w:szCs w:val="19"/>
+              </w:rPr>
+              <w:t xml:space="preserve"> de tous ses tomes et annule les e-mails d'alerte en attente. La fiche de l'œuvre et ses tomes restent en ligne, avec la mention « Licenciée ». Plus de rappel.</w:t>
             </w:r>
           </w:p>
         </w:tc>
@@ -14279,17 +15990,14 @@
               <w:t xml:space="preserve"> : </w:t>
             </w:r>
             <w:r>
-              <w:t xml:space="preserve">le retour </w:t>
-            </w:r>
-            <w:r>
               <w:rPr>
                 <w:b/>
                 <w:bCs/>
               </w:rPr>
-              <w:t xml:space="preserve">En cours de publication → Planifié</w:t>
-            </w:r>
-            <w:r>
-              <w:t xml:space="preserve"> retire les chapitres que les lecteurs pouvaient lire. Il sert à réparer une publication faite par erreur. Pour arrêter un tome sans rien retirer, mettez-le plutôt en pause (voir « Mettre un tome en pause »).</w:t>
+              <w:t xml:space="preserve">Licenciée</w:t>
+            </w:r>
+            <w:r>
+              <w:t xml:space="preserve"> retire tout de suite la lecture et les liens de toute l'œuvre. Vérifiez avec un gérant avant de choisir cet état.</w:t>
             </w:r>
           </w:p>
         </w:tc>
@@ -14297,203 +16005,8 @@
     </w:tbl>
     <w:p>
       <w:pPr>
-        <w:pStyle w:val="Heading2"/>
-      </w:pPr>
-      <w:bookmarkStart w:name="titre-54" w:id="120"/>
-      <w:r>
-        <w:t xml:space="preserve">10.4 J'ai publié au lieu de programmer : comment réparer</w:t>
-      </w:r>
-      <w:bookmarkEnd w:id="120"/>
-    </w:p>
-    <w:p>
-      <w:r>
-        <w:t xml:space="preserve">Exemple : vous vouliez programmer le prologue pour samedi, mais vous avez cliqué sur </w:t>
-      </w:r>
-      <w:r>
-        <w:rPr>
-          <w:b/>
-          <w:bCs/>
-        </w:rPr>
-        <w:t xml:space="preserve">Maintenant</w:t>
-      </w:r>
-      <w:r>
-        <w:t xml:space="preserve">. Le tome est passé « En cours » et l'annonce est partie.</w:t>
-      </w:r>
-    </w:p>
-    <w:p>
-      <w:pPr>
-        <w:pStyle w:val="ListParagraph"/>
-        <w:numPr>
-          <w:ilvl w:val="0"/>
-          <w:numId w:val="26"/>
-        </w:numPr>
-        <w:spacing w:after="60" w:before="40"/>
-      </w:pPr>
-      <w:r>
-        <w:rPr>
-          <w:b/>
-          <w:bCs/>
-        </w:rPr>
-        <w:t xml:space="preserve">Tous les tomes</w:t>
-      </w:r>
-      <w:r>
-        <w:t xml:space="preserve">, puis </w:t>
-      </w:r>
-      <w:r>
-        <w:rPr>
-          <w:b/>
-          <w:bCs/>
-        </w:rPr>
-        <w:t xml:space="preserve">Modifier</w:t>
-      </w:r>
-      <w:r>
-        <w:t xml:space="preserve"> sur la ligne du tome.</w:t>
-      </w:r>
-    </w:p>
-    <w:p>
-      <w:pPr>
-        <w:pStyle w:val="ListParagraph"/>
-        <w:numPr>
-          <w:ilvl w:val="0"/>
-          <w:numId w:val="26"/>
-        </w:numPr>
-        <w:spacing w:after="60" w:before="40"/>
-      </w:pPr>
-      <w:r>
-        <w:t xml:space="preserve">Dans </w:t>
-      </w:r>
-      <w:r>
-        <w:rPr>
-          <w:b/>
-          <w:bCs/>
-        </w:rPr>
-        <w:t xml:space="preserve">État du tome</w:t>
-      </w:r>
-      <w:r>
-        <w:t xml:space="preserve">, choisissez </w:t>
-      </w:r>
-      <w:r>
-        <w:rPr>
-          <w:b/>
-          <w:bCs/>
-        </w:rPr>
-        <w:t xml:space="preserve">Planifié</w:t>
-      </w:r>
-      <w:r>
-        <w:t xml:space="preserve">.</w:t>
-      </w:r>
-    </w:p>
-    <w:p>
-      <w:pPr>
-        <w:pStyle w:val="ListParagraph"/>
-        <w:numPr>
-          <w:ilvl w:val="0"/>
-          <w:numId w:val="26"/>
-        </w:numPr>
-        <w:spacing w:after="60" w:before="40"/>
-      </w:pPr>
-      <w:r>
-        <w:t xml:space="preserve">Cliquez sur </w:t>
-      </w:r>
-      <w:r>
-        <w:rPr>
-          <w:b/>
-          <w:bCs/>
-        </w:rPr>
-        <w:t xml:space="preserve">Enregistrer</w:t>
-      </w:r>
-      <w:r>
-        <w:t xml:space="preserve">, puis confirmez avec </w:t>
-      </w:r>
-      <w:r>
-        <w:rPr>
-          <w:b/>
-          <w:bCs/>
-        </w:rPr>
-        <w:t xml:space="preserve">Retirer les chapitres</w:t>
-      </w:r>
-      <w:r>
-        <w:t xml:space="preserve">. Le prologue n'est plus lisible et le tome redevient « à paraître ».</w:t>
-      </w:r>
-    </w:p>
-    <w:p>
-      <w:pPr>
-        <w:pStyle w:val="ListParagraph"/>
-        <w:numPr>
-          <w:ilvl w:val="0"/>
-          <w:numId w:val="26"/>
-        </w:numPr>
-        <w:spacing w:after="60" w:before="40"/>
-      </w:pPr>
-      <w:r>
-        <w:t xml:space="preserve">Ouvrez </w:t>
-      </w:r>
-      <w:r>
-        <w:rPr>
-          <w:b/>
-          <w:bCs/>
-        </w:rPr>
-        <w:t xml:space="preserve">Ajouter des chapitres</w:t>
-      </w:r>
-      <w:r>
-        <w:t xml:space="preserve">, choisissez le tome et déposez de nouveau le fichier : le prologue apparaît </w:t>
-      </w:r>
-      <w:r>
-        <w:rPr>
-          <w:b/>
-          <w:bCs/>
-        </w:rPr>
-        <w:t xml:space="preserve">Brouillon</w:t>
-      </w:r>
-      <w:r>
-        <w:t xml:space="preserve">.</w:t>
-      </w:r>
-    </w:p>
-    <w:p>
-      <w:pPr>
-        <w:pStyle w:val="ListParagraph"/>
-        <w:numPr>
-          <w:ilvl w:val="0"/>
-          <w:numId w:val="26"/>
-        </w:numPr>
-        <w:spacing w:after="60" w:before="40"/>
-      </w:pPr>
-      <w:r>
-        <w:t xml:space="preserve">Choisissez </w:t>
-      </w:r>
-      <w:r>
-        <w:rPr>
-          <w:b/>
-          <w:bCs/>
-        </w:rPr>
-        <w:t xml:space="preserve">À une date</w:t>
-      </w:r>
-      <w:r>
-        <w:t xml:space="preserve">, indiquez samedi 18 h, puis cliquez sur </w:t>
-      </w:r>
-      <w:r>
-        <w:rPr>
-          <w:b/>
-          <w:bCs/>
-        </w:rPr>
-        <w:t xml:space="preserve">Programmer 1 chapitre</w:t>
-      </w:r>
-      <w:r>
-        <w:t xml:space="preserve"> et confirmez. Le prologue sortira samedi, avec son annonce.</w:t>
-      </w:r>
-    </w:p>
-    <w:p>
-      <w:pPr>
-        <w:pStyle w:val="ListParagraph"/>
-        <w:numPr>
-          <w:ilvl w:val="0"/>
-          <w:numId w:val="26"/>
-        </w:numPr>
-        <w:spacing w:after="60" w:before="40"/>
-      </w:pPr>
-      <w:r>
-        <w:t xml:space="preserve">Prévenez l'équipe sur Discord : l'annonce déjà envoyée (Discord, e-mail) ne peut pas être reprise. Un éditeur peut dépublier l'article d'annonce dans l'administration.</w:t>
-      </w:r>
+        <w:spacing w:after="60" w:before="0"/>
+      </w:pPr>
     </w:p>
     <w:tbl>
       <w:tblPr>
@@ -14519,11 +16032,11 @@
             <w:tcW w:type="dxa" w:w="9026"/>
             <w:tcBorders>
               <w:top w:val="none" w:color="FFFFFF" w:sz="0"/>
-              <w:left w:val="single" w:color="2E9E6A" w:sz="24"/>
+              <w:left w:val="single" w:color="7A4FB0" w:sz="24"/>
               <w:bottom w:val="none" w:color="FFFFFF" w:sz="0"/>
               <w:right w:val="none" w:color="FFFFFF" w:sz="0"/>
             </w:tcBorders>
-            <w:shd w:fill="E9F7EF" w:color="auto" w:val="clear"/>
+            <w:shd w:fill="F1ECFA" w:color="auto" w:val="clear"/>
             <w:tcMar>
               <w:top w:type="dxa" w:w="120"/>
               <w:left w:type="dxa" w:w="200"/>
@@ -14539,35 +16052,25 @@
               <w:rPr>
                 <w:b/>
                 <w:bCs/>
-                <w:color w:val="1E6B47"/>
-              </w:rPr>
-              <w:t xml:space="preserve">Astuce</w:t>
+                <w:color w:val="4B2A7B"/>
+              </w:rPr>
+              <w:t xml:space="preserve">À savoir</w:t>
             </w:r>
             <w:r>
               <w:t xml:space="preserve"> : </w:t>
             </w:r>
             <w:r>
-              <w:t xml:space="preserve">si un seul chapitre est sorti trop tôt dans un tome déjà en cours, pas besoin de changer l'état du tome. Utilisez </w:t>
+              <w:t xml:space="preserve">c'est réversible. En quittant « Licenciée », la case </w:t>
             </w:r>
             <w:r>
               <w:rPr>
                 <w:b/>
                 <w:bCs/>
               </w:rPr>
-              <w:t xml:space="preserve">Retirer</w:t>
-            </w:r>
-            <w:r>
-              <w:t xml:space="preserve"> sur la ligne du chapitre, puis </w:t>
-            </w:r>
-            <w:r>
-              <w:rPr>
-                <w:b/>
-                <w:bCs/>
-              </w:rPr>
-              <w:t xml:space="preserve">Changer la date</w:t>
-            </w:r>
-            <w:r>
-              <w:t xml:space="preserve"> (voir « Publier, reprogrammer ou retirer un chapitre »).</w:t>
+              <w:t xml:space="preserve">Remettre en ligne la lecture et les liens retirés à la licence</w:t>
+            </w:r>
+            <w:r>
+              <w:t xml:space="preserve"> (cochée par défaut) remet tout en ligne, sans aucune annonce.</w:t>
             </w:r>
           </w:p>
         </w:tc>
@@ -14575,28 +16078,28 @@
     </w:tbl>
     <w:p>
       <w:pPr>
+        <w:pStyle w:val="Heading1"/>
+      </w:pPr>
+      <w:bookmarkStart w:name="titre-56" w:id="122"/>
+      <w:r>
+        <w:t xml:space="preserve">11 Ce que voient les lecteurs</w:t>
+      </w:r>
+      <w:bookmarkEnd w:id="122"/>
+    </w:p>
+    <w:p>
+      <w:r>
+        <w:t xml:space="preserve">Il est utile de savoir ce que montre le site, pour répondre aux lecteurs sur Discord.</w:t>
+      </w:r>
+    </w:p>
+    <w:p>
+      <w:pPr>
         <w:pStyle w:val="Heading2"/>
       </w:pPr>
-      <w:bookmarkStart w:name="titre-55" w:id="121"/>
-      <w:r>
-        <w:t xml:space="preserve">10.5 Changer l'état d'une œuvre</w:t>
-      </w:r>
-      <w:bookmarkEnd w:id="121"/>
-    </w:p>
-    <w:p>
-      <w:r>
-        <w:t xml:space="preserve">L'état d'une œuvre se change directement dans la liste </w:t>
-      </w:r>
-      <w:r>
-        <w:rPr>
-          <w:b/>
-          <w:bCs/>
-        </w:rPr>
-        <w:t xml:space="preserve">Œuvres</w:t>
-      </w:r>
-      <w:r>
-        <w:t xml:space="preserve">, sans ouvrir sa fiche. Il s'affiche sur la bibliothèque, sur la fiche de l'œuvre et dans ses filtres. L'état de chaque tome est rappelé à côté.</w:t>
-      </w:r>
+      <w:bookmarkStart w:name="titre-57" w:id="123"/>
+      <w:r>
+        <w:t xml:space="preserve">11.1 La fiche d'une œuvre</w:t>
+      </w:r>
+      <w:bookmarkEnd w:id="123"/>
     </w:p>
     <w:p>
       <w:pPr>
@@ -14607,9 +16110,9 @@
       <w:r>
         <w:drawing>
           <wp:inline distT="0" distB="0" distL="0" distR="0">
-            <wp:extent cx="5715000" cy="4581525"/>
+            <wp:extent cx="5715000" cy="4095750"/>
             <wp:effectExtent t="0" r="0" b="0" l="0"/>
-            <wp:docPr id="34" name="EtatOeuvre-contenu.png" descr="La liste « Œuvres » avec l'état de chaque œuvre et de ses tomes." title="La liste « Œuvres » avec l'état de chaque œuvre et de ses tomes."/>
+            <wp:docPr id="35" name="Public-page.png" descr="La fiche d'une œuvre, vue par un lecteur." title="La fiche d'une œuvre, vue par un lecteur."/>
             <wp:cNvGraphicFramePr>
               <a:graphicFrameLocks xmlns:a="http://schemas.openxmlformats.org/drawingml/2006/main" noChangeAspect="1"/>
             </wp:cNvGraphicFramePr>
@@ -14632,7 +16135,7 @@
                   <pic:spPr bwMode="auto">
                     <a:xfrm>
                       <a:off x="0" y="0"/>
-                      <a:ext cx="5715000" cy="4581525"/>
+                      <a:ext cx="5715000" cy="4095750"/>
                     </a:xfrm>
                     <a:prstGeom prst="rect">
                       <a:avLst/>
@@ -14654,10 +16157,10 @@
           <w:b/>
           <w:bCs/>
         </w:rPr>
-        <w:t xml:space="preserve">Figure 16 — </w:t>
-      </w:r>
-      <w:r>
-        <w:t xml:space="preserve">La liste « Œuvres » avec l'état de chaque œuvre et de ses tomes.</w:t>
+        <w:t xml:space="preserve">Figure 17 — </w:t>
+      </w:r>
+      <w:r>
+        <w:t xml:space="preserve">La fiche d'une œuvre, vue par un lecteur.</w:t>
       </w:r>
     </w:p>
     <w:p>
@@ -14665,29 +16168,19 @@
         <w:pStyle w:val="ListParagraph"/>
         <w:numPr>
           <w:ilvl w:val="0"/>
-          <w:numId w:val="27"/>
+          <w:numId w:val="2"/>
         </w:numPr>
-        <w:spacing w:after="60" w:before="40"/>
-      </w:pPr>
-      <w:r>
-        <w:t xml:space="preserve">Dans le menu, ouvrez </w:t>
-      </w:r>
-      <w:r>
-        <w:rPr>
-          <w:b/>
-          <w:bCs/>
-        </w:rPr>
-        <w:t xml:space="preserve">Catalogue</w:t>
-      </w:r>
-      <w:r>
-        <w:t xml:space="preserve">, puis </w:t>
-      </w:r>
-      <w:r>
-        <w:rPr>
-          <w:b/>
-          <w:bCs/>
-        </w:rPr>
-        <w:t xml:space="preserve">Œuvres</w:t>
+        <w:spacing w:after="60" w:before="0"/>
+      </w:pPr>
+      <w:r>
+        <w:t xml:space="preserve">En haut : la couverture, le type, l'état de la traduction, le synopsis et les boutons pour reprendre la lecture, mettre l'œuvre en favori (avec une alerte à chaque sortie) et l'</w:t>
+      </w:r>
+      <w:r>
+        <w:rPr>
+          <w:b/>
+          <w:bCs/>
+        </w:rPr>
+        <w:t xml:space="preserve">Ajouter à une liste</w:t>
       </w:r>
       <w:r>
         <w:t xml:space="preserve">.</w:t>
@@ -14698,22 +16191,22 @@
         <w:pStyle w:val="ListParagraph"/>
         <w:numPr>
           <w:ilvl w:val="0"/>
-          <w:numId w:val="27"/>
+          <w:numId w:val="2"/>
         </w:numPr>
-        <w:spacing w:after="60" w:before="40"/>
-      </w:pPr>
-      <w:r>
-        <w:t xml:space="preserve">Pour retrouver une œuvre, filtrez par </w:t>
-      </w:r>
-      <w:r>
-        <w:rPr>
-          <w:b/>
-          <w:bCs/>
-        </w:rPr>
-        <w:t xml:space="preserve">État</w:t>
-      </w:r>
-      <w:r>
-        <w:t xml:space="preserve">, par type, ou tapez une partie du titre.</w:t>
+        <w:spacing w:after="60" w:before="0"/>
+      </w:pPr>
+      <w:r>
+        <w:t xml:space="preserve">À droite : la </w:t>
+      </w:r>
+      <w:r>
+        <w:rPr>
+          <w:b/>
+          <w:bCs/>
+        </w:rPr>
+        <w:t xml:space="preserve">Prochaine sortie</w:t>
+      </w:r>
+      <w:r>
+        <w:t xml:space="preserve">, quand un chapitre est programmé.</w:t>
       </w:r>
     </w:p>
     <w:p>
@@ -14721,19 +16214,69 @@
         <w:pStyle w:val="ListParagraph"/>
         <w:numPr>
           <w:ilvl w:val="0"/>
-          <w:numId w:val="27"/>
+          <w:numId w:val="2"/>
         </w:numPr>
-        <w:spacing w:after="60" w:before="40"/>
-      </w:pPr>
-      <w:r>
-        <w:t xml:space="preserve">Sur la ligne de l'œuvre, choisissez son nouvel état dans la liste </w:t>
-      </w:r>
-      <w:r>
-        <w:rPr>
-          <w:b/>
-          <w:bCs/>
-        </w:rPr>
-        <w:t xml:space="preserve">État de l'œuvre</w:t>
+        <w:spacing w:after="60" w:before="0"/>
+      </w:pPr>
+      <w:r>
+        <w:t xml:space="preserve">La liste des tomes : chaque tome avec sa parution (</w:t>
+      </w:r>
+      <w:r>
+        <w:rPr>
+          <w:b/>
+          <w:bCs/>
+        </w:rPr>
+        <w:t xml:space="preserve">À paraître</w:t>
+      </w:r>
+      <w:r>
+        <w:t xml:space="preserve">, </w:t>
+      </w:r>
+      <w:r>
+        <w:rPr>
+          <w:b/>
+          <w:bCs/>
+        </w:rPr>
+        <w:t xml:space="preserve">En cours</w:t>
+      </w:r>
+      <w:r>
+        <w:t xml:space="preserve">, </w:t>
+      </w:r>
+      <w:r>
+        <w:rPr>
+          <w:b/>
+          <w:bCs/>
+        </w:rPr>
+        <w:t xml:space="preserve">Publié</w:t>
+      </w:r>
+      <w:r>
+        <w:t xml:space="preserve">), </w:t>
+      </w:r>
+      <w:r>
+        <w:rPr>
+          <w:b/>
+          <w:bCs/>
+        </w:rPr>
+        <w:t xml:space="preserve">Lire en ligne</w:t>
+      </w:r>
+      <w:r>
+        <w:t xml:space="preserve"> et, pour un tome publié, </w:t>
+      </w:r>
+      <w:r>
+        <w:rPr>
+          <w:b/>
+          <w:bCs/>
+        </w:rPr>
+        <w:t xml:space="preserve">PDF</w:t>
+      </w:r>
+      <w:r>
+        <w:t xml:space="preserve"> et </w:t>
+      </w:r>
+      <w:r>
+        <w:rPr>
+          <w:b/>
+          <w:bCs/>
+        </w:rPr>
+        <w:t xml:space="preserve">EPUB</w:t>
       </w:r>
       <w:r>
         <w:t xml:space="preserve">.</w:t>
@@ -14744,629 +16287,43 @@
         <w:pStyle w:val="ListParagraph"/>
         <w:numPr>
           <w:ilvl w:val="0"/>
-          <w:numId w:val="27"/>
+          <w:numId w:val="2"/>
         </w:numPr>
-        <w:spacing w:after="60" w:before="40"/>
-      </w:pPr>
-      <w:r>
-        <w:t xml:space="preserve">Enregistrez. Pour un changement qui touche les lecteurs (« Licenciée »), une question demande confirmation.</w:t>
-      </w:r>
-    </w:p>
-    <w:tbl>
-      <w:tblPr>
-        <w:tblW w:type="dxa" w:w="9026"/>
-        <w:tblBorders>
-          <w:top w:val="single" w:color="auto" w:sz="4"/>
-          <w:left w:val="single" w:color="auto" w:sz="4"/>
-          <w:bottom w:val="single" w:color="auto" w:sz="4"/>
-          <w:right w:val="single" w:color="auto" w:sz="4"/>
-          <w:insideH w:val="single" w:color="auto" w:sz="4"/>
-          <w:insideV w:val="single" w:color="auto" w:sz="4"/>
-        </w:tblBorders>
-      </w:tblPr>
-      <w:tblGrid>
-        <w:gridCol w:w="1635"/>
-        <w:gridCol w:w="7391"/>
-      </w:tblGrid>
-      <w:tr>
-        <w:trPr>
-          <w:cantSplit/>
-          <w:tblHeader/>
-        </w:trPr>
-        <w:tc>
-          <w:tcPr>
-            <w:tcW w:type="dxa" w:w="1635"/>
-            <w:tcBorders>
-              <w:top w:val="single" w:color="CFC6DE" w:sz="4"/>
-              <w:left w:val="single" w:color="CFC6DE" w:sz="4"/>
-              <w:bottom w:val="single" w:color="CFC6DE" w:sz="4"/>
-              <w:right w:val="single" w:color="CFC6DE" w:sz="4"/>
-            </w:tcBorders>
-            <w:shd w:fill="3A2A63" w:color="auto" w:val="clear"/>
-            <w:tcMar>
-              <w:top w:type="dxa" w:w="70"/>
-              <w:left w:type="dxa" w:w="110"/>
-              <w:bottom w:type="dxa" w:w="70"/>
-              <w:right w:type="dxa" w:w="110"/>
-            </w:tcMar>
-            <w:vAlign w:val="center"/>
-          </w:tcPr>
-          <w:p>
-            <w:pPr>
-              <w:spacing w:after="0" w:before="0"/>
-              <w:rPr>
-                <w:b/>
-                <w:bCs/>
-                <w:color w:val="FFFFFF"/>
-                <w:sz w:val="19"/>
-                <w:szCs w:val="19"/>
-              </w:rPr>
-            </w:pPr>
-            <w:r>
-              <w:rPr>
-                <w:b/>
-                <w:bCs/>
-                <w:color w:val="FFFFFF"/>
-                <w:sz w:val="19"/>
-                <w:szCs w:val="19"/>
-              </w:rPr>
-              <w:t xml:space="preserve">État de l'œuvre</w:t>
-            </w:r>
-          </w:p>
-        </w:tc>
-        <w:tc>
-          <w:tcPr>
-            <w:tcW w:type="dxa" w:w="7391"/>
-            <w:tcBorders>
-              <w:top w:val="single" w:color="CFC6DE" w:sz="4"/>
-              <w:left w:val="single" w:color="CFC6DE" w:sz="4"/>
-              <w:bottom w:val="single" w:color="CFC6DE" w:sz="4"/>
-              <w:right w:val="single" w:color="CFC6DE" w:sz="4"/>
-            </w:tcBorders>
-            <w:shd w:fill="3A2A63" w:color="auto" w:val="clear"/>
-            <w:tcMar>
-              <w:top w:type="dxa" w:w="70"/>
-              <w:left w:type="dxa" w:w="110"/>
-              <w:bottom w:type="dxa" w:w="70"/>
-              <w:right w:type="dxa" w:w="110"/>
-            </w:tcMar>
-            <w:vAlign w:val="center"/>
-          </w:tcPr>
-          <w:p>
-            <w:pPr>
-              <w:spacing w:after="0" w:before="0"/>
-              <w:rPr>
-                <w:b/>
-                <w:bCs/>
-                <w:color w:val="FFFFFF"/>
-                <w:sz w:val="19"/>
-                <w:szCs w:val="19"/>
-              </w:rPr>
-            </w:pPr>
-            <w:r>
-              <w:rPr>
-                <w:b/>
-                <w:bCs/>
-                <w:color w:val="FFFFFF"/>
-                <w:sz w:val="19"/>
-                <w:szCs w:val="19"/>
-              </w:rPr>
-              <w:t xml:space="preserve">Ce que fait le site</w:t>
-            </w:r>
-          </w:p>
-        </w:tc>
-      </w:tr>
-      <w:tr>
-        <w:trPr>
-          <w:cantSplit/>
-          <w:tblHeader w:val="off"/>
-        </w:trPr>
-        <w:tc>
-          <w:tcPr>
-            <w:tcW w:type="dxa" w:w="1635"/>
-            <w:tcBorders>
-              <w:top w:val="single" w:color="CFC6DE" w:sz="4"/>
-              <w:left w:val="single" w:color="CFC6DE" w:sz="4"/>
-              <w:bottom w:val="single" w:color="CFC6DE" w:sz="4"/>
-              <w:right w:val="single" w:color="CFC6DE" w:sz="4"/>
-            </w:tcBorders>
-            <w:tcMar>
-              <w:top w:type="dxa" w:w="70"/>
-              <w:left w:type="dxa" w:w="110"/>
-              <w:bottom w:type="dxa" w:w="70"/>
-              <w:right w:type="dxa" w:w="110"/>
-            </w:tcMar>
-            <w:vAlign w:val="center"/>
-          </w:tcPr>
-          <w:p>
-            <w:pPr>
-              <w:spacing w:after="0" w:before="0"/>
-              <w:rPr>
-                <w:sz w:val="19"/>
-                <w:szCs w:val="19"/>
-              </w:rPr>
-            </w:pPr>
-            <w:r>
-              <w:rPr>
-                <w:b/>
-                <w:bCs/>
-                <w:sz w:val="19"/>
-                <w:szCs w:val="19"/>
-              </w:rPr>
-              <w:t xml:space="preserve">En cours de publication</w:t>
-            </w:r>
-          </w:p>
-        </w:tc>
-        <w:tc>
-          <w:tcPr>
-            <w:tcW w:type="dxa" w:w="7391"/>
-            <w:tcBorders>
-              <w:top w:val="single" w:color="CFC6DE" w:sz="4"/>
-              <w:left w:val="single" w:color="CFC6DE" w:sz="4"/>
-              <w:bottom w:val="single" w:color="CFC6DE" w:sz="4"/>
-              <w:right w:val="single" w:color="CFC6DE" w:sz="4"/>
-            </w:tcBorders>
-            <w:tcMar>
-              <w:top w:type="dxa" w:w="70"/>
-              <w:left w:type="dxa" w:w="110"/>
-              <w:bottom w:type="dxa" w:w="70"/>
-              <w:right w:type="dxa" w:w="110"/>
-            </w:tcMar>
-            <w:vAlign w:val="center"/>
-          </w:tcPr>
-          <w:p>
-            <w:pPr>
-              <w:spacing w:after="0" w:before="0"/>
-              <w:rPr>
-                <w:sz w:val="19"/>
-                <w:szCs w:val="19"/>
-              </w:rPr>
-            </w:pPr>
-            <w:r>
-              <w:rPr>
-                <w:sz w:val="19"/>
-                <w:szCs w:val="19"/>
-              </w:rPr>
-              <w:t xml:space="preserve">L'équipe traduit et publie. Les lecteurs voient « Traduction en cours ».</w:t>
-            </w:r>
-          </w:p>
-        </w:tc>
-      </w:tr>
-      <w:tr>
-        <w:trPr>
-          <w:cantSplit/>
-          <w:tblHeader w:val="off"/>
-        </w:trPr>
-        <w:tc>
-          <w:tcPr>
-            <w:tcW w:type="dxa" w:w="1635"/>
-            <w:tcBorders>
-              <w:top w:val="single" w:color="CFC6DE" w:sz="4"/>
-              <w:left w:val="single" w:color="CFC6DE" w:sz="4"/>
-              <w:bottom w:val="single" w:color="CFC6DE" w:sz="4"/>
-              <w:right w:val="single" w:color="CFC6DE" w:sz="4"/>
-            </w:tcBorders>
-            <w:shd w:fill="F6F3FA" w:color="auto" w:val="clear"/>
-            <w:tcMar>
-              <w:top w:type="dxa" w:w="70"/>
-              <w:left w:type="dxa" w:w="110"/>
-              <w:bottom w:type="dxa" w:w="70"/>
-              <w:right w:type="dxa" w:w="110"/>
-            </w:tcMar>
-            <w:vAlign w:val="center"/>
-          </w:tcPr>
-          <w:p>
-            <w:pPr>
-              <w:spacing w:after="0" w:before="0"/>
-              <w:rPr>
-                <w:sz w:val="19"/>
-                <w:szCs w:val="19"/>
-              </w:rPr>
-            </w:pPr>
-            <w:r>
-              <w:rPr>
-                <w:b/>
-                <w:bCs/>
-                <w:sz w:val="19"/>
-                <w:szCs w:val="19"/>
-              </w:rPr>
-              <w:t xml:space="preserve">Terminée</w:t>
-            </w:r>
-          </w:p>
-        </w:tc>
-        <w:tc>
-          <w:tcPr>
-            <w:tcW w:type="dxa" w:w="7391"/>
-            <w:tcBorders>
-              <w:top w:val="single" w:color="CFC6DE" w:sz="4"/>
-              <w:left w:val="single" w:color="CFC6DE" w:sz="4"/>
-              <w:bottom w:val="single" w:color="CFC6DE" w:sz="4"/>
-              <w:right w:val="single" w:color="CFC6DE" w:sz="4"/>
-            </w:tcBorders>
-            <w:shd w:fill="F6F3FA" w:color="auto" w:val="clear"/>
-            <w:tcMar>
-              <w:top w:type="dxa" w:w="70"/>
-              <w:left w:type="dxa" w:w="110"/>
-              <w:bottom w:type="dxa" w:w="70"/>
-              <w:right w:type="dxa" w:w="110"/>
-            </w:tcMar>
-            <w:vAlign w:val="center"/>
-          </w:tcPr>
-          <w:p>
-            <w:pPr>
-              <w:spacing w:after="0" w:before="0"/>
-              <w:rPr>
-                <w:sz w:val="19"/>
-                <w:szCs w:val="19"/>
-              </w:rPr>
-            </w:pPr>
-            <w:r>
-              <w:rPr>
-                <w:sz w:val="19"/>
-                <w:szCs w:val="19"/>
-              </w:rPr>
-              <w:t xml:space="preserve">Tous les tomes prévus sont publiés. Plus de rappel de planning. Quand tous les tomes de la VO sont « Publié », le site propose de passer à « Terminée », sans l'imposer.</w:t>
-            </w:r>
-          </w:p>
-        </w:tc>
-      </w:tr>
-      <w:tr>
-        <w:trPr>
-          <w:cantSplit/>
-          <w:tblHeader w:val="off"/>
-        </w:trPr>
-        <w:tc>
-          <w:tcPr>
-            <w:tcW w:type="dxa" w:w="1635"/>
-            <w:tcBorders>
-              <w:top w:val="single" w:color="CFC6DE" w:sz="4"/>
-              <w:left w:val="single" w:color="CFC6DE" w:sz="4"/>
-              <w:bottom w:val="single" w:color="CFC6DE" w:sz="4"/>
-              <w:right w:val="single" w:color="CFC6DE" w:sz="4"/>
-            </w:tcBorders>
-            <w:tcMar>
-              <w:top w:type="dxa" w:w="70"/>
-              <w:left w:type="dxa" w:w="110"/>
-              <w:bottom w:type="dxa" w:w="70"/>
-              <w:right w:type="dxa" w:w="110"/>
-            </w:tcMar>
-            <w:vAlign w:val="center"/>
-          </w:tcPr>
-          <w:p>
-            <w:pPr>
-              <w:spacing w:after="0" w:before="0"/>
-              <w:rPr>
-                <w:sz w:val="19"/>
-                <w:szCs w:val="19"/>
-              </w:rPr>
-            </w:pPr>
-            <w:r>
-              <w:rPr>
-                <w:b/>
-                <w:bCs/>
-                <w:sz w:val="19"/>
-                <w:szCs w:val="19"/>
-              </w:rPr>
-              <w:t xml:space="preserve">En pause</w:t>
-            </w:r>
-          </w:p>
-        </w:tc>
-        <w:tc>
-          <w:tcPr>
-            <w:tcW w:type="dxa" w:w="7391"/>
-            <w:tcBorders>
-              <w:top w:val="single" w:color="CFC6DE" w:sz="4"/>
-              <w:left w:val="single" w:color="CFC6DE" w:sz="4"/>
-              <w:bottom w:val="single" w:color="CFC6DE" w:sz="4"/>
-              <w:right w:val="single" w:color="CFC6DE" w:sz="4"/>
-            </w:tcBorders>
-            <w:tcMar>
-              <w:top w:type="dxa" w:w="70"/>
-              <w:left w:type="dxa" w:w="110"/>
-              <w:bottom w:type="dxa" w:w="70"/>
-              <w:right w:type="dxa" w:w="110"/>
-            </w:tcMar>
-            <w:vAlign w:val="center"/>
-          </w:tcPr>
-          <w:p>
-            <w:pPr>
-              <w:spacing w:after="0" w:before="0"/>
-              <w:rPr>
-                <w:sz w:val="19"/>
-                <w:szCs w:val="19"/>
-              </w:rPr>
-            </w:pPr>
-            <w:r>
-              <w:rPr>
-                <w:sz w:val="19"/>
-                <w:szCs w:val="19"/>
-              </w:rPr>
-              <w:t xml:space="preserve">Une reprise est prévue. Les tomes restent au planning, mais le site n'envoie </w:t>
-            </w:r>
-            <w:r>
-              <w:rPr>
-                <w:b/>
-                <w:bCs/>
-                <w:sz w:val="19"/>
-                <w:szCs w:val="19"/>
-              </w:rPr>
-              <w:t xml:space="preserve">plus aucun rappel ni alerte de retard</w:t>
-            </w:r>
-            <w:r>
-              <w:rPr>
-                <w:sz w:val="19"/>
-                <w:szCs w:val="19"/>
-              </w:rPr>
-              <w:t xml:space="preserve"> pour cette œuvre.</w:t>
-            </w:r>
-          </w:p>
-        </w:tc>
-      </w:tr>
-      <w:tr>
-        <w:trPr>
-          <w:cantSplit/>
-          <w:tblHeader w:val="off"/>
-        </w:trPr>
-        <w:tc>
-          <w:tcPr>
-            <w:tcW w:type="dxa" w:w="1635"/>
-            <w:tcBorders>
-              <w:top w:val="single" w:color="CFC6DE" w:sz="4"/>
-              <w:left w:val="single" w:color="CFC6DE" w:sz="4"/>
-              <w:bottom w:val="single" w:color="CFC6DE" w:sz="4"/>
-              <w:right w:val="single" w:color="CFC6DE" w:sz="4"/>
-            </w:tcBorders>
-            <w:shd w:fill="F6F3FA" w:color="auto" w:val="clear"/>
-            <w:tcMar>
-              <w:top w:type="dxa" w:w="70"/>
-              <w:left w:type="dxa" w:w="110"/>
-              <w:bottom w:type="dxa" w:w="70"/>
-              <w:right w:type="dxa" w:w="110"/>
-            </w:tcMar>
-            <w:vAlign w:val="center"/>
-          </w:tcPr>
-          <w:p>
-            <w:pPr>
-              <w:spacing w:after="0" w:before="0"/>
-              <w:rPr>
-                <w:sz w:val="19"/>
-                <w:szCs w:val="19"/>
-              </w:rPr>
-            </w:pPr>
-            <w:r>
-              <w:rPr>
-                <w:b/>
-                <w:bCs/>
-                <w:sz w:val="19"/>
-                <w:szCs w:val="19"/>
-              </w:rPr>
-              <w:t xml:space="preserve">Abandonnée</w:t>
-            </w:r>
-          </w:p>
-        </w:tc>
-        <w:tc>
-          <w:tcPr>
-            <w:tcW w:type="dxa" w:w="7391"/>
-            <w:tcBorders>
-              <w:top w:val="single" w:color="CFC6DE" w:sz="4"/>
-              <w:left w:val="single" w:color="CFC6DE" w:sz="4"/>
-              <w:bottom w:val="single" w:color="CFC6DE" w:sz="4"/>
-              <w:right w:val="single" w:color="CFC6DE" w:sz="4"/>
-            </w:tcBorders>
-            <w:shd w:fill="F6F3FA" w:color="auto" w:val="clear"/>
-            <w:tcMar>
-              <w:top w:type="dxa" w:w="70"/>
-              <w:left w:type="dxa" w:w="110"/>
-              <w:bottom w:type="dxa" w:w="70"/>
-              <w:right w:type="dxa" w:w="110"/>
-            </w:tcMar>
-            <w:vAlign w:val="center"/>
-          </w:tcPr>
-          <w:p>
-            <w:pPr>
-              <w:spacing w:after="0" w:before="0"/>
-              <w:rPr>
-                <w:sz w:val="19"/>
-                <w:szCs w:val="19"/>
-              </w:rPr>
-            </w:pPr>
-            <w:r>
-              <w:rPr>
-                <w:sz w:val="19"/>
-                <w:szCs w:val="19"/>
-              </w:rPr>
-              <w:t xml:space="preserve">Plus de traduction. Les tomes publiés restent lisibles. Plus de rappel.</w:t>
-            </w:r>
-          </w:p>
-        </w:tc>
-      </w:tr>
-      <w:tr>
-        <w:trPr>
-          <w:cantSplit/>
-          <w:tblHeader w:val="off"/>
-        </w:trPr>
-        <w:tc>
-          <w:tcPr>
-            <w:tcW w:type="dxa" w:w="1635"/>
-            <w:tcBorders>
-              <w:top w:val="single" w:color="CFC6DE" w:sz="4"/>
-              <w:left w:val="single" w:color="CFC6DE" w:sz="4"/>
-              <w:bottom w:val="single" w:color="CFC6DE" w:sz="4"/>
-              <w:right w:val="single" w:color="CFC6DE" w:sz="4"/>
-            </w:tcBorders>
-            <w:tcMar>
-              <w:top w:type="dxa" w:w="70"/>
-              <w:left w:type="dxa" w:w="110"/>
-              <w:bottom w:type="dxa" w:w="70"/>
-              <w:right w:type="dxa" w:w="110"/>
-            </w:tcMar>
-            <w:vAlign w:val="center"/>
-          </w:tcPr>
-          <w:p>
-            <w:pPr>
-              <w:spacing w:after="0" w:before="0"/>
-              <w:rPr>
-                <w:sz w:val="19"/>
-                <w:szCs w:val="19"/>
-              </w:rPr>
-            </w:pPr>
-            <w:r>
-              <w:rPr>
-                <w:b/>
-                <w:bCs/>
-                <w:sz w:val="19"/>
-                <w:szCs w:val="19"/>
-              </w:rPr>
-              <w:t xml:space="preserve">Licenciée</w:t>
-            </w:r>
-          </w:p>
-        </w:tc>
-        <w:tc>
-          <w:tcPr>
-            <w:tcW w:type="dxa" w:w="7391"/>
-            <w:tcBorders>
-              <w:top w:val="single" w:color="CFC6DE" w:sz="4"/>
-              <w:left w:val="single" w:color="CFC6DE" w:sz="4"/>
-              <w:bottom w:val="single" w:color="CFC6DE" w:sz="4"/>
-              <w:right w:val="single" w:color="CFC6DE" w:sz="4"/>
-            </w:tcBorders>
-            <w:tcMar>
-              <w:top w:type="dxa" w:w="70"/>
-              <w:left w:type="dxa" w:w="110"/>
-              <w:bottom w:type="dxa" w:w="70"/>
-              <w:right w:type="dxa" w:w="110"/>
-            </w:tcMar>
-            <w:vAlign w:val="center"/>
-          </w:tcPr>
-          <w:p>
-            <w:pPr>
-              <w:spacing w:after="0" w:before="0"/>
-              <w:rPr>
-                <w:sz w:val="19"/>
-                <w:szCs w:val="19"/>
-              </w:rPr>
-            </w:pPr>
-            <w:r>
-              <w:rPr>
-                <w:sz w:val="19"/>
-                <w:szCs w:val="19"/>
-              </w:rPr>
-              <w:t xml:space="preserve">L'œuvre est publiée officiellement en France. Le site </w:t>
-            </w:r>
-            <w:r>
-              <w:rPr>
-                <w:b/>
-                <w:bCs/>
-                <w:sz w:val="19"/>
-                <w:szCs w:val="19"/>
-              </w:rPr>
-              <w:t xml:space="preserve">retire automatiquement la lecture en ligne et les liens PDF et EPUB</w:t>
-            </w:r>
-            <w:r>
-              <w:rPr>
-                <w:sz w:val="19"/>
-                <w:szCs w:val="19"/>
-              </w:rPr>
-              <w:t xml:space="preserve">. Plus de rappel.</w:t>
-            </w:r>
-          </w:p>
-        </w:tc>
-      </w:tr>
-    </w:tbl>
-    <w:p>
-      <w:pPr>
         <w:spacing w:after="60" w:before="0"/>
       </w:pPr>
-    </w:p>
-    <w:tbl>
-      <w:tblPr>
-        <w:tblW w:type="dxa" w:w="9026"/>
-        <w:tblBorders>
-          <w:top w:val="single" w:color="auto" w:sz="4"/>
-          <w:left w:val="single" w:color="auto" w:sz="4"/>
-          <w:bottom w:val="single" w:color="auto" w:sz="4"/>
-          <w:right w:val="single" w:color="auto" w:sz="4"/>
-          <w:insideH w:val="single" w:color="auto" w:sz="4"/>
-          <w:insideV w:val="single" w:color="auto" w:sz="4"/>
-        </w:tblBorders>
-      </w:tblPr>
-      <w:tblGrid>
-        <w:gridCol w:w="9026"/>
-      </w:tblGrid>
-      <w:tr>
-        <w:trPr>
-          <w:cantSplit/>
-        </w:trPr>
-        <w:tc>
-          <w:tcPr>
-            <w:tcW w:type="dxa" w:w="9026"/>
-            <w:tcBorders>
-              <w:top w:val="none" w:color="FFFFFF" w:sz="0"/>
-              <w:left w:val="single" w:color="D9822B" w:sz="24"/>
-              <w:bottom w:val="none" w:color="FFFFFF" w:sz="0"/>
-              <w:right w:val="none" w:color="FFFFFF" w:sz="0"/>
-            </w:tcBorders>
-            <w:shd w:fill="FDF1E4" w:color="auto" w:val="clear"/>
-            <w:tcMar>
-              <w:top w:type="dxa" w:w="120"/>
-              <w:left w:type="dxa" w:w="200"/>
-              <w:bottom w:type="dxa" w:w="120"/>
-              <w:right w:type="dxa" w:w="160"/>
-            </w:tcMar>
-          </w:tcPr>
-          <w:p>
-            <w:pPr>
-              <w:spacing w:after="0" w:before="0"/>
-            </w:pPr>
-            <w:r>
-              <w:rPr>
-                <w:b/>
-                <w:bCs/>
-                <w:color w:val="9A4D0C"/>
-              </w:rPr>
-              <w:t xml:space="preserve">Attention</w:t>
-            </w:r>
-            <w:r>
-              <w:t xml:space="preserve"> : </w:t>
-            </w:r>
-            <w:r>
-              <w:rPr>
-                <w:b/>
-                <w:bCs/>
-              </w:rPr>
-              <w:t xml:space="preserve">Licenciée</w:t>
-            </w:r>
-            <w:r>
-              <w:t xml:space="preserve"> retire tout de suite la lecture et les liens de toute l'œuvre. Vérifiez avec un gérant avant de choisir cet état.</w:t>
-            </w:r>
-          </w:p>
-        </w:tc>
-      </w:tr>
-    </w:tbl>
-    <w:p>
-      <w:pPr>
-        <w:pStyle w:val="Heading1"/>
-      </w:pPr>
-      <w:bookmarkStart w:name="titre-56" w:id="122"/>
-      <w:r>
-        <w:t xml:space="preserve">11 Ce que voient les lecteurs</w:t>
-      </w:r>
-      <w:bookmarkEnd w:id="122"/>
-    </w:p>
-    <w:p>
-      <w:r>
-        <w:t xml:space="preserve">Il est utile de savoir ce que montre le site, pour répondre aux lecteurs sur Discord.</w:t>
+      <w:r>
+        <w:t xml:space="preserve">Les onglets </w:t>
+      </w:r>
+      <w:r>
+        <w:rPr>
+          <w:b/>
+          <w:bCs/>
+        </w:rPr>
+        <w:t xml:space="preserve">Actualités</w:t>
+      </w:r>
+      <w:r>
+        <w:t xml:space="preserve"> et </w:t>
+      </w:r>
+      <w:r>
+        <w:rPr>
+          <w:b/>
+          <w:bCs/>
+        </w:rPr>
+        <w:t xml:space="preserve">Glossaire</w:t>
+      </w:r>
+      <w:r>
+        <w:t xml:space="preserve"> apparaissent quand l'œuvre en a.</w:t>
       </w:r>
     </w:p>
     <w:p>
       <w:pPr>
         <w:pStyle w:val="Heading2"/>
       </w:pPr>
-      <w:bookmarkStart w:name="titre-57" w:id="123"/>
-      <w:r>
-        <w:t xml:space="preserve">11.1 La fiche d'une œuvre</w:t>
-      </w:r>
-      <w:bookmarkEnd w:id="123"/>
+      <w:bookmarkStart w:name="titre-58" w:id="124"/>
+      <w:r>
+        <w:t xml:space="preserve">11.2 La page d'un tome en cours</w:t>
+      </w:r>
+      <w:bookmarkEnd w:id="124"/>
     </w:p>
     <w:p>
       <w:pPr>
@@ -15377,9 +16334,9 @@
       <w:r>
         <w:drawing>
           <wp:inline distT="0" distB="0" distL="0" distR="0">
-            <wp:extent cx="5715000" cy="4095750"/>
+            <wp:extent cx="5715000" cy="3476625"/>
             <wp:effectExtent t="0" r="0" b="0" l="0"/>
-            <wp:docPr id="35" name="Public-page.png" descr="La fiche d'une œuvre, vue par un lecteur." title="La fiche d'une œuvre, vue par un lecteur."/>
+            <wp:docPr id="36" name="PublicTome-page.png" descr="La page d'un tome en cours, vue par un lecteur." title="La page d'un tome en cours, vue par un lecteur."/>
             <wp:cNvGraphicFramePr>
               <a:graphicFrameLocks xmlns:a="http://schemas.openxmlformats.org/drawingml/2006/main" noChangeAspect="1"/>
             </wp:cNvGraphicFramePr>
@@ -15402,230 +16359,6 @@
                   <pic:spPr bwMode="auto">
                     <a:xfrm>
                       <a:off x="0" y="0"/>
-                      <a:ext cx="5715000" cy="4095750"/>
-                    </a:xfrm>
-                    <a:prstGeom prst="rect">
-                      <a:avLst/>
-                    </a:prstGeom>
-                  </pic:spPr>
-                </pic:pic>
-              </a:graphicData>
-            </a:graphic>
-          </wp:inline>
-        </w:drawing>
-      </w:r>
-    </w:p>
-    <w:p>
-      <w:pPr>
-        <w:pStyle w:val="Legende"/>
-      </w:pPr>
-      <w:r>
-        <w:rPr>
-          <w:b/>
-          <w:bCs/>
-        </w:rPr>
-        <w:t xml:space="preserve">Figure 17 — </w:t>
-      </w:r>
-      <w:r>
-        <w:t xml:space="preserve">La fiche d'une œuvre, vue par un lecteur.</w:t>
-      </w:r>
-    </w:p>
-    <w:p>
-      <w:pPr>
-        <w:pStyle w:val="ListParagraph"/>
-        <w:numPr>
-          <w:ilvl w:val="0"/>
-          <w:numId w:val="2"/>
-        </w:numPr>
-        <w:spacing w:after="60" w:before="0"/>
-      </w:pPr>
-      <w:r>
-        <w:t xml:space="preserve">En haut : la couverture, le type, l'état de la traduction, le synopsis et les boutons pour reprendre la lecture, mettre l'œuvre en favori (avec une alerte à chaque sortie) et l'</w:t>
-      </w:r>
-      <w:r>
-        <w:rPr>
-          <w:b/>
-          <w:bCs/>
-        </w:rPr>
-        <w:t xml:space="preserve">Ajouter à une liste</w:t>
-      </w:r>
-      <w:r>
-        <w:t xml:space="preserve">.</w:t>
-      </w:r>
-    </w:p>
-    <w:p>
-      <w:pPr>
-        <w:pStyle w:val="ListParagraph"/>
-        <w:numPr>
-          <w:ilvl w:val="0"/>
-          <w:numId w:val="2"/>
-        </w:numPr>
-        <w:spacing w:after="60" w:before="0"/>
-      </w:pPr>
-      <w:r>
-        <w:t xml:space="preserve">À droite : la </w:t>
-      </w:r>
-      <w:r>
-        <w:rPr>
-          <w:b/>
-          <w:bCs/>
-        </w:rPr>
-        <w:t xml:space="preserve">Prochaine sortie</w:t>
-      </w:r>
-      <w:r>
-        <w:t xml:space="preserve">, quand un chapitre est programmé.</w:t>
-      </w:r>
-    </w:p>
-    <w:p>
-      <w:pPr>
-        <w:pStyle w:val="ListParagraph"/>
-        <w:numPr>
-          <w:ilvl w:val="0"/>
-          <w:numId w:val="2"/>
-        </w:numPr>
-        <w:spacing w:after="60" w:before="0"/>
-      </w:pPr>
-      <w:r>
-        <w:t xml:space="preserve">La liste des tomes : chaque tome avec sa parution (</w:t>
-      </w:r>
-      <w:r>
-        <w:rPr>
-          <w:b/>
-          <w:bCs/>
-        </w:rPr>
-        <w:t xml:space="preserve">À paraître</w:t>
-      </w:r>
-      <w:r>
-        <w:t xml:space="preserve">, </w:t>
-      </w:r>
-      <w:r>
-        <w:rPr>
-          <w:b/>
-          <w:bCs/>
-        </w:rPr>
-        <w:t xml:space="preserve">En cours</w:t>
-      </w:r>
-      <w:r>
-        <w:t xml:space="preserve">, </w:t>
-      </w:r>
-      <w:r>
-        <w:rPr>
-          <w:b/>
-          <w:bCs/>
-        </w:rPr>
-        <w:t xml:space="preserve">Complet</w:t>
-      </w:r>
-      <w:r>
-        <w:t xml:space="preserve">), </w:t>
-      </w:r>
-      <w:r>
-        <w:rPr>
-          <w:b/>
-          <w:bCs/>
-        </w:rPr>
-        <w:t xml:space="preserve">Lire en ligne</w:t>
-      </w:r>
-      <w:r>
-        <w:t xml:space="preserve"> et, pour un tome complet, </w:t>
-      </w:r>
-      <w:r>
-        <w:rPr>
-          <w:b/>
-          <w:bCs/>
-        </w:rPr>
-        <w:t xml:space="preserve">PDF</w:t>
-      </w:r>
-      <w:r>
-        <w:t xml:space="preserve"> et </w:t>
-      </w:r>
-      <w:r>
-        <w:rPr>
-          <w:b/>
-          <w:bCs/>
-        </w:rPr>
-        <w:t xml:space="preserve">EPUB</w:t>
-      </w:r>
-      <w:r>
-        <w:t xml:space="preserve">.</w:t>
-      </w:r>
-    </w:p>
-    <w:p>
-      <w:pPr>
-        <w:pStyle w:val="ListParagraph"/>
-        <w:numPr>
-          <w:ilvl w:val="0"/>
-          <w:numId w:val="2"/>
-        </w:numPr>
-        <w:spacing w:after="60" w:before="0"/>
-      </w:pPr>
-      <w:r>
-        <w:t xml:space="preserve">Les onglets </w:t>
-      </w:r>
-      <w:r>
-        <w:rPr>
-          <w:b/>
-          <w:bCs/>
-        </w:rPr>
-        <w:t xml:space="preserve">Actualités</w:t>
-      </w:r>
-      <w:r>
-        <w:t xml:space="preserve"> et </w:t>
-      </w:r>
-      <w:r>
-        <w:rPr>
-          <w:b/>
-          <w:bCs/>
-        </w:rPr>
-        <w:t xml:space="preserve">Glossaire</w:t>
-      </w:r>
-      <w:r>
-        <w:t xml:space="preserve"> apparaissent quand l'œuvre en a.</w:t>
-      </w:r>
-    </w:p>
-    <w:p>
-      <w:pPr>
-        <w:pStyle w:val="Heading2"/>
-      </w:pPr>
-      <w:bookmarkStart w:name="titre-58" w:id="124"/>
-      <w:r>
-        <w:t xml:space="preserve">11.2 La page d'un tome en cours</w:t>
-      </w:r>
-      <w:bookmarkEnd w:id="124"/>
-    </w:p>
-    <w:p>
-      <w:pPr>
-        <w:keepNext/>
-        <w:spacing w:after="60" w:before="160"/>
-        <w:jc w:val="center"/>
-      </w:pPr>
-      <w:r>
-        <w:drawing>
-          <wp:inline distT="0" distB="0" distL="0" distR="0">
-            <wp:extent cx="5715000" cy="3476625"/>
-            <wp:effectExtent t="0" r="0" b="0" l="0"/>
-            <wp:docPr id="36" name="PublicTome-page.png" descr="La page d'un tome en cours, vue par un lecteur." title="La page d'un tome en cours, vue par un lecteur."/>
-            <wp:cNvGraphicFramePr>
-              <a:graphicFrameLocks xmlns:a="http://schemas.openxmlformats.org/drawingml/2006/main" noChangeAspect="1"/>
-            </wp:cNvGraphicFramePr>
-            <a:graphic xmlns:a="http://schemas.openxmlformats.org/drawingml/2006/main">
-              <a:graphicData uri="http://schemas.openxmlformats.org/drawingml/2006/picture">
-                <pic:pic xmlns:pic="http://schemas.openxmlformats.org/drawingml/2006/picture">
-                  <pic:nvPicPr>
-                    <pic:cNvPr id="0" name="" descr=""/>
-                    <pic:cNvPicPr>
-                      <a:picLocks noChangeAspect="1" noChangeArrowheads="1"/>
-                    </pic:cNvPicPr>
-                  </pic:nvPicPr>
-                  <pic:blipFill>
-                    <a:blip r:embed="rId28" cstate="none"/>
-                    <a:srcRect/>
-                    <a:stretch>
-                      <a:fillRect/>
-                    </a:stretch>
-                  </pic:blipFill>
-                  <pic:spPr bwMode="auto">
-                    <a:xfrm>
-                      <a:off x="0" y="0"/>
                       <a:ext cx="5715000" cy="3476625"/>
                     </a:xfrm>
                     <a:prstGeom prst="rect">
@@ -17214,14 +17947,30 @@
                 <w:sz w:val="19"/>
                 <w:szCs w:val="19"/>
               </w:rPr>
-              <w:t xml:space="preserve">Tome complet</w:t>
-            </w:r>
-            <w:r>
-              <w:rPr>
-                <w:sz w:val="19"/>
-                <w:szCs w:val="19"/>
-              </w:rPr>
-              <w:t xml:space="preserve"> : remplacez le lien, puis </w:t>
+              <w:t xml:space="preserve">État du tome</w:t>
+            </w:r>
+            <w:r>
+              <w:rPr>
+                <w:sz w:val="19"/>
+                <w:szCs w:val="19"/>
+              </w:rPr>
+              <w:t xml:space="preserve"> (</w:t>
+            </w:r>
+            <w:r>
+              <w:rPr>
+                <w:b/>
+                <w:bCs/>
+                <w:sz w:val="19"/>
+                <w:szCs w:val="19"/>
+              </w:rPr>
+              <w:t xml:space="preserve">Publié</w:t>
+            </w:r>
+            <w:r>
+              <w:rPr>
+                <w:sz w:val="19"/>
+                <w:szCs w:val="19"/>
+              </w:rPr>
+              <w:t xml:space="preserve">) : remplacez le lien, puis </w:t>
             </w:r>
             <w:r>
               <w:rPr>
@@ -18296,7 +19045,7 @@
         <w:sz w:val="17"/>
         <w:szCs w:val="17"/>
       </w:rPr>
-      <w:t xml:space="preserve">Version 2.1.5-dev.5 du 1er octobre 2026</w:t>
+      <w:t xml:space="preserve">Version 2.1.5-dev.8 du 1er octobre 2026</w:t>
     </w:r>
     <w:r>
       <w:rPr>

--- a/docs/guide-equipe/Guide-equipe-Yume-Novel.docx
+++ b/docs/guide-equipe/Guide-equipe-Yume-Novel.docx
@@ -61,7 +61,7 @@
           <w:sz w:val="22"/>
           <w:szCs w:val="22"/>
         </w:rPr>
-        <w:t xml:space="preserve">Version 2.1.5-dev.8 du 1er octobre 2026</w:t>
+        <w:t xml:space="preserve">Version 2.1.5-dev.9 du 2 octobre 2026</w:t>
       </w:r>
     </w:p>
     <w:p>
@@ -809,7 +809,7 @@
               <w:rPr>
                 <w:rStyle w:val="IndexLink"/>
               </w:rPr>
-              <w:t xml:space="default">7.5 Corriger un chapitre déjà en ligne</w:t>
+              <w:t xml:space="default">7.5 Donner tout le tome, chapitre par chapitre, avec les liens à la fin</w:t>
               <w:tab/>
               <w:t xml:space="default">21</w:t>
             </w:r>
@@ -828,9 +828,9 @@
               <w:rPr>
                 <w:rStyle w:val="IndexLink"/>
               </w:rPr>
-              <w:t xml:space="default">7.6 Découper soi-même les chapitres</w:t>
+              <w:t xml:space="default">7.6 Corriger un chapitre déjà en ligne</w:t>
               <w:tab/>
-              <w:t xml:space="default">21</w:t>
+              <w:t xml:space="default">22</w:t>
             </w:r>
           </w:hyperlink>
         </w:p>
@@ -847,7 +847,7 @@
               <w:rPr>
                 <w:rStyle w:val="IndexLink"/>
               </w:rPr>
-              <w:t xml:space="default">7.7 Ajouter la lecture en ligne d'un tome déjà paru</w:t>
+              <w:t xml:space="default">7.7 Découper soi-même les chapitres</w:t>
               <w:tab/>
               <w:t xml:space="default">22</w:t>
             </w:r>
@@ -866,9 +866,9 @@
               <w:rPr>
                 <w:rStyle w:val="IndexLink"/>
               </w:rPr>
-              <w:t xml:space="default">7.8 Refaire toute la lecture en ligne d'un tome</w:t>
+              <w:t xml:space="default">7.8 Ajouter la lecture en ligne d'un tome déjà paru</w:t>
               <w:tab/>
-              <w:t xml:space="default">22</w:t>
+              <w:t xml:space="default">23</w:t>
             </w:r>
           </w:hyperlink>
         </w:p>
@@ -885,7 +885,26 @@
               <w:rPr>
                 <w:rStyle w:val="IndexLink"/>
               </w:rPr>
-              <w:t xml:space="default">7.9 Savoir ce qui sera annoncé</w:t>
+              <w:t xml:space="default">7.9 Refaire toute la lecture en ligne d'un tome</w:t>
+              <w:tab/>
+              <w:t xml:space="default">23</w:t>
+            </w:r>
+          </w:hyperlink>
+        </w:p>
+        <w:p>
+          <w:pPr>
+            <w:pStyle w:val="TOC2"/>
+            <w:tabs>
+              <w:tab w:val="clear" w:pos="8786"/>
+              <w:tab w:val="right" w:pos="9025" w:leader="dot"/>
+            </w:tabs>
+          </w:pPr>
+          <w:hyperlink w:history="1" w:anchor="titre-42">
+            <w:r>
+              <w:rPr>
+                <w:rStyle w:val="IndexLink"/>
+              </w:rPr>
+              <w:t xml:space="default">7.10 Savoir ce qui sera annoncé</w:t>
               <w:tab/>
               <w:t xml:space="default">23</w:t>
             </w:r>
@@ -899,33 +918,14 @@
               <w:tab w:val="right" w:pos="9025" w:leader="dot"/>
             </w:tabs>
           </w:pPr>
-          <w:hyperlink w:history="1" w:anchor="titre-42">
+          <w:hyperlink w:history="1" w:anchor="titre-43">
             <w:r>
               <w:rPr>
                 <w:rStyle w:val="IndexLink"/>
               </w:rPr>
               <w:t xml:space="default">8 Terminer un tome</w:t>
               <w:tab/>
-              <w:t xml:space="default">24</w:t>
-            </w:r>
-          </w:hyperlink>
-        </w:p>
-        <w:p>
-          <w:pPr>
-            <w:pStyle w:val="TOC2"/>
-            <w:tabs>
-              <w:tab w:val="clear" w:pos="8786"/>
-              <w:tab w:val="right" w:pos="9025" w:leader="dot"/>
-            </w:tabs>
-          </w:pPr>
-          <w:hyperlink w:history="1" w:anchor="titre-43">
-            <w:r>
-              <w:rPr>
-                <w:rStyle w:val="IndexLink"/>
-              </w:rPr>
-              <w:t xml:space="default">8.1 Terminer un tome avec son dernier envoi</w:t>
-              <w:tab/>
-              <w:t xml:space="default">24</w:t>
+              <w:t xml:space="default">25</w:t>
             </w:r>
           </w:hyperlink>
         </w:p>
@@ -942,9 +942,9 @@
               <w:rPr>
                 <w:rStyle w:val="IndexLink"/>
               </w:rPr>
-              <w:t xml:space="default">8.2 Passer un tome à « Publié » depuis sa fiche</w:t>
+              <w:t xml:space="default">8.1 Terminer un tome avec son dernier envoi</w:t>
               <w:tab/>
-              <w:t xml:space="default">24</w:t>
+              <w:t xml:space="default">25</w:t>
             </w:r>
           </w:hyperlink>
         </w:p>
@@ -961,9 +961,28 @@
               <w:rPr>
                 <w:rStyle w:val="IndexLink"/>
               </w:rPr>
+              <w:t xml:space="default">8.2 Passer un tome à « Publié » depuis sa fiche</w:t>
+              <w:tab/>
+              <w:t xml:space="default">25</w:t>
+            </w:r>
+          </w:hyperlink>
+        </w:p>
+        <w:p>
+          <w:pPr>
+            <w:pStyle w:val="TOC2"/>
+            <w:tabs>
+              <w:tab w:val="clear" w:pos="8786"/>
+              <w:tab w:val="right" w:pos="9025" w:leader="dot"/>
+            </w:tabs>
+          </w:pPr>
+          <w:hyperlink w:history="1" w:anchor="titre-46">
+            <w:r>
+              <w:rPr>
+                <w:rStyle w:val="IndexLink"/>
+              </w:rPr>
               <w:t xml:space="default">8.3 Remplacer un lien PDF ou EPUB mort</w:t>
               <w:tab/>
-              <w:t xml:space="default">25</w:t>
+              <w:t xml:space="default">26</w:t>
             </w:r>
           </w:hyperlink>
         </w:p>
@@ -975,33 +994,14 @@
               <w:tab w:val="right" w:pos="9025" w:leader="dot"/>
             </w:tabs>
           </w:pPr>
-          <w:hyperlink w:history="1" w:anchor="titre-46">
+          <w:hyperlink w:history="1" w:anchor="titre-47">
             <w:r>
               <w:rPr>
                 <w:rStyle w:val="IndexLink"/>
               </w:rPr>
               <w:t xml:space="default">9 Modifier un tome</w:t>
               <w:tab/>
-              <w:t xml:space="default">26</w:t>
-            </w:r>
-          </w:hyperlink>
-        </w:p>
-        <w:p>
-          <w:pPr>
-            <w:pStyle w:val="TOC2"/>
-            <w:tabs>
-              <w:tab w:val="clear" w:pos="8786"/>
-              <w:tab w:val="right" w:pos="9025" w:leader="dot"/>
-            </w:tabs>
-          </w:pPr>
-          <w:hyperlink w:history="1" w:anchor="titre-47">
-            <w:r>
-              <w:rPr>
-                <w:rStyle w:val="IndexLink"/>
-              </w:rPr>
-              <w:t xml:space="default">9.1 Trouver un tome</w:t>
-              <w:tab/>
-              <w:t xml:space="default">26</w:t>
+              <w:t xml:space="default">27</w:t>
             </w:r>
           </w:hyperlink>
         </w:p>
@@ -1018,7 +1018,7 @@
               <w:rPr>
                 <w:rStyle w:val="IndexLink"/>
               </w:rPr>
-              <w:t xml:space="default">9.2 Modifier les informations d'un tome</w:t>
+              <w:t xml:space="default">9.1 Trouver un tome</w:t>
               <w:tab/>
               <w:t xml:space="default">27</w:t>
             </w:r>
@@ -1037,9 +1037,28 @@
               <w:rPr>
                 <w:rStyle w:val="IndexLink"/>
               </w:rPr>
+              <w:t xml:space="default">9.2 Modifier les informations d'un tome</w:t>
+              <w:tab/>
+              <w:t xml:space="default">28</w:t>
+            </w:r>
+          </w:hyperlink>
+        </w:p>
+        <w:p>
+          <w:pPr>
+            <w:pStyle w:val="TOC2"/>
+            <w:tabs>
+              <w:tab w:val="clear" w:pos="8786"/>
+              <w:tab w:val="right" w:pos="9025" w:leader="dot"/>
+            </w:tabs>
+          </w:pPr>
+          <w:hyperlink w:history="1" w:anchor="titre-50">
+            <w:r>
+              <w:rPr>
+                <w:rStyle w:val="IndexLink"/>
+              </w:rPr>
               <w:t xml:space="default">9.3 Publier, reprogrammer ou retirer un chapitre</w:t>
               <w:tab/>
-              <w:t xml:space="default">28</w:t>
+              <w:t xml:space="default">29</w:t>
             </w:r>
           </w:hyperlink>
         </w:p>
@@ -1051,33 +1070,14 @@
               <w:tab w:val="right" w:pos="9025" w:leader="dot"/>
             </w:tabs>
           </w:pPr>
-          <w:hyperlink w:history="1" w:anchor="titre-50">
+          <w:hyperlink w:history="1" w:anchor="titre-51">
             <w:r>
               <w:rPr>
                 <w:rStyle w:val="IndexLink"/>
               </w:rPr>
               <w:t xml:space="default">10 Nouveau (version 2.1.5) : l'état des tomes et des œuvres</w:t>
               <w:tab/>
-              <w:t xml:space="default">29</w:t>
-            </w:r>
-          </w:hyperlink>
-        </w:p>
-        <w:p>
-          <w:pPr>
-            <w:pStyle w:val="TOC2"/>
-            <w:tabs>
-              <w:tab w:val="clear" w:pos="8786"/>
-              <w:tab w:val="right" w:pos="9025" w:leader="dot"/>
-            </w:tabs>
-          </w:pPr>
-          <w:hyperlink w:history="1" w:anchor="titre-51">
-            <w:r>
-              <w:rPr>
-                <w:rStyle w:val="IndexLink"/>
-              </w:rPr>
-              <w:t xml:space="default">10.1 Le cycle de vie d'un tome</w:t>
-              <w:tab/>
-              <w:t xml:space="default">29</w:t>
+              <w:t xml:space="default">30</w:t>
             </w:r>
           </w:hyperlink>
         </w:p>
@@ -1094,7 +1094,7 @@
               <w:rPr>
                 <w:rStyle w:val="IndexLink"/>
               </w:rPr>
-              <w:t xml:space="default">10.2 Changer l'état d'un tome</w:t>
+              <w:t xml:space="default">10.1 Le cycle de vie d'un tome</w:t>
               <w:tab/>
               <w:t xml:space="default">30</w:t>
             </w:r>
@@ -1113,9 +1113,9 @@
               <w:rPr>
                 <w:rStyle w:val="IndexLink"/>
               </w:rPr>
-              <w:t xml:space="default">10.3 Savoir ce que fait chaque changement</w:t>
+              <w:t xml:space="default">10.2 Changer l'état d'un tome</w:t>
               <w:tab/>
-              <w:t xml:space="default">30</w:t>
+              <w:t xml:space="default">31</w:t>
             </w:r>
           </w:hyperlink>
         </w:p>
@@ -1132,7 +1132,7 @@
               <w:rPr>
                 <w:rStyle w:val="IndexLink"/>
               </w:rPr>
-              <w:t xml:space="default">10.4 J'ai publié au lieu de programmer : comment réparer</w:t>
+              <w:t xml:space="default">10.3 Savoir ce que fait chaque changement</w:t>
               <w:tab/>
               <w:t xml:space="default">31</w:t>
             </w:r>
@@ -1151,9 +1151,28 @@
               <w:rPr>
                 <w:rStyle w:val="IndexLink"/>
               </w:rPr>
+              <w:t xml:space="default">10.4 J'ai publié au lieu de programmer : comment réparer</w:t>
+              <w:tab/>
+              <w:t xml:space="default">32</w:t>
+            </w:r>
+          </w:hyperlink>
+        </w:p>
+        <w:p>
+          <w:pPr>
+            <w:pStyle w:val="TOC2"/>
+            <w:tabs>
+              <w:tab w:val="clear" w:pos="8786"/>
+              <w:tab w:val="right" w:pos="9025" w:leader="dot"/>
+            </w:tabs>
+          </w:pPr>
+          <w:hyperlink w:history="1" w:anchor="titre-56">
+            <w:r>
+              <w:rPr>
+                <w:rStyle w:val="IndexLink"/>
+              </w:rPr>
               <w:t xml:space="default">10.5 Changer l'état d'une œuvre</w:t>
               <w:tab/>
-              <w:t xml:space="default">32</w:t>
+              <w:t xml:space="default">33</w:t>
             </w:r>
           </w:hyperlink>
         </w:p>
@@ -1165,33 +1184,14 @@
               <w:tab w:val="right" w:pos="9025" w:leader="dot"/>
             </w:tabs>
           </w:pPr>
-          <w:hyperlink w:history="1" w:anchor="titre-56">
+          <w:hyperlink w:history="1" w:anchor="titre-57">
             <w:r>
               <w:rPr>
                 <w:rStyle w:val="IndexLink"/>
               </w:rPr>
               <w:t xml:space="default">11 Ce que voient les lecteurs</w:t>
               <w:tab/>
-              <w:t xml:space="default">34</w:t>
-            </w:r>
-          </w:hyperlink>
-        </w:p>
-        <w:p>
-          <w:pPr>
-            <w:pStyle w:val="TOC2"/>
-            <w:tabs>
-              <w:tab w:val="clear" w:pos="8786"/>
-              <w:tab w:val="right" w:pos="9025" w:leader="dot"/>
-            </w:tabs>
-          </w:pPr>
-          <w:hyperlink w:history="1" w:anchor="titre-57">
-            <w:r>
-              <w:rPr>
-                <w:rStyle w:val="IndexLink"/>
-              </w:rPr>
-              <w:t xml:space="default">11.1 La fiche d'une œuvre</w:t>
-              <w:tab/>
-              <w:t xml:space="default">34</w:t>
+              <w:t xml:space="default">35</w:t>
             </w:r>
           </w:hyperlink>
         </w:p>
@@ -1208,9 +1208,28 @@
               <w:rPr>
                 <w:rStyle w:val="IndexLink"/>
               </w:rPr>
+              <w:t xml:space="default">11.1 La fiche d'une œuvre</w:t>
+              <w:tab/>
+              <w:t xml:space="default">35</w:t>
+            </w:r>
+          </w:hyperlink>
+        </w:p>
+        <w:p>
+          <w:pPr>
+            <w:pStyle w:val="TOC2"/>
+            <w:tabs>
+              <w:tab w:val="clear" w:pos="8786"/>
+              <w:tab w:val="right" w:pos="9025" w:leader="dot"/>
+            </w:tabs>
+          </w:pPr>
+          <w:hyperlink w:history="1" w:anchor="titre-59">
+            <w:r>
+              <w:rPr>
+                <w:rStyle w:val="IndexLink"/>
+              </w:rPr>
               <w:t xml:space="default">11.2 La page d'un tome en cours</w:t>
               <w:tab/>
-              <w:t xml:space="default">35</w:t>
+              <w:t xml:space="default">36</w:t>
             </w:r>
           </w:hyperlink>
         </w:p>
@@ -1222,33 +1241,14 @@
               <w:tab w:val="right" w:pos="9025" w:leader="dot"/>
             </w:tabs>
           </w:pPr>
-          <w:hyperlink w:history="1" w:anchor="titre-59">
+          <w:hyperlink w:history="1" w:anchor="titre-60">
             <w:r>
               <w:rPr>
                 <w:rStyle w:val="IndexLink"/>
               </w:rPr>
               <w:t xml:space="default">12 Glossaires, actualités et commentaires</w:t>
               <w:tab/>
-              <w:t xml:space="default">36</w:t>
-            </w:r>
-          </w:hyperlink>
-        </w:p>
-        <w:p>
-          <w:pPr>
-            <w:pStyle w:val="TOC2"/>
-            <w:tabs>
-              <w:tab w:val="clear" w:pos="8786"/>
-              <w:tab w:val="right" w:pos="9025" w:leader="dot"/>
-            </w:tabs>
-          </w:pPr>
-          <w:hyperlink w:history="1" w:anchor="titre-60">
-            <w:r>
-              <w:rPr>
-                <w:rStyle w:val="IndexLink"/>
-              </w:rPr>
-              <w:t xml:space="default">12.1 Publier le glossaire d'une œuvre</w:t>
-              <w:tab/>
-              <w:t xml:space="default">36</w:t>
+              <w:t xml:space="default">37</w:t>
             </w:r>
           </w:hyperlink>
         </w:p>
@@ -1265,9 +1265,9 @@
               <w:rPr>
                 <w:rStyle w:val="IndexLink"/>
               </w:rPr>
-              <w:t xml:space="default">12.2 Lier une actualité à une œuvre</w:t>
+              <w:t xml:space="default">12.1 Publier le glossaire d'une œuvre</w:t>
               <w:tab/>
-              <w:t xml:space="default">36</w:t>
+              <w:t xml:space="default">37</w:t>
             </w:r>
           </w:hyperlink>
         </w:p>
@@ -1284,17 +1284,17 @@
               <w:rPr>
                 <w:rStyle w:val="IndexLink"/>
               </w:rPr>
-              <w:t xml:space="default">12.3 Modérer les commentaires</w:t>
+              <w:t xml:space="default">12.2 Lier une actualité à une œuvre</w:t>
               <w:tab/>
-              <w:t xml:space="default">36</w:t>
+              <w:t xml:space="default">37</w:t>
             </w:r>
           </w:hyperlink>
         </w:p>
         <w:p>
           <w:pPr>
-            <w:pStyle w:val="TOC1"/>
+            <w:pStyle w:val="TOC2"/>
             <w:tabs>
-              <w:tab w:val="clear" w:pos="9026"/>
+              <w:tab w:val="clear" w:pos="8786"/>
               <w:tab w:val="right" w:pos="9025" w:leader="dot"/>
             </w:tabs>
           </w:pPr>
@@ -1303,7 +1303,7 @@
               <w:rPr>
                 <w:rStyle w:val="IndexLink"/>
               </w:rPr>
-              <w:t xml:space="default">13 Questions fréquentes</w:t>
+              <w:t xml:space="default">12.3 Modérer les commentaires</w:t>
               <w:tab/>
               <w:t xml:space="default">37</w:t>
             </w:r>
@@ -1322,7 +1322,7 @@
               <w:rPr>
                 <w:rStyle w:val="IndexLink"/>
               </w:rPr>
-              <w:t xml:space="default">14 En cas de problème</w:t>
+              <w:t xml:space="default">13 Questions fréquentes</w:t>
               <w:tab/>
               <w:t xml:space="default">38</w:t>
             </w:r>
@@ -1330,9 +1330,9 @@
         </w:p>
         <w:p>
           <w:pPr>
-            <w:pStyle w:val="TOC2"/>
+            <w:pStyle w:val="TOC1"/>
             <w:tabs>
-              <w:tab w:val="clear" w:pos="8786"/>
+              <w:tab w:val="clear" w:pos="9026"/>
               <w:tab w:val="right" w:pos="9025" w:leader="dot"/>
             </w:tabs>
           </w:pPr>
@@ -1341,9 +1341,9 @@
               <w:rPr>
                 <w:rStyle w:val="IndexLink"/>
               </w:rPr>
-              <w:t xml:space="default">14.1 Qui contacter</w:t>
+              <w:t xml:space="default">14 En cas de problème</w:t>
               <w:tab/>
-              <w:t xml:space="default">38</w:t>
+              <w:t xml:space="default">39</w:t>
             </w:r>
           </w:hyperlink>
         </w:p>
@@ -1360,9 +1360,28 @@
               <w:rPr>
                 <w:rStyle w:val="IndexLink"/>
               </w:rPr>
+              <w:t xml:space="default">14.1 Qui contacter</w:t>
+              <w:tab/>
+              <w:t xml:space="default">39</w:t>
+            </w:r>
+          </w:hyperlink>
+        </w:p>
+        <w:p>
+          <w:pPr>
+            <w:pStyle w:val="TOC2"/>
+            <w:tabs>
+              <w:tab w:val="clear" w:pos="8786"/>
+              <w:tab w:val="right" w:pos="9025" w:leader="dot"/>
+            </w:tabs>
+          </w:pPr>
+          <w:hyperlink w:history="1" w:anchor="titre-67">
+            <w:r>
+              <w:rPr>
+                <w:rStyle w:val="IndexLink"/>
+              </w:rPr>
               <w:t xml:space="default">14.2 Signaler un problème</w:t>
               <w:tab/>
-              <w:t xml:space="default">38</w:t>
+              <w:t xml:space="default">39</w:t>
             </w:r>
           </w:hyperlink>
           <w:r>
@@ -1375,21 +1394,21 @@
       <w:pPr>
         <w:pStyle w:val="Heading1"/>
       </w:pPr>
-      <w:bookmarkStart w:name="titre-1" w:id="67"/>
+      <w:bookmarkStart w:name="titre-1" w:id="68"/>
       <w:r>
         <w:t xml:space="preserve">1 Bienvenue dans l'espace équipe</w:t>
       </w:r>
-      <w:bookmarkEnd w:id="67"/>
+      <w:bookmarkEnd w:id="68"/>
     </w:p>
     <w:p>
       <w:pPr>
         <w:pStyle w:val="Heading2"/>
       </w:pPr>
-      <w:bookmarkStart w:name="titre-2" w:id="68"/>
+      <w:bookmarkStart w:name="titre-2" w:id="69"/>
       <w:r>
         <w:t xml:space="preserve">1.1 À quoi sert l'espace équipe</w:t>
       </w:r>
-      <w:bookmarkEnd w:id="68"/>
+      <w:bookmarkEnd w:id="69"/>
     </w:p>
     <w:p>
       <w:r>
@@ -1480,11 +1499,11 @@
       <w:pPr>
         <w:pStyle w:val="Heading2"/>
       </w:pPr>
-      <w:bookmarkStart w:name="titre-3" w:id="69"/>
+      <w:bookmarkStart w:name="titre-3" w:id="70"/>
       <w:r>
         <w:t xml:space="preserve">1.2 Qui peut faire quoi</w:t>
       </w:r>
-      <w:bookmarkEnd w:id="69"/>
+      <w:bookmarkEnd w:id="70"/>
     </w:p>
     <w:p>
       <w:r>
@@ -1925,11 +1944,11 @@
       <w:pPr>
         <w:pStyle w:val="Heading2"/>
       </w:pPr>
-      <w:bookmarkStart w:name="titre-4" w:id="70"/>
+      <w:bookmarkStart w:name="titre-4" w:id="71"/>
       <w:r>
         <w:t xml:space="preserve">1.3 Se connecter</w:t>
       </w:r>
-      <w:bookmarkEnd w:id="70"/>
+      <w:bookmarkEnd w:id="71"/>
     </w:p>
     <w:p>
       <w:pPr>
@@ -2236,21 +2255,21 @@
       <w:pPr>
         <w:pStyle w:val="Heading1"/>
       </w:pPr>
-      <w:bookmarkStart w:name="titre-5" w:id="71"/>
+      <w:bookmarkStart w:name="titre-5" w:id="72"/>
       <w:r>
         <w:t xml:space="preserve">2 Le tableau de bord et le menu</w:t>
       </w:r>
-      <w:bookmarkEnd w:id="71"/>
+      <w:bookmarkEnd w:id="72"/>
     </w:p>
     <w:p>
       <w:pPr>
         <w:pStyle w:val="Heading2"/>
       </w:pPr>
-      <w:bookmarkStart w:name="titre-6" w:id="72"/>
+      <w:bookmarkStart w:name="titre-6" w:id="73"/>
       <w:r>
         <w:t xml:space="preserve">2.1 Lire le tableau de bord</w:t>
       </w:r>
-      <w:bookmarkEnd w:id="72"/>
+      <w:bookmarkEnd w:id="73"/>
     </w:p>
     <w:p>
       <w:r>
@@ -2391,11 +2410,11 @@
       <w:pPr>
         <w:pStyle w:val="Heading2"/>
       </w:pPr>
-      <w:bookmarkStart w:name="titre-7" w:id="73"/>
+      <w:bookmarkStart w:name="titre-7" w:id="74"/>
       <w:r>
         <w:t xml:space="preserve">2.2 Se repérer dans le menu</w:t>
       </w:r>
-      <w:bookmarkEnd w:id="73"/>
+      <w:bookmarkEnd w:id="74"/>
     </w:p>
     <w:p>
       <w:r>
@@ -2606,11 +2625,11 @@
       <w:pPr>
         <w:pStyle w:val="Heading2"/>
       </w:pPr>
-      <w:bookmarkStart w:name="titre-8" w:id="74"/>
+      <w:bookmarkStart w:name="titre-8" w:id="75"/>
       <w:r>
         <w:t xml:space="preserve">2.3 Utiliser les raccourcis d'un tome</w:t>
       </w:r>
-      <w:bookmarkEnd w:id="74"/>
+      <w:bookmarkEnd w:id="75"/>
     </w:p>
     <w:p>
       <w:r>
@@ -2721,11 +2740,11 @@
       <w:pPr>
         <w:pStyle w:val="Heading1"/>
       </w:pPr>
-      <w:bookmarkStart w:name="titre-9" w:id="75"/>
+      <w:bookmarkStart w:name="titre-9" w:id="76"/>
       <w:r>
         <w:t xml:space="preserve">3 Le planning</w:t>
       </w:r>
-      <w:bookmarkEnd w:id="75"/>
+      <w:bookmarkEnd w:id="76"/>
     </w:p>
     <w:p>
       <w:r>
@@ -2808,11 +2827,11 @@
       <w:pPr>
         <w:pStyle w:val="Heading2"/>
       </w:pPr>
-      <w:bookmarkStart w:name="titre-10" w:id="76"/>
+      <w:bookmarkStart w:name="titre-10" w:id="77"/>
       <w:r>
         <w:t xml:space="preserve">3.1 Mettre à jour son avancement</w:t>
       </w:r>
-      <w:bookmarkEnd w:id="76"/>
+      <w:bookmarkEnd w:id="77"/>
     </w:p>
     <w:p>
       <w:pPr>
@@ -3140,11 +3159,11 @@
       <w:pPr>
         <w:pStyle w:val="Heading2"/>
       </w:pPr>
-      <w:bookmarkStart w:name="titre-11" w:id="77"/>
+      <w:bookmarkStart w:name="titre-11" w:id="78"/>
       <w:r>
         <w:t xml:space="preserve">3.2 Signaler un tome bloqué</w:t>
       </w:r>
-      <w:bookmarkEnd w:id="77"/>
+      <w:bookmarkEnd w:id="78"/>
     </w:p>
     <w:p>
       <w:r>
@@ -3262,11 +3281,11 @@
       <w:pPr>
         <w:pStyle w:val="Heading2"/>
       </w:pPr>
-      <w:bookmarkStart w:name="titre-12" w:id="78"/>
+      <w:bookmarkStart w:name="titre-12" w:id="79"/>
       <w:r>
         <w:t xml:space="preserve">3.3 Mettre à jour une tâche « En attente »</w:t>
       </w:r>
-      <w:bookmarkEnd w:id="78"/>
+      <w:bookmarkEnd w:id="79"/>
     </w:p>
     <w:p>
       <w:r>
@@ -3307,11 +3326,11 @@
       <w:pPr>
         <w:pStyle w:val="Heading2"/>
       </w:pPr>
-      <w:bookmarkStart w:name="titre-13" w:id="79"/>
+      <w:bookmarkStart w:name="titre-13" w:id="80"/>
       <w:r>
         <w:t xml:space="preserve">3.4 Comprendre ce que voient les lecteurs</w:t>
       </w:r>
-      <w:bookmarkEnd w:id="79"/>
+      <w:bookmarkEnd w:id="80"/>
     </w:p>
     <w:tbl>
       <w:tblPr>
@@ -3756,11 +3775,11 @@
       <w:pPr>
         <w:pStyle w:val="Heading2"/>
       </w:pPr>
-      <w:bookmarkStart w:name="titre-14" w:id="80"/>
+      <w:bookmarkStart w:name="titre-14" w:id="81"/>
       <w:r>
         <w:t xml:space="preserve">3.5 Recevoir (ou ne plus recevoir) les rappels</w:t>
       </w:r>
-      <w:bookmarkEnd w:id="80"/>
+      <w:bookmarkEnd w:id="81"/>
     </w:p>
     <w:p>
       <w:r>
@@ -4012,11 +4031,11 @@
       <w:pPr>
         <w:pStyle w:val="Heading2"/>
       </w:pPr>
-      <w:bookmarkStart w:name="titre-15" w:id="81"/>
+      <w:bookmarkStart w:name="titre-15" w:id="82"/>
       <w:r>
         <w:t xml:space="preserve">3.6 Mettre un tome en pause</w:t>
       </w:r>
-      <w:bookmarkEnd w:id="81"/>
+      <w:bookmarkEnd w:id="82"/>
     </w:p>
     <w:p>
       <w:r>
@@ -4126,11 +4145,11 @@
       <w:pPr>
         <w:pStyle w:val="Heading2"/>
       </w:pPr>
-      <w:bookmarkStart w:name="titre-16" w:id="82"/>
+      <w:bookmarkStart w:name="titre-16" w:id="83"/>
       <w:r>
         <w:t xml:space="preserve">3.7 Retirer un tome ajouté par erreur</w:t>
       </w:r>
-      <w:bookmarkEnd w:id="82"/>
+      <w:bookmarkEnd w:id="83"/>
     </w:p>
     <w:p>
       <w:r>
@@ -4199,11 +4218,11 @@
       <w:pPr>
         <w:pStyle w:val="Heading2"/>
       </w:pPr>
-      <w:bookmarkStart w:name="titre-17" w:id="83"/>
+      <w:bookmarkStart w:name="titre-17" w:id="84"/>
       <w:r>
         <w:t xml:space="preserve">3.8 Trouver un tome dans le planning complet</w:t>
       </w:r>
-      <w:bookmarkEnd w:id="83"/>
+      <w:bookmarkEnd w:id="84"/>
     </w:p>
     <w:p>
       <w:r>
@@ -4347,11 +4366,11 @@
       <w:pPr>
         <w:pStyle w:val="Heading1"/>
       </w:pPr>
-      <w:bookmarkStart w:name="titre-18" w:id="84"/>
+      <w:bookmarkStart w:name="titre-18" w:id="85"/>
       <w:r>
         <w:t xml:space="preserve">4 Les œuvres</w:t>
       </w:r>
-      <w:bookmarkEnd w:id="84"/>
+      <w:bookmarkEnd w:id="85"/>
     </w:p>
     <w:p>
       <w:r>
@@ -4382,11 +4401,11 @@
       <w:pPr>
         <w:pStyle w:val="Heading2"/>
       </w:pPr>
-      <w:bookmarkStart w:name="titre-19" w:id="85"/>
+      <w:bookmarkStart w:name="titre-19" w:id="86"/>
       <w:r>
         <w:t xml:space="preserve">4.1 Créer une œuvre</w:t>
       </w:r>
-      <w:bookmarkEnd w:id="85"/>
+      <w:bookmarkEnd w:id="86"/>
     </w:p>
     <w:p>
       <w:pPr>
@@ -4817,11 +4836,11 @@
       <w:pPr>
         <w:pStyle w:val="Heading2"/>
       </w:pPr>
-      <w:bookmarkStart w:name="titre-20" w:id="86"/>
+      <w:bookmarkStart w:name="titre-20" w:id="87"/>
       <w:r>
         <w:t xml:space="preserve">4.2 Modifier une œuvre et cadrer sa couverture</w:t>
       </w:r>
-      <w:bookmarkEnd w:id="86"/>
+      <w:bookmarkEnd w:id="87"/>
     </w:p>
     <w:p>
       <w:pPr>
@@ -4954,11 +4973,11 @@
       <w:pPr>
         <w:pStyle w:val="Heading2"/>
       </w:pPr>
-      <w:bookmarkStart w:name="titre-21" w:id="87"/>
+      <w:bookmarkStart w:name="titre-21" w:id="88"/>
       <w:r>
         <w:t xml:space="preserve">4.3 Gérer les genres</w:t>
       </w:r>
-      <w:bookmarkEnd w:id="87"/>
+      <w:bookmarkEnd w:id="88"/>
     </w:p>
     <w:p>
       <w:r>
@@ -5087,11 +5106,11 @@
       <w:pPr>
         <w:pStyle w:val="Heading1"/>
       </w:pPr>
-      <w:bookmarkStart w:name="titre-22" w:id="88"/>
+      <w:bookmarkStart w:name="titre-22" w:id="89"/>
       <w:r>
         <w:t xml:space="preserve">5 Créer un tome vide</w:t>
       </w:r>
-      <w:bookmarkEnd w:id="88"/>
+      <w:bookmarkEnd w:id="89"/>
     </w:p>
     <w:p>
       <w:r>
@@ -5102,11 +5121,11 @@
       <w:pPr>
         <w:pStyle w:val="Heading2"/>
       </w:pPr>
-      <w:bookmarkStart w:name="titre-23" w:id="89"/>
+      <w:bookmarkStart w:name="titre-23" w:id="90"/>
       <w:r>
         <w:t xml:space="preserve">5.1 Ouvrir la page « Nouveau tome »</w:t>
       </w:r>
-      <w:bookmarkEnd w:id="89"/>
+      <w:bookmarkEnd w:id="90"/>
     </w:p>
     <w:p>
       <w:r>
@@ -5187,11 +5206,11 @@
       <w:pPr>
         <w:pStyle w:val="Heading2"/>
       </w:pPr>
-      <w:bookmarkStart w:name="titre-24" w:id="90"/>
+      <w:bookmarkStart w:name="titre-24" w:id="91"/>
       <w:r>
         <w:t xml:space="preserve">5.2 Créer le tome</w:t>
       </w:r>
-      <w:bookmarkEnd w:id="90"/>
+      <w:bookmarkEnd w:id="91"/>
     </w:p>
     <w:p>
       <w:pPr>
@@ -5647,11 +5666,11 @@
       <w:pPr>
         <w:pStyle w:val="Heading2"/>
       </w:pPr>
-      <w:bookmarkStart w:name="titre-25" w:id="91"/>
+      <w:bookmarkStart w:name="titre-25" w:id="92"/>
       <w:r>
         <w:t xml:space="preserve">5.3 Comprendre la parution d'un tome</w:t>
       </w:r>
-      <w:bookmarkEnd w:id="91"/>
+      <w:bookmarkEnd w:id="92"/>
     </w:p>
     <w:p>
       <w:r>
@@ -6132,7 +6151,7 @@
                 <w:sz w:val="19"/>
                 <w:szCs w:val="19"/>
               </w:rPr>
-              <w:t xml:space="preserve">Quand l'équipe coche « Tome complet » ou choisit « Publié ». Tous les chapitres sont en ligne, les liens PDF et EPUB s'ajoutent.</w:t>
+              <w:t xml:space="preserve">Quand l'équipe coche « Le tome est complet : tout publier maintenant », à la sortie du dernier chapitre avec « Publier les liens avec le dernier chapitre », ou quand elle choisit « Publié ». Tous les chapitres sont en ligne, les liens PDF et EPUB s'affichent.</w:t>
             </w:r>
           </w:p>
         </w:tc>
@@ -6235,11 +6254,11 @@
       <w:pPr>
         <w:pStyle w:val="Heading1"/>
       </w:pPr>
-      <w:bookmarkStart w:name="titre-26" w:id="92"/>
+      <w:bookmarkStart w:name="titre-26" w:id="93"/>
       <w:r>
         <w:t xml:space="preserve">6 Préparer le fichier Word</w:t>
       </w:r>
-      <w:bookmarkEnd w:id="92"/>
+      <w:bookmarkEnd w:id="93"/>
     </w:p>
     <w:p>
       <w:r>
@@ -6250,11 +6269,11 @@
       <w:pPr>
         <w:pStyle w:val="Heading2"/>
       </w:pPr>
-      <w:bookmarkStart w:name="titre-27" w:id="93"/>
+      <w:bookmarkStart w:name="titre-27" w:id="94"/>
       <w:r>
         <w:t xml:space="preserve">6.1 Utiliser les bons styles</w:t>
       </w:r>
-      <w:bookmarkEnd w:id="93"/>
+      <w:bookmarkEnd w:id="94"/>
     </w:p>
     <w:tbl>
       <w:tblPr>
@@ -7223,11 +7242,11 @@
       <w:pPr>
         <w:pStyle w:val="Heading2"/>
       </w:pPr>
-      <w:bookmarkStart w:name="titre-28" w:id="94"/>
+      <w:bookmarkStart w:name="titre-28" w:id="95"/>
       <w:r>
         <w:t xml:space="preserve">6.2 Écrire les dialogues et les pensées</w:t>
       </w:r>
-      <w:bookmarkEnd w:id="94"/>
+      <w:bookmarkEnd w:id="95"/>
     </w:p>
     <w:p>
       <w:pPr>
@@ -7279,11 +7298,11 @@
       <w:pPr>
         <w:pStyle w:val="Heading2"/>
       </w:pPr>
-      <w:bookmarkStart w:name="titre-29" w:id="95"/>
+      <w:bookmarkStart w:name="titre-29" w:id="96"/>
       <w:r>
         <w:t xml:space="preserve">6.3 Décrire les illustrations</w:t>
       </w:r>
-      <w:bookmarkEnd w:id="95"/>
+      <w:bookmarkEnd w:id="96"/>
     </w:p>
     <w:p>
       <w:r>
@@ -7424,11 +7443,11 @@
       <w:pPr>
         <w:pStyle w:val="Heading2"/>
       </w:pPr>
-      <w:bookmarkStart w:name="titre-30" w:id="96"/>
+      <w:bookmarkStart w:name="titre-30" w:id="97"/>
       <w:r>
         <w:t xml:space="preserve">6.4 Forcer un début de chapitre avec un marqueur</w:t>
       </w:r>
-      <w:bookmarkEnd w:id="96"/>
+      <w:bookmarkEnd w:id="97"/>
     </w:p>
     <w:p>
       <w:r>
@@ -7906,11 +7925,11 @@
       <w:pPr>
         <w:pStyle w:val="Heading2"/>
       </w:pPr>
-      <w:bookmarkStart w:name="titre-31" w:id="97"/>
+      <w:bookmarkStart w:name="titre-31" w:id="98"/>
       <w:r>
         <w:t xml:space="preserve">6.5 Vérifier le fichier avant de l'envoyer</w:t>
       </w:r>
-      <w:bookmarkEnd w:id="97"/>
+      <w:bookmarkEnd w:id="98"/>
     </w:p>
     <w:p>
       <w:pPr>
@@ -8001,11 +8020,11 @@
       <w:pPr>
         <w:pStyle w:val="Heading1"/>
       </w:pPr>
-      <w:bookmarkStart w:name="titre-32" w:id="98"/>
+      <w:bookmarkStart w:name="titre-32" w:id="99"/>
       <w:r>
         <w:t xml:space="preserve">7 Ajouter des chapitres à un tome</w:t>
       </w:r>
-      <w:bookmarkEnd w:id="98"/>
+      <w:bookmarkEnd w:id="99"/>
     </w:p>
     <w:p>
       <w:r>
@@ -8056,11 +8075,11 @@
       <w:pPr>
         <w:pStyle w:val="Heading2"/>
       </w:pPr>
-      <w:bookmarkStart w:name="titre-33" w:id="99"/>
+      <w:bookmarkStart w:name="titre-33" w:id="100"/>
       <w:r>
         <w:t xml:space="preserve">7.1 Comprendre le formulaire</w:t>
       </w:r>
-      <w:bookmarkEnd w:id="99"/>
+      <w:bookmarkEnd w:id="100"/>
     </w:p>
     <w:p>
       <w:r>
@@ -8076,7 +8095,7 @@
       <w:r>
         <w:drawing>
           <wp:inline distT="0" distB="0" distL="0" distR="0">
-            <wp:extent cx="4572000" cy="1743075"/>
+            <wp:extent cx="4572000" cy="2333625"/>
             <wp:effectExtent t="0" r="0" b="0" l="0"/>
             <wp:docPr id="22" name="Chapitre-tome.png" descr="Partie 1 · Le tome : l'œuvre, le tome et sa parution." title="Partie 1 · Le tome : l'œuvre, le tome et sa parution."/>
             <wp:cNvGraphicFramePr>
@@ -8101,7 +8120,7 @@
                   <pic:spPr bwMode="auto">
                     <a:xfrm>
                       <a:off x="0" y="0"/>
-                      <a:ext cx="4572000" cy="1743075"/>
+                      <a:ext cx="4572000" cy="2333625"/>
                     </a:xfrm>
                     <a:prstGeom prst="rect">
                       <a:avLst/>
@@ -8859,7 +8878,7 @@
       <w:r>
         <w:drawing>
           <wp:inline distT="0" distB="0" distL="0" distR="0">
-            <wp:extent cx="2571750" cy="3667125"/>
+            <wp:extent cx="2571750" cy="4210050"/>
             <wp:effectExtent t="0" r="0" b="0" l="0"/>
             <wp:docPr id="25" name="Chapitre-resume.png" descr="À droite : « Ce qui va se passer » et le bouton d'envoi, dont le texte change selon vos choix." title="À droite : « Ce qui va se passer » et le bouton d'envoi, dont le texte change selon vos choix."/>
             <wp:cNvGraphicFramePr>
@@ -8884,7 +8903,7 @@
                   <pic:spPr bwMode="auto">
                     <a:xfrm>
                       <a:off x="0" y="0"/>
-                      <a:ext cx="2571750" cy="3667125"/>
+                      <a:ext cx="2571750" cy="4210050"/>
                     </a:xfrm>
                     <a:prstGeom prst="rect">
                       <a:avLst/>
@@ -8948,11 +8967,11 @@
       <w:pPr>
         <w:pStyle w:val="Heading2"/>
       </w:pPr>
-      <w:bookmarkStart w:name="titre-34" w:id="100"/>
+      <w:bookmarkStart w:name="titre-34" w:id="101"/>
       <w:r>
         <w:t xml:space="preserve">7.2 Publier le prologue d'un tome en cours</w:t>
       </w:r>
-      <w:bookmarkEnd w:id="100"/>
+      <w:bookmarkEnd w:id="101"/>
     </w:p>
     <w:p>
       <w:r>
@@ -9177,14 +9196,24 @@
         <w:t xml:space="preserve">Annoncer les nouveaux chapitres</w:t>
       </w:r>
       <w:r>
-        <w:t xml:space="preserve">. Ne cochez pas </w:t>
-      </w:r>
-      <w:r>
-        <w:rPr>
-          <w:b/>
-          <w:bCs/>
-        </w:rPr>
-        <w:t xml:space="preserve">Le tome est complet avec ces chapitres</w:t>
+        <w:t xml:space="preserve">. Ne cochez ni </w:t>
+      </w:r>
+      <w:r>
+        <w:rPr>
+          <w:b/>
+          <w:bCs/>
+        </w:rPr>
+        <w:t xml:space="preserve">Publier les liens avec le dernier chapitre</w:t>
+      </w:r>
+      <w:r>
+        <w:t xml:space="preserve"> ni </w:t>
+      </w:r>
+      <w:r>
+        <w:rPr>
+          <w:b/>
+          <w:bCs/>
+        </w:rPr>
+        <w:t xml:space="preserve">Le tome est complet : tout publier maintenant</w:t>
       </w:r>
       <w:r>
         <w:t xml:space="preserve">.</w:t>
@@ -9323,11 +9352,11 @@
       <w:pPr>
         <w:pStyle w:val="Heading2"/>
       </w:pPr>
-      <w:bookmarkStart w:name="titre-35" w:id="101"/>
+      <w:bookmarkStart w:name="titre-35" w:id="102"/>
       <w:r>
         <w:t xml:space="preserve">7.3 Programmer plusieurs chapitres au rythme</w:t>
       </w:r>
-      <w:bookmarkEnd w:id="101"/>
+      <w:bookmarkEnd w:id="102"/>
     </w:p>
     <w:p>
       <w:r>
@@ -9529,27 +9558,17 @@
               <w:t xml:space="preserve"> : </w:t>
             </w:r>
             <w:r>
-              <w:t xml:space="preserve">le tome n'a pas de rythme ? Indiquez la </w:t>
+              <w:t xml:space="preserve">le fichier contient plus de chapitres que prévu (tome planifié à 6 chapitres, DOCX découpé en 15) ? Le champ </w:t>
             </w:r>
             <w:r>
               <w:rPr>
                 <w:b/>
                 <w:bCs/>
               </w:rPr>
-              <w:t xml:space="preserve">Date</w:t>
-            </w:r>
-            <w:r>
-              <w:t xml:space="preserve"> de départ et le nombre de jours dans </w:t>
-            </w:r>
-            <w:r>
-              <w:rPr>
-                <w:b/>
-                <w:bCs/>
-              </w:rPr>
-              <w:t xml:space="preserve">Un chapitre tous les (jours)</w:t>
-            </w:r>
-            <w:r>
-              <w:t xml:space="preserve"> (7 par défaut). Pour donner un rythme au tome, voir « Modifier les informations d'un tome ».</w:t>
+              <w:t xml:space="preserve">Chapitres prévus</w:t>
+            </w:r>
+            <w:r>
+              <w:t xml:space="preserve"> de la fiche du tome, en haut du formulaire, est relevé d'office à 15 à l'enregistrement. Vous pouvez aussi y saisir le bon nombre vous-même.</w:t>
             </w:r>
           </w:p>
         </w:tc>
@@ -9557,201 +9576,8 @@
     </w:tbl>
     <w:p>
       <w:pPr>
-        <w:pStyle w:val="Heading2"/>
-      </w:pPr>
-      <w:bookmarkStart w:name="titre-36" w:id="102"/>
-      <w:r>
-        <w:t xml:space="preserve">7.4 Publier un tome entier d'un coup</w:t>
-      </w:r>
-      <w:bookmarkEnd w:id="102"/>
-    </w:p>
-    <w:p>
-      <w:r>
-        <w:t xml:space="preserve">Pour un tome traduit en entier, publié en une fois avec ses liens de téléchargement.</w:t>
-      </w:r>
-    </w:p>
-    <w:p>
-      <w:pPr>
-        <w:pStyle w:val="ListParagraph"/>
-        <w:numPr>
-          <w:ilvl w:val="0"/>
-          <w:numId w:val="15"/>
-        </w:numPr>
-        <w:spacing w:after="60" w:before="40"/>
-      </w:pPr>
-      <w:r>
-        <w:t xml:space="preserve">Créez le tome avec </w:t>
-      </w:r>
-      <w:r>
-        <w:rPr>
-          <w:b/>
-          <w:bCs/>
-        </w:rPr>
-        <w:t xml:space="preserve">Nouveau tome</w:t>
-      </w:r>
-      <w:r>
-        <w:t xml:space="preserve">, puis cliquez sur </w:t>
-      </w:r>
-      <w:r>
-        <w:rPr>
-          <w:b/>
-          <w:bCs/>
-        </w:rPr>
-        <w:t xml:space="preserve">Créer le tome et ajouter un chapitre</w:t>
-      </w:r>
-      <w:r>
-        <w:t xml:space="preserve">.</w:t>
-      </w:r>
-    </w:p>
-    <w:p>
-      <w:pPr>
-        <w:pStyle w:val="ListParagraph"/>
-        <w:numPr>
-          <w:ilvl w:val="0"/>
-          <w:numId w:val="15"/>
-        </w:numPr>
-        <w:spacing w:after="60" w:before="40"/>
-      </w:pPr>
-      <w:r>
-        <w:t xml:space="preserve">Déposez le DOCX complet. Tous les chapitres sont </w:t>
-      </w:r>
-      <w:r>
-        <w:rPr>
-          <w:b/>
-          <w:bCs/>
-        </w:rPr>
-        <w:t xml:space="preserve">Nouveau</w:t>
-      </w:r>
-      <w:r>
-        <w:t xml:space="preserve">.</w:t>
-      </w:r>
-    </w:p>
-    <w:p>
-      <w:pPr>
-        <w:pStyle w:val="ListParagraph"/>
-        <w:numPr>
-          <w:ilvl w:val="0"/>
-          <w:numId w:val="15"/>
-        </w:numPr>
-        <w:spacing w:after="60" w:before="40"/>
-      </w:pPr>
-      <w:r>
-        <w:t xml:space="preserve">Choisissez </w:t>
-      </w:r>
-      <w:r>
-        <w:rPr>
-          <w:b/>
-          <w:bCs/>
-        </w:rPr>
-        <w:t xml:space="preserve">Maintenant</w:t>
-      </w:r>
-      <w:r>
-        <w:t xml:space="preserve"> (ou </w:t>
-      </w:r>
-      <w:r>
-        <w:rPr>
-          <w:b/>
-          <w:bCs/>
-        </w:rPr>
-        <w:t xml:space="preserve">À une date</w:t>
-      </w:r>
-      <w:r>
-        <w:t xml:space="preserve"> pour une sortie programmée).</w:t>
-      </w:r>
-    </w:p>
-    <w:p>
-      <w:pPr>
-        <w:pStyle w:val="ListParagraph"/>
-        <w:numPr>
-          <w:ilvl w:val="0"/>
-          <w:numId w:val="15"/>
-        </w:numPr>
-        <w:spacing w:after="60" w:before="40"/>
-      </w:pPr>
-      <w:r>
-        <w:t xml:space="preserve">Cochez </w:t>
-      </w:r>
-      <w:r>
-        <w:rPr>
-          <w:b/>
-          <w:bCs/>
-        </w:rPr>
-        <w:t xml:space="preserve">Le tome est complet avec ces chapitres</w:t>
-      </w:r>
-      <w:r>
-        <w:t xml:space="preserve">.</w:t>
-      </w:r>
-    </w:p>
-    <w:p>
-      <w:pPr>
-        <w:pStyle w:val="ListParagraph"/>
-        <w:numPr>
-          <w:ilvl w:val="0"/>
-          <w:numId w:val="15"/>
-        </w:numPr>
-        <w:spacing w:after="60" w:before="40"/>
-      </w:pPr>
-      <w:r>
-        <w:t xml:space="preserve">Collez le </w:t>
-      </w:r>
-      <w:r>
-        <w:rPr>
-          <w:b/>
-          <w:bCs/>
-        </w:rPr>
-        <w:t xml:space="preserve">Lien de téléchargement · PDF</w:t>
-      </w:r>
-      <w:r>
-        <w:t xml:space="preserve"> et le </w:t>
-      </w:r>
-      <w:r>
-        <w:rPr>
-          <w:b/>
-          <w:bCs/>
-        </w:rPr>
-        <w:t xml:space="preserve">Lien de téléchargement · EPUB</w:t>
-      </w:r>
-      <w:r>
-        <w:t xml:space="preserve">.</w:t>
-      </w:r>
-    </w:p>
-    <w:p>
-      <w:pPr>
-        <w:pStyle w:val="ListParagraph"/>
-        <w:numPr>
-          <w:ilvl w:val="0"/>
-          <w:numId w:val="15"/>
-        </w:numPr>
-        <w:spacing w:after="60" w:before="40"/>
-      </w:pPr>
-      <w:r>
-        <w:t xml:space="preserve">Relisez </w:t>
-      </w:r>
-      <w:r>
-        <w:rPr>
-          <w:b/>
-          <w:bCs/>
-        </w:rPr>
-        <w:t xml:space="preserve">Ce qui va se passer</w:t>
-      </w:r>
-      <w:r>
-        <w:t xml:space="preserve">, puis cliquez sur </w:t>
-      </w:r>
-      <w:r>
-        <w:rPr>
-          <w:b/>
-          <w:bCs/>
-        </w:rPr>
-        <w:t xml:space="preserve">Publier</w:t>
-      </w:r>
-      <w:r>
-        <w:t xml:space="preserve"> (le bouton donne le nombre de chapitres) et confirmez.</w:t>
-      </w:r>
-    </w:p>
-    <w:p>
-      <w:r>
-        <w:t xml:space="preserve">Résultat : tous les chapitres sont en ligne, le tome est « Publié », les liens s'affichent et le planning passe à « Publié », 100 %. L'annonce dit « Le tome 2 de SukaMoka est disponible ! ».</w:t>
-      </w:r>
+        <w:spacing w:after="60" w:before="0"/>
+      </w:pPr>
     </w:p>
     <w:tbl>
       <w:tblPr>
@@ -9805,7 +9631,27 @@
               <w:t xml:space="preserve"> : </w:t>
             </w:r>
             <w:r>
-              <w:t xml:space="preserve">les fichiers PDF et EPUB ne sont jamais envoyés sur le site. Ce sont seulement des liens vers leur hébergement (ClicTune, Mega…).</w:t>
+              <w:t xml:space="preserve">le tome n'a pas de rythme ? Indiquez la </w:t>
+            </w:r>
+            <w:r>
+              <w:rPr>
+                <w:b/>
+                <w:bCs/>
+              </w:rPr>
+              <w:t xml:space="preserve">Date</w:t>
+            </w:r>
+            <w:r>
+              <w:t xml:space="preserve"> de départ et le nombre de jours dans </w:t>
+            </w:r>
+            <w:r>
+              <w:rPr>
+                <w:b/>
+                <w:bCs/>
+              </w:rPr>
+              <w:t xml:space="preserve">Un chapitre tous les (jours)</w:t>
+            </w:r>
+            <w:r>
+              <w:t xml:space="preserve"> (7 par défaut). Pour donner un rythme au tome, voir « Modifier les informations d'un tome ».</w:t>
             </w:r>
           </w:p>
         </w:tc>
@@ -9815,15 +9661,15 @@
       <w:pPr>
         <w:pStyle w:val="Heading2"/>
       </w:pPr>
-      <w:bookmarkStart w:name="titre-37" w:id="103"/>
-      <w:r>
-        <w:t xml:space="preserve">7.5 Corriger un chapitre déjà en ligne</w:t>
+      <w:bookmarkStart w:name="titre-36" w:id="103"/>
+      <w:r>
+        <w:t xml:space="preserve">7.4 Publier un tome entier d'un coup</w:t>
       </w:r>
       <w:bookmarkEnd w:id="103"/>
     </w:p>
     <w:p>
       <w:r>
-        <w:t xml:space="preserve">Pour des coquilles ou des corrections de relecture, sans prévenir les lecteurs.</w:t>
+        <w:t xml:space="preserve">Pour un tome traduit en entier, publié en une fois avec ses liens de téléchargement.</w:t>
       </w:r>
     </w:p>
     <w:p>
@@ -9831,12 +9677,32 @@
         <w:pStyle w:val="ListParagraph"/>
         <w:numPr>
           <w:ilvl w:val="0"/>
-          <w:numId w:val="16"/>
+          <w:numId w:val="15"/>
         </w:numPr>
         <w:spacing w:after="60" w:before="40"/>
       </w:pPr>
       <w:r>
-        <w:t xml:space="preserve">Corrigez le texte dans le fichier Word.</w:t>
+        <w:t xml:space="preserve">Créez le tome avec </w:t>
+      </w:r>
+      <w:r>
+        <w:rPr>
+          <w:b/>
+          <w:bCs/>
+        </w:rPr>
+        <w:t xml:space="preserve">Nouveau tome</w:t>
+      </w:r>
+      <w:r>
+        <w:t xml:space="preserve">, puis cliquez sur </w:t>
+      </w:r>
+      <w:r>
+        <w:rPr>
+          <w:b/>
+          <w:bCs/>
+        </w:rPr>
+        <w:t xml:space="preserve">Créer le tome et ajouter un chapitre</w:t>
+      </w:r>
+      <w:r>
+        <w:t xml:space="preserve">.</w:t>
       </w:r>
     </w:p>
     <w:p>
@@ -9844,22 +9710,22 @@
         <w:pStyle w:val="ListParagraph"/>
         <w:numPr>
           <w:ilvl w:val="0"/>
-          <w:numId w:val="16"/>
+          <w:numId w:val="15"/>
         </w:numPr>
         <w:spacing w:after="60" w:before="40"/>
       </w:pPr>
       <w:r>
-        <w:t xml:space="preserve">Ouvrez </w:t>
-      </w:r>
-      <w:r>
-        <w:rPr>
-          <w:b/>
-          <w:bCs/>
-        </w:rPr>
-        <w:t xml:space="preserve">Ajouter des chapitres</w:t>
-      </w:r>
-      <w:r>
-        <w:t xml:space="preserve"> et choisissez le tome.</w:t>
+        <w:t xml:space="preserve">Déposez le DOCX complet. Tous les chapitres sont </w:t>
+      </w:r>
+      <w:r>
+        <w:rPr>
+          <w:b/>
+          <w:bCs/>
+        </w:rPr>
+        <w:t xml:space="preserve">Nouveau</w:t>
+      </w:r>
+      <w:r>
+        <w:t xml:space="preserve">.</w:t>
       </w:r>
     </w:p>
     <w:p>
@@ -9867,12 +9733,22 @@
         <w:pStyle w:val="ListParagraph"/>
         <w:numPr>
           <w:ilvl w:val="0"/>
-          <w:numId w:val="16"/>
+          <w:numId w:val="15"/>
         </w:numPr>
         <w:spacing w:after="60" w:before="40"/>
       </w:pPr>
       <w:r>
-        <w:t xml:space="preserve">Déposez le fichier corrigé.</w:t>
+        <w:t xml:space="preserve">Cochez </w:t>
+      </w:r>
+      <w:r>
+        <w:rPr>
+          <w:b/>
+          <w:bCs/>
+        </w:rPr>
+        <w:t xml:space="preserve">Le tome est complet : tout publier maintenant</w:t>
+      </w:r>
+      <w:r>
+        <w:t xml:space="preserve">. Les choix de sortie se grisent : tout part maintenant.</w:t>
       </w:r>
     </w:p>
     <w:p>
@@ -9880,29 +9756,29 @@
         <w:pStyle w:val="ListParagraph"/>
         <w:numPr>
           <w:ilvl w:val="0"/>
-          <w:numId w:val="16"/>
+          <w:numId w:val="15"/>
         </w:numPr>
         <w:spacing w:after="60" w:before="40"/>
       </w:pPr>
       <w:r>
-        <w:t xml:space="preserve">Le chapitre corrigé apparaît </w:t>
-      </w:r>
-      <w:r>
-        <w:rPr>
-          <w:b/>
-          <w:bCs/>
-        </w:rPr>
-        <w:t xml:space="preserve">En ligne, modifié</w:t>
-      </w:r>
-      <w:r>
-        <w:t xml:space="preserve">. Dans sa colonne « Action », choisissez </w:t>
-      </w:r>
-      <w:r>
-        <w:rPr>
-          <w:b/>
-          <w:bCs/>
-        </w:rPr>
-        <w:t xml:space="preserve">Mettre à jour (sans annonce)</w:t>
+        <w:t xml:space="preserve">Collez le </w:t>
+      </w:r>
+      <w:r>
+        <w:rPr>
+          <w:b/>
+          <w:bCs/>
+        </w:rPr>
+        <w:t xml:space="preserve">Lien de téléchargement · PDF</w:t>
+      </w:r>
+      <w:r>
+        <w:t xml:space="preserve"> et le </w:t>
+      </w:r>
+      <w:r>
+        <w:rPr>
+          <w:b/>
+          <w:bCs/>
+        </w:rPr>
+        <w:t xml:space="preserve">Lien de téléchargement · EPUB</w:t>
       </w:r>
       <w:r>
         <w:t xml:space="preserve">.</w:t>
@@ -9913,60 +9789,37 @@
         <w:pStyle w:val="ListParagraph"/>
         <w:numPr>
           <w:ilvl w:val="0"/>
-          <w:numId w:val="16"/>
+          <w:numId w:val="15"/>
         </w:numPr>
         <w:spacing w:after="60" w:before="40"/>
       </w:pPr>
       <w:r>
-        <w:t xml:space="preserve">Les autres chapitres en ligne restent </w:t>
-      </w:r>
-      <w:r>
-        <w:rPr>
-          <w:b/>
-          <w:bCs/>
-        </w:rPr>
-        <w:t xml:space="preserve">Inchangé</w:t>
-      </w:r>
-      <w:r>
-        <w:t xml:space="preserve"> ou </w:t>
-      </w:r>
-      <w:r>
-        <w:rPr>
-          <w:b/>
-          <w:bCs/>
-        </w:rPr>
-        <w:t xml:space="preserve">Garder la version en ligne</w:t>
-      </w:r>
-      <w:r>
-        <w:t xml:space="preserve"> : ils ne bougent pas.</w:t>
-      </w:r>
-    </w:p>
-    <w:p>
-      <w:pPr>
-        <w:pStyle w:val="ListParagraph"/>
-        <w:numPr>
-          <w:ilvl w:val="0"/>
-          <w:numId w:val="16"/>
-        </w:numPr>
-        <w:spacing w:after="60" w:before="40"/>
-      </w:pPr>
-      <w:r>
-        <w:t xml:space="preserve">Cliquez sur le bouton d'envoi. S'il n'y a aucun nouveau chapitre, il s'appelle </w:t>
-      </w:r>
-      <w:r>
-        <w:rPr>
-          <w:b/>
-          <w:bCs/>
-        </w:rPr>
-        <w:t xml:space="preserve">Enregistrer (aucun nouveau chapitre)</w:t>
-      </w:r>
-      <w:r>
-        <w:t xml:space="preserve">.</w:t>
-      </w:r>
-    </w:p>
-    <w:p>
-      <w:r>
-        <w:t xml:space="preserve">Le chapitre est remplacé à la même adresse. Ses commentaires et sa date sont gardés. Aucune annonce n'est envoyée.</w:t>
+        <w:t xml:space="preserve">Relisez </w:t>
+      </w:r>
+      <w:r>
+        <w:rPr>
+          <w:b/>
+          <w:bCs/>
+        </w:rPr>
+        <w:t xml:space="preserve">Ce qui va se passer</w:t>
+      </w:r>
+      <w:r>
+        <w:t xml:space="preserve">, puis cliquez sur </w:t>
+      </w:r>
+      <w:r>
+        <w:rPr>
+          <w:b/>
+          <w:bCs/>
+        </w:rPr>
+        <w:t xml:space="preserve">Publier</w:t>
+      </w:r>
+      <w:r>
+        <w:t xml:space="preserve"> (le bouton donne le nombre de chapitres) et confirmez.</w:t>
+      </w:r>
+    </w:p>
+    <w:p>
+      <w:r>
+        <w:t xml:space="preserve">Résultat : tous les chapitres sont en ligne, le tome est « Publié », les liens s'affichent et le planning passe à « Publié », 100 %. L'annonce dit « Le tome 2 de SukaMoka est disponible ! ».</w:t>
       </w:r>
     </w:p>
     <w:tbl>
@@ -9993,11 +9846,11 @@
             <w:tcW w:type="dxa" w:w="9026"/>
             <w:tcBorders>
               <w:top w:val="none" w:color="FFFFFF" w:sz="0"/>
-              <w:left w:val="single" w:color="2E9E6A" w:sz="24"/>
+              <w:left w:val="single" w:color="7A4FB0" w:sz="24"/>
               <w:bottom w:val="none" w:color="FFFFFF" w:sz="0"/>
               <w:right w:val="none" w:color="FFFFFF" w:sz="0"/>
             </w:tcBorders>
-            <w:shd w:fill="E9F7EF" w:color="auto" w:val="clear"/>
+            <w:shd w:fill="F1ECFA" w:color="auto" w:val="clear"/>
             <w:tcMar>
               <w:top w:type="dxa" w:w="120"/>
               <w:left w:type="dxa" w:w="200"/>
@@ -10013,25 +9866,35 @@
               <w:rPr>
                 <w:b/>
                 <w:bCs/>
-                <w:color w:val="1E6B47"/>
-              </w:rPr>
-              <w:t xml:space="preserve">Astuce</w:t>
+                <w:color w:val="4B2A7B"/>
+              </w:rPr>
+              <w:t xml:space="preserve">À savoir</w:t>
             </w:r>
             <w:r>
               <w:t xml:space="preserve"> : </w:t>
             </w:r>
             <w:r>
-              <w:t xml:space="preserve">pour une seule coquille, un éditeur peut aussi corriger le texte directement dans l'administration WordPress (fiche du tome, lien </w:t>
+              <w:t xml:space="preserve">pour programmer la sortie du tome entier à une date, ne cochez pas « tout publier maintenant » : choisissez </w:t>
             </w:r>
             <w:r>
               <w:rPr>
                 <w:b/>
                 <w:bCs/>
               </w:rPr>
-              <w:t xml:space="preserve">Édition avancée (administration WordPress)</w:t>
-            </w:r>
-            <w:r>
-              <w:t xml:space="preserve">). Traducteurs, relecteurs et graphistes : signalez la coquille à un éditeur sur le Discord de l'équipe.</w:t>
+              <w:t xml:space="preserve">À une date</w:t>
+            </w:r>
+            <w:r>
+              <w:t xml:space="preserve">, cochez </w:t>
+            </w:r>
+            <w:r>
+              <w:rPr>
+                <w:b/>
+                <w:bCs/>
+              </w:rPr>
+              <w:t xml:space="preserve">Publier les liens avec le dernier chapitre</w:t>
+            </w:r>
+            <w:r>
+              <w:t xml:space="preserve"> et collez les liens. Tout sort ensemble à cette date, comme un tome complet.</w:t>
             </w:r>
           </w:p>
         </w:tc>
@@ -10041,15 +9904,15 @@
       <w:pPr>
         <w:pStyle w:val="Heading2"/>
       </w:pPr>
-      <w:bookmarkStart w:name="titre-38" w:id="104"/>
-      <w:r>
-        <w:t xml:space="preserve">7.6 Découper soi-même les chapitres</w:t>
+      <w:bookmarkStart w:name="titre-37" w:id="104"/>
+      <w:r>
+        <w:t xml:space="preserve">7.5 Donner tout le tome, chapitre par chapitre, avec les liens à la fin</w:t>
       </w:r>
       <w:bookmarkEnd w:id="104"/>
     </w:p>
     <w:p>
       <w:r>
-        <w:t xml:space="preserve">Quand le découpage automatique se trompe : chapitres séparés par une illustration ou un saut de page, roman sans styles de titre…</w:t>
+        <w:t xml:space="preserve">Exemple : le tome 2 est traduit en entier. Vous voulez sortir un chapitre chaque samedi, et que les liens PDF et EPUB apparaissent avec le dernier chapitre.</w:t>
       </w:r>
     </w:p>
     <w:p>
@@ -10057,22 +9920,22 @@
         <w:pStyle w:val="ListParagraph"/>
         <w:numPr>
           <w:ilvl w:val="0"/>
-          <w:numId w:val="17"/>
+          <w:numId w:val="16"/>
         </w:numPr>
         <w:spacing w:after="60" w:before="40"/>
       </w:pPr>
       <w:r>
-        <w:t xml:space="preserve">Déposez le fichier. Sous le tableau des chapitres, ouvrez </w:t>
-      </w:r>
-      <w:r>
-        <w:rPr>
-          <w:b/>
-          <w:bCs/>
-        </w:rPr>
-        <w:t xml:space="preserve">Délimiter les chapitres moi-même</w:t>
-      </w:r>
-      <w:r>
-        <w:t xml:space="preserve">.</w:t>
+        <w:t xml:space="preserve">Ouvrez </w:t>
+      </w:r>
+      <w:r>
+        <w:rPr>
+          <w:b/>
+          <w:bCs/>
+        </w:rPr>
+        <w:t xml:space="preserve">Ajouter des chapitres</w:t>
+      </w:r>
+      <w:r>
+        <w:t xml:space="preserve"> et choisissez le tome.</w:t>
       </w:r>
     </w:p>
     <w:p>
@@ -10080,22 +9943,22 @@
         <w:pStyle w:val="ListParagraph"/>
         <w:numPr>
           <w:ilvl w:val="0"/>
-          <w:numId w:val="17"/>
+          <w:numId w:val="16"/>
         </w:numPr>
         <w:spacing w:after="60" w:before="40"/>
       </w:pPr>
       <w:r>
-        <w:t xml:space="preserve">Le tableau </w:t>
-      </w:r>
-      <w:r>
-        <w:rPr>
-          <w:b/>
-          <w:bCs/>
-        </w:rPr>
-        <w:t xml:space="preserve">Débuts de chapitre possibles</w:t>
-      </w:r>
-      <w:r>
-        <w:t xml:space="preserve"> liste les endroits repérés : titres, illustrations, sauts de page, lignes courtes, centrées ou en gras.</w:t>
+        <w:t xml:space="preserve">Déposez le DOCX complet. Vérifiez </w:t>
+      </w:r>
+      <w:r>
+        <w:rPr>
+          <w:b/>
+          <w:bCs/>
+        </w:rPr>
+        <w:t xml:space="preserve">Chapitres prévus</w:t>
+      </w:r>
+      <w:r>
+        <w:t xml:space="preserve"> dans la fiche du tome : il est relevé d'office si le fichier contient plus de chapitres.</w:t>
       </w:r>
     </w:p>
     <w:p>
@@ -10103,22 +9966,22 @@
         <w:pStyle w:val="ListParagraph"/>
         <w:numPr>
           <w:ilvl w:val="0"/>
-          <w:numId w:val="17"/>
+          <w:numId w:val="16"/>
         </w:numPr>
         <w:spacing w:after="60" w:before="40"/>
       </w:pPr>
       <w:r>
-        <w:t xml:space="preserve">Cochez </w:t>
-      </w:r>
-      <w:r>
-        <w:rPr>
-          <w:b/>
-          <w:bCs/>
-        </w:rPr>
-        <w:t xml:space="preserve">Début de chapitre</w:t>
-      </w:r>
-      <w:r>
-        <w:t xml:space="preserve"> sur chaque ligne où un chapitre commence.</w:t>
+        <w:t xml:space="preserve">Choisissez </w:t>
+      </w:r>
+      <w:r>
+        <w:rPr>
+          <w:b/>
+          <w:bCs/>
+        </w:rPr>
+        <w:t xml:space="preserve">Un par un, au rythme</w:t>
+      </w:r>
+      <w:r>
+        <w:t xml:space="preserve">.</w:t>
       </w:r>
     </w:p>
     <w:p>
@@ -10126,19 +9989,29 @@
         <w:pStyle w:val="ListParagraph"/>
         <w:numPr>
           <w:ilvl w:val="0"/>
-          <w:numId w:val="17"/>
+          <w:numId w:val="16"/>
         </w:numPr>
         <w:spacing w:after="60" w:before="40"/>
       </w:pPr>
       <w:r>
-        <w:t xml:space="preserve">Pour chaque début coché, choisissez la nature (chapitre, prologue, bonus…) et, si besoin, le </w:t>
-      </w:r>
-      <w:r>
-        <w:rPr>
-          <w:b/>
-          <w:bCs/>
-        </w:rPr>
-        <w:t xml:space="preserve">Titre</w:t>
+        <w:t xml:space="preserve">Collez le </w:t>
+      </w:r>
+      <w:r>
+        <w:rPr>
+          <w:b/>
+          <w:bCs/>
+        </w:rPr>
+        <w:t xml:space="preserve">Lien de téléchargement · PDF</w:t>
+      </w:r>
+      <w:r>
+        <w:t xml:space="preserve"> et le </w:t>
+      </w:r>
+      <w:r>
+        <w:rPr>
+          <w:b/>
+          <w:bCs/>
+        </w:rPr>
+        <w:t xml:space="preserve">Lien de téléchargement · EPUB</w:t>
       </w:r>
       <w:r>
         <w:t xml:space="preserve">.</w:t>
@@ -10149,19 +10022,19 @@
         <w:pStyle w:val="ListParagraph"/>
         <w:numPr>
           <w:ilvl w:val="0"/>
-          <w:numId w:val="17"/>
+          <w:numId w:val="16"/>
         </w:numPr>
         <w:spacing w:after="60" w:before="40"/>
       </w:pPr>
       <w:r>
-        <w:t xml:space="preserve">Si besoin, changez le </w:t>
-      </w:r>
-      <w:r>
-        <w:rPr>
-          <w:b/>
-          <w:bCs/>
-        </w:rPr>
-        <w:t xml:space="preserve">Premier numéro de chapitre</w:t>
+        <w:t xml:space="preserve">Cochez </w:t>
+      </w:r>
+      <w:r>
+        <w:rPr>
+          <w:b/>
+          <w:bCs/>
+        </w:rPr>
+        <w:t xml:space="preserve">Publier les liens avec le dernier chapitre</w:t>
       </w:r>
       <w:r>
         <w:t xml:space="preserve">.</w:t>
@@ -10172,111 +10045,37 @@
         <w:pStyle w:val="ListParagraph"/>
         <w:numPr>
           <w:ilvl w:val="0"/>
-          <w:numId w:val="17"/>
+          <w:numId w:val="16"/>
         </w:numPr>
         <w:spacing w:after="60" w:before="40"/>
       </w:pPr>
       <w:r>
-        <w:t xml:space="preserve">Raccourcis utiles : </w:t>
-      </w:r>
-      <w:r>
-        <w:rPr>
-          <w:b/>
-          <w:bCs/>
-        </w:rPr>
-        <w:t xml:space="preserve">Couper à chaque illustration</w:t>
-      </w:r>
-      <w:r>
-        <w:t xml:space="preserve">, </w:t>
-      </w:r>
-      <w:r>
-        <w:rPr>
-          <w:b/>
-          <w:bCs/>
-        </w:rPr>
-        <w:t xml:space="preserve">Couper à chaque saut de page</w:t>
-      </w:r>
-      <w:r>
-        <w:t xml:space="preserve">, </w:t>
-      </w:r>
-      <w:r>
-        <w:rPr>
-          <w:b/>
-          <w:bCs/>
-        </w:rPr>
-        <w:t xml:space="preserve">Revenir à la détection automatique</w:t>
-      </w:r>
-      <w:r>
-        <w:t xml:space="preserve">.</w:t>
-      </w:r>
-    </w:p>
-    <w:p>
-      <w:pPr>
-        <w:pStyle w:val="ListParagraph"/>
-        <w:numPr>
-          <w:ilvl w:val="0"/>
-          <w:numId w:val="17"/>
-        </w:numPr>
-        <w:spacing w:after="60" w:before="40"/>
-      </w:pPr>
-      <w:r>
-        <w:t xml:space="preserve">Cochez </w:t>
-      </w:r>
-      <w:r>
-        <w:rPr>
-          <w:b/>
-          <w:bCs/>
-        </w:rPr>
-        <w:t xml:space="preserve">Conserver le texte d'ouverture</w:t>
-      </w:r>
-      <w:r>
-        <w:t xml:space="preserve"> pour garder le texte placé avant le premier début coché (il rejoint le premier chapitre).</w:t>
-      </w:r>
-    </w:p>
-    <w:p>
-      <w:pPr>
-        <w:pStyle w:val="ListParagraph"/>
-        <w:numPr>
-          <w:ilvl w:val="0"/>
-          <w:numId w:val="17"/>
-        </w:numPr>
-        <w:spacing w:after="60" w:before="40"/>
-      </w:pPr>
-      <w:r>
-        <w:t xml:space="preserve">Cliquez sur </w:t>
-      </w:r>
-      <w:r>
-        <w:rPr>
-          <w:b/>
-          <w:bCs/>
-        </w:rPr>
-        <w:t xml:space="preserve">Vérifier ce découpage (rien n'est enregistré)</w:t>
-      </w:r>
-      <w:r>
-        <w:t xml:space="preserve"> pour voir la liste des chapitres obtenus.</w:t>
-      </w:r>
-    </w:p>
-    <w:p>
-      <w:pPr>
-        <w:pStyle w:val="ListParagraph"/>
-        <w:numPr>
-          <w:ilvl w:val="0"/>
-          <w:numId w:val="17"/>
-        </w:numPr>
-        <w:spacing w:after="60" w:before="40"/>
-      </w:pPr>
-      <w:r>
-        <w:t xml:space="preserve">Vérifiez que </w:t>
-      </w:r>
-      <w:r>
-        <w:rPr>
-          <w:b/>
-          <w:bCs/>
-        </w:rPr>
-        <w:t xml:space="preserve">Utiliser ce découpage</w:t>
-      </w:r>
-      <w:r>
-        <w:t xml:space="preserve"> est cochée, puis publiez comme d'habitude.</w:t>
+        <w:t xml:space="preserve">Relisez </w:t>
+      </w:r>
+      <w:r>
+        <w:rPr>
+          <w:b/>
+          <w:bCs/>
+        </w:rPr>
+        <w:t xml:space="preserve">Ce qui va se passer</w:t>
+      </w:r>
+      <w:r>
+        <w:t xml:space="preserve"> : il donne la date à laquelle le tome passera « Publié ». Cliquez sur </w:t>
+      </w:r>
+      <w:r>
+        <w:rPr>
+          <w:b/>
+          <w:bCs/>
+        </w:rPr>
+        <w:t xml:space="preserve">Programmer…</w:t>
+      </w:r>
+      <w:r>
+        <w:t xml:space="preserve">, puis confirmez.</w:t>
+      </w:r>
+    </w:p>
+    <w:p>
+      <w:r>
+        <w:t xml:space="preserve">Chaque chapitre sort à sa date, avec son annonce. À la sortie du dernier, le tome passe « Publié » : les liens s'affichent, le planning passe à 100 % et l'annonce dit « Le tome 2 de SukaMoka est complet : PDF et EPUB disponibles ». D'ici là, les liens restent masqués aux lecteurs.</w:t>
       </w:r>
     </w:p>
     <w:tbl>
@@ -10303,11 +10102,11 @@
             <w:tcW w:type="dxa" w:w="9026"/>
             <w:tcBorders>
               <w:top w:val="none" w:color="FFFFFF" w:sz="0"/>
-              <w:left w:val="single" w:color="D9822B" w:sz="24"/>
+              <w:left w:val="single" w:color="7A4FB0" w:sz="24"/>
               <w:bottom w:val="none" w:color="FFFFFF" w:sz="0"/>
               <w:right w:val="none" w:color="FFFFFF" w:sz="0"/>
             </w:tcBorders>
-            <w:shd w:fill="FDF1E4" w:color="auto" w:val="clear"/>
+            <w:shd w:fill="F1ECFA" w:color="auto" w:val="clear"/>
             <w:tcMar>
               <w:top w:type="dxa" w:w="120"/>
               <w:left w:type="dxa" w:w="200"/>
@@ -10323,27 +10122,25 @@
               <w:rPr>
                 <w:b/>
                 <w:bCs/>
-                <w:color w:val="9A4D0C"/>
-              </w:rPr>
-              <w:t xml:space="preserve">Attention</w:t>
+                <w:color w:val="4B2A7B"/>
+              </w:rPr>
+              <w:t xml:space="preserve">À savoir</w:t>
             </w:r>
             <w:r>
               <w:t xml:space="preserve"> : </w:t>
             </w:r>
             <w:r>
-              <w:t xml:space="preserve">le découpage part avec le fichier et n'est pas gardé. Pour redécouper plus tard, déposez de nouveau le fichier et refaites le découpage. Pour un découpage définitif, utilisez plutôt les marqueurs </w:t>
-            </w:r>
-            <w:r>
-              <w:rPr>
-                <w:rFonts w:ascii="Consolas" w:cs="Consolas" w:eastAsia="Consolas" w:hAnsi="Consolas"/>
-                <w:sz w:val="19"/>
-                <w:szCs w:val="19"/>
-                <w:shd w:fill="EFEAF5" w:color="auto" w:val="clear"/>
-              </w:rPr>
-              <w:t xml:space="preserve">[chapitre]</w:t>
-            </w:r>
-            <w:r>
-              <w:t xml:space="preserve"> dans Word.</w:t>
+              <w:t xml:space="preserve">vous changez d'avis ? Un nouvel envoi avec </w:t>
+            </w:r>
+            <w:r>
+              <w:rPr>
+                <w:b/>
+                <w:bCs/>
+              </w:rPr>
+              <w:t xml:space="preserve">Le tome est complet : tout publier maintenant</w:t>
+            </w:r>
+            <w:r>
+              <w:t xml:space="preserve"> sort tout de suite les chapitres encore programmés et affiche les liens.</w:t>
             </w:r>
           </w:p>
         </w:tc>
@@ -10351,270 +10148,8 @@
     </w:tbl>
     <w:p>
       <w:pPr>
-        <w:pStyle w:val="Heading2"/>
-      </w:pPr>
-      <w:bookmarkStart w:name="titre-39" w:id="105"/>
-      <w:r>
-        <w:t xml:space="preserve">7.7 Ajouter la lecture en ligne d'un tome déjà paru</w:t>
-      </w:r>
-      <w:bookmarkEnd w:id="105"/>
-    </w:p>
-    <w:p>
-      <w:r>
-        <w:t xml:space="preserve">Après la migration, beaucoup de tomes anciens n'ont que leurs liens PDF et EPUB. Leur ajouter la lecture en ligne n'est pas une nouveauté : pas d'annonce.</w:t>
-      </w:r>
-    </w:p>
-    <w:p>
-      <w:pPr>
-        <w:pStyle w:val="ListParagraph"/>
-        <w:numPr>
-          <w:ilvl w:val="0"/>
-          <w:numId w:val="18"/>
-        </w:numPr>
-        <w:spacing w:after="60" w:before="40"/>
-      </w:pPr>
-      <w:r>
-        <w:t xml:space="preserve">Dans le menu, ouvrez </w:t>
-      </w:r>
-      <w:r>
-        <w:rPr>
-          <w:b/>
-          <w:bCs/>
-        </w:rPr>
-        <w:t xml:space="preserve">Lecture à compléter</w:t>
-      </w:r>
-      <w:r>
-        <w:t xml:space="preserve">. La page liste les tomes parus sans lecture en ligne.</w:t>
-      </w:r>
-    </w:p>
-    <w:p>
-      <w:pPr>
-        <w:pStyle w:val="ListParagraph"/>
-        <w:numPr>
-          <w:ilvl w:val="0"/>
-          <w:numId w:val="18"/>
-        </w:numPr>
-        <w:spacing w:after="60" w:before="40"/>
-      </w:pPr>
-      <w:r>
-        <w:t xml:space="preserve">Sur la ligne du tome, cliquez sur </w:t>
-      </w:r>
-      <w:r>
-        <w:rPr>
-          <w:b/>
-          <w:bCs/>
-        </w:rPr>
-        <w:t xml:space="preserve">Ajouter le DOCX</w:t>
-      </w:r>
-      <w:r>
-        <w:t xml:space="preserve">.</w:t>
-      </w:r>
-    </w:p>
-    <w:p>
-      <w:pPr>
-        <w:pStyle w:val="ListParagraph"/>
-        <w:numPr>
-          <w:ilvl w:val="0"/>
-          <w:numId w:val="18"/>
-        </w:numPr>
-        <w:spacing w:after="60" w:before="40"/>
-      </w:pPr>
-      <w:r>
-        <w:t xml:space="preserve">Vérifiez que la case </w:t>
-      </w:r>
-      <w:r>
-        <w:rPr>
-          <w:b/>
-          <w:bCs/>
-        </w:rPr>
-        <w:t xml:space="preserve">Ajout au catalogue : ne pas annoncer (pas d'article, pas de Discord, pas d'e-mail)</w:t>
-      </w:r>
-      <w:r>
-        <w:t xml:space="preserve"> est cochée. Elle l'est d'office pour un tome complet déjà publié.</w:t>
-      </w:r>
-    </w:p>
-    <w:p>
-      <w:pPr>
-        <w:pStyle w:val="ListParagraph"/>
-        <w:numPr>
-          <w:ilvl w:val="0"/>
-          <w:numId w:val="18"/>
-        </w:numPr>
-        <w:spacing w:after="60" w:before="40"/>
-      </w:pPr>
-      <w:r>
-        <w:t xml:space="preserve">Déposez le DOCX, vérifiez les chapitres, puis publiez.</w:t>
-      </w:r>
-    </w:p>
-    <w:p>
-      <w:r>
-        <w:t xml:space="preserve">Les chapitres prennent la date de sortie du tome : ils n'apparaissent pas comme des nouveautés. Le tome quitte la liste « Lecture à compléter ».</w:t>
-      </w:r>
-    </w:p>
-    <w:p>
-      <w:pPr>
-        <w:pStyle w:val="Heading2"/>
-      </w:pPr>
-      <w:bookmarkStart w:name="titre-40" w:id="106"/>
-      <w:r>
-        <w:t xml:space="preserve">7.8 Refaire toute la lecture en ligne d'un tome</w:t>
-      </w:r>
-      <w:bookmarkEnd w:id="106"/>
-    </w:p>
-    <w:p>
-      <w:r>
-        <w:t xml:space="preserve">Pour une nouvelle traduction ou des corrections en masse sur un tome déjà publié.</w:t>
-      </w:r>
-    </w:p>
-    <w:p>
-      <w:pPr>
-        <w:pStyle w:val="ListParagraph"/>
-        <w:numPr>
-          <w:ilvl w:val="0"/>
-          <w:numId w:val="19"/>
-        </w:numPr>
-        <w:spacing w:after="60" w:before="40"/>
-      </w:pPr>
-      <w:r>
-        <w:t xml:space="preserve">Ouvrez le formulaire pour ce tome (</w:t>
-      </w:r>
-      <w:r>
-        <w:rPr>
-          <w:b/>
-          <w:bCs/>
-        </w:rPr>
-        <w:t xml:space="preserve">Tous les tomes</w:t>
-      </w:r>
-      <w:r>
-        <w:t xml:space="preserve">, puis </w:t>
-      </w:r>
-      <w:r>
-        <w:rPr>
-          <w:b/>
-          <w:bCs/>
-        </w:rPr>
-        <w:t xml:space="preserve">Ajouter des chapitres</w:t>
-      </w:r>
-      <w:r>
-        <w:t xml:space="preserve"> sur sa ligne).</w:t>
-      </w:r>
-    </w:p>
-    <w:p>
-      <w:pPr>
-        <w:pStyle w:val="ListParagraph"/>
-        <w:numPr>
-          <w:ilvl w:val="0"/>
-          <w:numId w:val="19"/>
-        </w:numPr>
-        <w:spacing w:after="60" w:before="40"/>
-      </w:pPr>
-      <w:r>
-        <w:t xml:space="preserve">Sous le formulaire, ouvrez l'encadré </w:t>
-      </w:r>
-      <w:r>
-        <w:rPr>
-          <w:b/>
-          <w:bCs/>
-        </w:rPr>
-        <w:t xml:space="preserve">Remplacer la lecture en ligne</w:t>
-      </w:r>
-      <w:r>
-        <w:t xml:space="preserve">.</w:t>
-      </w:r>
-    </w:p>
-    <w:p>
-      <w:pPr>
-        <w:pStyle w:val="ListParagraph"/>
-        <w:numPr>
-          <w:ilvl w:val="0"/>
-          <w:numId w:val="19"/>
-        </w:numPr>
-        <w:spacing w:after="60" w:before="40"/>
-      </w:pPr>
-      <w:r>
-        <w:t xml:space="preserve">Déposez le nouveau fichier, puis cliquez sur </w:t>
-      </w:r>
-      <w:r>
-        <w:rPr>
-          <w:b/>
-          <w:bCs/>
-        </w:rPr>
-        <w:t xml:space="preserve">Vérifier (sans rien changer en ligne)</w:t>
-      </w:r>
-      <w:r>
-        <w:t xml:space="preserve">.</w:t>
-      </w:r>
-    </w:p>
-    <w:p>
-      <w:pPr>
-        <w:pStyle w:val="ListParagraph"/>
-        <w:numPr>
-          <w:ilvl w:val="0"/>
-          <w:numId w:val="19"/>
-        </w:numPr>
-        <w:spacing w:after="60" w:before="40"/>
-      </w:pPr>
-      <w:r>
-        <w:t xml:space="preserve">Contrôlez le bilan. Pour chaque chapitre, comparez </w:t>
-      </w:r>
-      <w:r>
-        <w:rPr>
-          <w:b/>
-          <w:bCs/>
-        </w:rPr>
-        <w:t xml:space="preserve">Aperçu</w:t>
-      </w:r>
-      <w:r>
-        <w:t xml:space="preserve"> (la nouvelle version) et </w:t>
-      </w:r>
-      <w:r>
-        <w:rPr>
-          <w:b/>
-          <w:bCs/>
-        </w:rPr>
-        <w:t xml:space="preserve">Version en ligne</w:t>
-      </w:r>
-      <w:r>
-        <w:t xml:space="preserve">.</w:t>
-      </w:r>
-    </w:p>
-    <w:p>
-      <w:pPr>
-        <w:pStyle w:val="ListParagraph"/>
-        <w:numPr>
-          <w:ilvl w:val="0"/>
-          <w:numId w:val="19"/>
-        </w:numPr>
-        <w:spacing w:after="60" w:before="40"/>
-      </w:pPr>
-      <w:r>
-        <w:t xml:space="preserve">Si tout est bon, cliquez sur </w:t>
-      </w:r>
-      <w:r>
-        <w:rPr>
-          <w:b/>
-          <w:bCs/>
-        </w:rPr>
-        <w:t xml:space="preserve">Remplacer la lecture en ligne maintenant</w:t>
-      </w:r>
-      <w:r>
-        <w:t xml:space="preserve">. Sinon, </w:t>
-      </w:r>
-      <w:r>
-        <w:rPr>
-          <w:b/>
-          <w:bCs/>
-        </w:rPr>
-        <w:t xml:space="preserve">Annuler le remplacement</w:t>
-      </w:r>
-      <w:r>
-        <w:t xml:space="preserve">.</w:t>
-      </w:r>
-    </w:p>
-    <w:p>
-      <w:r>
-        <w:t xml:space="preserve">Chaque chapitre est remplacé à sa place : mêmes adresses, commentaires gardés, aucune annonce, date de sortie du tome inchangée.</w:t>
-      </w:r>
+        <w:spacing w:after="60" w:before="0"/>
+      </w:pPr>
     </w:p>
     <w:tbl>
       <w:tblPr>
@@ -10668,7 +10203,7 @@
               <w:t xml:space="preserve"> : </w:t>
             </w:r>
             <w:r>
-              <w:t xml:space="preserve">un seul remplacement peut attendre par tome. S'il n'est ni appliqué ni annulé, il est supprimé au bout de 7 jours.</w:t>
+              <w:t xml:space="preserve">les fichiers PDF et EPUB ne sont jamais envoyés sur le site. Ce sont seulement des liens vers leur hébergement (ClicTune, Mega…).</w:t>
             </w:r>
           </w:p>
         </w:tc>
@@ -10678,11 +10213,159 @@
       <w:pPr>
         <w:pStyle w:val="Heading2"/>
       </w:pPr>
-      <w:bookmarkStart w:name="titre-41" w:id="107"/>
-      <w:r>
-        <w:t xml:space="preserve">7.9 Savoir ce qui sera annoncé</w:t>
-      </w:r>
-      <w:bookmarkEnd w:id="107"/>
+      <w:bookmarkStart w:name="titre-38" w:id="105"/>
+      <w:r>
+        <w:t xml:space="preserve">7.6 Corriger un chapitre déjà en ligne</w:t>
+      </w:r>
+      <w:bookmarkEnd w:id="105"/>
+    </w:p>
+    <w:p>
+      <w:r>
+        <w:t xml:space="preserve">Pour des coquilles ou des corrections de relecture, sans prévenir les lecteurs.</w:t>
+      </w:r>
+    </w:p>
+    <w:p>
+      <w:pPr>
+        <w:pStyle w:val="ListParagraph"/>
+        <w:numPr>
+          <w:ilvl w:val="0"/>
+          <w:numId w:val="17"/>
+        </w:numPr>
+        <w:spacing w:after="60" w:before="40"/>
+      </w:pPr>
+      <w:r>
+        <w:t xml:space="preserve">Corrigez le texte dans le fichier Word.</w:t>
+      </w:r>
+    </w:p>
+    <w:p>
+      <w:pPr>
+        <w:pStyle w:val="ListParagraph"/>
+        <w:numPr>
+          <w:ilvl w:val="0"/>
+          <w:numId w:val="17"/>
+        </w:numPr>
+        <w:spacing w:after="60" w:before="40"/>
+      </w:pPr>
+      <w:r>
+        <w:t xml:space="preserve">Ouvrez </w:t>
+      </w:r>
+      <w:r>
+        <w:rPr>
+          <w:b/>
+          <w:bCs/>
+        </w:rPr>
+        <w:t xml:space="preserve">Ajouter des chapitres</w:t>
+      </w:r>
+      <w:r>
+        <w:t xml:space="preserve"> et choisissez le tome.</w:t>
+      </w:r>
+    </w:p>
+    <w:p>
+      <w:pPr>
+        <w:pStyle w:val="ListParagraph"/>
+        <w:numPr>
+          <w:ilvl w:val="0"/>
+          <w:numId w:val="17"/>
+        </w:numPr>
+        <w:spacing w:after="60" w:before="40"/>
+      </w:pPr>
+      <w:r>
+        <w:t xml:space="preserve">Déposez le fichier corrigé.</w:t>
+      </w:r>
+    </w:p>
+    <w:p>
+      <w:pPr>
+        <w:pStyle w:val="ListParagraph"/>
+        <w:numPr>
+          <w:ilvl w:val="0"/>
+          <w:numId w:val="17"/>
+        </w:numPr>
+        <w:spacing w:after="60" w:before="40"/>
+      </w:pPr>
+      <w:r>
+        <w:t xml:space="preserve">Le chapitre corrigé apparaît </w:t>
+      </w:r>
+      <w:r>
+        <w:rPr>
+          <w:b/>
+          <w:bCs/>
+        </w:rPr>
+        <w:t xml:space="preserve">En ligne, modifié</w:t>
+      </w:r>
+      <w:r>
+        <w:t xml:space="preserve">. Dans sa colonne « Action », choisissez </w:t>
+      </w:r>
+      <w:r>
+        <w:rPr>
+          <w:b/>
+          <w:bCs/>
+        </w:rPr>
+        <w:t xml:space="preserve">Mettre à jour (sans annonce)</w:t>
+      </w:r>
+      <w:r>
+        <w:t xml:space="preserve">.</w:t>
+      </w:r>
+    </w:p>
+    <w:p>
+      <w:pPr>
+        <w:pStyle w:val="ListParagraph"/>
+        <w:numPr>
+          <w:ilvl w:val="0"/>
+          <w:numId w:val="17"/>
+        </w:numPr>
+        <w:spacing w:after="60" w:before="40"/>
+      </w:pPr>
+      <w:r>
+        <w:t xml:space="preserve">Les autres chapitres en ligne restent </w:t>
+      </w:r>
+      <w:r>
+        <w:rPr>
+          <w:b/>
+          <w:bCs/>
+        </w:rPr>
+        <w:t xml:space="preserve">Inchangé</w:t>
+      </w:r>
+      <w:r>
+        <w:t xml:space="preserve"> ou </w:t>
+      </w:r>
+      <w:r>
+        <w:rPr>
+          <w:b/>
+          <w:bCs/>
+        </w:rPr>
+        <w:t xml:space="preserve">Garder la version en ligne</w:t>
+      </w:r>
+      <w:r>
+        <w:t xml:space="preserve"> : ils ne bougent pas.</w:t>
+      </w:r>
+    </w:p>
+    <w:p>
+      <w:pPr>
+        <w:pStyle w:val="ListParagraph"/>
+        <w:numPr>
+          <w:ilvl w:val="0"/>
+          <w:numId w:val="17"/>
+        </w:numPr>
+        <w:spacing w:after="60" w:before="40"/>
+      </w:pPr>
+      <w:r>
+        <w:t xml:space="preserve">Cliquez sur le bouton d'envoi. S'il n'y a aucun nouveau chapitre, il s'appelle </w:t>
+      </w:r>
+      <w:r>
+        <w:rPr>
+          <w:b/>
+          <w:bCs/>
+        </w:rPr>
+        <w:t xml:space="preserve">Enregistrer (aucun nouveau chapitre)</w:t>
+      </w:r>
+      <w:r>
+        <w:t xml:space="preserve">.</w:t>
+      </w:r>
+    </w:p>
+    <w:p>
+      <w:r>
+        <w:t xml:space="preserve">Le chapitre est remplacé à la même adresse. Ses commentaires et sa date sont gardés. Aucune annonce n'est envoyée.</w:t>
+      </w:r>
     </w:p>
     <w:tbl>
       <w:tblPr>
@@ -10697,9 +10380,724 @@
         </w:tblBorders>
       </w:tblPr>
       <w:tblGrid>
-        <w:gridCol w:w="3393"/>
-        <w:gridCol w:w="3825"/>
-        <w:gridCol w:w="1808"/>
+        <w:gridCol w:w="9026"/>
+      </w:tblGrid>
+      <w:tr>
+        <w:trPr>
+          <w:cantSplit/>
+        </w:trPr>
+        <w:tc>
+          <w:tcPr>
+            <w:tcW w:type="dxa" w:w="9026"/>
+            <w:tcBorders>
+              <w:top w:val="none" w:color="FFFFFF" w:sz="0"/>
+              <w:left w:val="single" w:color="2E9E6A" w:sz="24"/>
+              <w:bottom w:val="none" w:color="FFFFFF" w:sz="0"/>
+              <w:right w:val="none" w:color="FFFFFF" w:sz="0"/>
+            </w:tcBorders>
+            <w:shd w:fill="E9F7EF" w:color="auto" w:val="clear"/>
+            <w:tcMar>
+              <w:top w:type="dxa" w:w="120"/>
+              <w:left w:type="dxa" w:w="200"/>
+              <w:bottom w:type="dxa" w:w="120"/>
+              <w:right w:type="dxa" w:w="160"/>
+            </w:tcMar>
+          </w:tcPr>
+          <w:p>
+            <w:pPr>
+              <w:spacing w:after="0" w:before="0"/>
+            </w:pPr>
+            <w:r>
+              <w:rPr>
+                <w:b/>
+                <w:bCs/>
+                <w:color w:val="1E6B47"/>
+              </w:rPr>
+              <w:t xml:space="preserve">Astuce</w:t>
+            </w:r>
+            <w:r>
+              <w:t xml:space="preserve"> : </w:t>
+            </w:r>
+            <w:r>
+              <w:t xml:space="preserve">pour une seule coquille, un éditeur peut aussi corriger le texte directement dans l'administration WordPress (fiche du tome, lien </w:t>
+            </w:r>
+            <w:r>
+              <w:rPr>
+                <w:b/>
+                <w:bCs/>
+              </w:rPr>
+              <w:t xml:space="preserve">Édition avancée (administration WordPress)</w:t>
+            </w:r>
+            <w:r>
+              <w:t xml:space="preserve">). Traducteurs, relecteurs et graphistes : signalez la coquille à un éditeur sur le Discord de l'équipe.</w:t>
+            </w:r>
+          </w:p>
+        </w:tc>
+      </w:tr>
+    </w:tbl>
+    <w:p>
+      <w:pPr>
+        <w:pStyle w:val="Heading2"/>
+      </w:pPr>
+      <w:bookmarkStart w:name="titre-39" w:id="106"/>
+      <w:r>
+        <w:t xml:space="preserve">7.7 Découper soi-même les chapitres</w:t>
+      </w:r>
+      <w:bookmarkEnd w:id="106"/>
+    </w:p>
+    <w:p>
+      <w:r>
+        <w:t xml:space="preserve">Quand le découpage automatique se trompe : chapitres séparés par une illustration ou un saut de page, roman sans styles de titre…</w:t>
+      </w:r>
+    </w:p>
+    <w:p>
+      <w:pPr>
+        <w:pStyle w:val="ListParagraph"/>
+        <w:numPr>
+          <w:ilvl w:val="0"/>
+          <w:numId w:val="18"/>
+        </w:numPr>
+        <w:spacing w:after="60" w:before="40"/>
+      </w:pPr>
+      <w:r>
+        <w:t xml:space="preserve">Déposez le fichier. Sous le tableau des chapitres, ouvrez </w:t>
+      </w:r>
+      <w:r>
+        <w:rPr>
+          <w:b/>
+          <w:bCs/>
+        </w:rPr>
+        <w:t xml:space="preserve">Délimiter les chapitres moi-même</w:t>
+      </w:r>
+      <w:r>
+        <w:t xml:space="preserve">.</w:t>
+      </w:r>
+    </w:p>
+    <w:p>
+      <w:pPr>
+        <w:pStyle w:val="ListParagraph"/>
+        <w:numPr>
+          <w:ilvl w:val="0"/>
+          <w:numId w:val="18"/>
+        </w:numPr>
+        <w:spacing w:after="60" w:before="40"/>
+      </w:pPr>
+      <w:r>
+        <w:t xml:space="preserve">Le tableau </w:t>
+      </w:r>
+      <w:r>
+        <w:rPr>
+          <w:b/>
+          <w:bCs/>
+        </w:rPr>
+        <w:t xml:space="preserve">Débuts de chapitre possibles</w:t>
+      </w:r>
+      <w:r>
+        <w:t xml:space="preserve"> liste les endroits repérés : titres, illustrations, sauts de page, lignes courtes, centrées ou en gras.</w:t>
+      </w:r>
+    </w:p>
+    <w:p>
+      <w:pPr>
+        <w:pStyle w:val="ListParagraph"/>
+        <w:numPr>
+          <w:ilvl w:val="0"/>
+          <w:numId w:val="18"/>
+        </w:numPr>
+        <w:spacing w:after="60" w:before="40"/>
+      </w:pPr>
+      <w:r>
+        <w:t xml:space="preserve">Cochez </w:t>
+      </w:r>
+      <w:r>
+        <w:rPr>
+          <w:b/>
+          <w:bCs/>
+        </w:rPr>
+        <w:t xml:space="preserve">Début de chapitre</w:t>
+      </w:r>
+      <w:r>
+        <w:t xml:space="preserve"> sur chaque ligne où un chapitre commence.</w:t>
+      </w:r>
+    </w:p>
+    <w:p>
+      <w:pPr>
+        <w:pStyle w:val="ListParagraph"/>
+        <w:numPr>
+          <w:ilvl w:val="0"/>
+          <w:numId w:val="18"/>
+        </w:numPr>
+        <w:spacing w:after="60" w:before="40"/>
+      </w:pPr>
+      <w:r>
+        <w:t xml:space="preserve">Pour chaque début coché, choisissez la nature (chapitre, prologue, bonus…) et, si besoin, le </w:t>
+      </w:r>
+      <w:r>
+        <w:rPr>
+          <w:b/>
+          <w:bCs/>
+        </w:rPr>
+        <w:t xml:space="preserve">Titre</w:t>
+      </w:r>
+      <w:r>
+        <w:t xml:space="preserve">.</w:t>
+      </w:r>
+    </w:p>
+    <w:p>
+      <w:pPr>
+        <w:pStyle w:val="ListParagraph"/>
+        <w:numPr>
+          <w:ilvl w:val="0"/>
+          <w:numId w:val="18"/>
+        </w:numPr>
+        <w:spacing w:after="60" w:before="40"/>
+      </w:pPr>
+      <w:r>
+        <w:t xml:space="preserve">Si besoin, changez le </w:t>
+      </w:r>
+      <w:r>
+        <w:rPr>
+          <w:b/>
+          <w:bCs/>
+        </w:rPr>
+        <w:t xml:space="preserve">Premier numéro de chapitre</w:t>
+      </w:r>
+      <w:r>
+        <w:t xml:space="preserve">.</w:t>
+      </w:r>
+    </w:p>
+    <w:p>
+      <w:pPr>
+        <w:pStyle w:val="ListParagraph"/>
+        <w:numPr>
+          <w:ilvl w:val="0"/>
+          <w:numId w:val="18"/>
+        </w:numPr>
+        <w:spacing w:after="60" w:before="40"/>
+      </w:pPr>
+      <w:r>
+        <w:t xml:space="preserve">Raccourcis utiles : </w:t>
+      </w:r>
+      <w:r>
+        <w:rPr>
+          <w:b/>
+          <w:bCs/>
+        </w:rPr>
+        <w:t xml:space="preserve">Couper à chaque illustration</w:t>
+      </w:r>
+      <w:r>
+        <w:t xml:space="preserve">, </w:t>
+      </w:r>
+      <w:r>
+        <w:rPr>
+          <w:b/>
+          <w:bCs/>
+        </w:rPr>
+        <w:t xml:space="preserve">Couper à chaque saut de page</w:t>
+      </w:r>
+      <w:r>
+        <w:t xml:space="preserve">, </w:t>
+      </w:r>
+      <w:r>
+        <w:rPr>
+          <w:b/>
+          <w:bCs/>
+        </w:rPr>
+        <w:t xml:space="preserve">Revenir à la détection automatique</w:t>
+      </w:r>
+      <w:r>
+        <w:t xml:space="preserve">.</w:t>
+      </w:r>
+    </w:p>
+    <w:p>
+      <w:pPr>
+        <w:pStyle w:val="ListParagraph"/>
+        <w:numPr>
+          <w:ilvl w:val="0"/>
+          <w:numId w:val="18"/>
+        </w:numPr>
+        <w:spacing w:after="60" w:before="40"/>
+      </w:pPr>
+      <w:r>
+        <w:t xml:space="preserve">Cochez </w:t>
+      </w:r>
+      <w:r>
+        <w:rPr>
+          <w:b/>
+          <w:bCs/>
+        </w:rPr>
+        <w:t xml:space="preserve">Conserver le texte d'ouverture</w:t>
+      </w:r>
+      <w:r>
+        <w:t xml:space="preserve"> pour garder le texte placé avant le premier début coché (il rejoint le premier chapitre).</w:t>
+      </w:r>
+    </w:p>
+    <w:p>
+      <w:pPr>
+        <w:pStyle w:val="ListParagraph"/>
+        <w:numPr>
+          <w:ilvl w:val="0"/>
+          <w:numId w:val="18"/>
+        </w:numPr>
+        <w:spacing w:after="60" w:before="40"/>
+      </w:pPr>
+      <w:r>
+        <w:t xml:space="preserve">Cliquez sur </w:t>
+      </w:r>
+      <w:r>
+        <w:rPr>
+          <w:b/>
+          <w:bCs/>
+        </w:rPr>
+        <w:t xml:space="preserve">Vérifier ce découpage (rien n'est enregistré)</w:t>
+      </w:r>
+      <w:r>
+        <w:t xml:space="preserve"> pour voir la liste des chapitres obtenus.</w:t>
+      </w:r>
+    </w:p>
+    <w:p>
+      <w:pPr>
+        <w:pStyle w:val="ListParagraph"/>
+        <w:numPr>
+          <w:ilvl w:val="0"/>
+          <w:numId w:val="18"/>
+        </w:numPr>
+        <w:spacing w:after="60" w:before="40"/>
+      </w:pPr>
+      <w:r>
+        <w:t xml:space="preserve">Vérifiez que </w:t>
+      </w:r>
+      <w:r>
+        <w:rPr>
+          <w:b/>
+          <w:bCs/>
+        </w:rPr>
+        <w:t xml:space="preserve">Utiliser ce découpage</w:t>
+      </w:r>
+      <w:r>
+        <w:t xml:space="preserve"> est cochée, puis publiez comme d'habitude.</w:t>
+      </w:r>
+    </w:p>
+    <w:tbl>
+      <w:tblPr>
+        <w:tblW w:type="dxa" w:w="9026"/>
+        <w:tblBorders>
+          <w:top w:val="single" w:color="auto" w:sz="4"/>
+          <w:left w:val="single" w:color="auto" w:sz="4"/>
+          <w:bottom w:val="single" w:color="auto" w:sz="4"/>
+          <w:right w:val="single" w:color="auto" w:sz="4"/>
+          <w:insideH w:val="single" w:color="auto" w:sz="4"/>
+          <w:insideV w:val="single" w:color="auto" w:sz="4"/>
+        </w:tblBorders>
+      </w:tblPr>
+      <w:tblGrid>
+        <w:gridCol w:w="9026"/>
+      </w:tblGrid>
+      <w:tr>
+        <w:trPr>
+          <w:cantSplit/>
+        </w:trPr>
+        <w:tc>
+          <w:tcPr>
+            <w:tcW w:type="dxa" w:w="9026"/>
+            <w:tcBorders>
+              <w:top w:val="none" w:color="FFFFFF" w:sz="0"/>
+              <w:left w:val="single" w:color="D9822B" w:sz="24"/>
+              <w:bottom w:val="none" w:color="FFFFFF" w:sz="0"/>
+              <w:right w:val="none" w:color="FFFFFF" w:sz="0"/>
+            </w:tcBorders>
+            <w:shd w:fill="FDF1E4" w:color="auto" w:val="clear"/>
+            <w:tcMar>
+              <w:top w:type="dxa" w:w="120"/>
+              <w:left w:type="dxa" w:w="200"/>
+              <w:bottom w:type="dxa" w:w="120"/>
+              <w:right w:type="dxa" w:w="160"/>
+            </w:tcMar>
+          </w:tcPr>
+          <w:p>
+            <w:pPr>
+              <w:spacing w:after="0" w:before="0"/>
+            </w:pPr>
+            <w:r>
+              <w:rPr>
+                <w:b/>
+                <w:bCs/>
+                <w:color w:val="9A4D0C"/>
+              </w:rPr>
+              <w:t xml:space="preserve">Attention</w:t>
+            </w:r>
+            <w:r>
+              <w:t xml:space="preserve"> : </w:t>
+            </w:r>
+            <w:r>
+              <w:t xml:space="preserve">le découpage part avec le fichier et n'est pas gardé. Pour redécouper plus tard, déposez de nouveau le fichier et refaites le découpage. Pour un découpage définitif, utilisez plutôt les marqueurs </w:t>
+            </w:r>
+            <w:r>
+              <w:rPr>
+                <w:rFonts w:ascii="Consolas" w:cs="Consolas" w:eastAsia="Consolas" w:hAnsi="Consolas"/>
+                <w:sz w:val="19"/>
+                <w:szCs w:val="19"/>
+                <w:shd w:fill="EFEAF5" w:color="auto" w:val="clear"/>
+              </w:rPr>
+              <w:t xml:space="preserve">[chapitre]</w:t>
+            </w:r>
+            <w:r>
+              <w:t xml:space="preserve"> dans Word.</w:t>
+            </w:r>
+          </w:p>
+        </w:tc>
+      </w:tr>
+    </w:tbl>
+    <w:p>
+      <w:pPr>
+        <w:pStyle w:val="Heading2"/>
+      </w:pPr>
+      <w:bookmarkStart w:name="titre-40" w:id="107"/>
+      <w:r>
+        <w:t xml:space="preserve">7.8 Ajouter la lecture en ligne d'un tome déjà paru</w:t>
+      </w:r>
+      <w:bookmarkEnd w:id="107"/>
+    </w:p>
+    <w:p>
+      <w:r>
+        <w:t xml:space="preserve">Après la migration, beaucoup de tomes anciens n'ont que leurs liens PDF et EPUB. Leur ajouter la lecture en ligne n'est pas une nouveauté : pas d'annonce.</w:t>
+      </w:r>
+    </w:p>
+    <w:p>
+      <w:pPr>
+        <w:pStyle w:val="ListParagraph"/>
+        <w:numPr>
+          <w:ilvl w:val="0"/>
+          <w:numId w:val="19"/>
+        </w:numPr>
+        <w:spacing w:after="60" w:before="40"/>
+      </w:pPr>
+      <w:r>
+        <w:t xml:space="preserve">Dans le menu, ouvrez </w:t>
+      </w:r>
+      <w:r>
+        <w:rPr>
+          <w:b/>
+          <w:bCs/>
+        </w:rPr>
+        <w:t xml:space="preserve">Lecture à compléter</w:t>
+      </w:r>
+      <w:r>
+        <w:t xml:space="preserve">. La page liste les tomes parus sans lecture en ligne.</w:t>
+      </w:r>
+    </w:p>
+    <w:p>
+      <w:pPr>
+        <w:pStyle w:val="ListParagraph"/>
+        <w:numPr>
+          <w:ilvl w:val="0"/>
+          <w:numId w:val="19"/>
+        </w:numPr>
+        <w:spacing w:after="60" w:before="40"/>
+      </w:pPr>
+      <w:r>
+        <w:t xml:space="preserve">Sur la ligne du tome, cliquez sur </w:t>
+      </w:r>
+      <w:r>
+        <w:rPr>
+          <w:b/>
+          <w:bCs/>
+        </w:rPr>
+        <w:t xml:space="preserve">Ajouter le DOCX</w:t>
+      </w:r>
+      <w:r>
+        <w:t xml:space="preserve">.</w:t>
+      </w:r>
+    </w:p>
+    <w:p>
+      <w:pPr>
+        <w:pStyle w:val="ListParagraph"/>
+        <w:numPr>
+          <w:ilvl w:val="0"/>
+          <w:numId w:val="19"/>
+        </w:numPr>
+        <w:spacing w:after="60" w:before="40"/>
+      </w:pPr>
+      <w:r>
+        <w:t xml:space="preserve">Vérifiez que la case </w:t>
+      </w:r>
+      <w:r>
+        <w:rPr>
+          <w:b/>
+          <w:bCs/>
+        </w:rPr>
+        <w:t xml:space="preserve">Ajout au catalogue : ne pas annoncer (pas d'article, pas de Discord, pas d'e-mail)</w:t>
+      </w:r>
+      <w:r>
+        <w:t xml:space="preserve"> est cochée. Elle l'est d'office pour un tome complet déjà publié.</w:t>
+      </w:r>
+    </w:p>
+    <w:p>
+      <w:pPr>
+        <w:pStyle w:val="ListParagraph"/>
+        <w:numPr>
+          <w:ilvl w:val="0"/>
+          <w:numId w:val="19"/>
+        </w:numPr>
+        <w:spacing w:after="60" w:before="40"/>
+      </w:pPr>
+      <w:r>
+        <w:t xml:space="preserve">Déposez le DOCX, vérifiez les chapitres, puis publiez.</w:t>
+      </w:r>
+    </w:p>
+    <w:p>
+      <w:r>
+        <w:t xml:space="preserve">Les chapitres prennent la date de sortie du tome : ils n'apparaissent pas comme des nouveautés. Le tome quitte la liste « Lecture à compléter ».</w:t>
+      </w:r>
+    </w:p>
+    <w:p>
+      <w:pPr>
+        <w:pStyle w:val="Heading2"/>
+      </w:pPr>
+      <w:bookmarkStart w:name="titre-41" w:id="108"/>
+      <w:r>
+        <w:t xml:space="preserve">7.9 Refaire toute la lecture en ligne d'un tome</w:t>
+      </w:r>
+      <w:bookmarkEnd w:id="108"/>
+    </w:p>
+    <w:p>
+      <w:r>
+        <w:t xml:space="preserve">Pour une nouvelle traduction ou des corrections en masse sur un tome déjà publié.</w:t>
+      </w:r>
+    </w:p>
+    <w:p>
+      <w:pPr>
+        <w:pStyle w:val="ListParagraph"/>
+        <w:numPr>
+          <w:ilvl w:val="0"/>
+          <w:numId w:val="20"/>
+        </w:numPr>
+        <w:spacing w:after="60" w:before="40"/>
+      </w:pPr>
+      <w:r>
+        <w:t xml:space="preserve">Ouvrez le formulaire pour ce tome (</w:t>
+      </w:r>
+      <w:r>
+        <w:rPr>
+          <w:b/>
+          <w:bCs/>
+        </w:rPr>
+        <w:t xml:space="preserve">Tous les tomes</w:t>
+      </w:r>
+      <w:r>
+        <w:t xml:space="preserve">, puis </w:t>
+      </w:r>
+      <w:r>
+        <w:rPr>
+          <w:b/>
+          <w:bCs/>
+        </w:rPr>
+        <w:t xml:space="preserve">Ajouter des chapitres</w:t>
+      </w:r>
+      <w:r>
+        <w:t xml:space="preserve"> sur sa ligne).</w:t>
+      </w:r>
+    </w:p>
+    <w:p>
+      <w:pPr>
+        <w:pStyle w:val="ListParagraph"/>
+        <w:numPr>
+          <w:ilvl w:val="0"/>
+          <w:numId w:val="20"/>
+        </w:numPr>
+        <w:spacing w:after="60" w:before="40"/>
+      </w:pPr>
+      <w:r>
+        <w:t xml:space="preserve">Sous le formulaire, ouvrez l'encadré </w:t>
+      </w:r>
+      <w:r>
+        <w:rPr>
+          <w:b/>
+          <w:bCs/>
+        </w:rPr>
+        <w:t xml:space="preserve">Remplacer la lecture en ligne</w:t>
+      </w:r>
+      <w:r>
+        <w:t xml:space="preserve">.</w:t>
+      </w:r>
+    </w:p>
+    <w:p>
+      <w:pPr>
+        <w:pStyle w:val="ListParagraph"/>
+        <w:numPr>
+          <w:ilvl w:val="0"/>
+          <w:numId w:val="20"/>
+        </w:numPr>
+        <w:spacing w:after="60" w:before="40"/>
+      </w:pPr>
+      <w:r>
+        <w:t xml:space="preserve">Déposez le nouveau fichier, puis cliquez sur </w:t>
+      </w:r>
+      <w:r>
+        <w:rPr>
+          <w:b/>
+          <w:bCs/>
+        </w:rPr>
+        <w:t xml:space="preserve">Vérifier (sans rien changer en ligne)</w:t>
+      </w:r>
+      <w:r>
+        <w:t xml:space="preserve">.</w:t>
+      </w:r>
+    </w:p>
+    <w:p>
+      <w:pPr>
+        <w:pStyle w:val="ListParagraph"/>
+        <w:numPr>
+          <w:ilvl w:val="0"/>
+          <w:numId w:val="20"/>
+        </w:numPr>
+        <w:spacing w:after="60" w:before="40"/>
+      </w:pPr>
+      <w:r>
+        <w:t xml:space="preserve">Contrôlez le bilan. Pour chaque chapitre, comparez </w:t>
+      </w:r>
+      <w:r>
+        <w:rPr>
+          <w:b/>
+          <w:bCs/>
+        </w:rPr>
+        <w:t xml:space="preserve">Aperçu</w:t>
+      </w:r>
+      <w:r>
+        <w:t xml:space="preserve"> (la nouvelle version) et </w:t>
+      </w:r>
+      <w:r>
+        <w:rPr>
+          <w:b/>
+          <w:bCs/>
+        </w:rPr>
+        <w:t xml:space="preserve">Version en ligne</w:t>
+      </w:r>
+      <w:r>
+        <w:t xml:space="preserve">.</w:t>
+      </w:r>
+    </w:p>
+    <w:p>
+      <w:pPr>
+        <w:pStyle w:val="ListParagraph"/>
+        <w:numPr>
+          <w:ilvl w:val="0"/>
+          <w:numId w:val="20"/>
+        </w:numPr>
+        <w:spacing w:after="60" w:before="40"/>
+      </w:pPr>
+      <w:r>
+        <w:t xml:space="preserve">Si tout est bon, cliquez sur </w:t>
+      </w:r>
+      <w:r>
+        <w:rPr>
+          <w:b/>
+          <w:bCs/>
+        </w:rPr>
+        <w:t xml:space="preserve">Remplacer la lecture en ligne maintenant</w:t>
+      </w:r>
+      <w:r>
+        <w:t xml:space="preserve">. Sinon, </w:t>
+      </w:r>
+      <w:r>
+        <w:rPr>
+          <w:b/>
+          <w:bCs/>
+        </w:rPr>
+        <w:t xml:space="preserve">Annuler le remplacement</w:t>
+      </w:r>
+      <w:r>
+        <w:t xml:space="preserve">.</w:t>
+      </w:r>
+    </w:p>
+    <w:p>
+      <w:r>
+        <w:t xml:space="preserve">Chaque chapitre est remplacé à sa place : mêmes adresses, commentaires gardés, aucune annonce, date de sortie du tome inchangée.</w:t>
+      </w:r>
+    </w:p>
+    <w:tbl>
+      <w:tblPr>
+        <w:tblW w:type="dxa" w:w="9026"/>
+        <w:tblBorders>
+          <w:top w:val="single" w:color="auto" w:sz="4"/>
+          <w:left w:val="single" w:color="auto" w:sz="4"/>
+          <w:bottom w:val="single" w:color="auto" w:sz="4"/>
+          <w:right w:val="single" w:color="auto" w:sz="4"/>
+          <w:insideH w:val="single" w:color="auto" w:sz="4"/>
+          <w:insideV w:val="single" w:color="auto" w:sz="4"/>
+        </w:tblBorders>
+      </w:tblPr>
+      <w:tblGrid>
+        <w:gridCol w:w="9026"/>
+      </w:tblGrid>
+      <w:tr>
+        <w:trPr>
+          <w:cantSplit/>
+        </w:trPr>
+        <w:tc>
+          <w:tcPr>
+            <w:tcW w:type="dxa" w:w="9026"/>
+            <w:tcBorders>
+              <w:top w:val="none" w:color="FFFFFF" w:sz="0"/>
+              <w:left w:val="single" w:color="7A4FB0" w:sz="24"/>
+              <w:bottom w:val="none" w:color="FFFFFF" w:sz="0"/>
+              <w:right w:val="none" w:color="FFFFFF" w:sz="0"/>
+            </w:tcBorders>
+            <w:shd w:fill="F1ECFA" w:color="auto" w:val="clear"/>
+            <w:tcMar>
+              <w:top w:type="dxa" w:w="120"/>
+              <w:left w:type="dxa" w:w="200"/>
+              <w:bottom w:type="dxa" w:w="120"/>
+              <w:right w:type="dxa" w:w="160"/>
+            </w:tcMar>
+          </w:tcPr>
+          <w:p>
+            <w:pPr>
+              <w:spacing w:after="0" w:before="0"/>
+            </w:pPr>
+            <w:r>
+              <w:rPr>
+                <w:b/>
+                <w:bCs/>
+                <w:color w:val="4B2A7B"/>
+              </w:rPr>
+              <w:t xml:space="preserve">À savoir</w:t>
+            </w:r>
+            <w:r>
+              <w:t xml:space="preserve"> : </w:t>
+            </w:r>
+            <w:r>
+              <w:t xml:space="preserve">un seul remplacement peut attendre par tome. S'il n'est ni appliqué ni annulé, il est supprimé au bout de 7 jours.</w:t>
+            </w:r>
+          </w:p>
+        </w:tc>
+      </w:tr>
+    </w:tbl>
+    <w:p>
+      <w:pPr>
+        <w:pStyle w:val="Heading2"/>
+      </w:pPr>
+      <w:bookmarkStart w:name="titre-42" w:id="109"/>
+      <w:r>
+        <w:t xml:space="preserve">7.10 Savoir ce qui sera annoncé</w:t>
+      </w:r>
+      <w:bookmarkEnd w:id="109"/>
+    </w:p>
+    <w:tbl>
+      <w:tblPr>
+        <w:tblW w:type="dxa" w:w="9026"/>
+        <w:tblBorders>
+          <w:top w:val="single" w:color="auto" w:sz="4"/>
+          <w:left w:val="single" w:color="auto" w:sz="4"/>
+          <w:bottom w:val="single" w:color="auto" w:sz="4"/>
+          <w:right w:val="single" w:color="auto" w:sz="4"/>
+          <w:insideH w:val="single" w:color="auto" w:sz="4"/>
+          <w:insideV w:val="single" w:color="auto" w:sz="4"/>
+        </w:tblBorders>
+      </w:tblPr>
+      <w:tblGrid>
+        <w:gridCol w:w="3975"/>
+        <w:gridCol w:w="3330"/>
+        <w:gridCol w:w="1721"/>
       </w:tblGrid>
       <w:tr>
         <w:trPr>
@@ -10708,7 +11106,7 @@
         </w:trPr>
         <w:tc>
           <w:tcPr>
-            <w:tcW w:type="dxa" w:w="3393"/>
+            <w:tcW w:type="dxa" w:w="3975"/>
             <w:tcBorders>
               <w:top w:val="single" w:color="CFC6DE" w:sz="4"/>
               <w:left w:val="single" w:color="CFC6DE" w:sz="4"/>
@@ -10749,7 +11147,7 @@
         </w:tc>
         <w:tc>
           <w:tcPr>
-            <w:tcW w:type="dxa" w:w="3825"/>
+            <w:tcW w:type="dxa" w:w="3330"/>
             <w:tcBorders>
               <w:top w:val="single" w:color="CFC6DE" w:sz="4"/>
               <w:left w:val="single" w:color="CFC6DE" w:sz="4"/>
@@ -10790,7 +11188,7 @@
         </w:tc>
         <w:tc>
           <w:tcPr>
-            <w:tcW w:type="dxa" w:w="1808"/>
+            <w:tcW w:type="dxa" w:w="1721"/>
             <w:tcBorders>
               <w:top w:val="single" w:color="CFC6DE" w:sz="4"/>
               <w:left w:val="single" w:color="CFC6DE" w:sz="4"/>
@@ -10837,7 +11235,7 @@
         </w:trPr>
         <w:tc>
           <w:tcPr>
-            <w:tcW w:type="dxa" w:w="3393"/>
+            <w:tcW w:type="dxa" w:w="3975"/>
             <w:tcBorders>
               <w:top w:val="single" w:color="CFC6DE" w:sz="4"/>
               <w:left w:val="single" w:color="CFC6DE" w:sz="4"/>
@@ -10871,7 +11269,7 @@
         </w:tc>
         <w:tc>
           <w:tcPr>
-            <w:tcW w:type="dxa" w:w="3825"/>
+            <w:tcW w:type="dxa" w:w="3330"/>
             <w:tcBorders>
               <w:top w:val="single" w:color="CFC6DE" w:sz="4"/>
               <w:left w:val="single" w:color="CFC6DE" w:sz="4"/>
@@ -10905,7 +11303,7 @@
         </w:tc>
         <w:tc>
           <w:tcPr>
-            <w:tcW w:type="dxa" w:w="1808"/>
+            <w:tcW w:type="dxa" w:w="1721"/>
             <w:tcBorders>
               <w:top w:val="single" w:color="CFC6DE" w:sz="4"/>
               <w:left w:val="single" w:color="CFC6DE" w:sz="4"/>
@@ -10945,7 +11343,7 @@
         </w:trPr>
         <w:tc>
           <w:tcPr>
-            <w:tcW w:type="dxa" w:w="3393"/>
+            <w:tcW w:type="dxa" w:w="3975"/>
             <w:tcBorders>
               <w:top w:val="single" w:color="CFC6DE" w:sz="4"/>
               <w:left w:val="single" w:color="CFC6DE" w:sz="4"/>
@@ -10980,7 +11378,7 @@
         </w:tc>
         <w:tc>
           <w:tcPr>
-            <w:tcW w:type="dxa" w:w="3825"/>
+            <w:tcW w:type="dxa" w:w="3330"/>
             <w:tcBorders>
               <w:top w:val="single" w:color="CFC6DE" w:sz="4"/>
               <w:left w:val="single" w:color="CFC6DE" w:sz="4"/>
@@ -11015,7 +11413,7 @@
         </w:tc>
         <w:tc>
           <w:tcPr>
-            <w:tcW w:type="dxa" w:w="1808"/>
+            <w:tcW w:type="dxa" w:w="1721"/>
             <w:tcBorders>
               <w:top w:val="single" w:color="CFC6DE" w:sz="4"/>
               <w:left w:val="single" w:color="CFC6DE" w:sz="4"/>
@@ -11056,7 +11454,7 @@
         </w:trPr>
         <w:tc>
           <w:tcPr>
-            <w:tcW w:type="dxa" w:w="3393"/>
+            <w:tcW w:type="dxa" w:w="3975"/>
             <w:tcBorders>
               <w:top w:val="single" w:color="CFC6DE" w:sz="4"/>
               <w:left w:val="single" w:color="CFC6DE" w:sz="4"/>
@@ -11084,13 +11482,13 @@
                 <w:sz w:val="19"/>
                 <w:szCs w:val="19"/>
               </w:rPr>
-              <w:t xml:space="preserve">Dernier envoi avec « Le tome est complet »</w:t>
-            </w:r>
-          </w:p>
-        </w:tc>
-        <w:tc>
-          <w:tcPr>
-            <w:tcW w:type="dxa" w:w="3825"/>
+              <w:t xml:space="preserve">« Le tome est complet : tout publier maintenant », ou sortie du dernier chapitre avec « Publier les liens avec le dernier chapitre »</w:t>
+            </w:r>
+          </w:p>
+        </w:tc>
+        <w:tc>
+          <w:tcPr>
+            <w:tcW w:type="dxa" w:w="3330"/>
             <w:tcBorders>
               <w:top w:val="single" w:color="CFC6DE" w:sz="4"/>
               <w:left w:val="single" w:color="CFC6DE" w:sz="4"/>
@@ -11124,7 +11522,7 @@
         </w:tc>
         <w:tc>
           <w:tcPr>
-            <w:tcW w:type="dxa" w:w="1808"/>
+            <w:tcW w:type="dxa" w:w="1721"/>
             <w:tcBorders>
               <w:top w:val="single" w:color="CFC6DE" w:sz="4"/>
               <w:left w:val="single" w:color="CFC6DE" w:sz="4"/>
@@ -11164,7 +11562,7 @@
         </w:trPr>
         <w:tc>
           <w:tcPr>
-            <w:tcW w:type="dxa" w:w="3393"/>
+            <w:tcW w:type="dxa" w:w="3975"/>
             <w:tcBorders>
               <w:top w:val="single" w:color="CFC6DE" w:sz="4"/>
               <w:left w:val="single" w:color="CFC6DE" w:sz="4"/>
@@ -11199,7 +11597,7 @@
         </w:tc>
         <w:tc>
           <w:tcPr>
-            <w:tcW w:type="dxa" w:w="3825"/>
+            <w:tcW w:type="dxa" w:w="3330"/>
             <w:tcBorders>
               <w:top w:val="single" w:color="CFC6DE" w:sz="4"/>
               <w:left w:val="single" w:color="CFC6DE" w:sz="4"/>
@@ -11234,7 +11632,7 @@
         </w:tc>
         <w:tc>
           <w:tcPr>
-            <w:tcW w:type="dxa" w:w="1808"/>
+            <w:tcW w:type="dxa" w:w="1721"/>
             <w:tcBorders>
               <w:top w:val="single" w:color="CFC6DE" w:sz="4"/>
               <w:left w:val="single" w:color="CFC6DE" w:sz="4"/>
@@ -11275,7 +11673,7 @@
         </w:trPr>
         <w:tc>
           <w:tcPr>
-            <w:tcW w:type="dxa" w:w="3393"/>
+            <w:tcW w:type="dxa" w:w="3975"/>
             <w:tcBorders>
               <w:top w:val="single" w:color="CFC6DE" w:sz="4"/>
               <w:left w:val="single" w:color="CFC6DE" w:sz="4"/>
@@ -11309,7 +11707,7 @@
         </w:tc>
         <w:tc>
           <w:tcPr>
-            <w:tcW w:type="dxa" w:w="3825"/>
+            <w:tcW w:type="dxa" w:w="3330"/>
             <w:tcBorders>
               <w:top w:val="single" w:color="CFC6DE" w:sz="4"/>
               <w:left w:val="single" w:color="CFC6DE" w:sz="4"/>
@@ -11343,7 +11741,7 @@
         </w:tc>
         <w:tc>
           <w:tcPr>
-            <w:tcW w:type="dxa" w:w="1808"/>
+            <w:tcW w:type="dxa" w:w="1721"/>
             <w:tcBorders>
               <w:top w:val="single" w:color="CFC6DE" w:sz="4"/>
               <w:left w:val="single" w:color="CFC6DE" w:sz="4"/>
@@ -11383,7 +11781,7 @@
         </w:trPr>
         <w:tc>
           <w:tcPr>
-            <w:tcW w:type="dxa" w:w="3393"/>
+            <w:tcW w:type="dxa" w:w="3975"/>
             <w:tcBorders>
               <w:top w:val="single" w:color="CFC6DE" w:sz="4"/>
               <w:left w:val="single" w:color="CFC6DE" w:sz="4"/>
@@ -11418,7 +11816,7 @@
         </w:tc>
         <w:tc>
           <w:tcPr>
-            <w:tcW w:type="dxa" w:w="3825"/>
+            <w:tcW w:type="dxa" w:w="3330"/>
             <w:tcBorders>
               <w:top w:val="single" w:color="CFC6DE" w:sz="4"/>
               <w:left w:val="single" w:color="CFC6DE" w:sz="4"/>
@@ -11453,7 +11851,7 @@
         </w:tc>
         <w:tc>
           <w:tcPr>
-            <w:tcW w:type="dxa" w:w="1808"/>
+            <w:tcW w:type="dxa" w:w="1721"/>
             <w:tcBorders>
               <w:top w:val="single" w:color="CFC6DE" w:sz="4"/>
               <w:left w:val="single" w:color="CFC6DE" w:sz="4"/>
@@ -11512,21 +11910,21 @@
       <w:pPr>
         <w:pStyle w:val="Heading1"/>
       </w:pPr>
-      <w:bookmarkStart w:name="titre-42" w:id="108"/>
+      <w:bookmarkStart w:name="titre-43" w:id="110"/>
       <w:r>
         <w:t xml:space="preserve">8 Terminer un tome</w:t>
       </w:r>
-      <w:bookmarkEnd w:id="108"/>
+      <w:bookmarkEnd w:id="110"/>
     </w:p>
     <w:p>
       <w:pPr>
         <w:pStyle w:val="Heading2"/>
       </w:pPr>
-      <w:bookmarkStart w:name="titre-43" w:id="109"/>
+      <w:bookmarkStart w:name="titre-44" w:id="111"/>
       <w:r>
         <w:t xml:space="preserve">8.1 Terminer un tome avec son dernier envoi</w:t>
       </w:r>
-      <w:bookmarkEnd w:id="109"/>
+      <w:bookmarkEnd w:id="111"/>
     </w:p>
     <w:p>
       <w:r>
@@ -11542,9 +11940,9 @@
       <w:r>
         <w:drawing>
           <wp:inline distT="0" distB="0" distL="0" distR="0">
-            <wp:extent cx="4572000" cy="1447800"/>
+            <wp:extent cx="4572000" cy="2828925"/>
             <wp:effectExtent t="0" r="0" b="0" l="0"/>
-            <wp:docPr id="26" name="Chapitre-complet.png" descr="La case « Le tome est complet avec ces chapitres » et les liens de téléchargement." title="La case « Le tome est complet avec ces chapitres » et les liens de téléchargement."/>
+            <wp:docPr id="26" name="Chapitre-complet.png" descr="Les liens de téléchargement et les deux cases qui terminent le tome." title="Les liens de téléchargement et les deux cases qui terminent le tome."/>
             <wp:cNvGraphicFramePr>
               <a:graphicFrameLocks xmlns:a="http://schemas.openxmlformats.org/drawingml/2006/main" noChangeAspect="1"/>
             </wp:cNvGraphicFramePr>
@@ -11567,7 +11965,7 @@
                   <pic:spPr bwMode="auto">
                     <a:xfrm>
                       <a:off x="0" y="0"/>
-                      <a:ext cx="4572000" cy="1447800"/>
+                      <a:ext cx="4572000" cy="2828925"/>
                     </a:xfrm>
                     <a:prstGeom prst="rect">
                       <a:avLst/>
@@ -11592,175 +11990,7 @@
         <w:t xml:space="preserve">Figure 8 — </w:t>
       </w:r>
       <w:r>
-        <w:t xml:space="preserve">La case « Le tome est complet avec ces chapitres » et les liens de téléchargement.</w:t>
-      </w:r>
-    </w:p>
-    <w:p>
-      <w:pPr>
-        <w:pStyle w:val="ListParagraph"/>
-        <w:numPr>
-          <w:ilvl w:val="0"/>
-          <w:numId w:val="20"/>
-        </w:numPr>
-        <w:spacing w:after="60" w:before="40"/>
-      </w:pPr>
-      <w:r>
-        <w:t xml:space="preserve">Ouvrez </w:t>
-      </w:r>
-      <w:r>
-        <w:rPr>
-          <w:b/>
-          <w:bCs/>
-        </w:rPr>
-        <w:t xml:space="preserve">Ajouter des chapitres</w:t>
-      </w:r>
-      <w:r>
-        <w:t xml:space="preserve"> et choisissez le tome.</w:t>
-      </w:r>
-    </w:p>
-    <w:p>
-      <w:pPr>
-        <w:pStyle w:val="ListParagraph"/>
-        <w:numPr>
-          <w:ilvl w:val="0"/>
-          <w:numId w:val="20"/>
-        </w:numPr>
-        <w:spacing w:after="60" w:before="40"/>
-      </w:pPr>
-      <w:r>
-        <w:t xml:space="preserve">Déposez le fichier avec les derniers chapitres (ou le tome entier).</w:t>
-      </w:r>
-    </w:p>
-    <w:p>
-      <w:pPr>
-        <w:pStyle w:val="ListParagraph"/>
-        <w:numPr>
-          <w:ilvl w:val="0"/>
-          <w:numId w:val="20"/>
-        </w:numPr>
-        <w:spacing w:after="60" w:before="40"/>
-      </w:pPr>
-      <w:r>
-        <w:t xml:space="preserve">Choisissez la sortie : </w:t>
-      </w:r>
-      <w:r>
-        <w:rPr>
-          <w:b/>
-          <w:bCs/>
-        </w:rPr>
-        <w:t xml:space="preserve">Maintenant</w:t>
-      </w:r>
-      <w:r>
-        <w:t xml:space="preserve">, </w:t>
-      </w:r>
-      <w:r>
-        <w:rPr>
-          <w:b/>
-          <w:bCs/>
-        </w:rPr>
-        <w:t xml:space="preserve">Un par un, au rythme</w:t>
-      </w:r>
-      <w:r>
-        <w:t xml:space="preserve"> ou </w:t>
-      </w:r>
-      <w:r>
-        <w:rPr>
-          <w:b/>
-          <w:bCs/>
-        </w:rPr>
-        <w:t xml:space="preserve">À une date</w:t>
-      </w:r>
-      <w:r>
-        <w:t xml:space="preserve">.</w:t>
-      </w:r>
-    </w:p>
-    <w:p>
-      <w:pPr>
-        <w:pStyle w:val="ListParagraph"/>
-        <w:numPr>
-          <w:ilvl w:val="0"/>
-          <w:numId w:val="20"/>
-        </w:numPr>
-        <w:spacing w:after="60" w:before="40"/>
-      </w:pPr>
-      <w:r>
-        <w:t xml:space="preserve">Cochez </w:t>
-      </w:r>
-      <w:r>
-        <w:rPr>
-          <w:b/>
-          <w:bCs/>
-        </w:rPr>
-        <w:t xml:space="preserve">Le tome est complet avec ces chapitres</w:t>
-      </w:r>
-      <w:r>
-        <w:t xml:space="preserve">.</w:t>
-      </w:r>
-    </w:p>
-    <w:p>
-      <w:pPr>
-        <w:pStyle w:val="ListParagraph"/>
-        <w:numPr>
-          <w:ilvl w:val="0"/>
-          <w:numId w:val="20"/>
-        </w:numPr>
-        <w:spacing w:after="60" w:before="40"/>
-      </w:pPr>
-      <w:r>
-        <w:t xml:space="preserve">Collez le </w:t>
-      </w:r>
-      <w:r>
-        <w:rPr>
-          <w:b/>
-          <w:bCs/>
-        </w:rPr>
-        <w:t xml:space="preserve">Lien de téléchargement · PDF</w:t>
-      </w:r>
-      <w:r>
-        <w:t xml:space="preserve"> et le </w:t>
-      </w:r>
-      <w:r>
-        <w:rPr>
-          <w:b/>
-          <w:bCs/>
-        </w:rPr>
-        <w:t xml:space="preserve">Lien de téléchargement · EPUB</w:t>
-      </w:r>
-      <w:r>
-        <w:t xml:space="preserve">.</w:t>
-      </w:r>
-    </w:p>
-    <w:p>
-      <w:pPr>
-        <w:pStyle w:val="ListParagraph"/>
-        <w:numPr>
-          <w:ilvl w:val="0"/>
-          <w:numId w:val="20"/>
-        </w:numPr>
-        <w:spacing w:after="60" w:before="40"/>
-      </w:pPr>
-      <w:r>
-        <w:t xml:space="preserve">Cliquez sur le bouton d'envoi, puis confirmez.</w:t>
-      </w:r>
-    </w:p>
-    <w:p>
-      <w:r>
-        <w:t xml:space="preserve">Le tome passe « Publié », les liens s'affichent, le planning passe à « Publié », 100 %. L'annonce dit « Le tome 2 de SukaMoka est complet : PDF et EPUB disponibles ». Si les derniers chapitres sont programmés, tout cela se fait à la sortie du dernier.</w:t>
-      </w:r>
-    </w:p>
-    <w:p>
-      <w:pPr>
-        <w:pStyle w:val="Heading2"/>
-      </w:pPr>
-      <w:bookmarkStart w:name="titre-44" w:id="110"/>
-      <w:r>
-        <w:t xml:space="preserve">8.2 Passer un tome à « Publié » depuis sa fiche</w:t>
-      </w:r>
-      <w:bookmarkEnd w:id="110"/>
-    </w:p>
-    <w:p>
-      <w:r>
-        <w:t xml:space="preserve">Tous les chapitres sont déjà en ligne et il ne manque que les liens ?</w:t>
+        <w:t xml:space="preserve">Les liens de téléchargement et les deux cases qui terminent le tome.</w:t>
       </w:r>
     </w:p>
     <w:p>
@@ -11773,24 +12003,17 @@
         <w:spacing w:after="60" w:before="40"/>
       </w:pPr>
       <w:r>
-        <w:rPr>
-          <w:b/>
-          <w:bCs/>
-        </w:rPr>
-        <w:t xml:space="preserve">Tous les tomes</w:t>
-      </w:r>
-      <w:r>
-        <w:t xml:space="preserve">, puis </w:t>
-      </w:r>
-      <w:r>
-        <w:rPr>
-          <w:b/>
-          <w:bCs/>
-        </w:rPr>
-        <w:t xml:space="preserve">Modifier</w:t>
-      </w:r>
-      <w:r>
-        <w:t xml:space="preserve"> sur la ligne du tome.</w:t>
+        <w:t xml:space="preserve">Ouvrez </w:t>
+      </w:r>
+      <w:r>
+        <w:rPr>
+          <w:b/>
+          <w:bCs/>
+        </w:rPr>
+        <w:t xml:space="preserve">Ajouter des chapitres</w:t>
+      </w:r>
+      <w:r>
+        <w:t xml:space="preserve"> et choisissez le tome.</w:t>
       </w:r>
     </w:p>
     <w:p>
@@ -11803,27 +12026,7 @@
         <w:spacing w:after="60" w:before="40"/>
       </w:pPr>
       <w:r>
-        <w:t xml:space="preserve">Dans l'encadré </w:t>
-      </w:r>
-      <w:r>
-        <w:rPr>
-          <w:b/>
-          <w:bCs/>
-        </w:rPr>
-        <w:t xml:space="preserve">État du tome</w:t>
-      </w:r>
-      <w:r>
-        <w:t xml:space="preserve">, choisissez </w:t>
-      </w:r>
-      <w:r>
-        <w:rPr>
-          <w:b/>
-          <w:bCs/>
-        </w:rPr>
-        <w:t xml:space="preserve">Publié</w:t>
-      </w:r>
-      <w:r>
-        <w:t xml:space="preserve">.</w:t>
+        <w:t xml:space="preserve">Déposez le fichier avec les derniers chapitres (ou le tome entier).</w:t>
       </w:r>
     </w:p>
     <w:p>
@@ -11843,7 +12046,7 @@
           <w:b/>
           <w:bCs/>
         </w:rPr>
-        <w:t xml:space="preserve">Lien PDF</w:t>
+        <w:t xml:space="preserve">Lien de téléchargement · PDF</w:t>
       </w:r>
       <w:r>
         <w:t xml:space="preserve"> et le </w:t>
@@ -11853,7 +12056,7 @@
           <w:b/>
           <w:bCs/>
         </w:rPr>
-        <w:t xml:space="preserve">Lien EPUB</w:t>
+        <w:t xml:space="preserve">Lien de téléchargement · EPUB</w:t>
       </w:r>
       <w:r>
         <w:t xml:space="preserve">.</w:t>
@@ -11869,17 +12072,77 @@
         <w:spacing w:after="60" w:before="40"/>
       </w:pPr>
       <w:r>
-        <w:t xml:space="preserve">Cochez </w:t>
-      </w:r>
-      <w:r>
-        <w:rPr>
-          <w:b/>
-          <w:bCs/>
-        </w:rPr>
-        <w:t xml:space="preserve">Annoncer « Le tome N est complet »</w:t>
-      </w:r>
-      <w:r>
-        <w:t xml:space="preserve"> si vous voulez prévenir les lecteurs (décochée par défaut).</w:t>
+        <w:t xml:space="preserve">Choisissez le moment :</w:t>
+      </w:r>
+    </w:p>
+    <w:p>
+      <w:pPr>
+        <w:pStyle w:val="ListParagraph"/>
+        <w:numPr>
+          <w:ilvl w:val="1"/>
+          <w:numId w:val="2"/>
+        </w:numPr>
+        <w:spacing w:after="40" w:before="0"/>
+      </w:pPr>
+      <w:r>
+        <w:rPr>
+          <w:b/>
+          <w:bCs/>
+        </w:rPr>
+        <w:t xml:space="preserve">Publier les liens avec le dernier chapitre</w:t>
+      </w:r>
+      <w:r>
+        <w:t xml:space="preserve"> : les chapitres sortent selon la sortie choisie (</w:t>
+      </w:r>
+      <w:r>
+        <w:rPr>
+          <w:b/>
+          <w:bCs/>
+        </w:rPr>
+        <w:t xml:space="preserve">Maintenant</w:t>
+      </w:r>
+      <w:r>
+        <w:t xml:space="preserve">, </w:t>
+      </w:r>
+      <w:r>
+        <w:rPr>
+          <w:b/>
+          <w:bCs/>
+        </w:rPr>
+        <w:t xml:space="preserve">Un par un, au rythme</w:t>
+      </w:r>
+      <w:r>
+        <w:t xml:space="preserve"> ou </w:t>
+      </w:r>
+      <w:r>
+        <w:rPr>
+          <w:b/>
+          <w:bCs/>
+        </w:rPr>
+        <w:t xml:space="preserve">À une date</w:t>
+      </w:r>
+      <w:r>
+        <w:t xml:space="preserve">). Le tome passe « Publié » à la sortie du dernier chapitre programmé, ou tout de suite si rien n'est programmé ;</w:t>
+      </w:r>
+    </w:p>
+    <w:p>
+      <w:pPr>
+        <w:pStyle w:val="ListParagraph"/>
+        <w:numPr>
+          <w:ilvl w:val="1"/>
+          <w:numId w:val="2"/>
+        </w:numPr>
+        <w:spacing w:after="40" w:before="0"/>
+      </w:pPr>
+      <w:r>
+        <w:rPr>
+          <w:b/>
+          <w:bCs/>
+        </w:rPr>
+        <w:t xml:space="preserve">Le tome est complet : tout publier maintenant</w:t>
+      </w:r>
+      <w:r>
+        <w:t xml:space="preserve"> : tous les chapitres sortent maintenant, même ceux déjà programmés, et le tome passe « Publié » aussitôt.</w:t>
       </w:r>
     </w:p>
     <w:p>
@@ -11892,6 +12155,158 @@
         <w:spacing w:after="60" w:before="40"/>
       </w:pPr>
       <w:r>
+        <w:t xml:space="preserve">Cliquez sur le bouton d'envoi, puis confirmez.</w:t>
+      </w:r>
+    </w:p>
+    <w:p>
+      <w:r>
+        <w:t xml:space="preserve">Le tome passe « Publié », les liens s'affichent, le planning passe à « Publié », 100 %. L'annonce dit « Le tome 2 de SukaMoka est complet : PDF et EPUB disponibles ».</w:t>
+      </w:r>
+    </w:p>
+    <w:p>
+      <w:pPr>
+        <w:pStyle w:val="Heading2"/>
+      </w:pPr>
+      <w:bookmarkStart w:name="titre-45" w:id="112"/>
+      <w:r>
+        <w:t xml:space="preserve">8.2 Passer un tome à « Publié » depuis sa fiche</w:t>
+      </w:r>
+      <w:bookmarkEnd w:id="112"/>
+    </w:p>
+    <w:p>
+      <w:r>
+        <w:t xml:space="preserve">Tous les chapitres sont déjà en ligne et il ne manque que les liens ?</w:t>
+      </w:r>
+    </w:p>
+    <w:p>
+      <w:pPr>
+        <w:pStyle w:val="ListParagraph"/>
+        <w:numPr>
+          <w:ilvl w:val="0"/>
+          <w:numId w:val="22"/>
+        </w:numPr>
+        <w:spacing w:after="60" w:before="40"/>
+      </w:pPr>
+      <w:r>
+        <w:rPr>
+          <w:b/>
+          <w:bCs/>
+        </w:rPr>
+        <w:t xml:space="preserve">Tous les tomes</w:t>
+      </w:r>
+      <w:r>
+        <w:t xml:space="preserve">, puis </w:t>
+      </w:r>
+      <w:r>
+        <w:rPr>
+          <w:b/>
+          <w:bCs/>
+        </w:rPr>
+        <w:t xml:space="preserve">Modifier</w:t>
+      </w:r>
+      <w:r>
+        <w:t xml:space="preserve"> sur la ligne du tome.</w:t>
+      </w:r>
+    </w:p>
+    <w:p>
+      <w:pPr>
+        <w:pStyle w:val="ListParagraph"/>
+        <w:numPr>
+          <w:ilvl w:val="0"/>
+          <w:numId w:val="22"/>
+        </w:numPr>
+        <w:spacing w:after="60" w:before="40"/>
+      </w:pPr>
+      <w:r>
+        <w:t xml:space="preserve">Dans l'encadré </w:t>
+      </w:r>
+      <w:r>
+        <w:rPr>
+          <w:b/>
+          <w:bCs/>
+        </w:rPr>
+        <w:t xml:space="preserve">État du tome</w:t>
+      </w:r>
+      <w:r>
+        <w:t xml:space="preserve">, choisissez </w:t>
+      </w:r>
+      <w:r>
+        <w:rPr>
+          <w:b/>
+          <w:bCs/>
+        </w:rPr>
+        <w:t xml:space="preserve">Publié</w:t>
+      </w:r>
+      <w:r>
+        <w:t xml:space="preserve">.</w:t>
+      </w:r>
+    </w:p>
+    <w:p>
+      <w:pPr>
+        <w:pStyle w:val="ListParagraph"/>
+        <w:numPr>
+          <w:ilvl w:val="0"/>
+          <w:numId w:val="22"/>
+        </w:numPr>
+        <w:spacing w:after="60" w:before="40"/>
+      </w:pPr>
+      <w:r>
+        <w:t xml:space="preserve">Collez le </w:t>
+      </w:r>
+      <w:r>
+        <w:rPr>
+          <w:b/>
+          <w:bCs/>
+        </w:rPr>
+        <w:t xml:space="preserve">Lien PDF</w:t>
+      </w:r>
+      <w:r>
+        <w:t xml:space="preserve"> et le </w:t>
+      </w:r>
+      <w:r>
+        <w:rPr>
+          <w:b/>
+          <w:bCs/>
+        </w:rPr>
+        <w:t xml:space="preserve">Lien EPUB</w:t>
+      </w:r>
+      <w:r>
+        <w:t xml:space="preserve">.</w:t>
+      </w:r>
+    </w:p>
+    <w:p>
+      <w:pPr>
+        <w:pStyle w:val="ListParagraph"/>
+        <w:numPr>
+          <w:ilvl w:val="0"/>
+          <w:numId w:val="22"/>
+        </w:numPr>
+        <w:spacing w:after="60" w:before="40"/>
+      </w:pPr>
+      <w:r>
+        <w:t xml:space="preserve">Cochez </w:t>
+      </w:r>
+      <w:r>
+        <w:rPr>
+          <w:b/>
+          <w:bCs/>
+        </w:rPr>
+        <w:t xml:space="preserve">Annoncer « Le tome N est complet »</w:t>
+      </w:r>
+      <w:r>
+        <w:t xml:space="preserve"> si vous voulez prévenir les lecteurs (décochée par défaut).</w:t>
+      </w:r>
+    </w:p>
+    <w:p>
+      <w:pPr>
+        <w:pStyle w:val="ListParagraph"/>
+        <w:numPr>
+          <w:ilvl w:val="0"/>
+          <w:numId w:val="22"/>
+        </w:numPr>
+        <w:spacing w:after="60" w:before="40"/>
+      </w:pPr>
+      <w:r>
         <w:t xml:space="preserve">Cliquez sur </w:t>
       </w:r>
       <w:r>
@@ -11914,7 +12329,7 @@
       <w:r>
         <w:drawing>
           <wp:inline distT="0" distB="0" distL="0" distR="0">
-            <wp:extent cx="4572000" cy="2295525"/>
+            <wp:extent cx="4572000" cy="2286000"/>
             <wp:effectExtent t="0" r="0" b="0" l="0"/>
             <wp:docPr id="27" name="EtatTome-etats.png" descr="L'encadré « État du tome » de la fiche du tome." title="L'encadré « État du tome » de la fiche du tome."/>
             <wp:cNvGraphicFramePr>
@@ -11939,7 +12354,7 @@
                   <pic:spPr bwMode="auto">
                     <a:xfrm>
                       <a:off x="0" y="0"/>
-                      <a:ext cx="4572000" cy="2295525"/>
+                      <a:ext cx="4572000" cy="2286000"/>
                     </a:xfrm>
                     <a:prstGeom prst="rect">
                       <a:avLst/>
@@ -12029,18 +12444,18 @@
       <w:pPr>
         <w:pStyle w:val="Heading2"/>
       </w:pPr>
-      <w:bookmarkStart w:name="titre-45" w:id="111"/>
+      <w:bookmarkStart w:name="titre-46" w:id="113"/>
       <w:r>
         <w:t xml:space="preserve">8.3 Remplacer un lien PDF ou EPUB mort</w:t>
       </w:r>
-      <w:bookmarkEnd w:id="111"/>
+      <w:bookmarkEnd w:id="113"/>
     </w:p>
     <w:p>
       <w:pPr>
         <w:pStyle w:val="ListParagraph"/>
         <w:numPr>
           <w:ilvl w:val="0"/>
-          <w:numId w:val="22"/>
+          <w:numId w:val="23"/>
         </w:numPr>
         <w:spacing w:after="60" w:before="40"/>
       </w:pPr>
@@ -12070,7 +12485,7 @@
         <w:pStyle w:val="ListParagraph"/>
         <w:numPr>
           <w:ilvl w:val="0"/>
-          <w:numId w:val="22"/>
+          <w:numId w:val="23"/>
         </w:numPr>
         <w:spacing w:after="60" w:before="40"/>
       </w:pPr>
@@ -12103,7 +12518,7 @@
         <w:pStyle w:val="ListParagraph"/>
         <w:numPr>
           <w:ilvl w:val="0"/>
-          <w:numId w:val="22"/>
+          <w:numId w:val="23"/>
         </w:numPr>
         <w:spacing w:after="60" w:before="40"/>
       </w:pPr>
@@ -12125,11 +12540,11 @@
       <w:pPr>
         <w:pStyle w:val="Heading1"/>
       </w:pPr>
-      <w:bookmarkStart w:name="titre-46" w:id="112"/>
+      <w:bookmarkStart w:name="titre-47" w:id="114"/>
       <w:r>
         <w:t xml:space="preserve">9 Modifier un tome</w:t>
       </w:r>
-      <w:bookmarkEnd w:id="112"/>
+      <w:bookmarkEnd w:id="114"/>
     </w:p>
     <w:p>
       <w:r>
@@ -12140,11 +12555,11 @@
       <w:pPr>
         <w:pStyle w:val="Heading2"/>
       </w:pPr>
-      <w:bookmarkStart w:name="titre-47" w:id="113"/>
+      <w:bookmarkStart w:name="titre-48" w:id="115"/>
       <w:r>
         <w:t xml:space="preserve">9.1 Trouver un tome</w:t>
       </w:r>
-      <w:bookmarkEnd w:id="113"/>
+      <w:bookmarkEnd w:id="115"/>
     </w:p>
     <w:p>
       <w:pPr>
@@ -12213,7 +12628,7 @@
         <w:pStyle w:val="ListParagraph"/>
         <w:numPr>
           <w:ilvl w:val="0"/>
-          <w:numId w:val="23"/>
+          <w:numId w:val="24"/>
         </w:numPr>
         <w:spacing w:after="60" w:before="40"/>
       </w:pPr>
@@ -12246,7 +12661,7 @@
         <w:pStyle w:val="ListParagraph"/>
         <w:numPr>
           <w:ilvl w:val="0"/>
-          <w:numId w:val="23"/>
+          <w:numId w:val="24"/>
         </w:numPr>
         <w:spacing w:after="60" w:before="40"/>
       </w:pPr>
@@ -12299,7 +12714,7 @@
         <w:pStyle w:val="ListParagraph"/>
         <w:numPr>
           <w:ilvl w:val="0"/>
-          <w:numId w:val="23"/>
+          <w:numId w:val="24"/>
         </w:numPr>
         <w:spacing w:after="60" w:before="40"/>
       </w:pPr>
@@ -12371,11 +12786,11 @@
       <w:pPr>
         <w:pStyle w:val="Heading2"/>
       </w:pPr>
-      <w:bookmarkStart w:name="titre-48" w:id="114"/>
+      <w:bookmarkStart w:name="titre-49" w:id="116"/>
       <w:r>
         <w:t xml:space="preserve">9.2 Modifier les informations d'un tome</w:t>
       </w:r>
-      <w:bookmarkEnd w:id="114"/>
+      <w:bookmarkEnd w:id="116"/>
     </w:p>
     <w:p>
       <w:pPr>
@@ -12444,7 +12859,7 @@
         <w:pStyle w:val="ListParagraph"/>
         <w:numPr>
           <w:ilvl w:val="0"/>
-          <w:numId w:val="24"/>
+          <w:numId w:val="25"/>
         </w:numPr>
         <w:spacing w:after="60" w:before="40"/>
       </w:pPr>
@@ -12467,7 +12882,7 @@
         <w:pStyle w:val="ListParagraph"/>
         <w:numPr>
           <w:ilvl w:val="0"/>
-          <w:numId w:val="24"/>
+          <w:numId w:val="25"/>
         </w:numPr>
         <w:spacing w:after="60" w:before="40"/>
       </w:pPr>
@@ -12492,7 +12907,17 @@
         <w:t xml:space="preserve">Rythme</w:t>
       </w:r>
       <w:r>
-        <w:t xml:space="preserve">.</w:t>
+        <w:t xml:space="preserve">. Ces deux derniers champs sont dans la section </w:t>
+      </w:r>
+      <w:r>
+        <w:rPr>
+          <w:b/>
+          <w:bCs/>
+        </w:rPr>
+        <w:t xml:space="preserve">Le tome</w:t>
+      </w:r>
+      <w:r>
+        <w:t xml:space="preserve"> : ils se corrigent quel que soit l'état du tome (par exemple 6 prévus, mais le DOCX donne 15 chapitres).</w:t>
       </w:r>
     </w:p>
     <w:p>
@@ -12500,7 +12925,7 @@
         <w:pStyle w:val="ListParagraph"/>
         <w:numPr>
           <w:ilvl w:val="0"/>
-          <w:numId w:val="24"/>
+          <w:numId w:val="25"/>
         </w:numPr>
         <w:spacing w:after="60" w:before="40"/>
       </w:pPr>
@@ -12553,7 +12978,7 @@
         <w:pStyle w:val="ListParagraph"/>
         <w:numPr>
           <w:ilvl w:val="0"/>
-          <w:numId w:val="24"/>
+          <w:numId w:val="25"/>
         </w:numPr>
         <w:spacing w:after="60" w:before="40"/>
       </w:pPr>
@@ -12576,7 +13001,7 @@
         <w:pStyle w:val="ListParagraph"/>
         <w:numPr>
           <w:ilvl w:val="0"/>
-          <w:numId w:val="24"/>
+          <w:numId w:val="25"/>
         </w:numPr>
         <w:spacing w:after="60" w:before="40"/>
       </w:pPr>
@@ -12633,11 +13058,11 @@
       <w:pPr>
         <w:pStyle w:val="Heading2"/>
       </w:pPr>
-      <w:bookmarkStart w:name="titre-49" w:id="115"/>
+      <w:bookmarkStart w:name="titre-50" w:id="117"/>
       <w:r>
         <w:t xml:space="preserve">9.3 Publier, reprogrammer ou retirer un chapitre</w:t>
       </w:r>
-      <w:bookmarkEnd w:id="115"/>
+      <w:bookmarkEnd w:id="117"/>
     </w:p>
     <w:p>
       <w:r>
@@ -12928,11 +13353,11 @@
       <w:pPr>
         <w:pStyle w:val="Heading1"/>
       </w:pPr>
-      <w:bookmarkStart w:name="titre-50" w:id="116"/>
+      <w:bookmarkStart w:name="titre-51" w:id="118"/>
       <w:r>
         <w:t xml:space="preserve">10 Nouveau (version 2.1.5) : l'état des tomes et des œuvres</w:t>
       </w:r>
-      <w:bookmarkEnd w:id="116"/>
+      <w:bookmarkEnd w:id="118"/>
     </w:p>
     <w:tbl>
       <w:tblPr>
@@ -12996,11 +13421,11 @@
       <w:pPr>
         <w:pStyle w:val="Heading2"/>
       </w:pPr>
-      <w:bookmarkStart w:name="titre-51" w:id="117"/>
+      <w:bookmarkStart w:name="titre-52" w:id="119"/>
       <w:r>
         <w:t xml:space="preserve">10.1 Le cycle de vie d'un tome</w:t>
       </w:r>
-      <w:bookmarkEnd w:id="117"/>
+      <w:bookmarkEnd w:id="119"/>
     </w:p>
     <w:p>
       <w:r>
@@ -13556,7 +13981,7 @@
     </w:p>
     <w:p>
       <w:r>
-        <w:t xml:space="preserve">Un tome publié d'un coup (fichier entier, case « Tome complet ») passe directement de </w:t>
+        <w:t xml:space="preserve">Un tome publié d'un coup (fichier entier, case « Le tome est complet : tout publier maintenant ») passe directement de </w:t>
       </w:r>
       <w:r>
         <w:rPr>
@@ -13583,11 +14008,11 @@
       <w:pPr>
         <w:pStyle w:val="Heading2"/>
       </w:pPr>
-      <w:bookmarkStart w:name="titre-52" w:id="118"/>
+      <w:bookmarkStart w:name="titre-53" w:id="120"/>
       <w:r>
         <w:t xml:space="preserve">10.2 Changer l'état d'un tome</w:t>
       </w:r>
-      <w:bookmarkEnd w:id="118"/>
+      <w:bookmarkEnd w:id="120"/>
     </w:p>
     <w:p>
       <w:pPr>
@@ -13598,7 +14023,7 @@
       <w:r>
         <w:drawing>
           <wp:inline distT="0" distB="0" distL="0" distR="0">
-            <wp:extent cx="5715000" cy="2867025"/>
+            <wp:extent cx="5715000" cy="2857500"/>
             <wp:effectExtent t="0" r="0" b="0" l="0"/>
             <wp:docPr id="32" name="EtatTome-etats.png" descr="L'encadré « État du tome » de la fiche, et les réglages propres à chaque état." title="L'encadré « État du tome » de la fiche, et les réglages propres à chaque état."/>
             <wp:cNvGraphicFramePr>
@@ -13623,7 +14048,7 @@
                   <pic:spPr bwMode="auto">
                     <a:xfrm>
                       <a:off x="0" y="0"/>
-                      <a:ext cx="5715000" cy="2867025"/>
+                      <a:ext cx="5715000" cy="2857500"/>
                     </a:xfrm>
                     <a:prstGeom prst="rect">
                       <a:avLst/>
@@ -13656,7 +14081,7 @@
         <w:pStyle w:val="ListParagraph"/>
         <w:numPr>
           <w:ilvl w:val="0"/>
-          <w:numId w:val="25"/>
+          <w:numId w:val="26"/>
         </w:numPr>
         <w:spacing w:after="60" w:before="40"/>
       </w:pPr>
@@ -13686,7 +14111,7 @@
         <w:pStyle w:val="ListParagraph"/>
         <w:numPr>
           <w:ilvl w:val="0"/>
-          <w:numId w:val="25"/>
+          <w:numId w:val="26"/>
         </w:numPr>
         <w:spacing w:after="60" w:before="40"/>
       </w:pPr>
@@ -13739,7 +14164,7 @@
         <w:pStyle w:val="ListParagraph"/>
         <w:numPr>
           <w:ilvl w:val="0"/>
-          <w:numId w:val="25"/>
+          <w:numId w:val="26"/>
         </w:numPr>
         <w:spacing w:after="60" w:before="40"/>
       </w:pPr>
@@ -13784,7 +14209,7 @@
         <w:t xml:space="preserve">En cours de publication</w:t>
       </w:r>
       <w:r>
-        <w:t xml:space="preserve"> : les </w:t>
+        <w:t xml:space="preserve"> : les chapitres en ligne et le prochain chapitre programmé (les </w:t>
       </w:r>
       <w:r>
         <w:rPr>
@@ -13804,7 +14229,17 @@
         <w:t xml:space="preserve">Rythme</w:t>
       </w:r>
       <w:r>
-        <w:t xml:space="preserve"> ;</w:t>
+        <w:t xml:space="preserve"> se changent dans la section </w:t>
+      </w:r>
+      <w:r>
+        <w:rPr>
+          <w:b/>
+          <w:bCs/>
+        </w:rPr>
+        <w:t xml:space="preserve">Le tome</w:t>
+      </w:r>
+      <w:r>
+        <w:t xml:space="preserve">) ;</w:t>
       </w:r>
     </w:p>
     <w:p>
@@ -13852,7 +14287,7 @@
         <w:pStyle w:val="ListParagraph"/>
         <w:numPr>
           <w:ilvl w:val="0"/>
-          <w:numId w:val="25"/>
+          <w:numId w:val="26"/>
         </w:numPr>
         <w:spacing w:after="60" w:before="40"/>
       </w:pPr>
@@ -13875,7 +14310,7 @@
         <w:pStyle w:val="ListParagraph"/>
         <w:numPr>
           <w:ilvl w:val="0"/>
-          <w:numId w:val="25"/>
+          <w:numId w:val="26"/>
         </w:numPr>
         <w:spacing w:after="60" w:before="40"/>
       </w:pPr>
@@ -13887,11 +14322,11 @@
       <w:pPr>
         <w:pStyle w:val="Heading2"/>
       </w:pPr>
-      <w:bookmarkStart w:name="titre-53" w:id="119"/>
+      <w:bookmarkStart w:name="titre-54" w:id="121"/>
       <w:r>
         <w:t xml:space="preserve">10.3 Savoir ce que fait chaque changement</w:t>
       </w:r>
-      <w:bookmarkEnd w:id="119"/>
+      <w:bookmarkEnd w:id="121"/>
     </w:p>
     <w:p>
       <w:pPr>
@@ -14904,11 +15339,11 @@
       <w:pPr>
         <w:pStyle w:val="Heading2"/>
       </w:pPr>
-      <w:bookmarkStart w:name="titre-54" w:id="120"/>
+      <w:bookmarkStart w:name="titre-55" w:id="122"/>
       <w:r>
         <w:t xml:space="preserve">10.4 J'ai publié au lieu de programmer : comment réparer</w:t>
       </w:r>
-      <w:bookmarkEnd w:id="120"/>
+      <w:bookmarkEnd w:id="122"/>
     </w:p>
     <w:p>
       <w:r>
@@ -14930,7 +15365,7 @@
         <w:pStyle w:val="ListParagraph"/>
         <w:numPr>
           <w:ilvl w:val="0"/>
-          <w:numId w:val="26"/>
+          <w:numId w:val="27"/>
         </w:numPr>
         <w:spacing w:after="60" w:before="40"/>
       </w:pPr>
@@ -14960,7 +15395,7 @@
         <w:pStyle w:val="ListParagraph"/>
         <w:numPr>
           <w:ilvl w:val="0"/>
-          <w:numId w:val="26"/>
+          <w:numId w:val="27"/>
         </w:numPr>
         <w:spacing w:after="60" w:before="40"/>
       </w:pPr>
@@ -14993,7 +15428,7 @@
         <w:pStyle w:val="ListParagraph"/>
         <w:numPr>
           <w:ilvl w:val="0"/>
-          <w:numId w:val="26"/>
+          <w:numId w:val="27"/>
         </w:numPr>
         <w:spacing w:after="60" w:before="40"/>
       </w:pPr>
@@ -15026,7 +15461,7 @@
         <w:pStyle w:val="ListParagraph"/>
         <w:numPr>
           <w:ilvl w:val="0"/>
-          <w:numId w:val="26"/>
+          <w:numId w:val="27"/>
         </w:numPr>
         <w:spacing w:after="60" w:before="40"/>
       </w:pPr>
@@ -15059,7 +15494,7 @@
         <w:pStyle w:val="ListParagraph"/>
         <w:numPr>
           <w:ilvl w:val="0"/>
-          <w:numId w:val="26"/>
+          <w:numId w:val="27"/>
         </w:numPr>
         <w:spacing w:after="60" w:before="40"/>
       </w:pPr>
@@ -15092,7 +15527,7 @@
         <w:pStyle w:val="ListParagraph"/>
         <w:numPr>
           <w:ilvl w:val="0"/>
-          <w:numId w:val="26"/>
+          <w:numId w:val="27"/>
         </w:numPr>
         <w:spacing w:after="60" w:before="40"/>
       </w:pPr>
@@ -15182,11 +15617,11 @@
       <w:pPr>
         <w:pStyle w:val="Heading2"/>
       </w:pPr>
-      <w:bookmarkStart w:name="titre-55" w:id="121"/>
+      <w:bookmarkStart w:name="titre-56" w:id="123"/>
       <w:r>
         <w:t xml:space="preserve">10.5 Changer l'état d'une œuvre</w:t>
       </w:r>
-      <w:bookmarkEnd w:id="121"/>
+      <w:bookmarkEnd w:id="123"/>
     </w:p>
     <w:p>
       <w:r>
@@ -15270,7 +15705,7 @@
         <w:pStyle w:val="ListParagraph"/>
         <w:numPr>
           <w:ilvl w:val="0"/>
-          <w:numId w:val="27"/>
+          <w:numId w:val="28"/>
         </w:numPr>
         <w:spacing w:after="60" w:before="40"/>
       </w:pPr>
@@ -15303,7 +15738,7 @@
         <w:pStyle w:val="ListParagraph"/>
         <w:numPr>
           <w:ilvl w:val="0"/>
-          <w:numId w:val="27"/>
+          <w:numId w:val="28"/>
         </w:numPr>
         <w:spacing w:after="60" w:before="40"/>
       </w:pPr>
@@ -15326,7 +15761,7 @@
         <w:pStyle w:val="ListParagraph"/>
         <w:numPr>
           <w:ilvl w:val="0"/>
-          <w:numId w:val="27"/>
+          <w:numId w:val="28"/>
         </w:numPr>
         <w:spacing w:after="60" w:before="40"/>
       </w:pPr>
@@ -15349,7 +15784,7 @@
         <w:pStyle w:val="ListParagraph"/>
         <w:numPr>
           <w:ilvl w:val="0"/>
-          <w:numId w:val="27"/>
+          <w:numId w:val="28"/>
         </w:numPr>
         <w:spacing w:after="60" w:before="40"/>
       </w:pPr>
@@ -16080,11 +16515,11 @@
       <w:pPr>
         <w:pStyle w:val="Heading1"/>
       </w:pPr>
-      <w:bookmarkStart w:name="titre-56" w:id="122"/>
+      <w:bookmarkStart w:name="titre-57" w:id="124"/>
       <w:r>
         <w:t xml:space="preserve">11 Ce que voient les lecteurs</w:t>
       </w:r>
-      <w:bookmarkEnd w:id="122"/>
+      <w:bookmarkEnd w:id="124"/>
     </w:p>
     <w:p>
       <w:r>
@@ -16095,11 +16530,11 @@
       <w:pPr>
         <w:pStyle w:val="Heading2"/>
       </w:pPr>
-      <w:bookmarkStart w:name="titre-57" w:id="123"/>
+      <w:bookmarkStart w:name="titre-58" w:id="125"/>
       <w:r>
         <w:t xml:space="preserve">11.1 La fiche d'une œuvre</w:t>
       </w:r>
-      <w:bookmarkEnd w:id="123"/>
+      <w:bookmarkEnd w:id="125"/>
     </w:p>
     <w:p>
       <w:pPr>
@@ -16319,11 +16754,11 @@
       <w:pPr>
         <w:pStyle w:val="Heading2"/>
       </w:pPr>
-      <w:bookmarkStart w:name="titre-58" w:id="124"/>
+      <w:bookmarkStart w:name="titre-59" w:id="126"/>
       <w:r>
         <w:t xml:space="preserve">11.2 La page d'un tome en cours</w:t>
       </w:r>
-      <w:bookmarkEnd w:id="124"/>
+      <w:bookmarkEnd w:id="126"/>
     </w:p>
     <w:p>
       <w:pPr>
@@ -16470,21 +16905,21 @@
       <w:pPr>
         <w:pStyle w:val="Heading1"/>
       </w:pPr>
-      <w:bookmarkStart w:name="titre-59" w:id="125"/>
+      <w:bookmarkStart w:name="titre-60" w:id="127"/>
       <w:r>
         <w:t xml:space="preserve">12 Glossaires, actualités et commentaires</w:t>
       </w:r>
-      <w:bookmarkEnd w:id="125"/>
+      <w:bookmarkEnd w:id="127"/>
     </w:p>
     <w:p>
       <w:pPr>
         <w:pStyle w:val="Heading2"/>
       </w:pPr>
-      <w:bookmarkStart w:name="titre-60" w:id="126"/>
+      <w:bookmarkStart w:name="titre-61" w:id="128"/>
       <w:r>
         <w:t xml:space="preserve">12.1 Publier le glossaire d'une œuvre</w:t>
       </w:r>
-      <w:bookmarkEnd w:id="126"/>
+      <w:bookmarkEnd w:id="128"/>
     </w:p>
     <w:p>
       <w:r>
@@ -16508,7 +16943,7 @@
         <w:pStyle w:val="ListParagraph"/>
         <w:numPr>
           <w:ilvl w:val="0"/>
-          <w:numId w:val="28"/>
+          <w:numId w:val="29"/>
         </w:numPr>
         <w:spacing w:after="60" w:before="40"/>
       </w:pPr>
@@ -16541,7 +16976,7 @@
         <w:pStyle w:val="ListParagraph"/>
         <w:numPr>
           <w:ilvl w:val="0"/>
-          <w:numId w:val="28"/>
+          <w:numId w:val="29"/>
         </w:numPr>
         <w:spacing w:after="60" w:before="40"/>
       </w:pPr>
@@ -16584,7 +17019,7 @@
         <w:pStyle w:val="ListParagraph"/>
         <w:numPr>
           <w:ilvl w:val="0"/>
-          <w:numId w:val="28"/>
+          <w:numId w:val="29"/>
         </w:numPr>
         <w:spacing w:after="60" w:before="40"/>
       </w:pPr>
@@ -16607,7 +17042,7 @@
         <w:pStyle w:val="ListParagraph"/>
         <w:numPr>
           <w:ilvl w:val="0"/>
-          <w:numId w:val="28"/>
+          <w:numId w:val="29"/>
         </w:numPr>
         <w:spacing w:after="60" w:before="40"/>
       </w:pPr>
@@ -16654,11 +17089,11 @@
       <w:pPr>
         <w:pStyle w:val="Heading2"/>
       </w:pPr>
-      <w:bookmarkStart w:name="titre-61" w:id="127"/>
+      <w:bookmarkStart w:name="titre-62" w:id="129"/>
       <w:r>
         <w:t xml:space="preserve">12.2 Lier une actualité à une œuvre</w:t>
       </w:r>
-      <w:bookmarkEnd w:id="127"/>
+      <w:bookmarkEnd w:id="129"/>
     </w:p>
     <w:p>
       <w:r>
@@ -16689,11 +17124,11 @@
       <w:pPr>
         <w:pStyle w:val="Heading2"/>
       </w:pPr>
-      <w:bookmarkStart w:name="titre-62" w:id="128"/>
+      <w:bookmarkStart w:name="titre-63" w:id="130"/>
       <w:r>
         <w:t xml:space="preserve">12.3 Modérer les commentaires</w:t>
       </w:r>
-      <w:bookmarkEnd w:id="128"/>
+      <w:bookmarkEnd w:id="130"/>
     </w:p>
     <w:p>
       <w:r>
@@ -16940,11 +17375,11 @@
       <w:pPr>
         <w:pStyle w:val="Heading1"/>
       </w:pPr>
-      <w:bookmarkStart w:name="titre-63" w:id="129"/>
+      <w:bookmarkStart w:name="titre-64" w:id="131"/>
       <w:r>
         <w:t xml:space="preserve">13 Questions fréquentes</w:t>
       </w:r>
-      <w:bookmarkEnd w:id="129"/>
+      <w:bookmarkEnd w:id="131"/>
     </w:p>
     <w:tbl>
       <w:tblPr>
@@ -18286,21 +18721,21 @@
       <w:pPr>
         <w:pStyle w:val="Heading1"/>
       </w:pPr>
-      <w:bookmarkStart w:name="titre-64" w:id="130"/>
+      <w:bookmarkStart w:name="titre-65" w:id="132"/>
       <w:r>
         <w:t xml:space="preserve">14 En cas de problème</w:t>
       </w:r>
-      <w:bookmarkEnd w:id="130"/>
+      <w:bookmarkEnd w:id="132"/>
     </w:p>
     <w:p>
       <w:pPr>
         <w:pStyle w:val="Heading2"/>
       </w:pPr>
-      <w:bookmarkStart w:name="titre-65" w:id="131"/>
+      <w:bookmarkStart w:name="titre-66" w:id="133"/>
       <w:r>
         <w:t xml:space="preserve">14.1 Qui contacter</w:t>
       </w:r>
-      <w:bookmarkEnd w:id="131"/>
+      <w:bookmarkEnd w:id="133"/>
     </w:p>
     <w:tbl>
       <w:tblPr>
@@ -18781,11 +19216,11 @@
       <w:pPr>
         <w:pStyle w:val="Heading2"/>
       </w:pPr>
-      <w:bookmarkStart w:name="titre-66" w:id="132"/>
+      <w:bookmarkStart w:name="titre-67" w:id="134"/>
       <w:r>
         <w:t xml:space="preserve">14.2 Signaler un problème</w:t>
       </w:r>
-      <w:bookmarkEnd w:id="132"/>
+      <w:bookmarkEnd w:id="134"/>
     </w:p>
     <w:p>
       <w:r>
@@ -18797,7 +19232,7 @@
         <w:pStyle w:val="ListParagraph"/>
         <w:numPr>
           <w:ilvl w:val="0"/>
-          <w:numId w:val="29"/>
+          <w:numId w:val="30"/>
         </w:numPr>
         <w:spacing w:after="60" w:before="40"/>
       </w:pPr>
@@ -18810,7 +19245,7 @@
         <w:pStyle w:val="ListParagraph"/>
         <w:numPr>
           <w:ilvl w:val="0"/>
-          <w:numId w:val="29"/>
+          <w:numId w:val="30"/>
         </w:numPr>
         <w:spacing w:after="60" w:before="40"/>
       </w:pPr>
@@ -18823,7 +19258,7 @@
         <w:pStyle w:val="ListParagraph"/>
         <w:numPr>
           <w:ilvl w:val="0"/>
-          <w:numId w:val="29"/>
+          <w:numId w:val="30"/>
         </w:numPr>
         <w:spacing w:after="60" w:before="40"/>
       </w:pPr>
@@ -18836,7 +19271,7 @@
         <w:pStyle w:val="ListParagraph"/>
         <w:numPr>
           <w:ilvl w:val="0"/>
-          <w:numId w:val="29"/>
+          <w:numId w:val="30"/>
         </w:numPr>
         <w:spacing w:after="60" w:before="40"/>
       </w:pPr>
@@ -19045,7 +19480,7 @@
         <w:sz w:val="17"/>
         <w:szCs w:val="17"/>
       </w:rPr>
-      <w:t xml:space="preserve">Version 2.1.5-dev.8 du 1er octobre 2026</w:t>
+      <w:t xml:space="preserve">Version 2.1.5-dev.9 du 2 octobre 2026</w:t>
     </w:r>
     <w:r>
       <w:rPr>
@@ -19435,6 +19870,12 @@
     </w:lvlOverride>
   </w:num>
   <w:num w:numId="29">
+    <w:abstractNumId w:val="2"/>
+    <w:lvlOverride w:ilvl="0">
+      <w:startOverride w:val="1"/>
+    </w:lvlOverride>
+  </w:num>
+  <w:num w:numId="30">
     <w:abstractNumId w:val="2"/>
     <w:lvlOverride w:ilvl="0">
       <w:startOverride w:val="1"/>

--- a/docs/guide-equipe/Guide-equipe-Yume-Novel.docx
+++ b/docs/guide-equipe/Guide-equipe-Yume-Novel.docx
@@ -61,7 +61,7 @@
           <w:sz w:val="22"/>
           <w:szCs w:val="22"/>
         </w:rPr>
-        <w:t xml:space="preserve">Version 2.1.5-dev.9 du 2 octobre 2026</w:t>
+        <w:t xml:space="preserve">Version 2.1.5 du 2 octobre 2026</w:t>
       </w:r>
     </w:p>
     <w:p>
@@ -19480,7 +19480,7 @@
         <w:sz w:val="17"/>
         <w:szCs w:val="17"/>
       </w:rPr>
-      <w:t xml:space="preserve">Version 2.1.5-dev.9 du 2 octobre 2026</w:t>
+      <w:t xml:space="preserve">Version 2.1.5 du 2 octobre 2026</w:t>
     </w:r>
     <w:r>
       <w:rPr>

--- a/docs/guide-equipe/Guide-equipe-Yume-Novel.docx
+++ b/docs/guide-equipe/Guide-equipe-Yume-Novel.docx
@@ -61,7 +61,7 @@
           <w:sz w:val="22"/>
           <w:szCs w:val="22"/>
         </w:rPr>
-        <w:t xml:space="preserve">Version 2.1.5 du 2 octobre 2026</w:t>
+        <w:t xml:space="preserve">Version 2.1.6 du 2 octobre 2026</w:t>
       </w:r>
     </w:p>
     <w:p>
@@ -1208,7 +1208,7 @@
               <w:rPr>
                 <w:rStyle w:val="IndexLink"/>
               </w:rPr>
-              <w:t xml:space="default">11.1 La fiche d'une œuvre</w:t>
+              <w:t xml:space="default">11.1 La page d'accueil</w:t>
               <w:tab/>
               <w:t xml:space="default">35</w:t>
             </w:r>
@@ -1227,7 +1227,7 @@
               <w:rPr>
                 <w:rStyle w:val="IndexLink"/>
               </w:rPr>
-              <w:t xml:space="default">11.2 La page d'un tome en cours</w:t>
+              <w:t xml:space="default">11.2 La page Planning</w:t>
               <w:tab/>
               <w:t xml:space="default">36</w:t>
             </w:r>
@@ -1235,9 +1235,9 @@
         </w:p>
         <w:p>
           <w:pPr>
-            <w:pStyle w:val="TOC1"/>
+            <w:pStyle w:val="TOC2"/>
             <w:tabs>
-              <w:tab w:val="clear" w:pos="9026"/>
+              <w:tab w:val="clear" w:pos="8786"/>
               <w:tab w:val="right" w:pos="9025" w:leader="dot"/>
             </w:tabs>
           </w:pPr>
@@ -1246,9 +1246,9 @@
               <w:rPr>
                 <w:rStyle w:val="IndexLink"/>
               </w:rPr>
-              <w:t xml:space="default">12 Glossaires, actualités et commentaires</w:t>
+              <w:t xml:space="default">11.3 Faire apparaître un chapitre dans « Prochains » de l'accueil</w:t>
               <w:tab/>
-              <w:t xml:space="default">37</w:t>
+              <w:t xml:space="default">38</w:t>
             </w:r>
           </w:hyperlink>
         </w:p>
@@ -1265,9 +1265,9 @@
               <w:rPr>
                 <w:rStyle w:val="IndexLink"/>
               </w:rPr>
-              <w:t xml:space="default">12.1 Publier le glossaire d'une œuvre</w:t>
+              <w:t xml:space="default">11.4 Mettre un tome à la une</w:t>
               <w:tab/>
-              <w:t xml:space="default">37</w:t>
+              <w:t xml:space="default">38</w:t>
             </w:r>
           </w:hyperlink>
         </w:p>
@@ -1284,9 +1284,9 @@
               <w:rPr>
                 <w:rStyle w:val="IndexLink"/>
               </w:rPr>
-              <w:t xml:space="default">12.2 Lier une actualité à une œuvre</w:t>
+              <w:t xml:space="default">11.5 La fiche d'une œuvre</w:t>
               <w:tab/>
-              <w:t xml:space="default">37</w:t>
+              <w:t xml:space="default">39</w:t>
             </w:r>
           </w:hyperlink>
         </w:p>
@@ -1303,9 +1303,9 @@
               <w:rPr>
                 <w:rStyle w:val="IndexLink"/>
               </w:rPr>
-              <w:t xml:space="default">12.3 Modérer les commentaires</w:t>
+              <w:t xml:space="default">11.6 La page d'un tome en cours</w:t>
               <w:tab/>
-              <w:t xml:space="default">37</w:t>
+              <w:t xml:space="default">40</w:t>
             </w:r>
           </w:hyperlink>
         </w:p>
@@ -1322,17 +1322,17 @@
               <w:rPr>
                 <w:rStyle w:val="IndexLink"/>
               </w:rPr>
-              <w:t xml:space="default">13 Questions fréquentes</w:t>
+              <w:t xml:space="default">12 Glossaires, actualités et commentaires</w:t>
               <w:tab/>
-              <w:t xml:space="default">38</w:t>
+              <w:t xml:space="default">41</w:t>
             </w:r>
           </w:hyperlink>
         </w:p>
         <w:p>
           <w:pPr>
-            <w:pStyle w:val="TOC1"/>
+            <w:pStyle w:val="TOC2"/>
             <w:tabs>
-              <w:tab w:val="clear" w:pos="9026"/>
+              <w:tab w:val="clear" w:pos="8786"/>
               <w:tab w:val="right" w:pos="9025" w:leader="dot"/>
             </w:tabs>
           </w:pPr>
@@ -1341,9 +1341,9 @@
               <w:rPr>
                 <w:rStyle w:val="IndexLink"/>
               </w:rPr>
-              <w:t xml:space="default">14 En cas de problème</w:t>
+              <w:t xml:space="default">12.1 Publier le glossaire d'une œuvre</w:t>
               <w:tab/>
-              <w:t xml:space="default">39</w:t>
+              <w:t xml:space="default">41</w:t>
             </w:r>
           </w:hyperlink>
         </w:p>
@@ -1360,9 +1360,9 @@
               <w:rPr>
                 <w:rStyle w:val="IndexLink"/>
               </w:rPr>
-              <w:t xml:space="default">14.1 Qui contacter</w:t>
+              <w:t xml:space="default">12.2 Lier une actualité à une œuvre</w:t>
               <w:tab/>
-              <w:t xml:space="default">39</w:t>
+              <w:t xml:space="default">41</w:t>
             </w:r>
           </w:hyperlink>
         </w:p>
@@ -1379,9 +1379,85 @@
               <w:rPr>
                 <w:rStyle w:val="IndexLink"/>
               </w:rPr>
+              <w:t xml:space="default">12.3 Modérer les commentaires</w:t>
+              <w:tab/>
+              <w:t xml:space="default">41</w:t>
+            </w:r>
+          </w:hyperlink>
+        </w:p>
+        <w:p>
+          <w:pPr>
+            <w:pStyle w:val="TOC1"/>
+            <w:tabs>
+              <w:tab w:val="clear" w:pos="9026"/>
+              <w:tab w:val="right" w:pos="9025" w:leader="dot"/>
+            </w:tabs>
+          </w:pPr>
+          <w:hyperlink w:history="1" w:anchor="titre-68">
+            <w:r>
+              <w:rPr>
+                <w:rStyle w:val="IndexLink"/>
+              </w:rPr>
+              <w:t xml:space="default">13 Questions fréquentes</w:t>
+              <w:tab/>
+              <w:t xml:space="default">42</w:t>
+            </w:r>
+          </w:hyperlink>
+        </w:p>
+        <w:p>
+          <w:pPr>
+            <w:pStyle w:val="TOC1"/>
+            <w:tabs>
+              <w:tab w:val="clear" w:pos="9026"/>
+              <w:tab w:val="right" w:pos="9025" w:leader="dot"/>
+            </w:tabs>
+          </w:pPr>
+          <w:hyperlink w:history="1" w:anchor="titre-69">
+            <w:r>
+              <w:rPr>
+                <w:rStyle w:val="IndexLink"/>
+              </w:rPr>
+              <w:t xml:space="default">14 En cas de problème</w:t>
+              <w:tab/>
+              <w:t xml:space="default">43</w:t>
+            </w:r>
+          </w:hyperlink>
+        </w:p>
+        <w:p>
+          <w:pPr>
+            <w:pStyle w:val="TOC2"/>
+            <w:tabs>
+              <w:tab w:val="clear" w:pos="8786"/>
+              <w:tab w:val="right" w:pos="9025" w:leader="dot"/>
+            </w:tabs>
+          </w:pPr>
+          <w:hyperlink w:history="1" w:anchor="titre-70">
+            <w:r>
+              <w:rPr>
+                <w:rStyle w:val="IndexLink"/>
+              </w:rPr>
+              <w:t xml:space="default">14.1 Qui contacter</w:t>
+              <w:tab/>
+              <w:t xml:space="default">43</w:t>
+            </w:r>
+          </w:hyperlink>
+        </w:p>
+        <w:p>
+          <w:pPr>
+            <w:pStyle w:val="TOC2"/>
+            <w:tabs>
+              <w:tab w:val="clear" w:pos="8786"/>
+              <w:tab w:val="right" w:pos="9025" w:leader="dot"/>
+            </w:tabs>
+          </w:pPr>
+          <w:hyperlink w:history="1" w:anchor="titre-71">
+            <w:r>
+              <w:rPr>
+                <w:rStyle w:val="IndexLink"/>
+              </w:rPr>
               <w:t xml:space="default">14.2 Signaler un problème</w:t>
               <w:tab/>
-              <w:t xml:space="default">39</w:t>
+              <w:t xml:space="default">43</w:t>
             </w:r>
           </w:hyperlink>
           <w:r>
@@ -1394,21 +1470,21 @@
       <w:pPr>
         <w:pStyle w:val="Heading1"/>
       </w:pPr>
-      <w:bookmarkStart w:name="titre-1" w:id="68"/>
+      <w:bookmarkStart w:name="titre-1" w:id="72"/>
       <w:r>
         <w:t xml:space="preserve">1 Bienvenue dans l'espace équipe</w:t>
       </w:r>
-      <w:bookmarkEnd w:id="68"/>
+      <w:bookmarkEnd w:id="72"/>
     </w:p>
     <w:p>
       <w:pPr>
         <w:pStyle w:val="Heading2"/>
       </w:pPr>
-      <w:bookmarkStart w:name="titre-2" w:id="69"/>
+      <w:bookmarkStart w:name="titre-2" w:id="73"/>
       <w:r>
         <w:t xml:space="preserve">1.1 À quoi sert l'espace équipe</w:t>
       </w:r>
-      <w:bookmarkEnd w:id="69"/>
+      <w:bookmarkEnd w:id="73"/>
     </w:p>
     <w:p>
       <w:r>
@@ -1499,11 +1575,11 @@
       <w:pPr>
         <w:pStyle w:val="Heading2"/>
       </w:pPr>
-      <w:bookmarkStart w:name="titre-3" w:id="70"/>
+      <w:bookmarkStart w:name="titre-3" w:id="74"/>
       <w:r>
         <w:t xml:space="preserve">1.2 Qui peut faire quoi</w:t>
       </w:r>
-      <w:bookmarkEnd w:id="70"/>
+      <w:bookmarkEnd w:id="74"/>
     </w:p>
     <w:p>
       <w:r>
@@ -1944,11 +2020,11 @@
       <w:pPr>
         <w:pStyle w:val="Heading2"/>
       </w:pPr>
-      <w:bookmarkStart w:name="titre-4" w:id="71"/>
+      <w:bookmarkStart w:name="titre-4" w:id="75"/>
       <w:r>
         <w:t xml:space="preserve">1.3 Se connecter</w:t>
       </w:r>
-      <w:bookmarkEnd w:id="71"/>
+      <w:bookmarkEnd w:id="75"/>
     </w:p>
     <w:p>
       <w:pPr>
@@ -2255,21 +2331,21 @@
       <w:pPr>
         <w:pStyle w:val="Heading1"/>
       </w:pPr>
-      <w:bookmarkStart w:name="titre-5" w:id="72"/>
+      <w:bookmarkStart w:name="titre-5" w:id="76"/>
       <w:r>
         <w:t xml:space="preserve">2 Le tableau de bord et le menu</w:t>
       </w:r>
-      <w:bookmarkEnd w:id="72"/>
+      <w:bookmarkEnd w:id="76"/>
     </w:p>
     <w:p>
       <w:pPr>
         <w:pStyle w:val="Heading2"/>
       </w:pPr>
-      <w:bookmarkStart w:name="titre-6" w:id="73"/>
+      <w:bookmarkStart w:name="titre-6" w:id="77"/>
       <w:r>
         <w:t xml:space="preserve">2.1 Lire le tableau de bord</w:t>
       </w:r>
-      <w:bookmarkEnd w:id="73"/>
+      <w:bookmarkEnd w:id="77"/>
     </w:p>
     <w:p>
       <w:r>
@@ -2410,11 +2486,11 @@
       <w:pPr>
         <w:pStyle w:val="Heading2"/>
       </w:pPr>
-      <w:bookmarkStart w:name="titre-7" w:id="74"/>
+      <w:bookmarkStart w:name="titre-7" w:id="78"/>
       <w:r>
         <w:t xml:space="preserve">2.2 Se repérer dans le menu</w:t>
       </w:r>
-      <w:bookmarkEnd w:id="74"/>
+      <w:bookmarkEnd w:id="78"/>
     </w:p>
     <w:p>
       <w:r>
@@ -2492,7 +2568,7 @@
           <wp:inline distT="0" distB="0" distL="0" distR="0">
             <wp:extent cx="5715000" cy="3514725"/>
             <wp:effectExtent t="0" r="0" b="0" l="0"/>
-            <wp:docPr id="19" name="Schema-Menu-page.png" descr="Le menu de l'espace équipe, entièrement déplié, et qui voit chaque entrée (schéma)." title="Le menu de l'espace équipe, entièrement déplié, et qui voit chaque entrée (schéma)."/>
+            <wp:docPr id="24" name="Schema-Menu-page.png" descr="Le menu de l'espace équipe, entièrement déplié, et qui voit chaque entrée (schéma)." title="Le menu de l'espace équipe, entièrement déplié, et qui voit chaque entrée (schéma)."/>
             <wp:cNvGraphicFramePr>
               <a:graphicFrameLocks xmlns:a="http://schemas.openxmlformats.org/drawingml/2006/main" noChangeAspect="1"/>
             </wp:cNvGraphicFramePr>
@@ -2625,11 +2701,11 @@
       <w:pPr>
         <w:pStyle w:val="Heading2"/>
       </w:pPr>
-      <w:bookmarkStart w:name="titre-8" w:id="75"/>
+      <w:bookmarkStart w:name="titre-8" w:id="79"/>
       <w:r>
         <w:t xml:space="preserve">2.3 Utiliser les raccourcis d'un tome</w:t>
       </w:r>
-      <w:bookmarkEnd w:id="75"/>
+      <w:bookmarkEnd w:id="79"/>
     </w:p>
     <w:p>
       <w:r>
@@ -2740,11 +2816,11 @@
       <w:pPr>
         <w:pStyle w:val="Heading1"/>
       </w:pPr>
-      <w:bookmarkStart w:name="titre-9" w:id="76"/>
+      <w:bookmarkStart w:name="titre-9" w:id="80"/>
       <w:r>
         <w:t xml:space="preserve">3 Le planning</w:t>
       </w:r>
-      <w:bookmarkEnd w:id="76"/>
+      <w:bookmarkEnd w:id="80"/>
     </w:p>
     <w:p>
       <w:r>
@@ -2772,7 +2848,7 @@
           <wp:inline distT="0" distB="0" distL="0" distR="0">
             <wp:extent cx="5715000" cy="3048000"/>
             <wp:effectExtent t="0" r="0" b="0" l="0"/>
-            <wp:docPr id="20" name="Schema-Planning-page.png" descr="Les étapes du planning, une tâche, les états vus par les lecteurs et les rappels (schéma)." title="Les étapes du planning, une tâche, les états vus par les lecteurs et les rappels (schéma)."/>
+            <wp:docPr id="25" name="Schema-Planning-page.png" descr="Les étapes du planning, une tâche, les états vus par les lecteurs et les rappels (schéma)." title="Les étapes du planning, une tâche, les états vus par les lecteurs et les rappels (schéma)."/>
             <wp:cNvGraphicFramePr>
               <a:graphicFrameLocks xmlns:a="http://schemas.openxmlformats.org/drawingml/2006/main" noChangeAspect="1"/>
             </wp:cNvGraphicFramePr>
@@ -2827,11 +2903,11 @@
       <w:pPr>
         <w:pStyle w:val="Heading2"/>
       </w:pPr>
-      <w:bookmarkStart w:name="titre-10" w:id="77"/>
+      <w:bookmarkStart w:name="titre-10" w:id="81"/>
       <w:r>
         <w:t xml:space="preserve">3.1 Mettre à jour son avancement</w:t>
       </w:r>
-      <w:bookmarkEnd w:id="77"/>
+      <w:bookmarkEnd w:id="81"/>
     </w:p>
     <w:p>
       <w:pPr>
@@ -3159,11 +3235,11 @@
       <w:pPr>
         <w:pStyle w:val="Heading2"/>
       </w:pPr>
-      <w:bookmarkStart w:name="titre-11" w:id="78"/>
+      <w:bookmarkStart w:name="titre-11" w:id="82"/>
       <w:r>
         <w:t xml:space="preserve">3.2 Signaler un tome bloqué</w:t>
       </w:r>
-      <w:bookmarkEnd w:id="78"/>
+      <w:bookmarkEnd w:id="82"/>
     </w:p>
     <w:p>
       <w:r>
@@ -3281,11 +3357,11 @@
       <w:pPr>
         <w:pStyle w:val="Heading2"/>
       </w:pPr>
-      <w:bookmarkStart w:name="titre-12" w:id="79"/>
+      <w:bookmarkStart w:name="titre-12" w:id="83"/>
       <w:r>
         <w:t xml:space="preserve">3.3 Mettre à jour une tâche « En attente »</w:t>
       </w:r>
-      <w:bookmarkEnd w:id="79"/>
+      <w:bookmarkEnd w:id="83"/>
     </w:p>
     <w:p>
       <w:r>
@@ -3326,11 +3402,11 @@
       <w:pPr>
         <w:pStyle w:val="Heading2"/>
       </w:pPr>
-      <w:bookmarkStart w:name="titre-13" w:id="80"/>
+      <w:bookmarkStart w:name="titre-13" w:id="84"/>
       <w:r>
         <w:t xml:space="preserve">3.4 Comprendre ce que voient les lecteurs</w:t>
       </w:r>
-      <w:bookmarkEnd w:id="80"/>
+      <w:bookmarkEnd w:id="84"/>
     </w:p>
     <w:tbl>
       <w:tblPr>
@@ -3345,8 +3421,8 @@
         </w:tblBorders>
       </w:tblPr>
       <w:tblGrid>
-        <w:gridCol w:w="2171"/>
-        <w:gridCol w:w="6855"/>
+        <w:gridCol w:w="2211"/>
+        <w:gridCol w:w="6815"/>
       </w:tblGrid>
       <w:tr>
         <w:trPr>
@@ -3355,7 +3431,7 @@
         </w:trPr>
         <w:tc>
           <w:tcPr>
-            <w:tcW w:type="dxa" w:w="2171"/>
+            <w:tcW w:type="dxa" w:w="2211"/>
             <w:tcBorders>
               <w:top w:val="single" w:color="CFC6DE" w:sz="4"/>
               <w:left w:val="single" w:color="CFC6DE" w:sz="4"/>
@@ -3396,7 +3472,7 @@
         </w:tc>
         <w:tc>
           <w:tcPr>
-            <w:tcW w:type="dxa" w:w="6855"/>
+            <w:tcW w:type="dxa" w:w="6815"/>
             <w:tcBorders>
               <w:top w:val="single" w:color="CFC6DE" w:sz="4"/>
               <w:left w:val="single" w:color="CFC6DE" w:sz="4"/>
@@ -3443,7 +3519,7 @@
         </w:trPr>
         <w:tc>
           <w:tcPr>
-            <w:tcW w:type="dxa" w:w="2171"/>
+            <w:tcW w:type="dxa" w:w="2211"/>
             <w:tcBorders>
               <w:top w:val="single" w:color="CFC6DE" w:sz="4"/>
               <w:left w:val="single" w:color="CFC6DE" w:sz="4"/>
@@ -3479,7 +3555,7 @@
         </w:tc>
         <w:tc>
           <w:tcPr>
-            <w:tcW w:type="dxa" w:w="6855"/>
+            <w:tcW w:type="dxa" w:w="6815"/>
             <w:tcBorders>
               <w:top w:val="single" w:color="CFC6DE" w:sz="4"/>
               <w:left w:val="single" w:color="CFC6DE" w:sz="4"/>
@@ -3519,7 +3595,7 @@
         </w:trPr>
         <w:tc>
           <w:tcPr>
-            <w:tcW w:type="dxa" w:w="2171"/>
+            <w:tcW w:type="dxa" w:w="2211"/>
             <w:tcBorders>
               <w:top w:val="single" w:color="CFC6DE" w:sz="4"/>
               <w:left w:val="single" w:color="CFC6DE" w:sz="4"/>
@@ -3556,7 +3632,7 @@
         </w:tc>
         <w:tc>
           <w:tcPr>
-            <w:tcW w:type="dxa" w:w="6855"/>
+            <w:tcW w:type="dxa" w:w="6815"/>
             <w:tcBorders>
               <w:top w:val="single" w:color="CFC6DE" w:sz="4"/>
               <w:left w:val="single" w:color="CFC6DE" w:sz="4"/>
@@ -3613,7 +3689,7 @@
         </w:trPr>
         <w:tc>
           <w:tcPr>
-            <w:tcW w:type="dxa" w:w="2171"/>
+            <w:tcW w:type="dxa" w:w="2211"/>
             <w:tcBorders>
               <w:top w:val="single" w:color="CFC6DE" w:sz="4"/>
               <w:left w:val="single" w:color="CFC6DE" w:sz="4"/>
@@ -3649,7 +3725,7 @@
         </w:tc>
         <w:tc>
           <w:tcPr>
-            <w:tcW w:type="dxa" w:w="6855"/>
+            <w:tcW w:type="dxa" w:w="6815"/>
             <w:tcBorders>
               <w:top w:val="single" w:color="CFC6DE" w:sz="4"/>
               <w:left w:val="single" w:color="CFC6DE" w:sz="4"/>
@@ -3689,7 +3765,7 @@
         </w:trPr>
         <w:tc>
           <w:tcPr>
-            <w:tcW w:type="dxa" w:w="2171"/>
+            <w:tcW w:type="dxa" w:w="2211"/>
             <w:tcBorders>
               <w:top w:val="single" w:color="CFC6DE" w:sz="4"/>
               <w:left w:val="single" w:color="CFC6DE" w:sz="4"/>
@@ -3726,7 +3802,7 @@
         </w:tc>
         <w:tc>
           <w:tcPr>
-            <w:tcW w:type="dxa" w:w="6855"/>
+            <w:tcW w:type="dxa" w:w="6815"/>
             <w:tcBorders>
               <w:top w:val="single" w:color="CFC6DE" w:sz="4"/>
               <w:left w:val="single" w:color="CFC6DE" w:sz="4"/>
@@ -3760,6 +3836,160 @@
           </w:p>
         </w:tc>
       </w:tr>
+      <w:tr>
+        <w:trPr>
+          <w:cantSplit/>
+          <w:tblHeader w:val="off"/>
+        </w:trPr>
+        <w:tc>
+          <w:tcPr>
+            <w:tcW w:type="dxa" w:w="2211"/>
+            <w:tcBorders>
+              <w:top w:val="single" w:color="CFC6DE" w:sz="4"/>
+              <w:left w:val="single" w:color="CFC6DE" w:sz="4"/>
+              <w:bottom w:val="single" w:color="CFC6DE" w:sz="4"/>
+              <w:right w:val="single" w:color="CFC6DE" w:sz="4"/>
+            </w:tcBorders>
+            <w:tcMar>
+              <w:top w:type="dxa" w:w="70"/>
+              <w:left w:type="dxa" w:w="110"/>
+              <w:bottom w:type="dxa" w:w="70"/>
+              <w:right w:type="dxa" w:w="110"/>
+            </w:tcMar>
+            <w:vAlign w:val="center"/>
+          </w:tcPr>
+          <w:p>
+            <w:pPr>
+              <w:spacing w:after="0" w:before="0"/>
+              <w:rPr>
+                <w:sz w:val="19"/>
+                <w:szCs w:val="19"/>
+              </w:rPr>
+            </w:pPr>
+            <w:r>
+              <w:rPr>
+                <w:b/>
+                <w:bCs/>
+                <w:sz w:val="19"/>
+                <w:szCs w:val="19"/>
+              </w:rPr>
+              <w:t xml:space="preserve">En cours de publication</w:t>
+            </w:r>
+          </w:p>
+        </w:tc>
+        <w:tc>
+          <w:tcPr>
+            <w:tcW w:type="dxa" w:w="6815"/>
+            <w:tcBorders>
+              <w:top w:val="single" w:color="CFC6DE" w:sz="4"/>
+              <w:left w:val="single" w:color="CFC6DE" w:sz="4"/>
+              <w:bottom w:val="single" w:color="CFC6DE" w:sz="4"/>
+              <w:right w:val="single" w:color="CFC6DE" w:sz="4"/>
+            </w:tcBorders>
+            <w:tcMar>
+              <w:top w:type="dxa" w:w="70"/>
+              <w:left w:type="dxa" w:w="110"/>
+              <w:bottom w:type="dxa" w:w="70"/>
+              <w:right w:type="dxa" w:w="110"/>
+            </w:tcMar>
+            <w:vAlign w:val="center"/>
+          </w:tcPr>
+          <w:p>
+            <w:pPr>
+              <w:spacing w:after="0" w:before="0"/>
+              <w:rPr>
+                <w:sz w:val="19"/>
+                <w:szCs w:val="19"/>
+              </w:rPr>
+            </w:pPr>
+            <w:r>
+              <w:rPr>
+                <w:sz w:val="19"/>
+                <w:szCs w:val="19"/>
+              </w:rPr>
+              <w:t xml:space="preserve">Le tome sort chapitre par chapitre, lisible en ligne au fil des sorties.</w:t>
+            </w:r>
+          </w:p>
+        </w:tc>
+      </w:tr>
+      <w:tr>
+        <w:trPr>
+          <w:cantSplit/>
+          <w:tblHeader w:val="off"/>
+        </w:trPr>
+        <w:tc>
+          <w:tcPr>
+            <w:tcW w:type="dxa" w:w="2211"/>
+            <w:tcBorders>
+              <w:top w:val="single" w:color="CFC6DE" w:sz="4"/>
+              <w:left w:val="single" w:color="CFC6DE" w:sz="4"/>
+              <w:bottom w:val="single" w:color="CFC6DE" w:sz="4"/>
+              <w:right w:val="single" w:color="CFC6DE" w:sz="4"/>
+            </w:tcBorders>
+            <w:shd w:fill="F6F3FA" w:color="auto" w:val="clear"/>
+            <w:tcMar>
+              <w:top w:type="dxa" w:w="70"/>
+              <w:left w:type="dxa" w:w="110"/>
+              <w:bottom w:type="dxa" w:w="70"/>
+              <w:right w:type="dxa" w:w="110"/>
+            </w:tcMar>
+            <w:vAlign w:val="center"/>
+          </w:tcPr>
+          <w:p>
+            <w:pPr>
+              <w:spacing w:after="0" w:before="0"/>
+              <w:rPr>
+                <w:sz w:val="19"/>
+                <w:szCs w:val="19"/>
+              </w:rPr>
+            </w:pPr>
+            <w:r>
+              <w:rPr>
+                <w:b/>
+                <w:bCs/>
+                <w:sz w:val="19"/>
+                <w:szCs w:val="19"/>
+              </w:rPr>
+              <w:t xml:space="preserve">Chapitre programmé</w:t>
+            </w:r>
+          </w:p>
+        </w:tc>
+        <w:tc>
+          <w:tcPr>
+            <w:tcW w:type="dxa" w:w="6815"/>
+            <w:tcBorders>
+              <w:top w:val="single" w:color="CFC6DE" w:sz="4"/>
+              <w:left w:val="single" w:color="CFC6DE" w:sz="4"/>
+              <w:bottom w:val="single" w:color="CFC6DE" w:sz="4"/>
+              <w:right w:val="single" w:color="CFC6DE" w:sz="4"/>
+            </w:tcBorders>
+            <w:shd w:fill="F6F3FA" w:color="auto" w:val="clear"/>
+            <w:tcMar>
+              <w:top w:type="dxa" w:w="70"/>
+              <w:left w:type="dxa" w:w="110"/>
+              <w:bottom w:type="dxa" w:w="70"/>
+              <w:right w:type="dxa" w:w="110"/>
+            </w:tcMar>
+            <w:vAlign w:val="center"/>
+          </w:tcPr>
+          <w:p>
+            <w:pPr>
+              <w:spacing w:after="0" w:before="0"/>
+              <w:rPr>
+                <w:sz w:val="19"/>
+                <w:szCs w:val="19"/>
+              </w:rPr>
+            </w:pPr>
+            <w:r>
+              <w:rPr>
+                <w:sz w:val="19"/>
+                <w:szCs w:val="19"/>
+              </w:rPr>
+              <w:t xml:space="preserve">La date et l'heure de sortie du prochain chapitre.</w:t>
+            </w:r>
+          </w:p>
+        </w:tc>
+      </w:tr>
     </w:tbl>
     <w:p>
       <w:pPr>
@@ -3768,18 +3998,28 @@
     </w:p>
     <w:p>
       <w:r>
-        <w:t xml:space="preserve">Les lecteurs voient l'étape, les pourcentages, le pseudo des responsables et la date cible. Ils ne voient jamais la note pour l'équipe.</w:t>
+        <w:t xml:space="preserve">Les lecteurs voient l'étape, les pourcentages, le pseudo des responsables et la date cible. Ils ne voient jamais la note pour l'équipe. Le planning nourrit aussi la section </w:t>
+      </w:r>
+      <w:r>
+        <w:rPr>
+          <w:b/>
+          <w:bCs/>
+        </w:rPr>
+        <w:t xml:space="preserve">Planning</w:t>
+      </w:r>
+      <w:r>
+        <w:t xml:space="preserve"> de l'accueil : voir « Ce que voient les lecteurs ».</w:t>
       </w:r>
     </w:p>
     <w:p>
       <w:pPr>
         <w:pStyle w:val="Heading2"/>
       </w:pPr>
-      <w:bookmarkStart w:name="titre-14" w:id="81"/>
+      <w:bookmarkStart w:name="titre-14" w:id="85"/>
       <w:r>
         <w:t xml:space="preserve">3.5 Recevoir (ou ne plus recevoir) les rappels</w:t>
       </w:r>
-      <w:bookmarkEnd w:id="81"/>
+      <w:bookmarkEnd w:id="85"/>
     </w:p>
     <w:p>
       <w:r>
@@ -4031,11 +4271,11 @@
       <w:pPr>
         <w:pStyle w:val="Heading2"/>
       </w:pPr>
-      <w:bookmarkStart w:name="titre-15" w:id="82"/>
+      <w:bookmarkStart w:name="titre-15" w:id="86"/>
       <w:r>
         <w:t xml:space="preserve">3.6 Mettre un tome en pause</w:t>
       </w:r>
-      <w:bookmarkEnd w:id="82"/>
+      <w:bookmarkEnd w:id="86"/>
     </w:p>
     <w:p>
       <w:r>
@@ -4145,11 +4385,11 @@
       <w:pPr>
         <w:pStyle w:val="Heading2"/>
       </w:pPr>
-      <w:bookmarkStart w:name="titre-16" w:id="83"/>
+      <w:bookmarkStart w:name="titre-16" w:id="87"/>
       <w:r>
         <w:t xml:space="preserve">3.7 Retirer un tome ajouté par erreur</w:t>
       </w:r>
-      <w:bookmarkEnd w:id="83"/>
+      <w:bookmarkEnd w:id="87"/>
     </w:p>
     <w:p>
       <w:r>
@@ -4218,11 +4458,11 @@
       <w:pPr>
         <w:pStyle w:val="Heading2"/>
       </w:pPr>
-      <w:bookmarkStart w:name="titre-17" w:id="84"/>
+      <w:bookmarkStart w:name="titre-17" w:id="88"/>
       <w:r>
         <w:t xml:space="preserve">3.8 Trouver un tome dans le planning complet</w:t>
       </w:r>
-      <w:bookmarkEnd w:id="84"/>
+      <w:bookmarkEnd w:id="88"/>
     </w:p>
     <w:p>
       <w:r>
@@ -4366,11 +4606,11 @@
       <w:pPr>
         <w:pStyle w:val="Heading1"/>
       </w:pPr>
-      <w:bookmarkStart w:name="titre-18" w:id="85"/>
+      <w:bookmarkStart w:name="titre-18" w:id="89"/>
       <w:r>
         <w:t xml:space="preserve">4 Les œuvres</w:t>
       </w:r>
-      <w:bookmarkEnd w:id="85"/>
+      <w:bookmarkEnd w:id="89"/>
     </w:p>
     <w:p>
       <w:r>
@@ -4401,11 +4641,11 @@
       <w:pPr>
         <w:pStyle w:val="Heading2"/>
       </w:pPr>
-      <w:bookmarkStart w:name="titre-19" w:id="86"/>
+      <w:bookmarkStart w:name="titre-19" w:id="90"/>
       <w:r>
         <w:t xml:space="preserve">4.1 Créer une œuvre</w:t>
       </w:r>
-      <w:bookmarkEnd w:id="86"/>
+      <w:bookmarkEnd w:id="90"/>
     </w:p>
     <w:p>
       <w:pPr>
@@ -4836,11 +5076,11 @@
       <w:pPr>
         <w:pStyle w:val="Heading2"/>
       </w:pPr>
-      <w:bookmarkStart w:name="titre-20" w:id="87"/>
+      <w:bookmarkStart w:name="titre-20" w:id="91"/>
       <w:r>
         <w:t xml:space="preserve">4.2 Modifier une œuvre et cadrer sa couverture</w:t>
       </w:r>
-      <w:bookmarkEnd w:id="87"/>
+      <w:bookmarkEnd w:id="91"/>
     </w:p>
     <w:p>
       <w:pPr>
@@ -4973,11 +5213,11 @@
       <w:pPr>
         <w:pStyle w:val="Heading2"/>
       </w:pPr>
-      <w:bookmarkStart w:name="titre-21" w:id="88"/>
+      <w:bookmarkStart w:name="titre-21" w:id="92"/>
       <w:r>
         <w:t xml:space="preserve">4.3 Gérer les genres</w:t>
       </w:r>
-      <w:bookmarkEnd w:id="88"/>
+      <w:bookmarkEnd w:id="92"/>
     </w:p>
     <w:p>
       <w:r>
@@ -5106,11 +5346,11 @@
       <w:pPr>
         <w:pStyle w:val="Heading1"/>
       </w:pPr>
-      <w:bookmarkStart w:name="titre-22" w:id="89"/>
+      <w:bookmarkStart w:name="titre-22" w:id="93"/>
       <w:r>
         <w:t xml:space="preserve">5 Créer un tome vide</w:t>
       </w:r>
-      <w:bookmarkEnd w:id="89"/>
+      <w:bookmarkEnd w:id="93"/>
     </w:p>
     <w:p>
       <w:r>
@@ -5121,11 +5361,11 @@
       <w:pPr>
         <w:pStyle w:val="Heading2"/>
       </w:pPr>
-      <w:bookmarkStart w:name="titre-23" w:id="90"/>
+      <w:bookmarkStart w:name="titre-23" w:id="94"/>
       <w:r>
         <w:t xml:space="preserve">5.1 Ouvrir la page « Nouveau tome »</w:t>
       </w:r>
-      <w:bookmarkEnd w:id="90"/>
+      <w:bookmarkEnd w:id="94"/>
     </w:p>
     <w:p>
       <w:r>
@@ -5206,11 +5446,11 @@
       <w:pPr>
         <w:pStyle w:val="Heading2"/>
       </w:pPr>
-      <w:bookmarkStart w:name="titre-24" w:id="91"/>
+      <w:bookmarkStart w:name="titre-24" w:id="95"/>
       <w:r>
         <w:t xml:space="preserve">5.2 Créer le tome</w:t>
       </w:r>
-      <w:bookmarkEnd w:id="91"/>
+      <w:bookmarkEnd w:id="95"/>
     </w:p>
     <w:p>
       <w:pPr>
@@ -5223,7 +5463,7 @@
           <wp:inline distT="0" distB="0" distL="0" distR="0">
             <wp:extent cx="5715000" cy="5153025"/>
             <wp:effectExtent t="0" r="0" b="0" l="0"/>
-            <wp:docPr id="21" name="Main-contenu.png" descr="La page « Nouveau tome » : le tome, l'équipe et le calendrier, puis ce qui sera créé." title="La page « Nouveau tome » : le tome, l'équipe et le calendrier, puis ce qui sera créé."/>
+            <wp:docPr id="26" name="Main-contenu.png" descr="La page « Nouveau tome » : le tome, l'équipe et le calendrier, puis ce qui sera créé." title="La page « Nouveau tome » : le tome, l'équipe et le calendrier, puis ce qui sera créé."/>
             <wp:cNvGraphicFramePr>
               <a:graphicFrameLocks xmlns:a="http://schemas.openxmlformats.org/drawingml/2006/main" noChangeAspect="1"/>
             </wp:cNvGraphicFramePr>
@@ -5666,11 +5906,11 @@
       <w:pPr>
         <w:pStyle w:val="Heading2"/>
       </w:pPr>
-      <w:bookmarkStart w:name="titre-25" w:id="92"/>
+      <w:bookmarkStart w:name="titre-25" w:id="96"/>
       <w:r>
         <w:t xml:space="preserve">5.3 Comprendre la parution d'un tome</w:t>
       </w:r>
-      <w:bookmarkEnd w:id="92"/>
+      <w:bookmarkEnd w:id="96"/>
     </w:p>
     <w:p>
       <w:r>
@@ -6254,11 +6494,11 @@
       <w:pPr>
         <w:pStyle w:val="Heading1"/>
       </w:pPr>
-      <w:bookmarkStart w:name="titre-26" w:id="93"/>
+      <w:bookmarkStart w:name="titre-26" w:id="97"/>
       <w:r>
         <w:t xml:space="preserve">6 Préparer le fichier Word</w:t>
       </w:r>
-      <w:bookmarkEnd w:id="93"/>
+      <w:bookmarkEnd w:id="97"/>
     </w:p>
     <w:p>
       <w:r>
@@ -6269,11 +6509,11 @@
       <w:pPr>
         <w:pStyle w:val="Heading2"/>
       </w:pPr>
-      <w:bookmarkStart w:name="titre-27" w:id="94"/>
+      <w:bookmarkStart w:name="titre-27" w:id="98"/>
       <w:r>
         <w:t xml:space="preserve">6.1 Utiliser les bons styles</w:t>
       </w:r>
-      <w:bookmarkEnd w:id="94"/>
+      <w:bookmarkEnd w:id="98"/>
     </w:p>
     <w:tbl>
       <w:tblPr>
@@ -7242,11 +7482,11 @@
       <w:pPr>
         <w:pStyle w:val="Heading2"/>
       </w:pPr>
-      <w:bookmarkStart w:name="titre-28" w:id="95"/>
+      <w:bookmarkStart w:name="titre-28" w:id="99"/>
       <w:r>
         <w:t xml:space="preserve">6.2 Écrire les dialogues et les pensées</w:t>
       </w:r>
-      <w:bookmarkEnd w:id="95"/>
+      <w:bookmarkEnd w:id="99"/>
     </w:p>
     <w:p>
       <w:pPr>
@@ -7298,11 +7538,11 @@
       <w:pPr>
         <w:pStyle w:val="Heading2"/>
       </w:pPr>
-      <w:bookmarkStart w:name="titre-29" w:id="96"/>
+      <w:bookmarkStart w:name="titre-29" w:id="100"/>
       <w:r>
         <w:t xml:space="preserve">6.3 Décrire les illustrations</w:t>
       </w:r>
-      <w:bookmarkEnd w:id="96"/>
+      <w:bookmarkEnd w:id="100"/>
     </w:p>
     <w:p>
       <w:r>
@@ -7443,11 +7683,11 @@
       <w:pPr>
         <w:pStyle w:val="Heading2"/>
       </w:pPr>
-      <w:bookmarkStart w:name="titre-30" w:id="97"/>
+      <w:bookmarkStart w:name="titre-30" w:id="101"/>
       <w:r>
         <w:t xml:space="preserve">6.4 Forcer un début de chapitre avec un marqueur</w:t>
       </w:r>
-      <w:bookmarkEnd w:id="97"/>
+      <w:bookmarkEnd w:id="101"/>
     </w:p>
     <w:p>
       <w:r>
@@ -7925,11 +8165,11 @@
       <w:pPr>
         <w:pStyle w:val="Heading2"/>
       </w:pPr>
-      <w:bookmarkStart w:name="titre-31" w:id="98"/>
+      <w:bookmarkStart w:name="titre-31" w:id="102"/>
       <w:r>
         <w:t xml:space="preserve">6.5 Vérifier le fichier avant de l'envoyer</w:t>
       </w:r>
-      <w:bookmarkEnd w:id="98"/>
+      <w:bookmarkEnd w:id="102"/>
     </w:p>
     <w:p>
       <w:pPr>
@@ -8020,11 +8260,11 @@
       <w:pPr>
         <w:pStyle w:val="Heading1"/>
       </w:pPr>
-      <w:bookmarkStart w:name="titre-32" w:id="99"/>
+      <w:bookmarkStart w:name="titre-32" w:id="103"/>
       <w:r>
         <w:t xml:space="preserve">7 Ajouter des chapitres à un tome</w:t>
       </w:r>
-      <w:bookmarkEnd w:id="99"/>
+      <w:bookmarkEnd w:id="103"/>
     </w:p>
     <w:p>
       <w:r>
@@ -8075,11 +8315,11 @@
       <w:pPr>
         <w:pStyle w:val="Heading2"/>
       </w:pPr>
-      <w:bookmarkStart w:name="titre-33" w:id="100"/>
+      <w:bookmarkStart w:name="titre-33" w:id="104"/>
       <w:r>
         <w:t xml:space="preserve">7.1 Comprendre le formulaire</w:t>
       </w:r>
-      <w:bookmarkEnd w:id="100"/>
+      <w:bookmarkEnd w:id="104"/>
     </w:p>
     <w:p>
       <w:r>
@@ -8097,7 +8337,7 @@
           <wp:inline distT="0" distB="0" distL="0" distR="0">
             <wp:extent cx="4572000" cy="2333625"/>
             <wp:effectExtent t="0" r="0" b="0" l="0"/>
-            <wp:docPr id="22" name="Chapitre-tome.png" descr="Partie 1 · Le tome : l'œuvre, le tome et sa parution." title="Partie 1 · Le tome : l'œuvre, le tome et sa parution."/>
+            <wp:docPr id="27" name="Chapitre-tome.png" descr="Partie 1 · Le tome : l'œuvre, le tome et sa parution." title="Partie 1 · Le tome : l'œuvre, le tome et sa parution."/>
             <wp:cNvGraphicFramePr>
               <a:graphicFrameLocks xmlns:a="http://schemas.openxmlformats.org/drawingml/2006/main" noChangeAspect="1"/>
             </wp:cNvGraphicFramePr>
@@ -8201,7 +8441,7 @@
           <wp:inline distT="0" distB="0" distL="0" distR="0">
             <wp:extent cx="4572000" cy="4238625"/>
             <wp:effectExtent t="0" r="0" b="0" l="0"/>
-            <wp:docPr id="23" name="Chapitre-fichier.png" descr="Partie 2 · Le fichier : le site compare chaque chapitre du fichier au tome." title="Partie 2 · Le fichier : le site compare chaque chapitre du fichier au tome."/>
+            <wp:docPr id="28" name="Chapitre-fichier.png" descr="Partie 2 · Le fichier : le site compare chaque chapitre du fichier au tome." title="Partie 2 · Le fichier : le site compare chaque chapitre du fichier au tome."/>
             <wp:cNvGraphicFramePr>
               <a:graphicFrameLocks xmlns:a="http://schemas.openxmlformats.org/drawingml/2006/main" noChangeAspect="1"/>
             </wp:cNvGraphicFramePr>
@@ -8746,7 +8986,7 @@
           <wp:inline distT="0" distB="0" distL="0" distR="0">
             <wp:extent cx="4572000" cy="1990725"/>
             <wp:effectExtent t="0" r="0" b="0" l="0"/>
-            <wp:docPr id="24" name="Chapitre-sortie.png" descr="Partie 3 · La sortie des nouveaux chapitres." title="Partie 3 · La sortie des nouveaux chapitres."/>
+            <wp:docPr id="29" name="Chapitre-sortie.png" descr="Partie 3 · La sortie des nouveaux chapitres." title="Partie 3 · La sortie des nouveaux chapitres."/>
             <wp:cNvGraphicFramePr>
               <a:graphicFrameLocks xmlns:a="http://schemas.openxmlformats.org/drawingml/2006/main" noChangeAspect="1"/>
             </wp:cNvGraphicFramePr>
@@ -8880,7 +9120,7 @@
           <wp:inline distT="0" distB="0" distL="0" distR="0">
             <wp:extent cx="2571750" cy="4210050"/>
             <wp:effectExtent t="0" r="0" b="0" l="0"/>
-            <wp:docPr id="25" name="Chapitre-resume.png" descr="À droite : « Ce qui va se passer » et le bouton d'envoi, dont le texte change selon vos choix." title="À droite : « Ce qui va se passer » et le bouton d'envoi, dont le texte change selon vos choix."/>
+            <wp:docPr id="30" name="Chapitre-resume.png" descr="À droite : « Ce qui va se passer » et le bouton d'envoi, dont le texte change selon vos choix." title="À droite : « Ce qui va se passer » et le bouton d'envoi, dont le texte change selon vos choix."/>
             <wp:cNvGraphicFramePr>
               <a:graphicFrameLocks xmlns:a="http://schemas.openxmlformats.org/drawingml/2006/main" noChangeAspect="1"/>
             </wp:cNvGraphicFramePr>
@@ -8967,11 +9207,11 @@
       <w:pPr>
         <w:pStyle w:val="Heading2"/>
       </w:pPr>
-      <w:bookmarkStart w:name="titre-34" w:id="101"/>
+      <w:bookmarkStart w:name="titre-34" w:id="105"/>
       <w:r>
         <w:t xml:space="preserve">7.2 Publier le prologue d'un tome en cours</w:t>
       </w:r>
-      <w:bookmarkEnd w:id="101"/>
+      <w:bookmarkEnd w:id="105"/>
     </w:p>
     <w:p>
       <w:r>
@@ -9352,11 +9592,11 @@
       <w:pPr>
         <w:pStyle w:val="Heading2"/>
       </w:pPr>
-      <w:bookmarkStart w:name="titre-35" w:id="102"/>
+      <w:bookmarkStart w:name="titre-35" w:id="106"/>
       <w:r>
         <w:t xml:space="preserve">7.3 Programmer plusieurs chapitres au rythme</w:t>
       </w:r>
-      <w:bookmarkEnd w:id="102"/>
+      <w:bookmarkEnd w:id="106"/>
     </w:p>
     <w:p>
       <w:r>
@@ -9661,11 +9901,11 @@
       <w:pPr>
         <w:pStyle w:val="Heading2"/>
       </w:pPr>
-      <w:bookmarkStart w:name="titre-36" w:id="103"/>
+      <w:bookmarkStart w:name="titre-36" w:id="107"/>
       <w:r>
         <w:t xml:space="preserve">7.4 Publier un tome entier d'un coup</w:t>
       </w:r>
-      <w:bookmarkEnd w:id="103"/>
+      <w:bookmarkEnd w:id="107"/>
     </w:p>
     <w:p>
       <w:r>
@@ -9904,11 +10144,11 @@
       <w:pPr>
         <w:pStyle w:val="Heading2"/>
       </w:pPr>
-      <w:bookmarkStart w:name="titre-37" w:id="104"/>
+      <w:bookmarkStart w:name="titre-37" w:id="108"/>
       <w:r>
         <w:t xml:space="preserve">7.5 Donner tout le tome, chapitre par chapitre, avec les liens à la fin</w:t>
       </w:r>
-      <w:bookmarkEnd w:id="104"/>
+      <w:bookmarkEnd w:id="108"/>
     </w:p>
     <w:p>
       <w:r>
@@ -10213,11 +10453,11 @@
       <w:pPr>
         <w:pStyle w:val="Heading2"/>
       </w:pPr>
-      <w:bookmarkStart w:name="titre-38" w:id="105"/>
+      <w:bookmarkStart w:name="titre-38" w:id="109"/>
       <w:r>
         <w:t xml:space="preserve">7.6 Corriger un chapitre déjà en ligne</w:t>
       </w:r>
-      <w:bookmarkEnd w:id="105"/>
+      <w:bookmarkEnd w:id="109"/>
     </w:p>
     <w:p>
       <w:r>
@@ -10439,11 +10679,11 @@
       <w:pPr>
         <w:pStyle w:val="Heading2"/>
       </w:pPr>
-      <w:bookmarkStart w:name="titre-39" w:id="106"/>
+      <w:bookmarkStart w:name="titre-39" w:id="110"/>
       <w:r>
         <w:t xml:space="preserve">7.7 Découper soi-même les chapitres</w:t>
       </w:r>
-      <w:bookmarkEnd w:id="106"/>
+      <w:bookmarkEnd w:id="110"/>
     </w:p>
     <w:p>
       <w:r>
@@ -10751,11 +10991,11 @@
       <w:pPr>
         <w:pStyle w:val="Heading2"/>
       </w:pPr>
-      <w:bookmarkStart w:name="titre-40" w:id="107"/>
+      <w:bookmarkStart w:name="titre-40" w:id="111"/>
       <w:r>
         <w:t xml:space="preserve">7.8 Ajouter la lecture en ligne d'un tome déjà paru</w:t>
       </w:r>
-      <w:bookmarkEnd w:id="107"/>
+      <w:bookmarkEnd w:id="111"/>
     </w:p>
     <w:p>
       <w:r>
@@ -10853,11 +11093,11 @@
       <w:pPr>
         <w:pStyle w:val="Heading2"/>
       </w:pPr>
-      <w:bookmarkStart w:name="titre-41" w:id="108"/>
+      <w:bookmarkStart w:name="titre-41" w:id="112"/>
       <w:r>
         <w:t xml:space="preserve">7.9 Refaire toute la lecture en ligne d'un tome</w:t>
       </w:r>
-      <w:bookmarkEnd w:id="108"/>
+      <w:bookmarkEnd w:id="112"/>
     </w:p>
     <w:p>
       <w:r>
@@ -11076,11 +11316,11 @@
       <w:pPr>
         <w:pStyle w:val="Heading2"/>
       </w:pPr>
-      <w:bookmarkStart w:name="titre-42" w:id="109"/>
+      <w:bookmarkStart w:name="titre-42" w:id="113"/>
       <w:r>
         <w:t xml:space="preserve">7.10 Savoir ce qui sera annoncé</w:t>
       </w:r>
-      <w:bookmarkEnd w:id="109"/>
+      <w:bookmarkEnd w:id="113"/>
     </w:p>
     <w:tbl>
       <w:tblPr>
@@ -11910,21 +12150,21 @@
       <w:pPr>
         <w:pStyle w:val="Heading1"/>
       </w:pPr>
-      <w:bookmarkStart w:name="titre-43" w:id="110"/>
+      <w:bookmarkStart w:name="titre-43" w:id="114"/>
       <w:r>
         <w:t xml:space="preserve">8 Terminer un tome</w:t>
       </w:r>
-      <w:bookmarkEnd w:id="110"/>
+      <w:bookmarkEnd w:id="114"/>
     </w:p>
     <w:p>
       <w:pPr>
         <w:pStyle w:val="Heading2"/>
       </w:pPr>
-      <w:bookmarkStart w:name="titre-44" w:id="111"/>
+      <w:bookmarkStart w:name="titre-44" w:id="115"/>
       <w:r>
         <w:t xml:space="preserve">8.1 Terminer un tome avec son dernier envoi</w:t>
       </w:r>
-      <w:bookmarkEnd w:id="111"/>
+      <w:bookmarkEnd w:id="115"/>
     </w:p>
     <w:p>
       <w:r>
@@ -11942,7 +12182,7 @@
           <wp:inline distT="0" distB="0" distL="0" distR="0">
             <wp:extent cx="4572000" cy="2828925"/>
             <wp:effectExtent t="0" r="0" b="0" l="0"/>
-            <wp:docPr id="26" name="Chapitre-complet.png" descr="Les liens de téléchargement et les deux cases qui terminent le tome." title="Les liens de téléchargement et les deux cases qui terminent le tome."/>
+            <wp:docPr id="31" name="Chapitre-complet.png" descr="Les liens de téléchargement et les deux cases qui terminent le tome." title="Les liens de téléchargement et les deux cases qui terminent le tome."/>
             <wp:cNvGraphicFramePr>
               <a:graphicFrameLocks xmlns:a="http://schemas.openxmlformats.org/drawingml/2006/main" noChangeAspect="1"/>
             </wp:cNvGraphicFramePr>
@@ -12167,11 +12407,11 @@
       <w:pPr>
         <w:pStyle w:val="Heading2"/>
       </w:pPr>
-      <w:bookmarkStart w:name="titre-45" w:id="112"/>
+      <w:bookmarkStart w:name="titre-45" w:id="116"/>
       <w:r>
         <w:t xml:space="preserve">8.2 Passer un tome à « Publié » depuis sa fiche</w:t>
       </w:r>
-      <w:bookmarkEnd w:id="112"/>
+      <w:bookmarkEnd w:id="116"/>
     </w:p>
     <w:p>
       <w:r>
@@ -12331,7 +12571,7 @@
           <wp:inline distT="0" distB="0" distL="0" distR="0">
             <wp:extent cx="4572000" cy="2286000"/>
             <wp:effectExtent t="0" r="0" b="0" l="0"/>
-            <wp:docPr id="27" name="EtatTome-etats.png" descr="L'encadré « État du tome » de la fiche du tome." title="L'encadré « État du tome » de la fiche du tome."/>
+            <wp:docPr id="32" name="EtatTome-etats.png" descr="L'encadré « État du tome » de la fiche du tome." title="L'encadré « État du tome » de la fiche du tome."/>
             <wp:cNvGraphicFramePr>
               <a:graphicFrameLocks xmlns:a="http://schemas.openxmlformats.org/drawingml/2006/main" noChangeAspect="1"/>
             </wp:cNvGraphicFramePr>
@@ -12444,11 +12684,11 @@
       <w:pPr>
         <w:pStyle w:val="Heading2"/>
       </w:pPr>
-      <w:bookmarkStart w:name="titre-46" w:id="113"/>
+      <w:bookmarkStart w:name="titre-46" w:id="117"/>
       <w:r>
         <w:t xml:space="preserve">8.3 Remplacer un lien PDF ou EPUB mort</w:t>
       </w:r>
-      <w:bookmarkEnd w:id="113"/>
+      <w:bookmarkEnd w:id="117"/>
     </w:p>
     <w:p>
       <w:pPr>
@@ -12540,11 +12780,11 @@
       <w:pPr>
         <w:pStyle w:val="Heading1"/>
       </w:pPr>
-      <w:bookmarkStart w:name="titre-47" w:id="114"/>
+      <w:bookmarkStart w:name="titre-47" w:id="118"/>
       <w:r>
         <w:t xml:space="preserve">9 Modifier un tome</w:t>
       </w:r>
-      <w:bookmarkEnd w:id="114"/>
+      <w:bookmarkEnd w:id="118"/>
     </w:p>
     <w:p>
       <w:r>
@@ -12555,11 +12795,11 @@
       <w:pPr>
         <w:pStyle w:val="Heading2"/>
       </w:pPr>
-      <w:bookmarkStart w:name="titre-48" w:id="115"/>
+      <w:bookmarkStart w:name="titre-48" w:id="119"/>
       <w:r>
         <w:t xml:space="preserve">9.1 Trouver un tome</w:t>
       </w:r>
-      <w:bookmarkEnd w:id="115"/>
+      <w:bookmarkEnd w:id="119"/>
     </w:p>
     <w:p>
       <w:pPr>
@@ -12572,7 +12812,7 @@
           <wp:inline distT="0" distB="0" distL="0" distR="0">
             <wp:extent cx="5715000" cy="4314825"/>
             <wp:effectExtent t="0" r="0" b="0" l="0"/>
-            <wp:docPr id="28" name="TousLesTomes-contenu.png" descr="« Tous les tomes » : chaque tome avec sa parution et ses boutons." title="« Tous les tomes » : chaque tome avec sa parution et ses boutons."/>
+            <wp:docPr id="33" name="TousLesTomes-contenu.png" descr="« Tous les tomes » : chaque tome avec sa parution et ses boutons." title="« Tous les tomes » : chaque tome avec sa parution et ses boutons."/>
             <wp:cNvGraphicFramePr>
               <a:graphicFrameLocks xmlns:a="http://schemas.openxmlformats.org/drawingml/2006/main" noChangeAspect="1"/>
             </wp:cNvGraphicFramePr>
@@ -12786,11 +13026,11 @@
       <w:pPr>
         <w:pStyle w:val="Heading2"/>
       </w:pPr>
-      <w:bookmarkStart w:name="titre-49" w:id="116"/>
+      <w:bookmarkStart w:name="titre-49" w:id="120"/>
       <w:r>
         <w:t xml:space="preserve">9.2 Modifier les informations d'un tome</w:t>
       </w:r>
-      <w:bookmarkEnd w:id="116"/>
+      <w:bookmarkEnd w:id="120"/>
     </w:p>
     <w:p>
       <w:pPr>
@@ -12803,7 +13043,7 @@
           <wp:inline distT="0" distB="0" distL="0" distR="0">
             <wp:extent cx="5715000" cy="5448300"/>
             <wp:effectExtent t="0" r="0" b="0" l="0"/>
-            <wp:docPr id="29" name="TomeEnCours-contenu.png" descr="La fiche « Modifier le tome » : informations, chapitres, couverture, tome complet et planning." title="La fiche « Modifier le tome » : informations, chapitres, couverture, tome complet et planning."/>
+            <wp:docPr id="34" name="TomeEnCours-contenu.png" descr="La fiche « Modifier le tome » : informations, chapitres, couverture, tome complet et planning." title="La fiche « Modifier le tome » : informations, chapitres, couverture, tome complet et planning."/>
             <wp:cNvGraphicFramePr>
               <a:graphicFrameLocks xmlns:a="http://schemas.openxmlformats.org/drawingml/2006/main" noChangeAspect="1"/>
             </wp:cNvGraphicFramePr>
@@ -13058,11 +13298,11 @@
       <w:pPr>
         <w:pStyle w:val="Heading2"/>
       </w:pPr>
-      <w:bookmarkStart w:name="titre-50" w:id="117"/>
+      <w:bookmarkStart w:name="titre-50" w:id="121"/>
       <w:r>
         <w:t xml:space="preserve">9.3 Publier, reprogrammer ou retirer un chapitre</w:t>
       </w:r>
-      <w:bookmarkEnd w:id="117"/>
+      <w:bookmarkEnd w:id="121"/>
     </w:p>
     <w:p>
       <w:r>
@@ -13130,7 +13370,7 @@
           <wp:inline distT="0" distB="0" distL="0" distR="0">
             <wp:extent cx="4572000" cy="2695575"/>
             <wp:effectExtent t="0" r="0" b="0" l="0"/>
-            <wp:docPr id="30" name="TomeEnCours-chapitres.png" descr="La liste des chapitres d'un tome en cours." title="La liste des chapitres d'un tome en cours."/>
+            <wp:docPr id="35" name="TomeEnCours-chapitres.png" descr="La liste des chapitres d'un tome en cours." title="La liste des chapitres d'un tome en cours."/>
             <wp:cNvGraphicFramePr>
               <a:graphicFrameLocks xmlns:a="http://schemas.openxmlformats.org/drawingml/2006/main" noChangeAspect="1"/>
             </wp:cNvGraphicFramePr>
@@ -13353,11 +13593,11 @@
       <w:pPr>
         <w:pStyle w:val="Heading1"/>
       </w:pPr>
-      <w:bookmarkStart w:name="titre-51" w:id="118"/>
+      <w:bookmarkStart w:name="titre-51" w:id="122"/>
       <w:r>
         <w:t xml:space="preserve">10 Nouveau (version 2.1.5) : l'état des tomes et des œuvres</w:t>
       </w:r>
-      <w:bookmarkEnd w:id="118"/>
+      <w:bookmarkEnd w:id="122"/>
     </w:p>
     <w:tbl>
       <w:tblPr>
@@ -13421,11 +13661,11 @@
       <w:pPr>
         <w:pStyle w:val="Heading2"/>
       </w:pPr>
-      <w:bookmarkStart w:name="titre-52" w:id="119"/>
+      <w:bookmarkStart w:name="titre-52" w:id="123"/>
       <w:r>
         <w:t xml:space="preserve">10.1 Le cycle de vie d'un tome</w:t>
       </w:r>
-      <w:bookmarkEnd w:id="119"/>
+      <w:bookmarkEnd w:id="123"/>
     </w:p>
     <w:p>
       <w:r>
@@ -13443,7 +13683,7 @@
           <wp:inline distT="0" distB="0" distL="0" distR="0">
             <wp:extent cx="5715000" cy="2743200"/>
             <wp:effectExtent t="0" r="0" b="0" l="0"/>
-            <wp:docPr id="31" name="CycleTome-page.png" descr="Le cycle de vie d'un tome : Planifié, En cours de publication, Publié." title="Le cycle de vie d'un tome : Planifié, En cours de publication, Publié."/>
+            <wp:docPr id="36" name="CycleTome-page.png" descr="Le cycle de vie d'un tome : Planifié, En cours de publication, Publié." title="Le cycle de vie d'un tome : Planifié, En cours de publication, Publié."/>
             <wp:cNvGraphicFramePr>
               <a:graphicFrameLocks xmlns:a="http://schemas.openxmlformats.org/drawingml/2006/main" noChangeAspect="1"/>
             </wp:cNvGraphicFramePr>
@@ -14008,11 +14248,11 @@
       <w:pPr>
         <w:pStyle w:val="Heading2"/>
       </w:pPr>
-      <w:bookmarkStart w:name="titre-53" w:id="120"/>
+      <w:bookmarkStart w:name="titre-53" w:id="124"/>
       <w:r>
         <w:t xml:space="preserve">10.2 Changer l'état d'un tome</w:t>
       </w:r>
-      <w:bookmarkEnd w:id="120"/>
+      <w:bookmarkEnd w:id="124"/>
     </w:p>
     <w:p>
       <w:pPr>
@@ -14025,7 +14265,7 @@
           <wp:inline distT="0" distB="0" distL="0" distR="0">
             <wp:extent cx="5715000" cy="2857500"/>
             <wp:effectExtent t="0" r="0" b="0" l="0"/>
-            <wp:docPr id="32" name="EtatTome-etats.png" descr="L'encadré « État du tome » de la fiche, et les réglages propres à chaque état." title="L'encadré « État du tome » de la fiche, et les réglages propres à chaque état."/>
+            <wp:docPr id="37" name="EtatTome-etats.png" descr="L'encadré « État du tome » de la fiche, et les réglages propres à chaque état." title="L'encadré « État du tome » de la fiche, et les réglages propres à chaque état."/>
             <wp:cNvGraphicFramePr>
               <a:graphicFrameLocks xmlns:a="http://schemas.openxmlformats.org/drawingml/2006/main" noChangeAspect="1"/>
             </wp:cNvGraphicFramePr>
@@ -14322,11 +14562,11 @@
       <w:pPr>
         <w:pStyle w:val="Heading2"/>
       </w:pPr>
-      <w:bookmarkStart w:name="titre-54" w:id="121"/>
+      <w:bookmarkStart w:name="titre-54" w:id="125"/>
       <w:r>
         <w:t xml:space="preserve">10.3 Savoir ce que fait chaque changement</w:t>
       </w:r>
-      <w:bookmarkEnd w:id="121"/>
+      <w:bookmarkEnd w:id="125"/>
     </w:p>
     <w:p>
       <w:pPr>
@@ -14339,7 +14579,7 @@
           <wp:inline distT="0" distB="0" distL="0" distR="0">
             <wp:extent cx="5715000" cy="1333500"/>
             <wp:effectExtent t="0" r="0" b="0" l="0"/>
-            <wp:docPr id="33" name="EtatTome-confirmations.png" descr="Les confirmations demandées avant un changement qui touche les lecteurs." title="Les confirmations demandées avant un changement qui touche les lecteurs."/>
+            <wp:docPr id="38" name="EtatTome-confirmations.png" descr="Les confirmations demandées avant un changement qui touche les lecteurs." title="Les confirmations demandées avant un changement qui touche les lecteurs."/>
             <wp:cNvGraphicFramePr>
               <a:graphicFrameLocks xmlns:a="http://schemas.openxmlformats.org/drawingml/2006/main" noChangeAspect="1"/>
             </wp:cNvGraphicFramePr>
@@ -15339,11 +15579,11 @@
       <w:pPr>
         <w:pStyle w:val="Heading2"/>
       </w:pPr>
-      <w:bookmarkStart w:name="titre-55" w:id="122"/>
+      <w:bookmarkStart w:name="titre-55" w:id="126"/>
       <w:r>
         <w:t xml:space="preserve">10.4 J'ai publié au lieu de programmer : comment réparer</w:t>
       </w:r>
-      <w:bookmarkEnd w:id="122"/>
+      <w:bookmarkEnd w:id="126"/>
     </w:p>
     <w:p>
       <w:r>
@@ -15617,11 +15857,11 @@
       <w:pPr>
         <w:pStyle w:val="Heading2"/>
       </w:pPr>
-      <w:bookmarkStart w:name="titre-56" w:id="123"/>
+      <w:bookmarkStart w:name="titre-56" w:id="127"/>
       <w:r>
         <w:t xml:space="preserve">10.5 Changer l'état d'une œuvre</w:t>
       </w:r>
-      <w:bookmarkEnd w:id="123"/>
+      <w:bookmarkEnd w:id="127"/>
     </w:p>
     <w:p>
       <w:r>
@@ -15649,7 +15889,7 @@
           <wp:inline distT="0" distB="0" distL="0" distR="0">
             <wp:extent cx="5715000" cy="4581525"/>
             <wp:effectExtent t="0" r="0" b="0" l="0"/>
-            <wp:docPr id="34" name="EtatOeuvre-contenu.png" descr="La liste « Œuvres » avec l'état de chaque œuvre et de ses tomes." title="La liste « Œuvres » avec l'état de chaque œuvre et de ses tomes."/>
+            <wp:docPr id="39" name="EtatOeuvre-contenu.png" descr="La liste « Œuvres » avec l'état de chaque œuvre et de ses tomes." title="La liste « Œuvres » avec l'état de chaque œuvre et de ses tomes."/>
             <wp:cNvGraphicFramePr>
               <a:graphicFrameLocks xmlns:a="http://schemas.openxmlformats.org/drawingml/2006/main" noChangeAspect="1"/>
             </wp:cNvGraphicFramePr>
@@ -16515,26 +16755,159 @@
       <w:pPr>
         <w:pStyle w:val="Heading1"/>
       </w:pPr>
-      <w:bookmarkStart w:name="titre-57" w:id="124"/>
+      <w:bookmarkStart w:name="titre-57" w:id="128"/>
       <w:r>
         <w:t xml:space="preserve">11 Ce que voient les lecteurs</w:t>
       </w:r>
-      <w:bookmarkEnd w:id="124"/>
+      <w:bookmarkEnd w:id="128"/>
     </w:p>
     <w:p>
       <w:r>
         <w:t xml:space="preserve">Il est utile de savoir ce que montre le site, pour répondre aux lecteurs sur Discord.</w:t>
       </w:r>
     </w:p>
+    <w:tbl>
+      <w:tblPr>
+        <w:tblW w:type="dxa" w:w="9026"/>
+        <w:tblBorders>
+          <w:top w:val="single" w:color="auto" w:sz="4"/>
+          <w:left w:val="single" w:color="auto" w:sz="4"/>
+          <w:bottom w:val="single" w:color="auto" w:sz="4"/>
+          <w:right w:val="single" w:color="auto" w:sz="4"/>
+          <w:insideH w:val="single" w:color="auto" w:sz="4"/>
+          <w:insideV w:val="single" w:color="auto" w:sz="4"/>
+        </w:tblBorders>
+      </w:tblPr>
+      <w:tblGrid>
+        <w:gridCol w:w="9026"/>
+      </w:tblGrid>
+      <w:tr>
+        <w:trPr>
+          <w:cantSplit/>
+        </w:trPr>
+        <w:tc>
+          <w:tcPr>
+            <w:tcW w:type="dxa" w:w="9026"/>
+            <w:tcBorders>
+              <w:top w:val="none" w:color="FFFFFF" w:sz="0"/>
+              <w:left w:val="single" w:color="D6457F" w:sz="24"/>
+              <w:bottom w:val="none" w:color="FFFFFF" w:sz="0"/>
+              <w:right w:val="none" w:color="FFFFFF" w:sz="0"/>
+            </w:tcBorders>
+            <w:shd w:fill="FCE8F1" w:color="auto" w:val="clear"/>
+            <w:tcMar>
+              <w:top w:type="dxa" w:w="120"/>
+              <w:left w:type="dxa" w:w="200"/>
+              <w:bottom w:type="dxa" w:w="120"/>
+              <w:right w:type="dxa" w:w="160"/>
+            </w:tcMar>
+          </w:tcPr>
+          <w:p>
+            <w:pPr>
+              <w:spacing w:after="0" w:before="0"/>
+            </w:pPr>
+            <w:r>
+              <w:rPr>
+                <w:b/>
+                <w:bCs/>
+                <w:color w:val="9C1F52"/>
+              </w:rPr>
+              <w:t xml:space="preserve">Nouveau</w:t>
+            </w:r>
+            <w:r>
+              <w:t xml:space="preserve"> : </w:t>
+            </w:r>
+            <w:r>
+              <w:t xml:space="preserve">depuis la version 2.1.6, l'accueil a une section </w:t>
+            </w:r>
+            <w:r>
+              <w:rPr>
+                <w:b/>
+                <w:bCs/>
+              </w:rPr>
+              <w:t xml:space="preserve">Planning</w:t>
+            </w:r>
+            <w:r>
+              <w:t xml:space="preserve"> à la place de la carte « Prochaines sorties », et la page Planning montre le prochain tome et une vue </w:t>
+            </w:r>
+            <w:r>
+              <w:rPr>
+                <w:b/>
+                <w:bCs/>
+              </w:rPr>
+              <w:t xml:space="preserve">Chapitres</w:t>
+            </w:r>
+            <w:r>
+              <w:t xml:space="preserve">. Rien n'est à saisir en plus : tout vient du planning, des chapitres publiés ou programmés avec </w:t>
+            </w:r>
+            <w:r>
+              <w:rPr>
+                <w:b/>
+                <w:bCs/>
+              </w:rPr>
+              <w:t xml:space="preserve">Ajouter des chapitres</w:t>
+            </w:r>
+            <w:r>
+              <w:t xml:space="preserve">, et des champs </w:t>
+            </w:r>
+            <w:r>
+              <w:rPr>
+                <w:b/>
+                <w:bCs/>
+              </w:rPr>
+              <w:t xml:space="preserve">Chapitres prévus</w:t>
+            </w:r>
+            <w:r>
+              <w:t xml:space="preserve"> et </w:t>
+            </w:r>
+            <w:r>
+              <w:rPr>
+                <w:b/>
+                <w:bCs/>
+              </w:rPr>
+              <w:t xml:space="preserve">Rythme</w:t>
+            </w:r>
+            <w:r>
+              <w:t xml:space="preserve"> du tome.</w:t>
+            </w:r>
+          </w:p>
+        </w:tc>
+      </w:tr>
+    </w:tbl>
     <w:p>
       <w:pPr>
         <w:pStyle w:val="Heading2"/>
       </w:pPr>
-      <w:bookmarkStart w:name="titre-58" w:id="125"/>
-      <w:r>
-        <w:t xml:space="preserve">11.1 La fiche d'une œuvre</w:t>
-      </w:r>
-      <w:bookmarkEnd w:id="125"/>
+      <w:bookmarkStart w:name="titre-58" w:id="129"/>
+      <w:r>
+        <w:t xml:space="preserve">11.1 La page d'accueil</w:t>
+      </w:r>
+      <w:bookmarkEnd w:id="129"/>
+    </w:p>
+    <w:p>
+      <w:r>
+        <w:t xml:space="preserve">En haut, </w:t>
+      </w:r>
+      <w:r>
+        <w:rPr>
+          <w:b/>
+          <w:bCs/>
+        </w:rPr>
+        <w:t xml:space="preserve">Dernières sorties</w:t>
+      </w:r>
+      <w:r>
+        <w:t xml:space="preserve"> ne change pas : les derniers tomes et chapitres parus. Juste en dessous, la section </w:t>
+      </w:r>
+      <w:r>
+        <w:rPr>
+          <w:b/>
+          <w:bCs/>
+        </w:rPr>
+        <w:t xml:space="preserve">Planning</w:t>
+      </w:r>
+      <w:r>
+        <w:t xml:space="preserve">, sur toute la largeur.</w:t>
+      </w:r>
     </w:p>
     <w:p>
       <w:pPr>
@@ -16545,9 +16918,9 @@
       <w:r>
         <w:drawing>
           <wp:inline distT="0" distB="0" distL="0" distR="0">
-            <wp:extent cx="5715000" cy="4095750"/>
+            <wp:extent cx="5715000" cy="4676775"/>
             <wp:effectExtent t="0" r="0" b="0" l="0"/>
-            <wp:docPr id="35" name="Public-page.png" descr="La fiche d'une œuvre, vue par un lecteur." title="La fiche d'une œuvre, vue par un lecteur."/>
+            <wp:docPr id="40" name="Accueil-planning.png" descr="La section « Planning » de l'accueil : le prochain tome à la une, puis les chapitres et les tomes en préparation." title="La section « Planning » de l'accueil : le prochain tome à la une, puis les chapitres et les tomes en préparation."/>
             <wp:cNvGraphicFramePr>
               <a:graphicFrameLocks xmlns:a="http://schemas.openxmlformats.org/drawingml/2006/main" noChangeAspect="1"/>
             </wp:cNvGraphicFramePr>
@@ -16570,7 +16943,7 @@
                   <pic:spPr bwMode="auto">
                     <a:xfrm>
                       <a:off x="0" y="0"/>
-                      <a:ext cx="5715000" cy="4095750"/>
+                      <a:ext cx="5715000" cy="4676775"/>
                     </a:xfrm>
                     <a:prstGeom prst="rect">
                       <a:avLst/>
@@ -16595,7 +16968,7 @@
         <w:t xml:space="preserve">Figure 17 — </w:t>
       </w:r>
       <w:r>
-        <w:t xml:space="preserve">La fiche d'une œuvre, vue par un lecteur.</w:t>
+        <w:t xml:space="preserve">La section « Planning » de l'accueil : le prochain tome à la une, puis les chapitres et les tomes en préparation.</w:t>
       </w:r>
     </w:p>
     <w:p>
@@ -16608,14 +16981,61 @@
         <w:spacing w:after="60" w:before="0"/>
       </w:pPr>
       <w:r>
-        <w:t xml:space="preserve">En haut : la couverture, le type, l'état de la traduction, le synopsis et les boutons pour reprendre la lecture, mettre l'œuvre en favori (avec une alerte à chaque sortie) et l'</w:t>
-      </w:r>
-      <w:r>
-        <w:rPr>
-          <w:b/>
-          <w:bCs/>
-        </w:rPr>
-        <w:t xml:space="preserve">Ajouter à une liste</w:t>
+        <w:rPr>
+          <w:b/>
+          <w:bCs/>
+        </w:rPr>
+        <w:t xml:space="preserve">À la une : prochain tome</w:t>
+      </w:r>
+      <w:r>
+        <w:t xml:space="preserve"> : la couverture, l'œuvre, le tome, la date de sortie et un compte à rebours (« J-2 »). À droite, les barres </w:t>
+      </w:r>
+      <w:r>
+        <w:rPr>
+          <w:b/>
+          <w:bCs/>
+        </w:rPr>
+        <w:t xml:space="preserve">Traduction</w:t>
+      </w:r>
+      <w:r>
+        <w:t xml:space="preserve">, </w:t>
+      </w:r>
+      <w:r>
+        <w:rPr>
+          <w:b/>
+          <w:bCs/>
+        </w:rPr>
+        <w:t xml:space="preserve">Relecture</w:t>
+      </w:r>
+      <w:r>
+        <w:t xml:space="preserve"> et </w:t>
+      </w:r>
+      <w:r>
+        <w:rPr>
+          <w:b/>
+          <w:bCs/>
+        </w:rPr>
+        <w:t xml:space="preserve">Édition</w:t>
+      </w:r>
+      <w:r>
+        <w:t xml:space="preserve">. Les boutons </w:t>
+      </w:r>
+      <w:r>
+        <w:rPr>
+          <w:b/>
+          <w:bCs/>
+        </w:rPr>
+        <w:t xml:space="preserve">Suivre l'œuvre</w:t>
+      </w:r>
+      <w:r>
+        <w:t xml:space="preserve"> et </w:t>
+      </w:r>
+      <w:r>
+        <w:rPr>
+          <w:b/>
+          <w:bCs/>
+        </w:rPr>
+        <w:t xml:space="preserve">Voir la fiche</w:t>
       </w:r>
       <w:r>
         <w:t xml:space="preserve">.</w:t>
@@ -16631,17 +17051,143 @@
         <w:spacing w:after="60" w:before="0"/>
       </w:pPr>
       <w:r>
-        <w:t xml:space="preserve">À droite : la </w:t>
-      </w:r>
-      <w:r>
-        <w:rPr>
-          <w:b/>
-          <w:bCs/>
-        </w:rPr>
-        <w:t xml:space="preserve">Prochaine sortie</w:t>
-      </w:r>
-      <w:r>
-        <w:t xml:space="preserve">, quand un chapitre est programmé.</w:t>
+        <w:rPr>
+          <w:b/>
+          <w:bCs/>
+        </w:rPr>
+        <w:t xml:space="preserve">Chapitres en lecture</w:t>
+      </w:r>
+      <w:r>
+        <w:t xml:space="preserve">, à gauche :</w:t>
+      </w:r>
+    </w:p>
+    <w:p>
+      <w:pPr>
+        <w:pStyle w:val="ListParagraph"/>
+        <w:numPr>
+          <w:ilvl w:val="1"/>
+          <w:numId w:val="2"/>
+        </w:numPr>
+        <w:spacing w:after="40" w:before="0"/>
+      </w:pPr>
+      <w:r>
+        <w:t xml:space="preserve">les tomes publiés chapitre par chapitre, avec leur progression (« 3 / 12 ») et leur rythme (« Chaque samedi à 18 h ») ;</w:t>
+      </w:r>
+    </w:p>
+    <w:p>
+      <w:pPr>
+        <w:pStyle w:val="ListParagraph"/>
+        <w:numPr>
+          <w:ilvl w:val="1"/>
+          <w:numId w:val="2"/>
+        </w:numPr>
+        <w:spacing w:after="40" w:before="0"/>
+      </w:pPr>
+      <w:r>
+        <w:rPr>
+          <w:b/>
+          <w:bCs/>
+        </w:rPr>
+        <w:t xml:space="preserve">Prochains · programmés</w:t>
+      </w:r>
+      <w:r>
+        <w:t xml:space="preserve"> : les prochains chapitres programmés, avec leur date et le bouton </w:t>
+      </w:r>
+      <w:r>
+        <w:rPr>
+          <w:b/>
+          <w:bCs/>
+        </w:rPr>
+        <w:t xml:space="preserve">Me prévenir</w:t>
+      </w:r>
+      <w:r>
+        <w:t xml:space="preserve"> ;</w:t>
+      </w:r>
+    </w:p>
+    <w:p>
+      <w:pPr>
+        <w:pStyle w:val="ListParagraph"/>
+        <w:numPr>
+          <w:ilvl w:val="1"/>
+          <w:numId w:val="2"/>
+        </w:numPr>
+        <w:spacing w:after="40" w:before="0"/>
+      </w:pPr>
+      <w:r>
+        <w:t xml:space="preserve">le repère </w:t>
+      </w:r>
+      <w:r>
+        <w:rPr>
+          <w:b/>
+          <w:bCs/>
+        </w:rPr>
+        <w:t xml:space="preserve">Aujourd'hui</w:t>
+      </w:r>
+      <w:r>
+        <w:t xml:space="preserve"> ;</w:t>
+      </w:r>
+    </w:p>
+    <w:p>
+      <w:pPr>
+        <w:pStyle w:val="ListParagraph"/>
+        <w:numPr>
+          <w:ilvl w:val="1"/>
+          <w:numId w:val="2"/>
+        </w:numPr>
+        <w:spacing w:after="40" w:before="0"/>
+      </w:pPr>
+      <w:r>
+        <w:rPr>
+          <w:b/>
+          <w:bCs/>
+        </w:rPr>
+        <w:t xml:space="preserve">Publiés récemment</w:t>
+      </w:r>
+      <w:r>
+        <w:t xml:space="preserve"> : les chapitres parus ces 14 derniers jours, avec </w:t>
+      </w:r>
+      <w:r>
+        <w:rPr>
+          <w:b/>
+          <w:bCs/>
+        </w:rPr>
+        <w:t xml:space="preserve">Lire</w:t>
+      </w:r>
+      <w:r>
+        <w:t xml:space="preserve">. Un chapitre de moins de 48 h porte le badge </w:t>
+      </w:r>
+      <w:r>
+        <w:rPr>
+          <w:b/>
+          <w:bCs/>
+        </w:rPr>
+        <w:t xml:space="preserve">Nouveau</w:t>
+      </w:r>
+      <w:r>
+        <w:t xml:space="preserve"> ;</w:t>
+      </w:r>
+    </w:p>
+    <w:p>
+      <w:pPr>
+        <w:pStyle w:val="ListParagraph"/>
+        <w:numPr>
+          <w:ilvl w:val="1"/>
+          <w:numId w:val="2"/>
+        </w:numPr>
+        <w:spacing w:after="40" w:before="0"/>
+      </w:pPr>
+      <w:r>
+        <w:t xml:space="preserve">le lien </w:t>
+      </w:r>
+      <w:r>
+        <w:rPr>
+          <w:b/>
+          <w:bCs/>
+        </w:rPr>
+        <w:t xml:space="preserve">Tous les chapitres publiés</w:t>
+      </w:r>
+      <w:r>
+        <w:t xml:space="preserve">.</w:t>
       </w:r>
     </w:p>
     <w:p>
@@ -16654,14 +17200,21 @@
         <w:spacing w:after="60" w:before="0"/>
       </w:pPr>
       <w:r>
-        <w:t xml:space="preserve">La liste des tomes : chaque tome avec sa parution (</w:t>
-      </w:r>
-      <w:r>
-        <w:rPr>
-          <w:b/>
-          <w:bCs/>
-        </w:rPr>
-        <w:t xml:space="preserve">À paraître</w:t>
+        <w:rPr>
+          <w:b/>
+          <w:bCs/>
+        </w:rPr>
+        <w:t xml:space="preserve">Tomes en préparation</w:t>
+      </w:r>
+      <w:r>
+        <w:t xml:space="preserve">, à droite : les tomes suivants, avec leur étape, le pourcentage, la date cible (ou « à venir ») et une pastille d'état (</w:t>
+      </w:r>
+      <w:r>
+        <w:rPr>
+          <w:b/>
+          <w:bCs/>
+        </w:rPr>
+        <w:t xml:space="preserve">À l'heure</w:t>
       </w:r>
       <w:r>
         <w:t xml:space="preserve">, </w:t>
@@ -16671,7 +17224,7 @@
           <w:b/>
           <w:bCs/>
         </w:rPr>
-        <w:t xml:space="preserve">En cours</w:t>
+        <w:t xml:space="preserve">En retard</w:t>
       </w:r>
       <w:r>
         <w:t xml:space="preserve">, </w:t>
@@ -16681,27 +17234,22 @@
           <w:b/>
           <w:bCs/>
         </w:rPr>
-        <w:t xml:space="preserve">Publié</w:t>
-      </w:r>
-      <w:r>
-        <w:t xml:space="preserve">), </w:t>
-      </w:r>
-      <w:r>
-        <w:rPr>
-          <w:b/>
-          <w:bCs/>
-        </w:rPr>
-        <w:t xml:space="preserve">Lire en ligne</w:t>
-      </w:r>
-      <w:r>
-        <w:t xml:space="preserve"> et, pour un tome publié, </w:t>
-      </w:r>
-      <w:r>
-        <w:rPr>
-          <w:b/>
-          <w:bCs/>
-        </w:rPr>
-        <w:t xml:space="preserve">PDF</w:t>
+        <w:t xml:space="preserve">Bloqué</w:t>
+      </w:r>
+      <w:r>
+        <w:t xml:space="preserve">). Une légende explique les pastilles.</w:t>
+      </w:r>
+    </w:p>
+    <w:p>
+      <w:r>
+        <w:t xml:space="preserve">Les deux colonnes ont la même hauteur. Sur téléphone, elles deviennent deux onglets : </w:t>
+      </w:r>
+      <w:r>
+        <w:rPr>
+          <w:b/>
+          <w:bCs/>
+        </w:rPr>
+        <w:t xml:space="preserve">Chapitres</w:t>
       </w:r>
       <w:r>
         <w:t xml:space="preserve"> et </w:t>
@@ -16711,543 +17259,30 @@
           <w:b/>
           <w:bCs/>
         </w:rPr>
-        <w:t xml:space="preserve">EPUB</w:t>
+        <w:t xml:space="preserve">Tomes</w:t>
+      </w:r>
+      <w:r>
+        <w:t xml:space="preserve">. Viennent ensuite, sans changement, les </w:t>
+      </w:r>
+      <w:r>
+        <w:rPr>
+          <w:b/>
+          <w:bCs/>
+        </w:rPr>
+        <w:t xml:space="preserve">Actualités</w:t>
+      </w:r>
+      <w:r>
+        <w:t xml:space="preserve">, le Discord et </w:t>
+      </w:r>
+      <w:r>
+        <w:rPr>
+          <w:b/>
+          <w:bCs/>
+        </w:rPr>
+        <w:t xml:space="preserve">Nos partenaires</w:t>
       </w:r>
       <w:r>
         <w:t xml:space="preserve">.</w:t>
-      </w:r>
-    </w:p>
-    <w:p>
-      <w:pPr>
-        <w:pStyle w:val="ListParagraph"/>
-        <w:numPr>
-          <w:ilvl w:val="0"/>
-          <w:numId w:val="2"/>
-        </w:numPr>
-        <w:spacing w:after="60" w:before="0"/>
-      </w:pPr>
-      <w:r>
-        <w:t xml:space="preserve">Les onglets </w:t>
-      </w:r>
-      <w:r>
-        <w:rPr>
-          <w:b/>
-          <w:bCs/>
-        </w:rPr>
-        <w:t xml:space="preserve">Actualités</w:t>
-      </w:r>
-      <w:r>
-        <w:t xml:space="preserve"> et </w:t>
-      </w:r>
-      <w:r>
-        <w:rPr>
-          <w:b/>
-          <w:bCs/>
-        </w:rPr>
-        <w:t xml:space="preserve">Glossaire</w:t>
-      </w:r>
-      <w:r>
-        <w:t xml:space="preserve"> apparaissent quand l'œuvre en a.</w:t>
-      </w:r>
-    </w:p>
-    <w:p>
-      <w:pPr>
-        <w:pStyle w:val="Heading2"/>
-      </w:pPr>
-      <w:bookmarkStart w:name="titre-59" w:id="126"/>
-      <w:r>
-        <w:t xml:space="preserve">11.2 La page d'un tome en cours</w:t>
-      </w:r>
-      <w:bookmarkEnd w:id="126"/>
-    </w:p>
-    <w:p>
-      <w:pPr>
-        <w:keepNext/>
-        <w:spacing w:after="60" w:before="160"/>
-        <w:jc w:val="center"/>
-      </w:pPr>
-      <w:r>
-        <w:drawing>
-          <wp:inline distT="0" distB="0" distL="0" distR="0">
-            <wp:extent cx="5715000" cy="3476625"/>
-            <wp:effectExtent t="0" r="0" b="0" l="0"/>
-            <wp:docPr id="36" name="PublicTome-page.png" descr="La page d'un tome en cours, vue par un lecteur." title="La page d'un tome en cours, vue par un lecteur."/>
-            <wp:cNvGraphicFramePr>
-              <a:graphicFrameLocks xmlns:a="http://schemas.openxmlformats.org/drawingml/2006/main" noChangeAspect="1"/>
-            </wp:cNvGraphicFramePr>
-            <a:graphic xmlns:a="http://schemas.openxmlformats.org/drawingml/2006/main">
-              <a:graphicData uri="http://schemas.openxmlformats.org/drawingml/2006/picture">
-                <pic:pic xmlns:pic="http://schemas.openxmlformats.org/drawingml/2006/picture">
-                  <pic:nvPicPr>
-                    <pic:cNvPr id="0" name="" descr=""/>
-                    <pic:cNvPicPr>
-                      <a:picLocks noChangeAspect="1" noChangeArrowheads="1"/>
-                    </pic:cNvPicPr>
-                  </pic:nvPicPr>
-                  <pic:blipFill>
-                    <a:blip r:embed="rId27" cstate="none"/>
-                    <a:srcRect/>
-                    <a:stretch>
-                      <a:fillRect/>
-                    </a:stretch>
-                  </pic:blipFill>
-                  <pic:spPr bwMode="auto">
-                    <a:xfrm>
-                      <a:off x="0" y="0"/>
-                      <a:ext cx="5715000" cy="3476625"/>
-                    </a:xfrm>
-                    <a:prstGeom prst="rect">
-                      <a:avLst/>
-                    </a:prstGeom>
-                  </pic:spPr>
-                </pic:pic>
-              </a:graphicData>
-            </a:graphic>
-          </wp:inline>
-        </w:drawing>
-      </w:r>
-    </w:p>
-    <w:p>
-      <w:pPr>
-        <w:pStyle w:val="Legende"/>
-      </w:pPr>
-      <w:r>
-        <w:rPr>
-          <w:b/>
-          <w:bCs/>
-        </w:rPr>
-        <w:t xml:space="preserve">Figure 18 — </w:t>
-      </w:r>
-      <w:r>
-        <w:t xml:space="preserve">La page d'un tome en cours, vue par un lecteur.</w:t>
-      </w:r>
-    </w:p>
-    <w:p>
-      <w:pPr>
-        <w:pStyle w:val="ListParagraph"/>
-        <w:numPr>
-          <w:ilvl w:val="0"/>
-          <w:numId w:val="2"/>
-        </w:numPr>
-        <w:spacing w:after="60" w:before="0"/>
-      </w:pPr>
-      <w:r>
-        <w:t xml:space="preserve">Le titre, « En cours · 3 sur 12 » et le rythme : « un nouveau chapitre chaque samedi à 18 h ».</w:t>
-      </w:r>
-    </w:p>
-    <w:p>
-      <w:pPr>
-        <w:pStyle w:val="ListParagraph"/>
-        <w:numPr>
-          <w:ilvl w:val="0"/>
-          <w:numId w:val="2"/>
-        </w:numPr>
-        <w:spacing w:after="60" w:before="0"/>
-      </w:pPr>
-      <w:r>
-        <w:t xml:space="preserve">Le </w:t>
-      </w:r>
-      <w:r>
-        <w:rPr>
-          <w:b/>
-          <w:bCs/>
-        </w:rPr>
-        <w:t xml:space="preserve">Sommaire</w:t>
-      </w:r>
-      <w:r>
-        <w:t xml:space="preserve"> : les chapitres en ligne, les chapitres programmés avec leur date, puis les chapitres « à venir ».</w:t>
-      </w:r>
-    </w:p>
-    <w:p>
-      <w:pPr>
-        <w:pStyle w:val="ListParagraph"/>
-        <w:numPr>
-          <w:ilvl w:val="0"/>
-          <w:numId w:val="2"/>
-        </w:numPr>
-        <w:spacing w:after="60" w:before="0"/>
-      </w:pPr>
-      <w:r>
-        <w:rPr>
-          <w:b/>
-          <w:bCs/>
-        </w:rPr>
-        <w:t xml:space="preserve">PDF et EPUB seront proposés quand les 12 chapitres seront en ligne</w:t>
-      </w:r>
-      <w:r>
-        <w:t xml:space="preserve"> : les liens n'apparaissent qu'une fois le tome complet.</w:t>
-      </w:r>
-    </w:p>
-    <w:p>
-      <w:pPr>
-        <w:pStyle w:val="ListParagraph"/>
-        <w:numPr>
-          <w:ilvl w:val="0"/>
-          <w:numId w:val="2"/>
-        </w:numPr>
-        <w:spacing w:after="60" w:before="0"/>
-      </w:pPr>
-      <w:r>
-        <w:t xml:space="preserve">Les </w:t>
-      </w:r>
-      <w:r>
-        <w:rPr>
-          <w:b/>
-          <w:bCs/>
-        </w:rPr>
-        <w:t xml:space="preserve">Crédits</w:t>
-      </w:r>
-      <w:r>
-        <w:t xml:space="preserve"> : traduction, relecture, édition.</w:t>
-      </w:r>
-    </w:p>
-    <w:p>
-      <w:pPr>
-        <w:pStyle w:val="Heading1"/>
-      </w:pPr>
-      <w:bookmarkStart w:name="titre-60" w:id="127"/>
-      <w:r>
-        <w:t xml:space="preserve">12 Glossaires, actualités et commentaires</w:t>
-      </w:r>
-      <w:bookmarkEnd w:id="127"/>
-    </w:p>
-    <w:p>
-      <w:pPr>
-        <w:pStyle w:val="Heading2"/>
-      </w:pPr>
-      <w:bookmarkStart w:name="titre-61" w:id="128"/>
-      <w:r>
-        <w:t xml:space="preserve">12.1 Publier le glossaire d'une œuvre</w:t>
-      </w:r>
-      <w:bookmarkEnd w:id="128"/>
-    </w:p>
-    <w:p>
-      <w:r>
-        <w:t xml:space="preserve">Réservé aux éditeurs et aux gérants. Le glossaire vient du fichier </w:t>
-      </w:r>
-      <w:r>
-        <w:rPr>
-          <w:rFonts w:ascii="Consolas" w:cs="Consolas" w:eastAsia="Consolas" w:hAnsi="Consolas"/>
-          <w:sz w:val="19"/>
-          <w:szCs w:val="19"/>
-          <w:shd w:fill="EFEAF5" w:color="auto" w:val="clear"/>
-        </w:rPr>
-        <w:t xml:space="preserve">glossaire.yaml</w:t>
-      </w:r>
-      <w:r>
-        <w:t xml:space="preserve"> de Yume-Trad.</w:t>
-      </w:r>
-    </w:p>
-    <w:p>
-      <w:pPr>
-        <w:pStyle w:val="ListParagraph"/>
-        <w:numPr>
-          <w:ilvl w:val="0"/>
-          <w:numId w:val="29"/>
-        </w:numPr>
-        <w:spacing w:after="60" w:before="40"/>
-      </w:pPr>
-      <w:r>
-        <w:t xml:space="preserve">Dans le menu, ouvrez </w:t>
-      </w:r>
-      <w:r>
-        <w:rPr>
-          <w:b/>
-          <w:bCs/>
-        </w:rPr>
-        <w:t xml:space="preserve">Catalogue</w:t>
-      </w:r>
-      <w:r>
-        <w:t xml:space="preserve">, puis </w:t>
-      </w:r>
-      <w:r>
-        <w:rPr>
-          <w:b/>
-          <w:bCs/>
-        </w:rPr>
-        <w:t xml:space="preserve">Glossaires</w:t>
-      </w:r>
-      <w:r>
-        <w:t xml:space="preserve">.</w:t>
-      </w:r>
-    </w:p>
-    <w:p>
-      <w:pPr>
-        <w:pStyle w:val="ListParagraph"/>
-        <w:numPr>
-          <w:ilvl w:val="0"/>
-          <w:numId w:val="29"/>
-        </w:numPr>
-        <w:spacing w:after="60" w:before="40"/>
-      </w:pPr>
-      <w:r>
-        <w:t xml:space="preserve">Sous </w:t>
-      </w:r>
-      <w:r>
-        <w:rPr>
-          <w:b/>
-          <w:bCs/>
-        </w:rPr>
-        <w:t xml:space="preserve">Téléverser un glossaire</w:t>
-      </w:r>
-      <w:r>
-        <w:t xml:space="preserve">, choisissez l'</w:t>
-      </w:r>
-      <w:r>
-        <w:rPr>
-          <w:b/>
-          <w:bCs/>
-        </w:rPr>
-        <w:t xml:space="preserve">Œuvre</w:t>
-      </w:r>
-      <w:r>
-        <w:t xml:space="preserve"> et le </w:t>
-      </w:r>
-      <w:r>
-        <w:rPr>
-          <w:b/>
-          <w:bCs/>
-        </w:rPr>
-        <w:t xml:space="preserve">Fichier YAML (4 Mo au plus)</w:t>
-      </w:r>
-      <w:r>
-        <w:t xml:space="preserve">.</w:t>
-      </w:r>
-    </w:p>
-    <w:p>
-      <w:pPr>
-        <w:pStyle w:val="ListParagraph"/>
-        <w:numPr>
-          <w:ilvl w:val="0"/>
-          <w:numId w:val="29"/>
-        </w:numPr>
-        <w:spacing w:after="60" w:before="40"/>
-      </w:pPr>
-      <w:r>
-        <w:t xml:space="preserve">Cliquez sur </w:t>
-      </w:r>
-      <w:r>
-        <w:rPr>
-          <w:b/>
-          <w:bCs/>
-        </w:rPr>
-        <w:t xml:space="preserve">Vérifier</w:t>
-      </w:r>
-      <w:r>
-        <w:t xml:space="preserve">. Rien n'est publié : le site affiche le nombre d'entrées et les entrées ignorées.</w:t>
-      </w:r>
-    </w:p>
-    <w:p>
-      <w:pPr>
-        <w:pStyle w:val="ListParagraph"/>
-        <w:numPr>
-          <w:ilvl w:val="0"/>
-          <w:numId w:val="29"/>
-        </w:numPr>
-        <w:spacing w:after="60" w:before="40"/>
-      </w:pPr>
-      <w:r>
-        <w:t xml:space="preserve">Si le bilan est bon, cliquez sur </w:t>
-      </w:r>
-      <w:r>
-        <w:rPr>
-          <w:b/>
-          <w:bCs/>
-        </w:rPr>
-        <w:t xml:space="preserve">Publier le glossaire</w:t>
-      </w:r>
-      <w:r>
-        <w:t xml:space="preserve">. Le nouveau fichier remplace l'ancien.</w:t>
-      </w:r>
-    </w:p>
-    <w:p>
-      <w:r>
-        <w:t xml:space="preserve">Les 5 dernières versions restent disponibles : </w:t>
-      </w:r>
-      <w:r>
-        <w:rPr>
-          <w:b/>
-          <w:bCs/>
-        </w:rPr>
-        <w:t xml:space="preserve">Télécharger ce YAML</w:t>
-      </w:r>
-      <w:r>
-        <w:t xml:space="preserve"> ou </w:t>
-      </w:r>
-      <w:r>
-        <w:rPr>
-          <w:b/>
-          <w:bCs/>
-        </w:rPr>
-        <w:t xml:space="preserve">Restaurer cette version</w:t>
-      </w:r>
-      <w:r>
-        <w:t xml:space="preserve">.</w:t>
-      </w:r>
-    </w:p>
-    <w:p>
-      <w:pPr>
-        <w:pStyle w:val="Heading2"/>
-      </w:pPr>
-      <w:bookmarkStart w:name="titre-62" w:id="129"/>
-      <w:r>
-        <w:t xml:space="preserve">12.2 Lier une actualité à une œuvre</w:t>
-      </w:r>
-      <w:bookmarkEnd w:id="129"/>
-    </w:p>
-    <w:p>
-      <w:r>
-        <w:t xml:space="preserve">Un article d'actualité lié à une œuvre apparaît sur sa fiche, dans l'onglet </w:t>
-      </w:r>
-      <w:r>
-        <w:rPr>
-          <w:b/>
-          <w:bCs/>
-        </w:rPr>
-        <w:t xml:space="preserve">Actualités</w:t>
-      </w:r>
-      <w:r>
-        <w:t xml:space="preserve">. Pour le lier, cochez l'œuvre dans le panneau </w:t>
-      </w:r>
-      <w:r>
-        <w:rPr>
-          <w:b/>
-          <w:bCs/>
-        </w:rPr>
-        <w:t xml:space="preserve">Œuvres liées</w:t>
-      </w:r>
-      <w:r>
-        <w:t xml:space="preserve"> de l'éditeur d'article. Les annonces de sortie sont liées toutes seules.</w:t>
-      </w:r>
-    </w:p>
-    <w:p>
-      <w:pPr>
-        <w:pStyle w:val="Heading2"/>
-      </w:pPr>
-      <w:bookmarkStart w:name="titre-63" w:id="130"/>
-      <w:r>
-        <w:t xml:space="preserve">12.3 Modérer les commentaires</w:t>
-      </w:r>
-      <w:bookmarkEnd w:id="130"/>
-    </w:p>
-    <w:p>
-      <w:r>
-        <w:t xml:space="preserve">Réservé aux éditeurs et aux gérants. L'entrée </w:t>
-      </w:r>
-      <w:r>
-        <w:rPr>
-          <w:b/>
-          <w:bCs/>
-        </w:rPr>
-        <w:t xml:space="preserve">Commentaires (N)</w:t>
-      </w:r>
-      <w:r>
-        <w:t xml:space="preserve"> apparaît dans le menu dès qu'il y a quelque chose à modérer. Elle liste les commentaires </w:t>
-      </w:r>
-      <w:r>
-        <w:rPr>
-          <w:b/>
-          <w:bCs/>
-        </w:rPr>
-        <w:t xml:space="preserve">signalés</w:t>
-      </w:r>
-      <w:r>
-        <w:t xml:space="preserve"> par les lecteurs, puis ceux </w:t>
-      </w:r>
-      <w:r>
-        <w:rPr>
-          <w:b/>
-          <w:bCs/>
-        </w:rPr>
-        <w:t xml:space="preserve">En attente</w:t>
-      </w:r>
-      <w:r>
-        <w:t xml:space="preserve">.</w:t>
-      </w:r>
-    </w:p>
-    <w:p>
-      <w:r>
-        <w:t xml:space="preserve">Pour chaque commentaire :</w:t>
-      </w:r>
-    </w:p>
-    <w:p>
-      <w:pPr>
-        <w:pStyle w:val="ListParagraph"/>
-        <w:numPr>
-          <w:ilvl w:val="0"/>
-          <w:numId w:val="2"/>
-        </w:numPr>
-        <w:spacing w:after="60" w:before="0"/>
-      </w:pPr>
-      <w:r>
-        <w:rPr>
-          <w:b/>
-          <w:bCs/>
-        </w:rPr>
-        <w:t xml:space="preserve">Approuver</w:t>
-      </w:r>
-      <w:r>
-        <w:t xml:space="preserve"> : le publie et classe ses signalements ;</w:t>
-      </w:r>
-    </w:p>
-    <w:p>
-      <w:pPr>
-        <w:pStyle w:val="ListParagraph"/>
-        <w:numPr>
-          <w:ilvl w:val="0"/>
-          <w:numId w:val="2"/>
-        </w:numPr>
-        <w:spacing w:after="60" w:before="0"/>
-      </w:pPr>
-      <w:r>
-        <w:rPr>
-          <w:b/>
-          <w:bCs/>
-        </w:rPr>
-        <w:t xml:space="preserve">Ignorer les signalements</w:t>
-      </w:r>
-      <w:r>
-        <w:t xml:space="preserve"> : le commentaire reste en ligne ;</w:t>
-      </w:r>
-    </w:p>
-    <w:p>
-      <w:pPr>
-        <w:pStyle w:val="ListParagraph"/>
-        <w:numPr>
-          <w:ilvl w:val="0"/>
-          <w:numId w:val="2"/>
-        </w:numPr>
-        <w:spacing w:after="60" w:before="0"/>
-      </w:pPr>
-      <w:r>
-        <w:rPr>
-          <w:b/>
-          <w:bCs/>
-        </w:rPr>
-        <w:t xml:space="preserve">Indésirable</w:t>
-      </w:r>
-      <w:r>
-        <w:t xml:space="preserve"> : pour la publicité et le spam ;</w:t>
-      </w:r>
-    </w:p>
-    <w:p>
-      <w:pPr>
-        <w:pStyle w:val="ListParagraph"/>
-        <w:numPr>
-          <w:ilvl w:val="0"/>
-          <w:numId w:val="2"/>
-        </w:numPr>
-        <w:spacing w:after="60" w:before="0"/>
-      </w:pPr>
-      <w:r>
-        <w:rPr>
-          <w:b/>
-          <w:bCs/>
-        </w:rPr>
-        <w:t xml:space="preserve">Corbeille</w:t>
-      </w:r>
-      <w:r>
-        <w:t xml:space="preserve"> : pour ce qui enfreint les règles (insultes, spoilers non signalés, liens pirates).</w:t>
       </w:r>
     </w:p>
     <w:tbl>
@@ -17302,6 +17337,1763 @@
               <w:t xml:space="preserve"> : </w:t>
             </w:r>
             <w:r>
+              <w:t xml:space="preserve">seules les œuvres publiques apparaissent. Un chapitre retiré (licence, retour d'un tome à « Planifié ») n'apparaît jamais.</w:t>
+            </w:r>
+          </w:p>
+        </w:tc>
+      </w:tr>
+    </w:tbl>
+    <w:p>
+      <w:pPr>
+        <w:pStyle w:val="Heading2"/>
+      </w:pPr>
+      <w:bookmarkStart w:name="titre-59" w:id="130"/>
+      <w:r>
+        <w:t xml:space="preserve">11.2 La page Planning</w:t>
+      </w:r>
+      <w:bookmarkEnd w:id="130"/>
+    </w:p>
+    <w:p>
+      <w:r>
+        <w:t xml:space="preserve">La page </w:t>
+      </w:r>
+      <w:r>
+        <w:rPr>
+          <w:b/>
+          <w:bCs/>
+        </w:rPr>
+        <w:t xml:space="preserve">yumenovel.fr/planning/</w:t>
+      </w:r>
+      <w:r>
+        <w:t xml:space="preserve"> garde tout ce qu'elle montrait : l'introduction, les filtres, les boutons </w:t>
+      </w:r>
+      <w:r>
+        <w:rPr>
+          <w:b/>
+          <w:bCs/>
+        </w:rPr>
+        <w:t xml:space="preserve">Flux RSS</w:t>
+      </w:r>
+      <w:r>
+        <w:t xml:space="preserve">, </w:t>
+      </w:r>
+      <w:r>
+        <w:rPr>
+          <w:b/>
+          <w:bCs/>
+        </w:rPr>
+        <w:t xml:space="preserve">JSON</w:t>
+      </w:r>
+      <w:r>
+        <w:t xml:space="preserve"> et </w:t>
+      </w:r>
+      <w:r>
+        <w:rPr>
+          <w:b/>
+          <w:bCs/>
+        </w:rPr>
+        <w:t xml:space="preserve">S'abonner au calendrier (ICS)</w:t>
+      </w:r>
+      <w:r>
+        <w:t xml:space="preserve">, </w:t>
+      </w:r>
+      <w:r>
+        <w:rPr>
+          <w:b/>
+          <w:bCs/>
+        </w:rPr>
+        <w:t xml:space="preserve">En bref</w:t>
+      </w:r>
+      <w:r>
+        <w:t xml:space="preserve">, le tableau, le calendrier, le journal et la légende. Ce qui change :</w:t>
+      </w:r>
+    </w:p>
+    <w:p>
+      <w:pPr>
+        <w:keepNext/>
+        <w:spacing w:after="60" w:before="160"/>
+        <w:jc w:val="center"/>
+      </w:pPr>
+      <w:r>
+        <w:drawing>
+          <wp:inline distT="0" distB="0" distL="0" distR="0">
+            <wp:extent cx="5715000" cy="1019175"/>
+            <wp:effectExtent t="0" r="0" b="0" l="0"/>
+            <wp:docPr id="41" name="PagePlanning-une.png" descr="Sous l'introduction, le même bandeau qu'à l'accueil : le prochain tome à la une." title="Sous l'introduction, le même bandeau qu'à l'accueil : le prochain tome à la une."/>
+            <wp:cNvGraphicFramePr>
+              <a:graphicFrameLocks xmlns:a="http://schemas.openxmlformats.org/drawingml/2006/main" noChangeAspect="1"/>
+            </wp:cNvGraphicFramePr>
+            <a:graphic xmlns:a="http://schemas.openxmlformats.org/drawingml/2006/main">
+              <a:graphicData uri="http://schemas.openxmlformats.org/drawingml/2006/picture">
+                <pic:pic xmlns:pic="http://schemas.openxmlformats.org/drawingml/2006/picture">
+                  <pic:nvPicPr>
+                    <pic:cNvPr id="0" name="" descr=""/>
+                    <pic:cNvPicPr>
+                      <a:picLocks noChangeAspect="1" noChangeArrowheads="1"/>
+                    </pic:cNvPicPr>
+                  </pic:nvPicPr>
+                  <pic:blipFill>
+                    <a:blip r:embed="rId27" cstate="none"/>
+                    <a:srcRect/>
+                    <a:stretch>
+                      <a:fillRect/>
+                    </a:stretch>
+                  </pic:blipFill>
+                  <pic:spPr bwMode="auto">
+                    <a:xfrm>
+                      <a:off x="0" y="0"/>
+                      <a:ext cx="5715000" cy="1019175"/>
+                    </a:xfrm>
+                    <a:prstGeom prst="rect">
+                      <a:avLst/>
+                    </a:prstGeom>
+                  </pic:spPr>
+                </pic:pic>
+              </a:graphicData>
+            </a:graphic>
+          </wp:inline>
+        </w:drawing>
+      </w:r>
+    </w:p>
+    <w:p>
+      <w:pPr>
+        <w:pStyle w:val="Legende"/>
+      </w:pPr>
+      <w:r>
+        <w:rPr>
+          <w:b/>
+          <w:bCs/>
+        </w:rPr>
+        <w:t xml:space="preserve">Figure 18 — </w:t>
+      </w:r>
+      <w:r>
+        <w:t xml:space="preserve">Sous l'introduction, le même bandeau qu'à l'accueil : le prochain tome à la une.</w:t>
+      </w:r>
+    </w:p>
+    <w:p>
+      <w:pPr>
+        <w:pStyle w:val="ListParagraph"/>
+        <w:numPr>
+          <w:ilvl w:val="0"/>
+          <w:numId w:val="2"/>
+        </w:numPr>
+        <w:spacing w:after="60" w:before="0"/>
+      </w:pPr>
+      <w:r>
+        <w:t xml:space="preserve">Sous l'introduction, le bandeau </w:t>
+      </w:r>
+      <w:r>
+        <w:rPr>
+          <w:b/>
+          <w:bCs/>
+        </w:rPr>
+        <w:t xml:space="preserve">À la une : prochain tome</w:t>
+      </w:r>
+      <w:r>
+        <w:t xml:space="preserve">, comme à l'accueil.</w:t>
+      </w:r>
+    </w:p>
+    <w:p>
+      <w:pPr>
+        <w:pStyle w:val="ListParagraph"/>
+        <w:numPr>
+          <w:ilvl w:val="0"/>
+          <w:numId w:val="2"/>
+        </w:numPr>
+        <w:spacing w:after="60" w:before="0"/>
+      </w:pPr>
+      <w:r>
+        <w:t xml:space="preserve">Trois vues au lieu de deux : </w:t>
+      </w:r>
+      <w:r>
+        <w:rPr>
+          <w:b/>
+          <w:bCs/>
+        </w:rPr>
+        <w:t xml:space="preserve">Tableau</w:t>
+      </w:r>
+      <w:r>
+        <w:t xml:space="preserve">, </w:t>
+      </w:r>
+      <w:r>
+        <w:rPr>
+          <w:b/>
+          <w:bCs/>
+        </w:rPr>
+        <w:t xml:space="preserve">Chapitres</w:t>
+      </w:r>
+      <w:r>
+        <w:t xml:space="preserve"> et </w:t>
+      </w:r>
+      <w:r>
+        <w:rPr>
+          <w:b/>
+          <w:bCs/>
+        </w:rPr>
+        <w:t xml:space="preserve">Calendrier</w:t>
+      </w:r>
+      <w:r>
+        <w:t xml:space="preserve">.</w:t>
+      </w:r>
+    </w:p>
+    <w:p>
+      <w:pPr>
+        <w:pStyle w:val="ListParagraph"/>
+        <w:numPr>
+          <w:ilvl w:val="0"/>
+          <w:numId w:val="2"/>
+        </w:numPr>
+        <w:spacing w:after="60" w:before="0"/>
+      </w:pPr>
+      <w:r>
+        <w:t xml:space="preserve">Dans le tableau, chaque étape a sa barre d'avancement avec son pourcentage.</w:t>
+      </w:r>
+    </w:p>
+    <w:p>
+      <w:pPr>
+        <w:pStyle w:val="ListParagraph"/>
+        <w:numPr>
+          <w:ilvl w:val="0"/>
+          <w:numId w:val="2"/>
+        </w:numPr>
+        <w:spacing w:after="60" w:before="0"/>
+      </w:pPr>
+      <w:r>
+        <w:t xml:space="preserve">Un tome publié chapitre par chapitre affiche « En cours · 3 chapitres sur 12 », une petite barre, « Prochain : ch. 3 · sam. 3 oct. 18 h » et la pastille </w:t>
+      </w:r>
+      <w:r>
+        <w:rPr>
+          <w:b/>
+          <w:bCs/>
+        </w:rPr>
+        <w:t xml:space="preserve">En cours de publication</w:t>
+      </w:r>
+      <w:r>
+        <w:t xml:space="preserve">.</w:t>
+      </w:r>
+    </w:p>
+    <w:p>
+      <w:pPr>
+        <w:pStyle w:val="ListParagraph"/>
+        <w:numPr>
+          <w:ilvl w:val="0"/>
+          <w:numId w:val="2"/>
+        </w:numPr>
+        <w:spacing w:after="60" w:before="0"/>
+      </w:pPr>
+      <w:r>
+        <w:t xml:space="preserve">Sur téléphone, le tableau devient une carte par tome.</w:t>
+      </w:r>
+    </w:p>
+    <w:p>
+      <w:pPr>
+        <w:keepNext/>
+        <w:spacing w:after="60" w:before="160"/>
+        <w:jc w:val="center"/>
+      </w:pPr>
+      <w:r>
+        <w:drawing>
+          <wp:inline distT="0" distB="0" distL="0" distR="0">
+            <wp:extent cx="5715000" cy="3228975"/>
+            <wp:effectExtent t="0" r="0" b="0" l="0"/>
+            <wp:docPr id="42" name="PagePlanning-vues.png" descr="Les trois vues et le tableau : barres d'avancement, tomes en cours de publication et prochain chapitre." title="Les trois vues et le tableau : barres d'avancement, tomes en cours de publication et prochain chapitre."/>
+            <wp:cNvGraphicFramePr>
+              <a:graphicFrameLocks xmlns:a="http://schemas.openxmlformats.org/drawingml/2006/main" noChangeAspect="1"/>
+            </wp:cNvGraphicFramePr>
+            <a:graphic xmlns:a="http://schemas.openxmlformats.org/drawingml/2006/main">
+              <a:graphicData uri="http://schemas.openxmlformats.org/drawingml/2006/picture">
+                <pic:pic xmlns:pic="http://schemas.openxmlformats.org/drawingml/2006/picture">
+                  <pic:nvPicPr>
+                    <pic:cNvPr id="0" name="" descr=""/>
+                    <pic:cNvPicPr>
+                      <a:picLocks noChangeAspect="1" noChangeArrowheads="1"/>
+                    </pic:cNvPicPr>
+                  </pic:nvPicPr>
+                  <pic:blipFill>
+                    <a:blip r:embed="rId28" cstate="none"/>
+                    <a:srcRect/>
+                    <a:stretch>
+                      <a:fillRect/>
+                    </a:stretch>
+                  </pic:blipFill>
+                  <pic:spPr bwMode="auto">
+                    <a:xfrm>
+                      <a:off x="0" y="0"/>
+                      <a:ext cx="5715000" cy="3228975"/>
+                    </a:xfrm>
+                    <a:prstGeom prst="rect">
+                      <a:avLst/>
+                    </a:prstGeom>
+                  </pic:spPr>
+                </pic:pic>
+              </a:graphicData>
+            </a:graphic>
+          </wp:inline>
+        </w:drawing>
+      </w:r>
+    </w:p>
+    <w:p>
+      <w:pPr>
+        <w:pStyle w:val="Legende"/>
+      </w:pPr>
+      <w:r>
+        <w:rPr>
+          <w:b/>
+          <w:bCs/>
+        </w:rPr>
+        <w:t xml:space="preserve">Figure 19 — </w:t>
+      </w:r>
+      <w:r>
+        <w:t xml:space="preserve">Les trois vues et le tableau : barres d'avancement, tomes en cours de publication et prochain chapitre.</w:t>
+      </w:r>
+    </w:p>
+    <w:p>
+      <w:r>
+        <w:t xml:space="preserve">La vue </w:t>
+      </w:r>
+      <w:r>
+        <w:rPr>
+          <w:b/>
+          <w:bCs/>
+        </w:rPr>
+        <w:t xml:space="preserve">Chapitres</w:t>
+      </w:r>
+      <w:r>
+        <w:t xml:space="preserve"> remplace le tableau par la file des chapitres, groupée par jour : les prochains chapitres programmés, le repère « Aujourd'hui », puis les chapitres publiés. Un encadré rappelle que </w:t>
+      </w:r>
+      <w:r>
+        <w:rPr>
+          <w:b/>
+          <w:bCs/>
+        </w:rPr>
+        <w:t xml:space="preserve">les sorties de tomes sont aussi dans le calendrier ICS</w:t>
+      </w:r>
+      <w:r>
+        <w:t xml:space="preserve"> (les chapitres n'y sont pas).</w:t>
+      </w:r>
+    </w:p>
+    <w:p>
+      <w:pPr>
+        <w:keepNext/>
+        <w:spacing w:after="60" w:before="160"/>
+        <w:jc w:val="center"/>
+      </w:pPr>
+      <w:r>
+        <w:drawing>
+          <wp:inline distT="0" distB="0" distL="0" distR="0">
+            <wp:extent cx="5715000" cy="2400300"/>
+            <wp:effectExtent t="0" r="0" b="0" l="0"/>
+            <wp:docPr id="43" name="PagePlanning-chapitres.png" descr="La vue « Chapitres » de la page Planning." title="La vue « Chapitres » de la page Planning."/>
+            <wp:cNvGraphicFramePr>
+              <a:graphicFrameLocks xmlns:a="http://schemas.openxmlformats.org/drawingml/2006/main" noChangeAspect="1"/>
+            </wp:cNvGraphicFramePr>
+            <a:graphic xmlns:a="http://schemas.openxmlformats.org/drawingml/2006/main">
+              <a:graphicData uri="http://schemas.openxmlformats.org/drawingml/2006/picture">
+                <pic:pic xmlns:pic="http://schemas.openxmlformats.org/drawingml/2006/picture">
+                  <pic:nvPicPr>
+                    <pic:cNvPr id="0" name="" descr=""/>
+                    <pic:cNvPicPr>
+                      <a:picLocks noChangeAspect="1" noChangeArrowheads="1"/>
+                    </pic:cNvPicPr>
+                  </pic:nvPicPr>
+                  <pic:blipFill>
+                    <a:blip r:embed="rId29" cstate="none"/>
+                    <a:srcRect/>
+                    <a:stretch>
+                      <a:fillRect/>
+                    </a:stretch>
+                  </pic:blipFill>
+                  <pic:spPr bwMode="auto">
+                    <a:xfrm>
+                      <a:off x="0" y="0"/>
+                      <a:ext cx="5715000" cy="2400300"/>
+                    </a:xfrm>
+                    <a:prstGeom prst="rect">
+                      <a:avLst/>
+                    </a:prstGeom>
+                  </pic:spPr>
+                </pic:pic>
+              </a:graphicData>
+            </a:graphic>
+          </wp:inline>
+        </w:drawing>
+      </w:r>
+    </w:p>
+    <w:p>
+      <w:pPr>
+        <w:pStyle w:val="Legende"/>
+      </w:pPr>
+      <w:r>
+        <w:rPr>
+          <w:b/>
+          <w:bCs/>
+        </w:rPr>
+        <w:t xml:space="preserve">Figure 20 — </w:t>
+      </w:r>
+      <w:r>
+        <w:t xml:space="preserve">La vue « Chapitres » de la page Planning.</w:t>
+      </w:r>
+    </w:p>
+    <w:p>
+      <w:r>
+        <w:t xml:space="preserve">La légende a deux entrées de plus : </w:t>
+      </w:r>
+      <w:r>
+        <w:rPr>
+          <w:b/>
+          <w:bCs/>
+        </w:rPr>
+        <w:t xml:space="preserve">En cours de publication</w:t>
+      </w:r>
+      <w:r>
+        <w:t xml:space="preserve"> (le tome sort chapitre par chapitre) et </w:t>
+      </w:r>
+      <w:r>
+        <w:rPr>
+          <w:b/>
+          <w:bCs/>
+        </w:rPr>
+        <w:t xml:space="preserve">Chapitre programmé</w:t>
+      </w:r>
+      <w:r>
+        <w:t xml:space="preserve"> (la date et l'heure du prochain chapitre).</w:t>
+      </w:r>
+    </w:p>
+    <w:p>
+      <w:pPr>
+        <w:keepNext/>
+        <w:spacing w:after="60" w:before="160"/>
+        <w:jc w:val="center"/>
+      </w:pPr>
+      <w:r>
+        <w:drawing>
+          <wp:inline distT="0" distB="0" distL="0" distR="0">
+            <wp:extent cx="3429000" cy="1209675"/>
+            <wp:effectExtent t="0" r="0" b="0" l="0"/>
+            <wp:docPr id="44" name="PagePlanning-legende.png" descr="La légende de la page Planning." title="La légende de la page Planning."/>
+            <wp:cNvGraphicFramePr>
+              <a:graphicFrameLocks xmlns:a="http://schemas.openxmlformats.org/drawingml/2006/main" noChangeAspect="1"/>
+            </wp:cNvGraphicFramePr>
+            <a:graphic xmlns:a="http://schemas.openxmlformats.org/drawingml/2006/main">
+              <a:graphicData uri="http://schemas.openxmlformats.org/drawingml/2006/picture">
+                <pic:pic xmlns:pic="http://schemas.openxmlformats.org/drawingml/2006/picture">
+                  <pic:nvPicPr>
+                    <pic:cNvPr id="0" name="" descr=""/>
+                    <pic:cNvPicPr>
+                      <a:picLocks noChangeAspect="1" noChangeArrowheads="1"/>
+                    </pic:cNvPicPr>
+                  </pic:nvPicPr>
+                  <pic:blipFill>
+                    <a:blip r:embed="rId30" cstate="none"/>
+                    <a:srcRect/>
+                    <a:stretch>
+                      <a:fillRect/>
+                    </a:stretch>
+                  </pic:blipFill>
+                  <pic:spPr bwMode="auto">
+                    <a:xfrm>
+                      <a:off x="0" y="0"/>
+                      <a:ext cx="3429000" cy="1209675"/>
+                    </a:xfrm>
+                    <a:prstGeom prst="rect">
+                      <a:avLst/>
+                    </a:prstGeom>
+                  </pic:spPr>
+                </pic:pic>
+              </a:graphicData>
+            </a:graphic>
+          </wp:inline>
+        </w:drawing>
+      </w:r>
+    </w:p>
+    <w:p>
+      <w:pPr>
+        <w:pStyle w:val="Legende"/>
+      </w:pPr>
+      <w:r>
+        <w:rPr>
+          <w:b/>
+          <w:bCs/>
+        </w:rPr>
+        <w:t xml:space="preserve">Figure 21 — </w:t>
+      </w:r>
+      <w:r>
+        <w:t xml:space="preserve">La légende de la page Planning.</w:t>
+      </w:r>
+    </w:p>
+    <w:p>
+      <w:pPr>
+        <w:pStyle w:val="Heading2"/>
+      </w:pPr>
+      <w:bookmarkStart w:name="titre-60" w:id="131"/>
+      <w:r>
+        <w:t xml:space="preserve">11.3 Faire apparaître un chapitre dans « Prochains » de l'accueil</w:t>
+      </w:r>
+      <w:bookmarkEnd w:id="131"/>
+    </w:p>
+    <w:p>
+      <w:r>
+        <w:t xml:space="preserve">Un chapitre apparaît dans </w:t>
+      </w:r>
+      <w:r>
+        <w:rPr>
+          <w:b/>
+          <w:bCs/>
+        </w:rPr>
+        <w:t xml:space="preserve">Prochains · programmés</w:t>
+      </w:r>
+      <w:r>
+        <w:t xml:space="preserve"> dès qu'il est programmé. Il n'y a rien d'autre à faire.</w:t>
+      </w:r>
+    </w:p>
+    <w:p>
+      <w:pPr>
+        <w:pStyle w:val="ListParagraph"/>
+        <w:numPr>
+          <w:ilvl w:val="0"/>
+          <w:numId w:val="29"/>
+        </w:numPr>
+        <w:spacing w:after="60" w:before="40"/>
+      </w:pPr>
+      <w:r>
+        <w:t xml:space="preserve">Ouvrez </w:t>
+      </w:r>
+      <w:r>
+        <w:rPr>
+          <w:b/>
+          <w:bCs/>
+        </w:rPr>
+        <w:t xml:space="preserve">Ajouter des chapitres</w:t>
+      </w:r>
+      <w:r>
+        <w:t xml:space="preserve"> et choisissez le tome.</w:t>
+      </w:r>
+    </w:p>
+    <w:p>
+      <w:pPr>
+        <w:pStyle w:val="ListParagraph"/>
+        <w:numPr>
+          <w:ilvl w:val="0"/>
+          <w:numId w:val="29"/>
+        </w:numPr>
+        <w:spacing w:after="60" w:before="40"/>
+      </w:pPr>
+      <w:r>
+        <w:t xml:space="preserve">Déposez le DOCX.</w:t>
+      </w:r>
+    </w:p>
+    <w:p>
+      <w:pPr>
+        <w:pStyle w:val="ListParagraph"/>
+        <w:numPr>
+          <w:ilvl w:val="0"/>
+          <w:numId w:val="29"/>
+        </w:numPr>
+        <w:spacing w:after="60" w:before="40"/>
+      </w:pPr>
+      <w:r>
+        <w:t xml:space="preserve">Dans la partie 3, choisissez </w:t>
+      </w:r>
+      <w:r>
+        <w:rPr>
+          <w:b/>
+          <w:bCs/>
+        </w:rPr>
+        <w:t xml:space="preserve">Un par un, au rythme</w:t>
+      </w:r>
+      <w:r>
+        <w:t xml:space="preserve"> (un chapitre à chaque date du rythme du tome) ou </w:t>
+      </w:r>
+      <w:r>
+        <w:rPr>
+          <w:b/>
+          <w:bCs/>
+        </w:rPr>
+        <w:t xml:space="preserve">À une date</w:t>
+      </w:r>
+      <w:r>
+        <w:t xml:space="preserve"> (le jour et l'heure choisis).</w:t>
+      </w:r>
+    </w:p>
+    <w:p>
+      <w:pPr>
+        <w:pStyle w:val="ListParagraph"/>
+        <w:numPr>
+          <w:ilvl w:val="0"/>
+          <w:numId w:val="29"/>
+        </w:numPr>
+        <w:spacing w:after="60" w:before="40"/>
+      </w:pPr>
+      <w:r>
+        <w:t xml:space="preserve">Cliquez sur le bouton </w:t>
+      </w:r>
+      <w:r>
+        <w:rPr>
+          <w:b/>
+          <w:bCs/>
+        </w:rPr>
+        <w:t xml:space="preserve">Programmer</w:t>
+      </w:r>
+      <w:r>
+        <w:t xml:space="preserve"> (son texte donne le nombre de chapitres, par exemple </w:t>
+      </w:r>
+      <w:r>
+        <w:rPr>
+          <w:b/>
+          <w:bCs/>
+        </w:rPr>
+        <w:t xml:space="preserve">Programmer 1 chapitre</w:t>
+      </w:r>
+      <w:r>
+        <w:t xml:space="preserve">), puis confirmez.</w:t>
+      </w:r>
+    </w:p>
+    <w:p>
+      <w:r>
+        <w:t xml:space="preserve">L'accueil montre les 3 prochains chapitres programmés. À sa sortie, le chapitre passe dans </w:t>
+      </w:r>
+      <w:r>
+        <w:rPr>
+          <w:b/>
+          <w:bCs/>
+        </w:rPr>
+        <w:t xml:space="preserve">Publiés récemment</w:t>
+      </w:r>
+      <w:r>
+        <w:t xml:space="preserve">, avec le badge </w:t>
+      </w:r>
+      <w:r>
+        <w:rPr>
+          <w:b/>
+          <w:bCs/>
+        </w:rPr>
+        <w:t xml:space="preserve">Nouveau</w:t>
+      </w:r>
+      <w:r>
+        <w:t xml:space="preserve"> pendant 48 h, et y reste 14 jours.</w:t>
+      </w:r>
+    </w:p>
+    <w:tbl>
+      <w:tblPr>
+        <w:tblW w:type="dxa" w:w="9026"/>
+        <w:tblBorders>
+          <w:top w:val="single" w:color="auto" w:sz="4"/>
+          <w:left w:val="single" w:color="auto" w:sz="4"/>
+          <w:bottom w:val="single" w:color="auto" w:sz="4"/>
+          <w:right w:val="single" w:color="auto" w:sz="4"/>
+          <w:insideH w:val="single" w:color="auto" w:sz="4"/>
+          <w:insideV w:val="single" w:color="auto" w:sz="4"/>
+        </w:tblBorders>
+      </w:tblPr>
+      <w:tblGrid>
+        <w:gridCol w:w="9026"/>
+      </w:tblGrid>
+      <w:tr>
+        <w:trPr>
+          <w:cantSplit/>
+        </w:trPr>
+        <w:tc>
+          <w:tcPr>
+            <w:tcW w:type="dxa" w:w="9026"/>
+            <w:tcBorders>
+              <w:top w:val="none" w:color="FFFFFF" w:sz="0"/>
+              <w:left w:val="single" w:color="7A4FB0" w:sz="24"/>
+              <w:bottom w:val="none" w:color="FFFFFF" w:sz="0"/>
+              <w:right w:val="none" w:color="FFFFFF" w:sz="0"/>
+            </w:tcBorders>
+            <w:shd w:fill="F1ECFA" w:color="auto" w:val="clear"/>
+            <w:tcMar>
+              <w:top w:type="dxa" w:w="120"/>
+              <w:left w:type="dxa" w:w="200"/>
+              <w:bottom w:type="dxa" w:w="120"/>
+              <w:right w:type="dxa" w:w="160"/>
+            </w:tcMar>
+          </w:tcPr>
+          <w:p>
+            <w:pPr>
+              <w:spacing w:after="0" w:before="0"/>
+            </w:pPr>
+            <w:r>
+              <w:rPr>
+                <w:b/>
+                <w:bCs/>
+                <w:color w:val="4B2A7B"/>
+              </w:rPr>
+              <w:t xml:space="preserve">À savoir</w:t>
+            </w:r>
+            <w:r>
+              <w:t xml:space="preserve"> : </w:t>
+            </w:r>
+            <w:r>
+              <w:t xml:space="preserve">un chapitre publié tout de suite (</w:t>
+            </w:r>
+            <w:r>
+              <w:rPr>
+                <w:b/>
+                <w:bCs/>
+              </w:rPr>
+              <w:t xml:space="preserve">Maintenant</w:t>
+            </w:r>
+            <w:r>
+              <w:t xml:space="preserve">) va directement dans </w:t>
+            </w:r>
+            <w:r>
+              <w:rPr>
+                <w:b/>
+                <w:bCs/>
+              </w:rPr>
+              <w:t xml:space="preserve">Publiés récemment</w:t>
+            </w:r>
+            <w:r>
+              <w:t xml:space="preserve">. Pour que l'accueil affiche « 3 / 12 » et le rythme, remplissez </w:t>
+            </w:r>
+            <w:r>
+              <w:rPr>
+                <w:b/>
+                <w:bCs/>
+              </w:rPr>
+              <w:t xml:space="preserve">Chapitres prévus</w:t>
+            </w:r>
+            <w:r>
+              <w:t xml:space="preserve"> et </w:t>
+            </w:r>
+            <w:r>
+              <w:rPr>
+                <w:b/>
+                <w:bCs/>
+              </w:rPr>
+              <w:t xml:space="preserve">Rythme</w:t>
+            </w:r>
+            <w:r>
+              <w:t xml:space="preserve"> dans la fiche du tome (voir « Modifier les informations d'un tome »).</w:t>
+            </w:r>
+          </w:p>
+        </w:tc>
+      </w:tr>
+    </w:tbl>
+    <w:p>
+      <w:pPr>
+        <w:pStyle w:val="Heading2"/>
+      </w:pPr>
+      <w:bookmarkStart w:name="titre-61" w:id="132"/>
+      <w:r>
+        <w:t xml:space="preserve">11.4 Mettre un tome à la une</w:t>
+      </w:r>
+      <w:bookmarkEnd w:id="132"/>
+    </w:p>
+    <w:p>
+      <w:r>
+        <w:t xml:space="preserve">Le site choisit tout seul le tome à la une : le tome à venir dont la date de sortie est la plus proche. Pour qu'un tome y figure :</w:t>
+      </w:r>
+    </w:p>
+    <w:p>
+      <w:pPr>
+        <w:pStyle w:val="ListParagraph"/>
+        <w:numPr>
+          <w:ilvl w:val="0"/>
+          <w:numId w:val="30"/>
+        </w:numPr>
+        <w:spacing w:after="60" w:before="40"/>
+      </w:pPr>
+      <w:r>
+        <w:t xml:space="preserve">Donnez-lui une </w:t>
+      </w:r>
+      <w:r>
+        <w:rPr>
+          <w:b/>
+          <w:bCs/>
+        </w:rPr>
+        <w:t xml:space="preserve">Date cible</w:t>
+      </w:r>
+      <w:r>
+        <w:t xml:space="preserve"> au planning (dans </w:t>
+      </w:r>
+      <w:r>
+        <w:rPr>
+          <w:b/>
+          <w:bCs/>
+        </w:rPr>
+        <w:t xml:space="preserve">Mes tâches</w:t>
+      </w:r>
+      <w:r>
+        <w:t xml:space="preserve"> ou dans </w:t>
+      </w:r>
+      <w:r>
+        <w:rPr>
+          <w:b/>
+          <w:bCs/>
+        </w:rPr>
+        <w:t xml:space="preserve">Modifier le tome</w:t>
+      </w:r>
+      <w:r>
+        <w:t xml:space="preserve">), ou programmez sa sortie avec </w:t>
+      </w:r>
+      <w:r>
+        <w:rPr>
+          <w:b/>
+          <w:bCs/>
+        </w:rPr>
+        <w:t xml:space="preserve">Ajouter des chapitres</w:t>
+      </w:r>
+      <w:r>
+        <w:t xml:space="preserve"> (</w:t>
+      </w:r>
+      <w:r>
+        <w:rPr>
+          <w:b/>
+          <w:bCs/>
+        </w:rPr>
+        <w:t xml:space="preserve">À une date</w:t>
+      </w:r>
+      <w:r>
+        <w:t xml:space="preserve">).</w:t>
+      </w:r>
+    </w:p>
+    <w:p>
+      <w:pPr>
+        <w:pStyle w:val="ListParagraph"/>
+        <w:numPr>
+          <w:ilvl w:val="0"/>
+          <w:numId w:val="30"/>
+        </w:numPr>
+        <w:spacing w:after="60" w:before="40"/>
+      </w:pPr>
+      <w:r>
+        <w:t xml:space="preserve">Vérifiez qu'aucun autre tome à venir n'a une date plus proche.</w:t>
+      </w:r>
+    </w:p>
+    <w:p>
+      <w:r>
+        <w:t xml:space="preserve">La date programmée compte en priorité ; sinon, c'est la date cible.</w:t>
+      </w:r>
+    </w:p>
+    <w:tbl>
+      <w:tblPr>
+        <w:tblW w:type="dxa" w:w="9026"/>
+        <w:tblBorders>
+          <w:top w:val="single" w:color="auto" w:sz="4"/>
+          <w:left w:val="single" w:color="auto" w:sz="4"/>
+          <w:bottom w:val="single" w:color="auto" w:sz="4"/>
+          <w:right w:val="single" w:color="auto" w:sz="4"/>
+          <w:insideH w:val="single" w:color="auto" w:sz="4"/>
+          <w:insideV w:val="single" w:color="auto" w:sz="4"/>
+        </w:tblBorders>
+      </w:tblPr>
+      <w:tblGrid>
+        <w:gridCol w:w="9026"/>
+      </w:tblGrid>
+      <w:tr>
+        <w:trPr>
+          <w:cantSplit/>
+        </w:trPr>
+        <w:tc>
+          <w:tcPr>
+            <w:tcW w:type="dxa" w:w="9026"/>
+            <w:tcBorders>
+              <w:top w:val="none" w:color="FFFFFF" w:sz="0"/>
+              <w:left w:val="single" w:color="D9822B" w:sz="24"/>
+              <w:bottom w:val="none" w:color="FFFFFF" w:sz="0"/>
+              <w:right w:val="none" w:color="FFFFFF" w:sz="0"/>
+            </w:tcBorders>
+            <w:shd w:fill="FDF1E4" w:color="auto" w:val="clear"/>
+            <w:tcMar>
+              <w:top w:type="dxa" w:w="120"/>
+              <w:left w:type="dxa" w:w="200"/>
+              <w:bottom w:type="dxa" w:w="120"/>
+              <w:right w:type="dxa" w:w="160"/>
+            </w:tcMar>
+          </w:tcPr>
+          <w:p>
+            <w:pPr>
+              <w:spacing w:after="0" w:before="0"/>
+            </w:pPr>
+            <w:r>
+              <w:rPr>
+                <w:b/>
+                <w:bCs/>
+                <w:color w:val="9A4D0C"/>
+              </w:rPr>
+              <w:t xml:space="preserve">Attention</w:t>
+            </w:r>
+            <w:r>
+              <w:t xml:space="preserve"> : </w:t>
+            </w:r>
+            <w:r>
+              <w:t xml:space="preserve">un tome </w:t>
+            </w:r>
+            <w:r>
+              <w:rPr>
+                <w:b/>
+                <w:bCs/>
+              </w:rPr>
+              <w:t xml:space="preserve">bloqué</w:t>
+            </w:r>
+            <w:r>
+              <w:t xml:space="preserve"> n'est jamais à la une. Le tome suivant prend sa place jusqu'à ce que </w:t>
+            </w:r>
+            <w:r>
+              <w:rPr>
+                <w:b/>
+                <w:bCs/>
+              </w:rPr>
+              <w:t xml:space="preserve">Tome bloqué</w:t>
+            </w:r>
+            <w:r>
+              <w:t xml:space="preserve"> soit décoché.</w:t>
+            </w:r>
+          </w:p>
+        </w:tc>
+      </w:tr>
+    </w:tbl>
+    <w:p>
+      <w:pPr>
+        <w:spacing w:after="60" w:before="0"/>
+      </w:pPr>
+    </w:p>
+    <w:tbl>
+      <w:tblPr>
+        <w:tblW w:type="dxa" w:w="9026"/>
+        <w:tblBorders>
+          <w:top w:val="single" w:color="auto" w:sz="4"/>
+          <w:left w:val="single" w:color="auto" w:sz="4"/>
+          <w:bottom w:val="single" w:color="auto" w:sz="4"/>
+          <w:right w:val="single" w:color="auto" w:sz="4"/>
+          <w:insideH w:val="single" w:color="auto" w:sz="4"/>
+          <w:insideV w:val="single" w:color="auto" w:sz="4"/>
+        </w:tblBorders>
+      </w:tblPr>
+      <w:tblGrid>
+        <w:gridCol w:w="9026"/>
+      </w:tblGrid>
+      <w:tr>
+        <w:trPr>
+          <w:cantSplit/>
+        </w:trPr>
+        <w:tc>
+          <w:tcPr>
+            <w:tcW w:type="dxa" w:w="9026"/>
+            <w:tcBorders>
+              <w:top w:val="none" w:color="FFFFFF" w:sz="0"/>
+              <w:left w:val="single" w:color="7A4FB0" w:sz="24"/>
+              <w:bottom w:val="none" w:color="FFFFFF" w:sz="0"/>
+              <w:right w:val="none" w:color="FFFFFF" w:sz="0"/>
+            </w:tcBorders>
+            <w:shd w:fill="F1ECFA" w:color="auto" w:val="clear"/>
+            <w:tcMar>
+              <w:top w:type="dxa" w:w="120"/>
+              <w:left w:type="dxa" w:w="200"/>
+              <w:bottom w:type="dxa" w:w="120"/>
+              <w:right w:type="dxa" w:w="160"/>
+            </w:tcMar>
+          </w:tcPr>
+          <w:p>
+            <w:pPr>
+              <w:spacing w:after="0" w:before="0"/>
+            </w:pPr>
+            <w:r>
+              <w:rPr>
+                <w:b/>
+                <w:bCs/>
+                <w:color w:val="4B2A7B"/>
+              </w:rPr>
+              <w:t xml:space="preserve">À savoir</w:t>
+            </w:r>
+            <w:r>
+              <w:t xml:space="preserve"> : </w:t>
+            </w:r>
+            <w:r>
+              <w:t xml:space="preserve">un tome déjà en cours de publication chapitre par chapitre n'est pas à la une : il apparaît dans </w:t>
+            </w:r>
+            <w:r>
+              <w:rPr>
+                <w:b/>
+                <w:bCs/>
+              </w:rPr>
+              <w:t xml:space="preserve">Chapitres en lecture</w:t>
+            </w:r>
+            <w:r>
+              <w:t xml:space="preserve">. Un tome publié, ou d'une œuvre qui n'est pas publique, n'y est jamais non plus.</w:t>
+            </w:r>
+          </w:p>
+        </w:tc>
+      </w:tr>
+    </w:tbl>
+    <w:p>
+      <w:pPr>
+        <w:pStyle w:val="Heading2"/>
+      </w:pPr>
+      <w:bookmarkStart w:name="titre-62" w:id="133"/>
+      <w:r>
+        <w:t xml:space="preserve">11.5 La fiche d'une œuvre</w:t>
+      </w:r>
+      <w:bookmarkEnd w:id="133"/>
+    </w:p>
+    <w:p>
+      <w:pPr>
+        <w:keepNext/>
+        <w:spacing w:after="60" w:before="160"/>
+        <w:jc w:val="center"/>
+      </w:pPr>
+      <w:r>
+        <w:drawing>
+          <wp:inline distT="0" distB="0" distL="0" distR="0">
+            <wp:extent cx="5715000" cy="4095750"/>
+            <wp:effectExtent t="0" r="0" b="0" l="0"/>
+            <wp:docPr id="45" name="Public-page.png" descr="La fiche d'une œuvre, vue par un lecteur." title="La fiche d'une œuvre, vue par un lecteur."/>
+            <wp:cNvGraphicFramePr>
+              <a:graphicFrameLocks xmlns:a="http://schemas.openxmlformats.org/drawingml/2006/main" noChangeAspect="1"/>
+            </wp:cNvGraphicFramePr>
+            <a:graphic xmlns:a="http://schemas.openxmlformats.org/drawingml/2006/main">
+              <a:graphicData uri="http://schemas.openxmlformats.org/drawingml/2006/picture">
+                <pic:pic xmlns:pic="http://schemas.openxmlformats.org/drawingml/2006/picture">
+                  <pic:nvPicPr>
+                    <pic:cNvPr id="0" name="" descr=""/>
+                    <pic:cNvPicPr>
+                      <a:picLocks noChangeAspect="1" noChangeArrowheads="1"/>
+                    </pic:cNvPicPr>
+                  </pic:nvPicPr>
+                  <pic:blipFill>
+                    <a:blip r:embed="rId31" cstate="none"/>
+                    <a:srcRect/>
+                    <a:stretch>
+                      <a:fillRect/>
+                    </a:stretch>
+                  </pic:blipFill>
+                  <pic:spPr bwMode="auto">
+                    <a:xfrm>
+                      <a:off x="0" y="0"/>
+                      <a:ext cx="5715000" cy="4095750"/>
+                    </a:xfrm>
+                    <a:prstGeom prst="rect">
+                      <a:avLst/>
+                    </a:prstGeom>
+                  </pic:spPr>
+                </pic:pic>
+              </a:graphicData>
+            </a:graphic>
+          </wp:inline>
+        </w:drawing>
+      </w:r>
+    </w:p>
+    <w:p>
+      <w:pPr>
+        <w:pStyle w:val="Legende"/>
+      </w:pPr>
+      <w:r>
+        <w:rPr>
+          <w:b/>
+          <w:bCs/>
+        </w:rPr>
+        <w:t xml:space="preserve">Figure 22 — </w:t>
+      </w:r>
+      <w:r>
+        <w:t xml:space="preserve">La fiche d'une œuvre, vue par un lecteur.</w:t>
+      </w:r>
+    </w:p>
+    <w:p>
+      <w:pPr>
+        <w:pStyle w:val="ListParagraph"/>
+        <w:numPr>
+          <w:ilvl w:val="0"/>
+          <w:numId w:val="2"/>
+        </w:numPr>
+        <w:spacing w:after="60" w:before="0"/>
+      </w:pPr>
+      <w:r>
+        <w:t xml:space="preserve">En haut : la couverture, le type, l'état de la traduction, le synopsis et les boutons pour reprendre la lecture, mettre l'œuvre en favori (avec une alerte à chaque sortie) et l'</w:t>
+      </w:r>
+      <w:r>
+        <w:rPr>
+          <w:b/>
+          <w:bCs/>
+        </w:rPr>
+        <w:t xml:space="preserve">Ajouter à une liste</w:t>
+      </w:r>
+      <w:r>
+        <w:t xml:space="preserve">.</w:t>
+      </w:r>
+    </w:p>
+    <w:p>
+      <w:pPr>
+        <w:pStyle w:val="ListParagraph"/>
+        <w:numPr>
+          <w:ilvl w:val="0"/>
+          <w:numId w:val="2"/>
+        </w:numPr>
+        <w:spacing w:after="60" w:before="0"/>
+      </w:pPr>
+      <w:r>
+        <w:t xml:space="preserve">À droite : la </w:t>
+      </w:r>
+      <w:r>
+        <w:rPr>
+          <w:b/>
+          <w:bCs/>
+        </w:rPr>
+        <w:t xml:space="preserve">Prochaine sortie</w:t>
+      </w:r>
+      <w:r>
+        <w:t xml:space="preserve">, quand un chapitre est programmé.</w:t>
+      </w:r>
+    </w:p>
+    <w:p>
+      <w:pPr>
+        <w:pStyle w:val="ListParagraph"/>
+        <w:numPr>
+          <w:ilvl w:val="0"/>
+          <w:numId w:val="2"/>
+        </w:numPr>
+        <w:spacing w:after="60" w:before="0"/>
+      </w:pPr>
+      <w:r>
+        <w:t xml:space="preserve">La liste des tomes : chaque tome avec sa parution (</w:t>
+      </w:r>
+      <w:r>
+        <w:rPr>
+          <w:b/>
+          <w:bCs/>
+        </w:rPr>
+        <w:t xml:space="preserve">À paraître</w:t>
+      </w:r>
+      <w:r>
+        <w:t xml:space="preserve">, </w:t>
+      </w:r>
+      <w:r>
+        <w:rPr>
+          <w:b/>
+          <w:bCs/>
+        </w:rPr>
+        <w:t xml:space="preserve">En cours</w:t>
+      </w:r>
+      <w:r>
+        <w:t xml:space="preserve">, </w:t>
+      </w:r>
+      <w:r>
+        <w:rPr>
+          <w:b/>
+          <w:bCs/>
+        </w:rPr>
+        <w:t xml:space="preserve">Publié</w:t>
+      </w:r>
+      <w:r>
+        <w:t xml:space="preserve">), </w:t>
+      </w:r>
+      <w:r>
+        <w:rPr>
+          <w:b/>
+          <w:bCs/>
+        </w:rPr>
+        <w:t xml:space="preserve">Lire en ligne</w:t>
+      </w:r>
+      <w:r>
+        <w:t xml:space="preserve"> et, pour un tome publié, </w:t>
+      </w:r>
+      <w:r>
+        <w:rPr>
+          <w:b/>
+          <w:bCs/>
+        </w:rPr>
+        <w:t xml:space="preserve">PDF</w:t>
+      </w:r>
+      <w:r>
+        <w:t xml:space="preserve"> et </w:t>
+      </w:r>
+      <w:r>
+        <w:rPr>
+          <w:b/>
+          <w:bCs/>
+        </w:rPr>
+        <w:t xml:space="preserve">EPUB</w:t>
+      </w:r>
+      <w:r>
+        <w:t xml:space="preserve">.</w:t>
+      </w:r>
+    </w:p>
+    <w:p>
+      <w:pPr>
+        <w:pStyle w:val="ListParagraph"/>
+        <w:numPr>
+          <w:ilvl w:val="0"/>
+          <w:numId w:val="2"/>
+        </w:numPr>
+        <w:spacing w:after="60" w:before="0"/>
+      </w:pPr>
+      <w:r>
+        <w:t xml:space="preserve">Les onglets </w:t>
+      </w:r>
+      <w:r>
+        <w:rPr>
+          <w:b/>
+          <w:bCs/>
+        </w:rPr>
+        <w:t xml:space="preserve">Actualités</w:t>
+      </w:r>
+      <w:r>
+        <w:t xml:space="preserve"> et </w:t>
+      </w:r>
+      <w:r>
+        <w:rPr>
+          <w:b/>
+          <w:bCs/>
+        </w:rPr>
+        <w:t xml:space="preserve">Glossaire</w:t>
+      </w:r>
+      <w:r>
+        <w:t xml:space="preserve"> apparaissent quand l'œuvre en a.</w:t>
+      </w:r>
+    </w:p>
+    <w:p>
+      <w:pPr>
+        <w:pStyle w:val="Heading2"/>
+      </w:pPr>
+      <w:bookmarkStart w:name="titre-63" w:id="134"/>
+      <w:r>
+        <w:t xml:space="preserve">11.6 La page d'un tome en cours</w:t>
+      </w:r>
+      <w:bookmarkEnd w:id="134"/>
+    </w:p>
+    <w:p>
+      <w:pPr>
+        <w:keepNext/>
+        <w:spacing w:after="60" w:before="160"/>
+        <w:jc w:val="center"/>
+      </w:pPr>
+      <w:r>
+        <w:drawing>
+          <wp:inline distT="0" distB="0" distL="0" distR="0">
+            <wp:extent cx="5715000" cy="3476625"/>
+            <wp:effectExtent t="0" r="0" b="0" l="0"/>
+            <wp:docPr id="46" name="PublicTome-page.png" descr="La page d'un tome en cours, vue par un lecteur." title="La page d'un tome en cours, vue par un lecteur."/>
+            <wp:cNvGraphicFramePr>
+              <a:graphicFrameLocks xmlns:a="http://schemas.openxmlformats.org/drawingml/2006/main" noChangeAspect="1"/>
+            </wp:cNvGraphicFramePr>
+            <a:graphic xmlns:a="http://schemas.openxmlformats.org/drawingml/2006/main">
+              <a:graphicData uri="http://schemas.openxmlformats.org/drawingml/2006/picture">
+                <pic:pic xmlns:pic="http://schemas.openxmlformats.org/drawingml/2006/picture">
+                  <pic:nvPicPr>
+                    <pic:cNvPr id="0" name="" descr=""/>
+                    <pic:cNvPicPr>
+                      <a:picLocks noChangeAspect="1" noChangeArrowheads="1"/>
+                    </pic:cNvPicPr>
+                  </pic:nvPicPr>
+                  <pic:blipFill>
+                    <a:blip r:embed="rId32" cstate="none"/>
+                    <a:srcRect/>
+                    <a:stretch>
+                      <a:fillRect/>
+                    </a:stretch>
+                  </pic:blipFill>
+                  <pic:spPr bwMode="auto">
+                    <a:xfrm>
+                      <a:off x="0" y="0"/>
+                      <a:ext cx="5715000" cy="3476625"/>
+                    </a:xfrm>
+                    <a:prstGeom prst="rect">
+                      <a:avLst/>
+                    </a:prstGeom>
+                  </pic:spPr>
+                </pic:pic>
+              </a:graphicData>
+            </a:graphic>
+          </wp:inline>
+        </w:drawing>
+      </w:r>
+    </w:p>
+    <w:p>
+      <w:pPr>
+        <w:pStyle w:val="Legende"/>
+      </w:pPr>
+      <w:r>
+        <w:rPr>
+          <w:b/>
+          <w:bCs/>
+        </w:rPr>
+        <w:t xml:space="preserve">Figure 23 — </w:t>
+      </w:r>
+      <w:r>
+        <w:t xml:space="preserve">La page d'un tome en cours, vue par un lecteur.</w:t>
+      </w:r>
+    </w:p>
+    <w:p>
+      <w:pPr>
+        <w:pStyle w:val="ListParagraph"/>
+        <w:numPr>
+          <w:ilvl w:val="0"/>
+          <w:numId w:val="2"/>
+        </w:numPr>
+        <w:spacing w:after="60" w:before="0"/>
+      </w:pPr>
+      <w:r>
+        <w:t xml:space="preserve">Le titre, « En cours · 3 sur 12 » et le rythme : « un nouveau chapitre chaque samedi à 18 h ».</w:t>
+      </w:r>
+    </w:p>
+    <w:p>
+      <w:pPr>
+        <w:pStyle w:val="ListParagraph"/>
+        <w:numPr>
+          <w:ilvl w:val="0"/>
+          <w:numId w:val="2"/>
+        </w:numPr>
+        <w:spacing w:after="60" w:before="0"/>
+      </w:pPr>
+      <w:r>
+        <w:t xml:space="preserve">Le </w:t>
+      </w:r>
+      <w:r>
+        <w:rPr>
+          <w:b/>
+          <w:bCs/>
+        </w:rPr>
+        <w:t xml:space="preserve">Sommaire</w:t>
+      </w:r>
+      <w:r>
+        <w:t xml:space="preserve"> : les chapitres en ligne, les chapitres programmés avec leur date, puis les chapitres « à venir ».</w:t>
+      </w:r>
+    </w:p>
+    <w:p>
+      <w:pPr>
+        <w:pStyle w:val="ListParagraph"/>
+        <w:numPr>
+          <w:ilvl w:val="0"/>
+          <w:numId w:val="2"/>
+        </w:numPr>
+        <w:spacing w:after="60" w:before="0"/>
+      </w:pPr>
+      <w:r>
+        <w:rPr>
+          <w:b/>
+          <w:bCs/>
+        </w:rPr>
+        <w:t xml:space="preserve">PDF et EPUB seront proposés quand les 12 chapitres seront en ligne</w:t>
+      </w:r>
+      <w:r>
+        <w:t xml:space="preserve"> : les liens n'apparaissent qu'une fois le tome complet.</w:t>
+      </w:r>
+    </w:p>
+    <w:p>
+      <w:pPr>
+        <w:pStyle w:val="ListParagraph"/>
+        <w:numPr>
+          <w:ilvl w:val="0"/>
+          <w:numId w:val="2"/>
+        </w:numPr>
+        <w:spacing w:after="60" w:before="0"/>
+      </w:pPr>
+      <w:r>
+        <w:t xml:space="preserve">Les </w:t>
+      </w:r>
+      <w:r>
+        <w:rPr>
+          <w:b/>
+          <w:bCs/>
+        </w:rPr>
+        <w:t xml:space="preserve">Crédits</w:t>
+      </w:r>
+      <w:r>
+        <w:t xml:space="preserve"> : traduction, relecture, édition.</w:t>
+      </w:r>
+    </w:p>
+    <w:p>
+      <w:pPr>
+        <w:pStyle w:val="Heading1"/>
+      </w:pPr>
+      <w:bookmarkStart w:name="titre-64" w:id="135"/>
+      <w:r>
+        <w:t xml:space="preserve">12 Glossaires, actualités et commentaires</w:t>
+      </w:r>
+      <w:bookmarkEnd w:id="135"/>
+    </w:p>
+    <w:p>
+      <w:pPr>
+        <w:pStyle w:val="Heading2"/>
+      </w:pPr>
+      <w:bookmarkStart w:name="titre-65" w:id="136"/>
+      <w:r>
+        <w:t xml:space="preserve">12.1 Publier le glossaire d'une œuvre</w:t>
+      </w:r>
+      <w:bookmarkEnd w:id="136"/>
+    </w:p>
+    <w:p>
+      <w:r>
+        <w:t xml:space="preserve">Réservé aux éditeurs et aux gérants. Le glossaire vient du fichier </w:t>
+      </w:r>
+      <w:r>
+        <w:rPr>
+          <w:rFonts w:ascii="Consolas" w:cs="Consolas" w:eastAsia="Consolas" w:hAnsi="Consolas"/>
+          <w:sz w:val="19"/>
+          <w:szCs w:val="19"/>
+          <w:shd w:fill="EFEAF5" w:color="auto" w:val="clear"/>
+        </w:rPr>
+        <w:t xml:space="preserve">glossaire.yaml</w:t>
+      </w:r>
+      <w:r>
+        <w:t xml:space="preserve"> de Yume-Trad.</w:t>
+      </w:r>
+    </w:p>
+    <w:p>
+      <w:pPr>
+        <w:pStyle w:val="ListParagraph"/>
+        <w:numPr>
+          <w:ilvl w:val="0"/>
+          <w:numId w:val="31"/>
+        </w:numPr>
+        <w:spacing w:after="60" w:before="40"/>
+      </w:pPr>
+      <w:r>
+        <w:t xml:space="preserve">Dans le menu, ouvrez </w:t>
+      </w:r>
+      <w:r>
+        <w:rPr>
+          <w:b/>
+          <w:bCs/>
+        </w:rPr>
+        <w:t xml:space="preserve">Catalogue</w:t>
+      </w:r>
+      <w:r>
+        <w:t xml:space="preserve">, puis </w:t>
+      </w:r>
+      <w:r>
+        <w:rPr>
+          <w:b/>
+          <w:bCs/>
+        </w:rPr>
+        <w:t xml:space="preserve">Glossaires</w:t>
+      </w:r>
+      <w:r>
+        <w:t xml:space="preserve">.</w:t>
+      </w:r>
+    </w:p>
+    <w:p>
+      <w:pPr>
+        <w:pStyle w:val="ListParagraph"/>
+        <w:numPr>
+          <w:ilvl w:val="0"/>
+          <w:numId w:val="31"/>
+        </w:numPr>
+        <w:spacing w:after="60" w:before="40"/>
+      </w:pPr>
+      <w:r>
+        <w:t xml:space="preserve">Sous </w:t>
+      </w:r>
+      <w:r>
+        <w:rPr>
+          <w:b/>
+          <w:bCs/>
+        </w:rPr>
+        <w:t xml:space="preserve">Téléverser un glossaire</w:t>
+      </w:r>
+      <w:r>
+        <w:t xml:space="preserve">, choisissez l'</w:t>
+      </w:r>
+      <w:r>
+        <w:rPr>
+          <w:b/>
+          <w:bCs/>
+        </w:rPr>
+        <w:t xml:space="preserve">Œuvre</w:t>
+      </w:r>
+      <w:r>
+        <w:t xml:space="preserve"> et le </w:t>
+      </w:r>
+      <w:r>
+        <w:rPr>
+          <w:b/>
+          <w:bCs/>
+        </w:rPr>
+        <w:t xml:space="preserve">Fichier YAML (4 Mo au plus)</w:t>
+      </w:r>
+      <w:r>
+        <w:t xml:space="preserve">.</w:t>
+      </w:r>
+    </w:p>
+    <w:p>
+      <w:pPr>
+        <w:pStyle w:val="ListParagraph"/>
+        <w:numPr>
+          <w:ilvl w:val="0"/>
+          <w:numId w:val="31"/>
+        </w:numPr>
+        <w:spacing w:after="60" w:before="40"/>
+      </w:pPr>
+      <w:r>
+        <w:t xml:space="preserve">Cliquez sur </w:t>
+      </w:r>
+      <w:r>
+        <w:rPr>
+          <w:b/>
+          <w:bCs/>
+        </w:rPr>
+        <w:t xml:space="preserve">Vérifier</w:t>
+      </w:r>
+      <w:r>
+        <w:t xml:space="preserve">. Rien n'est publié : le site affiche le nombre d'entrées et les entrées ignorées.</w:t>
+      </w:r>
+    </w:p>
+    <w:p>
+      <w:pPr>
+        <w:pStyle w:val="ListParagraph"/>
+        <w:numPr>
+          <w:ilvl w:val="0"/>
+          <w:numId w:val="31"/>
+        </w:numPr>
+        <w:spacing w:after="60" w:before="40"/>
+      </w:pPr>
+      <w:r>
+        <w:t xml:space="preserve">Si le bilan est bon, cliquez sur </w:t>
+      </w:r>
+      <w:r>
+        <w:rPr>
+          <w:b/>
+          <w:bCs/>
+        </w:rPr>
+        <w:t xml:space="preserve">Publier le glossaire</w:t>
+      </w:r>
+      <w:r>
+        <w:t xml:space="preserve">. Le nouveau fichier remplace l'ancien.</w:t>
+      </w:r>
+    </w:p>
+    <w:p>
+      <w:r>
+        <w:t xml:space="preserve">Les 5 dernières versions restent disponibles : </w:t>
+      </w:r>
+      <w:r>
+        <w:rPr>
+          <w:b/>
+          <w:bCs/>
+        </w:rPr>
+        <w:t xml:space="preserve">Télécharger ce YAML</w:t>
+      </w:r>
+      <w:r>
+        <w:t xml:space="preserve"> ou </w:t>
+      </w:r>
+      <w:r>
+        <w:rPr>
+          <w:b/>
+          <w:bCs/>
+        </w:rPr>
+        <w:t xml:space="preserve">Restaurer cette version</w:t>
+      </w:r>
+      <w:r>
+        <w:t xml:space="preserve">.</w:t>
+      </w:r>
+    </w:p>
+    <w:p>
+      <w:pPr>
+        <w:pStyle w:val="Heading2"/>
+      </w:pPr>
+      <w:bookmarkStart w:name="titre-66" w:id="137"/>
+      <w:r>
+        <w:t xml:space="preserve">12.2 Lier une actualité à une œuvre</w:t>
+      </w:r>
+      <w:bookmarkEnd w:id="137"/>
+    </w:p>
+    <w:p>
+      <w:r>
+        <w:t xml:space="preserve">Un article d'actualité lié à une œuvre apparaît sur sa fiche, dans l'onglet </w:t>
+      </w:r>
+      <w:r>
+        <w:rPr>
+          <w:b/>
+          <w:bCs/>
+        </w:rPr>
+        <w:t xml:space="preserve">Actualités</w:t>
+      </w:r>
+      <w:r>
+        <w:t xml:space="preserve">. Pour le lier, cochez l'œuvre dans le panneau </w:t>
+      </w:r>
+      <w:r>
+        <w:rPr>
+          <w:b/>
+          <w:bCs/>
+        </w:rPr>
+        <w:t xml:space="preserve">Œuvres liées</w:t>
+      </w:r>
+      <w:r>
+        <w:t xml:space="preserve"> de l'éditeur d'article. Les annonces de sortie sont liées toutes seules.</w:t>
+      </w:r>
+    </w:p>
+    <w:p>
+      <w:pPr>
+        <w:pStyle w:val="Heading2"/>
+      </w:pPr>
+      <w:bookmarkStart w:name="titre-67" w:id="138"/>
+      <w:r>
+        <w:t xml:space="preserve">12.3 Modérer les commentaires</w:t>
+      </w:r>
+      <w:bookmarkEnd w:id="138"/>
+    </w:p>
+    <w:p>
+      <w:r>
+        <w:t xml:space="preserve">Réservé aux éditeurs et aux gérants. L'entrée </w:t>
+      </w:r>
+      <w:r>
+        <w:rPr>
+          <w:b/>
+          <w:bCs/>
+        </w:rPr>
+        <w:t xml:space="preserve">Commentaires (N)</w:t>
+      </w:r>
+      <w:r>
+        <w:t xml:space="preserve"> apparaît dans le menu dès qu'il y a quelque chose à modérer. Elle liste les commentaires </w:t>
+      </w:r>
+      <w:r>
+        <w:rPr>
+          <w:b/>
+          <w:bCs/>
+        </w:rPr>
+        <w:t xml:space="preserve">signalés</w:t>
+      </w:r>
+      <w:r>
+        <w:t xml:space="preserve"> par les lecteurs, puis ceux </w:t>
+      </w:r>
+      <w:r>
+        <w:rPr>
+          <w:b/>
+          <w:bCs/>
+        </w:rPr>
+        <w:t xml:space="preserve">En attente</w:t>
+      </w:r>
+      <w:r>
+        <w:t xml:space="preserve">.</w:t>
+      </w:r>
+    </w:p>
+    <w:p>
+      <w:r>
+        <w:t xml:space="preserve">Pour chaque commentaire :</w:t>
+      </w:r>
+    </w:p>
+    <w:p>
+      <w:pPr>
+        <w:pStyle w:val="ListParagraph"/>
+        <w:numPr>
+          <w:ilvl w:val="0"/>
+          <w:numId w:val="2"/>
+        </w:numPr>
+        <w:spacing w:after="60" w:before="0"/>
+      </w:pPr>
+      <w:r>
+        <w:rPr>
+          <w:b/>
+          <w:bCs/>
+        </w:rPr>
+        <w:t xml:space="preserve">Approuver</w:t>
+      </w:r>
+      <w:r>
+        <w:t xml:space="preserve"> : le publie et classe ses signalements ;</w:t>
+      </w:r>
+    </w:p>
+    <w:p>
+      <w:pPr>
+        <w:pStyle w:val="ListParagraph"/>
+        <w:numPr>
+          <w:ilvl w:val="0"/>
+          <w:numId w:val="2"/>
+        </w:numPr>
+        <w:spacing w:after="60" w:before="0"/>
+      </w:pPr>
+      <w:r>
+        <w:rPr>
+          <w:b/>
+          <w:bCs/>
+        </w:rPr>
+        <w:t xml:space="preserve">Ignorer les signalements</w:t>
+      </w:r>
+      <w:r>
+        <w:t xml:space="preserve"> : le commentaire reste en ligne ;</w:t>
+      </w:r>
+    </w:p>
+    <w:p>
+      <w:pPr>
+        <w:pStyle w:val="ListParagraph"/>
+        <w:numPr>
+          <w:ilvl w:val="0"/>
+          <w:numId w:val="2"/>
+        </w:numPr>
+        <w:spacing w:after="60" w:before="0"/>
+      </w:pPr>
+      <w:r>
+        <w:rPr>
+          <w:b/>
+          <w:bCs/>
+        </w:rPr>
+        <w:t xml:space="preserve">Indésirable</w:t>
+      </w:r>
+      <w:r>
+        <w:t xml:space="preserve"> : pour la publicité et le spam ;</w:t>
+      </w:r>
+    </w:p>
+    <w:p>
+      <w:pPr>
+        <w:pStyle w:val="ListParagraph"/>
+        <w:numPr>
+          <w:ilvl w:val="0"/>
+          <w:numId w:val="2"/>
+        </w:numPr>
+        <w:spacing w:after="60" w:before="0"/>
+      </w:pPr>
+      <w:r>
+        <w:rPr>
+          <w:b/>
+          <w:bCs/>
+        </w:rPr>
+        <w:t xml:space="preserve">Corbeille</w:t>
+      </w:r>
+      <w:r>
+        <w:t xml:space="preserve"> : pour ce qui enfreint les règles (insultes, spoilers non signalés, liens pirates).</w:t>
+      </w:r>
+    </w:p>
+    <w:tbl>
+      <w:tblPr>
+        <w:tblW w:type="dxa" w:w="9026"/>
+        <w:tblBorders>
+          <w:top w:val="single" w:color="auto" w:sz="4"/>
+          <w:left w:val="single" w:color="auto" w:sz="4"/>
+          <w:bottom w:val="single" w:color="auto" w:sz="4"/>
+          <w:right w:val="single" w:color="auto" w:sz="4"/>
+          <w:insideH w:val="single" w:color="auto" w:sz="4"/>
+          <w:insideV w:val="single" w:color="auto" w:sz="4"/>
+        </w:tblBorders>
+      </w:tblPr>
+      <w:tblGrid>
+        <w:gridCol w:w="9026"/>
+      </w:tblGrid>
+      <w:tr>
+        <w:trPr>
+          <w:cantSplit/>
+        </w:trPr>
+        <w:tc>
+          <w:tcPr>
+            <w:tcW w:type="dxa" w:w="9026"/>
+            <w:tcBorders>
+              <w:top w:val="none" w:color="FFFFFF" w:sz="0"/>
+              <w:left w:val="single" w:color="7A4FB0" w:sz="24"/>
+              <w:bottom w:val="none" w:color="FFFFFF" w:sz="0"/>
+              <w:right w:val="none" w:color="FFFFFF" w:sz="0"/>
+            </w:tcBorders>
+            <w:shd w:fill="F1ECFA" w:color="auto" w:val="clear"/>
+            <w:tcMar>
+              <w:top w:type="dxa" w:w="120"/>
+              <w:left w:type="dxa" w:w="200"/>
+              <w:bottom w:type="dxa" w:w="120"/>
+              <w:right w:type="dxa" w:w="160"/>
+            </w:tcMar>
+          </w:tcPr>
+          <w:p>
+            <w:pPr>
+              <w:spacing w:after="0" w:before="0"/>
+            </w:pPr>
+            <w:r>
+              <w:rPr>
+                <w:b/>
+                <w:bCs/>
+                <w:color w:val="4B2A7B"/>
+              </w:rPr>
+              <w:t xml:space="preserve">À savoir</w:t>
+            </w:r>
+            <w:r>
+              <w:t xml:space="preserve"> : </w:t>
+            </w:r>
+            <w:r>
               <w:t xml:space="preserve">au 3ᵉ signalement, un commentaire est masqué en attendant votre décision. Un commentaire d'un membre de l'équipe n'est jamais masqué tout seul.</w:t>
             </w:r>
           </w:p>
@@ -17375,11 +19167,11 @@
       <w:pPr>
         <w:pStyle w:val="Heading1"/>
       </w:pPr>
-      <w:bookmarkStart w:name="titre-64" w:id="131"/>
+      <w:bookmarkStart w:name="titre-68" w:id="139"/>
       <w:r>
         <w:t xml:space="preserve">13 Questions fréquentes</w:t>
       </w:r>
-      <w:bookmarkEnd w:id="131"/>
+      <w:bookmarkEnd w:id="139"/>
     </w:p>
     <w:tbl>
       <w:tblPr>
@@ -18721,21 +20513,21 @@
       <w:pPr>
         <w:pStyle w:val="Heading1"/>
       </w:pPr>
-      <w:bookmarkStart w:name="titre-65" w:id="132"/>
+      <w:bookmarkStart w:name="titre-69" w:id="140"/>
       <w:r>
         <w:t xml:space="preserve">14 En cas de problème</w:t>
       </w:r>
-      <w:bookmarkEnd w:id="132"/>
+      <w:bookmarkEnd w:id="140"/>
     </w:p>
     <w:p>
       <w:pPr>
         <w:pStyle w:val="Heading2"/>
       </w:pPr>
-      <w:bookmarkStart w:name="titre-66" w:id="133"/>
+      <w:bookmarkStart w:name="titre-70" w:id="141"/>
       <w:r>
         <w:t xml:space="preserve">14.1 Qui contacter</w:t>
       </w:r>
-      <w:bookmarkEnd w:id="133"/>
+      <w:bookmarkEnd w:id="141"/>
     </w:p>
     <w:tbl>
       <w:tblPr>
@@ -19216,11 +21008,11 @@
       <w:pPr>
         <w:pStyle w:val="Heading2"/>
       </w:pPr>
-      <w:bookmarkStart w:name="titre-67" w:id="134"/>
+      <w:bookmarkStart w:name="titre-71" w:id="142"/>
       <w:r>
         <w:t xml:space="preserve">14.2 Signaler un problème</w:t>
       </w:r>
-      <w:bookmarkEnd w:id="134"/>
+      <w:bookmarkEnd w:id="142"/>
     </w:p>
     <w:p>
       <w:r>
@@ -19232,7 +21024,7 @@
         <w:pStyle w:val="ListParagraph"/>
         <w:numPr>
           <w:ilvl w:val="0"/>
-          <w:numId w:val="30"/>
+          <w:numId w:val="32"/>
         </w:numPr>
         <w:spacing w:after="60" w:before="40"/>
       </w:pPr>
@@ -19245,7 +21037,7 @@
         <w:pStyle w:val="ListParagraph"/>
         <w:numPr>
           <w:ilvl w:val="0"/>
-          <w:numId w:val="30"/>
+          <w:numId w:val="32"/>
         </w:numPr>
         <w:spacing w:after="60" w:before="40"/>
       </w:pPr>
@@ -19258,7 +21050,7 @@
         <w:pStyle w:val="ListParagraph"/>
         <w:numPr>
           <w:ilvl w:val="0"/>
-          <w:numId w:val="30"/>
+          <w:numId w:val="32"/>
         </w:numPr>
         <w:spacing w:after="60" w:before="40"/>
       </w:pPr>
@@ -19271,7 +21063,7 @@
         <w:pStyle w:val="ListParagraph"/>
         <w:numPr>
           <w:ilvl w:val="0"/>
-          <w:numId w:val="30"/>
+          <w:numId w:val="32"/>
         </w:numPr>
         <w:spacing w:after="60" w:before="40"/>
       </w:pPr>
@@ -19480,7 +21272,7 @@
         <w:sz w:val="17"/>
         <w:szCs w:val="17"/>
       </w:rPr>
-      <w:t xml:space="preserve">Version 2.1.5 du 2 octobre 2026</w:t>
+      <w:t xml:space="preserve">Version 2.1.6 du 2 octobre 2026</w:t>
     </w:r>
     <w:r>
       <w:rPr>
@@ -19876,6 +21668,18 @@
     </w:lvlOverride>
   </w:num>
   <w:num w:numId="30">
+    <w:abstractNumId w:val="2"/>
+    <w:lvlOverride w:ilvl="0">
+      <w:startOverride w:val="1"/>
+    </w:lvlOverride>
+  </w:num>
+  <w:num w:numId="31">
+    <w:abstractNumId w:val="2"/>
+    <w:lvlOverride w:ilvl="0">
+      <w:startOverride w:val="1"/>
+    </w:lvlOverride>
+  </w:num>
+  <w:num w:numId="32">
     <w:abstractNumId w:val="2"/>
     <w:lvlOverride w:ilvl="0">
       <w:startOverride w:val="1"/>

--- a/docs/guide-equipe/Guide-equipe-Yume-Novel.docx
+++ b/docs/guide-equipe/Guide-equipe-Yume-Novel.docx
@@ -61,7 +61,7 @@
           <w:sz w:val="22"/>
           <w:szCs w:val="22"/>
         </w:rPr>
-        <w:t xml:space="preserve">Version 2.1.6 du 2 octobre 2026</w:t>
+        <w:t xml:space="preserve">Version 2.1.7 du 6 octobre 2026</w:t>
       </w:r>
     </w:p>
     <w:p>
@@ -505,9 +505,28 @@
               <w:rPr>
                 <w:rStyle w:val="IndexLink"/>
               </w:rPr>
-              <w:t xml:space="default">4.3 Gérer les genres</w:t>
+              <w:t xml:space="default">4.3 Annoncer une nouvelle série sans dévoiler son titre</w:t>
               <w:tab/>
               <w:t xml:space="default">11</w:t>
+            </w:r>
+          </w:hyperlink>
+        </w:p>
+        <w:p>
+          <w:pPr>
+            <w:pStyle w:val="TOC2"/>
+            <w:tabs>
+              <w:tab w:val="clear" w:pos="8786"/>
+              <w:tab w:val="right" w:pos="9025" w:leader="dot"/>
+            </w:tabs>
+          </w:pPr>
+          <w:hyperlink w:history="1" w:anchor="titre-22">
+            <w:r>
+              <w:rPr>
+                <w:rStyle w:val="IndexLink"/>
+              </w:rPr>
+              <w:t xml:space="default">4.4 Gérer les genres</w:t>
+              <w:tab/>
+              <w:t xml:space="default">14</w:t>
             </w:r>
           </w:hyperlink>
         </w:p>
@@ -519,33 +538,14 @@
               <w:tab w:val="right" w:pos="9025" w:leader="dot"/>
             </w:tabs>
           </w:pPr>
-          <w:hyperlink w:history="1" w:anchor="titre-22">
+          <w:hyperlink w:history="1" w:anchor="titre-23">
             <w:r>
               <w:rPr>
                 <w:rStyle w:val="IndexLink"/>
               </w:rPr>
               <w:t xml:space="default">5 Créer un tome vide</w:t>
               <w:tab/>
-              <w:t xml:space="default">13</w:t>
-            </w:r>
-          </w:hyperlink>
-        </w:p>
-        <w:p>
-          <w:pPr>
-            <w:pStyle w:val="TOC2"/>
-            <w:tabs>
-              <w:tab w:val="clear" w:pos="8786"/>
-              <w:tab w:val="right" w:pos="9025" w:leader="dot"/>
-            </w:tabs>
-          </w:pPr>
-          <w:hyperlink w:history="1" w:anchor="titre-23">
-            <w:r>
-              <w:rPr>
-                <w:rStyle w:val="IndexLink"/>
-              </w:rPr>
-              <w:t xml:space="default">5.1 Ouvrir la page « Nouveau tome »</w:t>
-              <w:tab/>
-              <w:t xml:space="default">13</w:t>
+              <w:t xml:space="default">15</w:t>
             </w:r>
           </w:hyperlink>
         </w:p>
@@ -562,9 +562,9 @@
               <w:rPr>
                 <w:rStyle w:val="IndexLink"/>
               </w:rPr>
-              <w:t xml:space="default">5.2 Créer le tome</w:t>
+              <w:t xml:space="default">5.1 Ouvrir la page « Nouveau tome »</w:t>
               <w:tab/>
-              <w:t xml:space="default">13</w:t>
+              <w:t xml:space="default">15</w:t>
             </w:r>
           </w:hyperlink>
         </w:p>
@@ -581,9 +581,28 @@
               <w:rPr>
                 <w:rStyle w:val="IndexLink"/>
               </w:rPr>
+              <w:t xml:space="default">5.2 Créer le tome</w:t>
+              <w:tab/>
+              <w:t xml:space="default">15</w:t>
+            </w:r>
+          </w:hyperlink>
+        </w:p>
+        <w:p>
+          <w:pPr>
+            <w:pStyle w:val="TOC2"/>
+            <w:tabs>
+              <w:tab w:val="clear" w:pos="8786"/>
+              <w:tab w:val="right" w:pos="9025" w:leader="dot"/>
+            </w:tabs>
+          </w:pPr>
+          <w:hyperlink w:history="1" w:anchor="titre-26">
+            <w:r>
+              <w:rPr>
+                <w:rStyle w:val="IndexLink"/>
+              </w:rPr>
               <w:t xml:space="default">5.3 Comprendre la parution d'un tome</w:t>
               <w:tab/>
-              <w:t xml:space="default">14</w:t>
+              <w:t xml:space="default">17</w:t>
             </w:r>
           </w:hyperlink>
         </w:p>
@@ -595,33 +614,14 @@
               <w:tab w:val="right" w:pos="9025" w:leader="dot"/>
             </w:tabs>
           </w:pPr>
-          <w:hyperlink w:history="1" w:anchor="titre-26">
+          <w:hyperlink w:history="1" w:anchor="titre-27">
             <w:r>
               <w:rPr>
                 <w:rStyle w:val="IndexLink"/>
               </w:rPr>
               <w:t xml:space="default">6 Préparer le fichier Word</w:t>
               <w:tab/>
-              <w:t xml:space="default">15</w:t>
-            </w:r>
-          </w:hyperlink>
-        </w:p>
-        <w:p>
-          <w:pPr>
-            <w:pStyle w:val="TOC2"/>
-            <w:tabs>
-              <w:tab w:val="clear" w:pos="8786"/>
-              <w:tab w:val="right" w:pos="9025" w:leader="dot"/>
-            </w:tabs>
-          </w:pPr>
-          <w:hyperlink w:history="1" w:anchor="titre-27">
-            <w:r>
-              <w:rPr>
-                <w:rStyle w:val="IndexLink"/>
-              </w:rPr>
-              <w:t xml:space="default">6.1 Utiliser les bons styles</w:t>
-              <w:tab/>
-              <w:t xml:space="default">15</w:t>
+              <w:t xml:space="default">19</w:t>
             </w:r>
           </w:hyperlink>
         </w:p>
@@ -638,9 +638,9 @@
               <w:rPr>
                 <w:rStyle w:val="IndexLink"/>
               </w:rPr>
-              <w:t xml:space="default">6.2 Écrire les dialogues et les pensées</w:t>
+              <w:t xml:space="default">6.1 Utiliser les bons styles</w:t>
               <w:tab/>
-              <w:t xml:space="default">15</w:t>
+              <w:t xml:space="default">19</w:t>
             </w:r>
           </w:hyperlink>
         </w:p>
@@ -657,9 +657,9 @@
               <w:rPr>
                 <w:rStyle w:val="IndexLink"/>
               </w:rPr>
-              <w:t xml:space="default">6.3 Décrire les illustrations</w:t>
+              <w:t xml:space="default">6.2 Écrire les dialogues et les pensées</w:t>
               <w:tab/>
-              <w:t xml:space="default">15</w:t>
+              <w:t xml:space="default">19</w:t>
             </w:r>
           </w:hyperlink>
         </w:p>
@@ -676,9 +676,9 @@
               <w:rPr>
                 <w:rStyle w:val="IndexLink"/>
               </w:rPr>
-              <w:t xml:space="default">6.4 Forcer un début de chapitre avec un marqueur</w:t>
+              <w:t xml:space="default">6.3 Décrire les illustrations</w:t>
               <w:tab/>
-              <w:t xml:space="default">16</w:t>
+              <w:t xml:space="default">19</w:t>
             </w:r>
           </w:hyperlink>
         </w:p>
@@ -695,9 +695,28 @@
               <w:rPr>
                 <w:rStyle w:val="IndexLink"/>
               </w:rPr>
+              <w:t xml:space="default">6.4 Forcer un début de chapitre avec un marqueur</w:t>
+              <w:tab/>
+              <w:t xml:space="default">20</w:t>
+            </w:r>
+          </w:hyperlink>
+        </w:p>
+        <w:p>
+          <w:pPr>
+            <w:pStyle w:val="TOC2"/>
+            <w:tabs>
+              <w:tab w:val="clear" w:pos="8786"/>
+              <w:tab w:val="right" w:pos="9025" w:leader="dot"/>
+            </w:tabs>
+          </w:pPr>
+          <w:hyperlink w:history="1" w:anchor="titre-32">
+            <w:r>
+              <w:rPr>
+                <w:rStyle w:val="IndexLink"/>
+              </w:rPr>
               <w:t xml:space="default">6.5 Vérifier le fichier avant de l'envoyer</w:t>
               <w:tab/>
-              <w:t xml:space="default">16</w:t>
+              <w:t xml:space="default">20</w:t>
             </w:r>
           </w:hyperlink>
         </w:p>
@@ -709,33 +728,14 @@
               <w:tab w:val="right" w:pos="9025" w:leader="dot"/>
             </w:tabs>
           </w:pPr>
-          <w:hyperlink w:history="1" w:anchor="titre-32">
+          <w:hyperlink w:history="1" w:anchor="titre-33">
             <w:r>
               <w:rPr>
                 <w:rStyle w:val="IndexLink"/>
               </w:rPr>
               <w:t xml:space="default">7 Ajouter des chapitres à un tome</w:t>
               <w:tab/>
-              <w:t xml:space="default">17</w:t>
-            </w:r>
-          </w:hyperlink>
-        </w:p>
-        <w:p>
-          <w:pPr>
-            <w:pStyle w:val="TOC2"/>
-            <w:tabs>
-              <w:tab w:val="clear" w:pos="8786"/>
-              <w:tab w:val="right" w:pos="9025" w:leader="dot"/>
-            </w:tabs>
-          </w:pPr>
-          <w:hyperlink w:history="1" w:anchor="titre-33">
-            <w:r>
-              <w:rPr>
-                <w:rStyle w:val="IndexLink"/>
-              </w:rPr>
-              <w:t xml:space="default">7.1 Comprendre le formulaire</w:t>
-              <w:tab/>
-              <w:t xml:space="default">17</w:t>
+              <w:t xml:space="default">21</w:t>
             </w:r>
           </w:hyperlink>
         </w:p>
@@ -752,9 +752,9 @@
               <w:rPr>
                 <w:rStyle w:val="IndexLink"/>
               </w:rPr>
-              <w:t xml:space="default">7.2 Publier le prologue d'un tome en cours</w:t>
+              <w:t xml:space="default">7.1 Comprendre le formulaire</w:t>
               <w:tab/>
-              <w:t xml:space="default">20</w:t>
+              <w:t xml:space="default">21</w:t>
             </w:r>
           </w:hyperlink>
         </w:p>
@@ -771,9 +771,9 @@
               <w:rPr>
                 <w:rStyle w:val="IndexLink"/>
               </w:rPr>
-              <w:t xml:space="default">7.3 Programmer plusieurs chapitres au rythme</w:t>
+              <w:t xml:space="default">7.2 Publier le prologue d'un tome en cours</w:t>
               <w:tab/>
-              <w:t xml:space="default">20</w:t>
+              <w:t xml:space="default">24</w:t>
             </w:r>
           </w:hyperlink>
         </w:p>
@@ -790,9 +790,9 @@
               <w:rPr>
                 <w:rStyle w:val="IndexLink"/>
               </w:rPr>
-              <w:t xml:space="default">7.4 Publier un tome entier d'un coup</w:t>
+              <w:t xml:space="default">7.3 Programmer plusieurs chapitres au rythme</w:t>
               <w:tab/>
-              <w:t xml:space="default">21</w:t>
+              <w:t xml:space="default">24</w:t>
             </w:r>
           </w:hyperlink>
         </w:p>
@@ -809,9 +809,9 @@
               <w:rPr>
                 <w:rStyle w:val="IndexLink"/>
               </w:rPr>
-              <w:t xml:space="default">7.5 Donner tout le tome, chapitre par chapitre, avec les liens à la fin</w:t>
+              <w:t xml:space="default">7.4 Publier un tome entier d'un coup</w:t>
               <w:tab/>
-              <w:t xml:space="default">21</w:t>
+              <w:t xml:space="default">25</w:t>
             </w:r>
           </w:hyperlink>
         </w:p>
@@ -828,9 +828,9 @@
               <w:rPr>
                 <w:rStyle w:val="IndexLink"/>
               </w:rPr>
-              <w:t xml:space="default">7.6 Corriger un chapitre déjà en ligne</w:t>
+              <w:t xml:space="default">7.5 Donner tout le tome, chapitre par chapitre, avec les liens à la fin</w:t>
               <w:tab/>
-              <w:t xml:space="default">22</w:t>
+              <w:t xml:space="default">25</w:t>
             </w:r>
           </w:hyperlink>
         </w:p>
@@ -847,9 +847,9 @@
               <w:rPr>
                 <w:rStyle w:val="IndexLink"/>
               </w:rPr>
-              <w:t xml:space="default">7.7 Découper soi-même les chapitres</w:t>
+              <w:t xml:space="default">7.6 Corriger un chapitre déjà en ligne</w:t>
               <w:tab/>
-              <w:t xml:space="default">22</w:t>
+              <w:t xml:space="default">26</w:t>
             </w:r>
           </w:hyperlink>
         </w:p>
@@ -866,9 +866,9 @@
               <w:rPr>
                 <w:rStyle w:val="IndexLink"/>
               </w:rPr>
-              <w:t xml:space="default">7.8 Ajouter la lecture en ligne d'un tome déjà paru</w:t>
+              <w:t xml:space="default">7.7 Découper soi-même les chapitres</w:t>
               <w:tab/>
-              <w:t xml:space="default">23</w:t>
+              <w:t xml:space="default">26</w:t>
             </w:r>
           </w:hyperlink>
         </w:p>
@@ -885,9 +885,9 @@
               <w:rPr>
                 <w:rStyle w:val="IndexLink"/>
               </w:rPr>
-              <w:t xml:space="default">7.9 Refaire toute la lecture en ligne d'un tome</w:t>
+              <w:t xml:space="default">7.8 Ajouter la lecture en ligne d'un tome déjà paru</w:t>
               <w:tab/>
-              <w:t xml:space="default">23</w:t>
+              <w:t xml:space="default">27</w:t>
             </w:r>
           </w:hyperlink>
         </w:p>
@@ -904,9 +904,28 @@
               <w:rPr>
                 <w:rStyle w:val="IndexLink"/>
               </w:rPr>
+              <w:t xml:space="default">7.9 Refaire toute la lecture en ligne d'un tome</w:t>
+              <w:tab/>
+              <w:t xml:space="default">27</w:t>
+            </w:r>
+          </w:hyperlink>
+        </w:p>
+        <w:p>
+          <w:pPr>
+            <w:pStyle w:val="TOC2"/>
+            <w:tabs>
+              <w:tab w:val="clear" w:pos="8786"/>
+              <w:tab w:val="right" w:pos="9025" w:leader="dot"/>
+            </w:tabs>
+          </w:pPr>
+          <w:hyperlink w:history="1" w:anchor="titre-43">
+            <w:r>
+              <w:rPr>
+                <w:rStyle w:val="IndexLink"/>
+              </w:rPr>
               <w:t xml:space="default">7.10 Savoir ce qui sera annoncé</w:t>
               <w:tab/>
-              <w:t xml:space="default">23</w:t>
+              <w:t xml:space="default">27</w:t>
             </w:r>
           </w:hyperlink>
         </w:p>
@@ -918,33 +937,14 @@
               <w:tab w:val="right" w:pos="9025" w:leader="dot"/>
             </w:tabs>
           </w:pPr>
-          <w:hyperlink w:history="1" w:anchor="titre-43">
+          <w:hyperlink w:history="1" w:anchor="titre-44">
             <w:r>
               <w:rPr>
                 <w:rStyle w:val="IndexLink"/>
               </w:rPr>
               <w:t xml:space="default">8 Terminer un tome</w:t>
               <w:tab/>
-              <w:t xml:space="default">25</w:t>
-            </w:r>
-          </w:hyperlink>
-        </w:p>
-        <w:p>
-          <w:pPr>
-            <w:pStyle w:val="TOC2"/>
-            <w:tabs>
-              <w:tab w:val="clear" w:pos="8786"/>
-              <w:tab w:val="right" w:pos="9025" w:leader="dot"/>
-            </w:tabs>
-          </w:pPr>
-          <w:hyperlink w:history="1" w:anchor="titre-44">
-            <w:r>
-              <w:rPr>
-                <w:rStyle w:val="IndexLink"/>
-              </w:rPr>
-              <w:t xml:space="default">8.1 Terminer un tome avec son dernier envoi</w:t>
-              <w:tab/>
-              <w:t xml:space="default">25</w:t>
+              <w:t xml:space="default">29</w:t>
             </w:r>
           </w:hyperlink>
         </w:p>
@@ -961,9 +961,9 @@
               <w:rPr>
                 <w:rStyle w:val="IndexLink"/>
               </w:rPr>
-              <w:t xml:space="default">8.2 Passer un tome à « Publié » depuis sa fiche</w:t>
+              <w:t xml:space="default">8.1 Terminer un tome avec son dernier envoi</w:t>
               <w:tab/>
-              <w:t xml:space="default">25</w:t>
+              <w:t xml:space="default">29</w:t>
             </w:r>
           </w:hyperlink>
         </w:p>
@@ -980,9 +980,28 @@
               <w:rPr>
                 <w:rStyle w:val="IndexLink"/>
               </w:rPr>
+              <w:t xml:space="default">8.2 Passer un tome à « Publié » depuis sa fiche</w:t>
+              <w:tab/>
+              <w:t xml:space="default">29</w:t>
+            </w:r>
+          </w:hyperlink>
+        </w:p>
+        <w:p>
+          <w:pPr>
+            <w:pStyle w:val="TOC2"/>
+            <w:tabs>
+              <w:tab w:val="clear" w:pos="8786"/>
+              <w:tab w:val="right" w:pos="9025" w:leader="dot"/>
+            </w:tabs>
+          </w:pPr>
+          <w:hyperlink w:history="1" w:anchor="titre-47">
+            <w:r>
+              <w:rPr>
+                <w:rStyle w:val="IndexLink"/>
+              </w:rPr>
               <w:t xml:space="default">8.3 Remplacer un lien PDF ou EPUB mort</w:t>
               <w:tab/>
-              <w:t xml:space="default">26</w:t>
+              <w:t xml:space="default">30</w:t>
             </w:r>
           </w:hyperlink>
         </w:p>
@@ -994,33 +1013,14 @@
               <w:tab w:val="right" w:pos="9025" w:leader="dot"/>
             </w:tabs>
           </w:pPr>
-          <w:hyperlink w:history="1" w:anchor="titre-47">
+          <w:hyperlink w:history="1" w:anchor="titre-48">
             <w:r>
               <w:rPr>
                 <w:rStyle w:val="IndexLink"/>
               </w:rPr>
               <w:t xml:space="default">9 Modifier un tome</w:t>
               <w:tab/>
-              <w:t xml:space="default">27</w:t>
-            </w:r>
-          </w:hyperlink>
-        </w:p>
-        <w:p>
-          <w:pPr>
-            <w:pStyle w:val="TOC2"/>
-            <w:tabs>
-              <w:tab w:val="clear" w:pos="8786"/>
-              <w:tab w:val="right" w:pos="9025" w:leader="dot"/>
-            </w:tabs>
-          </w:pPr>
-          <w:hyperlink w:history="1" w:anchor="titre-48">
-            <w:r>
-              <w:rPr>
-                <w:rStyle w:val="IndexLink"/>
-              </w:rPr>
-              <w:t xml:space="default">9.1 Trouver un tome</w:t>
-              <w:tab/>
-              <w:t xml:space="default">27</w:t>
+              <w:t xml:space="default">31</w:t>
             </w:r>
           </w:hyperlink>
         </w:p>
@@ -1037,9 +1037,9 @@
               <w:rPr>
                 <w:rStyle w:val="IndexLink"/>
               </w:rPr>
-              <w:t xml:space="default">9.2 Modifier les informations d'un tome</w:t>
+              <w:t xml:space="default">9.1 Trouver un tome</w:t>
               <w:tab/>
-              <w:t xml:space="default">28</w:t>
+              <w:t xml:space="default">31</w:t>
             </w:r>
           </w:hyperlink>
         </w:p>
@@ -1056,9 +1056,28 @@
               <w:rPr>
                 <w:rStyle w:val="IndexLink"/>
               </w:rPr>
+              <w:t xml:space="default">9.2 Modifier les informations d'un tome</w:t>
+              <w:tab/>
+              <w:t xml:space="default">32</w:t>
+            </w:r>
+          </w:hyperlink>
+        </w:p>
+        <w:p>
+          <w:pPr>
+            <w:pStyle w:val="TOC2"/>
+            <w:tabs>
+              <w:tab w:val="clear" w:pos="8786"/>
+              <w:tab w:val="right" w:pos="9025" w:leader="dot"/>
+            </w:tabs>
+          </w:pPr>
+          <w:hyperlink w:history="1" w:anchor="titre-51">
+            <w:r>
+              <w:rPr>
+                <w:rStyle w:val="IndexLink"/>
+              </w:rPr>
               <w:t xml:space="default">9.3 Publier, reprogrammer ou retirer un chapitre</w:t>
               <w:tab/>
-              <w:t xml:space="default">29</w:t>
+              <w:t xml:space="default">33</w:t>
             </w:r>
           </w:hyperlink>
         </w:p>
@@ -1070,33 +1089,14 @@
               <w:tab w:val="right" w:pos="9025" w:leader="dot"/>
             </w:tabs>
           </w:pPr>
-          <w:hyperlink w:history="1" w:anchor="titre-51">
+          <w:hyperlink w:history="1" w:anchor="titre-52">
             <w:r>
               <w:rPr>
                 <w:rStyle w:val="IndexLink"/>
               </w:rPr>
               <w:t xml:space="default">10 Nouveau (version 2.1.5) : l'état des tomes et des œuvres</w:t>
               <w:tab/>
-              <w:t xml:space="default">30</w:t>
-            </w:r>
-          </w:hyperlink>
-        </w:p>
-        <w:p>
-          <w:pPr>
-            <w:pStyle w:val="TOC2"/>
-            <w:tabs>
-              <w:tab w:val="clear" w:pos="8786"/>
-              <w:tab w:val="right" w:pos="9025" w:leader="dot"/>
-            </w:tabs>
-          </w:pPr>
-          <w:hyperlink w:history="1" w:anchor="titre-52">
-            <w:r>
-              <w:rPr>
-                <w:rStyle w:val="IndexLink"/>
-              </w:rPr>
-              <w:t xml:space="default">10.1 Le cycle de vie d'un tome</w:t>
-              <w:tab/>
-              <w:t xml:space="default">30</w:t>
+              <w:t xml:space="default">35</w:t>
             </w:r>
           </w:hyperlink>
         </w:p>
@@ -1113,9 +1113,9 @@
               <w:rPr>
                 <w:rStyle w:val="IndexLink"/>
               </w:rPr>
-              <w:t xml:space="default">10.2 Changer l'état d'un tome</w:t>
+              <w:t xml:space="default">10.1 Le cycle de vie d'un tome</w:t>
               <w:tab/>
-              <w:t xml:space="default">31</w:t>
+              <w:t xml:space="default">35</w:t>
             </w:r>
           </w:hyperlink>
         </w:p>
@@ -1132,9 +1132,9 @@
               <w:rPr>
                 <w:rStyle w:val="IndexLink"/>
               </w:rPr>
-              <w:t xml:space="default">10.3 Savoir ce que fait chaque changement</w:t>
+              <w:t xml:space="default">10.2 Changer l'état d'un tome</w:t>
               <w:tab/>
-              <w:t xml:space="default">31</w:t>
+              <w:t xml:space="default">36</w:t>
             </w:r>
           </w:hyperlink>
         </w:p>
@@ -1151,9 +1151,9 @@
               <w:rPr>
                 <w:rStyle w:val="IndexLink"/>
               </w:rPr>
-              <w:t xml:space="default">10.4 J'ai publié au lieu de programmer : comment réparer</w:t>
+              <w:t xml:space="default">10.3 Savoir ce que fait chaque changement</w:t>
               <w:tab/>
-              <w:t xml:space="default">32</w:t>
+              <w:t xml:space="default">36</w:t>
             </w:r>
           </w:hyperlink>
         </w:p>
@@ -1170,9 +1170,28 @@
               <w:rPr>
                 <w:rStyle w:val="IndexLink"/>
               </w:rPr>
+              <w:t xml:space="default">10.4 J'ai publié au lieu de programmer : comment réparer</w:t>
+              <w:tab/>
+              <w:t xml:space="default">37</w:t>
+            </w:r>
+          </w:hyperlink>
+        </w:p>
+        <w:p>
+          <w:pPr>
+            <w:pStyle w:val="TOC2"/>
+            <w:tabs>
+              <w:tab w:val="clear" w:pos="8786"/>
+              <w:tab w:val="right" w:pos="9025" w:leader="dot"/>
+            </w:tabs>
+          </w:pPr>
+          <w:hyperlink w:history="1" w:anchor="titre-57">
+            <w:r>
+              <w:rPr>
+                <w:rStyle w:val="IndexLink"/>
+              </w:rPr>
               <w:t xml:space="default">10.5 Changer l'état d'une œuvre</w:t>
               <w:tab/>
-              <w:t xml:space="default">33</w:t>
+              <w:t xml:space="default">38</w:t>
             </w:r>
           </w:hyperlink>
         </w:p>
@@ -1184,33 +1203,14 @@
               <w:tab w:val="right" w:pos="9025" w:leader="dot"/>
             </w:tabs>
           </w:pPr>
-          <w:hyperlink w:history="1" w:anchor="titre-57">
+          <w:hyperlink w:history="1" w:anchor="titre-58">
             <w:r>
               <w:rPr>
                 <w:rStyle w:val="IndexLink"/>
               </w:rPr>
               <w:t xml:space="default">11 Ce que voient les lecteurs</w:t>
               <w:tab/>
-              <w:t xml:space="default">35</w:t>
-            </w:r>
-          </w:hyperlink>
-        </w:p>
-        <w:p>
-          <w:pPr>
-            <w:pStyle w:val="TOC2"/>
-            <w:tabs>
-              <w:tab w:val="clear" w:pos="8786"/>
-              <w:tab w:val="right" w:pos="9025" w:leader="dot"/>
-            </w:tabs>
-          </w:pPr>
-          <w:hyperlink w:history="1" w:anchor="titre-58">
-            <w:r>
-              <w:rPr>
-                <w:rStyle w:val="IndexLink"/>
-              </w:rPr>
-              <w:t xml:space="default">11.1 La page d'accueil</w:t>
-              <w:tab/>
-              <w:t xml:space="default">35</w:t>
+              <w:t xml:space="default">40</w:t>
             </w:r>
           </w:hyperlink>
         </w:p>
@@ -1227,9 +1227,9 @@
               <w:rPr>
                 <w:rStyle w:val="IndexLink"/>
               </w:rPr>
-              <w:t xml:space="default">11.2 La page Planning</w:t>
+              <w:t xml:space="default">11.1 La page d'accueil</w:t>
               <w:tab/>
-              <w:t xml:space="default">36</w:t>
+              <w:t xml:space="default">40</w:t>
             </w:r>
           </w:hyperlink>
         </w:p>
@@ -1246,9 +1246,9 @@
               <w:rPr>
                 <w:rStyle w:val="IndexLink"/>
               </w:rPr>
-              <w:t xml:space="default">11.3 Faire apparaître un chapitre dans « Prochains » de l'accueil</w:t>
+              <w:t xml:space="default">11.2 La page Planning</w:t>
               <w:tab/>
-              <w:t xml:space="default">38</w:t>
+              <w:t xml:space="default">41</w:t>
             </w:r>
           </w:hyperlink>
         </w:p>
@@ -1265,9 +1265,9 @@
               <w:rPr>
                 <w:rStyle w:val="IndexLink"/>
               </w:rPr>
-              <w:t xml:space="default">11.4 Mettre un tome à la une</w:t>
+              <w:t xml:space="default">11.3 Faire apparaître un chapitre dans « Prochains » de l'accueil</w:t>
               <w:tab/>
-              <w:t xml:space="default">38</w:t>
+              <w:t xml:space="default">43</w:t>
             </w:r>
           </w:hyperlink>
         </w:p>
@@ -1284,9 +1284,9 @@
               <w:rPr>
                 <w:rStyle w:val="IndexLink"/>
               </w:rPr>
-              <w:t xml:space="default">11.5 La fiche d'une œuvre</w:t>
+              <w:t xml:space="default">11.4 Mettre un tome à la une</w:t>
               <w:tab/>
-              <w:t xml:space="default">39</w:t>
+              <w:t xml:space="default">43</w:t>
             </w:r>
           </w:hyperlink>
         </w:p>
@@ -1303,9 +1303,28 @@
               <w:rPr>
                 <w:rStyle w:val="IndexLink"/>
               </w:rPr>
+              <w:t xml:space="default">11.5 La fiche d'une œuvre</w:t>
+              <w:tab/>
+              <w:t xml:space="default">44</w:t>
+            </w:r>
+          </w:hyperlink>
+        </w:p>
+        <w:p>
+          <w:pPr>
+            <w:pStyle w:val="TOC2"/>
+            <w:tabs>
+              <w:tab w:val="clear" w:pos="8786"/>
+              <w:tab w:val="right" w:pos="9025" w:leader="dot"/>
+            </w:tabs>
+          </w:pPr>
+          <w:hyperlink w:history="1" w:anchor="titre-64">
+            <w:r>
+              <w:rPr>
+                <w:rStyle w:val="IndexLink"/>
+              </w:rPr>
               <w:t xml:space="default">11.6 La page d'un tome en cours</w:t>
               <w:tab/>
-              <w:t xml:space="default">40</w:t>
+              <w:t xml:space="default">45</w:t>
             </w:r>
           </w:hyperlink>
         </w:p>
@@ -1317,33 +1336,14 @@
               <w:tab w:val="right" w:pos="9025" w:leader="dot"/>
             </w:tabs>
           </w:pPr>
-          <w:hyperlink w:history="1" w:anchor="titre-64">
+          <w:hyperlink w:history="1" w:anchor="titre-65">
             <w:r>
               <w:rPr>
                 <w:rStyle w:val="IndexLink"/>
               </w:rPr>
               <w:t xml:space="default">12 Glossaires, actualités et commentaires</w:t>
               <w:tab/>
-              <w:t xml:space="default">41</w:t>
-            </w:r>
-          </w:hyperlink>
-        </w:p>
-        <w:p>
-          <w:pPr>
-            <w:pStyle w:val="TOC2"/>
-            <w:tabs>
-              <w:tab w:val="clear" w:pos="8786"/>
-              <w:tab w:val="right" w:pos="9025" w:leader="dot"/>
-            </w:tabs>
-          </w:pPr>
-          <w:hyperlink w:history="1" w:anchor="titre-65">
-            <w:r>
-              <w:rPr>
-                <w:rStyle w:val="IndexLink"/>
-              </w:rPr>
-              <w:t xml:space="default">12.1 Publier le glossaire d'une œuvre</w:t>
-              <w:tab/>
-              <w:t xml:space="default">41</w:t>
+              <w:t xml:space="default">46</w:t>
             </w:r>
           </w:hyperlink>
         </w:p>
@@ -1360,9 +1360,9 @@
               <w:rPr>
                 <w:rStyle w:val="IndexLink"/>
               </w:rPr>
-              <w:t xml:space="default">12.2 Lier une actualité à une œuvre</w:t>
+              <w:t xml:space="default">12.1 Publier le glossaire d'une œuvre</w:t>
               <w:tab/>
-              <w:t xml:space="default">41</w:t>
+              <w:t xml:space="default">46</w:t>
             </w:r>
           </w:hyperlink>
         </w:p>
@@ -1379,17 +1379,17 @@
               <w:rPr>
                 <w:rStyle w:val="IndexLink"/>
               </w:rPr>
-              <w:t xml:space="default">12.3 Modérer les commentaires</w:t>
+              <w:t xml:space="default">12.2 Lier une actualité à une œuvre</w:t>
               <w:tab/>
-              <w:t xml:space="default">41</w:t>
+              <w:t xml:space="default">46</w:t>
             </w:r>
           </w:hyperlink>
         </w:p>
         <w:p>
           <w:pPr>
-            <w:pStyle w:val="TOC1"/>
+            <w:pStyle w:val="TOC2"/>
             <w:tabs>
-              <w:tab w:val="clear" w:pos="9026"/>
+              <w:tab w:val="clear" w:pos="8786"/>
               <w:tab w:val="right" w:pos="9025" w:leader="dot"/>
             </w:tabs>
           </w:pPr>
@@ -1398,9 +1398,9 @@
               <w:rPr>
                 <w:rStyle w:val="IndexLink"/>
               </w:rPr>
-              <w:t xml:space="default">13 Questions fréquentes</w:t>
+              <w:t xml:space="default">12.3 Modérer les commentaires</w:t>
               <w:tab/>
-              <w:t xml:space="default">42</w:t>
+              <w:t xml:space="default">46</w:t>
             </w:r>
           </w:hyperlink>
         </w:p>
@@ -1417,17 +1417,17 @@
               <w:rPr>
                 <w:rStyle w:val="IndexLink"/>
               </w:rPr>
-              <w:t xml:space="default">14 En cas de problème</w:t>
+              <w:t xml:space="default">13 Questions fréquentes</w:t>
               <w:tab/>
-              <w:t xml:space="default">43</w:t>
+              <w:t xml:space="default">47</w:t>
             </w:r>
           </w:hyperlink>
         </w:p>
         <w:p>
           <w:pPr>
-            <w:pStyle w:val="TOC2"/>
+            <w:pStyle w:val="TOC1"/>
             <w:tabs>
-              <w:tab w:val="clear" w:pos="8786"/>
+              <w:tab w:val="clear" w:pos="9026"/>
               <w:tab w:val="right" w:pos="9025" w:leader="dot"/>
             </w:tabs>
           </w:pPr>
@@ -1436,9 +1436,9 @@
               <w:rPr>
                 <w:rStyle w:val="IndexLink"/>
               </w:rPr>
-              <w:t xml:space="default">14.1 Qui contacter</w:t>
+              <w:t xml:space="default">14 En cas de problème</w:t>
               <w:tab/>
-              <w:t xml:space="default">43</w:t>
+              <w:t xml:space="default">48</w:t>
             </w:r>
           </w:hyperlink>
         </w:p>
@@ -1455,9 +1455,28 @@
               <w:rPr>
                 <w:rStyle w:val="IndexLink"/>
               </w:rPr>
+              <w:t xml:space="default">14.1 Qui contacter</w:t>
+              <w:tab/>
+              <w:t xml:space="default">48</w:t>
+            </w:r>
+          </w:hyperlink>
+        </w:p>
+        <w:p>
+          <w:pPr>
+            <w:pStyle w:val="TOC2"/>
+            <w:tabs>
+              <w:tab w:val="clear" w:pos="8786"/>
+              <w:tab w:val="right" w:pos="9025" w:leader="dot"/>
+            </w:tabs>
+          </w:pPr>
+          <w:hyperlink w:history="1" w:anchor="titre-72">
+            <w:r>
+              <w:rPr>
+                <w:rStyle w:val="IndexLink"/>
+              </w:rPr>
               <w:t xml:space="default">14.2 Signaler un problème</w:t>
               <w:tab/>
-              <w:t xml:space="default">43</w:t>
+              <w:t xml:space="default">48</w:t>
             </w:r>
           </w:hyperlink>
           <w:r>
@@ -1470,21 +1489,21 @@
       <w:pPr>
         <w:pStyle w:val="Heading1"/>
       </w:pPr>
-      <w:bookmarkStart w:name="titre-1" w:id="72"/>
+      <w:bookmarkStart w:name="titre-1" w:id="73"/>
       <w:r>
         <w:t xml:space="preserve">1 Bienvenue dans l'espace équipe</w:t>
       </w:r>
-      <w:bookmarkEnd w:id="72"/>
+      <w:bookmarkEnd w:id="73"/>
     </w:p>
     <w:p>
       <w:pPr>
         <w:pStyle w:val="Heading2"/>
       </w:pPr>
-      <w:bookmarkStart w:name="titre-2" w:id="73"/>
+      <w:bookmarkStart w:name="titre-2" w:id="74"/>
       <w:r>
         <w:t xml:space="preserve">1.1 À quoi sert l'espace équipe</w:t>
       </w:r>
-      <w:bookmarkEnd w:id="73"/>
+      <w:bookmarkEnd w:id="74"/>
     </w:p>
     <w:p>
       <w:r>
@@ -1575,11 +1594,11 @@
       <w:pPr>
         <w:pStyle w:val="Heading2"/>
       </w:pPr>
-      <w:bookmarkStart w:name="titre-3" w:id="74"/>
+      <w:bookmarkStart w:name="titre-3" w:id="75"/>
       <w:r>
         <w:t xml:space="preserve">1.2 Qui peut faire quoi</w:t>
       </w:r>
-      <w:bookmarkEnd w:id="74"/>
+      <w:bookmarkEnd w:id="75"/>
     </w:p>
     <w:p>
       <w:r>
@@ -2020,11 +2039,11 @@
       <w:pPr>
         <w:pStyle w:val="Heading2"/>
       </w:pPr>
-      <w:bookmarkStart w:name="titre-4" w:id="75"/>
+      <w:bookmarkStart w:name="titre-4" w:id="76"/>
       <w:r>
         <w:t xml:space="preserve">1.3 Se connecter</w:t>
       </w:r>
-      <w:bookmarkEnd w:id="75"/>
+      <w:bookmarkEnd w:id="76"/>
     </w:p>
     <w:p>
       <w:pPr>
@@ -2331,21 +2350,21 @@
       <w:pPr>
         <w:pStyle w:val="Heading1"/>
       </w:pPr>
-      <w:bookmarkStart w:name="titre-5" w:id="76"/>
+      <w:bookmarkStart w:name="titre-5" w:id="77"/>
       <w:r>
         <w:t xml:space="preserve">2 Le tableau de bord et le menu</w:t>
       </w:r>
-      <w:bookmarkEnd w:id="76"/>
+      <w:bookmarkEnd w:id="77"/>
     </w:p>
     <w:p>
       <w:pPr>
         <w:pStyle w:val="Heading2"/>
       </w:pPr>
-      <w:bookmarkStart w:name="titre-6" w:id="77"/>
+      <w:bookmarkStart w:name="titre-6" w:id="78"/>
       <w:r>
         <w:t xml:space="preserve">2.1 Lire le tableau de bord</w:t>
       </w:r>
-      <w:bookmarkEnd w:id="77"/>
+      <w:bookmarkEnd w:id="78"/>
     </w:p>
     <w:p>
       <w:r>
@@ -2486,11 +2505,11 @@
       <w:pPr>
         <w:pStyle w:val="Heading2"/>
       </w:pPr>
-      <w:bookmarkStart w:name="titre-7" w:id="78"/>
+      <w:bookmarkStart w:name="titre-7" w:id="79"/>
       <w:r>
         <w:t xml:space="preserve">2.2 Se repérer dans le menu</w:t>
       </w:r>
-      <w:bookmarkEnd w:id="78"/>
+      <w:bookmarkEnd w:id="79"/>
     </w:p>
     <w:p>
       <w:r>
@@ -2568,7 +2587,7 @@
           <wp:inline distT="0" distB="0" distL="0" distR="0">
             <wp:extent cx="5715000" cy="3514725"/>
             <wp:effectExtent t="0" r="0" b="0" l="0"/>
-            <wp:docPr id="24" name="Schema-Menu-page.png" descr="Le menu de l'espace équipe, entièrement déplié, et qui voit chaque entrée (schéma)." title="Le menu de l'espace équipe, entièrement déplié, et qui voit chaque entrée (schéma)."/>
+            <wp:docPr id="28" name="Schema-Menu-page.png" descr="Le menu de l'espace équipe, entièrement déplié, et qui voit chaque entrée (schéma)." title="Le menu de l'espace équipe, entièrement déplié, et qui voit chaque entrée (schéma)."/>
             <wp:cNvGraphicFramePr>
               <a:graphicFrameLocks xmlns:a="http://schemas.openxmlformats.org/drawingml/2006/main" noChangeAspect="1"/>
             </wp:cNvGraphicFramePr>
@@ -2701,11 +2720,11 @@
       <w:pPr>
         <w:pStyle w:val="Heading2"/>
       </w:pPr>
-      <w:bookmarkStart w:name="titre-8" w:id="79"/>
+      <w:bookmarkStart w:name="titre-8" w:id="80"/>
       <w:r>
         <w:t xml:space="preserve">2.3 Utiliser les raccourcis d'un tome</w:t>
       </w:r>
-      <w:bookmarkEnd w:id="79"/>
+      <w:bookmarkEnd w:id="80"/>
     </w:p>
     <w:p>
       <w:r>
@@ -2816,11 +2835,11 @@
       <w:pPr>
         <w:pStyle w:val="Heading1"/>
       </w:pPr>
-      <w:bookmarkStart w:name="titre-9" w:id="80"/>
+      <w:bookmarkStart w:name="titre-9" w:id="81"/>
       <w:r>
         <w:t xml:space="preserve">3 Le planning</w:t>
       </w:r>
-      <w:bookmarkEnd w:id="80"/>
+      <w:bookmarkEnd w:id="81"/>
     </w:p>
     <w:p>
       <w:r>
@@ -2848,7 +2867,7 @@
           <wp:inline distT="0" distB="0" distL="0" distR="0">
             <wp:extent cx="5715000" cy="3048000"/>
             <wp:effectExtent t="0" r="0" b="0" l="0"/>
-            <wp:docPr id="25" name="Schema-Planning-page.png" descr="Les étapes du planning, une tâche, les états vus par les lecteurs et les rappels (schéma)." title="Les étapes du planning, une tâche, les états vus par les lecteurs et les rappels (schéma)."/>
+            <wp:docPr id="29" name="Schema-Planning-page.png" descr="Les étapes du planning, une tâche, les états vus par les lecteurs et les rappels (schéma)." title="Les étapes du planning, une tâche, les états vus par les lecteurs et les rappels (schéma)."/>
             <wp:cNvGraphicFramePr>
               <a:graphicFrameLocks xmlns:a="http://schemas.openxmlformats.org/drawingml/2006/main" noChangeAspect="1"/>
             </wp:cNvGraphicFramePr>
@@ -2903,11 +2922,11 @@
       <w:pPr>
         <w:pStyle w:val="Heading2"/>
       </w:pPr>
-      <w:bookmarkStart w:name="titre-10" w:id="81"/>
+      <w:bookmarkStart w:name="titre-10" w:id="82"/>
       <w:r>
         <w:t xml:space="preserve">3.1 Mettre à jour son avancement</w:t>
       </w:r>
-      <w:bookmarkEnd w:id="81"/>
+      <w:bookmarkEnd w:id="82"/>
     </w:p>
     <w:p>
       <w:pPr>
@@ -3235,11 +3254,11 @@
       <w:pPr>
         <w:pStyle w:val="Heading2"/>
       </w:pPr>
-      <w:bookmarkStart w:name="titre-11" w:id="82"/>
+      <w:bookmarkStart w:name="titre-11" w:id="83"/>
       <w:r>
         <w:t xml:space="preserve">3.2 Signaler un tome bloqué</w:t>
       </w:r>
-      <w:bookmarkEnd w:id="82"/>
+      <w:bookmarkEnd w:id="83"/>
     </w:p>
     <w:p>
       <w:r>
@@ -3357,11 +3376,11 @@
       <w:pPr>
         <w:pStyle w:val="Heading2"/>
       </w:pPr>
-      <w:bookmarkStart w:name="titre-12" w:id="83"/>
+      <w:bookmarkStart w:name="titre-12" w:id="84"/>
       <w:r>
         <w:t xml:space="preserve">3.3 Mettre à jour une tâche « En attente »</w:t>
       </w:r>
-      <w:bookmarkEnd w:id="83"/>
+      <w:bookmarkEnd w:id="84"/>
     </w:p>
     <w:p>
       <w:r>
@@ -3402,11 +3421,11 @@
       <w:pPr>
         <w:pStyle w:val="Heading2"/>
       </w:pPr>
-      <w:bookmarkStart w:name="titre-13" w:id="84"/>
+      <w:bookmarkStart w:name="titre-13" w:id="85"/>
       <w:r>
         <w:t xml:space="preserve">3.4 Comprendre ce que voient les lecteurs</w:t>
       </w:r>
-      <w:bookmarkEnd w:id="84"/>
+      <w:bookmarkEnd w:id="85"/>
     </w:p>
     <w:tbl>
       <w:tblPr>
@@ -3998,7 +4017,17 @@
     </w:p>
     <w:p>
       <w:r>
-        <w:t xml:space="preserve">Les lecteurs voient l'étape, les pourcentages, le pseudo des responsables et la date cible. Ils ne voient jamais la note pour l'équipe. Le planning nourrit aussi la section </w:t>
+        <w:t xml:space="preserve">Les lecteurs voient l'étape, les pourcentages, le pseudo des responsables et la date cible, avec l'heure de sortie quand elle est connue. Ils ne voient jamais la note pour l'équipe. Le tome d'une </w:t>
+      </w:r>
+      <w:r>
+        <w:rPr>
+          <w:b/>
+          <w:bCs/>
+        </w:rPr>
+        <w:t xml:space="preserve">série à venir</w:t>
+      </w:r>
+      <w:r>
+        <w:t xml:space="preserve"> y figure sous le nom affiché au public, sans le titre de l'œuvre (voir « Annoncer une nouvelle série sans dévoiler son titre »). Le planning nourrit aussi la section </w:t>
       </w:r>
       <w:r>
         <w:rPr>
@@ -4015,11 +4044,11 @@
       <w:pPr>
         <w:pStyle w:val="Heading2"/>
       </w:pPr>
-      <w:bookmarkStart w:name="titre-14" w:id="85"/>
+      <w:bookmarkStart w:name="titre-14" w:id="86"/>
       <w:r>
         <w:t xml:space="preserve">3.5 Recevoir (ou ne plus recevoir) les rappels</w:t>
       </w:r>
-      <w:bookmarkEnd w:id="85"/>
+      <w:bookmarkEnd w:id="86"/>
     </w:p>
     <w:p>
       <w:r>
@@ -4271,11 +4300,11 @@
       <w:pPr>
         <w:pStyle w:val="Heading2"/>
       </w:pPr>
-      <w:bookmarkStart w:name="titre-15" w:id="86"/>
+      <w:bookmarkStart w:name="titre-15" w:id="87"/>
       <w:r>
         <w:t xml:space="preserve">3.6 Mettre un tome en pause</w:t>
       </w:r>
-      <w:bookmarkEnd w:id="86"/>
+      <w:bookmarkEnd w:id="87"/>
     </w:p>
     <w:p>
       <w:r>
@@ -4385,11 +4414,11 @@
       <w:pPr>
         <w:pStyle w:val="Heading2"/>
       </w:pPr>
-      <w:bookmarkStart w:name="titre-16" w:id="87"/>
+      <w:bookmarkStart w:name="titre-16" w:id="88"/>
       <w:r>
         <w:t xml:space="preserve">3.7 Retirer un tome ajouté par erreur</w:t>
       </w:r>
-      <w:bookmarkEnd w:id="87"/>
+      <w:bookmarkEnd w:id="88"/>
     </w:p>
     <w:p>
       <w:r>
@@ -4458,11 +4487,11 @@
       <w:pPr>
         <w:pStyle w:val="Heading2"/>
       </w:pPr>
-      <w:bookmarkStart w:name="titre-17" w:id="88"/>
+      <w:bookmarkStart w:name="titre-17" w:id="89"/>
       <w:r>
         <w:t xml:space="preserve">3.8 Trouver un tome dans le planning complet</w:t>
       </w:r>
-      <w:bookmarkEnd w:id="88"/>
+      <w:bookmarkEnd w:id="89"/>
     </w:p>
     <w:p>
       <w:r>
@@ -4606,11 +4635,11 @@
       <w:pPr>
         <w:pStyle w:val="Heading1"/>
       </w:pPr>
-      <w:bookmarkStart w:name="titre-18" w:id="89"/>
+      <w:bookmarkStart w:name="titre-18" w:id="90"/>
       <w:r>
         <w:t xml:space="preserve">4 Les œuvres</w:t>
       </w:r>
-      <w:bookmarkEnd w:id="89"/>
+      <w:bookmarkEnd w:id="90"/>
     </w:p>
     <w:p>
       <w:r>
@@ -4641,11 +4670,11 @@
       <w:pPr>
         <w:pStyle w:val="Heading2"/>
       </w:pPr>
-      <w:bookmarkStart w:name="titre-19" w:id="90"/>
+      <w:bookmarkStart w:name="titre-19" w:id="91"/>
       <w:r>
         <w:t xml:space="preserve">4.1 Créer une œuvre</w:t>
       </w:r>
-      <w:bookmarkEnd w:id="90"/>
+      <w:bookmarkEnd w:id="91"/>
     </w:p>
     <w:p>
       <w:pPr>
@@ -4843,6 +4872,29 @@
       </w:r>
       <w:r>
         <w:t xml:space="preserve">.</w:t>
+      </w:r>
+    </w:p>
+    <w:p>
+      <w:pPr>
+        <w:pStyle w:val="ListParagraph"/>
+        <w:numPr>
+          <w:ilvl w:val="0"/>
+          <w:numId w:val="8"/>
+        </w:numPr>
+        <w:spacing w:after="60" w:before="40"/>
+      </w:pPr>
+      <w:r>
+        <w:t xml:space="preserve">Pour annoncer la série sans dévoiler son titre, utilisez la section </w:t>
+      </w:r>
+      <w:r>
+        <w:rPr>
+          <w:b/>
+          <w:bCs/>
+        </w:rPr>
+        <w:t xml:space="preserve">Annonce au planning</w:t>
+      </w:r>
+      <w:r>
+        <w:t xml:space="preserve"> (voir « Annoncer une nouvelle série sans dévoiler son titre »).</w:t>
       </w:r>
     </w:p>
     <w:p>
@@ -5076,11 +5128,11 @@
       <w:pPr>
         <w:pStyle w:val="Heading2"/>
       </w:pPr>
-      <w:bookmarkStart w:name="titre-20" w:id="91"/>
+      <w:bookmarkStart w:name="titre-20" w:id="92"/>
       <w:r>
         <w:t xml:space="preserve">4.2 Modifier une œuvre et cadrer sa couverture</w:t>
       </w:r>
-      <w:bookmarkEnd w:id="91"/>
+      <w:bookmarkEnd w:id="92"/>
     </w:p>
     <w:p>
       <w:pPr>
@@ -5213,11 +5265,547 @@
       <w:pPr>
         <w:pStyle w:val="Heading2"/>
       </w:pPr>
-      <w:bookmarkStart w:name="titre-21" w:id="92"/>
-      <w:r>
-        <w:t xml:space="preserve">4.3 Gérer les genres</w:t>
-      </w:r>
-      <w:bookmarkEnd w:id="92"/>
+      <w:bookmarkStart w:name="titre-21" w:id="93"/>
+      <w:r>
+        <w:t xml:space="preserve">4.3 Annoncer une nouvelle série sans dévoiler son titre</w:t>
+      </w:r>
+      <w:bookmarkEnd w:id="93"/>
+    </w:p>
+    <w:p>
+      <w:r>
+        <w:t xml:space="preserve">Pour mettre au planning le Tome 1 d'une série dont le titre doit rester secret. Les lecteurs voient « Nouvelle série à venir » (ou le nom de votre choix) et la date, sans le titre.</w:t>
+      </w:r>
+    </w:p>
+    <w:p>
+      <w:pPr>
+        <w:pStyle w:val="ListParagraph"/>
+        <w:numPr>
+          <w:ilvl w:val="0"/>
+          <w:numId w:val="10"/>
+        </w:numPr>
+        <w:spacing w:after="60" w:before="40"/>
+      </w:pPr>
+      <w:r>
+        <w:t xml:space="preserve">Ouvrez </w:t>
+      </w:r>
+      <w:r>
+        <w:rPr>
+          <w:b/>
+          <w:bCs/>
+        </w:rPr>
+        <w:t xml:space="preserve">Catalogue</w:t>
+      </w:r>
+      <w:r>
+        <w:t xml:space="preserve">, puis </w:t>
+      </w:r>
+      <w:r>
+        <w:rPr>
+          <w:b/>
+          <w:bCs/>
+        </w:rPr>
+        <w:t xml:space="preserve">Œuvres</w:t>
+      </w:r>
+      <w:r>
+        <w:t xml:space="preserve">, et cliquez sur </w:t>
+      </w:r>
+      <w:r>
+        <w:rPr>
+          <w:b/>
+          <w:bCs/>
+        </w:rPr>
+        <w:t xml:space="preserve">Nouvelle œuvre</w:t>
+      </w:r>
+      <w:r>
+        <w:t xml:space="preserve">. Remplissez la fiche comme d'habitude (voir « Créer une œuvre »).</w:t>
+      </w:r>
+    </w:p>
+    <w:p>
+      <w:pPr>
+        <w:pStyle w:val="ListParagraph"/>
+        <w:numPr>
+          <w:ilvl w:val="0"/>
+          <w:numId w:val="10"/>
+        </w:numPr>
+        <w:spacing w:after="60" w:before="40"/>
+      </w:pPr>
+      <w:r>
+        <w:t xml:space="preserve">Dans la section </w:t>
+      </w:r>
+      <w:r>
+        <w:rPr>
+          <w:b/>
+          <w:bCs/>
+        </w:rPr>
+        <w:t xml:space="preserve">Annonce au planning</w:t>
+      </w:r>
+      <w:r>
+        <w:t xml:space="preserve">, cochez </w:t>
+      </w:r>
+      <w:r>
+        <w:rPr>
+          <w:b/>
+          <w:bCs/>
+        </w:rPr>
+        <w:t xml:space="preserve">Série à venir : cacher le titre au public</w:t>
+      </w:r>
+      <w:r>
+        <w:t xml:space="preserve">.</w:t>
+      </w:r>
+    </w:p>
+    <w:p>
+      <w:pPr>
+        <w:pStyle w:val="ListParagraph"/>
+        <w:numPr>
+          <w:ilvl w:val="0"/>
+          <w:numId w:val="10"/>
+        </w:numPr>
+        <w:spacing w:after="60" w:before="40"/>
+      </w:pPr>
+      <w:r>
+        <w:t xml:space="preserve">Si vous le souhaitez, remplissez </w:t>
+      </w:r>
+      <w:r>
+        <w:rPr>
+          <w:b/>
+          <w:bCs/>
+        </w:rPr>
+        <w:t xml:space="preserve">Nom affiché au public</w:t>
+      </w:r>
+      <w:r>
+        <w:t xml:space="preserve"> (par exemple « Nouvelle romance à venir »). Vide, les lecteurs voient « Nouvelle série à venir ».</w:t>
+      </w:r>
+    </w:p>
+    <w:p>
+      <w:pPr>
+        <w:pStyle w:val="ListParagraph"/>
+        <w:numPr>
+          <w:ilvl w:val="0"/>
+          <w:numId w:val="10"/>
+        </w:numPr>
+        <w:spacing w:after="60" w:before="40"/>
+      </w:pPr>
+      <w:r>
+        <w:t xml:space="preserve">Cliquez sur </w:t>
+      </w:r>
+      <w:r>
+        <w:rPr>
+          <w:b/>
+          <w:bCs/>
+        </w:rPr>
+        <w:t xml:space="preserve">Créer en brouillon</w:t>
+      </w:r>
+      <w:r>
+        <w:t xml:space="preserve">. L'œuvre peut rester en brouillon jusqu'à la révélation.</w:t>
+      </w:r>
+    </w:p>
+    <w:p>
+      <w:pPr>
+        <w:pStyle w:val="ListParagraph"/>
+        <w:numPr>
+          <w:ilvl w:val="0"/>
+          <w:numId w:val="10"/>
+        </w:numPr>
+        <w:spacing w:after="60" w:before="40"/>
+      </w:pPr>
+      <w:r>
+        <w:t xml:space="preserve">Sur la ligne de l'œuvre, cliquez sur </w:t>
+      </w:r>
+      <w:r>
+        <w:rPr>
+          <w:b/>
+          <w:bCs/>
+        </w:rPr>
+        <w:t xml:space="preserve">Ajouter un tome au planning</w:t>
+      </w:r>
+      <w:r>
+        <w:t xml:space="preserve">, puis créez le </w:t>
+      </w:r>
+      <w:r>
+        <w:rPr>
+          <w:b/>
+          <w:bCs/>
+        </w:rPr>
+        <w:t xml:space="preserve">Tome 1</w:t>
+      </w:r>
+      <w:r>
+        <w:t xml:space="preserve"> avec sa </w:t>
+      </w:r>
+      <w:r>
+        <w:rPr>
+          <w:b/>
+          <w:bCs/>
+        </w:rPr>
+        <w:t xml:space="preserve">Date cible du tome</w:t>
+      </w:r>
+      <w:r>
+        <w:t xml:space="preserve"> et son </w:t>
+      </w:r>
+      <w:r>
+        <w:rPr>
+          <w:b/>
+          <w:bCs/>
+        </w:rPr>
+        <w:t xml:space="preserve">Heure de sortie</w:t>
+      </w:r>
+      <w:r>
+        <w:t xml:space="preserve"> (voir « Créer le tome »).</w:t>
+      </w:r>
+    </w:p>
+    <w:p>
+      <w:pPr>
+        <w:keepNext/>
+        <w:spacing w:after="60" w:before="160"/>
+        <w:jc w:val="center"/>
+      </w:pPr>
+      <w:r>
+        <w:drawing>
+          <wp:inline distT="0" distB="0" distL="0" distR="0">
+            <wp:extent cx="5715000" cy="5200650"/>
+            <wp:effectExtent t="0" r="0" b="0" l="0"/>
+            <wp:docPr id="30" name="SerieAVenirFormulaire-page.png" descr="La section « Annonce au planning » de « Nouvelle œuvre », et la pastille « Titre caché au public » dans la liste." title="La section « Annonce au planning » de « Nouvelle œuvre », et la pastille « Titre caché au public » dans la liste."/>
+            <wp:cNvGraphicFramePr>
+              <a:graphicFrameLocks xmlns:a="http://schemas.openxmlformats.org/drawingml/2006/main" noChangeAspect="1"/>
+            </wp:cNvGraphicFramePr>
+            <a:graphic xmlns:a="http://schemas.openxmlformats.org/drawingml/2006/main">
+              <a:graphicData uri="http://schemas.openxmlformats.org/drawingml/2006/picture">
+                <pic:pic xmlns:pic="http://schemas.openxmlformats.org/drawingml/2006/picture">
+                  <pic:nvPicPr>
+                    <pic:cNvPr id="0" name="" descr=""/>
+                    <pic:cNvPicPr>
+                      <a:picLocks noChangeAspect="1" noChangeArrowheads="1"/>
+                    </pic:cNvPicPr>
+                  </pic:nvPicPr>
+                  <pic:blipFill>
+                    <a:blip r:embed="rId13" cstate="none"/>
+                    <a:srcRect/>
+                    <a:stretch>
+                      <a:fillRect/>
+                    </a:stretch>
+                  </pic:blipFill>
+                  <pic:spPr bwMode="auto">
+                    <a:xfrm>
+                      <a:off x="0" y="0"/>
+                      <a:ext cx="5715000" cy="5200650"/>
+                    </a:xfrm>
+                    <a:prstGeom prst="rect">
+                      <a:avLst/>
+                    </a:prstGeom>
+                  </pic:spPr>
+                </pic:pic>
+              </a:graphicData>
+            </a:graphic>
+          </wp:inline>
+        </w:drawing>
+      </w:r>
+    </w:p>
+    <w:p>
+      <w:pPr>
+        <w:pStyle w:val="Legende"/>
+      </w:pPr>
+      <w:r>
+        <w:rPr>
+          <w:b/>
+          <w:bCs/>
+        </w:rPr>
+        <w:t xml:space="preserve">Figure 3 — </w:t>
+      </w:r>
+      <w:r>
+        <w:t xml:space="preserve">La section « Annonce au planning » de « Nouvelle œuvre », et la pastille « Titre caché au public » dans la liste.</w:t>
+      </w:r>
+    </w:p>
+    <w:p>
+      <w:r>
+        <w:t xml:space="preserve">Ce que voient les lecteurs, partout (accueil, page Planning, calendrier ICS, flux RSS et JSON, journal public) : le nom affiché à la place du titre, sans sous-titre de tome, sans lien, sans couverture et sans bouton </w:t>
+      </w:r>
+      <w:r>
+        <w:rPr>
+          <w:b/>
+          <w:bCs/>
+        </w:rPr>
+        <w:t xml:space="preserve">Suivre l'œuvre</w:t>
+      </w:r>
+      <w:r>
+        <w:t xml:space="preserve">. La date, l'heure, l'étape et l'avancement restent visibles.</w:t>
+      </w:r>
+    </w:p>
+    <w:p>
+      <w:pPr>
+        <w:keepNext/>
+        <w:spacing w:after="60" w:before="160"/>
+        <w:jc w:val="center"/>
+      </w:pPr>
+      <w:r>
+        <w:drawing>
+          <wp:inline distT="0" distB="0" distL="0" distR="0">
+            <wp:extent cx="5715000" cy="5953125"/>
+            <wp:effectExtent t="0" r="0" b="0" l="0"/>
+            <wp:docPr id="31" name="SerieAVenirPublic-page.png" descr="Côté lecteurs : « Nouvelle série à venir · Tome 1 » dans le planning de l'accueil et sur la page Planning." title="Côté lecteurs : « Nouvelle série à venir · Tome 1 » dans le planning de l'accueil et sur la page Planning."/>
+            <wp:cNvGraphicFramePr>
+              <a:graphicFrameLocks xmlns:a="http://schemas.openxmlformats.org/drawingml/2006/main" noChangeAspect="1"/>
+            </wp:cNvGraphicFramePr>
+            <a:graphic xmlns:a="http://schemas.openxmlformats.org/drawingml/2006/main">
+              <a:graphicData uri="http://schemas.openxmlformats.org/drawingml/2006/picture">
+                <pic:pic xmlns:pic="http://schemas.openxmlformats.org/drawingml/2006/picture">
+                  <pic:nvPicPr>
+                    <pic:cNvPr id="0" name="" descr=""/>
+                    <pic:cNvPicPr>
+                      <a:picLocks noChangeAspect="1" noChangeArrowheads="1"/>
+                    </pic:cNvPicPr>
+                  </pic:nvPicPr>
+                  <pic:blipFill>
+                    <a:blip r:embed="rId14" cstate="none"/>
+                    <a:srcRect/>
+                    <a:stretch>
+                      <a:fillRect/>
+                    </a:stretch>
+                  </pic:blipFill>
+                  <pic:spPr bwMode="auto">
+                    <a:xfrm>
+                      <a:off x="0" y="0"/>
+                      <a:ext cx="5715000" cy="5953125"/>
+                    </a:xfrm>
+                    <a:prstGeom prst="rect">
+                      <a:avLst/>
+                    </a:prstGeom>
+                  </pic:spPr>
+                </pic:pic>
+              </a:graphicData>
+            </a:graphic>
+          </wp:inline>
+        </w:drawing>
+      </w:r>
+    </w:p>
+    <w:p>
+      <w:pPr>
+        <w:pStyle w:val="Legende"/>
+      </w:pPr>
+      <w:r>
+        <w:rPr>
+          <w:b/>
+          <w:bCs/>
+        </w:rPr>
+        <w:t xml:space="preserve">Figure 4 — </w:t>
+      </w:r>
+      <w:r>
+        <w:t xml:space="preserve">Côté lecteurs : « Nouvelle série à venir · Tome 1 » dans le planning de l'accueil et sur la page Planning.</w:t>
+      </w:r>
+    </w:p>
+    <w:p>
+      <w:r>
+        <w:t xml:space="preserve">Dans l'espace équipe, rien n'est caché : le vrai titre s'affiche partout, avec la pastille </w:t>
+      </w:r>
+      <w:r>
+        <w:rPr>
+          <w:b/>
+          <w:bCs/>
+        </w:rPr>
+        <w:t xml:space="preserve">Titre caché au public</w:t>
+      </w:r>
+      <w:r>
+        <w:t xml:space="preserve">.</w:t>
+      </w:r>
+    </w:p>
+    <w:p>
+      <w:r>
+        <w:t xml:space="preserve">Pour révéler le titre :</w:t>
+      </w:r>
+    </w:p>
+    <w:p>
+      <w:pPr>
+        <w:pStyle w:val="ListParagraph"/>
+        <w:numPr>
+          <w:ilvl w:val="0"/>
+          <w:numId w:val="2"/>
+        </w:numPr>
+        <w:spacing w:after="60" w:before="0"/>
+      </w:pPr>
+      <w:r>
+        <w:t xml:space="preserve">à la main : </w:t>
+      </w:r>
+      <w:r>
+        <w:rPr>
+          <w:b/>
+          <w:bCs/>
+        </w:rPr>
+        <w:t xml:space="preserve">Modifier</w:t>
+      </w:r>
+      <w:r>
+        <w:t xml:space="preserve"> l'œuvre, décochez </w:t>
+      </w:r>
+      <w:r>
+        <w:rPr>
+          <w:b/>
+          <w:bCs/>
+        </w:rPr>
+        <w:t xml:space="preserve">Série à venir : cacher le titre au public</w:t>
+      </w:r>
+      <w:r>
+        <w:t xml:space="preserve">, puis </w:t>
+      </w:r>
+      <w:r>
+        <w:rPr>
+          <w:b/>
+          <w:bCs/>
+        </w:rPr>
+        <w:t xml:space="preserve">Enregistrer</w:t>
+      </w:r>
+      <w:r>
+        <w:t xml:space="preserve"> ;</w:t>
+      </w:r>
+    </w:p>
+    <w:p>
+      <w:pPr>
+        <w:pStyle w:val="ListParagraph"/>
+        <w:numPr>
+          <w:ilvl w:val="0"/>
+          <w:numId w:val="2"/>
+        </w:numPr>
+        <w:spacing w:after="60" w:before="0"/>
+      </w:pPr>
+      <w:r>
+        <w:t xml:space="preserve">ou sans rien faire : le titre est révélé tout seul à la première publication de l'œuvre, ou d'un de ses tomes ou chapitres. Le journal de l'équipe le note.</w:t>
+      </w:r>
+    </w:p>
+    <w:tbl>
+      <w:tblPr>
+        <w:tblW w:type="dxa" w:w="9026"/>
+        <w:tblBorders>
+          <w:top w:val="single" w:color="auto" w:sz="4"/>
+          <w:left w:val="single" w:color="auto" w:sz="4"/>
+          <w:bottom w:val="single" w:color="auto" w:sz="4"/>
+          <w:right w:val="single" w:color="auto" w:sz="4"/>
+          <w:insideH w:val="single" w:color="auto" w:sz="4"/>
+          <w:insideV w:val="single" w:color="auto" w:sz="4"/>
+        </w:tblBorders>
+      </w:tblPr>
+      <w:tblGrid>
+        <w:gridCol w:w="9026"/>
+      </w:tblGrid>
+      <w:tr>
+        <w:trPr>
+          <w:cantSplit/>
+        </w:trPr>
+        <w:tc>
+          <w:tcPr>
+            <w:tcW w:type="dxa" w:w="9026"/>
+            <w:tcBorders>
+              <w:top w:val="none" w:color="FFFFFF" w:sz="0"/>
+              <w:left w:val="single" w:color="7A4FB0" w:sz="24"/>
+              <w:bottom w:val="none" w:color="FFFFFF" w:sz="0"/>
+              <w:right w:val="none" w:color="FFFFFF" w:sz="0"/>
+            </w:tcBorders>
+            <w:shd w:fill="F1ECFA" w:color="auto" w:val="clear"/>
+            <w:tcMar>
+              <w:top w:type="dxa" w:w="120"/>
+              <w:left w:type="dxa" w:w="200"/>
+              <w:bottom w:type="dxa" w:w="120"/>
+              <w:right w:type="dxa" w:w="160"/>
+            </w:tcMar>
+          </w:tcPr>
+          <w:p>
+            <w:pPr>
+              <w:spacing w:after="0" w:before="0"/>
+            </w:pPr>
+            <w:r>
+              <w:rPr>
+                <w:b/>
+                <w:bCs/>
+                <w:color w:val="4B2A7B"/>
+              </w:rPr>
+              <w:t xml:space="preserve">À savoir</w:t>
+            </w:r>
+            <w:r>
+              <w:t xml:space="preserve"> : </w:t>
+            </w:r>
+            <w:r>
+              <w:t xml:space="preserve">la case existe aussi dans </w:t>
+            </w:r>
+            <w:r>
+              <w:rPr>
+                <w:b/>
+                <w:bCs/>
+              </w:rPr>
+              <w:t xml:space="preserve">Modifier</w:t>
+            </w:r>
+            <w:r>
+              <w:t xml:space="preserve"> l'œuvre, pour une œuvre déjà créée.</w:t>
+            </w:r>
+          </w:p>
+        </w:tc>
+      </w:tr>
+    </w:tbl>
+    <w:p>
+      <w:pPr>
+        <w:spacing w:after="60" w:before="0"/>
+      </w:pPr>
+    </w:p>
+    <w:tbl>
+      <w:tblPr>
+        <w:tblW w:type="dxa" w:w="9026"/>
+        <w:tblBorders>
+          <w:top w:val="single" w:color="auto" w:sz="4"/>
+          <w:left w:val="single" w:color="auto" w:sz="4"/>
+          <w:bottom w:val="single" w:color="auto" w:sz="4"/>
+          <w:right w:val="single" w:color="auto" w:sz="4"/>
+          <w:insideH w:val="single" w:color="auto" w:sz="4"/>
+          <w:insideV w:val="single" w:color="auto" w:sz="4"/>
+        </w:tblBorders>
+      </w:tblPr>
+      <w:tblGrid>
+        <w:gridCol w:w="9026"/>
+      </w:tblGrid>
+      <w:tr>
+        <w:trPr>
+          <w:cantSplit/>
+        </w:trPr>
+        <w:tc>
+          <w:tcPr>
+            <w:tcW w:type="dxa" w:w="9026"/>
+            <w:tcBorders>
+              <w:top w:val="none" w:color="FFFFFF" w:sz="0"/>
+              <w:left w:val="single" w:color="D9822B" w:sz="24"/>
+              <w:bottom w:val="none" w:color="FFFFFF" w:sz="0"/>
+              <w:right w:val="none" w:color="FFFFFF" w:sz="0"/>
+            </w:tcBorders>
+            <w:shd w:fill="FDF1E4" w:color="auto" w:val="clear"/>
+            <w:tcMar>
+              <w:top w:type="dxa" w:w="120"/>
+              <w:left w:type="dxa" w:w="200"/>
+              <w:bottom w:type="dxa" w:w="120"/>
+              <w:right w:type="dxa" w:w="160"/>
+            </w:tcMar>
+          </w:tcPr>
+          <w:p>
+            <w:pPr>
+              <w:spacing w:after="0" w:before="0"/>
+            </w:pPr>
+            <w:r>
+              <w:rPr>
+                <w:b/>
+                <w:bCs/>
+                <w:color w:val="9A4D0C"/>
+              </w:rPr>
+              <w:t xml:space="preserve">Attention</w:t>
+            </w:r>
+            <w:r>
+              <w:t xml:space="preserve"> : </w:t>
+            </w:r>
+            <w:r>
+              <w:t xml:space="preserve">seule une série à venir apparaît au planning public en brouillon. Les autres œuvres en brouillon restent invisibles des lecteurs, leurs tomes compris.</w:t>
+            </w:r>
+          </w:p>
+        </w:tc>
+      </w:tr>
+    </w:tbl>
+    <w:p>
+      <w:pPr>
+        <w:pStyle w:val="Heading2"/>
+      </w:pPr>
+      <w:bookmarkStart w:name="titre-22" w:id="94"/>
+      <w:r>
+        <w:t xml:space="preserve">4.4 Gérer les genres</w:t>
+      </w:r>
+      <w:bookmarkEnd w:id="94"/>
     </w:p>
     <w:p>
       <w:r>
@@ -5346,11 +5934,11 @@
       <w:pPr>
         <w:pStyle w:val="Heading1"/>
       </w:pPr>
-      <w:bookmarkStart w:name="titre-22" w:id="93"/>
+      <w:bookmarkStart w:name="titre-23" w:id="95"/>
       <w:r>
         <w:t xml:space="preserve">5 Créer un tome vide</w:t>
       </w:r>
-      <w:bookmarkEnd w:id="93"/>
+      <w:bookmarkEnd w:id="95"/>
     </w:p>
     <w:p>
       <w:r>
@@ -5361,11 +5949,11 @@
       <w:pPr>
         <w:pStyle w:val="Heading2"/>
       </w:pPr>
-      <w:bookmarkStart w:name="titre-23" w:id="94"/>
+      <w:bookmarkStart w:name="titre-24" w:id="96"/>
       <w:r>
         <w:t xml:space="preserve">5.1 Ouvrir la page « Nouveau tome »</w:t>
       </w:r>
-      <w:bookmarkEnd w:id="94"/>
+      <w:bookmarkEnd w:id="96"/>
     </w:p>
     <w:p>
       <w:r>
@@ -5446,11 +6034,11 @@
       <w:pPr>
         <w:pStyle w:val="Heading2"/>
       </w:pPr>
-      <w:bookmarkStart w:name="titre-24" w:id="95"/>
+      <w:bookmarkStart w:name="titre-25" w:id="97"/>
       <w:r>
         <w:t xml:space="preserve">5.2 Créer le tome</w:t>
       </w:r>
-      <w:bookmarkEnd w:id="95"/>
+      <w:bookmarkEnd w:id="97"/>
     </w:p>
     <w:p>
       <w:pPr>
@@ -5463,7 +6051,7 @@
           <wp:inline distT="0" distB="0" distL="0" distR="0">
             <wp:extent cx="5715000" cy="5153025"/>
             <wp:effectExtent t="0" r="0" b="0" l="0"/>
-            <wp:docPr id="26" name="Main-contenu.png" descr="La page « Nouveau tome » : le tome, l'équipe et le calendrier, puis ce qui sera créé." title="La page « Nouveau tome » : le tome, l'équipe et le calendrier, puis ce qui sera créé."/>
+            <wp:docPr id="32" name="Main-contenu.png" descr="La page « Nouveau tome » : le tome, l'équipe et le calendrier, puis ce qui sera créé." title="La page « Nouveau tome » : le tome, l'équipe et le calendrier, puis ce qui sera créé."/>
             <wp:cNvGraphicFramePr>
               <a:graphicFrameLocks xmlns:a="http://schemas.openxmlformats.org/drawingml/2006/main" noChangeAspect="1"/>
             </wp:cNvGraphicFramePr>
@@ -5477,7 +6065,7 @@
                     </pic:cNvPicPr>
                   </pic:nvPicPr>
                   <pic:blipFill>
-                    <a:blip r:embed="rId13" cstate="none"/>
+                    <a:blip r:embed="rId15" cstate="none"/>
                     <a:srcRect/>
                     <a:stretch>
                       <a:fillRect/>
@@ -5508,7 +6096,7 @@
           <w:b/>
           <w:bCs/>
         </w:rPr>
-        <w:t xml:space="preserve">Figure 3 — </w:t>
+        <w:t xml:space="preserve">Figure 5 — </w:t>
       </w:r>
       <w:r>
         <w:t xml:space="preserve">La page « Nouveau tome » : le tome, l'équipe et le calendrier, puis ce qui sera créé.</w:t>
@@ -5519,7 +6107,7 @@
         <w:pStyle w:val="ListParagraph"/>
         <w:numPr>
           <w:ilvl w:val="0"/>
-          <w:numId w:val="10"/>
+          <w:numId w:val="11"/>
         </w:numPr>
         <w:spacing w:after="60" w:before="40"/>
       </w:pPr>
@@ -5562,7 +6150,7 @@
         <w:pStyle w:val="ListParagraph"/>
         <w:numPr>
           <w:ilvl w:val="0"/>
-          <w:numId w:val="10"/>
+          <w:numId w:val="11"/>
         </w:numPr>
         <w:spacing w:after="60" w:before="40"/>
       </w:pPr>
@@ -5595,7 +6183,7 @@
         <w:pStyle w:val="ListParagraph"/>
         <w:numPr>
           <w:ilvl w:val="0"/>
-          <w:numId w:val="10"/>
+          <w:numId w:val="11"/>
         </w:numPr>
         <w:spacing w:after="60" w:before="40"/>
       </w:pPr>
@@ -5618,7 +6206,7 @@
         <w:pStyle w:val="ListParagraph"/>
         <w:numPr>
           <w:ilvl w:val="0"/>
-          <w:numId w:val="10"/>
+          <w:numId w:val="11"/>
         </w:numPr>
         <w:spacing w:after="60" w:before="40"/>
       </w:pPr>
@@ -5641,7 +6229,7 @@
         <w:pStyle w:val="ListParagraph"/>
         <w:numPr>
           <w:ilvl w:val="0"/>
-          <w:numId w:val="10"/>
+          <w:numId w:val="11"/>
         </w:numPr>
         <w:spacing w:after="60" w:before="40"/>
       </w:pPr>
@@ -5674,22 +6262,22 @@
         <w:pStyle w:val="ListParagraph"/>
         <w:numPr>
           <w:ilvl w:val="0"/>
-          <w:numId w:val="10"/>
+          <w:numId w:val="11"/>
         </w:numPr>
         <w:spacing w:after="60" w:before="40"/>
       </w:pPr>
       <w:r>
-        <w:t xml:space="preserve">Indiquez les </w:t>
-      </w:r>
-      <w:r>
-        <w:rPr>
-          <w:b/>
-          <w:bCs/>
-        </w:rPr>
-        <w:t xml:space="preserve">Chapitres prévus (facultatif)</w:t>
-      </w:r>
-      <w:r>
-        <w:t xml:space="preserve"> : le site affichera alors « 3 chapitres sur 12 en ligne ».</w:t>
+        <w:t xml:space="preserve">À côté, vérifiez l'</w:t>
+      </w:r>
+      <w:r>
+        <w:rPr>
+          <w:b/>
+          <w:bCs/>
+        </w:rPr>
+        <w:t xml:space="preserve">Heure de sortie</w:t>
+      </w:r>
+      <w:r>
+        <w:t xml:space="preserve">. 18:00 est proposé : changez-la si le tome sort à une autre heure. Si l'heure n'est pas encore connue, videz le champ.</w:t>
       </w:r>
     </w:p>
     <w:p>
@@ -5697,32 +6285,22 @@
         <w:pStyle w:val="ListParagraph"/>
         <w:numPr>
           <w:ilvl w:val="0"/>
-          <w:numId w:val="10"/>
+          <w:numId w:val="11"/>
         </w:numPr>
         <w:spacing w:after="60" w:before="40"/>
       </w:pPr>
       <w:r>
-        <w:t xml:space="preserve">Choisissez le </w:t>
-      </w:r>
-      <w:r>
-        <w:rPr>
-          <w:b/>
-          <w:bCs/>
-        </w:rPr>
-        <w:t xml:space="preserve">Rythme (facultatif)</w:t>
-      </w:r>
-      <w:r>
-        <w:t xml:space="preserve"> : un jour de la semaine et une </w:t>
-      </w:r>
-      <w:r>
-        <w:rPr>
-          <w:b/>
-          <w:bCs/>
-        </w:rPr>
-        <w:t xml:space="preserve">Heure de sortie</w:t>
-      </w:r>
-      <w:r>
-        <w:t xml:space="preserve"> (18 h par défaut). Le site proposera alors la date du chapitre suivant. « Libre » : aucune date proposée.</w:t>
+        <w:t xml:space="preserve">Indiquez les </w:t>
+      </w:r>
+      <w:r>
+        <w:rPr>
+          <w:b/>
+          <w:bCs/>
+        </w:rPr>
+        <w:t xml:space="preserve">Chapitres prévus (facultatif)</w:t>
+      </w:r>
+      <w:r>
+        <w:t xml:space="preserve"> : le site affichera alors « 3 chapitres sur 12 en ligne ».</w:t>
       </w:r>
     </w:p>
     <w:p>
@@ -5730,22 +6308,22 @@
         <w:pStyle w:val="ListParagraph"/>
         <w:numPr>
           <w:ilvl w:val="0"/>
-          <w:numId w:val="10"/>
+          <w:numId w:val="11"/>
         </w:numPr>
         <w:spacing w:after="60" w:before="40"/>
       </w:pPr>
       <w:r>
-        <w:t xml:space="preserve">Relisez </w:t>
-      </w:r>
-      <w:r>
-        <w:rPr>
-          <w:b/>
-          <w:bCs/>
-        </w:rPr>
-        <w:t xml:space="preserve">Ce qui sera créé</w:t>
-      </w:r>
-      <w:r>
-        <w:t xml:space="preserve">, à droite.</w:t>
+        <w:t xml:space="preserve">Choisissez le </w:t>
+      </w:r>
+      <w:r>
+        <w:rPr>
+          <w:b/>
+          <w:bCs/>
+        </w:rPr>
+        <w:t xml:space="preserve">Rythme (facultatif)</w:t>
+      </w:r>
+      <w:r>
+        <w:t xml:space="preserve"> : un jour de la semaine, ou « Libre ». Avec un jour, le site proposera la date du chapitre suivant. « Libre » : aucune date proposée.</w:t>
       </w:r>
     </w:p>
     <w:p>
@@ -5753,7 +6331,30 @@
         <w:pStyle w:val="ListParagraph"/>
         <w:numPr>
           <w:ilvl w:val="0"/>
-          <w:numId w:val="10"/>
+          <w:numId w:val="11"/>
+        </w:numPr>
+        <w:spacing w:after="60" w:before="40"/>
+      </w:pPr>
+      <w:r>
+        <w:t xml:space="preserve">Relisez </w:t>
+      </w:r>
+      <w:r>
+        <w:rPr>
+          <w:b/>
+          <w:bCs/>
+        </w:rPr>
+        <w:t xml:space="preserve">Ce qui sera créé</w:t>
+      </w:r>
+      <w:r>
+        <w:t xml:space="preserve">, à droite.</w:t>
+      </w:r>
+    </w:p>
+    <w:p>
+      <w:pPr>
+        <w:pStyle w:val="ListParagraph"/>
+        <w:numPr>
+          <w:ilvl w:val="0"/>
+          <w:numId w:val="11"/>
         </w:numPr>
         <w:spacing w:after="60" w:before="40"/>
       </w:pPr>
@@ -5904,13 +6505,231 @@
     </w:tbl>
     <w:p>
       <w:pPr>
+        <w:spacing w:after="60" w:before="0"/>
+      </w:pPr>
+    </w:p>
+    <w:tbl>
+      <w:tblPr>
+        <w:tblW w:type="dxa" w:w="9026"/>
+        <w:tblBorders>
+          <w:top w:val="single" w:color="auto" w:sz="4"/>
+          <w:left w:val="single" w:color="auto" w:sz="4"/>
+          <w:bottom w:val="single" w:color="auto" w:sz="4"/>
+          <w:right w:val="single" w:color="auto" w:sz="4"/>
+          <w:insideH w:val="single" w:color="auto" w:sz="4"/>
+          <w:insideV w:val="single" w:color="auto" w:sz="4"/>
+        </w:tblBorders>
+      </w:tblPr>
+      <w:tblGrid>
+        <w:gridCol w:w="9026"/>
+      </w:tblGrid>
+      <w:tr>
+        <w:trPr>
+          <w:cantSplit/>
+        </w:trPr>
+        <w:tc>
+          <w:tcPr>
+            <w:tcW w:type="dxa" w:w="9026"/>
+            <w:tcBorders>
+              <w:top w:val="none" w:color="FFFFFF" w:sz="0"/>
+              <w:left w:val="single" w:color="7A4FB0" w:sz="24"/>
+              <w:bottom w:val="none" w:color="FFFFFF" w:sz="0"/>
+              <w:right w:val="none" w:color="FFFFFF" w:sz="0"/>
+            </w:tcBorders>
+            <w:shd w:fill="F1ECFA" w:color="auto" w:val="clear"/>
+            <w:tcMar>
+              <w:top w:type="dxa" w:w="120"/>
+              <w:left w:type="dxa" w:w="200"/>
+              <w:bottom w:type="dxa" w:w="120"/>
+              <w:right w:type="dxa" w:w="160"/>
+            </w:tcMar>
+          </w:tcPr>
+          <w:p>
+            <w:pPr>
+              <w:spacing w:after="0" w:before="0"/>
+            </w:pPr>
+            <w:r>
+              <w:rPr>
+                <w:b/>
+                <w:bCs/>
+                <w:color w:val="4B2A7B"/>
+              </w:rPr>
+              <w:t xml:space="preserve">À savoir</w:t>
+            </w:r>
+            <w:r>
+              <w:t xml:space="preserve"> : </w:t>
+            </w:r>
+            <w:r>
+              <w:t xml:space="preserve">le </w:t>
+            </w:r>
+            <w:r>
+              <w:rPr>
+                <w:b/>
+                <w:bCs/>
+              </w:rPr>
+              <w:t xml:space="preserve">Rythme</w:t>
+            </w:r>
+            <w:r>
+              <w:t xml:space="preserve"> n'a plus son propre champ d'heure : il reprend l'</w:t>
+            </w:r>
+            <w:r>
+              <w:rPr>
+                <w:b/>
+                <w:bCs/>
+              </w:rPr>
+              <w:t xml:space="preserve">Heure de sortie</w:t>
+            </w:r>
+            <w:r>
+              <w:t xml:space="preserve"> du tome. L'heure est toujours enregistrée, même avec le rythme « Libre ».</w:t>
+            </w:r>
+          </w:p>
+        </w:tc>
+      </w:tr>
+    </w:tbl>
+    <w:p>
+      <w:pPr>
+        <w:spacing w:after="60" w:before="0"/>
+      </w:pPr>
+    </w:p>
+    <w:p>
+      <w:pPr>
+        <w:keepNext/>
+        <w:spacing w:after="60" w:before="160"/>
+        <w:jc w:val="center"/>
+      </w:pPr>
+      <w:r>
+        <w:drawing>
+          <wp:inline distT="0" distB="0" distL="0" distR="0">
+            <wp:extent cx="5715000" cy="4371975"/>
+            <wp:effectExtent t="0" r="0" b="0" l="0"/>
+            <wp:docPr id="33" name="HeureSortie-page.png" descr="« Date cible du tome » et « Heure de sortie » côte à côte : l'heure est gardée, même avec le rythme « Libre »." title="« Date cible du tome » et « Heure de sortie » côte à côte : l'heure est gardée, même avec le rythme « Libre »."/>
+            <wp:cNvGraphicFramePr>
+              <a:graphicFrameLocks xmlns:a="http://schemas.openxmlformats.org/drawingml/2006/main" noChangeAspect="1"/>
+            </wp:cNvGraphicFramePr>
+            <a:graphic xmlns:a="http://schemas.openxmlformats.org/drawingml/2006/main">
+              <a:graphicData uri="http://schemas.openxmlformats.org/drawingml/2006/picture">
+                <pic:pic xmlns:pic="http://schemas.openxmlformats.org/drawingml/2006/picture">
+                  <pic:nvPicPr>
+                    <pic:cNvPr id="0" name="" descr=""/>
+                    <pic:cNvPicPr>
+                      <a:picLocks noChangeAspect="1" noChangeArrowheads="1"/>
+                    </pic:cNvPicPr>
+                  </pic:nvPicPr>
+                  <pic:blipFill>
+                    <a:blip r:embed="rId16" cstate="none"/>
+                    <a:srcRect/>
+                    <a:stretch>
+                      <a:fillRect/>
+                    </a:stretch>
+                  </pic:blipFill>
+                  <pic:spPr bwMode="auto">
+                    <a:xfrm>
+                      <a:off x="0" y="0"/>
+                      <a:ext cx="5715000" cy="4371975"/>
+                    </a:xfrm>
+                    <a:prstGeom prst="rect">
+                      <a:avLst/>
+                    </a:prstGeom>
+                  </pic:spPr>
+                </pic:pic>
+              </a:graphicData>
+            </a:graphic>
+          </wp:inline>
+        </w:drawing>
+      </w:r>
+    </w:p>
+    <w:p>
+      <w:pPr>
+        <w:pStyle w:val="Legende"/>
+      </w:pPr>
+      <w:r>
+        <w:rPr>
+          <w:b/>
+          <w:bCs/>
+        </w:rPr>
+        <w:t xml:space="preserve">Figure 6 — </w:t>
+      </w:r>
+      <w:r>
+        <w:t xml:space="preserve">« Date cible du tome » et « Heure de sortie » côte à côte : l'heure est gardée, même avec le rythme « Libre ».</w:t>
+      </w:r>
+    </w:p>
+    <w:tbl>
+      <w:tblPr>
+        <w:tblW w:type="dxa" w:w="9026"/>
+        <w:tblBorders>
+          <w:top w:val="single" w:color="auto" w:sz="4"/>
+          <w:left w:val="single" w:color="auto" w:sz="4"/>
+          <w:bottom w:val="single" w:color="auto" w:sz="4"/>
+          <w:right w:val="single" w:color="auto" w:sz="4"/>
+          <w:insideH w:val="single" w:color="auto" w:sz="4"/>
+          <w:insideV w:val="single" w:color="auto" w:sz="4"/>
+        </w:tblBorders>
+      </w:tblPr>
+      <w:tblGrid>
+        <w:gridCol w:w="9026"/>
+      </w:tblGrid>
+      <w:tr>
+        <w:trPr>
+          <w:cantSplit/>
+        </w:trPr>
+        <w:tc>
+          <w:tcPr>
+            <w:tcW w:type="dxa" w:w="9026"/>
+            <w:tcBorders>
+              <w:top w:val="none" w:color="FFFFFF" w:sz="0"/>
+              <w:left w:val="single" w:color="D6457F" w:sz="24"/>
+              <w:bottom w:val="none" w:color="FFFFFF" w:sz="0"/>
+              <w:right w:val="none" w:color="FFFFFF" w:sz="0"/>
+            </w:tcBorders>
+            <w:shd w:fill="FCE8F1" w:color="auto" w:val="clear"/>
+            <w:tcMar>
+              <w:top w:type="dxa" w:w="120"/>
+              <w:left w:type="dxa" w:w="200"/>
+              <w:bottom w:type="dxa" w:w="120"/>
+              <w:right w:type="dxa" w:w="160"/>
+            </w:tcMar>
+          </w:tcPr>
+          <w:p>
+            <w:pPr>
+              <w:spacing w:after="0" w:before="0"/>
+            </w:pPr>
+            <w:r>
+              <w:rPr>
+                <w:b/>
+                <w:bCs/>
+                <w:color w:val="9C1F52"/>
+              </w:rPr>
+              <w:t xml:space="preserve">Nouveau</w:t>
+            </w:r>
+            <w:r>
+              <w:t xml:space="preserve"> : </w:t>
+            </w:r>
+            <w:r>
+              <w:t xml:space="preserve">quand l'heure est connue, les lecteurs la voient avec la date, par exemple « sam. 10 oct. · 20 h » : page Planning, bandeau </w:t>
+            </w:r>
+            <w:r>
+              <w:rPr>
+                <w:b/>
+                <w:bCs/>
+              </w:rPr>
+              <w:t xml:space="preserve">À la une : prochain tome</w:t>
+            </w:r>
+            <w:r>
+              <w:t xml:space="preserve"> de l'accueil (« Aujourd'hui à 20 h » le jour même) et calendrier ICS. Sans heure, seule la date s'affiche.</w:t>
+            </w:r>
+          </w:p>
+        </w:tc>
+      </w:tr>
+    </w:tbl>
+    <w:p>
+      <w:pPr>
         <w:pStyle w:val="Heading2"/>
       </w:pPr>
-      <w:bookmarkStart w:name="titre-25" w:id="96"/>
+      <w:bookmarkStart w:name="titre-26" w:id="98"/>
       <w:r>
         <w:t xml:space="preserve">5.3 Comprendre la parution d'un tome</w:t>
       </w:r>
-      <w:bookmarkEnd w:id="96"/>
+      <w:bookmarkEnd w:id="98"/>
     </w:p>
     <w:p>
       <w:r>
@@ -6494,11 +7313,11 @@
       <w:pPr>
         <w:pStyle w:val="Heading1"/>
       </w:pPr>
-      <w:bookmarkStart w:name="titre-26" w:id="97"/>
+      <w:bookmarkStart w:name="titre-27" w:id="99"/>
       <w:r>
         <w:t xml:space="preserve">6 Préparer le fichier Word</w:t>
       </w:r>
-      <w:bookmarkEnd w:id="97"/>
+      <w:bookmarkEnd w:id="99"/>
     </w:p>
     <w:p>
       <w:r>
@@ -6509,11 +7328,11 @@
       <w:pPr>
         <w:pStyle w:val="Heading2"/>
       </w:pPr>
-      <w:bookmarkStart w:name="titre-27" w:id="98"/>
+      <w:bookmarkStart w:name="titre-28" w:id="100"/>
       <w:r>
         <w:t xml:space="preserve">6.1 Utiliser les bons styles</w:t>
       </w:r>
-      <w:bookmarkEnd w:id="98"/>
+      <w:bookmarkEnd w:id="100"/>
     </w:p>
     <w:tbl>
       <w:tblPr>
@@ -7482,11 +8301,11 @@
       <w:pPr>
         <w:pStyle w:val="Heading2"/>
       </w:pPr>
-      <w:bookmarkStart w:name="titre-28" w:id="99"/>
+      <w:bookmarkStart w:name="titre-29" w:id="101"/>
       <w:r>
         <w:t xml:space="preserve">6.2 Écrire les dialogues et les pensées</w:t>
       </w:r>
-      <w:bookmarkEnd w:id="99"/>
+      <w:bookmarkEnd w:id="101"/>
     </w:p>
     <w:p>
       <w:pPr>
@@ -7538,11 +8357,11 @@
       <w:pPr>
         <w:pStyle w:val="Heading2"/>
       </w:pPr>
-      <w:bookmarkStart w:name="titre-29" w:id="100"/>
+      <w:bookmarkStart w:name="titre-30" w:id="102"/>
       <w:r>
         <w:t xml:space="preserve">6.3 Décrire les illustrations</w:t>
       </w:r>
-      <w:bookmarkEnd w:id="100"/>
+      <w:bookmarkEnd w:id="102"/>
     </w:p>
     <w:p>
       <w:r>
@@ -7564,7 +8383,7 @@
         <w:pStyle w:val="ListParagraph"/>
         <w:numPr>
           <w:ilvl w:val="0"/>
-          <w:numId w:val="11"/>
+          <w:numId w:val="12"/>
         </w:numPr>
         <w:spacing w:after="60" w:before="40"/>
       </w:pPr>
@@ -7577,7 +8396,7 @@
         <w:pStyle w:val="ListParagraph"/>
         <w:numPr>
           <w:ilvl w:val="0"/>
-          <w:numId w:val="11"/>
+          <w:numId w:val="12"/>
         </w:numPr>
         <w:spacing w:after="60" w:before="40"/>
       </w:pPr>
@@ -7600,7 +8419,7 @@
         <w:pStyle w:val="ListParagraph"/>
         <w:numPr>
           <w:ilvl w:val="0"/>
-          <w:numId w:val="11"/>
+          <w:numId w:val="12"/>
         </w:numPr>
         <w:spacing w:after="60" w:before="40"/>
       </w:pPr>
@@ -7613,7 +8432,7 @@
         <w:pStyle w:val="ListParagraph"/>
         <w:numPr>
           <w:ilvl w:val="0"/>
-          <w:numId w:val="11"/>
+          <w:numId w:val="12"/>
         </w:numPr>
         <w:spacing w:after="60" w:before="40"/>
       </w:pPr>
@@ -7683,11 +8502,11 @@
       <w:pPr>
         <w:pStyle w:val="Heading2"/>
       </w:pPr>
-      <w:bookmarkStart w:name="titre-30" w:id="101"/>
+      <w:bookmarkStart w:name="titre-31" w:id="103"/>
       <w:r>
         <w:t xml:space="preserve">6.4 Forcer un début de chapitre avec un marqueur</w:t>
       </w:r>
-      <w:bookmarkEnd w:id="101"/>
+      <w:bookmarkEnd w:id="103"/>
     </w:p>
     <w:p>
       <w:r>
@@ -8165,18 +8984,18 @@
       <w:pPr>
         <w:pStyle w:val="Heading2"/>
       </w:pPr>
-      <w:bookmarkStart w:name="titre-31" w:id="102"/>
+      <w:bookmarkStart w:name="titre-32" w:id="104"/>
       <w:r>
         <w:t xml:space="preserve">6.5 Vérifier le fichier avant de l'envoyer</w:t>
       </w:r>
-      <w:bookmarkEnd w:id="102"/>
+      <w:bookmarkEnd w:id="104"/>
     </w:p>
     <w:p>
       <w:pPr>
         <w:pStyle w:val="ListParagraph"/>
         <w:numPr>
           <w:ilvl w:val="0"/>
-          <w:numId w:val="12"/>
+          <w:numId w:val="13"/>
         </w:numPr>
         <w:spacing w:after="60" w:before="40"/>
       </w:pPr>
@@ -8199,7 +9018,7 @@
         <w:pStyle w:val="ListParagraph"/>
         <w:numPr>
           <w:ilvl w:val="0"/>
-          <w:numId w:val="12"/>
+          <w:numId w:val="13"/>
         </w:numPr>
         <w:spacing w:after="60" w:before="40"/>
       </w:pPr>
@@ -8212,7 +9031,7 @@
         <w:pStyle w:val="ListParagraph"/>
         <w:numPr>
           <w:ilvl w:val="0"/>
-          <w:numId w:val="12"/>
+          <w:numId w:val="13"/>
         </w:numPr>
         <w:spacing w:after="60" w:before="40"/>
       </w:pPr>
@@ -8235,7 +9054,7 @@
         <w:pStyle w:val="ListParagraph"/>
         <w:numPr>
           <w:ilvl w:val="0"/>
-          <w:numId w:val="12"/>
+          <w:numId w:val="13"/>
         </w:numPr>
         <w:spacing w:after="60" w:before="40"/>
       </w:pPr>
@@ -8248,7 +9067,7 @@
         <w:pStyle w:val="ListParagraph"/>
         <w:numPr>
           <w:ilvl w:val="0"/>
-          <w:numId w:val="12"/>
+          <w:numId w:val="13"/>
         </w:numPr>
         <w:spacing w:after="60" w:before="40"/>
       </w:pPr>
@@ -8260,11 +9079,11 @@
       <w:pPr>
         <w:pStyle w:val="Heading1"/>
       </w:pPr>
-      <w:bookmarkStart w:name="titre-32" w:id="103"/>
+      <w:bookmarkStart w:name="titre-33" w:id="105"/>
       <w:r>
         <w:t xml:space="preserve">7 Ajouter des chapitres à un tome</w:t>
       </w:r>
-      <w:bookmarkEnd w:id="103"/>
+      <w:bookmarkEnd w:id="105"/>
     </w:p>
     <w:p>
       <w:r>
@@ -8315,11 +9134,11 @@
       <w:pPr>
         <w:pStyle w:val="Heading2"/>
       </w:pPr>
-      <w:bookmarkStart w:name="titre-33" w:id="104"/>
+      <w:bookmarkStart w:name="titre-34" w:id="106"/>
       <w:r>
         <w:t xml:space="preserve">7.1 Comprendre le formulaire</w:t>
       </w:r>
-      <w:bookmarkEnd w:id="104"/>
+      <w:bookmarkEnd w:id="106"/>
     </w:p>
     <w:p>
       <w:r>
@@ -8337,7 +9156,7 @@
           <wp:inline distT="0" distB="0" distL="0" distR="0">
             <wp:extent cx="4572000" cy="2333625"/>
             <wp:effectExtent t="0" r="0" b="0" l="0"/>
-            <wp:docPr id="27" name="Chapitre-tome.png" descr="Partie 1 · Le tome : l'œuvre, le tome et sa parution." title="Partie 1 · Le tome : l'œuvre, le tome et sa parution."/>
+            <wp:docPr id="34" name="Chapitre-tome.png" descr="Partie 1 · Le tome : l'œuvre, le tome et sa parution." title="Partie 1 · Le tome : l'œuvre, le tome et sa parution."/>
             <wp:cNvGraphicFramePr>
               <a:graphicFrameLocks xmlns:a="http://schemas.openxmlformats.org/drawingml/2006/main" noChangeAspect="1"/>
             </wp:cNvGraphicFramePr>
@@ -8351,7 +9170,7 @@
                     </pic:cNvPicPr>
                   </pic:nvPicPr>
                   <pic:blipFill>
-                    <a:blip r:embed="rId14" cstate="none"/>
+                    <a:blip r:embed="rId17" cstate="none"/>
                     <a:srcRect/>
                     <a:stretch>
                       <a:fillRect/>
@@ -8382,7 +9201,7 @@
           <w:b/>
           <w:bCs/>
         </w:rPr>
-        <w:t xml:space="preserve">Figure 4 — </w:t>
+        <w:t xml:space="preserve">Figure 7 — </w:t>
       </w:r>
       <w:r>
         <w:t xml:space="preserve">Partie 1 · Le tome : l'œuvre, le tome et sa parution.</w:t>
@@ -8441,7 +9260,7 @@
           <wp:inline distT="0" distB="0" distL="0" distR="0">
             <wp:extent cx="4572000" cy="4238625"/>
             <wp:effectExtent t="0" r="0" b="0" l="0"/>
-            <wp:docPr id="28" name="Chapitre-fichier.png" descr="Partie 2 · Le fichier : le site compare chaque chapitre du fichier au tome." title="Partie 2 · Le fichier : le site compare chaque chapitre du fichier au tome."/>
+            <wp:docPr id="35" name="Chapitre-fichier.png" descr="Partie 2 · Le fichier : le site compare chaque chapitre du fichier au tome." title="Partie 2 · Le fichier : le site compare chaque chapitre du fichier au tome."/>
             <wp:cNvGraphicFramePr>
               <a:graphicFrameLocks xmlns:a="http://schemas.openxmlformats.org/drawingml/2006/main" noChangeAspect="1"/>
             </wp:cNvGraphicFramePr>
@@ -8455,7 +9274,7 @@
                     </pic:cNvPicPr>
                   </pic:nvPicPr>
                   <pic:blipFill>
-                    <a:blip r:embed="rId15" cstate="none"/>
+                    <a:blip r:embed="rId18" cstate="none"/>
                     <a:srcRect/>
                     <a:stretch>
                       <a:fillRect/>
@@ -8486,7 +9305,7 @@
           <w:b/>
           <w:bCs/>
         </w:rPr>
-        <w:t xml:space="preserve">Figure 5 — </w:t>
+        <w:t xml:space="preserve">Figure 8 — </w:t>
       </w:r>
       <w:r>
         <w:t xml:space="preserve">Partie 2 · Le fichier : le site compare chaque chapitre du fichier au tome.</w:t>
@@ -8986,7 +9805,7 @@
           <wp:inline distT="0" distB="0" distL="0" distR="0">
             <wp:extent cx="4572000" cy="1990725"/>
             <wp:effectExtent t="0" r="0" b="0" l="0"/>
-            <wp:docPr id="29" name="Chapitre-sortie.png" descr="Partie 3 · La sortie des nouveaux chapitres." title="Partie 3 · La sortie des nouveaux chapitres."/>
+            <wp:docPr id="36" name="Chapitre-sortie.png" descr="Partie 3 · La sortie des nouveaux chapitres." title="Partie 3 · La sortie des nouveaux chapitres."/>
             <wp:cNvGraphicFramePr>
               <a:graphicFrameLocks xmlns:a="http://schemas.openxmlformats.org/drawingml/2006/main" noChangeAspect="1"/>
             </wp:cNvGraphicFramePr>
@@ -9000,7 +9819,7 @@
                     </pic:cNvPicPr>
                   </pic:nvPicPr>
                   <pic:blipFill>
-                    <a:blip r:embed="rId16" cstate="none"/>
+                    <a:blip r:embed="rId19" cstate="none"/>
                     <a:srcRect/>
                     <a:stretch>
                       <a:fillRect/>
@@ -9031,7 +9850,7 @@
           <w:b/>
           <w:bCs/>
         </w:rPr>
-        <w:t xml:space="preserve">Figure 6 — </w:t>
+        <w:t xml:space="preserve">Figure 9 — </w:t>
       </w:r>
       <w:r>
         <w:t xml:space="preserve">Partie 3 · La sortie des nouveaux chapitres.</w:t>
@@ -9120,7 +9939,7 @@
           <wp:inline distT="0" distB="0" distL="0" distR="0">
             <wp:extent cx="2571750" cy="4210050"/>
             <wp:effectExtent t="0" r="0" b="0" l="0"/>
-            <wp:docPr id="30" name="Chapitre-resume.png" descr="À droite : « Ce qui va se passer » et le bouton d'envoi, dont le texte change selon vos choix." title="À droite : « Ce qui va se passer » et le bouton d'envoi, dont le texte change selon vos choix."/>
+            <wp:docPr id="37" name="Chapitre-resume.png" descr="À droite : « Ce qui va se passer » et le bouton d'envoi, dont le texte change selon vos choix." title="À droite : « Ce qui va se passer » et le bouton d'envoi, dont le texte change selon vos choix."/>
             <wp:cNvGraphicFramePr>
               <a:graphicFrameLocks xmlns:a="http://schemas.openxmlformats.org/drawingml/2006/main" noChangeAspect="1"/>
             </wp:cNvGraphicFramePr>
@@ -9134,7 +9953,7 @@
                     </pic:cNvPicPr>
                   </pic:nvPicPr>
                   <pic:blipFill>
-                    <a:blip r:embed="rId17" cstate="none"/>
+                    <a:blip r:embed="rId20" cstate="none"/>
                     <a:srcRect/>
                     <a:stretch>
                       <a:fillRect/>
@@ -9165,7 +9984,7 @@
           <w:b/>
           <w:bCs/>
         </w:rPr>
-        <w:t xml:space="preserve">Figure 7 — </w:t>
+        <w:t xml:space="preserve">Figure 10 — </w:t>
       </w:r>
       <w:r>
         <w:t xml:space="preserve">À droite : « Ce qui va se passer » et le bouton d'envoi, dont le texte change selon vos choix.</w:t>
@@ -9207,11 +10026,11 @@
       <w:pPr>
         <w:pStyle w:val="Heading2"/>
       </w:pPr>
-      <w:bookmarkStart w:name="titre-34" w:id="105"/>
+      <w:bookmarkStart w:name="titre-35" w:id="107"/>
       <w:r>
         <w:t xml:space="preserve">7.2 Publier le prologue d'un tome en cours</w:t>
       </w:r>
-      <w:bookmarkEnd w:id="105"/>
+      <w:bookmarkEnd w:id="107"/>
     </w:p>
     <w:p>
       <w:r>
@@ -9223,7 +10042,7 @@
         <w:pStyle w:val="ListParagraph"/>
         <w:numPr>
           <w:ilvl w:val="0"/>
-          <w:numId w:val="13"/>
+          <w:numId w:val="14"/>
         </w:numPr>
         <w:spacing w:after="60" w:before="40"/>
       </w:pPr>
@@ -9246,7 +10065,7 @@
         <w:pStyle w:val="ListParagraph"/>
         <w:numPr>
           <w:ilvl w:val="0"/>
-          <w:numId w:val="13"/>
+          <w:numId w:val="14"/>
         </w:numPr>
         <w:spacing w:after="60" w:before="40"/>
       </w:pPr>
@@ -9269,7 +10088,7 @@
         <w:pStyle w:val="ListParagraph"/>
         <w:numPr>
           <w:ilvl w:val="0"/>
-          <w:numId w:val="13"/>
+          <w:numId w:val="14"/>
         </w:numPr>
         <w:spacing w:after="60" w:before="40"/>
       </w:pPr>
@@ -9302,7 +10121,7 @@
         <w:pStyle w:val="ListParagraph"/>
         <w:numPr>
           <w:ilvl w:val="0"/>
-          <w:numId w:val="13"/>
+          <w:numId w:val="14"/>
         </w:numPr>
         <w:spacing w:after="60" w:before="40"/>
       </w:pPr>
@@ -9325,7 +10144,7 @@
         <w:pStyle w:val="ListParagraph"/>
         <w:numPr>
           <w:ilvl w:val="0"/>
-          <w:numId w:val="13"/>
+          <w:numId w:val="14"/>
         </w:numPr>
         <w:spacing w:after="60" w:before="40"/>
       </w:pPr>
@@ -9388,7 +10207,7 @@
         <w:pStyle w:val="ListParagraph"/>
         <w:numPr>
           <w:ilvl w:val="0"/>
-          <w:numId w:val="13"/>
+          <w:numId w:val="14"/>
         </w:numPr>
         <w:spacing w:after="60" w:before="40"/>
       </w:pPr>
@@ -9421,7 +10240,7 @@
         <w:pStyle w:val="ListParagraph"/>
         <w:numPr>
           <w:ilvl w:val="0"/>
-          <w:numId w:val="13"/>
+          <w:numId w:val="14"/>
         </w:numPr>
         <w:spacing w:after="60" w:before="40"/>
       </w:pPr>
@@ -9464,7 +10283,7 @@
         <w:pStyle w:val="ListParagraph"/>
         <w:numPr>
           <w:ilvl w:val="0"/>
-          <w:numId w:val="13"/>
+          <w:numId w:val="14"/>
         </w:numPr>
         <w:spacing w:after="60" w:before="40"/>
       </w:pPr>
@@ -9497,7 +10316,7 @@
         <w:pStyle w:val="ListParagraph"/>
         <w:numPr>
           <w:ilvl w:val="0"/>
-          <w:numId w:val="13"/>
+          <w:numId w:val="14"/>
         </w:numPr>
         <w:spacing w:after="60" w:before="40"/>
       </w:pPr>
@@ -9592,11 +10411,11 @@
       <w:pPr>
         <w:pStyle w:val="Heading2"/>
       </w:pPr>
-      <w:bookmarkStart w:name="titre-35" w:id="106"/>
+      <w:bookmarkStart w:name="titre-36" w:id="108"/>
       <w:r>
         <w:t xml:space="preserve">7.3 Programmer plusieurs chapitres au rythme</w:t>
       </w:r>
-      <w:bookmarkEnd w:id="106"/>
+      <w:bookmarkEnd w:id="108"/>
     </w:p>
     <w:p>
       <w:r>
@@ -9608,7 +10427,7 @@
         <w:pStyle w:val="ListParagraph"/>
         <w:numPr>
           <w:ilvl w:val="0"/>
-          <w:numId w:val="14"/>
+          <w:numId w:val="15"/>
         </w:numPr>
         <w:spacing w:after="60" w:before="40"/>
       </w:pPr>
@@ -9631,7 +10450,7 @@
         <w:pStyle w:val="ListParagraph"/>
         <w:numPr>
           <w:ilvl w:val="0"/>
-          <w:numId w:val="14"/>
+          <w:numId w:val="15"/>
         </w:numPr>
         <w:spacing w:after="60" w:before="40"/>
       </w:pPr>
@@ -9654,7 +10473,7 @@
         <w:pStyle w:val="ListParagraph"/>
         <w:numPr>
           <w:ilvl w:val="0"/>
-          <w:numId w:val="14"/>
+          <w:numId w:val="15"/>
         </w:numPr>
         <w:spacing w:after="60" w:before="40"/>
       </w:pPr>
@@ -9677,7 +10496,7 @@
         <w:pStyle w:val="ListParagraph"/>
         <w:numPr>
           <w:ilvl w:val="0"/>
-          <w:numId w:val="14"/>
+          <w:numId w:val="15"/>
         </w:numPr>
         <w:spacing w:after="60" w:before="40"/>
       </w:pPr>
@@ -9700,7 +10519,7 @@
         <w:pStyle w:val="ListParagraph"/>
         <w:numPr>
           <w:ilvl w:val="0"/>
-          <w:numId w:val="14"/>
+          <w:numId w:val="15"/>
         </w:numPr>
         <w:spacing w:after="60" w:before="40"/>
       </w:pPr>
@@ -9723,7 +10542,7 @@
         <w:pStyle w:val="ListParagraph"/>
         <w:numPr>
           <w:ilvl w:val="0"/>
-          <w:numId w:val="14"/>
+          <w:numId w:val="15"/>
         </w:numPr>
         <w:spacing w:after="60" w:before="40"/>
       </w:pPr>
@@ -9901,11 +10720,11 @@
       <w:pPr>
         <w:pStyle w:val="Heading2"/>
       </w:pPr>
-      <w:bookmarkStart w:name="titre-36" w:id="107"/>
+      <w:bookmarkStart w:name="titre-37" w:id="109"/>
       <w:r>
         <w:t xml:space="preserve">7.4 Publier un tome entier d'un coup</w:t>
       </w:r>
-      <w:bookmarkEnd w:id="107"/>
+      <w:bookmarkEnd w:id="109"/>
     </w:p>
     <w:p>
       <w:r>
@@ -9917,7 +10736,7 @@
         <w:pStyle w:val="ListParagraph"/>
         <w:numPr>
           <w:ilvl w:val="0"/>
-          <w:numId w:val="15"/>
+          <w:numId w:val="16"/>
         </w:numPr>
         <w:spacing w:after="60" w:before="40"/>
       </w:pPr>
@@ -9950,7 +10769,7 @@
         <w:pStyle w:val="ListParagraph"/>
         <w:numPr>
           <w:ilvl w:val="0"/>
-          <w:numId w:val="15"/>
+          <w:numId w:val="16"/>
         </w:numPr>
         <w:spacing w:after="60" w:before="40"/>
       </w:pPr>
@@ -9973,7 +10792,7 @@
         <w:pStyle w:val="ListParagraph"/>
         <w:numPr>
           <w:ilvl w:val="0"/>
-          <w:numId w:val="15"/>
+          <w:numId w:val="16"/>
         </w:numPr>
         <w:spacing w:after="60" w:before="40"/>
       </w:pPr>
@@ -9996,7 +10815,7 @@
         <w:pStyle w:val="ListParagraph"/>
         <w:numPr>
           <w:ilvl w:val="0"/>
-          <w:numId w:val="15"/>
+          <w:numId w:val="16"/>
         </w:numPr>
         <w:spacing w:after="60" w:before="40"/>
       </w:pPr>
@@ -10029,7 +10848,7 @@
         <w:pStyle w:val="ListParagraph"/>
         <w:numPr>
           <w:ilvl w:val="0"/>
-          <w:numId w:val="15"/>
+          <w:numId w:val="16"/>
         </w:numPr>
         <w:spacing w:after="60" w:before="40"/>
       </w:pPr>
@@ -10144,11 +10963,11 @@
       <w:pPr>
         <w:pStyle w:val="Heading2"/>
       </w:pPr>
-      <w:bookmarkStart w:name="titre-37" w:id="108"/>
+      <w:bookmarkStart w:name="titre-38" w:id="110"/>
       <w:r>
         <w:t xml:space="preserve">7.5 Donner tout le tome, chapitre par chapitre, avec les liens à la fin</w:t>
       </w:r>
-      <w:bookmarkEnd w:id="108"/>
+      <w:bookmarkEnd w:id="110"/>
     </w:p>
     <w:p>
       <w:r>
@@ -10160,7 +10979,7 @@
         <w:pStyle w:val="ListParagraph"/>
         <w:numPr>
           <w:ilvl w:val="0"/>
-          <w:numId w:val="16"/>
+          <w:numId w:val="17"/>
         </w:numPr>
         <w:spacing w:after="60" w:before="40"/>
       </w:pPr>
@@ -10183,7 +11002,7 @@
         <w:pStyle w:val="ListParagraph"/>
         <w:numPr>
           <w:ilvl w:val="0"/>
-          <w:numId w:val="16"/>
+          <w:numId w:val="17"/>
         </w:numPr>
         <w:spacing w:after="60" w:before="40"/>
       </w:pPr>
@@ -10206,7 +11025,7 @@
         <w:pStyle w:val="ListParagraph"/>
         <w:numPr>
           <w:ilvl w:val="0"/>
-          <w:numId w:val="16"/>
+          <w:numId w:val="17"/>
         </w:numPr>
         <w:spacing w:after="60" w:before="40"/>
       </w:pPr>
@@ -10229,7 +11048,7 @@
         <w:pStyle w:val="ListParagraph"/>
         <w:numPr>
           <w:ilvl w:val="0"/>
-          <w:numId w:val="16"/>
+          <w:numId w:val="17"/>
         </w:numPr>
         <w:spacing w:after="60" w:before="40"/>
       </w:pPr>
@@ -10262,7 +11081,7 @@
         <w:pStyle w:val="ListParagraph"/>
         <w:numPr>
           <w:ilvl w:val="0"/>
-          <w:numId w:val="16"/>
+          <w:numId w:val="17"/>
         </w:numPr>
         <w:spacing w:after="60" w:before="40"/>
       </w:pPr>
@@ -10285,7 +11104,7 @@
         <w:pStyle w:val="ListParagraph"/>
         <w:numPr>
           <w:ilvl w:val="0"/>
-          <w:numId w:val="16"/>
+          <w:numId w:val="17"/>
         </w:numPr>
         <w:spacing w:after="60" w:before="40"/>
       </w:pPr>
@@ -10453,11 +11272,11 @@
       <w:pPr>
         <w:pStyle w:val="Heading2"/>
       </w:pPr>
-      <w:bookmarkStart w:name="titre-38" w:id="109"/>
+      <w:bookmarkStart w:name="titre-39" w:id="111"/>
       <w:r>
         <w:t xml:space="preserve">7.6 Corriger un chapitre déjà en ligne</w:t>
       </w:r>
-      <w:bookmarkEnd w:id="109"/>
+      <w:bookmarkEnd w:id="111"/>
     </w:p>
     <w:p>
       <w:r>
@@ -10469,7 +11288,7 @@
         <w:pStyle w:val="ListParagraph"/>
         <w:numPr>
           <w:ilvl w:val="0"/>
-          <w:numId w:val="17"/>
+          <w:numId w:val="18"/>
         </w:numPr>
         <w:spacing w:after="60" w:before="40"/>
       </w:pPr>
@@ -10482,7 +11301,7 @@
         <w:pStyle w:val="ListParagraph"/>
         <w:numPr>
           <w:ilvl w:val="0"/>
-          <w:numId w:val="17"/>
+          <w:numId w:val="18"/>
         </w:numPr>
         <w:spacing w:after="60" w:before="40"/>
       </w:pPr>
@@ -10505,7 +11324,7 @@
         <w:pStyle w:val="ListParagraph"/>
         <w:numPr>
           <w:ilvl w:val="0"/>
-          <w:numId w:val="17"/>
+          <w:numId w:val="18"/>
         </w:numPr>
         <w:spacing w:after="60" w:before="40"/>
       </w:pPr>
@@ -10518,7 +11337,7 @@
         <w:pStyle w:val="ListParagraph"/>
         <w:numPr>
           <w:ilvl w:val="0"/>
-          <w:numId w:val="17"/>
+          <w:numId w:val="18"/>
         </w:numPr>
         <w:spacing w:after="60" w:before="40"/>
       </w:pPr>
@@ -10551,7 +11370,7 @@
         <w:pStyle w:val="ListParagraph"/>
         <w:numPr>
           <w:ilvl w:val="0"/>
-          <w:numId w:val="17"/>
+          <w:numId w:val="18"/>
         </w:numPr>
         <w:spacing w:after="60" w:before="40"/>
       </w:pPr>
@@ -10584,7 +11403,7 @@
         <w:pStyle w:val="ListParagraph"/>
         <w:numPr>
           <w:ilvl w:val="0"/>
-          <w:numId w:val="17"/>
+          <w:numId w:val="18"/>
         </w:numPr>
         <w:spacing w:after="60" w:before="40"/>
       </w:pPr>
@@ -10679,11 +11498,11 @@
       <w:pPr>
         <w:pStyle w:val="Heading2"/>
       </w:pPr>
-      <w:bookmarkStart w:name="titre-39" w:id="110"/>
+      <w:bookmarkStart w:name="titre-40" w:id="112"/>
       <w:r>
         <w:t xml:space="preserve">7.7 Découper soi-même les chapitres</w:t>
       </w:r>
-      <w:bookmarkEnd w:id="110"/>
+      <w:bookmarkEnd w:id="112"/>
     </w:p>
     <w:p>
       <w:r>
@@ -10695,7 +11514,7 @@
         <w:pStyle w:val="ListParagraph"/>
         <w:numPr>
           <w:ilvl w:val="0"/>
-          <w:numId w:val="18"/>
+          <w:numId w:val="19"/>
         </w:numPr>
         <w:spacing w:after="60" w:before="40"/>
       </w:pPr>
@@ -10718,7 +11537,7 @@
         <w:pStyle w:val="ListParagraph"/>
         <w:numPr>
           <w:ilvl w:val="0"/>
-          <w:numId w:val="18"/>
+          <w:numId w:val="19"/>
         </w:numPr>
         <w:spacing w:after="60" w:before="40"/>
       </w:pPr>
@@ -10741,7 +11560,7 @@
         <w:pStyle w:val="ListParagraph"/>
         <w:numPr>
           <w:ilvl w:val="0"/>
-          <w:numId w:val="18"/>
+          <w:numId w:val="19"/>
         </w:numPr>
         <w:spacing w:after="60" w:before="40"/>
       </w:pPr>
@@ -10764,7 +11583,7 @@
         <w:pStyle w:val="ListParagraph"/>
         <w:numPr>
           <w:ilvl w:val="0"/>
-          <w:numId w:val="18"/>
+          <w:numId w:val="19"/>
         </w:numPr>
         <w:spacing w:after="60" w:before="40"/>
       </w:pPr>
@@ -10787,7 +11606,7 @@
         <w:pStyle w:val="ListParagraph"/>
         <w:numPr>
           <w:ilvl w:val="0"/>
-          <w:numId w:val="18"/>
+          <w:numId w:val="19"/>
         </w:numPr>
         <w:spacing w:after="60" w:before="40"/>
       </w:pPr>
@@ -10810,7 +11629,7 @@
         <w:pStyle w:val="ListParagraph"/>
         <w:numPr>
           <w:ilvl w:val="0"/>
-          <w:numId w:val="18"/>
+          <w:numId w:val="19"/>
         </w:numPr>
         <w:spacing w:after="60" w:before="40"/>
       </w:pPr>
@@ -10853,7 +11672,7 @@
         <w:pStyle w:val="ListParagraph"/>
         <w:numPr>
           <w:ilvl w:val="0"/>
-          <w:numId w:val="18"/>
+          <w:numId w:val="19"/>
         </w:numPr>
         <w:spacing w:after="60" w:before="40"/>
       </w:pPr>
@@ -10876,7 +11695,7 @@
         <w:pStyle w:val="ListParagraph"/>
         <w:numPr>
           <w:ilvl w:val="0"/>
-          <w:numId w:val="18"/>
+          <w:numId w:val="19"/>
         </w:numPr>
         <w:spacing w:after="60" w:before="40"/>
       </w:pPr>
@@ -10899,7 +11718,7 @@
         <w:pStyle w:val="ListParagraph"/>
         <w:numPr>
           <w:ilvl w:val="0"/>
-          <w:numId w:val="18"/>
+          <w:numId w:val="19"/>
         </w:numPr>
         <w:spacing w:after="60" w:before="40"/>
       </w:pPr>
@@ -10991,117 +11810,15 @@
       <w:pPr>
         <w:pStyle w:val="Heading2"/>
       </w:pPr>
-      <w:bookmarkStart w:name="titre-40" w:id="111"/>
+      <w:bookmarkStart w:name="titre-41" w:id="113"/>
       <w:r>
         <w:t xml:space="preserve">7.8 Ajouter la lecture en ligne d'un tome déjà paru</w:t>
       </w:r>
-      <w:bookmarkEnd w:id="111"/>
+      <w:bookmarkEnd w:id="113"/>
     </w:p>
     <w:p>
       <w:r>
         <w:t xml:space="preserve">Après la migration, beaucoup de tomes anciens n'ont que leurs liens PDF et EPUB. Leur ajouter la lecture en ligne n'est pas une nouveauté : pas d'annonce.</w:t>
-      </w:r>
-    </w:p>
-    <w:p>
-      <w:pPr>
-        <w:pStyle w:val="ListParagraph"/>
-        <w:numPr>
-          <w:ilvl w:val="0"/>
-          <w:numId w:val="19"/>
-        </w:numPr>
-        <w:spacing w:after="60" w:before="40"/>
-      </w:pPr>
-      <w:r>
-        <w:t xml:space="preserve">Dans le menu, ouvrez </w:t>
-      </w:r>
-      <w:r>
-        <w:rPr>
-          <w:b/>
-          <w:bCs/>
-        </w:rPr>
-        <w:t xml:space="preserve">Lecture à compléter</w:t>
-      </w:r>
-      <w:r>
-        <w:t xml:space="preserve">. La page liste les tomes parus sans lecture en ligne.</w:t>
-      </w:r>
-    </w:p>
-    <w:p>
-      <w:pPr>
-        <w:pStyle w:val="ListParagraph"/>
-        <w:numPr>
-          <w:ilvl w:val="0"/>
-          <w:numId w:val="19"/>
-        </w:numPr>
-        <w:spacing w:after="60" w:before="40"/>
-      </w:pPr>
-      <w:r>
-        <w:t xml:space="preserve">Sur la ligne du tome, cliquez sur </w:t>
-      </w:r>
-      <w:r>
-        <w:rPr>
-          <w:b/>
-          <w:bCs/>
-        </w:rPr>
-        <w:t xml:space="preserve">Ajouter le DOCX</w:t>
-      </w:r>
-      <w:r>
-        <w:t xml:space="preserve">.</w:t>
-      </w:r>
-    </w:p>
-    <w:p>
-      <w:pPr>
-        <w:pStyle w:val="ListParagraph"/>
-        <w:numPr>
-          <w:ilvl w:val="0"/>
-          <w:numId w:val="19"/>
-        </w:numPr>
-        <w:spacing w:after="60" w:before="40"/>
-      </w:pPr>
-      <w:r>
-        <w:t xml:space="preserve">Vérifiez que la case </w:t>
-      </w:r>
-      <w:r>
-        <w:rPr>
-          <w:b/>
-          <w:bCs/>
-        </w:rPr>
-        <w:t xml:space="preserve">Ajout au catalogue : ne pas annoncer (pas d'article, pas de Discord, pas d'e-mail)</w:t>
-      </w:r>
-      <w:r>
-        <w:t xml:space="preserve"> est cochée. Elle l'est d'office pour un tome complet déjà publié.</w:t>
-      </w:r>
-    </w:p>
-    <w:p>
-      <w:pPr>
-        <w:pStyle w:val="ListParagraph"/>
-        <w:numPr>
-          <w:ilvl w:val="0"/>
-          <w:numId w:val="19"/>
-        </w:numPr>
-        <w:spacing w:after="60" w:before="40"/>
-      </w:pPr>
-      <w:r>
-        <w:t xml:space="preserve">Déposez le DOCX, vérifiez les chapitres, puis publiez.</w:t>
-      </w:r>
-    </w:p>
-    <w:p>
-      <w:r>
-        <w:t xml:space="preserve">Les chapitres prennent la date de sortie du tome : ils n'apparaissent pas comme des nouveautés. Le tome quitte la liste « Lecture à compléter ».</w:t>
-      </w:r>
-    </w:p>
-    <w:p>
-      <w:pPr>
-        <w:pStyle w:val="Heading2"/>
-      </w:pPr>
-      <w:bookmarkStart w:name="titre-41" w:id="112"/>
-      <w:r>
-        <w:t xml:space="preserve">7.9 Refaire toute la lecture en ligne d'un tome</w:t>
-      </w:r>
-      <w:bookmarkEnd w:id="112"/>
-    </w:p>
-    <w:p>
-      <w:r>
-        <w:t xml:space="preserve">Pour une nouvelle traduction ou des corrections en masse sur un tome déjà publié.</w:t>
       </w:r>
     </w:p>
     <w:p>
@@ -11114,27 +11831,17 @@
         <w:spacing w:after="60" w:before="40"/>
       </w:pPr>
       <w:r>
-        <w:t xml:space="preserve">Ouvrez le formulaire pour ce tome (</w:t>
-      </w:r>
-      <w:r>
-        <w:rPr>
-          <w:b/>
-          <w:bCs/>
-        </w:rPr>
-        <w:t xml:space="preserve">Tous les tomes</w:t>
-      </w:r>
-      <w:r>
-        <w:t xml:space="preserve">, puis </w:t>
-      </w:r>
-      <w:r>
-        <w:rPr>
-          <w:b/>
-          <w:bCs/>
-        </w:rPr>
-        <w:t xml:space="preserve">Ajouter des chapitres</w:t>
-      </w:r>
-      <w:r>
-        <w:t xml:space="preserve"> sur sa ligne).</w:t>
+        <w:t xml:space="preserve">Dans le menu, ouvrez </w:t>
+      </w:r>
+      <w:r>
+        <w:rPr>
+          <w:b/>
+          <w:bCs/>
+        </w:rPr>
+        <w:t xml:space="preserve">Lecture à compléter</w:t>
+      </w:r>
+      <w:r>
+        <w:t xml:space="preserve">. La page liste les tomes parus sans lecture en ligne.</w:t>
       </w:r>
     </w:p>
     <w:p>
@@ -11147,14 +11854,14 @@
         <w:spacing w:after="60" w:before="40"/>
       </w:pPr>
       <w:r>
-        <w:t xml:space="preserve">Sous le formulaire, ouvrez l'encadré </w:t>
-      </w:r>
-      <w:r>
-        <w:rPr>
-          <w:b/>
-          <w:bCs/>
-        </w:rPr>
-        <w:t xml:space="preserve">Remplacer la lecture en ligne</w:t>
+        <w:t xml:space="preserve">Sur la ligne du tome, cliquez sur </w:t>
+      </w:r>
+      <w:r>
+        <w:rPr>
+          <w:b/>
+          <w:bCs/>
+        </w:rPr>
+        <w:t xml:space="preserve">Ajouter le DOCX</w:t>
       </w:r>
       <w:r>
         <w:t xml:space="preserve">.</w:t>
@@ -11170,17 +11877,17 @@
         <w:spacing w:after="60" w:before="40"/>
       </w:pPr>
       <w:r>
-        <w:t xml:space="preserve">Déposez le nouveau fichier, puis cliquez sur </w:t>
-      </w:r>
-      <w:r>
-        <w:rPr>
-          <w:b/>
-          <w:bCs/>
-        </w:rPr>
-        <w:t xml:space="preserve">Vérifier (sans rien changer en ligne)</w:t>
-      </w:r>
-      <w:r>
-        <w:t xml:space="preserve">.</w:t>
+        <w:t xml:space="preserve">Vérifiez que la case </w:t>
+      </w:r>
+      <w:r>
+        <w:rPr>
+          <w:b/>
+          <w:bCs/>
+        </w:rPr>
+        <w:t xml:space="preserve">Ajout au catalogue : ne pas annoncer (pas d'article, pas de Discord, pas d'e-mail)</w:t>
+      </w:r>
+      <w:r>
+        <w:t xml:space="preserve"> est cochée. Elle l'est d'office pour un tome complet déjà publié.</w:t>
       </w:r>
     </w:p>
     <w:p>
@@ -11193,27 +11900,27 @@
         <w:spacing w:after="60" w:before="40"/>
       </w:pPr>
       <w:r>
-        <w:t xml:space="preserve">Contrôlez le bilan. Pour chaque chapitre, comparez </w:t>
-      </w:r>
-      <w:r>
-        <w:rPr>
-          <w:b/>
-          <w:bCs/>
-        </w:rPr>
-        <w:t xml:space="preserve">Aperçu</w:t>
-      </w:r>
-      <w:r>
-        <w:t xml:space="preserve"> (la nouvelle version) et </w:t>
-      </w:r>
-      <w:r>
-        <w:rPr>
-          <w:b/>
-          <w:bCs/>
-        </w:rPr>
-        <w:t xml:space="preserve">Version en ligne</w:t>
-      </w:r>
-      <w:r>
-        <w:t xml:space="preserve">.</w:t>
+        <w:t xml:space="preserve">Déposez le DOCX, vérifiez les chapitres, puis publiez.</w:t>
+      </w:r>
+    </w:p>
+    <w:p>
+      <w:r>
+        <w:t xml:space="preserve">Les chapitres prennent la date de sortie du tome : ils n'apparaissent pas comme des nouveautés. Le tome quitte la liste « Lecture à compléter ».</w:t>
+      </w:r>
+    </w:p>
+    <w:p>
+      <w:pPr>
+        <w:pStyle w:val="Heading2"/>
+      </w:pPr>
+      <w:bookmarkStart w:name="titre-42" w:id="114"/>
+      <w:r>
+        <w:t xml:space="preserve">7.9 Refaire toute la lecture en ligne d'un tome</w:t>
+      </w:r>
+      <w:bookmarkEnd w:id="114"/>
+    </w:p>
+    <w:p>
+      <w:r>
+        <w:t xml:space="preserve">Pour une nouvelle traduction ou des corrections en masse sur un tome déjà publié.</w:t>
       </w:r>
     </w:p>
     <w:p>
@@ -11221,7 +11928,119 @@
         <w:pStyle w:val="ListParagraph"/>
         <w:numPr>
           <w:ilvl w:val="0"/>
-          <w:numId w:val="20"/>
+          <w:numId w:val="21"/>
+        </w:numPr>
+        <w:spacing w:after="60" w:before="40"/>
+      </w:pPr>
+      <w:r>
+        <w:t xml:space="preserve">Ouvrez le formulaire pour ce tome (</w:t>
+      </w:r>
+      <w:r>
+        <w:rPr>
+          <w:b/>
+          <w:bCs/>
+        </w:rPr>
+        <w:t xml:space="preserve">Tous les tomes</w:t>
+      </w:r>
+      <w:r>
+        <w:t xml:space="preserve">, puis </w:t>
+      </w:r>
+      <w:r>
+        <w:rPr>
+          <w:b/>
+          <w:bCs/>
+        </w:rPr>
+        <w:t xml:space="preserve">Ajouter des chapitres</w:t>
+      </w:r>
+      <w:r>
+        <w:t xml:space="preserve"> sur sa ligne).</w:t>
+      </w:r>
+    </w:p>
+    <w:p>
+      <w:pPr>
+        <w:pStyle w:val="ListParagraph"/>
+        <w:numPr>
+          <w:ilvl w:val="0"/>
+          <w:numId w:val="21"/>
+        </w:numPr>
+        <w:spacing w:after="60" w:before="40"/>
+      </w:pPr>
+      <w:r>
+        <w:t xml:space="preserve">Sous le formulaire, ouvrez l'encadré </w:t>
+      </w:r>
+      <w:r>
+        <w:rPr>
+          <w:b/>
+          <w:bCs/>
+        </w:rPr>
+        <w:t xml:space="preserve">Remplacer la lecture en ligne</w:t>
+      </w:r>
+      <w:r>
+        <w:t xml:space="preserve">.</w:t>
+      </w:r>
+    </w:p>
+    <w:p>
+      <w:pPr>
+        <w:pStyle w:val="ListParagraph"/>
+        <w:numPr>
+          <w:ilvl w:val="0"/>
+          <w:numId w:val="21"/>
+        </w:numPr>
+        <w:spacing w:after="60" w:before="40"/>
+      </w:pPr>
+      <w:r>
+        <w:t xml:space="preserve">Déposez le nouveau fichier, puis cliquez sur </w:t>
+      </w:r>
+      <w:r>
+        <w:rPr>
+          <w:b/>
+          <w:bCs/>
+        </w:rPr>
+        <w:t xml:space="preserve">Vérifier (sans rien changer en ligne)</w:t>
+      </w:r>
+      <w:r>
+        <w:t xml:space="preserve">.</w:t>
+      </w:r>
+    </w:p>
+    <w:p>
+      <w:pPr>
+        <w:pStyle w:val="ListParagraph"/>
+        <w:numPr>
+          <w:ilvl w:val="0"/>
+          <w:numId w:val="21"/>
+        </w:numPr>
+        <w:spacing w:after="60" w:before="40"/>
+      </w:pPr>
+      <w:r>
+        <w:t xml:space="preserve">Contrôlez le bilan. Pour chaque chapitre, comparez </w:t>
+      </w:r>
+      <w:r>
+        <w:rPr>
+          <w:b/>
+          <w:bCs/>
+        </w:rPr>
+        <w:t xml:space="preserve">Aperçu</w:t>
+      </w:r>
+      <w:r>
+        <w:t xml:space="preserve"> (la nouvelle version) et </w:t>
+      </w:r>
+      <w:r>
+        <w:rPr>
+          <w:b/>
+          <w:bCs/>
+        </w:rPr>
+        <w:t xml:space="preserve">Version en ligne</w:t>
+      </w:r>
+      <w:r>
+        <w:t xml:space="preserve">.</w:t>
+      </w:r>
+    </w:p>
+    <w:p>
+      <w:pPr>
+        <w:pStyle w:val="ListParagraph"/>
+        <w:numPr>
+          <w:ilvl w:val="0"/>
+          <w:numId w:val="21"/>
         </w:numPr>
         <w:spacing w:after="60" w:before="40"/>
       </w:pPr>
@@ -11316,11 +12135,11 @@
       <w:pPr>
         <w:pStyle w:val="Heading2"/>
       </w:pPr>
-      <w:bookmarkStart w:name="titre-42" w:id="113"/>
+      <w:bookmarkStart w:name="titre-43" w:id="115"/>
       <w:r>
         <w:t xml:space="preserve">7.10 Savoir ce qui sera annoncé</w:t>
       </w:r>
-      <w:bookmarkEnd w:id="113"/>
+      <w:bookmarkEnd w:id="115"/>
     </w:p>
     <w:tbl>
       <w:tblPr>
@@ -12150,21 +12969,21 @@
       <w:pPr>
         <w:pStyle w:val="Heading1"/>
       </w:pPr>
-      <w:bookmarkStart w:name="titre-43" w:id="114"/>
+      <w:bookmarkStart w:name="titre-44" w:id="116"/>
       <w:r>
         <w:t xml:space="preserve">8 Terminer un tome</w:t>
       </w:r>
-      <w:bookmarkEnd w:id="114"/>
+      <w:bookmarkEnd w:id="116"/>
     </w:p>
     <w:p>
       <w:pPr>
         <w:pStyle w:val="Heading2"/>
       </w:pPr>
-      <w:bookmarkStart w:name="titre-44" w:id="115"/>
+      <w:bookmarkStart w:name="titre-45" w:id="117"/>
       <w:r>
         <w:t xml:space="preserve">8.1 Terminer un tome avec son dernier envoi</w:t>
       </w:r>
-      <w:bookmarkEnd w:id="115"/>
+      <w:bookmarkEnd w:id="117"/>
     </w:p>
     <w:p>
       <w:r>
@@ -12182,7 +13001,7 @@
           <wp:inline distT="0" distB="0" distL="0" distR="0">
             <wp:extent cx="4572000" cy="2828925"/>
             <wp:effectExtent t="0" r="0" b="0" l="0"/>
-            <wp:docPr id="31" name="Chapitre-complet.png" descr="Les liens de téléchargement et les deux cases qui terminent le tome." title="Les liens de téléchargement et les deux cases qui terminent le tome."/>
+            <wp:docPr id="38" name="Chapitre-complet.png" descr="Les liens de téléchargement et les deux cases qui terminent le tome." title="Les liens de téléchargement et les deux cases qui terminent le tome."/>
             <wp:cNvGraphicFramePr>
               <a:graphicFrameLocks xmlns:a="http://schemas.openxmlformats.org/drawingml/2006/main" noChangeAspect="1"/>
             </wp:cNvGraphicFramePr>
@@ -12196,7 +13015,7 @@
                     </pic:cNvPicPr>
                   </pic:nvPicPr>
                   <pic:blipFill>
-                    <a:blip r:embed="rId18" cstate="none"/>
+                    <a:blip r:embed="rId21" cstate="none"/>
                     <a:srcRect/>
                     <a:stretch>
                       <a:fillRect/>
@@ -12227,7 +13046,7 @@
           <w:b/>
           <w:bCs/>
         </w:rPr>
-        <w:t xml:space="preserve">Figure 8 — </w:t>
+        <w:t xml:space="preserve">Figure 11 — </w:t>
       </w:r>
       <w:r>
         <w:t xml:space="preserve">Les liens de téléchargement et les deux cases qui terminent le tome.</w:t>
@@ -12238,7 +13057,7 @@
         <w:pStyle w:val="ListParagraph"/>
         <w:numPr>
           <w:ilvl w:val="0"/>
-          <w:numId w:val="21"/>
+          <w:numId w:val="22"/>
         </w:numPr>
         <w:spacing w:after="60" w:before="40"/>
       </w:pPr>
@@ -12261,7 +13080,7 @@
         <w:pStyle w:val="ListParagraph"/>
         <w:numPr>
           <w:ilvl w:val="0"/>
-          <w:numId w:val="21"/>
+          <w:numId w:val="22"/>
         </w:numPr>
         <w:spacing w:after="60" w:before="40"/>
       </w:pPr>
@@ -12274,7 +13093,7 @@
         <w:pStyle w:val="ListParagraph"/>
         <w:numPr>
           <w:ilvl w:val="0"/>
-          <w:numId w:val="21"/>
+          <w:numId w:val="22"/>
         </w:numPr>
         <w:spacing w:after="60" w:before="40"/>
       </w:pPr>
@@ -12307,7 +13126,7 @@
         <w:pStyle w:val="ListParagraph"/>
         <w:numPr>
           <w:ilvl w:val="0"/>
-          <w:numId w:val="21"/>
+          <w:numId w:val="22"/>
         </w:numPr>
         <w:spacing w:after="60" w:before="40"/>
       </w:pPr>
@@ -12390,7 +13209,7 @@
         <w:pStyle w:val="ListParagraph"/>
         <w:numPr>
           <w:ilvl w:val="0"/>
-          <w:numId w:val="21"/>
+          <w:numId w:val="22"/>
         </w:numPr>
         <w:spacing w:after="60" w:before="40"/>
       </w:pPr>
@@ -12407,11 +13226,11 @@
       <w:pPr>
         <w:pStyle w:val="Heading2"/>
       </w:pPr>
-      <w:bookmarkStart w:name="titre-45" w:id="116"/>
+      <w:bookmarkStart w:name="titre-46" w:id="118"/>
       <w:r>
         <w:t xml:space="preserve">8.2 Passer un tome à « Publié » depuis sa fiche</w:t>
       </w:r>
-      <w:bookmarkEnd w:id="116"/>
+      <w:bookmarkEnd w:id="118"/>
     </w:p>
     <w:p>
       <w:r>
@@ -12423,7 +13242,7 @@
         <w:pStyle w:val="ListParagraph"/>
         <w:numPr>
           <w:ilvl w:val="0"/>
-          <w:numId w:val="22"/>
+          <w:numId w:val="23"/>
         </w:numPr>
         <w:spacing w:after="60" w:before="40"/>
       </w:pPr>
@@ -12453,7 +13272,7 @@
         <w:pStyle w:val="ListParagraph"/>
         <w:numPr>
           <w:ilvl w:val="0"/>
-          <w:numId w:val="22"/>
+          <w:numId w:val="23"/>
         </w:numPr>
         <w:spacing w:after="60" w:before="40"/>
       </w:pPr>
@@ -12486,7 +13305,7 @@
         <w:pStyle w:val="ListParagraph"/>
         <w:numPr>
           <w:ilvl w:val="0"/>
-          <w:numId w:val="22"/>
+          <w:numId w:val="23"/>
         </w:numPr>
         <w:spacing w:after="60" w:before="40"/>
       </w:pPr>
@@ -12519,7 +13338,7 @@
         <w:pStyle w:val="ListParagraph"/>
         <w:numPr>
           <w:ilvl w:val="0"/>
-          <w:numId w:val="22"/>
+          <w:numId w:val="23"/>
         </w:numPr>
         <w:spacing w:after="60" w:before="40"/>
       </w:pPr>
@@ -12542,7 +13361,7 @@
         <w:pStyle w:val="ListParagraph"/>
         <w:numPr>
           <w:ilvl w:val="0"/>
-          <w:numId w:val="22"/>
+          <w:numId w:val="23"/>
         </w:numPr>
         <w:spacing w:after="60" w:before="40"/>
       </w:pPr>
@@ -12571,7 +13390,7 @@
           <wp:inline distT="0" distB="0" distL="0" distR="0">
             <wp:extent cx="4572000" cy="2286000"/>
             <wp:effectExtent t="0" r="0" b="0" l="0"/>
-            <wp:docPr id="32" name="EtatTome-etats.png" descr="L'encadré « État du tome » de la fiche du tome." title="L'encadré « État du tome » de la fiche du tome."/>
+            <wp:docPr id="39" name="EtatTome-etats.png" descr="L'encadré « État du tome » de la fiche du tome." title="L'encadré « État du tome » de la fiche du tome."/>
             <wp:cNvGraphicFramePr>
               <a:graphicFrameLocks xmlns:a="http://schemas.openxmlformats.org/drawingml/2006/main" noChangeAspect="1"/>
             </wp:cNvGraphicFramePr>
@@ -12585,7 +13404,7 @@
                     </pic:cNvPicPr>
                   </pic:nvPicPr>
                   <pic:blipFill>
-                    <a:blip r:embed="rId19" cstate="none"/>
+                    <a:blip r:embed="rId22" cstate="none"/>
                     <a:srcRect/>
                     <a:stretch>
                       <a:fillRect/>
@@ -12616,7 +13435,7 @@
           <w:b/>
           <w:bCs/>
         </w:rPr>
-        <w:t xml:space="preserve">Figure 9 — </w:t>
+        <w:t xml:space="preserve">Figure 12 — </w:t>
       </w:r>
       <w:r>
         <w:t xml:space="preserve">L'encadré « État du tome » de la fiche du tome.</w:t>
@@ -12684,18 +13503,18 @@
       <w:pPr>
         <w:pStyle w:val="Heading2"/>
       </w:pPr>
-      <w:bookmarkStart w:name="titre-46" w:id="117"/>
+      <w:bookmarkStart w:name="titre-47" w:id="119"/>
       <w:r>
         <w:t xml:space="preserve">8.3 Remplacer un lien PDF ou EPUB mort</w:t>
       </w:r>
-      <w:bookmarkEnd w:id="117"/>
+      <w:bookmarkEnd w:id="119"/>
     </w:p>
     <w:p>
       <w:pPr>
         <w:pStyle w:val="ListParagraph"/>
         <w:numPr>
           <w:ilvl w:val="0"/>
-          <w:numId w:val="23"/>
+          <w:numId w:val="24"/>
         </w:numPr>
         <w:spacing w:after="60" w:before="40"/>
       </w:pPr>
@@ -12725,7 +13544,7 @@
         <w:pStyle w:val="ListParagraph"/>
         <w:numPr>
           <w:ilvl w:val="0"/>
-          <w:numId w:val="23"/>
+          <w:numId w:val="24"/>
         </w:numPr>
         <w:spacing w:after="60" w:before="40"/>
       </w:pPr>
@@ -12758,7 +13577,7 @@
         <w:pStyle w:val="ListParagraph"/>
         <w:numPr>
           <w:ilvl w:val="0"/>
-          <w:numId w:val="23"/>
+          <w:numId w:val="24"/>
         </w:numPr>
         <w:spacing w:after="60" w:before="40"/>
       </w:pPr>
@@ -12780,11 +13599,11 @@
       <w:pPr>
         <w:pStyle w:val="Heading1"/>
       </w:pPr>
-      <w:bookmarkStart w:name="titre-47" w:id="118"/>
+      <w:bookmarkStart w:name="titre-48" w:id="120"/>
       <w:r>
         <w:t xml:space="preserve">9 Modifier un tome</w:t>
       </w:r>
-      <w:bookmarkEnd w:id="118"/>
+      <w:bookmarkEnd w:id="120"/>
     </w:p>
     <w:p>
       <w:r>
@@ -12795,11 +13614,11 @@
       <w:pPr>
         <w:pStyle w:val="Heading2"/>
       </w:pPr>
-      <w:bookmarkStart w:name="titre-48" w:id="119"/>
+      <w:bookmarkStart w:name="titre-49" w:id="121"/>
       <w:r>
         <w:t xml:space="preserve">9.1 Trouver un tome</w:t>
       </w:r>
-      <w:bookmarkEnd w:id="119"/>
+      <w:bookmarkEnd w:id="121"/>
     </w:p>
     <w:p>
       <w:pPr>
@@ -12812,7 +13631,7 @@
           <wp:inline distT="0" distB="0" distL="0" distR="0">
             <wp:extent cx="5715000" cy="4314825"/>
             <wp:effectExtent t="0" r="0" b="0" l="0"/>
-            <wp:docPr id="33" name="TousLesTomes-contenu.png" descr="« Tous les tomes » : chaque tome avec sa parution et ses boutons." title="« Tous les tomes » : chaque tome avec sa parution et ses boutons."/>
+            <wp:docPr id="40" name="TousLesTomes-contenu.png" descr="« Tous les tomes » : chaque tome avec sa parution et ses boutons." title="« Tous les tomes » : chaque tome avec sa parution et ses boutons."/>
             <wp:cNvGraphicFramePr>
               <a:graphicFrameLocks xmlns:a="http://schemas.openxmlformats.org/drawingml/2006/main" noChangeAspect="1"/>
             </wp:cNvGraphicFramePr>
@@ -12826,7 +13645,7 @@
                     </pic:cNvPicPr>
                   </pic:nvPicPr>
                   <pic:blipFill>
-                    <a:blip r:embed="rId20" cstate="none"/>
+                    <a:blip r:embed="rId23" cstate="none"/>
                     <a:srcRect/>
                     <a:stretch>
                       <a:fillRect/>
@@ -12857,7 +13676,7 @@
           <w:b/>
           <w:bCs/>
         </w:rPr>
-        <w:t xml:space="preserve">Figure 10 — </w:t>
+        <w:t xml:space="preserve">Figure 13 — </w:t>
       </w:r>
       <w:r>
         <w:t xml:space="preserve">« Tous les tomes » : chaque tome avec sa parution et ses boutons.</w:t>
@@ -12868,7 +13687,7 @@
         <w:pStyle w:val="ListParagraph"/>
         <w:numPr>
           <w:ilvl w:val="0"/>
-          <w:numId w:val="24"/>
+          <w:numId w:val="25"/>
         </w:numPr>
         <w:spacing w:after="60" w:before="40"/>
       </w:pPr>
@@ -12901,7 +13720,7 @@
         <w:pStyle w:val="ListParagraph"/>
         <w:numPr>
           <w:ilvl w:val="0"/>
-          <w:numId w:val="24"/>
+          <w:numId w:val="25"/>
         </w:numPr>
         <w:spacing w:after="60" w:before="40"/>
       </w:pPr>
@@ -12954,7 +13773,7 @@
         <w:pStyle w:val="ListParagraph"/>
         <w:numPr>
           <w:ilvl w:val="0"/>
-          <w:numId w:val="24"/>
+          <w:numId w:val="25"/>
         </w:numPr>
         <w:spacing w:after="60" w:before="40"/>
       </w:pPr>
@@ -13026,11 +13845,11 @@
       <w:pPr>
         <w:pStyle w:val="Heading2"/>
       </w:pPr>
-      <w:bookmarkStart w:name="titre-49" w:id="120"/>
+      <w:bookmarkStart w:name="titre-50" w:id="122"/>
       <w:r>
         <w:t xml:space="preserve">9.2 Modifier les informations d'un tome</w:t>
       </w:r>
-      <w:bookmarkEnd w:id="120"/>
+      <w:bookmarkEnd w:id="122"/>
     </w:p>
     <w:p>
       <w:pPr>
@@ -13043,7 +13862,7 @@
           <wp:inline distT="0" distB="0" distL="0" distR="0">
             <wp:extent cx="5715000" cy="5448300"/>
             <wp:effectExtent t="0" r="0" b="0" l="0"/>
-            <wp:docPr id="34" name="TomeEnCours-contenu.png" descr="La fiche « Modifier le tome » : informations, chapitres, couverture, tome complet et planning." title="La fiche « Modifier le tome » : informations, chapitres, couverture, tome complet et planning."/>
+            <wp:docPr id="41" name="TomeEnCours-contenu.png" descr="La fiche « Modifier le tome » : informations, chapitres, couverture, tome complet et planning." title="La fiche « Modifier le tome » : informations, chapitres, couverture, tome complet et planning."/>
             <wp:cNvGraphicFramePr>
               <a:graphicFrameLocks xmlns:a="http://schemas.openxmlformats.org/drawingml/2006/main" noChangeAspect="1"/>
             </wp:cNvGraphicFramePr>
@@ -13057,7 +13876,7 @@
                     </pic:cNvPicPr>
                   </pic:nvPicPr>
                   <pic:blipFill>
-                    <a:blip r:embed="rId21" cstate="none"/>
+                    <a:blip r:embed="rId24" cstate="none"/>
                     <a:srcRect/>
                     <a:stretch>
                       <a:fillRect/>
@@ -13088,7 +13907,7 @@
           <w:b/>
           <w:bCs/>
         </w:rPr>
-        <w:t xml:space="preserve">Figure 11 — </w:t>
+        <w:t xml:space="preserve">Figure 14 — </w:t>
       </w:r>
       <w:r>
         <w:t xml:space="preserve">La fiche « Modifier le tome » : informations, chapitres, couverture, tome complet et planning.</w:t>
@@ -13099,7 +13918,7 @@
         <w:pStyle w:val="ListParagraph"/>
         <w:numPr>
           <w:ilvl w:val="0"/>
-          <w:numId w:val="25"/>
+          <w:numId w:val="26"/>
         </w:numPr>
         <w:spacing w:after="60" w:before="40"/>
       </w:pPr>
@@ -13122,12 +13941,12 @@
         <w:pStyle w:val="ListParagraph"/>
         <w:numPr>
           <w:ilvl w:val="0"/>
-          <w:numId w:val="25"/>
+          <w:numId w:val="26"/>
         </w:numPr>
         <w:spacing w:after="60" w:before="40"/>
       </w:pPr>
       <w:r>
-        <w:t xml:space="preserve">Changez ce qu'il faut : œuvre, nature, numéro, titre, responsables, date cible, </w:t>
+        <w:t xml:space="preserve">Changez ce qu'il faut : œuvre, nature, numéro, titre, responsables, </w:t>
       </w:r>
       <w:r>
         <w:rPr>
@@ -13165,52 +13984,32 @@
         <w:pStyle w:val="ListParagraph"/>
         <w:numPr>
           <w:ilvl w:val="0"/>
-          <w:numId w:val="25"/>
+          <w:numId w:val="26"/>
         </w:numPr>
         <w:spacing w:after="60" w:before="40"/>
       </w:pPr>
       <w:r>
-        <w:t xml:space="preserve">Les </w:t>
-      </w:r>
-      <w:r>
-        <w:rPr>
-          <w:b/>
-          <w:bCs/>
-        </w:rPr>
-        <w:t xml:space="preserve">Crédits affichés sur la page du tome</w:t>
-      </w:r>
-      <w:r>
-        <w:t xml:space="preserve"> : </w:t>
-      </w:r>
-      <w:r>
-        <w:rPr>
-          <w:b/>
-          <w:bCs/>
-        </w:rPr>
-        <w:t xml:space="preserve">Crédit traduction</w:t>
-      </w:r>
-      <w:r>
-        <w:t xml:space="preserve">, </w:t>
-      </w:r>
-      <w:r>
-        <w:rPr>
-          <w:b/>
-          <w:bCs/>
-        </w:rPr>
-        <w:t xml:space="preserve">Crédit relecture</w:t>
-      </w:r>
-      <w:r>
-        <w:t xml:space="preserve">, </w:t>
-      </w:r>
-      <w:r>
-        <w:rPr>
-          <w:b/>
-          <w:bCs/>
-        </w:rPr>
-        <w:t xml:space="preserve">Crédit édition / couverture</w:t>
-      </w:r>
-      <w:r>
-        <w:t xml:space="preserve">.</w:t>
+        <w:t xml:space="preserve">Pour la sortie : </w:t>
+      </w:r>
+      <w:r>
+        <w:rPr>
+          <w:b/>
+          <w:bCs/>
+        </w:rPr>
+        <w:t xml:space="preserve">Date cible du tome</w:t>
+      </w:r>
+      <w:r>
+        <w:t xml:space="preserve"> et, à côté, </w:t>
+      </w:r>
+      <w:r>
+        <w:rPr>
+          <w:b/>
+          <w:bCs/>
+        </w:rPr>
+        <w:t xml:space="preserve">Heure de sortie</w:t>
+      </w:r>
+      <w:r>
+        <w:t xml:space="preserve">. Laissez l'heure vide si elle n'est pas encore connue.</w:t>
       </w:r>
     </w:p>
     <w:p>
@@ -13218,22 +14017,52 @@
         <w:pStyle w:val="ListParagraph"/>
         <w:numPr>
           <w:ilvl w:val="0"/>
-          <w:numId w:val="25"/>
+          <w:numId w:val="26"/>
         </w:numPr>
         <w:spacing w:after="60" w:before="40"/>
       </w:pPr>
       <w:r>
-        <w:t xml:space="preserve">Pour la couverture : </w:t>
-      </w:r>
-      <w:r>
-        <w:rPr>
-          <w:b/>
-          <w:bCs/>
-        </w:rPr>
-        <w:t xml:space="preserve">Changer la couverture (facultatif)</w:t>
-      </w:r>
-      <w:r>
-        <w:t xml:space="preserve">. JPG, PNG ou WebP, au format portrait de préférence. Sans couverture propre, celle de l'œuvre est affichée.</w:t>
+        <w:t xml:space="preserve">Les </w:t>
+      </w:r>
+      <w:r>
+        <w:rPr>
+          <w:b/>
+          <w:bCs/>
+        </w:rPr>
+        <w:t xml:space="preserve">Crédits affichés sur la page du tome</w:t>
+      </w:r>
+      <w:r>
+        <w:t xml:space="preserve"> : </w:t>
+      </w:r>
+      <w:r>
+        <w:rPr>
+          <w:b/>
+          <w:bCs/>
+        </w:rPr>
+        <w:t xml:space="preserve">Crédit traduction</w:t>
+      </w:r>
+      <w:r>
+        <w:t xml:space="preserve">, </w:t>
+      </w:r>
+      <w:r>
+        <w:rPr>
+          <w:b/>
+          <w:bCs/>
+        </w:rPr>
+        <w:t xml:space="preserve">Crédit relecture</w:t>
+      </w:r>
+      <w:r>
+        <w:t xml:space="preserve">, </w:t>
+      </w:r>
+      <w:r>
+        <w:rPr>
+          <w:b/>
+          <w:bCs/>
+        </w:rPr>
+        <w:t xml:space="preserve">Crédit édition / couverture</w:t>
+      </w:r>
+      <w:r>
+        <w:t xml:space="preserve">.</w:t>
       </w:r>
     </w:p>
     <w:p>
@@ -13241,184 +14070,22 @@
         <w:pStyle w:val="ListParagraph"/>
         <w:numPr>
           <w:ilvl w:val="0"/>
-          <w:numId w:val="25"/>
+          <w:numId w:val="26"/>
         </w:numPr>
         <w:spacing w:after="60" w:before="40"/>
       </w:pPr>
       <w:r>
-        <w:t xml:space="preserve">Cliquez sur </w:t>
-      </w:r>
-      <w:r>
-        <w:rPr>
-          <w:b/>
-          <w:bCs/>
-        </w:rPr>
-        <w:t xml:space="preserve">Enregistrer</w:t>
-      </w:r>
-      <w:r>
-        <w:t xml:space="preserve">.</w:t>
-      </w:r>
-    </w:p>
-    <w:p>
-      <w:r>
-        <w:t xml:space="preserve">Le résumé </w:t>
-      </w:r>
-      <w:r>
-        <w:rPr>
-          <w:b/>
-          <w:bCs/>
-        </w:rPr>
-        <w:t xml:space="preserve">Planning</w:t>
-      </w:r>
-      <w:r>
-        <w:t xml:space="preserve"> (étape, avancement) a un lien </w:t>
-      </w:r>
-      <w:r>
-        <w:rPr>
-          <w:b/>
-          <w:bCs/>
-        </w:rPr>
-        <w:t xml:space="preserve">Ouvrir dans le planning</w:t>
-      </w:r>
-      <w:r>
-        <w:t xml:space="preserve">. Tout en bas, </w:t>
-      </w:r>
-      <w:r>
-        <w:rPr>
-          <w:b/>
-          <w:bCs/>
-        </w:rPr>
-        <w:t xml:space="preserve">Édition avancée (administration WordPress)</w:t>
-      </w:r>
-      <w:r>
-        <w:t xml:space="preserve"> ouvre l'ancien écran (rarement utile).</w:t>
-      </w:r>
-    </w:p>
-    <w:p>
-      <w:pPr>
-        <w:pStyle w:val="Heading2"/>
-      </w:pPr>
-      <w:bookmarkStart w:name="titre-50" w:id="121"/>
-      <w:r>
-        <w:t xml:space="preserve">9.3 Publier, reprogrammer ou retirer un chapitre</w:t>
-      </w:r>
-      <w:bookmarkEnd w:id="121"/>
-    </w:p>
-    <w:p>
-      <w:r>
-        <w:t xml:space="preserve">La liste </w:t>
-      </w:r>
-      <w:r>
-        <w:rPr>
-          <w:b/>
-          <w:bCs/>
-        </w:rPr>
-        <w:t xml:space="preserve">Chapitres</w:t>
-      </w:r>
-      <w:r>
-        <w:t xml:space="preserve"> de la fiche montre chaque chapitre avec son état : </w:t>
-      </w:r>
-      <w:r>
-        <w:rPr>
-          <w:b/>
-          <w:bCs/>
-        </w:rPr>
-        <w:t xml:space="preserve">En ligne</w:t>
-      </w:r>
-      <w:r>
-        <w:t xml:space="preserve">, </w:t>
-      </w:r>
-      <w:r>
-        <w:rPr>
-          <w:b/>
-          <w:bCs/>
-        </w:rPr>
-        <w:t xml:space="preserve">Programmé</w:t>
-      </w:r>
-      <w:r>
-        <w:t xml:space="preserve"> ou </w:t>
-      </w:r>
-      <w:r>
-        <w:rPr>
-          <w:b/>
-          <w:bCs/>
-        </w:rPr>
-        <w:t xml:space="preserve">Brouillon</w:t>
-      </w:r>
-      <w:r>
-        <w:t xml:space="preserve">. Une ligne </w:t>
-      </w:r>
-      <w:r>
-        <w:rPr>
-          <w:b/>
-          <w:bCs/>
-        </w:rPr>
-        <w:t xml:space="preserve">À venir</w:t>
-      </w:r>
-      <w:r>
-        <w:t xml:space="preserve"> compte les chapitres prévus pas encore déposés.</w:t>
-      </w:r>
-    </w:p>
-    <w:p>
-      <w:pPr>
-        <w:keepNext/>
-        <w:spacing w:after="60" w:before="160"/>
-        <w:jc w:val="center"/>
-      </w:pPr>
-      <w:r>
-        <w:drawing>
-          <wp:inline distT="0" distB="0" distL="0" distR="0">
-            <wp:extent cx="4572000" cy="2695575"/>
-            <wp:effectExtent t="0" r="0" b="0" l="0"/>
-            <wp:docPr id="35" name="TomeEnCours-chapitres.png" descr="La liste des chapitres d'un tome en cours." title="La liste des chapitres d'un tome en cours."/>
-            <wp:cNvGraphicFramePr>
-              <a:graphicFrameLocks xmlns:a="http://schemas.openxmlformats.org/drawingml/2006/main" noChangeAspect="1"/>
-            </wp:cNvGraphicFramePr>
-            <a:graphic xmlns:a="http://schemas.openxmlformats.org/drawingml/2006/main">
-              <a:graphicData uri="http://schemas.openxmlformats.org/drawingml/2006/picture">
-                <pic:pic xmlns:pic="http://schemas.openxmlformats.org/drawingml/2006/picture">
-                  <pic:nvPicPr>
-                    <pic:cNvPr id="0" name="" descr=""/>
-                    <pic:cNvPicPr>
-                      <a:picLocks noChangeAspect="1" noChangeArrowheads="1"/>
-                    </pic:cNvPicPr>
-                  </pic:nvPicPr>
-                  <pic:blipFill>
-                    <a:blip r:embed="rId22" cstate="none"/>
-                    <a:srcRect/>
-                    <a:stretch>
-                      <a:fillRect/>
-                    </a:stretch>
-                  </pic:blipFill>
-                  <pic:spPr bwMode="auto">
-                    <a:xfrm>
-                      <a:off x="0" y="0"/>
-                      <a:ext cx="4572000" cy="2695575"/>
-                    </a:xfrm>
-                    <a:prstGeom prst="rect">
-                      <a:avLst/>
-                    </a:prstGeom>
-                  </pic:spPr>
-                </pic:pic>
-              </a:graphicData>
-            </a:graphic>
-          </wp:inline>
-        </w:drawing>
-      </w:r>
-    </w:p>
-    <w:p>
-      <w:pPr>
-        <w:pStyle w:val="Legende"/>
-      </w:pPr>
-      <w:r>
-        <w:rPr>
-          <w:b/>
-          <w:bCs/>
-        </w:rPr>
-        <w:t xml:space="preserve">Figure 12 — </w:t>
-      </w:r>
-      <w:r>
-        <w:t xml:space="preserve">La liste des chapitres d'un tome en cours.</w:t>
+        <w:t xml:space="preserve">Pour la couverture : </w:t>
+      </w:r>
+      <w:r>
+        <w:rPr>
+          <w:b/>
+          <w:bCs/>
+        </w:rPr>
+        <w:t xml:space="preserve">Changer la couverture (facultatif)</w:t>
+      </w:r>
+      <w:r>
+        <w:t xml:space="preserve">. JPG, PNG ou WebP, au format portrait de préférence. Sans couverture propre, celle de l'œuvre est affichée.</w:t>
       </w:r>
     </w:p>
     <w:p>
@@ -13426,99 +14093,22 @@
         <w:pStyle w:val="ListParagraph"/>
         <w:numPr>
           <w:ilvl w:val="0"/>
-          <w:numId w:val="2"/>
+          <w:numId w:val="26"/>
         </w:numPr>
-        <w:spacing w:after="60" w:before="0"/>
-      </w:pPr>
-      <w:r>
-        <w:rPr>
-          <w:b/>
-          <w:bCs/>
-        </w:rPr>
-        <w:t xml:space="preserve">Publier maintenant</w:t>
-      </w:r>
-      <w:r>
-        <w:t xml:space="preserve"> (chapitre programmé ou brouillon) : le chapitre sort tout de suite.</w:t>
-      </w:r>
-    </w:p>
-    <w:p>
-      <w:pPr>
-        <w:pStyle w:val="ListParagraph"/>
-        <w:numPr>
-          <w:ilvl w:val="0"/>
-          <w:numId w:val="2"/>
-        </w:numPr>
-        <w:spacing w:after="60" w:before="0"/>
-      </w:pPr>
-      <w:r>
-        <w:rPr>
-          <w:b/>
-          <w:bCs/>
-        </w:rPr>
-        <w:t xml:space="preserve">Changer la date</w:t>
-      </w:r>
-      <w:r>
-        <w:t xml:space="preserve"> (chapitre programmé ou brouillon) : choisissez la date et l'heure, puis cliquez sur le bouton. La date proposée suit le rythme du tome.</w:t>
-      </w:r>
-    </w:p>
-    <w:p>
-      <w:pPr>
-        <w:pStyle w:val="ListParagraph"/>
-        <w:numPr>
-          <w:ilvl w:val="0"/>
-          <w:numId w:val="2"/>
-        </w:numPr>
-        <w:spacing w:after="60" w:before="0"/>
-      </w:pPr>
-      <w:r>
-        <w:rPr>
-          <w:b/>
-          <w:bCs/>
-        </w:rPr>
-        <w:t xml:space="preserve">Retirer</w:t>
-      </w:r>
-      <w:r>
-        <w:t xml:space="preserve"> (chapitre en ligne ou programmé) : une question demande confirmation, cliquez sur </w:t>
-      </w:r>
-      <w:r>
-        <w:rPr>
-          <w:b/>
-          <w:bCs/>
-        </w:rPr>
-        <w:t xml:space="preserve">Oui, retirer</w:t>
-      </w:r>
-      <w:r>
-        <w:t xml:space="preserve">. Le chapitre repasse en brouillon. Son adresse et ses commentaires sont gardés. Rien n'est annoncé.</w:t>
-      </w:r>
-    </w:p>
-    <w:p>
-      <w:pPr>
-        <w:pStyle w:val="ListParagraph"/>
-        <w:numPr>
-          <w:ilvl w:val="0"/>
-          <w:numId w:val="2"/>
-        </w:numPr>
-        <w:spacing w:after="60" w:before="0"/>
-      </w:pPr>
-      <w:r>
-        <w:rPr>
-          <w:b/>
-          <w:bCs/>
-        </w:rPr>
-        <w:t xml:space="preserve">Voir</w:t>
-      </w:r>
-      <w:r>
-        <w:t xml:space="preserve"> (en ligne) ou </w:t>
-      </w:r>
-      <w:r>
-        <w:rPr>
-          <w:b/>
-          <w:bCs/>
-        </w:rPr>
-        <w:t xml:space="preserve">Aperçu</w:t>
-      </w:r>
-      <w:r>
-        <w:t xml:space="preserve"> (pas encore en ligne) : ouvre le chapitre.</w:t>
+        <w:spacing w:after="60" w:before="40"/>
+      </w:pPr>
+      <w:r>
+        <w:t xml:space="preserve">Cliquez sur </w:t>
+      </w:r>
+      <w:r>
+        <w:rPr>
+          <w:b/>
+          <w:bCs/>
+        </w:rPr>
+        <w:t xml:space="preserve">Enregistrer</w:t>
+      </w:r>
+      <w:r>
+        <w:t xml:space="preserve">.</w:t>
       </w:r>
     </w:p>
     <w:tbl>
@@ -13573,17 +14163,27 @@
               <w:t xml:space="preserve"> : </w:t>
             </w:r>
             <w:r>
-              <w:t xml:space="preserve">la première sortie d'un tome passe toujours par </w:t>
+              <w:t xml:space="preserve">le </w:t>
             </w:r>
             <w:r>
               <w:rPr>
                 <w:b/>
                 <w:bCs/>
               </w:rPr>
-              <w:t xml:space="preserve">Ajouter des chapitres</w:t>
-            </w:r>
-            <w:r>
-              <w:t xml:space="preserve">, pour que l'annonce parte. Les boutons de cette liste servent ensuite.</w:t>
+              <w:t xml:space="preserve">Rythme</w:t>
+            </w:r>
+            <w:r>
+              <w:t xml:space="preserve"> (un jour ou « Libre ») reprend l'</w:t>
+            </w:r>
+            <w:r>
+              <w:rPr>
+                <w:b/>
+                <w:bCs/>
+              </w:rPr>
+              <w:t xml:space="preserve">Heure de sortie</w:t>
+            </w:r>
+            <w:r>
+              <w:t xml:space="preserve"> : changer l'heure change aussi l'heure des chapitres proposés au rythme. Un tome déjà programmé garde sa date et son heure de publication.</w:t>
             </w:r>
           </w:p>
         </w:tc>
@@ -13591,13 +14191,410 @@
     </w:tbl>
     <w:p>
       <w:pPr>
+        <w:spacing w:after="60" w:before="0"/>
+      </w:pPr>
+    </w:p>
+    <w:p>
+      <w:pPr>
+        <w:keepNext/>
+        <w:spacing w:after="60" w:before="160"/>
+        <w:jc w:val="center"/>
+      </w:pPr>
+      <w:r>
+        <w:drawing>
+          <wp:inline distT="0" distB="0" distL="0" distR="0">
+            <wp:extent cx="5715000" cy="4400550"/>
+            <wp:effectExtent t="0" r="0" b="0" l="0"/>
+            <wp:docPr id="42" name="HeureModifier-page.png" descr="« Modifier le tome » : la couverture changée et l'heure de sortie gardée." title="« Modifier le tome » : la couverture changée et l'heure de sortie gardée."/>
+            <wp:cNvGraphicFramePr>
+              <a:graphicFrameLocks xmlns:a="http://schemas.openxmlformats.org/drawingml/2006/main" noChangeAspect="1"/>
+            </wp:cNvGraphicFramePr>
+            <a:graphic xmlns:a="http://schemas.openxmlformats.org/drawingml/2006/main">
+              <a:graphicData uri="http://schemas.openxmlformats.org/drawingml/2006/picture">
+                <pic:pic xmlns:pic="http://schemas.openxmlformats.org/drawingml/2006/picture">
+                  <pic:nvPicPr>
+                    <pic:cNvPr id="0" name="" descr=""/>
+                    <pic:cNvPicPr>
+                      <a:picLocks noChangeAspect="1" noChangeArrowheads="1"/>
+                    </pic:cNvPicPr>
+                  </pic:nvPicPr>
+                  <pic:blipFill>
+                    <a:blip r:embed="rId25" cstate="none"/>
+                    <a:srcRect/>
+                    <a:stretch>
+                      <a:fillRect/>
+                    </a:stretch>
+                  </pic:blipFill>
+                  <pic:spPr bwMode="auto">
+                    <a:xfrm>
+                      <a:off x="0" y="0"/>
+                      <a:ext cx="5715000" cy="4400550"/>
+                    </a:xfrm>
+                    <a:prstGeom prst="rect">
+                      <a:avLst/>
+                    </a:prstGeom>
+                  </pic:spPr>
+                </pic:pic>
+              </a:graphicData>
+            </a:graphic>
+          </wp:inline>
+        </w:drawing>
+      </w:r>
+    </w:p>
+    <w:p>
+      <w:pPr>
+        <w:pStyle w:val="Legende"/>
+      </w:pPr>
+      <w:r>
+        <w:rPr>
+          <w:b/>
+          <w:bCs/>
+        </w:rPr>
+        <w:t xml:space="preserve">Figure 15 — </w:t>
+      </w:r>
+      <w:r>
+        <w:t xml:space="preserve">« Modifier le tome » : la couverture changée et l'heure de sortie gardée.</w:t>
+      </w:r>
+    </w:p>
+    <w:p>
+      <w:r>
+        <w:t xml:space="preserve">Le résumé </w:t>
+      </w:r>
+      <w:r>
+        <w:rPr>
+          <w:b/>
+          <w:bCs/>
+        </w:rPr>
+        <w:t xml:space="preserve">Planning</w:t>
+      </w:r>
+      <w:r>
+        <w:t xml:space="preserve"> (étape, avancement) a un lien </w:t>
+      </w:r>
+      <w:r>
+        <w:rPr>
+          <w:b/>
+          <w:bCs/>
+        </w:rPr>
+        <w:t xml:space="preserve">Ouvrir dans le planning</w:t>
+      </w:r>
+      <w:r>
+        <w:t xml:space="preserve">. Tout en bas, </w:t>
+      </w:r>
+      <w:r>
+        <w:rPr>
+          <w:b/>
+          <w:bCs/>
+        </w:rPr>
+        <w:t xml:space="preserve">Édition avancée (administration WordPress)</w:t>
+      </w:r>
+      <w:r>
+        <w:t xml:space="preserve"> ouvre l'ancien écran (rarement utile).</w:t>
+      </w:r>
+    </w:p>
+    <w:p>
+      <w:pPr>
+        <w:pStyle w:val="Heading2"/>
+      </w:pPr>
+      <w:bookmarkStart w:name="titre-51" w:id="123"/>
+      <w:r>
+        <w:t xml:space="preserve">9.3 Publier, reprogrammer ou retirer un chapitre</w:t>
+      </w:r>
+      <w:bookmarkEnd w:id="123"/>
+    </w:p>
+    <w:p>
+      <w:r>
+        <w:t xml:space="preserve">La liste </w:t>
+      </w:r>
+      <w:r>
+        <w:rPr>
+          <w:b/>
+          <w:bCs/>
+        </w:rPr>
+        <w:t xml:space="preserve">Chapitres</w:t>
+      </w:r>
+      <w:r>
+        <w:t xml:space="preserve"> de la fiche montre chaque chapitre avec son état : </w:t>
+      </w:r>
+      <w:r>
+        <w:rPr>
+          <w:b/>
+          <w:bCs/>
+        </w:rPr>
+        <w:t xml:space="preserve">En ligne</w:t>
+      </w:r>
+      <w:r>
+        <w:t xml:space="preserve">, </w:t>
+      </w:r>
+      <w:r>
+        <w:rPr>
+          <w:b/>
+          <w:bCs/>
+        </w:rPr>
+        <w:t xml:space="preserve">Programmé</w:t>
+      </w:r>
+      <w:r>
+        <w:t xml:space="preserve"> ou </w:t>
+      </w:r>
+      <w:r>
+        <w:rPr>
+          <w:b/>
+          <w:bCs/>
+        </w:rPr>
+        <w:t xml:space="preserve">Brouillon</w:t>
+      </w:r>
+      <w:r>
+        <w:t xml:space="preserve">. Une ligne </w:t>
+      </w:r>
+      <w:r>
+        <w:rPr>
+          <w:b/>
+          <w:bCs/>
+        </w:rPr>
+        <w:t xml:space="preserve">À venir</w:t>
+      </w:r>
+      <w:r>
+        <w:t xml:space="preserve"> compte les chapitres prévus pas encore déposés.</w:t>
+      </w:r>
+    </w:p>
+    <w:p>
+      <w:pPr>
+        <w:keepNext/>
+        <w:spacing w:after="60" w:before="160"/>
+        <w:jc w:val="center"/>
+      </w:pPr>
+      <w:r>
+        <w:drawing>
+          <wp:inline distT="0" distB="0" distL="0" distR="0">
+            <wp:extent cx="4572000" cy="2695575"/>
+            <wp:effectExtent t="0" r="0" b="0" l="0"/>
+            <wp:docPr id="43" name="TomeEnCours-chapitres.png" descr="La liste des chapitres d'un tome en cours." title="La liste des chapitres d'un tome en cours."/>
+            <wp:cNvGraphicFramePr>
+              <a:graphicFrameLocks xmlns:a="http://schemas.openxmlformats.org/drawingml/2006/main" noChangeAspect="1"/>
+            </wp:cNvGraphicFramePr>
+            <a:graphic xmlns:a="http://schemas.openxmlformats.org/drawingml/2006/main">
+              <a:graphicData uri="http://schemas.openxmlformats.org/drawingml/2006/picture">
+                <pic:pic xmlns:pic="http://schemas.openxmlformats.org/drawingml/2006/picture">
+                  <pic:nvPicPr>
+                    <pic:cNvPr id="0" name="" descr=""/>
+                    <pic:cNvPicPr>
+                      <a:picLocks noChangeAspect="1" noChangeArrowheads="1"/>
+                    </pic:cNvPicPr>
+                  </pic:nvPicPr>
+                  <pic:blipFill>
+                    <a:blip r:embed="rId26" cstate="none"/>
+                    <a:srcRect/>
+                    <a:stretch>
+                      <a:fillRect/>
+                    </a:stretch>
+                  </pic:blipFill>
+                  <pic:spPr bwMode="auto">
+                    <a:xfrm>
+                      <a:off x="0" y="0"/>
+                      <a:ext cx="4572000" cy="2695575"/>
+                    </a:xfrm>
+                    <a:prstGeom prst="rect">
+                      <a:avLst/>
+                    </a:prstGeom>
+                  </pic:spPr>
+                </pic:pic>
+              </a:graphicData>
+            </a:graphic>
+          </wp:inline>
+        </w:drawing>
+      </w:r>
+    </w:p>
+    <w:p>
+      <w:pPr>
+        <w:pStyle w:val="Legende"/>
+      </w:pPr>
+      <w:r>
+        <w:rPr>
+          <w:b/>
+          <w:bCs/>
+        </w:rPr>
+        <w:t xml:space="preserve">Figure 16 — </w:t>
+      </w:r>
+      <w:r>
+        <w:t xml:space="preserve">La liste des chapitres d'un tome en cours.</w:t>
+      </w:r>
+    </w:p>
+    <w:p>
+      <w:pPr>
+        <w:pStyle w:val="ListParagraph"/>
+        <w:numPr>
+          <w:ilvl w:val="0"/>
+          <w:numId w:val="2"/>
+        </w:numPr>
+        <w:spacing w:after="60" w:before="0"/>
+      </w:pPr>
+      <w:r>
+        <w:rPr>
+          <w:b/>
+          <w:bCs/>
+        </w:rPr>
+        <w:t xml:space="preserve">Publier maintenant</w:t>
+      </w:r>
+      <w:r>
+        <w:t xml:space="preserve"> (chapitre programmé ou brouillon) : le chapitre sort tout de suite.</w:t>
+      </w:r>
+    </w:p>
+    <w:p>
+      <w:pPr>
+        <w:pStyle w:val="ListParagraph"/>
+        <w:numPr>
+          <w:ilvl w:val="0"/>
+          <w:numId w:val="2"/>
+        </w:numPr>
+        <w:spacing w:after="60" w:before="0"/>
+      </w:pPr>
+      <w:r>
+        <w:rPr>
+          <w:b/>
+          <w:bCs/>
+        </w:rPr>
+        <w:t xml:space="preserve">Changer la date</w:t>
+      </w:r>
+      <w:r>
+        <w:t xml:space="preserve"> (chapitre programmé ou brouillon) : choisissez la date et l'heure, puis cliquez sur le bouton. La date proposée suit le rythme du tome.</w:t>
+      </w:r>
+    </w:p>
+    <w:p>
+      <w:pPr>
+        <w:pStyle w:val="ListParagraph"/>
+        <w:numPr>
+          <w:ilvl w:val="0"/>
+          <w:numId w:val="2"/>
+        </w:numPr>
+        <w:spacing w:after="60" w:before="0"/>
+      </w:pPr>
+      <w:r>
+        <w:rPr>
+          <w:b/>
+          <w:bCs/>
+        </w:rPr>
+        <w:t xml:space="preserve">Retirer</w:t>
+      </w:r>
+      <w:r>
+        <w:t xml:space="preserve"> (chapitre en ligne ou programmé) : une question demande confirmation, cliquez sur </w:t>
+      </w:r>
+      <w:r>
+        <w:rPr>
+          <w:b/>
+          <w:bCs/>
+        </w:rPr>
+        <w:t xml:space="preserve">Oui, retirer</w:t>
+      </w:r>
+      <w:r>
+        <w:t xml:space="preserve">. Le chapitre repasse en brouillon. Son adresse et ses commentaires sont gardés. Rien n'est annoncé.</w:t>
+      </w:r>
+    </w:p>
+    <w:p>
+      <w:pPr>
+        <w:pStyle w:val="ListParagraph"/>
+        <w:numPr>
+          <w:ilvl w:val="0"/>
+          <w:numId w:val="2"/>
+        </w:numPr>
+        <w:spacing w:after="60" w:before="0"/>
+      </w:pPr>
+      <w:r>
+        <w:rPr>
+          <w:b/>
+          <w:bCs/>
+        </w:rPr>
+        <w:t xml:space="preserve">Voir</w:t>
+      </w:r>
+      <w:r>
+        <w:t xml:space="preserve"> (en ligne) ou </w:t>
+      </w:r>
+      <w:r>
+        <w:rPr>
+          <w:b/>
+          <w:bCs/>
+        </w:rPr>
+        <w:t xml:space="preserve">Aperçu</w:t>
+      </w:r>
+      <w:r>
+        <w:t xml:space="preserve"> (pas encore en ligne) : ouvre le chapitre.</w:t>
+      </w:r>
+    </w:p>
+    <w:tbl>
+      <w:tblPr>
+        <w:tblW w:type="dxa" w:w="9026"/>
+        <w:tblBorders>
+          <w:top w:val="single" w:color="auto" w:sz="4"/>
+          <w:left w:val="single" w:color="auto" w:sz="4"/>
+          <w:bottom w:val="single" w:color="auto" w:sz="4"/>
+          <w:right w:val="single" w:color="auto" w:sz="4"/>
+          <w:insideH w:val="single" w:color="auto" w:sz="4"/>
+          <w:insideV w:val="single" w:color="auto" w:sz="4"/>
+        </w:tblBorders>
+      </w:tblPr>
+      <w:tblGrid>
+        <w:gridCol w:w="9026"/>
+      </w:tblGrid>
+      <w:tr>
+        <w:trPr>
+          <w:cantSplit/>
+        </w:trPr>
+        <w:tc>
+          <w:tcPr>
+            <w:tcW w:type="dxa" w:w="9026"/>
+            <w:tcBorders>
+              <w:top w:val="none" w:color="FFFFFF" w:sz="0"/>
+              <w:left w:val="single" w:color="7A4FB0" w:sz="24"/>
+              <w:bottom w:val="none" w:color="FFFFFF" w:sz="0"/>
+              <w:right w:val="none" w:color="FFFFFF" w:sz="0"/>
+            </w:tcBorders>
+            <w:shd w:fill="F1ECFA" w:color="auto" w:val="clear"/>
+            <w:tcMar>
+              <w:top w:type="dxa" w:w="120"/>
+              <w:left w:type="dxa" w:w="200"/>
+              <w:bottom w:type="dxa" w:w="120"/>
+              <w:right w:type="dxa" w:w="160"/>
+            </w:tcMar>
+          </w:tcPr>
+          <w:p>
+            <w:pPr>
+              <w:spacing w:after="0" w:before="0"/>
+            </w:pPr>
+            <w:r>
+              <w:rPr>
+                <w:b/>
+                <w:bCs/>
+                <w:color w:val="4B2A7B"/>
+              </w:rPr>
+              <w:t xml:space="preserve">À savoir</w:t>
+            </w:r>
+            <w:r>
+              <w:t xml:space="preserve"> : </w:t>
+            </w:r>
+            <w:r>
+              <w:t xml:space="preserve">la première sortie d'un tome passe toujours par </w:t>
+            </w:r>
+            <w:r>
+              <w:rPr>
+                <w:b/>
+                <w:bCs/>
+              </w:rPr>
+              <w:t xml:space="preserve">Ajouter des chapitres</w:t>
+            </w:r>
+            <w:r>
+              <w:t xml:space="preserve">, pour que l'annonce parte. Les boutons de cette liste servent ensuite.</w:t>
+            </w:r>
+          </w:p>
+        </w:tc>
+      </w:tr>
+    </w:tbl>
+    <w:p>
+      <w:pPr>
         <w:pStyle w:val="Heading1"/>
       </w:pPr>
-      <w:bookmarkStart w:name="titre-51" w:id="122"/>
+      <w:bookmarkStart w:name="titre-52" w:id="124"/>
       <w:r>
         <w:t xml:space="preserve">10 Nouveau (version 2.1.5) : l'état des tomes et des œuvres</w:t>
       </w:r>
-      <w:bookmarkEnd w:id="122"/>
+      <w:bookmarkEnd w:id="124"/>
     </w:p>
     <w:tbl>
       <w:tblPr>
@@ -13661,11 +14658,11 @@
       <w:pPr>
         <w:pStyle w:val="Heading2"/>
       </w:pPr>
-      <w:bookmarkStart w:name="titre-52" w:id="123"/>
+      <w:bookmarkStart w:name="titre-53" w:id="125"/>
       <w:r>
         <w:t xml:space="preserve">10.1 Le cycle de vie d'un tome</w:t>
       </w:r>
-      <w:bookmarkEnd w:id="123"/>
+      <w:bookmarkEnd w:id="125"/>
     </w:p>
     <w:p>
       <w:r>
@@ -13683,7 +14680,7 @@
           <wp:inline distT="0" distB="0" distL="0" distR="0">
             <wp:extent cx="5715000" cy="2743200"/>
             <wp:effectExtent t="0" r="0" b="0" l="0"/>
-            <wp:docPr id="36" name="CycleTome-page.png" descr="Le cycle de vie d'un tome : Planifié, En cours de publication, Publié." title="Le cycle de vie d'un tome : Planifié, En cours de publication, Publié."/>
+            <wp:docPr id="44" name="CycleTome-page.png" descr="Le cycle de vie d'un tome : Planifié, En cours de publication, Publié." title="Le cycle de vie d'un tome : Planifié, En cours de publication, Publié."/>
             <wp:cNvGraphicFramePr>
               <a:graphicFrameLocks xmlns:a="http://schemas.openxmlformats.org/drawingml/2006/main" noChangeAspect="1"/>
             </wp:cNvGraphicFramePr>
@@ -13697,7 +14694,7 @@
                     </pic:cNvPicPr>
                   </pic:nvPicPr>
                   <pic:blipFill>
-                    <a:blip r:embed="rId23" cstate="none"/>
+                    <a:blip r:embed="rId27" cstate="none"/>
                     <a:srcRect/>
                     <a:stretch>
                       <a:fillRect/>
@@ -13728,7 +14725,7 @@
           <w:b/>
           <w:bCs/>
         </w:rPr>
-        <w:t xml:space="preserve">Figure 13 — </w:t>
+        <w:t xml:space="preserve">Figure 17 — </w:t>
       </w:r>
       <w:r>
         <w:t xml:space="preserve">Le cycle de vie d'un tome : Planifié, En cours de publication, Publié.</w:t>
@@ -14248,11 +15245,11 @@
       <w:pPr>
         <w:pStyle w:val="Heading2"/>
       </w:pPr>
-      <w:bookmarkStart w:name="titre-53" w:id="124"/>
+      <w:bookmarkStart w:name="titre-54" w:id="126"/>
       <w:r>
         <w:t xml:space="preserve">10.2 Changer l'état d'un tome</w:t>
       </w:r>
-      <w:bookmarkEnd w:id="124"/>
+      <w:bookmarkEnd w:id="126"/>
     </w:p>
     <w:p>
       <w:pPr>
@@ -14265,7 +15262,7 @@
           <wp:inline distT="0" distB="0" distL="0" distR="0">
             <wp:extent cx="5715000" cy="2857500"/>
             <wp:effectExtent t="0" r="0" b="0" l="0"/>
-            <wp:docPr id="37" name="EtatTome-etats.png" descr="L'encadré « État du tome » de la fiche, et les réglages propres à chaque état." title="L'encadré « État du tome » de la fiche, et les réglages propres à chaque état."/>
+            <wp:docPr id="45" name="EtatTome-etats.png" descr="L'encadré « État du tome » de la fiche, et les réglages propres à chaque état." title="L'encadré « État du tome » de la fiche, et les réglages propres à chaque état."/>
             <wp:cNvGraphicFramePr>
               <a:graphicFrameLocks xmlns:a="http://schemas.openxmlformats.org/drawingml/2006/main" noChangeAspect="1"/>
             </wp:cNvGraphicFramePr>
@@ -14279,7 +15276,7 @@
                     </pic:cNvPicPr>
                   </pic:nvPicPr>
                   <pic:blipFill>
-                    <a:blip r:embed="rId19" cstate="none"/>
+                    <a:blip r:embed="rId22" cstate="none"/>
                     <a:srcRect/>
                     <a:stretch>
                       <a:fillRect/>
@@ -14310,7 +15307,7 @@
           <w:b/>
           <w:bCs/>
         </w:rPr>
-        <w:t xml:space="preserve">Figure 14 — </w:t>
+        <w:t xml:space="preserve">Figure 18 — </w:t>
       </w:r>
       <w:r>
         <w:t xml:space="preserve">L'encadré « État du tome » de la fiche, et les réglages propres à chaque état.</w:t>
@@ -14321,7 +15318,7 @@
         <w:pStyle w:val="ListParagraph"/>
         <w:numPr>
           <w:ilvl w:val="0"/>
-          <w:numId w:val="26"/>
+          <w:numId w:val="27"/>
         </w:numPr>
         <w:spacing w:after="60" w:before="40"/>
       </w:pPr>
@@ -14351,7 +15348,7 @@
         <w:pStyle w:val="ListParagraph"/>
         <w:numPr>
           <w:ilvl w:val="0"/>
-          <w:numId w:val="26"/>
+          <w:numId w:val="27"/>
         </w:numPr>
         <w:spacing w:after="60" w:before="40"/>
       </w:pPr>
@@ -14404,7 +15401,7 @@
         <w:pStyle w:val="ListParagraph"/>
         <w:numPr>
           <w:ilvl w:val="0"/>
-          <w:numId w:val="26"/>
+          <w:numId w:val="27"/>
         </w:numPr>
         <w:spacing w:after="60" w:before="40"/>
       </w:pPr>
@@ -14527,7 +15524,7 @@
         <w:pStyle w:val="ListParagraph"/>
         <w:numPr>
           <w:ilvl w:val="0"/>
-          <w:numId w:val="26"/>
+          <w:numId w:val="27"/>
         </w:numPr>
         <w:spacing w:after="60" w:before="40"/>
       </w:pPr>
@@ -14550,7 +15547,7 @@
         <w:pStyle w:val="ListParagraph"/>
         <w:numPr>
           <w:ilvl w:val="0"/>
-          <w:numId w:val="26"/>
+          <w:numId w:val="27"/>
         </w:numPr>
         <w:spacing w:after="60" w:before="40"/>
       </w:pPr>
@@ -14562,11 +15559,11 @@
       <w:pPr>
         <w:pStyle w:val="Heading2"/>
       </w:pPr>
-      <w:bookmarkStart w:name="titre-54" w:id="125"/>
+      <w:bookmarkStart w:name="titre-55" w:id="127"/>
       <w:r>
         <w:t xml:space="preserve">10.3 Savoir ce que fait chaque changement</w:t>
       </w:r>
-      <w:bookmarkEnd w:id="125"/>
+      <w:bookmarkEnd w:id="127"/>
     </w:p>
     <w:p>
       <w:pPr>
@@ -14579,7 +15576,7 @@
           <wp:inline distT="0" distB="0" distL="0" distR="0">
             <wp:extent cx="5715000" cy="1333500"/>
             <wp:effectExtent t="0" r="0" b="0" l="0"/>
-            <wp:docPr id="38" name="EtatTome-confirmations.png" descr="Les confirmations demandées avant un changement qui touche les lecteurs." title="Les confirmations demandées avant un changement qui touche les lecteurs."/>
+            <wp:docPr id="46" name="EtatTome-confirmations.png" descr="Les confirmations demandées avant un changement qui touche les lecteurs." title="Les confirmations demandées avant un changement qui touche les lecteurs."/>
             <wp:cNvGraphicFramePr>
               <a:graphicFrameLocks xmlns:a="http://schemas.openxmlformats.org/drawingml/2006/main" noChangeAspect="1"/>
             </wp:cNvGraphicFramePr>
@@ -14593,7 +15590,7 @@
                     </pic:cNvPicPr>
                   </pic:nvPicPr>
                   <pic:blipFill>
-                    <a:blip r:embed="rId24" cstate="none"/>
+                    <a:blip r:embed="rId28" cstate="none"/>
                     <a:srcRect/>
                     <a:stretch>
                       <a:fillRect/>
@@ -14624,7 +15621,7 @@
           <w:b/>
           <w:bCs/>
         </w:rPr>
-        <w:t xml:space="preserve">Figure 15 — </w:t>
+        <w:t xml:space="preserve">Figure 19 — </w:t>
       </w:r>
       <w:r>
         <w:t xml:space="preserve">Les confirmations demandées avant un changement qui touche les lecteurs.</w:t>
@@ -15579,11 +16576,11 @@
       <w:pPr>
         <w:pStyle w:val="Heading2"/>
       </w:pPr>
-      <w:bookmarkStart w:name="titre-55" w:id="126"/>
+      <w:bookmarkStart w:name="titre-56" w:id="128"/>
       <w:r>
         <w:t xml:space="preserve">10.4 J'ai publié au lieu de programmer : comment réparer</w:t>
       </w:r>
-      <w:bookmarkEnd w:id="126"/>
+      <w:bookmarkEnd w:id="128"/>
     </w:p>
     <w:p>
       <w:r>
@@ -15605,7 +16602,7 @@
         <w:pStyle w:val="ListParagraph"/>
         <w:numPr>
           <w:ilvl w:val="0"/>
-          <w:numId w:val="27"/>
+          <w:numId w:val="28"/>
         </w:numPr>
         <w:spacing w:after="60" w:before="40"/>
       </w:pPr>
@@ -15635,7 +16632,7 @@
         <w:pStyle w:val="ListParagraph"/>
         <w:numPr>
           <w:ilvl w:val="0"/>
-          <w:numId w:val="27"/>
+          <w:numId w:val="28"/>
         </w:numPr>
         <w:spacing w:after="60" w:before="40"/>
       </w:pPr>
@@ -15668,7 +16665,7 @@
         <w:pStyle w:val="ListParagraph"/>
         <w:numPr>
           <w:ilvl w:val="0"/>
-          <w:numId w:val="27"/>
+          <w:numId w:val="28"/>
         </w:numPr>
         <w:spacing w:after="60" w:before="40"/>
       </w:pPr>
@@ -15701,7 +16698,7 @@
         <w:pStyle w:val="ListParagraph"/>
         <w:numPr>
           <w:ilvl w:val="0"/>
-          <w:numId w:val="27"/>
+          <w:numId w:val="28"/>
         </w:numPr>
         <w:spacing w:after="60" w:before="40"/>
       </w:pPr>
@@ -15734,7 +16731,7 @@
         <w:pStyle w:val="ListParagraph"/>
         <w:numPr>
           <w:ilvl w:val="0"/>
-          <w:numId w:val="27"/>
+          <w:numId w:val="28"/>
         </w:numPr>
         <w:spacing w:after="60" w:before="40"/>
       </w:pPr>
@@ -15767,7 +16764,7 @@
         <w:pStyle w:val="ListParagraph"/>
         <w:numPr>
           <w:ilvl w:val="0"/>
-          <w:numId w:val="27"/>
+          <w:numId w:val="28"/>
         </w:numPr>
         <w:spacing w:after="60" w:before="40"/>
       </w:pPr>
@@ -15857,11 +16854,11 @@
       <w:pPr>
         <w:pStyle w:val="Heading2"/>
       </w:pPr>
-      <w:bookmarkStart w:name="titre-56" w:id="127"/>
+      <w:bookmarkStart w:name="titre-57" w:id="129"/>
       <w:r>
         <w:t xml:space="preserve">10.5 Changer l'état d'une œuvre</w:t>
       </w:r>
-      <w:bookmarkEnd w:id="127"/>
+      <w:bookmarkEnd w:id="129"/>
     </w:p>
     <w:p>
       <w:r>
@@ -15889,7 +16886,7 @@
           <wp:inline distT="0" distB="0" distL="0" distR="0">
             <wp:extent cx="5715000" cy="4581525"/>
             <wp:effectExtent t="0" r="0" b="0" l="0"/>
-            <wp:docPr id="39" name="EtatOeuvre-contenu.png" descr="La liste « Œuvres » avec l'état de chaque œuvre et de ses tomes." title="La liste « Œuvres » avec l'état de chaque œuvre et de ses tomes."/>
+            <wp:docPr id="47" name="EtatOeuvre-contenu.png" descr="La liste « Œuvres » avec l'état de chaque œuvre et de ses tomes." title="La liste « Œuvres » avec l'état de chaque œuvre et de ses tomes."/>
             <wp:cNvGraphicFramePr>
               <a:graphicFrameLocks xmlns:a="http://schemas.openxmlformats.org/drawingml/2006/main" noChangeAspect="1"/>
             </wp:cNvGraphicFramePr>
@@ -15903,7 +16900,7 @@
                     </pic:cNvPicPr>
                   </pic:nvPicPr>
                   <pic:blipFill>
-                    <a:blip r:embed="rId25" cstate="none"/>
+                    <a:blip r:embed="rId29" cstate="none"/>
                     <a:srcRect/>
                     <a:stretch>
                       <a:fillRect/>
@@ -15934,7 +16931,7 @@
           <w:b/>
           <w:bCs/>
         </w:rPr>
-        <w:t xml:space="preserve">Figure 16 — </w:t>
+        <w:t xml:space="preserve">Figure 20 — </w:t>
       </w:r>
       <w:r>
         <w:t xml:space="preserve">La liste « Œuvres » avec l'état de chaque œuvre et de ses tomes.</w:t>
@@ -15945,7 +16942,7 @@
         <w:pStyle w:val="ListParagraph"/>
         <w:numPr>
           <w:ilvl w:val="0"/>
-          <w:numId w:val="28"/>
+          <w:numId w:val="29"/>
         </w:numPr>
         <w:spacing w:after="60" w:before="40"/>
       </w:pPr>
@@ -15978,7 +16975,7 @@
         <w:pStyle w:val="ListParagraph"/>
         <w:numPr>
           <w:ilvl w:val="0"/>
-          <w:numId w:val="28"/>
+          <w:numId w:val="29"/>
         </w:numPr>
         <w:spacing w:after="60" w:before="40"/>
       </w:pPr>
@@ -16001,7 +16998,7 @@
         <w:pStyle w:val="ListParagraph"/>
         <w:numPr>
           <w:ilvl w:val="0"/>
-          <w:numId w:val="28"/>
+          <w:numId w:val="29"/>
         </w:numPr>
         <w:spacing w:after="60" w:before="40"/>
       </w:pPr>
@@ -16024,7 +17021,7 @@
         <w:pStyle w:val="ListParagraph"/>
         <w:numPr>
           <w:ilvl w:val="0"/>
-          <w:numId w:val="28"/>
+          <w:numId w:val="29"/>
         </w:numPr>
         <w:spacing w:after="60" w:before="40"/>
       </w:pPr>
@@ -16755,11 +17752,11 @@
       <w:pPr>
         <w:pStyle w:val="Heading1"/>
       </w:pPr>
-      <w:bookmarkStart w:name="titre-57" w:id="128"/>
+      <w:bookmarkStart w:name="titre-58" w:id="130"/>
       <w:r>
         <w:t xml:space="preserve">11 Ce que voient les lecteurs</w:t>
       </w:r>
-      <w:bookmarkEnd w:id="128"/>
+      <w:bookmarkEnd w:id="130"/>
     </w:p>
     <w:p>
       <w:r>
@@ -16878,11 +17875,11 @@
       <w:pPr>
         <w:pStyle w:val="Heading2"/>
       </w:pPr>
-      <w:bookmarkStart w:name="titre-58" w:id="129"/>
+      <w:bookmarkStart w:name="titre-59" w:id="131"/>
       <w:r>
         <w:t xml:space="preserve">11.1 La page d'accueil</w:t>
       </w:r>
-      <w:bookmarkEnd w:id="129"/>
+      <w:bookmarkEnd w:id="131"/>
     </w:p>
     <w:p>
       <w:r>
@@ -16920,7 +17917,7 @@
           <wp:inline distT="0" distB="0" distL="0" distR="0">
             <wp:extent cx="5715000" cy="4676775"/>
             <wp:effectExtent t="0" r="0" b="0" l="0"/>
-            <wp:docPr id="40" name="Accueil-planning.png" descr="La section « Planning » de l'accueil : le prochain tome à la une, puis les chapitres et les tomes en préparation." title="La section « Planning » de l'accueil : le prochain tome à la une, puis les chapitres et les tomes en préparation."/>
+            <wp:docPr id="48" name="Accueil-planning.png" descr="La section « Planning » de l'accueil : le prochain tome à la une, puis les chapitres et les tomes en préparation." title="La section « Planning » de l'accueil : le prochain tome à la une, puis les chapitres et les tomes en préparation."/>
             <wp:cNvGraphicFramePr>
               <a:graphicFrameLocks xmlns:a="http://schemas.openxmlformats.org/drawingml/2006/main" noChangeAspect="1"/>
             </wp:cNvGraphicFramePr>
@@ -16934,7 +17931,7 @@
                     </pic:cNvPicPr>
                   </pic:nvPicPr>
                   <pic:blipFill>
-                    <a:blip r:embed="rId26" cstate="none"/>
+                    <a:blip r:embed="rId30" cstate="none"/>
                     <a:srcRect/>
                     <a:stretch>
                       <a:fillRect/>
@@ -16965,7 +17962,7 @@
           <w:b/>
           <w:bCs/>
         </w:rPr>
-        <w:t xml:space="preserve">Figure 17 — </w:t>
+        <w:t xml:space="preserve">Figure 21 — </w:t>
       </w:r>
       <w:r>
         <w:t xml:space="preserve">La section « Planning » de l'accueil : le prochain tome à la une, puis les chapitres et les tomes en préparation.</w:t>
@@ -16988,7 +17985,7 @@
         <w:t xml:space="preserve">À la une : prochain tome</w:t>
       </w:r>
       <w:r>
-        <w:t xml:space="preserve"> : la couverture, l'œuvre, le tome, la date de sortie et un compte à rebours (« J-2 »). À droite, les barres </w:t>
+        <w:t xml:space="preserve"> : la couverture, l'œuvre, le tome, la date de sortie avec son heure quand elle est connue, et un compte à rebours (« J-2 », ou « Aujourd'hui à 20 h » le jour même). À droite, les barres </w:t>
       </w:r>
       <w:r>
         <w:rPr>
@@ -17345,633 +18342,8 @@
     </w:tbl>
     <w:p>
       <w:pPr>
-        <w:pStyle w:val="Heading2"/>
-      </w:pPr>
-      <w:bookmarkStart w:name="titre-59" w:id="130"/>
-      <w:r>
-        <w:t xml:space="preserve">11.2 La page Planning</w:t>
-      </w:r>
-      <w:bookmarkEnd w:id="130"/>
-    </w:p>
-    <w:p>
-      <w:r>
-        <w:t xml:space="preserve">La page </w:t>
-      </w:r>
-      <w:r>
-        <w:rPr>
-          <w:b/>
-          <w:bCs/>
-        </w:rPr>
-        <w:t xml:space="preserve">yumenovel.fr/planning/</w:t>
-      </w:r>
-      <w:r>
-        <w:t xml:space="preserve"> garde tout ce qu'elle montrait : l'introduction, les filtres, les boutons </w:t>
-      </w:r>
-      <w:r>
-        <w:rPr>
-          <w:b/>
-          <w:bCs/>
-        </w:rPr>
-        <w:t xml:space="preserve">Flux RSS</w:t>
-      </w:r>
-      <w:r>
-        <w:t xml:space="preserve">, </w:t>
-      </w:r>
-      <w:r>
-        <w:rPr>
-          <w:b/>
-          <w:bCs/>
-        </w:rPr>
-        <w:t xml:space="preserve">JSON</w:t>
-      </w:r>
-      <w:r>
-        <w:t xml:space="preserve"> et </w:t>
-      </w:r>
-      <w:r>
-        <w:rPr>
-          <w:b/>
-          <w:bCs/>
-        </w:rPr>
-        <w:t xml:space="preserve">S'abonner au calendrier (ICS)</w:t>
-      </w:r>
-      <w:r>
-        <w:t xml:space="preserve">, </w:t>
-      </w:r>
-      <w:r>
-        <w:rPr>
-          <w:b/>
-          <w:bCs/>
-        </w:rPr>
-        <w:t xml:space="preserve">En bref</w:t>
-      </w:r>
-      <w:r>
-        <w:t xml:space="preserve">, le tableau, le calendrier, le journal et la légende. Ce qui change :</w:t>
-      </w:r>
-    </w:p>
-    <w:p>
-      <w:pPr>
-        <w:keepNext/>
-        <w:spacing w:after="60" w:before="160"/>
-        <w:jc w:val="center"/>
-      </w:pPr>
-      <w:r>
-        <w:drawing>
-          <wp:inline distT="0" distB="0" distL="0" distR="0">
-            <wp:extent cx="5715000" cy="1019175"/>
-            <wp:effectExtent t="0" r="0" b="0" l="0"/>
-            <wp:docPr id="41" name="PagePlanning-une.png" descr="Sous l'introduction, le même bandeau qu'à l'accueil : le prochain tome à la une." title="Sous l'introduction, le même bandeau qu'à l'accueil : le prochain tome à la une."/>
-            <wp:cNvGraphicFramePr>
-              <a:graphicFrameLocks xmlns:a="http://schemas.openxmlformats.org/drawingml/2006/main" noChangeAspect="1"/>
-            </wp:cNvGraphicFramePr>
-            <a:graphic xmlns:a="http://schemas.openxmlformats.org/drawingml/2006/main">
-              <a:graphicData uri="http://schemas.openxmlformats.org/drawingml/2006/picture">
-                <pic:pic xmlns:pic="http://schemas.openxmlformats.org/drawingml/2006/picture">
-                  <pic:nvPicPr>
-                    <pic:cNvPr id="0" name="" descr=""/>
-                    <pic:cNvPicPr>
-                      <a:picLocks noChangeAspect="1" noChangeArrowheads="1"/>
-                    </pic:cNvPicPr>
-                  </pic:nvPicPr>
-                  <pic:blipFill>
-                    <a:blip r:embed="rId27" cstate="none"/>
-                    <a:srcRect/>
-                    <a:stretch>
-                      <a:fillRect/>
-                    </a:stretch>
-                  </pic:blipFill>
-                  <pic:spPr bwMode="auto">
-                    <a:xfrm>
-                      <a:off x="0" y="0"/>
-                      <a:ext cx="5715000" cy="1019175"/>
-                    </a:xfrm>
-                    <a:prstGeom prst="rect">
-                      <a:avLst/>
-                    </a:prstGeom>
-                  </pic:spPr>
-                </pic:pic>
-              </a:graphicData>
-            </a:graphic>
-          </wp:inline>
-        </w:drawing>
-      </w:r>
-    </w:p>
-    <w:p>
-      <w:pPr>
-        <w:pStyle w:val="Legende"/>
-      </w:pPr>
-      <w:r>
-        <w:rPr>
-          <w:b/>
-          <w:bCs/>
-        </w:rPr>
-        <w:t xml:space="preserve">Figure 18 — </w:t>
-      </w:r>
-      <w:r>
-        <w:t xml:space="preserve">Sous l'introduction, le même bandeau qu'à l'accueil : le prochain tome à la une.</w:t>
-      </w:r>
-    </w:p>
-    <w:p>
-      <w:pPr>
-        <w:pStyle w:val="ListParagraph"/>
-        <w:numPr>
-          <w:ilvl w:val="0"/>
-          <w:numId w:val="2"/>
-        </w:numPr>
         <w:spacing w:after="60" w:before="0"/>
       </w:pPr>
-      <w:r>
-        <w:t xml:space="preserve">Sous l'introduction, le bandeau </w:t>
-      </w:r>
-      <w:r>
-        <w:rPr>
-          <w:b/>
-          <w:bCs/>
-        </w:rPr>
-        <w:t xml:space="preserve">À la une : prochain tome</w:t>
-      </w:r>
-      <w:r>
-        <w:t xml:space="preserve">, comme à l'accueil.</w:t>
-      </w:r>
-    </w:p>
-    <w:p>
-      <w:pPr>
-        <w:pStyle w:val="ListParagraph"/>
-        <w:numPr>
-          <w:ilvl w:val="0"/>
-          <w:numId w:val="2"/>
-        </w:numPr>
-        <w:spacing w:after="60" w:before="0"/>
-      </w:pPr>
-      <w:r>
-        <w:t xml:space="preserve">Trois vues au lieu de deux : </w:t>
-      </w:r>
-      <w:r>
-        <w:rPr>
-          <w:b/>
-          <w:bCs/>
-        </w:rPr>
-        <w:t xml:space="preserve">Tableau</w:t>
-      </w:r>
-      <w:r>
-        <w:t xml:space="preserve">, </w:t>
-      </w:r>
-      <w:r>
-        <w:rPr>
-          <w:b/>
-          <w:bCs/>
-        </w:rPr>
-        <w:t xml:space="preserve">Chapitres</w:t>
-      </w:r>
-      <w:r>
-        <w:t xml:space="preserve"> et </w:t>
-      </w:r>
-      <w:r>
-        <w:rPr>
-          <w:b/>
-          <w:bCs/>
-        </w:rPr>
-        <w:t xml:space="preserve">Calendrier</w:t>
-      </w:r>
-      <w:r>
-        <w:t xml:space="preserve">.</w:t>
-      </w:r>
-    </w:p>
-    <w:p>
-      <w:pPr>
-        <w:pStyle w:val="ListParagraph"/>
-        <w:numPr>
-          <w:ilvl w:val="0"/>
-          <w:numId w:val="2"/>
-        </w:numPr>
-        <w:spacing w:after="60" w:before="0"/>
-      </w:pPr>
-      <w:r>
-        <w:t xml:space="preserve">Dans le tableau, chaque étape a sa barre d'avancement avec son pourcentage.</w:t>
-      </w:r>
-    </w:p>
-    <w:p>
-      <w:pPr>
-        <w:pStyle w:val="ListParagraph"/>
-        <w:numPr>
-          <w:ilvl w:val="0"/>
-          <w:numId w:val="2"/>
-        </w:numPr>
-        <w:spacing w:after="60" w:before="0"/>
-      </w:pPr>
-      <w:r>
-        <w:t xml:space="preserve">Un tome publié chapitre par chapitre affiche « En cours · 3 chapitres sur 12 », une petite barre, « Prochain : ch. 3 · sam. 3 oct. 18 h » et la pastille </w:t>
-      </w:r>
-      <w:r>
-        <w:rPr>
-          <w:b/>
-          <w:bCs/>
-        </w:rPr>
-        <w:t xml:space="preserve">En cours de publication</w:t>
-      </w:r>
-      <w:r>
-        <w:t xml:space="preserve">.</w:t>
-      </w:r>
-    </w:p>
-    <w:p>
-      <w:pPr>
-        <w:pStyle w:val="ListParagraph"/>
-        <w:numPr>
-          <w:ilvl w:val="0"/>
-          <w:numId w:val="2"/>
-        </w:numPr>
-        <w:spacing w:after="60" w:before="0"/>
-      </w:pPr>
-      <w:r>
-        <w:t xml:space="preserve">Sur téléphone, le tableau devient une carte par tome.</w:t>
-      </w:r>
-    </w:p>
-    <w:p>
-      <w:pPr>
-        <w:keepNext/>
-        <w:spacing w:after="60" w:before="160"/>
-        <w:jc w:val="center"/>
-      </w:pPr>
-      <w:r>
-        <w:drawing>
-          <wp:inline distT="0" distB="0" distL="0" distR="0">
-            <wp:extent cx="5715000" cy="3228975"/>
-            <wp:effectExtent t="0" r="0" b="0" l="0"/>
-            <wp:docPr id="42" name="PagePlanning-vues.png" descr="Les trois vues et le tableau : barres d'avancement, tomes en cours de publication et prochain chapitre." title="Les trois vues et le tableau : barres d'avancement, tomes en cours de publication et prochain chapitre."/>
-            <wp:cNvGraphicFramePr>
-              <a:graphicFrameLocks xmlns:a="http://schemas.openxmlformats.org/drawingml/2006/main" noChangeAspect="1"/>
-            </wp:cNvGraphicFramePr>
-            <a:graphic xmlns:a="http://schemas.openxmlformats.org/drawingml/2006/main">
-              <a:graphicData uri="http://schemas.openxmlformats.org/drawingml/2006/picture">
-                <pic:pic xmlns:pic="http://schemas.openxmlformats.org/drawingml/2006/picture">
-                  <pic:nvPicPr>
-                    <pic:cNvPr id="0" name="" descr=""/>
-                    <pic:cNvPicPr>
-                      <a:picLocks noChangeAspect="1" noChangeArrowheads="1"/>
-                    </pic:cNvPicPr>
-                  </pic:nvPicPr>
-                  <pic:blipFill>
-                    <a:blip r:embed="rId28" cstate="none"/>
-                    <a:srcRect/>
-                    <a:stretch>
-                      <a:fillRect/>
-                    </a:stretch>
-                  </pic:blipFill>
-                  <pic:spPr bwMode="auto">
-                    <a:xfrm>
-                      <a:off x="0" y="0"/>
-                      <a:ext cx="5715000" cy="3228975"/>
-                    </a:xfrm>
-                    <a:prstGeom prst="rect">
-                      <a:avLst/>
-                    </a:prstGeom>
-                  </pic:spPr>
-                </pic:pic>
-              </a:graphicData>
-            </a:graphic>
-          </wp:inline>
-        </w:drawing>
-      </w:r>
-    </w:p>
-    <w:p>
-      <w:pPr>
-        <w:pStyle w:val="Legende"/>
-      </w:pPr>
-      <w:r>
-        <w:rPr>
-          <w:b/>
-          <w:bCs/>
-        </w:rPr>
-        <w:t xml:space="preserve">Figure 19 — </w:t>
-      </w:r>
-      <w:r>
-        <w:t xml:space="preserve">Les trois vues et le tableau : barres d'avancement, tomes en cours de publication et prochain chapitre.</w:t>
-      </w:r>
-    </w:p>
-    <w:p>
-      <w:r>
-        <w:t xml:space="preserve">La vue </w:t>
-      </w:r>
-      <w:r>
-        <w:rPr>
-          <w:b/>
-          <w:bCs/>
-        </w:rPr>
-        <w:t xml:space="preserve">Chapitres</w:t>
-      </w:r>
-      <w:r>
-        <w:t xml:space="preserve"> remplace le tableau par la file des chapitres, groupée par jour : les prochains chapitres programmés, le repère « Aujourd'hui », puis les chapitres publiés. Un encadré rappelle que </w:t>
-      </w:r>
-      <w:r>
-        <w:rPr>
-          <w:b/>
-          <w:bCs/>
-        </w:rPr>
-        <w:t xml:space="preserve">les sorties de tomes sont aussi dans le calendrier ICS</w:t>
-      </w:r>
-      <w:r>
-        <w:t xml:space="preserve"> (les chapitres n'y sont pas).</w:t>
-      </w:r>
-    </w:p>
-    <w:p>
-      <w:pPr>
-        <w:keepNext/>
-        <w:spacing w:after="60" w:before="160"/>
-        <w:jc w:val="center"/>
-      </w:pPr>
-      <w:r>
-        <w:drawing>
-          <wp:inline distT="0" distB="0" distL="0" distR="0">
-            <wp:extent cx="5715000" cy="2400300"/>
-            <wp:effectExtent t="0" r="0" b="0" l="0"/>
-            <wp:docPr id="43" name="PagePlanning-chapitres.png" descr="La vue « Chapitres » de la page Planning." title="La vue « Chapitres » de la page Planning."/>
-            <wp:cNvGraphicFramePr>
-              <a:graphicFrameLocks xmlns:a="http://schemas.openxmlformats.org/drawingml/2006/main" noChangeAspect="1"/>
-            </wp:cNvGraphicFramePr>
-            <a:graphic xmlns:a="http://schemas.openxmlformats.org/drawingml/2006/main">
-              <a:graphicData uri="http://schemas.openxmlformats.org/drawingml/2006/picture">
-                <pic:pic xmlns:pic="http://schemas.openxmlformats.org/drawingml/2006/picture">
-                  <pic:nvPicPr>
-                    <pic:cNvPr id="0" name="" descr=""/>
-                    <pic:cNvPicPr>
-                      <a:picLocks noChangeAspect="1" noChangeArrowheads="1"/>
-                    </pic:cNvPicPr>
-                  </pic:nvPicPr>
-                  <pic:blipFill>
-                    <a:blip r:embed="rId29" cstate="none"/>
-                    <a:srcRect/>
-                    <a:stretch>
-                      <a:fillRect/>
-                    </a:stretch>
-                  </pic:blipFill>
-                  <pic:spPr bwMode="auto">
-                    <a:xfrm>
-                      <a:off x="0" y="0"/>
-                      <a:ext cx="5715000" cy="2400300"/>
-                    </a:xfrm>
-                    <a:prstGeom prst="rect">
-                      <a:avLst/>
-                    </a:prstGeom>
-                  </pic:spPr>
-                </pic:pic>
-              </a:graphicData>
-            </a:graphic>
-          </wp:inline>
-        </w:drawing>
-      </w:r>
-    </w:p>
-    <w:p>
-      <w:pPr>
-        <w:pStyle w:val="Legende"/>
-      </w:pPr>
-      <w:r>
-        <w:rPr>
-          <w:b/>
-          <w:bCs/>
-        </w:rPr>
-        <w:t xml:space="preserve">Figure 20 — </w:t>
-      </w:r>
-      <w:r>
-        <w:t xml:space="preserve">La vue « Chapitres » de la page Planning.</w:t>
-      </w:r>
-    </w:p>
-    <w:p>
-      <w:r>
-        <w:t xml:space="preserve">La légende a deux entrées de plus : </w:t>
-      </w:r>
-      <w:r>
-        <w:rPr>
-          <w:b/>
-          <w:bCs/>
-        </w:rPr>
-        <w:t xml:space="preserve">En cours de publication</w:t>
-      </w:r>
-      <w:r>
-        <w:t xml:space="preserve"> (le tome sort chapitre par chapitre) et </w:t>
-      </w:r>
-      <w:r>
-        <w:rPr>
-          <w:b/>
-          <w:bCs/>
-        </w:rPr>
-        <w:t xml:space="preserve">Chapitre programmé</w:t>
-      </w:r>
-      <w:r>
-        <w:t xml:space="preserve"> (la date et l'heure du prochain chapitre).</w:t>
-      </w:r>
-    </w:p>
-    <w:p>
-      <w:pPr>
-        <w:keepNext/>
-        <w:spacing w:after="60" w:before="160"/>
-        <w:jc w:val="center"/>
-      </w:pPr>
-      <w:r>
-        <w:drawing>
-          <wp:inline distT="0" distB="0" distL="0" distR="0">
-            <wp:extent cx="3429000" cy="1209675"/>
-            <wp:effectExtent t="0" r="0" b="0" l="0"/>
-            <wp:docPr id="44" name="PagePlanning-legende.png" descr="La légende de la page Planning." title="La légende de la page Planning."/>
-            <wp:cNvGraphicFramePr>
-              <a:graphicFrameLocks xmlns:a="http://schemas.openxmlformats.org/drawingml/2006/main" noChangeAspect="1"/>
-            </wp:cNvGraphicFramePr>
-            <a:graphic xmlns:a="http://schemas.openxmlformats.org/drawingml/2006/main">
-              <a:graphicData uri="http://schemas.openxmlformats.org/drawingml/2006/picture">
-                <pic:pic xmlns:pic="http://schemas.openxmlformats.org/drawingml/2006/picture">
-                  <pic:nvPicPr>
-                    <pic:cNvPr id="0" name="" descr=""/>
-                    <pic:cNvPicPr>
-                      <a:picLocks noChangeAspect="1" noChangeArrowheads="1"/>
-                    </pic:cNvPicPr>
-                  </pic:nvPicPr>
-                  <pic:blipFill>
-                    <a:blip r:embed="rId30" cstate="none"/>
-                    <a:srcRect/>
-                    <a:stretch>
-                      <a:fillRect/>
-                    </a:stretch>
-                  </pic:blipFill>
-                  <pic:spPr bwMode="auto">
-                    <a:xfrm>
-                      <a:off x="0" y="0"/>
-                      <a:ext cx="3429000" cy="1209675"/>
-                    </a:xfrm>
-                    <a:prstGeom prst="rect">
-                      <a:avLst/>
-                    </a:prstGeom>
-                  </pic:spPr>
-                </pic:pic>
-              </a:graphicData>
-            </a:graphic>
-          </wp:inline>
-        </w:drawing>
-      </w:r>
-    </w:p>
-    <w:p>
-      <w:pPr>
-        <w:pStyle w:val="Legende"/>
-      </w:pPr>
-      <w:r>
-        <w:rPr>
-          <w:b/>
-          <w:bCs/>
-        </w:rPr>
-        <w:t xml:space="preserve">Figure 21 — </w:t>
-      </w:r>
-      <w:r>
-        <w:t xml:space="preserve">La légende de la page Planning.</w:t>
-      </w:r>
-    </w:p>
-    <w:p>
-      <w:pPr>
-        <w:pStyle w:val="Heading2"/>
-      </w:pPr>
-      <w:bookmarkStart w:name="titre-60" w:id="131"/>
-      <w:r>
-        <w:t xml:space="preserve">11.3 Faire apparaître un chapitre dans « Prochains » de l'accueil</w:t>
-      </w:r>
-      <w:bookmarkEnd w:id="131"/>
-    </w:p>
-    <w:p>
-      <w:r>
-        <w:t xml:space="preserve">Un chapitre apparaît dans </w:t>
-      </w:r>
-      <w:r>
-        <w:rPr>
-          <w:b/>
-          <w:bCs/>
-        </w:rPr>
-        <w:t xml:space="preserve">Prochains · programmés</w:t>
-      </w:r>
-      <w:r>
-        <w:t xml:space="preserve"> dès qu'il est programmé. Il n'y a rien d'autre à faire.</w:t>
-      </w:r>
-    </w:p>
-    <w:p>
-      <w:pPr>
-        <w:pStyle w:val="ListParagraph"/>
-        <w:numPr>
-          <w:ilvl w:val="0"/>
-          <w:numId w:val="29"/>
-        </w:numPr>
-        <w:spacing w:after="60" w:before="40"/>
-      </w:pPr>
-      <w:r>
-        <w:t xml:space="preserve">Ouvrez </w:t>
-      </w:r>
-      <w:r>
-        <w:rPr>
-          <w:b/>
-          <w:bCs/>
-        </w:rPr>
-        <w:t xml:space="preserve">Ajouter des chapitres</w:t>
-      </w:r>
-      <w:r>
-        <w:t xml:space="preserve"> et choisissez le tome.</w:t>
-      </w:r>
-    </w:p>
-    <w:p>
-      <w:pPr>
-        <w:pStyle w:val="ListParagraph"/>
-        <w:numPr>
-          <w:ilvl w:val="0"/>
-          <w:numId w:val="29"/>
-        </w:numPr>
-        <w:spacing w:after="60" w:before="40"/>
-      </w:pPr>
-      <w:r>
-        <w:t xml:space="preserve">Déposez le DOCX.</w:t>
-      </w:r>
-    </w:p>
-    <w:p>
-      <w:pPr>
-        <w:pStyle w:val="ListParagraph"/>
-        <w:numPr>
-          <w:ilvl w:val="0"/>
-          <w:numId w:val="29"/>
-        </w:numPr>
-        <w:spacing w:after="60" w:before="40"/>
-      </w:pPr>
-      <w:r>
-        <w:t xml:space="preserve">Dans la partie 3, choisissez </w:t>
-      </w:r>
-      <w:r>
-        <w:rPr>
-          <w:b/>
-          <w:bCs/>
-        </w:rPr>
-        <w:t xml:space="preserve">Un par un, au rythme</w:t>
-      </w:r>
-      <w:r>
-        <w:t xml:space="preserve"> (un chapitre à chaque date du rythme du tome) ou </w:t>
-      </w:r>
-      <w:r>
-        <w:rPr>
-          <w:b/>
-          <w:bCs/>
-        </w:rPr>
-        <w:t xml:space="preserve">À une date</w:t>
-      </w:r>
-      <w:r>
-        <w:t xml:space="preserve"> (le jour et l'heure choisis).</w:t>
-      </w:r>
-    </w:p>
-    <w:p>
-      <w:pPr>
-        <w:pStyle w:val="ListParagraph"/>
-        <w:numPr>
-          <w:ilvl w:val="0"/>
-          <w:numId w:val="29"/>
-        </w:numPr>
-        <w:spacing w:after="60" w:before="40"/>
-      </w:pPr>
-      <w:r>
-        <w:t xml:space="preserve">Cliquez sur le bouton </w:t>
-      </w:r>
-      <w:r>
-        <w:rPr>
-          <w:b/>
-          <w:bCs/>
-        </w:rPr>
-        <w:t xml:space="preserve">Programmer</w:t>
-      </w:r>
-      <w:r>
-        <w:t xml:space="preserve"> (son texte donne le nombre de chapitres, par exemple </w:t>
-      </w:r>
-      <w:r>
-        <w:rPr>
-          <w:b/>
-          <w:bCs/>
-        </w:rPr>
-        <w:t xml:space="preserve">Programmer 1 chapitre</w:t>
-      </w:r>
-      <w:r>
-        <w:t xml:space="preserve">), puis confirmez.</w:t>
-      </w:r>
-    </w:p>
-    <w:p>
-      <w:r>
-        <w:t xml:space="preserve">L'accueil montre les 3 prochains chapitres programmés. À sa sortie, le chapitre passe dans </w:t>
-      </w:r>
-      <w:r>
-        <w:rPr>
-          <w:b/>
-          <w:bCs/>
-        </w:rPr>
-        <w:t xml:space="preserve">Publiés récemment</w:t>
-      </w:r>
-      <w:r>
-        <w:t xml:space="preserve">, avec le badge </w:t>
-      </w:r>
-      <w:r>
-        <w:rPr>
-          <w:b/>
-          <w:bCs/>
-        </w:rPr>
-        <w:t xml:space="preserve">Nouveau</w:t>
-      </w:r>
-      <w:r>
-        <w:t xml:space="preserve"> pendant 48 h, et y reste 14 jours.</w:t>
-      </w:r>
     </w:p>
     <w:tbl>
       <w:tblPr>
@@ -18025,47 +18397,27 @@
               <w:t xml:space="preserve"> : </w:t>
             </w:r>
             <w:r>
-              <w:t xml:space="preserve">un chapitre publié tout de suite (</w:t>
+              <w:t xml:space="preserve">une </w:t>
             </w:r>
             <w:r>
               <w:rPr>
                 <w:b/>
                 <w:bCs/>
               </w:rPr>
-              <w:t xml:space="preserve">Maintenant</w:t>
-            </w:r>
-            <w:r>
-              <w:t xml:space="preserve">) va directement dans </w:t>
+              <w:t xml:space="preserve">série à venir</w:t>
+            </w:r>
+            <w:r>
+              <w:t xml:space="preserve"> apparaît aussi, même en brouillon, mais sous son nom affiché (« Nouvelle série à venir » par défaut) : sans titre, sans couverture, sans lien et sans bouton </w:t>
             </w:r>
             <w:r>
               <w:rPr>
                 <w:b/>
                 <w:bCs/>
               </w:rPr>
-              <w:t xml:space="preserve">Publiés récemment</w:t>
-            </w:r>
-            <w:r>
-              <w:t xml:space="preserve">. Pour que l'accueil affiche « 3 / 12 » et le rythme, remplissez </w:t>
-            </w:r>
-            <w:r>
-              <w:rPr>
-                <w:b/>
-                <w:bCs/>
-              </w:rPr>
-              <w:t xml:space="preserve">Chapitres prévus</w:t>
-            </w:r>
-            <w:r>
-              <w:t xml:space="preserve"> et </w:t>
-            </w:r>
-            <w:r>
-              <w:rPr>
-                <w:b/>
-                <w:bCs/>
-              </w:rPr>
-              <w:t xml:space="preserve">Rythme</w:t>
-            </w:r>
-            <w:r>
-              <w:t xml:space="preserve"> dans la fiche du tome (voir « Modifier les informations d'un tome »).</w:t>
+              <w:t xml:space="preserve">Suivre l'œuvre</w:t>
+            </w:r>
+            <w:r>
+              <w:t xml:space="preserve">. Voir « Annoncer une nouvelle série sans dévoiler son titre ».</w:t>
             </w:r>
           </w:p>
         </w:tc>
@@ -18075,15 +18427,508 @@
       <w:pPr>
         <w:pStyle w:val="Heading2"/>
       </w:pPr>
-      <w:bookmarkStart w:name="titre-61" w:id="132"/>
-      <w:r>
-        <w:t xml:space="preserve">11.4 Mettre un tome à la une</w:t>
+      <w:bookmarkStart w:name="titre-60" w:id="132"/>
+      <w:r>
+        <w:t xml:space="preserve">11.2 La page Planning</w:t>
       </w:r>
       <w:bookmarkEnd w:id="132"/>
     </w:p>
     <w:p>
       <w:r>
-        <w:t xml:space="preserve">Le site choisit tout seul le tome à la une : le tome à venir dont la date de sortie est la plus proche. Pour qu'un tome y figure :</w:t>
+        <w:t xml:space="preserve">La page </w:t>
+      </w:r>
+      <w:r>
+        <w:rPr>
+          <w:b/>
+          <w:bCs/>
+        </w:rPr>
+        <w:t xml:space="preserve">yumenovel.fr/planning/</w:t>
+      </w:r>
+      <w:r>
+        <w:t xml:space="preserve"> garde tout ce qu'elle montrait : l'introduction, les filtres, les boutons </w:t>
+      </w:r>
+      <w:r>
+        <w:rPr>
+          <w:b/>
+          <w:bCs/>
+        </w:rPr>
+        <w:t xml:space="preserve">Flux RSS</w:t>
+      </w:r>
+      <w:r>
+        <w:t xml:space="preserve">, </w:t>
+      </w:r>
+      <w:r>
+        <w:rPr>
+          <w:b/>
+          <w:bCs/>
+        </w:rPr>
+        <w:t xml:space="preserve">JSON</w:t>
+      </w:r>
+      <w:r>
+        <w:t xml:space="preserve"> et </w:t>
+      </w:r>
+      <w:r>
+        <w:rPr>
+          <w:b/>
+          <w:bCs/>
+        </w:rPr>
+        <w:t xml:space="preserve">S'abonner au calendrier (ICS)</w:t>
+      </w:r>
+      <w:r>
+        <w:t xml:space="preserve">, </w:t>
+      </w:r>
+      <w:r>
+        <w:rPr>
+          <w:b/>
+          <w:bCs/>
+        </w:rPr>
+        <w:t xml:space="preserve">En bref</w:t>
+      </w:r>
+      <w:r>
+        <w:t xml:space="preserve">, le tableau, le calendrier, le journal et la légende. Ce qui change :</w:t>
+      </w:r>
+    </w:p>
+    <w:p>
+      <w:pPr>
+        <w:keepNext/>
+        <w:spacing w:after="60" w:before="160"/>
+        <w:jc w:val="center"/>
+      </w:pPr>
+      <w:r>
+        <w:drawing>
+          <wp:inline distT="0" distB="0" distL="0" distR="0">
+            <wp:extent cx="5715000" cy="1019175"/>
+            <wp:effectExtent t="0" r="0" b="0" l="0"/>
+            <wp:docPr id="49" name="PagePlanning-une.png" descr="Sous l'introduction, le même bandeau qu'à l'accueil : le prochain tome à la une." title="Sous l'introduction, le même bandeau qu'à l'accueil : le prochain tome à la une."/>
+            <wp:cNvGraphicFramePr>
+              <a:graphicFrameLocks xmlns:a="http://schemas.openxmlformats.org/drawingml/2006/main" noChangeAspect="1"/>
+            </wp:cNvGraphicFramePr>
+            <a:graphic xmlns:a="http://schemas.openxmlformats.org/drawingml/2006/main">
+              <a:graphicData uri="http://schemas.openxmlformats.org/drawingml/2006/picture">
+                <pic:pic xmlns:pic="http://schemas.openxmlformats.org/drawingml/2006/picture">
+                  <pic:nvPicPr>
+                    <pic:cNvPr id="0" name="" descr=""/>
+                    <pic:cNvPicPr>
+                      <a:picLocks noChangeAspect="1" noChangeArrowheads="1"/>
+                    </pic:cNvPicPr>
+                  </pic:nvPicPr>
+                  <pic:blipFill>
+                    <a:blip r:embed="rId31" cstate="none"/>
+                    <a:srcRect/>
+                    <a:stretch>
+                      <a:fillRect/>
+                    </a:stretch>
+                  </pic:blipFill>
+                  <pic:spPr bwMode="auto">
+                    <a:xfrm>
+                      <a:off x="0" y="0"/>
+                      <a:ext cx="5715000" cy="1019175"/>
+                    </a:xfrm>
+                    <a:prstGeom prst="rect">
+                      <a:avLst/>
+                    </a:prstGeom>
+                  </pic:spPr>
+                </pic:pic>
+              </a:graphicData>
+            </a:graphic>
+          </wp:inline>
+        </w:drawing>
+      </w:r>
+    </w:p>
+    <w:p>
+      <w:pPr>
+        <w:pStyle w:val="Legende"/>
+      </w:pPr>
+      <w:r>
+        <w:rPr>
+          <w:b/>
+          <w:bCs/>
+        </w:rPr>
+        <w:t xml:space="preserve">Figure 22 — </w:t>
+      </w:r>
+      <w:r>
+        <w:t xml:space="preserve">Sous l'introduction, le même bandeau qu'à l'accueil : le prochain tome à la une.</w:t>
+      </w:r>
+    </w:p>
+    <w:p>
+      <w:pPr>
+        <w:pStyle w:val="ListParagraph"/>
+        <w:numPr>
+          <w:ilvl w:val="0"/>
+          <w:numId w:val="2"/>
+        </w:numPr>
+        <w:spacing w:after="60" w:before="0"/>
+      </w:pPr>
+      <w:r>
+        <w:t xml:space="preserve">Sous l'introduction, le bandeau </w:t>
+      </w:r>
+      <w:r>
+        <w:rPr>
+          <w:b/>
+          <w:bCs/>
+        </w:rPr>
+        <w:t xml:space="preserve">À la une : prochain tome</w:t>
+      </w:r>
+      <w:r>
+        <w:t xml:space="preserve">, comme à l'accueil.</w:t>
+      </w:r>
+    </w:p>
+    <w:p>
+      <w:pPr>
+        <w:pStyle w:val="ListParagraph"/>
+        <w:numPr>
+          <w:ilvl w:val="0"/>
+          <w:numId w:val="2"/>
+        </w:numPr>
+        <w:spacing w:after="60" w:before="0"/>
+      </w:pPr>
+      <w:r>
+        <w:t xml:space="preserve">Trois vues au lieu de deux : </w:t>
+      </w:r>
+      <w:r>
+        <w:rPr>
+          <w:b/>
+          <w:bCs/>
+        </w:rPr>
+        <w:t xml:space="preserve">Tableau</w:t>
+      </w:r>
+      <w:r>
+        <w:t xml:space="preserve">, </w:t>
+      </w:r>
+      <w:r>
+        <w:rPr>
+          <w:b/>
+          <w:bCs/>
+        </w:rPr>
+        <w:t xml:space="preserve">Chapitres</w:t>
+      </w:r>
+      <w:r>
+        <w:t xml:space="preserve"> et </w:t>
+      </w:r>
+      <w:r>
+        <w:rPr>
+          <w:b/>
+          <w:bCs/>
+        </w:rPr>
+        <w:t xml:space="preserve">Calendrier</w:t>
+      </w:r>
+      <w:r>
+        <w:t xml:space="preserve">.</w:t>
+      </w:r>
+    </w:p>
+    <w:p>
+      <w:pPr>
+        <w:pStyle w:val="ListParagraph"/>
+        <w:numPr>
+          <w:ilvl w:val="0"/>
+          <w:numId w:val="2"/>
+        </w:numPr>
+        <w:spacing w:after="60" w:before="0"/>
+      </w:pPr>
+      <w:r>
+        <w:t xml:space="preserve">Dans le tableau, chaque étape a sa barre d'avancement avec son pourcentage.</w:t>
+      </w:r>
+    </w:p>
+    <w:p>
+      <w:pPr>
+        <w:pStyle w:val="ListParagraph"/>
+        <w:numPr>
+          <w:ilvl w:val="0"/>
+          <w:numId w:val="2"/>
+        </w:numPr>
+        <w:spacing w:after="60" w:before="0"/>
+      </w:pPr>
+      <w:r>
+        <w:t xml:space="preserve">Un tome publié chapitre par chapitre affiche « En cours · 3 chapitres sur 12 », une petite barre, « Prochain : ch. 3 · sam. 3 oct. 18 h » et la pastille </w:t>
+      </w:r>
+      <w:r>
+        <w:rPr>
+          <w:b/>
+          <w:bCs/>
+        </w:rPr>
+        <w:t xml:space="preserve">En cours de publication</w:t>
+      </w:r>
+      <w:r>
+        <w:t xml:space="preserve">.</w:t>
+      </w:r>
+    </w:p>
+    <w:p>
+      <w:pPr>
+        <w:pStyle w:val="ListParagraph"/>
+        <w:numPr>
+          <w:ilvl w:val="0"/>
+          <w:numId w:val="2"/>
+        </w:numPr>
+        <w:spacing w:after="60" w:before="0"/>
+      </w:pPr>
+      <w:r>
+        <w:t xml:space="preserve">Sur téléphone, le tableau devient une carte par tome.</w:t>
+      </w:r>
+    </w:p>
+    <w:p>
+      <w:pPr>
+        <w:keepNext/>
+        <w:spacing w:after="60" w:before="160"/>
+        <w:jc w:val="center"/>
+      </w:pPr>
+      <w:r>
+        <w:drawing>
+          <wp:inline distT="0" distB="0" distL="0" distR="0">
+            <wp:extent cx="5715000" cy="3228975"/>
+            <wp:effectExtent t="0" r="0" b="0" l="0"/>
+            <wp:docPr id="50" name="PagePlanning-vues.png" descr="Les trois vues et le tableau : barres d'avancement, tomes en cours de publication et prochain chapitre." title="Les trois vues et le tableau : barres d'avancement, tomes en cours de publication et prochain chapitre."/>
+            <wp:cNvGraphicFramePr>
+              <a:graphicFrameLocks xmlns:a="http://schemas.openxmlformats.org/drawingml/2006/main" noChangeAspect="1"/>
+            </wp:cNvGraphicFramePr>
+            <a:graphic xmlns:a="http://schemas.openxmlformats.org/drawingml/2006/main">
+              <a:graphicData uri="http://schemas.openxmlformats.org/drawingml/2006/picture">
+                <pic:pic xmlns:pic="http://schemas.openxmlformats.org/drawingml/2006/picture">
+                  <pic:nvPicPr>
+                    <pic:cNvPr id="0" name="" descr=""/>
+                    <pic:cNvPicPr>
+                      <a:picLocks noChangeAspect="1" noChangeArrowheads="1"/>
+                    </pic:cNvPicPr>
+                  </pic:nvPicPr>
+                  <pic:blipFill>
+                    <a:blip r:embed="rId32" cstate="none"/>
+                    <a:srcRect/>
+                    <a:stretch>
+                      <a:fillRect/>
+                    </a:stretch>
+                  </pic:blipFill>
+                  <pic:spPr bwMode="auto">
+                    <a:xfrm>
+                      <a:off x="0" y="0"/>
+                      <a:ext cx="5715000" cy="3228975"/>
+                    </a:xfrm>
+                    <a:prstGeom prst="rect">
+                      <a:avLst/>
+                    </a:prstGeom>
+                  </pic:spPr>
+                </pic:pic>
+              </a:graphicData>
+            </a:graphic>
+          </wp:inline>
+        </w:drawing>
+      </w:r>
+    </w:p>
+    <w:p>
+      <w:pPr>
+        <w:pStyle w:val="Legende"/>
+      </w:pPr>
+      <w:r>
+        <w:rPr>
+          <w:b/>
+          <w:bCs/>
+        </w:rPr>
+        <w:t xml:space="preserve">Figure 23 — </w:t>
+      </w:r>
+      <w:r>
+        <w:t xml:space="preserve">Les trois vues et le tableau : barres d'avancement, tomes en cours de publication et prochain chapitre.</w:t>
+      </w:r>
+    </w:p>
+    <w:p>
+      <w:r>
+        <w:t xml:space="preserve">La vue </w:t>
+      </w:r>
+      <w:r>
+        <w:rPr>
+          <w:b/>
+          <w:bCs/>
+        </w:rPr>
+        <w:t xml:space="preserve">Chapitres</w:t>
+      </w:r>
+      <w:r>
+        <w:t xml:space="preserve"> remplace le tableau par la file des chapitres, groupée par jour : les prochains chapitres programmés, le repère « Aujourd'hui », puis les chapitres publiés. Un encadré rappelle que </w:t>
+      </w:r>
+      <w:r>
+        <w:rPr>
+          <w:b/>
+          <w:bCs/>
+        </w:rPr>
+        <w:t xml:space="preserve">les sorties de tomes sont aussi dans le calendrier ICS</w:t>
+      </w:r>
+      <w:r>
+        <w:t xml:space="preserve"> (les chapitres n'y sont pas).</w:t>
+      </w:r>
+    </w:p>
+    <w:p>
+      <w:r>
+        <w:t xml:space="preserve">Les dates de sortie des tomes portent leur heure quand l'équipe l'a saisie (« sam. 10 oct. · 20 h ») : dans le tableau, dans le bandeau à la une et dans le calendrier ICS, où la sortie devient un événement à l'heure dite (sans heure : un événement sur la journée entière).</w:t>
+      </w:r>
+    </w:p>
+    <w:p>
+      <w:pPr>
+        <w:keepNext/>
+        <w:spacing w:after="60" w:before="160"/>
+        <w:jc w:val="center"/>
+      </w:pPr>
+      <w:r>
+        <w:drawing>
+          <wp:inline distT="0" distB="0" distL="0" distR="0">
+            <wp:extent cx="5715000" cy="2400300"/>
+            <wp:effectExtent t="0" r="0" b="0" l="0"/>
+            <wp:docPr id="51" name="PagePlanning-chapitres.png" descr="La vue « Chapitres » de la page Planning." title="La vue « Chapitres » de la page Planning."/>
+            <wp:cNvGraphicFramePr>
+              <a:graphicFrameLocks xmlns:a="http://schemas.openxmlformats.org/drawingml/2006/main" noChangeAspect="1"/>
+            </wp:cNvGraphicFramePr>
+            <a:graphic xmlns:a="http://schemas.openxmlformats.org/drawingml/2006/main">
+              <a:graphicData uri="http://schemas.openxmlformats.org/drawingml/2006/picture">
+                <pic:pic xmlns:pic="http://schemas.openxmlformats.org/drawingml/2006/picture">
+                  <pic:nvPicPr>
+                    <pic:cNvPr id="0" name="" descr=""/>
+                    <pic:cNvPicPr>
+                      <a:picLocks noChangeAspect="1" noChangeArrowheads="1"/>
+                    </pic:cNvPicPr>
+                  </pic:nvPicPr>
+                  <pic:blipFill>
+                    <a:blip r:embed="rId33" cstate="none"/>
+                    <a:srcRect/>
+                    <a:stretch>
+                      <a:fillRect/>
+                    </a:stretch>
+                  </pic:blipFill>
+                  <pic:spPr bwMode="auto">
+                    <a:xfrm>
+                      <a:off x="0" y="0"/>
+                      <a:ext cx="5715000" cy="2400300"/>
+                    </a:xfrm>
+                    <a:prstGeom prst="rect">
+                      <a:avLst/>
+                    </a:prstGeom>
+                  </pic:spPr>
+                </pic:pic>
+              </a:graphicData>
+            </a:graphic>
+          </wp:inline>
+        </w:drawing>
+      </w:r>
+    </w:p>
+    <w:p>
+      <w:pPr>
+        <w:pStyle w:val="Legende"/>
+      </w:pPr>
+      <w:r>
+        <w:rPr>
+          <w:b/>
+          <w:bCs/>
+        </w:rPr>
+        <w:t xml:space="preserve">Figure 24 — </w:t>
+      </w:r>
+      <w:r>
+        <w:t xml:space="preserve">La vue « Chapitres » de la page Planning.</w:t>
+      </w:r>
+    </w:p>
+    <w:p>
+      <w:r>
+        <w:t xml:space="preserve">La légende a deux entrées de plus : </w:t>
+      </w:r>
+      <w:r>
+        <w:rPr>
+          <w:b/>
+          <w:bCs/>
+        </w:rPr>
+        <w:t xml:space="preserve">En cours de publication</w:t>
+      </w:r>
+      <w:r>
+        <w:t xml:space="preserve"> (le tome sort chapitre par chapitre) et </w:t>
+      </w:r>
+      <w:r>
+        <w:rPr>
+          <w:b/>
+          <w:bCs/>
+        </w:rPr>
+        <w:t xml:space="preserve">Chapitre programmé</w:t>
+      </w:r>
+      <w:r>
+        <w:t xml:space="preserve"> (la date et l'heure du prochain chapitre).</w:t>
+      </w:r>
+    </w:p>
+    <w:p>
+      <w:pPr>
+        <w:keepNext/>
+        <w:spacing w:after="60" w:before="160"/>
+        <w:jc w:val="center"/>
+      </w:pPr>
+      <w:r>
+        <w:drawing>
+          <wp:inline distT="0" distB="0" distL="0" distR="0">
+            <wp:extent cx="3429000" cy="1209675"/>
+            <wp:effectExtent t="0" r="0" b="0" l="0"/>
+            <wp:docPr id="52" name="PagePlanning-legende.png" descr="La légende de la page Planning." title="La légende de la page Planning."/>
+            <wp:cNvGraphicFramePr>
+              <a:graphicFrameLocks xmlns:a="http://schemas.openxmlformats.org/drawingml/2006/main" noChangeAspect="1"/>
+            </wp:cNvGraphicFramePr>
+            <a:graphic xmlns:a="http://schemas.openxmlformats.org/drawingml/2006/main">
+              <a:graphicData uri="http://schemas.openxmlformats.org/drawingml/2006/picture">
+                <pic:pic xmlns:pic="http://schemas.openxmlformats.org/drawingml/2006/picture">
+                  <pic:nvPicPr>
+                    <pic:cNvPr id="0" name="" descr=""/>
+                    <pic:cNvPicPr>
+                      <a:picLocks noChangeAspect="1" noChangeArrowheads="1"/>
+                    </pic:cNvPicPr>
+                  </pic:nvPicPr>
+                  <pic:blipFill>
+                    <a:blip r:embed="rId34" cstate="none"/>
+                    <a:srcRect/>
+                    <a:stretch>
+                      <a:fillRect/>
+                    </a:stretch>
+                  </pic:blipFill>
+                  <pic:spPr bwMode="auto">
+                    <a:xfrm>
+                      <a:off x="0" y="0"/>
+                      <a:ext cx="3429000" cy="1209675"/>
+                    </a:xfrm>
+                    <a:prstGeom prst="rect">
+                      <a:avLst/>
+                    </a:prstGeom>
+                  </pic:spPr>
+                </pic:pic>
+              </a:graphicData>
+            </a:graphic>
+          </wp:inline>
+        </w:drawing>
+      </w:r>
+    </w:p>
+    <w:p>
+      <w:pPr>
+        <w:pStyle w:val="Legende"/>
+      </w:pPr>
+      <w:r>
+        <w:rPr>
+          <w:b/>
+          <w:bCs/>
+        </w:rPr>
+        <w:t xml:space="preserve">Figure 25 — </w:t>
+      </w:r>
+      <w:r>
+        <w:t xml:space="preserve">La légende de la page Planning.</w:t>
+      </w:r>
+    </w:p>
+    <w:p>
+      <w:pPr>
+        <w:pStyle w:val="Heading2"/>
+      </w:pPr>
+      <w:bookmarkStart w:name="titre-61" w:id="133"/>
+      <w:r>
+        <w:t xml:space="preserve">11.3 Faire apparaître un chapitre dans « Prochains » de l'accueil</w:t>
+      </w:r>
+      <w:bookmarkEnd w:id="133"/>
+    </w:p>
+    <w:p>
+      <w:r>
+        <w:t xml:space="preserve">Un chapitre apparaît dans </w:t>
+      </w:r>
+      <w:r>
+        <w:rPr>
+          <w:b/>
+          <w:bCs/>
+        </w:rPr>
+        <w:t xml:space="preserve">Prochains · programmés</w:t>
+      </w:r>
+      <w:r>
+        <w:t xml:space="preserve"> dès qu'il est programmé. Il n'y a rien d'autre à faire.</w:t>
       </w:r>
     </w:p>
     <w:p>
@@ -18096,37 +18941,7 @@
         <w:spacing w:after="60" w:before="40"/>
       </w:pPr>
       <w:r>
-        <w:t xml:space="preserve">Donnez-lui une </w:t>
-      </w:r>
-      <w:r>
-        <w:rPr>
-          <w:b/>
-          <w:bCs/>
-        </w:rPr>
-        <w:t xml:space="preserve">Date cible</w:t>
-      </w:r>
-      <w:r>
-        <w:t xml:space="preserve"> au planning (dans </w:t>
-      </w:r>
-      <w:r>
-        <w:rPr>
-          <w:b/>
-          <w:bCs/>
-        </w:rPr>
-        <w:t xml:space="preserve">Mes tâches</w:t>
-      </w:r>
-      <w:r>
-        <w:t xml:space="preserve"> ou dans </w:t>
-      </w:r>
-      <w:r>
-        <w:rPr>
-          <w:b/>
-          <w:bCs/>
-        </w:rPr>
-        <w:t xml:space="preserve">Modifier le tome</w:t>
-      </w:r>
-      <w:r>
-        <w:t xml:space="preserve">), ou programmez sa sortie avec </w:t>
+        <w:t xml:space="preserve">Ouvrez </w:t>
       </w:r>
       <w:r>
         <w:rPr>
@@ -18136,17 +18951,7 @@
         <w:t xml:space="preserve">Ajouter des chapitres</w:t>
       </w:r>
       <w:r>
-        <w:t xml:space="preserve"> (</w:t>
-      </w:r>
-      <w:r>
-        <w:rPr>
-          <w:b/>
-          <w:bCs/>
-        </w:rPr>
-        <w:t xml:space="preserve">À une date</w:t>
-      </w:r>
-      <w:r>
-        <w:t xml:space="preserve">).</w:t>
+        <w:t xml:space="preserve"> et choisissez le tome.</w:t>
       </w:r>
     </w:p>
     <w:p>
@@ -18155,6 +18960,296 @@
         <w:numPr>
           <w:ilvl w:val="0"/>
           <w:numId w:val="30"/>
+        </w:numPr>
+        <w:spacing w:after="60" w:before="40"/>
+      </w:pPr>
+      <w:r>
+        <w:t xml:space="preserve">Déposez le DOCX.</w:t>
+      </w:r>
+    </w:p>
+    <w:p>
+      <w:pPr>
+        <w:pStyle w:val="ListParagraph"/>
+        <w:numPr>
+          <w:ilvl w:val="0"/>
+          <w:numId w:val="30"/>
+        </w:numPr>
+        <w:spacing w:after="60" w:before="40"/>
+      </w:pPr>
+      <w:r>
+        <w:t xml:space="preserve">Dans la partie 3, choisissez </w:t>
+      </w:r>
+      <w:r>
+        <w:rPr>
+          <w:b/>
+          <w:bCs/>
+        </w:rPr>
+        <w:t xml:space="preserve">Un par un, au rythme</w:t>
+      </w:r>
+      <w:r>
+        <w:t xml:space="preserve"> (un chapitre à chaque date du rythme du tome) ou </w:t>
+      </w:r>
+      <w:r>
+        <w:rPr>
+          <w:b/>
+          <w:bCs/>
+        </w:rPr>
+        <w:t xml:space="preserve">À une date</w:t>
+      </w:r>
+      <w:r>
+        <w:t xml:space="preserve"> (le jour et l'heure choisis).</w:t>
+      </w:r>
+    </w:p>
+    <w:p>
+      <w:pPr>
+        <w:pStyle w:val="ListParagraph"/>
+        <w:numPr>
+          <w:ilvl w:val="0"/>
+          <w:numId w:val="30"/>
+        </w:numPr>
+        <w:spacing w:after="60" w:before="40"/>
+      </w:pPr>
+      <w:r>
+        <w:t xml:space="preserve">Cliquez sur le bouton </w:t>
+      </w:r>
+      <w:r>
+        <w:rPr>
+          <w:b/>
+          <w:bCs/>
+        </w:rPr>
+        <w:t xml:space="preserve">Programmer</w:t>
+      </w:r>
+      <w:r>
+        <w:t xml:space="preserve"> (son texte donne le nombre de chapitres, par exemple </w:t>
+      </w:r>
+      <w:r>
+        <w:rPr>
+          <w:b/>
+          <w:bCs/>
+        </w:rPr>
+        <w:t xml:space="preserve">Programmer 1 chapitre</w:t>
+      </w:r>
+      <w:r>
+        <w:t xml:space="preserve">), puis confirmez.</w:t>
+      </w:r>
+    </w:p>
+    <w:p>
+      <w:r>
+        <w:t xml:space="preserve">L'accueil montre les 3 prochains chapitres programmés. À sa sortie, le chapitre passe dans </w:t>
+      </w:r>
+      <w:r>
+        <w:rPr>
+          <w:b/>
+          <w:bCs/>
+        </w:rPr>
+        <w:t xml:space="preserve">Publiés récemment</w:t>
+      </w:r>
+      <w:r>
+        <w:t xml:space="preserve">, avec le badge </w:t>
+      </w:r>
+      <w:r>
+        <w:rPr>
+          <w:b/>
+          <w:bCs/>
+        </w:rPr>
+        <w:t xml:space="preserve">Nouveau</w:t>
+      </w:r>
+      <w:r>
+        <w:t xml:space="preserve"> pendant 48 h, et y reste 14 jours.</w:t>
+      </w:r>
+    </w:p>
+    <w:tbl>
+      <w:tblPr>
+        <w:tblW w:type="dxa" w:w="9026"/>
+        <w:tblBorders>
+          <w:top w:val="single" w:color="auto" w:sz="4"/>
+          <w:left w:val="single" w:color="auto" w:sz="4"/>
+          <w:bottom w:val="single" w:color="auto" w:sz="4"/>
+          <w:right w:val="single" w:color="auto" w:sz="4"/>
+          <w:insideH w:val="single" w:color="auto" w:sz="4"/>
+          <w:insideV w:val="single" w:color="auto" w:sz="4"/>
+        </w:tblBorders>
+      </w:tblPr>
+      <w:tblGrid>
+        <w:gridCol w:w="9026"/>
+      </w:tblGrid>
+      <w:tr>
+        <w:trPr>
+          <w:cantSplit/>
+        </w:trPr>
+        <w:tc>
+          <w:tcPr>
+            <w:tcW w:type="dxa" w:w="9026"/>
+            <w:tcBorders>
+              <w:top w:val="none" w:color="FFFFFF" w:sz="0"/>
+              <w:left w:val="single" w:color="7A4FB0" w:sz="24"/>
+              <w:bottom w:val="none" w:color="FFFFFF" w:sz="0"/>
+              <w:right w:val="none" w:color="FFFFFF" w:sz="0"/>
+            </w:tcBorders>
+            <w:shd w:fill="F1ECFA" w:color="auto" w:val="clear"/>
+            <w:tcMar>
+              <w:top w:type="dxa" w:w="120"/>
+              <w:left w:type="dxa" w:w="200"/>
+              <w:bottom w:type="dxa" w:w="120"/>
+              <w:right w:type="dxa" w:w="160"/>
+            </w:tcMar>
+          </w:tcPr>
+          <w:p>
+            <w:pPr>
+              <w:spacing w:after="0" w:before="0"/>
+            </w:pPr>
+            <w:r>
+              <w:rPr>
+                <w:b/>
+                <w:bCs/>
+                <w:color w:val="4B2A7B"/>
+              </w:rPr>
+              <w:t xml:space="preserve">À savoir</w:t>
+            </w:r>
+            <w:r>
+              <w:t xml:space="preserve"> : </w:t>
+            </w:r>
+            <w:r>
+              <w:t xml:space="preserve">un chapitre publié tout de suite (</w:t>
+            </w:r>
+            <w:r>
+              <w:rPr>
+                <w:b/>
+                <w:bCs/>
+              </w:rPr>
+              <w:t xml:space="preserve">Maintenant</w:t>
+            </w:r>
+            <w:r>
+              <w:t xml:space="preserve">) va directement dans </w:t>
+            </w:r>
+            <w:r>
+              <w:rPr>
+                <w:b/>
+                <w:bCs/>
+              </w:rPr>
+              <w:t xml:space="preserve">Publiés récemment</w:t>
+            </w:r>
+            <w:r>
+              <w:t xml:space="preserve">. Pour que l'accueil affiche « 3 / 12 » et le rythme, remplissez </w:t>
+            </w:r>
+            <w:r>
+              <w:rPr>
+                <w:b/>
+                <w:bCs/>
+              </w:rPr>
+              <w:t xml:space="preserve">Chapitres prévus</w:t>
+            </w:r>
+            <w:r>
+              <w:t xml:space="preserve"> et </w:t>
+            </w:r>
+            <w:r>
+              <w:rPr>
+                <w:b/>
+                <w:bCs/>
+              </w:rPr>
+              <w:t xml:space="preserve">Rythme</w:t>
+            </w:r>
+            <w:r>
+              <w:t xml:space="preserve"> dans la fiche du tome (voir « Modifier les informations d'un tome »).</w:t>
+            </w:r>
+          </w:p>
+        </w:tc>
+      </w:tr>
+    </w:tbl>
+    <w:p>
+      <w:pPr>
+        <w:pStyle w:val="Heading2"/>
+      </w:pPr>
+      <w:bookmarkStart w:name="titre-62" w:id="134"/>
+      <w:r>
+        <w:t xml:space="preserve">11.4 Mettre un tome à la une</w:t>
+      </w:r>
+      <w:bookmarkEnd w:id="134"/>
+    </w:p>
+    <w:p>
+      <w:r>
+        <w:t xml:space="preserve">Le site choisit tout seul le tome à la une : le tome à venir dont la date de sortie est la plus proche. Pour qu'un tome y figure :</w:t>
+      </w:r>
+    </w:p>
+    <w:p>
+      <w:pPr>
+        <w:pStyle w:val="ListParagraph"/>
+        <w:numPr>
+          <w:ilvl w:val="0"/>
+          <w:numId w:val="31"/>
+        </w:numPr>
+        <w:spacing w:after="60" w:before="40"/>
+      </w:pPr>
+      <w:r>
+        <w:t xml:space="preserve">Donnez-lui une </w:t>
+      </w:r>
+      <w:r>
+        <w:rPr>
+          <w:b/>
+          <w:bCs/>
+        </w:rPr>
+        <w:t xml:space="preserve">Date cible</w:t>
+      </w:r>
+      <w:r>
+        <w:t xml:space="preserve"> au planning (dans </w:t>
+      </w:r>
+      <w:r>
+        <w:rPr>
+          <w:b/>
+          <w:bCs/>
+        </w:rPr>
+        <w:t xml:space="preserve">Mes tâches</w:t>
+      </w:r>
+      <w:r>
+        <w:t xml:space="preserve"> ou dans </w:t>
+      </w:r>
+      <w:r>
+        <w:rPr>
+          <w:b/>
+          <w:bCs/>
+        </w:rPr>
+        <w:t xml:space="preserve">Modifier le tome</w:t>
+      </w:r>
+      <w:r>
+        <w:t xml:space="preserve">, avec son </w:t>
+      </w:r>
+      <w:r>
+        <w:rPr>
+          <w:b/>
+          <w:bCs/>
+        </w:rPr>
+        <w:t xml:space="preserve">Heure de sortie</w:t>
+      </w:r>
+      <w:r>
+        <w:t xml:space="preserve">), ou programmez sa sortie avec </w:t>
+      </w:r>
+      <w:r>
+        <w:rPr>
+          <w:b/>
+          <w:bCs/>
+        </w:rPr>
+        <w:t xml:space="preserve">Ajouter des chapitres</w:t>
+      </w:r>
+      <w:r>
+        <w:t xml:space="preserve"> (</w:t>
+      </w:r>
+      <w:r>
+        <w:rPr>
+          <w:b/>
+          <w:bCs/>
+        </w:rPr>
+        <w:t xml:space="preserve">À une date</w:t>
+      </w:r>
+      <w:r>
+        <w:t xml:space="preserve">).</w:t>
+      </w:r>
+    </w:p>
+    <w:p>
+      <w:pPr>
+        <w:pStyle w:val="ListParagraph"/>
+        <w:numPr>
+          <w:ilvl w:val="0"/>
+          <w:numId w:val="31"/>
         </w:numPr>
         <w:spacing w:after="60" w:before="40"/>
       </w:pPr>
@@ -18312,7 +19407,17 @@
               <w:t xml:space="preserve">Chapitres en lecture</w:t>
             </w:r>
             <w:r>
-              <w:t xml:space="preserve">. Un tome publié, ou d'une œuvre qui n'est pas publique, n'y est jamais non plus.</w:t>
+              <w:t xml:space="preserve">. Un tome publié, ou d'une œuvre qui n'est pas publique, n'y est jamais non plus. Exception : le tome d'une </w:t>
+            </w:r>
+            <w:r>
+              <w:rPr>
+                <w:b/>
+                <w:bCs/>
+              </w:rPr>
+              <w:t xml:space="preserve">série à venir</w:t>
+            </w:r>
+            <w:r>
+              <w:t xml:space="preserve"> peut être à la une, sous le nom affiché au public.</w:t>
             </w:r>
           </w:p>
         </w:tc>
@@ -18322,11 +19427,11 @@
       <w:pPr>
         <w:pStyle w:val="Heading2"/>
       </w:pPr>
-      <w:bookmarkStart w:name="titre-62" w:id="133"/>
+      <w:bookmarkStart w:name="titre-63" w:id="135"/>
       <w:r>
         <w:t xml:space="preserve">11.5 La fiche d'une œuvre</w:t>
       </w:r>
-      <w:bookmarkEnd w:id="133"/>
+      <w:bookmarkEnd w:id="135"/>
     </w:p>
     <w:p>
       <w:pPr>
@@ -18339,7 +19444,7 @@
           <wp:inline distT="0" distB="0" distL="0" distR="0">
             <wp:extent cx="5715000" cy="4095750"/>
             <wp:effectExtent t="0" r="0" b="0" l="0"/>
-            <wp:docPr id="45" name="Public-page.png" descr="La fiche d'une œuvre, vue par un lecteur." title="La fiche d'une œuvre, vue par un lecteur."/>
+            <wp:docPr id="53" name="Public-page.png" descr="La fiche d'une œuvre, vue par un lecteur." title="La fiche d'une œuvre, vue par un lecteur."/>
             <wp:cNvGraphicFramePr>
               <a:graphicFrameLocks xmlns:a="http://schemas.openxmlformats.org/drawingml/2006/main" noChangeAspect="1"/>
             </wp:cNvGraphicFramePr>
@@ -18353,7 +19458,7 @@
                     </pic:cNvPicPr>
                   </pic:nvPicPr>
                   <pic:blipFill>
-                    <a:blip r:embed="rId31" cstate="none"/>
+                    <a:blip r:embed="rId35" cstate="none"/>
                     <a:srcRect/>
                     <a:stretch>
                       <a:fillRect/>
@@ -18384,7 +19489,7 @@
           <w:b/>
           <w:bCs/>
         </w:rPr>
-        <w:t xml:space="preserve">Figure 22 — </w:t>
+        <w:t xml:space="preserve">Figure 26 — </w:t>
       </w:r>
       <w:r>
         <w:t xml:space="preserve">La fiche d'une œuvre, vue par un lecteur.</w:t>
@@ -18546,11 +19651,11 @@
       <w:pPr>
         <w:pStyle w:val="Heading2"/>
       </w:pPr>
-      <w:bookmarkStart w:name="titre-63" w:id="134"/>
+      <w:bookmarkStart w:name="titre-64" w:id="136"/>
       <w:r>
         <w:t xml:space="preserve">11.6 La page d'un tome en cours</w:t>
       </w:r>
-      <w:bookmarkEnd w:id="134"/>
+      <w:bookmarkEnd w:id="136"/>
     </w:p>
     <w:p>
       <w:pPr>
@@ -18563,7 +19668,7 @@
           <wp:inline distT="0" distB="0" distL="0" distR="0">
             <wp:extent cx="5715000" cy="3476625"/>
             <wp:effectExtent t="0" r="0" b="0" l="0"/>
-            <wp:docPr id="46" name="PublicTome-page.png" descr="La page d'un tome en cours, vue par un lecteur." title="La page d'un tome en cours, vue par un lecteur."/>
+            <wp:docPr id="54" name="PublicTome-page.png" descr="La page d'un tome en cours, vue par un lecteur." title="La page d'un tome en cours, vue par un lecteur."/>
             <wp:cNvGraphicFramePr>
               <a:graphicFrameLocks xmlns:a="http://schemas.openxmlformats.org/drawingml/2006/main" noChangeAspect="1"/>
             </wp:cNvGraphicFramePr>
@@ -18577,7 +19682,7 @@
                     </pic:cNvPicPr>
                   </pic:nvPicPr>
                   <pic:blipFill>
-                    <a:blip r:embed="rId32" cstate="none"/>
+                    <a:blip r:embed="rId36" cstate="none"/>
                     <a:srcRect/>
                     <a:stretch>
                       <a:fillRect/>
@@ -18608,7 +19713,7 @@
           <w:b/>
           <w:bCs/>
         </w:rPr>
-        <w:t xml:space="preserve">Figure 23 — </w:t>
+        <w:t xml:space="preserve">Figure 27 — </w:t>
       </w:r>
       <w:r>
         <w:t xml:space="preserve">La page d'un tome en cours, vue par un lecteur.</w:t>
@@ -18697,21 +19802,21 @@
       <w:pPr>
         <w:pStyle w:val="Heading1"/>
       </w:pPr>
-      <w:bookmarkStart w:name="titre-64" w:id="135"/>
+      <w:bookmarkStart w:name="titre-65" w:id="137"/>
       <w:r>
         <w:t xml:space="preserve">12 Glossaires, actualités et commentaires</w:t>
       </w:r>
-      <w:bookmarkEnd w:id="135"/>
+      <w:bookmarkEnd w:id="137"/>
     </w:p>
     <w:p>
       <w:pPr>
         <w:pStyle w:val="Heading2"/>
       </w:pPr>
-      <w:bookmarkStart w:name="titre-65" w:id="136"/>
+      <w:bookmarkStart w:name="titre-66" w:id="138"/>
       <w:r>
         <w:t xml:space="preserve">12.1 Publier le glossaire d'une œuvre</w:t>
       </w:r>
-      <w:bookmarkEnd w:id="136"/>
+      <w:bookmarkEnd w:id="138"/>
     </w:p>
     <w:p>
       <w:r>
@@ -18735,7 +19840,7 @@
         <w:pStyle w:val="ListParagraph"/>
         <w:numPr>
           <w:ilvl w:val="0"/>
-          <w:numId w:val="31"/>
+          <w:numId w:val="32"/>
         </w:numPr>
         <w:spacing w:after="60" w:before="40"/>
       </w:pPr>
@@ -18768,7 +19873,7 @@
         <w:pStyle w:val="ListParagraph"/>
         <w:numPr>
           <w:ilvl w:val="0"/>
-          <w:numId w:val="31"/>
+          <w:numId w:val="32"/>
         </w:numPr>
         <w:spacing w:after="60" w:before="40"/>
       </w:pPr>
@@ -18811,7 +19916,7 @@
         <w:pStyle w:val="ListParagraph"/>
         <w:numPr>
           <w:ilvl w:val="0"/>
-          <w:numId w:val="31"/>
+          <w:numId w:val="32"/>
         </w:numPr>
         <w:spacing w:after="60" w:before="40"/>
       </w:pPr>
@@ -18834,7 +19939,7 @@
         <w:pStyle w:val="ListParagraph"/>
         <w:numPr>
           <w:ilvl w:val="0"/>
-          <w:numId w:val="31"/>
+          <w:numId w:val="32"/>
         </w:numPr>
         <w:spacing w:after="60" w:before="40"/>
       </w:pPr>
@@ -18881,11 +19986,11 @@
       <w:pPr>
         <w:pStyle w:val="Heading2"/>
       </w:pPr>
-      <w:bookmarkStart w:name="titre-66" w:id="137"/>
+      <w:bookmarkStart w:name="titre-67" w:id="139"/>
       <w:r>
         <w:t xml:space="preserve">12.2 Lier une actualité à une œuvre</w:t>
       </w:r>
-      <w:bookmarkEnd w:id="137"/>
+      <w:bookmarkEnd w:id="139"/>
     </w:p>
     <w:p>
       <w:r>
@@ -18916,11 +20021,11 @@
       <w:pPr>
         <w:pStyle w:val="Heading2"/>
       </w:pPr>
-      <w:bookmarkStart w:name="titre-67" w:id="138"/>
+      <w:bookmarkStart w:name="titre-68" w:id="140"/>
       <w:r>
         <w:t xml:space="preserve">12.3 Modérer les commentaires</w:t>
       </w:r>
-      <w:bookmarkEnd w:id="138"/>
+      <w:bookmarkEnd w:id="140"/>
     </w:p>
     <w:p>
       <w:r>
@@ -19167,11 +20272,11 @@
       <w:pPr>
         <w:pStyle w:val="Heading1"/>
       </w:pPr>
-      <w:bookmarkStart w:name="titre-68" w:id="139"/>
+      <w:bookmarkStart w:name="titre-69" w:id="141"/>
       <w:r>
         <w:t xml:space="preserve">13 Questions fréquentes</w:t>
       </w:r>
-      <w:bookmarkEnd w:id="139"/>
+      <w:bookmarkEnd w:id="141"/>
     </w:p>
     <w:tbl>
       <w:tblPr>
@@ -20513,21 +21618,21 @@
       <w:pPr>
         <w:pStyle w:val="Heading1"/>
       </w:pPr>
-      <w:bookmarkStart w:name="titre-69" w:id="140"/>
+      <w:bookmarkStart w:name="titre-70" w:id="142"/>
       <w:r>
         <w:t xml:space="preserve">14 En cas de problème</w:t>
       </w:r>
-      <w:bookmarkEnd w:id="140"/>
+      <w:bookmarkEnd w:id="142"/>
     </w:p>
     <w:p>
       <w:pPr>
         <w:pStyle w:val="Heading2"/>
       </w:pPr>
-      <w:bookmarkStart w:name="titre-70" w:id="141"/>
+      <w:bookmarkStart w:name="titre-71" w:id="143"/>
       <w:r>
         <w:t xml:space="preserve">14.1 Qui contacter</w:t>
       </w:r>
-      <w:bookmarkEnd w:id="141"/>
+      <w:bookmarkEnd w:id="143"/>
     </w:p>
     <w:tbl>
       <w:tblPr>
@@ -21008,11 +22113,11 @@
       <w:pPr>
         <w:pStyle w:val="Heading2"/>
       </w:pPr>
-      <w:bookmarkStart w:name="titre-71" w:id="142"/>
+      <w:bookmarkStart w:name="titre-72" w:id="144"/>
       <w:r>
         <w:t xml:space="preserve">14.2 Signaler un problème</w:t>
       </w:r>
-      <w:bookmarkEnd w:id="142"/>
+      <w:bookmarkEnd w:id="144"/>
     </w:p>
     <w:p>
       <w:r>
@@ -21024,7 +22129,7 @@
         <w:pStyle w:val="ListParagraph"/>
         <w:numPr>
           <w:ilvl w:val="0"/>
-          <w:numId w:val="32"/>
+          <w:numId w:val="33"/>
         </w:numPr>
         <w:spacing w:after="60" w:before="40"/>
       </w:pPr>
@@ -21037,7 +22142,7 @@
         <w:pStyle w:val="ListParagraph"/>
         <w:numPr>
           <w:ilvl w:val="0"/>
-          <w:numId w:val="32"/>
+          <w:numId w:val="33"/>
         </w:numPr>
         <w:spacing w:after="60" w:before="40"/>
       </w:pPr>
@@ -21050,7 +22155,7 @@
         <w:pStyle w:val="ListParagraph"/>
         <w:numPr>
           <w:ilvl w:val="0"/>
-          <w:numId w:val="32"/>
+          <w:numId w:val="33"/>
         </w:numPr>
         <w:spacing w:after="60" w:before="40"/>
       </w:pPr>
@@ -21063,7 +22168,7 @@
         <w:pStyle w:val="ListParagraph"/>
         <w:numPr>
           <w:ilvl w:val="0"/>
-          <w:numId w:val="32"/>
+          <w:numId w:val="33"/>
         </w:numPr>
         <w:spacing w:after="60" w:before="40"/>
       </w:pPr>
@@ -21272,7 +22377,7 @@
         <w:sz w:val="17"/>
         <w:szCs w:val="17"/>
       </w:rPr>
-      <w:t xml:space="preserve">Version 2.1.6 du 2 octobre 2026</w:t>
+      <w:t xml:space="preserve">Version 2.1.7 du 6 octobre 2026</w:t>
     </w:r>
     <w:r>
       <w:rPr>
@@ -21680,6 +22785,12 @@
     </w:lvlOverride>
   </w:num>
   <w:num w:numId="32">
+    <w:abstractNumId w:val="2"/>
+    <w:lvlOverride w:ilvl="0">
+      <w:startOverride w:val="1"/>
+    </w:lvlOverride>
+  </w:num>
+  <w:num w:numId="33">
     <w:abstractNumId w:val="2"/>
     <w:lvlOverride w:ilvl="0">
       <w:startOverride w:val="1"/>

--- a/docs/guide-equipe/Guide-equipe-Yume-Novel.docx
+++ b/docs/guide-equipe/Guide-equipe-Yume-Novel.docx
@@ -61,7 +61,7 @@
           <w:sz w:val="22"/>
           <w:szCs w:val="22"/>
         </w:rPr>
-        <w:t xml:space="preserve">Version 2.1.7 du 6 octobre 2026</w:t>
+        <w:t xml:space="preserve">Version 2.1.8 du 7 octobre 2026</w:t>
       </w:r>
     </w:p>
     <w:p>
@@ -931,37 +931,37 @@
         </w:p>
         <w:p>
           <w:pPr>
+            <w:pStyle w:val="TOC2"/>
+            <w:tabs>
+              <w:tab w:val="clear" w:pos="8786"/>
+              <w:tab w:val="right" w:pos="9025" w:leader="dot"/>
+            </w:tabs>
+          </w:pPr>
+          <w:hyperlink w:history="1" w:anchor="titre-44">
+            <w:r>
+              <w:rPr>
+                <w:rStyle w:val="IndexLink"/>
+              </w:rPr>
+              <w:t xml:space="default">7.11 Choisir le salon Discord des chapitres</w:t>
+              <w:tab/>
+              <w:t xml:space="default">28</w:t>
+            </w:r>
+          </w:hyperlink>
+        </w:p>
+        <w:p>
+          <w:pPr>
             <w:pStyle w:val="TOC1"/>
             <w:tabs>
               <w:tab w:val="clear" w:pos="9026"/>
               <w:tab w:val="right" w:pos="9025" w:leader="dot"/>
             </w:tabs>
           </w:pPr>
-          <w:hyperlink w:history="1" w:anchor="titre-44">
+          <w:hyperlink w:history="1" w:anchor="titre-45">
             <w:r>
               <w:rPr>
                 <w:rStyle w:val="IndexLink"/>
               </w:rPr>
               <w:t xml:space="default">8 Terminer un tome</w:t>
-              <w:tab/>
-              <w:t xml:space="default">29</w:t>
-            </w:r>
-          </w:hyperlink>
-        </w:p>
-        <w:p>
-          <w:pPr>
-            <w:pStyle w:val="TOC2"/>
-            <w:tabs>
-              <w:tab w:val="clear" w:pos="8786"/>
-              <w:tab w:val="right" w:pos="9025" w:leader="dot"/>
-            </w:tabs>
-          </w:pPr>
-          <w:hyperlink w:history="1" w:anchor="titre-45">
-            <w:r>
-              <w:rPr>
-                <w:rStyle w:val="IndexLink"/>
-              </w:rPr>
-              <w:t xml:space="default">8.1 Terminer un tome avec son dernier envoi</w:t>
               <w:tab/>
               <w:t xml:space="default">29</w:t>
             </w:r>
@@ -980,7 +980,7 @@
               <w:rPr>
                 <w:rStyle w:val="IndexLink"/>
               </w:rPr>
-              <w:t xml:space="default">8.2 Passer un tome à « Publié » depuis sa fiche</w:t>
+              <w:t xml:space="default">8.1 Terminer un tome avec son dernier envoi</w:t>
               <w:tab/>
               <w:t xml:space="default">29</w:t>
             </w:r>
@@ -999,6 +999,25 @@
               <w:rPr>
                 <w:rStyle w:val="IndexLink"/>
               </w:rPr>
+              <w:t xml:space="default">8.2 Passer un tome à « Publié » depuis sa fiche</w:t>
+              <w:tab/>
+              <w:t xml:space="default">29</w:t>
+            </w:r>
+          </w:hyperlink>
+        </w:p>
+        <w:p>
+          <w:pPr>
+            <w:pStyle w:val="TOC2"/>
+            <w:tabs>
+              <w:tab w:val="clear" w:pos="8786"/>
+              <w:tab w:val="right" w:pos="9025" w:leader="dot"/>
+            </w:tabs>
+          </w:pPr>
+          <w:hyperlink w:history="1" w:anchor="titre-48">
+            <w:r>
+              <w:rPr>
+                <w:rStyle w:val="IndexLink"/>
+              </w:rPr>
               <w:t xml:space="default">8.3 Remplacer un lien PDF ou EPUB mort</w:t>
               <w:tab/>
               <w:t xml:space="default">30</w:t>
@@ -1013,31 +1032,12 @@
               <w:tab w:val="right" w:pos="9025" w:leader="dot"/>
             </w:tabs>
           </w:pPr>
-          <w:hyperlink w:history="1" w:anchor="titre-48">
+          <w:hyperlink w:history="1" w:anchor="titre-49">
             <w:r>
               <w:rPr>
                 <w:rStyle w:val="IndexLink"/>
               </w:rPr>
               <w:t xml:space="default">9 Modifier un tome</w:t>
-              <w:tab/>
-              <w:t xml:space="default">31</w:t>
-            </w:r>
-          </w:hyperlink>
-        </w:p>
-        <w:p>
-          <w:pPr>
-            <w:pStyle w:val="TOC2"/>
-            <w:tabs>
-              <w:tab w:val="clear" w:pos="8786"/>
-              <w:tab w:val="right" w:pos="9025" w:leader="dot"/>
-            </w:tabs>
-          </w:pPr>
-          <w:hyperlink w:history="1" w:anchor="titre-49">
-            <w:r>
-              <w:rPr>
-                <w:rStyle w:val="IndexLink"/>
-              </w:rPr>
-              <w:t xml:space="default">9.1 Trouver un tome</w:t>
               <w:tab/>
               <w:t xml:space="default">31</w:t>
             </w:r>
@@ -1056,9 +1056,9 @@
               <w:rPr>
                 <w:rStyle w:val="IndexLink"/>
               </w:rPr>
-              <w:t xml:space="default">9.2 Modifier les informations d'un tome</w:t>
+              <w:t xml:space="default">9.1 Trouver un tome</w:t>
               <w:tab/>
-              <w:t xml:space="default">32</w:t>
+              <w:t xml:space="default">31</w:t>
             </w:r>
           </w:hyperlink>
         </w:p>
@@ -1075,6 +1075,25 @@
               <w:rPr>
                 <w:rStyle w:val="IndexLink"/>
               </w:rPr>
+              <w:t xml:space="default">9.2 Modifier les informations d'un tome</w:t>
+              <w:tab/>
+              <w:t xml:space="default">32</w:t>
+            </w:r>
+          </w:hyperlink>
+        </w:p>
+        <w:p>
+          <w:pPr>
+            <w:pStyle w:val="TOC2"/>
+            <w:tabs>
+              <w:tab w:val="clear" w:pos="8786"/>
+              <w:tab w:val="right" w:pos="9025" w:leader="dot"/>
+            </w:tabs>
+          </w:pPr>
+          <w:hyperlink w:history="1" w:anchor="titre-52">
+            <w:r>
+              <w:rPr>
+                <w:rStyle w:val="IndexLink"/>
+              </w:rPr>
               <w:t xml:space="default">9.3 Publier, reprogrammer ou retirer un chapitre</w:t>
               <w:tab/>
               <w:t xml:space="default">33</w:t>
@@ -1089,31 +1108,12 @@
               <w:tab w:val="right" w:pos="9025" w:leader="dot"/>
             </w:tabs>
           </w:pPr>
-          <w:hyperlink w:history="1" w:anchor="titre-52">
+          <w:hyperlink w:history="1" w:anchor="titre-53">
             <w:r>
               <w:rPr>
                 <w:rStyle w:val="IndexLink"/>
               </w:rPr>
               <w:t xml:space="default">10 Nouveau (version 2.1.5) : l'état des tomes et des œuvres</w:t>
-              <w:tab/>
-              <w:t xml:space="default">35</w:t>
-            </w:r>
-          </w:hyperlink>
-        </w:p>
-        <w:p>
-          <w:pPr>
-            <w:pStyle w:val="TOC2"/>
-            <w:tabs>
-              <w:tab w:val="clear" w:pos="8786"/>
-              <w:tab w:val="right" w:pos="9025" w:leader="dot"/>
-            </w:tabs>
-          </w:pPr>
-          <w:hyperlink w:history="1" w:anchor="titre-53">
-            <w:r>
-              <w:rPr>
-                <w:rStyle w:val="IndexLink"/>
-              </w:rPr>
-              <w:t xml:space="default">10.1 Le cycle de vie d'un tome</w:t>
               <w:tab/>
               <w:t xml:space="default">35</w:t>
             </w:r>
@@ -1132,9 +1132,9 @@
               <w:rPr>
                 <w:rStyle w:val="IndexLink"/>
               </w:rPr>
-              <w:t xml:space="default">10.2 Changer l'état d'un tome</w:t>
+              <w:t xml:space="default">10.1 Le cycle de vie d'un tome</w:t>
               <w:tab/>
-              <w:t xml:space="default">36</w:t>
+              <w:t xml:space="default">35</w:t>
             </w:r>
           </w:hyperlink>
         </w:p>
@@ -1151,7 +1151,7 @@
               <w:rPr>
                 <w:rStyle w:val="IndexLink"/>
               </w:rPr>
-              <w:t xml:space="default">10.3 Savoir ce que fait chaque changement</w:t>
+              <w:t xml:space="default">10.2 Changer l'état d'un tome</w:t>
               <w:tab/>
               <w:t xml:space="default">36</w:t>
             </w:r>
@@ -1170,9 +1170,9 @@
               <w:rPr>
                 <w:rStyle w:val="IndexLink"/>
               </w:rPr>
-              <w:t xml:space="default">10.4 J'ai publié au lieu de programmer : comment réparer</w:t>
+              <w:t xml:space="default">10.3 Savoir ce que fait chaque changement</w:t>
               <w:tab/>
-              <w:t xml:space="default">37</w:t>
+              <w:t xml:space="default">36</w:t>
             </w:r>
           </w:hyperlink>
         </w:p>
@@ -1189,6 +1189,25 @@
               <w:rPr>
                 <w:rStyle w:val="IndexLink"/>
               </w:rPr>
+              <w:t xml:space="default">10.4 J'ai publié au lieu de programmer : comment réparer</w:t>
+              <w:tab/>
+              <w:t xml:space="default">37</w:t>
+            </w:r>
+          </w:hyperlink>
+        </w:p>
+        <w:p>
+          <w:pPr>
+            <w:pStyle w:val="TOC2"/>
+            <w:tabs>
+              <w:tab w:val="clear" w:pos="8786"/>
+              <w:tab w:val="right" w:pos="9025" w:leader="dot"/>
+            </w:tabs>
+          </w:pPr>
+          <w:hyperlink w:history="1" w:anchor="titre-58">
+            <w:r>
+              <w:rPr>
+                <w:rStyle w:val="IndexLink"/>
+              </w:rPr>
               <w:t xml:space="default">10.5 Changer l'état d'une œuvre</w:t>
               <w:tab/>
               <w:t xml:space="default">38</w:t>
@@ -1203,31 +1222,12 @@
               <w:tab w:val="right" w:pos="9025" w:leader="dot"/>
             </w:tabs>
           </w:pPr>
-          <w:hyperlink w:history="1" w:anchor="titre-58">
+          <w:hyperlink w:history="1" w:anchor="titre-59">
             <w:r>
               <w:rPr>
                 <w:rStyle w:val="IndexLink"/>
               </w:rPr>
               <w:t xml:space="default">11 Ce que voient les lecteurs</w:t>
-              <w:tab/>
-              <w:t xml:space="default">40</w:t>
-            </w:r>
-          </w:hyperlink>
-        </w:p>
-        <w:p>
-          <w:pPr>
-            <w:pStyle w:val="TOC2"/>
-            <w:tabs>
-              <w:tab w:val="clear" w:pos="8786"/>
-              <w:tab w:val="right" w:pos="9025" w:leader="dot"/>
-            </w:tabs>
-          </w:pPr>
-          <w:hyperlink w:history="1" w:anchor="titre-59">
-            <w:r>
-              <w:rPr>
-                <w:rStyle w:val="IndexLink"/>
-              </w:rPr>
-              <w:t xml:space="default">11.1 La page d'accueil</w:t>
               <w:tab/>
               <w:t xml:space="default">40</w:t>
             </w:r>
@@ -1246,9 +1246,9 @@
               <w:rPr>
                 <w:rStyle w:val="IndexLink"/>
               </w:rPr>
-              <w:t xml:space="default">11.2 La page Planning</w:t>
+              <w:t xml:space="default">11.1 La page d'accueil</w:t>
               <w:tab/>
-              <w:t xml:space="default">41</w:t>
+              <w:t xml:space="default">40</w:t>
             </w:r>
           </w:hyperlink>
         </w:p>
@@ -1265,9 +1265,9 @@
               <w:rPr>
                 <w:rStyle w:val="IndexLink"/>
               </w:rPr>
-              <w:t xml:space="default">11.3 Faire apparaître un chapitre dans « Prochains » de l'accueil</w:t>
+              <w:t xml:space="default">11.2 La page Planning</w:t>
               <w:tab/>
-              <w:t xml:space="default">43</w:t>
+              <w:t xml:space="default">41</w:t>
             </w:r>
           </w:hyperlink>
         </w:p>
@@ -1284,7 +1284,7 @@
               <w:rPr>
                 <w:rStyle w:val="IndexLink"/>
               </w:rPr>
-              <w:t xml:space="default">11.4 Mettre un tome à la une</w:t>
+              <w:t xml:space="default">11.3 Faire apparaître un chapitre dans « Prochains » de l'accueil</w:t>
               <w:tab/>
               <w:t xml:space="default">43</w:t>
             </w:r>
@@ -1303,9 +1303,9 @@
               <w:rPr>
                 <w:rStyle w:val="IndexLink"/>
               </w:rPr>
-              <w:t xml:space="default">11.5 La fiche d'une œuvre</w:t>
+              <w:t xml:space="default">11.4 Mettre un tome à la une</w:t>
               <w:tab/>
-              <w:t xml:space="default">44</w:t>
+              <w:t xml:space="default">43</w:t>
             </w:r>
           </w:hyperlink>
         </w:p>
@@ -1322,6 +1322,25 @@
               <w:rPr>
                 <w:rStyle w:val="IndexLink"/>
               </w:rPr>
+              <w:t xml:space="default">11.5 La fiche d'une œuvre</w:t>
+              <w:tab/>
+              <w:t xml:space="default">44</w:t>
+            </w:r>
+          </w:hyperlink>
+        </w:p>
+        <w:p>
+          <w:pPr>
+            <w:pStyle w:val="TOC2"/>
+            <w:tabs>
+              <w:tab w:val="clear" w:pos="8786"/>
+              <w:tab w:val="right" w:pos="9025" w:leader="dot"/>
+            </w:tabs>
+          </w:pPr>
+          <w:hyperlink w:history="1" w:anchor="titre-65">
+            <w:r>
+              <w:rPr>
+                <w:rStyle w:val="IndexLink"/>
+              </w:rPr>
               <w:t xml:space="default">11.6 La page d'un tome en cours</w:t>
               <w:tab/>
               <w:t xml:space="default">45</w:t>
@@ -1336,31 +1355,12 @@
               <w:tab w:val="right" w:pos="9025" w:leader="dot"/>
             </w:tabs>
           </w:pPr>
-          <w:hyperlink w:history="1" w:anchor="titre-65">
+          <w:hyperlink w:history="1" w:anchor="titre-66">
             <w:r>
               <w:rPr>
                 <w:rStyle w:val="IndexLink"/>
               </w:rPr>
               <w:t xml:space="default">12 Glossaires, actualités et commentaires</w:t>
-              <w:tab/>
-              <w:t xml:space="default">46</w:t>
-            </w:r>
-          </w:hyperlink>
-        </w:p>
-        <w:p>
-          <w:pPr>
-            <w:pStyle w:val="TOC2"/>
-            <w:tabs>
-              <w:tab w:val="clear" w:pos="8786"/>
-              <w:tab w:val="right" w:pos="9025" w:leader="dot"/>
-            </w:tabs>
-          </w:pPr>
-          <w:hyperlink w:history="1" w:anchor="titre-66">
-            <w:r>
-              <w:rPr>
-                <w:rStyle w:val="IndexLink"/>
-              </w:rPr>
-              <w:t xml:space="default">12.1 Publier le glossaire d'une œuvre</w:t>
               <w:tab/>
               <w:t xml:space="default">46</w:t>
             </w:r>
@@ -1379,7 +1379,7 @@
               <w:rPr>
                 <w:rStyle w:val="IndexLink"/>
               </w:rPr>
-              <w:t xml:space="default">12.2 Lier une actualité à une œuvre</w:t>
+              <w:t xml:space="default">12.1 Publier le glossaire d'une œuvre</w:t>
               <w:tab/>
               <w:t xml:space="default">46</w:t>
             </w:r>
@@ -1398,7 +1398,7 @@
               <w:rPr>
                 <w:rStyle w:val="IndexLink"/>
               </w:rPr>
-              <w:t xml:space="default">12.3 Modérer les commentaires</w:t>
+              <w:t xml:space="default">12.2 Lier une actualité à une œuvre</w:t>
               <w:tab/>
               <w:t xml:space="default">46</w:t>
             </w:r>
@@ -1406,9 +1406,9 @@
         </w:p>
         <w:p>
           <w:pPr>
-            <w:pStyle w:val="TOC1"/>
+            <w:pStyle w:val="TOC2"/>
             <w:tabs>
-              <w:tab w:val="clear" w:pos="9026"/>
+              <w:tab w:val="clear" w:pos="8786"/>
               <w:tab w:val="right" w:pos="9025" w:leader="dot"/>
             </w:tabs>
           </w:pPr>
@@ -1417,9 +1417,9 @@
               <w:rPr>
                 <w:rStyle w:val="IndexLink"/>
               </w:rPr>
-              <w:t xml:space="default">13 Questions fréquentes</w:t>
+              <w:t xml:space="default">12.3 Modérer les commentaires</w:t>
               <w:tab/>
-              <w:t xml:space="default">47</w:t>
+              <w:t xml:space="default">46</w:t>
             </w:r>
           </w:hyperlink>
         </w:p>
@@ -1436,17 +1436,17 @@
               <w:rPr>
                 <w:rStyle w:val="IndexLink"/>
               </w:rPr>
-              <w:t xml:space="default">14 En cas de problème</w:t>
+              <w:t xml:space="default">13 Questions fréquentes</w:t>
               <w:tab/>
-              <w:t xml:space="default">48</w:t>
+              <w:t xml:space="default">47</w:t>
             </w:r>
           </w:hyperlink>
         </w:p>
         <w:p>
           <w:pPr>
-            <w:pStyle w:val="TOC2"/>
+            <w:pStyle w:val="TOC1"/>
             <w:tabs>
-              <w:tab w:val="clear" w:pos="8786"/>
+              <w:tab w:val="clear" w:pos="9026"/>
               <w:tab w:val="right" w:pos="9025" w:leader="dot"/>
             </w:tabs>
           </w:pPr>
@@ -1455,7 +1455,7 @@
               <w:rPr>
                 <w:rStyle w:val="IndexLink"/>
               </w:rPr>
-              <w:t xml:space="default">14.1 Qui contacter</w:t>
+              <w:t xml:space="default">14 En cas de problème</w:t>
               <w:tab/>
               <w:t xml:space="default">48</w:t>
             </w:r>
@@ -1474,6 +1474,25 @@
               <w:rPr>
                 <w:rStyle w:val="IndexLink"/>
               </w:rPr>
+              <w:t xml:space="default">14.1 Qui contacter</w:t>
+              <w:tab/>
+              <w:t xml:space="default">48</w:t>
+            </w:r>
+          </w:hyperlink>
+        </w:p>
+        <w:p>
+          <w:pPr>
+            <w:pStyle w:val="TOC2"/>
+            <w:tabs>
+              <w:tab w:val="clear" w:pos="8786"/>
+              <w:tab w:val="right" w:pos="9025" w:leader="dot"/>
+            </w:tabs>
+          </w:pPr>
+          <w:hyperlink w:history="1" w:anchor="titre-73">
+            <w:r>
+              <w:rPr>
+                <w:rStyle w:val="IndexLink"/>
+              </w:rPr>
               <w:t xml:space="default">14.2 Signaler un problème</w:t>
               <w:tab/>
               <w:t xml:space="default">48</w:t>
@@ -1489,21 +1508,21 @@
       <w:pPr>
         <w:pStyle w:val="Heading1"/>
       </w:pPr>
-      <w:bookmarkStart w:name="titre-1" w:id="73"/>
+      <w:bookmarkStart w:name="titre-1" w:id="74"/>
       <w:r>
         <w:t xml:space="preserve">1 Bienvenue dans l'espace équipe</w:t>
       </w:r>
-      <w:bookmarkEnd w:id="73"/>
+      <w:bookmarkEnd w:id="74"/>
     </w:p>
     <w:p>
       <w:pPr>
         <w:pStyle w:val="Heading2"/>
       </w:pPr>
-      <w:bookmarkStart w:name="titre-2" w:id="74"/>
+      <w:bookmarkStart w:name="titre-2" w:id="75"/>
       <w:r>
         <w:t xml:space="preserve">1.1 À quoi sert l'espace équipe</w:t>
       </w:r>
-      <w:bookmarkEnd w:id="74"/>
+      <w:bookmarkEnd w:id="75"/>
     </w:p>
     <w:p>
       <w:r>
@@ -1594,11 +1613,11 @@
       <w:pPr>
         <w:pStyle w:val="Heading2"/>
       </w:pPr>
-      <w:bookmarkStart w:name="titre-3" w:id="75"/>
+      <w:bookmarkStart w:name="titre-3" w:id="76"/>
       <w:r>
         <w:t xml:space="preserve">1.2 Qui peut faire quoi</w:t>
       </w:r>
-      <w:bookmarkEnd w:id="75"/>
+      <w:bookmarkEnd w:id="76"/>
     </w:p>
     <w:p>
       <w:r>
@@ -2039,11 +2058,11 @@
       <w:pPr>
         <w:pStyle w:val="Heading2"/>
       </w:pPr>
-      <w:bookmarkStart w:name="titre-4" w:id="76"/>
+      <w:bookmarkStart w:name="titre-4" w:id="77"/>
       <w:r>
         <w:t xml:space="preserve">1.3 Se connecter</w:t>
       </w:r>
-      <w:bookmarkEnd w:id="76"/>
+      <w:bookmarkEnd w:id="77"/>
     </w:p>
     <w:p>
       <w:pPr>
@@ -2350,21 +2369,21 @@
       <w:pPr>
         <w:pStyle w:val="Heading1"/>
       </w:pPr>
-      <w:bookmarkStart w:name="titre-5" w:id="77"/>
+      <w:bookmarkStart w:name="titre-5" w:id="78"/>
       <w:r>
         <w:t xml:space="preserve">2 Le tableau de bord et le menu</w:t>
       </w:r>
-      <w:bookmarkEnd w:id="77"/>
+      <w:bookmarkEnd w:id="78"/>
     </w:p>
     <w:p>
       <w:pPr>
         <w:pStyle w:val="Heading2"/>
       </w:pPr>
-      <w:bookmarkStart w:name="titre-6" w:id="78"/>
+      <w:bookmarkStart w:name="titre-6" w:id="79"/>
       <w:r>
         <w:t xml:space="preserve">2.1 Lire le tableau de bord</w:t>
       </w:r>
-      <w:bookmarkEnd w:id="78"/>
+      <w:bookmarkEnd w:id="79"/>
     </w:p>
     <w:p>
       <w:r>
@@ -2505,11 +2524,11 @@
       <w:pPr>
         <w:pStyle w:val="Heading2"/>
       </w:pPr>
-      <w:bookmarkStart w:name="titre-7" w:id="79"/>
+      <w:bookmarkStart w:name="titre-7" w:id="80"/>
       <w:r>
         <w:t xml:space="preserve">2.2 Se repérer dans le menu</w:t>
       </w:r>
-      <w:bookmarkEnd w:id="79"/>
+      <w:bookmarkEnd w:id="80"/>
     </w:p>
     <w:p>
       <w:r>
@@ -2720,11 +2739,11 @@
       <w:pPr>
         <w:pStyle w:val="Heading2"/>
       </w:pPr>
-      <w:bookmarkStart w:name="titre-8" w:id="80"/>
+      <w:bookmarkStart w:name="titre-8" w:id="81"/>
       <w:r>
         <w:t xml:space="preserve">2.3 Utiliser les raccourcis d'un tome</w:t>
       </w:r>
-      <w:bookmarkEnd w:id="80"/>
+      <w:bookmarkEnd w:id="81"/>
     </w:p>
     <w:p>
       <w:r>
@@ -2835,11 +2854,11 @@
       <w:pPr>
         <w:pStyle w:val="Heading1"/>
       </w:pPr>
-      <w:bookmarkStart w:name="titre-9" w:id="81"/>
+      <w:bookmarkStart w:name="titre-9" w:id="82"/>
       <w:r>
         <w:t xml:space="preserve">3 Le planning</w:t>
       </w:r>
-      <w:bookmarkEnd w:id="81"/>
+      <w:bookmarkEnd w:id="82"/>
     </w:p>
     <w:p>
       <w:r>
@@ -2922,11 +2941,11 @@
       <w:pPr>
         <w:pStyle w:val="Heading2"/>
       </w:pPr>
-      <w:bookmarkStart w:name="titre-10" w:id="82"/>
+      <w:bookmarkStart w:name="titre-10" w:id="83"/>
       <w:r>
         <w:t xml:space="preserve">3.1 Mettre à jour son avancement</w:t>
       </w:r>
-      <w:bookmarkEnd w:id="82"/>
+      <w:bookmarkEnd w:id="83"/>
     </w:p>
     <w:p>
       <w:pPr>
@@ -3254,11 +3273,11 @@
       <w:pPr>
         <w:pStyle w:val="Heading2"/>
       </w:pPr>
-      <w:bookmarkStart w:name="titre-11" w:id="83"/>
+      <w:bookmarkStart w:name="titre-11" w:id="84"/>
       <w:r>
         <w:t xml:space="preserve">3.2 Signaler un tome bloqué</w:t>
       </w:r>
-      <w:bookmarkEnd w:id="83"/>
+      <w:bookmarkEnd w:id="84"/>
     </w:p>
     <w:p>
       <w:r>
@@ -3376,11 +3395,11 @@
       <w:pPr>
         <w:pStyle w:val="Heading2"/>
       </w:pPr>
-      <w:bookmarkStart w:name="titre-12" w:id="84"/>
+      <w:bookmarkStart w:name="titre-12" w:id="85"/>
       <w:r>
         <w:t xml:space="preserve">3.3 Mettre à jour une tâche « En attente »</w:t>
       </w:r>
-      <w:bookmarkEnd w:id="84"/>
+      <w:bookmarkEnd w:id="85"/>
     </w:p>
     <w:p>
       <w:r>
@@ -3421,11 +3440,11 @@
       <w:pPr>
         <w:pStyle w:val="Heading2"/>
       </w:pPr>
-      <w:bookmarkStart w:name="titre-13" w:id="85"/>
+      <w:bookmarkStart w:name="titre-13" w:id="86"/>
       <w:r>
         <w:t xml:space="preserve">3.4 Comprendre ce que voient les lecteurs</w:t>
       </w:r>
-      <w:bookmarkEnd w:id="85"/>
+      <w:bookmarkEnd w:id="86"/>
     </w:p>
     <w:tbl>
       <w:tblPr>
@@ -4044,11 +4063,11 @@
       <w:pPr>
         <w:pStyle w:val="Heading2"/>
       </w:pPr>
-      <w:bookmarkStart w:name="titre-14" w:id="86"/>
+      <w:bookmarkStart w:name="titre-14" w:id="87"/>
       <w:r>
         <w:t xml:space="preserve">3.5 Recevoir (ou ne plus recevoir) les rappels</w:t>
       </w:r>
-      <w:bookmarkEnd w:id="86"/>
+      <w:bookmarkEnd w:id="87"/>
     </w:p>
     <w:p>
       <w:r>
@@ -4300,11 +4319,11 @@
       <w:pPr>
         <w:pStyle w:val="Heading2"/>
       </w:pPr>
-      <w:bookmarkStart w:name="titre-15" w:id="87"/>
+      <w:bookmarkStart w:name="titre-15" w:id="88"/>
       <w:r>
         <w:t xml:space="preserve">3.6 Mettre un tome en pause</w:t>
       </w:r>
-      <w:bookmarkEnd w:id="87"/>
+      <w:bookmarkEnd w:id="88"/>
     </w:p>
     <w:p>
       <w:r>
@@ -4414,11 +4433,11 @@
       <w:pPr>
         <w:pStyle w:val="Heading2"/>
       </w:pPr>
-      <w:bookmarkStart w:name="titre-16" w:id="88"/>
+      <w:bookmarkStart w:name="titre-16" w:id="89"/>
       <w:r>
         <w:t xml:space="preserve">3.7 Retirer un tome ajouté par erreur</w:t>
       </w:r>
-      <w:bookmarkEnd w:id="88"/>
+      <w:bookmarkEnd w:id="89"/>
     </w:p>
     <w:p>
       <w:r>
@@ -4487,11 +4506,11 @@
       <w:pPr>
         <w:pStyle w:val="Heading2"/>
       </w:pPr>
-      <w:bookmarkStart w:name="titre-17" w:id="89"/>
+      <w:bookmarkStart w:name="titre-17" w:id="90"/>
       <w:r>
         <w:t xml:space="preserve">3.8 Trouver un tome dans le planning complet</w:t>
       </w:r>
-      <w:bookmarkEnd w:id="89"/>
+      <w:bookmarkEnd w:id="90"/>
     </w:p>
     <w:p>
       <w:r>
@@ -4635,11 +4654,11 @@
       <w:pPr>
         <w:pStyle w:val="Heading1"/>
       </w:pPr>
-      <w:bookmarkStart w:name="titre-18" w:id="90"/>
+      <w:bookmarkStart w:name="titre-18" w:id="91"/>
       <w:r>
         <w:t xml:space="preserve">4 Les œuvres</w:t>
       </w:r>
-      <w:bookmarkEnd w:id="90"/>
+      <w:bookmarkEnd w:id="91"/>
     </w:p>
     <w:p>
       <w:r>
@@ -4670,11 +4689,11 @@
       <w:pPr>
         <w:pStyle w:val="Heading2"/>
       </w:pPr>
-      <w:bookmarkStart w:name="titre-19" w:id="91"/>
+      <w:bookmarkStart w:name="titre-19" w:id="92"/>
       <w:r>
         <w:t xml:space="preserve">4.1 Créer une œuvre</w:t>
       </w:r>
-      <w:bookmarkEnd w:id="91"/>
+      <w:bookmarkEnd w:id="92"/>
     </w:p>
     <w:p>
       <w:pPr>
@@ -5128,11 +5147,11 @@
       <w:pPr>
         <w:pStyle w:val="Heading2"/>
       </w:pPr>
-      <w:bookmarkStart w:name="titre-20" w:id="92"/>
+      <w:bookmarkStart w:name="titre-20" w:id="93"/>
       <w:r>
         <w:t xml:space="preserve">4.2 Modifier une œuvre et cadrer sa couverture</w:t>
       </w:r>
-      <w:bookmarkEnd w:id="92"/>
+      <w:bookmarkEnd w:id="93"/>
     </w:p>
     <w:p>
       <w:pPr>
@@ -5265,11 +5284,11 @@
       <w:pPr>
         <w:pStyle w:val="Heading2"/>
       </w:pPr>
-      <w:bookmarkStart w:name="titre-21" w:id="93"/>
+      <w:bookmarkStart w:name="titre-21" w:id="94"/>
       <w:r>
         <w:t xml:space="preserve">4.3 Annoncer une nouvelle série sans dévoiler son titre</w:t>
       </w:r>
-      <w:bookmarkEnd w:id="93"/>
+      <w:bookmarkEnd w:id="94"/>
     </w:p>
     <w:p>
       <w:r>
@@ -5801,11 +5820,11 @@
       <w:pPr>
         <w:pStyle w:val="Heading2"/>
       </w:pPr>
-      <w:bookmarkStart w:name="titre-22" w:id="94"/>
+      <w:bookmarkStart w:name="titre-22" w:id="95"/>
       <w:r>
         <w:t xml:space="preserve">4.4 Gérer les genres</w:t>
       </w:r>
-      <w:bookmarkEnd w:id="94"/>
+      <w:bookmarkEnd w:id="95"/>
     </w:p>
     <w:p>
       <w:r>
@@ -5934,11 +5953,11 @@
       <w:pPr>
         <w:pStyle w:val="Heading1"/>
       </w:pPr>
-      <w:bookmarkStart w:name="titre-23" w:id="95"/>
+      <w:bookmarkStart w:name="titre-23" w:id="96"/>
       <w:r>
         <w:t xml:space="preserve">5 Créer un tome vide</w:t>
       </w:r>
-      <w:bookmarkEnd w:id="95"/>
+      <w:bookmarkEnd w:id="96"/>
     </w:p>
     <w:p>
       <w:r>
@@ -5949,11 +5968,11 @@
       <w:pPr>
         <w:pStyle w:val="Heading2"/>
       </w:pPr>
-      <w:bookmarkStart w:name="titre-24" w:id="96"/>
+      <w:bookmarkStart w:name="titre-24" w:id="97"/>
       <w:r>
         <w:t xml:space="preserve">5.1 Ouvrir la page « Nouveau tome »</w:t>
       </w:r>
-      <w:bookmarkEnd w:id="96"/>
+      <w:bookmarkEnd w:id="97"/>
     </w:p>
     <w:p>
       <w:r>
@@ -6034,11 +6053,11 @@
       <w:pPr>
         <w:pStyle w:val="Heading2"/>
       </w:pPr>
-      <w:bookmarkStart w:name="titre-25" w:id="97"/>
+      <w:bookmarkStart w:name="titre-25" w:id="98"/>
       <w:r>
         <w:t xml:space="preserve">5.2 Créer le tome</w:t>
       </w:r>
-      <w:bookmarkEnd w:id="97"/>
+      <w:bookmarkEnd w:id="98"/>
     </w:p>
     <w:p>
       <w:pPr>
@@ -6725,11 +6744,11 @@
       <w:pPr>
         <w:pStyle w:val="Heading2"/>
       </w:pPr>
-      <w:bookmarkStart w:name="titre-26" w:id="98"/>
+      <w:bookmarkStart w:name="titre-26" w:id="99"/>
       <w:r>
         <w:t xml:space="preserve">5.3 Comprendre la parution d'un tome</w:t>
       </w:r>
-      <w:bookmarkEnd w:id="98"/>
+      <w:bookmarkEnd w:id="99"/>
     </w:p>
     <w:p>
       <w:r>
@@ -7313,11 +7332,11 @@
       <w:pPr>
         <w:pStyle w:val="Heading1"/>
       </w:pPr>
-      <w:bookmarkStart w:name="titre-27" w:id="99"/>
+      <w:bookmarkStart w:name="titre-27" w:id="100"/>
       <w:r>
         <w:t xml:space="preserve">6 Préparer le fichier Word</w:t>
       </w:r>
-      <w:bookmarkEnd w:id="99"/>
+      <w:bookmarkEnd w:id="100"/>
     </w:p>
     <w:p>
       <w:r>
@@ -7328,11 +7347,11 @@
       <w:pPr>
         <w:pStyle w:val="Heading2"/>
       </w:pPr>
-      <w:bookmarkStart w:name="titre-28" w:id="100"/>
+      <w:bookmarkStart w:name="titre-28" w:id="101"/>
       <w:r>
         <w:t xml:space="preserve">6.1 Utiliser les bons styles</w:t>
       </w:r>
-      <w:bookmarkEnd w:id="100"/>
+      <w:bookmarkEnd w:id="101"/>
     </w:p>
     <w:tbl>
       <w:tblPr>
@@ -8301,11 +8320,11 @@
       <w:pPr>
         <w:pStyle w:val="Heading2"/>
       </w:pPr>
-      <w:bookmarkStart w:name="titre-29" w:id="101"/>
+      <w:bookmarkStart w:name="titre-29" w:id="102"/>
       <w:r>
         <w:t xml:space="preserve">6.2 Écrire les dialogues et les pensées</w:t>
       </w:r>
-      <w:bookmarkEnd w:id="101"/>
+      <w:bookmarkEnd w:id="102"/>
     </w:p>
     <w:p>
       <w:pPr>
@@ -8357,11 +8376,11 @@
       <w:pPr>
         <w:pStyle w:val="Heading2"/>
       </w:pPr>
-      <w:bookmarkStart w:name="titre-30" w:id="102"/>
+      <w:bookmarkStart w:name="titre-30" w:id="103"/>
       <w:r>
         <w:t xml:space="preserve">6.3 Décrire les illustrations</w:t>
       </w:r>
-      <w:bookmarkEnd w:id="102"/>
+      <w:bookmarkEnd w:id="103"/>
     </w:p>
     <w:p>
       <w:r>
@@ -8502,11 +8521,11 @@
       <w:pPr>
         <w:pStyle w:val="Heading2"/>
       </w:pPr>
-      <w:bookmarkStart w:name="titre-31" w:id="103"/>
+      <w:bookmarkStart w:name="titre-31" w:id="104"/>
       <w:r>
         <w:t xml:space="preserve">6.4 Forcer un début de chapitre avec un marqueur</w:t>
       </w:r>
-      <w:bookmarkEnd w:id="103"/>
+      <w:bookmarkEnd w:id="104"/>
     </w:p>
     <w:p>
       <w:r>
@@ -8984,11 +9003,11 @@
       <w:pPr>
         <w:pStyle w:val="Heading2"/>
       </w:pPr>
-      <w:bookmarkStart w:name="titre-32" w:id="104"/>
+      <w:bookmarkStart w:name="titre-32" w:id="105"/>
       <w:r>
         <w:t xml:space="preserve">6.5 Vérifier le fichier avant de l'envoyer</w:t>
       </w:r>
-      <w:bookmarkEnd w:id="104"/>
+      <w:bookmarkEnd w:id="105"/>
     </w:p>
     <w:p>
       <w:pPr>
@@ -9079,11 +9098,11 @@
       <w:pPr>
         <w:pStyle w:val="Heading1"/>
       </w:pPr>
-      <w:bookmarkStart w:name="titre-33" w:id="105"/>
+      <w:bookmarkStart w:name="titre-33" w:id="106"/>
       <w:r>
         <w:t xml:space="preserve">7 Ajouter des chapitres à un tome</w:t>
       </w:r>
-      <w:bookmarkEnd w:id="105"/>
+      <w:bookmarkEnd w:id="106"/>
     </w:p>
     <w:p>
       <w:r>
@@ -9134,11 +9153,11 @@
       <w:pPr>
         <w:pStyle w:val="Heading2"/>
       </w:pPr>
-      <w:bookmarkStart w:name="titre-34" w:id="106"/>
+      <w:bookmarkStart w:name="titre-34" w:id="107"/>
       <w:r>
         <w:t xml:space="preserve">7.1 Comprendre le formulaire</w:t>
       </w:r>
-      <w:bookmarkEnd w:id="106"/>
+      <w:bookmarkEnd w:id="107"/>
     </w:p>
     <w:p>
       <w:r>
@@ -10026,11 +10045,11 @@
       <w:pPr>
         <w:pStyle w:val="Heading2"/>
       </w:pPr>
-      <w:bookmarkStart w:name="titre-35" w:id="107"/>
+      <w:bookmarkStart w:name="titre-35" w:id="108"/>
       <w:r>
         <w:t xml:space="preserve">7.2 Publier le prologue d'un tome en cours</w:t>
       </w:r>
-      <w:bookmarkEnd w:id="107"/>
+      <w:bookmarkEnd w:id="108"/>
     </w:p>
     <w:p>
       <w:r>
@@ -10411,11 +10430,11 @@
       <w:pPr>
         <w:pStyle w:val="Heading2"/>
       </w:pPr>
-      <w:bookmarkStart w:name="titre-36" w:id="108"/>
+      <w:bookmarkStart w:name="titre-36" w:id="109"/>
       <w:r>
         <w:t xml:space="preserve">7.3 Programmer plusieurs chapitres au rythme</w:t>
       </w:r>
-      <w:bookmarkEnd w:id="108"/>
+      <w:bookmarkEnd w:id="109"/>
     </w:p>
     <w:p>
       <w:r>
@@ -10720,11 +10739,11 @@
       <w:pPr>
         <w:pStyle w:val="Heading2"/>
       </w:pPr>
-      <w:bookmarkStart w:name="titre-37" w:id="109"/>
+      <w:bookmarkStart w:name="titre-37" w:id="110"/>
       <w:r>
         <w:t xml:space="preserve">7.4 Publier un tome entier d'un coup</w:t>
       </w:r>
-      <w:bookmarkEnd w:id="109"/>
+      <w:bookmarkEnd w:id="110"/>
     </w:p>
     <w:p>
       <w:r>
@@ -10963,11 +10982,11 @@
       <w:pPr>
         <w:pStyle w:val="Heading2"/>
       </w:pPr>
-      <w:bookmarkStart w:name="titre-38" w:id="110"/>
+      <w:bookmarkStart w:name="titre-38" w:id="111"/>
       <w:r>
         <w:t xml:space="preserve">7.5 Donner tout le tome, chapitre par chapitre, avec les liens à la fin</w:t>
       </w:r>
-      <w:bookmarkEnd w:id="110"/>
+      <w:bookmarkEnd w:id="111"/>
     </w:p>
     <w:p>
       <w:r>
@@ -11272,11 +11291,11 @@
       <w:pPr>
         <w:pStyle w:val="Heading2"/>
       </w:pPr>
-      <w:bookmarkStart w:name="titre-39" w:id="111"/>
+      <w:bookmarkStart w:name="titre-39" w:id="112"/>
       <w:r>
         <w:t xml:space="preserve">7.6 Corriger un chapitre déjà en ligne</w:t>
       </w:r>
-      <w:bookmarkEnd w:id="111"/>
+      <w:bookmarkEnd w:id="112"/>
     </w:p>
     <w:p>
       <w:r>
@@ -11498,11 +11517,11 @@
       <w:pPr>
         <w:pStyle w:val="Heading2"/>
       </w:pPr>
-      <w:bookmarkStart w:name="titre-40" w:id="112"/>
+      <w:bookmarkStart w:name="titre-40" w:id="113"/>
       <w:r>
         <w:t xml:space="preserve">7.7 Découper soi-même les chapitres</w:t>
       </w:r>
-      <w:bookmarkEnd w:id="112"/>
+      <w:bookmarkEnd w:id="113"/>
     </w:p>
     <w:p>
       <w:r>
@@ -11810,11 +11829,11 @@
       <w:pPr>
         <w:pStyle w:val="Heading2"/>
       </w:pPr>
-      <w:bookmarkStart w:name="titre-41" w:id="113"/>
+      <w:bookmarkStart w:name="titre-41" w:id="114"/>
       <w:r>
         <w:t xml:space="preserve">7.8 Ajouter la lecture en ligne d'un tome déjà paru</w:t>
       </w:r>
-      <w:bookmarkEnd w:id="113"/>
+      <w:bookmarkEnd w:id="114"/>
     </w:p>
     <w:p>
       <w:r>
@@ -11912,11 +11931,11 @@
       <w:pPr>
         <w:pStyle w:val="Heading2"/>
       </w:pPr>
-      <w:bookmarkStart w:name="titre-42" w:id="114"/>
+      <w:bookmarkStart w:name="titre-42" w:id="115"/>
       <w:r>
         <w:t xml:space="preserve">7.9 Refaire toute la lecture en ligne d'un tome</w:t>
       </w:r>
-      <w:bookmarkEnd w:id="114"/>
+      <w:bookmarkEnd w:id="115"/>
     </w:p>
     <w:p>
       <w:r>
@@ -12135,11 +12154,11 @@
       <w:pPr>
         <w:pStyle w:val="Heading2"/>
       </w:pPr>
-      <w:bookmarkStart w:name="titre-43" w:id="115"/>
+      <w:bookmarkStart w:name="titre-43" w:id="116"/>
       <w:r>
         <w:t xml:space="preserve">7.10 Savoir ce qui sera annoncé</w:t>
       </w:r>
-      <w:bookmarkEnd w:id="115"/>
+      <w:bookmarkEnd w:id="116"/>
     </w:p>
     <w:tbl>
       <w:tblPr>
@@ -12154,9 +12173,9 @@
         </w:tblBorders>
       </w:tblPr>
       <w:tblGrid>
-        <w:gridCol w:w="3975"/>
-        <w:gridCol w:w="3330"/>
-        <w:gridCol w:w="1721"/>
+        <w:gridCol w:w="3766"/>
+        <w:gridCol w:w="3556"/>
+        <w:gridCol w:w="1704"/>
       </w:tblGrid>
       <w:tr>
         <w:trPr>
@@ -12165,7 +12184,7 @@
         </w:trPr>
         <w:tc>
           <w:tcPr>
-            <w:tcW w:type="dxa" w:w="3975"/>
+            <w:tcW w:type="dxa" w:w="3766"/>
             <w:tcBorders>
               <w:top w:val="single" w:color="CFC6DE" w:sz="4"/>
               <w:left w:val="single" w:color="CFC6DE" w:sz="4"/>
@@ -12206,7 +12225,7 @@
         </w:tc>
         <w:tc>
           <w:tcPr>
-            <w:tcW w:type="dxa" w:w="3330"/>
+            <w:tcW w:type="dxa" w:w="3556"/>
             <w:tcBorders>
               <w:top w:val="single" w:color="CFC6DE" w:sz="4"/>
               <w:left w:val="single" w:color="CFC6DE" w:sz="4"/>
@@ -12247,7 +12266,7 @@
         </w:tc>
         <w:tc>
           <w:tcPr>
-            <w:tcW w:type="dxa" w:w="1721"/>
+            <w:tcW w:type="dxa" w:w="1704"/>
             <w:tcBorders>
               <w:top w:val="single" w:color="CFC6DE" w:sz="4"/>
               <w:left w:val="single" w:color="CFC6DE" w:sz="4"/>
@@ -12294,7 +12313,7 @@
         </w:trPr>
         <w:tc>
           <w:tcPr>
-            <w:tcW w:type="dxa" w:w="3975"/>
+            <w:tcW w:type="dxa" w:w="3766"/>
             <w:tcBorders>
               <w:top w:val="single" w:color="CFC6DE" w:sz="4"/>
               <w:left w:val="single" w:color="CFC6DE" w:sz="4"/>
@@ -12328,7 +12347,7 @@
         </w:tc>
         <w:tc>
           <w:tcPr>
-            <w:tcW w:type="dxa" w:w="3330"/>
+            <w:tcW w:type="dxa" w:w="3556"/>
             <w:tcBorders>
               <w:top w:val="single" w:color="CFC6DE" w:sz="4"/>
               <w:left w:val="single" w:color="CFC6DE" w:sz="4"/>
@@ -12362,7 +12381,7 @@
         </w:tc>
         <w:tc>
           <w:tcPr>
-            <w:tcW w:type="dxa" w:w="1721"/>
+            <w:tcW w:type="dxa" w:w="1704"/>
             <w:tcBorders>
               <w:top w:val="single" w:color="CFC6DE" w:sz="4"/>
               <w:left w:val="single" w:color="CFC6DE" w:sz="4"/>
@@ -12402,7 +12421,7 @@
         </w:trPr>
         <w:tc>
           <w:tcPr>
-            <w:tcW w:type="dxa" w:w="3975"/>
+            <w:tcW w:type="dxa" w:w="3766"/>
             <w:tcBorders>
               <w:top w:val="single" w:color="CFC6DE" w:sz="4"/>
               <w:left w:val="single" w:color="CFC6DE" w:sz="4"/>
@@ -12437,7 +12456,7 @@
         </w:tc>
         <w:tc>
           <w:tcPr>
-            <w:tcW w:type="dxa" w:w="3330"/>
+            <w:tcW w:type="dxa" w:w="3556"/>
             <w:tcBorders>
               <w:top w:val="single" w:color="CFC6DE" w:sz="4"/>
               <w:left w:val="single" w:color="CFC6DE" w:sz="4"/>
@@ -12466,13 +12485,13 @@
                 <w:sz w:val="19"/>
                 <w:szCs w:val="19"/>
               </w:rPr>
-              <w:t xml:space="preserve">Discord et e-mail à chaque sortie, ou une annonce groupée</w:t>
+              <w:t xml:space="preserve">Discord (salon choisi pour les chapitres) et e-mail à chaque sortie, ou une annonce groupée</w:t>
             </w:r>
           </w:p>
         </w:tc>
         <w:tc>
           <w:tcPr>
-            <w:tcW w:type="dxa" w:w="1721"/>
+            <w:tcW w:type="dxa" w:w="1704"/>
             <w:tcBorders>
               <w:top w:val="single" w:color="CFC6DE" w:sz="4"/>
               <w:left w:val="single" w:color="CFC6DE" w:sz="4"/>
@@ -12513,7 +12532,7 @@
         </w:trPr>
         <w:tc>
           <w:tcPr>
-            <w:tcW w:type="dxa" w:w="3975"/>
+            <w:tcW w:type="dxa" w:w="3766"/>
             <w:tcBorders>
               <w:top w:val="single" w:color="CFC6DE" w:sz="4"/>
               <w:left w:val="single" w:color="CFC6DE" w:sz="4"/>
@@ -12547,7 +12566,7 @@
         </w:tc>
         <w:tc>
           <w:tcPr>
-            <w:tcW w:type="dxa" w:w="3330"/>
+            <w:tcW w:type="dxa" w:w="3556"/>
             <w:tcBorders>
               <w:top w:val="single" w:color="CFC6DE" w:sz="4"/>
               <w:left w:val="single" w:color="CFC6DE" w:sz="4"/>
@@ -12581,7 +12600,7 @@
         </w:tc>
         <w:tc>
           <w:tcPr>
-            <w:tcW w:type="dxa" w:w="1721"/>
+            <w:tcW w:type="dxa" w:w="1704"/>
             <w:tcBorders>
               <w:top w:val="single" w:color="CFC6DE" w:sz="4"/>
               <w:left w:val="single" w:color="CFC6DE" w:sz="4"/>
@@ -12621,7 +12640,7 @@
         </w:trPr>
         <w:tc>
           <w:tcPr>
-            <w:tcW w:type="dxa" w:w="3975"/>
+            <w:tcW w:type="dxa" w:w="3766"/>
             <w:tcBorders>
               <w:top w:val="single" w:color="CFC6DE" w:sz="4"/>
               <w:left w:val="single" w:color="CFC6DE" w:sz="4"/>
@@ -12656,7 +12675,7 @@
         </w:tc>
         <w:tc>
           <w:tcPr>
-            <w:tcW w:type="dxa" w:w="3330"/>
+            <w:tcW w:type="dxa" w:w="3556"/>
             <w:tcBorders>
               <w:top w:val="single" w:color="CFC6DE" w:sz="4"/>
               <w:left w:val="single" w:color="CFC6DE" w:sz="4"/>
@@ -12691,7 +12710,7 @@
         </w:tc>
         <w:tc>
           <w:tcPr>
-            <w:tcW w:type="dxa" w:w="1721"/>
+            <w:tcW w:type="dxa" w:w="1704"/>
             <w:tcBorders>
               <w:top w:val="single" w:color="CFC6DE" w:sz="4"/>
               <w:left w:val="single" w:color="CFC6DE" w:sz="4"/>
@@ -12732,7 +12751,7 @@
         </w:trPr>
         <w:tc>
           <w:tcPr>
-            <w:tcW w:type="dxa" w:w="3975"/>
+            <w:tcW w:type="dxa" w:w="3766"/>
             <w:tcBorders>
               <w:top w:val="single" w:color="CFC6DE" w:sz="4"/>
               <w:left w:val="single" w:color="CFC6DE" w:sz="4"/>
@@ -12766,7 +12785,7 @@
         </w:tc>
         <w:tc>
           <w:tcPr>
-            <w:tcW w:type="dxa" w:w="3330"/>
+            <w:tcW w:type="dxa" w:w="3556"/>
             <w:tcBorders>
               <w:top w:val="single" w:color="CFC6DE" w:sz="4"/>
               <w:left w:val="single" w:color="CFC6DE" w:sz="4"/>
@@ -12800,7 +12819,7 @@
         </w:tc>
         <w:tc>
           <w:tcPr>
-            <w:tcW w:type="dxa" w:w="1721"/>
+            <w:tcW w:type="dxa" w:w="1704"/>
             <w:tcBorders>
               <w:top w:val="single" w:color="CFC6DE" w:sz="4"/>
               <w:left w:val="single" w:color="CFC6DE" w:sz="4"/>
@@ -12840,7 +12859,7 @@
         </w:trPr>
         <w:tc>
           <w:tcPr>
-            <w:tcW w:type="dxa" w:w="3975"/>
+            <w:tcW w:type="dxa" w:w="3766"/>
             <w:tcBorders>
               <w:top w:val="single" w:color="CFC6DE" w:sz="4"/>
               <w:left w:val="single" w:color="CFC6DE" w:sz="4"/>
@@ -12875,7 +12894,7 @@
         </w:tc>
         <w:tc>
           <w:tcPr>
-            <w:tcW w:type="dxa" w:w="3330"/>
+            <w:tcW w:type="dxa" w:w="3556"/>
             <w:tcBorders>
               <w:top w:val="single" w:color="CFC6DE" w:sz="4"/>
               <w:left w:val="single" w:color="CFC6DE" w:sz="4"/>
@@ -12910,7 +12929,7 @@
         </w:tc>
         <w:tc>
           <w:tcPr>
-            <w:tcW w:type="dxa" w:w="1721"/>
+            <w:tcW w:type="dxa" w:w="1704"/>
             <w:tcBorders>
               <w:top w:val="single" w:color="CFC6DE" w:sz="4"/>
               <w:left w:val="single" w:color="CFC6DE" w:sz="4"/>
@@ -12967,89 +12986,17 @@
     </w:p>
     <w:p>
       <w:pPr>
-        <w:pStyle w:val="Heading1"/>
-      </w:pPr>
-      <w:bookmarkStart w:name="titre-44" w:id="116"/>
-      <w:r>
-        <w:t xml:space="preserve">8 Terminer un tome</w:t>
-      </w:r>
-      <w:bookmarkEnd w:id="116"/>
-    </w:p>
-    <w:p>
-      <w:pPr>
         <w:pStyle w:val="Heading2"/>
       </w:pPr>
-      <w:bookmarkStart w:name="titre-45" w:id="117"/>
-      <w:r>
-        <w:t xml:space="preserve">8.1 Terminer un tome avec son dernier envoi</w:t>
+      <w:bookmarkStart w:name="titre-44" w:id="117"/>
+      <w:r>
+        <w:t xml:space="preserve">7.11 Choisir le salon Discord des chapitres</w:t>
       </w:r>
       <w:bookmarkEnd w:id="117"/>
     </w:p>
     <w:p>
       <w:r>
-        <w:t xml:space="preserve">C'est la façon normale de terminer un tome en cours : l'annonce « tome complet » part avec les derniers chapitres.</w:t>
-      </w:r>
-    </w:p>
-    <w:p>
-      <w:pPr>
-        <w:keepNext/>
-        <w:spacing w:after="60" w:before="160"/>
-        <w:jc w:val="center"/>
-      </w:pPr>
-      <w:r>
-        <w:drawing>
-          <wp:inline distT="0" distB="0" distL="0" distR="0">
-            <wp:extent cx="4572000" cy="2828925"/>
-            <wp:effectExtent t="0" r="0" b="0" l="0"/>
-            <wp:docPr id="38" name="Chapitre-complet.png" descr="Les liens de téléchargement et les deux cases qui terminent le tome." title="Les liens de téléchargement et les deux cases qui terminent le tome."/>
-            <wp:cNvGraphicFramePr>
-              <a:graphicFrameLocks xmlns:a="http://schemas.openxmlformats.org/drawingml/2006/main" noChangeAspect="1"/>
-            </wp:cNvGraphicFramePr>
-            <a:graphic xmlns:a="http://schemas.openxmlformats.org/drawingml/2006/main">
-              <a:graphicData uri="http://schemas.openxmlformats.org/drawingml/2006/picture">
-                <pic:pic xmlns:pic="http://schemas.openxmlformats.org/drawingml/2006/picture">
-                  <pic:nvPicPr>
-                    <pic:cNvPr id="0" name="" descr=""/>
-                    <pic:cNvPicPr>
-                      <a:picLocks noChangeAspect="1" noChangeArrowheads="1"/>
-                    </pic:cNvPicPr>
-                  </pic:nvPicPr>
-                  <pic:blipFill>
-                    <a:blip r:embed="rId21" cstate="none"/>
-                    <a:srcRect/>
-                    <a:stretch>
-                      <a:fillRect/>
-                    </a:stretch>
-                  </pic:blipFill>
-                  <pic:spPr bwMode="auto">
-                    <a:xfrm>
-                      <a:off x="0" y="0"/>
-                      <a:ext cx="4572000" cy="2828925"/>
-                    </a:xfrm>
-                    <a:prstGeom prst="rect">
-                      <a:avLst/>
-                    </a:prstGeom>
-                  </pic:spPr>
-                </pic:pic>
-              </a:graphicData>
-            </a:graphic>
-          </wp:inline>
-        </w:drawing>
-      </w:r>
-    </w:p>
-    <w:p>
-      <w:pPr>
-        <w:pStyle w:val="Legende"/>
-      </w:pPr>
-      <w:r>
-        <w:rPr>
-          <w:b/>
-          <w:bCs/>
-        </w:rPr>
-        <w:t xml:space="preserve">Figure 11 — </w:t>
-      </w:r>
-      <w:r>
-        <w:t xml:space="preserve">Les liens de téléchargement et les deux cases qui terminent le tome.</w:t>
+        <w:t xml:space="preserve">Réservé aux gérants. Les sorties de tomes sont annoncées sur le webhook des sorties. Les chapitres ont leur propre réglage : le même salon, un salon dédié, ou pas d'annonce.</w:t>
       </w:r>
     </w:p>
     <w:p>
@@ -13062,17 +13009,37 @@
         <w:spacing w:after="60" w:before="40"/>
       </w:pPr>
       <w:r>
-        <w:t xml:space="preserve">Ouvrez </w:t>
-      </w:r>
-      <w:r>
-        <w:rPr>
-          <w:b/>
-          <w:bCs/>
-        </w:rPr>
-        <w:t xml:space="preserve">Ajouter des chapitres</w:t>
-      </w:r>
-      <w:r>
-        <w:t xml:space="preserve"> et choisissez le tome.</w:t>
+        <w:t xml:space="preserve">Dans le menu </w:t>
+      </w:r>
+      <w:r>
+        <w:rPr>
+          <w:b/>
+          <w:bCs/>
+        </w:rPr>
+        <w:t xml:space="preserve">Site</w:t>
+      </w:r>
+      <w:r>
+        <w:t xml:space="preserve">, ouvrez </w:t>
+      </w:r>
+      <w:r>
+        <w:rPr>
+          <w:b/>
+          <w:bCs/>
+        </w:rPr>
+        <w:t xml:space="preserve">Réglages</w:t>
+      </w:r>
+      <w:r>
+        <w:t xml:space="preserve">, section </w:t>
+      </w:r>
+      <w:r>
+        <w:rPr>
+          <w:b/>
+          <w:bCs/>
+        </w:rPr>
+        <w:t xml:space="preserve">Annonces et notifications</w:t>
+      </w:r>
+      <w:r>
+        <w:t xml:space="preserve">.</w:t>
       </w:r>
     </w:p>
     <w:p>
@@ -13085,7 +13052,117 @@
         <w:spacing w:after="60" w:before="40"/>
       </w:pPr>
       <w:r>
-        <w:t xml:space="preserve">Déposez le fichier avec les derniers chapitres (ou le tome entier).</w:t>
+        <w:t xml:space="preserve">Dans </w:t>
+      </w:r>
+      <w:r>
+        <w:rPr>
+          <w:b/>
+          <w:bCs/>
+        </w:rPr>
+        <w:t xml:space="preserve">Annonces Discord des chapitres</w:t>
+      </w:r>
+      <w:r>
+        <w:t xml:space="preserve">, choisissez :</w:t>
+      </w:r>
+    </w:p>
+    <w:p>
+      <w:pPr>
+        <w:pStyle w:val="ListParagraph"/>
+        <w:numPr>
+          <w:ilvl w:val="1"/>
+          <w:numId w:val="2"/>
+        </w:numPr>
+        <w:spacing w:after="40" w:before="0"/>
+      </w:pPr>
+      <w:r>
+        <w:rPr>
+          <w:b/>
+          <w:bCs/>
+        </w:rPr>
+        <w:t xml:space="preserve">Dans le salon des sorties (même webhook que les tomes)</w:t>
+      </w:r>
+      <w:r>
+        <w:t xml:space="preserve"> : le choix par défaut ;</w:t>
+      </w:r>
+    </w:p>
+    <w:p>
+      <w:pPr>
+        <w:pStyle w:val="ListParagraph"/>
+        <w:numPr>
+          <w:ilvl w:val="1"/>
+          <w:numId w:val="2"/>
+        </w:numPr>
+        <w:spacing w:after="40" w:before="0"/>
+      </w:pPr>
+      <w:r>
+        <w:rPr>
+          <w:b/>
+          <w:bCs/>
+        </w:rPr>
+        <w:t xml:space="preserve">Dans un salon dédié (webhook des chapitres ci-dessous)</w:t>
+      </w:r>
+      <w:r>
+        <w:t xml:space="preserve"> : collez alors l'adresse du webhook du salon dans </w:t>
+      </w:r>
+      <w:r>
+        <w:rPr>
+          <w:b/>
+          <w:bCs/>
+        </w:rPr>
+        <w:t xml:space="preserve">Webhook Discord des chapitres</w:t>
+      </w:r>
+      <w:r>
+        <w:t xml:space="preserve"> (sur Discord : paramètres du salon, </w:t>
+      </w:r>
+      <w:r>
+        <w:rPr>
+          <w:b/>
+          <w:bCs/>
+        </w:rPr>
+        <w:t xml:space="preserve">Intégrations</w:t>
+      </w:r>
+      <w:r>
+        <w:t xml:space="preserve">, </w:t>
+      </w:r>
+      <w:r>
+        <w:rPr>
+          <w:b/>
+          <w:bCs/>
+        </w:rPr>
+        <w:t xml:space="preserve">Webhooks</w:t>
+      </w:r>
+      <w:r>
+        <w:t xml:space="preserve">, </w:t>
+      </w:r>
+      <w:r>
+        <w:rPr>
+          <w:b/>
+          <w:bCs/>
+        </w:rPr>
+        <w:t xml:space="preserve">Copier l'URL du webhook</w:t>
+      </w:r>
+      <w:r>
+        <w:t xml:space="preserve">) ;</w:t>
+      </w:r>
+    </w:p>
+    <w:p>
+      <w:pPr>
+        <w:pStyle w:val="ListParagraph"/>
+        <w:numPr>
+          <w:ilvl w:val="1"/>
+          <w:numId w:val="2"/>
+        </w:numPr>
+        <w:spacing w:after="40" w:before="0"/>
+      </w:pPr>
+      <w:r>
+        <w:rPr>
+          <w:b/>
+          <w:bCs/>
+        </w:rPr>
+        <w:t xml:space="preserve">Pas d'annonce Discord des chapitres</w:t>
+      </w:r>
+      <w:r>
+        <w:t xml:space="preserve">.</w:t>
       </w:r>
     </w:p>
     <w:p>
@@ -13098,24 +13175,14 @@
         <w:spacing w:after="60" w:before="40"/>
       </w:pPr>
       <w:r>
-        <w:t xml:space="preserve">Collez le </w:t>
-      </w:r>
-      <w:r>
-        <w:rPr>
-          <w:b/>
-          <w:bCs/>
-        </w:rPr>
-        <w:t xml:space="preserve">Lien de téléchargement · PDF</w:t>
-      </w:r>
-      <w:r>
-        <w:t xml:space="preserve"> et le </w:t>
-      </w:r>
-      <w:r>
-        <w:rPr>
-          <w:b/>
-          <w:bCs/>
-        </w:rPr>
-        <w:t xml:space="preserve">Lien de téléchargement · EPUB</w:t>
+        <w:t xml:space="preserve">Cliquez sur </w:t>
+      </w:r>
+      <w:r>
+        <w:rPr>
+          <w:b/>
+          <w:bCs/>
+        </w:rPr>
+        <w:t xml:space="preserve">Enregistrer</w:t>
       </w:r>
       <w:r>
         <w:t xml:space="preserve">.</w:t>
@@ -13131,127 +13198,14 @@
         <w:spacing w:after="60" w:before="40"/>
       </w:pPr>
       <w:r>
-        <w:t xml:space="preserve">Choisissez le moment :</w:t>
-      </w:r>
-    </w:p>
-    <w:p>
-      <w:pPr>
-        <w:pStyle w:val="ListParagraph"/>
-        <w:numPr>
-          <w:ilvl w:val="1"/>
-          <w:numId w:val="2"/>
-        </w:numPr>
-        <w:spacing w:after="40" w:before="0"/>
-      </w:pPr>
-      <w:r>
-        <w:rPr>
-          <w:b/>
-          <w:bCs/>
-        </w:rPr>
-        <w:t xml:space="preserve">Publier les liens avec le dernier chapitre</w:t>
-      </w:r>
-      <w:r>
-        <w:t xml:space="preserve"> : les chapitres sortent selon la sortie choisie (</w:t>
-      </w:r>
-      <w:r>
-        <w:rPr>
-          <w:b/>
-          <w:bCs/>
-        </w:rPr>
-        <w:t xml:space="preserve">Maintenant</w:t>
-      </w:r>
-      <w:r>
-        <w:t xml:space="preserve">, </w:t>
-      </w:r>
-      <w:r>
-        <w:rPr>
-          <w:b/>
-          <w:bCs/>
-        </w:rPr>
-        <w:t xml:space="preserve">Un par un, au rythme</w:t>
-      </w:r>
-      <w:r>
-        <w:t xml:space="preserve"> ou </w:t>
-      </w:r>
-      <w:r>
-        <w:rPr>
-          <w:b/>
-          <w:bCs/>
-        </w:rPr>
-        <w:t xml:space="preserve">À une date</w:t>
-      </w:r>
-      <w:r>
-        <w:t xml:space="preserve">). Le tome passe « Publié » à la sortie du dernier chapitre programmé, ou tout de suite si rien n'est programmé ;</w:t>
-      </w:r>
-    </w:p>
-    <w:p>
-      <w:pPr>
-        <w:pStyle w:val="ListParagraph"/>
-        <w:numPr>
-          <w:ilvl w:val="1"/>
-          <w:numId w:val="2"/>
-        </w:numPr>
-        <w:spacing w:after="40" w:before="0"/>
-      </w:pPr>
-      <w:r>
-        <w:rPr>
-          <w:b/>
-          <w:bCs/>
-        </w:rPr>
-        <w:t xml:space="preserve">Le tome est complet : tout publier maintenant</w:t>
-      </w:r>
-      <w:r>
-        <w:t xml:space="preserve"> : tous les chapitres sortent maintenant, même ceux déjà programmés, et le tome passe « Publié » aussitôt.</w:t>
-      </w:r>
-    </w:p>
-    <w:p>
-      <w:pPr>
-        <w:pStyle w:val="ListParagraph"/>
-        <w:numPr>
-          <w:ilvl w:val="0"/>
-          <w:numId w:val="22"/>
-        </w:numPr>
-        <w:spacing w:after="60" w:before="40"/>
-      </w:pPr>
-      <w:r>
-        <w:t xml:space="preserve">Cliquez sur le bouton d'envoi, puis confirmez.</w:t>
-      </w:r>
-    </w:p>
-    <w:p>
-      <w:r>
-        <w:t xml:space="preserve">Le tome passe « Publié », les liens s'affichent, le planning passe à « Publié », 100 %. L'annonce dit « Le tome 2 de SukaMoka est complet : PDF et EPUB disponibles ».</w:t>
-      </w:r>
-    </w:p>
-    <w:p>
-      <w:pPr>
-        <w:pStyle w:val="Heading2"/>
-      </w:pPr>
-      <w:bookmarkStart w:name="titre-46" w:id="118"/>
-      <w:r>
-        <w:t xml:space="preserve">8.2 Passer un tome à « Publié » depuis sa fiche</w:t>
-      </w:r>
-      <w:bookmarkEnd w:id="118"/>
-    </w:p>
-    <w:p>
-      <w:r>
-        <w:t xml:space="preserve">Tous les chapitres sont déjà en ligne et il ne manque que les liens ?</w:t>
-      </w:r>
-    </w:p>
-    <w:p>
-      <w:pPr>
-        <w:pStyle w:val="ListParagraph"/>
-        <w:numPr>
-          <w:ilvl w:val="0"/>
-          <w:numId w:val="23"/>
-        </w:numPr>
-        <w:spacing w:after="60" w:before="40"/>
-      </w:pPr>
-      <w:r>
-        <w:rPr>
-          <w:b/>
-          <w:bCs/>
-        </w:rPr>
-        <w:t xml:space="preserve">Tous les tomes</w:t>
+        <w:t xml:space="preserve">Dans </w:t>
+      </w:r>
+      <w:r>
+        <w:rPr>
+          <w:b/>
+          <w:bCs/>
+        </w:rPr>
+        <w:t xml:space="preserve">Site</w:t>
       </w:r>
       <w:r>
         <w:t xml:space="preserve">, puis </w:t>
@@ -13261,184 +13215,40 @@
           <w:b/>
           <w:bCs/>
         </w:rPr>
-        <w:t xml:space="preserve">Modifier</w:t>
-      </w:r>
-      <w:r>
-        <w:t xml:space="preserve"> sur la ligne du tome.</w:t>
-      </w:r>
-    </w:p>
-    <w:p>
-      <w:pPr>
-        <w:pStyle w:val="ListParagraph"/>
-        <w:numPr>
-          <w:ilvl w:val="0"/>
-          <w:numId w:val="23"/>
-        </w:numPr>
-        <w:spacing w:after="60" w:before="40"/>
-      </w:pPr>
-      <w:r>
-        <w:t xml:space="preserve">Dans l'encadré </w:t>
-      </w:r>
-      <w:r>
-        <w:rPr>
-          <w:b/>
-          <w:bCs/>
-        </w:rPr>
-        <w:t xml:space="preserve">État du tome</w:t>
-      </w:r>
-      <w:r>
-        <w:t xml:space="preserve">, choisissez </w:t>
-      </w:r>
-      <w:r>
-        <w:rPr>
-          <w:b/>
-          <w:bCs/>
-        </w:rPr>
-        <w:t xml:space="preserve">Publié</w:t>
-      </w:r>
-      <w:r>
-        <w:t xml:space="preserve">.</w:t>
-      </w:r>
-    </w:p>
-    <w:p>
-      <w:pPr>
-        <w:pStyle w:val="ListParagraph"/>
-        <w:numPr>
-          <w:ilvl w:val="0"/>
-          <w:numId w:val="23"/>
-        </w:numPr>
-        <w:spacing w:after="60" w:before="40"/>
-      </w:pPr>
-      <w:r>
-        <w:t xml:space="preserve">Collez le </w:t>
-      </w:r>
-      <w:r>
-        <w:rPr>
-          <w:b/>
-          <w:bCs/>
-        </w:rPr>
-        <w:t xml:space="preserve">Lien PDF</w:t>
-      </w:r>
-      <w:r>
-        <w:t xml:space="preserve"> et le </w:t>
-      </w:r>
-      <w:r>
-        <w:rPr>
-          <w:b/>
-          <w:bCs/>
-        </w:rPr>
-        <w:t xml:space="preserve">Lien EPUB</w:t>
-      </w:r>
-      <w:r>
-        <w:t xml:space="preserve">.</w:t>
-      </w:r>
-    </w:p>
-    <w:p>
-      <w:pPr>
-        <w:pStyle w:val="ListParagraph"/>
-        <w:numPr>
-          <w:ilvl w:val="0"/>
-          <w:numId w:val="23"/>
-        </w:numPr>
-        <w:spacing w:after="60" w:before="40"/>
-      </w:pPr>
-      <w:r>
-        <w:t xml:space="preserve">Cochez </w:t>
-      </w:r>
-      <w:r>
-        <w:rPr>
-          <w:b/>
-          <w:bCs/>
-        </w:rPr>
-        <w:t xml:space="preserve">Annoncer « Le tome N est complet »</w:t>
-      </w:r>
-      <w:r>
-        <w:t xml:space="preserve"> si vous voulez prévenir les lecteurs (décochée par défaut).</w:t>
-      </w:r>
-    </w:p>
-    <w:p>
-      <w:pPr>
-        <w:pStyle w:val="ListParagraph"/>
-        <w:numPr>
-          <w:ilvl w:val="0"/>
-          <w:numId w:val="23"/>
-        </w:numPr>
-        <w:spacing w:after="60" w:before="40"/>
-      </w:pPr>
-      <w:r>
-        <w:t xml:space="preserve">Cliquez sur </w:t>
-      </w:r>
-      <w:r>
-        <w:rPr>
-          <w:b/>
-          <w:bCs/>
-        </w:rPr>
-        <w:t xml:space="preserve">Enregistrer</w:t>
-      </w:r>
-      <w:r>
-        <w:t xml:space="preserve">, puis confirmez si le site le demande.</w:t>
-      </w:r>
-    </w:p>
-    <w:p>
-      <w:pPr>
-        <w:keepNext/>
-        <w:spacing w:after="60" w:before="160"/>
-        <w:jc w:val="center"/>
-      </w:pPr>
-      <w:r>
-        <w:drawing>
-          <wp:inline distT="0" distB="0" distL="0" distR="0">
-            <wp:extent cx="4572000" cy="2286000"/>
-            <wp:effectExtent t="0" r="0" b="0" l="0"/>
-            <wp:docPr id="39" name="EtatTome-etats.png" descr="L'encadré « État du tome » de la fiche du tome." title="L'encadré « État du tome » de la fiche du tome."/>
-            <wp:cNvGraphicFramePr>
-              <a:graphicFrameLocks xmlns:a="http://schemas.openxmlformats.org/drawingml/2006/main" noChangeAspect="1"/>
-            </wp:cNvGraphicFramePr>
-            <a:graphic xmlns:a="http://schemas.openxmlformats.org/drawingml/2006/main">
-              <a:graphicData uri="http://schemas.openxmlformats.org/drawingml/2006/picture">
-                <pic:pic xmlns:pic="http://schemas.openxmlformats.org/drawingml/2006/picture">
-                  <pic:nvPicPr>
-                    <pic:cNvPr id="0" name="" descr=""/>
-                    <pic:cNvPicPr>
-                      <a:picLocks noChangeAspect="1" noChangeArrowheads="1"/>
-                    </pic:cNvPicPr>
-                  </pic:nvPicPr>
-                  <pic:blipFill>
-                    <a:blip r:embed="rId22" cstate="none"/>
-                    <a:srcRect/>
-                    <a:stretch>
-                      <a:fillRect/>
-                    </a:stretch>
-                  </pic:blipFill>
-                  <pic:spPr bwMode="auto">
-                    <a:xfrm>
-                      <a:off x="0" y="0"/>
-                      <a:ext cx="4572000" cy="2286000"/>
-                    </a:xfrm>
-                    <a:prstGeom prst="rect">
-                      <a:avLst/>
-                    </a:prstGeom>
-                  </pic:spPr>
-                </pic:pic>
-              </a:graphicData>
-            </a:graphic>
-          </wp:inline>
-        </w:drawing>
-      </w:r>
-    </w:p>
-    <w:p>
-      <w:pPr>
-        <w:pStyle w:val="Legende"/>
-      </w:pPr>
-      <w:r>
-        <w:rPr>
-          <w:b/>
-          <w:bCs/>
-        </w:rPr>
-        <w:t xml:space="preserve">Figure 12 — </w:t>
-      </w:r>
-      <w:r>
-        <w:t xml:space="preserve">L'encadré « État du tome » de la fiche du tome.</w:t>
+        <w:t xml:space="preserve">Santé du site</w:t>
+      </w:r>
+      <w:r>
+        <w:t xml:space="preserve">, la ligne </w:t>
+      </w:r>
+      <w:r>
+        <w:rPr>
+          <w:b/>
+          <w:bCs/>
+        </w:rPr>
+        <w:t xml:space="preserve">Annonces des chapitres</w:t>
+      </w:r>
+      <w:r>
+        <w:t xml:space="preserve"> de la carte </w:t>
+      </w:r>
+      <w:r>
+        <w:rPr>
+          <w:b/>
+          <w:bCs/>
+        </w:rPr>
+        <w:t xml:space="preserve">Webhooks Discord</w:t>
+      </w:r>
+      <w:r>
+        <w:t xml:space="preserve"> dit où partent les annonces. Cliquez sur </w:t>
+      </w:r>
+      <w:r>
+        <w:rPr>
+          <w:b/>
+          <w:bCs/>
+        </w:rPr>
+        <w:t xml:space="preserve">Envoyer un test</w:t>
+      </w:r>
+      <w:r>
+        <w:t xml:space="preserve"> pour vérifier que le message arrive.</w:t>
       </w:r>
     </w:p>
     <w:tbl>
@@ -13493,7 +13303,7 @@
               <w:t xml:space="preserve"> : </w:t>
             </w:r>
             <w:r>
-              <w:t xml:space="preserve">sans la case d'annonce, rien n'est annoncé : ni article, ni Discord, ni e-mail. Voir aussi le chapitre « Nouveau (version 2.1.5) : l'état des tomes et des œuvres ».</w:t>
+              <w:t xml:space="preserve">salon dédié choisi mais webhook vide ? Les chapitres partent dans le salon des sorties : aucune annonce n'est perdue.</w:t>
             </w:r>
           </w:p>
         </w:tc>
@@ -13501,615 +13311,8 @@
     </w:tbl>
     <w:p>
       <w:pPr>
-        <w:pStyle w:val="Heading2"/>
-      </w:pPr>
-      <w:bookmarkStart w:name="titre-47" w:id="119"/>
-      <w:r>
-        <w:t xml:space="preserve">8.3 Remplacer un lien PDF ou EPUB mort</w:t>
-      </w:r>
-      <w:bookmarkEnd w:id="119"/>
-    </w:p>
-    <w:p>
-      <w:pPr>
-        <w:pStyle w:val="ListParagraph"/>
-        <w:numPr>
-          <w:ilvl w:val="0"/>
-          <w:numId w:val="24"/>
-        </w:numPr>
-        <w:spacing w:after="60" w:before="40"/>
-      </w:pPr>
-      <w:r>
-        <w:rPr>
-          <w:b/>
-          <w:bCs/>
-        </w:rPr>
-        <w:t xml:space="preserve">Tous les tomes</w:t>
-      </w:r>
-      <w:r>
-        <w:t xml:space="preserve">, puis </w:t>
-      </w:r>
-      <w:r>
-        <w:rPr>
-          <w:b/>
-          <w:bCs/>
-        </w:rPr>
-        <w:t xml:space="preserve">Modifier</w:t>
-      </w:r>
-      <w:r>
-        <w:t xml:space="preserve"> sur la ligne du tome.</w:t>
-      </w:r>
-    </w:p>
-    <w:p>
-      <w:pPr>
-        <w:pStyle w:val="ListParagraph"/>
-        <w:numPr>
-          <w:ilvl w:val="0"/>
-          <w:numId w:val="24"/>
-        </w:numPr>
-        <w:spacing w:after="60" w:before="40"/>
-      </w:pPr>
-      <w:r>
-        <w:t xml:space="preserve">Dans l'encadré </w:t>
-      </w:r>
-      <w:r>
-        <w:rPr>
-          <w:b/>
-          <w:bCs/>
-        </w:rPr>
-        <w:t xml:space="preserve">État du tome</w:t>
-      </w:r>
-      <w:r>
-        <w:t xml:space="preserve">, sous </w:t>
-      </w:r>
-      <w:r>
-        <w:rPr>
-          <w:b/>
-          <w:bCs/>
-        </w:rPr>
-        <w:t xml:space="preserve">Publié</w:t>
-      </w:r>
-      <w:r>
-        <w:t xml:space="preserve">, remplacez le lien.</w:t>
-      </w:r>
-    </w:p>
-    <w:p>
-      <w:pPr>
-        <w:pStyle w:val="ListParagraph"/>
-        <w:numPr>
-          <w:ilvl w:val="0"/>
-          <w:numId w:val="24"/>
-        </w:numPr>
-        <w:spacing w:after="60" w:before="40"/>
-      </w:pPr>
-      <w:r>
-        <w:t xml:space="preserve">Cliquez sur </w:t>
-      </w:r>
-      <w:r>
-        <w:rPr>
-          <w:b/>
-          <w:bCs/>
-        </w:rPr>
-        <w:t xml:space="preserve">Enregistrer</w:t>
-      </w:r>
-      <w:r>
-        <w:t xml:space="preserve">.</w:t>
-      </w:r>
-    </w:p>
-    <w:p>
-      <w:pPr>
-        <w:pStyle w:val="Heading1"/>
-      </w:pPr>
-      <w:bookmarkStart w:name="titre-48" w:id="120"/>
-      <w:r>
-        <w:t xml:space="preserve">9 Modifier un tome</w:t>
-      </w:r>
-      <w:bookmarkEnd w:id="120"/>
-    </w:p>
-    <w:p>
-      <w:r>
-        <w:t xml:space="preserve">Réservé aux éditeurs et aux gérants. La fiche d'un tome s'ouvre dans l'espace équipe, sans passer par l'administration WordPress.</w:t>
-      </w:r>
-    </w:p>
-    <w:p>
-      <w:pPr>
-        <w:pStyle w:val="Heading2"/>
-      </w:pPr>
-      <w:bookmarkStart w:name="titre-49" w:id="121"/>
-      <w:r>
-        <w:t xml:space="preserve">9.1 Trouver un tome</w:t>
-      </w:r>
-      <w:bookmarkEnd w:id="121"/>
-    </w:p>
-    <w:p>
-      <w:pPr>
-        <w:keepNext/>
-        <w:spacing w:after="60" w:before="160"/>
-        <w:jc w:val="center"/>
-      </w:pPr>
-      <w:r>
-        <w:drawing>
-          <wp:inline distT="0" distB="0" distL="0" distR="0">
-            <wp:extent cx="5715000" cy="4314825"/>
-            <wp:effectExtent t="0" r="0" b="0" l="0"/>
-            <wp:docPr id="40" name="TousLesTomes-contenu.png" descr="« Tous les tomes » : chaque tome avec sa parution et ses boutons." title="« Tous les tomes » : chaque tome avec sa parution et ses boutons."/>
-            <wp:cNvGraphicFramePr>
-              <a:graphicFrameLocks xmlns:a="http://schemas.openxmlformats.org/drawingml/2006/main" noChangeAspect="1"/>
-            </wp:cNvGraphicFramePr>
-            <a:graphic xmlns:a="http://schemas.openxmlformats.org/drawingml/2006/main">
-              <a:graphicData uri="http://schemas.openxmlformats.org/drawingml/2006/picture">
-                <pic:pic xmlns:pic="http://schemas.openxmlformats.org/drawingml/2006/picture">
-                  <pic:nvPicPr>
-                    <pic:cNvPr id="0" name="" descr=""/>
-                    <pic:cNvPicPr>
-                      <a:picLocks noChangeAspect="1" noChangeArrowheads="1"/>
-                    </pic:cNvPicPr>
-                  </pic:nvPicPr>
-                  <pic:blipFill>
-                    <a:blip r:embed="rId23" cstate="none"/>
-                    <a:srcRect/>
-                    <a:stretch>
-                      <a:fillRect/>
-                    </a:stretch>
-                  </pic:blipFill>
-                  <pic:spPr bwMode="auto">
-                    <a:xfrm>
-                      <a:off x="0" y="0"/>
-                      <a:ext cx="5715000" cy="4314825"/>
-                    </a:xfrm>
-                    <a:prstGeom prst="rect">
-                      <a:avLst/>
-                    </a:prstGeom>
-                  </pic:spPr>
-                </pic:pic>
-              </a:graphicData>
-            </a:graphic>
-          </wp:inline>
-        </w:drawing>
-      </w:r>
-    </w:p>
-    <w:p>
-      <w:pPr>
-        <w:pStyle w:val="Legende"/>
-      </w:pPr>
-      <w:r>
-        <w:rPr>
-          <w:b/>
-          <w:bCs/>
-        </w:rPr>
-        <w:t xml:space="preserve">Figure 13 — </w:t>
-      </w:r>
-      <w:r>
-        <w:t xml:space="preserve">« Tous les tomes » : chaque tome avec sa parution et ses boutons.</w:t>
-      </w:r>
-    </w:p>
-    <w:p>
-      <w:pPr>
-        <w:pStyle w:val="ListParagraph"/>
-        <w:numPr>
-          <w:ilvl w:val="0"/>
-          <w:numId w:val="25"/>
-        </w:numPr>
-        <w:spacing w:after="60" w:before="40"/>
-      </w:pPr>
-      <w:r>
-        <w:t xml:space="preserve">Dans le menu, ouvrez </w:t>
-      </w:r>
-      <w:r>
-        <w:rPr>
-          <w:b/>
-          <w:bCs/>
-        </w:rPr>
-        <w:t xml:space="preserve">Catalogue</w:t>
-      </w:r>
-      <w:r>
-        <w:t xml:space="preserve">, puis </w:t>
-      </w:r>
-      <w:r>
-        <w:rPr>
-          <w:b/>
-          <w:bCs/>
-        </w:rPr>
-        <w:t xml:space="preserve">Tous les tomes</w:t>
-      </w:r>
-      <w:r>
-        <w:t xml:space="preserve">. Les tomes publiés y sont aussi.</w:t>
-      </w:r>
-    </w:p>
-    <w:p>
-      <w:pPr>
-        <w:pStyle w:val="ListParagraph"/>
-        <w:numPr>
-          <w:ilvl w:val="0"/>
-          <w:numId w:val="25"/>
-        </w:numPr>
-        <w:spacing w:after="60" w:before="40"/>
-      </w:pPr>
-      <w:r>
-        <w:t xml:space="preserve">Filtrez par </w:t>
-      </w:r>
-      <w:r>
-        <w:rPr>
-          <w:b/>
-          <w:bCs/>
-        </w:rPr>
-        <w:t xml:space="preserve">Œuvre</w:t>
-      </w:r>
-      <w:r>
-        <w:t xml:space="preserve">, par </w:t>
-      </w:r>
-      <w:r>
-        <w:rPr>
-          <w:b/>
-          <w:bCs/>
-        </w:rPr>
-        <w:t xml:space="preserve">Statut</w:t>
-      </w:r>
-      <w:r>
-        <w:t xml:space="preserve"> (À paraître, En cours, Complets, Programmés, Brouillons) ou tapez une partie du titre dans </w:t>
-      </w:r>
-      <w:r>
-        <w:rPr>
-          <w:b/>
-          <w:bCs/>
-        </w:rPr>
-        <w:t xml:space="preserve">Titre contient</w:t>
-      </w:r>
-      <w:r>
-        <w:t xml:space="preserve">, puis </w:t>
-      </w:r>
-      <w:r>
-        <w:rPr>
-          <w:b/>
-          <w:bCs/>
-        </w:rPr>
-        <w:t xml:space="preserve">Filtrer</w:t>
-      </w:r>
-      <w:r>
-        <w:t xml:space="preserve">.</w:t>
-      </w:r>
-    </w:p>
-    <w:p>
-      <w:pPr>
-        <w:pStyle w:val="ListParagraph"/>
-        <w:numPr>
-          <w:ilvl w:val="0"/>
-          <w:numId w:val="25"/>
-        </w:numPr>
-        <w:spacing w:after="60" w:before="40"/>
-      </w:pPr>
-      <w:r>
-        <w:t xml:space="preserve">Sur la ligne du tome :</w:t>
-      </w:r>
-    </w:p>
-    <w:p>
-      <w:pPr>
-        <w:pStyle w:val="ListParagraph"/>
-        <w:numPr>
-          <w:ilvl w:val="1"/>
-          <w:numId w:val="2"/>
-        </w:numPr>
-        <w:spacing w:after="40" w:before="0"/>
-      </w:pPr>
-      <w:r>
-        <w:rPr>
-          <w:b/>
-          <w:bCs/>
-        </w:rPr>
-        <w:t xml:space="preserve">Ajouter des chapitres</w:t>
-      </w:r>
-      <w:r>
-        <w:t xml:space="preserve"> ouvre le formulaire avec ce tome ;</w:t>
-      </w:r>
-    </w:p>
-    <w:p>
-      <w:pPr>
-        <w:pStyle w:val="ListParagraph"/>
-        <w:numPr>
-          <w:ilvl w:val="1"/>
-          <w:numId w:val="2"/>
-        </w:numPr>
-        <w:spacing w:after="40" w:before="0"/>
-      </w:pPr>
-      <w:r>
-        <w:rPr>
-          <w:b/>
-          <w:bCs/>
-        </w:rPr>
-        <w:t xml:space="preserve">Voir</w:t>
-      </w:r>
-      <w:r>
-        <w:t xml:space="preserve"> ouvre la page publique ;</w:t>
-      </w:r>
-    </w:p>
-    <w:p>
-      <w:pPr>
-        <w:pStyle w:val="ListParagraph"/>
-        <w:numPr>
-          <w:ilvl w:val="1"/>
-          <w:numId w:val="2"/>
-        </w:numPr>
-        <w:spacing w:after="40" w:before="0"/>
-      </w:pPr>
-      <w:r>
-        <w:rPr>
-          <w:b/>
-          <w:bCs/>
-        </w:rPr>
-        <w:t xml:space="preserve">Modifier</w:t>
-      </w:r>
-      <w:r>
-        <w:t xml:space="preserve"> ouvre la fiche du tome.</w:t>
-      </w:r>
-    </w:p>
-    <w:p>
-      <w:pPr>
-        <w:pStyle w:val="Heading2"/>
-      </w:pPr>
-      <w:bookmarkStart w:name="titre-50" w:id="122"/>
-      <w:r>
-        <w:t xml:space="preserve">9.2 Modifier les informations d'un tome</w:t>
-      </w:r>
-      <w:bookmarkEnd w:id="122"/>
-    </w:p>
-    <w:p>
-      <w:pPr>
-        <w:keepNext/>
-        <w:spacing w:after="60" w:before="160"/>
-        <w:jc w:val="center"/>
-      </w:pPr>
-      <w:r>
-        <w:drawing>
-          <wp:inline distT="0" distB="0" distL="0" distR="0">
-            <wp:extent cx="5715000" cy="5448300"/>
-            <wp:effectExtent t="0" r="0" b="0" l="0"/>
-            <wp:docPr id="41" name="TomeEnCours-contenu.png" descr="La fiche « Modifier le tome » : informations, chapitres, couverture, tome complet et planning." title="La fiche « Modifier le tome » : informations, chapitres, couverture, tome complet et planning."/>
-            <wp:cNvGraphicFramePr>
-              <a:graphicFrameLocks xmlns:a="http://schemas.openxmlformats.org/drawingml/2006/main" noChangeAspect="1"/>
-            </wp:cNvGraphicFramePr>
-            <a:graphic xmlns:a="http://schemas.openxmlformats.org/drawingml/2006/main">
-              <a:graphicData uri="http://schemas.openxmlformats.org/drawingml/2006/picture">
-                <pic:pic xmlns:pic="http://schemas.openxmlformats.org/drawingml/2006/picture">
-                  <pic:nvPicPr>
-                    <pic:cNvPr id="0" name="" descr=""/>
-                    <pic:cNvPicPr>
-                      <a:picLocks noChangeAspect="1" noChangeArrowheads="1"/>
-                    </pic:cNvPicPr>
-                  </pic:nvPicPr>
-                  <pic:blipFill>
-                    <a:blip r:embed="rId24" cstate="none"/>
-                    <a:srcRect/>
-                    <a:stretch>
-                      <a:fillRect/>
-                    </a:stretch>
-                  </pic:blipFill>
-                  <pic:spPr bwMode="auto">
-                    <a:xfrm>
-                      <a:off x="0" y="0"/>
-                      <a:ext cx="5715000" cy="5448300"/>
-                    </a:xfrm>
-                    <a:prstGeom prst="rect">
-                      <a:avLst/>
-                    </a:prstGeom>
-                  </pic:spPr>
-                </pic:pic>
-              </a:graphicData>
-            </a:graphic>
-          </wp:inline>
-        </w:drawing>
-      </w:r>
-    </w:p>
-    <w:p>
-      <w:pPr>
-        <w:pStyle w:val="Legende"/>
-      </w:pPr>
-      <w:r>
-        <w:rPr>
-          <w:b/>
-          <w:bCs/>
-        </w:rPr>
-        <w:t xml:space="preserve">Figure 14 — </w:t>
-      </w:r>
-      <w:r>
-        <w:t xml:space="preserve">La fiche « Modifier le tome » : informations, chapitres, couverture, tome complet et planning.</w:t>
-      </w:r>
-    </w:p>
-    <w:p>
-      <w:pPr>
-        <w:pStyle w:val="ListParagraph"/>
-        <w:numPr>
-          <w:ilvl w:val="0"/>
-          <w:numId w:val="26"/>
-        </w:numPr>
-        <w:spacing w:after="60" w:before="40"/>
-      </w:pPr>
-      <w:r>
-        <w:t xml:space="preserve">Ouvrez la fiche du tome (</w:t>
-      </w:r>
-      <w:r>
-        <w:rPr>
-          <w:b/>
-          <w:bCs/>
-        </w:rPr>
-        <w:t xml:space="preserve">Modifier</w:t>
-      </w:r>
-      <w:r>
-        <w:t xml:space="preserve">).</w:t>
-      </w:r>
-    </w:p>
-    <w:p>
-      <w:pPr>
-        <w:pStyle w:val="ListParagraph"/>
-        <w:numPr>
-          <w:ilvl w:val="0"/>
-          <w:numId w:val="26"/>
-        </w:numPr>
-        <w:spacing w:after="60" w:before="40"/>
-      </w:pPr>
-      <w:r>
-        <w:t xml:space="preserve">Changez ce qu'il faut : œuvre, nature, numéro, titre, responsables, </w:t>
-      </w:r>
-      <w:r>
-        <w:rPr>
-          <w:b/>
-          <w:bCs/>
-        </w:rPr>
-        <w:t xml:space="preserve">Chapitres prévus</w:t>
-      </w:r>
-      <w:r>
-        <w:t xml:space="preserve">, </w:t>
-      </w:r>
-      <w:r>
-        <w:rPr>
-          <w:b/>
-          <w:bCs/>
-        </w:rPr>
-        <w:t xml:space="preserve">Rythme</w:t>
-      </w:r>
-      <w:r>
-        <w:t xml:space="preserve">. Ces deux derniers champs sont dans la section </w:t>
-      </w:r>
-      <w:r>
-        <w:rPr>
-          <w:b/>
-          <w:bCs/>
-        </w:rPr>
-        <w:t xml:space="preserve">Le tome</w:t>
-      </w:r>
-      <w:r>
-        <w:t xml:space="preserve"> : ils se corrigent quel que soit l'état du tome (par exemple 6 prévus, mais le DOCX donne 15 chapitres).</w:t>
-      </w:r>
-    </w:p>
-    <w:p>
-      <w:pPr>
-        <w:pStyle w:val="ListParagraph"/>
-        <w:numPr>
-          <w:ilvl w:val="0"/>
-          <w:numId w:val="26"/>
-        </w:numPr>
-        <w:spacing w:after="60" w:before="40"/>
-      </w:pPr>
-      <w:r>
-        <w:t xml:space="preserve">Pour la sortie : </w:t>
-      </w:r>
-      <w:r>
-        <w:rPr>
-          <w:b/>
-          <w:bCs/>
-        </w:rPr>
-        <w:t xml:space="preserve">Date cible du tome</w:t>
-      </w:r>
-      <w:r>
-        <w:t xml:space="preserve"> et, à côté, </w:t>
-      </w:r>
-      <w:r>
-        <w:rPr>
-          <w:b/>
-          <w:bCs/>
-        </w:rPr>
-        <w:t xml:space="preserve">Heure de sortie</w:t>
-      </w:r>
-      <w:r>
-        <w:t xml:space="preserve">. Laissez l'heure vide si elle n'est pas encore connue.</w:t>
-      </w:r>
-    </w:p>
-    <w:p>
-      <w:pPr>
-        <w:pStyle w:val="ListParagraph"/>
-        <w:numPr>
-          <w:ilvl w:val="0"/>
-          <w:numId w:val="26"/>
-        </w:numPr>
-        <w:spacing w:after="60" w:before="40"/>
-      </w:pPr>
-      <w:r>
-        <w:t xml:space="preserve">Les </w:t>
-      </w:r>
-      <w:r>
-        <w:rPr>
-          <w:b/>
-          <w:bCs/>
-        </w:rPr>
-        <w:t xml:space="preserve">Crédits affichés sur la page du tome</w:t>
-      </w:r>
-      <w:r>
-        <w:t xml:space="preserve"> : </w:t>
-      </w:r>
-      <w:r>
-        <w:rPr>
-          <w:b/>
-          <w:bCs/>
-        </w:rPr>
-        <w:t xml:space="preserve">Crédit traduction</w:t>
-      </w:r>
-      <w:r>
-        <w:t xml:space="preserve">, </w:t>
-      </w:r>
-      <w:r>
-        <w:rPr>
-          <w:b/>
-          <w:bCs/>
-        </w:rPr>
-        <w:t xml:space="preserve">Crédit relecture</w:t>
-      </w:r>
-      <w:r>
-        <w:t xml:space="preserve">, </w:t>
-      </w:r>
-      <w:r>
-        <w:rPr>
-          <w:b/>
-          <w:bCs/>
-        </w:rPr>
-        <w:t xml:space="preserve">Crédit édition / couverture</w:t>
-      </w:r>
-      <w:r>
-        <w:t xml:space="preserve">.</w:t>
-      </w:r>
-    </w:p>
-    <w:p>
-      <w:pPr>
-        <w:pStyle w:val="ListParagraph"/>
-        <w:numPr>
-          <w:ilvl w:val="0"/>
-          <w:numId w:val="26"/>
-        </w:numPr>
-        <w:spacing w:after="60" w:before="40"/>
-      </w:pPr>
-      <w:r>
-        <w:t xml:space="preserve">Pour la couverture : </w:t>
-      </w:r>
-      <w:r>
-        <w:rPr>
-          <w:b/>
-          <w:bCs/>
-        </w:rPr>
-        <w:t xml:space="preserve">Changer la couverture (facultatif)</w:t>
-      </w:r>
-      <w:r>
-        <w:t xml:space="preserve">. JPG, PNG ou WebP, au format portrait de préférence. Sans couverture propre, celle de l'œuvre est affichée.</w:t>
-      </w:r>
-    </w:p>
-    <w:p>
-      <w:pPr>
-        <w:pStyle w:val="ListParagraph"/>
-        <w:numPr>
-          <w:ilvl w:val="0"/>
-          <w:numId w:val="26"/>
-        </w:numPr>
-        <w:spacing w:after="60" w:before="40"/>
-      </w:pPr>
-      <w:r>
-        <w:t xml:space="preserve">Cliquez sur </w:t>
-      </w:r>
-      <w:r>
-        <w:rPr>
-          <w:b/>
-          <w:bCs/>
-        </w:rPr>
-        <w:t xml:space="preserve">Enregistrer</w:t>
-      </w:r>
-      <w:r>
-        <w:t xml:space="preserve">.</w:t>
-      </w:r>
+        <w:spacing w:after="60" w:before="0"/>
+      </w:pPr>
     </w:p>
     <w:tbl>
       <w:tblPr>
@@ -14163,27 +13366,76 @@
               <w:t xml:space="preserve"> : </w:t>
             </w:r>
             <w:r>
-              <w:t xml:space="preserve">le </w:t>
-            </w:r>
+              <w:t xml:space="preserve">un chapitre n'est pas annoncé sur Discord quand :</w:t>
+            </w:r>
+          </w:p>
+          <w:p>
+            <w:pPr>
+              <w:pStyle w:val="ListParagraph"/>
+              <w:numPr>
+                <w:ilvl w:val="0"/>
+                <w:numId w:val="2"/>
+              </w:numPr>
+              <w:spacing w:after="40" w:before="40"/>
+            </w:pPr>
+            <w:r>
+              <w:t xml:space="preserve">il sort avec son tome (première sortie) : c'est l'annonce du tome qui part ;</w:t>
+            </w:r>
+          </w:p>
+          <w:p>
+            <w:pPr>
+              <w:pStyle w:val="ListParagraph"/>
+              <w:numPr>
+                <w:ilvl w:val="0"/>
+                <w:numId w:val="2"/>
+              </w:numPr>
+              <w:spacing w:after="40" w:before="40"/>
+            </w:pPr>
+            <w:r>
+              <w:t xml:space="preserve">il sort moins de 15 minutes après son tome (sortie groupée) ;</w:t>
+            </w:r>
+          </w:p>
+          <w:p>
+            <w:pPr>
+              <w:pStyle w:val="ListParagraph"/>
+              <w:numPr>
+                <w:ilvl w:val="0"/>
+                <w:numId w:val="2"/>
+              </w:numPr>
+              <w:spacing w:after="40" w:before="40"/>
+            </w:pPr>
             <w:r>
               <w:rPr>
                 <w:b/>
                 <w:bCs/>
               </w:rPr>
-              <w:t xml:space="preserve">Rythme</w:t>
-            </w:r>
-            <w:r>
-              <w:t xml:space="preserve"> (un jour ou « Libre ») reprend l'</w:t>
+              <w:t xml:space="preserve">Annoncer les nouveaux chapitres</w:t>
+            </w:r>
+            <w:r>
+              <w:t xml:space="preserve"> était décochée, ou </w:t>
             </w:r>
             <w:r>
               <w:rPr>
                 <w:b/>
                 <w:bCs/>
               </w:rPr>
-              <w:t xml:space="preserve">Heure de sortie</w:t>
-            </w:r>
-            <w:r>
-              <w:t xml:space="preserve"> : changer l'heure change aussi l'heure des chapitres proposés au rythme. Un tome déjà programmé garde sa date et son heure de publication.</w:t>
+              <w:t xml:space="preserve">Ajout au catalogue</w:t>
+            </w:r>
+            <w:r>
+              <w:t xml:space="preserve"> était cochée (cas d'office pour un tome complet déjà paru) ;</w:t>
+            </w:r>
+          </w:p>
+          <w:p>
+            <w:pPr>
+              <w:pStyle w:val="ListParagraph"/>
+              <w:numPr>
+                <w:ilvl w:val="0"/>
+                <w:numId w:val="2"/>
+              </w:numPr>
+              <w:spacing w:after="40" w:before="40"/>
+            </w:pPr>
+            <w:r>
+              <w:t xml:space="preserve">sa date de publication a plus de 2 jours (chapitre antidaté).</w:t>
             </w:r>
           </w:p>
         </w:tc>
@@ -14191,8 +13443,28 @@
     </w:tbl>
     <w:p>
       <w:pPr>
-        <w:spacing w:after="60" w:before="0"/>
-      </w:pPr>
+        <w:pStyle w:val="Heading1"/>
+      </w:pPr>
+      <w:bookmarkStart w:name="titre-45" w:id="118"/>
+      <w:r>
+        <w:t xml:space="preserve">8 Terminer un tome</w:t>
+      </w:r>
+      <w:bookmarkEnd w:id="118"/>
+    </w:p>
+    <w:p>
+      <w:pPr>
+        <w:pStyle w:val="Heading2"/>
+      </w:pPr>
+      <w:bookmarkStart w:name="titre-46" w:id="119"/>
+      <w:r>
+        <w:t xml:space="preserve">8.1 Terminer un tome avec son dernier envoi</w:t>
+      </w:r>
+      <w:bookmarkEnd w:id="119"/>
+    </w:p>
+    <w:p>
+      <w:r>
+        <w:t xml:space="preserve">C'est la façon normale de terminer un tome en cours : l'annonce « tome complet » part avec les derniers chapitres.</w:t>
+      </w:r>
     </w:p>
     <w:p>
       <w:pPr>
@@ -14203,9 +13475,9 @@
       <w:r>
         <w:drawing>
           <wp:inline distT="0" distB="0" distL="0" distR="0">
-            <wp:extent cx="5715000" cy="4400550"/>
+            <wp:extent cx="4572000" cy="2828925"/>
             <wp:effectExtent t="0" r="0" b="0" l="0"/>
-            <wp:docPr id="42" name="HeureModifier-page.png" descr="« Modifier le tome » : la couverture changée et l'heure de sortie gardée." title="« Modifier le tome » : la couverture changée et l'heure de sortie gardée."/>
+            <wp:docPr id="38" name="Chapitre-complet.png" descr="Les liens de téléchargement et les deux cases qui terminent le tome." title="Les liens de téléchargement et les deux cases qui terminent le tome."/>
             <wp:cNvGraphicFramePr>
               <a:graphicFrameLocks xmlns:a="http://schemas.openxmlformats.org/drawingml/2006/main" noChangeAspect="1"/>
             </wp:cNvGraphicFramePr>
@@ -14219,7 +13491,7 @@
                     </pic:cNvPicPr>
                   </pic:nvPicPr>
                   <pic:blipFill>
-                    <a:blip r:embed="rId25" cstate="none"/>
+                    <a:blip r:embed="rId21" cstate="none"/>
                     <a:srcRect/>
                     <a:stretch>
                       <a:fillRect/>
@@ -14228,7 +13500,7 @@
                   <pic:spPr bwMode="auto">
                     <a:xfrm>
                       <a:off x="0" y="0"/>
-                      <a:ext cx="5715000" cy="4400550"/>
+                      <a:ext cx="4572000" cy="2828925"/>
                     </a:xfrm>
                     <a:prstGeom prst="rect">
                       <a:avLst/>
@@ -14250,110 +13522,337 @@
           <w:b/>
           <w:bCs/>
         </w:rPr>
-        <w:t xml:space="preserve">Figure 15 — </w:t>
-      </w:r>
-      <w:r>
-        <w:t xml:space="preserve">« Modifier le tome » : la couverture changée et l'heure de sortie gardée.</w:t>
-      </w:r>
-    </w:p>
-    <w:p>
-      <w:r>
-        <w:t xml:space="preserve">Le résumé </w:t>
-      </w:r>
-      <w:r>
-        <w:rPr>
-          <w:b/>
-          <w:bCs/>
-        </w:rPr>
-        <w:t xml:space="preserve">Planning</w:t>
-      </w:r>
-      <w:r>
-        <w:t xml:space="preserve"> (étape, avancement) a un lien </w:t>
-      </w:r>
-      <w:r>
-        <w:rPr>
-          <w:b/>
-          <w:bCs/>
-        </w:rPr>
-        <w:t xml:space="preserve">Ouvrir dans le planning</w:t>
-      </w:r>
-      <w:r>
-        <w:t xml:space="preserve">. Tout en bas, </w:t>
-      </w:r>
-      <w:r>
-        <w:rPr>
-          <w:b/>
-          <w:bCs/>
-        </w:rPr>
-        <w:t xml:space="preserve">Édition avancée (administration WordPress)</w:t>
-      </w:r>
-      <w:r>
-        <w:t xml:space="preserve"> ouvre l'ancien écran (rarement utile).</w:t>
+        <w:t xml:space="preserve">Figure 11 — </w:t>
+      </w:r>
+      <w:r>
+        <w:t xml:space="preserve">Les liens de téléchargement et les deux cases qui terminent le tome.</w:t>
+      </w:r>
+    </w:p>
+    <w:p>
+      <w:pPr>
+        <w:pStyle w:val="ListParagraph"/>
+        <w:numPr>
+          <w:ilvl w:val="0"/>
+          <w:numId w:val="23"/>
+        </w:numPr>
+        <w:spacing w:after="60" w:before="40"/>
+      </w:pPr>
+      <w:r>
+        <w:t xml:space="preserve">Ouvrez </w:t>
+      </w:r>
+      <w:r>
+        <w:rPr>
+          <w:b/>
+          <w:bCs/>
+        </w:rPr>
+        <w:t xml:space="preserve">Ajouter des chapitres</w:t>
+      </w:r>
+      <w:r>
+        <w:t xml:space="preserve"> et choisissez le tome.</w:t>
+      </w:r>
+    </w:p>
+    <w:p>
+      <w:pPr>
+        <w:pStyle w:val="ListParagraph"/>
+        <w:numPr>
+          <w:ilvl w:val="0"/>
+          <w:numId w:val="23"/>
+        </w:numPr>
+        <w:spacing w:after="60" w:before="40"/>
+      </w:pPr>
+      <w:r>
+        <w:t xml:space="preserve">Déposez le fichier avec les derniers chapitres (ou le tome entier).</w:t>
+      </w:r>
+    </w:p>
+    <w:p>
+      <w:pPr>
+        <w:pStyle w:val="ListParagraph"/>
+        <w:numPr>
+          <w:ilvl w:val="0"/>
+          <w:numId w:val="23"/>
+        </w:numPr>
+        <w:spacing w:after="60" w:before="40"/>
+      </w:pPr>
+      <w:r>
+        <w:t xml:space="preserve">Collez le </w:t>
+      </w:r>
+      <w:r>
+        <w:rPr>
+          <w:b/>
+          <w:bCs/>
+        </w:rPr>
+        <w:t xml:space="preserve">Lien de téléchargement · PDF</w:t>
+      </w:r>
+      <w:r>
+        <w:t xml:space="preserve"> et le </w:t>
+      </w:r>
+      <w:r>
+        <w:rPr>
+          <w:b/>
+          <w:bCs/>
+        </w:rPr>
+        <w:t xml:space="preserve">Lien de téléchargement · EPUB</w:t>
+      </w:r>
+      <w:r>
+        <w:t xml:space="preserve">.</w:t>
+      </w:r>
+    </w:p>
+    <w:p>
+      <w:pPr>
+        <w:pStyle w:val="ListParagraph"/>
+        <w:numPr>
+          <w:ilvl w:val="0"/>
+          <w:numId w:val="23"/>
+        </w:numPr>
+        <w:spacing w:after="60" w:before="40"/>
+      </w:pPr>
+      <w:r>
+        <w:t xml:space="preserve">Choisissez le moment :</w:t>
+      </w:r>
+    </w:p>
+    <w:p>
+      <w:pPr>
+        <w:pStyle w:val="ListParagraph"/>
+        <w:numPr>
+          <w:ilvl w:val="1"/>
+          <w:numId w:val="2"/>
+        </w:numPr>
+        <w:spacing w:after="40" w:before="0"/>
+      </w:pPr>
+      <w:r>
+        <w:rPr>
+          <w:b/>
+          <w:bCs/>
+        </w:rPr>
+        <w:t xml:space="preserve">Publier les liens avec le dernier chapitre</w:t>
+      </w:r>
+      <w:r>
+        <w:t xml:space="preserve"> : les chapitres sortent selon la sortie choisie (</w:t>
+      </w:r>
+      <w:r>
+        <w:rPr>
+          <w:b/>
+          <w:bCs/>
+        </w:rPr>
+        <w:t xml:space="preserve">Maintenant</w:t>
+      </w:r>
+      <w:r>
+        <w:t xml:space="preserve">, </w:t>
+      </w:r>
+      <w:r>
+        <w:rPr>
+          <w:b/>
+          <w:bCs/>
+        </w:rPr>
+        <w:t xml:space="preserve">Un par un, au rythme</w:t>
+      </w:r>
+      <w:r>
+        <w:t xml:space="preserve"> ou </w:t>
+      </w:r>
+      <w:r>
+        <w:rPr>
+          <w:b/>
+          <w:bCs/>
+        </w:rPr>
+        <w:t xml:space="preserve">À une date</w:t>
+      </w:r>
+      <w:r>
+        <w:t xml:space="preserve">). Le tome passe « Publié » à la sortie du dernier chapitre programmé, ou tout de suite si rien n'est programmé ;</w:t>
+      </w:r>
+    </w:p>
+    <w:p>
+      <w:pPr>
+        <w:pStyle w:val="ListParagraph"/>
+        <w:numPr>
+          <w:ilvl w:val="1"/>
+          <w:numId w:val="2"/>
+        </w:numPr>
+        <w:spacing w:after="40" w:before="0"/>
+      </w:pPr>
+      <w:r>
+        <w:rPr>
+          <w:b/>
+          <w:bCs/>
+        </w:rPr>
+        <w:t xml:space="preserve">Le tome est complet : tout publier maintenant</w:t>
+      </w:r>
+      <w:r>
+        <w:t xml:space="preserve"> : tous les chapitres sortent maintenant, même ceux déjà programmés, et le tome passe « Publié » aussitôt.</w:t>
+      </w:r>
+    </w:p>
+    <w:p>
+      <w:pPr>
+        <w:pStyle w:val="ListParagraph"/>
+        <w:numPr>
+          <w:ilvl w:val="0"/>
+          <w:numId w:val="23"/>
+        </w:numPr>
+        <w:spacing w:after="60" w:before="40"/>
+      </w:pPr>
+      <w:r>
+        <w:t xml:space="preserve">Cliquez sur le bouton d'envoi, puis confirmez.</w:t>
+      </w:r>
+    </w:p>
+    <w:p>
+      <w:r>
+        <w:t xml:space="preserve">Le tome passe « Publié », les liens s'affichent, le planning passe à « Publié », 100 %. L'annonce dit « Le tome 2 de SukaMoka est complet : PDF et EPUB disponibles ».</w:t>
       </w:r>
     </w:p>
     <w:p>
       <w:pPr>
         <w:pStyle w:val="Heading2"/>
       </w:pPr>
-      <w:bookmarkStart w:name="titre-51" w:id="123"/>
-      <w:r>
-        <w:t xml:space="preserve">9.3 Publier, reprogrammer ou retirer un chapitre</w:t>
-      </w:r>
-      <w:bookmarkEnd w:id="123"/>
-    </w:p>
-    <w:p>
-      <w:r>
-        <w:t xml:space="preserve">La liste </w:t>
-      </w:r>
-      <w:r>
-        <w:rPr>
-          <w:b/>
-          <w:bCs/>
-        </w:rPr>
-        <w:t xml:space="preserve">Chapitres</w:t>
-      </w:r>
-      <w:r>
-        <w:t xml:space="preserve"> de la fiche montre chaque chapitre avec son état : </w:t>
-      </w:r>
-      <w:r>
-        <w:rPr>
-          <w:b/>
-          <w:bCs/>
-        </w:rPr>
-        <w:t xml:space="preserve">En ligne</w:t>
-      </w:r>
-      <w:r>
-        <w:t xml:space="preserve">, </w:t>
-      </w:r>
-      <w:r>
-        <w:rPr>
-          <w:b/>
-          <w:bCs/>
-        </w:rPr>
-        <w:t xml:space="preserve">Programmé</w:t>
-      </w:r>
-      <w:r>
-        <w:t xml:space="preserve"> ou </w:t>
-      </w:r>
-      <w:r>
-        <w:rPr>
-          <w:b/>
-          <w:bCs/>
-        </w:rPr>
-        <w:t xml:space="preserve">Brouillon</w:t>
-      </w:r>
-      <w:r>
-        <w:t xml:space="preserve">. Une ligne </w:t>
-      </w:r>
-      <w:r>
-        <w:rPr>
-          <w:b/>
-          <w:bCs/>
-        </w:rPr>
-        <w:t xml:space="preserve">À venir</w:t>
-      </w:r>
-      <w:r>
-        <w:t xml:space="preserve"> compte les chapitres prévus pas encore déposés.</w:t>
+      <w:bookmarkStart w:name="titre-47" w:id="120"/>
+      <w:r>
+        <w:t xml:space="preserve">8.2 Passer un tome à « Publié » depuis sa fiche</w:t>
+      </w:r>
+      <w:bookmarkEnd w:id="120"/>
+    </w:p>
+    <w:p>
+      <w:r>
+        <w:t xml:space="preserve">Tous les chapitres sont déjà en ligne et il ne manque que les liens ?</w:t>
+      </w:r>
+    </w:p>
+    <w:p>
+      <w:pPr>
+        <w:pStyle w:val="ListParagraph"/>
+        <w:numPr>
+          <w:ilvl w:val="0"/>
+          <w:numId w:val="24"/>
+        </w:numPr>
+        <w:spacing w:after="60" w:before="40"/>
+      </w:pPr>
+      <w:r>
+        <w:rPr>
+          <w:b/>
+          <w:bCs/>
+        </w:rPr>
+        <w:t xml:space="preserve">Tous les tomes</w:t>
+      </w:r>
+      <w:r>
+        <w:t xml:space="preserve">, puis </w:t>
+      </w:r>
+      <w:r>
+        <w:rPr>
+          <w:b/>
+          <w:bCs/>
+        </w:rPr>
+        <w:t xml:space="preserve">Modifier</w:t>
+      </w:r>
+      <w:r>
+        <w:t xml:space="preserve"> sur la ligne du tome.</w:t>
+      </w:r>
+    </w:p>
+    <w:p>
+      <w:pPr>
+        <w:pStyle w:val="ListParagraph"/>
+        <w:numPr>
+          <w:ilvl w:val="0"/>
+          <w:numId w:val="24"/>
+        </w:numPr>
+        <w:spacing w:after="60" w:before="40"/>
+      </w:pPr>
+      <w:r>
+        <w:t xml:space="preserve">Dans l'encadré </w:t>
+      </w:r>
+      <w:r>
+        <w:rPr>
+          <w:b/>
+          <w:bCs/>
+        </w:rPr>
+        <w:t xml:space="preserve">État du tome</w:t>
+      </w:r>
+      <w:r>
+        <w:t xml:space="preserve">, choisissez </w:t>
+      </w:r>
+      <w:r>
+        <w:rPr>
+          <w:b/>
+          <w:bCs/>
+        </w:rPr>
+        <w:t xml:space="preserve">Publié</w:t>
+      </w:r>
+      <w:r>
+        <w:t xml:space="preserve">.</w:t>
+      </w:r>
+    </w:p>
+    <w:p>
+      <w:pPr>
+        <w:pStyle w:val="ListParagraph"/>
+        <w:numPr>
+          <w:ilvl w:val="0"/>
+          <w:numId w:val="24"/>
+        </w:numPr>
+        <w:spacing w:after="60" w:before="40"/>
+      </w:pPr>
+      <w:r>
+        <w:t xml:space="preserve">Collez le </w:t>
+      </w:r>
+      <w:r>
+        <w:rPr>
+          <w:b/>
+          <w:bCs/>
+        </w:rPr>
+        <w:t xml:space="preserve">Lien PDF</w:t>
+      </w:r>
+      <w:r>
+        <w:t xml:space="preserve"> et le </w:t>
+      </w:r>
+      <w:r>
+        <w:rPr>
+          <w:b/>
+          <w:bCs/>
+        </w:rPr>
+        <w:t xml:space="preserve">Lien EPUB</w:t>
+      </w:r>
+      <w:r>
+        <w:t xml:space="preserve">.</w:t>
+      </w:r>
+    </w:p>
+    <w:p>
+      <w:pPr>
+        <w:pStyle w:val="ListParagraph"/>
+        <w:numPr>
+          <w:ilvl w:val="0"/>
+          <w:numId w:val="24"/>
+        </w:numPr>
+        <w:spacing w:after="60" w:before="40"/>
+      </w:pPr>
+      <w:r>
+        <w:t xml:space="preserve">Cochez </w:t>
+      </w:r>
+      <w:r>
+        <w:rPr>
+          <w:b/>
+          <w:bCs/>
+        </w:rPr>
+        <w:t xml:space="preserve">Annoncer « Le tome N est complet »</w:t>
+      </w:r>
+      <w:r>
+        <w:t xml:space="preserve"> si vous voulez prévenir les lecteurs (décochée par défaut).</w:t>
+      </w:r>
+    </w:p>
+    <w:p>
+      <w:pPr>
+        <w:pStyle w:val="ListParagraph"/>
+        <w:numPr>
+          <w:ilvl w:val="0"/>
+          <w:numId w:val="24"/>
+        </w:numPr>
+        <w:spacing w:after="60" w:before="40"/>
+      </w:pPr>
+      <w:r>
+        <w:t xml:space="preserve">Cliquez sur </w:t>
+      </w:r>
+      <w:r>
+        <w:rPr>
+          <w:b/>
+          <w:bCs/>
+        </w:rPr>
+        <w:t xml:space="preserve">Enregistrer</w:t>
+      </w:r>
+      <w:r>
+        <w:t xml:space="preserve">, puis confirmez si le site le demande.</w:t>
       </w:r>
     </w:p>
     <w:p>
@@ -14365,9 +13864,9 @@
       <w:r>
         <w:drawing>
           <wp:inline distT="0" distB="0" distL="0" distR="0">
-            <wp:extent cx="4572000" cy="2695575"/>
+            <wp:extent cx="4572000" cy="2286000"/>
             <wp:effectExtent t="0" r="0" b="0" l="0"/>
-            <wp:docPr id="43" name="TomeEnCours-chapitres.png" descr="La liste des chapitres d'un tome en cours." title="La liste des chapitres d'un tome en cours."/>
+            <wp:docPr id="39" name="EtatTome-etats.png" descr="L'encadré « État du tome » de la fiche du tome." title="L'encadré « État du tome » de la fiche du tome."/>
             <wp:cNvGraphicFramePr>
               <a:graphicFrameLocks xmlns:a="http://schemas.openxmlformats.org/drawingml/2006/main" noChangeAspect="1"/>
             </wp:cNvGraphicFramePr>
@@ -14381,7 +13880,7 @@
                     </pic:cNvPicPr>
                   </pic:nvPicPr>
                   <pic:blipFill>
-                    <a:blip r:embed="rId26" cstate="none"/>
+                    <a:blip r:embed="rId22" cstate="none"/>
                     <a:srcRect/>
                     <a:stretch>
                       <a:fillRect/>
@@ -14390,7 +13889,7 @@
                   <pic:spPr bwMode="auto">
                     <a:xfrm>
                       <a:off x="0" y="0"/>
-                      <a:ext cx="4572000" cy="2695575"/>
+                      <a:ext cx="4572000" cy="2286000"/>
                     </a:xfrm>
                     <a:prstGeom prst="rect">
                       <a:avLst/>
@@ -14412,110 +13911,10 @@
           <w:b/>
           <w:bCs/>
         </w:rPr>
-        <w:t xml:space="preserve">Figure 16 — </w:t>
-      </w:r>
-      <w:r>
-        <w:t xml:space="preserve">La liste des chapitres d'un tome en cours.</w:t>
-      </w:r>
-    </w:p>
-    <w:p>
-      <w:pPr>
-        <w:pStyle w:val="ListParagraph"/>
-        <w:numPr>
-          <w:ilvl w:val="0"/>
-          <w:numId w:val="2"/>
-        </w:numPr>
-        <w:spacing w:after="60" w:before="0"/>
-      </w:pPr>
-      <w:r>
-        <w:rPr>
-          <w:b/>
-          <w:bCs/>
-        </w:rPr>
-        <w:t xml:space="preserve">Publier maintenant</w:t>
-      </w:r>
-      <w:r>
-        <w:t xml:space="preserve"> (chapitre programmé ou brouillon) : le chapitre sort tout de suite.</w:t>
-      </w:r>
-    </w:p>
-    <w:p>
-      <w:pPr>
-        <w:pStyle w:val="ListParagraph"/>
-        <w:numPr>
-          <w:ilvl w:val="0"/>
-          <w:numId w:val="2"/>
-        </w:numPr>
-        <w:spacing w:after="60" w:before="0"/>
-      </w:pPr>
-      <w:r>
-        <w:rPr>
-          <w:b/>
-          <w:bCs/>
-        </w:rPr>
-        <w:t xml:space="preserve">Changer la date</w:t>
-      </w:r>
-      <w:r>
-        <w:t xml:space="preserve"> (chapitre programmé ou brouillon) : choisissez la date et l'heure, puis cliquez sur le bouton. La date proposée suit le rythme du tome.</w:t>
-      </w:r>
-    </w:p>
-    <w:p>
-      <w:pPr>
-        <w:pStyle w:val="ListParagraph"/>
-        <w:numPr>
-          <w:ilvl w:val="0"/>
-          <w:numId w:val="2"/>
-        </w:numPr>
-        <w:spacing w:after="60" w:before="0"/>
-      </w:pPr>
-      <w:r>
-        <w:rPr>
-          <w:b/>
-          <w:bCs/>
-        </w:rPr>
-        <w:t xml:space="preserve">Retirer</w:t>
-      </w:r>
-      <w:r>
-        <w:t xml:space="preserve"> (chapitre en ligne ou programmé) : une question demande confirmation, cliquez sur </w:t>
-      </w:r>
-      <w:r>
-        <w:rPr>
-          <w:b/>
-          <w:bCs/>
-        </w:rPr>
-        <w:t xml:space="preserve">Oui, retirer</w:t>
-      </w:r>
-      <w:r>
-        <w:t xml:space="preserve">. Le chapitre repasse en brouillon. Son adresse et ses commentaires sont gardés. Rien n'est annoncé.</w:t>
-      </w:r>
-    </w:p>
-    <w:p>
-      <w:pPr>
-        <w:pStyle w:val="ListParagraph"/>
-        <w:numPr>
-          <w:ilvl w:val="0"/>
-          <w:numId w:val="2"/>
-        </w:numPr>
-        <w:spacing w:after="60" w:before="0"/>
-      </w:pPr>
-      <w:r>
-        <w:rPr>
-          <w:b/>
-          <w:bCs/>
-        </w:rPr>
-        <w:t xml:space="preserve">Voir</w:t>
-      </w:r>
-      <w:r>
-        <w:t xml:space="preserve"> (en ligne) ou </w:t>
-      </w:r>
-      <w:r>
-        <w:rPr>
-          <w:b/>
-          <w:bCs/>
-        </w:rPr>
-        <w:t xml:space="preserve">Aperçu</w:t>
-      </w:r>
-      <w:r>
-        <w:t xml:space="preserve"> (pas encore en ligne) : ouvre le chapitre.</w:t>
+        <w:t xml:space="preserve">Figure 12 — </w:t>
+      </w:r>
+      <w:r>
+        <w:t xml:space="preserve">L'encadré « État du tome » de la fiche du tome.</w:t>
       </w:r>
     </w:p>
     <w:tbl>
@@ -14570,17 +13969,7 @@
               <w:t xml:space="preserve"> : </w:t>
             </w:r>
             <w:r>
-              <w:t xml:space="preserve">la première sortie d'un tome passe toujours par </w:t>
-            </w:r>
-            <w:r>
-              <w:rPr>
-                <w:b/>
-                <w:bCs/>
-              </w:rPr>
-              <w:t xml:space="preserve">Ajouter des chapitres</w:t>
-            </w:r>
-            <w:r>
-              <w:t xml:space="preserve">, pour que l'annonce parte. Les boutons de cette liste servent ensuite.</w:t>
+              <w:t xml:space="preserve">sans la case d'annonce, rien n'est annoncé : ni article, ni Discord, ni e-mail. Voir aussi le chapitre « Nouveau (version 2.1.5) : l'état des tomes et des œuvres ».</w:t>
             </w:r>
           </w:p>
         </w:tc>
@@ -14588,13 +13977,1100 @@
     </w:tbl>
     <w:p>
       <w:pPr>
+        <w:pStyle w:val="Heading2"/>
+      </w:pPr>
+      <w:bookmarkStart w:name="titre-48" w:id="121"/>
+      <w:r>
+        <w:t xml:space="preserve">8.3 Remplacer un lien PDF ou EPUB mort</w:t>
+      </w:r>
+      <w:bookmarkEnd w:id="121"/>
+    </w:p>
+    <w:p>
+      <w:pPr>
+        <w:pStyle w:val="ListParagraph"/>
+        <w:numPr>
+          <w:ilvl w:val="0"/>
+          <w:numId w:val="25"/>
+        </w:numPr>
+        <w:spacing w:after="60" w:before="40"/>
+      </w:pPr>
+      <w:r>
+        <w:rPr>
+          <w:b/>
+          <w:bCs/>
+        </w:rPr>
+        <w:t xml:space="preserve">Tous les tomes</w:t>
+      </w:r>
+      <w:r>
+        <w:t xml:space="preserve">, puis </w:t>
+      </w:r>
+      <w:r>
+        <w:rPr>
+          <w:b/>
+          <w:bCs/>
+        </w:rPr>
+        <w:t xml:space="preserve">Modifier</w:t>
+      </w:r>
+      <w:r>
+        <w:t xml:space="preserve"> sur la ligne du tome.</w:t>
+      </w:r>
+    </w:p>
+    <w:p>
+      <w:pPr>
+        <w:pStyle w:val="ListParagraph"/>
+        <w:numPr>
+          <w:ilvl w:val="0"/>
+          <w:numId w:val="25"/>
+        </w:numPr>
+        <w:spacing w:after="60" w:before="40"/>
+      </w:pPr>
+      <w:r>
+        <w:t xml:space="preserve">Dans l'encadré </w:t>
+      </w:r>
+      <w:r>
+        <w:rPr>
+          <w:b/>
+          <w:bCs/>
+        </w:rPr>
+        <w:t xml:space="preserve">État du tome</w:t>
+      </w:r>
+      <w:r>
+        <w:t xml:space="preserve">, sous </w:t>
+      </w:r>
+      <w:r>
+        <w:rPr>
+          <w:b/>
+          <w:bCs/>
+        </w:rPr>
+        <w:t xml:space="preserve">Publié</w:t>
+      </w:r>
+      <w:r>
+        <w:t xml:space="preserve">, remplacez le lien.</w:t>
+      </w:r>
+    </w:p>
+    <w:p>
+      <w:pPr>
+        <w:pStyle w:val="ListParagraph"/>
+        <w:numPr>
+          <w:ilvl w:val="0"/>
+          <w:numId w:val="25"/>
+        </w:numPr>
+        <w:spacing w:after="60" w:before="40"/>
+      </w:pPr>
+      <w:r>
+        <w:t xml:space="preserve">Cliquez sur </w:t>
+      </w:r>
+      <w:r>
+        <w:rPr>
+          <w:b/>
+          <w:bCs/>
+        </w:rPr>
+        <w:t xml:space="preserve">Enregistrer</w:t>
+      </w:r>
+      <w:r>
+        <w:t xml:space="preserve">.</w:t>
+      </w:r>
+    </w:p>
+    <w:p>
+      <w:pPr>
         <w:pStyle w:val="Heading1"/>
       </w:pPr>
-      <w:bookmarkStart w:name="titre-52" w:id="124"/>
+      <w:bookmarkStart w:name="titre-49" w:id="122"/>
+      <w:r>
+        <w:t xml:space="preserve">9 Modifier un tome</w:t>
+      </w:r>
+      <w:bookmarkEnd w:id="122"/>
+    </w:p>
+    <w:p>
+      <w:r>
+        <w:t xml:space="preserve">Réservé aux éditeurs et aux gérants. La fiche d'un tome s'ouvre dans l'espace équipe, sans passer par l'administration WordPress.</w:t>
+      </w:r>
+    </w:p>
+    <w:p>
+      <w:pPr>
+        <w:pStyle w:val="Heading2"/>
+      </w:pPr>
+      <w:bookmarkStart w:name="titre-50" w:id="123"/>
+      <w:r>
+        <w:t xml:space="preserve">9.1 Trouver un tome</w:t>
+      </w:r>
+      <w:bookmarkEnd w:id="123"/>
+    </w:p>
+    <w:p>
+      <w:pPr>
+        <w:keepNext/>
+        <w:spacing w:after="60" w:before="160"/>
+        <w:jc w:val="center"/>
+      </w:pPr>
+      <w:r>
+        <w:drawing>
+          <wp:inline distT="0" distB="0" distL="0" distR="0">
+            <wp:extent cx="5715000" cy="4314825"/>
+            <wp:effectExtent t="0" r="0" b="0" l="0"/>
+            <wp:docPr id="40" name="TousLesTomes-contenu.png" descr="« Tous les tomes » : chaque tome avec sa parution et ses boutons." title="« Tous les tomes » : chaque tome avec sa parution et ses boutons."/>
+            <wp:cNvGraphicFramePr>
+              <a:graphicFrameLocks xmlns:a="http://schemas.openxmlformats.org/drawingml/2006/main" noChangeAspect="1"/>
+            </wp:cNvGraphicFramePr>
+            <a:graphic xmlns:a="http://schemas.openxmlformats.org/drawingml/2006/main">
+              <a:graphicData uri="http://schemas.openxmlformats.org/drawingml/2006/picture">
+                <pic:pic xmlns:pic="http://schemas.openxmlformats.org/drawingml/2006/picture">
+                  <pic:nvPicPr>
+                    <pic:cNvPr id="0" name="" descr=""/>
+                    <pic:cNvPicPr>
+                      <a:picLocks noChangeAspect="1" noChangeArrowheads="1"/>
+                    </pic:cNvPicPr>
+                  </pic:nvPicPr>
+                  <pic:blipFill>
+                    <a:blip r:embed="rId23" cstate="none"/>
+                    <a:srcRect/>
+                    <a:stretch>
+                      <a:fillRect/>
+                    </a:stretch>
+                  </pic:blipFill>
+                  <pic:spPr bwMode="auto">
+                    <a:xfrm>
+                      <a:off x="0" y="0"/>
+                      <a:ext cx="5715000" cy="4314825"/>
+                    </a:xfrm>
+                    <a:prstGeom prst="rect">
+                      <a:avLst/>
+                    </a:prstGeom>
+                  </pic:spPr>
+                </pic:pic>
+              </a:graphicData>
+            </a:graphic>
+          </wp:inline>
+        </w:drawing>
+      </w:r>
+    </w:p>
+    <w:p>
+      <w:pPr>
+        <w:pStyle w:val="Legende"/>
+      </w:pPr>
+      <w:r>
+        <w:rPr>
+          <w:b/>
+          <w:bCs/>
+        </w:rPr>
+        <w:t xml:space="preserve">Figure 13 — </w:t>
+      </w:r>
+      <w:r>
+        <w:t xml:space="preserve">« Tous les tomes » : chaque tome avec sa parution et ses boutons.</w:t>
+      </w:r>
+    </w:p>
+    <w:p>
+      <w:pPr>
+        <w:pStyle w:val="ListParagraph"/>
+        <w:numPr>
+          <w:ilvl w:val="0"/>
+          <w:numId w:val="26"/>
+        </w:numPr>
+        <w:spacing w:after="60" w:before="40"/>
+      </w:pPr>
+      <w:r>
+        <w:t xml:space="preserve">Dans le menu, ouvrez </w:t>
+      </w:r>
+      <w:r>
+        <w:rPr>
+          <w:b/>
+          <w:bCs/>
+        </w:rPr>
+        <w:t xml:space="preserve">Catalogue</w:t>
+      </w:r>
+      <w:r>
+        <w:t xml:space="preserve">, puis </w:t>
+      </w:r>
+      <w:r>
+        <w:rPr>
+          <w:b/>
+          <w:bCs/>
+        </w:rPr>
+        <w:t xml:space="preserve">Tous les tomes</w:t>
+      </w:r>
+      <w:r>
+        <w:t xml:space="preserve">. Les tomes publiés y sont aussi.</w:t>
+      </w:r>
+    </w:p>
+    <w:p>
+      <w:pPr>
+        <w:pStyle w:val="ListParagraph"/>
+        <w:numPr>
+          <w:ilvl w:val="0"/>
+          <w:numId w:val="26"/>
+        </w:numPr>
+        <w:spacing w:after="60" w:before="40"/>
+      </w:pPr>
+      <w:r>
+        <w:t xml:space="preserve">Filtrez par </w:t>
+      </w:r>
+      <w:r>
+        <w:rPr>
+          <w:b/>
+          <w:bCs/>
+        </w:rPr>
+        <w:t xml:space="preserve">Œuvre</w:t>
+      </w:r>
+      <w:r>
+        <w:t xml:space="preserve">, par </w:t>
+      </w:r>
+      <w:r>
+        <w:rPr>
+          <w:b/>
+          <w:bCs/>
+        </w:rPr>
+        <w:t xml:space="preserve">Statut</w:t>
+      </w:r>
+      <w:r>
+        <w:t xml:space="preserve"> (À paraître, En cours, Complets, Programmés, Brouillons) ou tapez une partie du titre dans </w:t>
+      </w:r>
+      <w:r>
+        <w:rPr>
+          <w:b/>
+          <w:bCs/>
+        </w:rPr>
+        <w:t xml:space="preserve">Titre contient</w:t>
+      </w:r>
+      <w:r>
+        <w:t xml:space="preserve">, puis </w:t>
+      </w:r>
+      <w:r>
+        <w:rPr>
+          <w:b/>
+          <w:bCs/>
+        </w:rPr>
+        <w:t xml:space="preserve">Filtrer</w:t>
+      </w:r>
+      <w:r>
+        <w:t xml:space="preserve">.</w:t>
+      </w:r>
+    </w:p>
+    <w:p>
+      <w:pPr>
+        <w:pStyle w:val="ListParagraph"/>
+        <w:numPr>
+          <w:ilvl w:val="0"/>
+          <w:numId w:val="26"/>
+        </w:numPr>
+        <w:spacing w:after="60" w:before="40"/>
+      </w:pPr>
+      <w:r>
+        <w:t xml:space="preserve">Sur la ligne du tome :</w:t>
+      </w:r>
+    </w:p>
+    <w:p>
+      <w:pPr>
+        <w:pStyle w:val="ListParagraph"/>
+        <w:numPr>
+          <w:ilvl w:val="1"/>
+          <w:numId w:val="2"/>
+        </w:numPr>
+        <w:spacing w:after="40" w:before="0"/>
+      </w:pPr>
+      <w:r>
+        <w:rPr>
+          <w:b/>
+          <w:bCs/>
+        </w:rPr>
+        <w:t xml:space="preserve">Ajouter des chapitres</w:t>
+      </w:r>
+      <w:r>
+        <w:t xml:space="preserve"> ouvre le formulaire avec ce tome ;</w:t>
+      </w:r>
+    </w:p>
+    <w:p>
+      <w:pPr>
+        <w:pStyle w:val="ListParagraph"/>
+        <w:numPr>
+          <w:ilvl w:val="1"/>
+          <w:numId w:val="2"/>
+        </w:numPr>
+        <w:spacing w:after="40" w:before="0"/>
+      </w:pPr>
+      <w:r>
+        <w:rPr>
+          <w:b/>
+          <w:bCs/>
+        </w:rPr>
+        <w:t xml:space="preserve">Voir</w:t>
+      </w:r>
+      <w:r>
+        <w:t xml:space="preserve"> ouvre la page publique ;</w:t>
+      </w:r>
+    </w:p>
+    <w:p>
+      <w:pPr>
+        <w:pStyle w:val="ListParagraph"/>
+        <w:numPr>
+          <w:ilvl w:val="1"/>
+          <w:numId w:val="2"/>
+        </w:numPr>
+        <w:spacing w:after="40" w:before="0"/>
+      </w:pPr>
+      <w:r>
+        <w:rPr>
+          <w:b/>
+          <w:bCs/>
+        </w:rPr>
+        <w:t xml:space="preserve">Modifier</w:t>
+      </w:r>
+      <w:r>
+        <w:t xml:space="preserve"> ouvre la fiche du tome.</w:t>
+      </w:r>
+    </w:p>
+    <w:p>
+      <w:pPr>
+        <w:pStyle w:val="Heading2"/>
+      </w:pPr>
+      <w:bookmarkStart w:name="titre-51" w:id="124"/>
+      <w:r>
+        <w:t xml:space="preserve">9.2 Modifier les informations d'un tome</w:t>
+      </w:r>
+      <w:bookmarkEnd w:id="124"/>
+    </w:p>
+    <w:p>
+      <w:pPr>
+        <w:keepNext/>
+        <w:spacing w:after="60" w:before="160"/>
+        <w:jc w:val="center"/>
+      </w:pPr>
+      <w:r>
+        <w:drawing>
+          <wp:inline distT="0" distB="0" distL="0" distR="0">
+            <wp:extent cx="5715000" cy="5448300"/>
+            <wp:effectExtent t="0" r="0" b="0" l="0"/>
+            <wp:docPr id="41" name="TomeEnCours-contenu.png" descr="La fiche « Modifier le tome » : informations, chapitres, couverture, tome complet et planning." title="La fiche « Modifier le tome » : informations, chapitres, couverture, tome complet et planning."/>
+            <wp:cNvGraphicFramePr>
+              <a:graphicFrameLocks xmlns:a="http://schemas.openxmlformats.org/drawingml/2006/main" noChangeAspect="1"/>
+            </wp:cNvGraphicFramePr>
+            <a:graphic xmlns:a="http://schemas.openxmlformats.org/drawingml/2006/main">
+              <a:graphicData uri="http://schemas.openxmlformats.org/drawingml/2006/picture">
+                <pic:pic xmlns:pic="http://schemas.openxmlformats.org/drawingml/2006/picture">
+                  <pic:nvPicPr>
+                    <pic:cNvPr id="0" name="" descr=""/>
+                    <pic:cNvPicPr>
+                      <a:picLocks noChangeAspect="1" noChangeArrowheads="1"/>
+                    </pic:cNvPicPr>
+                  </pic:nvPicPr>
+                  <pic:blipFill>
+                    <a:blip r:embed="rId24" cstate="none"/>
+                    <a:srcRect/>
+                    <a:stretch>
+                      <a:fillRect/>
+                    </a:stretch>
+                  </pic:blipFill>
+                  <pic:spPr bwMode="auto">
+                    <a:xfrm>
+                      <a:off x="0" y="0"/>
+                      <a:ext cx="5715000" cy="5448300"/>
+                    </a:xfrm>
+                    <a:prstGeom prst="rect">
+                      <a:avLst/>
+                    </a:prstGeom>
+                  </pic:spPr>
+                </pic:pic>
+              </a:graphicData>
+            </a:graphic>
+          </wp:inline>
+        </w:drawing>
+      </w:r>
+    </w:p>
+    <w:p>
+      <w:pPr>
+        <w:pStyle w:val="Legende"/>
+      </w:pPr>
+      <w:r>
+        <w:rPr>
+          <w:b/>
+          <w:bCs/>
+        </w:rPr>
+        <w:t xml:space="preserve">Figure 14 — </w:t>
+      </w:r>
+      <w:r>
+        <w:t xml:space="preserve">La fiche « Modifier le tome » : informations, chapitres, couverture, tome complet et planning.</w:t>
+      </w:r>
+    </w:p>
+    <w:p>
+      <w:pPr>
+        <w:pStyle w:val="ListParagraph"/>
+        <w:numPr>
+          <w:ilvl w:val="0"/>
+          <w:numId w:val="27"/>
+        </w:numPr>
+        <w:spacing w:after="60" w:before="40"/>
+      </w:pPr>
+      <w:r>
+        <w:t xml:space="preserve">Ouvrez la fiche du tome (</w:t>
+      </w:r>
+      <w:r>
+        <w:rPr>
+          <w:b/>
+          <w:bCs/>
+        </w:rPr>
+        <w:t xml:space="preserve">Modifier</w:t>
+      </w:r>
+      <w:r>
+        <w:t xml:space="preserve">).</w:t>
+      </w:r>
+    </w:p>
+    <w:p>
+      <w:pPr>
+        <w:pStyle w:val="ListParagraph"/>
+        <w:numPr>
+          <w:ilvl w:val="0"/>
+          <w:numId w:val="27"/>
+        </w:numPr>
+        <w:spacing w:after="60" w:before="40"/>
+      </w:pPr>
+      <w:r>
+        <w:t xml:space="preserve">Changez ce qu'il faut : œuvre, nature, numéro, titre, responsables, </w:t>
+      </w:r>
+      <w:r>
+        <w:rPr>
+          <w:b/>
+          <w:bCs/>
+        </w:rPr>
+        <w:t xml:space="preserve">Chapitres prévus</w:t>
+      </w:r>
+      <w:r>
+        <w:t xml:space="preserve">, </w:t>
+      </w:r>
+      <w:r>
+        <w:rPr>
+          <w:b/>
+          <w:bCs/>
+        </w:rPr>
+        <w:t xml:space="preserve">Rythme</w:t>
+      </w:r>
+      <w:r>
+        <w:t xml:space="preserve">. Ces deux derniers champs sont dans la section </w:t>
+      </w:r>
+      <w:r>
+        <w:rPr>
+          <w:b/>
+          <w:bCs/>
+        </w:rPr>
+        <w:t xml:space="preserve">Le tome</w:t>
+      </w:r>
+      <w:r>
+        <w:t xml:space="preserve"> : ils se corrigent quel que soit l'état du tome (par exemple 6 prévus, mais le DOCX donne 15 chapitres).</w:t>
+      </w:r>
+    </w:p>
+    <w:p>
+      <w:pPr>
+        <w:pStyle w:val="ListParagraph"/>
+        <w:numPr>
+          <w:ilvl w:val="0"/>
+          <w:numId w:val="27"/>
+        </w:numPr>
+        <w:spacing w:after="60" w:before="40"/>
+      </w:pPr>
+      <w:r>
+        <w:t xml:space="preserve">Pour la sortie : </w:t>
+      </w:r>
+      <w:r>
+        <w:rPr>
+          <w:b/>
+          <w:bCs/>
+        </w:rPr>
+        <w:t xml:space="preserve">Date cible du tome</w:t>
+      </w:r>
+      <w:r>
+        <w:t xml:space="preserve"> et, à côté, </w:t>
+      </w:r>
+      <w:r>
+        <w:rPr>
+          <w:b/>
+          <w:bCs/>
+        </w:rPr>
+        <w:t xml:space="preserve">Heure de sortie</w:t>
+      </w:r>
+      <w:r>
+        <w:t xml:space="preserve">. Laissez l'heure vide si elle n'est pas encore connue.</w:t>
+      </w:r>
+    </w:p>
+    <w:p>
+      <w:pPr>
+        <w:pStyle w:val="ListParagraph"/>
+        <w:numPr>
+          <w:ilvl w:val="0"/>
+          <w:numId w:val="27"/>
+        </w:numPr>
+        <w:spacing w:after="60" w:before="40"/>
+      </w:pPr>
+      <w:r>
+        <w:t xml:space="preserve">Les </w:t>
+      </w:r>
+      <w:r>
+        <w:rPr>
+          <w:b/>
+          <w:bCs/>
+        </w:rPr>
+        <w:t xml:space="preserve">Crédits affichés sur la page du tome</w:t>
+      </w:r>
+      <w:r>
+        <w:t xml:space="preserve"> : </w:t>
+      </w:r>
+      <w:r>
+        <w:rPr>
+          <w:b/>
+          <w:bCs/>
+        </w:rPr>
+        <w:t xml:space="preserve">Crédit traduction</w:t>
+      </w:r>
+      <w:r>
+        <w:t xml:space="preserve">, </w:t>
+      </w:r>
+      <w:r>
+        <w:rPr>
+          <w:b/>
+          <w:bCs/>
+        </w:rPr>
+        <w:t xml:space="preserve">Crédit relecture</w:t>
+      </w:r>
+      <w:r>
+        <w:t xml:space="preserve">, </w:t>
+      </w:r>
+      <w:r>
+        <w:rPr>
+          <w:b/>
+          <w:bCs/>
+        </w:rPr>
+        <w:t xml:space="preserve">Crédit édition / couverture</w:t>
+      </w:r>
+      <w:r>
+        <w:t xml:space="preserve">.</w:t>
+      </w:r>
+    </w:p>
+    <w:p>
+      <w:pPr>
+        <w:pStyle w:val="ListParagraph"/>
+        <w:numPr>
+          <w:ilvl w:val="0"/>
+          <w:numId w:val="27"/>
+        </w:numPr>
+        <w:spacing w:after="60" w:before="40"/>
+      </w:pPr>
+      <w:r>
+        <w:t xml:space="preserve">Pour la couverture : </w:t>
+      </w:r>
+      <w:r>
+        <w:rPr>
+          <w:b/>
+          <w:bCs/>
+        </w:rPr>
+        <w:t xml:space="preserve">Changer la couverture (facultatif)</w:t>
+      </w:r>
+      <w:r>
+        <w:t xml:space="preserve">. JPG, PNG ou WebP, au format portrait de préférence. Sans couverture propre, celle de l'œuvre est affichée.</w:t>
+      </w:r>
+    </w:p>
+    <w:p>
+      <w:pPr>
+        <w:pStyle w:val="ListParagraph"/>
+        <w:numPr>
+          <w:ilvl w:val="0"/>
+          <w:numId w:val="27"/>
+        </w:numPr>
+        <w:spacing w:after="60" w:before="40"/>
+      </w:pPr>
+      <w:r>
+        <w:t xml:space="preserve">Cliquez sur </w:t>
+      </w:r>
+      <w:r>
+        <w:rPr>
+          <w:b/>
+          <w:bCs/>
+        </w:rPr>
+        <w:t xml:space="preserve">Enregistrer</w:t>
+      </w:r>
+      <w:r>
+        <w:t xml:space="preserve">.</w:t>
+      </w:r>
+    </w:p>
+    <w:tbl>
+      <w:tblPr>
+        <w:tblW w:type="dxa" w:w="9026"/>
+        <w:tblBorders>
+          <w:top w:val="single" w:color="auto" w:sz="4"/>
+          <w:left w:val="single" w:color="auto" w:sz="4"/>
+          <w:bottom w:val="single" w:color="auto" w:sz="4"/>
+          <w:right w:val="single" w:color="auto" w:sz="4"/>
+          <w:insideH w:val="single" w:color="auto" w:sz="4"/>
+          <w:insideV w:val="single" w:color="auto" w:sz="4"/>
+        </w:tblBorders>
+      </w:tblPr>
+      <w:tblGrid>
+        <w:gridCol w:w="9026"/>
+      </w:tblGrid>
+      <w:tr>
+        <w:trPr>
+          <w:cantSplit/>
+        </w:trPr>
+        <w:tc>
+          <w:tcPr>
+            <w:tcW w:type="dxa" w:w="9026"/>
+            <w:tcBorders>
+              <w:top w:val="none" w:color="FFFFFF" w:sz="0"/>
+              <w:left w:val="single" w:color="7A4FB0" w:sz="24"/>
+              <w:bottom w:val="none" w:color="FFFFFF" w:sz="0"/>
+              <w:right w:val="none" w:color="FFFFFF" w:sz="0"/>
+            </w:tcBorders>
+            <w:shd w:fill="F1ECFA" w:color="auto" w:val="clear"/>
+            <w:tcMar>
+              <w:top w:type="dxa" w:w="120"/>
+              <w:left w:type="dxa" w:w="200"/>
+              <w:bottom w:type="dxa" w:w="120"/>
+              <w:right w:type="dxa" w:w="160"/>
+            </w:tcMar>
+          </w:tcPr>
+          <w:p>
+            <w:pPr>
+              <w:spacing w:after="0" w:before="0"/>
+            </w:pPr>
+            <w:r>
+              <w:rPr>
+                <w:b/>
+                <w:bCs/>
+                <w:color w:val="4B2A7B"/>
+              </w:rPr>
+              <w:t xml:space="preserve">À savoir</w:t>
+            </w:r>
+            <w:r>
+              <w:t xml:space="preserve"> : </w:t>
+            </w:r>
+            <w:r>
+              <w:t xml:space="preserve">le </w:t>
+            </w:r>
+            <w:r>
+              <w:rPr>
+                <w:b/>
+                <w:bCs/>
+              </w:rPr>
+              <w:t xml:space="preserve">Rythme</w:t>
+            </w:r>
+            <w:r>
+              <w:t xml:space="preserve"> (un jour ou « Libre ») reprend l'</w:t>
+            </w:r>
+            <w:r>
+              <w:rPr>
+                <w:b/>
+                <w:bCs/>
+              </w:rPr>
+              <w:t xml:space="preserve">Heure de sortie</w:t>
+            </w:r>
+            <w:r>
+              <w:t xml:space="preserve"> : changer l'heure change aussi l'heure des chapitres proposés au rythme. Un tome déjà programmé garde sa date et son heure de publication.</w:t>
+            </w:r>
+          </w:p>
+        </w:tc>
+      </w:tr>
+    </w:tbl>
+    <w:p>
+      <w:pPr>
+        <w:spacing w:after="60" w:before="0"/>
+      </w:pPr>
+    </w:p>
+    <w:p>
+      <w:pPr>
+        <w:keepNext/>
+        <w:spacing w:after="60" w:before="160"/>
+        <w:jc w:val="center"/>
+      </w:pPr>
+      <w:r>
+        <w:drawing>
+          <wp:inline distT="0" distB="0" distL="0" distR="0">
+            <wp:extent cx="5715000" cy="4400550"/>
+            <wp:effectExtent t="0" r="0" b="0" l="0"/>
+            <wp:docPr id="42" name="HeureModifier-page.png" descr="« Modifier le tome » : la couverture changée et l'heure de sortie gardée." title="« Modifier le tome » : la couverture changée et l'heure de sortie gardée."/>
+            <wp:cNvGraphicFramePr>
+              <a:graphicFrameLocks xmlns:a="http://schemas.openxmlformats.org/drawingml/2006/main" noChangeAspect="1"/>
+            </wp:cNvGraphicFramePr>
+            <a:graphic xmlns:a="http://schemas.openxmlformats.org/drawingml/2006/main">
+              <a:graphicData uri="http://schemas.openxmlformats.org/drawingml/2006/picture">
+                <pic:pic xmlns:pic="http://schemas.openxmlformats.org/drawingml/2006/picture">
+                  <pic:nvPicPr>
+                    <pic:cNvPr id="0" name="" descr=""/>
+                    <pic:cNvPicPr>
+                      <a:picLocks noChangeAspect="1" noChangeArrowheads="1"/>
+                    </pic:cNvPicPr>
+                  </pic:nvPicPr>
+                  <pic:blipFill>
+                    <a:blip r:embed="rId25" cstate="none"/>
+                    <a:srcRect/>
+                    <a:stretch>
+                      <a:fillRect/>
+                    </a:stretch>
+                  </pic:blipFill>
+                  <pic:spPr bwMode="auto">
+                    <a:xfrm>
+                      <a:off x="0" y="0"/>
+                      <a:ext cx="5715000" cy="4400550"/>
+                    </a:xfrm>
+                    <a:prstGeom prst="rect">
+                      <a:avLst/>
+                    </a:prstGeom>
+                  </pic:spPr>
+                </pic:pic>
+              </a:graphicData>
+            </a:graphic>
+          </wp:inline>
+        </w:drawing>
+      </w:r>
+    </w:p>
+    <w:p>
+      <w:pPr>
+        <w:pStyle w:val="Legende"/>
+      </w:pPr>
+      <w:r>
+        <w:rPr>
+          <w:b/>
+          <w:bCs/>
+        </w:rPr>
+        <w:t xml:space="preserve">Figure 15 — </w:t>
+      </w:r>
+      <w:r>
+        <w:t xml:space="preserve">« Modifier le tome » : la couverture changée et l'heure de sortie gardée.</w:t>
+      </w:r>
+    </w:p>
+    <w:p>
+      <w:r>
+        <w:t xml:space="preserve">Le résumé </w:t>
+      </w:r>
+      <w:r>
+        <w:rPr>
+          <w:b/>
+          <w:bCs/>
+        </w:rPr>
+        <w:t xml:space="preserve">Planning</w:t>
+      </w:r>
+      <w:r>
+        <w:t xml:space="preserve"> (étape, avancement) a un lien </w:t>
+      </w:r>
+      <w:r>
+        <w:rPr>
+          <w:b/>
+          <w:bCs/>
+        </w:rPr>
+        <w:t xml:space="preserve">Ouvrir dans le planning</w:t>
+      </w:r>
+      <w:r>
+        <w:t xml:space="preserve">. Tout en bas, </w:t>
+      </w:r>
+      <w:r>
+        <w:rPr>
+          <w:b/>
+          <w:bCs/>
+        </w:rPr>
+        <w:t xml:space="preserve">Édition avancée (administration WordPress)</w:t>
+      </w:r>
+      <w:r>
+        <w:t xml:space="preserve"> ouvre l'ancien écran (rarement utile).</w:t>
+      </w:r>
+    </w:p>
+    <w:p>
+      <w:pPr>
+        <w:pStyle w:val="Heading2"/>
+      </w:pPr>
+      <w:bookmarkStart w:name="titre-52" w:id="125"/>
+      <w:r>
+        <w:t xml:space="preserve">9.3 Publier, reprogrammer ou retirer un chapitre</w:t>
+      </w:r>
+      <w:bookmarkEnd w:id="125"/>
+    </w:p>
+    <w:p>
+      <w:r>
+        <w:t xml:space="preserve">La liste </w:t>
+      </w:r>
+      <w:r>
+        <w:rPr>
+          <w:b/>
+          <w:bCs/>
+        </w:rPr>
+        <w:t xml:space="preserve">Chapitres</w:t>
+      </w:r>
+      <w:r>
+        <w:t xml:space="preserve"> de la fiche montre chaque chapitre avec son état : </w:t>
+      </w:r>
+      <w:r>
+        <w:rPr>
+          <w:b/>
+          <w:bCs/>
+        </w:rPr>
+        <w:t xml:space="preserve">En ligne</w:t>
+      </w:r>
+      <w:r>
+        <w:t xml:space="preserve">, </w:t>
+      </w:r>
+      <w:r>
+        <w:rPr>
+          <w:b/>
+          <w:bCs/>
+        </w:rPr>
+        <w:t xml:space="preserve">Programmé</w:t>
+      </w:r>
+      <w:r>
+        <w:t xml:space="preserve"> ou </w:t>
+      </w:r>
+      <w:r>
+        <w:rPr>
+          <w:b/>
+          <w:bCs/>
+        </w:rPr>
+        <w:t xml:space="preserve">Brouillon</w:t>
+      </w:r>
+      <w:r>
+        <w:t xml:space="preserve">. Une ligne </w:t>
+      </w:r>
+      <w:r>
+        <w:rPr>
+          <w:b/>
+          <w:bCs/>
+        </w:rPr>
+        <w:t xml:space="preserve">À venir</w:t>
+      </w:r>
+      <w:r>
+        <w:t xml:space="preserve"> compte les chapitres prévus pas encore déposés.</w:t>
+      </w:r>
+    </w:p>
+    <w:p>
+      <w:pPr>
+        <w:keepNext/>
+        <w:spacing w:after="60" w:before="160"/>
+        <w:jc w:val="center"/>
+      </w:pPr>
+      <w:r>
+        <w:drawing>
+          <wp:inline distT="0" distB="0" distL="0" distR="0">
+            <wp:extent cx="4572000" cy="2695575"/>
+            <wp:effectExtent t="0" r="0" b="0" l="0"/>
+            <wp:docPr id="43" name="TomeEnCours-chapitres.png" descr="La liste des chapitres d'un tome en cours." title="La liste des chapitres d'un tome en cours."/>
+            <wp:cNvGraphicFramePr>
+              <a:graphicFrameLocks xmlns:a="http://schemas.openxmlformats.org/drawingml/2006/main" noChangeAspect="1"/>
+            </wp:cNvGraphicFramePr>
+            <a:graphic xmlns:a="http://schemas.openxmlformats.org/drawingml/2006/main">
+              <a:graphicData uri="http://schemas.openxmlformats.org/drawingml/2006/picture">
+                <pic:pic xmlns:pic="http://schemas.openxmlformats.org/drawingml/2006/picture">
+                  <pic:nvPicPr>
+                    <pic:cNvPr id="0" name="" descr=""/>
+                    <pic:cNvPicPr>
+                      <a:picLocks noChangeAspect="1" noChangeArrowheads="1"/>
+                    </pic:cNvPicPr>
+                  </pic:nvPicPr>
+                  <pic:blipFill>
+                    <a:blip r:embed="rId26" cstate="none"/>
+                    <a:srcRect/>
+                    <a:stretch>
+                      <a:fillRect/>
+                    </a:stretch>
+                  </pic:blipFill>
+                  <pic:spPr bwMode="auto">
+                    <a:xfrm>
+                      <a:off x="0" y="0"/>
+                      <a:ext cx="4572000" cy="2695575"/>
+                    </a:xfrm>
+                    <a:prstGeom prst="rect">
+                      <a:avLst/>
+                    </a:prstGeom>
+                  </pic:spPr>
+                </pic:pic>
+              </a:graphicData>
+            </a:graphic>
+          </wp:inline>
+        </w:drawing>
+      </w:r>
+    </w:p>
+    <w:p>
+      <w:pPr>
+        <w:pStyle w:val="Legende"/>
+      </w:pPr>
+      <w:r>
+        <w:rPr>
+          <w:b/>
+          <w:bCs/>
+        </w:rPr>
+        <w:t xml:space="preserve">Figure 16 — </w:t>
+      </w:r>
+      <w:r>
+        <w:t xml:space="preserve">La liste des chapitres d'un tome en cours.</w:t>
+      </w:r>
+    </w:p>
+    <w:p>
+      <w:pPr>
+        <w:pStyle w:val="ListParagraph"/>
+        <w:numPr>
+          <w:ilvl w:val="0"/>
+          <w:numId w:val="2"/>
+        </w:numPr>
+        <w:spacing w:after="60" w:before="0"/>
+      </w:pPr>
+      <w:r>
+        <w:rPr>
+          <w:b/>
+          <w:bCs/>
+        </w:rPr>
+        <w:t xml:space="preserve">Publier maintenant</w:t>
+      </w:r>
+      <w:r>
+        <w:t xml:space="preserve"> (chapitre programmé ou brouillon) : le chapitre sort tout de suite.</w:t>
+      </w:r>
+    </w:p>
+    <w:p>
+      <w:pPr>
+        <w:pStyle w:val="ListParagraph"/>
+        <w:numPr>
+          <w:ilvl w:val="0"/>
+          <w:numId w:val="2"/>
+        </w:numPr>
+        <w:spacing w:after="60" w:before="0"/>
+      </w:pPr>
+      <w:r>
+        <w:rPr>
+          <w:b/>
+          <w:bCs/>
+        </w:rPr>
+        <w:t xml:space="preserve">Changer la date</w:t>
+      </w:r>
+      <w:r>
+        <w:t xml:space="preserve"> (chapitre programmé ou brouillon) : choisissez la date et l'heure, puis cliquez sur le bouton. La date proposée suit le rythme du tome.</w:t>
+      </w:r>
+    </w:p>
+    <w:p>
+      <w:pPr>
+        <w:pStyle w:val="ListParagraph"/>
+        <w:numPr>
+          <w:ilvl w:val="0"/>
+          <w:numId w:val="2"/>
+        </w:numPr>
+        <w:spacing w:after="60" w:before="0"/>
+      </w:pPr>
+      <w:r>
+        <w:rPr>
+          <w:b/>
+          <w:bCs/>
+        </w:rPr>
+        <w:t xml:space="preserve">Retirer</w:t>
+      </w:r>
+      <w:r>
+        <w:t xml:space="preserve"> (chapitre en ligne ou programmé) : une question demande confirmation, cliquez sur </w:t>
+      </w:r>
+      <w:r>
+        <w:rPr>
+          <w:b/>
+          <w:bCs/>
+        </w:rPr>
+        <w:t xml:space="preserve">Oui, retirer</w:t>
+      </w:r>
+      <w:r>
+        <w:t xml:space="preserve">. Le chapitre repasse en brouillon. Son adresse et ses commentaires sont gardés. Rien n'est annoncé.</w:t>
+      </w:r>
+    </w:p>
+    <w:p>
+      <w:pPr>
+        <w:pStyle w:val="ListParagraph"/>
+        <w:numPr>
+          <w:ilvl w:val="0"/>
+          <w:numId w:val="2"/>
+        </w:numPr>
+        <w:spacing w:after="60" w:before="0"/>
+      </w:pPr>
+      <w:r>
+        <w:rPr>
+          <w:b/>
+          <w:bCs/>
+        </w:rPr>
+        <w:t xml:space="preserve">Voir</w:t>
+      </w:r>
+      <w:r>
+        <w:t xml:space="preserve"> (en ligne) ou </w:t>
+      </w:r>
+      <w:r>
+        <w:rPr>
+          <w:b/>
+          <w:bCs/>
+        </w:rPr>
+        <w:t xml:space="preserve">Aperçu</w:t>
+      </w:r>
+      <w:r>
+        <w:t xml:space="preserve"> (pas encore en ligne) : ouvre le chapitre.</w:t>
+      </w:r>
+    </w:p>
+    <w:tbl>
+      <w:tblPr>
+        <w:tblW w:type="dxa" w:w="9026"/>
+        <w:tblBorders>
+          <w:top w:val="single" w:color="auto" w:sz="4"/>
+          <w:left w:val="single" w:color="auto" w:sz="4"/>
+          <w:bottom w:val="single" w:color="auto" w:sz="4"/>
+          <w:right w:val="single" w:color="auto" w:sz="4"/>
+          <w:insideH w:val="single" w:color="auto" w:sz="4"/>
+          <w:insideV w:val="single" w:color="auto" w:sz="4"/>
+        </w:tblBorders>
+      </w:tblPr>
+      <w:tblGrid>
+        <w:gridCol w:w="9026"/>
+      </w:tblGrid>
+      <w:tr>
+        <w:trPr>
+          <w:cantSplit/>
+        </w:trPr>
+        <w:tc>
+          <w:tcPr>
+            <w:tcW w:type="dxa" w:w="9026"/>
+            <w:tcBorders>
+              <w:top w:val="none" w:color="FFFFFF" w:sz="0"/>
+              <w:left w:val="single" w:color="7A4FB0" w:sz="24"/>
+              <w:bottom w:val="none" w:color="FFFFFF" w:sz="0"/>
+              <w:right w:val="none" w:color="FFFFFF" w:sz="0"/>
+            </w:tcBorders>
+            <w:shd w:fill="F1ECFA" w:color="auto" w:val="clear"/>
+            <w:tcMar>
+              <w:top w:type="dxa" w:w="120"/>
+              <w:left w:type="dxa" w:w="200"/>
+              <w:bottom w:type="dxa" w:w="120"/>
+              <w:right w:type="dxa" w:w="160"/>
+            </w:tcMar>
+          </w:tcPr>
+          <w:p>
+            <w:pPr>
+              <w:spacing w:after="0" w:before="0"/>
+            </w:pPr>
+            <w:r>
+              <w:rPr>
+                <w:b/>
+                <w:bCs/>
+                <w:color w:val="4B2A7B"/>
+              </w:rPr>
+              <w:t xml:space="preserve">À savoir</w:t>
+            </w:r>
+            <w:r>
+              <w:t xml:space="preserve"> : </w:t>
+            </w:r>
+            <w:r>
+              <w:t xml:space="preserve">la première sortie d'un tome passe toujours par </w:t>
+            </w:r>
+            <w:r>
+              <w:rPr>
+                <w:b/>
+                <w:bCs/>
+              </w:rPr>
+              <w:t xml:space="preserve">Ajouter des chapitres</w:t>
+            </w:r>
+            <w:r>
+              <w:t xml:space="preserve">, pour que l'annonce parte. Les boutons de cette liste servent ensuite.</w:t>
+            </w:r>
+          </w:p>
+        </w:tc>
+      </w:tr>
+    </w:tbl>
+    <w:p>
+      <w:pPr>
+        <w:pStyle w:val="Heading1"/>
+      </w:pPr>
+      <w:bookmarkStart w:name="titre-53" w:id="126"/>
       <w:r>
         <w:t xml:space="preserve">10 Nouveau (version 2.1.5) : l'état des tomes et des œuvres</w:t>
       </w:r>
-      <w:bookmarkEnd w:id="124"/>
+      <w:bookmarkEnd w:id="126"/>
     </w:p>
     <w:tbl>
       <w:tblPr>
@@ -14658,11 +15134,11 @@
       <w:pPr>
         <w:pStyle w:val="Heading2"/>
       </w:pPr>
-      <w:bookmarkStart w:name="titre-53" w:id="125"/>
+      <w:bookmarkStart w:name="titre-54" w:id="127"/>
       <w:r>
         <w:t xml:space="preserve">10.1 Le cycle de vie d'un tome</w:t>
       </w:r>
-      <w:bookmarkEnd w:id="125"/>
+      <w:bookmarkEnd w:id="127"/>
     </w:p>
     <w:p>
       <w:r>
@@ -15245,11 +15721,11 @@
       <w:pPr>
         <w:pStyle w:val="Heading2"/>
       </w:pPr>
-      <w:bookmarkStart w:name="titre-54" w:id="126"/>
+      <w:bookmarkStart w:name="titre-55" w:id="128"/>
       <w:r>
         <w:t xml:space="preserve">10.2 Changer l'état d'un tome</w:t>
       </w:r>
-      <w:bookmarkEnd w:id="126"/>
+      <w:bookmarkEnd w:id="128"/>
     </w:p>
     <w:p>
       <w:pPr>
@@ -15318,7 +15794,7 @@
         <w:pStyle w:val="ListParagraph"/>
         <w:numPr>
           <w:ilvl w:val="0"/>
-          <w:numId w:val="27"/>
+          <w:numId w:val="28"/>
         </w:numPr>
         <w:spacing w:after="60" w:before="40"/>
       </w:pPr>
@@ -15348,7 +15824,7 @@
         <w:pStyle w:val="ListParagraph"/>
         <w:numPr>
           <w:ilvl w:val="0"/>
-          <w:numId w:val="27"/>
+          <w:numId w:val="28"/>
         </w:numPr>
         <w:spacing w:after="60" w:before="40"/>
       </w:pPr>
@@ -15401,7 +15877,7 @@
         <w:pStyle w:val="ListParagraph"/>
         <w:numPr>
           <w:ilvl w:val="0"/>
-          <w:numId w:val="27"/>
+          <w:numId w:val="28"/>
         </w:numPr>
         <w:spacing w:after="60" w:before="40"/>
       </w:pPr>
@@ -15524,7 +16000,7 @@
         <w:pStyle w:val="ListParagraph"/>
         <w:numPr>
           <w:ilvl w:val="0"/>
-          <w:numId w:val="27"/>
+          <w:numId w:val="28"/>
         </w:numPr>
         <w:spacing w:after="60" w:before="40"/>
       </w:pPr>
@@ -15547,7 +16023,7 @@
         <w:pStyle w:val="ListParagraph"/>
         <w:numPr>
           <w:ilvl w:val="0"/>
-          <w:numId w:val="27"/>
+          <w:numId w:val="28"/>
         </w:numPr>
         <w:spacing w:after="60" w:before="40"/>
       </w:pPr>
@@ -15559,11 +16035,11 @@
       <w:pPr>
         <w:pStyle w:val="Heading2"/>
       </w:pPr>
-      <w:bookmarkStart w:name="titre-55" w:id="127"/>
+      <w:bookmarkStart w:name="titre-56" w:id="129"/>
       <w:r>
         <w:t xml:space="preserve">10.3 Savoir ce que fait chaque changement</w:t>
       </w:r>
-      <w:bookmarkEnd w:id="127"/>
+      <w:bookmarkEnd w:id="129"/>
     </w:p>
     <w:p>
       <w:pPr>
@@ -16576,11 +17052,11 @@
       <w:pPr>
         <w:pStyle w:val="Heading2"/>
       </w:pPr>
-      <w:bookmarkStart w:name="titre-56" w:id="128"/>
+      <w:bookmarkStart w:name="titre-57" w:id="130"/>
       <w:r>
         <w:t xml:space="preserve">10.4 J'ai publié au lieu de programmer : comment réparer</w:t>
       </w:r>
-      <w:bookmarkEnd w:id="128"/>
+      <w:bookmarkEnd w:id="130"/>
     </w:p>
     <w:p>
       <w:r>
@@ -16602,7 +17078,7 @@
         <w:pStyle w:val="ListParagraph"/>
         <w:numPr>
           <w:ilvl w:val="0"/>
-          <w:numId w:val="28"/>
+          <w:numId w:val="29"/>
         </w:numPr>
         <w:spacing w:after="60" w:before="40"/>
       </w:pPr>
@@ -16632,7 +17108,7 @@
         <w:pStyle w:val="ListParagraph"/>
         <w:numPr>
           <w:ilvl w:val="0"/>
-          <w:numId w:val="28"/>
+          <w:numId w:val="29"/>
         </w:numPr>
         <w:spacing w:after="60" w:before="40"/>
       </w:pPr>
@@ -16665,7 +17141,7 @@
         <w:pStyle w:val="ListParagraph"/>
         <w:numPr>
           <w:ilvl w:val="0"/>
-          <w:numId w:val="28"/>
+          <w:numId w:val="29"/>
         </w:numPr>
         <w:spacing w:after="60" w:before="40"/>
       </w:pPr>
@@ -16698,7 +17174,7 @@
         <w:pStyle w:val="ListParagraph"/>
         <w:numPr>
           <w:ilvl w:val="0"/>
-          <w:numId w:val="28"/>
+          <w:numId w:val="29"/>
         </w:numPr>
         <w:spacing w:after="60" w:before="40"/>
       </w:pPr>
@@ -16731,7 +17207,7 @@
         <w:pStyle w:val="ListParagraph"/>
         <w:numPr>
           <w:ilvl w:val="0"/>
-          <w:numId w:val="28"/>
+          <w:numId w:val="29"/>
         </w:numPr>
         <w:spacing w:after="60" w:before="40"/>
       </w:pPr>
@@ -16764,7 +17240,7 @@
         <w:pStyle w:val="ListParagraph"/>
         <w:numPr>
           <w:ilvl w:val="0"/>
-          <w:numId w:val="28"/>
+          <w:numId w:val="29"/>
         </w:numPr>
         <w:spacing w:after="60" w:before="40"/>
       </w:pPr>
@@ -16854,11 +17330,11 @@
       <w:pPr>
         <w:pStyle w:val="Heading2"/>
       </w:pPr>
-      <w:bookmarkStart w:name="titre-57" w:id="129"/>
+      <w:bookmarkStart w:name="titre-58" w:id="131"/>
       <w:r>
         <w:t xml:space="preserve">10.5 Changer l'état d'une œuvre</w:t>
       </w:r>
-      <w:bookmarkEnd w:id="129"/>
+      <w:bookmarkEnd w:id="131"/>
     </w:p>
     <w:p>
       <w:r>
@@ -16942,7 +17418,7 @@
         <w:pStyle w:val="ListParagraph"/>
         <w:numPr>
           <w:ilvl w:val="0"/>
-          <w:numId w:val="29"/>
+          <w:numId w:val="30"/>
         </w:numPr>
         <w:spacing w:after="60" w:before="40"/>
       </w:pPr>
@@ -16975,7 +17451,7 @@
         <w:pStyle w:val="ListParagraph"/>
         <w:numPr>
           <w:ilvl w:val="0"/>
-          <w:numId w:val="29"/>
+          <w:numId w:val="30"/>
         </w:numPr>
         <w:spacing w:after="60" w:before="40"/>
       </w:pPr>
@@ -16998,7 +17474,7 @@
         <w:pStyle w:val="ListParagraph"/>
         <w:numPr>
           <w:ilvl w:val="0"/>
-          <w:numId w:val="29"/>
+          <w:numId w:val="30"/>
         </w:numPr>
         <w:spacing w:after="60" w:before="40"/>
       </w:pPr>
@@ -17021,7 +17497,7 @@
         <w:pStyle w:val="ListParagraph"/>
         <w:numPr>
           <w:ilvl w:val="0"/>
-          <w:numId w:val="29"/>
+          <w:numId w:val="30"/>
         </w:numPr>
         <w:spacing w:after="60" w:before="40"/>
       </w:pPr>
@@ -17752,11 +18228,11 @@
       <w:pPr>
         <w:pStyle w:val="Heading1"/>
       </w:pPr>
-      <w:bookmarkStart w:name="titre-58" w:id="130"/>
+      <w:bookmarkStart w:name="titre-59" w:id="132"/>
       <w:r>
         <w:t xml:space="preserve">11 Ce que voient les lecteurs</w:t>
       </w:r>
-      <w:bookmarkEnd w:id="130"/>
+      <w:bookmarkEnd w:id="132"/>
     </w:p>
     <w:p>
       <w:r>
@@ -17875,11 +18351,11 @@
       <w:pPr>
         <w:pStyle w:val="Heading2"/>
       </w:pPr>
-      <w:bookmarkStart w:name="titre-59" w:id="131"/>
+      <w:bookmarkStart w:name="titre-60" w:id="133"/>
       <w:r>
         <w:t xml:space="preserve">11.1 La page d'accueil</w:t>
       </w:r>
-      <w:bookmarkEnd w:id="131"/>
+      <w:bookmarkEnd w:id="133"/>
     </w:p>
     <w:p>
       <w:r>
@@ -18427,11 +18903,11 @@
       <w:pPr>
         <w:pStyle w:val="Heading2"/>
       </w:pPr>
-      <w:bookmarkStart w:name="titre-60" w:id="132"/>
+      <w:bookmarkStart w:name="titre-61" w:id="134"/>
       <w:r>
         <w:t xml:space="preserve">11.2 La page Planning</w:t>
       </w:r>
-      <w:bookmarkEnd w:id="132"/>
+      <w:bookmarkEnd w:id="134"/>
     </w:p>
     <w:p>
       <w:r>
@@ -18667,6 +19143,49 @@
     </w:p>
     <w:p>
       <w:pPr>
+        <w:pStyle w:val="ListParagraph"/>
+        <w:numPr>
+          <w:ilvl w:val="0"/>
+          <w:numId w:val="2"/>
+        </w:numPr>
+        <w:spacing w:after="60" w:before="0"/>
+      </w:pPr>
+      <w:r>
+        <w:t xml:space="preserve">Parmi les tomes déjà sortis, la liste ne garde que ceux </w:t>
+      </w:r>
+      <w:r>
+        <w:rPr>
+          <w:b/>
+          <w:bCs/>
+        </w:rPr>
+        <w:t xml:space="preserve">parus aujourd'hui</w:t>
+      </w:r>
+      <w:r>
+        <w:t xml:space="preserve"> (depuis minuit, heure de Paris) et ceux </w:t>
+      </w:r>
+      <w:r>
+        <w:rPr>
+          <w:b/>
+          <w:bCs/>
+        </w:rPr>
+        <w:t xml:space="preserve">en cours de publication</w:t>
+      </w:r>
+      <w:r>
+        <w:t xml:space="preserve"> chapitre par chapitre. Un tome paru la veille ou avant quitte la liste : il reste dans la bibliothèque et dans la vue </w:t>
+      </w:r>
+      <w:r>
+        <w:rPr>
+          <w:b/>
+          <w:bCs/>
+        </w:rPr>
+        <w:t xml:space="preserve">Calendrier</w:t>
+      </w:r>
+      <w:r>
+        <w:t xml:space="preserve">.</w:t>
+      </w:r>
+    </w:p>
+    <w:p>
+      <w:pPr>
         <w:keepNext/>
         <w:spacing w:after="60" w:before="160"/>
         <w:jc w:val="center"/>
@@ -18910,11 +19429,11 @@
       <w:pPr>
         <w:pStyle w:val="Heading2"/>
       </w:pPr>
-      <w:bookmarkStart w:name="titre-61" w:id="133"/>
+      <w:bookmarkStart w:name="titre-62" w:id="135"/>
       <w:r>
         <w:t xml:space="preserve">11.3 Faire apparaître un chapitre dans « Prochains » de l'accueil</w:t>
       </w:r>
-      <w:bookmarkEnd w:id="133"/>
+      <w:bookmarkEnd w:id="135"/>
     </w:p>
     <w:p>
       <w:r>
@@ -18936,7 +19455,7 @@
         <w:pStyle w:val="ListParagraph"/>
         <w:numPr>
           <w:ilvl w:val="0"/>
-          <w:numId w:val="30"/>
+          <w:numId w:val="31"/>
         </w:numPr>
         <w:spacing w:after="60" w:before="40"/>
       </w:pPr>
@@ -18959,7 +19478,7 @@
         <w:pStyle w:val="ListParagraph"/>
         <w:numPr>
           <w:ilvl w:val="0"/>
-          <w:numId w:val="30"/>
+          <w:numId w:val="31"/>
         </w:numPr>
         <w:spacing w:after="60" w:before="40"/>
       </w:pPr>
@@ -18972,7 +19491,7 @@
         <w:pStyle w:val="ListParagraph"/>
         <w:numPr>
           <w:ilvl w:val="0"/>
-          <w:numId w:val="30"/>
+          <w:numId w:val="31"/>
         </w:numPr>
         <w:spacing w:after="60" w:before="40"/>
       </w:pPr>
@@ -19005,7 +19524,7 @@
         <w:pStyle w:val="ListParagraph"/>
         <w:numPr>
           <w:ilvl w:val="0"/>
-          <w:numId w:val="30"/>
+          <w:numId w:val="31"/>
         </w:numPr>
         <w:spacing w:after="60" w:before="40"/>
       </w:pPr>
@@ -19160,11 +19679,11 @@
       <w:pPr>
         <w:pStyle w:val="Heading2"/>
       </w:pPr>
-      <w:bookmarkStart w:name="titre-62" w:id="134"/>
+      <w:bookmarkStart w:name="titre-63" w:id="136"/>
       <w:r>
         <w:t xml:space="preserve">11.4 Mettre un tome à la une</w:t>
       </w:r>
-      <w:bookmarkEnd w:id="134"/>
+      <w:bookmarkEnd w:id="136"/>
     </w:p>
     <w:p>
       <w:r>
@@ -19176,7 +19695,7 @@
         <w:pStyle w:val="ListParagraph"/>
         <w:numPr>
           <w:ilvl w:val="0"/>
-          <w:numId w:val="31"/>
+          <w:numId w:val="32"/>
         </w:numPr>
         <w:spacing w:after="60" w:before="40"/>
       </w:pPr>
@@ -19249,7 +19768,7 @@
         <w:pStyle w:val="ListParagraph"/>
         <w:numPr>
           <w:ilvl w:val="0"/>
-          <w:numId w:val="31"/>
+          <w:numId w:val="32"/>
         </w:numPr>
         <w:spacing w:after="60" w:before="40"/>
       </w:pPr>
@@ -19427,11 +19946,11 @@
       <w:pPr>
         <w:pStyle w:val="Heading2"/>
       </w:pPr>
-      <w:bookmarkStart w:name="titre-63" w:id="135"/>
+      <w:bookmarkStart w:name="titre-64" w:id="137"/>
       <w:r>
         <w:t xml:space="preserve">11.5 La fiche d'une œuvre</w:t>
       </w:r>
-      <w:bookmarkEnd w:id="135"/>
+      <w:bookmarkEnd w:id="137"/>
     </w:p>
     <w:p>
       <w:pPr>
@@ -19651,11 +20170,11 @@
       <w:pPr>
         <w:pStyle w:val="Heading2"/>
       </w:pPr>
-      <w:bookmarkStart w:name="titre-64" w:id="136"/>
+      <w:bookmarkStart w:name="titre-65" w:id="138"/>
       <w:r>
         <w:t xml:space="preserve">11.6 La page d'un tome en cours</w:t>
       </w:r>
-      <w:bookmarkEnd w:id="136"/>
+      <w:bookmarkEnd w:id="138"/>
     </w:p>
     <w:p>
       <w:pPr>
@@ -19802,21 +20321,21 @@
       <w:pPr>
         <w:pStyle w:val="Heading1"/>
       </w:pPr>
-      <w:bookmarkStart w:name="titre-65" w:id="137"/>
+      <w:bookmarkStart w:name="titre-66" w:id="139"/>
       <w:r>
         <w:t xml:space="preserve">12 Glossaires, actualités et commentaires</w:t>
       </w:r>
-      <w:bookmarkEnd w:id="137"/>
+      <w:bookmarkEnd w:id="139"/>
     </w:p>
     <w:p>
       <w:pPr>
         <w:pStyle w:val="Heading2"/>
       </w:pPr>
-      <w:bookmarkStart w:name="titre-66" w:id="138"/>
+      <w:bookmarkStart w:name="titre-67" w:id="140"/>
       <w:r>
         <w:t xml:space="preserve">12.1 Publier le glossaire d'une œuvre</w:t>
       </w:r>
-      <w:bookmarkEnd w:id="138"/>
+      <w:bookmarkEnd w:id="140"/>
     </w:p>
     <w:p>
       <w:r>
@@ -19840,7 +20359,7 @@
         <w:pStyle w:val="ListParagraph"/>
         <w:numPr>
           <w:ilvl w:val="0"/>
-          <w:numId w:val="32"/>
+          <w:numId w:val="33"/>
         </w:numPr>
         <w:spacing w:after="60" w:before="40"/>
       </w:pPr>
@@ -19873,7 +20392,7 @@
         <w:pStyle w:val="ListParagraph"/>
         <w:numPr>
           <w:ilvl w:val="0"/>
-          <w:numId w:val="32"/>
+          <w:numId w:val="33"/>
         </w:numPr>
         <w:spacing w:after="60" w:before="40"/>
       </w:pPr>
@@ -19916,7 +20435,7 @@
         <w:pStyle w:val="ListParagraph"/>
         <w:numPr>
           <w:ilvl w:val="0"/>
-          <w:numId w:val="32"/>
+          <w:numId w:val="33"/>
         </w:numPr>
         <w:spacing w:after="60" w:before="40"/>
       </w:pPr>
@@ -19939,7 +20458,7 @@
         <w:pStyle w:val="ListParagraph"/>
         <w:numPr>
           <w:ilvl w:val="0"/>
-          <w:numId w:val="32"/>
+          <w:numId w:val="33"/>
         </w:numPr>
         <w:spacing w:after="60" w:before="40"/>
       </w:pPr>
@@ -19986,11 +20505,11 @@
       <w:pPr>
         <w:pStyle w:val="Heading2"/>
       </w:pPr>
-      <w:bookmarkStart w:name="titre-67" w:id="139"/>
+      <w:bookmarkStart w:name="titre-68" w:id="141"/>
       <w:r>
         <w:t xml:space="preserve">12.2 Lier une actualité à une œuvre</w:t>
       </w:r>
-      <w:bookmarkEnd w:id="139"/>
+      <w:bookmarkEnd w:id="141"/>
     </w:p>
     <w:p>
       <w:r>
@@ -20021,11 +20540,11 @@
       <w:pPr>
         <w:pStyle w:val="Heading2"/>
       </w:pPr>
-      <w:bookmarkStart w:name="titre-68" w:id="140"/>
+      <w:bookmarkStart w:name="titre-69" w:id="142"/>
       <w:r>
         <w:t xml:space="preserve">12.3 Modérer les commentaires</w:t>
       </w:r>
-      <w:bookmarkEnd w:id="140"/>
+      <w:bookmarkEnd w:id="142"/>
     </w:p>
     <w:p>
       <w:r>
@@ -20272,11 +20791,11 @@
       <w:pPr>
         <w:pStyle w:val="Heading1"/>
       </w:pPr>
-      <w:bookmarkStart w:name="titre-69" w:id="141"/>
+      <w:bookmarkStart w:name="titre-70" w:id="143"/>
       <w:r>
         <w:t xml:space="preserve">13 Questions fréquentes</w:t>
       </w:r>
-      <w:bookmarkEnd w:id="141"/>
+      <w:bookmarkEnd w:id="143"/>
     </w:p>
     <w:tbl>
       <w:tblPr>
@@ -21618,21 +22137,21 @@
       <w:pPr>
         <w:pStyle w:val="Heading1"/>
       </w:pPr>
-      <w:bookmarkStart w:name="titre-70" w:id="142"/>
+      <w:bookmarkStart w:name="titre-71" w:id="144"/>
       <w:r>
         <w:t xml:space="preserve">14 En cas de problème</w:t>
       </w:r>
-      <w:bookmarkEnd w:id="142"/>
+      <w:bookmarkEnd w:id="144"/>
     </w:p>
     <w:p>
       <w:pPr>
         <w:pStyle w:val="Heading2"/>
       </w:pPr>
-      <w:bookmarkStart w:name="titre-71" w:id="143"/>
+      <w:bookmarkStart w:name="titre-72" w:id="145"/>
       <w:r>
         <w:t xml:space="preserve">14.1 Qui contacter</w:t>
       </w:r>
-      <w:bookmarkEnd w:id="143"/>
+      <w:bookmarkEnd w:id="145"/>
     </w:p>
     <w:tbl>
       <w:tblPr>
@@ -22113,11 +22632,11 @@
       <w:pPr>
         <w:pStyle w:val="Heading2"/>
       </w:pPr>
-      <w:bookmarkStart w:name="titre-72" w:id="144"/>
+      <w:bookmarkStart w:name="titre-73" w:id="146"/>
       <w:r>
         <w:t xml:space="preserve">14.2 Signaler un problème</w:t>
       </w:r>
-      <w:bookmarkEnd w:id="144"/>
+      <w:bookmarkEnd w:id="146"/>
     </w:p>
     <w:p>
       <w:r>
@@ -22129,7 +22648,7 @@
         <w:pStyle w:val="ListParagraph"/>
         <w:numPr>
           <w:ilvl w:val="0"/>
-          <w:numId w:val="33"/>
+          <w:numId w:val="34"/>
         </w:numPr>
         <w:spacing w:after="60" w:before="40"/>
       </w:pPr>
@@ -22142,7 +22661,7 @@
         <w:pStyle w:val="ListParagraph"/>
         <w:numPr>
           <w:ilvl w:val="0"/>
-          <w:numId w:val="33"/>
+          <w:numId w:val="34"/>
         </w:numPr>
         <w:spacing w:after="60" w:before="40"/>
       </w:pPr>
@@ -22155,7 +22674,7 @@
         <w:pStyle w:val="ListParagraph"/>
         <w:numPr>
           <w:ilvl w:val="0"/>
-          <w:numId w:val="33"/>
+          <w:numId w:val="34"/>
         </w:numPr>
         <w:spacing w:after="60" w:before="40"/>
       </w:pPr>
@@ -22168,7 +22687,7 @@
         <w:pStyle w:val="ListParagraph"/>
         <w:numPr>
           <w:ilvl w:val="0"/>
-          <w:numId w:val="33"/>
+          <w:numId w:val="34"/>
         </w:numPr>
         <w:spacing w:after="60" w:before="40"/>
       </w:pPr>
@@ -22377,7 +22896,7 @@
         <w:sz w:val="17"/>
         <w:szCs w:val="17"/>
       </w:rPr>
-      <w:t xml:space="preserve">Version 2.1.7 du 6 octobre 2026</w:t>
+      <w:t xml:space="preserve">Version 2.1.8 du 7 octobre 2026</w:t>
     </w:r>
     <w:r>
       <w:rPr>
@@ -22791,6 +23310,12 @@
     </w:lvlOverride>
   </w:num>
   <w:num w:numId="33">
+    <w:abstractNumId w:val="2"/>
+    <w:lvlOverride w:ilvl="0">
+      <w:startOverride w:val="1"/>
+    </w:lvlOverride>
+  </w:num>
+  <w:num w:numId="34">
     <w:abstractNumId w:val="2"/>
     <w:lvlOverride w:ilvl="0">
       <w:startOverride w:val="1"/>

--- a/docs/guide-equipe/Guide-equipe-Yume-Novel.docx
+++ b/docs/guide-equipe/Guide-equipe-Yume-Novel.docx
@@ -61,7 +61,7 @@
           <w:sz w:val="22"/>
           <w:szCs w:val="22"/>
         </w:rPr>
-        <w:t xml:space="preserve">Version 2.1.8 du 7 octobre 2026</w:t>
+        <w:t xml:space="preserve">Version 2.3.0-dev.12 du 17 octobre 2026</w:t>
       </w:r>
     </w:p>
     <w:p>
@@ -127,7 +127,7 @@
               </w:rPr>
               <w:t xml:space="default">1 Bienvenue dans l'espace équipe</w:t>
               <w:tab/>
-              <w:t xml:space="default">4</w:t>
+              <w:t xml:space="default">5</w:t>
             </w:r>
           </w:hyperlink>
         </w:p>
@@ -146,7 +146,7 @@
               </w:rPr>
               <w:t xml:space="default">1.1 À quoi sert l'espace équipe</w:t>
               <w:tab/>
-              <w:t xml:space="default">4</w:t>
+              <w:t xml:space="default">5</w:t>
             </w:r>
           </w:hyperlink>
         </w:p>
@@ -165,7 +165,7 @@
               </w:rPr>
               <w:t xml:space="default">1.2 Qui peut faire quoi</w:t>
               <w:tab/>
-              <w:t xml:space="default">4</w:t>
+              <w:t xml:space="default">5</w:t>
             </w:r>
           </w:hyperlink>
         </w:p>
@@ -184,7 +184,7 @@
               </w:rPr>
               <w:t xml:space="default">1.3 Se connecter</w:t>
               <w:tab/>
-              <w:t xml:space="default">4</w:t>
+              <w:t xml:space="default">5</w:t>
             </w:r>
           </w:hyperlink>
         </w:p>
@@ -203,7 +203,7 @@
               </w:rPr>
               <w:t xml:space="default">2 Le tableau de bord et le menu</w:t>
               <w:tab/>
-              <w:t xml:space="default">6</w:t>
+              <w:t xml:space="default">7</w:t>
             </w:r>
           </w:hyperlink>
         </w:p>
@@ -222,7 +222,7 @@
               </w:rPr>
               <w:t xml:space="default">2.1 Lire le tableau de bord</w:t>
               <w:tab/>
-              <w:t xml:space="default">6</w:t>
+              <w:t xml:space="default">7</w:t>
             </w:r>
           </w:hyperlink>
         </w:p>
@@ -241,7 +241,7 @@
               </w:rPr>
               <w:t xml:space="default">2.2 Se repérer dans le menu</w:t>
               <w:tab/>
-              <w:t xml:space="default">6</w:t>
+              <w:t xml:space="default">7</w:t>
             </w:r>
           </w:hyperlink>
         </w:p>
@@ -260,7 +260,7 @@
               </w:rPr>
               <w:t xml:space="default">2.3 Utiliser les raccourcis d'un tome</w:t>
               <w:tab/>
-              <w:t xml:space="default">7</w:t>
+              <w:t xml:space="default">8</w:t>
             </w:r>
           </w:hyperlink>
         </w:p>
@@ -279,7 +279,7 @@
               </w:rPr>
               <w:t xml:space="default">3 Le planning</w:t>
               <w:tab/>
-              <w:t xml:space="default">8</w:t>
+              <w:t xml:space="default">9</w:t>
             </w:r>
           </w:hyperlink>
         </w:p>
@@ -298,7 +298,7 @@
               </w:rPr>
               <w:t xml:space="default">3.1 Mettre à jour son avancement</w:t>
               <w:tab/>
-              <w:t xml:space="default">8</w:t>
+              <w:t xml:space="default">9</w:t>
             </w:r>
           </w:hyperlink>
         </w:p>
@@ -317,7 +317,7 @@
               </w:rPr>
               <w:t xml:space="default">3.2 Signaler un tome bloqué</w:t>
               <w:tab/>
-              <w:t xml:space="default">9</w:t>
+              <w:t xml:space="default">10</w:t>
             </w:r>
           </w:hyperlink>
         </w:p>
@@ -336,7 +336,7 @@
               </w:rPr>
               <w:t xml:space="default">3.3 Mettre à jour une tâche « En attente »</w:t>
               <w:tab/>
-              <w:t xml:space="default">9</w:t>
+              <w:t xml:space="default">10</w:t>
             </w:r>
           </w:hyperlink>
         </w:p>
@@ -355,7 +355,7 @@
               </w:rPr>
               <w:t xml:space="default">3.4 Comprendre ce que voient les lecteurs</w:t>
               <w:tab/>
-              <w:t xml:space="default">9</w:t>
+              <w:t xml:space="default">10</w:t>
             </w:r>
           </w:hyperlink>
         </w:p>
@@ -374,7 +374,7 @@
               </w:rPr>
               <w:t xml:space="default">3.5 Recevoir (ou ne plus recevoir) les rappels</w:t>
               <w:tab/>
-              <w:t xml:space="default">9</w:t>
+              <w:t xml:space="default">10</w:t>
             </w:r>
           </w:hyperlink>
         </w:p>
@@ -393,7 +393,7 @@
               </w:rPr>
               <w:t xml:space="default">3.6 Mettre un tome en pause</w:t>
               <w:tab/>
-              <w:t xml:space="default">10</w:t>
+              <w:t xml:space="default">11</w:t>
             </w:r>
           </w:hyperlink>
         </w:p>
@@ -412,7 +412,7 @@
               </w:rPr>
               <w:t xml:space="default">3.7 Retirer un tome ajouté par erreur</w:t>
               <w:tab/>
-              <w:t xml:space="default">10</w:t>
+              <w:t xml:space="default">11</w:t>
             </w:r>
           </w:hyperlink>
         </w:p>
@@ -431,7 +431,7 @@
               </w:rPr>
               <w:t xml:space="default">3.8 Trouver un tome dans le planning complet</w:t>
               <w:tab/>
-              <w:t xml:space="default">10</w:t>
+              <w:t xml:space="default">11</w:t>
             </w:r>
           </w:hyperlink>
         </w:p>
@@ -450,7 +450,7 @@
               </w:rPr>
               <w:t xml:space="default">4 Les œuvres</w:t>
               <w:tab/>
-              <w:t xml:space="default">11</w:t>
+              <w:t xml:space="default">12</w:t>
             </w:r>
           </w:hyperlink>
         </w:p>
@@ -469,7 +469,7 @@
               </w:rPr>
               <w:t xml:space="default">4.1 Créer une œuvre</w:t>
               <w:tab/>
-              <w:t xml:space="default">11</w:t>
+              <w:t xml:space="default">12</w:t>
             </w:r>
           </w:hyperlink>
         </w:p>
@@ -488,7 +488,7 @@
               </w:rPr>
               <w:t xml:space="default">4.2 Modifier une œuvre et cadrer sa couverture</w:t>
               <w:tab/>
-              <w:t xml:space="default">11</w:t>
+              <w:t xml:space="default">12</w:t>
             </w:r>
           </w:hyperlink>
         </w:p>
@@ -507,7 +507,7 @@
               </w:rPr>
               <w:t xml:space="default">4.3 Annoncer une nouvelle série sans dévoiler son titre</w:t>
               <w:tab/>
-              <w:t xml:space="default">11</w:t>
+              <w:t xml:space="default">13</w:t>
             </w:r>
           </w:hyperlink>
         </w:p>
@@ -526,7 +526,7 @@
               </w:rPr>
               <w:t xml:space="default">4.4 Gérer les genres</w:t>
               <w:tab/>
-              <w:t xml:space="default">14</w:t>
+              <w:t xml:space="default">15</w:t>
             </w:r>
           </w:hyperlink>
         </w:p>
@@ -543,9 +543,9 @@
               <w:rPr>
                 <w:rStyle w:val="IndexLink"/>
               </w:rPr>
-              <w:t xml:space="default">5 Créer un tome vide</w:t>
+              <w:t xml:space="default">5 Les mangas (MangaDex)</w:t>
               <w:tab/>
-              <w:t xml:space="default">15</w:t>
+              <w:t xml:space="default">16</w:t>
             </w:r>
           </w:hyperlink>
         </w:p>
@@ -562,9 +562,9 @@
               <w:rPr>
                 <w:rStyle w:val="IndexLink"/>
               </w:rPr>
-              <w:t xml:space="default">5.1 Ouvrir la page « Nouveau tome »</w:t>
+              <w:t xml:space="default">5.1 Lier un manga à sa série MangaDex</w:t>
               <w:tab/>
-              <w:t xml:space="default">15</w:t>
+              <w:t xml:space="default">16</w:t>
             </w:r>
           </w:hyperlink>
         </w:p>
@@ -581,9 +581,9 @@
               <w:rPr>
                 <w:rStyle w:val="IndexLink"/>
               </w:rPr>
-              <w:t xml:space="default">5.2 Créer le tome</w:t>
+              <w:t xml:space="default">5.2 Publier un chapitre de manga</w:t>
               <w:tab/>
-              <w:t xml:space="default">15</w:t>
+              <w:t xml:space="default">16</w:t>
             </w:r>
           </w:hyperlink>
         </w:p>
@@ -600,7 +600,26 @@
               <w:rPr>
                 <w:rStyle w:val="IndexLink"/>
               </w:rPr>
-              <w:t xml:space="default">5.3 Comprendre la parution d'un tome</w:t>
+              <w:t xml:space="default">5.3 Vérifier la synchronisation</w:t>
+              <w:tab/>
+              <w:t xml:space="default">17</w:t>
+            </w:r>
+          </w:hyperlink>
+        </w:p>
+        <w:p>
+          <w:pPr>
+            <w:pStyle w:val="TOC2"/>
+            <w:tabs>
+              <w:tab w:val="clear" w:pos="8786"/>
+              <w:tab w:val="right" w:pos="9025" w:leader="dot"/>
+            </w:tabs>
+          </w:pPr>
+          <w:hyperlink w:history="1" w:anchor="titre-27">
+            <w:r>
+              <w:rPr>
+                <w:rStyle w:val="IndexLink"/>
+              </w:rPr>
+              <w:t xml:space="default">5.4 Retirer un chapitre ou un manga</w:t>
               <w:tab/>
               <w:t xml:space="default">17</w:t>
             </w:r>
@@ -614,33 +633,14 @@
               <w:tab w:val="right" w:pos="9025" w:leader="dot"/>
             </w:tabs>
           </w:pPr>
-          <w:hyperlink w:history="1" w:anchor="titre-27">
+          <w:hyperlink w:history="1" w:anchor="titre-28">
             <w:r>
               <w:rPr>
                 <w:rStyle w:val="IndexLink"/>
               </w:rPr>
-              <w:t xml:space="default">6 Préparer le fichier Word</w:t>
+              <w:t xml:space="default">6 Créer un tome vide</w:t>
               <w:tab/>
-              <w:t xml:space="default">19</w:t>
-            </w:r>
-          </w:hyperlink>
-        </w:p>
-        <w:p>
-          <w:pPr>
-            <w:pStyle w:val="TOC2"/>
-            <w:tabs>
-              <w:tab w:val="clear" w:pos="8786"/>
-              <w:tab w:val="right" w:pos="9025" w:leader="dot"/>
-            </w:tabs>
-          </w:pPr>
-          <w:hyperlink w:history="1" w:anchor="titre-28">
-            <w:r>
-              <w:rPr>
-                <w:rStyle w:val="IndexLink"/>
-              </w:rPr>
-              <w:t xml:space="default">6.1 Utiliser les bons styles</w:t>
-              <w:tab/>
-              <w:t xml:space="default">19</w:t>
+              <w:t xml:space="default">18</w:t>
             </w:r>
           </w:hyperlink>
         </w:p>
@@ -657,9 +657,9 @@
               <w:rPr>
                 <w:rStyle w:val="IndexLink"/>
               </w:rPr>
-              <w:t xml:space="default">6.2 Écrire les dialogues et les pensées</w:t>
+              <w:t xml:space="default">6.1 Ouvrir la page « Nouveau tome »</w:t>
               <w:tab/>
-              <w:t xml:space="default">19</w:t>
+              <w:t xml:space="default">18</w:t>
             </w:r>
           </w:hyperlink>
         </w:p>
@@ -676,9 +676,9 @@
               <w:rPr>
                 <w:rStyle w:val="IndexLink"/>
               </w:rPr>
-              <w:t xml:space="default">6.3 Décrire les illustrations</w:t>
+              <w:t xml:space="default">6.2 Créer le tome</w:t>
               <w:tab/>
-              <w:t xml:space="default">19</w:t>
+              <w:t xml:space="default">18</w:t>
             </w:r>
           </w:hyperlink>
         </w:p>
@@ -695,9 +695,28 @@
               <w:rPr>
                 <w:rStyle w:val="IndexLink"/>
               </w:rPr>
-              <w:t xml:space="default">6.4 Forcer un début de chapitre avec un marqueur</w:t>
+              <w:t xml:space="default">6.3 Comprendre la parution d'un tome</w:t>
               <w:tab/>
               <w:t xml:space="default">20</w:t>
+            </w:r>
+          </w:hyperlink>
+        </w:p>
+        <w:p>
+          <w:pPr>
+            <w:pStyle w:val="TOC1"/>
+            <w:tabs>
+              <w:tab w:val="clear" w:pos="9026"/>
+              <w:tab w:val="right" w:pos="9025" w:leader="dot"/>
+            </w:tabs>
+          </w:pPr>
+          <w:hyperlink w:history="1" w:anchor="titre-32">
+            <w:r>
+              <w:rPr>
+                <w:rStyle w:val="IndexLink"/>
+              </w:rPr>
+              <w:t xml:space="default">7 Préparer le fichier Word</w:t>
+              <w:tab/>
+              <w:t xml:space="default">22</w:t>
             </w:r>
           </w:hyperlink>
         </w:p>
@@ -709,33 +728,14 @@
               <w:tab w:val="right" w:pos="9025" w:leader="dot"/>
             </w:tabs>
           </w:pPr>
-          <w:hyperlink w:history="1" w:anchor="titre-32">
+          <w:hyperlink w:history="1" w:anchor="titre-33">
             <w:r>
               <w:rPr>
                 <w:rStyle w:val="IndexLink"/>
               </w:rPr>
-              <w:t xml:space="default">6.5 Vérifier le fichier avant de l'envoyer</w:t>
+              <w:t xml:space="default">7.1 Utiliser les bons styles</w:t>
               <w:tab/>
-              <w:t xml:space="default">20</w:t>
-            </w:r>
-          </w:hyperlink>
-        </w:p>
-        <w:p>
-          <w:pPr>
-            <w:pStyle w:val="TOC1"/>
-            <w:tabs>
-              <w:tab w:val="clear" w:pos="9026"/>
-              <w:tab w:val="right" w:pos="9025" w:leader="dot"/>
-            </w:tabs>
-          </w:pPr>
-          <w:hyperlink w:history="1" w:anchor="titre-33">
-            <w:r>
-              <w:rPr>
-                <w:rStyle w:val="IndexLink"/>
-              </w:rPr>
-              <w:t xml:space="default">7 Ajouter des chapitres à un tome</w:t>
-              <w:tab/>
-              <w:t xml:space="default">21</w:t>
+              <w:t xml:space="default">22</w:t>
             </w:r>
           </w:hyperlink>
         </w:p>
@@ -752,9 +752,9 @@
               <w:rPr>
                 <w:rStyle w:val="IndexLink"/>
               </w:rPr>
-              <w:t xml:space="default">7.1 Comprendre le formulaire</w:t>
+              <w:t xml:space="default">7.2 Écrire les dialogues et les pensées</w:t>
               <w:tab/>
-              <w:t xml:space="default">21</w:t>
+              <w:t xml:space="default">22</w:t>
             </w:r>
           </w:hyperlink>
         </w:p>
@@ -771,9 +771,9 @@
               <w:rPr>
                 <w:rStyle w:val="IndexLink"/>
               </w:rPr>
-              <w:t xml:space="default">7.2 Publier le prologue d'un tome en cours</w:t>
+              <w:t xml:space="default">7.3 Décrire les illustrations</w:t>
               <w:tab/>
-              <w:t xml:space="default">24</w:t>
+              <w:t xml:space="default">22</w:t>
             </w:r>
           </w:hyperlink>
         </w:p>
@@ -790,9 +790,9 @@
               <w:rPr>
                 <w:rStyle w:val="IndexLink"/>
               </w:rPr>
-              <w:t xml:space="default">7.3 Programmer plusieurs chapitres au rythme</w:t>
+              <w:t xml:space="default">7.4 Forcer un début de chapitre avec un marqueur</w:t>
               <w:tab/>
-              <w:t xml:space="default">24</w:t>
+              <w:t xml:space="default">23</w:t>
             </w:r>
           </w:hyperlink>
         </w:p>
@@ -809,17 +809,17 @@
               <w:rPr>
                 <w:rStyle w:val="IndexLink"/>
               </w:rPr>
-              <w:t xml:space="default">7.4 Publier un tome entier d'un coup</w:t>
+              <w:t xml:space="default">7.5 Vérifier le fichier avant de l'envoyer</w:t>
               <w:tab/>
-              <w:t xml:space="default">25</w:t>
+              <w:t xml:space="default">23</w:t>
             </w:r>
           </w:hyperlink>
         </w:p>
         <w:p>
           <w:pPr>
-            <w:pStyle w:val="TOC2"/>
+            <w:pStyle w:val="TOC1"/>
             <w:tabs>
-              <w:tab w:val="clear" w:pos="8786"/>
+              <w:tab w:val="clear" w:pos="9026"/>
               <w:tab w:val="right" w:pos="9025" w:leader="dot"/>
             </w:tabs>
           </w:pPr>
@@ -828,9 +828,9 @@
               <w:rPr>
                 <w:rStyle w:val="IndexLink"/>
               </w:rPr>
-              <w:t xml:space="default">7.5 Donner tout le tome, chapitre par chapitre, avec les liens à la fin</w:t>
+              <w:t xml:space="default">8 Ajouter des chapitres à un tome</w:t>
               <w:tab/>
-              <w:t xml:space="default">25</w:t>
+              <w:t xml:space="default">24</w:t>
             </w:r>
           </w:hyperlink>
         </w:p>
@@ -847,9 +847,9 @@
               <w:rPr>
                 <w:rStyle w:val="IndexLink"/>
               </w:rPr>
-              <w:t xml:space="default">7.6 Corriger un chapitre déjà en ligne</w:t>
+              <w:t xml:space="default">8.1 Comprendre le formulaire</w:t>
               <w:tab/>
-              <w:t xml:space="default">26</w:t>
+              <w:t xml:space="default">24</w:t>
             </w:r>
           </w:hyperlink>
         </w:p>
@@ -866,9 +866,9 @@
               <w:rPr>
                 <w:rStyle w:val="IndexLink"/>
               </w:rPr>
-              <w:t xml:space="default">7.7 Découper soi-même les chapitres</w:t>
+              <w:t xml:space="default">8.2 Publier le prologue d'un tome en cours</w:t>
               <w:tab/>
-              <w:t xml:space="default">26</w:t>
+              <w:t xml:space="default">27</w:t>
             </w:r>
           </w:hyperlink>
         </w:p>
@@ -885,7 +885,7 @@
               <w:rPr>
                 <w:rStyle w:val="IndexLink"/>
               </w:rPr>
-              <w:t xml:space="default">7.8 Ajouter la lecture en ligne d'un tome déjà paru</w:t>
+              <w:t xml:space="default">8.3 Programmer plusieurs chapitres au rythme</w:t>
               <w:tab/>
               <w:t xml:space="default">27</w:t>
             </w:r>
@@ -904,9 +904,9 @@
               <w:rPr>
                 <w:rStyle w:val="IndexLink"/>
               </w:rPr>
-              <w:t xml:space="default">7.9 Refaire toute la lecture en ligne d'un tome</w:t>
+              <w:t xml:space="default">8.4 Publier un tome entier d'un coup</w:t>
               <w:tab/>
-              <w:t xml:space="default">27</w:t>
+              <w:t xml:space="default">28</w:t>
             </w:r>
           </w:hyperlink>
         </w:p>
@@ -923,9 +923,9 @@
               <w:rPr>
                 <w:rStyle w:val="IndexLink"/>
               </w:rPr>
-              <w:t xml:space="default">7.10 Savoir ce qui sera annoncé</w:t>
+              <w:t xml:space="default">8.5 Donner tout le tome, chapitre par chapitre, avec les liens à la fin</w:t>
               <w:tab/>
-              <w:t xml:space="default">27</w:t>
+              <w:t xml:space="default">28</w:t>
             </w:r>
           </w:hyperlink>
         </w:p>
@@ -942,17 +942,17 @@
               <w:rPr>
                 <w:rStyle w:val="IndexLink"/>
               </w:rPr>
-              <w:t xml:space="default">7.11 Choisir le salon Discord des chapitres</w:t>
+              <w:t xml:space="default">8.6 Corriger un chapitre déjà en ligne</w:t>
               <w:tab/>
-              <w:t xml:space="default">28</w:t>
+              <w:t xml:space="default">29</w:t>
             </w:r>
           </w:hyperlink>
         </w:p>
         <w:p>
           <w:pPr>
-            <w:pStyle w:val="TOC1"/>
+            <w:pStyle w:val="TOC2"/>
             <w:tabs>
-              <w:tab w:val="clear" w:pos="9026"/>
+              <w:tab w:val="clear" w:pos="8786"/>
               <w:tab w:val="right" w:pos="9025" w:leader="dot"/>
             </w:tabs>
           </w:pPr>
@@ -961,7 +961,7 @@
               <w:rPr>
                 <w:rStyle w:val="IndexLink"/>
               </w:rPr>
-              <w:t xml:space="default">8 Terminer un tome</w:t>
+              <w:t xml:space="default">8.7 Découper soi-même les chapitres</w:t>
               <w:tab/>
               <w:t xml:space="default">29</w:t>
             </w:r>
@@ -980,9 +980,9 @@
               <w:rPr>
                 <w:rStyle w:val="IndexLink"/>
               </w:rPr>
-              <w:t xml:space="default">8.1 Terminer un tome avec son dernier envoi</w:t>
+              <w:t xml:space="default">8.8 Ajouter la lecture en ligne d'un tome déjà paru</w:t>
               <w:tab/>
-              <w:t xml:space="default">29</w:t>
+              <w:t xml:space="default">30</w:t>
             </w:r>
           </w:hyperlink>
         </w:p>
@@ -999,9 +999,9 @@
               <w:rPr>
                 <w:rStyle w:val="IndexLink"/>
               </w:rPr>
-              <w:t xml:space="default">8.2 Passer un tome à « Publié » depuis sa fiche</w:t>
+              <w:t xml:space="default">8.9 Refaire toute la lecture en ligne d'un tome</w:t>
               <w:tab/>
-              <w:t xml:space="default">29</w:t>
+              <w:t xml:space="default">30</w:t>
             </w:r>
           </w:hyperlink>
         </w:p>
@@ -1018,9 +1018,28 @@
               <w:rPr>
                 <w:rStyle w:val="IndexLink"/>
               </w:rPr>
-              <w:t xml:space="default">8.3 Remplacer un lien PDF ou EPUB mort</w:t>
+              <w:t xml:space="default">8.10 Savoir ce qui sera annoncé</w:t>
               <w:tab/>
               <w:t xml:space="default">30</w:t>
+            </w:r>
+          </w:hyperlink>
+        </w:p>
+        <w:p>
+          <w:pPr>
+            <w:pStyle w:val="TOC2"/>
+            <w:tabs>
+              <w:tab w:val="clear" w:pos="8786"/>
+              <w:tab w:val="right" w:pos="9025" w:leader="dot"/>
+            </w:tabs>
+          </w:pPr>
+          <w:hyperlink w:history="1" w:anchor="titre-49">
+            <w:r>
+              <w:rPr>
+                <w:rStyle w:val="IndexLink"/>
+              </w:rPr>
+              <w:t xml:space="default">8.11 Choisir le salon Discord des chapitres</w:t>
+              <w:tab/>
+              <w:t xml:space="default">31</w:t>
             </w:r>
           </w:hyperlink>
         </w:p>
@@ -1032,33 +1051,14 @@
               <w:tab w:val="right" w:pos="9025" w:leader="dot"/>
             </w:tabs>
           </w:pPr>
-          <w:hyperlink w:history="1" w:anchor="titre-49">
+          <w:hyperlink w:history="1" w:anchor="titre-50">
             <w:r>
               <w:rPr>
                 <w:rStyle w:val="IndexLink"/>
               </w:rPr>
-              <w:t xml:space="default">9 Modifier un tome</w:t>
+              <w:t xml:space="default">9 Terminer un tome</w:t>
               <w:tab/>
-              <w:t xml:space="default">31</w:t>
-            </w:r>
-          </w:hyperlink>
-        </w:p>
-        <w:p>
-          <w:pPr>
-            <w:pStyle w:val="TOC2"/>
-            <w:tabs>
-              <w:tab w:val="clear" w:pos="8786"/>
-              <w:tab w:val="right" w:pos="9025" w:leader="dot"/>
-            </w:tabs>
-          </w:pPr>
-          <w:hyperlink w:history="1" w:anchor="titre-50">
-            <w:r>
-              <w:rPr>
-                <w:rStyle w:val="IndexLink"/>
-              </w:rPr>
-              <w:t xml:space="default">9.1 Trouver un tome</w:t>
-              <w:tab/>
-              <w:t xml:space="default">31</w:t>
+              <w:t xml:space="default">32</w:t>
             </w:r>
           </w:hyperlink>
         </w:p>
@@ -1075,7 +1075,7 @@
               <w:rPr>
                 <w:rStyle w:val="IndexLink"/>
               </w:rPr>
-              <w:t xml:space="default">9.2 Modifier les informations d'un tome</w:t>
+              <w:t xml:space="default">9.1 Terminer un tome avec son dernier envoi</w:t>
               <w:tab/>
               <w:t xml:space="default">32</w:t>
             </w:r>
@@ -1094,7 +1094,26 @@
               <w:rPr>
                 <w:rStyle w:val="IndexLink"/>
               </w:rPr>
-              <w:t xml:space="default">9.3 Publier, reprogrammer ou retirer un chapitre</w:t>
+              <w:t xml:space="default">9.2 Passer un tome à « Publié » depuis sa fiche</w:t>
+              <w:tab/>
+              <w:t xml:space="default">32</w:t>
+            </w:r>
+          </w:hyperlink>
+        </w:p>
+        <w:p>
+          <w:pPr>
+            <w:pStyle w:val="TOC2"/>
+            <w:tabs>
+              <w:tab w:val="clear" w:pos="8786"/>
+              <w:tab w:val="right" w:pos="9025" w:leader="dot"/>
+            </w:tabs>
+          </w:pPr>
+          <w:hyperlink w:history="1" w:anchor="titre-53">
+            <w:r>
+              <w:rPr>
+                <w:rStyle w:val="IndexLink"/>
+              </w:rPr>
+              <w:t xml:space="default">9.3 Remplacer un lien PDF ou EPUB mort</w:t>
               <w:tab/>
               <w:t xml:space="default">33</w:t>
             </w:r>
@@ -1108,33 +1127,14 @@
               <w:tab w:val="right" w:pos="9025" w:leader="dot"/>
             </w:tabs>
           </w:pPr>
-          <w:hyperlink w:history="1" w:anchor="titre-53">
+          <w:hyperlink w:history="1" w:anchor="titre-54">
             <w:r>
               <w:rPr>
                 <w:rStyle w:val="IndexLink"/>
               </w:rPr>
-              <w:t xml:space="default">10 Nouveau (version 2.1.5) : l'état des tomes et des œuvres</w:t>
+              <w:t xml:space="default">10 Modifier un tome</w:t>
               <w:tab/>
-              <w:t xml:space="default">35</w:t>
-            </w:r>
-          </w:hyperlink>
-        </w:p>
-        <w:p>
-          <w:pPr>
-            <w:pStyle w:val="TOC2"/>
-            <w:tabs>
-              <w:tab w:val="clear" w:pos="8786"/>
-              <w:tab w:val="right" w:pos="9025" w:leader="dot"/>
-            </w:tabs>
-          </w:pPr>
-          <w:hyperlink w:history="1" w:anchor="titre-54">
-            <w:r>
-              <w:rPr>
-                <w:rStyle w:val="IndexLink"/>
-              </w:rPr>
-              <w:t xml:space="default">10.1 Le cycle de vie d'un tome</w:t>
-              <w:tab/>
-              <w:t xml:space="default">35</w:t>
+              <w:t xml:space="default">34</w:t>
             </w:r>
           </w:hyperlink>
         </w:p>
@@ -1151,9 +1151,9 @@
               <w:rPr>
                 <w:rStyle w:val="IndexLink"/>
               </w:rPr>
-              <w:t xml:space="default">10.2 Changer l'état d'un tome</w:t>
+              <w:t xml:space="default">10.1 Trouver un tome</w:t>
               <w:tab/>
-              <w:t xml:space="default">36</w:t>
+              <w:t xml:space="default">34</w:t>
             </w:r>
           </w:hyperlink>
         </w:p>
@@ -1170,9 +1170,9 @@
               <w:rPr>
                 <w:rStyle w:val="IndexLink"/>
               </w:rPr>
-              <w:t xml:space="default">10.3 Savoir ce que fait chaque changement</w:t>
+              <w:t xml:space="default">10.2 Modifier les informations d'un tome</w:t>
               <w:tab/>
-              <w:t xml:space="default">36</w:t>
+              <w:t xml:space="default">35</w:t>
             </w:r>
           </w:hyperlink>
         </w:p>
@@ -1189,9 +1189,28 @@
               <w:rPr>
                 <w:rStyle w:val="IndexLink"/>
               </w:rPr>
-              <w:t xml:space="default">10.4 J'ai publié au lieu de programmer : comment réparer</w:t>
+              <w:t xml:space="default">10.3 Publier, reprogrammer ou retirer un chapitre</w:t>
               <w:tab/>
-              <w:t xml:space="default">37</w:t>
+              <w:t xml:space="default">36</w:t>
+            </w:r>
+          </w:hyperlink>
+        </w:p>
+        <w:p>
+          <w:pPr>
+            <w:pStyle w:val="TOC1"/>
+            <w:tabs>
+              <w:tab w:val="clear" w:pos="9026"/>
+              <w:tab w:val="right" w:pos="9025" w:leader="dot"/>
+            </w:tabs>
+          </w:pPr>
+          <w:hyperlink w:history="1" w:anchor="titre-58">
+            <w:r>
+              <w:rPr>
+                <w:rStyle w:val="IndexLink"/>
+              </w:rPr>
+              <w:t xml:space="default">11 Nouveau (version 2.1.5) : l'état des tomes et des œuvres</w:t>
+              <w:tab/>
+              <w:t xml:space="default">38</w:t>
             </w:r>
           </w:hyperlink>
         </w:p>
@@ -1203,33 +1222,14 @@
               <w:tab w:val="right" w:pos="9025" w:leader="dot"/>
             </w:tabs>
           </w:pPr>
-          <w:hyperlink w:history="1" w:anchor="titre-58">
+          <w:hyperlink w:history="1" w:anchor="titre-59">
             <w:r>
               <w:rPr>
                 <w:rStyle w:val="IndexLink"/>
               </w:rPr>
-              <w:t xml:space="default">10.5 Changer l'état d'une œuvre</w:t>
+              <w:t xml:space="default">11.1 Le cycle de vie d'un tome</w:t>
               <w:tab/>
               <w:t xml:space="default">38</w:t>
-            </w:r>
-          </w:hyperlink>
-        </w:p>
-        <w:p>
-          <w:pPr>
-            <w:pStyle w:val="TOC1"/>
-            <w:tabs>
-              <w:tab w:val="clear" w:pos="9026"/>
-              <w:tab w:val="right" w:pos="9025" w:leader="dot"/>
-            </w:tabs>
-          </w:pPr>
-          <w:hyperlink w:history="1" w:anchor="titre-59">
-            <w:r>
-              <w:rPr>
-                <w:rStyle w:val="IndexLink"/>
-              </w:rPr>
-              <w:t xml:space="default">11 Ce que voient les lecteurs</w:t>
-              <w:tab/>
-              <w:t xml:space="default">40</w:t>
             </w:r>
           </w:hyperlink>
         </w:p>
@@ -1246,9 +1246,9 @@
               <w:rPr>
                 <w:rStyle w:val="IndexLink"/>
               </w:rPr>
-              <w:t xml:space="default">11.1 La page d'accueil</w:t>
+              <w:t xml:space="default">11.2 Changer l'état d'un tome</w:t>
               <w:tab/>
-              <w:t xml:space="default">40</w:t>
+              <w:t xml:space="default">39</w:t>
             </w:r>
           </w:hyperlink>
         </w:p>
@@ -1265,9 +1265,9 @@
               <w:rPr>
                 <w:rStyle w:val="IndexLink"/>
               </w:rPr>
-              <w:t xml:space="default">11.2 La page Planning</w:t>
+              <w:t xml:space="default">11.3 Savoir ce que fait chaque changement</w:t>
               <w:tab/>
-              <w:t xml:space="default">41</w:t>
+              <w:t xml:space="default">39</w:t>
             </w:r>
           </w:hyperlink>
         </w:p>
@@ -1284,9 +1284,9 @@
               <w:rPr>
                 <w:rStyle w:val="IndexLink"/>
               </w:rPr>
-              <w:t xml:space="default">11.3 Faire apparaître un chapitre dans « Prochains » de l'accueil</w:t>
+              <w:t xml:space="default">11.4 J'ai publié au lieu de programmer : comment réparer</w:t>
               <w:tab/>
-              <w:t xml:space="default">43</w:t>
+              <w:t xml:space="default">40</w:t>
             </w:r>
           </w:hyperlink>
         </w:p>
@@ -1303,17 +1303,17 @@
               <w:rPr>
                 <w:rStyle w:val="IndexLink"/>
               </w:rPr>
-              <w:t xml:space="default">11.4 Mettre un tome à la une</w:t>
+              <w:t xml:space="default">11.5 Changer l'état d'une œuvre</w:t>
               <w:tab/>
-              <w:t xml:space="default">43</w:t>
+              <w:t xml:space="default">41</w:t>
             </w:r>
           </w:hyperlink>
         </w:p>
         <w:p>
           <w:pPr>
-            <w:pStyle w:val="TOC2"/>
+            <w:pStyle w:val="TOC1"/>
             <w:tabs>
-              <w:tab w:val="clear" w:pos="8786"/>
+              <w:tab w:val="clear" w:pos="9026"/>
               <w:tab w:val="right" w:pos="9025" w:leader="dot"/>
             </w:tabs>
           </w:pPr>
@@ -1322,9 +1322,9 @@
               <w:rPr>
                 <w:rStyle w:val="IndexLink"/>
               </w:rPr>
-              <w:t xml:space="default">11.5 La fiche d'une œuvre</w:t>
+              <w:t xml:space="default">12 Ce que voient les lecteurs</w:t>
               <w:tab/>
-              <w:t xml:space="default">44</w:t>
+              <w:t xml:space="default">43</w:t>
             </w:r>
           </w:hyperlink>
         </w:p>
@@ -1341,17 +1341,17 @@
               <w:rPr>
                 <w:rStyle w:val="IndexLink"/>
               </w:rPr>
-              <w:t xml:space="default">11.6 La page d'un tome en cours</w:t>
+              <w:t xml:space="default">12.1 Lire un manga</w:t>
               <w:tab/>
-              <w:t xml:space="default">45</w:t>
+              <w:t xml:space="default">43</w:t>
             </w:r>
           </w:hyperlink>
         </w:p>
         <w:p>
           <w:pPr>
-            <w:pStyle w:val="TOC1"/>
+            <w:pStyle w:val="TOC2"/>
             <w:tabs>
-              <w:tab w:val="clear" w:pos="9026"/>
+              <w:tab w:val="clear" w:pos="8786"/>
               <w:tab w:val="right" w:pos="9025" w:leader="dot"/>
             </w:tabs>
           </w:pPr>
@@ -1360,9 +1360,9 @@
               <w:rPr>
                 <w:rStyle w:val="IndexLink"/>
               </w:rPr>
-              <w:t xml:space="default">12 Glossaires, actualités et commentaires</w:t>
+              <w:t xml:space="default">12.2 La page d'accueil</w:t>
               <w:tab/>
-              <w:t xml:space="default">46</w:t>
+              <w:t xml:space="default">43</w:t>
             </w:r>
           </w:hyperlink>
         </w:p>
@@ -1379,9 +1379,9 @@
               <w:rPr>
                 <w:rStyle w:val="IndexLink"/>
               </w:rPr>
-              <w:t xml:space="default">12.1 Publier le glossaire d'une œuvre</w:t>
+              <w:t xml:space="default">12.3 La page Planning</w:t>
               <w:tab/>
-              <w:t xml:space="default">46</w:t>
+              <w:t xml:space="default">45</w:t>
             </w:r>
           </w:hyperlink>
         </w:p>
@@ -1398,9 +1398,9 @@
               <w:rPr>
                 <w:rStyle w:val="IndexLink"/>
               </w:rPr>
-              <w:t xml:space="default">12.2 Lier une actualité à une œuvre</w:t>
+              <w:t xml:space="default">12.4 Faire apparaître un chapitre dans « Prochains » de l'accueil</w:t>
               <w:tab/>
-              <w:t xml:space="default">46</w:t>
+              <w:t xml:space="default">47</w:t>
             </w:r>
           </w:hyperlink>
         </w:p>
@@ -1417,9 +1417,47 @@
               <w:rPr>
                 <w:rStyle w:val="IndexLink"/>
               </w:rPr>
-              <w:t xml:space="default">12.3 Modérer les commentaires</w:t>
+              <w:t xml:space="default">12.5 Mettre un tome à la une</w:t>
               <w:tab/>
-              <w:t xml:space="default">46</w:t>
+              <w:t xml:space="default">47</w:t>
+            </w:r>
+          </w:hyperlink>
+        </w:p>
+        <w:p>
+          <w:pPr>
+            <w:pStyle w:val="TOC2"/>
+            <w:tabs>
+              <w:tab w:val="clear" w:pos="8786"/>
+              <w:tab w:val="right" w:pos="9025" w:leader="dot"/>
+            </w:tabs>
+          </w:pPr>
+          <w:hyperlink w:history="1" w:anchor="titre-70">
+            <w:r>
+              <w:rPr>
+                <w:rStyle w:val="IndexLink"/>
+              </w:rPr>
+              <w:t xml:space="default">12.6 La fiche d'une œuvre</w:t>
+              <w:tab/>
+              <w:t xml:space="default">48</w:t>
+            </w:r>
+          </w:hyperlink>
+        </w:p>
+        <w:p>
+          <w:pPr>
+            <w:pStyle w:val="TOC2"/>
+            <w:tabs>
+              <w:tab w:val="clear" w:pos="8786"/>
+              <w:tab w:val="right" w:pos="9025" w:leader="dot"/>
+            </w:tabs>
+          </w:pPr>
+          <w:hyperlink w:history="1" w:anchor="titre-71">
+            <w:r>
+              <w:rPr>
+                <w:rStyle w:val="IndexLink"/>
+              </w:rPr>
+              <w:t xml:space="default">12.7 La page d'un tome en cours</w:t>
+              <w:tab/>
+              <w:t xml:space="default">49</w:t>
             </w:r>
           </w:hyperlink>
         </w:p>
@@ -1431,52 +1469,14 @@
               <w:tab w:val="right" w:pos="9025" w:leader="dot"/>
             </w:tabs>
           </w:pPr>
-          <w:hyperlink w:history="1" w:anchor="titre-70">
+          <w:hyperlink w:history="1" w:anchor="titre-72">
             <w:r>
               <w:rPr>
                 <w:rStyle w:val="IndexLink"/>
               </w:rPr>
-              <w:t xml:space="default">13 Questions fréquentes</w:t>
+              <w:t xml:space="default">13 Glossaires, actualités et commentaires</w:t>
               <w:tab/>
-              <w:t xml:space="default">47</w:t>
-            </w:r>
-          </w:hyperlink>
-        </w:p>
-        <w:p>
-          <w:pPr>
-            <w:pStyle w:val="TOC1"/>
-            <w:tabs>
-              <w:tab w:val="clear" w:pos="9026"/>
-              <w:tab w:val="right" w:pos="9025" w:leader="dot"/>
-            </w:tabs>
-          </w:pPr>
-          <w:hyperlink w:history="1" w:anchor="titre-71">
-            <w:r>
-              <w:rPr>
-                <w:rStyle w:val="IndexLink"/>
-              </w:rPr>
-              <w:t xml:space="default">14 En cas de problème</w:t>
-              <w:tab/>
-              <w:t xml:space="default">48</w:t>
-            </w:r>
-          </w:hyperlink>
-        </w:p>
-        <w:p>
-          <w:pPr>
-            <w:pStyle w:val="TOC2"/>
-            <w:tabs>
-              <w:tab w:val="clear" w:pos="8786"/>
-              <w:tab w:val="right" w:pos="9025" w:leader="dot"/>
-            </w:tabs>
-          </w:pPr>
-          <w:hyperlink w:history="1" w:anchor="titre-72">
-            <w:r>
-              <w:rPr>
-                <w:rStyle w:val="IndexLink"/>
-              </w:rPr>
-              <w:t xml:space="default">14.1 Qui contacter</w:t>
-              <w:tab/>
-              <w:t xml:space="default">48</w:t>
+              <w:t xml:space="default">50</w:t>
             </w:r>
           </w:hyperlink>
         </w:p>
@@ -1493,9 +1493,123 @@
               <w:rPr>
                 <w:rStyle w:val="IndexLink"/>
               </w:rPr>
-              <w:t xml:space="default">14.2 Signaler un problème</w:t>
+              <w:t xml:space="default">13.1 Publier le glossaire d'une œuvre</w:t>
               <w:tab/>
-              <w:t xml:space="default">48</w:t>
+              <w:t xml:space="default">50</w:t>
+            </w:r>
+          </w:hyperlink>
+        </w:p>
+        <w:p>
+          <w:pPr>
+            <w:pStyle w:val="TOC2"/>
+            <w:tabs>
+              <w:tab w:val="clear" w:pos="8786"/>
+              <w:tab w:val="right" w:pos="9025" w:leader="dot"/>
+            </w:tabs>
+          </w:pPr>
+          <w:hyperlink w:history="1" w:anchor="titre-74">
+            <w:r>
+              <w:rPr>
+                <w:rStyle w:val="IndexLink"/>
+              </w:rPr>
+              <w:t xml:space="default">13.2 Lier une actualité à une œuvre</w:t>
+              <w:tab/>
+              <w:t xml:space="default">50</w:t>
+            </w:r>
+          </w:hyperlink>
+        </w:p>
+        <w:p>
+          <w:pPr>
+            <w:pStyle w:val="TOC2"/>
+            <w:tabs>
+              <w:tab w:val="clear" w:pos="8786"/>
+              <w:tab w:val="right" w:pos="9025" w:leader="dot"/>
+            </w:tabs>
+          </w:pPr>
+          <w:hyperlink w:history="1" w:anchor="titre-75">
+            <w:r>
+              <w:rPr>
+                <w:rStyle w:val="IndexLink"/>
+              </w:rPr>
+              <w:t xml:space="default">13.3 Modérer les commentaires</w:t>
+              <w:tab/>
+              <w:t xml:space="default">50</w:t>
+            </w:r>
+          </w:hyperlink>
+        </w:p>
+        <w:p>
+          <w:pPr>
+            <w:pStyle w:val="TOC1"/>
+            <w:tabs>
+              <w:tab w:val="clear" w:pos="9026"/>
+              <w:tab w:val="right" w:pos="9025" w:leader="dot"/>
+            </w:tabs>
+          </w:pPr>
+          <w:hyperlink w:history="1" w:anchor="titre-76">
+            <w:r>
+              <w:rPr>
+                <w:rStyle w:val="IndexLink"/>
+              </w:rPr>
+              <w:t xml:space="default">14 Questions fréquentes</w:t>
+              <w:tab/>
+              <w:t xml:space="default">51</w:t>
+            </w:r>
+          </w:hyperlink>
+        </w:p>
+        <w:p>
+          <w:pPr>
+            <w:pStyle w:val="TOC1"/>
+            <w:tabs>
+              <w:tab w:val="clear" w:pos="9026"/>
+              <w:tab w:val="right" w:pos="9025" w:leader="dot"/>
+            </w:tabs>
+          </w:pPr>
+          <w:hyperlink w:history="1" w:anchor="titre-77">
+            <w:r>
+              <w:rPr>
+                <w:rStyle w:val="IndexLink"/>
+              </w:rPr>
+              <w:t xml:space="default">15 En cas de problème</w:t>
+              <w:tab/>
+              <w:t xml:space="default">52</w:t>
+            </w:r>
+          </w:hyperlink>
+        </w:p>
+        <w:p>
+          <w:pPr>
+            <w:pStyle w:val="TOC2"/>
+            <w:tabs>
+              <w:tab w:val="clear" w:pos="8786"/>
+              <w:tab w:val="right" w:pos="9025" w:leader="dot"/>
+            </w:tabs>
+          </w:pPr>
+          <w:hyperlink w:history="1" w:anchor="titre-78">
+            <w:r>
+              <w:rPr>
+                <w:rStyle w:val="IndexLink"/>
+              </w:rPr>
+              <w:t xml:space="default">15.1 Qui contacter</w:t>
+              <w:tab/>
+              <w:t xml:space="default">52</w:t>
+            </w:r>
+          </w:hyperlink>
+        </w:p>
+        <w:p>
+          <w:pPr>
+            <w:pStyle w:val="TOC2"/>
+            <w:tabs>
+              <w:tab w:val="clear" w:pos="8786"/>
+              <w:tab w:val="right" w:pos="9025" w:leader="dot"/>
+            </w:tabs>
+          </w:pPr>
+          <w:hyperlink w:history="1" w:anchor="titre-79">
+            <w:r>
+              <w:rPr>
+                <w:rStyle w:val="IndexLink"/>
+              </w:rPr>
+              <w:t xml:space="default">15.2 Signaler un problème</w:t>
+              <w:tab/>
+              <w:t xml:space="default">52</w:t>
             </w:r>
           </w:hyperlink>
           <w:r>
@@ -1508,21 +1622,21 @@
       <w:pPr>
         <w:pStyle w:val="Heading1"/>
       </w:pPr>
-      <w:bookmarkStart w:name="titre-1" w:id="74"/>
+      <w:bookmarkStart w:name="titre-1" w:id="80"/>
       <w:r>
         <w:t xml:space="preserve">1 Bienvenue dans l'espace équipe</w:t>
       </w:r>
-      <w:bookmarkEnd w:id="74"/>
+      <w:bookmarkEnd w:id="80"/>
     </w:p>
     <w:p>
       <w:pPr>
         <w:pStyle w:val="Heading2"/>
       </w:pPr>
-      <w:bookmarkStart w:name="titre-2" w:id="75"/>
+      <w:bookmarkStart w:name="titre-2" w:id="81"/>
       <w:r>
         <w:t xml:space="preserve">1.1 À quoi sert l'espace équipe</w:t>
       </w:r>
-      <w:bookmarkEnd w:id="75"/>
+      <w:bookmarkEnd w:id="81"/>
     </w:p>
     <w:p>
       <w:r>
@@ -1613,11 +1727,11 @@
       <w:pPr>
         <w:pStyle w:val="Heading2"/>
       </w:pPr>
-      <w:bookmarkStart w:name="titre-3" w:id="76"/>
+      <w:bookmarkStart w:name="titre-3" w:id="82"/>
       <w:r>
         <w:t xml:space="preserve">1.2 Qui peut faire quoi</w:t>
       </w:r>
-      <w:bookmarkEnd w:id="76"/>
+      <w:bookmarkEnd w:id="82"/>
     </w:p>
     <w:p>
       <w:r>
@@ -2058,11 +2172,11 @@
       <w:pPr>
         <w:pStyle w:val="Heading2"/>
       </w:pPr>
-      <w:bookmarkStart w:name="titre-4" w:id="77"/>
+      <w:bookmarkStart w:name="titre-4" w:id="83"/>
       <w:r>
         <w:t xml:space="preserve">1.3 Se connecter</w:t>
       </w:r>
-      <w:bookmarkEnd w:id="77"/>
+      <w:bookmarkEnd w:id="83"/>
     </w:p>
     <w:p>
       <w:pPr>
@@ -2369,21 +2483,21 @@
       <w:pPr>
         <w:pStyle w:val="Heading1"/>
       </w:pPr>
-      <w:bookmarkStart w:name="titre-5" w:id="78"/>
+      <w:bookmarkStart w:name="titre-5" w:id="84"/>
       <w:r>
         <w:t xml:space="preserve">2 Le tableau de bord et le menu</w:t>
       </w:r>
-      <w:bookmarkEnd w:id="78"/>
+      <w:bookmarkEnd w:id="84"/>
     </w:p>
     <w:p>
       <w:pPr>
         <w:pStyle w:val="Heading2"/>
       </w:pPr>
-      <w:bookmarkStart w:name="titre-6" w:id="79"/>
+      <w:bookmarkStart w:name="titre-6" w:id="85"/>
       <w:r>
         <w:t xml:space="preserve">2.1 Lire le tableau de bord</w:t>
       </w:r>
-      <w:bookmarkEnd w:id="79"/>
+      <w:bookmarkEnd w:id="85"/>
     </w:p>
     <w:p>
       <w:r>
@@ -2524,11 +2638,11 @@
       <w:pPr>
         <w:pStyle w:val="Heading2"/>
       </w:pPr>
-      <w:bookmarkStart w:name="titre-7" w:id="80"/>
+      <w:bookmarkStart w:name="titre-7" w:id="86"/>
       <w:r>
         <w:t xml:space="preserve">2.2 Se repérer dans le menu</w:t>
       </w:r>
-      <w:bookmarkEnd w:id="80"/>
+      <w:bookmarkEnd w:id="86"/>
     </w:p>
     <w:p>
       <w:r>
@@ -2739,11 +2853,11 @@
       <w:pPr>
         <w:pStyle w:val="Heading2"/>
       </w:pPr>
-      <w:bookmarkStart w:name="titre-8" w:id="81"/>
+      <w:bookmarkStart w:name="titre-8" w:id="87"/>
       <w:r>
         <w:t xml:space="preserve">2.3 Utiliser les raccourcis d'un tome</w:t>
       </w:r>
-      <w:bookmarkEnd w:id="81"/>
+      <w:bookmarkEnd w:id="87"/>
     </w:p>
     <w:p>
       <w:r>
@@ -2854,11 +2968,11 @@
       <w:pPr>
         <w:pStyle w:val="Heading1"/>
       </w:pPr>
-      <w:bookmarkStart w:name="titre-9" w:id="82"/>
+      <w:bookmarkStart w:name="titre-9" w:id="88"/>
       <w:r>
         <w:t xml:space="preserve">3 Le planning</w:t>
       </w:r>
-      <w:bookmarkEnd w:id="82"/>
+      <w:bookmarkEnd w:id="88"/>
     </w:p>
     <w:p>
       <w:r>
@@ -2941,11 +3055,11 @@
       <w:pPr>
         <w:pStyle w:val="Heading2"/>
       </w:pPr>
-      <w:bookmarkStart w:name="titre-10" w:id="83"/>
+      <w:bookmarkStart w:name="titre-10" w:id="89"/>
       <w:r>
         <w:t xml:space="preserve">3.1 Mettre à jour son avancement</w:t>
       </w:r>
-      <w:bookmarkEnd w:id="83"/>
+      <w:bookmarkEnd w:id="89"/>
     </w:p>
     <w:p>
       <w:pPr>
@@ -3273,11 +3387,11 @@
       <w:pPr>
         <w:pStyle w:val="Heading2"/>
       </w:pPr>
-      <w:bookmarkStart w:name="titre-11" w:id="84"/>
+      <w:bookmarkStart w:name="titre-11" w:id="90"/>
       <w:r>
         <w:t xml:space="preserve">3.2 Signaler un tome bloqué</w:t>
       </w:r>
-      <w:bookmarkEnd w:id="84"/>
+      <w:bookmarkEnd w:id="90"/>
     </w:p>
     <w:p>
       <w:r>
@@ -3395,11 +3509,11 @@
       <w:pPr>
         <w:pStyle w:val="Heading2"/>
       </w:pPr>
-      <w:bookmarkStart w:name="titre-12" w:id="85"/>
+      <w:bookmarkStart w:name="titre-12" w:id="91"/>
       <w:r>
         <w:t xml:space="preserve">3.3 Mettre à jour une tâche « En attente »</w:t>
       </w:r>
-      <w:bookmarkEnd w:id="85"/>
+      <w:bookmarkEnd w:id="91"/>
     </w:p>
     <w:p>
       <w:r>
@@ -3440,11 +3554,11 @@
       <w:pPr>
         <w:pStyle w:val="Heading2"/>
       </w:pPr>
-      <w:bookmarkStart w:name="titre-13" w:id="86"/>
+      <w:bookmarkStart w:name="titre-13" w:id="92"/>
       <w:r>
         <w:t xml:space="preserve">3.4 Comprendre ce que voient les lecteurs</w:t>
       </w:r>
-      <w:bookmarkEnd w:id="86"/>
+      <w:bookmarkEnd w:id="92"/>
     </w:p>
     <w:tbl>
       <w:tblPr>
@@ -4063,11 +4177,11 @@
       <w:pPr>
         <w:pStyle w:val="Heading2"/>
       </w:pPr>
-      <w:bookmarkStart w:name="titre-14" w:id="87"/>
+      <w:bookmarkStart w:name="titre-14" w:id="93"/>
       <w:r>
         <w:t xml:space="preserve">3.5 Recevoir (ou ne plus recevoir) les rappels</w:t>
       </w:r>
-      <w:bookmarkEnd w:id="87"/>
+      <w:bookmarkEnd w:id="93"/>
     </w:p>
     <w:p>
       <w:r>
@@ -4319,11 +4433,11 @@
       <w:pPr>
         <w:pStyle w:val="Heading2"/>
       </w:pPr>
-      <w:bookmarkStart w:name="titre-15" w:id="88"/>
+      <w:bookmarkStart w:name="titre-15" w:id="94"/>
       <w:r>
         <w:t xml:space="preserve">3.6 Mettre un tome en pause</w:t>
       </w:r>
-      <w:bookmarkEnd w:id="88"/>
+      <w:bookmarkEnd w:id="94"/>
     </w:p>
     <w:p>
       <w:r>
@@ -4433,11 +4547,11 @@
       <w:pPr>
         <w:pStyle w:val="Heading2"/>
       </w:pPr>
-      <w:bookmarkStart w:name="titre-16" w:id="89"/>
+      <w:bookmarkStart w:name="titre-16" w:id="95"/>
       <w:r>
         <w:t xml:space="preserve">3.7 Retirer un tome ajouté par erreur</w:t>
       </w:r>
-      <w:bookmarkEnd w:id="89"/>
+      <w:bookmarkEnd w:id="95"/>
     </w:p>
     <w:p>
       <w:r>
@@ -4506,11 +4620,11 @@
       <w:pPr>
         <w:pStyle w:val="Heading2"/>
       </w:pPr>
-      <w:bookmarkStart w:name="titre-17" w:id="90"/>
+      <w:bookmarkStart w:name="titre-17" w:id="96"/>
       <w:r>
         <w:t xml:space="preserve">3.8 Trouver un tome dans le planning complet</w:t>
       </w:r>
-      <w:bookmarkEnd w:id="90"/>
+      <w:bookmarkEnd w:id="96"/>
     </w:p>
     <w:p>
       <w:r>
@@ -4654,11 +4768,11 @@
       <w:pPr>
         <w:pStyle w:val="Heading1"/>
       </w:pPr>
-      <w:bookmarkStart w:name="titre-18" w:id="91"/>
+      <w:bookmarkStart w:name="titre-18" w:id="97"/>
       <w:r>
         <w:t xml:space="preserve">4 Les œuvres</w:t>
       </w:r>
-      <w:bookmarkEnd w:id="91"/>
+      <w:bookmarkEnd w:id="97"/>
     </w:p>
     <w:p>
       <w:r>
@@ -4689,11 +4803,11 @@
       <w:pPr>
         <w:pStyle w:val="Heading2"/>
       </w:pPr>
-      <w:bookmarkStart w:name="titre-19" w:id="92"/>
+      <w:bookmarkStart w:name="titre-19" w:id="98"/>
       <w:r>
         <w:t xml:space="preserve">4.1 Créer une œuvre</w:t>
       </w:r>
-      <w:bookmarkEnd w:id="92"/>
+      <w:bookmarkEnd w:id="98"/>
     </w:p>
     <w:p>
       <w:pPr>
@@ -4831,7 +4945,7 @@
         <w:t xml:space="preserve">Genres</w:t>
       </w:r>
       <w:r>
-        <w:t xml:space="preserve">.</w:t>
+        <w:t xml:space="preserve">. Pour un manga que l'équipe publie sur MangaDex, voir aussi « Lier un manga à sa série MangaDex ».</w:t>
       </w:r>
     </w:p>
     <w:p>
@@ -5147,11 +5261,11 @@
       <w:pPr>
         <w:pStyle w:val="Heading2"/>
       </w:pPr>
-      <w:bookmarkStart w:name="titre-20" w:id="93"/>
+      <w:bookmarkStart w:name="titre-20" w:id="99"/>
       <w:r>
         <w:t xml:space="preserve">4.2 Modifier une œuvre et cadrer sa couverture</w:t>
       </w:r>
-      <w:bookmarkEnd w:id="93"/>
+      <w:bookmarkEnd w:id="99"/>
     </w:p>
     <w:p>
       <w:pPr>
@@ -5284,11 +5398,11 @@
       <w:pPr>
         <w:pStyle w:val="Heading2"/>
       </w:pPr>
-      <w:bookmarkStart w:name="titre-21" w:id="94"/>
+      <w:bookmarkStart w:name="titre-21" w:id="100"/>
       <w:r>
         <w:t xml:space="preserve">4.3 Annoncer une nouvelle série sans dévoiler son titre</w:t>
       </w:r>
-      <w:bookmarkEnd w:id="94"/>
+      <w:bookmarkEnd w:id="100"/>
     </w:p>
     <w:p>
       <w:r>
@@ -5820,11 +5934,11 @@
       <w:pPr>
         <w:pStyle w:val="Heading2"/>
       </w:pPr>
-      <w:bookmarkStart w:name="titre-22" w:id="95"/>
+      <w:bookmarkStart w:name="titre-22" w:id="101"/>
       <w:r>
         <w:t xml:space="preserve">4.4 Gérer les genres</w:t>
       </w:r>
-      <w:bookmarkEnd w:id="95"/>
+      <w:bookmarkEnd w:id="101"/>
     </w:p>
     <w:p>
       <w:r>
@@ -5953,172 +6067,30 @@
       <w:pPr>
         <w:pStyle w:val="Heading1"/>
       </w:pPr>
-      <w:bookmarkStart w:name="titre-23" w:id="96"/>
-      <w:r>
-        <w:t xml:space="preserve">5 Créer un tome vide</w:t>
-      </w:r>
-      <w:bookmarkEnd w:id="96"/>
-    </w:p>
-    <w:p>
-      <w:r>
-        <w:t xml:space="preserve">Un tome se crée d'abord vide, sans fichier : il entre au planning. Ses chapitres arrivent ensuite avec « Ajouter des chapitres ». Réservé aux éditeurs et aux gérants.</w:t>
+      <w:bookmarkStart w:name="titre-23" w:id="102"/>
+      <w:r>
+        <w:t xml:space="preserve">5 Les mangas (MangaDex)</w:t>
+      </w:r>
+      <w:bookmarkEnd w:id="102"/>
+    </w:p>
+    <w:p>
+      <w:r>
+        <w:t xml:space="preserve">Les mangas de l'équipe sont publiés sur MangaDex. Le site les reprend tout seul et les fait lire sur yumenovel.fr, sans stocker aucune image : chaque page est relayée depuis MangaDex au moment de la lecture. Il n'y a ni fichier Word ni chapitre à envoyer.</w:t>
       </w:r>
     </w:p>
     <w:p>
       <w:pPr>
         <w:pStyle w:val="Heading2"/>
       </w:pPr>
-      <w:bookmarkStart w:name="titre-24" w:id="97"/>
-      <w:r>
-        <w:t xml:space="preserve">5.1 Ouvrir la page « Nouveau tome »</w:t>
-      </w:r>
-      <w:bookmarkEnd w:id="97"/>
-    </w:p>
-    <w:p>
-      <w:r>
-        <w:t xml:space="preserve">Plusieurs boutons ouvrent la même page :</w:t>
-      </w:r>
-    </w:p>
-    <w:p>
-      <w:pPr>
-        <w:pStyle w:val="ListParagraph"/>
-        <w:numPr>
-          <w:ilvl w:val="0"/>
-          <w:numId w:val="2"/>
-        </w:numPr>
-        <w:spacing w:after="60" w:before="0"/>
-      </w:pPr>
-      <w:r>
-        <w:rPr>
-          <w:b/>
-          <w:bCs/>
-        </w:rPr>
-        <w:t xml:space="preserve">Nouveau tome</w:t>
-      </w:r>
-      <w:r>
-        <w:t xml:space="preserve">, en haut de </w:t>
-      </w:r>
-      <w:r>
-        <w:rPr>
-          <w:b/>
-          <w:bCs/>
-        </w:rPr>
-        <w:t xml:space="preserve">Tous les tomes</w:t>
-      </w:r>
-      <w:r>
-        <w:t xml:space="preserve"> ou sous </w:t>
-      </w:r>
-      <w:r>
-        <w:rPr>
-          <w:b/>
-          <w:bCs/>
-        </w:rPr>
-        <w:t xml:space="preserve">Tomes en préparation</w:t>
-      </w:r>
-      <w:r>
-        <w:t xml:space="preserve"> du tableau de bord ;</w:t>
-      </w:r>
-    </w:p>
-    <w:p>
-      <w:pPr>
-        <w:pStyle w:val="ListParagraph"/>
-        <w:numPr>
-          <w:ilvl w:val="0"/>
-          <w:numId w:val="2"/>
-        </w:numPr>
-        <w:spacing w:after="60" w:before="0"/>
-      </w:pPr>
-      <w:r>
-        <w:rPr>
-          <w:b/>
-          <w:bCs/>
-        </w:rPr>
-        <w:t xml:space="preserve">Ajouter un tome au planning</w:t>
-      </w:r>
-      <w:r>
-        <w:t xml:space="preserve">, dans </w:t>
-      </w:r>
-      <w:r>
-        <w:rPr>
-          <w:b/>
-          <w:bCs/>
-        </w:rPr>
-        <w:t xml:space="preserve">Planning complet</w:t>
-      </w:r>
-      <w:r>
-        <w:t xml:space="preserve"> ou sur la ligne d'une œuvre (l'œuvre est alors déjà choisie).</w:t>
-      </w:r>
-    </w:p>
-    <w:p>
-      <w:pPr>
-        <w:pStyle w:val="Heading2"/>
-      </w:pPr>
-      <w:bookmarkStart w:name="titre-25" w:id="98"/>
-      <w:r>
-        <w:t xml:space="preserve">5.2 Créer le tome</w:t>
-      </w:r>
-      <w:bookmarkEnd w:id="98"/>
-    </w:p>
-    <w:p>
-      <w:pPr>
-        <w:keepNext/>
-        <w:spacing w:after="60" w:before="160"/>
-        <w:jc w:val="center"/>
-      </w:pPr>
-      <w:r>
-        <w:drawing>
-          <wp:inline distT="0" distB="0" distL="0" distR="0">
-            <wp:extent cx="5715000" cy="5153025"/>
-            <wp:effectExtent t="0" r="0" b="0" l="0"/>
-            <wp:docPr id="32" name="Main-contenu.png" descr="La page « Nouveau tome » : le tome, l'équipe et le calendrier, puis ce qui sera créé." title="La page « Nouveau tome » : le tome, l'équipe et le calendrier, puis ce qui sera créé."/>
-            <wp:cNvGraphicFramePr>
-              <a:graphicFrameLocks xmlns:a="http://schemas.openxmlformats.org/drawingml/2006/main" noChangeAspect="1"/>
-            </wp:cNvGraphicFramePr>
-            <a:graphic xmlns:a="http://schemas.openxmlformats.org/drawingml/2006/main">
-              <a:graphicData uri="http://schemas.openxmlformats.org/drawingml/2006/picture">
-                <pic:pic xmlns:pic="http://schemas.openxmlformats.org/drawingml/2006/picture">
-                  <pic:nvPicPr>
-                    <pic:cNvPr id="0" name="" descr=""/>
-                    <pic:cNvPicPr>
-                      <a:picLocks noChangeAspect="1" noChangeArrowheads="1"/>
-                    </pic:cNvPicPr>
-                  </pic:nvPicPr>
-                  <pic:blipFill>
-                    <a:blip r:embed="rId15" cstate="none"/>
-                    <a:srcRect/>
-                    <a:stretch>
-                      <a:fillRect/>
-                    </a:stretch>
-                  </pic:blipFill>
-                  <pic:spPr bwMode="auto">
-                    <a:xfrm>
-                      <a:off x="0" y="0"/>
-                      <a:ext cx="5715000" cy="5153025"/>
-                    </a:xfrm>
-                    <a:prstGeom prst="rect">
-                      <a:avLst/>
-                    </a:prstGeom>
-                  </pic:spPr>
-                </pic:pic>
-              </a:graphicData>
-            </a:graphic>
-          </wp:inline>
-        </w:drawing>
-      </w:r>
-    </w:p>
-    <w:p>
-      <w:pPr>
-        <w:pStyle w:val="Legende"/>
-      </w:pPr>
-      <w:r>
-        <w:rPr>
-          <w:b/>
-          <w:bCs/>
-        </w:rPr>
-        <w:t xml:space="preserve">Figure 5 — </w:t>
-      </w:r>
-      <w:r>
-        <w:t xml:space="preserve">La page « Nouveau tome » : le tome, l'équipe et le calendrier, puis ce qui sera créé.</w:t>
+      <w:bookmarkStart w:name="titre-24" w:id="103"/>
+      <w:r>
+        <w:t xml:space="preserve">5.1 Lier un manga à sa série MangaDex</w:t>
+      </w:r>
+      <w:bookmarkEnd w:id="103"/>
+    </w:p>
+    <w:p>
+      <w:r>
+        <w:t xml:space="preserve">Réservé aux éditeurs et aux gérants.</w:t>
       </w:r>
     </w:p>
     <w:p>
@@ -6131,37 +6103,47 @@
         <w:spacing w:after="60" w:before="40"/>
       </w:pPr>
       <w:r>
-        <w:t xml:space="preserve">Dans </w:t>
-      </w:r>
-      <w:r>
-        <w:rPr>
-          <w:b/>
-          <w:bCs/>
-        </w:rPr>
-        <w:t xml:space="preserve">Le tome</w:t>
-      </w:r>
-      <w:r>
-        <w:t xml:space="preserve">, choisissez l'</w:t>
-      </w:r>
-      <w:r>
-        <w:rPr>
-          <w:b/>
-          <w:bCs/>
-        </w:rPr>
-        <w:t xml:space="preserve">Œuvre</w:t>
-      </w:r>
-      <w:r>
-        <w:t xml:space="preserve">. Elle n'existe pas encore ? Cliquez sur </w:t>
-      </w:r>
-      <w:r>
-        <w:rPr>
-          <w:b/>
-          <w:bCs/>
-        </w:rPr>
-        <w:t xml:space="preserve">Créer une nouvelle œuvre</w:t>
-      </w:r>
-      <w:r>
-        <w:t xml:space="preserve">.</w:t>
+        <w:t xml:space="preserve">Ouvrez </w:t>
+      </w:r>
+      <w:r>
+        <w:rPr>
+          <w:b/>
+          <w:bCs/>
+        </w:rPr>
+        <w:t xml:space="preserve">Catalogue</w:t>
+      </w:r>
+      <w:r>
+        <w:t xml:space="preserve">, puis </w:t>
+      </w:r>
+      <w:r>
+        <w:rPr>
+          <w:b/>
+          <w:bCs/>
+        </w:rPr>
+        <w:t xml:space="preserve">Œuvres</w:t>
+      </w:r>
+      <w:r>
+        <w:t xml:space="preserve">, et cliquez sur </w:t>
+      </w:r>
+      <w:r>
+        <w:rPr>
+          <w:b/>
+          <w:bCs/>
+        </w:rPr>
+        <w:t xml:space="preserve">Nouvelle œuvre</w:t>
+      </w:r>
+      <w:r>
+        <w:t xml:space="preserve"> (ou sur </w:t>
+      </w:r>
+      <w:r>
+        <w:rPr>
+          <w:b/>
+          <w:bCs/>
+        </w:rPr>
+        <w:t xml:space="preserve">Modifier</w:t>
+      </w:r>
+      <w:r>
+        <w:t xml:space="preserve"> à côté d'une œuvre existante).</w:t>
       </w:r>
     </w:p>
     <w:p>
@@ -6174,27 +6156,37 @@
         <w:spacing w:after="60" w:before="40"/>
       </w:pPr>
       <w:r>
-        <w:t xml:space="preserve">Choisissez la </w:t>
-      </w:r>
-      <w:r>
-        <w:rPr>
-          <w:b/>
-          <w:bCs/>
-        </w:rPr>
-        <w:t xml:space="preserve">Nature</w:t>
-      </w:r>
-      <w:r>
-        <w:t xml:space="preserve"> (Tome, Arc, Tome EX, Bonus…) et le </w:t>
-      </w:r>
-      <w:r>
-        <w:rPr>
-          <w:b/>
-          <w:bCs/>
-        </w:rPr>
-        <w:t xml:space="preserve">Numéro</w:t>
-      </w:r>
-      <w:r>
-        <w:t xml:space="preserve">. Un tome intermédiaire peut avoir un numéro comme 26,5.</w:t>
+        <w:t xml:space="preserve">Dans </w:t>
+      </w:r>
+      <w:r>
+        <w:rPr>
+          <w:b/>
+          <w:bCs/>
+        </w:rPr>
+        <w:t xml:space="preserve">Type</w:t>
+      </w:r>
+      <w:r>
+        <w:t xml:space="preserve">, choisissez </w:t>
+      </w:r>
+      <w:r>
+        <w:rPr>
+          <w:b/>
+          <w:bCs/>
+        </w:rPr>
+        <w:t xml:space="preserve">Manga</w:t>
+      </w:r>
+      <w:r>
+        <w:t xml:space="preserve">. Le champ </w:t>
+      </w:r>
+      <w:r>
+        <w:rPr>
+          <w:b/>
+          <w:bCs/>
+        </w:rPr>
+        <w:t xml:space="preserve">Lien MangaDex de la série (manga)</w:t>
+      </w:r>
+      <w:r>
+        <w:t xml:space="preserve"> apparaît sous la grille.</w:t>
       </w:r>
     </w:p>
     <w:p>
@@ -6207,14 +6199,26 @@
         <w:spacing w:after="60" w:before="40"/>
       </w:pPr>
       <w:r>
-        <w:t xml:space="preserve">Si le tome a un titre, remplissez </w:t>
-      </w:r>
-      <w:r>
-        <w:rPr>
-          <w:b/>
-          <w:bCs/>
-        </w:rPr>
-        <w:t xml:space="preserve">Titre (facultatif)</w:t>
+        <w:t xml:space="preserve">Sur MangaDex, ouvrez la page de la série et copiez son adresse (elle commence par </w:t>
+      </w:r>
+      <w:r>
+        <w:rPr>
+          <w:rFonts w:ascii="Consolas" w:cs="Consolas" w:eastAsia="Consolas" w:hAnsi="Consolas"/>
+          <w:sz w:val="19"/>
+          <w:szCs w:val="19"/>
+          <w:shd w:fill="EFEAF5" w:color="auto" w:val="clear"/>
+        </w:rPr>
+        <w:t xml:space="preserve">https://mangadex.org/title/</w:t>
+      </w:r>
+      <w:r>
+        <w:t xml:space="preserve">). Collez-la dans </w:t>
+      </w:r>
+      <w:r>
+        <w:rPr>
+          <w:b/>
+          <w:bCs/>
+        </w:rPr>
+        <w:t xml:space="preserve">Lien MangaDex de la série (manga)</w:t>
       </w:r>
       <w:r>
         <w:t xml:space="preserve">.</w:t>
@@ -6230,175 +6234,62 @@
         <w:spacing w:after="60" w:before="40"/>
       </w:pPr>
       <w:r>
-        <w:t xml:space="preserve">Choisissez l'</w:t>
-      </w:r>
-      <w:r>
-        <w:rPr>
-          <w:b/>
-          <w:bCs/>
-        </w:rPr>
-        <w:t xml:space="preserve">Étape de départ</w:t>
-      </w:r>
-      <w:r>
-        <w:t xml:space="preserve"> du planning.</w:t>
-      </w:r>
-    </w:p>
-    <w:p>
-      <w:pPr>
-        <w:pStyle w:val="ListParagraph"/>
-        <w:numPr>
-          <w:ilvl w:val="0"/>
-          <w:numId w:val="11"/>
-        </w:numPr>
-        <w:spacing w:after="60" w:before="40"/>
-      </w:pPr>
-      <w:r>
-        <w:t xml:space="preserve">Dans </w:t>
-      </w:r>
-      <w:r>
-        <w:rPr>
-          <w:b/>
-          <w:bCs/>
-        </w:rPr>
-        <w:t xml:space="preserve">Équipe et calendrier</w:t>
-      </w:r>
-      <w:r>
-        <w:t xml:space="preserve">, choisissez les responsables (traduction, relecture, édition) et la </w:t>
-      </w:r>
-      <w:r>
-        <w:rPr>
-          <w:b/>
-          <w:bCs/>
-        </w:rPr>
-        <w:t xml:space="preserve">Date cible du tome</w:t>
+        <w:t xml:space="preserve">Cliquez sur </w:t>
+      </w:r>
+      <w:r>
+        <w:rPr>
+          <w:b/>
+          <w:bCs/>
+        </w:rPr>
+        <w:t xml:space="preserve">Créer et publier</w:t>
+      </w:r>
+      <w:r>
+        <w:t xml:space="preserve"> (ou sur </w:t>
+      </w:r>
+      <w:r>
+        <w:rPr>
+          <w:b/>
+          <w:bCs/>
+        </w:rPr>
+        <w:t xml:space="preserve">Enregistrer</w:t>
+      </w:r>
+      <w:r>
+        <w:t xml:space="preserve">).</w:t>
+      </w:r>
+    </w:p>
+    <w:p>
+      <w:r>
+        <w:t xml:space="preserve">Dans la liste </w:t>
+      </w:r>
+      <w:r>
+        <w:rPr>
+          <w:b/>
+          <w:bCs/>
+        </w:rPr>
+        <w:t xml:space="preserve">Œuvres</w:t>
+      </w:r>
+      <w:r>
+        <w:t xml:space="preserve">, l'œuvre porte la pastille </w:t>
+      </w:r>
+      <w:r>
+        <w:rPr>
+          <w:b/>
+          <w:bCs/>
+        </w:rPr>
+        <w:t xml:space="preserve">MangaDex</w:t>
+      </w:r>
+      <w:r>
+        <w:t xml:space="preserve">. Un manga sans lien porte la pastille </w:t>
+      </w:r>
+      <w:r>
+        <w:rPr>
+          <w:b/>
+          <w:bCs/>
+        </w:rPr>
+        <w:t xml:space="preserve">Lien MangaDex manquant</w:t>
       </w:r>
       <w:r>
         <w:t xml:space="preserve">.</w:t>
-      </w:r>
-    </w:p>
-    <w:p>
-      <w:pPr>
-        <w:pStyle w:val="ListParagraph"/>
-        <w:numPr>
-          <w:ilvl w:val="0"/>
-          <w:numId w:val="11"/>
-        </w:numPr>
-        <w:spacing w:after="60" w:before="40"/>
-      </w:pPr>
-      <w:r>
-        <w:t xml:space="preserve">À côté, vérifiez l'</w:t>
-      </w:r>
-      <w:r>
-        <w:rPr>
-          <w:b/>
-          <w:bCs/>
-        </w:rPr>
-        <w:t xml:space="preserve">Heure de sortie</w:t>
-      </w:r>
-      <w:r>
-        <w:t xml:space="preserve">. 18:00 est proposé : changez-la si le tome sort à une autre heure. Si l'heure n'est pas encore connue, videz le champ.</w:t>
-      </w:r>
-    </w:p>
-    <w:p>
-      <w:pPr>
-        <w:pStyle w:val="ListParagraph"/>
-        <w:numPr>
-          <w:ilvl w:val="0"/>
-          <w:numId w:val="11"/>
-        </w:numPr>
-        <w:spacing w:after="60" w:before="40"/>
-      </w:pPr>
-      <w:r>
-        <w:t xml:space="preserve">Indiquez les </w:t>
-      </w:r>
-      <w:r>
-        <w:rPr>
-          <w:b/>
-          <w:bCs/>
-        </w:rPr>
-        <w:t xml:space="preserve">Chapitres prévus (facultatif)</w:t>
-      </w:r>
-      <w:r>
-        <w:t xml:space="preserve"> : le site affichera alors « 3 chapitres sur 12 en ligne ».</w:t>
-      </w:r>
-    </w:p>
-    <w:p>
-      <w:pPr>
-        <w:pStyle w:val="ListParagraph"/>
-        <w:numPr>
-          <w:ilvl w:val="0"/>
-          <w:numId w:val="11"/>
-        </w:numPr>
-        <w:spacing w:after="60" w:before="40"/>
-      </w:pPr>
-      <w:r>
-        <w:t xml:space="preserve">Choisissez le </w:t>
-      </w:r>
-      <w:r>
-        <w:rPr>
-          <w:b/>
-          <w:bCs/>
-        </w:rPr>
-        <w:t xml:space="preserve">Rythme (facultatif)</w:t>
-      </w:r>
-      <w:r>
-        <w:t xml:space="preserve"> : un jour de la semaine, ou « Libre ». Avec un jour, le site proposera la date du chapitre suivant. « Libre » : aucune date proposée.</w:t>
-      </w:r>
-    </w:p>
-    <w:p>
-      <w:pPr>
-        <w:pStyle w:val="ListParagraph"/>
-        <w:numPr>
-          <w:ilvl w:val="0"/>
-          <w:numId w:val="11"/>
-        </w:numPr>
-        <w:spacing w:after="60" w:before="40"/>
-      </w:pPr>
-      <w:r>
-        <w:t xml:space="preserve">Relisez </w:t>
-      </w:r>
-      <w:r>
-        <w:rPr>
-          <w:b/>
-          <w:bCs/>
-        </w:rPr>
-        <w:t xml:space="preserve">Ce qui sera créé</w:t>
-      </w:r>
-      <w:r>
-        <w:t xml:space="preserve">, à droite.</w:t>
-      </w:r>
-    </w:p>
-    <w:p>
-      <w:pPr>
-        <w:pStyle w:val="ListParagraph"/>
-        <w:numPr>
-          <w:ilvl w:val="0"/>
-          <w:numId w:val="11"/>
-        </w:numPr>
-        <w:spacing w:after="60" w:before="40"/>
-      </w:pPr>
-      <w:r>
-        <w:t xml:space="preserve">Cliquez sur </w:t>
-      </w:r>
-      <w:r>
-        <w:rPr>
-          <w:b/>
-          <w:bCs/>
-        </w:rPr>
-        <w:t xml:space="preserve">Créer le tome</w:t>
-      </w:r>
-      <w:r>
-        <w:t xml:space="preserve"> (ouvre la fiche du tome) ou sur </w:t>
-      </w:r>
-      <w:r>
-        <w:rPr>
-          <w:b/>
-          <w:bCs/>
-        </w:rPr>
-        <w:t xml:space="preserve">Créer le tome et ajouter un chapitre</w:t>
-      </w:r>
-      <w:r>
-        <w:t xml:space="preserve"> (ouvre « Ajouter des chapitres » avec ce tome).</w:t>
       </w:r>
     </w:p>
     <w:tbl>
@@ -6453,6 +6344,1898 @@
               <w:t xml:space="preserve"> : </w:t>
             </w:r>
             <w:r>
+              <w:t xml:space="preserve">le lien est facultatif. Un manga peut être créé avant sa sortie sur MangaDex, puis lié plus tard avec </w:t>
+            </w:r>
+            <w:r>
+              <w:rPr>
+                <w:b/>
+                <w:bCs/>
+              </w:rPr>
+              <w:t xml:space="preserve">Modifier</w:t>
+            </w:r>
+            <w:r>
+              <w:t xml:space="preserve">.</w:t>
+            </w:r>
+          </w:p>
+        </w:tc>
+      </w:tr>
+    </w:tbl>
+    <w:p>
+      <w:pPr>
+        <w:spacing w:after="60" w:before="0"/>
+      </w:pPr>
+    </w:p>
+    <w:tbl>
+      <w:tblPr>
+        <w:tblW w:type="dxa" w:w="9026"/>
+        <w:tblBorders>
+          <w:top w:val="single" w:color="auto" w:sz="4"/>
+          <w:left w:val="single" w:color="auto" w:sz="4"/>
+          <w:bottom w:val="single" w:color="auto" w:sz="4"/>
+          <w:right w:val="single" w:color="auto" w:sz="4"/>
+          <w:insideH w:val="single" w:color="auto" w:sz="4"/>
+          <w:insideV w:val="single" w:color="auto" w:sz="4"/>
+        </w:tblBorders>
+      </w:tblPr>
+      <w:tblGrid>
+        <w:gridCol w:w="9026"/>
+      </w:tblGrid>
+      <w:tr>
+        <w:trPr>
+          <w:cantSplit/>
+        </w:trPr>
+        <w:tc>
+          <w:tcPr>
+            <w:tcW w:type="dxa" w:w="9026"/>
+            <w:tcBorders>
+              <w:top w:val="none" w:color="FFFFFF" w:sz="0"/>
+              <w:left w:val="single" w:color="D9822B" w:sz="24"/>
+              <w:bottom w:val="none" w:color="FFFFFF" w:sz="0"/>
+              <w:right w:val="none" w:color="FFFFFF" w:sz="0"/>
+            </w:tcBorders>
+            <w:shd w:fill="FDF1E4" w:color="auto" w:val="clear"/>
+            <w:tcMar>
+              <w:top w:type="dxa" w:w="120"/>
+              <w:left w:type="dxa" w:w="200"/>
+              <w:bottom w:type="dxa" w:w="120"/>
+              <w:right w:type="dxa" w:w="160"/>
+            </w:tcMar>
+          </w:tcPr>
+          <w:p>
+            <w:pPr>
+              <w:spacing w:after="0" w:before="0"/>
+            </w:pPr>
+            <w:r>
+              <w:rPr>
+                <w:b/>
+                <w:bCs/>
+                <w:color w:val="9A4D0C"/>
+              </w:rPr>
+              <w:t xml:space="preserve">Attention</w:t>
+            </w:r>
+            <w:r>
+              <w:t xml:space="preserve"> : </w:t>
+            </w:r>
+            <w:r>
+              <w:t xml:space="preserve">collez l'adresse de la </w:t>
+            </w:r>
+            <w:r>
+              <w:rPr>
+                <w:b/>
+                <w:bCs/>
+              </w:rPr>
+              <w:t xml:space="preserve">série</w:t>
+            </w:r>
+            <w:r>
+              <w:t xml:space="preserve">, pas celle d'un chapitre ni du groupe : elle est refusée. Une série déjà liée à une autre œuvre est refusée aussi.</w:t>
+            </w:r>
+          </w:p>
+        </w:tc>
+      </w:tr>
+    </w:tbl>
+    <w:p>
+      <w:pPr>
+        <w:spacing w:after="60" w:before="0"/>
+      </w:pPr>
+    </w:p>
+    <w:tbl>
+      <w:tblPr>
+        <w:tblW w:type="dxa" w:w="9026"/>
+        <w:tblBorders>
+          <w:top w:val="single" w:color="auto" w:sz="4"/>
+          <w:left w:val="single" w:color="auto" w:sz="4"/>
+          <w:bottom w:val="single" w:color="auto" w:sz="4"/>
+          <w:right w:val="single" w:color="auto" w:sz="4"/>
+          <w:insideH w:val="single" w:color="auto" w:sz="4"/>
+          <w:insideV w:val="single" w:color="auto" w:sz="4"/>
+        </w:tblBorders>
+      </w:tblPr>
+      <w:tblGrid>
+        <w:gridCol w:w="9026"/>
+      </w:tblGrid>
+      <w:tr>
+        <w:trPr>
+          <w:cantSplit/>
+        </w:trPr>
+        <w:tc>
+          <w:tcPr>
+            <w:tcW w:type="dxa" w:w="9026"/>
+            <w:tcBorders>
+              <w:top w:val="none" w:color="FFFFFF" w:sz="0"/>
+              <w:left w:val="single" w:color="7A4FB0" w:sz="24"/>
+              <w:bottom w:val="none" w:color="FFFFFF" w:sz="0"/>
+              <w:right w:val="none" w:color="FFFFFF" w:sz="0"/>
+            </w:tcBorders>
+            <w:shd w:fill="F1ECFA" w:color="auto" w:val="clear"/>
+            <w:tcMar>
+              <w:top w:type="dxa" w:w="120"/>
+              <w:left w:type="dxa" w:w="200"/>
+              <w:bottom w:type="dxa" w:w="120"/>
+              <w:right w:type="dxa" w:w="160"/>
+            </w:tcMar>
+          </w:tcPr>
+          <w:p>
+            <w:pPr>
+              <w:spacing w:after="0" w:before="0"/>
+            </w:pPr>
+            <w:r>
+              <w:rPr>
+                <w:b/>
+                <w:bCs/>
+                <w:color w:val="4B2A7B"/>
+              </w:rPr>
+              <w:t xml:space="preserve">À savoir</w:t>
+            </w:r>
+            <w:r>
+              <w:t xml:space="preserve"> : </w:t>
+            </w:r>
+            <w:r>
+              <w:t xml:space="preserve">l'œuvre doit être </w:t>
+            </w:r>
+            <w:r>
+              <w:rPr>
+                <w:b/>
+                <w:bCs/>
+              </w:rPr>
+              <w:t xml:space="preserve">publiée</w:t>
+            </w:r>
+            <w:r>
+              <w:t xml:space="preserve"> pour que ses chapitres arrivent sur le site. Une œuvre en brouillon est ignorée.</w:t>
+            </w:r>
+          </w:p>
+        </w:tc>
+      </w:tr>
+    </w:tbl>
+    <w:p>
+      <w:pPr>
+        <w:pStyle w:val="Heading2"/>
+      </w:pPr>
+      <w:bookmarkStart w:name="titre-25" w:id="104"/>
+      <w:r>
+        <w:t xml:space="preserve">5.2 Publier un chapitre de manga</w:t>
+      </w:r>
+      <w:bookmarkEnd w:id="104"/>
+    </w:p>
+    <w:p>
+      <w:pPr>
+        <w:pStyle w:val="ListParagraph"/>
+        <w:numPr>
+          <w:ilvl w:val="0"/>
+          <w:numId w:val="12"/>
+        </w:numPr>
+        <w:spacing w:after="60" w:before="40"/>
+      </w:pPr>
+      <w:r>
+        <w:t xml:space="preserve">Publiez le chapitre sur MangaDex, avec le groupe Yume Novel, comme d'habitude.</w:t>
+      </w:r>
+    </w:p>
+    <w:p>
+      <w:pPr>
+        <w:pStyle w:val="ListParagraph"/>
+        <w:numPr>
+          <w:ilvl w:val="0"/>
+          <w:numId w:val="12"/>
+        </w:numPr>
+        <w:spacing w:after="60" w:before="40"/>
+      </w:pPr>
+      <w:r>
+        <w:t xml:space="preserve">Attendez la synchronisation suivante : au plus une heure. Le chapitre apparaît sur le site, dans le tome de son volume (ou dans un tome </w:t>
+      </w:r>
+      <w:r>
+        <w:rPr>
+          <w:b/>
+          <w:bCs/>
+        </w:rPr>
+        <w:t xml:space="preserve">Chapitres</w:t>
+      </w:r>
+      <w:r>
+        <w:t xml:space="preserve"> s'il n'a pas de volume), daté de sa sortie sur MangaDex.</w:t>
+      </w:r>
+    </w:p>
+    <w:p>
+      <w:pPr>
+        <w:pStyle w:val="ListParagraph"/>
+        <w:numPr>
+          <w:ilvl w:val="0"/>
+          <w:numId w:val="12"/>
+        </w:numPr>
+        <w:spacing w:after="60" w:before="40"/>
+      </w:pPr>
+      <w:r>
+        <w:t xml:space="preserve">Le chapitre est annoncé comme les autres (Discord, e-mails, notifications).</w:t>
+      </w:r>
+    </w:p>
+    <w:tbl>
+      <w:tblPr>
+        <w:tblW w:type="dxa" w:w="9026"/>
+        <w:tblBorders>
+          <w:top w:val="single" w:color="auto" w:sz="4"/>
+          <w:left w:val="single" w:color="auto" w:sz="4"/>
+          <w:bottom w:val="single" w:color="auto" w:sz="4"/>
+          <w:right w:val="single" w:color="auto" w:sz="4"/>
+          <w:insideH w:val="single" w:color="auto" w:sz="4"/>
+          <w:insideV w:val="single" w:color="auto" w:sz="4"/>
+        </w:tblBorders>
+      </w:tblPr>
+      <w:tblGrid>
+        <w:gridCol w:w="9026"/>
+      </w:tblGrid>
+      <w:tr>
+        <w:trPr>
+          <w:cantSplit/>
+        </w:trPr>
+        <w:tc>
+          <w:tcPr>
+            <w:tcW w:type="dxa" w:w="9026"/>
+            <w:tcBorders>
+              <w:top w:val="none" w:color="FFFFFF" w:sz="0"/>
+              <w:left w:val="single" w:color="D9822B" w:sz="24"/>
+              <w:bottom w:val="none" w:color="FFFFFF" w:sz="0"/>
+              <w:right w:val="none" w:color="FFFFFF" w:sz="0"/>
+            </w:tcBorders>
+            <w:shd w:fill="FDF1E4" w:color="auto" w:val="clear"/>
+            <w:tcMar>
+              <w:top w:type="dxa" w:w="120"/>
+              <w:left w:type="dxa" w:w="200"/>
+              <w:bottom w:type="dxa" w:w="120"/>
+              <w:right w:type="dxa" w:w="160"/>
+            </w:tcMar>
+          </w:tcPr>
+          <w:p>
+            <w:pPr>
+              <w:spacing w:after="0" w:before="0"/>
+            </w:pPr>
+            <w:r>
+              <w:rPr>
+                <w:b/>
+                <w:bCs/>
+                <w:color w:val="9A4D0C"/>
+              </w:rPr>
+              <w:t xml:space="preserve">Attention</w:t>
+            </w:r>
+            <w:r>
+              <w:t xml:space="preserve"> : </w:t>
+            </w:r>
+            <w:r>
+              <w:t xml:space="preserve">un chapitre publié sur MangaDex y est </w:t>
+            </w:r>
+            <w:r>
+              <w:rPr>
+                <w:b/>
+                <w:bCs/>
+              </w:rPr>
+              <w:t xml:space="preserve">public tout de suite</w:t>
+            </w:r>
+            <w:r>
+              <w:t xml:space="preserve">. Le site ne peut que le reprendre une heure plus tard au plus, jamais le cacher. Pour un chapitre qui ne doit pas encore sortir, ne le publiez pas sur MangaDex, ou programmez-le là-bas.</w:t>
+            </w:r>
+          </w:p>
+        </w:tc>
+      </w:tr>
+    </w:tbl>
+    <w:p>
+      <w:pPr>
+        <w:spacing w:after="60" w:before="0"/>
+      </w:pPr>
+    </w:p>
+    <w:tbl>
+      <w:tblPr>
+        <w:tblW w:type="dxa" w:w="9026"/>
+        <w:tblBorders>
+          <w:top w:val="single" w:color="auto" w:sz="4"/>
+          <w:left w:val="single" w:color="auto" w:sz="4"/>
+          <w:bottom w:val="single" w:color="auto" w:sz="4"/>
+          <w:right w:val="single" w:color="auto" w:sz="4"/>
+          <w:insideH w:val="single" w:color="auto" w:sz="4"/>
+          <w:insideV w:val="single" w:color="auto" w:sz="4"/>
+        </w:tblBorders>
+      </w:tblPr>
+      <w:tblGrid>
+        <w:gridCol w:w="9026"/>
+      </w:tblGrid>
+      <w:tr>
+        <w:trPr>
+          <w:cantSplit/>
+        </w:trPr>
+        <w:tc>
+          <w:tcPr>
+            <w:tcW w:type="dxa" w:w="9026"/>
+            <w:tcBorders>
+              <w:top w:val="none" w:color="FFFFFF" w:sz="0"/>
+              <w:left w:val="single" w:color="7A4FB0" w:sz="24"/>
+              <w:bottom w:val="none" w:color="FFFFFF" w:sz="0"/>
+              <w:right w:val="none" w:color="FFFFFF" w:sz="0"/>
+            </w:tcBorders>
+            <w:shd w:fill="F1ECFA" w:color="auto" w:val="clear"/>
+            <w:tcMar>
+              <w:top w:type="dxa" w:w="120"/>
+              <w:left w:type="dxa" w:w="200"/>
+              <w:bottom w:type="dxa" w:w="120"/>
+              <w:right w:type="dxa" w:w="160"/>
+            </w:tcMar>
+          </w:tcPr>
+          <w:p>
+            <w:pPr>
+              <w:spacing w:after="0" w:before="0"/>
+            </w:pPr>
+            <w:r>
+              <w:rPr>
+                <w:b/>
+                <w:bCs/>
+                <w:color w:val="4B2A7B"/>
+              </w:rPr>
+              <w:t xml:space="preserve">À savoir</w:t>
+            </w:r>
+            <w:r>
+              <w:t xml:space="preserve"> : </w:t>
+            </w:r>
+            <w:r>
+              <w:t xml:space="preserve">la toute première synchronisation d'une œuvre ajoute ses chapitres déjà parus </w:t>
+            </w:r>
+            <w:r>
+              <w:rPr>
+                <w:b/>
+                <w:bCs/>
+              </w:rPr>
+              <w:t xml:space="preserve">sans aucune annonce</w:t>
+            </w:r>
+            <w:r>
+              <w:t xml:space="preserve">. Seuls les chapitres suivants sont annoncés.</w:t>
+            </w:r>
+          </w:p>
+        </w:tc>
+      </w:tr>
+    </w:tbl>
+    <w:p>
+      <w:pPr>
+        <w:spacing w:after="60" w:before="0"/>
+      </w:pPr>
+    </w:p>
+    <w:tbl>
+      <w:tblPr>
+        <w:tblW w:type="dxa" w:w="9026"/>
+        <w:tblBorders>
+          <w:top w:val="single" w:color="auto" w:sz="4"/>
+          <w:left w:val="single" w:color="auto" w:sz="4"/>
+          <w:bottom w:val="single" w:color="auto" w:sz="4"/>
+          <w:right w:val="single" w:color="auto" w:sz="4"/>
+          <w:insideH w:val="single" w:color="auto" w:sz="4"/>
+          <w:insideV w:val="single" w:color="auto" w:sz="4"/>
+        </w:tblBorders>
+      </w:tblPr>
+      <w:tblGrid>
+        <w:gridCol w:w="9026"/>
+      </w:tblGrid>
+      <w:tr>
+        <w:trPr>
+          <w:cantSplit/>
+        </w:trPr>
+        <w:tc>
+          <w:tcPr>
+            <w:tcW w:type="dxa" w:w="9026"/>
+            <w:tcBorders>
+              <w:top w:val="none" w:color="FFFFFF" w:sz="0"/>
+              <w:left w:val="single" w:color="7A4FB0" w:sz="24"/>
+              <w:bottom w:val="none" w:color="FFFFFF" w:sz="0"/>
+              <w:right w:val="none" w:color="FFFFFF" w:sz="0"/>
+            </w:tcBorders>
+            <w:shd w:fill="F1ECFA" w:color="auto" w:val="clear"/>
+            <w:tcMar>
+              <w:top w:type="dxa" w:w="120"/>
+              <w:left w:type="dxa" w:w="200"/>
+              <w:bottom w:type="dxa" w:w="120"/>
+              <w:right w:type="dxa" w:w="160"/>
+            </w:tcMar>
+          </w:tcPr>
+          <w:p>
+            <w:pPr>
+              <w:spacing w:after="0" w:before="0"/>
+            </w:pPr>
+            <w:r>
+              <w:rPr>
+                <w:b/>
+                <w:bCs/>
+                <w:color w:val="4B2A7B"/>
+              </w:rPr>
+              <w:t xml:space="preserve">À savoir</w:t>
+            </w:r>
+            <w:r>
+              <w:t xml:space="preserve"> : </w:t>
+            </w:r>
+            <w:r>
+              <w:t xml:space="preserve">un chapitre corrigé sur MangaDex (titre, volume, pages) est mis à jour sur le site à la synchronisation suivante, à la même adresse et sans nouvelle annonce.</w:t>
+            </w:r>
+          </w:p>
+        </w:tc>
+      </w:tr>
+    </w:tbl>
+    <w:p>
+      <w:pPr>
+        <w:pStyle w:val="Heading2"/>
+      </w:pPr>
+      <w:bookmarkStart w:name="titre-26" w:id="105"/>
+      <w:r>
+        <w:t xml:space="preserve">5.3 Vérifier la synchronisation</w:t>
+      </w:r>
+      <w:bookmarkEnd w:id="105"/>
+    </w:p>
+    <w:p>
+      <w:r>
+        <w:t xml:space="preserve">Réservé aux gérants.</w:t>
+      </w:r>
+    </w:p>
+    <w:p>
+      <w:pPr>
+        <w:pStyle w:val="ListParagraph"/>
+        <w:numPr>
+          <w:ilvl w:val="0"/>
+          <w:numId w:val="13"/>
+        </w:numPr>
+        <w:spacing w:after="60" w:before="40"/>
+      </w:pPr>
+      <w:r>
+        <w:t xml:space="preserve">Dans l'administration WordPress, ouvrez </w:t>
+      </w:r>
+      <w:r>
+        <w:rPr>
+          <w:b/>
+          <w:bCs/>
+        </w:rPr>
+        <w:t xml:space="preserve">Yume</w:t>
+      </w:r>
+      <w:r>
+        <w:t xml:space="preserve">, puis </w:t>
+      </w:r>
+      <w:r>
+        <w:rPr>
+          <w:b/>
+          <w:bCs/>
+        </w:rPr>
+        <w:t xml:space="preserve">Mangas (MangaDex)</w:t>
+      </w:r>
+      <w:r>
+        <w:t xml:space="preserve">.</w:t>
+      </w:r>
+    </w:p>
+    <w:p>
+      <w:pPr>
+        <w:pStyle w:val="ListParagraph"/>
+        <w:numPr>
+          <w:ilvl w:val="0"/>
+          <w:numId w:val="13"/>
+        </w:numPr>
+        <w:spacing w:after="60" w:before="40"/>
+      </w:pPr>
+      <w:r>
+        <w:t xml:space="preserve">Lisez </w:t>
+      </w:r>
+      <w:r>
+        <w:rPr>
+          <w:b/>
+          <w:bCs/>
+        </w:rPr>
+        <w:t xml:space="preserve">Dernière synchronisation</w:t>
+      </w:r>
+      <w:r>
+        <w:t xml:space="preserve"> : chapitres créés, mis à jour, retirés, et les éventuelles alertes.</w:t>
+      </w:r>
+    </w:p>
+    <w:p>
+      <w:pPr>
+        <w:pStyle w:val="ListParagraph"/>
+        <w:numPr>
+          <w:ilvl w:val="0"/>
+          <w:numId w:val="13"/>
+        </w:numPr>
+        <w:spacing w:after="60" w:before="40"/>
+      </w:pPr>
+      <w:r>
+        <w:t xml:space="preserve">Pour voir ce que ferait la synchronisation sans rien changer, cliquez sur </w:t>
+      </w:r>
+      <w:r>
+        <w:rPr>
+          <w:b/>
+          <w:bCs/>
+        </w:rPr>
+        <w:t xml:space="preserve">Simuler (sans rien changer)</w:t>
+      </w:r>
+      <w:r>
+        <w:t xml:space="preserve">.</w:t>
+      </w:r>
+    </w:p>
+    <w:p>
+      <w:pPr>
+        <w:pStyle w:val="ListParagraph"/>
+        <w:numPr>
+          <w:ilvl w:val="0"/>
+          <w:numId w:val="13"/>
+        </w:numPr>
+        <w:spacing w:after="60" w:before="40"/>
+      </w:pPr>
+      <w:r>
+        <w:t xml:space="preserve">Pour ne pas attendre l'heure suivante, cliquez sur </w:t>
+      </w:r>
+      <w:r>
+        <w:rPr>
+          <w:b/>
+          <w:bCs/>
+        </w:rPr>
+        <w:t xml:space="preserve">Synchroniser maintenant</w:t>
+      </w:r>
+      <w:r>
+        <w:t xml:space="preserve">.</w:t>
+      </w:r>
+    </w:p>
+    <w:tbl>
+      <w:tblPr>
+        <w:tblW w:type="dxa" w:w="9026"/>
+        <w:tblBorders>
+          <w:top w:val="single" w:color="auto" w:sz="4"/>
+          <w:left w:val="single" w:color="auto" w:sz="4"/>
+          <w:bottom w:val="single" w:color="auto" w:sz="4"/>
+          <w:right w:val="single" w:color="auto" w:sz="4"/>
+          <w:insideH w:val="single" w:color="auto" w:sz="4"/>
+          <w:insideV w:val="single" w:color="auto" w:sz="4"/>
+        </w:tblBorders>
+      </w:tblPr>
+      <w:tblGrid>
+        <w:gridCol w:w="2821"/>
+        <w:gridCol w:w="6205"/>
+      </w:tblGrid>
+      <w:tr>
+        <w:trPr>
+          <w:cantSplit/>
+          <w:tblHeader/>
+        </w:trPr>
+        <w:tc>
+          <w:tcPr>
+            <w:tcW w:type="dxa" w:w="2821"/>
+            <w:tcBorders>
+              <w:top w:val="single" w:color="CFC6DE" w:sz="4"/>
+              <w:left w:val="single" w:color="CFC6DE" w:sz="4"/>
+              <w:bottom w:val="single" w:color="CFC6DE" w:sz="4"/>
+              <w:right w:val="single" w:color="CFC6DE" w:sz="4"/>
+            </w:tcBorders>
+            <w:shd w:fill="3A2A63" w:color="auto" w:val="clear"/>
+            <w:tcMar>
+              <w:top w:type="dxa" w:w="70"/>
+              <w:left w:type="dxa" w:w="110"/>
+              <w:bottom w:type="dxa" w:w="70"/>
+              <w:right w:type="dxa" w:w="110"/>
+            </w:tcMar>
+            <w:vAlign w:val="center"/>
+          </w:tcPr>
+          <w:p>
+            <w:pPr>
+              <w:spacing w:after="0" w:before="0"/>
+              <w:rPr>
+                <w:b/>
+                <w:bCs/>
+                <w:color w:val="FFFFFF"/>
+                <w:sz w:val="19"/>
+                <w:szCs w:val="19"/>
+              </w:rPr>
+            </w:pPr>
+            <w:r>
+              <w:rPr>
+                <w:b/>
+                <w:bCs/>
+                <w:color w:val="FFFFFF"/>
+                <w:sz w:val="19"/>
+                <w:szCs w:val="19"/>
+              </w:rPr>
+              <w:t xml:space="preserve">Rubrique du rapport</w:t>
+            </w:r>
+          </w:p>
+        </w:tc>
+        <w:tc>
+          <w:tcPr>
+            <w:tcW w:type="dxa" w:w="6205"/>
+            <w:tcBorders>
+              <w:top w:val="single" w:color="CFC6DE" w:sz="4"/>
+              <w:left w:val="single" w:color="CFC6DE" w:sz="4"/>
+              <w:bottom w:val="single" w:color="CFC6DE" w:sz="4"/>
+              <w:right w:val="single" w:color="CFC6DE" w:sz="4"/>
+            </w:tcBorders>
+            <w:shd w:fill="3A2A63" w:color="auto" w:val="clear"/>
+            <w:tcMar>
+              <w:top w:type="dxa" w:w="70"/>
+              <w:left w:type="dxa" w:w="110"/>
+              <w:bottom w:type="dxa" w:w="70"/>
+              <w:right w:type="dxa" w:w="110"/>
+            </w:tcMar>
+            <w:vAlign w:val="center"/>
+          </w:tcPr>
+          <w:p>
+            <w:pPr>
+              <w:spacing w:after="0" w:before="0"/>
+              <w:rPr>
+                <w:b/>
+                <w:bCs/>
+                <w:color w:val="FFFFFF"/>
+                <w:sz w:val="19"/>
+                <w:szCs w:val="19"/>
+              </w:rPr>
+            </w:pPr>
+            <w:r>
+              <w:rPr>
+                <w:b/>
+                <w:bCs/>
+                <w:color w:val="FFFFFF"/>
+                <w:sz w:val="19"/>
+                <w:szCs w:val="19"/>
+              </w:rPr>
+              <w:t xml:space="preserve">Ce qu'elle veut dire</w:t>
+            </w:r>
+          </w:p>
+        </w:tc>
+      </w:tr>
+      <w:tr>
+        <w:trPr>
+          <w:cantSplit/>
+          <w:tblHeader w:val="off"/>
+        </w:trPr>
+        <w:tc>
+          <w:tcPr>
+            <w:tcW w:type="dxa" w:w="2821"/>
+            <w:tcBorders>
+              <w:top w:val="single" w:color="CFC6DE" w:sz="4"/>
+              <w:left w:val="single" w:color="CFC6DE" w:sz="4"/>
+              <w:bottom w:val="single" w:color="CFC6DE" w:sz="4"/>
+              <w:right w:val="single" w:color="CFC6DE" w:sz="4"/>
+            </w:tcBorders>
+            <w:tcMar>
+              <w:top w:type="dxa" w:w="70"/>
+              <w:left w:type="dxa" w:w="110"/>
+              <w:bottom w:type="dxa" w:w="70"/>
+              <w:right w:type="dxa" w:w="110"/>
+            </w:tcMar>
+            <w:vAlign w:val="center"/>
+          </w:tcPr>
+          <w:p>
+            <w:pPr>
+              <w:spacing w:after="0" w:before="0"/>
+              <w:rPr>
+                <w:sz w:val="19"/>
+                <w:szCs w:val="19"/>
+              </w:rPr>
+            </w:pPr>
+            <w:r>
+              <w:rPr>
+                <w:b/>
+                <w:bCs/>
+                <w:sz w:val="19"/>
+                <w:szCs w:val="19"/>
+              </w:rPr>
+              <w:t xml:space="preserve">Séries du groupe liées à aucune œuvre</w:t>
+            </w:r>
+          </w:p>
+        </w:tc>
+        <w:tc>
+          <w:tcPr>
+            <w:tcW w:type="dxa" w:w="6205"/>
+            <w:tcBorders>
+              <w:top w:val="single" w:color="CFC6DE" w:sz="4"/>
+              <w:left w:val="single" w:color="CFC6DE" w:sz="4"/>
+              <w:bottom w:val="single" w:color="CFC6DE" w:sz="4"/>
+              <w:right w:val="single" w:color="CFC6DE" w:sz="4"/>
+            </w:tcBorders>
+            <w:tcMar>
+              <w:top w:type="dxa" w:w="70"/>
+              <w:left w:type="dxa" w:w="110"/>
+              <w:bottom w:type="dxa" w:w="70"/>
+              <w:right w:type="dxa" w:w="110"/>
+            </w:tcMar>
+            <w:vAlign w:val="center"/>
+          </w:tcPr>
+          <w:p>
+            <w:pPr>
+              <w:spacing w:after="0" w:before="0"/>
+              <w:rPr>
+                <w:sz w:val="19"/>
+                <w:szCs w:val="19"/>
+              </w:rPr>
+            </w:pPr>
+            <w:r>
+              <w:rPr>
+                <w:sz w:val="19"/>
+                <w:szCs w:val="19"/>
+              </w:rPr>
+              <w:t xml:space="preserve">Le groupe publie une série sur MangaDex, mais aucune œuvre du site n'a son lien. Créez ou modifiez l'œuvre (voir « Lier un manga à sa série MangaDex »).</w:t>
+            </w:r>
+          </w:p>
+        </w:tc>
+      </w:tr>
+      <w:tr>
+        <w:trPr>
+          <w:cantSplit/>
+          <w:tblHeader w:val="off"/>
+        </w:trPr>
+        <w:tc>
+          <w:tcPr>
+            <w:tcW w:type="dxa" w:w="2821"/>
+            <w:tcBorders>
+              <w:top w:val="single" w:color="CFC6DE" w:sz="4"/>
+              <w:left w:val="single" w:color="CFC6DE" w:sz="4"/>
+              <w:bottom w:val="single" w:color="CFC6DE" w:sz="4"/>
+              <w:right w:val="single" w:color="CFC6DE" w:sz="4"/>
+            </w:tcBorders>
+            <w:shd w:fill="F6F3FA" w:color="auto" w:val="clear"/>
+            <w:tcMar>
+              <w:top w:type="dxa" w:w="70"/>
+              <w:left w:type="dxa" w:w="110"/>
+              <w:bottom w:type="dxa" w:w="70"/>
+              <w:right w:type="dxa" w:w="110"/>
+            </w:tcMar>
+            <w:vAlign w:val="center"/>
+          </w:tcPr>
+          <w:p>
+            <w:pPr>
+              <w:spacing w:after="0" w:before="0"/>
+              <w:rPr>
+                <w:sz w:val="19"/>
+                <w:szCs w:val="19"/>
+              </w:rPr>
+            </w:pPr>
+            <w:r>
+              <w:rPr>
+                <w:b/>
+                <w:bCs/>
+                <w:sz w:val="19"/>
+                <w:szCs w:val="19"/>
+              </w:rPr>
+              <w:t xml:space="preserve">Œuvres liées mais non publiées (ignorées)</w:t>
+            </w:r>
+          </w:p>
+        </w:tc>
+        <w:tc>
+          <w:tcPr>
+            <w:tcW w:type="dxa" w:w="6205"/>
+            <w:tcBorders>
+              <w:top w:val="single" w:color="CFC6DE" w:sz="4"/>
+              <w:left w:val="single" w:color="CFC6DE" w:sz="4"/>
+              <w:bottom w:val="single" w:color="CFC6DE" w:sz="4"/>
+              <w:right w:val="single" w:color="CFC6DE" w:sz="4"/>
+            </w:tcBorders>
+            <w:shd w:fill="F6F3FA" w:color="auto" w:val="clear"/>
+            <w:tcMar>
+              <w:top w:type="dxa" w:w="70"/>
+              <w:left w:type="dxa" w:w="110"/>
+              <w:bottom w:type="dxa" w:w="70"/>
+              <w:right w:type="dxa" w:w="110"/>
+            </w:tcMar>
+            <w:vAlign w:val="center"/>
+          </w:tcPr>
+          <w:p>
+            <w:pPr>
+              <w:spacing w:after="0" w:before="0"/>
+              <w:rPr>
+                <w:sz w:val="19"/>
+                <w:szCs w:val="19"/>
+              </w:rPr>
+            </w:pPr>
+            <w:r>
+              <w:rPr>
+                <w:sz w:val="19"/>
+                <w:szCs w:val="19"/>
+              </w:rPr>
+              <w:t xml:space="preserve">L'œuvre est en brouillon : publiez-la.</w:t>
+            </w:r>
+          </w:p>
+        </w:tc>
+      </w:tr>
+      <w:tr>
+        <w:trPr>
+          <w:cantSplit/>
+          <w:tblHeader w:val="off"/>
+        </w:trPr>
+        <w:tc>
+          <w:tcPr>
+            <w:tcW w:type="dxa" w:w="2821"/>
+            <w:tcBorders>
+              <w:top w:val="single" w:color="CFC6DE" w:sz="4"/>
+              <w:left w:val="single" w:color="CFC6DE" w:sz="4"/>
+              <w:bottom w:val="single" w:color="CFC6DE" w:sz="4"/>
+              <w:right w:val="single" w:color="CFC6DE" w:sz="4"/>
+            </w:tcBorders>
+            <w:tcMar>
+              <w:top w:type="dxa" w:w="70"/>
+              <w:left w:type="dxa" w:w="110"/>
+              <w:bottom w:type="dxa" w:w="70"/>
+              <w:right w:type="dxa" w:w="110"/>
+            </w:tcMar>
+            <w:vAlign w:val="center"/>
+          </w:tcPr>
+          <w:p>
+            <w:pPr>
+              <w:spacing w:after="0" w:before="0"/>
+              <w:rPr>
+                <w:sz w:val="19"/>
+                <w:szCs w:val="19"/>
+              </w:rPr>
+            </w:pPr>
+            <w:r>
+              <w:rPr>
+                <w:b/>
+                <w:bCs/>
+                <w:sz w:val="19"/>
+                <w:szCs w:val="19"/>
+              </w:rPr>
+              <w:t xml:space="preserve">Œuvres licenciées (ignorées)</w:t>
+            </w:r>
+          </w:p>
+        </w:tc>
+        <w:tc>
+          <w:tcPr>
+            <w:tcW w:type="dxa" w:w="6205"/>
+            <w:tcBorders>
+              <w:top w:val="single" w:color="CFC6DE" w:sz="4"/>
+              <w:left w:val="single" w:color="CFC6DE" w:sz="4"/>
+              <w:bottom w:val="single" w:color="CFC6DE" w:sz="4"/>
+              <w:right w:val="single" w:color="CFC6DE" w:sz="4"/>
+            </w:tcBorders>
+            <w:tcMar>
+              <w:top w:type="dxa" w:w="70"/>
+              <w:left w:type="dxa" w:w="110"/>
+              <w:bottom w:type="dxa" w:w="70"/>
+              <w:right w:type="dxa" w:w="110"/>
+            </w:tcMar>
+            <w:vAlign w:val="center"/>
+          </w:tcPr>
+          <w:p>
+            <w:pPr>
+              <w:spacing w:after="0" w:before="0"/>
+              <w:rPr>
+                <w:sz w:val="19"/>
+                <w:szCs w:val="19"/>
+              </w:rPr>
+            </w:pPr>
+            <w:r>
+              <w:rPr>
+                <w:sz w:val="19"/>
+                <w:szCs w:val="19"/>
+              </w:rPr>
+              <w:t xml:space="preserve">L'œuvre est « Licenciée » : rien n'est repris tant qu'elle l'est.</w:t>
+            </w:r>
+          </w:p>
+        </w:tc>
+      </w:tr>
+    </w:tbl>
+    <w:p>
+      <w:pPr>
+        <w:spacing w:after="60" w:before="0"/>
+      </w:pPr>
+    </w:p>
+    <w:tbl>
+      <w:tblPr>
+        <w:tblW w:type="dxa" w:w="9026"/>
+        <w:tblBorders>
+          <w:top w:val="single" w:color="auto" w:sz="4"/>
+          <w:left w:val="single" w:color="auto" w:sz="4"/>
+          <w:bottom w:val="single" w:color="auto" w:sz="4"/>
+          <w:right w:val="single" w:color="auto" w:sz="4"/>
+          <w:insideH w:val="single" w:color="auto" w:sz="4"/>
+          <w:insideV w:val="single" w:color="auto" w:sz="4"/>
+        </w:tblBorders>
+      </w:tblPr>
+      <w:tblGrid>
+        <w:gridCol w:w="9026"/>
+      </w:tblGrid>
+      <w:tr>
+        <w:trPr>
+          <w:cantSplit/>
+        </w:trPr>
+        <w:tc>
+          <w:tcPr>
+            <w:tcW w:type="dxa" w:w="9026"/>
+            <w:tcBorders>
+              <w:top w:val="none" w:color="FFFFFF" w:sz="0"/>
+              <w:left w:val="single" w:color="7A4FB0" w:sz="24"/>
+              <w:bottom w:val="none" w:color="FFFFFF" w:sz="0"/>
+              <w:right w:val="none" w:color="FFFFFF" w:sz="0"/>
+            </w:tcBorders>
+            <w:shd w:fill="F1ECFA" w:color="auto" w:val="clear"/>
+            <w:tcMar>
+              <w:top w:type="dxa" w:w="120"/>
+              <w:left w:type="dxa" w:w="200"/>
+              <w:bottom w:type="dxa" w:w="120"/>
+              <w:right w:type="dxa" w:w="160"/>
+            </w:tcMar>
+          </w:tcPr>
+          <w:p>
+            <w:pPr>
+              <w:spacing w:after="0" w:before="0"/>
+            </w:pPr>
+            <w:r>
+              <w:rPr>
+                <w:b/>
+                <w:bCs/>
+                <w:color w:val="4B2A7B"/>
+              </w:rPr>
+              <w:t xml:space="preserve">À savoir</w:t>
+            </w:r>
+            <w:r>
+              <w:t xml:space="preserve"> : </w:t>
+            </w:r>
+            <w:r>
+              <w:t xml:space="preserve">la synchronisation est coupée par défaut. Un gérant l'active une fois, dans </w:t>
+            </w:r>
+            <w:r>
+              <w:rPr>
+                <w:b/>
+                <w:bCs/>
+              </w:rPr>
+              <w:t xml:space="preserve">Réglages</w:t>
+            </w:r>
+            <w:r>
+              <w:t xml:space="preserve">, section </w:t>
+            </w:r>
+            <w:r>
+              <w:rPr>
+                <w:b/>
+                <w:bCs/>
+              </w:rPr>
+              <w:t xml:space="preserve">Mangas (MangaDex)</w:t>
+            </w:r>
+            <w:r>
+              <w:t xml:space="preserve">, case </w:t>
+            </w:r>
+            <w:r>
+              <w:rPr>
+                <w:b/>
+                <w:bCs/>
+              </w:rPr>
+              <w:t xml:space="preserve">Synchroniser les chapitres</w:t>
+            </w:r>
+            <w:r>
+              <w:t xml:space="preserve">.</w:t>
+            </w:r>
+          </w:p>
+        </w:tc>
+      </w:tr>
+    </w:tbl>
+    <w:p>
+      <w:pPr>
+        <w:pStyle w:val="Heading2"/>
+      </w:pPr>
+      <w:bookmarkStart w:name="titre-27" w:id="106"/>
+      <w:r>
+        <w:t xml:space="preserve">5.4 Retirer un chapitre ou un manga</w:t>
+      </w:r>
+      <w:bookmarkEnd w:id="106"/>
+    </w:p>
+    <w:tbl>
+      <w:tblPr>
+        <w:tblW w:type="dxa" w:w="9026"/>
+        <w:tblBorders>
+          <w:top w:val="single" w:color="auto" w:sz="4"/>
+          <w:left w:val="single" w:color="auto" w:sz="4"/>
+          <w:bottom w:val="single" w:color="auto" w:sz="4"/>
+          <w:right w:val="single" w:color="auto" w:sz="4"/>
+          <w:insideH w:val="single" w:color="auto" w:sz="4"/>
+          <w:insideV w:val="single" w:color="auto" w:sz="4"/>
+        </w:tblBorders>
+      </w:tblPr>
+      <w:tblGrid>
+        <w:gridCol w:w="3295"/>
+        <w:gridCol w:w="5731"/>
+      </w:tblGrid>
+      <w:tr>
+        <w:trPr>
+          <w:cantSplit/>
+          <w:tblHeader/>
+        </w:trPr>
+        <w:tc>
+          <w:tcPr>
+            <w:tcW w:type="dxa" w:w="3295"/>
+            <w:tcBorders>
+              <w:top w:val="single" w:color="CFC6DE" w:sz="4"/>
+              <w:left w:val="single" w:color="CFC6DE" w:sz="4"/>
+              <w:bottom w:val="single" w:color="CFC6DE" w:sz="4"/>
+              <w:right w:val="single" w:color="CFC6DE" w:sz="4"/>
+            </w:tcBorders>
+            <w:shd w:fill="3A2A63" w:color="auto" w:val="clear"/>
+            <w:tcMar>
+              <w:top w:type="dxa" w:w="70"/>
+              <w:left w:type="dxa" w:w="110"/>
+              <w:bottom w:type="dxa" w:w="70"/>
+              <w:right w:type="dxa" w:w="110"/>
+            </w:tcMar>
+            <w:vAlign w:val="center"/>
+          </w:tcPr>
+          <w:p>
+            <w:pPr>
+              <w:spacing w:after="0" w:before="0"/>
+              <w:rPr>
+                <w:b/>
+                <w:bCs/>
+                <w:color w:val="FFFFFF"/>
+                <w:sz w:val="19"/>
+                <w:szCs w:val="19"/>
+              </w:rPr>
+            </w:pPr>
+            <w:r>
+              <w:rPr>
+                <w:b/>
+                <w:bCs/>
+                <w:color w:val="FFFFFF"/>
+                <w:sz w:val="19"/>
+                <w:szCs w:val="19"/>
+              </w:rPr>
+              <w:t xml:space="preserve">Demande</w:t>
+            </w:r>
+          </w:p>
+        </w:tc>
+        <w:tc>
+          <w:tcPr>
+            <w:tcW w:type="dxa" w:w="5731"/>
+            <w:tcBorders>
+              <w:top w:val="single" w:color="CFC6DE" w:sz="4"/>
+              <w:left w:val="single" w:color="CFC6DE" w:sz="4"/>
+              <w:bottom w:val="single" w:color="CFC6DE" w:sz="4"/>
+              <w:right w:val="single" w:color="CFC6DE" w:sz="4"/>
+            </w:tcBorders>
+            <w:shd w:fill="3A2A63" w:color="auto" w:val="clear"/>
+            <w:tcMar>
+              <w:top w:type="dxa" w:w="70"/>
+              <w:left w:type="dxa" w:w="110"/>
+              <w:bottom w:type="dxa" w:w="70"/>
+              <w:right w:type="dxa" w:w="110"/>
+            </w:tcMar>
+            <w:vAlign w:val="center"/>
+          </w:tcPr>
+          <w:p>
+            <w:pPr>
+              <w:spacing w:after="0" w:before="0"/>
+              <w:rPr>
+                <w:b/>
+                <w:bCs/>
+                <w:color w:val="FFFFFF"/>
+                <w:sz w:val="19"/>
+                <w:szCs w:val="19"/>
+              </w:rPr>
+            </w:pPr>
+            <w:r>
+              <w:rPr>
+                <w:b/>
+                <w:bCs/>
+                <w:color w:val="FFFFFF"/>
+                <w:sz w:val="19"/>
+                <w:szCs w:val="19"/>
+              </w:rPr>
+              <w:t xml:space="preserve">Que faire</w:t>
+            </w:r>
+          </w:p>
+        </w:tc>
+      </w:tr>
+      <w:tr>
+        <w:trPr>
+          <w:cantSplit/>
+          <w:tblHeader w:val="off"/>
+        </w:trPr>
+        <w:tc>
+          <w:tcPr>
+            <w:tcW w:type="dxa" w:w="3295"/>
+            <w:tcBorders>
+              <w:top w:val="single" w:color="CFC6DE" w:sz="4"/>
+              <w:left w:val="single" w:color="CFC6DE" w:sz="4"/>
+              <w:bottom w:val="single" w:color="CFC6DE" w:sz="4"/>
+              <w:right w:val="single" w:color="CFC6DE" w:sz="4"/>
+            </w:tcBorders>
+            <w:tcMar>
+              <w:top w:type="dxa" w:w="70"/>
+              <w:left w:type="dxa" w:w="110"/>
+              <w:bottom w:type="dxa" w:w="70"/>
+              <w:right w:type="dxa" w:w="110"/>
+            </w:tcMar>
+            <w:vAlign w:val="center"/>
+          </w:tcPr>
+          <w:p>
+            <w:pPr>
+              <w:spacing w:after="0" w:before="0"/>
+              <w:rPr>
+                <w:sz w:val="19"/>
+                <w:szCs w:val="19"/>
+              </w:rPr>
+            </w:pPr>
+            <w:r>
+              <w:rPr>
+                <w:sz w:val="19"/>
+                <w:szCs w:val="19"/>
+              </w:rPr>
+              <w:t xml:space="preserve">Un chapitre ne doit plus être lisible sur le site</w:t>
+            </w:r>
+          </w:p>
+        </w:tc>
+        <w:tc>
+          <w:tcPr>
+            <w:tcW w:type="dxa" w:w="5731"/>
+            <w:tcBorders>
+              <w:top w:val="single" w:color="CFC6DE" w:sz="4"/>
+              <w:left w:val="single" w:color="CFC6DE" w:sz="4"/>
+              <w:bottom w:val="single" w:color="CFC6DE" w:sz="4"/>
+              <w:right w:val="single" w:color="CFC6DE" w:sz="4"/>
+            </w:tcBorders>
+            <w:tcMar>
+              <w:top w:type="dxa" w:w="70"/>
+              <w:left w:type="dxa" w:w="110"/>
+              <w:bottom w:type="dxa" w:w="70"/>
+              <w:right w:type="dxa" w:w="110"/>
+            </w:tcMar>
+            <w:vAlign w:val="center"/>
+          </w:tcPr>
+          <w:p>
+            <w:pPr>
+              <w:spacing w:after="0" w:before="0"/>
+              <w:rPr>
+                <w:sz w:val="19"/>
+                <w:szCs w:val="19"/>
+              </w:rPr>
+            </w:pPr>
+            <w:r>
+              <w:rPr>
+                <w:sz w:val="19"/>
+                <w:szCs w:val="19"/>
+              </w:rPr>
+              <w:t xml:space="preserve">Mettez-le en brouillon (voir « Publier, reprogrammer ou retirer un chapitre »). La synchronisation ne le remet jamais en ligne.</w:t>
+            </w:r>
+          </w:p>
+        </w:tc>
+      </w:tr>
+      <w:tr>
+        <w:trPr>
+          <w:cantSplit/>
+          <w:tblHeader w:val="off"/>
+        </w:trPr>
+        <w:tc>
+          <w:tcPr>
+            <w:tcW w:type="dxa" w:w="3295"/>
+            <w:tcBorders>
+              <w:top w:val="single" w:color="CFC6DE" w:sz="4"/>
+              <w:left w:val="single" w:color="CFC6DE" w:sz="4"/>
+              <w:bottom w:val="single" w:color="CFC6DE" w:sz="4"/>
+              <w:right w:val="single" w:color="CFC6DE" w:sz="4"/>
+            </w:tcBorders>
+            <w:shd w:fill="F6F3FA" w:color="auto" w:val="clear"/>
+            <w:tcMar>
+              <w:top w:type="dxa" w:w="70"/>
+              <w:left w:type="dxa" w:w="110"/>
+              <w:bottom w:type="dxa" w:w="70"/>
+              <w:right w:type="dxa" w:w="110"/>
+            </w:tcMar>
+            <w:vAlign w:val="center"/>
+          </w:tcPr>
+          <w:p>
+            <w:pPr>
+              <w:spacing w:after="0" w:before="0"/>
+              <w:rPr>
+                <w:sz w:val="19"/>
+                <w:szCs w:val="19"/>
+              </w:rPr>
+            </w:pPr>
+            <w:r>
+              <w:rPr>
+                <w:sz w:val="19"/>
+                <w:szCs w:val="19"/>
+              </w:rPr>
+              <w:t xml:space="preserve">Le manga est licencié en France, ou un éditeur demande son retrait</w:t>
+            </w:r>
+          </w:p>
+        </w:tc>
+        <w:tc>
+          <w:tcPr>
+            <w:tcW w:type="dxa" w:w="5731"/>
+            <w:tcBorders>
+              <w:top w:val="single" w:color="CFC6DE" w:sz="4"/>
+              <w:left w:val="single" w:color="CFC6DE" w:sz="4"/>
+              <w:bottom w:val="single" w:color="CFC6DE" w:sz="4"/>
+              <w:right w:val="single" w:color="CFC6DE" w:sz="4"/>
+            </w:tcBorders>
+            <w:shd w:fill="F6F3FA" w:color="auto" w:val="clear"/>
+            <w:tcMar>
+              <w:top w:type="dxa" w:w="70"/>
+              <w:left w:type="dxa" w:w="110"/>
+              <w:bottom w:type="dxa" w:w="70"/>
+              <w:right w:type="dxa" w:w="110"/>
+            </w:tcMar>
+            <w:vAlign w:val="center"/>
+          </w:tcPr>
+          <w:p>
+            <w:pPr>
+              <w:spacing w:after="0" w:before="0"/>
+              <w:rPr>
+                <w:sz w:val="19"/>
+                <w:szCs w:val="19"/>
+              </w:rPr>
+            </w:pPr>
+            <w:r>
+              <w:rPr>
+                <w:sz w:val="19"/>
+                <w:szCs w:val="19"/>
+              </w:rPr>
+              <w:t xml:space="preserve">Passez l'œuvre à l'état </w:t>
+            </w:r>
+            <w:r>
+              <w:rPr>
+                <w:b/>
+                <w:bCs/>
+                <w:sz w:val="19"/>
+                <w:szCs w:val="19"/>
+              </w:rPr>
+              <w:t xml:space="preserve">Licenciée</w:t>
+            </w:r>
+            <w:r>
+              <w:rPr>
+                <w:sz w:val="19"/>
+                <w:szCs w:val="19"/>
+              </w:rPr>
+              <w:t xml:space="preserve"> (voir « Changer l'état d'une œuvre »). La lecture est retirée tout de suite et la synchronisation ignore l'œuvre. C'est réversible.</w:t>
+            </w:r>
+          </w:p>
+        </w:tc>
+      </w:tr>
+      <w:tr>
+        <w:trPr>
+          <w:cantSplit/>
+          <w:tblHeader w:val="off"/>
+        </w:trPr>
+        <w:tc>
+          <w:tcPr>
+            <w:tcW w:type="dxa" w:w="3295"/>
+            <w:tcBorders>
+              <w:top w:val="single" w:color="CFC6DE" w:sz="4"/>
+              <w:left w:val="single" w:color="CFC6DE" w:sz="4"/>
+              <w:bottom w:val="single" w:color="CFC6DE" w:sz="4"/>
+              <w:right w:val="single" w:color="CFC6DE" w:sz="4"/>
+            </w:tcBorders>
+            <w:tcMar>
+              <w:top w:type="dxa" w:w="70"/>
+              <w:left w:type="dxa" w:w="110"/>
+              <w:bottom w:type="dxa" w:w="70"/>
+              <w:right w:type="dxa" w:w="110"/>
+            </w:tcMar>
+            <w:vAlign w:val="center"/>
+          </w:tcPr>
+          <w:p>
+            <w:pPr>
+              <w:spacing w:after="0" w:before="0"/>
+              <w:rPr>
+                <w:sz w:val="19"/>
+                <w:szCs w:val="19"/>
+              </w:rPr>
+            </w:pPr>
+            <w:r>
+              <w:rPr>
+                <w:sz w:val="19"/>
+                <w:szCs w:val="19"/>
+              </w:rPr>
+              <w:t xml:space="preserve">Le chapitre a été supprimé sur MangaDex</w:t>
+            </w:r>
+          </w:p>
+        </w:tc>
+        <w:tc>
+          <w:tcPr>
+            <w:tcW w:type="dxa" w:w="5731"/>
+            <w:tcBorders>
+              <w:top w:val="single" w:color="CFC6DE" w:sz="4"/>
+              <w:left w:val="single" w:color="CFC6DE" w:sz="4"/>
+              <w:bottom w:val="single" w:color="CFC6DE" w:sz="4"/>
+              <w:right w:val="single" w:color="CFC6DE" w:sz="4"/>
+            </w:tcBorders>
+            <w:tcMar>
+              <w:top w:type="dxa" w:w="70"/>
+              <w:left w:type="dxa" w:w="110"/>
+              <w:bottom w:type="dxa" w:w="70"/>
+              <w:right w:type="dxa" w:w="110"/>
+            </w:tcMar>
+            <w:vAlign w:val="center"/>
+          </w:tcPr>
+          <w:p>
+            <w:pPr>
+              <w:spacing w:after="0" w:before="0"/>
+              <w:rPr>
+                <w:sz w:val="19"/>
+                <w:szCs w:val="19"/>
+              </w:rPr>
+            </w:pPr>
+            <w:r>
+              <w:rPr>
+                <w:sz w:val="19"/>
+                <w:szCs w:val="19"/>
+              </w:rPr>
+              <w:t xml:space="preserve">Rien à faire : le site le retire à la synchronisation suivante. Il revient seul s'il réapparaît.</w:t>
+            </w:r>
+          </w:p>
+        </w:tc>
+      </w:tr>
+    </w:tbl>
+    <w:p>
+      <w:pPr>
+        <w:spacing w:after="60" w:before="0"/>
+      </w:pPr>
+    </w:p>
+    <w:tbl>
+      <w:tblPr>
+        <w:tblW w:type="dxa" w:w="9026"/>
+        <w:tblBorders>
+          <w:top w:val="single" w:color="auto" w:sz="4"/>
+          <w:left w:val="single" w:color="auto" w:sz="4"/>
+          <w:bottom w:val="single" w:color="auto" w:sz="4"/>
+          <w:right w:val="single" w:color="auto" w:sz="4"/>
+          <w:insideH w:val="single" w:color="auto" w:sz="4"/>
+          <w:insideV w:val="single" w:color="auto" w:sz="4"/>
+        </w:tblBorders>
+      </w:tblPr>
+      <w:tblGrid>
+        <w:gridCol w:w="9026"/>
+      </w:tblGrid>
+      <w:tr>
+        <w:trPr>
+          <w:cantSplit/>
+        </w:trPr>
+        <w:tc>
+          <w:tcPr>
+            <w:tcW w:type="dxa" w:w="9026"/>
+            <w:tcBorders>
+              <w:top w:val="none" w:color="FFFFFF" w:sz="0"/>
+              <w:left w:val="single" w:color="D9822B" w:sz="24"/>
+              <w:bottom w:val="none" w:color="FFFFFF" w:sz="0"/>
+              <w:right w:val="none" w:color="FFFFFF" w:sz="0"/>
+            </w:tcBorders>
+            <w:shd w:fill="FDF1E4" w:color="auto" w:val="clear"/>
+            <w:tcMar>
+              <w:top w:type="dxa" w:w="120"/>
+              <w:left w:type="dxa" w:w="200"/>
+              <w:bottom w:type="dxa" w:w="120"/>
+              <w:right w:type="dxa" w:w="160"/>
+            </w:tcMar>
+          </w:tcPr>
+          <w:p>
+            <w:pPr>
+              <w:spacing w:after="0" w:before="0"/>
+            </w:pPr>
+            <w:r>
+              <w:rPr>
+                <w:b/>
+                <w:bCs/>
+                <w:color w:val="9A4D0C"/>
+              </w:rPr>
+              <w:t xml:space="preserve">Attention</w:t>
+            </w:r>
+            <w:r>
+              <w:t xml:space="preserve"> : </w:t>
+            </w:r>
+            <w:r>
+              <w:t xml:space="preserve">retirer un chapitre du site ne le retire pas de MangaDex. Pour une demande de retrait complète, supprimez-le aussi sur MangaDex.</w:t>
+            </w:r>
+          </w:p>
+        </w:tc>
+      </w:tr>
+    </w:tbl>
+    <w:p>
+      <w:pPr>
+        <w:pStyle w:val="Heading1"/>
+      </w:pPr>
+      <w:bookmarkStart w:name="titre-28" w:id="107"/>
+      <w:r>
+        <w:t xml:space="preserve">6 Créer un tome vide</w:t>
+      </w:r>
+      <w:bookmarkEnd w:id="107"/>
+    </w:p>
+    <w:p>
+      <w:r>
+        <w:t xml:space="preserve">Un tome se crée d'abord vide, sans fichier : il entre au planning. Ses chapitres arrivent ensuite avec « Ajouter des chapitres ». Réservé aux éditeurs et aux gérants.</w:t>
+      </w:r>
+    </w:p>
+    <w:p>
+      <w:pPr>
+        <w:pStyle w:val="Heading2"/>
+      </w:pPr>
+      <w:bookmarkStart w:name="titre-29" w:id="108"/>
+      <w:r>
+        <w:t xml:space="preserve">6.1 Ouvrir la page « Nouveau tome »</w:t>
+      </w:r>
+      <w:bookmarkEnd w:id="108"/>
+    </w:p>
+    <w:p>
+      <w:r>
+        <w:t xml:space="preserve">Plusieurs boutons ouvrent la même page :</w:t>
+      </w:r>
+    </w:p>
+    <w:p>
+      <w:pPr>
+        <w:pStyle w:val="ListParagraph"/>
+        <w:numPr>
+          <w:ilvl w:val="0"/>
+          <w:numId w:val="2"/>
+        </w:numPr>
+        <w:spacing w:after="60" w:before="0"/>
+      </w:pPr>
+      <w:r>
+        <w:rPr>
+          <w:b/>
+          <w:bCs/>
+        </w:rPr>
+        <w:t xml:space="preserve">Nouveau tome</w:t>
+      </w:r>
+      <w:r>
+        <w:t xml:space="preserve">, en haut de </w:t>
+      </w:r>
+      <w:r>
+        <w:rPr>
+          <w:b/>
+          <w:bCs/>
+        </w:rPr>
+        <w:t xml:space="preserve">Tous les tomes</w:t>
+      </w:r>
+      <w:r>
+        <w:t xml:space="preserve"> ou sous </w:t>
+      </w:r>
+      <w:r>
+        <w:rPr>
+          <w:b/>
+          <w:bCs/>
+        </w:rPr>
+        <w:t xml:space="preserve">Tomes en préparation</w:t>
+      </w:r>
+      <w:r>
+        <w:t xml:space="preserve"> du tableau de bord ;</w:t>
+      </w:r>
+    </w:p>
+    <w:p>
+      <w:pPr>
+        <w:pStyle w:val="ListParagraph"/>
+        <w:numPr>
+          <w:ilvl w:val="0"/>
+          <w:numId w:val="2"/>
+        </w:numPr>
+        <w:spacing w:after="60" w:before="0"/>
+      </w:pPr>
+      <w:r>
+        <w:rPr>
+          <w:b/>
+          <w:bCs/>
+        </w:rPr>
+        <w:t xml:space="preserve">Ajouter un tome au planning</w:t>
+      </w:r>
+      <w:r>
+        <w:t xml:space="preserve">, dans </w:t>
+      </w:r>
+      <w:r>
+        <w:rPr>
+          <w:b/>
+          <w:bCs/>
+        </w:rPr>
+        <w:t xml:space="preserve">Planning complet</w:t>
+      </w:r>
+      <w:r>
+        <w:t xml:space="preserve"> ou sur la ligne d'une œuvre (l'œuvre est alors déjà choisie).</w:t>
+      </w:r>
+    </w:p>
+    <w:p>
+      <w:pPr>
+        <w:pStyle w:val="Heading2"/>
+      </w:pPr>
+      <w:bookmarkStart w:name="titre-30" w:id="109"/>
+      <w:r>
+        <w:t xml:space="preserve">6.2 Créer le tome</w:t>
+      </w:r>
+      <w:bookmarkEnd w:id="109"/>
+    </w:p>
+    <w:p>
+      <w:pPr>
+        <w:keepNext/>
+        <w:spacing w:after="60" w:before="160"/>
+        <w:jc w:val="center"/>
+      </w:pPr>
+      <w:r>
+        <w:drawing>
+          <wp:inline distT="0" distB="0" distL="0" distR="0">
+            <wp:extent cx="5715000" cy="5153025"/>
+            <wp:effectExtent t="0" r="0" b="0" l="0"/>
+            <wp:docPr id="32" name="Main-contenu.png" descr="La page « Nouveau tome » : le tome, l'équipe et le calendrier, puis ce qui sera créé." title="La page « Nouveau tome » : le tome, l'équipe et le calendrier, puis ce qui sera créé."/>
+            <wp:cNvGraphicFramePr>
+              <a:graphicFrameLocks xmlns:a="http://schemas.openxmlformats.org/drawingml/2006/main" noChangeAspect="1"/>
+            </wp:cNvGraphicFramePr>
+            <a:graphic xmlns:a="http://schemas.openxmlformats.org/drawingml/2006/main">
+              <a:graphicData uri="http://schemas.openxmlformats.org/drawingml/2006/picture">
+                <pic:pic xmlns:pic="http://schemas.openxmlformats.org/drawingml/2006/picture">
+                  <pic:nvPicPr>
+                    <pic:cNvPr id="0" name="" descr=""/>
+                    <pic:cNvPicPr>
+                      <a:picLocks noChangeAspect="1" noChangeArrowheads="1"/>
+                    </pic:cNvPicPr>
+                  </pic:nvPicPr>
+                  <pic:blipFill>
+                    <a:blip r:embed="rId15" cstate="none"/>
+                    <a:srcRect/>
+                    <a:stretch>
+                      <a:fillRect/>
+                    </a:stretch>
+                  </pic:blipFill>
+                  <pic:spPr bwMode="auto">
+                    <a:xfrm>
+                      <a:off x="0" y="0"/>
+                      <a:ext cx="5715000" cy="5153025"/>
+                    </a:xfrm>
+                    <a:prstGeom prst="rect">
+                      <a:avLst/>
+                    </a:prstGeom>
+                  </pic:spPr>
+                </pic:pic>
+              </a:graphicData>
+            </a:graphic>
+          </wp:inline>
+        </w:drawing>
+      </w:r>
+    </w:p>
+    <w:p>
+      <w:pPr>
+        <w:pStyle w:val="Legende"/>
+      </w:pPr>
+      <w:r>
+        <w:rPr>
+          <w:b/>
+          <w:bCs/>
+        </w:rPr>
+        <w:t xml:space="preserve">Figure 5 — </w:t>
+      </w:r>
+      <w:r>
+        <w:t xml:space="preserve">La page « Nouveau tome » : le tome, l'équipe et le calendrier, puis ce qui sera créé.</w:t>
+      </w:r>
+    </w:p>
+    <w:p>
+      <w:pPr>
+        <w:pStyle w:val="ListParagraph"/>
+        <w:numPr>
+          <w:ilvl w:val="0"/>
+          <w:numId w:val="14"/>
+        </w:numPr>
+        <w:spacing w:after="60" w:before="40"/>
+      </w:pPr>
+      <w:r>
+        <w:t xml:space="preserve">Dans </w:t>
+      </w:r>
+      <w:r>
+        <w:rPr>
+          <w:b/>
+          <w:bCs/>
+        </w:rPr>
+        <w:t xml:space="preserve">Le tome</w:t>
+      </w:r>
+      <w:r>
+        <w:t xml:space="preserve">, choisissez l'</w:t>
+      </w:r>
+      <w:r>
+        <w:rPr>
+          <w:b/>
+          <w:bCs/>
+        </w:rPr>
+        <w:t xml:space="preserve">Œuvre</w:t>
+      </w:r>
+      <w:r>
+        <w:t xml:space="preserve">. Elle n'existe pas encore ? Cliquez sur </w:t>
+      </w:r>
+      <w:r>
+        <w:rPr>
+          <w:b/>
+          <w:bCs/>
+        </w:rPr>
+        <w:t xml:space="preserve">Créer une nouvelle œuvre</w:t>
+      </w:r>
+      <w:r>
+        <w:t xml:space="preserve">.</w:t>
+      </w:r>
+    </w:p>
+    <w:p>
+      <w:pPr>
+        <w:pStyle w:val="ListParagraph"/>
+        <w:numPr>
+          <w:ilvl w:val="0"/>
+          <w:numId w:val="14"/>
+        </w:numPr>
+        <w:spacing w:after="60" w:before="40"/>
+      </w:pPr>
+      <w:r>
+        <w:t xml:space="preserve">Choisissez la </w:t>
+      </w:r>
+      <w:r>
+        <w:rPr>
+          <w:b/>
+          <w:bCs/>
+        </w:rPr>
+        <w:t xml:space="preserve">Nature</w:t>
+      </w:r>
+      <w:r>
+        <w:t xml:space="preserve"> (Tome, Arc, Tome EX, Bonus…) et le </w:t>
+      </w:r>
+      <w:r>
+        <w:rPr>
+          <w:b/>
+          <w:bCs/>
+        </w:rPr>
+        <w:t xml:space="preserve">Numéro</w:t>
+      </w:r>
+      <w:r>
+        <w:t xml:space="preserve">. Un tome intermédiaire peut avoir un numéro comme 26,5.</w:t>
+      </w:r>
+    </w:p>
+    <w:p>
+      <w:pPr>
+        <w:pStyle w:val="ListParagraph"/>
+        <w:numPr>
+          <w:ilvl w:val="0"/>
+          <w:numId w:val="14"/>
+        </w:numPr>
+        <w:spacing w:after="60" w:before="40"/>
+      </w:pPr>
+      <w:r>
+        <w:t xml:space="preserve">Si le tome a un titre, remplissez </w:t>
+      </w:r>
+      <w:r>
+        <w:rPr>
+          <w:b/>
+          <w:bCs/>
+        </w:rPr>
+        <w:t xml:space="preserve">Titre (facultatif)</w:t>
+      </w:r>
+      <w:r>
+        <w:t xml:space="preserve">.</w:t>
+      </w:r>
+    </w:p>
+    <w:p>
+      <w:pPr>
+        <w:pStyle w:val="ListParagraph"/>
+        <w:numPr>
+          <w:ilvl w:val="0"/>
+          <w:numId w:val="14"/>
+        </w:numPr>
+        <w:spacing w:after="60" w:before="40"/>
+      </w:pPr>
+      <w:r>
+        <w:t xml:space="preserve">Choisissez l'</w:t>
+      </w:r>
+      <w:r>
+        <w:rPr>
+          <w:b/>
+          <w:bCs/>
+        </w:rPr>
+        <w:t xml:space="preserve">Étape de départ</w:t>
+      </w:r>
+      <w:r>
+        <w:t xml:space="preserve"> du planning.</w:t>
+      </w:r>
+    </w:p>
+    <w:p>
+      <w:pPr>
+        <w:pStyle w:val="ListParagraph"/>
+        <w:numPr>
+          <w:ilvl w:val="0"/>
+          <w:numId w:val="14"/>
+        </w:numPr>
+        <w:spacing w:after="60" w:before="40"/>
+      </w:pPr>
+      <w:r>
+        <w:t xml:space="preserve">Dans </w:t>
+      </w:r>
+      <w:r>
+        <w:rPr>
+          <w:b/>
+          <w:bCs/>
+        </w:rPr>
+        <w:t xml:space="preserve">Équipe et calendrier</w:t>
+      </w:r>
+      <w:r>
+        <w:t xml:space="preserve">, choisissez les responsables (traduction, relecture, édition) et la </w:t>
+      </w:r>
+      <w:r>
+        <w:rPr>
+          <w:b/>
+          <w:bCs/>
+        </w:rPr>
+        <w:t xml:space="preserve">Date cible du tome</w:t>
+      </w:r>
+      <w:r>
+        <w:t xml:space="preserve">.</w:t>
+      </w:r>
+    </w:p>
+    <w:p>
+      <w:pPr>
+        <w:pStyle w:val="ListParagraph"/>
+        <w:numPr>
+          <w:ilvl w:val="0"/>
+          <w:numId w:val="14"/>
+        </w:numPr>
+        <w:spacing w:after="60" w:before="40"/>
+      </w:pPr>
+      <w:r>
+        <w:t xml:space="preserve">À côté, vérifiez l'</w:t>
+      </w:r>
+      <w:r>
+        <w:rPr>
+          <w:b/>
+          <w:bCs/>
+        </w:rPr>
+        <w:t xml:space="preserve">Heure de sortie</w:t>
+      </w:r>
+      <w:r>
+        <w:t xml:space="preserve">. 18:00 est proposé : changez-la si le tome sort à une autre heure. Si l'heure n'est pas encore connue, videz le champ.</w:t>
+      </w:r>
+    </w:p>
+    <w:p>
+      <w:pPr>
+        <w:pStyle w:val="ListParagraph"/>
+        <w:numPr>
+          <w:ilvl w:val="0"/>
+          <w:numId w:val="14"/>
+        </w:numPr>
+        <w:spacing w:after="60" w:before="40"/>
+      </w:pPr>
+      <w:r>
+        <w:t xml:space="preserve">Indiquez les </w:t>
+      </w:r>
+      <w:r>
+        <w:rPr>
+          <w:b/>
+          <w:bCs/>
+        </w:rPr>
+        <w:t xml:space="preserve">Chapitres prévus (facultatif)</w:t>
+      </w:r>
+      <w:r>
+        <w:t xml:space="preserve"> : le site affichera alors « 3 chapitres sur 12 en ligne ».</w:t>
+      </w:r>
+    </w:p>
+    <w:p>
+      <w:pPr>
+        <w:pStyle w:val="ListParagraph"/>
+        <w:numPr>
+          <w:ilvl w:val="0"/>
+          <w:numId w:val="14"/>
+        </w:numPr>
+        <w:spacing w:after="60" w:before="40"/>
+      </w:pPr>
+      <w:r>
+        <w:t xml:space="preserve">Choisissez le </w:t>
+      </w:r>
+      <w:r>
+        <w:rPr>
+          <w:b/>
+          <w:bCs/>
+        </w:rPr>
+        <w:t xml:space="preserve">Rythme (facultatif)</w:t>
+      </w:r>
+      <w:r>
+        <w:t xml:space="preserve"> : un jour de la semaine, ou « Libre ». Avec un jour, le site proposera la date du chapitre suivant. « Libre » : aucune date proposée.</w:t>
+      </w:r>
+    </w:p>
+    <w:p>
+      <w:pPr>
+        <w:pStyle w:val="ListParagraph"/>
+        <w:numPr>
+          <w:ilvl w:val="0"/>
+          <w:numId w:val="14"/>
+        </w:numPr>
+        <w:spacing w:after="60" w:before="40"/>
+      </w:pPr>
+      <w:r>
+        <w:t xml:space="preserve">Relisez </w:t>
+      </w:r>
+      <w:r>
+        <w:rPr>
+          <w:b/>
+          <w:bCs/>
+        </w:rPr>
+        <w:t xml:space="preserve">Ce qui sera créé</w:t>
+      </w:r>
+      <w:r>
+        <w:t xml:space="preserve">, à droite.</w:t>
+      </w:r>
+    </w:p>
+    <w:p>
+      <w:pPr>
+        <w:pStyle w:val="ListParagraph"/>
+        <w:numPr>
+          <w:ilvl w:val="0"/>
+          <w:numId w:val="14"/>
+        </w:numPr>
+        <w:spacing w:after="60" w:before="40"/>
+      </w:pPr>
+      <w:r>
+        <w:t xml:space="preserve">Cliquez sur </w:t>
+      </w:r>
+      <w:r>
+        <w:rPr>
+          <w:b/>
+          <w:bCs/>
+        </w:rPr>
+        <w:t xml:space="preserve">Créer le tome</w:t>
+      </w:r>
+      <w:r>
+        <w:t xml:space="preserve"> (ouvre la fiche du tome) ou sur </w:t>
+      </w:r>
+      <w:r>
+        <w:rPr>
+          <w:b/>
+          <w:bCs/>
+        </w:rPr>
+        <w:t xml:space="preserve">Créer le tome et ajouter un chapitre</w:t>
+      </w:r>
+      <w:r>
+        <w:t xml:space="preserve"> (ouvre « Ajouter des chapitres » avec ce tome).</w:t>
+      </w:r>
+    </w:p>
+    <w:tbl>
+      <w:tblPr>
+        <w:tblW w:type="dxa" w:w="9026"/>
+        <w:tblBorders>
+          <w:top w:val="single" w:color="auto" w:sz="4"/>
+          <w:left w:val="single" w:color="auto" w:sz="4"/>
+          <w:bottom w:val="single" w:color="auto" w:sz="4"/>
+          <w:right w:val="single" w:color="auto" w:sz="4"/>
+          <w:insideH w:val="single" w:color="auto" w:sz="4"/>
+          <w:insideV w:val="single" w:color="auto" w:sz="4"/>
+        </w:tblBorders>
+      </w:tblPr>
+      <w:tblGrid>
+        <w:gridCol w:w="9026"/>
+      </w:tblGrid>
+      <w:tr>
+        <w:trPr>
+          <w:cantSplit/>
+        </w:trPr>
+        <w:tc>
+          <w:tcPr>
+            <w:tcW w:type="dxa" w:w="9026"/>
+            <w:tcBorders>
+              <w:top w:val="none" w:color="FFFFFF" w:sz="0"/>
+              <w:left w:val="single" w:color="7A4FB0" w:sz="24"/>
+              <w:bottom w:val="none" w:color="FFFFFF" w:sz="0"/>
+              <w:right w:val="none" w:color="FFFFFF" w:sz="0"/>
+            </w:tcBorders>
+            <w:shd w:fill="F1ECFA" w:color="auto" w:val="clear"/>
+            <w:tcMar>
+              <w:top w:type="dxa" w:w="120"/>
+              <w:left w:type="dxa" w:w="200"/>
+              <w:bottom w:type="dxa" w:w="120"/>
+              <w:right w:type="dxa" w:w="160"/>
+            </w:tcMar>
+          </w:tcPr>
+          <w:p>
+            <w:pPr>
+              <w:spacing w:after="0" w:before="0"/>
+            </w:pPr>
+            <w:r>
+              <w:rPr>
+                <w:b/>
+                <w:bCs/>
+                <w:color w:val="4B2A7B"/>
+              </w:rPr>
+              <w:t xml:space="preserve">À savoir</w:t>
+            </w:r>
+            <w:r>
+              <w:t xml:space="preserve"> : </w:t>
+            </w:r>
+            <w:r>
               <w:t xml:space="preserve">rien n'est encore lisible. Aucune annonce, aucun e-mail. Le tome apparaît au planning et sur la fiche de l'œuvre comme « à paraître ».</w:t>
             </w:r>
           </w:p>
@@ -6744,11 +8527,11 @@
       <w:pPr>
         <w:pStyle w:val="Heading2"/>
       </w:pPr>
-      <w:bookmarkStart w:name="titre-26" w:id="99"/>
-      <w:r>
-        <w:t xml:space="preserve">5.3 Comprendre la parution d'un tome</w:t>
-      </w:r>
-      <w:bookmarkEnd w:id="99"/>
+      <w:bookmarkStart w:name="titre-31" w:id="110"/>
+      <w:r>
+        <w:t xml:space="preserve">6.3 Comprendre la parution d'un tome</w:t>
+      </w:r>
+      <w:bookmarkEnd w:id="110"/>
     </w:p>
     <w:p>
       <w:r>
@@ -7332,11 +9115,11 @@
       <w:pPr>
         <w:pStyle w:val="Heading1"/>
       </w:pPr>
-      <w:bookmarkStart w:name="titre-27" w:id="100"/>
-      <w:r>
-        <w:t xml:space="preserve">6 Préparer le fichier Word</w:t>
-      </w:r>
-      <w:bookmarkEnd w:id="100"/>
+      <w:bookmarkStart w:name="titre-32" w:id="111"/>
+      <w:r>
+        <w:t xml:space="preserve">7 Préparer le fichier Word</w:t>
+      </w:r>
+      <w:bookmarkEnd w:id="111"/>
     </w:p>
     <w:p>
       <w:r>
@@ -7347,11 +9130,11 @@
       <w:pPr>
         <w:pStyle w:val="Heading2"/>
       </w:pPr>
-      <w:bookmarkStart w:name="titre-28" w:id="101"/>
-      <w:r>
-        <w:t xml:space="preserve">6.1 Utiliser les bons styles</w:t>
-      </w:r>
-      <w:bookmarkEnd w:id="101"/>
+      <w:bookmarkStart w:name="titre-33" w:id="112"/>
+      <w:r>
+        <w:t xml:space="preserve">7.1 Utiliser les bons styles</w:t>
+      </w:r>
+      <w:bookmarkEnd w:id="112"/>
     </w:p>
     <w:tbl>
       <w:tblPr>
@@ -8320,11 +10103,11 @@
       <w:pPr>
         <w:pStyle w:val="Heading2"/>
       </w:pPr>
-      <w:bookmarkStart w:name="titre-29" w:id="102"/>
-      <w:r>
-        <w:t xml:space="preserve">6.2 Écrire les dialogues et les pensées</w:t>
-      </w:r>
-      <w:bookmarkEnd w:id="102"/>
+      <w:bookmarkStart w:name="titre-34" w:id="113"/>
+      <w:r>
+        <w:t xml:space="preserve">7.2 Écrire les dialogues et les pensées</w:t>
+      </w:r>
+      <w:bookmarkEnd w:id="113"/>
     </w:p>
     <w:p>
       <w:pPr>
@@ -8376,11 +10159,11 @@
       <w:pPr>
         <w:pStyle w:val="Heading2"/>
       </w:pPr>
-      <w:bookmarkStart w:name="titre-30" w:id="103"/>
-      <w:r>
-        <w:t xml:space="preserve">6.3 Décrire les illustrations</w:t>
-      </w:r>
-      <w:bookmarkEnd w:id="103"/>
+      <w:bookmarkStart w:name="titre-35" w:id="114"/>
+      <w:r>
+        <w:t xml:space="preserve">7.3 Décrire les illustrations</w:t>
+      </w:r>
+      <w:bookmarkEnd w:id="114"/>
     </w:p>
     <w:p>
       <w:r>
@@ -8402,7 +10185,7 @@
         <w:pStyle w:val="ListParagraph"/>
         <w:numPr>
           <w:ilvl w:val="0"/>
-          <w:numId w:val="12"/>
+          <w:numId w:val="15"/>
         </w:numPr>
         <w:spacing w:after="60" w:before="40"/>
       </w:pPr>
@@ -8415,7 +10198,7 @@
         <w:pStyle w:val="ListParagraph"/>
         <w:numPr>
           <w:ilvl w:val="0"/>
-          <w:numId w:val="12"/>
+          <w:numId w:val="15"/>
         </w:numPr>
         <w:spacing w:after="60" w:before="40"/>
       </w:pPr>
@@ -8438,7 +10221,7 @@
         <w:pStyle w:val="ListParagraph"/>
         <w:numPr>
           <w:ilvl w:val="0"/>
-          <w:numId w:val="12"/>
+          <w:numId w:val="15"/>
         </w:numPr>
         <w:spacing w:after="60" w:before="40"/>
       </w:pPr>
@@ -8451,7 +10234,7 @@
         <w:pStyle w:val="ListParagraph"/>
         <w:numPr>
           <w:ilvl w:val="0"/>
-          <w:numId w:val="12"/>
+          <w:numId w:val="15"/>
         </w:numPr>
         <w:spacing w:after="60" w:before="40"/>
       </w:pPr>
@@ -8521,11 +10304,11 @@
       <w:pPr>
         <w:pStyle w:val="Heading2"/>
       </w:pPr>
-      <w:bookmarkStart w:name="titre-31" w:id="104"/>
-      <w:r>
-        <w:t xml:space="preserve">6.4 Forcer un début de chapitre avec un marqueur</w:t>
-      </w:r>
-      <w:bookmarkEnd w:id="104"/>
+      <w:bookmarkStart w:name="titre-36" w:id="115"/>
+      <w:r>
+        <w:t xml:space="preserve">7.4 Forcer un début de chapitre avec un marqueur</w:t>
+      </w:r>
+      <w:bookmarkEnd w:id="115"/>
     </w:p>
     <w:p>
       <w:r>
@@ -9003,18 +10786,18 @@
       <w:pPr>
         <w:pStyle w:val="Heading2"/>
       </w:pPr>
-      <w:bookmarkStart w:name="titre-32" w:id="105"/>
-      <w:r>
-        <w:t xml:space="preserve">6.5 Vérifier le fichier avant de l'envoyer</w:t>
-      </w:r>
-      <w:bookmarkEnd w:id="105"/>
+      <w:bookmarkStart w:name="titre-37" w:id="116"/>
+      <w:r>
+        <w:t xml:space="preserve">7.5 Vérifier le fichier avant de l'envoyer</w:t>
+      </w:r>
+      <w:bookmarkEnd w:id="116"/>
     </w:p>
     <w:p>
       <w:pPr>
         <w:pStyle w:val="ListParagraph"/>
         <w:numPr>
           <w:ilvl w:val="0"/>
-          <w:numId w:val="13"/>
+          <w:numId w:val="16"/>
         </w:numPr>
         <w:spacing w:after="60" w:before="40"/>
       </w:pPr>
@@ -9037,7 +10820,7 @@
         <w:pStyle w:val="ListParagraph"/>
         <w:numPr>
           <w:ilvl w:val="0"/>
-          <w:numId w:val="13"/>
+          <w:numId w:val="16"/>
         </w:numPr>
         <w:spacing w:after="60" w:before="40"/>
       </w:pPr>
@@ -9050,7 +10833,7 @@
         <w:pStyle w:val="ListParagraph"/>
         <w:numPr>
           <w:ilvl w:val="0"/>
-          <w:numId w:val="13"/>
+          <w:numId w:val="16"/>
         </w:numPr>
         <w:spacing w:after="60" w:before="40"/>
       </w:pPr>
@@ -9073,7 +10856,7 @@
         <w:pStyle w:val="ListParagraph"/>
         <w:numPr>
           <w:ilvl w:val="0"/>
-          <w:numId w:val="13"/>
+          <w:numId w:val="16"/>
         </w:numPr>
         <w:spacing w:after="60" w:before="40"/>
       </w:pPr>
@@ -9086,7 +10869,7 @@
         <w:pStyle w:val="ListParagraph"/>
         <w:numPr>
           <w:ilvl w:val="0"/>
-          <w:numId w:val="13"/>
+          <w:numId w:val="16"/>
         </w:numPr>
         <w:spacing w:after="60" w:before="40"/>
       </w:pPr>
@@ -9098,11 +10881,11 @@
       <w:pPr>
         <w:pStyle w:val="Heading1"/>
       </w:pPr>
-      <w:bookmarkStart w:name="titre-33" w:id="106"/>
-      <w:r>
-        <w:t xml:space="preserve">7 Ajouter des chapitres à un tome</w:t>
-      </w:r>
-      <w:bookmarkEnd w:id="106"/>
+      <w:bookmarkStart w:name="titre-38" w:id="117"/>
+      <w:r>
+        <w:t xml:space="preserve">8 Ajouter des chapitres à un tome</w:t>
+      </w:r>
+      <w:bookmarkEnd w:id="117"/>
     </w:p>
     <w:p>
       <w:r>
@@ -9153,11 +10936,11 @@
       <w:pPr>
         <w:pStyle w:val="Heading2"/>
       </w:pPr>
-      <w:bookmarkStart w:name="titre-34" w:id="107"/>
-      <w:r>
-        <w:t xml:space="preserve">7.1 Comprendre le formulaire</w:t>
-      </w:r>
-      <w:bookmarkEnd w:id="107"/>
+      <w:bookmarkStart w:name="titre-39" w:id="118"/>
+      <w:r>
+        <w:t xml:space="preserve">8.1 Comprendre le formulaire</w:t>
+      </w:r>
+      <w:bookmarkEnd w:id="118"/>
     </w:p>
     <w:p>
       <w:r>
@@ -10045,11 +11828,11 @@
       <w:pPr>
         <w:pStyle w:val="Heading2"/>
       </w:pPr>
-      <w:bookmarkStart w:name="titre-35" w:id="108"/>
-      <w:r>
-        <w:t xml:space="preserve">7.2 Publier le prologue d'un tome en cours</w:t>
-      </w:r>
-      <w:bookmarkEnd w:id="108"/>
+      <w:bookmarkStart w:name="titre-40" w:id="119"/>
+      <w:r>
+        <w:t xml:space="preserve">8.2 Publier le prologue d'un tome en cours</w:t>
+      </w:r>
+      <w:bookmarkEnd w:id="119"/>
     </w:p>
     <w:p>
       <w:r>
@@ -10061,7 +11844,7 @@
         <w:pStyle w:val="ListParagraph"/>
         <w:numPr>
           <w:ilvl w:val="0"/>
-          <w:numId w:val="14"/>
+          <w:numId w:val="17"/>
         </w:numPr>
         <w:spacing w:after="60" w:before="40"/>
       </w:pPr>
@@ -10084,7 +11867,7 @@
         <w:pStyle w:val="ListParagraph"/>
         <w:numPr>
           <w:ilvl w:val="0"/>
-          <w:numId w:val="14"/>
+          <w:numId w:val="17"/>
         </w:numPr>
         <w:spacing w:after="60" w:before="40"/>
       </w:pPr>
@@ -10107,7 +11890,7 @@
         <w:pStyle w:val="ListParagraph"/>
         <w:numPr>
           <w:ilvl w:val="0"/>
-          <w:numId w:val="14"/>
+          <w:numId w:val="17"/>
         </w:numPr>
         <w:spacing w:after="60" w:before="40"/>
       </w:pPr>
@@ -10140,7 +11923,7 @@
         <w:pStyle w:val="ListParagraph"/>
         <w:numPr>
           <w:ilvl w:val="0"/>
-          <w:numId w:val="14"/>
+          <w:numId w:val="17"/>
         </w:numPr>
         <w:spacing w:after="60" w:before="40"/>
       </w:pPr>
@@ -10163,7 +11946,7 @@
         <w:pStyle w:val="ListParagraph"/>
         <w:numPr>
           <w:ilvl w:val="0"/>
-          <w:numId w:val="14"/>
+          <w:numId w:val="17"/>
         </w:numPr>
         <w:spacing w:after="60" w:before="40"/>
       </w:pPr>
@@ -10226,7 +12009,7 @@
         <w:pStyle w:val="ListParagraph"/>
         <w:numPr>
           <w:ilvl w:val="0"/>
-          <w:numId w:val="14"/>
+          <w:numId w:val="17"/>
         </w:numPr>
         <w:spacing w:after="60" w:before="40"/>
       </w:pPr>
@@ -10259,7 +12042,7 @@
         <w:pStyle w:val="ListParagraph"/>
         <w:numPr>
           <w:ilvl w:val="0"/>
-          <w:numId w:val="14"/>
+          <w:numId w:val="17"/>
         </w:numPr>
         <w:spacing w:after="60" w:before="40"/>
       </w:pPr>
@@ -10302,7 +12085,7 @@
         <w:pStyle w:val="ListParagraph"/>
         <w:numPr>
           <w:ilvl w:val="0"/>
-          <w:numId w:val="14"/>
+          <w:numId w:val="17"/>
         </w:numPr>
         <w:spacing w:after="60" w:before="40"/>
       </w:pPr>
@@ -10335,7 +12118,7 @@
         <w:pStyle w:val="ListParagraph"/>
         <w:numPr>
           <w:ilvl w:val="0"/>
-          <w:numId w:val="14"/>
+          <w:numId w:val="17"/>
         </w:numPr>
         <w:spacing w:after="60" w:before="40"/>
       </w:pPr>
@@ -10430,11 +12213,11 @@
       <w:pPr>
         <w:pStyle w:val="Heading2"/>
       </w:pPr>
-      <w:bookmarkStart w:name="titre-36" w:id="109"/>
-      <w:r>
-        <w:t xml:space="preserve">7.3 Programmer plusieurs chapitres au rythme</w:t>
-      </w:r>
-      <w:bookmarkEnd w:id="109"/>
+      <w:bookmarkStart w:name="titre-41" w:id="120"/>
+      <w:r>
+        <w:t xml:space="preserve">8.3 Programmer plusieurs chapitres au rythme</w:t>
+      </w:r>
+      <w:bookmarkEnd w:id="120"/>
     </w:p>
     <w:p>
       <w:r>
@@ -10446,7 +12229,7 @@
         <w:pStyle w:val="ListParagraph"/>
         <w:numPr>
           <w:ilvl w:val="0"/>
-          <w:numId w:val="15"/>
+          <w:numId w:val="18"/>
         </w:numPr>
         <w:spacing w:after="60" w:before="40"/>
       </w:pPr>
@@ -10469,7 +12252,7 @@
         <w:pStyle w:val="ListParagraph"/>
         <w:numPr>
           <w:ilvl w:val="0"/>
-          <w:numId w:val="15"/>
+          <w:numId w:val="18"/>
         </w:numPr>
         <w:spacing w:after="60" w:before="40"/>
       </w:pPr>
@@ -10492,7 +12275,7 @@
         <w:pStyle w:val="ListParagraph"/>
         <w:numPr>
           <w:ilvl w:val="0"/>
-          <w:numId w:val="15"/>
+          <w:numId w:val="18"/>
         </w:numPr>
         <w:spacing w:after="60" w:before="40"/>
       </w:pPr>
@@ -10515,7 +12298,7 @@
         <w:pStyle w:val="ListParagraph"/>
         <w:numPr>
           <w:ilvl w:val="0"/>
-          <w:numId w:val="15"/>
+          <w:numId w:val="18"/>
         </w:numPr>
         <w:spacing w:after="60" w:before="40"/>
       </w:pPr>
@@ -10538,7 +12321,7 @@
         <w:pStyle w:val="ListParagraph"/>
         <w:numPr>
           <w:ilvl w:val="0"/>
-          <w:numId w:val="15"/>
+          <w:numId w:val="18"/>
         </w:numPr>
         <w:spacing w:after="60" w:before="40"/>
       </w:pPr>
@@ -10561,7 +12344,7 @@
         <w:pStyle w:val="ListParagraph"/>
         <w:numPr>
           <w:ilvl w:val="0"/>
-          <w:numId w:val="15"/>
+          <w:numId w:val="18"/>
         </w:numPr>
         <w:spacing w:after="60" w:before="40"/>
       </w:pPr>
@@ -10739,11 +12522,11 @@
       <w:pPr>
         <w:pStyle w:val="Heading2"/>
       </w:pPr>
-      <w:bookmarkStart w:name="titre-37" w:id="110"/>
-      <w:r>
-        <w:t xml:space="preserve">7.4 Publier un tome entier d'un coup</w:t>
-      </w:r>
-      <w:bookmarkEnd w:id="110"/>
+      <w:bookmarkStart w:name="titre-42" w:id="121"/>
+      <w:r>
+        <w:t xml:space="preserve">8.4 Publier un tome entier d'un coup</w:t>
+      </w:r>
+      <w:bookmarkEnd w:id="121"/>
     </w:p>
     <w:p>
       <w:r>
@@ -10755,7 +12538,7 @@
         <w:pStyle w:val="ListParagraph"/>
         <w:numPr>
           <w:ilvl w:val="0"/>
-          <w:numId w:val="16"/>
+          <w:numId w:val="19"/>
         </w:numPr>
         <w:spacing w:after="60" w:before="40"/>
       </w:pPr>
@@ -10788,7 +12571,7 @@
         <w:pStyle w:val="ListParagraph"/>
         <w:numPr>
           <w:ilvl w:val="0"/>
-          <w:numId w:val="16"/>
+          <w:numId w:val="19"/>
         </w:numPr>
         <w:spacing w:after="60" w:before="40"/>
       </w:pPr>
@@ -10811,7 +12594,7 @@
         <w:pStyle w:val="ListParagraph"/>
         <w:numPr>
           <w:ilvl w:val="0"/>
-          <w:numId w:val="16"/>
+          <w:numId w:val="19"/>
         </w:numPr>
         <w:spacing w:after="60" w:before="40"/>
       </w:pPr>
@@ -10834,7 +12617,7 @@
         <w:pStyle w:val="ListParagraph"/>
         <w:numPr>
           <w:ilvl w:val="0"/>
-          <w:numId w:val="16"/>
+          <w:numId w:val="19"/>
         </w:numPr>
         <w:spacing w:after="60" w:before="40"/>
       </w:pPr>
@@ -10867,7 +12650,7 @@
         <w:pStyle w:val="ListParagraph"/>
         <w:numPr>
           <w:ilvl w:val="0"/>
-          <w:numId w:val="16"/>
+          <w:numId w:val="19"/>
         </w:numPr>
         <w:spacing w:after="60" w:before="40"/>
       </w:pPr>
@@ -10982,11 +12765,11 @@
       <w:pPr>
         <w:pStyle w:val="Heading2"/>
       </w:pPr>
-      <w:bookmarkStart w:name="titre-38" w:id="111"/>
-      <w:r>
-        <w:t xml:space="preserve">7.5 Donner tout le tome, chapitre par chapitre, avec les liens à la fin</w:t>
-      </w:r>
-      <w:bookmarkEnd w:id="111"/>
+      <w:bookmarkStart w:name="titre-43" w:id="122"/>
+      <w:r>
+        <w:t xml:space="preserve">8.5 Donner tout le tome, chapitre par chapitre, avec les liens à la fin</w:t>
+      </w:r>
+      <w:bookmarkEnd w:id="122"/>
     </w:p>
     <w:p>
       <w:r>
@@ -10998,7 +12781,7 @@
         <w:pStyle w:val="ListParagraph"/>
         <w:numPr>
           <w:ilvl w:val="0"/>
-          <w:numId w:val="17"/>
+          <w:numId w:val="20"/>
         </w:numPr>
         <w:spacing w:after="60" w:before="40"/>
       </w:pPr>
@@ -11021,7 +12804,7 @@
         <w:pStyle w:val="ListParagraph"/>
         <w:numPr>
           <w:ilvl w:val="0"/>
-          <w:numId w:val="17"/>
+          <w:numId w:val="20"/>
         </w:numPr>
         <w:spacing w:after="60" w:before="40"/>
       </w:pPr>
@@ -11044,7 +12827,7 @@
         <w:pStyle w:val="ListParagraph"/>
         <w:numPr>
           <w:ilvl w:val="0"/>
-          <w:numId w:val="17"/>
+          <w:numId w:val="20"/>
         </w:numPr>
         <w:spacing w:after="60" w:before="40"/>
       </w:pPr>
@@ -11067,7 +12850,7 @@
         <w:pStyle w:val="ListParagraph"/>
         <w:numPr>
           <w:ilvl w:val="0"/>
-          <w:numId w:val="17"/>
+          <w:numId w:val="20"/>
         </w:numPr>
         <w:spacing w:after="60" w:before="40"/>
       </w:pPr>
@@ -11100,7 +12883,7 @@
         <w:pStyle w:val="ListParagraph"/>
         <w:numPr>
           <w:ilvl w:val="0"/>
-          <w:numId w:val="17"/>
+          <w:numId w:val="20"/>
         </w:numPr>
         <w:spacing w:after="60" w:before="40"/>
       </w:pPr>
@@ -11123,7 +12906,7 @@
         <w:pStyle w:val="ListParagraph"/>
         <w:numPr>
           <w:ilvl w:val="0"/>
-          <w:numId w:val="17"/>
+          <w:numId w:val="20"/>
         </w:numPr>
         <w:spacing w:after="60" w:before="40"/>
       </w:pPr>
@@ -11291,11 +13074,11 @@
       <w:pPr>
         <w:pStyle w:val="Heading2"/>
       </w:pPr>
-      <w:bookmarkStart w:name="titre-39" w:id="112"/>
-      <w:r>
-        <w:t xml:space="preserve">7.6 Corriger un chapitre déjà en ligne</w:t>
-      </w:r>
-      <w:bookmarkEnd w:id="112"/>
+      <w:bookmarkStart w:name="titre-44" w:id="123"/>
+      <w:r>
+        <w:t xml:space="preserve">8.6 Corriger un chapitre déjà en ligne</w:t>
+      </w:r>
+      <w:bookmarkEnd w:id="123"/>
     </w:p>
     <w:p>
       <w:r>
@@ -11307,7 +13090,7 @@
         <w:pStyle w:val="ListParagraph"/>
         <w:numPr>
           <w:ilvl w:val="0"/>
-          <w:numId w:val="18"/>
+          <w:numId w:val="21"/>
         </w:numPr>
         <w:spacing w:after="60" w:before="40"/>
       </w:pPr>
@@ -11320,7 +13103,7 @@
         <w:pStyle w:val="ListParagraph"/>
         <w:numPr>
           <w:ilvl w:val="0"/>
-          <w:numId w:val="18"/>
+          <w:numId w:val="21"/>
         </w:numPr>
         <w:spacing w:after="60" w:before="40"/>
       </w:pPr>
@@ -11343,7 +13126,7 @@
         <w:pStyle w:val="ListParagraph"/>
         <w:numPr>
           <w:ilvl w:val="0"/>
-          <w:numId w:val="18"/>
+          <w:numId w:val="21"/>
         </w:numPr>
         <w:spacing w:after="60" w:before="40"/>
       </w:pPr>
@@ -11356,7 +13139,7 @@
         <w:pStyle w:val="ListParagraph"/>
         <w:numPr>
           <w:ilvl w:val="0"/>
-          <w:numId w:val="18"/>
+          <w:numId w:val="21"/>
         </w:numPr>
         <w:spacing w:after="60" w:before="40"/>
       </w:pPr>
@@ -11389,7 +13172,7 @@
         <w:pStyle w:val="ListParagraph"/>
         <w:numPr>
           <w:ilvl w:val="0"/>
-          <w:numId w:val="18"/>
+          <w:numId w:val="21"/>
         </w:numPr>
         <w:spacing w:after="60" w:before="40"/>
       </w:pPr>
@@ -11422,7 +13205,7 @@
         <w:pStyle w:val="ListParagraph"/>
         <w:numPr>
           <w:ilvl w:val="0"/>
-          <w:numId w:val="18"/>
+          <w:numId w:val="21"/>
         </w:numPr>
         <w:spacing w:after="60" w:before="40"/>
       </w:pPr>
@@ -11517,11 +13300,11 @@
       <w:pPr>
         <w:pStyle w:val="Heading2"/>
       </w:pPr>
-      <w:bookmarkStart w:name="titre-40" w:id="113"/>
-      <w:r>
-        <w:t xml:space="preserve">7.7 Découper soi-même les chapitres</w:t>
-      </w:r>
-      <w:bookmarkEnd w:id="113"/>
+      <w:bookmarkStart w:name="titre-45" w:id="124"/>
+      <w:r>
+        <w:t xml:space="preserve">8.7 Découper soi-même les chapitres</w:t>
+      </w:r>
+      <w:bookmarkEnd w:id="124"/>
     </w:p>
     <w:p>
       <w:r>
@@ -11533,7 +13316,7 @@
         <w:pStyle w:val="ListParagraph"/>
         <w:numPr>
           <w:ilvl w:val="0"/>
-          <w:numId w:val="19"/>
+          <w:numId w:val="22"/>
         </w:numPr>
         <w:spacing w:after="60" w:before="40"/>
       </w:pPr>
@@ -11556,7 +13339,7 @@
         <w:pStyle w:val="ListParagraph"/>
         <w:numPr>
           <w:ilvl w:val="0"/>
-          <w:numId w:val="19"/>
+          <w:numId w:val="22"/>
         </w:numPr>
         <w:spacing w:after="60" w:before="40"/>
       </w:pPr>
@@ -11579,7 +13362,7 @@
         <w:pStyle w:val="ListParagraph"/>
         <w:numPr>
           <w:ilvl w:val="0"/>
-          <w:numId w:val="19"/>
+          <w:numId w:val="22"/>
         </w:numPr>
         <w:spacing w:after="60" w:before="40"/>
       </w:pPr>
@@ -11602,7 +13385,7 @@
         <w:pStyle w:val="ListParagraph"/>
         <w:numPr>
           <w:ilvl w:val="0"/>
-          <w:numId w:val="19"/>
+          <w:numId w:val="22"/>
         </w:numPr>
         <w:spacing w:after="60" w:before="40"/>
       </w:pPr>
@@ -11625,7 +13408,7 @@
         <w:pStyle w:val="ListParagraph"/>
         <w:numPr>
           <w:ilvl w:val="0"/>
-          <w:numId w:val="19"/>
+          <w:numId w:val="22"/>
         </w:numPr>
         <w:spacing w:after="60" w:before="40"/>
       </w:pPr>
@@ -11648,7 +13431,7 @@
         <w:pStyle w:val="ListParagraph"/>
         <w:numPr>
           <w:ilvl w:val="0"/>
-          <w:numId w:val="19"/>
+          <w:numId w:val="22"/>
         </w:numPr>
         <w:spacing w:after="60" w:before="40"/>
       </w:pPr>
@@ -11691,7 +13474,7 @@
         <w:pStyle w:val="ListParagraph"/>
         <w:numPr>
           <w:ilvl w:val="0"/>
-          <w:numId w:val="19"/>
+          <w:numId w:val="22"/>
         </w:numPr>
         <w:spacing w:after="60" w:before="40"/>
       </w:pPr>
@@ -11714,7 +13497,7 @@
         <w:pStyle w:val="ListParagraph"/>
         <w:numPr>
           <w:ilvl w:val="0"/>
-          <w:numId w:val="19"/>
+          <w:numId w:val="22"/>
         </w:numPr>
         <w:spacing w:after="60" w:before="40"/>
       </w:pPr>
@@ -11737,7 +13520,7 @@
         <w:pStyle w:val="ListParagraph"/>
         <w:numPr>
           <w:ilvl w:val="0"/>
-          <w:numId w:val="19"/>
+          <w:numId w:val="22"/>
         </w:numPr>
         <w:spacing w:after="60" w:before="40"/>
       </w:pPr>
@@ -11829,11 +13612,11 @@
       <w:pPr>
         <w:pStyle w:val="Heading2"/>
       </w:pPr>
-      <w:bookmarkStart w:name="titre-41" w:id="114"/>
-      <w:r>
-        <w:t xml:space="preserve">7.8 Ajouter la lecture en ligne d'un tome déjà paru</w:t>
-      </w:r>
-      <w:bookmarkEnd w:id="114"/>
+      <w:bookmarkStart w:name="titre-46" w:id="125"/>
+      <w:r>
+        <w:t xml:space="preserve">8.8 Ajouter la lecture en ligne d'un tome déjà paru</w:t>
+      </w:r>
+      <w:bookmarkEnd w:id="125"/>
     </w:p>
     <w:p>
       <w:r>
@@ -11845,7 +13628,7 @@
         <w:pStyle w:val="ListParagraph"/>
         <w:numPr>
           <w:ilvl w:val="0"/>
-          <w:numId w:val="20"/>
+          <w:numId w:val="23"/>
         </w:numPr>
         <w:spacing w:after="60" w:before="40"/>
       </w:pPr>
@@ -11868,7 +13651,7 @@
         <w:pStyle w:val="ListParagraph"/>
         <w:numPr>
           <w:ilvl w:val="0"/>
-          <w:numId w:val="20"/>
+          <w:numId w:val="23"/>
         </w:numPr>
         <w:spacing w:after="60" w:before="40"/>
       </w:pPr>
@@ -11891,7 +13674,7 @@
         <w:pStyle w:val="ListParagraph"/>
         <w:numPr>
           <w:ilvl w:val="0"/>
-          <w:numId w:val="20"/>
+          <w:numId w:val="23"/>
         </w:numPr>
         <w:spacing w:after="60" w:before="40"/>
       </w:pPr>
@@ -11914,7 +13697,7 @@
         <w:pStyle w:val="ListParagraph"/>
         <w:numPr>
           <w:ilvl w:val="0"/>
-          <w:numId w:val="20"/>
+          <w:numId w:val="23"/>
         </w:numPr>
         <w:spacing w:after="60" w:before="40"/>
       </w:pPr>
@@ -11931,11 +13714,11 @@
       <w:pPr>
         <w:pStyle w:val="Heading2"/>
       </w:pPr>
-      <w:bookmarkStart w:name="titre-42" w:id="115"/>
-      <w:r>
-        <w:t xml:space="preserve">7.9 Refaire toute la lecture en ligne d'un tome</w:t>
-      </w:r>
-      <w:bookmarkEnd w:id="115"/>
+      <w:bookmarkStart w:name="titre-47" w:id="126"/>
+      <w:r>
+        <w:t xml:space="preserve">8.9 Refaire toute la lecture en ligne d'un tome</w:t>
+      </w:r>
+      <w:bookmarkEnd w:id="126"/>
     </w:p>
     <w:p>
       <w:r>
@@ -11947,7 +13730,7 @@
         <w:pStyle w:val="ListParagraph"/>
         <w:numPr>
           <w:ilvl w:val="0"/>
-          <w:numId w:val="21"/>
+          <w:numId w:val="24"/>
         </w:numPr>
         <w:spacing w:after="60" w:before="40"/>
       </w:pPr>
@@ -11980,7 +13763,7 @@
         <w:pStyle w:val="ListParagraph"/>
         <w:numPr>
           <w:ilvl w:val="0"/>
-          <w:numId w:val="21"/>
+          <w:numId w:val="24"/>
         </w:numPr>
         <w:spacing w:after="60" w:before="40"/>
       </w:pPr>
@@ -12003,7 +13786,7 @@
         <w:pStyle w:val="ListParagraph"/>
         <w:numPr>
           <w:ilvl w:val="0"/>
-          <w:numId w:val="21"/>
+          <w:numId w:val="24"/>
         </w:numPr>
         <w:spacing w:after="60" w:before="40"/>
       </w:pPr>
@@ -12026,7 +13809,7 @@
         <w:pStyle w:val="ListParagraph"/>
         <w:numPr>
           <w:ilvl w:val="0"/>
-          <w:numId w:val="21"/>
+          <w:numId w:val="24"/>
         </w:numPr>
         <w:spacing w:after="60" w:before="40"/>
       </w:pPr>
@@ -12059,7 +13842,7 @@
         <w:pStyle w:val="ListParagraph"/>
         <w:numPr>
           <w:ilvl w:val="0"/>
-          <w:numId w:val="21"/>
+          <w:numId w:val="24"/>
         </w:numPr>
         <w:spacing w:after="60" w:before="40"/>
       </w:pPr>
@@ -12154,11 +13937,11 @@
       <w:pPr>
         <w:pStyle w:val="Heading2"/>
       </w:pPr>
-      <w:bookmarkStart w:name="titre-43" w:id="116"/>
-      <w:r>
-        <w:t xml:space="preserve">7.10 Savoir ce qui sera annoncé</w:t>
-      </w:r>
-      <w:bookmarkEnd w:id="116"/>
+      <w:bookmarkStart w:name="titre-48" w:id="127"/>
+      <w:r>
+        <w:t xml:space="preserve">8.10 Savoir ce qui sera annoncé</w:t>
+      </w:r>
+      <w:bookmarkEnd w:id="127"/>
     </w:p>
     <w:tbl>
       <w:tblPr>
@@ -12988,11 +14771,11 @@
       <w:pPr>
         <w:pStyle w:val="Heading2"/>
       </w:pPr>
-      <w:bookmarkStart w:name="titre-44" w:id="117"/>
-      <w:r>
-        <w:t xml:space="preserve">7.11 Choisir le salon Discord des chapitres</w:t>
-      </w:r>
-      <w:bookmarkEnd w:id="117"/>
+      <w:bookmarkStart w:name="titre-49" w:id="128"/>
+      <w:r>
+        <w:t xml:space="preserve">8.11 Choisir le salon Discord des chapitres</w:t>
+      </w:r>
+      <w:bookmarkEnd w:id="128"/>
     </w:p>
     <w:p>
       <w:r>
@@ -13004,7 +14787,7 @@
         <w:pStyle w:val="ListParagraph"/>
         <w:numPr>
           <w:ilvl w:val="0"/>
-          <w:numId w:val="22"/>
+          <w:numId w:val="25"/>
         </w:numPr>
         <w:spacing w:after="60" w:before="40"/>
       </w:pPr>
@@ -13047,7 +14830,7 @@
         <w:pStyle w:val="ListParagraph"/>
         <w:numPr>
           <w:ilvl w:val="0"/>
-          <w:numId w:val="22"/>
+          <w:numId w:val="25"/>
         </w:numPr>
         <w:spacing w:after="60" w:before="40"/>
       </w:pPr>
@@ -13170,7 +14953,7 @@
         <w:pStyle w:val="ListParagraph"/>
         <w:numPr>
           <w:ilvl w:val="0"/>
-          <w:numId w:val="22"/>
+          <w:numId w:val="25"/>
         </w:numPr>
         <w:spacing w:after="60" w:before="40"/>
       </w:pPr>
@@ -13193,7 +14976,7 @@
         <w:pStyle w:val="ListParagraph"/>
         <w:numPr>
           <w:ilvl w:val="0"/>
-          <w:numId w:val="22"/>
+          <w:numId w:val="25"/>
         </w:numPr>
         <w:spacing w:after="60" w:before="40"/>
       </w:pPr>
@@ -13445,21 +15228,21 @@
       <w:pPr>
         <w:pStyle w:val="Heading1"/>
       </w:pPr>
-      <w:bookmarkStart w:name="titre-45" w:id="118"/>
-      <w:r>
-        <w:t xml:space="preserve">8 Terminer un tome</w:t>
-      </w:r>
-      <w:bookmarkEnd w:id="118"/>
+      <w:bookmarkStart w:name="titre-50" w:id="129"/>
+      <w:r>
+        <w:t xml:space="preserve">9 Terminer un tome</w:t>
+      </w:r>
+      <w:bookmarkEnd w:id="129"/>
     </w:p>
     <w:p>
       <w:pPr>
         <w:pStyle w:val="Heading2"/>
       </w:pPr>
-      <w:bookmarkStart w:name="titre-46" w:id="119"/>
-      <w:r>
-        <w:t xml:space="preserve">8.1 Terminer un tome avec son dernier envoi</w:t>
-      </w:r>
-      <w:bookmarkEnd w:id="119"/>
+      <w:bookmarkStart w:name="titre-51" w:id="130"/>
+      <w:r>
+        <w:t xml:space="preserve">9.1 Terminer un tome avec son dernier envoi</w:t>
+      </w:r>
+      <w:bookmarkEnd w:id="130"/>
     </w:p>
     <w:p>
       <w:r>
@@ -13533,7 +15316,7 @@
         <w:pStyle w:val="ListParagraph"/>
         <w:numPr>
           <w:ilvl w:val="0"/>
-          <w:numId w:val="23"/>
+          <w:numId w:val="26"/>
         </w:numPr>
         <w:spacing w:after="60" w:before="40"/>
       </w:pPr>
@@ -13556,7 +15339,7 @@
         <w:pStyle w:val="ListParagraph"/>
         <w:numPr>
           <w:ilvl w:val="0"/>
-          <w:numId w:val="23"/>
+          <w:numId w:val="26"/>
         </w:numPr>
         <w:spacing w:after="60" w:before="40"/>
       </w:pPr>
@@ -13569,7 +15352,7 @@
         <w:pStyle w:val="ListParagraph"/>
         <w:numPr>
           <w:ilvl w:val="0"/>
-          <w:numId w:val="23"/>
+          <w:numId w:val="26"/>
         </w:numPr>
         <w:spacing w:after="60" w:before="40"/>
       </w:pPr>
@@ -13602,7 +15385,7 @@
         <w:pStyle w:val="ListParagraph"/>
         <w:numPr>
           <w:ilvl w:val="0"/>
-          <w:numId w:val="23"/>
+          <w:numId w:val="26"/>
         </w:numPr>
         <w:spacing w:after="60" w:before="40"/>
       </w:pPr>
@@ -13685,7 +15468,7 @@
         <w:pStyle w:val="ListParagraph"/>
         <w:numPr>
           <w:ilvl w:val="0"/>
-          <w:numId w:val="23"/>
+          <w:numId w:val="26"/>
         </w:numPr>
         <w:spacing w:after="60" w:before="40"/>
       </w:pPr>
@@ -13702,11 +15485,11 @@
       <w:pPr>
         <w:pStyle w:val="Heading2"/>
       </w:pPr>
-      <w:bookmarkStart w:name="titre-47" w:id="120"/>
-      <w:r>
-        <w:t xml:space="preserve">8.2 Passer un tome à « Publié » depuis sa fiche</w:t>
-      </w:r>
-      <w:bookmarkEnd w:id="120"/>
+      <w:bookmarkStart w:name="titre-52" w:id="131"/>
+      <w:r>
+        <w:t xml:space="preserve">9.2 Passer un tome à « Publié » depuis sa fiche</w:t>
+      </w:r>
+      <w:bookmarkEnd w:id="131"/>
     </w:p>
     <w:p>
       <w:r>
@@ -13718,7 +15501,7 @@
         <w:pStyle w:val="ListParagraph"/>
         <w:numPr>
           <w:ilvl w:val="0"/>
-          <w:numId w:val="24"/>
+          <w:numId w:val="27"/>
         </w:numPr>
         <w:spacing w:after="60" w:before="40"/>
       </w:pPr>
@@ -13748,7 +15531,7 @@
         <w:pStyle w:val="ListParagraph"/>
         <w:numPr>
           <w:ilvl w:val="0"/>
-          <w:numId w:val="24"/>
+          <w:numId w:val="27"/>
         </w:numPr>
         <w:spacing w:after="60" w:before="40"/>
       </w:pPr>
@@ -13781,7 +15564,7 @@
         <w:pStyle w:val="ListParagraph"/>
         <w:numPr>
           <w:ilvl w:val="0"/>
-          <w:numId w:val="24"/>
+          <w:numId w:val="27"/>
         </w:numPr>
         <w:spacing w:after="60" w:before="40"/>
       </w:pPr>
@@ -13814,7 +15597,7 @@
         <w:pStyle w:val="ListParagraph"/>
         <w:numPr>
           <w:ilvl w:val="0"/>
-          <w:numId w:val="24"/>
+          <w:numId w:val="27"/>
         </w:numPr>
         <w:spacing w:after="60" w:before="40"/>
       </w:pPr>
@@ -13837,7 +15620,7 @@
         <w:pStyle w:val="ListParagraph"/>
         <w:numPr>
           <w:ilvl w:val="0"/>
-          <w:numId w:val="24"/>
+          <w:numId w:val="27"/>
         </w:numPr>
         <w:spacing w:after="60" w:before="40"/>
       </w:pPr>
@@ -13979,18 +15762,18 @@
       <w:pPr>
         <w:pStyle w:val="Heading2"/>
       </w:pPr>
-      <w:bookmarkStart w:name="titre-48" w:id="121"/>
-      <w:r>
-        <w:t xml:space="preserve">8.3 Remplacer un lien PDF ou EPUB mort</w:t>
-      </w:r>
-      <w:bookmarkEnd w:id="121"/>
+      <w:bookmarkStart w:name="titre-53" w:id="132"/>
+      <w:r>
+        <w:t xml:space="preserve">9.3 Remplacer un lien PDF ou EPUB mort</w:t>
+      </w:r>
+      <w:bookmarkEnd w:id="132"/>
     </w:p>
     <w:p>
       <w:pPr>
         <w:pStyle w:val="ListParagraph"/>
         <w:numPr>
           <w:ilvl w:val="0"/>
-          <w:numId w:val="25"/>
+          <w:numId w:val="28"/>
         </w:numPr>
         <w:spacing w:after="60" w:before="40"/>
       </w:pPr>
@@ -14020,7 +15803,7 @@
         <w:pStyle w:val="ListParagraph"/>
         <w:numPr>
           <w:ilvl w:val="0"/>
-          <w:numId w:val="25"/>
+          <w:numId w:val="28"/>
         </w:numPr>
         <w:spacing w:after="60" w:before="40"/>
       </w:pPr>
@@ -14053,7 +15836,7 @@
         <w:pStyle w:val="ListParagraph"/>
         <w:numPr>
           <w:ilvl w:val="0"/>
-          <w:numId w:val="25"/>
+          <w:numId w:val="28"/>
         </w:numPr>
         <w:spacing w:after="60" w:before="40"/>
       </w:pPr>
@@ -14075,11 +15858,11 @@
       <w:pPr>
         <w:pStyle w:val="Heading1"/>
       </w:pPr>
-      <w:bookmarkStart w:name="titre-49" w:id="122"/>
-      <w:r>
-        <w:t xml:space="preserve">9 Modifier un tome</w:t>
-      </w:r>
-      <w:bookmarkEnd w:id="122"/>
+      <w:bookmarkStart w:name="titre-54" w:id="133"/>
+      <w:r>
+        <w:t xml:space="preserve">10 Modifier un tome</w:t>
+      </w:r>
+      <w:bookmarkEnd w:id="133"/>
     </w:p>
     <w:p>
       <w:r>
@@ -14090,11 +15873,11 @@
       <w:pPr>
         <w:pStyle w:val="Heading2"/>
       </w:pPr>
-      <w:bookmarkStart w:name="titre-50" w:id="123"/>
-      <w:r>
-        <w:t xml:space="preserve">9.1 Trouver un tome</w:t>
-      </w:r>
-      <w:bookmarkEnd w:id="123"/>
+      <w:bookmarkStart w:name="titre-55" w:id="134"/>
+      <w:r>
+        <w:t xml:space="preserve">10.1 Trouver un tome</w:t>
+      </w:r>
+      <w:bookmarkEnd w:id="134"/>
     </w:p>
     <w:p>
       <w:pPr>
@@ -14163,7 +15946,7 @@
         <w:pStyle w:val="ListParagraph"/>
         <w:numPr>
           <w:ilvl w:val="0"/>
-          <w:numId w:val="26"/>
+          <w:numId w:val="29"/>
         </w:numPr>
         <w:spacing w:after="60" w:before="40"/>
       </w:pPr>
@@ -14196,7 +15979,7 @@
         <w:pStyle w:val="ListParagraph"/>
         <w:numPr>
           <w:ilvl w:val="0"/>
-          <w:numId w:val="26"/>
+          <w:numId w:val="29"/>
         </w:numPr>
         <w:spacing w:after="60" w:before="40"/>
       </w:pPr>
@@ -14249,7 +16032,7 @@
         <w:pStyle w:val="ListParagraph"/>
         <w:numPr>
           <w:ilvl w:val="0"/>
-          <w:numId w:val="26"/>
+          <w:numId w:val="29"/>
         </w:numPr>
         <w:spacing w:after="60" w:before="40"/>
       </w:pPr>
@@ -14321,11 +16104,11 @@
       <w:pPr>
         <w:pStyle w:val="Heading2"/>
       </w:pPr>
-      <w:bookmarkStart w:name="titre-51" w:id="124"/>
-      <w:r>
-        <w:t xml:space="preserve">9.2 Modifier les informations d'un tome</w:t>
-      </w:r>
-      <w:bookmarkEnd w:id="124"/>
+      <w:bookmarkStart w:name="titre-56" w:id="135"/>
+      <w:r>
+        <w:t xml:space="preserve">10.2 Modifier les informations d'un tome</w:t>
+      </w:r>
+      <w:bookmarkEnd w:id="135"/>
     </w:p>
     <w:p>
       <w:pPr>
@@ -14394,7 +16177,7 @@
         <w:pStyle w:val="ListParagraph"/>
         <w:numPr>
           <w:ilvl w:val="0"/>
-          <w:numId w:val="27"/>
+          <w:numId w:val="30"/>
         </w:numPr>
         <w:spacing w:after="60" w:before="40"/>
       </w:pPr>
@@ -14417,7 +16200,7 @@
         <w:pStyle w:val="ListParagraph"/>
         <w:numPr>
           <w:ilvl w:val="0"/>
-          <w:numId w:val="27"/>
+          <w:numId w:val="30"/>
         </w:numPr>
         <w:spacing w:after="60" w:before="40"/>
       </w:pPr>
@@ -14460,7 +16243,7 @@
         <w:pStyle w:val="ListParagraph"/>
         <w:numPr>
           <w:ilvl w:val="0"/>
-          <w:numId w:val="27"/>
+          <w:numId w:val="30"/>
         </w:numPr>
         <w:spacing w:after="60" w:before="40"/>
       </w:pPr>
@@ -14493,7 +16276,7 @@
         <w:pStyle w:val="ListParagraph"/>
         <w:numPr>
           <w:ilvl w:val="0"/>
-          <w:numId w:val="27"/>
+          <w:numId w:val="30"/>
         </w:numPr>
         <w:spacing w:after="60" w:before="40"/>
       </w:pPr>
@@ -14546,7 +16329,7 @@
         <w:pStyle w:val="ListParagraph"/>
         <w:numPr>
           <w:ilvl w:val="0"/>
-          <w:numId w:val="27"/>
+          <w:numId w:val="30"/>
         </w:numPr>
         <w:spacing w:after="60" w:before="40"/>
       </w:pPr>
@@ -14569,7 +16352,7 @@
         <w:pStyle w:val="ListParagraph"/>
         <w:numPr>
           <w:ilvl w:val="0"/>
-          <w:numId w:val="27"/>
+          <w:numId w:val="30"/>
         </w:numPr>
         <w:spacing w:after="60" w:before="40"/>
       </w:pPr>
@@ -14771,11 +16554,11 @@
       <w:pPr>
         <w:pStyle w:val="Heading2"/>
       </w:pPr>
-      <w:bookmarkStart w:name="titre-52" w:id="125"/>
-      <w:r>
-        <w:t xml:space="preserve">9.3 Publier, reprogrammer ou retirer un chapitre</w:t>
-      </w:r>
-      <w:bookmarkEnd w:id="125"/>
+      <w:bookmarkStart w:name="titre-57" w:id="136"/>
+      <w:r>
+        <w:t xml:space="preserve">10.3 Publier, reprogrammer ou retirer un chapitre</w:t>
+      </w:r>
+      <w:bookmarkEnd w:id="136"/>
     </w:p>
     <w:p>
       <w:r>
@@ -15066,11 +16849,11 @@
       <w:pPr>
         <w:pStyle w:val="Heading1"/>
       </w:pPr>
-      <w:bookmarkStart w:name="titre-53" w:id="126"/>
-      <w:r>
-        <w:t xml:space="preserve">10 Nouveau (version 2.1.5) : l'état des tomes et des œuvres</w:t>
-      </w:r>
-      <w:bookmarkEnd w:id="126"/>
+      <w:bookmarkStart w:name="titre-58" w:id="137"/>
+      <w:r>
+        <w:t xml:space="preserve">11 Nouveau (version 2.1.5) : l'état des tomes et des œuvres</w:t>
+      </w:r>
+      <w:bookmarkEnd w:id="137"/>
     </w:p>
     <w:tbl>
       <w:tblPr>
@@ -15134,11 +16917,11 @@
       <w:pPr>
         <w:pStyle w:val="Heading2"/>
       </w:pPr>
-      <w:bookmarkStart w:name="titre-54" w:id="127"/>
-      <w:r>
-        <w:t xml:space="preserve">10.1 Le cycle de vie d'un tome</w:t>
-      </w:r>
-      <w:bookmarkEnd w:id="127"/>
+      <w:bookmarkStart w:name="titre-59" w:id="138"/>
+      <w:r>
+        <w:t xml:space="preserve">11.1 Le cycle de vie d'un tome</w:t>
+      </w:r>
+      <w:bookmarkEnd w:id="138"/>
     </w:p>
     <w:p>
       <w:r>
@@ -15721,11 +17504,11 @@
       <w:pPr>
         <w:pStyle w:val="Heading2"/>
       </w:pPr>
-      <w:bookmarkStart w:name="titre-55" w:id="128"/>
-      <w:r>
-        <w:t xml:space="preserve">10.2 Changer l'état d'un tome</w:t>
-      </w:r>
-      <w:bookmarkEnd w:id="128"/>
+      <w:bookmarkStart w:name="titre-60" w:id="139"/>
+      <w:r>
+        <w:t xml:space="preserve">11.2 Changer l'état d'un tome</w:t>
+      </w:r>
+      <w:bookmarkEnd w:id="139"/>
     </w:p>
     <w:p>
       <w:pPr>
@@ -15794,7 +17577,7 @@
         <w:pStyle w:val="ListParagraph"/>
         <w:numPr>
           <w:ilvl w:val="0"/>
-          <w:numId w:val="28"/>
+          <w:numId w:val="31"/>
         </w:numPr>
         <w:spacing w:after="60" w:before="40"/>
       </w:pPr>
@@ -15824,7 +17607,7 @@
         <w:pStyle w:val="ListParagraph"/>
         <w:numPr>
           <w:ilvl w:val="0"/>
-          <w:numId w:val="28"/>
+          <w:numId w:val="31"/>
         </w:numPr>
         <w:spacing w:after="60" w:before="40"/>
       </w:pPr>
@@ -15877,7 +17660,7 @@
         <w:pStyle w:val="ListParagraph"/>
         <w:numPr>
           <w:ilvl w:val="0"/>
-          <w:numId w:val="28"/>
+          <w:numId w:val="31"/>
         </w:numPr>
         <w:spacing w:after="60" w:before="40"/>
       </w:pPr>
@@ -16000,7 +17783,7 @@
         <w:pStyle w:val="ListParagraph"/>
         <w:numPr>
           <w:ilvl w:val="0"/>
-          <w:numId w:val="28"/>
+          <w:numId w:val="31"/>
         </w:numPr>
         <w:spacing w:after="60" w:before="40"/>
       </w:pPr>
@@ -16023,7 +17806,7 @@
         <w:pStyle w:val="ListParagraph"/>
         <w:numPr>
           <w:ilvl w:val="0"/>
-          <w:numId w:val="28"/>
+          <w:numId w:val="31"/>
         </w:numPr>
         <w:spacing w:after="60" w:before="40"/>
       </w:pPr>
@@ -16035,11 +17818,11 @@
       <w:pPr>
         <w:pStyle w:val="Heading2"/>
       </w:pPr>
-      <w:bookmarkStart w:name="titre-56" w:id="129"/>
-      <w:r>
-        <w:t xml:space="preserve">10.3 Savoir ce que fait chaque changement</w:t>
-      </w:r>
-      <w:bookmarkEnd w:id="129"/>
+      <w:bookmarkStart w:name="titre-61" w:id="140"/>
+      <w:r>
+        <w:t xml:space="preserve">11.3 Savoir ce que fait chaque changement</w:t>
+      </w:r>
+      <w:bookmarkEnd w:id="140"/>
     </w:p>
     <w:p>
       <w:pPr>
@@ -17052,11 +18835,11 @@
       <w:pPr>
         <w:pStyle w:val="Heading2"/>
       </w:pPr>
-      <w:bookmarkStart w:name="titre-57" w:id="130"/>
-      <w:r>
-        <w:t xml:space="preserve">10.4 J'ai publié au lieu de programmer : comment réparer</w:t>
-      </w:r>
-      <w:bookmarkEnd w:id="130"/>
+      <w:bookmarkStart w:name="titre-62" w:id="141"/>
+      <w:r>
+        <w:t xml:space="preserve">11.4 J'ai publié au lieu de programmer : comment réparer</w:t>
+      </w:r>
+      <w:bookmarkEnd w:id="141"/>
     </w:p>
     <w:p>
       <w:r>
@@ -17078,7 +18861,7 @@
         <w:pStyle w:val="ListParagraph"/>
         <w:numPr>
           <w:ilvl w:val="0"/>
-          <w:numId w:val="29"/>
+          <w:numId w:val="32"/>
         </w:numPr>
         <w:spacing w:after="60" w:before="40"/>
       </w:pPr>
@@ -17108,7 +18891,7 @@
         <w:pStyle w:val="ListParagraph"/>
         <w:numPr>
           <w:ilvl w:val="0"/>
-          <w:numId w:val="29"/>
+          <w:numId w:val="32"/>
         </w:numPr>
         <w:spacing w:after="60" w:before="40"/>
       </w:pPr>
@@ -17141,7 +18924,7 @@
         <w:pStyle w:val="ListParagraph"/>
         <w:numPr>
           <w:ilvl w:val="0"/>
-          <w:numId w:val="29"/>
+          <w:numId w:val="32"/>
         </w:numPr>
         <w:spacing w:after="60" w:before="40"/>
       </w:pPr>
@@ -17174,7 +18957,7 @@
         <w:pStyle w:val="ListParagraph"/>
         <w:numPr>
           <w:ilvl w:val="0"/>
-          <w:numId w:val="29"/>
+          <w:numId w:val="32"/>
         </w:numPr>
         <w:spacing w:after="60" w:before="40"/>
       </w:pPr>
@@ -17207,7 +18990,7 @@
         <w:pStyle w:val="ListParagraph"/>
         <w:numPr>
           <w:ilvl w:val="0"/>
-          <w:numId w:val="29"/>
+          <w:numId w:val="32"/>
         </w:numPr>
         <w:spacing w:after="60" w:before="40"/>
       </w:pPr>
@@ -17240,7 +19023,7 @@
         <w:pStyle w:val="ListParagraph"/>
         <w:numPr>
           <w:ilvl w:val="0"/>
-          <w:numId w:val="29"/>
+          <w:numId w:val="32"/>
         </w:numPr>
         <w:spacing w:after="60" w:before="40"/>
       </w:pPr>
@@ -17330,11 +19113,11 @@
       <w:pPr>
         <w:pStyle w:val="Heading2"/>
       </w:pPr>
-      <w:bookmarkStart w:name="titre-58" w:id="131"/>
-      <w:r>
-        <w:t xml:space="preserve">10.5 Changer l'état d'une œuvre</w:t>
-      </w:r>
-      <w:bookmarkEnd w:id="131"/>
+      <w:bookmarkStart w:name="titre-63" w:id="142"/>
+      <w:r>
+        <w:t xml:space="preserve">11.5 Changer l'état d'une œuvre</w:t>
+      </w:r>
+      <w:bookmarkEnd w:id="142"/>
     </w:p>
     <w:p>
       <w:r>
@@ -17418,7 +19201,7 @@
         <w:pStyle w:val="ListParagraph"/>
         <w:numPr>
           <w:ilvl w:val="0"/>
-          <w:numId w:val="30"/>
+          <w:numId w:val="33"/>
         </w:numPr>
         <w:spacing w:after="60" w:before="40"/>
       </w:pPr>
@@ -17451,7 +19234,7 @@
         <w:pStyle w:val="ListParagraph"/>
         <w:numPr>
           <w:ilvl w:val="0"/>
-          <w:numId w:val="30"/>
+          <w:numId w:val="33"/>
         </w:numPr>
         <w:spacing w:after="60" w:before="40"/>
       </w:pPr>
@@ -17474,7 +19257,7 @@
         <w:pStyle w:val="ListParagraph"/>
         <w:numPr>
           <w:ilvl w:val="0"/>
-          <w:numId w:val="30"/>
+          <w:numId w:val="33"/>
         </w:numPr>
         <w:spacing w:after="60" w:before="40"/>
       </w:pPr>
@@ -17497,7 +19280,7 @@
         <w:pStyle w:val="ListParagraph"/>
         <w:numPr>
           <w:ilvl w:val="0"/>
-          <w:numId w:val="30"/>
+          <w:numId w:val="33"/>
         </w:numPr>
         <w:spacing w:after="60" w:before="40"/>
       </w:pPr>
@@ -18228,11 +20011,11 @@
       <w:pPr>
         <w:pStyle w:val="Heading1"/>
       </w:pPr>
-      <w:bookmarkStart w:name="titre-59" w:id="132"/>
-      <w:r>
-        <w:t xml:space="preserve">11 Ce que voient les lecteurs</w:t>
-      </w:r>
-      <w:bookmarkEnd w:id="132"/>
+      <w:bookmarkStart w:name="titre-64" w:id="143"/>
+      <w:r>
+        <w:t xml:space="preserve">12 Ce que voient les lecteurs</w:t>
+      </w:r>
+      <w:bookmarkEnd w:id="143"/>
     </w:p>
     <w:p>
       <w:r>
@@ -18351,11 +20134,131 @@
       <w:pPr>
         <w:pStyle w:val="Heading2"/>
       </w:pPr>
-      <w:bookmarkStart w:name="titre-60" w:id="133"/>
-      <w:r>
-        <w:t xml:space="preserve">11.1 La page d'accueil</w:t>
-      </w:r>
-      <w:bookmarkEnd w:id="133"/>
+      <w:bookmarkStart w:name="titre-65" w:id="144"/>
+      <w:r>
+        <w:t xml:space="preserve">12.1 Lire un manga</w:t>
+      </w:r>
+      <w:bookmarkEnd w:id="144"/>
+    </w:p>
+    <w:p>
+      <w:r>
+        <w:t xml:space="preserve">Un chapitre de manga affiche ses pages à la place du texte. Au-dessus des pages :</w:t>
+      </w:r>
+    </w:p>
+    <w:p>
+      <w:pPr>
+        <w:pStyle w:val="ListParagraph"/>
+        <w:numPr>
+          <w:ilvl w:val="0"/>
+          <w:numId w:val="2"/>
+        </w:numPr>
+        <w:spacing w:after="60" w:before="0"/>
+      </w:pPr>
+      <w:r>
+        <w:rPr>
+          <w:b/>
+          <w:bCs/>
+        </w:rPr>
+        <w:t xml:space="preserve">Défilement</w:t>
+      </w:r>
+      <w:r>
+        <w:t xml:space="preserve"> (par défaut) : toutes les pages à la suite, chargées au fil de la lecture ;</w:t>
+      </w:r>
+    </w:p>
+    <w:p>
+      <w:pPr>
+        <w:pStyle w:val="ListParagraph"/>
+        <w:numPr>
+          <w:ilvl w:val="0"/>
+          <w:numId w:val="2"/>
+        </w:numPr>
+        <w:spacing w:after="60" w:before="0"/>
+      </w:pPr>
+      <w:r>
+        <w:rPr>
+          <w:b/>
+          <w:bCs/>
+        </w:rPr>
+        <w:t xml:space="preserve">Page par page</w:t>
+      </w:r>
+      <w:r>
+        <w:t xml:space="preserve"> : une page à la fois, entière à l'écran. Un clic sur la moitié droite de la page, la flèche → ou </w:t>
+      </w:r>
+      <w:r>
+        <w:rPr>
+          <w:b/>
+          <w:bCs/>
+        </w:rPr>
+        <w:t xml:space="preserve">Page suivante</w:t>
+      </w:r>
+      <w:r>
+        <w:t xml:space="preserve"> avancent ; la moitié gauche, la flèche ← ou </w:t>
+      </w:r>
+      <w:r>
+        <w:rPr>
+          <w:b/>
+          <w:bCs/>
+        </w:rPr>
+        <w:t xml:space="preserve">Page précédente</w:t>
+      </w:r>
+      <w:r>
+        <w:t xml:space="preserve"> reculent ;</w:t>
+      </w:r>
+    </w:p>
+    <w:p>
+      <w:pPr>
+        <w:pStyle w:val="ListParagraph"/>
+        <w:numPr>
+          <w:ilvl w:val="0"/>
+          <w:numId w:val="2"/>
+        </w:numPr>
+        <w:spacing w:after="60" w:before="0"/>
+      </w:pPr>
+      <w:r>
+        <w:rPr>
+          <w:b/>
+          <w:bCs/>
+        </w:rPr>
+        <w:t xml:space="preserve">Économie de données</w:t>
+      </w:r>
+      <w:r>
+        <w:t xml:space="preserve"> (par défaut) ou </w:t>
+      </w:r>
+      <w:r>
+        <w:rPr>
+          <w:b/>
+          <w:bCs/>
+        </w:rPr>
+        <w:t xml:space="preserve">Originale</w:t>
+      </w:r>
+      <w:r>
+        <w:t xml:space="preserve">, avec le poids approximatif du chapitre (environ 1,6 Mo par page en originale).</w:t>
+      </w:r>
+    </w:p>
+    <w:p>
+      <w:r>
+        <w:t xml:space="preserve">Le lecteur garde ces choix sur son appareil. Le marque-page et « Reprendre à la page N » fonctionnent comme pour les romans. Sous les pages : « Images hébergées par MangaDex » et le lien </w:t>
+      </w:r>
+      <w:r>
+        <w:rPr>
+          <w:b/>
+          <w:bCs/>
+        </w:rPr>
+        <w:t xml:space="preserve">Lire ce chapitre sur MangaDex</w:t>
+      </w:r>
+      <w:r>
+        <w:t xml:space="preserve">. Une page qui ne se charge pas affiche ce même lien.</w:t>
+      </w:r>
+    </w:p>
+    <w:p>
+      <w:pPr>
+        <w:pStyle w:val="Heading2"/>
+      </w:pPr>
+      <w:bookmarkStart w:name="titre-66" w:id="145"/>
+      <w:r>
+        <w:t xml:space="preserve">12.2 La page d'accueil</w:t>
+      </w:r>
+      <w:bookmarkEnd w:id="145"/>
     </w:p>
     <w:p>
       <w:r>
@@ -18903,11 +20806,11 @@
       <w:pPr>
         <w:pStyle w:val="Heading2"/>
       </w:pPr>
-      <w:bookmarkStart w:name="titre-61" w:id="134"/>
-      <w:r>
-        <w:t xml:space="preserve">11.2 La page Planning</w:t>
-      </w:r>
-      <w:bookmarkEnd w:id="134"/>
+      <w:bookmarkStart w:name="titre-67" w:id="146"/>
+      <w:r>
+        <w:t xml:space="preserve">12.3 La page Planning</w:t>
+      </w:r>
+      <w:bookmarkEnd w:id="146"/>
     </w:p>
     <w:p>
       <w:r>
@@ -19429,11 +21332,11 @@
       <w:pPr>
         <w:pStyle w:val="Heading2"/>
       </w:pPr>
-      <w:bookmarkStart w:name="titre-62" w:id="135"/>
-      <w:r>
-        <w:t xml:space="preserve">11.3 Faire apparaître un chapitre dans « Prochains » de l'accueil</w:t>
-      </w:r>
-      <w:bookmarkEnd w:id="135"/>
+      <w:bookmarkStart w:name="titre-68" w:id="147"/>
+      <w:r>
+        <w:t xml:space="preserve">12.4 Faire apparaître un chapitre dans « Prochains » de l'accueil</w:t>
+      </w:r>
+      <w:bookmarkEnd w:id="147"/>
     </w:p>
     <w:p>
       <w:r>
@@ -19455,7 +21358,7 @@
         <w:pStyle w:val="ListParagraph"/>
         <w:numPr>
           <w:ilvl w:val="0"/>
-          <w:numId w:val="31"/>
+          <w:numId w:val="34"/>
         </w:numPr>
         <w:spacing w:after="60" w:before="40"/>
       </w:pPr>
@@ -19478,7 +21381,7 @@
         <w:pStyle w:val="ListParagraph"/>
         <w:numPr>
           <w:ilvl w:val="0"/>
-          <w:numId w:val="31"/>
+          <w:numId w:val="34"/>
         </w:numPr>
         <w:spacing w:after="60" w:before="40"/>
       </w:pPr>
@@ -19491,7 +21394,7 @@
         <w:pStyle w:val="ListParagraph"/>
         <w:numPr>
           <w:ilvl w:val="0"/>
-          <w:numId w:val="31"/>
+          <w:numId w:val="34"/>
         </w:numPr>
         <w:spacing w:after="60" w:before="40"/>
       </w:pPr>
@@ -19524,7 +21427,7 @@
         <w:pStyle w:val="ListParagraph"/>
         <w:numPr>
           <w:ilvl w:val="0"/>
-          <w:numId w:val="31"/>
+          <w:numId w:val="34"/>
         </w:numPr>
         <w:spacing w:after="60" w:before="40"/>
       </w:pPr>
@@ -19679,11 +21582,11 @@
       <w:pPr>
         <w:pStyle w:val="Heading2"/>
       </w:pPr>
-      <w:bookmarkStart w:name="titre-63" w:id="136"/>
-      <w:r>
-        <w:t xml:space="preserve">11.4 Mettre un tome à la une</w:t>
-      </w:r>
-      <w:bookmarkEnd w:id="136"/>
+      <w:bookmarkStart w:name="titre-69" w:id="148"/>
+      <w:r>
+        <w:t xml:space="preserve">12.5 Mettre un tome à la une</w:t>
+      </w:r>
+      <w:bookmarkEnd w:id="148"/>
     </w:p>
     <w:p>
       <w:r>
@@ -19695,7 +21598,7 @@
         <w:pStyle w:val="ListParagraph"/>
         <w:numPr>
           <w:ilvl w:val="0"/>
-          <w:numId w:val="32"/>
+          <w:numId w:val="35"/>
         </w:numPr>
         <w:spacing w:after="60" w:before="40"/>
       </w:pPr>
@@ -19768,7 +21671,7 @@
         <w:pStyle w:val="ListParagraph"/>
         <w:numPr>
           <w:ilvl w:val="0"/>
-          <w:numId w:val="32"/>
+          <w:numId w:val="35"/>
         </w:numPr>
         <w:spacing w:after="60" w:before="40"/>
       </w:pPr>
@@ -19946,11 +21849,11 @@
       <w:pPr>
         <w:pStyle w:val="Heading2"/>
       </w:pPr>
-      <w:bookmarkStart w:name="titre-64" w:id="137"/>
-      <w:r>
-        <w:t xml:space="preserve">11.5 La fiche d'une œuvre</w:t>
-      </w:r>
-      <w:bookmarkEnd w:id="137"/>
+      <w:bookmarkStart w:name="titre-70" w:id="149"/>
+      <w:r>
+        <w:t xml:space="preserve">12.6 La fiche d'une œuvre</w:t>
+      </w:r>
+      <w:bookmarkEnd w:id="149"/>
     </w:p>
     <w:p>
       <w:pPr>
@@ -20170,11 +22073,11 @@
       <w:pPr>
         <w:pStyle w:val="Heading2"/>
       </w:pPr>
-      <w:bookmarkStart w:name="titre-65" w:id="138"/>
-      <w:r>
-        <w:t xml:space="preserve">11.6 La page d'un tome en cours</w:t>
-      </w:r>
-      <w:bookmarkEnd w:id="138"/>
+      <w:bookmarkStart w:name="titre-71" w:id="150"/>
+      <w:r>
+        <w:t xml:space="preserve">12.7 La page d'un tome en cours</w:t>
+      </w:r>
+      <w:bookmarkEnd w:id="150"/>
     </w:p>
     <w:p>
       <w:pPr>
@@ -20321,21 +22224,21 @@
       <w:pPr>
         <w:pStyle w:val="Heading1"/>
       </w:pPr>
-      <w:bookmarkStart w:name="titre-66" w:id="139"/>
-      <w:r>
-        <w:t xml:space="preserve">12 Glossaires, actualités et commentaires</w:t>
-      </w:r>
-      <w:bookmarkEnd w:id="139"/>
+      <w:bookmarkStart w:name="titre-72" w:id="151"/>
+      <w:r>
+        <w:t xml:space="preserve">13 Glossaires, actualités et commentaires</w:t>
+      </w:r>
+      <w:bookmarkEnd w:id="151"/>
     </w:p>
     <w:p>
       <w:pPr>
         <w:pStyle w:val="Heading2"/>
       </w:pPr>
-      <w:bookmarkStart w:name="titre-67" w:id="140"/>
-      <w:r>
-        <w:t xml:space="preserve">12.1 Publier le glossaire d'une œuvre</w:t>
-      </w:r>
-      <w:bookmarkEnd w:id="140"/>
+      <w:bookmarkStart w:name="titre-73" w:id="152"/>
+      <w:r>
+        <w:t xml:space="preserve">13.1 Publier le glossaire d'une œuvre</w:t>
+      </w:r>
+      <w:bookmarkEnd w:id="152"/>
     </w:p>
     <w:p>
       <w:r>
@@ -20359,7 +22262,7 @@
         <w:pStyle w:val="ListParagraph"/>
         <w:numPr>
           <w:ilvl w:val="0"/>
-          <w:numId w:val="33"/>
+          <w:numId w:val="36"/>
         </w:numPr>
         <w:spacing w:after="60" w:before="40"/>
       </w:pPr>
@@ -20392,7 +22295,7 @@
         <w:pStyle w:val="ListParagraph"/>
         <w:numPr>
           <w:ilvl w:val="0"/>
-          <w:numId w:val="33"/>
+          <w:numId w:val="36"/>
         </w:numPr>
         <w:spacing w:after="60" w:before="40"/>
       </w:pPr>
@@ -20435,7 +22338,7 @@
         <w:pStyle w:val="ListParagraph"/>
         <w:numPr>
           <w:ilvl w:val="0"/>
-          <w:numId w:val="33"/>
+          <w:numId w:val="36"/>
         </w:numPr>
         <w:spacing w:after="60" w:before="40"/>
       </w:pPr>
@@ -20458,7 +22361,7 @@
         <w:pStyle w:val="ListParagraph"/>
         <w:numPr>
           <w:ilvl w:val="0"/>
-          <w:numId w:val="33"/>
+          <w:numId w:val="36"/>
         </w:numPr>
         <w:spacing w:after="60" w:before="40"/>
       </w:pPr>
@@ -20505,11 +22408,11 @@
       <w:pPr>
         <w:pStyle w:val="Heading2"/>
       </w:pPr>
-      <w:bookmarkStart w:name="titre-68" w:id="141"/>
-      <w:r>
-        <w:t xml:space="preserve">12.2 Lier une actualité à une œuvre</w:t>
-      </w:r>
-      <w:bookmarkEnd w:id="141"/>
+      <w:bookmarkStart w:name="titre-74" w:id="153"/>
+      <w:r>
+        <w:t xml:space="preserve">13.2 Lier une actualité à une œuvre</w:t>
+      </w:r>
+      <w:bookmarkEnd w:id="153"/>
     </w:p>
     <w:p>
       <w:r>
@@ -20540,11 +22443,11 @@
       <w:pPr>
         <w:pStyle w:val="Heading2"/>
       </w:pPr>
-      <w:bookmarkStart w:name="titre-69" w:id="142"/>
-      <w:r>
-        <w:t xml:space="preserve">12.3 Modérer les commentaires</w:t>
-      </w:r>
-      <w:bookmarkEnd w:id="142"/>
+      <w:bookmarkStart w:name="titre-75" w:id="154"/>
+      <w:r>
+        <w:t xml:space="preserve">13.3 Modérer les commentaires</w:t>
+      </w:r>
+      <w:bookmarkEnd w:id="154"/>
     </w:p>
     <w:p>
       <w:r>
@@ -20791,11 +22694,11 @@
       <w:pPr>
         <w:pStyle w:val="Heading1"/>
       </w:pPr>
-      <w:bookmarkStart w:name="titre-70" w:id="143"/>
-      <w:r>
-        <w:t xml:space="preserve">13 Questions fréquentes</w:t>
-      </w:r>
-      <w:bookmarkEnd w:id="143"/>
+      <w:bookmarkStart w:name="titre-76" w:id="155"/>
+      <w:r>
+        <w:t xml:space="preserve">14 Questions fréquentes</w:t>
+      </w:r>
+      <w:bookmarkEnd w:id="155"/>
     </w:p>
     <w:tbl>
       <w:tblPr>
@@ -22137,21 +24040,21 @@
       <w:pPr>
         <w:pStyle w:val="Heading1"/>
       </w:pPr>
-      <w:bookmarkStart w:name="titre-71" w:id="144"/>
-      <w:r>
-        <w:t xml:space="preserve">14 En cas de problème</w:t>
-      </w:r>
-      <w:bookmarkEnd w:id="144"/>
+      <w:bookmarkStart w:name="titre-77" w:id="156"/>
+      <w:r>
+        <w:t xml:space="preserve">15 En cas de problème</w:t>
+      </w:r>
+      <w:bookmarkEnd w:id="156"/>
     </w:p>
     <w:p>
       <w:pPr>
         <w:pStyle w:val="Heading2"/>
       </w:pPr>
-      <w:bookmarkStart w:name="titre-72" w:id="145"/>
-      <w:r>
-        <w:t xml:space="preserve">14.1 Qui contacter</w:t>
-      </w:r>
-      <w:bookmarkEnd w:id="145"/>
+      <w:bookmarkStart w:name="titre-78" w:id="157"/>
+      <w:r>
+        <w:t xml:space="preserve">15.1 Qui contacter</w:t>
+      </w:r>
+      <w:bookmarkEnd w:id="157"/>
     </w:p>
     <w:tbl>
       <w:tblPr>
@@ -22632,11 +24535,11 @@
       <w:pPr>
         <w:pStyle w:val="Heading2"/>
       </w:pPr>
-      <w:bookmarkStart w:name="titre-73" w:id="146"/>
-      <w:r>
-        <w:t xml:space="preserve">14.2 Signaler un problème</w:t>
-      </w:r>
-      <w:bookmarkEnd w:id="146"/>
+      <w:bookmarkStart w:name="titre-79" w:id="158"/>
+      <w:r>
+        <w:t xml:space="preserve">15.2 Signaler un problème</w:t>
+      </w:r>
+      <w:bookmarkEnd w:id="158"/>
     </w:p>
     <w:p>
       <w:r>
@@ -22648,7 +24551,7 @@
         <w:pStyle w:val="ListParagraph"/>
         <w:numPr>
           <w:ilvl w:val="0"/>
-          <w:numId w:val="34"/>
+          <w:numId w:val="37"/>
         </w:numPr>
         <w:spacing w:after="60" w:before="40"/>
       </w:pPr>
@@ -22661,7 +24564,7 @@
         <w:pStyle w:val="ListParagraph"/>
         <w:numPr>
           <w:ilvl w:val="0"/>
-          <w:numId w:val="34"/>
+          <w:numId w:val="37"/>
         </w:numPr>
         <w:spacing w:after="60" w:before="40"/>
       </w:pPr>
@@ -22674,7 +24577,7 @@
         <w:pStyle w:val="ListParagraph"/>
         <w:numPr>
           <w:ilvl w:val="0"/>
-          <w:numId w:val="34"/>
+          <w:numId w:val="37"/>
         </w:numPr>
         <w:spacing w:after="60" w:before="40"/>
       </w:pPr>
@@ -22687,7 +24590,7 @@
         <w:pStyle w:val="ListParagraph"/>
         <w:numPr>
           <w:ilvl w:val="0"/>
-          <w:numId w:val="34"/>
+          <w:numId w:val="37"/>
         </w:numPr>
         <w:spacing w:after="60" w:before="40"/>
       </w:pPr>
@@ -22896,7 +24799,7 @@
         <w:sz w:val="17"/>
         <w:szCs w:val="17"/>
       </w:rPr>
-      <w:t xml:space="preserve">Version 2.1.8 du 7 octobre 2026</w:t>
+      <w:t xml:space="preserve">Version 2.3.0-dev.12 du 17 octobre 2026</w:t>
     </w:r>
     <w:r>
       <w:rPr>
@@ -23316,6 +25219,24 @@
     </w:lvlOverride>
   </w:num>
   <w:num w:numId="34">
+    <w:abstractNumId w:val="2"/>
+    <w:lvlOverride w:ilvl="0">
+      <w:startOverride w:val="1"/>
+    </w:lvlOverride>
+  </w:num>
+  <w:num w:numId="35">
+    <w:abstractNumId w:val="2"/>
+    <w:lvlOverride w:ilvl="0">
+      <w:startOverride w:val="1"/>
+    </w:lvlOverride>
+  </w:num>
+  <w:num w:numId="36">
+    <w:abstractNumId w:val="2"/>
+    <w:lvlOverride w:ilvl="0">
+      <w:startOverride w:val="1"/>
+    </w:lvlOverride>
+  </w:num>
+  <w:num w:numId="37">
     <w:abstractNumId w:val="2"/>
     <w:lvlOverride w:ilvl="0">
       <w:startOverride w:val="1"/>

--- a/docs/guide-equipe/Guide-equipe-Yume-Novel.docx
+++ b/docs/guide-equipe/Guide-equipe-Yume-Novel.docx
@@ -61,7 +61,7 @@
           <w:sz w:val="22"/>
           <w:szCs w:val="22"/>
         </w:rPr>
-        <w:t xml:space="preserve">Version 2.3.0-dev.12 du 17 octobre 2026</w:t>
+        <w:t xml:space="preserve">Version 2.3.0-dev.13 du 17 octobre 2026</w:t>
       </w:r>
     </w:p>
     <w:p>
@@ -583,7 +583,7 @@
               </w:rPr>
               <w:t xml:space="default">5.2 Publier un chapitre de manga</w:t>
               <w:tab/>
-              <w:t xml:space="default">16</w:t>
+              <w:t xml:space="default">17</w:t>
             </w:r>
           </w:hyperlink>
         </w:p>
@@ -600,7 +600,7 @@
               <w:rPr>
                 <w:rStyle w:val="IndexLink"/>
               </w:rPr>
-              <w:t xml:space="default">5.3 Vérifier la synchronisation</w:t>
+              <w:t xml:space="default">5.3 Annoncer un tome de manga au planning</w:t>
               <w:tab/>
               <w:t xml:space="default">17</w:t>
             </w:r>
@@ -619,9 +619,28 @@
               <w:rPr>
                 <w:rStyle w:val="IndexLink"/>
               </w:rPr>
-              <w:t xml:space="default">5.4 Retirer un chapitre ou un manga</w:t>
+              <w:t xml:space="default">5.4 Vérifier la synchronisation</w:t>
               <w:tab/>
               <w:t xml:space="default">17</w:t>
+            </w:r>
+          </w:hyperlink>
+        </w:p>
+        <w:p>
+          <w:pPr>
+            <w:pStyle w:val="TOC2"/>
+            <w:tabs>
+              <w:tab w:val="clear" w:pos="8786"/>
+              <w:tab w:val="right" w:pos="9025" w:leader="dot"/>
+            </w:tabs>
+          </w:pPr>
+          <w:hyperlink w:history="1" w:anchor="titre-28">
+            <w:r>
+              <w:rPr>
+                <w:rStyle w:val="IndexLink"/>
+              </w:rPr>
+              <w:t xml:space="default">5.5 Retirer un chapitre ou un manga</w:t>
+              <w:tab/>
+              <w:t xml:space="default">18</w:t>
             </w:r>
           </w:hyperlink>
         </w:p>
@@ -633,33 +652,14 @@
               <w:tab w:val="right" w:pos="9025" w:leader="dot"/>
             </w:tabs>
           </w:pPr>
-          <w:hyperlink w:history="1" w:anchor="titre-28">
+          <w:hyperlink w:history="1" w:anchor="titre-29">
             <w:r>
               <w:rPr>
                 <w:rStyle w:val="IndexLink"/>
               </w:rPr>
               <w:t xml:space="default">6 Créer un tome vide</w:t>
               <w:tab/>
-              <w:t xml:space="default">18</w:t>
-            </w:r>
-          </w:hyperlink>
-        </w:p>
-        <w:p>
-          <w:pPr>
-            <w:pStyle w:val="TOC2"/>
-            <w:tabs>
-              <w:tab w:val="clear" w:pos="8786"/>
-              <w:tab w:val="right" w:pos="9025" w:leader="dot"/>
-            </w:tabs>
-          </w:pPr>
-          <w:hyperlink w:history="1" w:anchor="titre-29">
-            <w:r>
-              <w:rPr>
-                <w:rStyle w:val="IndexLink"/>
-              </w:rPr>
-              <w:t xml:space="default">6.1 Ouvrir la page « Nouveau tome »</w:t>
-              <w:tab/>
-              <w:t xml:space="default">18</w:t>
+              <w:t xml:space="default">19</w:t>
             </w:r>
           </w:hyperlink>
         </w:p>
@@ -676,9 +676,9 @@
               <w:rPr>
                 <w:rStyle w:val="IndexLink"/>
               </w:rPr>
-              <w:t xml:space="default">6.2 Créer le tome</w:t>
+              <w:t xml:space="default">6.1 Ouvrir la page « Nouveau tome »</w:t>
               <w:tab/>
-              <w:t xml:space="default">18</w:t>
+              <w:t xml:space="default">19</w:t>
             </w:r>
           </w:hyperlink>
         </w:p>
@@ -695,9 +695,28 @@
               <w:rPr>
                 <w:rStyle w:val="IndexLink"/>
               </w:rPr>
+              <w:t xml:space="default">6.2 Créer le tome</w:t>
+              <w:tab/>
+              <w:t xml:space="default">19</w:t>
+            </w:r>
+          </w:hyperlink>
+        </w:p>
+        <w:p>
+          <w:pPr>
+            <w:pStyle w:val="TOC2"/>
+            <w:tabs>
+              <w:tab w:val="clear" w:pos="8786"/>
+              <w:tab w:val="right" w:pos="9025" w:leader="dot"/>
+            </w:tabs>
+          </w:pPr>
+          <w:hyperlink w:history="1" w:anchor="titre-32">
+            <w:r>
+              <w:rPr>
+                <w:rStyle w:val="IndexLink"/>
+              </w:rPr>
               <w:t xml:space="default">6.3 Comprendre la parution d'un tome</w:t>
               <w:tab/>
-              <w:t xml:space="default">20</w:t>
+              <w:t xml:space="default">21</w:t>
             </w:r>
           </w:hyperlink>
         </w:p>
@@ -709,33 +728,14 @@
               <w:tab w:val="right" w:pos="9025" w:leader="dot"/>
             </w:tabs>
           </w:pPr>
-          <w:hyperlink w:history="1" w:anchor="titre-32">
+          <w:hyperlink w:history="1" w:anchor="titre-33">
             <w:r>
               <w:rPr>
                 <w:rStyle w:val="IndexLink"/>
               </w:rPr>
               <w:t xml:space="default">7 Préparer le fichier Word</w:t>
               <w:tab/>
-              <w:t xml:space="default">22</w:t>
-            </w:r>
-          </w:hyperlink>
-        </w:p>
-        <w:p>
-          <w:pPr>
-            <w:pStyle w:val="TOC2"/>
-            <w:tabs>
-              <w:tab w:val="clear" w:pos="8786"/>
-              <w:tab w:val="right" w:pos="9025" w:leader="dot"/>
-            </w:tabs>
-          </w:pPr>
-          <w:hyperlink w:history="1" w:anchor="titre-33">
-            <w:r>
-              <w:rPr>
-                <w:rStyle w:val="IndexLink"/>
-              </w:rPr>
-              <w:t xml:space="default">7.1 Utiliser les bons styles</w:t>
-              <w:tab/>
-              <w:t xml:space="default">22</w:t>
+              <w:t xml:space="default">23</w:t>
             </w:r>
           </w:hyperlink>
         </w:p>
@@ -752,9 +752,9 @@
               <w:rPr>
                 <w:rStyle w:val="IndexLink"/>
               </w:rPr>
-              <w:t xml:space="default">7.2 Écrire les dialogues et les pensées</w:t>
+              <w:t xml:space="default">7.1 Utiliser les bons styles</w:t>
               <w:tab/>
-              <w:t xml:space="default">22</w:t>
+              <w:t xml:space="default">23</w:t>
             </w:r>
           </w:hyperlink>
         </w:p>
@@ -771,9 +771,9 @@
               <w:rPr>
                 <w:rStyle w:val="IndexLink"/>
               </w:rPr>
-              <w:t xml:space="default">7.3 Décrire les illustrations</w:t>
+              <w:t xml:space="default">7.2 Écrire les dialogues et les pensées</w:t>
               <w:tab/>
-              <w:t xml:space="default">22</w:t>
+              <w:t xml:space="default">23</w:t>
             </w:r>
           </w:hyperlink>
         </w:p>
@@ -790,7 +790,7 @@
               <w:rPr>
                 <w:rStyle w:val="IndexLink"/>
               </w:rPr>
-              <w:t xml:space="default">7.4 Forcer un début de chapitre avec un marqueur</w:t>
+              <w:t xml:space="default">7.3 Décrire les illustrations</w:t>
               <w:tab/>
               <w:t xml:space="default">23</w:t>
             </w:r>
@@ -809,9 +809,28 @@
               <w:rPr>
                 <w:rStyle w:val="IndexLink"/>
               </w:rPr>
+              <w:t xml:space="default">7.4 Forcer un début de chapitre avec un marqueur</w:t>
+              <w:tab/>
+              <w:t xml:space="default">24</w:t>
+            </w:r>
+          </w:hyperlink>
+        </w:p>
+        <w:p>
+          <w:pPr>
+            <w:pStyle w:val="TOC2"/>
+            <w:tabs>
+              <w:tab w:val="clear" w:pos="8786"/>
+              <w:tab w:val="right" w:pos="9025" w:leader="dot"/>
+            </w:tabs>
+          </w:pPr>
+          <w:hyperlink w:history="1" w:anchor="titre-38">
+            <w:r>
+              <w:rPr>
+                <w:rStyle w:val="IndexLink"/>
+              </w:rPr>
               <w:t xml:space="default">7.5 Vérifier le fichier avant de l'envoyer</w:t>
               <w:tab/>
-              <w:t xml:space="default">23</w:t>
+              <w:t xml:space="default">24</w:t>
             </w:r>
           </w:hyperlink>
         </w:p>
@@ -823,33 +842,14 @@
               <w:tab w:val="right" w:pos="9025" w:leader="dot"/>
             </w:tabs>
           </w:pPr>
-          <w:hyperlink w:history="1" w:anchor="titre-38">
+          <w:hyperlink w:history="1" w:anchor="titre-39">
             <w:r>
               <w:rPr>
                 <w:rStyle w:val="IndexLink"/>
               </w:rPr>
               <w:t xml:space="default">8 Ajouter des chapitres à un tome</w:t>
               <w:tab/>
-              <w:t xml:space="default">24</w:t>
-            </w:r>
-          </w:hyperlink>
-        </w:p>
-        <w:p>
-          <w:pPr>
-            <w:pStyle w:val="TOC2"/>
-            <w:tabs>
-              <w:tab w:val="clear" w:pos="8786"/>
-              <w:tab w:val="right" w:pos="9025" w:leader="dot"/>
-            </w:tabs>
-          </w:pPr>
-          <w:hyperlink w:history="1" w:anchor="titre-39">
-            <w:r>
-              <w:rPr>
-                <w:rStyle w:val="IndexLink"/>
-              </w:rPr>
-              <w:t xml:space="default">8.1 Comprendre le formulaire</w:t>
-              <w:tab/>
-              <w:t xml:space="default">24</w:t>
+              <w:t xml:space="default">25</w:t>
             </w:r>
           </w:hyperlink>
         </w:p>
@@ -866,9 +866,9 @@
               <w:rPr>
                 <w:rStyle w:val="IndexLink"/>
               </w:rPr>
-              <w:t xml:space="default">8.2 Publier le prologue d'un tome en cours</w:t>
+              <w:t xml:space="default">8.1 Comprendre le formulaire</w:t>
               <w:tab/>
-              <w:t xml:space="default">27</w:t>
+              <w:t xml:space="default">25</w:t>
             </w:r>
           </w:hyperlink>
         </w:p>
@@ -885,9 +885,9 @@
               <w:rPr>
                 <w:rStyle w:val="IndexLink"/>
               </w:rPr>
-              <w:t xml:space="default">8.3 Programmer plusieurs chapitres au rythme</w:t>
+              <w:t xml:space="default">8.2 Publier le prologue d'un tome en cours</w:t>
               <w:tab/>
-              <w:t xml:space="default">27</w:t>
+              <w:t xml:space="default">28</w:t>
             </w:r>
           </w:hyperlink>
         </w:p>
@@ -904,7 +904,7 @@
               <w:rPr>
                 <w:rStyle w:val="IndexLink"/>
               </w:rPr>
-              <w:t xml:space="default">8.4 Publier un tome entier d'un coup</w:t>
+              <w:t xml:space="default">8.3 Programmer plusieurs chapitres au rythme</w:t>
               <w:tab/>
               <w:t xml:space="default">28</w:t>
             </w:r>
@@ -923,9 +923,9 @@
               <w:rPr>
                 <w:rStyle w:val="IndexLink"/>
               </w:rPr>
-              <w:t xml:space="default">8.5 Donner tout le tome, chapitre par chapitre, avec les liens à la fin</w:t>
+              <w:t xml:space="default">8.4 Publier un tome entier d'un coup</w:t>
               <w:tab/>
-              <w:t xml:space="default">28</w:t>
+              <w:t xml:space="default">29</w:t>
             </w:r>
           </w:hyperlink>
         </w:p>
@@ -942,7 +942,7 @@
               <w:rPr>
                 <w:rStyle w:val="IndexLink"/>
               </w:rPr>
-              <w:t xml:space="default">8.6 Corriger un chapitre déjà en ligne</w:t>
+              <w:t xml:space="default">8.5 Donner tout le tome, chapitre par chapitre, avec les liens à la fin</w:t>
               <w:tab/>
               <w:t xml:space="default">29</w:t>
             </w:r>
@@ -961,9 +961,9 @@
               <w:rPr>
                 <w:rStyle w:val="IndexLink"/>
               </w:rPr>
-              <w:t xml:space="default">8.7 Découper soi-même les chapitres</w:t>
+              <w:t xml:space="default">8.6 Corriger un chapitre déjà en ligne</w:t>
               <w:tab/>
-              <w:t xml:space="default">29</w:t>
+              <w:t xml:space="default">30</w:t>
             </w:r>
           </w:hyperlink>
         </w:p>
@@ -980,7 +980,7 @@
               <w:rPr>
                 <w:rStyle w:val="IndexLink"/>
               </w:rPr>
-              <w:t xml:space="default">8.8 Ajouter la lecture en ligne d'un tome déjà paru</w:t>
+              <w:t xml:space="default">8.7 Découper soi-même les chapitres</w:t>
               <w:tab/>
               <w:t xml:space="default">30</w:t>
             </w:r>
@@ -999,9 +999,9 @@
               <w:rPr>
                 <w:rStyle w:val="IndexLink"/>
               </w:rPr>
-              <w:t xml:space="default">8.9 Refaire toute la lecture en ligne d'un tome</w:t>
+              <w:t xml:space="default">8.8 Ajouter la lecture en ligne d'un tome déjà paru</w:t>
               <w:tab/>
-              <w:t xml:space="default">30</w:t>
+              <w:t xml:space="default">31</w:t>
             </w:r>
           </w:hyperlink>
         </w:p>
@@ -1018,9 +1018,9 @@
               <w:rPr>
                 <w:rStyle w:val="IndexLink"/>
               </w:rPr>
-              <w:t xml:space="default">8.10 Savoir ce qui sera annoncé</w:t>
+              <w:t xml:space="default">8.9 Refaire toute la lecture en ligne d'un tome</w:t>
               <w:tab/>
-              <w:t xml:space="default">30</w:t>
+              <w:t xml:space="default">31</w:t>
             </w:r>
           </w:hyperlink>
         </w:p>
@@ -1037,9 +1037,28 @@
               <w:rPr>
                 <w:rStyle w:val="IndexLink"/>
               </w:rPr>
+              <w:t xml:space="default">8.10 Savoir ce qui sera annoncé</w:t>
+              <w:tab/>
+              <w:t xml:space="default">31</w:t>
+            </w:r>
+          </w:hyperlink>
+        </w:p>
+        <w:p>
+          <w:pPr>
+            <w:pStyle w:val="TOC2"/>
+            <w:tabs>
+              <w:tab w:val="clear" w:pos="8786"/>
+              <w:tab w:val="right" w:pos="9025" w:leader="dot"/>
+            </w:tabs>
+          </w:pPr>
+          <w:hyperlink w:history="1" w:anchor="titre-50">
+            <w:r>
+              <w:rPr>
+                <w:rStyle w:val="IndexLink"/>
+              </w:rPr>
               <w:t xml:space="default">8.11 Choisir le salon Discord des chapitres</w:t>
               <w:tab/>
-              <w:t xml:space="default">31</w:t>
+              <w:t xml:space="default">32</w:t>
             </w:r>
           </w:hyperlink>
         </w:p>
@@ -1051,33 +1070,14 @@
               <w:tab w:val="right" w:pos="9025" w:leader="dot"/>
             </w:tabs>
           </w:pPr>
-          <w:hyperlink w:history="1" w:anchor="titre-50">
+          <w:hyperlink w:history="1" w:anchor="titre-51">
             <w:r>
               <w:rPr>
                 <w:rStyle w:val="IndexLink"/>
               </w:rPr>
               <w:t xml:space="default">9 Terminer un tome</w:t>
               <w:tab/>
-              <w:t xml:space="default">32</w:t>
-            </w:r>
-          </w:hyperlink>
-        </w:p>
-        <w:p>
-          <w:pPr>
-            <w:pStyle w:val="TOC2"/>
-            <w:tabs>
-              <w:tab w:val="clear" w:pos="8786"/>
-              <w:tab w:val="right" w:pos="9025" w:leader="dot"/>
-            </w:tabs>
-          </w:pPr>
-          <w:hyperlink w:history="1" w:anchor="titre-51">
-            <w:r>
-              <w:rPr>
-                <w:rStyle w:val="IndexLink"/>
-              </w:rPr>
-              <w:t xml:space="default">9.1 Terminer un tome avec son dernier envoi</w:t>
-              <w:tab/>
-              <w:t xml:space="default">32</w:t>
+              <w:t xml:space="default">33</w:t>
             </w:r>
           </w:hyperlink>
         </w:p>
@@ -1094,9 +1094,9 @@
               <w:rPr>
                 <w:rStyle w:val="IndexLink"/>
               </w:rPr>
-              <w:t xml:space="default">9.2 Passer un tome à « Publié » depuis sa fiche</w:t>
+              <w:t xml:space="default">9.1 Terminer un tome avec son dernier envoi</w:t>
               <w:tab/>
-              <w:t xml:space="default">32</w:t>
+              <w:t xml:space="default">33</w:t>
             </w:r>
           </w:hyperlink>
         </w:p>
@@ -1113,9 +1113,28 @@
               <w:rPr>
                 <w:rStyle w:val="IndexLink"/>
               </w:rPr>
+              <w:t xml:space="default">9.2 Passer un tome à « Publié » depuis sa fiche</w:t>
+              <w:tab/>
+              <w:t xml:space="default">33</w:t>
+            </w:r>
+          </w:hyperlink>
+        </w:p>
+        <w:p>
+          <w:pPr>
+            <w:pStyle w:val="TOC2"/>
+            <w:tabs>
+              <w:tab w:val="clear" w:pos="8786"/>
+              <w:tab w:val="right" w:pos="9025" w:leader="dot"/>
+            </w:tabs>
+          </w:pPr>
+          <w:hyperlink w:history="1" w:anchor="titre-54">
+            <w:r>
+              <w:rPr>
+                <w:rStyle w:val="IndexLink"/>
+              </w:rPr>
               <w:t xml:space="default">9.3 Remplacer un lien PDF ou EPUB mort</w:t>
               <w:tab/>
-              <w:t xml:space="default">33</w:t>
+              <w:t xml:space="default">34</w:t>
             </w:r>
           </w:hyperlink>
         </w:p>
@@ -1127,33 +1146,14 @@
               <w:tab w:val="right" w:pos="9025" w:leader="dot"/>
             </w:tabs>
           </w:pPr>
-          <w:hyperlink w:history="1" w:anchor="titre-54">
+          <w:hyperlink w:history="1" w:anchor="titre-55">
             <w:r>
               <w:rPr>
                 <w:rStyle w:val="IndexLink"/>
               </w:rPr>
               <w:t xml:space="default">10 Modifier un tome</w:t>
               <w:tab/>
-              <w:t xml:space="default">34</w:t>
-            </w:r>
-          </w:hyperlink>
-        </w:p>
-        <w:p>
-          <w:pPr>
-            <w:pStyle w:val="TOC2"/>
-            <w:tabs>
-              <w:tab w:val="clear" w:pos="8786"/>
-              <w:tab w:val="right" w:pos="9025" w:leader="dot"/>
-            </w:tabs>
-          </w:pPr>
-          <w:hyperlink w:history="1" w:anchor="titre-55">
-            <w:r>
-              <w:rPr>
-                <w:rStyle w:val="IndexLink"/>
-              </w:rPr>
-              <w:t xml:space="default">10.1 Trouver un tome</w:t>
-              <w:tab/>
-              <w:t xml:space="default">34</w:t>
+              <w:t xml:space="default">35</w:t>
             </w:r>
           </w:hyperlink>
         </w:p>
@@ -1170,7 +1170,7 @@
               <w:rPr>
                 <w:rStyle w:val="IndexLink"/>
               </w:rPr>
-              <w:t xml:space="default">10.2 Modifier les informations d'un tome</w:t>
+              <w:t xml:space="default">10.1 Trouver un tome</w:t>
               <w:tab/>
               <w:t xml:space="default">35</w:t>
             </w:r>
@@ -1189,9 +1189,28 @@
               <w:rPr>
                 <w:rStyle w:val="IndexLink"/>
               </w:rPr>
+              <w:t xml:space="default">10.2 Modifier les informations d'un tome</w:t>
+              <w:tab/>
+              <w:t xml:space="default">36</w:t>
+            </w:r>
+          </w:hyperlink>
+        </w:p>
+        <w:p>
+          <w:pPr>
+            <w:pStyle w:val="TOC2"/>
+            <w:tabs>
+              <w:tab w:val="clear" w:pos="8786"/>
+              <w:tab w:val="right" w:pos="9025" w:leader="dot"/>
+            </w:tabs>
+          </w:pPr>
+          <w:hyperlink w:history="1" w:anchor="titre-58">
+            <w:r>
+              <w:rPr>
+                <w:rStyle w:val="IndexLink"/>
+              </w:rPr>
               <w:t xml:space="default">10.3 Publier, reprogrammer ou retirer un chapitre</w:t>
               <w:tab/>
-              <w:t xml:space="default">36</w:t>
+              <w:t xml:space="default">37</w:t>
             </w:r>
           </w:hyperlink>
         </w:p>
@@ -1203,33 +1222,14 @@
               <w:tab w:val="right" w:pos="9025" w:leader="dot"/>
             </w:tabs>
           </w:pPr>
-          <w:hyperlink w:history="1" w:anchor="titre-58">
+          <w:hyperlink w:history="1" w:anchor="titre-59">
             <w:r>
               <w:rPr>
                 <w:rStyle w:val="IndexLink"/>
               </w:rPr>
               <w:t xml:space="default">11 Nouveau (version 2.1.5) : l'état des tomes et des œuvres</w:t>
               <w:tab/>
-              <w:t xml:space="default">38</w:t>
-            </w:r>
-          </w:hyperlink>
-        </w:p>
-        <w:p>
-          <w:pPr>
-            <w:pStyle w:val="TOC2"/>
-            <w:tabs>
-              <w:tab w:val="clear" w:pos="8786"/>
-              <w:tab w:val="right" w:pos="9025" w:leader="dot"/>
-            </w:tabs>
-          </w:pPr>
-          <w:hyperlink w:history="1" w:anchor="titre-59">
-            <w:r>
-              <w:rPr>
-                <w:rStyle w:val="IndexLink"/>
-              </w:rPr>
-              <w:t xml:space="default">11.1 Le cycle de vie d'un tome</w:t>
-              <w:tab/>
-              <w:t xml:space="default">38</w:t>
+              <w:t xml:space="default">39</w:t>
             </w:r>
           </w:hyperlink>
         </w:p>
@@ -1246,7 +1246,7 @@
               <w:rPr>
                 <w:rStyle w:val="IndexLink"/>
               </w:rPr>
-              <w:t xml:space="default">11.2 Changer l'état d'un tome</w:t>
+              <w:t xml:space="default">11.1 Le cycle de vie d'un tome</w:t>
               <w:tab/>
               <w:t xml:space="default">39</w:t>
             </w:r>
@@ -1265,9 +1265,9 @@
               <w:rPr>
                 <w:rStyle w:val="IndexLink"/>
               </w:rPr>
-              <w:t xml:space="default">11.3 Savoir ce que fait chaque changement</w:t>
+              <w:t xml:space="default">11.2 Changer l'état d'un tome</w:t>
               <w:tab/>
-              <w:t xml:space="default">39</w:t>
+              <w:t xml:space="default">40</w:t>
             </w:r>
           </w:hyperlink>
         </w:p>
@@ -1284,7 +1284,7 @@
               <w:rPr>
                 <w:rStyle w:val="IndexLink"/>
               </w:rPr>
-              <w:t xml:space="default">11.4 J'ai publié au lieu de programmer : comment réparer</w:t>
+              <w:t xml:space="default">11.3 Savoir ce que fait chaque changement</w:t>
               <w:tab/>
               <w:t xml:space="default">40</w:t>
             </w:r>
@@ -1303,9 +1303,28 @@
               <w:rPr>
                 <w:rStyle w:val="IndexLink"/>
               </w:rPr>
+              <w:t xml:space="default">11.4 J'ai publié au lieu de programmer : comment réparer</w:t>
+              <w:tab/>
+              <w:t xml:space="default">41</w:t>
+            </w:r>
+          </w:hyperlink>
+        </w:p>
+        <w:p>
+          <w:pPr>
+            <w:pStyle w:val="TOC2"/>
+            <w:tabs>
+              <w:tab w:val="clear" w:pos="8786"/>
+              <w:tab w:val="right" w:pos="9025" w:leader="dot"/>
+            </w:tabs>
+          </w:pPr>
+          <w:hyperlink w:history="1" w:anchor="titre-64">
+            <w:r>
+              <w:rPr>
+                <w:rStyle w:val="IndexLink"/>
+              </w:rPr>
               <w:t xml:space="default">11.5 Changer l'état d'une œuvre</w:t>
               <w:tab/>
-              <w:t xml:space="default">41</w:t>
+              <w:t xml:space="default">42</w:t>
             </w:r>
           </w:hyperlink>
         </w:p>
@@ -1317,33 +1336,14 @@
               <w:tab w:val="right" w:pos="9025" w:leader="dot"/>
             </w:tabs>
           </w:pPr>
-          <w:hyperlink w:history="1" w:anchor="titre-64">
+          <w:hyperlink w:history="1" w:anchor="titre-65">
             <w:r>
               <w:rPr>
                 <w:rStyle w:val="IndexLink"/>
               </w:rPr>
               <w:t xml:space="default">12 Ce que voient les lecteurs</w:t>
               <w:tab/>
-              <w:t xml:space="default">43</w:t>
-            </w:r>
-          </w:hyperlink>
-        </w:p>
-        <w:p>
-          <w:pPr>
-            <w:pStyle w:val="TOC2"/>
-            <w:tabs>
-              <w:tab w:val="clear" w:pos="8786"/>
-              <w:tab w:val="right" w:pos="9025" w:leader="dot"/>
-            </w:tabs>
-          </w:pPr>
-          <w:hyperlink w:history="1" w:anchor="titre-65">
-            <w:r>
-              <w:rPr>
-                <w:rStyle w:val="IndexLink"/>
-              </w:rPr>
-              <w:t xml:space="default">12.1 Lire un manga</w:t>
-              <w:tab/>
-              <w:t xml:space="default">43</w:t>
+              <w:t xml:space="default">44</w:t>
             </w:r>
           </w:hyperlink>
         </w:p>
@@ -1360,9 +1360,9 @@
               <w:rPr>
                 <w:rStyle w:val="IndexLink"/>
               </w:rPr>
-              <w:t xml:space="default">12.2 La page d'accueil</w:t>
+              <w:t xml:space="default">12.1 Lire un manga</w:t>
               <w:tab/>
-              <w:t xml:space="default">43</w:t>
+              <w:t xml:space="default">44</w:t>
             </w:r>
           </w:hyperlink>
         </w:p>
@@ -1379,9 +1379,9 @@
               <w:rPr>
                 <w:rStyle w:val="IndexLink"/>
               </w:rPr>
-              <w:t xml:space="default">12.3 La page Planning</w:t>
+              <w:t xml:space="default">12.2 La page d'accueil</w:t>
               <w:tab/>
-              <w:t xml:space="default">45</w:t>
+              <w:t xml:space="default">44</w:t>
             </w:r>
           </w:hyperlink>
         </w:p>
@@ -1398,9 +1398,9 @@
               <w:rPr>
                 <w:rStyle w:val="IndexLink"/>
               </w:rPr>
-              <w:t xml:space="default">12.4 Faire apparaître un chapitre dans « Prochains » de l'accueil</w:t>
+              <w:t xml:space="default">12.3 La page Planning</w:t>
               <w:tab/>
-              <w:t xml:space="default">47</w:t>
+              <w:t xml:space="default">46</w:t>
             </w:r>
           </w:hyperlink>
         </w:p>
@@ -1417,9 +1417,9 @@
               <w:rPr>
                 <w:rStyle w:val="IndexLink"/>
               </w:rPr>
-              <w:t xml:space="default">12.5 Mettre un tome à la une</w:t>
+              <w:t xml:space="default">12.4 Faire apparaître un chapitre dans « Prochains » de l'accueil</w:t>
               <w:tab/>
-              <w:t xml:space="default">47</w:t>
+              <w:t xml:space="default">48</w:t>
             </w:r>
           </w:hyperlink>
         </w:p>
@@ -1436,7 +1436,7 @@
               <w:rPr>
                 <w:rStyle w:val="IndexLink"/>
               </w:rPr>
-              <w:t xml:space="default">12.6 La fiche d'une œuvre</w:t>
+              <w:t xml:space="default">12.5 Mettre un tome à la une</w:t>
               <w:tab/>
               <w:t xml:space="default">48</w:t>
             </w:r>
@@ -1455,9 +1455,28 @@
               <w:rPr>
                 <w:rStyle w:val="IndexLink"/>
               </w:rPr>
+              <w:t xml:space="default">12.6 La fiche d'une œuvre</w:t>
+              <w:tab/>
+              <w:t xml:space="default">49</w:t>
+            </w:r>
+          </w:hyperlink>
+        </w:p>
+        <w:p>
+          <w:pPr>
+            <w:pStyle w:val="TOC2"/>
+            <w:tabs>
+              <w:tab w:val="clear" w:pos="8786"/>
+              <w:tab w:val="right" w:pos="9025" w:leader="dot"/>
+            </w:tabs>
+          </w:pPr>
+          <w:hyperlink w:history="1" w:anchor="titre-72">
+            <w:r>
+              <w:rPr>
+                <w:rStyle w:val="IndexLink"/>
+              </w:rPr>
               <w:t xml:space="default">12.7 La page d'un tome en cours</w:t>
               <w:tab/>
-              <w:t xml:space="default">49</w:t>
+              <w:t xml:space="default">50</w:t>
             </w:r>
           </w:hyperlink>
         </w:p>
@@ -1469,33 +1488,14 @@
               <w:tab w:val="right" w:pos="9025" w:leader="dot"/>
             </w:tabs>
           </w:pPr>
-          <w:hyperlink w:history="1" w:anchor="titre-72">
+          <w:hyperlink w:history="1" w:anchor="titre-73">
             <w:r>
               <w:rPr>
                 <w:rStyle w:val="IndexLink"/>
               </w:rPr>
               <w:t xml:space="default">13 Glossaires, actualités et commentaires</w:t>
               <w:tab/>
-              <w:t xml:space="default">50</w:t>
-            </w:r>
-          </w:hyperlink>
-        </w:p>
-        <w:p>
-          <w:pPr>
-            <w:pStyle w:val="TOC2"/>
-            <w:tabs>
-              <w:tab w:val="clear" w:pos="8786"/>
-              <w:tab w:val="right" w:pos="9025" w:leader="dot"/>
-            </w:tabs>
-          </w:pPr>
-          <w:hyperlink w:history="1" w:anchor="titre-73">
-            <w:r>
-              <w:rPr>
-                <w:rStyle w:val="IndexLink"/>
-              </w:rPr>
-              <w:t xml:space="default">13.1 Publier le glossaire d'une œuvre</w:t>
-              <w:tab/>
-              <w:t xml:space="default">50</w:t>
+              <w:t xml:space="default">51</w:t>
             </w:r>
           </w:hyperlink>
         </w:p>
@@ -1512,9 +1512,9 @@
               <w:rPr>
                 <w:rStyle w:val="IndexLink"/>
               </w:rPr>
-              <w:t xml:space="default">13.2 Lier une actualité à une œuvre</w:t>
+              <w:t xml:space="default">13.1 Publier le glossaire d'une œuvre</w:t>
               <w:tab/>
-              <w:t xml:space="default">50</w:t>
+              <w:t xml:space="default">51</w:t>
             </w:r>
           </w:hyperlink>
         </w:p>
@@ -1531,17 +1531,17 @@
               <w:rPr>
                 <w:rStyle w:val="IndexLink"/>
               </w:rPr>
-              <w:t xml:space="default">13.3 Modérer les commentaires</w:t>
+              <w:t xml:space="default">13.2 Lier une actualité à une œuvre</w:t>
               <w:tab/>
-              <w:t xml:space="default">50</w:t>
+              <w:t xml:space="default">51</w:t>
             </w:r>
           </w:hyperlink>
         </w:p>
         <w:p>
           <w:pPr>
-            <w:pStyle w:val="TOC1"/>
+            <w:pStyle w:val="TOC2"/>
             <w:tabs>
-              <w:tab w:val="clear" w:pos="9026"/>
+              <w:tab w:val="clear" w:pos="8786"/>
               <w:tab w:val="right" w:pos="9025" w:leader="dot"/>
             </w:tabs>
           </w:pPr>
@@ -1550,7 +1550,7 @@
               <w:rPr>
                 <w:rStyle w:val="IndexLink"/>
               </w:rPr>
-              <w:t xml:space="default">14 Questions fréquentes</w:t>
+              <w:t xml:space="default">13.3 Modérer les commentaires</w:t>
               <w:tab/>
               <w:t xml:space="default">51</w:t>
             </w:r>
@@ -1569,7 +1569,7 @@
               <w:rPr>
                 <w:rStyle w:val="IndexLink"/>
               </w:rPr>
-              <w:t xml:space="default">15 En cas de problème</w:t>
+              <w:t xml:space="default">14 Questions fréquentes</w:t>
               <w:tab/>
               <w:t xml:space="default">52</w:t>
             </w:r>
@@ -1577,9 +1577,9 @@
         </w:p>
         <w:p>
           <w:pPr>
-            <w:pStyle w:val="TOC2"/>
+            <w:pStyle w:val="TOC1"/>
             <w:tabs>
-              <w:tab w:val="clear" w:pos="8786"/>
+              <w:tab w:val="clear" w:pos="9026"/>
               <w:tab w:val="right" w:pos="9025" w:leader="dot"/>
             </w:tabs>
           </w:pPr>
@@ -1588,9 +1588,9 @@
               <w:rPr>
                 <w:rStyle w:val="IndexLink"/>
               </w:rPr>
-              <w:t xml:space="default">15.1 Qui contacter</w:t>
+              <w:t xml:space="default">15 En cas de problème</w:t>
               <w:tab/>
-              <w:t xml:space="default">52</w:t>
+              <w:t xml:space="default">53</w:t>
             </w:r>
           </w:hyperlink>
         </w:p>
@@ -1607,9 +1607,28 @@
               <w:rPr>
                 <w:rStyle w:val="IndexLink"/>
               </w:rPr>
+              <w:t xml:space="default">15.1 Qui contacter</w:t>
+              <w:tab/>
+              <w:t xml:space="default">53</w:t>
+            </w:r>
+          </w:hyperlink>
+        </w:p>
+        <w:p>
+          <w:pPr>
+            <w:pStyle w:val="TOC2"/>
+            <w:tabs>
+              <w:tab w:val="clear" w:pos="8786"/>
+              <w:tab w:val="right" w:pos="9025" w:leader="dot"/>
+            </w:tabs>
+          </w:pPr>
+          <w:hyperlink w:history="1" w:anchor="titre-80">
+            <w:r>
+              <w:rPr>
+                <w:rStyle w:val="IndexLink"/>
+              </w:rPr>
               <w:t xml:space="default">15.2 Signaler un problème</w:t>
               <w:tab/>
-              <w:t xml:space="default">52</w:t>
+              <w:t xml:space="default">53</w:t>
             </w:r>
           </w:hyperlink>
           <w:r>
@@ -1622,21 +1641,21 @@
       <w:pPr>
         <w:pStyle w:val="Heading1"/>
       </w:pPr>
-      <w:bookmarkStart w:name="titre-1" w:id="80"/>
+      <w:bookmarkStart w:name="titre-1" w:id="81"/>
       <w:r>
         <w:t xml:space="preserve">1 Bienvenue dans l'espace équipe</w:t>
       </w:r>
-      <w:bookmarkEnd w:id="80"/>
+      <w:bookmarkEnd w:id="81"/>
     </w:p>
     <w:p>
       <w:pPr>
         <w:pStyle w:val="Heading2"/>
       </w:pPr>
-      <w:bookmarkStart w:name="titre-2" w:id="81"/>
+      <w:bookmarkStart w:name="titre-2" w:id="82"/>
       <w:r>
         <w:t xml:space="preserve">1.1 À quoi sert l'espace équipe</w:t>
       </w:r>
-      <w:bookmarkEnd w:id="81"/>
+      <w:bookmarkEnd w:id="82"/>
     </w:p>
     <w:p>
       <w:r>
@@ -1727,11 +1746,11 @@
       <w:pPr>
         <w:pStyle w:val="Heading2"/>
       </w:pPr>
-      <w:bookmarkStart w:name="titre-3" w:id="82"/>
+      <w:bookmarkStart w:name="titre-3" w:id="83"/>
       <w:r>
         <w:t xml:space="preserve">1.2 Qui peut faire quoi</w:t>
       </w:r>
-      <w:bookmarkEnd w:id="82"/>
+      <w:bookmarkEnd w:id="83"/>
     </w:p>
     <w:p>
       <w:r>
@@ -2172,11 +2191,11 @@
       <w:pPr>
         <w:pStyle w:val="Heading2"/>
       </w:pPr>
-      <w:bookmarkStart w:name="titre-4" w:id="83"/>
+      <w:bookmarkStart w:name="titre-4" w:id="84"/>
       <w:r>
         <w:t xml:space="preserve">1.3 Se connecter</w:t>
       </w:r>
-      <w:bookmarkEnd w:id="83"/>
+      <w:bookmarkEnd w:id="84"/>
     </w:p>
     <w:p>
       <w:pPr>
@@ -2483,21 +2502,21 @@
       <w:pPr>
         <w:pStyle w:val="Heading1"/>
       </w:pPr>
-      <w:bookmarkStart w:name="titre-5" w:id="84"/>
+      <w:bookmarkStart w:name="titre-5" w:id="85"/>
       <w:r>
         <w:t xml:space="preserve">2 Le tableau de bord et le menu</w:t>
       </w:r>
-      <w:bookmarkEnd w:id="84"/>
+      <w:bookmarkEnd w:id="85"/>
     </w:p>
     <w:p>
       <w:pPr>
         <w:pStyle w:val="Heading2"/>
       </w:pPr>
-      <w:bookmarkStart w:name="titre-6" w:id="85"/>
+      <w:bookmarkStart w:name="titre-6" w:id="86"/>
       <w:r>
         <w:t xml:space="preserve">2.1 Lire le tableau de bord</w:t>
       </w:r>
-      <w:bookmarkEnd w:id="85"/>
+      <w:bookmarkEnd w:id="86"/>
     </w:p>
     <w:p>
       <w:r>
@@ -2638,11 +2657,11 @@
       <w:pPr>
         <w:pStyle w:val="Heading2"/>
       </w:pPr>
-      <w:bookmarkStart w:name="titre-7" w:id="86"/>
+      <w:bookmarkStart w:name="titre-7" w:id="87"/>
       <w:r>
         <w:t xml:space="preserve">2.2 Se repérer dans le menu</w:t>
       </w:r>
-      <w:bookmarkEnd w:id="86"/>
+      <w:bookmarkEnd w:id="87"/>
     </w:p>
     <w:p>
       <w:r>
@@ -2853,11 +2872,11 @@
       <w:pPr>
         <w:pStyle w:val="Heading2"/>
       </w:pPr>
-      <w:bookmarkStart w:name="titre-8" w:id="87"/>
+      <w:bookmarkStart w:name="titre-8" w:id="88"/>
       <w:r>
         <w:t xml:space="preserve">2.3 Utiliser les raccourcis d'un tome</w:t>
       </w:r>
-      <w:bookmarkEnd w:id="87"/>
+      <w:bookmarkEnd w:id="88"/>
     </w:p>
     <w:p>
       <w:r>
@@ -2968,11 +2987,11 @@
       <w:pPr>
         <w:pStyle w:val="Heading1"/>
       </w:pPr>
-      <w:bookmarkStart w:name="titre-9" w:id="88"/>
+      <w:bookmarkStart w:name="titre-9" w:id="89"/>
       <w:r>
         <w:t xml:space="preserve">3 Le planning</w:t>
       </w:r>
-      <w:bookmarkEnd w:id="88"/>
+      <w:bookmarkEnd w:id="89"/>
     </w:p>
     <w:p>
       <w:r>
@@ -3055,11 +3074,11 @@
       <w:pPr>
         <w:pStyle w:val="Heading2"/>
       </w:pPr>
-      <w:bookmarkStart w:name="titre-10" w:id="89"/>
+      <w:bookmarkStart w:name="titre-10" w:id="90"/>
       <w:r>
         <w:t xml:space="preserve">3.1 Mettre à jour son avancement</w:t>
       </w:r>
-      <w:bookmarkEnd w:id="89"/>
+      <w:bookmarkEnd w:id="90"/>
     </w:p>
     <w:p>
       <w:pPr>
@@ -3387,11 +3406,11 @@
       <w:pPr>
         <w:pStyle w:val="Heading2"/>
       </w:pPr>
-      <w:bookmarkStart w:name="titre-11" w:id="90"/>
+      <w:bookmarkStart w:name="titre-11" w:id="91"/>
       <w:r>
         <w:t xml:space="preserve">3.2 Signaler un tome bloqué</w:t>
       </w:r>
-      <w:bookmarkEnd w:id="90"/>
+      <w:bookmarkEnd w:id="91"/>
     </w:p>
     <w:p>
       <w:r>
@@ -3509,11 +3528,11 @@
       <w:pPr>
         <w:pStyle w:val="Heading2"/>
       </w:pPr>
-      <w:bookmarkStart w:name="titre-12" w:id="91"/>
+      <w:bookmarkStart w:name="titre-12" w:id="92"/>
       <w:r>
         <w:t xml:space="preserve">3.3 Mettre à jour une tâche « En attente »</w:t>
       </w:r>
-      <w:bookmarkEnd w:id="91"/>
+      <w:bookmarkEnd w:id="92"/>
     </w:p>
     <w:p>
       <w:r>
@@ -3554,11 +3573,11 @@
       <w:pPr>
         <w:pStyle w:val="Heading2"/>
       </w:pPr>
-      <w:bookmarkStart w:name="titre-13" w:id="92"/>
+      <w:bookmarkStart w:name="titre-13" w:id="93"/>
       <w:r>
         <w:t xml:space="preserve">3.4 Comprendre ce que voient les lecteurs</w:t>
       </w:r>
-      <w:bookmarkEnd w:id="92"/>
+      <w:bookmarkEnd w:id="93"/>
     </w:p>
     <w:tbl>
       <w:tblPr>
@@ -4177,11 +4196,11 @@
       <w:pPr>
         <w:pStyle w:val="Heading2"/>
       </w:pPr>
-      <w:bookmarkStart w:name="titre-14" w:id="93"/>
+      <w:bookmarkStart w:name="titre-14" w:id="94"/>
       <w:r>
         <w:t xml:space="preserve">3.5 Recevoir (ou ne plus recevoir) les rappels</w:t>
       </w:r>
-      <w:bookmarkEnd w:id="93"/>
+      <w:bookmarkEnd w:id="94"/>
     </w:p>
     <w:p>
       <w:r>
@@ -4433,11 +4452,11 @@
       <w:pPr>
         <w:pStyle w:val="Heading2"/>
       </w:pPr>
-      <w:bookmarkStart w:name="titre-15" w:id="94"/>
+      <w:bookmarkStart w:name="titre-15" w:id="95"/>
       <w:r>
         <w:t xml:space="preserve">3.6 Mettre un tome en pause</w:t>
       </w:r>
-      <w:bookmarkEnd w:id="94"/>
+      <w:bookmarkEnd w:id="95"/>
     </w:p>
     <w:p>
       <w:r>
@@ -4547,11 +4566,11 @@
       <w:pPr>
         <w:pStyle w:val="Heading2"/>
       </w:pPr>
-      <w:bookmarkStart w:name="titre-16" w:id="95"/>
+      <w:bookmarkStart w:name="titre-16" w:id="96"/>
       <w:r>
         <w:t xml:space="preserve">3.7 Retirer un tome ajouté par erreur</w:t>
       </w:r>
-      <w:bookmarkEnd w:id="95"/>
+      <w:bookmarkEnd w:id="96"/>
     </w:p>
     <w:p>
       <w:r>
@@ -4620,11 +4639,11 @@
       <w:pPr>
         <w:pStyle w:val="Heading2"/>
       </w:pPr>
-      <w:bookmarkStart w:name="titre-17" w:id="96"/>
+      <w:bookmarkStart w:name="titre-17" w:id="97"/>
       <w:r>
         <w:t xml:space="preserve">3.8 Trouver un tome dans le planning complet</w:t>
       </w:r>
-      <w:bookmarkEnd w:id="96"/>
+      <w:bookmarkEnd w:id="97"/>
     </w:p>
     <w:p>
       <w:r>
@@ -4768,11 +4787,11 @@
       <w:pPr>
         <w:pStyle w:val="Heading1"/>
       </w:pPr>
-      <w:bookmarkStart w:name="titre-18" w:id="97"/>
+      <w:bookmarkStart w:name="titre-18" w:id="98"/>
       <w:r>
         <w:t xml:space="preserve">4 Les œuvres</w:t>
       </w:r>
-      <w:bookmarkEnd w:id="97"/>
+      <w:bookmarkEnd w:id="98"/>
     </w:p>
     <w:p>
       <w:r>
@@ -4803,11 +4822,11 @@
       <w:pPr>
         <w:pStyle w:val="Heading2"/>
       </w:pPr>
-      <w:bookmarkStart w:name="titre-19" w:id="98"/>
+      <w:bookmarkStart w:name="titre-19" w:id="99"/>
       <w:r>
         <w:t xml:space="preserve">4.1 Créer une œuvre</w:t>
       </w:r>
-      <w:bookmarkEnd w:id="98"/>
+      <w:bookmarkEnd w:id="99"/>
     </w:p>
     <w:p>
       <w:pPr>
@@ -5261,11 +5280,11 @@
       <w:pPr>
         <w:pStyle w:val="Heading2"/>
       </w:pPr>
-      <w:bookmarkStart w:name="titre-20" w:id="99"/>
+      <w:bookmarkStart w:name="titre-20" w:id="100"/>
       <w:r>
         <w:t xml:space="preserve">4.2 Modifier une œuvre et cadrer sa couverture</w:t>
       </w:r>
-      <w:bookmarkEnd w:id="99"/>
+      <w:bookmarkEnd w:id="100"/>
     </w:p>
     <w:p>
       <w:pPr>
@@ -5398,11 +5417,11 @@
       <w:pPr>
         <w:pStyle w:val="Heading2"/>
       </w:pPr>
-      <w:bookmarkStart w:name="titre-21" w:id="100"/>
+      <w:bookmarkStart w:name="titre-21" w:id="101"/>
       <w:r>
         <w:t xml:space="preserve">4.3 Annoncer une nouvelle série sans dévoiler son titre</w:t>
       </w:r>
-      <w:bookmarkEnd w:id="100"/>
+      <w:bookmarkEnd w:id="101"/>
     </w:p>
     <w:p>
       <w:r>
@@ -5934,11 +5953,11 @@
       <w:pPr>
         <w:pStyle w:val="Heading2"/>
       </w:pPr>
-      <w:bookmarkStart w:name="titre-22" w:id="101"/>
+      <w:bookmarkStart w:name="titre-22" w:id="102"/>
       <w:r>
         <w:t xml:space="preserve">4.4 Gérer les genres</w:t>
       </w:r>
-      <w:bookmarkEnd w:id="101"/>
+      <w:bookmarkEnd w:id="102"/>
     </w:p>
     <w:p>
       <w:r>
@@ -6067,26 +6086,414 @@
       <w:pPr>
         <w:pStyle w:val="Heading1"/>
       </w:pPr>
-      <w:bookmarkStart w:name="titre-23" w:id="102"/>
+      <w:bookmarkStart w:name="titre-23" w:id="103"/>
       <w:r>
         <w:t xml:space="preserve">5 Les mangas (MangaDex)</w:t>
       </w:r>
-      <w:bookmarkEnd w:id="102"/>
-    </w:p>
-    <w:p>
-      <w:r>
-        <w:t xml:space="preserve">Les mangas de l'équipe sont publiés sur MangaDex. Le site les reprend tout seul et les fait lire sur yumenovel.fr, sans stocker aucune image : chaque page est relayée depuis MangaDex au moment de la lecture. Il n'y a ni fichier Word ni chapitre à envoyer.</w:t>
-      </w:r>
-    </w:p>
+      <w:bookmarkEnd w:id="103"/>
+    </w:p>
+    <w:p>
+      <w:r>
+        <w:t xml:space="preserve">Les mangas de l'équipe sont publiés sur MangaDex. Le site les reprend tout seul et les fait lire sur yumenovel.fr, sans stocker aucune image : chaque page est relayée depuis MangaDex au moment de la lecture.</w:t>
+      </w:r>
+    </w:p>
+    <w:p>
+      <w:r>
+        <w:t xml:space="preserve">Pour un manga, vous ne créez </w:t>
+      </w:r>
+      <w:r>
+        <w:rPr>
+          <w:b/>
+          <w:bCs/>
+        </w:rPr>
+        <w:t xml:space="preserve">ni tome ni chapitre</w:t>
+      </w:r>
+      <w:r>
+        <w:t xml:space="preserve"> sur le site, et vous n'utilisez pas </w:t>
+      </w:r>
+      <w:r>
+        <w:rPr>
+          <w:b/>
+          <w:bCs/>
+        </w:rPr>
+        <w:t xml:space="preserve">Ajouter des chapitres</w:t>
+      </w:r>
+      <w:r>
+        <w:t xml:space="preserve"> (réservé aux fichiers Word et EPUB des romans). Une fois l'œuvre liée à sa série, la synchronisation crée elle-même les tomes (un par volume MangaDex) et les chapitres, à mesure qu'ils sont publiés sur MangaDex.</w:t>
+      </w:r>
+    </w:p>
+    <w:tbl>
+      <w:tblPr>
+        <w:tblW w:type="dxa" w:w="9026"/>
+        <w:tblBorders>
+          <w:top w:val="single" w:color="auto" w:sz="4"/>
+          <w:left w:val="single" w:color="auto" w:sz="4"/>
+          <w:bottom w:val="single" w:color="auto" w:sz="4"/>
+          <w:right w:val="single" w:color="auto" w:sz="4"/>
+          <w:insideH w:val="single" w:color="auto" w:sz="4"/>
+          <w:insideV w:val="single" w:color="auto" w:sz="4"/>
+        </w:tblBorders>
+      </w:tblPr>
+      <w:tblGrid>
+        <w:gridCol w:w="4136"/>
+        <w:gridCol w:w="4890"/>
+      </w:tblGrid>
+      <w:tr>
+        <w:trPr>
+          <w:cantSplit/>
+          <w:tblHeader/>
+        </w:trPr>
+        <w:tc>
+          <w:tcPr>
+            <w:tcW w:type="dxa" w:w="4136"/>
+            <w:tcBorders>
+              <w:top w:val="single" w:color="CFC6DE" w:sz="4"/>
+              <w:left w:val="single" w:color="CFC6DE" w:sz="4"/>
+              <w:bottom w:val="single" w:color="CFC6DE" w:sz="4"/>
+              <w:right w:val="single" w:color="CFC6DE" w:sz="4"/>
+            </w:tcBorders>
+            <w:shd w:fill="3A2A63" w:color="auto" w:val="clear"/>
+            <w:tcMar>
+              <w:top w:type="dxa" w:w="70"/>
+              <w:left w:type="dxa" w:w="110"/>
+              <w:bottom w:type="dxa" w:w="70"/>
+              <w:right w:type="dxa" w:w="110"/>
+            </w:tcMar>
+            <w:vAlign w:val="center"/>
+          </w:tcPr>
+          <w:p>
+            <w:pPr>
+              <w:spacing w:after="0" w:before="0"/>
+              <w:rPr>
+                <w:b/>
+                <w:bCs/>
+                <w:color w:val="FFFFFF"/>
+                <w:sz w:val="19"/>
+                <w:szCs w:val="19"/>
+              </w:rPr>
+            </w:pPr>
+            <w:r>
+              <w:rPr>
+                <w:b/>
+                <w:bCs/>
+                <w:color w:val="FFFFFF"/>
+                <w:sz w:val="19"/>
+                <w:szCs w:val="19"/>
+              </w:rPr>
+              <w:t xml:space="preserve">Ce que vous faites</w:t>
+            </w:r>
+          </w:p>
+        </w:tc>
+        <w:tc>
+          <w:tcPr>
+            <w:tcW w:type="dxa" w:w="4890"/>
+            <w:tcBorders>
+              <w:top w:val="single" w:color="CFC6DE" w:sz="4"/>
+              <w:left w:val="single" w:color="CFC6DE" w:sz="4"/>
+              <w:bottom w:val="single" w:color="CFC6DE" w:sz="4"/>
+              <w:right w:val="single" w:color="CFC6DE" w:sz="4"/>
+            </w:tcBorders>
+            <w:shd w:fill="3A2A63" w:color="auto" w:val="clear"/>
+            <w:tcMar>
+              <w:top w:type="dxa" w:w="70"/>
+              <w:left w:type="dxa" w:w="110"/>
+              <w:bottom w:type="dxa" w:w="70"/>
+              <w:right w:type="dxa" w:w="110"/>
+            </w:tcMar>
+            <w:vAlign w:val="center"/>
+          </w:tcPr>
+          <w:p>
+            <w:pPr>
+              <w:spacing w:after="0" w:before="0"/>
+              <w:rPr>
+                <w:b/>
+                <w:bCs/>
+                <w:color w:val="FFFFFF"/>
+                <w:sz w:val="19"/>
+                <w:szCs w:val="19"/>
+              </w:rPr>
+            </w:pPr>
+            <w:r>
+              <w:rPr>
+                <w:b/>
+                <w:bCs/>
+                <w:color w:val="FFFFFF"/>
+                <w:sz w:val="19"/>
+                <w:szCs w:val="19"/>
+              </w:rPr>
+              <w:t xml:space="preserve">Ce que fait le site</w:t>
+            </w:r>
+          </w:p>
+        </w:tc>
+      </w:tr>
+      <w:tr>
+        <w:trPr>
+          <w:cantSplit/>
+          <w:tblHeader w:val="off"/>
+        </w:trPr>
+        <w:tc>
+          <w:tcPr>
+            <w:tcW w:type="dxa" w:w="4136"/>
+            <w:tcBorders>
+              <w:top w:val="single" w:color="CFC6DE" w:sz="4"/>
+              <w:left w:val="single" w:color="CFC6DE" w:sz="4"/>
+              <w:bottom w:val="single" w:color="CFC6DE" w:sz="4"/>
+              <w:right w:val="single" w:color="CFC6DE" w:sz="4"/>
+            </w:tcBorders>
+            <w:tcMar>
+              <w:top w:type="dxa" w:w="70"/>
+              <w:left w:type="dxa" w:w="110"/>
+              <w:bottom w:type="dxa" w:w="70"/>
+              <w:right w:type="dxa" w:w="110"/>
+            </w:tcMar>
+            <w:vAlign w:val="center"/>
+          </w:tcPr>
+          <w:p>
+            <w:pPr>
+              <w:spacing w:after="0" w:before="0"/>
+              <w:rPr>
+                <w:sz w:val="19"/>
+                <w:szCs w:val="19"/>
+              </w:rPr>
+            </w:pPr>
+            <w:r>
+              <w:rPr>
+                <w:sz w:val="19"/>
+                <w:szCs w:val="19"/>
+              </w:rPr>
+              <w:t xml:space="preserve">Créer l'œuvre (type </w:t>
+            </w:r>
+            <w:r>
+              <w:rPr>
+                <w:b/>
+                <w:bCs/>
+                <w:sz w:val="19"/>
+                <w:szCs w:val="19"/>
+              </w:rPr>
+              <w:t xml:space="preserve">Manga</w:t>
+            </w:r>
+            <w:r>
+              <w:rPr>
+                <w:sz w:val="19"/>
+                <w:szCs w:val="19"/>
+              </w:rPr>
+              <w:t xml:space="preserve">) avec son </w:t>
+            </w:r>
+            <w:r>
+              <w:rPr>
+                <w:b/>
+                <w:bCs/>
+                <w:sz w:val="19"/>
+                <w:szCs w:val="19"/>
+              </w:rPr>
+              <w:t xml:space="preserve">Lien MangaDex de la série</w:t>
+            </w:r>
+          </w:p>
+        </w:tc>
+        <w:tc>
+          <w:tcPr>
+            <w:tcW w:type="dxa" w:w="4890"/>
+            <w:tcBorders>
+              <w:top w:val="single" w:color="CFC6DE" w:sz="4"/>
+              <w:left w:val="single" w:color="CFC6DE" w:sz="4"/>
+              <w:bottom w:val="single" w:color="CFC6DE" w:sz="4"/>
+              <w:right w:val="single" w:color="CFC6DE" w:sz="4"/>
+            </w:tcBorders>
+            <w:tcMar>
+              <w:top w:type="dxa" w:w="70"/>
+              <w:left w:type="dxa" w:w="110"/>
+              <w:bottom w:type="dxa" w:w="70"/>
+              <w:right w:type="dxa" w:w="110"/>
+            </w:tcMar>
+            <w:vAlign w:val="center"/>
+          </w:tcPr>
+          <w:p>
+            <w:pPr>
+              <w:spacing w:after="0" w:before="0"/>
+              <w:rPr>
+                <w:sz w:val="19"/>
+                <w:szCs w:val="19"/>
+              </w:rPr>
+            </w:pPr>
+            <w:r>
+              <w:rPr>
+                <w:sz w:val="19"/>
+                <w:szCs w:val="19"/>
+              </w:rPr>
+              <w:t xml:space="preserve">Rien encore</w:t>
+            </w:r>
+          </w:p>
+        </w:tc>
+      </w:tr>
+      <w:tr>
+        <w:trPr>
+          <w:cantSplit/>
+          <w:tblHeader w:val="off"/>
+        </w:trPr>
+        <w:tc>
+          <w:tcPr>
+            <w:tcW w:type="dxa" w:w="4136"/>
+            <w:tcBorders>
+              <w:top w:val="single" w:color="CFC6DE" w:sz="4"/>
+              <w:left w:val="single" w:color="CFC6DE" w:sz="4"/>
+              <w:bottom w:val="single" w:color="CFC6DE" w:sz="4"/>
+              <w:right w:val="single" w:color="CFC6DE" w:sz="4"/>
+            </w:tcBorders>
+            <w:shd w:fill="F6F3FA" w:color="auto" w:val="clear"/>
+            <w:tcMar>
+              <w:top w:type="dxa" w:w="70"/>
+              <w:left w:type="dxa" w:w="110"/>
+              <w:bottom w:type="dxa" w:w="70"/>
+              <w:right w:type="dxa" w:w="110"/>
+            </w:tcMar>
+            <w:vAlign w:val="center"/>
+          </w:tcPr>
+          <w:p>
+            <w:pPr>
+              <w:spacing w:after="0" w:before="0"/>
+              <w:rPr>
+                <w:sz w:val="19"/>
+                <w:szCs w:val="19"/>
+              </w:rPr>
+            </w:pPr>
+            <w:r>
+              <w:rPr>
+                <w:sz w:val="19"/>
+                <w:szCs w:val="19"/>
+              </w:rPr>
+              <w:t xml:space="preserve">Publier un chapitre sur MangaDex</w:t>
+            </w:r>
+          </w:p>
+        </w:tc>
+        <w:tc>
+          <w:tcPr>
+            <w:tcW w:type="dxa" w:w="4890"/>
+            <w:tcBorders>
+              <w:top w:val="single" w:color="CFC6DE" w:sz="4"/>
+              <w:left w:val="single" w:color="CFC6DE" w:sz="4"/>
+              <w:bottom w:val="single" w:color="CFC6DE" w:sz="4"/>
+              <w:right w:val="single" w:color="CFC6DE" w:sz="4"/>
+            </w:tcBorders>
+            <w:shd w:fill="F6F3FA" w:color="auto" w:val="clear"/>
+            <w:tcMar>
+              <w:top w:type="dxa" w:w="70"/>
+              <w:left w:type="dxa" w:w="110"/>
+              <w:bottom w:type="dxa" w:w="70"/>
+              <w:right w:type="dxa" w:w="110"/>
+            </w:tcMar>
+            <w:vAlign w:val="center"/>
+          </w:tcPr>
+          <w:p>
+            <w:pPr>
+              <w:spacing w:after="0" w:before="0"/>
+              <w:rPr>
+                <w:sz w:val="19"/>
+                <w:szCs w:val="19"/>
+              </w:rPr>
+            </w:pPr>
+            <w:r>
+              <w:rPr>
+                <w:sz w:val="19"/>
+                <w:szCs w:val="19"/>
+              </w:rPr>
+              <w:t xml:space="preserve">Crée le tome du volume s'il n'existe pas, puis le chapitre, au plus une heure après ; annonce</w:t>
+            </w:r>
+          </w:p>
+        </w:tc>
+      </w:tr>
+      <w:tr>
+        <w:trPr>
+          <w:cantSplit/>
+          <w:tblHeader w:val="off"/>
+        </w:trPr>
+        <w:tc>
+          <w:tcPr>
+            <w:tcW w:type="dxa" w:w="4136"/>
+            <w:tcBorders>
+              <w:top w:val="single" w:color="CFC6DE" w:sz="4"/>
+              <w:left w:val="single" w:color="CFC6DE" w:sz="4"/>
+              <w:bottom w:val="single" w:color="CFC6DE" w:sz="4"/>
+              <w:right w:val="single" w:color="CFC6DE" w:sz="4"/>
+            </w:tcBorders>
+            <w:tcMar>
+              <w:top w:type="dxa" w:w="70"/>
+              <w:left w:type="dxa" w:w="110"/>
+              <w:bottom w:type="dxa" w:w="70"/>
+              <w:right w:type="dxa" w:w="110"/>
+            </w:tcMar>
+            <w:vAlign w:val="center"/>
+          </w:tcPr>
+          <w:p>
+            <w:pPr>
+              <w:spacing w:after="0" w:before="0"/>
+              <w:rPr>
+                <w:sz w:val="19"/>
+                <w:szCs w:val="19"/>
+              </w:rPr>
+            </w:pPr>
+            <w:r>
+              <w:rPr>
+                <w:sz w:val="19"/>
+                <w:szCs w:val="19"/>
+              </w:rPr>
+              <w:t xml:space="preserve">(Facultatif) Annoncer un tome au planning avec </w:t>
+            </w:r>
+            <w:r>
+              <w:rPr>
+                <w:b/>
+                <w:bCs/>
+                <w:sz w:val="19"/>
+                <w:szCs w:val="19"/>
+              </w:rPr>
+              <w:t xml:space="preserve">Nouveau tome</w:t>
+            </w:r>
+          </w:p>
+        </w:tc>
+        <w:tc>
+          <w:tcPr>
+            <w:tcW w:type="dxa" w:w="4890"/>
+            <w:tcBorders>
+              <w:top w:val="single" w:color="CFC6DE" w:sz="4"/>
+              <w:left w:val="single" w:color="CFC6DE" w:sz="4"/>
+              <w:bottom w:val="single" w:color="CFC6DE" w:sz="4"/>
+              <w:right w:val="single" w:color="CFC6DE" w:sz="4"/>
+            </w:tcBorders>
+            <w:tcMar>
+              <w:top w:type="dxa" w:w="70"/>
+              <w:left w:type="dxa" w:w="110"/>
+              <w:bottom w:type="dxa" w:w="70"/>
+              <w:right w:type="dxa" w:w="110"/>
+            </w:tcMar>
+            <w:vAlign w:val="center"/>
+          </w:tcPr>
+          <w:p>
+            <w:pPr>
+              <w:spacing w:after="0" w:before="0"/>
+              <w:rPr>
+                <w:sz w:val="19"/>
+                <w:szCs w:val="19"/>
+              </w:rPr>
+            </w:pPr>
+            <w:r>
+              <w:rPr>
+                <w:sz w:val="19"/>
+                <w:szCs w:val="19"/>
+              </w:rPr>
+              <w:t xml:space="preserve">Range les chapitres du volume dans ce tome et le publie à son premier chapitre</w:t>
+            </w:r>
+          </w:p>
+        </w:tc>
+      </w:tr>
+    </w:tbl>
     <w:p>
       <w:pPr>
         <w:pStyle w:val="Heading2"/>
       </w:pPr>
-      <w:bookmarkStart w:name="titre-24" w:id="103"/>
+      <w:bookmarkStart w:name="titre-24" w:id="104"/>
       <w:r>
         <w:t xml:space="preserve">5.1 Lier un manga à sa série MangaDex</w:t>
       </w:r>
-      <w:bookmarkEnd w:id="103"/>
+      <w:bookmarkEnd w:id="104"/>
     </w:p>
     <w:p>
       <w:r>
@@ -6510,11 +6917,11 @@
       <w:pPr>
         <w:pStyle w:val="Heading2"/>
       </w:pPr>
-      <w:bookmarkStart w:name="titre-25" w:id="104"/>
+      <w:bookmarkStart w:name="titre-25" w:id="105"/>
       <w:r>
         <w:t xml:space="preserve">5.2 Publier un chapitre de manga</w:t>
       </w:r>
-      <w:bookmarkEnd w:id="104"/>
+      <w:bookmarkEnd w:id="105"/>
     </w:p>
     <w:p>
       <w:pPr>
@@ -6773,15 +7180,15 @@
       <w:pPr>
         <w:pStyle w:val="Heading2"/>
       </w:pPr>
-      <w:bookmarkStart w:name="titre-26" w:id="105"/>
-      <w:r>
-        <w:t xml:space="preserve">5.3 Vérifier la synchronisation</w:t>
-      </w:r>
-      <w:bookmarkEnd w:id="105"/>
-    </w:p>
-    <w:p>
-      <w:r>
-        <w:t xml:space="preserve">Réservé aux gérants.</w:t>
+      <w:bookmarkStart w:name="titre-26" w:id="106"/>
+      <w:r>
+        <w:t xml:space="preserve">5.3 Annoncer un tome de manga au planning</w:t>
+      </w:r>
+      <w:bookmarkEnd w:id="106"/>
+    </w:p>
+    <w:p>
+      <w:r>
+        <w:t xml:space="preserve">Facultatif : pour montrer aux lecteurs un tome à venir (date cible, avancement), avant que ses chapitres ne sortent sur MangaDex.</w:t>
       </w:r>
     </w:p>
     <w:p>
@@ -6794,27 +7201,17 @@
         <w:spacing w:after="60" w:before="40"/>
       </w:pPr>
       <w:r>
-        <w:t xml:space="preserve">Dans l'administration WordPress, ouvrez </w:t>
-      </w:r>
-      <w:r>
-        <w:rPr>
-          <w:b/>
-          <w:bCs/>
-        </w:rPr>
-        <w:t xml:space="preserve">Yume</w:t>
-      </w:r>
-      <w:r>
-        <w:t xml:space="preserve">, puis </w:t>
-      </w:r>
-      <w:r>
-        <w:rPr>
-          <w:b/>
-          <w:bCs/>
-        </w:rPr>
-        <w:t xml:space="preserve">Mangas (MangaDex)</w:t>
-      </w:r>
-      <w:r>
-        <w:t xml:space="preserve">.</w:t>
+        <w:t xml:space="preserve">Ouvrez </w:t>
+      </w:r>
+      <w:r>
+        <w:rPr>
+          <w:b/>
+          <w:bCs/>
+        </w:rPr>
+        <w:t xml:space="preserve">Nouveau tome</w:t>
+      </w:r>
+      <w:r>
+        <w:t xml:space="preserve"> (voir « Créer un tome vide »). Aucun fichier n'est demandé.</w:t>
       </w:r>
     </w:p>
     <w:p>
@@ -6827,17 +7224,37 @@
         <w:spacing w:after="60" w:before="40"/>
       </w:pPr>
       <w:r>
-        <w:t xml:space="preserve">Lisez </w:t>
-      </w:r>
-      <w:r>
-        <w:rPr>
-          <w:b/>
-          <w:bCs/>
-        </w:rPr>
-        <w:t xml:space="preserve">Dernière synchronisation</w:t>
-      </w:r>
-      <w:r>
-        <w:t xml:space="preserve"> : chapitres créés, mis à jour, retirés, et les éventuelles alertes.</w:t>
+        <w:t xml:space="preserve">Choisissez l'œuvre, la </w:t>
+      </w:r>
+      <w:r>
+        <w:rPr>
+          <w:b/>
+          <w:bCs/>
+        </w:rPr>
+        <w:t xml:space="preserve">Nature</w:t>
+      </w:r>
+      <w:r>
+        <w:t xml:space="preserve"> </w:t>
+      </w:r>
+      <w:r>
+        <w:rPr>
+          <w:b/>
+          <w:bCs/>
+        </w:rPr>
+        <w:t xml:space="preserve">Tome</w:t>
+      </w:r>
+      <w:r>
+        <w:t xml:space="preserve"> et, comme </w:t>
+      </w:r>
+      <w:r>
+        <w:rPr>
+          <w:b/>
+          <w:bCs/>
+        </w:rPr>
+        <w:t xml:space="preserve">Numéro</w:t>
+      </w:r>
+      <w:r>
+        <w:t xml:space="preserve">, le numéro du volume sur MangaDex.</w:t>
       </w:r>
     </w:p>
     <w:p>
@@ -6850,381 +7267,33 @@
         <w:spacing w:after="60" w:before="40"/>
       </w:pPr>
       <w:r>
-        <w:t xml:space="preserve">Pour voir ce que ferait la synchronisation sans rien changer, cliquez sur </w:t>
-      </w:r>
-      <w:r>
-        <w:rPr>
-          <w:b/>
-          <w:bCs/>
-        </w:rPr>
-        <w:t xml:space="preserve">Simuler (sans rien changer)</w:t>
-      </w:r>
-      <w:r>
-        <w:t xml:space="preserve">.</w:t>
-      </w:r>
-    </w:p>
-    <w:p>
-      <w:pPr>
-        <w:pStyle w:val="ListParagraph"/>
-        <w:numPr>
-          <w:ilvl w:val="0"/>
-          <w:numId w:val="13"/>
-        </w:numPr>
-        <w:spacing w:after="60" w:before="40"/>
-      </w:pPr>
-      <w:r>
-        <w:t xml:space="preserve">Pour ne pas attendre l'heure suivante, cliquez sur </w:t>
-      </w:r>
-      <w:r>
-        <w:rPr>
-          <w:b/>
-          <w:bCs/>
-        </w:rPr>
-        <w:t xml:space="preserve">Synchroniser maintenant</w:t>
-      </w:r>
-      <w:r>
-        <w:t xml:space="preserve">.</w:t>
-      </w:r>
-    </w:p>
-    <w:tbl>
-      <w:tblPr>
-        <w:tblW w:type="dxa" w:w="9026"/>
-        <w:tblBorders>
-          <w:top w:val="single" w:color="auto" w:sz="4"/>
-          <w:left w:val="single" w:color="auto" w:sz="4"/>
-          <w:bottom w:val="single" w:color="auto" w:sz="4"/>
-          <w:right w:val="single" w:color="auto" w:sz="4"/>
-          <w:insideH w:val="single" w:color="auto" w:sz="4"/>
-          <w:insideV w:val="single" w:color="auto" w:sz="4"/>
-        </w:tblBorders>
-      </w:tblPr>
-      <w:tblGrid>
-        <w:gridCol w:w="2821"/>
-        <w:gridCol w:w="6205"/>
-      </w:tblGrid>
-      <w:tr>
-        <w:trPr>
-          <w:cantSplit/>
-          <w:tblHeader/>
-        </w:trPr>
-        <w:tc>
-          <w:tcPr>
-            <w:tcW w:type="dxa" w:w="2821"/>
-            <w:tcBorders>
-              <w:top w:val="single" w:color="CFC6DE" w:sz="4"/>
-              <w:left w:val="single" w:color="CFC6DE" w:sz="4"/>
-              <w:bottom w:val="single" w:color="CFC6DE" w:sz="4"/>
-              <w:right w:val="single" w:color="CFC6DE" w:sz="4"/>
-            </w:tcBorders>
-            <w:shd w:fill="3A2A63" w:color="auto" w:val="clear"/>
-            <w:tcMar>
-              <w:top w:type="dxa" w:w="70"/>
-              <w:left w:type="dxa" w:w="110"/>
-              <w:bottom w:type="dxa" w:w="70"/>
-              <w:right w:type="dxa" w:w="110"/>
-            </w:tcMar>
-            <w:vAlign w:val="center"/>
-          </w:tcPr>
-          <w:p>
-            <w:pPr>
-              <w:spacing w:after="0" w:before="0"/>
-              <w:rPr>
-                <w:b/>
-                <w:bCs/>
-                <w:color w:val="FFFFFF"/>
-                <w:sz w:val="19"/>
-                <w:szCs w:val="19"/>
-              </w:rPr>
-            </w:pPr>
-            <w:r>
-              <w:rPr>
-                <w:b/>
-                <w:bCs/>
-                <w:color w:val="FFFFFF"/>
-                <w:sz w:val="19"/>
-                <w:szCs w:val="19"/>
-              </w:rPr>
-              <w:t xml:space="preserve">Rubrique du rapport</w:t>
-            </w:r>
-          </w:p>
-        </w:tc>
-        <w:tc>
-          <w:tcPr>
-            <w:tcW w:type="dxa" w:w="6205"/>
-            <w:tcBorders>
-              <w:top w:val="single" w:color="CFC6DE" w:sz="4"/>
-              <w:left w:val="single" w:color="CFC6DE" w:sz="4"/>
-              <w:bottom w:val="single" w:color="CFC6DE" w:sz="4"/>
-              <w:right w:val="single" w:color="CFC6DE" w:sz="4"/>
-            </w:tcBorders>
-            <w:shd w:fill="3A2A63" w:color="auto" w:val="clear"/>
-            <w:tcMar>
-              <w:top w:type="dxa" w:w="70"/>
-              <w:left w:type="dxa" w:w="110"/>
-              <w:bottom w:type="dxa" w:w="70"/>
-              <w:right w:type="dxa" w:w="110"/>
-            </w:tcMar>
-            <w:vAlign w:val="center"/>
-          </w:tcPr>
-          <w:p>
-            <w:pPr>
-              <w:spacing w:after="0" w:before="0"/>
-              <w:rPr>
-                <w:b/>
-                <w:bCs/>
-                <w:color w:val="FFFFFF"/>
-                <w:sz w:val="19"/>
-                <w:szCs w:val="19"/>
-              </w:rPr>
-            </w:pPr>
-            <w:r>
-              <w:rPr>
-                <w:b/>
-                <w:bCs/>
-                <w:color w:val="FFFFFF"/>
-                <w:sz w:val="19"/>
-                <w:szCs w:val="19"/>
-              </w:rPr>
-              <w:t xml:space="preserve">Ce qu'elle veut dire</w:t>
-            </w:r>
-          </w:p>
-        </w:tc>
-      </w:tr>
-      <w:tr>
-        <w:trPr>
-          <w:cantSplit/>
-          <w:tblHeader w:val="off"/>
-        </w:trPr>
-        <w:tc>
-          <w:tcPr>
-            <w:tcW w:type="dxa" w:w="2821"/>
-            <w:tcBorders>
-              <w:top w:val="single" w:color="CFC6DE" w:sz="4"/>
-              <w:left w:val="single" w:color="CFC6DE" w:sz="4"/>
-              <w:bottom w:val="single" w:color="CFC6DE" w:sz="4"/>
-              <w:right w:val="single" w:color="CFC6DE" w:sz="4"/>
-            </w:tcBorders>
-            <w:tcMar>
-              <w:top w:type="dxa" w:w="70"/>
-              <w:left w:type="dxa" w:w="110"/>
-              <w:bottom w:type="dxa" w:w="70"/>
-              <w:right w:type="dxa" w:w="110"/>
-            </w:tcMar>
-            <w:vAlign w:val="center"/>
-          </w:tcPr>
-          <w:p>
-            <w:pPr>
-              <w:spacing w:after="0" w:before="0"/>
-              <w:rPr>
-                <w:sz w:val="19"/>
-                <w:szCs w:val="19"/>
-              </w:rPr>
-            </w:pPr>
-            <w:r>
-              <w:rPr>
-                <w:b/>
-                <w:bCs/>
-                <w:sz w:val="19"/>
-                <w:szCs w:val="19"/>
-              </w:rPr>
-              <w:t xml:space="preserve">Séries du groupe liées à aucune œuvre</w:t>
-            </w:r>
-          </w:p>
-        </w:tc>
-        <w:tc>
-          <w:tcPr>
-            <w:tcW w:type="dxa" w:w="6205"/>
-            <w:tcBorders>
-              <w:top w:val="single" w:color="CFC6DE" w:sz="4"/>
-              <w:left w:val="single" w:color="CFC6DE" w:sz="4"/>
-              <w:bottom w:val="single" w:color="CFC6DE" w:sz="4"/>
-              <w:right w:val="single" w:color="CFC6DE" w:sz="4"/>
-            </w:tcBorders>
-            <w:tcMar>
-              <w:top w:type="dxa" w:w="70"/>
-              <w:left w:type="dxa" w:w="110"/>
-              <w:bottom w:type="dxa" w:w="70"/>
-              <w:right w:type="dxa" w:w="110"/>
-            </w:tcMar>
-            <w:vAlign w:val="center"/>
-          </w:tcPr>
-          <w:p>
-            <w:pPr>
-              <w:spacing w:after="0" w:before="0"/>
-              <w:rPr>
-                <w:sz w:val="19"/>
-                <w:szCs w:val="19"/>
-              </w:rPr>
-            </w:pPr>
-            <w:r>
-              <w:rPr>
-                <w:sz w:val="19"/>
-                <w:szCs w:val="19"/>
-              </w:rPr>
-              <w:t xml:space="preserve">Le groupe publie une série sur MangaDex, mais aucune œuvre du site n'a son lien. Créez ou modifiez l'œuvre (voir « Lier un manga à sa série MangaDex »).</w:t>
-            </w:r>
-          </w:p>
-        </w:tc>
-      </w:tr>
-      <w:tr>
-        <w:trPr>
-          <w:cantSplit/>
-          <w:tblHeader w:val="off"/>
-        </w:trPr>
-        <w:tc>
-          <w:tcPr>
-            <w:tcW w:type="dxa" w:w="2821"/>
-            <w:tcBorders>
-              <w:top w:val="single" w:color="CFC6DE" w:sz="4"/>
-              <w:left w:val="single" w:color="CFC6DE" w:sz="4"/>
-              <w:bottom w:val="single" w:color="CFC6DE" w:sz="4"/>
-              <w:right w:val="single" w:color="CFC6DE" w:sz="4"/>
-            </w:tcBorders>
-            <w:shd w:fill="F6F3FA" w:color="auto" w:val="clear"/>
-            <w:tcMar>
-              <w:top w:type="dxa" w:w="70"/>
-              <w:left w:type="dxa" w:w="110"/>
-              <w:bottom w:type="dxa" w:w="70"/>
-              <w:right w:type="dxa" w:w="110"/>
-            </w:tcMar>
-            <w:vAlign w:val="center"/>
-          </w:tcPr>
-          <w:p>
-            <w:pPr>
-              <w:spacing w:after="0" w:before="0"/>
-              <w:rPr>
-                <w:sz w:val="19"/>
-                <w:szCs w:val="19"/>
-              </w:rPr>
-            </w:pPr>
-            <w:r>
-              <w:rPr>
-                <w:b/>
-                <w:bCs/>
-                <w:sz w:val="19"/>
-                <w:szCs w:val="19"/>
-              </w:rPr>
-              <w:t xml:space="preserve">Œuvres liées mais non publiées (ignorées)</w:t>
-            </w:r>
-          </w:p>
-        </w:tc>
-        <w:tc>
-          <w:tcPr>
-            <w:tcW w:type="dxa" w:w="6205"/>
-            <w:tcBorders>
-              <w:top w:val="single" w:color="CFC6DE" w:sz="4"/>
-              <w:left w:val="single" w:color="CFC6DE" w:sz="4"/>
-              <w:bottom w:val="single" w:color="CFC6DE" w:sz="4"/>
-              <w:right w:val="single" w:color="CFC6DE" w:sz="4"/>
-            </w:tcBorders>
-            <w:shd w:fill="F6F3FA" w:color="auto" w:val="clear"/>
-            <w:tcMar>
-              <w:top w:type="dxa" w:w="70"/>
-              <w:left w:type="dxa" w:w="110"/>
-              <w:bottom w:type="dxa" w:w="70"/>
-              <w:right w:type="dxa" w:w="110"/>
-            </w:tcMar>
-            <w:vAlign w:val="center"/>
-          </w:tcPr>
-          <w:p>
-            <w:pPr>
-              <w:spacing w:after="0" w:before="0"/>
-              <w:rPr>
-                <w:sz w:val="19"/>
-                <w:szCs w:val="19"/>
-              </w:rPr>
-            </w:pPr>
-            <w:r>
-              <w:rPr>
-                <w:sz w:val="19"/>
-                <w:szCs w:val="19"/>
-              </w:rPr>
-              <w:t xml:space="preserve">L'œuvre est en brouillon : publiez-la.</w:t>
-            </w:r>
-          </w:p>
-        </w:tc>
-      </w:tr>
-      <w:tr>
-        <w:trPr>
-          <w:cantSplit/>
-          <w:tblHeader w:val="off"/>
-        </w:trPr>
-        <w:tc>
-          <w:tcPr>
-            <w:tcW w:type="dxa" w:w="2821"/>
-            <w:tcBorders>
-              <w:top w:val="single" w:color="CFC6DE" w:sz="4"/>
-              <w:left w:val="single" w:color="CFC6DE" w:sz="4"/>
-              <w:bottom w:val="single" w:color="CFC6DE" w:sz="4"/>
-              <w:right w:val="single" w:color="CFC6DE" w:sz="4"/>
-            </w:tcBorders>
-            <w:tcMar>
-              <w:top w:type="dxa" w:w="70"/>
-              <w:left w:type="dxa" w:w="110"/>
-              <w:bottom w:type="dxa" w:w="70"/>
-              <w:right w:type="dxa" w:w="110"/>
-            </w:tcMar>
-            <w:vAlign w:val="center"/>
-          </w:tcPr>
-          <w:p>
-            <w:pPr>
-              <w:spacing w:after="0" w:before="0"/>
-              <w:rPr>
-                <w:sz w:val="19"/>
-                <w:szCs w:val="19"/>
-              </w:rPr>
-            </w:pPr>
-            <w:r>
-              <w:rPr>
-                <w:b/>
-                <w:bCs/>
-                <w:sz w:val="19"/>
-                <w:szCs w:val="19"/>
-              </w:rPr>
-              <w:t xml:space="preserve">Œuvres licenciées (ignorées)</w:t>
-            </w:r>
-          </w:p>
-        </w:tc>
-        <w:tc>
-          <w:tcPr>
-            <w:tcW w:type="dxa" w:w="6205"/>
-            <w:tcBorders>
-              <w:top w:val="single" w:color="CFC6DE" w:sz="4"/>
-              <w:left w:val="single" w:color="CFC6DE" w:sz="4"/>
-              <w:bottom w:val="single" w:color="CFC6DE" w:sz="4"/>
-              <w:right w:val="single" w:color="CFC6DE" w:sz="4"/>
-            </w:tcBorders>
-            <w:tcMar>
-              <w:top w:type="dxa" w:w="70"/>
-              <w:left w:type="dxa" w:w="110"/>
-              <w:bottom w:type="dxa" w:w="70"/>
-              <w:right w:type="dxa" w:w="110"/>
-            </w:tcMar>
-            <w:vAlign w:val="center"/>
-          </w:tcPr>
-          <w:p>
-            <w:pPr>
-              <w:spacing w:after="0" w:before="0"/>
-              <w:rPr>
-                <w:sz w:val="19"/>
-                <w:szCs w:val="19"/>
-              </w:rPr>
-            </w:pPr>
-            <w:r>
-              <w:rPr>
-                <w:sz w:val="19"/>
-                <w:szCs w:val="19"/>
-              </w:rPr>
-              <w:t xml:space="preserve">L'œuvre est « Licenciée » : rien n'est repris tant qu'elle l'est.</w:t>
-            </w:r>
-          </w:p>
-        </w:tc>
-      </w:tr>
-    </w:tbl>
-    <w:p>
-      <w:pPr>
-        <w:spacing w:after="60" w:before="0"/>
-      </w:pPr>
+        <w:t xml:space="preserve">Remplissez le calendrier comme pour un roman, puis cliquez sur </w:t>
+      </w:r>
+      <w:r>
+        <w:rPr>
+          <w:b/>
+          <w:bCs/>
+        </w:rPr>
+        <w:t xml:space="preserve">Créer le tome</w:t>
+      </w:r>
+      <w:r>
+        <w:t xml:space="preserve">. Ne cliquez pas sur </w:t>
+      </w:r>
+      <w:r>
+        <w:rPr>
+          <w:b/>
+          <w:bCs/>
+        </w:rPr>
+        <w:t xml:space="preserve">Créer le tome et ajouter un chapitre</w:t>
+      </w:r>
+      <w:r>
+        <w:t xml:space="preserve"> : il ouvre « Ajouter des chapitres », qui attend un fichier.</w:t>
+      </w:r>
+    </w:p>
+    <w:p>
+      <w:r>
+        <w:t xml:space="preserve">Au premier chapitre de ce volume publié sur MangaDex, la synchronisation range le chapitre dans ce tome et le publie (« En cours de publication »). Les chapitres suivants du volume s'y ajoutent.</w:t>
+      </w:r>
     </w:p>
     <w:tbl>
       <w:tblPr>
@@ -7278,37 +7347,17 @@
               <w:t xml:space="preserve"> : </w:t>
             </w:r>
             <w:r>
-              <w:t xml:space="preserve">la synchronisation est coupée par défaut. Un gérant l'active une fois, dans </w:t>
-            </w:r>
-            <w:r>
-              <w:rPr>
-                <w:b/>
-                <w:bCs/>
-              </w:rPr>
-              <w:t xml:space="preserve">Réglages</w:t>
-            </w:r>
-            <w:r>
-              <w:t xml:space="preserve">, section </w:t>
-            </w:r>
-            <w:r>
-              <w:rPr>
-                <w:b/>
-                <w:bCs/>
-              </w:rPr>
-              <w:t xml:space="preserve">Mangas (MangaDex)</w:t>
-            </w:r>
-            <w:r>
-              <w:t xml:space="preserve">, case </w:t>
-            </w:r>
-            <w:r>
-              <w:rPr>
-                <w:b/>
-                <w:bCs/>
-              </w:rPr>
-              <w:t xml:space="preserve">Synchroniser les chapitres</w:t>
-            </w:r>
-            <w:r>
-              <w:t xml:space="preserve">.</w:t>
+              <w:t xml:space="preserve">un chapitre sans volume sur MangaDex va dans un tome </w:t>
+            </w:r>
+            <w:r>
+              <w:rPr>
+                <w:b/>
+                <w:bCs/>
+              </w:rPr>
+              <w:t xml:space="preserve">Chapitres</w:t>
+            </w:r>
+            <w:r>
+              <w:t xml:space="preserve">, créé tout seul. Dès que le volume est renseigné sur MangaDex, le chapitre rejoint son tome.</w:t>
             </w:r>
           </w:p>
         </w:tc>
@@ -7316,13 +7365,699 @@
     </w:tbl>
     <w:p>
       <w:pPr>
+        <w:spacing w:after="60" w:before="0"/>
+      </w:pPr>
+    </w:p>
+    <w:tbl>
+      <w:tblPr>
+        <w:tblW w:type="dxa" w:w="9026"/>
+        <w:tblBorders>
+          <w:top w:val="single" w:color="auto" w:sz="4"/>
+          <w:left w:val="single" w:color="auto" w:sz="4"/>
+          <w:bottom w:val="single" w:color="auto" w:sz="4"/>
+          <w:right w:val="single" w:color="auto" w:sz="4"/>
+          <w:insideH w:val="single" w:color="auto" w:sz="4"/>
+          <w:insideV w:val="single" w:color="auto" w:sz="4"/>
+        </w:tblBorders>
+      </w:tblPr>
+      <w:tblGrid>
+        <w:gridCol w:w="9026"/>
+      </w:tblGrid>
+      <w:tr>
+        <w:trPr>
+          <w:cantSplit/>
+        </w:trPr>
+        <w:tc>
+          <w:tcPr>
+            <w:tcW w:type="dxa" w:w="9026"/>
+            <w:tcBorders>
+              <w:top w:val="none" w:color="FFFFFF" w:sz="0"/>
+              <w:left w:val="single" w:color="D9822B" w:sz="24"/>
+              <w:bottom w:val="none" w:color="FFFFFF" w:sz="0"/>
+              <w:right w:val="none" w:color="FFFFFF" w:sz="0"/>
+            </w:tcBorders>
+            <w:shd w:fill="FDF1E4" w:color="auto" w:val="clear"/>
+            <w:tcMar>
+              <w:top w:type="dxa" w:w="120"/>
+              <w:left w:type="dxa" w:w="200"/>
+              <w:bottom w:type="dxa" w:w="120"/>
+              <w:right w:type="dxa" w:w="160"/>
+            </w:tcMar>
+          </w:tcPr>
+          <w:p>
+            <w:pPr>
+              <w:spacing w:after="0" w:before="0"/>
+            </w:pPr>
+            <w:r>
+              <w:rPr>
+                <w:b/>
+                <w:bCs/>
+                <w:color w:val="9A4D0C"/>
+              </w:rPr>
+              <w:t xml:space="preserve">Attention</w:t>
+            </w:r>
+            <w:r>
+              <w:t xml:space="preserve"> : </w:t>
+            </w:r>
+            <w:r>
+              <w:t xml:space="preserve">un tome déjà paru puis retiré par l'équipe n'est pas remis en ligne par la synchronisation. Le rapport le signale : republiez-le vous-même si besoin.</w:t>
+            </w:r>
+          </w:p>
+        </w:tc>
+      </w:tr>
+    </w:tbl>
+    <w:p>
+      <w:pPr>
         <w:pStyle w:val="Heading2"/>
       </w:pPr>
-      <w:bookmarkStart w:name="titre-27" w:id="106"/>
-      <w:r>
-        <w:t xml:space="preserve">5.4 Retirer un chapitre ou un manga</w:t>
-      </w:r>
-      <w:bookmarkEnd w:id="106"/>
+      <w:bookmarkStart w:name="titre-27" w:id="107"/>
+      <w:r>
+        <w:t xml:space="preserve">5.4 Vérifier la synchronisation</w:t>
+      </w:r>
+      <w:bookmarkEnd w:id="107"/>
+    </w:p>
+    <w:p>
+      <w:r>
+        <w:t xml:space="preserve">Réservé aux gérants.</w:t>
+      </w:r>
+    </w:p>
+    <w:p>
+      <w:pPr>
+        <w:pStyle w:val="ListParagraph"/>
+        <w:numPr>
+          <w:ilvl w:val="0"/>
+          <w:numId w:val="14"/>
+        </w:numPr>
+        <w:spacing w:after="60" w:before="40"/>
+      </w:pPr>
+      <w:r>
+        <w:t xml:space="preserve">Dans l'administration WordPress, ouvrez </w:t>
+      </w:r>
+      <w:r>
+        <w:rPr>
+          <w:b/>
+          <w:bCs/>
+        </w:rPr>
+        <w:t xml:space="preserve">Yume</w:t>
+      </w:r>
+      <w:r>
+        <w:t xml:space="preserve">, puis </w:t>
+      </w:r>
+      <w:r>
+        <w:rPr>
+          <w:b/>
+          <w:bCs/>
+        </w:rPr>
+        <w:t xml:space="preserve">Mangas (MangaDex)</w:t>
+      </w:r>
+      <w:r>
+        <w:t xml:space="preserve">.</w:t>
+      </w:r>
+    </w:p>
+    <w:p>
+      <w:pPr>
+        <w:pStyle w:val="ListParagraph"/>
+        <w:numPr>
+          <w:ilvl w:val="0"/>
+          <w:numId w:val="14"/>
+        </w:numPr>
+        <w:spacing w:after="60" w:before="40"/>
+      </w:pPr>
+      <w:r>
+        <w:t xml:space="preserve">Lisez </w:t>
+      </w:r>
+      <w:r>
+        <w:rPr>
+          <w:b/>
+          <w:bCs/>
+        </w:rPr>
+        <w:t xml:space="preserve">Dernière synchronisation</w:t>
+      </w:r>
+      <w:r>
+        <w:t xml:space="preserve"> : chapitres créés, mis à jour, retirés, et les éventuelles alertes.</w:t>
+      </w:r>
+    </w:p>
+    <w:p>
+      <w:pPr>
+        <w:pStyle w:val="ListParagraph"/>
+        <w:numPr>
+          <w:ilvl w:val="0"/>
+          <w:numId w:val="14"/>
+        </w:numPr>
+        <w:spacing w:after="60" w:before="40"/>
+      </w:pPr>
+      <w:r>
+        <w:t xml:space="preserve">Pour voir ce que ferait la synchronisation sans rien changer, cliquez sur </w:t>
+      </w:r>
+      <w:r>
+        <w:rPr>
+          <w:b/>
+          <w:bCs/>
+        </w:rPr>
+        <w:t xml:space="preserve">Simuler (sans rien changer)</w:t>
+      </w:r>
+      <w:r>
+        <w:t xml:space="preserve">.</w:t>
+      </w:r>
+    </w:p>
+    <w:p>
+      <w:pPr>
+        <w:pStyle w:val="ListParagraph"/>
+        <w:numPr>
+          <w:ilvl w:val="0"/>
+          <w:numId w:val="14"/>
+        </w:numPr>
+        <w:spacing w:after="60" w:before="40"/>
+      </w:pPr>
+      <w:r>
+        <w:t xml:space="preserve">Pour ne pas attendre l'heure suivante, cliquez sur </w:t>
+      </w:r>
+      <w:r>
+        <w:rPr>
+          <w:b/>
+          <w:bCs/>
+        </w:rPr>
+        <w:t xml:space="preserve">Synchroniser maintenant</w:t>
+      </w:r>
+      <w:r>
+        <w:t xml:space="preserve">. Ce bouton n'apparaît qu'une fois la synchronisation activée (voir ci-dessous).</w:t>
+      </w:r>
+    </w:p>
+    <w:tbl>
+      <w:tblPr>
+        <w:tblW w:type="dxa" w:w="9026"/>
+        <w:tblBorders>
+          <w:top w:val="single" w:color="auto" w:sz="4"/>
+          <w:left w:val="single" w:color="auto" w:sz="4"/>
+          <w:bottom w:val="single" w:color="auto" w:sz="4"/>
+          <w:right w:val="single" w:color="auto" w:sz="4"/>
+          <w:insideH w:val="single" w:color="auto" w:sz="4"/>
+          <w:insideV w:val="single" w:color="auto" w:sz="4"/>
+        </w:tblBorders>
+      </w:tblPr>
+      <w:tblGrid>
+        <w:gridCol w:w="3032"/>
+        <w:gridCol w:w="5994"/>
+      </w:tblGrid>
+      <w:tr>
+        <w:trPr>
+          <w:cantSplit/>
+          <w:tblHeader/>
+        </w:trPr>
+        <w:tc>
+          <w:tcPr>
+            <w:tcW w:type="dxa" w:w="3032"/>
+            <w:tcBorders>
+              <w:top w:val="single" w:color="CFC6DE" w:sz="4"/>
+              <w:left w:val="single" w:color="CFC6DE" w:sz="4"/>
+              <w:bottom w:val="single" w:color="CFC6DE" w:sz="4"/>
+              <w:right w:val="single" w:color="CFC6DE" w:sz="4"/>
+            </w:tcBorders>
+            <w:shd w:fill="3A2A63" w:color="auto" w:val="clear"/>
+            <w:tcMar>
+              <w:top w:type="dxa" w:w="70"/>
+              <w:left w:type="dxa" w:w="110"/>
+              <w:bottom w:type="dxa" w:w="70"/>
+              <w:right w:type="dxa" w:w="110"/>
+            </w:tcMar>
+            <w:vAlign w:val="center"/>
+          </w:tcPr>
+          <w:p>
+            <w:pPr>
+              <w:spacing w:after="0" w:before="0"/>
+              <w:rPr>
+                <w:b/>
+                <w:bCs/>
+                <w:color w:val="FFFFFF"/>
+                <w:sz w:val="19"/>
+                <w:szCs w:val="19"/>
+              </w:rPr>
+            </w:pPr>
+            <w:r>
+              <w:rPr>
+                <w:b/>
+                <w:bCs/>
+                <w:color w:val="FFFFFF"/>
+                <w:sz w:val="19"/>
+                <w:szCs w:val="19"/>
+              </w:rPr>
+              <w:t xml:space="preserve">Rubrique du rapport</w:t>
+            </w:r>
+          </w:p>
+        </w:tc>
+        <w:tc>
+          <w:tcPr>
+            <w:tcW w:type="dxa" w:w="5994"/>
+            <w:tcBorders>
+              <w:top w:val="single" w:color="CFC6DE" w:sz="4"/>
+              <w:left w:val="single" w:color="CFC6DE" w:sz="4"/>
+              <w:bottom w:val="single" w:color="CFC6DE" w:sz="4"/>
+              <w:right w:val="single" w:color="CFC6DE" w:sz="4"/>
+            </w:tcBorders>
+            <w:shd w:fill="3A2A63" w:color="auto" w:val="clear"/>
+            <w:tcMar>
+              <w:top w:type="dxa" w:w="70"/>
+              <w:left w:type="dxa" w:w="110"/>
+              <w:bottom w:type="dxa" w:w="70"/>
+              <w:right w:type="dxa" w:w="110"/>
+            </w:tcMar>
+            <w:vAlign w:val="center"/>
+          </w:tcPr>
+          <w:p>
+            <w:pPr>
+              <w:spacing w:after="0" w:before="0"/>
+              <w:rPr>
+                <w:b/>
+                <w:bCs/>
+                <w:color w:val="FFFFFF"/>
+                <w:sz w:val="19"/>
+                <w:szCs w:val="19"/>
+              </w:rPr>
+            </w:pPr>
+            <w:r>
+              <w:rPr>
+                <w:b/>
+                <w:bCs/>
+                <w:color w:val="FFFFFF"/>
+                <w:sz w:val="19"/>
+                <w:szCs w:val="19"/>
+              </w:rPr>
+              <w:t xml:space="preserve">Ce qu'elle veut dire</w:t>
+            </w:r>
+          </w:p>
+        </w:tc>
+      </w:tr>
+      <w:tr>
+        <w:trPr>
+          <w:cantSplit/>
+          <w:tblHeader w:val="off"/>
+        </w:trPr>
+        <w:tc>
+          <w:tcPr>
+            <w:tcW w:type="dxa" w:w="3032"/>
+            <w:tcBorders>
+              <w:top w:val="single" w:color="CFC6DE" w:sz="4"/>
+              <w:left w:val="single" w:color="CFC6DE" w:sz="4"/>
+              <w:bottom w:val="single" w:color="CFC6DE" w:sz="4"/>
+              <w:right w:val="single" w:color="CFC6DE" w:sz="4"/>
+            </w:tcBorders>
+            <w:tcMar>
+              <w:top w:type="dxa" w:w="70"/>
+              <w:left w:type="dxa" w:w="110"/>
+              <w:bottom w:type="dxa" w:w="70"/>
+              <w:right w:type="dxa" w:w="110"/>
+            </w:tcMar>
+            <w:vAlign w:val="center"/>
+          </w:tcPr>
+          <w:p>
+            <w:pPr>
+              <w:spacing w:after="0" w:before="0"/>
+              <w:rPr>
+                <w:sz w:val="19"/>
+                <w:szCs w:val="19"/>
+              </w:rPr>
+            </w:pPr>
+            <w:r>
+              <w:rPr>
+                <w:b/>
+                <w:bCs/>
+                <w:sz w:val="19"/>
+                <w:szCs w:val="19"/>
+              </w:rPr>
+              <w:t xml:space="preserve">Séries du groupe liées à aucune œuvre</w:t>
+            </w:r>
+          </w:p>
+        </w:tc>
+        <w:tc>
+          <w:tcPr>
+            <w:tcW w:type="dxa" w:w="5994"/>
+            <w:tcBorders>
+              <w:top w:val="single" w:color="CFC6DE" w:sz="4"/>
+              <w:left w:val="single" w:color="CFC6DE" w:sz="4"/>
+              <w:bottom w:val="single" w:color="CFC6DE" w:sz="4"/>
+              <w:right w:val="single" w:color="CFC6DE" w:sz="4"/>
+            </w:tcBorders>
+            <w:tcMar>
+              <w:top w:type="dxa" w:w="70"/>
+              <w:left w:type="dxa" w:w="110"/>
+              <w:bottom w:type="dxa" w:w="70"/>
+              <w:right w:type="dxa" w:w="110"/>
+            </w:tcMar>
+            <w:vAlign w:val="center"/>
+          </w:tcPr>
+          <w:p>
+            <w:pPr>
+              <w:spacing w:after="0" w:before="0"/>
+              <w:rPr>
+                <w:sz w:val="19"/>
+                <w:szCs w:val="19"/>
+              </w:rPr>
+            </w:pPr>
+            <w:r>
+              <w:rPr>
+                <w:sz w:val="19"/>
+                <w:szCs w:val="19"/>
+              </w:rPr>
+              <w:t xml:space="preserve">Le groupe publie une série sur MangaDex, mais aucune œuvre du site n'a son lien. Créez ou modifiez l'œuvre (voir « Lier un manga à sa série MangaDex »).</w:t>
+            </w:r>
+          </w:p>
+        </w:tc>
+      </w:tr>
+      <w:tr>
+        <w:trPr>
+          <w:cantSplit/>
+          <w:tblHeader w:val="off"/>
+        </w:trPr>
+        <w:tc>
+          <w:tcPr>
+            <w:tcW w:type="dxa" w:w="3032"/>
+            <w:tcBorders>
+              <w:top w:val="single" w:color="CFC6DE" w:sz="4"/>
+              <w:left w:val="single" w:color="CFC6DE" w:sz="4"/>
+              <w:bottom w:val="single" w:color="CFC6DE" w:sz="4"/>
+              <w:right w:val="single" w:color="CFC6DE" w:sz="4"/>
+            </w:tcBorders>
+            <w:shd w:fill="F6F3FA" w:color="auto" w:val="clear"/>
+            <w:tcMar>
+              <w:top w:type="dxa" w:w="70"/>
+              <w:left w:type="dxa" w:w="110"/>
+              <w:bottom w:type="dxa" w:w="70"/>
+              <w:right w:type="dxa" w:w="110"/>
+            </w:tcMar>
+            <w:vAlign w:val="center"/>
+          </w:tcPr>
+          <w:p>
+            <w:pPr>
+              <w:spacing w:after="0" w:before="0"/>
+              <w:rPr>
+                <w:sz w:val="19"/>
+                <w:szCs w:val="19"/>
+              </w:rPr>
+            </w:pPr>
+            <w:r>
+              <w:rPr>
+                <w:b/>
+                <w:bCs/>
+                <w:sz w:val="19"/>
+                <w:szCs w:val="19"/>
+              </w:rPr>
+              <w:t xml:space="preserve">Œuvres liées mais non publiées (ignorées)</w:t>
+            </w:r>
+          </w:p>
+        </w:tc>
+        <w:tc>
+          <w:tcPr>
+            <w:tcW w:type="dxa" w:w="5994"/>
+            <w:tcBorders>
+              <w:top w:val="single" w:color="CFC6DE" w:sz="4"/>
+              <w:left w:val="single" w:color="CFC6DE" w:sz="4"/>
+              <w:bottom w:val="single" w:color="CFC6DE" w:sz="4"/>
+              <w:right w:val="single" w:color="CFC6DE" w:sz="4"/>
+            </w:tcBorders>
+            <w:shd w:fill="F6F3FA" w:color="auto" w:val="clear"/>
+            <w:tcMar>
+              <w:top w:type="dxa" w:w="70"/>
+              <w:left w:type="dxa" w:w="110"/>
+              <w:bottom w:type="dxa" w:w="70"/>
+              <w:right w:type="dxa" w:w="110"/>
+            </w:tcMar>
+            <w:vAlign w:val="center"/>
+          </w:tcPr>
+          <w:p>
+            <w:pPr>
+              <w:spacing w:after="0" w:before="0"/>
+              <w:rPr>
+                <w:sz w:val="19"/>
+                <w:szCs w:val="19"/>
+              </w:rPr>
+            </w:pPr>
+            <w:r>
+              <w:rPr>
+                <w:sz w:val="19"/>
+                <w:szCs w:val="19"/>
+              </w:rPr>
+              <w:t xml:space="preserve">L'œuvre est en brouillon : publiez-la.</w:t>
+            </w:r>
+          </w:p>
+        </w:tc>
+      </w:tr>
+      <w:tr>
+        <w:trPr>
+          <w:cantSplit/>
+          <w:tblHeader w:val="off"/>
+        </w:trPr>
+        <w:tc>
+          <w:tcPr>
+            <w:tcW w:type="dxa" w:w="3032"/>
+            <w:tcBorders>
+              <w:top w:val="single" w:color="CFC6DE" w:sz="4"/>
+              <w:left w:val="single" w:color="CFC6DE" w:sz="4"/>
+              <w:bottom w:val="single" w:color="CFC6DE" w:sz="4"/>
+              <w:right w:val="single" w:color="CFC6DE" w:sz="4"/>
+            </w:tcBorders>
+            <w:tcMar>
+              <w:top w:type="dxa" w:w="70"/>
+              <w:left w:type="dxa" w:w="110"/>
+              <w:bottom w:type="dxa" w:w="70"/>
+              <w:right w:type="dxa" w:w="110"/>
+            </w:tcMar>
+            <w:vAlign w:val="center"/>
+          </w:tcPr>
+          <w:p>
+            <w:pPr>
+              <w:spacing w:after="0" w:before="0"/>
+              <w:rPr>
+                <w:sz w:val="19"/>
+                <w:szCs w:val="19"/>
+              </w:rPr>
+            </w:pPr>
+            <w:r>
+              <w:rPr>
+                <w:b/>
+                <w:bCs/>
+                <w:sz w:val="19"/>
+                <w:szCs w:val="19"/>
+              </w:rPr>
+              <w:t xml:space="preserve">Œuvres licenciées (ignorées)</w:t>
+            </w:r>
+          </w:p>
+        </w:tc>
+        <w:tc>
+          <w:tcPr>
+            <w:tcW w:type="dxa" w:w="5994"/>
+            <w:tcBorders>
+              <w:top w:val="single" w:color="CFC6DE" w:sz="4"/>
+              <w:left w:val="single" w:color="CFC6DE" w:sz="4"/>
+              <w:bottom w:val="single" w:color="CFC6DE" w:sz="4"/>
+              <w:right w:val="single" w:color="CFC6DE" w:sz="4"/>
+            </w:tcBorders>
+            <w:tcMar>
+              <w:top w:type="dxa" w:w="70"/>
+              <w:left w:type="dxa" w:w="110"/>
+              <w:bottom w:type="dxa" w:w="70"/>
+              <w:right w:type="dxa" w:w="110"/>
+            </w:tcMar>
+            <w:vAlign w:val="center"/>
+          </w:tcPr>
+          <w:p>
+            <w:pPr>
+              <w:spacing w:after="0" w:before="0"/>
+              <w:rPr>
+                <w:sz w:val="19"/>
+                <w:szCs w:val="19"/>
+              </w:rPr>
+            </w:pPr>
+            <w:r>
+              <w:rPr>
+                <w:sz w:val="19"/>
+                <w:szCs w:val="19"/>
+              </w:rPr>
+              <w:t xml:space="preserve">L'œuvre est « Licenciée » : rien n'est repris tant qu'elle l'est.</w:t>
+            </w:r>
+          </w:p>
+        </w:tc>
+      </w:tr>
+      <w:tr>
+        <w:trPr>
+          <w:cantSplit/>
+          <w:tblHeader w:val="off"/>
+        </w:trPr>
+        <w:tc>
+          <w:tcPr>
+            <w:tcW w:type="dxa" w:w="3032"/>
+            <w:tcBorders>
+              <w:top w:val="single" w:color="CFC6DE" w:sz="4"/>
+              <w:left w:val="single" w:color="CFC6DE" w:sz="4"/>
+              <w:bottom w:val="single" w:color="CFC6DE" w:sz="4"/>
+              <w:right w:val="single" w:color="CFC6DE" w:sz="4"/>
+            </w:tcBorders>
+            <w:shd w:fill="F6F3FA" w:color="auto" w:val="clear"/>
+            <w:tcMar>
+              <w:top w:type="dxa" w:w="70"/>
+              <w:left w:type="dxa" w:w="110"/>
+              <w:bottom w:type="dxa" w:w="70"/>
+              <w:right w:type="dxa" w:w="110"/>
+            </w:tcMar>
+            <w:vAlign w:val="center"/>
+          </w:tcPr>
+          <w:p>
+            <w:pPr>
+              <w:spacing w:after="0" w:before="0"/>
+              <w:rPr>
+                <w:sz w:val="19"/>
+                <w:szCs w:val="19"/>
+              </w:rPr>
+            </w:pPr>
+            <w:r>
+              <w:rPr>
+                <w:b/>
+                <w:bCs/>
+                <w:sz w:val="19"/>
+                <w:szCs w:val="19"/>
+              </w:rPr>
+              <w:t xml:space="preserve">Chapitres hors ligne mis à jour (restent hors ligne)</w:t>
+            </w:r>
+          </w:p>
+        </w:tc>
+        <w:tc>
+          <w:tcPr>
+            <w:tcW w:type="dxa" w:w="5994"/>
+            <w:tcBorders>
+              <w:top w:val="single" w:color="CFC6DE" w:sz="4"/>
+              <w:left w:val="single" w:color="CFC6DE" w:sz="4"/>
+              <w:bottom w:val="single" w:color="CFC6DE" w:sz="4"/>
+              <w:right w:val="single" w:color="CFC6DE" w:sz="4"/>
+            </w:tcBorders>
+            <w:shd w:fill="F6F3FA" w:color="auto" w:val="clear"/>
+            <w:tcMar>
+              <w:top w:type="dxa" w:w="70"/>
+              <w:left w:type="dxa" w:w="110"/>
+              <w:bottom w:type="dxa" w:w="70"/>
+              <w:right w:type="dxa" w:w="110"/>
+            </w:tcMar>
+            <w:vAlign w:val="center"/>
+          </w:tcPr>
+          <w:p>
+            <w:pPr>
+              <w:spacing w:after="0" w:before="0"/>
+              <w:rPr>
+                <w:sz w:val="19"/>
+                <w:szCs w:val="19"/>
+              </w:rPr>
+            </w:pPr>
+            <w:r>
+              <w:rPr>
+                <w:sz w:val="19"/>
+                <w:szCs w:val="19"/>
+              </w:rPr>
+              <w:t xml:space="preserve">Chapitres mis en brouillon par l'équipe et modifiés sur MangaDex : leur titre est mis à jour, ils restent hors ligne.</w:t>
+            </w:r>
+          </w:p>
+        </w:tc>
+      </w:tr>
+    </w:tbl>
+    <w:p>
+      <w:pPr>
+        <w:spacing w:after="60" w:before="0"/>
+      </w:pPr>
+    </w:p>
+    <w:tbl>
+      <w:tblPr>
+        <w:tblW w:type="dxa" w:w="9026"/>
+        <w:tblBorders>
+          <w:top w:val="single" w:color="auto" w:sz="4"/>
+          <w:left w:val="single" w:color="auto" w:sz="4"/>
+          <w:bottom w:val="single" w:color="auto" w:sz="4"/>
+          <w:right w:val="single" w:color="auto" w:sz="4"/>
+          <w:insideH w:val="single" w:color="auto" w:sz="4"/>
+          <w:insideV w:val="single" w:color="auto" w:sz="4"/>
+        </w:tblBorders>
+      </w:tblPr>
+      <w:tblGrid>
+        <w:gridCol w:w="9026"/>
+      </w:tblGrid>
+      <w:tr>
+        <w:trPr>
+          <w:cantSplit/>
+        </w:trPr>
+        <w:tc>
+          <w:tcPr>
+            <w:tcW w:type="dxa" w:w="9026"/>
+            <w:tcBorders>
+              <w:top w:val="none" w:color="FFFFFF" w:sz="0"/>
+              <w:left w:val="single" w:color="7A4FB0" w:sz="24"/>
+              <w:bottom w:val="none" w:color="FFFFFF" w:sz="0"/>
+              <w:right w:val="none" w:color="FFFFFF" w:sz="0"/>
+            </w:tcBorders>
+            <w:shd w:fill="F1ECFA" w:color="auto" w:val="clear"/>
+            <w:tcMar>
+              <w:top w:type="dxa" w:w="120"/>
+              <w:left w:type="dxa" w:w="200"/>
+              <w:bottom w:type="dxa" w:w="120"/>
+              <w:right w:type="dxa" w:w="160"/>
+            </w:tcMar>
+          </w:tcPr>
+          <w:p>
+            <w:pPr>
+              <w:spacing w:after="0" w:before="0"/>
+            </w:pPr>
+            <w:r>
+              <w:rPr>
+                <w:b/>
+                <w:bCs/>
+                <w:color w:val="4B2A7B"/>
+              </w:rPr>
+              <w:t xml:space="preserve">À savoir</w:t>
+            </w:r>
+            <w:r>
+              <w:t xml:space="preserve"> : </w:t>
+            </w:r>
+            <w:r>
+              <w:t xml:space="preserve">la synchronisation est coupée par défaut. Un gérant l'active une fois, dans </w:t>
+            </w:r>
+            <w:r>
+              <w:rPr>
+                <w:b/>
+                <w:bCs/>
+              </w:rPr>
+              <w:t xml:space="preserve">Réglages</w:t>
+            </w:r>
+            <w:r>
+              <w:t xml:space="preserve">, section </w:t>
+            </w:r>
+            <w:r>
+              <w:rPr>
+                <w:b/>
+                <w:bCs/>
+              </w:rPr>
+              <w:t xml:space="preserve">Mangas (MangaDex)</w:t>
+            </w:r>
+            <w:r>
+              <w:t xml:space="preserve">, case </w:t>
+            </w:r>
+            <w:r>
+              <w:rPr>
+                <w:b/>
+                <w:bCs/>
+              </w:rPr>
+              <w:t xml:space="preserve">Synchroniser les chapitres</w:t>
+            </w:r>
+            <w:r>
+              <w:t xml:space="preserve">.</w:t>
+            </w:r>
+          </w:p>
+        </w:tc>
+      </w:tr>
+    </w:tbl>
+    <w:p>
+      <w:pPr>
+        <w:pStyle w:val="Heading2"/>
+      </w:pPr>
+      <w:bookmarkStart w:name="titre-28" w:id="108"/>
+      <w:r>
+        <w:t xml:space="preserve">5.5 Retirer un chapitre ou un manga</w:t>
+      </w:r>
+      <w:bookmarkEnd w:id="108"/>
     </w:p>
     <w:tbl>
       <w:tblPr>
@@ -7736,11 +8471,11 @@
       <w:pPr>
         <w:pStyle w:val="Heading1"/>
       </w:pPr>
-      <w:bookmarkStart w:name="titre-28" w:id="107"/>
+      <w:bookmarkStart w:name="titre-29" w:id="109"/>
       <w:r>
         <w:t xml:space="preserve">6 Créer un tome vide</w:t>
       </w:r>
-      <w:bookmarkEnd w:id="107"/>
+      <w:bookmarkEnd w:id="109"/>
     </w:p>
     <w:p>
       <w:r>
@@ -7751,11 +8486,11 @@
       <w:pPr>
         <w:pStyle w:val="Heading2"/>
       </w:pPr>
-      <w:bookmarkStart w:name="titre-29" w:id="108"/>
+      <w:bookmarkStart w:name="titre-30" w:id="110"/>
       <w:r>
         <w:t xml:space="preserve">6.1 Ouvrir la page « Nouveau tome »</w:t>
       </w:r>
-      <w:bookmarkEnd w:id="108"/>
+      <w:bookmarkEnd w:id="110"/>
     </w:p>
     <w:p>
       <w:r>
@@ -7836,11 +8571,11 @@
       <w:pPr>
         <w:pStyle w:val="Heading2"/>
       </w:pPr>
-      <w:bookmarkStart w:name="titre-30" w:id="109"/>
+      <w:bookmarkStart w:name="titre-31" w:id="111"/>
       <w:r>
         <w:t xml:space="preserve">6.2 Créer le tome</w:t>
       </w:r>
-      <w:bookmarkEnd w:id="109"/>
+      <w:bookmarkEnd w:id="111"/>
     </w:p>
     <w:p>
       <w:pPr>
@@ -7909,7 +8644,7 @@
         <w:pStyle w:val="ListParagraph"/>
         <w:numPr>
           <w:ilvl w:val="0"/>
-          <w:numId w:val="14"/>
+          <w:numId w:val="15"/>
         </w:numPr>
         <w:spacing w:after="60" w:before="40"/>
       </w:pPr>
@@ -7952,7 +8687,7 @@
         <w:pStyle w:val="ListParagraph"/>
         <w:numPr>
           <w:ilvl w:val="0"/>
-          <w:numId w:val="14"/>
+          <w:numId w:val="15"/>
         </w:numPr>
         <w:spacing w:after="60" w:before="40"/>
       </w:pPr>
@@ -7985,7 +8720,7 @@
         <w:pStyle w:val="ListParagraph"/>
         <w:numPr>
           <w:ilvl w:val="0"/>
-          <w:numId w:val="14"/>
+          <w:numId w:val="15"/>
         </w:numPr>
         <w:spacing w:after="60" w:before="40"/>
       </w:pPr>
@@ -8008,7 +8743,7 @@
         <w:pStyle w:val="ListParagraph"/>
         <w:numPr>
           <w:ilvl w:val="0"/>
-          <w:numId w:val="14"/>
+          <w:numId w:val="15"/>
         </w:numPr>
         <w:spacing w:after="60" w:before="40"/>
       </w:pPr>
@@ -8031,7 +8766,7 @@
         <w:pStyle w:val="ListParagraph"/>
         <w:numPr>
           <w:ilvl w:val="0"/>
-          <w:numId w:val="14"/>
+          <w:numId w:val="15"/>
         </w:numPr>
         <w:spacing w:after="60" w:before="40"/>
       </w:pPr>
@@ -8064,7 +8799,7 @@
         <w:pStyle w:val="ListParagraph"/>
         <w:numPr>
           <w:ilvl w:val="0"/>
-          <w:numId w:val="14"/>
+          <w:numId w:val="15"/>
         </w:numPr>
         <w:spacing w:after="60" w:before="40"/>
       </w:pPr>
@@ -8087,7 +8822,7 @@
         <w:pStyle w:val="ListParagraph"/>
         <w:numPr>
           <w:ilvl w:val="0"/>
-          <w:numId w:val="14"/>
+          <w:numId w:val="15"/>
         </w:numPr>
         <w:spacing w:after="60" w:before="40"/>
       </w:pPr>
@@ -8110,7 +8845,7 @@
         <w:pStyle w:val="ListParagraph"/>
         <w:numPr>
           <w:ilvl w:val="0"/>
-          <w:numId w:val="14"/>
+          <w:numId w:val="15"/>
         </w:numPr>
         <w:spacing w:after="60" w:before="40"/>
       </w:pPr>
@@ -8133,7 +8868,7 @@
         <w:pStyle w:val="ListParagraph"/>
         <w:numPr>
           <w:ilvl w:val="0"/>
-          <w:numId w:val="14"/>
+          <w:numId w:val="15"/>
         </w:numPr>
         <w:spacing w:after="60" w:before="40"/>
       </w:pPr>
@@ -8156,7 +8891,7 @@
         <w:pStyle w:val="ListParagraph"/>
         <w:numPr>
           <w:ilvl w:val="0"/>
-          <w:numId w:val="14"/>
+          <w:numId w:val="15"/>
         </w:numPr>
         <w:spacing w:after="60" w:before="40"/>
       </w:pPr>
@@ -8527,11 +9262,11 @@
       <w:pPr>
         <w:pStyle w:val="Heading2"/>
       </w:pPr>
-      <w:bookmarkStart w:name="titre-31" w:id="110"/>
+      <w:bookmarkStart w:name="titre-32" w:id="112"/>
       <w:r>
         <w:t xml:space="preserve">6.3 Comprendre la parution d'un tome</w:t>
       </w:r>
-      <w:bookmarkEnd w:id="110"/>
+      <w:bookmarkEnd w:id="112"/>
     </w:p>
     <w:p>
       <w:r>
@@ -9115,11 +9850,11 @@
       <w:pPr>
         <w:pStyle w:val="Heading1"/>
       </w:pPr>
-      <w:bookmarkStart w:name="titre-32" w:id="111"/>
+      <w:bookmarkStart w:name="titre-33" w:id="113"/>
       <w:r>
         <w:t xml:space="preserve">7 Préparer le fichier Word</w:t>
       </w:r>
-      <w:bookmarkEnd w:id="111"/>
+      <w:bookmarkEnd w:id="113"/>
     </w:p>
     <w:p>
       <w:r>
@@ -9130,11 +9865,11 @@
       <w:pPr>
         <w:pStyle w:val="Heading2"/>
       </w:pPr>
-      <w:bookmarkStart w:name="titre-33" w:id="112"/>
+      <w:bookmarkStart w:name="titre-34" w:id="114"/>
       <w:r>
         <w:t xml:space="preserve">7.1 Utiliser les bons styles</w:t>
       </w:r>
-      <w:bookmarkEnd w:id="112"/>
+      <w:bookmarkEnd w:id="114"/>
     </w:p>
     <w:tbl>
       <w:tblPr>
@@ -10103,11 +10838,11 @@
       <w:pPr>
         <w:pStyle w:val="Heading2"/>
       </w:pPr>
-      <w:bookmarkStart w:name="titre-34" w:id="113"/>
+      <w:bookmarkStart w:name="titre-35" w:id="115"/>
       <w:r>
         <w:t xml:space="preserve">7.2 Écrire les dialogues et les pensées</w:t>
       </w:r>
-      <w:bookmarkEnd w:id="113"/>
+      <w:bookmarkEnd w:id="115"/>
     </w:p>
     <w:p>
       <w:pPr>
@@ -10159,11 +10894,11 @@
       <w:pPr>
         <w:pStyle w:val="Heading2"/>
       </w:pPr>
-      <w:bookmarkStart w:name="titre-35" w:id="114"/>
+      <w:bookmarkStart w:name="titre-36" w:id="116"/>
       <w:r>
         <w:t xml:space="preserve">7.3 Décrire les illustrations</w:t>
       </w:r>
-      <w:bookmarkEnd w:id="114"/>
+      <w:bookmarkEnd w:id="116"/>
     </w:p>
     <w:p>
       <w:r>
@@ -10185,7 +10920,7 @@
         <w:pStyle w:val="ListParagraph"/>
         <w:numPr>
           <w:ilvl w:val="0"/>
-          <w:numId w:val="15"/>
+          <w:numId w:val="16"/>
         </w:numPr>
         <w:spacing w:after="60" w:before="40"/>
       </w:pPr>
@@ -10198,7 +10933,7 @@
         <w:pStyle w:val="ListParagraph"/>
         <w:numPr>
           <w:ilvl w:val="0"/>
-          <w:numId w:val="15"/>
+          <w:numId w:val="16"/>
         </w:numPr>
         <w:spacing w:after="60" w:before="40"/>
       </w:pPr>
@@ -10221,7 +10956,7 @@
         <w:pStyle w:val="ListParagraph"/>
         <w:numPr>
           <w:ilvl w:val="0"/>
-          <w:numId w:val="15"/>
+          <w:numId w:val="16"/>
         </w:numPr>
         <w:spacing w:after="60" w:before="40"/>
       </w:pPr>
@@ -10234,7 +10969,7 @@
         <w:pStyle w:val="ListParagraph"/>
         <w:numPr>
           <w:ilvl w:val="0"/>
-          <w:numId w:val="15"/>
+          <w:numId w:val="16"/>
         </w:numPr>
         <w:spacing w:after="60" w:before="40"/>
       </w:pPr>
@@ -10304,11 +11039,11 @@
       <w:pPr>
         <w:pStyle w:val="Heading2"/>
       </w:pPr>
-      <w:bookmarkStart w:name="titre-36" w:id="115"/>
+      <w:bookmarkStart w:name="titre-37" w:id="117"/>
       <w:r>
         <w:t xml:space="preserve">7.4 Forcer un début de chapitre avec un marqueur</w:t>
       </w:r>
-      <w:bookmarkEnd w:id="115"/>
+      <w:bookmarkEnd w:id="117"/>
     </w:p>
     <w:p>
       <w:r>
@@ -10786,18 +11521,18 @@
       <w:pPr>
         <w:pStyle w:val="Heading2"/>
       </w:pPr>
-      <w:bookmarkStart w:name="titre-37" w:id="116"/>
+      <w:bookmarkStart w:name="titre-38" w:id="118"/>
       <w:r>
         <w:t xml:space="preserve">7.5 Vérifier le fichier avant de l'envoyer</w:t>
       </w:r>
-      <w:bookmarkEnd w:id="116"/>
+      <w:bookmarkEnd w:id="118"/>
     </w:p>
     <w:p>
       <w:pPr>
         <w:pStyle w:val="ListParagraph"/>
         <w:numPr>
           <w:ilvl w:val="0"/>
-          <w:numId w:val="16"/>
+          <w:numId w:val="17"/>
         </w:numPr>
         <w:spacing w:after="60" w:before="40"/>
       </w:pPr>
@@ -10820,7 +11555,7 @@
         <w:pStyle w:val="ListParagraph"/>
         <w:numPr>
           <w:ilvl w:val="0"/>
-          <w:numId w:val="16"/>
+          <w:numId w:val="17"/>
         </w:numPr>
         <w:spacing w:after="60" w:before="40"/>
       </w:pPr>
@@ -10833,7 +11568,7 @@
         <w:pStyle w:val="ListParagraph"/>
         <w:numPr>
           <w:ilvl w:val="0"/>
-          <w:numId w:val="16"/>
+          <w:numId w:val="17"/>
         </w:numPr>
         <w:spacing w:after="60" w:before="40"/>
       </w:pPr>
@@ -10856,7 +11591,7 @@
         <w:pStyle w:val="ListParagraph"/>
         <w:numPr>
           <w:ilvl w:val="0"/>
-          <w:numId w:val="16"/>
+          <w:numId w:val="17"/>
         </w:numPr>
         <w:spacing w:after="60" w:before="40"/>
       </w:pPr>
@@ -10869,7 +11604,7 @@
         <w:pStyle w:val="ListParagraph"/>
         <w:numPr>
           <w:ilvl w:val="0"/>
-          <w:numId w:val="16"/>
+          <w:numId w:val="17"/>
         </w:numPr>
         <w:spacing w:after="60" w:before="40"/>
       </w:pPr>
@@ -10881,11 +11616,11 @@
       <w:pPr>
         <w:pStyle w:val="Heading1"/>
       </w:pPr>
-      <w:bookmarkStart w:name="titre-38" w:id="117"/>
+      <w:bookmarkStart w:name="titre-39" w:id="119"/>
       <w:r>
         <w:t xml:space="preserve">8 Ajouter des chapitres à un tome</w:t>
       </w:r>
-      <w:bookmarkEnd w:id="117"/>
+      <w:bookmarkEnd w:id="119"/>
     </w:p>
     <w:p>
       <w:r>
@@ -10936,11 +11671,11 @@
       <w:pPr>
         <w:pStyle w:val="Heading2"/>
       </w:pPr>
-      <w:bookmarkStart w:name="titre-39" w:id="118"/>
+      <w:bookmarkStart w:name="titre-40" w:id="120"/>
       <w:r>
         <w:t xml:space="preserve">8.1 Comprendre le formulaire</w:t>
       </w:r>
-      <w:bookmarkEnd w:id="118"/>
+      <w:bookmarkEnd w:id="120"/>
     </w:p>
     <w:p>
       <w:r>
@@ -11828,11 +12563,11 @@
       <w:pPr>
         <w:pStyle w:val="Heading2"/>
       </w:pPr>
-      <w:bookmarkStart w:name="titre-40" w:id="119"/>
+      <w:bookmarkStart w:name="titre-41" w:id="121"/>
       <w:r>
         <w:t xml:space="preserve">8.2 Publier le prologue d'un tome en cours</w:t>
       </w:r>
-      <w:bookmarkEnd w:id="119"/>
+      <w:bookmarkEnd w:id="121"/>
     </w:p>
     <w:p>
       <w:r>
@@ -11844,7 +12579,7 @@
         <w:pStyle w:val="ListParagraph"/>
         <w:numPr>
           <w:ilvl w:val="0"/>
-          <w:numId w:val="17"/>
+          <w:numId w:val="18"/>
         </w:numPr>
         <w:spacing w:after="60" w:before="40"/>
       </w:pPr>
@@ -11867,7 +12602,7 @@
         <w:pStyle w:val="ListParagraph"/>
         <w:numPr>
           <w:ilvl w:val="0"/>
-          <w:numId w:val="17"/>
+          <w:numId w:val="18"/>
         </w:numPr>
         <w:spacing w:after="60" w:before="40"/>
       </w:pPr>
@@ -11890,7 +12625,7 @@
         <w:pStyle w:val="ListParagraph"/>
         <w:numPr>
           <w:ilvl w:val="0"/>
-          <w:numId w:val="17"/>
+          <w:numId w:val="18"/>
         </w:numPr>
         <w:spacing w:after="60" w:before="40"/>
       </w:pPr>
@@ -11923,7 +12658,7 @@
         <w:pStyle w:val="ListParagraph"/>
         <w:numPr>
           <w:ilvl w:val="0"/>
-          <w:numId w:val="17"/>
+          <w:numId w:val="18"/>
         </w:numPr>
         <w:spacing w:after="60" w:before="40"/>
       </w:pPr>
@@ -11946,7 +12681,7 @@
         <w:pStyle w:val="ListParagraph"/>
         <w:numPr>
           <w:ilvl w:val="0"/>
-          <w:numId w:val="17"/>
+          <w:numId w:val="18"/>
         </w:numPr>
         <w:spacing w:after="60" w:before="40"/>
       </w:pPr>
@@ -12009,7 +12744,7 @@
         <w:pStyle w:val="ListParagraph"/>
         <w:numPr>
           <w:ilvl w:val="0"/>
-          <w:numId w:val="17"/>
+          <w:numId w:val="18"/>
         </w:numPr>
         <w:spacing w:after="60" w:before="40"/>
       </w:pPr>
@@ -12042,7 +12777,7 @@
         <w:pStyle w:val="ListParagraph"/>
         <w:numPr>
           <w:ilvl w:val="0"/>
-          <w:numId w:val="17"/>
+          <w:numId w:val="18"/>
         </w:numPr>
         <w:spacing w:after="60" w:before="40"/>
       </w:pPr>
@@ -12085,7 +12820,7 @@
         <w:pStyle w:val="ListParagraph"/>
         <w:numPr>
           <w:ilvl w:val="0"/>
-          <w:numId w:val="17"/>
+          <w:numId w:val="18"/>
         </w:numPr>
         <w:spacing w:after="60" w:before="40"/>
       </w:pPr>
@@ -12118,7 +12853,7 @@
         <w:pStyle w:val="ListParagraph"/>
         <w:numPr>
           <w:ilvl w:val="0"/>
-          <w:numId w:val="17"/>
+          <w:numId w:val="18"/>
         </w:numPr>
         <w:spacing w:after="60" w:before="40"/>
       </w:pPr>
@@ -12213,11 +12948,11 @@
       <w:pPr>
         <w:pStyle w:val="Heading2"/>
       </w:pPr>
-      <w:bookmarkStart w:name="titre-41" w:id="120"/>
+      <w:bookmarkStart w:name="titre-42" w:id="122"/>
       <w:r>
         <w:t xml:space="preserve">8.3 Programmer plusieurs chapitres au rythme</w:t>
       </w:r>
-      <w:bookmarkEnd w:id="120"/>
+      <w:bookmarkEnd w:id="122"/>
     </w:p>
     <w:p>
       <w:r>
@@ -12229,7 +12964,7 @@
         <w:pStyle w:val="ListParagraph"/>
         <w:numPr>
           <w:ilvl w:val="0"/>
-          <w:numId w:val="18"/>
+          <w:numId w:val="19"/>
         </w:numPr>
         <w:spacing w:after="60" w:before="40"/>
       </w:pPr>
@@ -12252,7 +12987,7 @@
         <w:pStyle w:val="ListParagraph"/>
         <w:numPr>
           <w:ilvl w:val="0"/>
-          <w:numId w:val="18"/>
+          <w:numId w:val="19"/>
         </w:numPr>
         <w:spacing w:after="60" w:before="40"/>
       </w:pPr>
@@ -12275,7 +13010,7 @@
         <w:pStyle w:val="ListParagraph"/>
         <w:numPr>
           <w:ilvl w:val="0"/>
-          <w:numId w:val="18"/>
+          <w:numId w:val="19"/>
         </w:numPr>
         <w:spacing w:after="60" w:before="40"/>
       </w:pPr>
@@ -12298,7 +13033,7 @@
         <w:pStyle w:val="ListParagraph"/>
         <w:numPr>
           <w:ilvl w:val="0"/>
-          <w:numId w:val="18"/>
+          <w:numId w:val="19"/>
         </w:numPr>
         <w:spacing w:after="60" w:before="40"/>
       </w:pPr>
@@ -12321,7 +13056,7 @@
         <w:pStyle w:val="ListParagraph"/>
         <w:numPr>
           <w:ilvl w:val="0"/>
-          <w:numId w:val="18"/>
+          <w:numId w:val="19"/>
         </w:numPr>
         <w:spacing w:after="60" w:before="40"/>
       </w:pPr>
@@ -12344,7 +13079,7 @@
         <w:pStyle w:val="ListParagraph"/>
         <w:numPr>
           <w:ilvl w:val="0"/>
-          <w:numId w:val="18"/>
+          <w:numId w:val="19"/>
         </w:numPr>
         <w:spacing w:after="60" w:before="40"/>
       </w:pPr>
@@ -12522,11 +13257,11 @@
       <w:pPr>
         <w:pStyle w:val="Heading2"/>
       </w:pPr>
-      <w:bookmarkStart w:name="titre-42" w:id="121"/>
+      <w:bookmarkStart w:name="titre-43" w:id="123"/>
       <w:r>
         <w:t xml:space="preserve">8.4 Publier un tome entier d'un coup</w:t>
       </w:r>
-      <w:bookmarkEnd w:id="121"/>
+      <w:bookmarkEnd w:id="123"/>
     </w:p>
     <w:p>
       <w:r>
@@ -12538,7 +13273,7 @@
         <w:pStyle w:val="ListParagraph"/>
         <w:numPr>
           <w:ilvl w:val="0"/>
-          <w:numId w:val="19"/>
+          <w:numId w:val="20"/>
         </w:numPr>
         <w:spacing w:after="60" w:before="40"/>
       </w:pPr>
@@ -12571,7 +13306,7 @@
         <w:pStyle w:val="ListParagraph"/>
         <w:numPr>
           <w:ilvl w:val="0"/>
-          <w:numId w:val="19"/>
+          <w:numId w:val="20"/>
         </w:numPr>
         <w:spacing w:after="60" w:before="40"/>
       </w:pPr>
@@ -12594,7 +13329,7 @@
         <w:pStyle w:val="ListParagraph"/>
         <w:numPr>
           <w:ilvl w:val="0"/>
-          <w:numId w:val="19"/>
+          <w:numId w:val="20"/>
         </w:numPr>
         <w:spacing w:after="60" w:before="40"/>
       </w:pPr>
@@ -12617,7 +13352,7 @@
         <w:pStyle w:val="ListParagraph"/>
         <w:numPr>
           <w:ilvl w:val="0"/>
-          <w:numId w:val="19"/>
+          <w:numId w:val="20"/>
         </w:numPr>
         <w:spacing w:after="60" w:before="40"/>
       </w:pPr>
@@ -12650,7 +13385,7 @@
         <w:pStyle w:val="ListParagraph"/>
         <w:numPr>
           <w:ilvl w:val="0"/>
-          <w:numId w:val="19"/>
+          <w:numId w:val="20"/>
         </w:numPr>
         <w:spacing w:after="60" w:before="40"/>
       </w:pPr>
@@ -12765,11 +13500,11 @@
       <w:pPr>
         <w:pStyle w:val="Heading2"/>
       </w:pPr>
-      <w:bookmarkStart w:name="titre-43" w:id="122"/>
+      <w:bookmarkStart w:name="titre-44" w:id="124"/>
       <w:r>
         <w:t xml:space="preserve">8.5 Donner tout le tome, chapitre par chapitre, avec les liens à la fin</w:t>
       </w:r>
-      <w:bookmarkEnd w:id="122"/>
+      <w:bookmarkEnd w:id="124"/>
     </w:p>
     <w:p>
       <w:r>
@@ -12781,7 +13516,7 @@
         <w:pStyle w:val="ListParagraph"/>
         <w:numPr>
           <w:ilvl w:val="0"/>
-          <w:numId w:val="20"/>
+          <w:numId w:val="21"/>
         </w:numPr>
         <w:spacing w:after="60" w:before="40"/>
       </w:pPr>
@@ -12804,7 +13539,7 @@
         <w:pStyle w:val="ListParagraph"/>
         <w:numPr>
           <w:ilvl w:val="0"/>
-          <w:numId w:val="20"/>
+          <w:numId w:val="21"/>
         </w:numPr>
         <w:spacing w:after="60" w:before="40"/>
       </w:pPr>
@@ -12827,7 +13562,7 @@
         <w:pStyle w:val="ListParagraph"/>
         <w:numPr>
           <w:ilvl w:val="0"/>
-          <w:numId w:val="20"/>
+          <w:numId w:val="21"/>
         </w:numPr>
         <w:spacing w:after="60" w:before="40"/>
       </w:pPr>
@@ -12850,7 +13585,7 @@
         <w:pStyle w:val="ListParagraph"/>
         <w:numPr>
           <w:ilvl w:val="0"/>
-          <w:numId w:val="20"/>
+          <w:numId w:val="21"/>
         </w:numPr>
         <w:spacing w:after="60" w:before="40"/>
       </w:pPr>
@@ -12883,7 +13618,7 @@
         <w:pStyle w:val="ListParagraph"/>
         <w:numPr>
           <w:ilvl w:val="0"/>
-          <w:numId w:val="20"/>
+          <w:numId w:val="21"/>
         </w:numPr>
         <w:spacing w:after="60" w:before="40"/>
       </w:pPr>
@@ -12906,7 +13641,7 @@
         <w:pStyle w:val="ListParagraph"/>
         <w:numPr>
           <w:ilvl w:val="0"/>
-          <w:numId w:val="20"/>
+          <w:numId w:val="21"/>
         </w:numPr>
         <w:spacing w:after="60" w:before="40"/>
       </w:pPr>
@@ -13074,11 +13809,11 @@
       <w:pPr>
         <w:pStyle w:val="Heading2"/>
       </w:pPr>
-      <w:bookmarkStart w:name="titre-44" w:id="123"/>
+      <w:bookmarkStart w:name="titre-45" w:id="125"/>
       <w:r>
         <w:t xml:space="preserve">8.6 Corriger un chapitre déjà en ligne</w:t>
       </w:r>
-      <w:bookmarkEnd w:id="123"/>
+      <w:bookmarkEnd w:id="125"/>
     </w:p>
     <w:p>
       <w:r>
@@ -13090,7 +13825,7 @@
         <w:pStyle w:val="ListParagraph"/>
         <w:numPr>
           <w:ilvl w:val="0"/>
-          <w:numId w:val="21"/>
+          <w:numId w:val="22"/>
         </w:numPr>
         <w:spacing w:after="60" w:before="40"/>
       </w:pPr>
@@ -13103,7 +13838,7 @@
         <w:pStyle w:val="ListParagraph"/>
         <w:numPr>
           <w:ilvl w:val="0"/>
-          <w:numId w:val="21"/>
+          <w:numId w:val="22"/>
         </w:numPr>
         <w:spacing w:after="60" w:before="40"/>
       </w:pPr>
@@ -13126,7 +13861,7 @@
         <w:pStyle w:val="ListParagraph"/>
         <w:numPr>
           <w:ilvl w:val="0"/>
-          <w:numId w:val="21"/>
+          <w:numId w:val="22"/>
         </w:numPr>
         <w:spacing w:after="60" w:before="40"/>
       </w:pPr>
@@ -13139,7 +13874,7 @@
         <w:pStyle w:val="ListParagraph"/>
         <w:numPr>
           <w:ilvl w:val="0"/>
-          <w:numId w:val="21"/>
+          <w:numId w:val="22"/>
         </w:numPr>
         <w:spacing w:after="60" w:before="40"/>
       </w:pPr>
@@ -13172,7 +13907,7 @@
         <w:pStyle w:val="ListParagraph"/>
         <w:numPr>
           <w:ilvl w:val="0"/>
-          <w:numId w:val="21"/>
+          <w:numId w:val="22"/>
         </w:numPr>
         <w:spacing w:after="60" w:before="40"/>
       </w:pPr>
@@ -13205,7 +13940,7 @@
         <w:pStyle w:val="ListParagraph"/>
         <w:numPr>
           <w:ilvl w:val="0"/>
-          <w:numId w:val="21"/>
+          <w:numId w:val="22"/>
         </w:numPr>
         <w:spacing w:after="60" w:before="40"/>
       </w:pPr>
@@ -13300,11 +14035,11 @@
       <w:pPr>
         <w:pStyle w:val="Heading2"/>
       </w:pPr>
-      <w:bookmarkStart w:name="titre-45" w:id="124"/>
+      <w:bookmarkStart w:name="titre-46" w:id="126"/>
       <w:r>
         <w:t xml:space="preserve">8.7 Découper soi-même les chapitres</w:t>
       </w:r>
-      <w:bookmarkEnd w:id="124"/>
+      <w:bookmarkEnd w:id="126"/>
     </w:p>
     <w:p>
       <w:r>
@@ -13316,7 +14051,7 @@
         <w:pStyle w:val="ListParagraph"/>
         <w:numPr>
           <w:ilvl w:val="0"/>
-          <w:numId w:val="22"/>
+          <w:numId w:val="23"/>
         </w:numPr>
         <w:spacing w:after="60" w:before="40"/>
       </w:pPr>
@@ -13339,7 +14074,7 @@
         <w:pStyle w:val="ListParagraph"/>
         <w:numPr>
           <w:ilvl w:val="0"/>
-          <w:numId w:val="22"/>
+          <w:numId w:val="23"/>
         </w:numPr>
         <w:spacing w:after="60" w:before="40"/>
       </w:pPr>
@@ -13362,7 +14097,7 @@
         <w:pStyle w:val="ListParagraph"/>
         <w:numPr>
           <w:ilvl w:val="0"/>
-          <w:numId w:val="22"/>
+          <w:numId w:val="23"/>
         </w:numPr>
         <w:spacing w:after="60" w:before="40"/>
       </w:pPr>
@@ -13385,7 +14120,7 @@
         <w:pStyle w:val="ListParagraph"/>
         <w:numPr>
           <w:ilvl w:val="0"/>
-          <w:numId w:val="22"/>
+          <w:numId w:val="23"/>
         </w:numPr>
         <w:spacing w:after="60" w:before="40"/>
       </w:pPr>
@@ -13408,7 +14143,7 @@
         <w:pStyle w:val="ListParagraph"/>
         <w:numPr>
           <w:ilvl w:val="0"/>
-          <w:numId w:val="22"/>
+          <w:numId w:val="23"/>
         </w:numPr>
         <w:spacing w:after="60" w:before="40"/>
       </w:pPr>
@@ -13431,7 +14166,7 @@
         <w:pStyle w:val="ListParagraph"/>
         <w:numPr>
           <w:ilvl w:val="0"/>
-          <w:numId w:val="22"/>
+          <w:numId w:val="23"/>
         </w:numPr>
         <w:spacing w:after="60" w:before="40"/>
       </w:pPr>
@@ -13474,7 +14209,7 @@
         <w:pStyle w:val="ListParagraph"/>
         <w:numPr>
           <w:ilvl w:val="0"/>
-          <w:numId w:val="22"/>
+          <w:numId w:val="23"/>
         </w:numPr>
         <w:spacing w:after="60" w:before="40"/>
       </w:pPr>
@@ -13497,7 +14232,7 @@
         <w:pStyle w:val="ListParagraph"/>
         <w:numPr>
           <w:ilvl w:val="0"/>
-          <w:numId w:val="22"/>
+          <w:numId w:val="23"/>
         </w:numPr>
         <w:spacing w:after="60" w:before="40"/>
       </w:pPr>
@@ -13520,7 +14255,7 @@
         <w:pStyle w:val="ListParagraph"/>
         <w:numPr>
           <w:ilvl w:val="0"/>
-          <w:numId w:val="22"/>
+          <w:numId w:val="23"/>
         </w:numPr>
         <w:spacing w:after="60" w:before="40"/>
       </w:pPr>
@@ -13612,117 +14347,15 @@
       <w:pPr>
         <w:pStyle w:val="Heading2"/>
       </w:pPr>
-      <w:bookmarkStart w:name="titre-46" w:id="125"/>
+      <w:bookmarkStart w:name="titre-47" w:id="127"/>
       <w:r>
         <w:t xml:space="preserve">8.8 Ajouter la lecture en ligne d'un tome déjà paru</w:t>
       </w:r>
-      <w:bookmarkEnd w:id="125"/>
+      <w:bookmarkEnd w:id="127"/>
     </w:p>
     <w:p>
       <w:r>
         <w:t xml:space="preserve">Après la migration, beaucoup de tomes anciens n'ont que leurs liens PDF et EPUB. Leur ajouter la lecture en ligne n'est pas une nouveauté : pas d'annonce.</w:t>
-      </w:r>
-    </w:p>
-    <w:p>
-      <w:pPr>
-        <w:pStyle w:val="ListParagraph"/>
-        <w:numPr>
-          <w:ilvl w:val="0"/>
-          <w:numId w:val="23"/>
-        </w:numPr>
-        <w:spacing w:after="60" w:before="40"/>
-      </w:pPr>
-      <w:r>
-        <w:t xml:space="preserve">Dans le menu, ouvrez </w:t>
-      </w:r>
-      <w:r>
-        <w:rPr>
-          <w:b/>
-          <w:bCs/>
-        </w:rPr>
-        <w:t xml:space="preserve">Lecture à compléter</w:t>
-      </w:r>
-      <w:r>
-        <w:t xml:space="preserve">. La page liste les tomes parus sans lecture en ligne.</w:t>
-      </w:r>
-    </w:p>
-    <w:p>
-      <w:pPr>
-        <w:pStyle w:val="ListParagraph"/>
-        <w:numPr>
-          <w:ilvl w:val="0"/>
-          <w:numId w:val="23"/>
-        </w:numPr>
-        <w:spacing w:after="60" w:before="40"/>
-      </w:pPr>
-      <w:r>
-        <w:t xml:space="preserve">Sur la ligne du tome, cliquez sur </w:t>
-      </w:r>
-      <w:r>
-        <w:rPr>
-          <w:b/>
-          <w:bCs/>
-        </w:rPr>
-        <w:t xml:space="preserve">Ajouter le DOCX</w:t>
-      </w:r>
-      <w:r>
-        <w:t xml:space="preserve">.</w:t>
-      </w:r>
-    </w:p>
-    <w:p>
-      <w:pPr>
-        <w:pStyle w:val="ListParagraph"/>
-        <w:numPr>
-          <w:ilvl w:val="0"/>
-          <w:numId w:val="23"/>
-        </w:numPr>
-        <w:spacing w:after="60" w:before="40"/>
-      </w:pPr>
-      <w:r>
-        <w:t xml:space="preserve">Vérifiez que la case </w:t>
-      </w:r>
-      <w:r>
-        <w:rPr>
-          <w:b/>
-          <w:bCs/>
-        </w:rPr>
-        <w:t xml:space="preserve">Ajout au catalogue : ne pas annoncer (pas d'article, pas de Discord, pas d'e-mail)</w:t>
-      </w:r>
-      <w:r>
-        <w:t xml:space="preserve"> est cochée. Elle l'est d'office pour un tome complet déjà publié.</w:t>
-      </w:r>
-    </w:p>
-    <w:p>
-      <w:pPr>
-        <w:pStyle w:val="ListParagraph"/>
-        <w:numPr>
-          <w:ilvl w:val="0"/>
-          <w:numId w:val="23"/>
-        </w:numPr>
-        <w:spacing w:after="60" w:before="40"/>
-      </w:pPr>
-      <w:r>
-        <w:t xml:space="preserve">Déposez le DOCX, vérifiez les chapitres, puis publiez.</w:t>
-      </w:r>
-    </w:p>
-    <w:p>
-      <w:r>
-        <w:t xml:space="preserve">Les chapitres prennent la date de sortie du tome : ils n'apparaissent pas comme des nouveautés. Le tome quitte la liste « Lecture à compléter ».</w:t>
-      </w:r>
-    </w:p>
-    <w:p>
-      <w:pPr>
-        <w:pStyle w:val="Heading2"/>
-      </w:pPr>
-      <w:bookmarkStart w:name="titre-47" w:id="126"/>
-      <w:r>
-        <w:t xml:space="preserve">8.9 Refaire toute la lecture en ligne d'un tome</w:t>
-      </w:r>
-      <w:bookmarkEnd w:id="126"/>
-    </w:p>
-    <w:p>
-      <w:r>
-        <w:t xml:space="preserve">Pour une nouvelle traduction ou des corrections en masse sur un tome déjà publié.</w:t>
       </w:r>
     </w:p>
     <w:p>
@@ -13735,27 +14368,17 @@
         <w:spacing w:after="60" w:before="40"/>
       </w:pPr>
       <w:r>
-        <w:t xml:space="preserve">Ouvrez le formulaire pour ce tome (</w:t>
-      </w:r>
-      <w:r>
-        <w:rPr>
-          <w:b/>
-          <w:bCs/>
-        </w:rPr>
-        <w:t xml:space="preserve">Tous les tomes</w:t>
-      </w:r>
-      <w:r>
-        <w:t xml:space="preserve">, puis </w:t>
-      </w:r>
-      <w:r>
-        <w:rPr>
-          <w:b/>
-          <w:bCs/>
-        </w:rPr>
-        <w:t xml:space="preserve">Ajouter des chapitres</w:t>
-      </w:r>
-      <w:r>
-        <w:t xml:space="preserve"> sur sa ligne).</w:t>
+        <w:t xml:space="preserve">Dans le menu, ouvrez </w:t>
+      </w:r>
+      <w:r>
+        <w:rPr>
+          <w:b/>
+          <w:bCs/>
+        </w:rPr>
+        <w:t xml:space="preserve">Lecture à compléter</w:t>
+      </w:r>
+      <w:r>
+        <w:t xml:space="preserve">. La page liste les tomes parus sans lecture en ligne.</w:t>
       </w:r>
     </w:p>
     <w:p>
@@ -13768,14 +14391,14 @@
         <w:spacing w:after="60" w:before="40"/>
       </w:pPr>
       <w:r>
-        <w:t xml:space="preserve">Sous le formulaire, ouvrez l'encadré </w:t>
-      </w:r>
-      <w:r>
-        <w:rPr>
-          <w:b/>
-          <w:bCs/>
-        </w:rPr>
-        <w:t xml:space="preserve">Remplacer la lecture en ligne</w:t>
+        <w:t xml:space="preserve">Sur la ligne du tome, cliquez sur </w:t>
+      </w:r>
+      <w:r>
+        <w:rPr>
+          <w:b/>
+          <w:bCs/>
+        </w:rPr>
+        <w:t xml:space="preserve">Ajouter le DOCX</w:t>
       </w:r>
       <w:r>
         <w:t xml:space="preserve">.</w:t>
@@ -13791,17 +14414,17 @@
         <w:spacing w:after="60" w:before="40"/>
       </w:pPr>
       <w:r>
-        <w:t xml:space="preserve">Déposez le nouveau fichier, puis cliquez sur </w:t>
-      </w:r>
-      <w:r>
-        <w:rPr>
-          <w:b/>
-          <w:bCs/>
-        </w:rPr>
-        <w:t xml:space="preserve">Vérifier (sans rien changer en ligne)</w:t>
-      </w:r>
-      <w:r>
-        <w:t xml:space="preserve">.</w:t>
+        <w:t xml:space="preserve">Vérifiez que la case </w:t>
+      </w:r>
+      <w:r>
+        <w:rPr>
+          <w:b/>
+          <w:bCs/>
+        </w:rPr>
+        <w:t xml:space="preserve">Ajout au catalogue : ne pas annoncer (pas d'article, pas de Discord, pas d'e-mail)</w:t>
+      </w:r>
+      <w:r>
+        <w:t xml:space="preserve"> est cochée. Elle l'est d'office pour un tome complet déjà publié.</w:t>
       </w:r>
     </w:p>
     <w:p>
@@ -13814,27 +14437,27 @@
         <w:spacing w:after="60" w:before="40"/>
       </w:pPr>
       <w:r>
-        <w:t xml:space="preserve">Contrôlez le bilan. Pour chaque chapitre, comparez </w:t>
-      </w:r>
-      <w:r>
-        <w:rPr>
-          <w:b/>
-          <w:bCs/>
-        </w:rPr>
-        <w:t xml:space="preserve">Aperçu</w:t>
-      </w:r>
-      <w:r>
-        <w:t xml:space="preserve"> (la nouvelle version) et </w:t>
-      </w:r>
-      <w:r>
-        <w:rPr>
-          <w:b/>
-          <w:bCs/>
-        </w:rPr>
-        <w:t xml:space="preserve">Version en ligne</w:t>
-      </w:r>
-      <w:r>
-        <w:t xml:space="preserve">.</w:t>
+        <w:t xml:space="preserve">Déposez le DOCX, vérifiez les chapitres, puis publiez.</w:t>
+      </w:r>
+    </w:p>
+    <w:p>
+      <w:r>
+        <w:t xml:space="preserve">Les chapitres prennent la date de sortie du tome : ils n'apparaissent pas comme des nouveautés. Le tome quitte la liste « Lecture à compléter ».</w:t>
+      </w:r>
+    </w:p>
+    <w:p>
+      <w:pPr>
+        <w:pStyle w:val="Heading2"/>
+      </w:pPr>
+      <w:bookmarkStart w:name="titre-48" w:id="128"/>
+      <w:r>
+        <w:t xml:space="preserve">8.9 Refaire toute la lecture en ligne d'un tome</w:t>
+      </w:r>
+      <w:bookmarkEnd w:id="128"/>
+    </w:p>
+    <w:p>
+      <w:r>
+        <w:t xml:space="preserve">Pour une nouvelle traduction ou des corrections en masse sur un tome déjà publié.</w:t>
       </w:r>
     </w:p>
     <w:p>
@@ -13842,7 +14465,119 @@
         <w:pStyle w:val="ListParagraph"/>
         <w:numPr>
           <w:ilvl w:val="0"/>
-          <w:numId w:val="24"/>
+          <w:numId w:val="25"/>
+        </w:numPr>
+        <w:spacing w:after="60" w:before="40"/>
+      </w:pPr>
+      <w:r>
+        <w:t xml:space="preserve">Ouvrez le formulaire pour ce tome (</w:t>
+      </w:r>
+      <w:r>
+        <w:rPr>
+          <w:b/>
+          <w:bCs/>
+        </w:rPr>
+        <w:t xml:space="preserve">Tous les tomes</w:t>
+      </w:r>
+      <w:r>
+        <w:t xml:space="preserve">, puis </w:t>
+      </w:r>
+      <w:r>
+        <w:rPr>
+          <w:b/>
+          <w:bCs/>
+        </w:rPr>
+        <w:t xml:space="preserve">Ajouter des chapitres</w:t>
+      </w:r>
+      <w:r>
+        <w:t xml:space="preserve"> sur sa ligne).</w:t>
+      </w:r>
+    </w:p>
+    <w:p>
+      <w:pPr>
+        <w:pStyle w:val="ListParagraph"/>
+        <w:numPr>
+          <w:ilvl w:val="0"/>
+          <w:numId w:val="25"/>
+        </w:numPr>
+        <w:spacing w:after="60" w:before="40"/>
+      </w:pPr>
+      <w:r>
+        <w:t xml:space="preserve">Sous le formulaire, ouvrez l'encadré </w:t>
+      </w:r>
+      <w:r>
+        <w:rPr>
+          <w:b/>
+          <w:bCs/>
+        </w:rPr>
+        <w:t xml:space="preserve">Remplacer la lecture en ligne</w:t>
+      </w:r>
+      <w:r>
+        <w:t xml:space="preserve">.</w:t>
+      </w:r>
+    </w:p>
+    <w:p>
+      <w:pPr>
+        <w:pStyle w:val="ListParagraph"/>
+        <w:numPr>
+          <w:ilvl w:val="0"/>
+          <w:numId w:val="25"/>
+        </w:numPr>
+        <w:spacing w:after="60" w:before="40"/>
+      </w:pPr>
+      <w:r>
+        <w:t xml:space="preserve">Déposez le nouveau fichier, puis cliquez sur </w:t>
+      </w:r>
+      <w:r>
+        <w:rPr>
+          <w:b/>
+          <w:bCs/>
+        </w:rPr>
+        <w:t xml:space="preserve">Vérifier (sans rien changer en ligne)</w:t>
+      </w:r>
+      <w:r>
+        <w:t xml:space="preserve">.</w:t>
+      </w:r>
+    </w:p>
+    <w:p>
+      <w:pPr>
+        <w:pStyle w:val="ListParagraph"/>
+        <w:numPr>
+          <w:ilvl w:val="0"/>
+          <w:numId w:val="25"/>
+        </w:numPr>
+        <w:spacing w:after="60" w:before="40"/>
+      </w:pPr>
+      <w:r>
+        <w:t xml:space="preserve">Contrôlez le bilan. Pour chaque chapitre, comparez </w:t>
+      </w:r>
+      <w:r>
+        <w:rPr>
+          <w:b/>
+          <w:bCs/>
+        </w:rPr>
+        <w:t xml:space="preserve">Aperçu</w:t>
+      </w:r>
+      <w:r>
+        <w:t xml:space="preserve"> (la nouvelle version) et </w:t>
+      </w:r>
+      <w:r>
+        <w:rPr>
+          <w:b/>
+          <w:bCs/>
+        </w:rPr>
+        <w:t xml:space="preserve">Version en ligne</w:t>
+      </w:r>
+      <w:r>
+        <w:t xml:space="preserve">.</w:t>
+      </w:r>
+    </w:p>
+    <w:p>
+      <w:pPr>
+        <w:pStyle w:val="ListParagraph"/>
+        <w:numPr>
+          <w:ilvl w:val="0"/>
+          <w:numId w:val="25"/>
         </w:numPr>
         <w:spacing w:after="60" w:before="40"/>
       </w:pPr>
@@ -13937,11 +14672,11 @@
       <w:pPr>
         <w:pStyle w:val="Heading2"/>
       </w:pPr>
-      <w:bookmarkStart w:name="titre-48" w:id="127"/>
+      <w:bookmarkStart w:name="titre-49" w:id="129"/>
       <w:r>
         <w:t xml:space="preserve">8.10 Savoir ce qui sera annoncé</w:t>
       </w:r>
-      <w:bookmarkEnd w:id="127"/>
+      <w:bookmarkEnd w:id="129"/>
     </w:p>
     <w:tbl>
       <w:tblPr>
@@ -14771,11 +15506,11 @@
       <w:pPr>
         <w:pStyle w:val="Heading2"/>
       </w:pPr>
-      <w:bookmarkStart w:name="titre-49" w:id="128"/>
+      <w:bookmarkStart w:name="titre-50" w:id="130"/>
       <w:r>
         <w:t xml:space="preserve">8.11 Choisir le salon Discord des chapitres</w:t>
       </w:r>
-      <w:bookmarkEnd w:id="128"/>
+      <w:bookmarkEnd w:id="130"/>
     </w:p>
     <w:p>
       <w:r>
@@ -14787,7 +15522,7 @@
         <w:pStyle w:val="ListParagraph"/>
         <w:numPr>
           <w:ilvl w:val="0"/>
-          <w:numId w:val="25"/>
+          <w:numId w:val="26"/>
         </w:numPr>
         <w:spacing w:after="60" w:before="40"/>
       </w:pPr>
@@ -14830,7 +15565,7 @@
         <w:pStyle w:val="ListParagraph"/>
         <w:numPr>
           <w:ilvl w:val="0"/>
-          <w:numId w:val="25"/>
+          <w:numId w:val="26"/>
         </w:numPr>
         <w:spacing w:after="60" w:before="40"/>
       </w:pPr>
@@ -14953,7 +15688,7 @@
         <w:pStyle w:val="ListParagraph"/>
         <w:numPr>
           <w:ilvl w:val="0"/>
-          <w:numId w:val="25"/>
+          <w:numId w:val="26"/>
         </w:numPr>
         <w:spacing w:after="60" w:before="40"/>
       </w:pPr>
@@ -14976,7 +15711,7 @@
         <w:pStyle w:val="ListParagraph"/>
         <w:numPr>
           <w:ilvl w:val="0"/>
-          <w:numId w:val="25"/>
+          <w:numId w:val="26"/>
         </w:numPr>
         <w:spacing w:after="60" w:before="40"/>
       </w:pPr>
@@ -15228,21 +15963,21 @@
       <w:pPr>
         <w:pStyle w:val="Heading1"/>
       </w:pPr>
-      <w:bookmarkStart w:name="titre-50" w:id="129"/>
+      <w:bookmarkStart w:name="titre-51" w:id="131"/>
       <w:r>
         <w:t xml:space="preserve">9 Terminer un tome</w:t>
       </w:r>
-      <w:bookmarkEnd w:id="129"/>
+      <w:bookmarkEnd w:id="131"/>
     </w:p>
     <w:p>
       <w:pPr>
         <w:pStyle w:val="Heading2"/>
       </w:pPr>
-      <w:bookmarkStart w:name="titre-51" w:id="130"/>
+      <w:bookmarkStart w:name="titre-52" w:id="132"/>
       <w:r>
         <w:t xml:space="preserve">9.1 Terminer un tome avec son dernier envoi</w:t>
       </w:r>
-      <w:bookmarkEnd w:id="130"/>
+      <w:bookmarkEnd w:id="132"/>
     </w:p>
     <w:p>
       <w:r>
@@ -15316,7 +16051,7 @@
         <w:pStyle w:val="ListParagraph"/>
         <w:numPr>
           <w:ilvl w:val="0"/>
-          <w:numId w:val="26"/>
+          <w:numId w:val="27"/>
         </w:numPr>
         <w:spacing w:after="60" w:before="40"/>
       </w:pPr>
@@ -15339,7 +16074,7 @@
         <w:pStyle w:val="ListParagraph"/>
         <w:numPr>
           <w:ilvl w:val="0"/>
-          <w:numId w:val="26"/>
+          <w:numId w:val="27"/>
         </w:numPr>
         <w:spacing w:after="60" w:before="40"/>
       </w:pPr>
@@ -15352,7 +16087,7 @@
         <w:pStyle w:val="ListParagraph"/>
         <w:numPr>
           <w:ilvl w:val="0"/>
-          <w:numId w:val="26"/>
+          <w:numId w:val="27"/>
         </w:numPr>
         <w:spacing w:after="60" w:before="40"/>
       </w:pPr>
@@ -15385,7 +16120,7 @@
         <w:pStyle w:val="ListParagraph"/>
         <w:numPr>
           <w:ilvl w:val="0"/>
-          <w:numId w:val="26"/>
+          <w:numId w:val="27"/>
         </w:numPr>
         <w:spacing w:after="60" w:before="40"/>
       </w:pPr>
@@ -15468,7 +16203,7 @@
         <w:pStyle w:val="ListParagraph"/>
         <w:numPr>
           <w:ilvl w:val="0"/>
-          <w:numId w:val="26"/>
+          <w:numId w:val="27"/>
         </w:numPr>
         <w:spacing w:after="60" w:before="40"/>
       </w:pPr>
@@ -15485,11 +16220,11 @@
       <w:pPr>
         <w:pStyle w:val="Heading2"/>
       </w:pPr>
-      <w:bookmarkStart w:name="titre-52" w:id="131"/>
+      <w:bookmarkStart w:name="titre-53" w:id="133"/>
       <w:r>
         <w:t xml:space="preserve">9.2 Passer un tome à « Publié » depuis sa fiche</w:t>
       </w:r>
-      <w:bookmarkEnd w:id="131"/>
+      <w:bookmarkEnd w:id="133"/>
     </w:p>
     <w:p>
       <w:r>
@@ -15501,7 +16236,7 @@
         <w:pStyle w:val="ListParagraph"/>
         <w:numPr>
           <w:ilvl w:val="0"/>
-          <w:numId w:val="27"/>
+          <w:numId w:val="28"/>
         </w:numPr>
         <w:spacing w:after="60" w:before="40"/>
       </w:pPr>
@@ -15531,7 +16266,7 @@
         <w:pStyle w:val="ListParagraph"/>
         <w:numPr>
           <w:ilvl w:val="0"/>
-          <w:numId w:val="27"/>
+          <w:numId w:val="28"/>
         </w:numPr>
         <w:spacing w:after="60" w:before="40"/>
       </w:pPr>
@@ -15564,7 +16299,7 @@
         <w:pStyle w:val="ListParagraph"/>
         <w:numPr>
           <w:ilvl w:val="0"/>
-          <w:numId w:val="27"/>
+          <w:numId w:val="28"/>
         </w:numPr>
         <w:spacing w:after="60" w:before="40"/>
       </w:pPr>
@@ -15597,7 +16332,7 @@
         <w:pStyle w:val="ListParagraph"/>
         <w:numPr>
           <w:ilvl w:val="0"/>
-          <w:numId w:val="27"/>
+          <w:numId w:val="28"/>
         </w:numPr>
         <w:spacing w:after="60" w:before="40"/>
       </w:pPr>
@@ -15620,7 +16355,7 @@
         <w:pStyle w:val="ListParagraph"/>
         <w:numPr>
           <w:ilvl w:val="0"/>
-          <w:numId w:val="27"/>
+          <w:numId w:val="28"/>
         </w:numPr>
         <w:spacing w:after="60" w:before="40"/>
       </w:pPr>
@@ -15762,18 +16497,18 @@
       <w:pPr>
         <w:pStyle w:val="Heading2"/>
       </w:pPr>
-      <w:bookmarkStart w:name="titre-53" w:id="132"/>
+      <w:bookmarkStart w:name="titre-54" w:id="134"/>
       <w:r>
         <w:t xml:space="preserve">9.3 Remplacer un lien PDF ou EPUB mort</w:t>
       </w:r>
-      <w:bookmarkEnd w:id="132"/>
+      <w:bookmarkEnd w:id="134"/>
     </w:p>
     <w:p>
       <w:pPr>
         <w:pStyle w:val="ListParagraph"/>
         <w:numPr>
           <w:ilvl w:val="0"/>
-          <w:numId w:val="28"/>
+          <w:numId w:val="29"/>
         </w:numPr>
         <w:spacing w:after="60" w:before="40"/>
       </w:pPr>
@@ -15803,7 +16538,7 @@
         <w:pStyle w:val="ListParagraph"/>
         <w:numPr>
           <w:ilvl w:val="0"/>
-          <w:numId w:val="28"/>
+          <w:numId w:val="29"/>
         </w:numPr>
         <w:spacing w:after="60" w:before="40"/>
       </w:pPr>
@@ -15836,7 +16571,7 @@
         <w:pStyle w:val="ListParagraph"/>
         <w:numPr>
           <w:ilvl w:val="0"/>
-          <w:numId w:val="28"/>
+          <w:numId w:val="29"/>
         </w:numPr>
         <w:spacing w:after="60" w:before="40"/>
       </w:pPr>
@@ -15858,11 +16593,11 @@
       <w:pPr>
         <w:pStyle w:val="Heading1"/>
       </w:pPr>
-      <w:bookmarkStart w:name="titre-54" w:id="133"/>
+      <w:bookmarkStart w:name="titre-55" w:id="135"/>
       <w:r>
         <w:t xml:space="preserve">10 Modifier un tome</w:t>
       </w:r>
-      <w:bookmarkEnd w:id="133"/>
+      <w:bookmarkEnd w:id="135"/>
     </w:p>
     <w:p>
       <w:r>
@@ -15873,11 +16608,11 @@
       <w:pPr>
         <w:pStyle w:val="Heading2"/>
       </w:pPr>
-      <w:bookmarkStart w:name="titre-55" w:id="134"/>
+      <w:bookmarkStart w:name="titre-56" w:id="136"/>
       <w:r>
         <w:t xml:space="preserve">10.1 Trouver un tome</w:t>
       </w:r>
-      <w:bookmarkEnd w:id="134"/>
+      <w:bookmarkEnd w:id="136"/>
     </w:p>
     <w:p>
       <w:pPr>
@@ -15946,7 +16681,7 @@
         <w:pStyle w:val="ListParagraph"/>
         <w:numPr>
           <w:ilvl w:val="0"/>
-          <w:numId w:val="29"/>
+          <w:numId w:val="30"/>
         </w:numPr>
         <w:spacing w:after="60" w:before="40"/>
       </w:pPr>
@@ -15979,7 +16714,7 @@
         <w:pStyle w:val="ListParagraph"/>
         <w:numPr>
           <w:ilvl w:val="0"/>
-          <w:numId w:val="29"/>
+          <w:numId w:val="30"/>
         </w:numPr>
         <w:spacing w:after="60" w:before="40"/>
       </w:pPr>
@@ -16032,7 +16767,7 @@
         <w:pStyle w:val="ListParagraph"/>
         <w:numPr>
           <w:ilvl w:val="0"/>
-          <w:numId w:val="29"/>
+          <w:numId w:val="30"/>
         </w:numPr>
         <w:spacing w:after="60" w:before="40"/>
       </w:pPr>
@@ -16104,11 +16839,11 @@
       <w:pPr>
         <w:pStyle w:val="Heading2"/>
       </w:pPr>
-      <w:bookmarkStart w:name="titre-56" w:id="135"/>
+      <w:bookmarkStart w:name="titre-57" w:id="137"/>
       <w:r>
         <w:t xml:space="preserve">10.2 Modifier les informations d'un tome</w:t>
       </w:r>
-      <w:bookmarkEnd w:id="135"/>
+      <w:bookmarkEnd w:id="137"/>
     </w:p>
     <w:p>
       <w:pPr>
@@ -16177,7 +16912,7 @@
         <w:pStyle w:val="ListParagraph"/>
         <w:numPr>
           <w:ilvl w:val="0"/>
-          <w:numId w:val="30"/>
+          <w:numId w:val="31"/>
         </w:numPr>
         <w:spacing w:after="60" w:before="40"/>
       </w:pPr>
@@ -16200,7 +16935,7 @@
         <w:pStyle w:val="ListParagraph"/>
         <w:numPr>
           <w:ilvl w:val="0"/>
-          <w:numId w:val="30"/>
+          <w:numId w:val="31"/>
         </w:numPr>
         <w:spacing w:after="60" w:before="40"/>
       </w:pPr>
@@ -16243,7 +16978,7 @@
         <w:pStyle w:val="ListParagraph"/>
         <w:numPr>
           <w:ilvl w:val="0"/>
-          <w:numId w:val="30"/>
+          <w:numId w:val="31"/>
         </w:numPr>
         <w:spacing w:after="60" w:before="40"/>
       </w:pPr>
@@ -16276,7 +17011,7 @@
         <w:pStyle w:val="ListParagraph"/>
         <w:numPr>
           <w:ilvl w:val="0"/>
-          <w:numId w:val="30"/>
+          <w:numId w:val="31"/>
         </w:numPr>
         <w:spacing w:after="60" w:before="40"/>
       </w:pPr>
@@ -16329,7 +17064,7 @@
         <w:pStyle w:val="ListParagraph"/>
         <w:numPr>
           <w:ilvl w:val="0"/>
-          <w:numId w:val="30"/>
+          <w:numId w:val="31"/>
         </w:numPr>
         <w:spacing w:after="60" w:before="40"/>
       </w:pPr>
@@ -16352,7 +17087,7 @@
         <w:pStyle w:val="ListParagraph"/>
         <w:numPr>
           <w:ilvl w:val="0"/>
-          <w:numId w:val="30"/>
+          <w:numId w:val="31"/>
         </w:numPr>
         <w:spacing w:after="60" w:before="40"/>
       </w:pPr>
@@ -16554,11 +17289,11 @@
       <w:pPr>
         <w:pStyle w:val="Heading2"/>
       </w:pPr>
-      <w:bookmarkStart w:name="titre-57" w:id="136"/>
+      <w:bookmarkStart w:name="titre-58" w:id="138"/>
       <w:r>
         <w:t xml:space="preserve">10.3 Publier, reprogrammer ou retirer un chapitre</w:t>
       </w:r>
-      <w:bookmarkEnd w:id="136"/>
+      <w:bookmarkEnd w:id="138"/>
     </w:p>
     <w:p>
       <w:r>
@@ -16849,11 +17584,11 @@
       <w:pPr>
         <w:pStyle w:val="Heading1"/>
       </w:pPr>
-      <w:bookmarkStart w:name="titre-58" w:id="137"/>
+      <w:bookmarkStart w:name="titre-59" w:id="139"/>
       <w:r>
         <w:t xml:space="preserve">11 Nouveau (version 2.1.5) : l'état des tomes et des œuvres</w:t>
       </w:r>
-      <w:bookmarkEnd w:id="137"/>
+      <w:bookmarkEnd w:id="139"/>
     </w:p>
     <w:tbl>
       <w:tblPr>
@@ -16917,11 +17652,11 @@
       <w:pPr>
         <w:pStyle w:val="Heading2"/>
       </w:pPr>
-      <w:bookmarkStart w:name="titre-59" w:id="138"/>
+      <w:bookmarkStart w:name="titre-60" w:id="140"/>
       <w:r>
         <w:t xml:space="preserve">11.1 Le cycle de vie d'un tome</w:t>
       </w:r>
-      <w:bookmarkEnd w:id="138"/>
+      <w:bookmarkEnd w:id="140"/>
     </w:p>
     <w:p>
       <w:r>
@@ -17504,11 +18239,11 @@
       <w:pPr>
         <w:pStyle w:val="Heading2"/>
       </w:pPr>
-      <w:bookmarkStart w:name="titre-60" w:id="139"/>
+      <w:bookmarkStart w:name="titre-61" w:id="141"/>
       <w:r>
         <w:t xml:space="preserve">11.2 Changer l'état d'un tome</w:t>
       </w:r>
-      <w:bookmarkEnd w:id="139"/>
+      <w:bookmarkEnd w:id="141"/>
     </w:p>
     <w:p>
       <w:pPr>
@@ -17577,7 +18312,7 @@
         <w:pStyle w:val="ListParagraph"/>
         <w:numPr>
           <w:ilvl w:val="0"/>
-          <w:numId w:val="31"/>
+          <w:numId w:val="32"/>
         </w:numPr>
         <w:spacing w:after="60" w:before="40"/>
       </w:pPr>
@@ -17607,7 +18342,7 @@
         <w:pStyle w:val="ListParagraph"/>
         <w:numPr>
           <w:ilvl w:val="0"/>
-          <w:numId w:val="31"/>
+          <w:numId w:val="32"/>
         </w:numPr>
         <w:spacing w:after="60" w:before="40"/>
       </w:pPr>
@@ -17660,7 +18395,7 @@
         <w:pStyle w:val="ListParagraph"/>
         <w:numPr>
           <w:ilvl w:val="0"/>
-          <w:numId w:val="31"/>
+          <w:numId w:val="32"/>
         </w:numPr>
         <w:spacing w:after="60" w:before="40"/>
       </w:pPr>
@@ -17783,7 +18518,7 @@
         <w:pStyle w:val="ListParagraph"/>
         <w:numPr>
           <w:ilvl w:val="0"/>
-          <w:numId w:val="31"/>
+          <w:numId w:val="32"/>
         </w:numPr>
         <w:spacing w:after="60" w:before="40"/>
       </w:pPr>
@@ -17806,7 +18541,7 @@
         <w:pStyle w:val="ListParagraph"/>
         <w:numPr>
           <w:ilvl w:val="0"/>
-          <w:numId w:val="31"/>
+          <w:numId w:val="32"/>
         </w:numPr>
         <w:spacing w:after="60" w:before="40"/>
       </w:pPr>
@@ -17818,11 +18553,11 @@
       <w:pPr>
         <w:pStyle w:val="Heading2"/>
       </w:pPr>
-      <w:bookmarkStart w:name="titre-61" w:id="140"/>
+      <w:bookmarkStart w:name="titre-62" w:id="142"/>
       <w:r>
         <w:t xml:space="preserve">11.3 Savoir ce que fait chaque changement</w:t>
       </w:r>
-      <w:bookmarkEnd w:id="140"/>
+      <w:bookmarkEnd w:id="142"/>
     </w:p>
     <w:p>
       <w:pPr>
@@ -18835,11 +19570,11 @@
       <w:pPr>
         <w:pStyle w:val="Heading2"/>
       </w:pPr>
-      <w:bookmarkStart w:name="titre-62" w:id="141"/>
+      <w:bookmarkStart w:name="titre-63" w:id="143"/>
       <w:r>
         <w:t xml:space="preserve">11.4 J'ai publié au lieu de programmer : comment réparer</w:t>
       </w:r>
-      <w:bookmarkEnd w:id="141"/>
+      <w:bookmarkEnd w:id="143"/>
     </w:p>
     <w:p>
       <w:r>
@@ -18861,7 +19596,7 @@
         <w:pStyle w:val="ListParagraph"/>
         <w:numPr>
           <w:ilvl w:val="0"/>
-          <w:numId w:val="32"/>
+          <w:numId w:val="33"/>
         </w:numPr>
         <w:spacing w:after="60" w:before="40"/>
       </w:pPr>
@@ -18891,7 +19626,7 @@
         <w:pStyle w:val="ListParagraph"/>
         <w:numPr>
           <w:ilvl w:val="0"/>
-          <w:numId w:val="32"/>
+          <w:numId w:val="33"/>
         </w:numPr>
         <w:spacing w:after="60" w:before="40"/>
       </w:pPr>
@@ -18924,7 +19659,7 @@
         <w:pStyle w:val="ListParagraph"/>
         <w:numPr>
           <w:ilvl w:val="0"/>
-          <w:numId w:val="32"/>
+          <w:numId w:val="33"/>
         </w:numPr>
         <w:spacing w:after="60" w:before="40"/>
       </w:pPr>
@@ -18957,7 +19692,7 @@
         <w:pStyle w:val="ListParagraph"/>
         <w:numPr>
           <w:ilvl w:val="0"/>
-          <w:numId w:val="32"/>
+          <w:numId w:val="33"/>
         </w:numPr>
         <w:spacing w:after="60" w:before="40"/>
       </w:pPr>
@@ -18990,7 +19725,7 @@
         <w:pStyle w:val="ListParagraph"/>
         <w:numPr>
           <w:ilvl w:val="0"/>
-          <w:numId w:val="32"/>
+          <w:numId w:val="33"/>
         </w:numPr>
         <w:spacing w:after="60" w:before="40"/>
       </w:pPr>
@@ -19023,7 +19758,7 @@
         <w:pStyle w:val="ListParagraph"/>
         <w:numPr>
           <w:ilvl w:val="0"/>
-          <w:numId w:val="32"/>
+          <w:numId w:val="33"/>
         </w:numPr>
         <w:spacing w:after="60" w:before="40"/>
       </w:pPr>
@@ -19113,11 +19848,11 @@
       <w:pPr>
         <w:pStyle w:val="Heading2"/>
       </w:pPr>
-      <w:bookmarkStart w:name="titre-63" w:id="142"/>
+      <w:bookmarkStart w:name="titre-64" w:id="144"/>
       <w:r>
         <w:t xml:space="preserve">11.5 Changer l'état d'une œuvre</w:t>
       </w:r>
-      <w:bookmarkEnd w:id="142"/>
+      <w:bookmarkEnd w:id="144"/>
     </w:p>
     <w:p>
       <w:r>
@@ -19201,7 +19936,7 @@
         <w:pStyle w:val="ListParagraph"/>
         <w:numPr>
           <w:ilvl w:val="0"/>
-          <w:numId w:val="33"/>
+          <w:numId w:val="34"/>
         </w:numPr>
         <w:spacing w:after="60" w:before="40"/>
       </w:pPr>
@@ -19234,7 +19969,7 @@
         <w:pStyle w:val="ListParagraph"/>
         <w:numPr>
           <w:ilvl w:val="0"/>
-          <w:numId w:val="33"/>
+          <w:numId w:val="34"/>
         </w:numPr>
         <w:spacing w:after="60" w:before="40"/>
       </w:pPr>
@@ -19257,7 +19992,7 @@
         <w:pStyle w:val="ListParagraph"/>
         <w:numPr>
           <w:ilvl w:val="0"/>
-          <w:numId w:val="33"/>
+          <w:numId w:val="34"/>
         </w:numPr>
         <w:spacing w:after="60" w:before="40"/>
       </w:pPr>
@@ -19280,7 +20015,7 @@
         <w:pStyle w:val="ListParagraph"/>
         <w:numPr>
           <w:ilvl w:val="0"/>
-          <w:numId w:val="33"/>
+          <w:numId w:val="34"/>
         </w:numPr>
         <w:spacing w:after="60" w:before="40"/>
       </w:pPr>
@@ -20011,11 +20746,11 @@
       <w:pPr>
         <w:pStyle w:val="Heading1"/>
       </w:pPr>
-      <w:bookmarkStart w:name="titre-64" w:id="143"/>
+      <w:bookmarkStart w:name="titre-65" w:id="145"/>
       <w:r>
         <w:t xml:space="preserve">12 Ce que voient les lecteurs</w:t>
       </w:r>
-      <w:bookmarkEnd w:id="143"/>
+      <w:bookmarkEnd w:id="145"/>
     </w:p>
     <w:p>
       <w:r>
@@ -20134,11 +20869,11 @@
       <w:pPr>
         <w:pStyle w:val="Heading2"/>
       </w:pPr>
-      <w:bookmarkStart w:name="titre-65" w:id="144"/>
+      <w:bookmarkStart w:name="titre-66" w:id="146"/>
       <w:r>
         <w:t xml:space="preserve">12.1 Lire un manga</w:t>
       </w:r>
-      <w:bookmarkEnd w:id="144"/>
+      <w:bookmarkEnd w:id="146"/>
     </w:p>
     <w:p>
       <w:r>
@@ -20254,11 +20989,11 @@
       <w:pPr>
         <w:pStyle w:val="Heading2"/>
       </w:pPr>
-      <w:bookmarkStart w:name="titre-66" w:id="145"/>
+      <w:bookmarkStart w:name="titre-67" w:id="147"/>
       <w:r>
         <w:t xml:space="preserve">12.2 La page d'accueil</w:t>
       </w:r>
-      <w:bookmarkEnd w:id="145"/>
+      <w:bookmarkEnd w:id="147"/>
     </w:p>
     <w:p>
       <w:r>
@@ -20806,11 +21541,11 @@
       <w:pPr>
         <w:pStyle w:val="Heading2"/>
       </w:pPr>
-      <w:bookmarkStart w:name="titre-67" w:id="146"/>
+      <w:bookmarkStart w:name="titre-68" w:id="148"/>
       <w:r>
         <w:t xml:space="preserve">12.3 La page Planning</w:t>
       </w:r>
-      <w:bookmarkEnd w:id="146"/>
+      <w:bookmarkEnd w:id="148"/>
     </w:p>
     <w:p>
       <w:r>
@@ -21332,11 +22067,11 @@
       <w:pPr>
         <w:pStyle w:val="Heading2"/>
       </w:pPr>
-      <w:bookmarkStart w:name="titre-68" w:id="147"/>
+      <w:bookmarkStart w:name="titre-69" w:id="149"/>
       <w:r>
         <w:t xml:space="preserve">12.4 Faire apparaître un chapitre dans « Prochains » de l'accueil</w:t>
       </w:r>
-      <w:bookmarkEnd w:id="147"/>
+      <w:bookmarkEnd w:id="149"/>
     </w:p>
     <w:p>
       <w:r>
@@ -21358,7 +22093,7 @@
         <w:pStyle w:val="ListParagraph"/>
         <w:numPr>
           <w:ilvl w:val="0"/>
-          <w:numId w:val="34"/>
+          <w:numId w:val="35"/>
         </w:numPr>
         <w:spacing w:after="60" w:before="40"/>
       </w:pPr>
@@ -21381,7 +22116,7 @@
         <w:pStyle w:val="ListParagraph"/>
         <w:numPr>
           <w:ilvl w:val="0"/>
-          <w:numId w:val="34"/>
+          <w:numId w:val="35"/>
         </w:numPr>
         <w:spacing w:after="60" w:before="40"/>
       </w:pPr>
@@ -21394,7 +22129,7 @@
         <w:pStyle w:val="ListParagraph"/>
         <w:numPr>
           <w:ilvl w:val="0"/>
-          <w:numId w:val="34"/>
+          <w:numId w:val="35"/>
         </w:numPr>
         <w:spacing w:after="60" w:before="40"/>
       </w:pPr>
@@ -21427,7 +22162,7 @@
         <w:pStyle w:val="ListParagraph"/>
         <w:numPr>
           <w:ilvl w:val="0"/>
-          <w:numId w:val="34"/>
+          <w:numId w:val="35"/>
         </w:numPr>
         <w:spacing w:after="60" w:before="40"/>
       </w:pPr>
@@ -21582,11 +22317,11 @@
       <w:pPr>
         <w:pStyle w:val="Heading2"/>
       </w:pPr>
-      <w:bookmarkStart w:name="titre-69" w:id="148"/>
+      <w:bookmarkStart w:name="titre-70" w:id="150"/>
       <w:r>
         <w:t xml:space="preserve">12.5 Mettre un tome à la une</w:t>
       </w:r>
-      <w:bookmarkEnd w:id="148"/>
+      <w:bookmarkEnd w:id="150"/>
     </w:p>
     <w:p>
       <w:r>
@@ -21598,7 +22333,7 @@
         <w:pStyle w:val="ListParagraph"/>
         <w:numPr>
           <w:ilvl w:val="0"/>
-          <w:numId w:val="35"/>
+          <w:numId w:val="36"/>
         </w:numPr>
         <w:spacing w:after="60" w:before="40"/>
       </w:pPr>
@@ -21671,7 +22406,7 @@
         <w:pStyle w:val="ListParagraph"/>
         <w:numPr>
           <w:ilvl w:val="0"/>
-          <w:numId w:val="35"/>
+          <w:numId w:val="36"/>
         </w:numPr>
         <w:spacing w:after="60" w:before="40"/>
       </w:pPr>
@@ -21849,11 +22584,11 @@
       <w:pPr>
         <w:pStyle w:val="Heading2"/>
       </w:pPr>
-      <w:bookmarkStart w:name="titre-70" w:id="149"/>
+      <w:bookmarkStart w:name="titre-71" w:id="151"/>
       <w:r>
         <w:t xml:space="preserve">12.6 La fiche d'une œuvre</w:t>
       </w:r>
-      <w:bookmarkEnd w:id="149"/>
+      <w:bookmarkEnd w:id="151"/>
     </w:p>
     <w:p>
       <w:pPr>
@@ -22073,11 +22808,11 @@
       <w:pPr>
         <w:pStyle w:val="Heading2"/>
       </w:pPr>
-      <w:bookmarkStart w:name="titre-71" w:id="150"/>
+      <w:bookmarkStart w:name="titre-72" w:id="152"/>
       <w:r>
         <w:t xml:space="preserve">12.7 La page d'un tome en cours</w:t>
       </w:r>
-      <w:bookmarkEnd w:id="150"/>
+      <w:bookmarkEnd w:id="152"/>
     </w:p>
     <w:p>
       <w:pPr>
@@ -22224,21 +22959,21 @@
       <w:pPr>
         <w:pStyle w:val="Heading1"/>
       </w:pPr>
-      <w:bookmarkStart w:name="titre-72" w:id="151"/>
+      <w:bookmarkStart w:name="titre-73" w:id="153"/>
       <w:r>
         <w:t xml:space="preserve">13 Glossaires, actualités et commentaires</w:t>
       </w:r>
-      <w:bookmarkEnd w:id="151"/>
+      <w:bookmarkEnd w:id="153"/>
     </w:p>
     <w:p>
       <w:pPr>
         <w:pStyle w:val="Heading2"/>
       </w:pPr>
-      <w:bookmarkStart w:name="titre-73" w:id="152"/>
+      <w:bookmarkStart w:name="titre-74" w:id="154"/>
       <w:r>
         <w:t xml:space="preserve">13.1 Publier le glossaire d'une œuvre</w:t>
       </w:r>
-      <w:bookmarkEnd w:id="152"/>
+      <w:bookmarkEnd w:id="154"/>
     </w:p>
     <w:p>
       <w:r>
@@ -22262,7 +22997,7 @@
         <w:pStyle w:val="ListParagraph"/>
         <w:numPr>
           <w:ilvl w:val="0"/>
-          <w:numId w:val="36"/>
+          <w:numId w:val="37"/>
         </w:numPr>
         <w:spacing w:after="60" w:before="40"/>
       </w:pPr>
@@ -22295,7 +23030,7 @@
         <w:pStyle w:val="ListParagraph"/>
         <w:numPr>
           <w:ilvl w:val="0"/>
-          <w:numId w:val="36"/>
+          <w:numId w:val="37"/>
         </w:numPr>
         <w:spacing w:after="60" w:before="40"/>
       </w:pPr>
@@ -22338,7 +23073,7 @@
         <w:pStyle w:val="ListParagraph"/>
         <w:numPr>
           <w:ilvl w:val="0"/>
-          <w:numId w:val="36"/>
+          <w:numId w:val="37"/>
         </w:numPr>
         <w:spacing w:after="60" w:before="40"/>
       </w:pPr>
@@ -22361,7 +23096,7 @@
         <w:pStyle w:val="ListParagraph"/>
         <w:numPr>
           <w:ilvl w:val="0"/>
-          <w:numId w:val="36"/>
+          <w:numId w:val="37"/>
         </w:numPr>
         <w:spacing w:after="60" w:before="40"/>
       </w:pPr>
@@ -22408,11 +23143,11 @@
       <w:pPr>
         <w:pStyle w:val="Heading2"/>
       </w:pPr>
-      <w:bookmarkStart w:name="titre-74" w:id="153"/>
+      <w:bookmarkStart w:name="titre-75" w:id="155"/>
       <w:r>
         <w:t xml:space="preserve">13.2 Lier une actualité à une œuvre</w:t>
       </w:r>
-      <w:bookmarkEnd w:id="153"/>
+      <w:bookmarkEnd w:id="155"/>
     </w:p>
     <w:p>
       <w:r>
@@ -22443,11 +23178,11 @@
       <w:pPr>
         <w:pStyle w:val="Heading2"/>
       </w:pPr>
-      <w:bookmarkStart w:name="titre-75" w:id="154"/>
+      <w:bookmarkStart w:name="titre-76" w:id="156"/>
       <w:r>
         <w:t xml:space="preserve">13.3 Modérer les commentaires</w:t>
       </w:r>
-      <w:bookmarkEnd w:id="154"/>
+      <w:bookmarkEnd w:id="156"/>
     </w:p>
     <w:p>
       <w:r>
@@ -22694,11 +23429,11 @@
       <w:pPr>
         <w:pStyle w:val="Heading1"/>
       </w:pPr>
-      <w:bookmarkStart w:name="titre-76" w:id="155"/>
+      <w:bookmarkStart w:name="titre-77" w:id="157"/>
       <w:r>
         <w:t xml:space="preserve">14 Questions fréquentes</w:t>
       </w:r>
-      <w:bookmarkEnd w:id="155"/>
+      <w:bookmarkEnd w:id="157"/>
     </w:p>
     <w:tbl>
       <w:tblPr>
@@ -24040,21 +24775,21 @@
       <w:pPr>
         <w:pStyle w:val="Heading1"/>
       </w:pPr>
-      <w:bookmarkStart w:name="titre-77" w:id="156"/>
+      <w:bookmarkStart w:name="titre-78" w:id="158"/>
       <w:r>
         <w:t xml:space="preserve">15 En cas de problème</w:t>
       </w:r>
-      <w:bookmarkEnd w:id="156"/>
+      <w:bookmarkEnd w:id="158"/>
     </w:p>
     <w:p>
       <w:pPr>
         <w:pStyle w:val="Heading2"/>
       </w:pPr>
-      <w:bookmarkStart w:name="titre-78" w:id="157"/>
+      <w:bookmarkStart w:name="titre-79" w:id="159"/>
       <w:r>
         <w:t xml:space="preserve">15.1 Qui contacter</w:t>
       </w:r>
-      <w:bookmarkEnd w:id="157"/>
+      <w:bookmarkEnd w:id="159"/>
     </w:p>
     <w:tbl>
       <w:tblPr>
@@ -24535,11 +25270,11 @@
       <w:pPr>
         <w:pStyle w:val="Heading2"/>
       </w:pPr>
-      <w:bookmarkStart w:name="titre-79" w:id="158"/>
+      <w:bookmarkStart w:name="titre-80" w:id="160"/>
       <w:r>
         <w:t xml:space="preserve">15.2 Signaler un problème</w:t>
       </w:r>
-      <w:bookmarkEnd w:id="158"/>
+      <w:bookmarkEnd w:id="160"/>
     </w:p>
     <w:p>
       <w:r>
@@ -24551,7 +25286,7 @@
         <w:pStyle w:val="ListParagraph"/>
         <w:numPr>
           <w:ilvl w:val="0"/>
-          <w:numId w:val="37"/>
+          <w:numId w:val="38"/>
         </w:numPr>
         <w:spacing w:after="60" w:before="40"/>
       </w:pPr>
@@ -24564,7 +25299,7 @@
         <w:pStyle w:val="ListParagraph"/>
         <w:numPr>
           <w:ilvl w:val="0"/>
-          <w:numId w:val="37"/>
+          <w:numId w:val="38"/>
         </w:numPr>
         <w:spacing w:after="60" w:before="40"/>
       </w:pPr>
@@ -24577,7 +25312,7 @@
         <w:pStyle w:val="ListParagraph"/>
         <w:numPr>
           <w:ilvl w:val="0"/>
-          <w:numId w:val="37"/>
+          <w:numId w:val="38"/>
         </w:numPr>
         <w:spacing w:after="60" w:before="40"/>
       </w:pPr>
@@ -24590,7 +25325,7 @@
         <w:pStyle w:val="ListParagraph"/>
         <w:numPr>
           <w:ilvl w:val="0"/>
-          <w:numId w:val="37"/>
+          <w:numId w:val="38"/>
         </w:numPr>
         <w:spacing w:after="60" w:before="40"/>
       </w:pPr>
@@ -24799,7 +25534,7 @@
         <w:sz w:val="17"/>
         <w:szCs w:val="17"/>
       </w:rPr>
-      <w:t xml:space="preserve">Version 2.3.0-dev.12 du 17 octobre 2026</w:t>
+      <w:t xml:space="preserve">Version 2.3.0-dev.13 du 17 octobre 2026</w:t>
     </w:r>
     <w:r>
       <w:rPr>
@@ -25237,6 +25972,12 @@
     </w:lvlOverride>
   </w:num>
   <w:num w:numId="37">
+    <w:abstractNumId w:val="2"/>
+    <w:lvlOverride w:ilvl="0">
+      <w:startOverride w:val="1"/>
+    </w:lvlOverride>
+  </w:num>
+  <w:num w:numId="38">
     <w:abstractNumId w:val="2"/>
     <w:lvlOverride w:ilvl="0">
       <w:startOverride w:val="1"/>

--- a/docs/guide-equipe/Guide-equipe-Yume-Novel.docx
+++ b/docs/guide-equipe/Guide-equipe-Yume-Novel.docx
@@ -61,7 +61,7 @@
           <w:sz w:val="22"/>
           <w:szCs w:val="22"/>
         </w:rPr>
-        <w:t xml:space="preserve">Version 2.3.0-dev.13 du 17 octobre 2026</w:t>
+        <w:t xml:space="preserve">Version 2.3.0-dev.14 du 17 octobre 2026</w:t>
       </w:r>
     </w:p>
     <w:p>
@@ -7556,8 +7556,8 @@
         </w:tblBorders>
       </w:tblPr>
       <w:tblGrid>
-        <w:gridCol w:w="3032"/>
-        <w:gridCol w:w="5994"/>
+        <w:gridCol w:w="3093"/>
+        <w:gridCol w:w="5933"/>
       </w:tblGrid>
       <w:tr>
         <w:trPr>
@@ -7566,7 +7566,7 @@
         </w:trPr>
         <w:tc>
           <w:tcPr>
-            <w:tcW w:type="dxa" w:w="3032"/>
+            <w:tcW w:type="dxa" w:w="3093"/>
             <w:tcBorders>
               <w:top w:val="single" w:color="CFC6DE" w:sz="4"/>
               <w:left w:val="single" w:color="CFC6DE" w:sz="4"/>
@@ -7607,7 +7607,7 @@
         </w:tc>
         <w:tc>
           <w:tcPr>
-            <w:tcW w:type="dxa" w:w="5994"/>
+            <w:tcW w:type="dxa" w:w="5933"/>
             <w:tcBorders>
               <w:top w:val="single" w:color="CFC6DE" w:sz="4"/>
               <w:left w:val="single" w:color="CFC6DE" w:sz="4"/>
@@ -7654,7 +7654,7 @@
         </w:trPr>
         <w:tc>
           <w:tcPr>
-            <w:tcW w:type="dxa" w:w="3032"/>
+            <w:tcW w:type="dxa" w:w="3093"/>
             <w:tcBorders>
               <w:top w:val="single" w:color="CFC6DE" w:sz="4"/>
               <w:left w:val="single" w:color="CFC6DE" w:sz="4"/>
@@ -7690,7 +7690,7 @@
         </w:tc>
         <w:tc>
           <w:tcPr>
-            <w:tcW w:type="dxa" w:w="5994"/>
+            <w:tcW w:type="dxa" w:w="5933"/>
             <w:tcBorders>
               <w:top w:val="single" w:color="CFC6DE" w:sz="4"/>
               <w:left w:val="single" w:color="CFC6DE" w:sz="4"/>
@@ -7730,7 +7730,7 @@
         </w:trPr>
         <w:tc>
           <w:tcPr>
-            <w:tcW w:type="dxa" w:w="3032"/>
+            <w:tcW w:type="dxa" w:w="3093"/>
             <w:tcBorders>
               <w:top w:val="single" w:color="CFC6DE" w:sz="4"/>
               <w:left w:val="single" w:color="CFC6DE" w:sz="4"/>
@@ -7767,7 +7767,7 @@
         </w:tc>
         <w:tc>
           <w:tcPr>
-            <w:tcW w:type="dxa" w:w="5994"/>
+            <w:tcW w:type="dxa" w:w="5933"/>
             <w:tcBorders>
               <w:top w:val="single" w:color="CFC6DE" w:sz="4"/>
               <w:left w:val="single" w:color="CFC6DE" w:sz="4"/>
@@ -7808,7 +7808,7 @@
         </w:trPr>
         <w:tc>
           <w:tcPr>
-            <w:tcW w:type="dxa" w:w="3032"/>
+            <w:tcW w:type="dxa" w:w="3093"/>
             <w:tcBorders>
               <w:top w:val="single" w:color="CFC6DE" w:sz="4"/>
               <w:left w:val="single" w:color="CFC6DE" w:sz="4"/>
@@ -7844,7 +7844,7 @@
         </w:tc>
         <w:tc>
           <w:tcPr>
-            <w:tcW w:type="dxa" w:w="5994"/>
+            <w:tcW w:type="dxa" w:w="5933"/>
             <w:tcBorders>
               <w:top w:val="single" w:color="CFC6DE" w:sz="4"/>
               <w:left w:val="single" w:color="CFC6DE" w:sz="4"/>
@@ -7884,7 +7884,7 @@
         </w:trPr>
         <w:tc>
           <w:tcPr>
-            <w:tcW w:type="dxa" w:w="3032"/>
+            <w:tcW w:type="dxa" w:w="3093"/>
             <w:tcBorders>
               <w:top w:val="single" w:color="CFC6DE" w:sz="4"/>
               <w:left w:val="single" w:color="CFC6DE" w:sz="4"/>
@@ -7921,7 +7921,7 @@
         </w:tc>
         <w:tc>
           <w:tcPr>
-            <w:tcW w:type="dxa" w:w="5994"/>
+            <w:tcW w:type="dxa" w:w="5933"/>
             <w:tcBorders>
               <w:top w:val="single" w:color="CFC6DE" w:sz="4"/>
               <w:left w:val="single" w:color="CFC6DE" w:sz="4"/>
@@ -7951,6 +7951,82 @@
                 <w:szCs w:val="19"/>
               </w:rPr>
               <w:t xml:space="preserve">Chapitres mis en brouillon par l'équipe et modifiés sur MangaDex : leur titre est mis à jour, ils restent hors ligne.</w:t>
+            </w:r>
+          </w:p>
+        </w:tc>
+      </w:tr>
+      <w:tr>
+        <w:trPr>
+          <w:cantSplit/>
+          <w:tblHeader w:val="off"/>
+        </w:trPr>
+        <w:tc>
+          <w:tcPr>
+            <w:tcW w:type="dxa" w:w="3093"/>
+            <w:tcBorders>
+              <w:top w:val="single" w:color="CFC6DE" w:sz="4"/>
+              <w:left w:val="single" w:color="CFC6DE" w:sz="4"/>
+              <w:bottom w:val="single" w:color="CFC6DE" w:sz="4"/>
+              <w:right w:val="single" w:color="CFC6DE" w:sz="4"/>
+            </w:tcBorders>
+            <w:tcMar>
+              <w:top w:type="dxa" w:w="70"/>
+              <w:left w:type="dxa" w:w="110"/>
+              <w:bottom w:type="dxa" w:w="70"/>
+              <w:right w:type="dxa" w:w="110"/>
+            </w:tcMar>
+            <w:vAlign w:val="center"/>
+          </w:tcPr>
+          <w:p>
+            <w:pPr>
+              <w:spacing w:after="0" w:before="0"/>
+              <w:rPr>
+                <w:sz w:val="19"/>
+                <w:szCs w:val="19"/>
+              </w:rPr>
+            </w:pPr>
+            <w:r>
+              <w:rPr>
+                <w:b/>
+                <w:bCs/>
+                <w:sz w:val="19"/>
+                <w:szCs w:val="19"/>
+              </w:rPr>
+              <w:t xml:space="preserve">Chapitres en double sur MangaDex (ignorés)</w:t>
+            </w:r>
+          </w:p>
+        </w:tc>
+        <w:tc>
+          <w:tcPr>
+            <w:tcW w:type="dxa" w:w="5933"/>
+            <w:tcBorders>
+              <w:top w:val="single" w:color="CFC6DE" w:sz="4"/>
+              <w:left w:val="single" w:color="CFC6DE" w:sz="4"/>
+              <w:bottom w:val="single" w:color="CFC6DE" w:sz="4"/>
+              <w:right w:val="single" w:color="CFC6DE" w:sz="4"/>
+            </w:tcBorders>
+            <w:tcMar>
+              <w:top w:type="dxa" w:w="70"/>
+              <w:left w:type="dxa" w:w="110"/>
+              <w:bottom w:type="dxa" w:w="70"/>
+              <w:right w:type="dxa" w:w="110"/>
+            </w:tcMar>
+            <w:vAlign w:val="center"/>
+          </w:tcPr>
+          <w:p>
+            <w:pPr>
+              <w:spacing w:after="0" w:before="0"/>
+              <w:rPr>
+                <w:sz w:val="19"/>
+                <w:szCs w:val="19"/>
+              </w:rPr>
+            </w:pPr>
+            <w:r>
+              <w:rPr>
+                <w:sz w:val="19"/>
+                <w:szCs w:val="19"/>
+              </w:rPr>
+              <w:t xml:space="preserve">Le même chapitre a été envoyé plusieurs fois sur MangaDex. Le site garde celui déjà en ligne (sinon le premier sorti). Supprimez le doublon sur MangaDex avec le lien du rapport.</w:t>
             </w:r>
           </w:p>
         </w:tc>
@@ -25534,7 +25610,7 @@
         <w:sz w:val="17"/>
         <w:szCs w:val="17"/>
       </w:rPr>
-      <w:t xml:space="preserve">Version 2.3.0-dev.13 du 17 octobre 2026</w:t>
+      <w:t xml:space="preserve">Version 2.3.0-dev.14 du 17 octobre 2026</w:t>
     </w:r>
     <w:r>
       <w:rPr>

--- a/docs/guide-equipe/Guide-equipe-Yume-Novel.docx
+++ b/docs/guide-equipe/Guide-equipe-Yume-Novel.docx
@@ -61,7 +61,7 @@
           <w:sz w:val="22"/>
           <w:szCs w:val="22"/>
         </w:rPr>
-        <w:t xml:space="preserve">Version 2.3.0-dev.14 du 17 octobre 2026</w:t>
+        <w:t xml:space="preserve">Version 2.3.0 du 18 octobre 2026</w:t>
       </w:r>
     </w:p>
     <w:p>
@@ -25610,7 +25610,7 @@
         <w:sz w:val="17"/>
         <w:szCs w:val="17"/>
       </w:rPr>
-      <w:t xml:space="preserve">Version 2.3.0-dev.14 du 17 octobre 2026</w:t>
+      <w:t xml:space="preserve">Version 2.3.0 du 18 octobre 2026</w:t>
     </w:r>
     <w:r>
       <w:rPr>

--- a/docs/guide-equipe/Guide-equipe-Yume-Novel.docx
+++ b/docs/guide-equipe/Guide-equipe-Yume-Novel.docx
@@ -61,7 +61,7 @@
           <w:sz w:val="22"/>
           <w:szCs w:val="22"/>
         </w:rPr>
-        <w:t xml:space="preserve">Version 2.3.0 du 18 octobre 2026</w:t>
+        <w:t xml:space="preserve">Version 2.3.1-dev.1 du 18 octobre 2026</w:t>
       </w:r>
     </w:p>
     <w:p>
@@ -25610,7 +25610,7 @@
         <w:sz w:val="17"/>
         <w:szCs w:val="17"/>
       </w:rPr>
-      <w:t xml:space="preserve">Version 2.3.0 du 18 octobre 2026</w:t>
+      <w:t xml:space="preserve">Version 2.3.1-dev.1 du 18 octobre 2026</w:t>
     </w:r>
     <w:r>
       <w:rPr>

--- a/docs/guide-equipe/Guide-equipe-Yume-Novel.docx
+++ b/docs/guide-equipe/Guide-equipe-Yume-Novel.docx
@@ -61,7 +61,7 @@
           <w:sz w:val="22"/>
           <w:szCs w:val="22"/>
         </w:rPr>
-        <w:t xml:space="preserve">Version 2.3.1-dev.1 du 18 octobre 2026</w:t>
+        <w:t xml:space="preserve">Version 2.4.0-dev.6 du 19 octobre 2026</w:t>
       </w:r>
     </w:p>
     <w:p>
@@ -1493,7 +1493,7 @@
               <w:rPr>
                 <w:rStyle w:val="IndexLink"/>
               </w:rPr>
-              <w:t xml:space="default">13 Glossaires, actualités et commentaires</w:t>
+              <w:t xml:space="default">13 Les statistiques d'audience</w:t>
               <w:tab/>
               <w:t xml:space="default">51</w:t>
             </w:r>
@@ -1512,7 +1512,7 @@
               <w:rPr>
                 <w:rStyle w:val="IndexLink"/>
               </w:rPr>
-              <w:t xml:space="default">13.1 Publier le glossaire d'une œuvre</w:t>
+              <w:t xml:space="default">13.1 Lire l'aperçu</w:t>
               <w:tab/>
               <w:t xml:space="default">51</w:t>
             </w:r>
@@ -1531,9 +1531,9 @@
               <w:rPr>
                 <w:rStyle w:val="IndexLink"/>
               </w:rPr>
-              <w:t xml:space="default">13.2 Lier une actualité à une œuvre</w:t>
+              <w:t xml:space="default">13.2 Consulter les statistiques d'une œuvre</w:t>
               <w:tab/>
-              <w:t xml:space="default">51</w:t>
+              <w:t xml:space="default">52</w:t>
             </w:r>
           </w:hyperlink>
         </w:p>
@@ -1550,9 +1550,47 @@
               <w:rPr>
                 <w:rStyle w:val="IndexLink"/>
               </w:rPr>
-              <w:t xml:space="default">13.3 Modérer les commentaires</w:t>
+              <w:t xml:space="default">13.3 Voir qui suit une œuvre (gérants)</w:t>
               <w:tab/>
-              <w:t xml:space="default">51</w:t>
+              <w:t xml:space="default">53</w:t>
+            </w:r>
+          </w:hyperlink>
+        </w:p>
+        <w:p>
+          <w:pPr>
+            <w:pStyle w:val="TOC2"/>
+            <w:tabs>
+              <w:tab w:val="clear" w:pos="8786"/>
+              <w:tab w:val="right" w:pos="9025" w:leader="dot"/>
+            </w:tabs>
+          </w:pPr>
+          <w:hyperlink w:history="1" w:anchor="titre-77">
+            <w:r>
+              <w:rPr>
+                <w:rStyle w:val="IndexLink"/>
+              </w:rPr>
+              <w:t xml:space="default">13.4 Exporter le classement des œuvres</w:t>
+              <w:tab/>
+              <w:t xml:space="default">54</w:t>
+            </w:r>
+          </w:hyperlink>
+        </w:p>
+        <w:p>
+          <w:pPr>
+            <w:pStyle w:val="TOC2"/>
+            <w:tabs>
+              <w:tab w:val="clear" w:pos="8786"/>
+              <w:tab w:val="right" w:pos="9025" w:leader="dot"/>
+            </w:tabs>
+          </w:pPr>
+          <w:hyperlink w:history="1" w:anchor="titre-78">
+            <w:r>
+              <w:rPr>
+                <w:rStyle w:val="IndexLink"/>
+              </w:rPr>
+              <w:t xml:space="default">13.5 Comprendre les données de démonstration</w:t>
+              <w:tab/>
+              <w:t xml:space="default">54</w:t>
             </w:r>
           </w:hyperlink>
         </w:p>
@@ -1564,52 +1602,14 @@
               <w:tab w:val="right" w:pos="9025" w:leader="dot"/>
             </w:tabs>
           </w:pPr>
-          <w:hyperlink w:history="1" w:anchor="titre-77">
+          <w:hyperlink w:history="1" w:anchor="titre-79">
             <w:r>
               <w:rPr>
                 <w:rStyle w:val="IndexLink"/>
               </w:rPr>
-              <w:t xml:space="default">14 Questions fréquentes</w:t>
+              <w:t xml:space="default">14 Glossaires, actualités et commentaires</w:t>
               <w:tab/>
-              <w:t xml:space="default">52</w:t>
-            </w:r>
-          </w:hyperlink>
-        </w:p>
-        <w:p>
-          <w:pPr>
-            <w:pStyle w:val="TOC1"/>
-            <w:tabs>
-              <w:tab w:val="clear" w:pos="9026"/>
-              <w:tab w:val="right" w:pos="9025" w:leader="dot"/>
-            </w:tabs>
-          </w:pPr>
-          <w:hyperlink w:history="1" w:anchor="titre-78">
-            <w:r>
-              <w:rPr>
-                <w:rStyle w:val="IndexLink"/>
-              </w:rPr>
-              <w:t xml:space="default">15 En cas de problème</w:t>
-              <w:tab/>
-              <w:t xml:space="default">53</w:t>
-            </w:r>
-          </w:hyperlink>
-        </w:p>
-        <w:p>
-          <w:pPr>
-            <w:pStyle w:val="TOC2"/>
-            <w:tabs>
-              <w:tab w:val="clear" w:pos="8786"/>
-              <w:tab w:val="right" w:pos="9025" w:leader="dot"/>
-            </w:tabs>
-          </w:pPr>
-          <w:hyperlink w:history="1" w:anchor="titre-79">
-            <w:r>
-              <w:rPr>
-                <w:rStyle w:val="IndexLink"/>
-              </w:rPr>
-              <w:t xml:space="default">15.1 Qui contacter</w:t>
-              <w:tab/>
-              <w:t xml:space="default">53</w:t>
+              <w:t xml:space="default">55</w:t>
             </w:r>
           </w:hyperlink>
         </w:p>
@@ -1626,9 +1626,123 @@
               <w:rPr>
                 <w:rStyle w:val="IndexLink"/>
               </w:rPr>
-              <w:t xml:space="default">15.2 Signaler un problème</w:t>
+              <w:t xml:space="default">14.1 Publier le glossaire d'une œuvre</w:t>
               <w:tab/>
-              <w:t xml:space="default">53</w:t>
+              <w:t xml:space="default">55</w:t>
+            </w:r>
+          </w:hyperlink>
+        </w:p>
+        <w:p>
+          <w:pPr>
+            <w:pStyle w:val="TOC2"/>
+            <w:tabs>
+              <w:tab w:val="clear" w:pos="8786"/>
+              <w:tab w:val="right" w:pos="9025" w:leader="dot"/>
+            </w:tabs>
+          </w:pPr>
+          <w:hyperlink w:history="1" w:anchor="titre-81">
+            <w:r>
+              <w:rPr>
+                <w:rStyle w:val="IndexLink"/>
+              </w:rPr>
+              <w:t xml:space="default">14.2 Lier une actualité à une œuvre</w:t>
+              <w:tab/>
+              <w:t xml:space="default">55</w:t>
+            </w:r>
+          </w:hyperlink>
+        </w:p>
+        <w:p>
+          <w:pPr>
+            <w:pStyle w:val="TOC2"/>
+            <w:tabs>
+              <w:tab w:val="clear" w:pos="8786"/>
+              <w:tab w:val="right" w:pos="9025" w:leader="dot"/>
+            </w:tabs>
+          </w:pPr>
+          <w:hyperlink w:history="1" w:anchor="titre-82">
+            <w:r>
+              <w:rPr>
+                <w:rStyle w:val="IndexLink"/>
+              </w:rPr>
+              <w:t xml:space="default">14.3 Modérer les commentaires</w:t>
+              <w:tab/>
+              <w:t xml:space="default">55</w:t>
+            </w:r>
+          </w:hyperlink>
+        </w:p>
+        <w:p>
+          <w:pPr>
+            <w:pStyle w:val="TOC1"/>
+            <w:tabs>
+              <w:tab w:val="clear" w:pos="9026"/>
+              <w:tab w:val="right" w:pos="9025" w:leader="dot"/>
+            </w:tabs>
+          </w:pPr>
+          <w:hyperlink w:history="1" w:anchor="titre-83">
+            <w:r>
+              <w:rPr>
+                <w:rStyle w:val="IndexLink"/>
+              </w:rPr>
+              <w:t xml:space="default">15 Questions fréquentes</w:t>
+              <w:tab/>
+              <w:t xml:space="default">56</w:t>
+            </w:r>
+          </w:hyperlink>
+        </w:p>
+        <w:p>
+          <w:pPr>
+            <w:pStyle w:val="TOC1"/>
+            <w:tabs>
+              <w:tab w:val="clear" w:pos="9026"/>
+              <w:tab w:val="right" w:pos="9025" w:leader="dot"/>
+            </w:tabs>
+          </w:pPr>
+          <w:hyperlink w:history="1" w:anchor="titre-84">
+            <w:r>
+              <w:rPr>
+                <w:rStyle w:val="IndexLink"/>
+              </w:rPr>
+              <w:t xml:space="default">16 En cas de problème</w:t>
+              <w:tab/>
+              <w:t xml:space="default">57</w:t>
+            </w:r>
+          </w:hyperlink>
+        </w:p>
+        <w:p>
+          <w:pPr>
+            <w:pStyle w:val="TOC2"/>
+            <w:tabs>
+              <w:tab w:val="clear" w:pos="8786"/>
+              <w:tab w:val="right" w:pos="9025" w:leader="dot"/>
+            </w:tabs>
+          </w:pPr>
+          <w:hyperlink w:history="1" w:anchor="titre-85">
+            <w:r>
+              <w:rPr>
+                <w:rStyle w:val="IndexLink"/>
+              </w:rPr>
+              <w:t xml:space="default">16.1 Qui contacter</w:t>
+              <w:tab/>
+              <w:t xml:space="default">57</w:t>
+            </w:r>
+          </w:hyperlink>
+        </w:p>
+        <w:p>
+          <w:pPr>
+            <w:pStyle w:val="TOC2"/>
+            <w:tabs>
+              <w:tab w:val="clear" w:pos="8786"/>
+              <w:tab w:val="right" w:pos="9025" w:leader="dot"/>
+            </w:tabs>
+          </w:pPr>
+          <w:hyperlink w:history="1" w:anchor="titre-86">
+            <w:r>
+              <w:rPr>
+                <w:rStyle w:val="IndexLink"/>
+              </w:rPr>
+              <w:t xml:space="default">16.2 Signaler un problème</w:t>
+              <w:tab/>
+              <w:t xml:space="default">57</w:t>
             </w:r>
           </w:hyperlink>
           <w:r>
@@ -1641,21 +1755,21 @@
       <w:pPr>
         <w:pStyle w:val="Heading1"/>
       </w:pPr>
-      <w:bookmarkStart w:name="titre-1" w:id="81"/>
+      <w:bookmarkStart w:name="titre-1" w:id="87"/>
       <w:r>
         <w:t xml:space="preserve">1 Bienvenue dans l'espace équipe</w:t>
       </w:r>
-      <w:bookmarkEnd w:id="81"/>
+      <w:bookmarkEnd w:id="87"/>
     </w:p>
     <w:p>
       <w:pPr>
         <w:pStyle w:val="Heading2"/>
       </w:pPr>
-      <w:bookmarkStart w:name="titre-2" w:id="82"/>
+      <w:bookmarkStart w:name="titre-2" w:id="88"/>
       <w:r>
         <w:t xml:space="preserve">1.1 À quoi sert l'espace équipe</w:t>
       </w:r>
-      <w:bookmarkEnd w:id="82"/>
+      <w:bookmarkEnd w:id="88"/>
     </w:p>
     <w:p>
       <w:r>
@@ -1734,6 +1848,29 @@
         <w:spacing w:after="60" w:before="0"/>
       </w:pPr>
       <w:r>
+        <w:t xml:space="preserve">suivre l'audience du site et des œuvres (</w:t>
+      </w:r>
+      <w:r>
+        <w:rPr>
+          <w:b/>
+          <w:bCs/>
+        </w:rPr>
+        <w:t xml:space="preserve">Statistiques</w:t>
+      </w:r>
+      <w:r>
+        <w:t xml:space="preserve">) ;</w:t>
+      </w:r>
+    </w:p>
+    <w:p>
+      <w:pPr>
+        <w:pStyle w:val="ListParagraph"/>
+        <w:numPr>
+          <w:ilvl w:val="0"/>
+          <w:numId w:val="2"/>
+        </w:numPr>
+        <w:spacing w:after="60" w:before="0"/>
+      </w:pPr>
+      <w:r>
         <w:t xml:space="preserve">pour les gérants : gérer les membres et régler le site.</w:t>
       </w:r>
     </w:p>
@@ -1746,11 +1883,11 @@
       <w:pPr>
         <w:pStyle w:val="Heading2"/>
       </w:pPr>
-      <w:bookmarkStart w:name="titre-3" w:id="83"/>
+      <w:bookmarkStart w:name="titre-3" w:id="89"/>
       <w:r>
         <w:t xml:space="preserve">1.2 Qui peut faire quoi</w:t>
       </w:r>
-      <w:bookmarkEnd w:id="83"/>
+      <w:bookmarkEnd w:id="89"/>
     </w:p>
     <w:p>
       <w:r>
@@ -1964,7 +2101,7 @@
                 <w:sz w:val="19"/>
                 <w:szCs w:val="19"/>
               </w:rPr>
-              <w:t xml:space="preserve">Voir l'espace équipe et tout le planning. Mettre à jour l'avancement des tomes dont il est responsable. Envoyer des images.</w:t>
+              <w:t xml:space="preserve">Voir l'espace équipe et tout le planning. Mettre à jour l'avancement des tomes dont il est responsable. Envoyer des images. Consulter les statistiques d'audience (chiffres seulement) et exporter le classement des œuvres.</w:t>
             </w:r>
           </w:p>
         </w:tc>
@@ -2118,7 +2255,7 @@
                 <w:sz w:val="19"/>
                 <w:szCs w:val="19"/>
               </w:rPr>
-              <w:t xml:space="preserve">Tout ce qui précède, plus : gérer les membres et leurs rôles, voir les indicateurs et la santé du site, modifier les réglages.</w:t>
+              <w:t xml:space="preserve">Tout ce qui précède, plus : gérer les membres et leurs rôles, voir les indicateurs et la santé du site, modifier les réglages, voir et exporter la liste des lecteurs qui suivent une œuvre.</w:t>
             </w:r>
           </w:p>
         </w:tc>
@@ -2191,11 +2328,11 @@
       <w:pPr>
         <w:pStyle w:val="Heading2"/>
       </w:pPr>
-      <w:bookmarkStart w:name="titre-4" w:id="84"/>
+      <w:bookmarkStart w:name="titre-4" w:id="90"/>
       <w:r>
         <w:t xml:space="preserve">1.3 Se connecter</w:t>
       </w:r>
-      <w:bookmarkEnd w:id="84"/>
+      <w:bookmarkEnd w:id="90"/>
     </w:p>
     <w:p>
       <w:pPr>
@@ -2502,21 +2639,21 @@
       <w:pPr>
         <w:pStyle w:val="Heading1"/>
       </w:pPr>
-      <w:bookmarkStart w:name="titre-5" w:id="85"/>
+      <w:bookmarkStart w:name="titre-5" w:id="91"/>
       <w:r>
         <w:t xml:space="preserve">2 Le tableau de bord et le menu</w:t>
       </w:r>
-      <w:bookmarkEnd w:id="85"/>
+      <w:bookmarkEnd w:id="91"/>
     </w:p>
     <w:p>
       <w:pPr>
         <w:pStyle w:val="Heading2"/>
       </w:pPr>
-      <w:bookmarkStart w:name="titre-6" w:id="86"/>
+      <w:bookmarkStart w:name="titre-6" w:id="92"/>
       <w:r>
         <w:t xml:space="preserve">2.1 Lire le tableau de bord</w:t>
       </w:r>
-      <w:bookmarkEnd w:id="86"/>
+      <w:bookmarkEnd w:id="92"/>
     </w:p>
     <w:p>
       <w:r>
@@ -2657,11 +2794,11 @@
       <w:pPr>
         <w:pStyle w:val="Heading2"/>
       </w:pPr>
-      <w:bookmarkStart w:name="titre-7" w:id="87"/>
+      <w:bookmarkStart w:name="titre-7" w:id="93"/>
       <w:r>
         <w:t xml:space="preserve">2.2 Se repérer dans le menu</w:t>
       </w:r>
-      <w:bookmarkEnd w:id="87"/>
+      <w:bookmarkEnd w:id="93"/>
     </w:p>
     <w:p>
       <w:r>
@@ -2737,9 +2874,9 @@
       <w:r>
         <w:drawing>
           <wp:inline distT="0" distB="0" distL="0" distR="0">
-            <wp:extent cx="5715000" cy="3514725"/>
+            <wp:extent cx="5715000" cy="3676650"/>
             <wp:effectExtent t="0" r="0" b="0" l="0"/>
-            <wp:docPr id="28" name="Schema-Menu-page.png" descr="Le menu de l'espace équipe, entièrement déplié, et qui voit chaque entrée (schéma)." title="Le menu de l'espace équipe, entièrement déplié, et qui voit chaque entrée (schéma)."/>
+            <wp:docPr id="31" name="Schema-Menu-page.png" descr="Le menu de l'espace équipe, entièrement déplié, et qui voit chaque entrée (schéma)." title="Le menu de l'espace équipe, entièrement déplié, et qui voit chaque entrée (schéma)."/>
             <wp:cNvGraphicFramePr>
               <a:graphicFrameLocks xmlns:a="http://schemas.openxmlformats.org/drawingml/2006/main" noChangeAspect="1"/>
             </wp:cNvGraphicFramePr>
@@ -2762,7 +2899,7 @@
                   <pic:spPr bwMode="auto">
                     <a:xfrm>
                       <a:off x="0" y="0"/>
-                      <a:ext cx="5715000" cy="3514725"/>
+                      <a:ext cx="5715000" cy="3676650"/>
                     </a:xfrm>
                     <a:prstGeom prst="rect">
                       <a:avLst/>
@@ -2872,11 +3009,11 @@
       <w:pPr>
         <w:pStyle w:val="Heading2"/>
       </w:pPr>
-      <w:bookmarkStart w:name="titre-8" w:id="88"/>
+      <w:bookmarkStart w:name="titre-8" w:id="94"/>
       <w:r>
         <w:t xml:space="preserve">2.3 Utiliser les raccourcis d'un tome</w:t>
       </w:r>
-      <w:bookmarkEnd w:id="88"/>
+      <w:bookmarkEnd w:id="94"/>
     </w:p>
     <w:p>
       <w:r>
@@ -2987,11 +3124,11 @@
       <w:pPr>
         <w:pStyle w:val="Heading1"/>
       </w:pPr>
-      <w:bookmarkStart w:name="titre-9" w:id="89"/>
+      <w:bookmarkStart w:name="titre-9" w:id="95"/>
       <w:r>
         <w:t xml:space="preserve">3 Le planning</w:t>
       </w:r>
-      <w:bookmarkEnd w:id="89"/>
+      <w:bookmarkEnd w:id="95"/>
     </w:p>
     <w:p>
       <w:r>
@@ -3019,7 +3156,7 @@
           <wp:inline distT="0" distB="0" distL="0" distR="0">
             <wp:extent cx="5715000" cy="3048000"/>
             <wp:effectExtent t="0" r="0" b="0" l="0"/>
-            <wp:docPr id="29" name="Schema-Planning-page.png" descr="Les étapes du planning, une tâche, les états vus par les lecteurs et les rappels (schéma)." title="Les étapes du planning, une tâche, les états vus par les lecteurs et les rappels (schéma)."/>
+            <wp:docPr id="32" name="Schema-Planning-page.png" descr="Les étapes du planning, une tâche, les états vus par les lecteurs et les rappels (schéma)." title="Les étapes du planning, une tâche, les états vus par les lecteurs et les rappels (schéma)."/>
             <wp:cNvGraphicFramePr>
               <a:graphicFrameLocks xmlns:a="http://schemas.openxmlformats.org/drawingml/2006/main" noChangeAspect="1"/>
             </wp:cNvGraphicFramePr>
@@ -3074,11 +3211,11 @@
       <w:pPr>
         <w:pStyle w:val="Heading2"/>
       </w:pPr>
-      <w:bookmarkStart w:name="titre-10" w:id="90"/>
+      <w:bookmarkStart w:name="titre-10" w:id="96"/>
       <w:r>
         <w:t xml:space="preserve">3.1 Mettre à jour son avancement</w:t>
       </w:r>
-      <w:bookmarkEnd w:id="90"/>
+      <w:bookmarkEnd w:id="96"/>
     </w:p>
     <w:p>
       <w:pPr>
@@ -3406,11 +3543,11 @@
       <w:pPr>
         <w:pStyle w:val="Heading2"/>
       </w:pPr>
-      <w:bookmarkStart w:name="titre-11" w:id="91"/>
+      <w:bookmarkStart w:name="titre-11" w:id="97"/>
       <w:r>
         <w:t xml:space="preserve">3.2 Signaler un tome bloqué</w:t>
       </w:r>
-      <w:bookmarkEnd w:id="91"/>
+      <w:bookmarkEnd w:id="97"/>
     </w:p>
     <w:p>
       <w:r>
@@ -3528,11 +3665,11 @@
       <w:pPr>
         <w:pStyle w:val="Heading2"/>
       </w:pPr>
-      <w:bookmarkStart w:name="titre-12" w:id="92"/>
+      <w:bookmarkStart w:name="titre-12" w:id="98"/>
       <w:r>
         <w:t xml:space="preserve">3.3 Mettre à jour une tâche « En attente »</w:t>
       </w:r>
-      <w:bookmarkEnd w:id="92"/>
+      <w:bookmarkEnd w:id="98"/>
     </w:p>
     <w:p>
       <w:r>
@@ -3573,11 +3710,11 @@
       <w:pPr>
         <w:pStyle w:val="Heading2"/>
       </w:pPr>
-      <w:bookmarkStart w:name="titre-13" w:id="93"/>
+      <w:bookmarkStart w:name="titre-13" w:id="99"/>
       <w:r>
         <w:t xml:space="preserve">3.4 Comprendre ce que voient les lecteurs</w:t>
       </w:r>
-      <w:bookmarkEnd w:id="93"/>
+      <w:bookmarkEnd w:id="99"/>
     </w:p>
     <w:tbl>
       <w:tblPr>
@@ -4196,11 +4333,11 @@
       <w:pPr>
         <w:pStyle w:val="Heading2"/>
       </w:pPr>
-      <w:bookmarkStart w:name="titre-14" w:id="94"/>
+      <w:bookmarkStart w:name="titre-14" w:id="100"/>
       <w:r>
         <w:t xml:space="preserve">3.5 Recevoir (ou ne plus recevoir) les rappels</w:t>
       </w:r>
-      <w:bookmarkEnd w:id="94"/>
+      <w:bookmarkEnd w:id="100"/>
     </w:p>
     <w:p>
       <w:r>
@@ -4452,11 +4589,11 @@
       <w:pPr>
         <w:pStyle w:val="Heading2"/>
       </w:pPr>
-      <w:bookmarkStart w:name="titre-15" w:id="95"/>
+      <w:bookmarkStart w:name="titre-15" w:id="101"/>
       <w:r>
         <w:t xml:space="preserve">3.6 Mettre un tome en pause</w:t>
       </w:r>
-      <w:bookmarkEnd w:id="95"/>
+      <w:bookmarkEnd w:id="101"/>
     </w:p>
     <w:p>
       <w:r>
@@ -4566,11 +4703,11 @@
       <w:pPr>
         <w:pStyle w:val="Heading2"/>
       </w:pPr>
-      <w:bookmarkStart w:name="titre-16" w:id="96"/>
+      <w:bookmarkStart w:name="titre-16" w:id="102"/>
       <w:r>
         <w:t xml:space="preserve">3.7 Retirer un tome ajouté par erreur</w:t>
       </w:r>
-      <w:bookmarkEnd w:id="96"/>
+      <w:bookmarkEnd w:id="102"/>
     </w:p>
     <w:p>
       <w:r>
@@ -4639,11 +4776,11 @@
       <w:pPr>
         <w:pStyle w:val="Heading2"/>
       </w:pPr>
-      <w:bookmarkStart w:name="titre-17" w:id="97"/>
+      <w:bookmarkStart w:name="titre-17" w:id="103"/>
       <w:r>
         <w:t xml:space="preserve">3.8 Trouver un tome dans le planning complet</w:t>
       </w:r>
-      <w:bookmarkEnd w:id="97"/>
+      <w:bookmarkEnd w:id="103"/>
     </w:p>
     <w:p>
       <w:r>
@@ -4787,11 +4924,11 @@
       <w:pPr>
         <w:pStyle w:val="Heading1"/>
       </w:pPr>
-      <w:bookmarkStart w:name="titre-18" w:id="98"/>
+      <w:bookmarkStart w:name="titre-18" w:id="104"/>
       <w:r>
         <w:t xml:space="preserve">4 Les œuvres</w:t>
       </w:r>
-      <w:bookmarkEnd w:id="98"/>
+      <w:bookmarkEnd w:id="104"/>
     </w:p>
     <w:p>
       <w:r>
@@ -4822,11 +4959,11 @@
       <w:pPr>
         <w:pStyle w:val="Heading2"/>
       </w:pPr>
-      <w:bookmarkStart w:name="titre-19" w:id="99"/>
+      <w:bookmarkStart w:name="titre-19" w:id="105"/>
       <w:r>
         <w:t xml:space="preserve">4.1 Créer une œuvre</w:t>
       </w:r>
-      <w:bookmarkEnd w:id="99"/>
+      <w:bookmarkEnd w:id="105"/>
     </w:p>
     <w:p>
       <w:pPr>
@@ -5280,11 +5417,11 @@
       <w:pPr>
         <w:pStyle w:val="Heading2"/>
       </w:pPr>
-      <w:bookmarkStart w:name="titre-20" w:id="100"/>
+      <w:bookmarkStart w:name="titre-20" w:id="106"/>
       <w:r>
         <w:t xml:space="preserve">4.2 Modifier une œuvre et cadrer sa couverture</w:t>
       </w:r>
-      <w:bookmarkEnd w:id="100"/>
+      <w:bookmarkEnd w:id="106"/>
     </w:p>
     <w:p>
       <w:pPr>
@@ -5417,11 +5554,11 @@
       <w:pPr>
         <w:pStyle w:val="Heading2"/>
       </w:pPr>
-      <w:bookmarkStart w:name="titre-21" w:id="101"/>
+      <w:bookmarkStart w:name="titre-21" w:id="107"/>
       <w:r>
         <w:t xml:space="preserve">4.3 Annoncer une nouvelle série sans dévoiler son titre</w:t>
       </w:r>
-      <w:bookmarkEnd w:id="101"/>
+      <w:bookmarkEnd w:id="107"/>
     </w:p>
     <w:p>
       <w:r>
@@ -5614,7 +5751,7 @@
           <wp:inline distT="0" distB="0" distL="0" distR="0">
             <wp:extent cx="5715000" cy="5200650"/>
             <wp:effectExtent t="0" r="0" b="0" l="0"/>
-            <wp:docPr id="30" name="SerieAVenirFormulaire-page.png" descr="La section « Annonce au planning » de « Nouvelle œuvre », et la pastille « Titre caché au public » dans la liste." title="La section « Annonce au planning » de « Nouvelle œuvre », et la pastille « Titre caché au public » dans la liste."/>
+            <wp:docPr id="33" name="SerieAVenirFormulaire-page.png" descr="La section « Annonce au planning » de « Nouvelle œuvre », et la pastille « Titre caché au public » dans la liste." title="La section « Annonce au planning » de « Nouvelle œuvre », et la pastille « Titre caché au public » dans la liste."/>
             <wp:cNvGraphicFramePr>
               <a:graphicFrameLocks xmlns:a="http://schemas.openxmlformats.org/drawingml/2006/main" noChangeAspect="1"/>
             </wp:cNvGraphicFramePr>
@@ -5691,7 +5828,7 @@
           <wp:inline distT="0" distB="0" distL="0" distR="0">
             <wp:extent cx="5715000" cy="5953125"/>
             <wp:effectExtent t="0" r="0" b="0" l="0"/>
-            <wp:docPr id="31" name="SerieAVenirPublic-page.png" descr="Côté lecteurs : « Nouvelle série à venir · Tome 1 » dans le planning de l'accueil et sur la page Planning." title="Côté lecteurs : « Nouvelle série à venir · Tome 1 » dans le planning de l'accueil et sur la page Planning."/>
+            <wp:docPr id="34" name="SerieAVenirPublic-page.png" descr="Côté lecteurs : « Nouvelle série à venir · Tome 1 » dans le planning de l'accueil et sur la page Planning." title="Côté lecteurs : « Nouvelle série à venir · Tome 1 » dans le planning de l'accueil et sur la page Planning."/>
             <wp:cNvGraphicFramePr>
               <a:graphicFrameLocks xmlns:a="http://schemas.openxmlformats.org/drawingml/2006/main" noChangeAspect="1"/>
             </wp:cNvGraphicFramePr>
@@ -5953,11 +6090,11 @@
       <w:pPr>
         <w:pStyle w:val="Heading2"/>
       </w:pPr>
-      <w:bookmarkStart w:name="titre-22" w:id="102"/>
+      <w:bookmarkStart w:name="titre-22" w:id="108"/>
       <w:r>
         <w:t xml:space="preserve">4.4 Gérer les genres</w:t>
       </w:r>
-      <w:bookmarkEnd w:id="102"/>
+      <w:bookmarkEnd w:id="108"/>
     </w:p>
     <w:p>
       <w:r>
@@ -6086,11 +6223,11 @@
       <w:pPr>
         <w:pStyle w:val="Heading1"/>
       </w:pPr>
-      <w:bookmarkStart w:name="titre-23" w:id="103"/>
+      <w:bookmarkStart w:name="titre-23" w:id="109"/>
       <w:r>
         <w:t xml:space="preserve">5 Les mangas (MangaDex)</w:t>
       </w:r>
-      <w:bookmarkEnd w:id="103"/>
+      <w:bookmarkEnd w:id="109"/>
     </w:p>
     <w:p>
       <w:r>
@@ -6489,11 +6626,11 @@
       <w:pPr>
         <w:pStyle w:val="Heading2"/>
       </w:pPr>
-      <w:bookmarkStart w:name="titre-24" w:id="104"/>
+      <w:bookmarkStart w:name="titre-24" w:id="110"/>
       <w:r>
         <w:t xml:space="preserve">5.1 Lier un manga à sa série MangaDex</w:t>
       </w:r>
-      <w:bookmarkEnd w:id="104"/>
+      <w:bookmarkEnd w:id="110"/>
     </w:p>
     <w:p>
       <w:r>
@@ -6917,11 +7054,11 @@
       <w:pPr>
         <w:pStyle w:val="Heading2"/>
       </w:pPr>
-      <w:bookmarkStart w:name="titre-25" w:id="105"/>
+      <w:bookmarkStart w:name="titre-25" w:id="111"/>
       <w:r>
         <w:t xml:space="preserve">5.2 Publier un chapitre de manga</w:t>
       </w:r>
-      <w:bookmarkEnd w:id="105"/>
+      <w:bookmarkEnd w:id="111"/>
     </w:p>
     <w:p>
       <w:pPr>
@@ -7180,11 +7317,11 @@
       <w:pPr>
         <w:pStyle w:val="Heading2"/>
       </w:pPr>
-      <w:bookmarkStart w:name="titre-26" w:id="106"/>
+      <w:bookmarkStart w:name="titre-26" w:id="112"/>
       <w:r>
         <w:t xml:space="preserve">5.3 Annoncer un tome de manga au planning</w:t>
       </w:r>
-      <w:bookmarkEnd w:id="106"/>
+      <w:bookmarkEnd w:id="112"/>
     </w:p>
     <w:p>
       <w:r>
@@ -7430,11 +7567,11 @@
       <w:pPr>
         <w:pStyle w:val="Heading2"/>
       </w:pPr>
-      <w:bookmarkStart w:name="titre-27" w:id="107"/>
+      <w:bookmarkStart w:name="titre-27" w:id="113"/>
       <w:r>
         <w:t xml:space="preserve">5.4 Vérifier la synchronisation</w:t>
       </w:r>
-      <w:bookmarkEnd w:id="107"/>
+      <w:bookmarkEnd w:id="113"/>
     </w:p>
     <w:p>
       <w:r>
@@ -8129,11 +8266,11 @@
       <w:pPr>
         <w:pStyle w:val="Heading2"/>
       </w:pPr>
-      <w:bookmarkStart w:name="titre-28" w:id="108"/>
+      <w:bookmarkStart w:name="titre-28" w:id="114"/>
       <w:r>
         <w:t xml:space="preserve">5.5 Retirer un chapitre ou un manga</w:t>
       </w:r>
-      <w:bookmarkEnd w:id="108"/>
+      <w:bookmarkEnd w:id="114"/>
     </w:p>
     <w:tbl>
       <w:tblPr>
@@ -8547,11 +8684,11 @@
       <w:pPr>
         <w:pStyle w:val="Heading1"/>
       </w:pPr>
-      <w:bookmarkStart w:name="titre-29" w:id="109"/>
+      <w:bookmarkStart w:name="titre-29" w:id="115"/>
       <w:r>
         <w:t xml:space="preserve">6 Créer un tome vide</w:t>
       </w:r>
-      <w:bookmarkEnd w:id="109"/>
+      <w:bookmarkEnd w:id="115"/>
     </w:p>
     <w:p>
       <w:r>
@@ -8562,11 +8699,11 @@
       <w:pPr>
         <w:pStyle w:val="Heading2"/>
       </w:pPr>
-      <w:bookmarkStart w:name="titre-30" w:id="110"/>
+      <w:bookmarkStart w:name="titre-30" w:id="116"/>
       <w:r>
         <w:t xml:space="preserve">6.1 Ouvrir la page « Nouveau tome »</w:t>
       </w:r>
-      <w:bookmarkEnd w:id="110"/>
+      <w:bookmarkEnd w:id="116"/>
     </w:p>
     <w:p>
       <w:r>
@@ -8647,11 +8784,11 @@
       <w:pPr>
         <w:pStyle w:val="Heading2"/>
       </w:pPr>
-      <w:bookmarkStart w:name="titre-31" w:id="111"/>
+      <w:bookmarkStart w:name="titre-31" w:id="117"/>
       <w:r>
         <w:t xml:space="preserve">6.2 Créer le tome</w:t>
       </w:r>
-      <w:bookmarkEnd w:id="111"/>
+      <w:bookmarkEnd w:id="117"/>
     </w:p>
     <w:p>
       <w:pPr>
@@ -8664,7 +8801,7 @@
           <wp:inline distT="0" distB="0" distL="0" distR="0">
             <wp:extent cx="5715000" cy="5153025"/>
             <wp:effectExtent t="0" r="0" b="0" l="0"/>
-            <wp:docPr id="32" name="Main-contenu.png" descr="La page « Nouveau tome » : le tome, l'équipe et le calendrier, puis ce qui sera créé." title="La page « Nouveau tome » : le tome, l'équipe et le calendrier, puis ce qui sera créé."/>
+            <wp:docPr id="35" name="Main-contenu.png" descr="La page « Nouveau tome » : le tome, l'équipe et le calendrier, puis ce qui sera créé." title="La page « Nouveau tome » : le tome, l'équipe et le calendrier, puis ce qui sera créé."/>
             <wp:cNvGraphicFramePr>
               <a:graphicFrameLocks xmlns:a="http://schemas.openxmlformats.org/drawingml/2006/main" noChangeAspect="1"/>
             </wp:cNvGraphicFramePr>
@@ -9215,7 +9352,7 @@
           <wp:inline distT="0" distB="0" distL="0" distR="0">
             <wp:extent cx="5715000" cy="4371975"/>
             <wp:effectExtent t="0" r="0" b="0" l="0"/>
-            <wp:docPr id="33" name="HeureSortie-page.png" descr="« Date cible du tome » et « Heure de sortie » côte à côte : l'heure est gardée, même avec le rythme « Libre »." title="« Date cible du tome » et « Heure de sortie » côte à côte : l'heure est gardée, même avec le rythme « Libre »."/>
+            <wp:docPr id="36" name="HeureSortie-page.png" descr="« Date cible du tome » et « Heure de sortie » côte à côte : l'heure est gardée, même avec le rythme « Libre »." title="« Date cible du tome » et « Heure de sortie » côte à côte : l'heure est gardée, même avec le rythme « Libre »."/>
             <wp:cNvGraphicFramePr>
               <a:graphicFrameLocks xmlns:a="http://schemas.openxmlformats.org/drawingml/2006/main" noChangeAspect="1"/>
             </wp:cNvGraphicFramePr>
@@ -9338,11 +9475,11 @@
       <w:pPr>
         <w:pStyle w:val="Heading2"/>
       </w:pPr>
-      <w:bookmarkStart w:name="titre-32" w:id="112"/>
+      <w:bookmarkStart w:name="titre-32" w:id="118"/>
       <w:r>
         <w:t xml:space="preserve">6.3 Comprendre la parution d'un tome</w:t>
       </w:r>
-      <w:bookmarkEnd w:id="112"/>
+      <w:bookmarkEnd w:id="118"/>
     </w:p>
     <w:p>
       <w:r>
@@ -9926,11 +10063,11 @@
       <w:pPr>
         <w:pStyle w:val="Heading1"/>
       </w:pPr>
-      <w:bookmarkStart w:name="titre-33" w:id="113"/>
+      <w:bookmarkStart w:name="titre-33" w:id="119"/>
       <w:r>
         <w:t xml:space="preserve">7 Préparer le fichier Word</w:t>
       </w:r>
-      <w:bookmarkEnd w:id="113"/>
+      <w:bookmarkEnd w:id="119"/>
     </w:p>
     <w:p>
       <w:r>
@@ -9941,11 +10078,11 @@
       <w:pPr>
         <w:pStyle w:val="Heading2"/>
       </w:pPr>
-      <w:bookmarkStart w:name="titre-34" w:id="114"/>
+      <w:bookmarkStart w:name="titre-34" w:id="120"/>
       <w:r>
         <w:t xml:space="preserve">7.1 Utiliser les bons styles</w:t>
       </w:r>
-      <w:bookmarkEnd w:id="114"/>
+      <w:bookmarkEnd w:id="120"/>
     </w:p>
     <w:tbl>
       <w:tblPr>
@@ -10914,11 +11051,11 @@
       <w:pPr>
         <w:pStyle w:val="Heading2"/>
       </w:pPr>
-      <w:bookmarkStart w:name="titre-35" w:id="115"/>
+      <w:bookmarkStart w:name="titre-35" w:id="121"/>
       <w:r>
         <w:t xml:space="preserve">7.2 Écrire les dialogues et les pensées</w:t>
       </w:r>
-      <w:bookmarkEnd w:id="115"/>
+      <w:bookmarkEnd w:id="121"/>
     </w:p>
     <w:p>
       <w:pPr>
@@ -10970,11 +11107,11 @@
       <w:pPr>
         <w:pStyle w:val="Heading2"/>
       </w:pPr>
-      <w:bookmarkStart w:name="titre-36" w:id="116"/>
+      <w:bookmarkStart w:name="titre-36" w:id="122"/>
       <w:r>
         <w:t xml:space="preserve">7.3 Décrire les illustrations</w:t>
       </w:r>
-      <w:bookmarkEnd w:id="116"/>
+      <w:bookmarkEnd w:id="122"/>
     </w:p>
     <w:p>
       <w:r>
@@ -11115,11 +11252,11 @@
       <w:pPr>
         <w:pStyle w:val="Heading2"/>
       </w:pPr>
-      <w:bookmarkStart w:name="titre-37" w:id="117"/>
+      <w:bookmarkStart w:name="titre-37" w:id="123"/>
       <w:r>
         <w:t xml:space="preserve">7.4 Forcer un début de chapitre avec un marqueur</w:t>
       </w:r>
-      <w:bookmarkEnd w:id="117"/>
+      <w:bookmarkEnd w:id="123"/>
     </w:p>
     <w:p>
       <w:r>
@@ -11597,11 +11734,11 @@
       <w:pPr>
         <w:pStyle w:val="Heading2"/>
       </w:pPr>
-      <w:bookmarkStart w:name="titre-38" w:id="118"/>
+      <w:bookmarkStart w:name="titre-38" w:id="124"/>
       <w:r>
         <w:t xml:space="preserve">7.5 Vérifier le fichier avant de l'envoyer</w:t>
       </w:r>
-      <w:bookmarkEnd w:id="118"/>
+      <w:bookmarkEnd w:id="124"/>
     </w:p>
     <w:p>
       <w:pPr>
@@ -11692,11 +11829,11 @@
       <w:pPr>
         <w:pStyle w:val="Heading1"/>
       </w:pPr>
-      <w:bookmarkStart w:name="titre-39" w:id="119"/>
+      <w:bookmarkStart w:name="titre-39" w:id="125"/>
       <w:r>
         <w:t xml:space="preserve">8 Ajouter des chapitres à un tome</w:t>
       </w:r>
-      <w:bookmarkEnd w:id="119"/>
+      <w:bookmarkEnd w:id="125"/>
     </w:p>
     <w:p>
       <w:r>
@@ -11747,11 +11884,11 @@
       <w:pPr>
         <w:pStyle w:val="Heading2"/>
       </w:pPr>
-      <w:bookmarkStart w:name="titre-40" w:id="120"/>
+      <w:bookmarkStart w:name="titre-40" w:id="126"/>
       <w:r>
         <w:t xml:space="preserve">8.1 Comprendre le formulaire</w:t>
       </w:r>
-      <w:bookmarkEnd w:id="120"/>
+      <w:bookmarkEnd w:id="126"/>
     </w:p>
     <w:p>
       <w:r>
@@ -11769,7 +11906,7 @@
           <wp:inline distT="0" distB="0" distL="0" distR="0">
             <wp:extent cx="4572000" cy="2333625"/>
             <wp:effectExtent t="0" r="0" b="0" l="0"/>
-            <wp:docPr id="34" name="Chapitre-tome.png" descr="Partie 1 · Le tome : l'œuvre, le tome et sa parution." title="Partie 1 · Le tome : l'œuvre, le tome et sa parution."/>
+            <wp:docPr id="37" name="Chapitre-tome.png" descr="Partie 1 · Le tome : l'œuvre, le tome et sa parution." title="Partie 1 · Le tome : l'œuvre, le tome et sa parution."/>
             <wp:cNvGraphicFramePr>
               <a:graphicFrameLocks xmlns:a="http://schemas.openxmlformats.org/drawingml/2006/main" noChangeAspect="1"/>
             </wp:cNvGraphicFramePr>
@@ -11873,7 +12010,7 @@
           <wp:inline distT="0" distB="0" distL="0" distR="0">
             <wp:extent cx="4572000" cy="4238625"/>
             <wp:effectExtent t="0" r="0" b="0" l="0"/>
-            <wp:docPr id="35" name="Chapitre-fichier.png" descr="Partie 2 · Le fichier : le site compare chaque chapitre du fichier au tome." title="Partie 2 · Le fichier : le site compare chaque chapitre du fichier au tome."/>
+            <wp:docPr id="38" name="Chapitre-fichier.png" descr="Partie 2 · Le fichier : le site compare chaque chapitre du fichier au tome." title="Partie 2 · Le fichier : le site compare chaque chapitre du fichier au tome."/>
             <wp:cNvGraphicFramePr>
               <a:graphicFrameLocks xmlns:a="http://schemas.openxmlformats.org/drawingml/2006/main" noChangeAspect="1"/>
             </wp:cNvGraphicFramePr>
@@ -12418,7 +12555,7 @@
           <wp:inline distT="0" distB="0" distL="0" distR="0">
             <wp:extent cx="4572000" cy="1990725"/>
             <wp:effectExtent t="0" r="0" b="0" l="0"/>
-            <wp:docPr id="36" name="Chapitre-sortie.png" descr="Partie 3 · La sortie des nouveaux chapitres." title="Partie 3 · La sortie des nouveaux chapitres."/>
+            <wp:docPr id="39" name="Chapitre-sortie.png" descr="Partie 3 · La sortie des nouveaux chapitres." title="Partie 3 · La sortie des nouveaux chapitres."/>
             <wp:cNvGraphicFramePr>
               <a:graphicFrameLocks xmlns:a="http://schemas.openxmlformats.org/drawingml/2006/main" noChangeAspect="1"/>
             </wp:cNvGraphicFramePr>
@@ -12552,7 +12689,7 @@
           <wp:inline distT="0" distB="0" distL="0" distR="0">
             <wp:extent cx="2571750" cy="4210050"/>
             <wp:effectExtent t="0" r="0" b="0" l="0"/>
-            <wp:docPr id="37" name="Chapitre-resume.png" descr="À droite : « Ce qui va se passer » et le bouton d'envoi, dont le texte change selon vos choix." title="À droite : « Ce qui va se passer » et le bouton d'envoi, dont le texte change selon vos choix."/>
+            <wp:docPr id="40" name="Chapitre-resume.png" descr="À droite : « Ce qui va se passer » et le bouton d'envoi, dont le texte change selon vos choix." title="À droite : « Ce qui va se passer » et le bouton d'envoi, dont le texte change selon vos choix."/>
             <wp:cNvGraphicFramePr>
               <a:graphicFrameLocks xmlns:a="http://schemas.openxmlformats.org/drawingml/2006/main" noChangeAspect="1"/>
             </wp:cNvGraphicFramePr>
@@ -12639,11 +12776,11 @@
       <w:pPr>
         <w:pStyle w:val="Heading2"/>
       </w:pPr>
-      <w:bookmarkStart w:name="titre-41" w:id="121"/>
+      <w:bookmarkStart w:name="titre-41" w:id="127"/>
       <w:r>
         <w:t xml:space="preserve">8.2 Publier le prologue d'un tome en cours</w:t>
       </w:r>
-      <w:bookmarkEnd w:id="121"/>
+      <w:bookmarkEnd w:id="127"/>
     </w:p>
     <w:p>
       <w:r>
@@ -13024,11 +13161,11 @@
       <w:pPr>
         <w:pStyle w:val="Heading2"/>
       </w:pPr>
-      <w:bookmarkStart w:name="titre-42" w:id="122"/>
+      <w:bookmarkStart w:name="titre-42" w:id="128"/>
       <w:r>
         <w:t xml:space="preserve">8.3 Programmer plusieurs chapitres au rythme</w:t>
       </w:r>
-      <w:bookmarkEnd w:id="122"/>
+      <w:bookmarkEnd w:id="128"/>
     </w:p>
     <w:p>
       <w:r>
@@ -13333,11 +13470,11 @@
       <w:pPr>
         <w:pStyle w:val="Heading2"/>
       </w:pPr>
-      <w:bookmarkStart w:name="titre-43" w:id="123"/>
+      <w:bookmarkStart w:name="titre-43" w:id="129"/>
       <w:r>
         <w:t xml:space="preserve">8.4 Publier un tome entier d'un coup</w:t>
       </w:r>
-      <w:bookmarkEnd w:id="123"/>
+      <w:bookmarkEnd w:id="129"/>
     </w:p>
     <w:p>
       <w:r>
@@ -13576,11 +13713,11 @@
       <w:pPr>
         <w:pStyle w:val="Heading2"/>
       </w:pPr>
-      <w:bookmarkStart w:name="titre-44" w:id="124"/>
+      <w:bookmarkStart w:name="titre-44" w:id="130"/>
       <w:r>
         <w:t xml:space="preserve">8.5 Donner tout le tome, chapitre par chapitre, avec les liens à la fin</w:t>
       </w:r>
-      <w:bookmarkEnd w:id="124"/>
+      <w:bookmarkEnd w:id="130"/>
     </w:p>
     <w:p>
       <w:r>
@@ -13885,11 +14022,11 @@
       <w:pPr>
         <w:pStyle w:val="Heading2"/>
       </w:pPr>
-      <w:bookmarkStart w:name="titre-45" w:id="125"/>
+      <w:bookmarkStart w:name="titre-45" w:id="131"/>
       <w:r>
         <w:t xml:space="preserve">8.6 Corriger un chapitre déjà en ligne</w:t>
       </w:r>
-      <w:bookmarkEnd w:id="125"/>
+      <w:bookmarkEnd w:id="131"/>
     </w:p>
     <w:p>
       <w:r>
@@ -14111,11 +14248,11 @@
       <w:pPr>
         <w:pStyle w:val="Heading2"/>
       </w:pPr>
-      <w:bookmarkStart w:name="titre-46" w:id="126"/>
+      <w:bookmarkStart w:name="titre-46" w:id="132"/>
       <w:r>
         <w:t xml:space="preserve">8.7 Découper soi-même les chapitres</w:t>
       </w:r>
-      <w:bookmarkEnd w:id="126"/>
+      <w:bookmarkEnd w:id="132"/>
     </w:p>
     <w:p>
       <w:r>
@@ -14423,11 +14560,11 @@
       <w:pPr>
         <w:pStyle w:val="Heading2"/>
       </w:pPr>
-      <w:bookmarkStart w:name="titre-47" w:id="127"/>
+      <w:bookmarkStart w:name="titre-47" w:id="133"/>
       <w:r>
         <w:t xml:space="preserve">8.8 Ajouter la lecture en ligne d'un tome déjà paru</w:t>
       </w:r>
-      <w:bookmarkEnd w:id="127"/>
+      <w:bookmarkEnd w:id="133"/>
     </w:p>
     <w:p>
       <w:r>
@@ -14525,11 +14662,11 @@
       <w:pPr>
         <w:pStyle w:val="Heading2"/>
       </w:pPr>
-      <w:bookmarkStart w:name="titre-48" w:id="128"/>
+      <w:bookmarkStart w:name="titre-48" w:id="134"/>
       <w:r>
         <w:t xml:space="preserve">8.9 Refaire toute la lecture en ligne d'un tome</w:t>
       </w:r>
-      <w:bookmarkEnd w:id="128"/>
+      <w:bookmarkEnd w:id="134"/>
     </w:p>
     <w:p>
       <w:r>
@@ -14748,11 +14885,11 @@
       <w:pPr>
         <w:pStyle w:val="Heading2"/>
       </w:pPr>
-      <w:bookmarkStart w:name="titre-49" w:id="129"/>
+      <w:bookmarkStart w:name="titre-49" w:id="135"/>
       <w:r>
         <w:t xml:space="preserve">8.10 Savoir ce qui sera annoncé</w:t>
       </w:r>
-      <w:bookmarkEnd w:id="129"/>
+      <w:bookmarkEnd w:id="135"/>
     </w:p>
     <w:tbl>
       <w:tblPr>
@@ -15582,11 +15719,11 @@
       <w:pPr>
         <w:pStyle w:val="Heading2"/>
       </w:pPr>
-      <w:bookmarkStart w:name="titre-50" w:id="130"/>
+      <w:bookmarkStart w:name="titre-50" w:id="136"/>
       <w:r>
         <w:t xml:space="preserve">8.11 Choisir le salon Discord des chapitres</w:t>
       </w:r>
-      <w:bookmarkEnd w:id="130"/>
+      <w:bookmarkEnd w:id="136"/>
     </w:p>
     <w:p>
       <w:r>
@@ -16039,21 +16176,21 @@
       <w:pPr>
         <w:pStyle w:val="Heading1"/>
       </w:pPr>
-      <w:bookmarkStart w:name="titre-51" w:id="131"/>
+      <w:bookmarkStart w:name="titre-51" w:id="137"/>
       <w:r>
         <w:t xml:space="preserve">9 Terminer un tome</w:t>
       </w:r>
-      <w:bookmarkEnd w:id="131"/>
+      <w:bookmarkEnd w:id="137"/>
     </w:p>
     <w:p>
       <w:pPr>
         <w:pStyle w:val="Heading2"/>
       </w:pPr>
-      <w:bookmarkStart w:name="titre-52" w:id="132"/>
+      <w:bookmarkStart w:name="titre-52" w:id="138"/>
       <w:r>
         <w:t xml:space="preserve">9.1 Terminer un tome avec son dernier envoi</w:t>
       </w:r>
-      <w:bookmarkEnd w:id="132"/>
+      <w:bookmarkEnd w:id="138"/>
     </w:p>
     <w:p>
       <w:r>
@@ -16071,7 +16208,7 @@
           <wp:inline distT="0" distB="0" distL="0" distR="0">
             <wp:extent cx="4572000" cy="2828925"/>
             <wp:effectExtent t="0" r="0" b="0" l="0"/>
-            <wp:docPr id="38" name="Chapitre-complet.png" descr="Les liens de téléchargement et les deux cases qui terminent le tome." title="Les liens de téléchargement et les deux cases qui terminent le tome."/>
+            <wp:docPr id="41" name="Chapitre-complet.png" descr="Les liens de téléchargement et les deux cases qui terminent le tome." title="Les liens de téléchargement et les deux cases qui terminent le tome."/>
             <wp:cNvGraphicFramePr>
               <a:graphicFrameLocks xmlns:a="http://schemas.openxmlformats.org/drawingml/2006/main" noChangeAspect="1"/>
             </wp:cNvGraphicFramePr>
@@ -16296,11 +16433,11 @@
       <w:pPr>
         <w:pStyle w:val="Heading2"/>
       </w:pPr>
-      <w:bookmarkStart w:name="titre-53" w:id="133"/>
+      <w:bookmarkStart w:name="titre-53" w:id="139"/>
       <w:r>
         <w:t xml:space="preserve">9.2 Passer un tome à « Publié » depuis sa fiche</w:t>
       </w:r>
-      <w:bookmarkEnd w:id="133"/>
+      <w:bookmarkEnd w:id="139"/>
     </w:p>
     <w:p>
       <w:r>
@@ -16460,7 +16597,7 @@
           <wp:inline distT="0" distB="0" distL="0" distR="0">
             <wp:extent cx="4572000" cy="2286000"/>
             <wp:effectExtent t="0" r="0" b="0" l="0"/>
-            <wp:docPr id="39" name="EtatTome-etats.png" descr="L'encadré « État du tome » de la fiche du tome." title="L'encadré « État du tome » de la fiche du tome."/>
+            <wp:docPr id="42" name="EtatTome-etats.png" descr="L'encadré « État du tome » de la fiche du tome." title="L'encadré « État du tome » de la fiche du tome."/>
             <wp:cNvGraphicFramePr>
               <a:graphicFrameLocks xmlns:a="http://schemas.openxmlformats.org/drawingml/2006/main" noChangeAspect="1"/>
             </wp:cNvGraphicFramePr>
@@ -16573,11 +16710,11 @@
       <w:pPr>
         <w:pStyle w:val="Heading2"/>
       </w:pPr>
-      <w:bookmarkStart w:name="titre-54" w:id="134"/>
+      <w:bookmarkStart w:name="titre-54" w:id="140"/>
       <w:r>
         <w:t xml:space="preserve">9.3 Remplacer un lien PDF ou EPUB mort</w:t>
       </w:r>
-      <w:bookmarkEnd w:id="134"/>
+      <w:bookmarkEnd w:id="140"/>
     </w:p>
     <w:p>
       <w:pPr>
@@ -16669,11 +16806,11 @@
       <w:pPr>
         <w:pStyle w:val="Heading1"/>
       </w:pPr>
-      <w:bookmarkStart w:name="titre-55" w:id="135"/>
+      <w:bookmarkStart w:name="titre-55" w:id="141"/>
       <w:r>
         <w:t xml:space="preserve">10 Modifier un tome</w:t>
       </w:r>
-      <w:bookmarkEnd w:id="135"/>
+      <w:bookmarkEnd w:id="141"/>
     </w:p>
     <w:p>
       <w:r>
@@ -16684,11 +16821,11 @@
       <w:pPr>
         <w:pStyle w:val="Heading2"/>
       </w:pPr>
-      <w:bookmarkStart w:name="titre-56" w:id="136"/>
+      <w:bookmarkStart w:name="titre-56" w:id="142"/>
       <w:r>
         <w:t xml:space="preserve">10.1 Trouver un tome</w:t>
       </w:r>
-      <w:bookmarkEnd w:id="136"/>
+      <w:bookmarkEnd w:id="142"/>
     </w:p>
     <w:p>
       <w:pPr>
@@ -16701,7 +16838,7 @@
           <wp:inline distT="0" distB="0" distL="0" distR="0">
             <wp:extent cx="5715000" cy="4314825"/>
             <wp:effectExtent t="0" r="0" b="0" l="0"/>
-            <wp:docPr id="40" name="TousLesTomes-contenu.png" descr="« Tous les tomes » : chaque tome avec sa parution et ses boutons." title="« Tous les tomes » : chaque tome avec sa parution et ses boutons."/>
+            <wp:docPr id="43" name="TousLesTomes-contenu.png" descr="« Tous les tomes » : chaque tome avec sa parution et ses boutons." title="« Tous les tomes » : chaque tome avec sa parution et ses boutons."/>
             <wp:cNvGraphicFramePr>
               <a:graphicFrameLocks xmlns:a="http://schemas.openxmlformats.org/drawingml/2006/main" noChangeAspect="1"/>
             </wp:cNvGraphicFramePr>
@@ -16915,11 +17052,11 @@
       <w:pPr>
         <w:pStyle w:val="Heading2"/>
       </w:pPr>
-      <w:bookmarkStart w:name="titre-57" w:id="137"/>
+      <w:bookmarkStart w:name="titre-57" w:id="143"/>
       <w:r>
         <w:t xml:space="preserve">10.2 Modifier les informations d'un tome</w:t>
       </w:r>
-      <w:bookmarkEnd w:id="137"/>
+      <w:bookmarkEnd w:id="143"/>
     </w:p>
     <w:p>
       <w:pPr>
@@ -16932,7 +17069,7 @@
           <wp:inline distT="0" distB="0" distL="0" distR="0">
             <wp:extent cx="5715000" cy="5448300"/>
             <wp:effectExtent t="0" r="0" b="0" l="0"/>
-            <wp:docPr id="41" name="TomeEnCours-contenu.png" descr="La fiche « Modifier le tome » : informations, chapitres, couverture, tome complet et planning." title="La fiche « Modifier le tome » : informations, chapitres, couverture, tome complet et planning."/>
+            <wp:docPr id="44" name="TomeEnCours-contenu.png" descr="La fiche « Modifier le tome » : informations, chapitres, couverture, tome complet et planning." title="La fiche « Modifier le tome » : informations, chapitres, couverture, tome complet et planning."/>
             <wp:cNvGraphicFramePr>
               <a:graphicFrameLocks xmlns:a="http://schemas.openxmlformats.org/drawingml/2006/main" noChangeAspect="1"/>
             </wp:cNvGraphicFramePr>
@@ -17275,7 +17412,7 @@
           <wp:inline distT="0" distB="0" distL="0" distR="0">
             <wp:extent cx="5715000" cy="4400550"/>
             <wp:effectExtent t="0" r="0" b="0" l="0"/>
-            <wp:docPr id="42" name="HeureModifier-page.png" descr="« Modifier le tome » : la couverture changée et l'heure de sortie gardée." title="« Modifier le tome » : la couverture changée et l'heure de sortie gardée."/>
+            <wp:docPr id="45" name="HeureModifier-page.png" descr="« Modifier le tome » : la couverture changée et l'heure de sortie gardée." title="« Modifier le tome » : la couverture changée et l'heure de sortie gardée."/>
             <wp:cNvGraphicFramePr>
               <a:graphicFrameLocks xmlns:a="http://schemas.openxmlformats.org/drawingml/2006/main" noChangeAspect="1"/>
             </wp:cNvGraphicFramePr>
@@ -17365,11 +17502,11 @@
       <w:pPr>
         <w:pStyle w:val="Heading2"/>
       </w:pPr>
-      <w:bookmarkStart w:name="titre-58" w:id="138"/>
+      <w:bookmarkStart w:name="titre-58" w:id="144"/>
       <w:r>
         <w:t xml:space="preserve">10.3 Publier, reprogrammer ou retirer un chapitre</w:t>
       </w:r>
-      <w:bookmarkEnd w:id="138"/>
+      <w:bookmarkEnd w:id="144"/>
     </w:p>
     <w:p>
       <w:r>
@@ -17437,7 +17574,7 @@
           <wp:inline distT="0" distB="0" distL="0" distR="0">
             <wp:extent cx="4572000" cy="2695575"/>
             <wp:effectExtent t="0" r="0" b="0" l="0"/>
-            <wp:docPr id="43" name="TomeEnCours-chapitres.png" descr="La liste des chapitres d'un tome en cours." title="La liste des chapitres d'un tome en cours."/>
+            <wp:docPr id="46" name="TomeEnCours-chapitres.png" descr="La liste des chapitres d'un tome en cours." title="La liste des chapitres d'un tome en cours."/>
             <wp:cNvGraphicFramePr>
               <a:graphicFrameLocks xmlns:a="http://schemas.openxmlformats.org/drawingml/2006/main" noChangeAspect="1"/>
             </wp:cNvGraphicFramePr>
@@ -17660,11 +17797,11 @@
       <w:pPr>
         <w:pStyle w:val="Heading1"/>
       </w:pPr>
-      <w:bookmarkStart w:name="titre-59" w:id="139"/>
+      <w:bookmarkStart w:name="titre-59" w:id="145"/>
       <w:r>
         <w:t xml:space="preserve">11 Nouveau (version 2.1.5) : l'état des tomes et des œuvres</w:t>
       </w:r>
-      <w:bookmarkEnd w:id="139"/>
+      <w:bookmarkEnd w:id="145"/>
     </w:p>
     <w:tbl>
       <w:tblPr>
@@ -17728,11 +17865,11 @@
       <w:pPr>
         <w:pStyle w:val="Heading2"/>
       </w:pPr>
-      <w:bookmarkStart w:name="titre-60" w:id="140"/>
+      <w:bookmarkStart w:name="titre-60" w:id="146"/>
       <w:r>
         <w:t xml:space="preserve">11.1 Le cycle de vie d'un tome</w:t>
       </w:r>
-      <w:bookmarkEnd w:id="140"/>
+      <w:bookmarkEnd w:id="146"/>
     </w:p>
     <w:p>
       <w:r>
@@ -17750,7 +17887,7 @@
           <wp:inline distT="0" distB="0" distL="0" distR="0">
             <wp:extent cx="5715000" cy="2743200"/>
             <wp:effectExtent t="0" r="0" b="0" l="0"/>
-            <wp:docPr id="44" name="CycleTome-page.png" descr="Le cycle de vie d'un tome : Planifié, En cours de publication, Publié." title="Le cycle de vie d'un tome : Planifié, En cours de publication, Publié."/>
+            <wp:docPr id="47" name="CycleTome-page.png" descr="Le cycle de vie d'un tome : Planifié, En cours de publication, Publié." title="Le cycle de vie d'un tome : Planifié, En cours de publication, Publié."/>
             <wp:cNvGraphicFramePr>
               <a:graphicFrameLocks xmlns:a="http://schemas.openxmlformats.org/drawingml/2006/main" noChangeAspect="1"/>
             </wp:cNvGraphicFramePr>
@@ -18315,11 +18452,11 @@
       <w:pPr>
         <w:pStyle w:val="Heading2"/>
       </w:pPr>
-      <w:bookmarkStart w:name="titre-61" w:id="141"/>
+      <w:bookmarkStart w:name="titre-61" w:id="147"/>
       <w:r>
         <w:t xml:space="preserve">11.2 Changer l'état d'un tome</w:t>
       </w:r>
-      <w:bookmarkEnd w:id="141"/>
+      <w:bookmarkEnd w:id="147"/>
     </w:p>
     <w:p>
       <w:pPr>
@@ -18332,7 +18469,7 @@
           <wp:inline distT="0" distB="0" distL="0" distR="0">
             <wp:extent cx="5715000" cy="2857500"/>
             <wp:effectExtent t="0" r="0" b="0" l="0"/>
-            <wp:docPr id="45" name="EtatTome-etats.png" descr="L'encadré « État du tome » de la fiche, et les réglages propres à chaque état." title="L'encadré « État du tome » de la fiche, et les réglages propres à chaque état."/>
+            <wp:docPr id="48" name="EtatTome-etats.png" descr="L'encadré « État du tome » de la fiche, et les réglages propres à chaque état." title="L'encadré « État du tome » de la fiche, et les réglages propres à chaque état."/>
             <wp:cNvGraphicFramePr>
               <a:graphicFrameLocks xmlns:a="http://schemas.openxmlformats.org/drawingml/2006/main" noChangeAspect="1"/>
             </wp:cNvGraphicFramePr>
@@ -18629,11 +18766,11 @@
       <w:pPr>
         <w:pStyle w:val="Heading2"/>
       </w:pPr>
-      <w:bookmarkStart w:name="titre-62" w:id="142"/>
+      <w:bookmarkStart w:name="titre-62" w:id="148"/>
       <w:r>
         <w:t xml:space="preserve">11.3 Savoir ce que fait chaque changement</w:t>
       </w:r>
-      <w:bookmarkEnd w:id="142"/>
+      <w:bookmarkEnd w:id="148"/>
     </w:p>
     <w:p>
       <w:pPr>
@@ -18646,7 +18783,7 @@
           <wp:inline distT="0" distB="0" distL="0" distR="0">
             <wp:extent cx="5715000" cy="1333500"/>
             <wp:effectExtent t="0" r="0" b="0" l="0"/>
-            <wp:docPr id="46" name="EtatTome-confirmations.png" descr="Les confirmations demandées avant un changement qui touche les lecteurs." title="Les confirmations demandées avant un changement qui touche les lecteurs."/>
+            <wp:docPr id="49" name="EtatTome-confirmations.png" descr="Les confirmations demandées avant un changement qui touche les lecteurs." title="Les confirmations demandées avant un changement qui touche les lecteurs."/>
             <wp:cNvGraphicFramePr>
               <a:graphicFrameLocks xmlns:a="http://schemas.openxmlformats.org/drawingml/2006/main" noChangeAspect="1"/>
             </wp:cNvGraphicFramePr>
@@ -19646,11 +19783,11 @@
       <w:pPr>
         <w:pStyle w:val="Heading2"/>
       </w:pPr>
-      <w:bookmarkStart w:name="titre-63" w:id="143"/>
+      <w:bookmarkStart w:name="titre-63" w:id="149"/>
       <w:r>
         <w:t xml:space="preserve">11.4 J'ai publié au lieu de programmer : comment réparer</w:t>
       </w:r>
-      <w:bookmarkEnd w:id="143"/>
+      <w:bookmarkEnd w:id="149"/>
     </w:p>
     <w:p>
       <w:r>
@@ -19924,11 +20061,11 @@
       <w:pPr>
         <w:pStyle w:val="Heading2"/>
       </w:pPr>
-      <w:bookmarkStart w:name="titre-64" w:id="144"/>
+      <w:bookmarkStart w:name="titre-64" w:id="150"/>
       <w:r>
         <w:t xml:space="preserve">11.5 Changer l'état d'une œuvre</w:t>
       </w:r>
-      <w:bookmarkEnd w:id="144"/>
+      <w:bookmarkEnd w:id="150"/>
     </w:p>
     <w:p>
       <w:r>
@@ -19956,7 +20093,7 @@
           <wp:inline distT="0" distB="0" distL="0" distR="0">
             <wp:extent cx="5715000" cy="4581525"/>
             <wp:effectExtent t="0" r="0" b="0" l="0"/>
-            <wp:docPr id="47" name="EtatOeuvre-contenu.png" descr="La liste « Œuvres » avec l'état de chaque œuvre et de ses tomes." title="La liste « Œuvres » avec l'état de chaque œuvre et de ses tomes."/>
+            <wp:docPr id="50" name="EtatOeuvre-contenu.png" descr="La liste « Œuvres » avec l'état de chaque œuvre et de ses tomes." title="La liste « Œuvres » avec l'état de chaque œuvre et de ses tomes."/>
             <wp:cNvGraphicFramePr>
               <a:graphicFrameLocks xmlns:a="http://schemas.openxmlformats.org/drawingml/2006/main" noChangeAspect="1"/>
             </wp:cNvGraphicFramePr>
@@ -20822,11 +20959,11 @@
       <w:pPr>
         <w:pStyle w:val="Heading1"/>
       </w:pPr>
-      <w:bookmarkStart w:name="titre-65" w:id="145"/>
+      <w:bookmarkStart w:name="titre-65" w:id="151"/>
       <w:r>
         <w:t xml:space="preserve">12 Ce que voient les lecteurs</w:t>
       </w:r>
-      <w:bookmarkEnd w:id="145"/>
+      <w:bookmarkEnd w:id="151"/>
     </w:p>
     <w:p>
       <w:r>
@@ -20945,11 +21082,11 @@
       <w:pPr>
         <w:pStyle w:val="Heading2"/>
       </w:pPr>
-      <w:bookmarkStart w:name="titre-66" w:id="146"/>
+      <w:bookmarkStart w:name="titre-66" w:id="152"/>
       <w:r>
         <w:t xml:space="preserve">12.1 Lire un manga</w:t>
       </w:r>
-      <w:bookmarkEnd w:id="146"/>
+      <w:bookmarkEnd w:id="152"/>
     </w:p>
     <w:p>
       <w:r>
@@ -21065,11 +21202,11 @@
       <w:pPr>
         <w:pStyle w:val="Heading2"/>
       </w:pPr>
-      <w:bookmarkStart w:name="titre-67" w:id="147"/>
+      <w:bookmarkStart w:name="titre-67" w:id="153"/>
       <w:r>
         <w:t xml:space="preserve">12.2 La page d'accueil</w:t>
       </w:r>
-      <w:bookmarkEnd w:id="147"/>
+      <w:bookmarkEnd w:id="153"/>
     </w:p>
     <w:p>
       <w:r>
@@ -21107,7 +21244,7 @@
           <wp:inline distT="0" distB="0" distL="0" distR="0">
             <wp:extent cx="5715000" cy="4676775"/>
             <wp:effectExtent t="0" r="0" b="0" l="0"/>
-            <wp:docPr id="48" name="Accueil-planning.png" descr="La section « Planning » de l'accueil : le prochain tome à la une, puis les chapitres et les tomes en préparation." title="La section « Planning » de l'accueil : le prochain tome à la une, puis les chapitres et les tomes en préparation."/>
+            <wp:docPr id="51" name="Accueil-planning.png" descr="La section « Planning » de l'accueil : le prochain tome à la une, puis les chapitres et les tomes en préparation." title="La section « Planning » de l'accueil : le prochain tome à la une, puis les chapitres et les tomes en préparation."/>
             <wp:cNvGraphicFramePr>
               <a:graphicFrameLocks xmlns:a="http://schemas.openxmlformats.org/drawingml/2006/main" noChangeAspect="1"/>
             </wp:cNvGraphicFramePr>
@@ -21617,11 +21754,11 @@
       <w:pPr>
         <w:pStyle w:val="Heading2"/>
       </w:pPr>
-      <w:bookmarkStart w:name="titre-68" w:id="148"/>
+      <w:bookmarkStart w:name="titre-68" w:id="154"/>
       <w:r>
         <w:t xml:space="preserve">12.3 La page Planning</w:t>
       </w:r>
-      <w:bookmarkEnd w:id="148"/>
+      <w:bookmarkEnd w:id="154"/>
     </w:p>
     <w:p>
       <w:r>
@@ -21689,7 +21826,7 @@
           <wp:inline distT="0" distB="0" distL="0" distR="0">
             <wp:extent cx="5715000" cy="1019175"/>
             <wp:effectExtent t="0" r="0" b="0" l="0"/>
-            <wp:docPr id="49" name="PagePlanning-une.png" descr="Sous l'introduction, le même bandeau qu'à l'accueil : le prochain tome à la une." title="Sous l'introduction, le même bandeau qu'à l'accueil : le prochain tome à la une."/>
+            <wp:docPr id="52" name="PagePlanning-une.png" descr="Sous l'introduction, le même bandeau qu'à l'accueil : le prochain tome à la une." title="Sous l'introduction, le même bandeau qu'à l'accueil : le prochain tome à la une."/>
             <wp:cNvGraphicFramePr>
               <a:graphicFrameLocks xmlns:a="http://schemas.openxmlformats.org/drawingml/2006/main" noChangeAspect="1"/>
             </wp:cNvGraphicFramePr>
@@ -21909,7 +22046,7 @@
           <wp:inline distT="0" distB="0" distL="0" distR="0">
             <wp:extent cx="5715000" cy="3228975"/>
             <wp:effectExtent t="0" r="0" b="0" l="0"/>
-            <wp:docPr id="50" name="PagePlanning-vues.png" descr="Les trois vues et le tableau : barres d'avancement, tomes en cours de publication et prochain chapitre." title="Les trois vues et le tableau : barres d'avancement, tomes en cours de publication et prochain chapitre."/>
+            <wp:docPr id="53" name="PagePlanning-vues.png" descr="Les trois vues et le tableau : barres d'avancement, tomes en cours de publication et prochain chapitre." title="Les trois vues et le tableau : barres d'avancement, tomes en cours de publication et prochain chapitre."/>
             <wp:cNvGraphicFramePr>
               <a:graphicFrameLocks xmlns:a="http://schemas.openxmlformats.org/drawingml/2006/main" noChangeAspect="1"/>
             </wp:cNvGraphicFramePr>
@@ -22001,7 +22138,7 @@
           <wp:inline distT="0" distB="0" distL="0" distR="0">
             <wp:extent cx="5715000" cy="2400300"/>
             <wp:effectExtent t="0" r="0" b="0" l="0"/>
-            <wp:docPr id="51" name="PagePlanning-chapitres.png" descr="La vue « Chapitres » de la page Planning." title="La vue « Chapitres » de la page Planning."/>
+            <wp:docPr id="54" name="PagePlanning-chapitres.png" descr="La vue « Chapitres » de la page Planning." title="La vue « Chapitres » de la page Planning."/>
             <wp:cNvGraphicFramePr>
               <a:graphicFrameLocks xmlns:a="http://schemas.openxmlformats.org/drawingml/2006/main" noChangeAspect="1"/>
             </wp:cNvGraphicFramePr>
@@ -22088,7 +22225,7 @@
           <wp:inline distT="0" distB="0" distL="0" distR="0">
             <wp:extent cx="3429000" cy="1209675"/>
             <wp:effectExtent t="0" r="0" b="0" l="0"/>
-            <wp:docPr id="52" name="PagePlanning-legende.png" descr="La légende de la page Planning." title="La légende de la page Planning."/>
+            <wp:docPr id="55" name="PagePlanning-legende.png" descr="La légende de la page Planning." title="La légende de la page Planning."/>
             <wp:cNvGraphicFramePr>
               <a:graphicFrameLocks xmlns:a="http://schemas.openxmlformats.org/drawingml/2006/main" noChangeAspect="1"/>
             </wp:cNvGraphicFramePr>
@@ -22143,11 +22280,11 @@
       <w:pPr>
         <w:pStyle w:val="Heading2"/>
       </w:pPr>
-      <w:bookmarkStart w:name="titre-69" w:id="149"/>
+      <w:bookmarkStart w:name="titre-69" w:id="155"/>
       <w:r>
         <w:t xml:space="preserve">12.4 Faire apparaître un chapitre dans « Prochains » de l'accueil</w:t>
       </w:r>
-      <w:bookmarkEnd w:id="149"/>
+      <w:bookmarkEnd w:id="155"/>
     </w:p>
     <w:p>
       <w:r>
@@ -22393,11 +22530,11 @@
       <w:pPr>
         <w:pStyle w:val="Heading2"/>
       </w:pPr>
-      <w:bookmarkStart w:name="titre-70" w:id="150"/>
+      <w:bookmarkStart w:name="titre-70" w:id="156"/>
       <w:r>
         <w:t xml:space="preserve">12.5 Mettre un tome à la une</w:t>
       </w:r>
-      <w:bookmarkEnd w:id="150"/>
+      <w:bookmarkEnd w:id="156"/>
     </w:p>
     <w:p>
       <w:r>
@@ -22660,11 +22797,11 @@
       <w:pPr>
         <w:pStyle w:val="Heading2"/>
       </w:pPr>
-      <w:bookmarkStart w:name="titre-71" w:id="151"/>
+      <w:bookmarkStart w:name="titre-71" w:id="157"/>
       <w:r>
         <w:t xml:space="preserve">12.6 La fiche d'une œuvre</w:t>
       </w:r>
-      <w:bookmarkEnd w:id="151"/>
+      <w:bookmarkEnd w:id="157"/>
     </w:p>
     <w:p>
       <w:pPr>
@@ -22677,7 +22814,7 @@
           <wp:inline distT="0" distB="0" distL="0" distR="0">
             <wp:extent cx="5715000" cy="4095750"/>
             <wp:effectExtent t="0" r="0" b="0" l="0"/>
-            <wp:docPr id="53" name="Public-page.png" descr="La fiche d'une œuvre, vue par un lecteur." title="La fiche d'une œuvre, vue par un lecteur."/>
+            <wp:docPr id="56" name="Public-page.png" descr="La fiche d'une œuvre, vue par un lecteur." title="La fiche d'une œuvre, vue par un lecteur."/>
             <wp:cNvGraphicFramePr>
               <a:graphicFrameLocks xmlns:a="http://schemas.openxmlformats.org/drawingml/2006/main" noChangeAspect="1"/>
             </wp:cNvGraphicFramePr>
@@ -22884,11 +23021,11 @@
       <w:pPr>
         <w:pStyle w:val="Heading2"/>
       </w:pPr>
-      <w:bookmarkStart w:name="titre-72" w:id="152"/>
+      <w:bookmarkStart w:name="titre-72" w:id="158"/>
       <w:r>
         <w:t xml:space="preserve">12.7 La page d'un tome en cours</w:t>
       </w:r>
-      <w:bookmarkEnd w:id="152"/>
+      <w:bookmarkEnd w:id="158"/>
     </w:p>
     <w:p>
       <w:pPr>
@@ -22901,7 +23038,7 @@
           <wp:inline distT="0" distB="0" distL="0" distR="0">
             <wp:extent cx="5715000" cy="3476625"/>
             <wp:effectExtent t="0" r="0" b="0" l="0"/>
-            <wp:docPr id="54" name="PublicTome-page.png" descr="La page d'un tome en cours, vue par un lecteur." title="La page d'un tome en cours, vue par un lecteur."/>
+            <wp:docPr id="57" name="PublicTome-page.png" descr="La page d'un tome en cours, vue par un lecteur." title="La page d'un tome en cours, vue par un lecteur."/>
             <wp:cNvGraphicFramePr>
               <a:graphicFrameLocks xmlns:a="http://schemas.openxmlformats.org/drawingml/2006/main" noChangeAspect="1"/>
             </wp:cNvGraphicFramePr>
@@ -23035,38 +23172,693 @@
       <w:pPr>
         <w:pStyle w:val="Heading1"/>
       </w:pPr>
-      <w:bookmarkStart w:name="titre-73" w:id="153"/>
-      <w:r>
-        <w:t xml:space="preserve">13 Glossaires, actualités et commentaires</w:t>
-      </w:r>
-      <w:bookmarkEnd w:id="153"/>
-    </w:p>
+      <w:bookmarkStart w:name="titre-73" w:id="159"/>
+      <w:r>
+        <w:t xml:space="preserve">13 Les statistiques d'audience</w:t>
+      </w:r>
+      <w:bookmarkEnd w:id="159"/>
+    </w:p>
+    <w:p>
+      <w:r>
+        <w:t xml:space="preserve">Le menu </w:t>
+      </w:r>
+      <w:r>
+        <w:rPr>
+          <w:b/>
+          <w:bCs/>
+        </w:rPr>
+        <w:t xml:space="preserve">Site</w:t>
+      </w:r>
+      <w:r>
+        <w:t xml:space="preserve">, puis </w:t>
+      </w:r>
+      <w:r>
+        <w:rPr>
+          <w:b/>
+          <w:bCs/>
+        </w:rPr>
+        <w:t xml:space="preserve">Statistiques</w:t>
+      </w:r>
+      <w:r>
+        <w:t xml:space="preserve">, montre l'audience du site et de chaque œuvre : vues, visiteurs, favoris, lecteurs. Toute l'équipe y a accès. Les chiffres sont des totaux : aucun lecteur n'y est nommé, sauf dans la liste des lecteurs d'une œuvre, réservée aux gérants.</w:t>
+      </w:r>
+    </w:p>
+    <w:tbl>
+      <w:tblPr>
+        <w:tblW w:type="dxa" w:w="9026"/>
+        <w:tblBorders>
+          <w:top w:val="single" w:color="auto" w:sz="4"/>
+          <w:left w:val="single" w:color="auto" w:sz="4"/>
+          <w:bottom w:val="single" w:color="auto" w:sz="4"/>
+          <w:right w:val="single" w:color="auto" w:sz="4"/>
+          <w:insideH w:val="single" w:color="auto" w:sz="4"/>
+          <w:insideV w:val="single" w:color="auto" w:sz="4"/>
+        </w:tblBorders>
+      </w:tblPr>
+      <w:tblGrid>
+        <w:gridCol w:w="1385"/>
+        <w:gridCol w:w="7641"/>
+      </w:tblGrid>
+      <w:tr>
+        <w:trPr>
+          <w:cantSplit/>
+          <w:tblHeader/>
+        </w:trPr>
+        <w:tc>
+          <w:tcPr>
+            <w:tcW w:type="dxa" w:w="1385"/>
+            <w:tcBorders>
+              <w:top w:val="single" w:color="CFC6DE" w:sz="4"/>
+              <w:left w:val="single" w:color="CFC6DE" w:sz="4"/>
+              <w:bottom w:val="single" w:color="CFC6DE" w:sz="4"/>
+              <w:right w:val="single" w:color="CFC6DE" w:sz="4"/>
+            </w:tcBorders>
+            <w:shd w:fill="3A2A63" w:color="auto" w:val="clear"/>
+            <w:tcMar>
+              <w:top w:type="dxa" w:w="70"/>
+              <w:left w:type="dxa" w:w="110"/>
+              <w:bottom w:type="dxa" w:w="70"/>
+              <w:right w:type="dxa" w:w="110"/>
+            </w:tcMar>
+            <w:vAlign w:val="center"/>
+          </w:tcPr>
+          <w:p>
+            <w:pPr>
+              <w:spacing w:after="0" w:before="0"/>
+              <w:rPr>
+                <w:b/>
+                <w:bCs/>
+                <w:color w:val="FFFFFF"/>
+                <w:sz w:val="19"/>
+                <w:szCs w:val="19"/>
+              </w:rPr>
+            </w:pPr>
+            <w:r>
+              <w:rPr>
+                <w:b/>
+                <w:bCs/>
+                <w:color w:val="FFFFFF"/>
+                <w:sz w:val="19"/>
+                <w:szCs w:val="19"/>
+              </w:rPr>
+              <w:t xml:space="preserve">Mot</w:t>
+            </w:r>
+          </w:p>
+        </w:tc>
+        <w:tc>
+          <w:tcPr>
+            <w:tcW w:type="dxa" w:w="7641"/>
+            <w:tcBorders>
+              <w:top w:val="single" w:color="CFC6DE" w:sz="4"/>
+              <w:left w:val="single" w:color="CFC6DE" w:sz="4"/>
+              <w:bottom w:val="single" w:color="CFC6DE" w:sz="4"/>
+              <w:right w:val="single" w:color="CFC6DE" w:sz="4"/>
+            </w:tcBorders>
+            <w:shd w:fill="3A2A63" w:color="auto" w:val="clear"/>
+            <w:tcMar>
+              <w:top w:type="dxa" w:w="70"/>
+              <w:left w:type="dxa" w:w="110"/>
+              <w:bottom w:type="dxa" w:w="70"/>
+              <w:right w:type="dxa" w:w="110"/>
+            </w:tcMar>
+            <w:vAlign w:val="center"/>
+          </w:tcPr>
+          <w:p>
+            <w:pPr>
+              <w:spacing w:after="0" w:before="0"/>
+              <w:rPr>
+                <w:b/>
+                <w:bCs/>
+                <w:color w:val="FFFFFF"/>
+                <w:sz w:val="19"/>
+                <w:szCs w:val="19"/>
+              </w:rPr>
+            </w:pPr>
+            <w:r>
+              <w:rPr>
+                <w:b/>
+                <w:bCs/>
+                <w:color w:val="FFFFFF"/>
+                <w:sz w:val="19"/>
+                <w:szCs w:val="19"/>
+              </w:rPr>
+              <w:t xml:space="preserve">Ce qu'il compte</w:t>
+            </w:r>
+          </w:p>
+        </w:tc>
+      </w:tr>
+      <w:tr>
+        <w:trPr>
+          <w:cantSplit/>
+          <w:tblHeader w:val="off"/>
+        </w:trPr>
+        <w:tc>
+          <w:tcPr>
+            <w:tcW w:type="dxa" w:w="1385"/>
+            <w:tcBorders>
+              <w:top w:val="single" w:color="CFC6DE" w:sz="4"/>
+              <w:left w:val="single" w:color="CFC6DE" w:sz="4"/>
+              <w:bottom w:val="single" w:color="CFC6DE" w:sz="4"/>
+              <w:right w:val="single" w:color="CFC6DE" w:sz="4"/>
+            </w:tcBorders>
+            <w:tcMar>
+              <w:top w:type="dxa" w:w="70"/>
+              <w:left w:type="dxa" w:w="110"/>
+              <w:bottom w:type="dxa" w:w="70"/>
+              <w:right w:type="dxa" w:w="110"/>
+            </w:tcMar>
+            <w:vAlign w:val="center"/>
+          </w:tcPr>
+          <w:p>
+            <w:pPr>
+              <w:spacing w:after="0" w:before="0"/>
+              <w:rPr>
+                <w:sz w:val="19"/>
+                <w:szCs w:val="19"/>
+              </w:rPr>
+            </w:pPr>
+            <w:r>
+              <w:rPr>
+                <w:b/>
+                <w:bCs/>
+                <w:sz w:val="19"/>
+                <w:szCs w:val="19"/>
+              </w:rPr>
+              <w:t xml:space="preserve">Vues</w:t>
+            </w:r>
+            <w:r>
+              <w:rPr>
+                <w:sz w:val="19"/>
+                <w:szCs w:val="19"/>
+              </w:rPr>
+              <w:t xml:space="preserve">, </w:t>
+            </w:r>
+            <w:r>
+              <w:rPr>
+                <w:b/>
+                <w:bCs/>
+                <w:sz w:val="19"/>
+                <w:szCs w:val="19"/>
+              </w:rPr>
+              <w:t xml:space="preserve">Visiteurs</w:t>
+            </w:r>
+          </w:p>
+        </w:tc>
+        <w:tc>
+          <w:tcPr>
+            <w:tcW w:type="dxa" w:w="7641"/>
+            <w:tcBorders>
+              <w:top w:val="single" w:color="CFC6DE" w:sz="4"/>
+              <w:left w:val="single" w:color="CFC6DE" w:sz="4"/>
+              <w:bottom w:val="single" w:color="CFC6DE" w:sz="4"/>
+              <w:right w:val="single" w:color="CFC6DE" w:sz="4"/>
+            </w:tcBorders>
+            <w:tcMar>
+              <w:top w:type="dxa" w:w="70"/>
+              <w:left w:type="dxa" w:w="110"/>
+              <w:bottom w:type="dxa" w:w="70"/>
+              <w:right w:type="dxa" w:w="110"/>
+            </w:tcMar>
+            <w:vAlign w:val="center"/>
+          </w:tcPr>
+          <w:p>
+            <w:pPr>
+              <w:spacing w:after="0" w:before="0"/>
+              <w:rPr>
+                <w:sz w:val="19"/>
+                <w:szCs w:val="19"/>
+              </w:rPr>
+            </w:pPr>
+            <w:r>
+              <w:rPr>
+                <w:sz w:val="19"/>
+                <w:szCs w:val="19"/>
+              </w:rPr>
+              <w:t xml:space="preserve">Pages vues et visiteurs, mesurés par Jetpack (WordPress.com)</w:t>
+            </w:r>
+          </w:p>
+        </w:tc>
+      </w:tr>
+      <w:tr>
+        <w:trPr>
+          <w:cantSplit/>
+          <w:tblHeader w:val="off"/>
+        </w:trPr>
+        <w:tc>
+          <w:tcPr>
+            <w:tcW w:type="dxa" w:w="1385"/>
+            <w:tcBorders>
+              <w:top w:val="single" w:color="CFC6DE" w:sz="4"/>
+              <w:left w:val="single" w:color="CFC6DE" w:sz="4"/>
+              <w:bottom w:val="single" w:color="CFC6DE" w:sz="4"/>
+              <w:right w:val="single" w:color="CFC6DE" w:sz="4"/>
+            </w:tcBorders>
+            <w:shd w:fill="F6F3FA" w:color="auto" w:val="clear"/>
+            <w:tcMar>
+              <w:top w:type="dxa" w:w="70"/>
+              <w:left w:type="dxa" w:w="110"/>
+              <w:bottom w:type="dxa" w:w="70"/>
+              <w:right w:type="dxa" w:w="110"/>
+            </w:tcMar>
+            <w:vAlign w:val="center"/>
+          </w:tcPr>
+          <w:p>
+            <w:pPr>
+              <w:spacing w:after="0" w:before="0"/>
+              <w:rPr>
+                <w:sz w:val="19"/>
+                <w:szCs w:val="19"/>
+              </w:rPr>
+            </w:pPr>
+            <w:r>
+              <w:rPr>
+                <w:b/>
+                <w:bCs/>
+                <w:sz w:val="19"/>
+                <w:szCs w:val="19"/>
+              </w:rPr>
+              <w:t xml:space="preserve">Favoris</w:t>
+            </w:r>
+          </w:p>
+        </w:tc>
+        <w:tc>
+          <w:tcPr>
+            <w:tcW w:type="dxa" w:w="7641"/>
+            <w:tcBorders>
+              <w:top w:val="single" w:color="CFC6DE" w:sz="4"/>
+              <w:left w:val="single" w:color="CFC6DE" w:sz="4"/>
+              <w:bottom w:val="single" w:color="CFC6DE" w:sz="4"/>
+              <w:right w:val="single" w:color="CFC6DE" w:sz="4"/>
+            </w:tcBorders>
+            <w:shd w:fill="F6F3FA" w:color="auto" w:val="clear"/>
+            <w:tcMar>
+              <w:top w:type="dxa" w:w="70"/>
+              <w:left w:type="dxa" w:w="110"/>
+              <w:bottom w:type="dxa" w:w="70"/>
+              <w:right w:type="dxa" w:w="110"/>
+            </w:tcMar>
+            <w:vAlign w:val="center"/>
+          </w:tcPr>
+          <w:p>
+            <w:pPr>
+              <w:spacing w:after="0" w:before="0"/>
+              <w:rPr>
+                <w:sz w:val="19"/>
+                <w:szCs w:val="19"/>
+              </w:rPr>
+            </w:pPr>
+            <w:r>
+              <w:rPr>
+                <w:sz w:val="19"/>
+                <w:szCs w:val="19"/>
+              </w:rPr>
+              <w:t xml:space="preserve">Lecteurs qui ont mis l'œuvre en favori (« suivre » une œuvre, c'est la mettre en favori)</w:t>
+            </w:r>
+          </w:p>
+        </w:tc>
+      </w:tr>
+      <w:tr>
+        <w:trPr>
+          <w:cantSplit/>
+          <w:tblHeader w:val="off"/>
+        </w:trPr>
+        <w:tc>
+          <w:tcPr>
+            <w:tcW w:type="dxa" w:w="1385"/>
+            <w:tcBorders>
+              <w:top w:val="single" w:color="CFC6DE" w:sz="4"/>
+              <w:left w:val="single" w:color="CFC6DE" w:sz="4"/>
+              <w:bottom w:val="single" w:color="CFC6DE" w:sz="4"/>
+              <w:right w:val="single" w:color="CFC6DE" w:sz="4"/>
+            </w:tcBorders>
+            <w:tcMar>
+              <w:top w:type="dxa" w:w="70"/>
+              <w:left w:type="dxa" w:w="110"/>
+              <w:bottom w:type="dxa" w:w="70"/>
+              <w:right w:type="dxa" w:w="110"/>
+            </w:tcMar>
+            <w:vAlign w:val="center"/>
+          </w:tcPr>
+          <w:p>
+            <w:pPr>
+              <w:spacing w:after="0" w:before="0"/>
+              <w:rPr>
+                <w:sz w:val="19"/>
+                <w:szCs w:val="19"/>
+              </w:rPr>
+            </w:pPr>
+            <w:r>
+              <w:rPr>
+                <w:b/>
+                <w:bCs/>
+                <w:sz w:val="19"/>
+                <w:szCs w:val="19"/>
+              </w:rPr>
+              <w:t xml:space="preserve">Suiveurs alertés</w:t>
+            </w:r>
+          </w:p>
+        </w:tc>
+        <w:tc>
+          <w:tcPr>
+            <w:tcW w:type="dxa" w:w="7641"/>
+            <w:tcBorders>
+              <w:top w:val="single" w:color="CFC6DE" w:sz="4"/>
+              <w:left w:val="single" w:color="CFC6DE" w:sz="4"/>
+              <w:bottom w:val="single" w:color="CFC6DE" w:sz="4"/>
+              <w:right w:val="single" w:color="CFC6DE" w:sz="4"/>
+            </w:tcBorders>
+            <w:tcMar>
+              <w:top w:type="dxa" w:w="70"/>
+              <w:left w:type="dxa" w:w="110"/>
+              <w:bottom w:type="dxa" w:w="70"/>
+              <w:right w:type="dxa" w:w="110"/>
+            </w:tcMar>
+            <w:vAlign w:val="center"/>
+          </w:tcPr>
+          <w:p>
+            <w:pPr>
+              <w:spacing w:after="0" w:before="0"/>
+              <w:rPr>
+                <w:sz w:val="19"/>
+                <w:szCs w:val="19"/>
+              </w:rPr>
+            </w:pPr>
+            <w:r>
+              <w:rPr>
+                <w:sz w:val="19"/>
+                <w:szCs w:val="19"/>
+              </w:rPr>
+              <w:t xml:space="preserve">Favoris avec une alerte </w:t>
+            </w:r>
+            <w:r>
+              <w:rPr>
+                <w:b/>
+                <w:bCs/>
+                <w:sz w:val="19"/>
+                <w:szCs w:val="19"/>
+              </w:rPr>
+              <w:t xml:space="preserve">Immédiate</w:t>
+            </w:r>
+            <w:r>
+              <w:rPr>
+                <w:sz w:val="19"/>
+                <w:szCs w:val="19"/>
+              </w:rPr>
+              <w:t xml:space="preserve"> ou </w:t>
+            </w:r>
+            <w:r>
+              <w:rPr>
+                <w:b/>
+                <w:bCs/>
+                <w:sz w:val="19"/>
+                <w:szCs w:val="19"/>
+              </w:rPr>
+              <w:t xml:space="preserve">Hebdomadaire</w:t>
+            </w:r>
+            <w:r>
+              <w:rPr>
+                <w:sz w:val="19"/>
+                <w:szCs w:val="19"/>
+              </w:rPr>
+              <w:t xml:space="preserve"> (sans l'alerte </w:t>
+            </w:r>
+            <w:r>
+              <w:rPr>
+                <w:b/>
+                <w:bCs/>
+                <w:sz w:val="19"/>
+                <w:szCs w:val="19"/>
+              </w:rPr>
+              <w:t xml:space="preserve">Jamais</w:t>
+            </w:r>
+            <w:r>
+              <w:rPr>
+                <w:sz w:val="19"/>
+                <w:szCs w:val="19"/>
+              </w:rPr>
+              <w:t xml:space="preserve">)</w:t>
+            </w:r>
+          </w:p>
+        </w:tc>
+      </w:tr>
+      <w:tr>
+        <w:trPr>
+          <w:cantSplit/>
+          <w:tblHeader w:val="off"/>
+        </w:trPr>
+        <w:tc>
+          <w:tcPr>
+            <w:tcW w:type="dxa" w:w="1385"/>
+            <w:tcBorders>
+              <w:top w:val="single" w:color="CFC6DE" w:sz="4"/>
+              <w:left w:val="single" w:color="CFC6DE" w:sz="4"/>
+              <w:bottom w:val="single" w:color="CFC6DE" w:sz="4"/>
+              <w:right w:val="single" w:color="CFC6DE" w:sz="4"/>
+            </w:tcBorders>
+            <w:shd w:fill="F6F3FA" w:color="auto" w:val="clear"/>
+            <w:tcMar>
+              <w:top w:type="dxa" w:w="70"/>
+              <w:left w:type="dxa" w:w="110"/>
+              <w:bottom w:type="dxa" w:w="70"/>
+              <w:right w:type="dxa" w:w="110"/>
+            </w:tcMar>
+            <w:vAlign w:val="center"/>
+          </w:tcPr>
+          <w:p>
+            <w:pPr>
+              <w:spacing w:after="0" w:before="0"/>
+              <w:rPr>
+                <w:sz w:val="19"/>
+                <w:szCs w:val="19"/>
+              </w:rPr>
+            </w:pPr>
+            <w:r>
+              <w:rPr>
+                <w:b/>
+                <w:bCs/>
+                <w:sz w:val="19"/>
+                <w:szCs w:val="19"/>
+              </w:rPr>
+              <w:t xml:space="preserve">Lecteurs</w:t>
+            </w:r>
+          </w:p>
+        </w:tc>
+        <w:tc>
+          <w:tcPr>
+            <w:tcW w:type="dxa" w:w="7641"/>
+            <w:tcBorders>
+              <w:top w:val="single" w:color="CFC6DE" w:sz="4"/>
+              <w:left w:val="single" w:color="CFC6DE" w:sz="4"/>
+              <w:bottom w:val="single" w:color="CFC6DE" w:sz="4"/>
+              <w:right w:val="single" w:color="CFC6DE" w:sz="4"/>
+            </w:tcBorders>
+            <w:shd w:fill="F6F3FA" w:color="auto" w:val="clear"/>
+            <w:tcMar>
+              <w:top w:type="dxa" w:w="70"/>
+              <w:left w:type="dxa" w:w="110"/>
+              <w:bottom w:type="dxa" w:w="70"/>
+              <w:right w:type="dxa" w:w="110"/>
+            </w:tcMar>
+            <w:vAlign w:val="center"/>
+          </w:tcPr>
+          <w:p>
+            <w:pPr>
+              <w:spacing w:after="0" w:before="0"/>
+              <w:rPr>
+                <w:sz w:val="19"/>
+                <w:szCs w:val="19"/>
+              </w:rPr>
+            </w:pPr>
+            <w:r>
+              <w:rPr>
+                <w:sz w:val="19"/>
+                <w:szCs w:val="19"/>
+              </w:rPr>
+              <w:t xml:space="preserve">Comptes qui ont une position de lecture sur l'œuvre (lecture en ligne, connecté)</w:t>
+            </w:r>
+          </w:p>
+        </w:tc>
+      </w:tr>
+      <w:tr>
+        <w:trPr>
+          <w:cantSplit/>
+          <w:tblHeader w:val="off"/>
+        </w:trPr>
+        <w:tc>
+          <w:tcPr>
+            <w:tcW w:type="dxa" w:w="1385"/>
+            <w:tcBorders>
+              <w:top w:val="single" w:color="CFC6DE" w:sz="4"/>
+              <w:left w:val="single" w:color="CFC6DE" w:sz="4"/>
+              <w:bottom w:val="single" w:color="CFC6DE" w:sz="4"/>
+              <w:right w:val="single" w:color="CFC6DE" w:sz="4"/>
+            </w:tcBorders>
+            <w:tcMar>
+              <w:top w:type="dxa" w:w="70"/>
+              <w:left w:type="dxa" w:w="110"/>
+              <w:bottom w:type="dxa" w:w="70"/>
+              <w:right w:type="dxa" w:w="110"/>
+            </w:tcMar>
+            <w:vAlign w:val="center"/>
+          </w:tcPr>
+          <w:p>
+            <w:pPr>
+              <w:spacing w:after="0" w:before="0"/>
+              <w:rPr>
+                <w:sz w:val="19"/>
+                <w:szCs w:val="19"/>
+              </w:rPr>
+            </w:pPr>
+            <w:r>
+              <w:rPr>
+                <w:b/>
+                <w:bCs/>
+                <w:sz w:val="19"/>
+                <w:szCs w:val="19"/>
+              </w:rPr>
+              <w:t xml:space="preserve">Lecteurs actifs</w:t>
+            </w:r>
+          </w:p>
+        </w:tc>
+        <w:tc>
+          <w:tcPr>
+            <w:tcW w:type="dxa" w:w="7641"/>
+            <w:tcBorders>
+              <w:top w:val="single" w:color="CFC6DE" w:sz="4"/>
+              <w:left w:val="single" w:color="CFC6DE" w:sz="4"/>
+              <w:bottom w:val="single" w:color="CFC6DE" w:sz="4"/>
+              <w:right w:val="single" w:color="CFC6DE" w:sz="4"/>
+            </w:tcBorders>
+            <w:tcMar>
+              <w:top w:type="dxa" w:w="70"/>
+              <w:left w:type="dxa" w:w="110"/>
+              <w:bottom w:type="dxa" w:w="70"/>
+              <w:right w:type="dxa" w:w="110"/>
+            </w:tcMar>
+            <w:vAlign w:val="center"/>
+          </w:tcPr>
+          <w:p>
+            <w:pPr>
+              <w:spacing w:after="0" w:before="0"/>
+              <w:rPr>
+                <w:sz w:val="19"/>
+                <w:szCs w:val="19"/>
+              </w:rPr>
+            </w:pPr>
+            <w:r>
+              <w:rPr>
+                <w:sz w:val="19"/>
+                <w:szCs w:val="19"/>
+              </w:rPr>
+              <w:t xml:space="preserve">Comptes dont la position de lecture a bougé sur la période (ou sur 30 jours pour </w:t>
+            </w:r>
+            <w:r>
+              <w:rPr>
+                <w:b/>
+                <w:bCs/>
+                <w:sz w:val="19"/>
+                <w:szCs w:val="19"/>
+              </w:rPr>
+              <w:t xml:space="preserve">Actifs 30 j</w:t>
+            </w:r>
+            <w:r>
+              <w:rPr>
+                <w:sz w:val="19"/>
+                <w:szCs w:val="19"/>
+              </w:rPr>
+              <w:t xml:space="preserve">)</w:t>
+            </w:r>
+          </w:p>
+        </w:tc>
+      </w:tr>
+      <w:tr>
+        <w:trPr>
+          <w:cantSplit/>
+          <w:tblHeader w:val="off"/>
+        </w:trPr>
+        <w:tc>
+          <w:tcPr>
+            <w:tcW w:type="dxa" w:w="1385"/>
+            <w:tcBorders>
+              <w:top w:val="single" w:color="CFC6DE" w:sz="4"/>
+              <w:left w:val="single" w:color="CFC6DE" w:sz="4"/>
+              <w:bottom w:val="single" w:color="CFC6DE" w:sz="4"/>
+              <w:right w:val="single" w:color="CFC6DE" w:sz="4"/>
+            </w:tcBorders>
+            <w:shd w:fill="F6F3FA" w:color="auto" w:val="clear"/>
+            <w:tcMar>
+              <w:top w:type="dxa" w:w="70"/>
+              <w:left w:type="dxa" w:w="110"/>
+              <w:bottom w:type="dxa" w:w="70"/>
+              <w:right w:type="dxa" w:w="110"/>
+            </w:tcMar>
+            <w:vAlign w:val="center"/>
+          </w:tcPr>
+          <w:p>
+            <w:pPr>
+              <w:spacing w:after="0" w:before="0"/>
+              <w:rPr>
+                <w:sz w:val="19"/>
+                <w:szCs w:val="19"/>
+              </w:rPr>
+            </w:pPr>
+            <w:r>
+              <w:rPr>
+                <w:b/>
+                <w:bCs/>
+                <w:sz w:val="19"/>
+                <w:szCs w:val="19"/>
+              </w:rPr>
+              <w:t xml:space="preserve">Chapitres lus (est.)</w:t>
+            </w:r>
+          </w:p>
+        </w:tc>
+        <w:tc>
+          <w:tcPr>
+            <w:tcW w:type="dxa" w:w="7641"/>
+            <w:tcBorders>
+              <w:top w:val="single" w:color="CFC6DE" w:sz="4"/>
+              <w:left w:val="single" w:color="CFC6DE" w:sz="4"/>
+              <w:bottom w:val="single" w:color="CFC6DE" w:sz="4"/>
+              <w:right w:val="single" w:color="CFC6DE" w:sz="4"/>
+            </w:tcBorders>
+            <w:shd w:fill="F6F3FA" w:color="auto" w:val="clear"/>
+            <w:tcMar>
+              <w:top w:type="dxa" w:w="70"/>
+              <w:left w:type="dxa" w:w="110"/>
+              <w:bottom w:type="dxa" w:w="70"/>
+              <w:right w:type="dxa" w:w="110"/>
+            </w:tcMar>
+            <w:vAlign w:val="center"/>
+          </w:tcPr>
+          <w:p>
+            <w:pPr>
+              <w:spacing w:after="0" w:before="0"/>
+              <w:rPr>
+                <w:sz w:val="19"/>
+                <w:szCs w:val="19"/>
+              </w:rPr>
+            </w:pPr>
+            <w:r>
+              <w:rPr>
+                <w:sz w:val="19"/>
+                <w:szCs w:val="19"/>
+              </w:rPr>
+              <w:t xml:space="preserve">Estimation tirée de la position de lecture : les chapitres qui la précèdent, plus le chapitre en cours s'il est lu à 90 %</w:t>
+            </w:r>
+          </w:p>
+        </w:tc>
+      </w:tr>
+    </w:tbl>
     <w:p>
       <w:pPr>
         <w:pStyle w:val="Heading2"/>
       </w:pPr>
-      <w:bookmarkStart w:name="titre-74" w:id="154"/>
-      <w:r>
-        <w:t xml:space="preserve">13.1 Publier le glossaire d'une œuvre</w:t>
-      </w:r>
-      <w:bookmarkEnd w:id="154"/>
-    </w:p>
-    <w:p>
-      <w:r>
-        <w:t xml:space="preserve">Réservé aux éditeurs et aux gérants. Le glossaire vient du fichier </w:t>
-      </w:r>
-      <w:r>
-        <w:rPr>
-          <w:rFonts w:ascii="Consolas" w:cs="Consolas" w:eastAsia="Consolas" w:hAnsi="Consolas"/>
-          <w:sz w:val="19"/>
-          <w:szCs w:val="19"/>
-          <w:shd w:fill="EFEAF5" w:color="auto" w:val="clear"/>
-        </w:rPr>
-        <w:t xml:space="preserve">glossaire.yaml</w:t>
-      </w:r>
-      <w:r>
-        <w:t xml:space="preserve"> de Yume-Trad.</w:t>
-      </w:r>
+      <w:bookmarkStart w:name="titre-74" w:id="160"/>
+      <w:r>
+        <w:t xml:space="preserve">13.1 Lire l'aperçu</w:t>
+      </w:r>
+      <w:bookmarkEnd w:id="160"/>
     </w:p>
     <w:p>
       <w:pPr>
@@ -23085,7 +23877,7 @@
           <w:b/>
           <w:bCs/>
         </w:rPr>
-        <w:t xml:space="preserve">Catalogue</w:t>
+        <w:t xml:space="preserve">Site</w:t>
       </w:r>
       <w:r>
         <w:t xml:space="preserve">, puis </w:t>
@@ -23095,7 +23887,7 @@
           <w:b/>
           <w:bCs/>
         </w:rPr>
-        <w:t xml:space="preserve">Glossaires</w:t>
+        <w:t xml:space="preserve">Statistiques</w:t>
       </w:r>
       <w:r>
         <w:t xml:space="preserve">.</w:t>
@@ -23118,30 +23910,60 @@
           <w:b/>
           <w:bCs/>
         </w:rPr>
-        <w:t xml:space="preserve">Téléverser un glossaire</w:t>
-      </w:r>
-      <w:r>
-        <w:t xml:space="preserve">, choisissez l'</w:t>
-      </w:r>
-      <w:r>
-        <w:rPr>
-          <w:b/>
-          <w:bCs/>
-        </w:rPr>
-        <w:t xml:space="preserve">Œuvre</w:t>
-      </w:r>
-      <w:r>
-        <w:t xml:space="preserve"> et le </w:t>
-      </w:r>
-      <w:r>
-        <w:rPr>
-          <w:b/>
-          <w:bCs/>
-        </w:rPr>
-        <w:t xml:space="preserve">Fichier YAML (4 Mo au plus)</w:t>
-      </w:r>
-      <w:r>
-        <w:t xml:space="preserve">.</w:t>
+        <w:t xml:space="preserve">Période</w:t>
+      </w:r>
+      <w:r>
+        <w:t xml:space="preserve">, choisissez </w:t>
+      </w:r>
+      <w:r>
+        <w:rPr>
+          <w:b/>
+          <w:bCs/>
+        </w:rPr>
+        <w:t xml:space="preserve">7 jours</w:t>
+      </w:r>
+      <w:r>
+        <w:t xml:space="preserve">, </w:t>
+      </w:r>
+      <w:r>
+        <w:rPr>
+          <w:b/>
+          <w:bCs/>
+        </w:rPr>
+        <w:t xml:space="preserve">30 jours</w:t>
+      </w:r>
+      <w:r>
+        <w:t xml:space="preserve">, </w:t>
+      </w:r>
+      <w:r>
+        <w:rPr>
+          <w:b/>
+          <w:bCs/>
+        </w:rPr>
+        <w:t xml:space="preserve">90 jours</w:t>
+      </w:r>
+      <w:r>
+        <w:t xml:space="preserve"> ou </w:t>
+      </w:r>
+      <w:r>
+        <w:rPr>
+          <w:b/>
+          <w:bCs/>
+        </w:rPr>
+        <w:t xml:space="preserve">12 mois</w:t>
+      </w:r>
+      <w:r>
+        <w:t xml:space="preserve">, puis cliquez sur </w:t>
+      </w:r>
+      <w:r>
+        <w:rPr>
+          <w:b/>
+          <w:bCs/>
+        </w:rPr>
+        <w:t xml:space="preserve">Afficher</w:t>
+      </w:r>
+      <w:r>
+        <w:t xml:space="preserve">. La période reste choisie quand vous changez d'onglet.</w:t>
       </w:r>
     </w:p>
     <w:p>
@@ -23154,150 +23976,84 @@
         <w:spacing w:after="60" w:before="40"/>
       </w:pPr>
       <w:r>
-        <w:t xml:space="preserve">Cliquez sur </w:t>
-      </w:r>
-      <w:r>
-        <w:rPr>
-          <w:b/>
-          <w:bCs/>
-        </w:rPr>
-        <w:t xml:space="preserve">Vérifier</w:t>
-      </w:r>
-      <w:r>
-        <w:t xml:space="preserve">. Rien n'est publié : le site affiche le nombre d'entrées et les entrées ignorées.</w:t>
-      </w:r>
-    </w:p>
-    <w:p>
-      <w:pPr>
-        <w:pStyle w:val="ListParagraph"/>
-        <w:numPr>
-          <w:ilvl w:val="0"/>
-          <w:numId w:val="37"/>
-        </w:numPr>
-        <w:spacing w:after="60" w:before="40"/>
-      </w:pPr>
-      <w:r>
-        <w:t xml:space="preserve">Si le bilan est bon, cliquez sur </w:t>
-      </w:r>
-      <w:r>
-        <w:rPr>
-          <w:b/>
-          <w:bCs/>
-        </w:rPr>
-        <w:t xml:space="preserve">Publier le glossaire</w:t>
-      </w:r>
-      <w:r>
-        <w:t xml:space="preserve">. Le nouveau fichier remplace l'ancien.</w:t>
-      </w:r>
-    </w:p>
-    <w:p>
-      <w:r>
-        <w:t xml:space="preserve">Les 5 dernières versions restent disponibles : </w:t>
-      </w:r>
-      <w:r>
-        <w:rPr>
-          <w:b/>
-          <w:bCs/>
-        </w:rPr>
-        <w:t xml:space="preserve">Télécharger ce YAML</w:t>
-      </w:r>
-      <w:r>
-        <w:t xml:space="preserve"> ou </w:t>
-      </w:r>
-      <w:r>
-        <w:rPr>
-          <w:b/>
-          <w:bCs/>
-        </w:rPr>
-        <w:t xml:space="preserve">Restaurer cette version</w:t>
-      </w:r>
-      <w:r>
-        <w:t xml:space="preserve">.</w:t>
-      </w:r>
-    </w:p>
-    <w:p>
-      <w:pPr>
-        <w:pStyle w:val="Heading2"/>
-      </w:pPr>
-      <w:bookmarkStart w:name="titre-75" w:id="155"/>
-      <w:r>
-        <w:t xml:space="preserve">13.2 Lier une actualité à une œuvre</w:t>
-      </w:r>
-      <w:bookmarkEnd w:id="155"/>
-    </w:p>
-    <w:p>
-      <w:r>
-        <w:t xml:space="preserve">Un article d'actualité lié à une œuvre apparaît sur sa fiche, dans l'onglet </w:t>
-      </w:r>
-      <w:r>
-        <w:rPr>
-          <w:b/>
-          <w:bCs/>
-        </w:rPr>
-        <w:t xml:space="preserve">Actualités</w:t>
-      </w:r>
-      <w:r>
-        <w:t xml:space="preserve">. Pour le lier, cochez l'œuvre dans le panneau </w:t>
-      </w:r>
-      <w:r>
-        <w:rPr>
-          <w:b/>
-          <w:bCs/>
-        </w:rPr>
-        <w:t xml:space="preserve">Œuvres liées</w:t>
-      </w:r>
-      <w:r>
-        <w:t xml:space="preserve"> de l'éditeur d'article. Les annonces de sortie sont liées toutes seules.</w:t>
-      </w:r>
-    </w:p>
-    <w:p>
-      <w:pPr>
-        <w:pStyle w:val="Heading2"/>
-      </w:pPr>
-      <w:bookmarkStart w:name="titre-76" w:id="156"/>
-      <w:r>
-        <w:t xml:space="preserve">13.3 Modérer les commentaires</w:t>
-      </w:r>
-      <w:bookmarkEnd w:id="156"/>
-    </w:p>
-    <w:p>
-      <w:r>
-        <w:t xml:space="preserve">Réservé aux éditeurs et aux gérants. L'entrée </w:t>
-      </w:r>
-      <w:r>
-        <w:rPr>
-          <w:b/>
-          <w:bCs/>
-        </w:rPr>
-        <w:t xml:space="preserve">Commentaires (N)</w:t>
-      </w:r>
-      <w:r>
-        <w:t xml:space="preserve"> apparaît dans le menu dès qu'il y a quelque chose à modérer. Elle liste les commentaires </w:t>
-      </w:r>
-      <w:r>
-        <w:rPr>
-          <w:b/>
-          <w:bCs/>
-        </w:rPr>
-        <w:t xml:space="preserve">signalés</w:t>
-      </w:r>
-      <w:r>
-        <w:t xml:space="preserve"> par les lecteurs, puis ceux </w:t>
-      </w:r>
-      <w:r>
-        <w:rPr>
-          <w:b/>
-          <w:bCs/>
-        </w:rPr>
-        <w:t xml:space="preserve">En attente</w:t>
-      </w:r>
-      <w:r>
-        <w:t xml:space="preserve">.</w:t>
-      </w:r>
-    </w:p>
-    <w:p>
-      <w:r>
-        <w:t xml:space="preserve">Pour chaque commentaire :</w:t>
+        <w:t xml:space="preserve">L'onglet </w:t>
+      </w:r>
+      <w:r>
+        <w:rPr>
+          <w:b/>
+          <w:bCs/>
+        </w:rPr>
+        <w:t xml:space="preserve">Aperçu</w:t>
+      </w:r>
+      <w:r>
+        <w:t xml:space="preserve"> affiche les chiffres clés, comparés à la période précédente de même durée (▲ hausse, ▼ baisse), la courbe des vues et des visiteurs, et les œuvres les plus suivies et les plus vues.</w:t>
+      </w:r>
+    </w:p>
+    <w:p>
+      <w:pPr>
+        <w:keepNext/>
+        <w:spacing w:after="60" w:before="160"/>
+        <w:jc w:val="center"/>
+      </w:pPr>
+      <w:r>
+        <w:drawing>
+          <wp:inline distT="0" distB="0" distL="0" distR="0">
+            <wp:extent cx="4572000" cy="5334000"/>
+            <wp:effectExtent t="0" r="0" b="0" l="0"/>
+            <wp:docPr id="58" name="Statistiques-apercu.png" descr="L'onglet Aperçu des statistiques (chiffres fictifs)." title="L'onglet Aperçu des statistiques (chiffres fictifs)."/>
+            <wp:cNvGraphicFramePr>
+              <a:graphicFrameLocks xmlns:a="http://schemas.openxmlformats.org/drawingml/2006/main" noChangeAspect="1"/>
+            </wp:cNvGraphicFramePr>
+            <a:graphic xmlns:a="http://schemas.openxmlformats.org/drawingml/2006/main">
+              <a:graphicData uri="http://schemas.openxmlformats.org/drawingml/2006/picture">
+                <pic:pic xmlns:pic="http://schemas.openxmlformats.org/drawingml/2006/picture">
+                  <pic:nvPicPr>
+                    <pic:cNvPr id="0" name="" descr=""/>
+                    <pic:cNvPicPr>
+                      <a:picLocks noChangeAspect="1" noChangeArrowheads="1"/>
+                    </pic:cNvPicPr>
+                  </pic:nvPicPr>
+                  <pic:blipFill>
+                    <a:blip r:embed="rId37" cstate="none"/>
+                    <a:srcRect/>
+                    <a:stretch>
+                      <a:fillRect/>
+                    </a:stretch>
+                  </pic:blipFill>
+                  <pic:spPr bwMode="auto">
+                    <a:xfrm>
+                      <a:off x="0" y="0"/>
+                      <a:ext cx="4572000" cy="5334000"/>
+                    </a:xfrm>
+                    <a:prstGeom prst="rect">
+                      <a:avLst/>
+                    </a:prstGeom>
+                  </pic:spPr>
+                </pic:pic>
+              </a:graphicData>
+            </a:graphic>
+          </wp:inline>
+        </w:drawing>
+      </w:r>
+    </w:p>
+    <w:p>
+      <w:pPr>
+        <w:pStyle w:val="Legende"/>
+      </w:pPr>
+      <w:r>
+        <w:rPr>
+          <w:b/>
+          <w:bCs/>
+        </w:rPr>
+        <w:t xml:space="preserve">Figure 28 — </w:t>
+      </w:r>
+      <w:r>
+        <w:t xml:space="preserve">L'onglet Aperçu des statistiques (chiffres fictifs).</w:t>
+      </w:r>
+    </w:p>
+    <w:p>
+      <w:r>
+        <w:t xml:space="preserve">Les autres onglets :</w:t>
       </w:r>
     </w:p>
     <w:p>
@@ -23314,10 +24070,40 @@
           <w:b/>
           <w:bCs/>
         </w:rPr>
-        <w:t xml:space="preserve">Approuver</w:t>
-      </w:r>
-      <w:r>
-        <w:t xml:space="preserve"> : le publie et classe ses signalements ;</w:t>
+        <w:t xml:space="preserve">Trafic</w:t>
+      </w:r>
+      <w:r>
+        <w:t xml:space="preserve"> : vues et visiteurs par jour (par mois sur 12 mois), contenus les plus vus, vues regroupées par œuvre (fiche, tomes et chapitres), sites qui envoient des visiteurs (</w:t>
+      </w:r>
+      <w:r>
+        <w:rPr>
+          <w:b/>
+          <w:bCs/>
+        </w:rPr>
+        <w:t xml:space="preserve">Référents</w:t>
+      </w:r>
+      <w:r>
+        <w:t xml:space="preserve">), </w:t>
+      </w:r>
+      <w:r>
+        <w:rPr>
+          <w:b/>
+          <w:bCs/>
+        </w:rPr>
+        <w:t xml:space="preserve">Termes de recherche</w:t>
+      </w:r>
+      <w:r>
+        <w:t xml:space="preserve"> et </w:t>
+      </w:r>
+      <w:r>
+        <w:rPr>
+          <w:b/>
+          <w:bCs/>
+        </w:rPr>
+        <w:t xml:space="preserve">Pays</w:t>
+      </w:r>
+      <w:r>
+        <w:t xml:space="preserve"> (jamais de ville) ;</w:t>
       </w:r>
     </w:p>
     <w:p>
@@ -23334,10 +24120,90 @@
           <w:b/>
           <w:bCs/>
         </w:rPr>
-        <w:t xml:space="preserve">Ignorer les signalements</w:t>
-      </w:r>
-      <w:r>
-        <w:t xml:space="preserve"> : le commentaire reste en ligne ;</w:t>
+        <w:t xml:space="preserve">Œuvres</w:t>
+      </w:r>
+      <w:r>
+        <w:t xml:space="preserve"> : le classement de toutes les œuvres. Choisissez </w:t>
+      </w:r>
+      <w:r>
+        <w:rPr>
+          <w:b/>
+          <w:bCs/>
+        </w:rPr>
+        <w:t xml:space="preserve">Trier par</w:t>
+      </w:r>
+      <w:r>
+        <w:t xml:space="preserve"> (</w:t>
+      </w:r>
+      <w:r>
+        <w:rPr>
+          <w:b/>
+          <w:bCs/>
+        </w:rPr>
+        <w:t xml:space="preserve">Favoris</w:t>
+      </w:r>
+      <w:r>
+        <w:t xml:space="preserve">, </w:t>
+      </w:r>
+      <w:r>
+        <w:rPr>
+          <w:b/>
+          <w:bCs/>
+        </w:rPr>
+        <w:t xml:space="preserve">Suiveurs alertés</w:t>
+      </w:r>
+      <w:r>
+        <w:t xml:space="preserve">, </w:t>
+      </w:r>
+      <w:r>
+        <w:rPr>
+          <w:b/>
+          <w:bCs/>
+        </w:rPr>
+        <w:t xml:space="preserve">Lecteurs</w:t>
+      </w:r>
+      <w:r>
+        <w:t xml:space="preserve">, </w:t>
+      </w:r>
+      <w:r>
+        <w:rPr>
+          <w:b/>
+          <w:bCs/>
+        </w:rPr>
+        <w:t xml:space="preserve">Vues</w:t>
+      </w:r>
+      <w:r>
+        <w:t xml:space="preserve">, </w:t>
+      </w:r>
+      <w:r>
+        <w:rPr>
+          <w:b/>
+          <w:bCs/>
+        </w:rPr>
+        <w:t xml:space="preserve">Nouveaux favoris</w:t>
+      </w:r>
+      <w:r>
+        <w:t xml:space="preserve">, </w:t>
+      </w:r>
+      <w:r>
+        <w:rPr>
+          <w:b/>
+          <w:bCs/>
+        </w:rPr>
+        <w:t xml:space="preserve">Croissance 30 j</w:t>
+      </w:r>
+      <w:r>
+        <w:t xml:space="preserve">), puis </w:t>
+      </w:r>
+      <w:r>
+        <w:rPr>
+          <w:b/>
+          <w:bCs/>
+        </w:rPr>
+        <w:t xml:space="preserve">Trier</w:t>
+      </w:r>
+      <w:r>
+        <w:t xml:space="preserve"> ;</w:t>
       </w:r>
     </w:p>
     <w:p>
@@ -23354,30 +24220,269 @@
           <w:b/>
           <w:bCs/>
         </w:rPr>
-        <w:t xml:space="preserve">Indésirable</w:t>
-      </w:r>
-      <w:r>
-        <w:t xml:space="preserve"> : pour la publicité et le spam ;</w:t>
-      </w:r>
+        <w:t xml:space="preserve">Lecteurs</w:t>
+      </w:r>
+      <w:r>
+        <w:t xml:space="preserve"> : comptes lecteurs, inscriptions, lecteurs actifs, part des comptes qui ont au moins un favori, fréquence des alertes choisie par les lecteurs. Personne n'y est nommé.</w:t>
+      </w:r>
+    </w:p>
+    <w:tbl>
+      <w:tblPr>
+        <w:tblW w:type="dxa" w:w="9026"/>
+        <w:tblBorders>
+          <w:top w:val="single" w:color="auto" w:sz="4"/>
+          <w:left w:val="single" w:color="auto" w:sz="4"/>
+          <w:bottom w:val="single" w:color="auto" w:sz="4"/>
+          <w:right w:val="single" w:color="auto" w:sz="4"/>
+          <w:insideH w:val="single" w:color="auto" w:sz="4"/>
+          <w:insideV w:val="single" w:color="auto" w:sz="4"/>
+        </w:tblBorders>
+      </w:tblPr>
+      <w:tblGrid>
+        <w:gridCol w:w="9026"/>
+      </w:tblGrid>
+      <w:tr>
+        <w:trPr>
+          <w:cantSplit/>
+        </w:trPr>
+        <w:tc>
+          <w:tcPr>
+            <w:tcW w:type="dxa" w:w="9026"/>
+            <w:tcBorders>
+              <w:top w:val="none" w:color="FFFFFF" w:sz="0"/>
+              <w:left w:val="single" w:color="2E9E6A" w:sz="24"/>
+              <w:bottom w:val="none" w:color="FFFFFF" w:sz="0"/>
+              <w:right w:val="none" w:color="FFFFFF" w:sz="0"/>
+            </w:tcBorders>
+            <w:shd w:fill="E9F7EF" w:color="auto" w:val="clear"/>
+            <w:tcMar>
+              <w:top w:type="dxa" w:w="120"/>
+              <w:left w:type="dxa" w:w="200"/>
+              <w:bottom w:type="dxa" w:w="120"/>
+              <w:right w:type="dxa" w:w="160"/>
+            </w:tcMar>
+          </w:tcPr>
+          <w:p>
+            <w:pPr>
+              <w:spacing w:after="0" w:before="0"/>
+            </w:pPr>
+            <w:r>
+              <w:rPr>
+                <w:b/>
+                <w:bCs/>
+                <w:color w:val="1E6B47"/>
+              </w:rPr>
+              <w:t xml:space="preserve">Astuce</w:t>
+            </w:r>
+            <w:r>
+              <w:t xml:space="preserve"> : </w:t>
+            </w:r>
+            <w:r>
+              <w:t xml:space="preserve">sous chaque courbe, </w:t>
+            </w:r>
+            <w:r>
+              <w:rPr>
+                <w:b/>
+                <w:bCs/>
+              </w:rPr>
+              <w:t xml:space="preserve">Voir le tableau des valeurs</w:t>
+            </w:r>
+            <w:r>
+              <w:t xml:space="preserve"> affiche les chiffres jour par jour. Survolez la courbe pour lire la valeur d'un jour.</w:t>
+            </w:r>
+          </w:p>
+        </w:tc>
+      </w:tr>
+    </w:tbl>
+    <w:p>
+      <w:pPr>
+        <w:pStyle w:val="Heading2"/>
+      </w:pPr>
+      <w:bookmarkStart w:name="titre-75" w:id="161"/>
+      <w:r>
+        <w:t xml:space="preserve">13.2 Consulter les statistiques d'une œuvre</w:t>
+      </w:r>
+      <w:bookmarkEnd w:id="161"/>
     </w:p>
     <w:p>
       <w:pPr>
         <w:pStyle w:val="ListParagraph"/>
         <w:numPr>
           <w:ilvl w:val="0"/>
-          <w:numId w:val="2"/>
+          <w:numId w:val="38"/>
         </w:numPr>
-        <w:spacing w:after="60" w:before="0"/>
-      </w:pPr>
-      <w:r>
-        <w:rPr>
-          <w:b/>
-          <w:bCs/>
-        </w:rPr>
-        <w:t xml:space="preserve">Corbeille</w:t>
-      </w:r>
-      <w:r>
-        <w:t xml:space="preserve"> : pour ce qui enfreint les règles (insultes, spoilers non signalés, liens pirates).</w:t>
+        <w:spacing w:after="60" w:before="40"/>
+      </w:pPr>
+      <w:r>
+        <w:t xml:space="preserve">Ouvrez l'onglet </w:t>
+      </w:r>
+      <w:r>
+        <w:rPr>
+          <w:b/>
+          <w:bCs/>
+        </w:rPr>
+        <w:t xml:space="preserve">Œuvres</w:t>
+      </w:r>
+      <w:r>
+        <w:t xml:space="preserve"> (ou cliquez sur une œuvre dans l'</w:t>
+      </w:r>
+      <w:r>
+        <w:rPr>
+          <w:b/>
+          <w:bCs/>
+        </w:rPr>
+        <w:t xml:space="preserve">Aperçu</w:t>
+      </w:r>
+      <w:r>
+        <w:t xml:space="preserve">).</w:t>
+      </w:r>
+    </w:p>
+    <w:p>
+      <w:pPr>
+        <w:pStyle w:val="ListParagraph"/>
+        <w:numPr>
+          <w:ilvl w:val="0"/>
+          <w:numId w:val="38"/>
+        </w:numPr>
+        <w:spacing w:after="60" w:before="40"/>
+      </w:pPr>
+      <w:r>
+        <w:t xml:space="preserve">Cliquez sur le titre de l'œuvre.</w:t>
+      </w:r>
+    </w:p>
+    <w:p>
+      <w:pPr>
+        <w:pStyle w:val="ListParagraph"/>
+        <w:numPr>
+          <w:ilvl w:val="0"/>
+          <w:numId w:val="38"/>
+        </w:numPr>
+        <w:spacing w:after="60" w:before="40"/>
+      </w:pPr>
+      <w:r>
+        <w:t xml:space="preserve">La fiche affiche ses favoris, suiveurs alertés, lecteurs, lecteurs actifs, chapitres lus estimés et vues, l'évolution jour par jour, sa place dans les listes de lecture des lecteurs (</w:t>
+      </w:r>
+      <w:r>
+        <w:rPr>
+          <w:b/>
+          <w:bCs/>
+        </w:rPr>
+        <w:t xml:space="preserve">À lire</w:t>
+      </w:r>
+      <w:r>
+        <w:t xml:space="preserve">, </w:t>
+      </w:r>
+      <w:r>
+        <w:rPr>
+          <w:b/>
+          <w:bCs/>
+        </w:rPr>
+        <w:t xml:space="preserve">En cours</w:t>
+      </w:r>
+      <w:r>
+        <w:t xml:space="preserve">, </w:t>
+      </w:r>
+      <w:r>
+        <w:rPr>
+          <w:b/>
+          <w:bCs/>
+        </w:rPr>
+        <w:t xml:space="preserve">Terminé</w:t>
+      </w:r>
+      <w:r>
+        <w:t xml:space="preserve">, listes personnelles : chiffres seulement) et les lecteurs de chaque tome.</w:t>
+      </w:r>
+    </w:p>
+    <w:p>
+      <w:pPr>
+        <w:pStyle w:val="ListParagraph"/>
+        <w:numPr>
+          <w:ilvl w:val="0"/>
+          <w:numId w:val="38"/>
+        </w:numPr>
+        <w:spacing w:after="60" w:before="40"/>
+      </w:pPr>
+      <w:r>
+        <w:rPr>
+          <w:b/>
+          <w:bCs/>
+        </w:rPr>
+        <w:t xml:space="preserve">Voir la fiche publique</w:t>
+      </w:r>
+      <w:r>
+        <w:t xml:space="preserve"> ouvre la page de l'œuvre sur le site ; </w:t>
+      </w:r>
+      <w:r>
+        <w:rPr>
+          <w:b/>
+          <w:bCs/>
+        </w:rPr>
+        <w:t xml:space="preserve">← Retour au classement des œuvres</w:t>
+      </w:r>
+      <w:r>
+        <w:t xml:space="preserve"> ramène au classement.</w:t>
+      </w:r>
+    </w:p>
+    <w:p>
+      <w:pPr>
+        <w:keepNext/>
+        <w:spacing w:after="60" w:before="160"/>
+        <w:jc w:val="center"/>
+      </w:pPr>
+      <w:r>
+        <w:drawing>
+          <wp:inline distT="0" distB="0" distL="0" distR="0">
+            <wp:extent cx="4572000" cy="4448175"/>
+            <wp:effectExtent t="0" r="0" b="0" l="0"/>
+            <wp:docPr id="59" name="Statistiques-fiche.png" descr="La fiche statistique d'une œuvre (chiffres fictifs)." title="La fiche statistique d'une œuvre (chiffres fictifs)."/>
+            <wp:cNvGraphicFramePr>
+              <a:graphicFrameLocks xmlns:a="http://schemas.openxmlformats.org/drawingml/2006/main" noChangeAspect="1"/>
+            </wp:cNvGraphicFramePr>
+            <a:graphic xmlns:a="http://schemas.openxmlformats.org/drawingml/2006/main">
+              <a:graphicData uri="http://schemas.openxmlformats.org/drawingml/2006/picture">
+                <pic:pic xmlns:pic="http://schemas.openxmlformats.org/drawingml/2006/picture">
+                  <pic:nvPicPr>
+                    <pic:cNvPr id="0" name="" descr=""/>
+                    <pic:cNvPicPr>
+                      <a:picLocks noChangeAspect="1" noChangeArrowheads="1"/>
+                    </pic:cNvPicPr>
+                  </pic:nvPicPr>
+                  <pic:blipFill>
+                    <a:blip r:embed="rId38" cstate="none"/>
+                    <a:srcRect/>
+                    <a:stretch>
+                      <a:fillRect/>
+                    </a:stretch>
+                  </pic:blipFill>
+                  <pic:spPr bwMode="auto">
+                    <a:xfrm>
+                      <a:off x="0" y="0"/>
+                      <a:ext cx="4572000" cy="4448175"/>
+                    </a:xfrm>
+                    <a:prstGeom prst="rect">
+                      <a:avLst/>
+                    </a:prstGeom>
+                  </pic:spPr>
+                </pic:pic>
+              </a:graphicData>
+            </a:graphic>
+          </wp:inline>
+        </w:drawing>
+      </w:r>
+    </w:p>
+    <w:p>
+      <w:pPr>
+        <w:pStyle w:val="Legende"/>
+      </w:pPr>
+      <w:r>
+        <w:rPr>
+          <w:b/>
+          <w:bCs/>
+        </w:rPr>
+        <w:t xml:space="preserve">Figure 29 — </w:t>
+      </w:r>
+      <w:r>
+        <w:t xml:space="preserve">La fiche statistique d'une œuvre (chiffres fictifs).</w:t>
       </w:r>
     </w:p>
     <w:tbl>
@@ -23432,6 +24537,880 @@
               <w:t xml:space="preserve"> : </w:t>
             </w:r>
             <w:r>
+              <w:t xml:space="preserve">l'historique jour par jour commence le jour où la fonction a été installée sur le site. Les courbes se remplissent au fil des jours ; la fiche indique depuis quand.</w:t>
+            </w:r>
+          </w:p>
+        </w:tc>
+      </w:tr>
+    </w:tbl>
+    <w:p>
+      <w:pPr>
+        <w:pStyle w:val="Heading2"/>
+      </w:pPr>
+      <w:bookmarkStart w:name="titre-76" w:id="162"/>
+      <w:r>
+        <w:t xml:space="preserve">13.3 Voir qui suit une œuvre (gérants)</w:t>
+      </w:r>
+      <w:bookmarkEnd w:id="162"/>
+    </w:p>
+    <w:p>
+      <w:r>
+        <w:t xml:space="preserve">Réservé aux gérants et aux administrateurs. Les autres membres voient seulement le nombre de lecteurs, avec la mention « La liste des pseudos est réservée aux gérants et administrateurs (RGPD) ».</w:t>
+      </w:r>
+    </w:p>
+    <w:p>
+      <w:pPr>
+        <w:pStyle w:val="ListParagraph"/>
+        <w:numPr>
+          <w:ilvl w:val="0"/>
+          <w:numId w:val="39"/>
+        </w:numPr>
+        <w:spacing w:after="60" w:before="40"/>
+      </w:pPr>
+      <w:r>
+        <w:t xml:space="preserve">Ouvrez la fiche statistique de l'œuvre (procédure précédente).</w:t>
+      </w:r>
+    </w:p>
+    <w:p>
+      <w:pPr>
+        <w:pStyle w:val="ListParagraph"/>
+        <w:numPr>
+          <w:ilvl w:val="0"/>
+          <w:numId w:val="39"/>
+        </w:numPr>
+        <w:spacing w:after="60" w:before="40"/>
+      </w:pPr>
+      <w:r>
+        <w:t xml:space="preserve">Descendez jusqu'à </w:t>
+      </w:r>
+      <w:r>
+        <w:rPr>
+          <w:b/>
+          <w:bCs/>
+        </w:rPr>
+        <w:t xml:space="preserve">Lecteurs qui suivent l'œuvre</w:t>
+      </w:r>
+      <w:r>
+        <w:t xml:space="preserve">.</w:t>
+      </w:r>
+    </w:p>
+    <w:p>
+      <w:pPr>
+        <w:pStyle w:val="ListParagraph"/>
+        <w:numPr>
+          <w:ilvl w:val="0"/>
+          <w:numId w:val="39"/>
+        </w:numPr>
+        <w:spacing w:after="60" w:before="40"/>
+      </w:pPr>
+      <w:r>
+        <w:t xml:space="preserve">Choisissez </w:t>
+      </w:r>
+      <w:r>
+        <w:rPr>
+          <w:b/>
+          <w:bCs/>
+        </w:rPr>
+        <w:t xml:space="preserve">Favoris</w:t>
+      </w:r>
+      <w:r>
+        <w:t xml:space="preserve"> (tous) ou </w:t>
+      </w:r>
+      <w:r>
+        <w:rPr>
+          <w:b/>
+          <w:bCs/>
+        </w:rPr>
+        <w:t xml:space="preserve">Suiveurs alertés</w:t>
+      </w:r>
+      <w:r>
+        <w:t xml:space="preserve"> (alerte immédiate ou hebdomadaire).</w:t>
+      </w:r>
+    </w:p>
+    <w:p>
+      <w:pPr>
+        <w:pStyle w:val="ListParagraph"/>
+        <w:numPr>
+          <w:ilvl w:val="0"/>
+          <w:numId w:val="39"/>
+        </w:numPr>
+        <w:spacing w:after="60" w:before="40"/>
+      </w:pPr>
+      <w:r>
+        <w:t xml:space="preserve">Pour retrouver quelqu'un, tapez au moins 2 caractères dans </w:t>
+      </w:r>
+      <w:r>
+        <w:rPr>
+          <w:b/>
+          <w:bCs/>
+        </w:rPr>
+        <w:t xml:space="preserve">Rechercher un pseudo</w:t>
+      </w:r>
+      <w:r>
+        <w:t xml:space="preserve">, choisissez </w:t>
+      </w:r>
+      <w:r>
+        <w:rPr>
+          <w:b/>
+          <w:bCs/>
+        </w:rPr>
+        <w:t xml:space="preserve">Trier par</w:t>
+      </w:r>
+      <w:r>
+        <w:t xml:space="preserve"> (</w:t>
+      </w:r>
+      <w:r>
+        <w:rPr>
+          <w:b/>
+          <w:bCs/>
+        </w:rPr>
+        <w:t xml:space="preserve">Date d'ajout</w:t>
+      </w:r>
+      <w:r>
+        <w:t xml:space="preserve"> ou </w:t>
+      </w:r>
+      <w:r>
+        <w:rPr>
+          <w:b/>
+          <w:bCs/>
+        </w:rPr>
+        <w:t xml:space="preserve">Pseudo</w:t>
+      </w:r>
+      <w:r>
+        <w:t xml:space="preserve">), puis cliquez sur </w:t>
+      </w:r>
+      <w:r>
+        <w:rPr>
+          <w:b/>
+          <w:bCs/>
+        </w:rPr>
+        <w:t xml:space="preserve">Rechercher</w:t>
+      </w:r>
+      <w:r>
+        <w:t xml:space="preserve">.</w:t>
+      </w:r>
+    </w:p>
+    <w:p>
+      <w:pPr>
+        <w:pStyle w:val="ListParagraph"/>
+        <w:numPr>
+          <w:ilvl w:val="0"/>
+          <w:numId w:val="39"/>
+        </w:numPr>
+        <w:spacing w:after="60" w:before="40"/>
+      </w:pPr>
+      <w:r>
+        <w:t xml:space="preserve">Pour garder la liste, cliquez sur </w:t>
+      </w:r>
+      <w:r>
+        <w:rPr>
+          <w:b/>
+          <w:bCs/>
+        </w:rPr>
+        <w:t xml:space="preserve">Exporter la liste (CSV)</w:t>
+      </w:r>
+      <w:r>
+        <w:t xml:space="preserve">.</w:t>
+      </w:r>
+    </w:p>
+    <w:p>
+      <w:pPr>
+        <w:keepNext/>
+        <w:spacing w:after="60" w:before="160"/>
+        <w:jc w:val="center"/>
+      </w:pPr>
+      <w:r>
+        <w:drawing>
+          <wp:inline distT="0" distB="0" distL="0" distR="0">
+            <wp:extent cx="4572000" cy="2543175"/>
+            <wp:effectExtent t="0" r="0" b="0" l="0"/>
+            <wp:docPr id="60" name="Statistiques-lecteurs.png" descr="La liste des lecteurs qui suivent une œuvre (pseudos fictifs)." title="La liste des lecteurs qui suivent une œuvre (pseudos fictifs)."/>
+            <wp:cNvGraphicFramePr>
+              <a:graphicFrameLocks xmlns:a="http://schemas.openxmlformats.org/drawingml/2006/main" noChangeAspect="1"/>
+            </wp:cNvGraphicFramePr>
+            <a:graphic xmlns:a="http://schemas.openxmlformats.org/drawingml/2006/main">
+              <a:graphicData uri="http://schemas.openxmlformats.org/drawingml/2006/picture">
+                <pic:pic xmlns:pic="http://schemas.openxmlformats.org/drawingml/2006/picture">
+                  <pic:nvPicPr>
+                    <pic:cNvPr id="0" name="" descr=""/>
+                    <pic:cNvPicPr>
+                      <a:picLocks noChangeAspect="1" noChangeArrowheads="1"/>
+                    </pic:cNvPicPr>
+                  </pic:nvPicPr>
+                  <pic:blipFill>
+                    <a:blip r:embed="rId39" cstate="none"/>
+                    <a:srcRect/>
+                    <a:stretch>
+                      <a:fillRect/>
+                    </a:stretch>
+                  </pic:blipFill>
+                  <pic:spPr bwMode="auto">
+                    <a:xfrm>
+                      <a:off x="0" y="0"/>
+                      <a:ext cx="4572000" cy="2543175"/>
+                    </a:xfrm>
+                    <a:prstGeom prst="rect">
+                      <a:avLst/>
+                    </a:prstGeom>
+                  </pic:spPr>
+                </pic:pic>
+              </a:graphicData>
+            </a:graphic>
+          </wp:inline>
+        </w:drawing>
+      </w:r>
+    </w:p>
+    <w:p>
+      <w:pPr>
+        <w:pStyle w:val="Legende"/>
+      </w:pPr>
+      <w:r>
+        <w:rPr>
+          <w:b/>
+          <w:bCs/>
+        </w:rPr>
+        <w:t xml:space="preserve">Figure 30 — </w:t>
+      </w:r>
+      <w:r>
+        <w:t xml:space="preserve">La liste des lecteurs qui suivent une œuvre (pseudos fictifs).</w:t>
+      </w:r>
+    </w:p>
+    <w:p>
+      <w:r>
+        <w:t xml:space="preserve">La liste ne montre que le </w:t>
+      </w:r>
+      <w:r>
+        <w:rPr>
+          <w:b/>
+          <w:bCs/>
+        </w:rPr>
+        <w:t xml:space="preserve">pseudo</w:t>
+      </w:r>
+      <w:r>
+        <w:t xml:space="preserve">, la date d'ajout et la fréquence d'alerte, avec une pastille </w:t>
+      </w:r>
+      <w:r>
+        <w:rPr>
+          <w:b/>
+          <w:bCs/>
+        </w:rPr>
+        <w:t xml:space="preserve">Équipe</w:t>
+      </w:r>
+      <w:r>
+        <w:t xml:space="preserve"> pour les membres. Jamais d'adresse e-mail. Un compte supprimé disparaît de la liste.</w:t>
+      </w:r>
+    </w:p>
+    <w:tbl>
+      <w:tblPr>
+        <w:tblW w:type="dxa" w:w="9026"/>
+        <w:tblBorders>
+          <w:top w:val="single" w:color="auto" w:sz="4"/>
+          <w:left w:val="single" w:color="auto" w:sz="4"/>
+          <w:bottom w:val="single" w:color="auto" w:sz="4"/>
+          <w:right w:val="single" w:color="auto" w:sz="4"/>
+          <w:insideH w:val="single" w:color="auto" w:sz="4"/>
+          <w:insideV w:val="single" w:color="auto" w:sz="4"/>
+        </w:tblBorders>
+      </w:tblPr>
+      <w:tblGrid>
+        <w:gridCol w:w="9026"/>
+      </w:tblGrid>
+      <w:tr>
+        <w:trPr>
+          <w:cantSplit/>
+        </w:trPr>
+        <w:tc>
+          <w:tcPr>
+            <w:tcW w:type="dxa" w:w="9026"/>
+            <w:tcBorders>
+              <w:top w:val="none" w:color="FFFFFF" w:sz="0"/>
+              <w:left w:val="single" w:color="D9822B" w:sz="24"/>
+              <w:bottom w:val="none" w:color="FFFFFF" w:sz="0"/>
+              <w:right w:val="none" w:color="FFFFFF" w:sz="0"/>
+            </w:tcBorders>
+            <w:shd w:fill="FDF1E4" w:color="auto" w:val="clear"/>
+            <w:tcMar>
+              <w:top w:type="dxa" w:w="120"/>
+              <w:left w:type="dxa" w:w="200"/>
+              <w:bottom w:type="dxa" w:w="120"/>
+              <w:right w:type="dxa" w:w="160"/>
+            </w:tcMar>
+          </w:tcPr>
+          <w:p>
+            <w:pPr>
+              <w:spacing w:after="0" w:before="0"/>
+            </w:pPr>
+            <w:r>
+              <w:rPr>
+                <w:b/>
+                <w:bCs/>
+                <w:color w:val="9A4D0C"/>
+              </w:rPr>
+              <w:t xml:space="preserve">Attention</w:t>
+            </w:r>
+            <w:r>
+              <w:t xml:space="preserve"> : </w:t>
+            </w:r>
+            <w:r>
+              <w:t xml:space="preserve">ce sont des données personnelles. Ne les recopiez pas sur Discord ni ailleurs. Chaque export est enregistré (qui, quand, quelle œuvre) : gardez le fichier pour un usage interne et supprimez-le après usage.</w:t>
+            </w:r>
+          </w:p>
+        </w:tc>
+      </w:tr>
+    </w:tbl>
+    <w:p>
+      <w:pPr>
+        <w:pStyle w:val="Heading2"/>
+      </w:pPr>
+      <w:bookmarkStart w:name="titre-77" w:id="163"/>
+      <w:r>
+        <w:t xml:space="preserve">13.4 Exporter le classement des œuvres</w:t>
+      </w:r>
+      <w:bookmarkEnd w:id="163"/>
+    </w:p>
+    <w:p>
+      <w:pPr>
+        <w:pStyle w:val="ListParagraph"/>
+        <w:numPr>
+          <w:ilvl w:val="0"/>
+          <w:numId w:val="40"/>
+        </w:numPr>
+        <w:spacing w:after="60" w:before="40"/>
+      </w:pPr>
+      <w:r>
+        <w:t xml:space="preserve">Choisissez la période (et, dans l'onglet </w:t>
+      </w:r>
+      <w:r>
+        <w:rPr>
+          <w:b/>
+          <w:bCs/>
+        </w:rPr>
+        <w:t xml:space="preserve">Œuvres</w:t>
+      </w:r>
+      <w:r>
+        <w:t xml:space="preserve">, le tri).</w:t>
+      </w:r>
+    </w:p>
+    <w:p>
+      <w:pPr>
+        <w:pStyle w:val="ListParagraph"/>
+        <w:numPr>
+          <w:ilvl w:val="0"/>
+          <w:numId w:val="40"/>
+        </w:numPr>
+        <w:spacing w:after="60" w:before="40"/>
+      </w:pPr>
+      <w:r>
+        <w:t xml:space="preserve">Cliquez sur </w:t>
+      </w:r>
+      <w:r>
+        <w:rPr>
+          <w:b/>
+          <w:bCs/>
+        </w:rPr>
+        <w:t xml:space="preserve">Exporter le classement (CSV)</w:t>
+      </w:r>
+      <w:r>
+        <w:t xml:space="preserve">, en haut à droite.</w:t>
+      </w:r>
+    </w:p>
+    <w:p>
+      <w:pPr>
+        <w:pStyle w:val="ListParagraph"/>
+        <w:numPr>
+          <w:ilvl w:val="0"/>
+          <w:numId w:val="40"/>
+        </w:numPr>
+        <w:spacing w:after="60" w:before="40"/>
+      </w:pPr>
+      <w:r>
+        <w:t xml:space="preserve">Ouvrez le fichier avec Excel ou LibreOffice : une ligne par œuvre, sans aucun nom de lecteur.</w:t>
+      </w:r>
+    </w:p>
+    <w:p>
+      <w:pPr>
+        <w:pStyle w:val="Heading2"/>
+      </w:pPr>
+      <w:bookmarkStart w:name="titre-78" w:id="164"/>
+      <w:r>
+        <w:t xml:space="preserve">13.5 Comprendre les données de démonstration</w:t>
+      </w:r>
+      <w:bookmarkEnd w:id="164"/>
+    </w:p>
+    <w:p>
+      <w:r>
+        <w:t xml:space="preserve">Sur le site en ligne, les vues et les visiteurs viennent de Jetpack. Sur un site de test (Playground, ordinateur d'un développeur), Jetpack n'est pas connecté : un bandeau </w:t>
+      </w:r>
+      <w:r>
+        <w:rPr>
+          <w:b/>
+          <w:bCs/>
+        </w:rPr>
+        <w:t xml:space="preserve">Démonstration</w:t>
+      </w:r>
+      <w:r>
+        <w:t xml:space="preserve"> l'indique, et les vues, visiteurs, référents, recherches et pays sont inventés.</w:t>
+      </w:r>
+    </w:p>
+    <w:tbl>
+      <w:tblPr>
+        <w:tblW w:type="dxa" w:w="9026"/>
+        <w:tblBorders>
+          <w:top w:val="single" w:color="auto" w:sz="4"/>
+          <w:left w:val="single" w:color="auto" w:sz="4"/>
+          <w:bottom w:val="single" w:color="auto" w:sz="4"/>
+          <w:right w:val="single" w:color="auto" w:sz="4"/>
+          <w:insideH w:val="single" w:color="auto" w:sz="4"/>
+          <w:insideV w:val="single" w:color="auto" w:sz="4"/>
+        </w:tblBorders>
+      </w:tblPr>
+      <w:tblGrid>
+        <w:gridCol w:w="9026"/>
+      </w:tblGrid>
+      <w:tr>
+        <w:trPr>
+          <w:cantSplit/>
+        </w:trPr>
+        <w:tc>
+          <w:tcPr>
+            <w:tcW w:type="dxa" w:w="9026"/>
+            <w:tcBorders>
+              <w:top w:val="none" w:color="FFFFFF" w:sz="0"/>
+              <w:left w:val="single" w:color="7A4FB0" w:sz="24"/>
+              <w:bottom w:val="none" w:color="FFFFFF" w:sz="0"/>
+              <w:right w:val="none" w:color="FFFFFF" w:sz="0"/>
+            </w:tcBorders>
+            <w:shd w:fill="F1ECFA" w:color="auto" w:val="clear"/>
+            <w:tcMar>
+              <w:top w:type="dxa" w:w="120"/>
+              <w:left w:type="dxa" w:w="200"/>
+              <w:bottom w:type="dxa" w:w="120"/>
+              <w:right w:type="dxa" w:w="160"/>
+            </w:tcMar>
+          </w:tcPr>
+          <w:p>
+            <w:pPr>
+              <w:spacing w:after="0" w:before="0"/>
+            </w:pPr>
+            <w:r>
+              <w:rPr>
+                <w:b/>
+                <w:bCs/>
+                <w:color w:val="4B2A7B"/>
+              </w:rPr>
+              <w:t xml:space="preserve">À savoir</w:t>
+            </w:r>
+            <w:r>
+              <w:t xml:space="preserve"> : </w:t>
+            </w:r>
+            <w:r>
+              <w:t xml:space="preserve">si le site en ligne affiche « Trafic indisponible » ou des vues vides, Jetpack n'y est pas connecté ou ne répond pas : prévenez l'équipe technique. Favoris, lecteurs et classements restent justes.</w:t>
+            </w:r>
+          </w:p>
+        </w:tc>
+      </w:tr>
+    </w:tbl>
+    <w:p>
+      <w:pPr>
+        <w:pStyle w:val="Heading1"/>
+      </w:pPr>
+      <w:bookmarkStart w:name="titre-79" w:id="165"/>
+      <w:r>
+        <w:t xml:space="preserve">14 Glossaires, actualités et commentaires</w:t>
+      </w:r>
+      <w:bookmarkEnd w:id="165"/>
+    </w:p>
+    <w:p>
+      <w:pPr>
+        <w:pStyle w:val="Heading2"/>
+      </w:pPr>
+      <w:bookmarkStart w:name="titre-80" w:id="166"/>
+      <w:r>
+        <w:t xml:space="preserve">14.1 Publier le glossaire d'une œuvre</w:t>
+      </w:r>
+      <w:bookmarkEnd w:id="166"/>
+    </w:p>
+    <w:p>
+      <w:r>
+        <w:t xml:space="preserve">Réservé aux éditeurs et aux gérants. Le glossaire vient du fichier </w:t>
+      </w:r>
+      <w:r>
+        <w:rPr>
+          <w:rFonts w:ascii="Consolas" w:cs="Consolas" w:eastAsia="Consolas" w:hAnsi="Consolas"/>
+          <w:sz w:val="19"/>
+          <w:szCs w:val="19"/>
+          <w:shd w:fill="EFEAF5" w:color="auto" w:val="clear"/>
+        </w:rPr>
+        <w:t xml:space="preserve">glossaire.yaml</w:t>
+      </w:r>
+      <w:r>
+        <w:t xml:space="preserve"> de Yume-Trad.</w:t>
+      </w:r>
+    </w:p>
+    <w:p>
+      <w:pPr>
+        <w:pStyle w:val="ListParagraph"/>
+        <w:numPr>
+          <w:ilvl w:val="0"/>
+          <w:numId w:val="41"/>
+        </w:numPr>
+        <w:spacing w:after="60" w:before="40"/>
+      </w:pPr>
+      <w:r>
+        <w:t xml:space="preserve">Dans le menu, ouvrez </w:t>
+      </w:r>
+      <w:r>
+        <w:rPr>
+          <w:b/>
+          <w:bCs/>
+        </w:rPr>
+        <w:t xml:space="preserve">Catalogue</w:t>
+      </w:r>
+      <w:r>
+        <w:t xml:space="preserve">, puis </w:t>
+      </w:r>
+      <w:r>
+        <w:rPr>
+          <w:b/>
+          <w:bCs/>
+        </w:rPr>
+        <w:t xml:space="preserve">Glossaires</w:t>
+      </w:r>
+      <w:r>
+        <w:t xml:space="preserve">.</w:t>
+      </w:r>
+    </w:p>
+    <w:p>
+      <w:pPr>
+        <w:pStyle w:val="ListParagraph"/>
+        <w:numPr>
+          <w:ilvl w:val="0"/>
+          <w:numId w:val="41"/>
+        </w:numPr>
+        <w:spacing w:after="60" w:before="40"/>
+      </w:pPr>
+      <w:r>
+        <w:t xml:space="preserve">Sous </w:t>
+      </w:r>
+      <w:r>
+        <w:rPr>
+          <w:b/>
+          <w:bCs/>
+        </w:rPr>
+        <w:t xml:space="preserve">Téléverser un glossaire</w:t>
+      </w:r>
+      <w:r>
+        <w:t xml:space="preserve">, choisissez l'</w:t>
+      </w:r>
+      <w:r>
+        <w:rPr>
+          <w:b/>
+          <w:bCs/>
+        </w:rPr>
+        <w:t xml:space="preserve">Œuvre</w:t>
+      </w:r>
+      <w:r>
+        <w:t xml:space="preserve"> et le </w:t>
+      </w:r>
+      <w:r>
+        <w:rPr>
+          <w:b/>
+          <w:bCs/>
+        </w:rPr>
+        <w:t xml:space="preserve">Fichier YAML (4 Mo au plus)</w:t>
+      </w:r>
+      <w:r>
+        <w:t xml:space="preserve">.</w:t>
+      </w:r>
+    </w:p>
+    <w:p>
+      <w:pPr>
+        <w:pStyle w:val="ListParagraph"/>
+        <w:numPr>
+          <w:ilvl w:val="0"/>
+          <w:numId w:val="41"/>
+        </w:numPr>
+        <w:spacing w:after="60" w:before="40"/>
+      </w:pPr>
+      <w:r>
+        <w:t xml:space="preserve">Cliquez sur </w:t>
+      </w:r>
+      <w:r>
+        <w:rPr>
+          <w:b/>
+          <w:bCs/>
+        </w:rPr>
+        <w:t xml:space="preserve">Vérifier</w:t>
+      </w:r>
+      <w:r>
+        <w:t xml:space="preserve">. Rien n'est publié : le site affiche le nombre d'entrées et les entrées ignorées.</w:t>
+      </w:r>
+    </w:p>
+    <w:p>
+      <w:pPr>
+        <w:pStyle w:val="ListParagraph"/>
+        <w:numPr>
+          <w:ilvl w:val="0"/>
+          <w:numId w:val="41"/>
+        </w:numPr>
+        <w:spacing w:after="60" w:before="40"/>
+      </w:pPr>
+      <w:r>
+        <w:t xml:space="preserve">Si le bilan est bon, cliquez sur </w:t>
+      </w:r>
+      <w:r>
+        <w:rPr>
+          <w:b/>
+          <w:bCs/>
+        </w:rPr>
+        <w:t xml:space="preserve">Publier le glossaire</w:t>
+      </w:r>
+      <w:r>
+        <w:t xml:space="preserve">. Le nouveau fichier remplace l'ancien.</w:t>
+      </w:r>
+    </w:p>
+    <w:p>
+      <w:r>
+        <w:t xml:space="preserve">Les 5 dernières versions restent disponibles : </w:t>
+      </w:r>
+      <w:r>
+        <w:rPr>
+          <w:b/>
+          <w:bCs/>
+        </w:rPr>
+        <w:t xml:space="preserve">Télécharger ce YAML</w:t>
+      </w:r>
+      <w:r>
+        <w:t xml:space="preserve"> ou </w:t>
+      </w:r>
+      <w:r>
+        <w:rPr>
+          <w:b/>
+          <w:bCs/>
+        </w:rPr>
+        <w:t xml:space="preserve">Restaurer cette version</w:t>
+      </w:r>
+      <w:r>
+        <w:t xml:space="preserve">.</w:t>
+      </w:r>
+    </w:p>
+    <w:p>
+      <w:pPr>
+        <w:pStyle w:val="Heading2"/>
+      </w:pPr>
+      <w:bookmarkStart w:name="titre-81" w:id="167"/>
+      <w:r>
+        <w:t xml:space="preserve">14.2 Lier une actualité à une œuvre</w:t>
+      </w:r>
+      <w:bookmarkEnd w:id="167"/>
+    </w:p>
+    <w:p>
+      <w:r>
+        <w:t xml:space="preserve">Un article d'actualité lié à une œuvre apparaît sur sa fiche, dans l'onglet </w:t>
+      </w:r>
+      <w:r>
+        <w:rPr>
+          <w:b/>
+          <w:bCs/>
+        </w:rPr>
+        <w:t xml:space="preserve">Actualités</w:t>
+      </w:r>
+      <w:r>
+        <w:t xml:space="preserve">. Pour le lier, cochez l'œuvre dans le panneau </w:t>
+      </w:r>
+      <w:r>
+        <w:rPr>
+          <w:b/>
+          <w:bCs/>
+        </w:rPr>
+        <w:t xml:space="preserve">Œuvres liées</w:t>
+      </w:r>
+      <w:r>
+        <w:t xml:space="preserve"> de l'éditeur d'article. Les annonces de sortie sont liées toutes seules.</w:t>
+      </w:r>
+    </w:p>
+    <w:p>
+      <w:pPr>
+        <w:pStyle w:val="Heading2"/>
+      </w:pPr>
+      <w:bookmarkStart w:name="titre-82" w:id="168"/>
+      <w:r>
+        <w:t xml:space="preserve">14.3 Modérer les commentaires</w:t>
+      </w:r>
+      <w:bookmarkEnd w:id="168"/>
+    </w:p>
+    <w:p>
+      <w:r>
+        <w:t xml:space="preserve">Réservé aux éditeurs et aux gérants. L'entrée </w:t>
+      </w:r>
+      <w:r>
+        <w:rPr>
+          <w:b/>
+          <w:bCs/>
+        </w:rPr>
+        <w:t xml:space="preserve">Commentaires (N)</w:t>
+      </w:r>
+      <w:r>
+        <w:t xml:space="preserve"> apparaît dans le menu dès qu'il y a quelque chose à modérer. Elle liste les commentaires </w:t>
+      </w:r>
+      <w:r>
+        <w:rPr>
+          <w:b/>
+          <w:bCs/>
+        </w:rPr>
+        <w:t xml:space="preserve">signalés</w:t>
+      </w:r>
+      <w:r>
+        <w:t xml:space="preserve"> par les lecteurs, puis ceux </w:t>
+      </w:r>
+      <w:r>
+        <w:rPr>
+          <w:b/>
+          <w:bCs/>
+        </w:rPr>
+        <w:t xml:space="preserve">En attente</w:t>
+      </w:r>
+      <w:r>
+        <w:t xml:space="preserve">.</w:t>
+      </w:r>
+    </w:p>
+    <w:p>
+      <w:r>
+        <w:t xml:space="preserve">Pour chaque commentaire :</w:t>
+      </w:r>
+    </w:p>
+    <w:p>
+      <w:pPr>
+        <w:pStyle w:val="ListParagraph"/>
+        <w:numPr>
+          <w:ilvl w:val="0"/>
+          <w:numId w:val="2"/>
+        </w:numPr>
+        <w:spacing w:after="60" w:before="0"/>
+      </w:pPr>
+      <w:r>
+        <w:rPr>
+          <w:b/>
+          <w:bCs/>
+        </w:rPr>
+        <w:t xml:space="preserve">Approuver</w:t>
+      </w:r>
+      <w:r>
+        <w:t xml:space="preserve"> : le publie et classe ses signalements ;</w:t>
+      </w:r>
+    </w:p>
+    <w:p>
+      <w:pPr>
+        <w:pStyle w:val="ListParagraph"/>
+        <w:numPr>
+          <w:ilvl w:val="0"/>
+          <w:numId w:val="2"/>
+        </w:numPr>
+        <w:spacing w:after="60" w:before="0"/>
+      </w:pPr>
+      <w:r>
+        <w:rPr>
+          <w:b/>
+          <w:bCs/>
+        </w:rPr>
+        <w:t xml:space="preserve">Ignorer les signalements</w:t>
+      </w:r>
+      <w:r>
+        <w:t xml:space="preserve"> : le commentaire reste en ligne ;</w:t>
+      </w:r>
+    </w:p>
+    <w:p>
+      <w:pPr>
+        <w:pStyle w:val="ListParagraph"/>
+        <w:numPr>
+          <w:ilvl w:val="0"/>
+          <w:numId w:val="2"/>
+        </w:numPr>
+        <w:spacing w:after="60" w:before="0"/>
+      </w:pPr>
+      <w:r>
+        <w:rPr>
+          <w:b/>
+          <w:bCs/>
+        </w:rPr>
+        <w:t xml:space="preserve">Indésirable</w:t>
+      </w:r>
+      <w:r>
+        <w:t xml:space="preserve"> : pour la publicité et le spam ;</w:t>
+      </w:r>
+    </w:p>
+    <w:p>
+      <w:pPr>
+        <w:pStyle w:val="ListParagraph"/>
+        <w:numPr>
+          <w:ilvl w:val="0"/>
+          <w:numId w:val="2"/>
+        </w:numPr>
+        <w:spacing w:after="60" w:before="0"/>
+      </w:pPr>
+      <w:r>
+        <w:rPr>
+          <w:b/>
+          <w:bCs/>
+        </w:rPr>
+        <w:t xml:space="preserve">Corbeille</w:t>
+      </w:r>
+      <w:r>
+        <w:t xml:space="preserve"> : pour ce qui enfreint les règles (insultes, spoilers non signalés, liens pirates).</w:t>
+      </w:r>
+    </w:p>
+    <w:tbl>
+      <w:tblPr>
+        <w:tblW w:type="dxa" w:w="9026"/>
+        <w:tblBorders>
+          <w:top w:val="single" w:color="auto" w:sz="4"/>
+          <w:left w:val="single" w:color="auto" w:sz="4"/>
+          <w:bottom w:val="single" w:color="auto" w:sz="4"/>
+          <w:right w:val="single" w:color="auto" w:sz="4"/>
+          <w:insideH w:val="single" w:color="auto" w:sz="4"/>
+          <w:insideV w:val="single" w:color="auto" w:sz="4"/>
+        </w:tblBorders>
+      </w:tblPr>
+      <w:tblGrid>
+        <w:gridCol w:w="9026"/>
+      </w:tblGrid>
+      <w:tr>
+        <w:trPr>
+          <w:cantSplit/>
+        </w:trPr>
+        <w:tc>
+          <w:tcPr>
+            <w:tcW w:type="dxa" w:w="9026"/>
+            <w:tcBorders>
+              <w:top w:val="none" w:color="FFFFFF" w:sz="0"/>
+              <w:left w:val="single" w:color="7A4FB0" w:sz="24"/>
+              <w:bottom w:val="none" w:color="FFFFFF" w:sz="0"/>
+              <w:right w:val="none" w:color="FFFFFF" w:sz="0"/>
+            </w:tcBorders>
+            <w:shd w:fill="F1ECFA" w:color="auto" w:val="clear"/>
+            <w:tcMar>
+              <w:top w:type="dxa" w:w="120"/>
+              <w:left w:type="dxa" w:w="200"/>
+              <w:bottom w:type="dxa" w:w="120"/>
+              <w:right w:type="dxa" w:w="160"/>
+            </w:tcMar>
+          </w:tcPr>
+          <w:p>
+            <w:pPr>
+              <w:spacing w:after="0" w:before="0"/>
+            </w:pPr>
+            <w:r>
+              <w:rPr>
+                <w:b/>
+                <w:bCs/>
+                <w:color w:val="4B2A7B"/>
+              </w:rPr>
+              <w:t xml:space="preserve">À savoir</w:t>
+            </w:r>
+            <w:r>
+              <w:t xml:space="preserve"> : </w:t>
+            </w:r>
+            <w:r>
               <w:t xml:space="preserve">au 3ᵉ signalement, un commentaire est masqué en attendant votre décision. Un commentaire d'un membre de l'équipe n'est jamais masqué tout seul.</w:t>
             </w:r>
           </w:p>
@@ -23505,11 +25484,11 @@
       <w:pPr>
         <w:pStyle w:val="Heading1"/>
       </w:pPr>
-      <w:bookmarkStart w:name="titre-77" w:id="157"/>
-      <w:r>
-        <w:t xml:space="preserve">14 Questions fréquentes</w:t>
-      </w:r>
-      <w:bookmarkEnd w:id="157"/>
+      <w:bookmarkStart w:name="titre-83" w:id="169"/>
+      <w:r>
+        <w:t xml:space="preserve">15 Questions fréquentes</w:t>
+      </w:r>
+      <w:bookmarkEnd w:id="169"/>
     </w:p>
     <w:tbl>
       <w:tblPr>
@@ -23524,8 +25503,8 @@
         </w:tblBorders>
       </w:tblPr>
       <w:tblGrid>
-        <w:gridCol w:w="3117"/>
-        <w:gridCol w:w="5909"/>
+        <w:gridCol w:w="3247"/>
+        <w:gridCol w:w="5779"/>
       </w:tblGrid>
       <w:tr>
         <w:trPr>
@@ -23534,7 +25513,7 @@
         </w:trPr>
         <w:tc>
           <w:tcPr>
-            <w:tcW w:type="dxa" w:w="3117"/>
+            <w:tcW w:type="dxa" w:w="3247"/>
             <w:tcBorders>
               <w:top w:val="single" w:color="CFC6DE" w:sz="4"/>
               <w:left w:val="single" w:color="CFC6DE" w:sz="4"/>
@@ -23575,7 +25554,7 @@
         </w:tc>
         <w:tc>
           <w:tcPr>
-            <w:tcW w:type="dxa" w:w="5909"/>
+            <w:tcW w:type="dxa" w:w="5779"/>
             <w:tcBorders>
               <w:top w:val="single" w:color="CFC6DE" w:sz="4"/>
               <w:left w:val="single" w:color="CFC6DE" w:sz="4"/>
@@ -23622,7 +25601,7 @@
         </w:trPr>
         <w:tc>
           <w:tcPr>
-            <w:tcW w:type="dxa" w:w="3117"/>
+            <w:tcW w:type="dxa" w:w="3247"/>
             <w:tcBorders>
               <w:top w:val="single" w:color="CFC6DE" w:sz="4"/>
               <w:left w:val="single" w:color="CFC6DE" w:sz="4"/>
@@ -23672,7 +25651,7 @@
         </w:tc>
         <w:tc>
           <w:tcPr>
-            <w:tcW w:type="dxa" w:w="5909"/>
+            <w:tcW w:type="dxa" w:w="5779"/>
             <w:tcBorders>
               <w:top w:val="single" w:color="CFC6DE" w:sz="4"/>
               <w:left w:val="single" w:color="CFC6DE" w:sz="4"/>
@@ -23712,7 +25691,7 @@
         </w:trPr>
         <w:tc>
           <w:tcPr>
-            <w:tcW w:type="dxa" w:w="3117"/>
+            <w:tcW w:type="dxa" w:w="3247"/>
             <w:tcBorders>
               <w:top w:val="single" w:color="CFC6DE" w:sz="4"/>
               <w:left w:val="single" w:color="CFC6DE" w:sz="4"/>
@@ -23747,7 +25726,7 @@
         </w:tc>
         <w:tc>
           <w:tcPr>
-            <w:tcW w:type="dxa" w:w="5909"/>
+            <w:tcW w:type="dxa" w:w="5779"/>
             <w:tcBorders>
               <w:top w:val="single" w:color="CFC6DE" w:sz="4"/>
               <w:left w:val="single" w:color="CFC6DE" w:sz="4"/>
@@ -23788,7 +25767,7 @@
         </w:trPr>
         <w:tc>
           <w:tcPr>
-            <w:tcW w:type="dxa" w:w="3117"/>
+            <w:tcW w:type="dxa" w:w="3247"/>
             <w:tcBorders>
               <w:top w:val="single" w:color="CFC6DE" w:sz="4"/>
               <w:left w:val="single" w:color="CFC6DE" w:sz="4"/>
@@ -23854,7 +25833,7 @@
         </w:tc>
         <w:tc>
           <w:tcPr>
-            <w:tcW w:type="dxa" w:w="5909"/>
+            <w:tcW w:type="dxa" w:w="5779"/>
             <w:tcBorders>
               <w:top w:val="single" w:color="CFC6DE" w:sz="4"/>
               <w:left w:val="single" w:color="CFC6DE" w:sz="4"/>
@@ -23894,7 +25873,7 @@
         </w:trPr>
         <w:tc>
           <w:tcPr>
-            <w:tcW w:type="dxa" w:w="3117"/>
+            <w:tcW w:type="dxa" w:w="3247"/>
             <w:tcBorders>
               <w:top w:val="single" w:color="CFC6DE" w:sz="4"/>
               <w:left w:val="single" w:color="CFC6DE" w:sz="4"/>
@@ -23929,7 +25908,7 @@
         </w:tc>
         <w:tc>
           <w:tcPr>
-            <w:tcW w:type="dxa" w:w="5909"/>
+            <w:tcW w:type="dxa" w:w="5779"/>
             <w:tcBorders>
               <w:top w:val="single" w:color="CFC6DE" w:sz="4"/>
               <w:left w:val="single" w:color="CFC6DE" w:sz="4"/>
@@ -24011,7 +25990,7 @@
         </w:trPr>
         <w:tc>
           <w:tcPr>
-            <w:tcW w:type="dxa" w:w="3117"/>
+            <w:tcW w:type="dxa" w:w="3247"/>
             <w:tcBorders>
               <w:top w:val="single" w:color="CFC6DE" w:sz="4"/>
               <w:left w:val="single" w:color="CFC6DE" w:sz="4"/>
@@ -24045,7 +26024,7 @@
         </w:tc>
         <w:tc>
           <w:tcPr>
-            <w:tcW w:type="dxa" w:w="5909"/>
+            <w:tcW w:type="dxa" w:w="5779"/>
             <w:tcBorders>
               <w:top w:val="single" w:color="CFC6DE" w:sz="4"/>
               <w:left w:val="single" w:color="CFC6DE" w:sz="4"/>
@@ -24110,7 +26089,7 @@
         </w:trPr>
         <w:tc>
           <w:tcPr>
-            <w:tcW w:type="dxa" w:w="3117"/>
+            <w:tcW w:type="dxa" w:w="3247"/>
             <w:tcBorders>
               <w:top w:val="single" w:color="CFC6DE" w:sz="4"/>
               <w:left w:val="single" w:color="CFC6DE" w:sz="4"/>
@@ -24145,7 +26124,7 @@
         </w:tc>
         <w:tc>
           <w:tcPr>
-            <w:tcW w:type="dxa" w:w="5909"/>
+            <w:tcW w:type="dxa" w:w="5779"/>
             <w:tcBorders>
               <w:top w:val="single" w:color="CFC6DE" w:sz="4"/>
               <w:left w:val="single" w:color="CFC6DE" w:sz="4"/>
@@ -24218,7 +26197,7 @@
         </w:trPr>
         <w:tc>
           <w:tcPr>
-            <w:tcW w:type="dxa" w:w="3117"/>
+            <w:tcW w:type="dxa" w:w="3247"/>
             <w:tcBorders>
               <w:top w:val="single" w:color="CFC6DE" w:sz="4"/>
               <w:left w:val="single" w:color="CFC6DE" w:sz="4"/>
@@ -24252,7 +26231,7 @@
         </w:tc>
         <w:tc>
           <w:tcPr>
-            <w:tcW w:type="dxa" w:w="5909"/>
+            <w:tcW w:type="dxa" w:w="5779"/>
             <w:tcBorders>
               <w:top w:val="single" w:color="CFC6DE" w:sz="4"/>
               <w:left w:val="single" w:color="CFC6DE" w:sz="4"/>
@@ -24324,7 +26303,7 @@
         </w:trPr>
         <w:tc>
           <w:tcPr>
-            <w:tcW w:type="dxa" w:w="3117"/>
+            <w:tcW w:type="dxa" w:w="3247"/>
             <w:tcBorders>
               <w:top w:val="single" w:color="CFC6DE" w:sz="4"/>
               <w:left w:val="single" w:color="CFC6DE" w:sz="4"/>
@@ -24359,7 +26338,7 @@
         </w:tc>
         <w:tc>
           <w:tcPr>
-            <w:tcW w:type="dxa" w:w="5909"/>
+            <w:tcW w:type="dxa" w:w="5779"/>
             <w:tcBorders>
               <w:top w:val="single" w:color="CFC6DE" w:sz="4"/>
               <w:left w:val="single" w:color="CFC6DE" w:sz="4"/>
@@ -24416,7 +26395,7 @@
         </w:trPr>
         <w:tc>
           <w:tcPr>
-            <w:tcW w:type="dxa" w:w="3117"/>
+            <w:tcW w:type="dxa" w:w="3247"/>
             <w:tcBorders>
               <w:top w:val="single" w:color="CFC6DE" w:sz="4"/>
               <w:left w:val="single" w:color="CFC6DE" w:sz="4"/>
@@ -24450,7 +26429,7 @@
         </w:tc>
         <w:tc>
           <w:tcPr>
-            <w:tcW w:type="dxa" w:w="5909"/>
+            <w:tcW w:type="dxa" w:w="5779"/>
             <w:tcBorders>
               <w:top w:val="single" w:color="CFC6DE" w:sz="4"/>
               <w:left w:val="single" w:color="CFC6DE" w:sz="4"/>
@@ -24563,7 +26542,7 @@
         </w:trPr>
         <w:tc>
           <w:tcPr>
-            <w:tcW w:type="dxa" w:w="3117"/>
+            <w:tcW w:type="dxa" w:w="3247"/>
             <w:tcBorders>
               <w:top w:val="single" w:color="CFC6DE" w:sz="4"/>
               <w:left w:val="single" w:color="CFC6DE" w:sz="4"/>
@@ -24598,7 +26577,7 @@
         </w:tc>
         <w:tc>
           <w:tcPr>
-            <w:tcW w:type="dxa" w:w="5909"/>
+            <w:tcW w:type="dxa" w:w="5779"/>
             <w:tcBorders>
               <w:top w:val="single" w:color="CFC6DE" w:sz="4"/>
               <w:left w:val="single" w:color="CFC6DE" w:sz="4"/>
@@ -24671,7 +26650,7 @@
         </w:trPr>
         <w:tc>
           <w:tcPr>
-            <w:tcW w:type="dxa" w:w="3117"/>
+            <w:tcW w:type="dxa" w:w="3247"/>
             <w:tcBorders>
               <w:top w:val="single" w:color="CFC6DE" w:sz="4"/>
               <w:left w:val="single" w:color="CFC6DE" w:sz="4"/>
@@ -24705,7 +26684,7 @@
         </w:tc>
         <w:tc>
           <w:tcPr>
-            <w:tcW w:type="dxa" w:w="5909"/>
+            <w:tcW w:type="dxa" w:w="5779"/>
             <w:tcBorders>
               <w:top w:val="single" w:color="CFC6DE" w:sz="4"/>
               <w:left w:val="single" w:color="CFC6DE" w:sz="4"/>
@@ -24761,7 +26740,7 @@
         </w:trPr>
         <w:tc>
           <w:tcPr>
-            <w:tcW w:type="dxa" w:w="3117"/>
+            <w:tcW w:type="dxa" w:w="3247"/>
             <w:tcBorders>
               <w:top w:val="single" w:color="CFC6DE" w:sz="4"/>
               <w:left w:val="single" w:color="CFC6DE" w:sz="4"/>
@@ -24790,13 +26769,29 @@
                 <w:sz w:val="19"/>
                 <w:szCs w:val="19"/>
               </w:rPr>
-              <w:t xml:space="preserve">J'ai oublié mon mot de passe.</w:t>
+              <w:t xml:space="preserve">Je ne vois pas la liste des lecteurs d'une œuvre dans </w:t>
+            </w:r>
+            <w:r>
+              <w:rPr>
+                <w:b/>
+                <w:bCs/>
+                <w:sz w:val="19"/>
+                <w:szCs w:val="19"/>
+              </w:rPr>
+              <w:t xml:space="preserve">Statistiques</w:t>
+            </w:r>
+            <w:r>
+              <w:rPr>
+                <w:sz w:val="19"/>
+                <w:szCs w:val="19"/>
+              </w:rPr>
+              <w:t xml:space="preserve">.</w:t>
             </w:r>
           </w:p>
         </w:tc>
         <w:tc>
           <w:tcPr>
-            <w:tcW w:type="dxa" w:w="5909"/>
+            <w:tcW w:type="dxa" w:w="5779"/>
             <w:tcBorders>
               <w:top w:val="single" w:color="CFC6DE" w:sz="4"/>
               <w:left w:val="single" w:color="CFC6DE" w:sz="4"/>
@@ -24825,6 +26820,156 @@
                 <w:sz w:val="19"/>
                 <w:szCs w:val="19"/>
               </w:rPr>
+              <w:t xml:space="preserve">Elle est réservée aux gérants et aux administrateurs. Les chiffres restent visibles pour toute l'équipe.</w:t>
+            </w:r>
+          </w:p>
+        </w:tc>
+      </w:tr>
+      <w:tr>
+        <w:trPr>
+          <w:cantSplit/>
+          <w:tblHeader w:val="off"/>
+        </w:trPr>
+        <w:tc>
+          <w:tcPr>
+            <w:tcW w:type="dxa" w:w="3247"/>
+            <w:tcBorders>
+              <w:top w:val="single" w:color="CFC6DE" w:sz="4"/>
+              <w:left w:val="single" w:color="CFC6DE" w:sz="4"/>
+              <w:bottom w:val="single" w:color="CFC6DE" w:sz="4"/>
+              <w:right w:val="single" w:color="CFC6DE" w:sz="4"/>
+            </w:tcBorders>
+            <w:tcMar>
+              <w:top w:type="dxa" w:w="70"/>
+              <w:left w:type="dxa" w:w="110"/>
+              <w:bottom w:type="dxa" w:w="70"/>
+              <w:right w:type="dxa" w:w="110"/>
+            </w:tcMar>
+            <w:vAlign w:val="center"/>
+          </w:tcPr>
+          <w:p>
+            <w:pPr>
+              <w:spacing w:after="0" w:before="0"/>
+              <w:rPr>
+                <w:sz w:val="19"/>
+                <w:szCs w:val="19"/>
+              </w:rPr>
+            </w:pPr>
+            <w:r>
+              <w:rPr>
+                <w:sz w:val="19"/>
+                <w:szCs w:val="19"/>
+              </w:rPr>
+              <w:t xml:space="preserve">Les courbes d'une œuvre sont presque vides.</w:t>
+            </w:r>
+          </w:p>
+        </w:tc>
+        <w:tc>
+          <w:tcPr>
+            <w:tcW w:type="dxa" w:w="5779"/>
+            <w:tcBorders>
+              <w:top w:val="single" w:color="CFC6DE" w:sz="4"/>
+              <w:left w:val="single" w:color="CFC6DE" w:sz="4"/>
+              <w:bottom w:val="single" w:color="CFC6DE" w:sz="4"/>
+              <w:right w:val="single" w:color="CFC6DE" w:sz="4"/>
+            </w:tcBorders>
+            <w:tcMar>
+              <w:top w:type="dxa" w:w="70"/>
+              <w:left w:type="dxa" w:w="110"/>
+              <w:bottom w:type="dxa" w:w="70"/>
+              <w:right w:type="dxa" w:w="110"/>
+            </w:tcMar>
+            <w:vAlign w:val="center"/>
+          </w:tcPr>
+          <w:p>
+            <w:pPr>
+              <w:spacing w:after="0" w:before="0"/>
+              <w:rPr>
+                <w:sz w:val="19"/>
+                <w:szCs w:val="19"/>
+              </w:rPr>
+            </w:pPr>
+            <w:r>
+              <w:rPr>
+                <w:sz w:val="19"/>
+                <w:szCs w:val="19"/>
+              </w:rPr>
+              <w:t xml:space="preserve">L'historique jour par jour a commencé à l'installation des statistiques : il se remplit chaque nuit.</w:t>
+            </w:r>
+          </w:p>
+        </w:tc>
+      </w:tr>
+      <w:tr>
+        <w:trPr>
+          <w:cantSplit/>
+          <w:tblHeader w:val="off"/>
+        </w:trPr>
+        <w:tc>
+          <w:tcPr>
+            <w:tcW w:type="dxa" w:w="3247"/>
+            <w:tcBorders>
+              <w:top w:val="single" w:color="CFC6DE" w:sz="4"/>
+              <w:left w:val="single" w:color="CFC6DE" w:sz="4"/>
+              <w:bottom w:val="single" w:color="CFC6DE" w:sz="4"/>
+              <w:right w:val="single" w:color="CFC6DE" w:sz="4"/>
+            </w:tcBorders>
+            <w:shd w:fill="F6F3FA" w:color="auto" w:val="clear"/>
+            <w:tcMar>
+              <w:top w:type="dxa" w:w="70"/>
+              <w:left w:type="dxa" w:w="110"/>
+              <w:bottom w:type="dxa" w:w="70"/>
+              <w:right w:type="dxa" w:w="110"/>
+            </w:tcMar>
+            <w:vAlign w:val="center"/>
+          </w:tcPr>
+          <w:p>
+            <w:pPr>
+              <w:spacing w:after="0" w:before="0"/>
+              <w:rPr>
+                <w:sz w:val="19"/>
+                <w:szCs w:val="19"/>
+              </w:rPr>
+            </w:pPr>
+            <w:r>
+              <w:rPr>
+                <w:sz w:val="19"/>
+                <w:szCs w:val="19"/>
+              </w:rPr>
+              <w:t xml:space="preserve">J'ai oublié mon mot de passe.</w:t>
+            </w:r>
+          </w:p>
+        </w:tc>
+        <w:tc>
+          <w:tcPr>
+            <w:tcW w:type="dxa" w:w="5779"/>
+            <w:tcBorders>
+              <w:top w:val="single" w:color="CFC6DE" w:sz="4"/>
+              <w:left w:val="single" w:color="CFC6DE" w:sz="4"/>
+              <w:bottom w:val="single" w:color="CFC6DE" w:sz="4"/>
+              <w:right w:val="single" w:color="CFC6DE" w:sz="4"/>
+            </w:tcBorders>
+            <w:shd w:fill="F6F3FA" w:color="auto" w:val="clear"/>
+            <w:tcMar>
+              <w:top w:type="dxa" w:w="70"/>
+              <w:left w:type="dxa" w:w="110"/>
+              <w:bottom w:type="dxa" w:w="70"/>
+              <w:right w:type="dxa" w:w="110"/>
+            </w:tcMar>
+            <w:vAlign w:val="center"/>
+          </w:tcPr>
+          <w:p>
+            <w:pPr>
+              <w:spacing w:after="0" w:before="0"/>
+              <w:rPr>
+                <w:sz w:val="19"/>
+                <w:szCs w:val="19"/>
+              </w:rPr>
+            </w:pPr>
+            <w:r>
+              <w:rPr>
+                <w:sz w:val="19"/>
+                <w:szCs w:val="19"/>
+              </w:rPr>
               <w:t xml:space="preserve">Lien </w:t>
             </w:r>
             <w:r>
@@ -24851,21 +26996,21 @@
       <w:pPr>
         <w:pStyle w:val="Heading1"/>
       </w:pPr>
-      <w:bookmarkStart w:name="titre-78" w:id="158"/>
-      <w:r>
-        <w:t xml:space="preserve">15 En cas de problème</w:t>
-      </w:r>
-      <w:bookmarkEnd w:id="158"/>
+      <w:bookmarkStart w:name="titre-84" w:id="170"/>
+      <w:r>
+        <w:t xml:space="preserve">16 En cas de problème</w:t>
+      </w:r>
+      <w:bookmarkEnd w:id="170"/>
     </w:p>
     <w:p>
       <w:pPr>
         <w:pStyle w:val="Heading2"/>
       </w:pPr>
-      <w:bookmarkStart w:name="titre-79" w:id="159"/>
-      <w:r>
-        <w:t xml:space="preserve">15.1 Qui contacter</w:t>
-      </w:r>
-      <w:bookmarkEnd w:id="159"/>
+      <w:bookmarkStart w:name="titre-85" w:id="171"/>
+      <w:r>
+        <w:t xml:space="preserve">16.1 Qui contacter</w:t>
+      </w:r>
+      <w:bookmarkEnd w:id="171"/>
     </w:p>
     <w:tbl>
       <w:tblPr>
@@ -25346,11 +27491,11 @@
       <w:pPr>
         <w:pStyle w:val="Heading2"/>
       </w:pPr>
-      <w:bookmarkStart w:name="titre-80" w:id="160"/>
-      <w:r>
-        <w:t xml:space="preserve">15.2 Signaler un problème</w:t>
-      </w:r>
-      <w:bookmarkEnd w:id="160"/>
+      <w:bookmarkStart w:name="titre-86" w:id="172"/>
+      <w:r>
+        <w:t xml:space="preserve">16.2 Signaler un problème</w:t>
+      </w:r>
+      <w:bookmarkEnd w:id="172"/>
     </w:p>
     <w:p>
       <w:r>
@@ -25362,7 +27507,7 @@
         <w:pStyle w:val="ListParagraph"/>
         <w:numPr>
           <w:ilvl w:val="0"/>
-          <w:numId w:val="38"/>
+          <w:numId w:val="42"/>
         </w:numPr>
         <w:spacing w:after="60" w:before="40"/>
       </w:pPr>
@@ -25375,7 +27520,7 @@
         <w:pStyle w:val="ListParagraph"/>
         <w:numPr>
           <w:ilvl w:val="0"/>
-          <w:numId w:val="38"/>
+          <w:numId w:val="42"/>
         </w:numPr>
         <w:spacing w:after="60" w:before="40"/>
       </w:pPr>
@@ -25388,7 +27533,7 @@
         <w:pStyle w:val="ListParagraph"/>
         <w:numPr>
           <w:ilvl w:val="0"/>
-          <w:numId w:val="38"/>
+          <w:numId w:val="42"/>
         </w:numPr>
         <w:spacing w:after="60" w:before="40"/>
       </w:pPr>
@@ -25401,7 +27546,7 @@
         <w:pStyle w:val="ListParagraph"/>
         <w:numPr>
           <w:ilvl w:val="0"/>
-          <w:numId w:val="38"/>
+          <w:numId w:val="42"/>
         </w:numPr>
         <w:spacing w:after="60" w:before="40"/>
       </w:pPr>
@@ -25610,7 +27755,7 @@
         <w:sz w:val="17"/>
         <w:szCs w:val="17"/>
       </w:rPr>
-      <w:t xml:space="preserve">Version 2.3.1-dev.1 du 18 octobre 2026</w:t>
+      <w:t xml:space="preserve">Version 2.4.0-dev.6 du 19 octobre 2026</w:t>
     </w:r>
     <w:r>
       <w:rPr>
@@ -26054,6 +28199,30 @@
     </w:lvlOverride>
   </w:num>
   <w:num w:numId="38">
+    <w:abstractNumId w:val="2"/>
+    <w:lvlOverride w:ilvl="0">
+      <w:startOverride w:val="1"/>
+    </w:lvlOverride>
+  </w:num>
+  <w:num w:numId="39">
+    <w:abstractNumId w:val="2"/>
+    <w:lvlOverride w:ilvl="0">
+      <w:startOverride w:val="1"/>
+    </w:lvlOverride>
+  </w:num>
+  <w:num w:numId="40">
+    <w:abstractNumId w:val="2"/>
+    <w:lvlOverride w:ilvl="0">
+      <w:startOverride w:val="1"/>
+    </w:lvlOverride>
+  </w:num>
+  <w:num w:numId="41">
+    <w:abstractNumId w:val="2"/>
+    <w:lvlOverride w:ilvl="0">
+      <w:startOverride w:val="1"/>
+    </w:lvlOverride>
+  </w:num>
+  <w:num w:numId="42">
     <w:abstractNumId w:val="2"/>
     <w:lvlOverride w:ilvl="0">
       <w:startOverride w:val="1"/>

--- a/docs/guide-equipe/Guide-equipe-Yume-Novel.docx
+++ b/docs/guide-equipe/Guide-equipe-Yume-Novel.docx
@@ -61,7 +61,7 @@
           <w:sz w:val="22"/>
           <w:szCs w:val="22"/>
         </w:rPr>
-        <w:t xml:space="preserve">Version 2.4.0-dev.6 du 19 octobre 2026</w:t>
+        <w:t xml:space="preserve">Version 2.5.0-dev.8 du 19 octobre 2026</w:t>
       </w:r>
     </w:p>
     <w:p>
@@ -1474,7 +1474,26 @@
               <w:rPr>
                 <w:rStyle w:val="IndexLink"/>
               </w:rPr>
-              <w:t xml:space="default">12.7 La page d'un tome en cours</w:t>
+              <w:t xml:space="default">12.7 Les suggestions et les nouveaux chapitres</w:t>
+              <w:tab/>
+              <w:t xml:space="default">49</w:t>
+            </w:r>
+          </w:hyperlink>
+        </w:p>
+        <w:p>
+          <w:pPr>
+            <w:pStyle w:val="TOC2"/>
+            <w:tabs>
+              <w:tab w:val="clear" w:pos="8786"/>
+              <w:tab w:val="right" w:pos="9025" w:leader="dot"/>
+            </w:tabs>
+          </w:pPr>
+          <w:hyperlink w:history="1" w:anchor="titre-73">
+            <w:r>
+              <w:rPr>
+                <w:rStyle w:val="IndexLink"/>
+              </w:rPr>
+              <w:t xml:space="default">12.8 La page d'un tome en cours</w:t>
               <w:tab/>
               <w:t xml:space="default">50</w:t>
             </w:r>
@@ -1488,31 +1507,12 @@
               <w:tab w:val="right" w:pos="9025" w:leader="dot"/>
             </w:tabs>
           </w:pPr>
-          <w:hyperlink w:history="1" w:anchor="titre-73">
+          <w:hyperlink w:history="1" w:anchor="titre-74">
             <w:r>
               <w:rPr>
                 <w:rStyle w:val="IndexLink"/>
               </w:rPr>
               <w:t xml:space="default">13 Les statistiques d'audience</w:t>
-              <w:tab/>
-              <w:t xml:space="default">51</w:t>
-            </w:r>
-          </w:hyperlink>
-        </w:p>
-        <w:p>
-          <w:pPr>
-            <w:pStyle w:val="TOC2"/>
-            <w:tabs>
-              <w:tab w:val="clear" w:pos="8786"/>
-              <w:tab w:val="right" w:pos="9025" w:leader="dot"/>
-            </w:tabs>
-          </w:pPr>
-          <w:hyperlink w:history="1" w:anchor="titre-74">
-            <w:r>
-              <w:rPr>
-                <w:rStyle w:val="IndexLink"/>
-              </w:rPr>
-              <w:t xml:space="default">13.1 Lire l'aperçu</w:t>
               <w:tab/>
               <w:t xml:space="default">51</w:t>
             </w:r>
@@ -1531,9 +1531,9 @@
               <w:rPr>
                 <w:rStyle w:val="IndexLink"/>
               </w:rPr>
-              <w:t xml:space="default">13.2 Consulter les statistiques d'une œuvre</w:t>
+              <w:t xml:space="default">13.1 Lire l'aperçu</w:t>
               <w:tab/>
-              <w:t xml:space="default">52</w:t>
+              <w:t xml:space="default">51</w:t>
             </w:r>
           </w:hyperlink>
         </w:p>
@@ -1550,9 +1550,9 @@
               <w:rPr>
                 <w:rStyle w:val="IndexLink"/>
               </w:rPr>
-              <w:t xml:space="default">13.3 Voir qui suit une œuvre (gérants)</w:t>
+              <w:t xml:space="default">13.2 Consulter les statistiques d'une œuvre</w:t>
               <w:tab/>
-              <w:t xml:space="default">53</w:t>
+              <w:t xml:space="default">52</w:t>
             </w:r>
           </w:hyperlink>
         </w:p>
@@ -1569,9 +1569,9 @@
               <w:rPr>
                 <w:rStyle w:val="IndexLink"/>
               </w:rPr>
-              <w:t xml:space="default">13.4 Exporter le classement des œuvres</w:t>
+              <w:t xml:space="default">13.3 Voir qui suit une œuvre (gérants)</w:t>
               <w:tab/>
-              <w:t xml:space="default">54</w:t>
+              <w:t xml:space="default">53</w:t>
             </w:r>
           </w:hyperlink>
         </w:p>
@@ -1588,6 +1588,25 @@
               <w:rPr>
                 <w:rStyle w:val="IndexLink"/>
               </w:rPr>
+              <w:t xml:space="default">13.4 Exporter le classement des œuvres</w:t>
+              <w:tab/>
+              <w:t xml:space="default">54</w:t>
+            </w:r>
+          </w:hyperlink>
+        </w:p>
+        <w:p>
+          <w:pPr>
+            <w:pStyle w:val="TOC2"/>
+            <w:tabs>
+              <w:tab w:val="clear" w:pos="8786"/>
+              <w:tab w:val="right" w:pos="9025" w:leader="dot"/>
+            </w:tabs>
+          </w:pPr>
+          <w:hyperlink w:history="1" w:anchor="titre-79">
+            <w:r>
+              <w:rPr>
+                <w:rStyle w:val="IndexLink"/>
+              </w:rPr>
               <w:t xml:space="default">13.5 Comprendre les données de démonstration</w:t>
               <w:tab/>
               <w:t xml:space="default">54</w:t>
@@ -1602,31 +1621,12 @@
               <w:tab w:val="right" w:pos="9025" w:leader="dot"/>
             </w:tabs>
           </w:pPr>
-          <w:hyperlink w:history="1" w:anchor="titre-79">
+          <w:hyperlink w:history="1" w:anchor="titre-80">
             <w:r>
               <w:rPr>
                 <w:rStyle w:val="IndexLink"/>
               </w:rPr>
-              <w:t xml:space="default">14 Glossaires, actualités et commentaires</w:t>
-              <w:tab/>
-              <w:t xml:space="default">55</w:t>
-            </w:r>
-          </w:hyperlink>
-        </w:p>
-        <w:p>
-          <w:pPr>
-            <w:pStyle w:val="TOC2"/>
-            <w:tabs>
-              <w:tab w:val="clear" w:pos="8786"/>
-              <w:tab w:val="right" w:pos="9025" w:leader="dot"/>
-            </w:tabs>
-          </w:pPr>
-          <w:hyperlink w:history="1" w:anchor="titre-80">
-            <w:r>
-              <w:rPr>
-                <w:rStyle w:val="IndexLink"/>
-              </w:rPr>
-              <w:t xml:space="default">14.1 Publier le glossaire d'une œuvre</w:t>
+              <w:t xml:space="default">14 Les coquilles signalées par les lecteurs</w:t>
               <w:tab/>
               <w:t xml:space="default">55</w:t>
             </w:r>
@@ -1645,7 +1645,7 @@
               <w:rPr>
                 <w:rStyle w:val="IndexLink"/>
               </w:rPr>
-              <w:t xml:space="default">14.2 Lier une actualité à une œuvre</w:t>
+              <w:t xml:space="default">14.1 Comprendre ce que fait le lecteur</w:t>
               <w:tab/>
               <w:t xml:space="default">55</w:t>
             </w:r>
@@ -1664,7 +1664,7 @@
               <w:rPr>
                 <w:rStyle w:val="IndexLink"/>
               </w:rPr>
-              <w:t xml:space="default">14.3 Modérer les commentaires</w:t>
+              <w:t xml:space="default">14.2 Traiter une coquille</w:t>
               <w:tab/>
               <w:t xml:space="default">55</w:t>
             </w:r>
@@ -1672,9 +1672,9 @@
         </w:p>
         <w:p>
           <w:pPr>
-            <w:pStyle w:val="TOC1"/>
+            <w:pStyle w:val="TOC2"/>
             <w:tabs>
-              <w:tab w:val="clear" w:pos="9026"/>
+              <w:tab w:val="clear" w:pos="8786"/>
               <w:tab w:val="right" w:pos="9025" w:leader="dot"/>
             </w:tabs>
           </w:pPr>
@@ -1683,9 +1683,9 @@
               <w:rPr>
                 <w:rStyle w:val="IndexLink"/>
               </w:rPr>
-              <w:t xml:space="default">15 Questions fréquentes</w:t>
+              <w:t xml:space="default">14.3 Retrouver les signalements traités</w:t>
               <w:tab/>
-              <w:t xml:space="default">56</w:t>
+              <w:t xml:space="default">57</w:t>
             </w:r>
           </w:hyperlink>
         </w:p>
@@ -1702,9 +1702,9 @@
               <w:rPr>
                 <w:rStyle w:val="IndexLink"/>
               </w:rPr>
-              <w:t xml:space="default">16 En cas de problème</w:t>
+              <w:t xml:space="default">15 Glossaires, actualités et commentaires</w:t>
               <w:tab/>
-              <w:t xml:space="default">57</w:t>
+              <w:t xml:space="default">58</w:t>
             </w:r>
           </w:hyperlink>
         </w:p>
@@ -1721,9 +1721,9 @@
               <w:rPr>
                 <w:rStyle w:val="IndexLink"/>
               </w:rPr>
-              <w:t xml:space="default">16.1 Qui contacter</w:t>
+              <w:t xml:space="default">15.1 Publier le glossaire d'une œuvre</w:t>
               <w:tab/>
-              <w:t xml:space="default">57</w:t>
+              <w:t xml:space="default">58</w:t>
             </w:r>
           </w:hyperlink>
         </w:p>
@@ -1740,9 +1740,104 @@
               <w:rPr>
                 <w:rStyle w:val="IndexLink"/>
               </w:rPr>
-              <w:t xml:space="default">16.2 Signaler un problème</w:t>
+              <w:t xml:space="default">15.2 Lier une actualité à une œuvre</w:t>
               <w:tab/>
-              <w:t xml:space="default">57</w:t>
+              <w:t xml:space="default">58</w:t>
+            </w:r>
+          </w:hyperlink>
+        </w:p>
+        <w:p>
+          <w:pPr>
+            <w:pStyle w:val="TOC2"/>
+            <w:tabs>
+              <w:tab w:val="clear" w:pos="8786"/>
+              <w:tab w:val="right" w:pos="9025" w:leader="dot"/>
+            </w:tabs>
+          </w:pPr>
+          <w:hyperlink w:history="1" w:anchor="titre-87">
+            <w:r>
+              <w:rPr>
+                <w:rStyle w:val="IndexLink"/>
+              </w:rPr>
+              <w:t xml:space="default">15.3 Modérer les commentaires</w:t>
+              <w:tab/>
+              <w:t xml:space="default">58</w:t>
+            </w:r>
+          </w:hyperlink>
+        </w:p>
+        <w:p>
+          <w:pPr>
+            <w:pStyle w:val="TOC1"/>
+            <w:tabs>
+              <w:tab w:val="clear" w:pos="9026"/>
+              <w:tab w:val="right" w:pos="9025" w:leader="dot"/>
+            </w:tabs>
+          </w:pPr>
+          <w:hyperlink w:history="1" w:anchor="titre-88">
+            <w:r>
+              <w:rPr>
+                <w:rStyle w:val="IndexLink"/>
+              </w:rPr>
+              <w:t xml:space="default">16 Questions fréquentes</w:t>
+              <w:tab/>
+              <w:t xml:space="default">59</w:t>
+            </w:r>
+          </w:hyperlink>
+        </w:p>
+        <w:p>
+          <w:pPr>
+            <w:pStyle w:val="TOC1"/>
+            <w:tabs>
+              <w:tab w:val="clear" w:pos="9026"/>
+              <w:tab w:val="right" w:pos="9025" w:leader="dot"/>
+            </w:tabs>
+          </w:pPr>
+          <w:hyperlink w:history="1" w:anchor="titre-89">
+            <w:r>
+              <w:rPr>
+                <w:rStyle w:val="IndexLink"/>
+              </w:rPr>
+              <w:t xml:space="default">17 En cas de problème</w:t>
+              <w:tab/>
+              <w:t xml:space="default">61</w:t>
+            </w:r>
+          </w:hyperlink>
+        </w:p>
+        <w:p>
+          <w:pPr>
+            <w:pStyle w:val="TOC2"/>
+            <w:tabs>
+              <w:tab w:val="clear" w:pos="8786"/>
+              <w:tab w:val="right" w:pos="9025" w:leader="dot"/>
+            </w:tabs>
+          </w:pPr>
+          <w:hyperlink w:history="1" w:anchor="titre-90">
+            <w:r>
+              <w:rPr>
+                <w:rStyle w:val="IndexLink"/>
+              </w:rPr>
+              <w:t xml:space="default">17.1 Qui contacter</w:t>
+              <w:tab/>
+              <w:t xml:space="default">61</w:t>
+            </w:r>
+          </w:hyperlink>
+        </w:p>
+        <w:p>
+          <w:pPr>
+            <w:pStyle w:val="TOC2"/>
+            <w:tabs>
+              <w:tab w:val="clear" w:pos="8786"/>
+              <w:tab w:val="right" w:pos="9025" w:leader="dot"/>
+            </w:tabs>
+          </w:pPr>
+          <w:hyperlink w:history="1" w:anchor="titre-91">
+            <w:r>
+              <w:rPr>
+                <w:rStyle w:val="IndexLink"/>
+              </w:rPr>
+              <w:t xml:space="default">17.2 Signaler un problème</w:t>
+              <w:tab/>
+              <w:t xml:space="default">61</w:t>
             </w:r>
           </w:hyperlink>
           <w:r>
@@ -1755,21 +1850,21 @@
       <w:pPr>
         <w:pStyle w:val="Heading1"/>
       </w:pPr>
-      <w:bookmarkStart w:name="titre-1" w:id="87"/>
+      <w:bookmarkStart w:name="titre-1" w:id="92"/>
       <w:r>
         <w:t xml:space="preserve">1 Bienvenue dans l'espace équipe</w:t>
       </w:r>
-      <w:bookmarkEnd w:id="87"/>
+      <w:bookmarkEnd w:id="92"/>
     </w:p>
     <w:p>
       <w:pPr>
         <w:pStyle w:val="Heading2"/>
       </w:pPr>
-      <w:bookmarkStart w:name="titre-2" w:id="88"/>
+      <w:bookmarkStart w:name="titre-2" w:id="93"/>
       <w:r>
         <w:t xml:space="preserve">1.1 À quoi sert l'espace équipe</w:t>
       </w:r>
-      <w:bookmarkEnd w:id="88"/>
+      <w:bookmarkEnd w:id="93"/>
     </w:p>
     <w:p>
       <w:r>
@@ -1835,7 +1930,7 @@
         <w:spacing w:after="60" w:before="0"/>
       </w:pPr>
       <w:r>
-        <w:t xml:space="preserve">publier les glossaires et modérer les commentaires ;</w:t>
+        <w:t xml:space="preserve">publier les glossaires, modérer les commentaires et traiter les coquilles signalées par les lecteurs ;</w:t>
       </w:r>
     </w:p>
     <w:p>
@@ -1883,11 +1978,11 @@
       <w:pPr>
         <w:pStyle w:val="Heading2"/>
       </w:pPr>
-      <w:bookmarkStart w:name="titre-3" w:id="89"/>
+      <w:bookmarkStart w:name="titre-3" w:id="94"/>
       <w:r>
         <w:t xml:space="preserve">1.2 Qui peut faire quoi</w:t>
       </w:r>
-      <w:bookmarkEnd w:id="89"/>
+      <w:bookmarkEnd w:id="94"/>
     </w:p>
     <w:p>
       <w:r>
@@ -2179,7 +2274,7 @@
                 <w:sz w:val="19"/>
                 <w:szCs w:val="19"/>
               </w:rPr>
-              <w:t xml:space="preserve">Tout ce qui précède, plus : créer et modifier les œuvres et les tomes, ajouter des chapitres, mettre à jour le planning de tous les tomes, publier les glossaires, écrire des actualités, modérer les commentaires.</w:t>
+              <w:t xml:space="preserve">Tout ce qui précède, plus : créer et modifier les œuvres et les tomes, ajouter des chapitres, mettre à jour le planning de tous les tomes, publier les glossaires, écrire des actualités, modérer les commentaires, traiter les coquilles signalées.</w:t>
             </w:r>
           </w:p>
         </w:tc>
@@ -2328,11 +2423,11 @@
       <w:pPr>
         <w:pStyle w:val="Heading2"/>
       </w:pPr>
-      <w:bookmarkStart w:name="titre-4" w:id="90"/>
+      <w:bookmarkStart w:name="titre-4" w:id="95"/>
       <w:r>
         <w:t xml:space="preserve">1.3 Se connecter</w:t>
       </w:r>
-      <w:bookmarkEnd w:id="90"/>
+      <w:bookmarkEnd w:id="95"/>
     </w:p>
     <w:p>
       <w:pPr>
@@ -2384,7 +2479,7 @@
           <w:b/>
           <w:bCs/>
         </w:rPr>
-        <w:t xml:space="preserve">Pseudo ou adresse e-mail</w:t>
+        <w:t xml:space="preserve">Adresse e-mail ou identifiant</w:t>
       </w:r>
       <w:r>
         <w:t xml:space="preserve">, puis votre </w:t>
@@ -2483,6 +2578,172 @@
       <w:r>
         <w:t xml:space="preserve"> sous le formulaire. Un lien arrive par e-mail.</w:t>
       </w:r>
+    </w:p>
+    <w:tbl>
+      <w:tblPr>
+        <w:tblW w:type="dxa" w:w="9026"/>
+        <w:tblBorders>
+          <w:top w:val="single" w:color="auto" w:sz="4"/>
+          <w:left w:val="single" w:color="auto" w:sz="4"/>
+          <w:bottom w:val="single" w:color="auto" w:sz="4"/>
+          <w:right w:val="single" w:color="auto" w:sz="4"/>
+          <w:insideH w:val="single" w:color="auto" w:sz="4"/>
+          <w:insideV w:val="single" w:color="auto" w:sz="4"/>
+        </w:tblBorders>
+      </w:tblPr>
+      <w:tblGrid>
+        <w:gridCol w:w="9026"/>
+      </w:tblGrid>
+      <w:tr>
+        <w:trPr>
+          <w:cantSplit/>
+        </w:trPr>
+        <w:tc>
+          <w:tcPr>
+            <w:tcW w:type="dxa" w:w="9026"/>
+            <w:tcBorders>
+              <w:top w:val="none" w:color="FFFFFF" w:sz="0"/>
+              <w:left w:val="single" w:color="D6457F" w:sz="24"/>
+              <w:bottom w:val="none" w:color="FFFFFF" w:sz="0"/>
+              <w:right w:val="none" w:color="FFFFFF" w:sz="0"/>
+            </w:tcBorders>
+            <w:shd w:fill="FCE8F1" w:color="auto" w:val="clear"/>
+            <w:tcMar>
+              <w:top w:type="dxa" w:w="120"/>
+              <w:left w:type="dxa" w:w="200"/>
+              <w:bottom w:type="dxa" w:w="120"/>
+              <w:right w:type="dxa" w:w="160"/>
+            </w:tcMar>
+          </w:tcPr>
+          <w:p>
+            <w:pPr>
+              <w:spacing w:after="0" w:before="0"/>
+            </w:pPr>
+            <w:r>
+              <w:rPr>
+                <w:b/>
+                <w:bCs/>
+                <w:color w:val="9C1F52"/>
+              </w:rPr>
+              <w:t xml:space="preserve">Nouveau</w:t>
+            </w:r>
+            <w:r>
+              <w:t xml:space="preserve"> : </w:t>
+            </w:r>
+            <w:r>
+              <w:t xml:space="preserve">depuis la version 2.5, l'adresse e-mail suffit pour se connecter. Un compte créé sur le site a un </w:t>
+            </w:r>
+            <w:r>
+              <w:rPr>
+                <w:b/>
+                <w:bCs/>
+              </w:rPr>
+              <w:t xml:space="preserve">pseudo public</w:t>
+            </w:r>
+            <w:r>
+              <w:t xml:space="preserve"> (affiché avec les commentaires) et un identifiant technique qui n'est jamais montré. Les comptes plus anciens gardent leur identifiant (le pseudo choisi à l'inscription), qui marche toujours.</w:t>
+            </w:r>
+          </w:p>
+        </w:tc>
+      </w:tr>
+    </w:tbl>
+    <w:p>
+      <w:pPr>
+        <w:spacing w:after="60" w:before="0"/>
+      </w:pPr>
+    </w:p>
+    <w:tbl>
+      <w:tblPr>
+        <w:tblW w:type="dxa" w:w="9026"/>
+        <w:tblBorders>
+          <w:top w:val="single" w:color="auto" w:sz="4"/>
+          <w:left w:val="single" w:color="auto" w:sz="4"/>
+          <w:bottom w:val="single" w:color="auto" w:sz="4"/>
+          <w:right w:val="single" w:color="auto" w:sz="4"/>
+          <w:insideH w:val="single" w:color="auto" w:sz="4"/>
+          <w:insideV w:val="single" w:color="auto" w:sz="4"/>
+        </w:tblBorders>
+      </w:tblPr>
+      <w:tblGrid>
+        <w:gridCol w:w="9026"/>
+      </w:tblGrid>
+      <w:tr>
+        <w:trPr>
+          <w:cantSplit/>
+        </w:trPr>
+        <w:tc>
+          <w:tcPr>
+            <w:tcW w:type="dxa" w:w="9026"/>
+            <w:tcBorders>
+              <w:top w:val="none" w:color="FFFFFF" w:sz="0"/>
+              <w:left w:val="single" w:color="7A4FB0" w:sz="24"/>
+              <w:bottom w:val="none" w:color="FFFFFF" w:sz="0"/>
+              <w:right w:val="none" w:color="FFFFFF" w:sz="0"/>
+            </w:tcBorders>
+            <w:shd w:fill="F1ECFA" w:color="auto" w:val="clear"/>
+            <w:tcMar>
+              <w:top w:type="dxa" w:w="120"/>
+              <w:left w:type="dxa" w:w="200"/>
+              <w:bottom w:type="dxa" w:w="120"/>
+              <w:right w:type="dxa" w:w="160"/>
+            </w:tcMar>
+          </w:tcPr>
+          <w:p>
+            <w:pPr>
+              <w:spacing w:after="0" w:before="0"/>
+            </w:pPr>
+            <w:r>
+              <w:rPr>
+                <w:b/>
+                <w:bCs/>
+                <w:color w:val="4B2A7B"/>
+              </w:rPr>
+              <w:t xml:space="preserve">À savoir</w:t>
+            </w:r>
+            <w:r>
+              <w:t xml:space="preserve"> : </w:t>
+            </w:r>
+            <w:r>
+              <w:t xml:space="preserve">quand la connexion Discord sera mise en service, un bouton </w:t>
+            </w:r>
+            <w:r>
+              <w:rPr>
+                <w:b/>
+                <w:bCs/>
+              </w:rPr>
+              <w:t xml:space="preserve">Se connecter avec Discord</w:t>
+            </w:r>
+            <w:r>
+              <w:t xml:space="preserve"> apparaîtra sous le formulaire. Liez d'abord votre compte dans </w:t>
+            </w:r>
+            <w:r>
+              <w:rPr>
+                <w:b/>
+                <w:bCs/>
+              </w:rPr>
+              <w:t xml:space="preserve">Mon compte</w:t>
+            </w:r>
+            <w:r>
+              <w:t xml:space="preserve">, rubrique </w:t>
+            </w:r>
+            <w:r>
+              <w:rPr>
+                <w:b/>
+                <w:bCs/>
+              </w:rPr>
+              <w:t xml:space="preserve">Connexion Discord</w:t>
+            </w:r>
+            <w:r>
+              <w:t xml:space="preserve">. Les administrateurs ne peuvent pas l'utiliser : ils passent toujours par la page de connexion WordPress.</w:t>
+            </w:r>
+          </w:p>
+        </w:tc>
+      </w:tr>
+    </w:tbl>
+    <w:p>
+      <w:pPr>
+        <w:spacing w:after="60" w:before="0"/>
+      </w:pPr>
     </w:p>
     <w:tbl>
       <w:tblPr>
@@ -2639,21 +2900,21 @@
       <w:pPr>
         <w:pStyle w:val="Heading1"/>
       </w:pPr>
-      <w:bookmarkStart w:name="titre-5" w:id="91"/>
+      <w:bookmarkStart w:name="titre-5" w:id="96"/>
       <w:r>
         <w:t xml:space="preserve">2 Le tableau de bord et le menu</w:t>
       </w:r>
-      <w:bookmarkEnd w:id="91"/>
+      <w:bookmarkEnd w:id="96"/>
     </w:p>
     <w:p>
       <w:pPr>
         <w:pStyle w:val="Heading2"/>
       </w:pPr>
-      <w:bookmarkStart w:name="titre-6" w:id="92"/>
+      <w:bookmarkStart w:name="titre-6" w:id="97"/>
       <w:r>
         <w:t xml:space="preserve">2.1 Lire le tableau de bord</w:t>
       </w:r>
-      <w:bookmarkEnd w:id="92"/>
+      <w:bookmarkEnd w:id="97"/>
     </w:p>
     <w:p>
       <w:r>
@@ -2794,11 +3055,11 @@
       <w:pPr>
         <w:pStyle w:val="Heading2"/>
       </w:pPr>
-      <w:bookmarkStart w:name="titre-7" w:id="93"/>
+      <w:bookmarkStart w:name="titre-7" w:id="98"/>
       <w:r>
         <w:t xml:space="preserve">2.2 Se repérer dans le menu</w:t>
       </w:r>
-      <w:bookmarkEnd w:id="93"/>
+      <w:bookmarkEnd w:id="98"/>
     </w:p>
     <w:p>
       <w:r>
@@ -2876,7 +3137,7 @@
           <wp:inline distT="0" distB="0" distL="0" distR="0">
             <wp:extent cx="5715000" cy="3676650"/>
             <wp:effectExtent t="0" r="0" b="0" l="0"/>
-            <wp:docPr id="31" name="Schema-Menu-page.png" descr="Le menu de l'espace équipe, entièrement déplié, et qui voit chaque entrée (schéma)." title="Le menu de l'espace équipe, entièrement déplié, et qui voit chaque entrée (schéma)."/>
+            <wp:docPr id="33" name="Schema-Menu-page.png" descr="Le menu de l'espace équipe, entièrement déplié, et qui voit chaque entrée (schéma)." title="Le menu de l'espace équipe, entièrement déplié, et qui voit chaque entrée (schéma)."/>
             <wp:cNvGraphicFramePr>
               <a:graphicFrameLocks xmlns:a="http://schemas.openxmlformats.org/drawingml/2006/main" noChangeAspect="1"/>
             </wp:cNvGraphicFramePr>
@@ -3009,11 +3270,11 @@
       <w:pPr>
         <w:pStyle w:val="Heading2"/>
       </w:pPr>
-      <w:bookmarkStart w:name="titre-8" w:id="94"/>
+      <w:bookmarkStart w:name="titre-8" w:id="99"/>
       <w:r>
         <w:t xml:space="preserve">2.3 Utiliser les raccourcis d'un tome</w:t>
       </w:r>
-      <w:bookmarkEnd w:id="94"/>
+      <w:bookmarkEnd w:id="99"/>
     </w:p>
     <w:p>
       <w:r>
@@ -3124,11 +3385,11 @@
       <w:pPr>
         <w:pStyle w:val="Heading1"/>
       </w:pPr>
-      <w:bookmarkStart w:name="titre-9" w:id="95"/>
+      <w:bookmarkStart w:name="titre-9" w:id="100"/>
       <w:r>
         <w:t xml:space="preserve">3 Le planning</w:t>
       </w:r>
-      <w:bookmarkEnd w:id="95"/>
+      <w:bookmarkEnd w:id="100"/>
     </w:p>
     <w:p>
       <w:r>
@@ -3156,7 +3417,7 @@
           <wp:inline distT="0" distB="0" distL="0" distR="0">
             <wp:extent cx="5715000" cy="3048000"/>
             <wp:effectExtent t="0" r="0" b="0" l="0"/>
-            <wp:docPr id="32" name="Schema-Planning-page.png" descr="Les étapes du planning, une tâche, les états vus par les lecteurs et les rappels (schéma)." title="Les étapes du planning, une tâche, les états vus par les lecteurs et les rappels (schéma)."/>
+            <wp:docPr id="34" name="Schema-Planning-page.png" descr="Les étapes du planning, une tâche, les états vus par les lecteurs et les rappels (schéma)." title="Les étapes du planning, une tâche, les états vus par les lecteurs et les rappels (schéma)."/>
             <wp:cNvGraphicFramePr>
               <a:graphicFrameLocks xmlns:a="http://schemas.openxmlformats.org/drawingml/2006/main" noChangeAspect="1"/>
             </wp:cNvGraphicFramePr>
@@ -3211,11 +3472,11 @@
       <w:pPr>
         <w:pStyle w:val="Heading2"/>
       </w:pPr>
-      <w:bookmarkStart w:name="titre-10" w:id="96"/>
+      <w:bookmarkStart w:name="titre-10" w:id="101"/>
       <w:r>
         <w:t xml:space="preserve">3.1 Mettre à jour son avancement</w:t>
       </w:r>
-      <w:bookmarkEnd w:id="96"/>
+      <w:bookmarkEnd w:id="101"/>
     </w:p>
     <w:p>
       <w:pPr>
@@ -3543,11 +3804,11 @@
       <w:pPr>
         <w:pStyle w:val="Heading2"/>
       </w:pPr>
-      <w:bookmarkStart w:name="titre-11" w:id="97"/>
+      <w:bookmarkStart w:name="titre-11" w:id="102"/>
       <w:r>
         <w:t xml:space="preserve">3.2 Signaler un tome bloqué</w:t>
       </w:r>
-      <w:bookmarkEnd w:id="97"/>
+      <w:bookmarkEnd w:id="102"/>
     </w:p>
     <w:p>
       <w:r>
@@ -3665,11 +3926,11 @@
       <w:pPr>
         <w:pStyle w:val="Heading2"/>
       </w:pPr>
-      <w:bookmarkStart w:name="titre-12" w:id="98"/>
+      <w:bookmarkStart w:name="titre-12" w:id="103"/>
       <w:r>
         <w:t xml:space="preserve">3.3 Mettre à jour une tâche « En attente »</w:t>
       </w:r>
-      <w:bookmarkEnd w:id="98"/>
+      <w:bookmarkEnd w:id="103"/>
     </w:p>
     <w:p>
       <w:r>
@@ -3710,11 +3971,11 @@
       <w:pPr>
         <w:pStyle w:val="Heading2"/>
       </w:pPr>
-      <w:bookmarkStart w:name="titre-13" w:id="99"/>
+      <w:bookmarkStart w:name="titre-13" w:id="104"/>
       <w:r>
         <w:t xml:space="preserve">3.4 Comprendre ce que voient les lecteurs</w:t>
       </w:r>
-      <w:bookmarkEnd w:id="99"/>
+      <w:bookmarkEnd w:id="104"/>
     </w:p>
     <w:tbl>
       <w:tblPr>
@@ -4333,11 +4594,11 @@
       <w:pPr>
         <w:pStyle w:val="Heading2"/>
       </w:pPr>
-      <w:bookmarkStart w:name="titre-14" w:id="100"/>
+      <w:bookmarkStart w:name="titre-14" w:id="105"/>
       <w:r>
         <w:t xml:space="preserve">3.5 Recevoir (ou ne plus recevoir) les rappels</w:t>
       </w:r>
-      <w:bookmarkEnd w:id="100"/>
+      <w:bookmarkEnd w:id="105"/>
     </w:p>
     <w:p>
       <w:r>
@@ -4589,11 +4850,11 @@
       <w:pPr>
         <w:pStyle w:val="Heading2"/>
       </w:pPr>
-      <w:bookmarkStart w:name="titre-15" w:id="101"/>
+      <w:bookmarkStart w:name="titre-15" w:id="106"/>
       <w:r>
         <w:t xml:space="preserve">3.6 Mettre un tome en pause</w:t>
       </w:r>
-      <w:bookmarkEnd w:id="101"/>
+      <w:bookmarkEnd w:id="106"/>
     </w:p>
     <w:p>
       <w:r>
@@ -4703,11 +4964,11 @@
       <w:pPr>
         <w:pStyle w:val="Heading2"/>
       </w:pPr>
-      <w:bookmarkStart w:name="titre-16" w:id="102"/>
+      <w:bookmarkStart w:name="titre-16" w:id="107"/>
       <w:r>
         <w:t xml:space="preserve">3.7 Retirer un tome ajouté par erreur</w:t>
       </w:r>
-      <w:bookmarkEnd w:id="102"/>
+      <w:bookmarkEnd w:id="107"/>
     </w:p>
     <w:p>
       <w:r>
@@ -4776,11 +5037,11 @@
       <w:pPr>
         <w:pStyle w:val="Heading2"/>
       </w:pPr>
-      <w:bookmarkStart w:name="titre-17" w:id="103"/>
+      <w:bookmarkStart w:name="titre-17" w:id="108"/>
       <w:r>
         <w:t xml:space="preserve">3.8 Trouver un tome dans le planning complet</w:t>
       </w:r>
-      <w:bookmarkEnd w:id="103"/>
+      <w:bookmarkEnd w:id="108"/>
     </w:p>
     <w:p>
       <w:r>
@@ -4924,11 +5185,11 @@
       <w:pPr>
         <w:pStyle w:val="Heading1"/>
       </w:pPr>
-      <w:bookmarkStart w:name="titre-18" w:id="104"/>
+      <w:bookmarkStart w:name="titre-18" w:id="109"/>
       <w:r>
         <w:t xml:space="preserve">4 Les œuvres</w:t>
       </w:r>
-      <w:bookmarkEnd w:id="104"/>
+      <w:bookmarkEnd w:id="109"/>
     </w:p>
     <w:p>
       <w:r>
@@ -4959,11 +5220,11 @@
       <w:pPr>
         <w:pStyle w:val="Heading2"/>
       </w:pPr>
-      <w:bookmarkStart w:name="titre-19" w:id="105"/>
+      <w:bookmarkStart w:name="titre-19" w:id="110"/>
       <w:r>
         <w:t xml:space="preserve">4.1 Créer une œuvre</w:t>
       </w:r>
-      <w:bookmarkEnd w:id="105"/>
+      <w:bookmarkEnd w:id="110"/>
     </w:p>
     <w:p>
       <w:pPr>
@@ -5417,11 +5678,11 @@
       <w:pPr>
         <w:pStyle w:val="Heading2"/>
       </w:pPr>
-      <w:bookmarkStart w:name="titre-20" w:id="106"/>
+      <w:bookmarkStart w:name="titre-20" w:id="111"/>
       <w:r>
         <w:t xml:space="preserve">4.2 Modifier une œuvre et cadrer sa couverture</w:t>
       </w:r>
-      <w:bookmarkEnd w:id="106"/>
+      <w:bookmarkEnd w:id="111"/>
     </w:p>
     <w:p>
       <w:pPr>
@@ -5554,11 +5815,11 @@
       <w:pPr>
         <w:pStyle w:val="Heading2"/>
       </w:pPr>
-      <w:bookmarkStart w:name="titre-21" w:id="107"/>
+      <w:bookmarkStart w:name="titre-21" w:id="112"/>
       <w:r>
         <w:t xml:space="preserve">4.3 Annoncer une nouvelle série sans dévoiler son titre</w:t>
       </w:r>
-      <w:bookmarkEnd w:id="107"/>
+      <w:bookmarkEnd w:id="112"/>
     </w:p>
     <w:p>
       <w:r>
@@ -5751,7 +6012,7 @@
           <wp:inline distT="0" distB="0" distL="0" distR="0">
             <wp:extent cx="5715000" cy="5200650"/>
             <wp:effectExtent t="0" r="0" b="0" l="0"/>
-            <wp:docPr id="33" name="SerieAVenirFormulaire-page.png" descr="La section « Annonce au planning » de « Nouvelle œuvre », et la pastille « Titre caché au public » dans la liste." title="La section « Annonce au planning » de « Nouvelle œuvre », et la pastille « Titre caché au public » dans la liste."/>
+            <wp:docPr id="35" name="SerieAVenirFormulaire-page.png" descr="La section « Annonce au planning » de « Nouvelle œuvre », et la pastille « Titre caché au public » dans la liste." title="La section « Annonce au planning » de « Nouvelle œuvre », et la pastille « Titre caché au public » dans la liste."/>
             <wp:cNvGraphicFramePr>
               <a:graphicFrameLocks xmlns:a="http://schemas.openxmlformats.org/drawingml/2006/main" noChangeAspect="1"/>
             </wp:cNvGraphicFramePr>
@@ -5828,7 +6089,7 @@
           <wp:inline distT="0" distB="0" distL="0" distR="0">
             <wp:extent cx="5715000" cy="5953125"/>
             <wp:effectExtent t="0" r="0" b="0" l="0"/>
-            <wp:docPr id="34" name="SerieAVenirPublic-page.png" descr="Côté lecteurs : « Nouvelle série à venir · Tome 1 » dans le planning de l'accueil et sur la page Planning." title="Côté lecteurs : « Nouvelle série à venir · Tome 1 » dans le planning de l'accueil et sur la page Planning."/>
+            <wp:docPr id="36" name="SerieAVenirPublic-page.png" descr="Côté lecteurs : « Nouvelle série à venir · Tome 1 » dans le planning de l'accueil et sur la page Planning." title="Côté lecteurs : « Nouvelle série à venir · Tome 1 » dans le planning de l'accueil et sur la page Planning."/>
             <wp:cNvGraphicFramePr>
               <a:graphicFrameLocks xmlns:a="http://schemas.openxmlformats.org/drawingml/2006/main" noChangeAspect="1"/>
             </wp:cNvGraphicFramePr>
@@ -6090,11 +6351,11 @@
       <w:pPr>
         <w:pStyle w:val="Heading2"/>
       </w:pPr>
-      <w:bookmarkStart w:name="titre-22" w:id="108"/>
+      <w:bookmarkStart w:name="titre-22" w:id="113"/>
       <w:r>
         <w:t xml:space="preserve">4.4 Gérer les genres</w:t>
       </w:r>
-      <w:bookmarkEnd w:id="108"/>
+      <w:bookmarkEnd w:id="113"/>
     </w:p>
     <w:p>
       <w:r>
@@ -6223,11 +6484,11 @@
       <w:pPr>
         <w:pStyle w:val="Heading1"/>
       </w:pPr>
-      <w:bookmarkStart w:name="titre-23" w:id="109"/>
+      <w:bookmarkStart w:name="titre-23" w:id="114"/>
       <w:r>
         <w:t xml:space="preserve">5 Les mangas (MangaDex)</w:t>
       </w:r>
-      <w:bookmarkEnd w:id="109"/>
+      <w:bookmarkEnd w:id="114"/>
     </w:p>
     <w:p>
       <w:r>
@@ -6626,11 +6887,11 @@
       <w:pPr>
         <w:pStyle w:val="Heading2"/>
       </w:pPr>
-      <w:bookmarkStart w:name="titre-24" w:id="110"/>
+      <w:bookmarkStart w:name="titre-24" w:id="115"/>
       <w:r>
         <w:t xml:space="preserve">5.1 Lier un manga à sa série MangaDex</w:t>
       </w:r>
-      <w:bookmarkEnd w:id="110"/>
+      <w:bookmarkEnd w:id="115"/>
     </w:p>
     <w:p>
       <w:r>
@@ -7054,11 +7315,11 @@
       <w:pPr>
         <w:pStyle w:val="Heading2"/>
       </w:pPr>
-      <w:bookmarkStart w:name="titre-25" w:id="111"/>
+      <w:bookmarkStart w:name="titre-25" w:id="116"/>
       <w:r>
         <w:t xml:space="preserve">5.2 Publier un chapitre de manga</w:t>
       </w:r>
-      <w:bookmarkEnd w:id="111"/>
+      <w:bookmarkEnd w:id="116"/>
     </w:p>
     <w:p>
       <w:pPr>
@@ -7317,11 +7578,11 @@
       <w:pPr>
         <w:pStyle w:val="Heading2"/>
       </w:pPr>
-      <w:bookmarkStart w:name="titre-26" w:id="112"/>
+      <w:bookmarkStart w:name="titre-26" w:id="117"/>
       <w:r>
         <w:t xml:space="preserve">5.3 Annoncer un tome de manga au planning</w:t>
       </w:r>
-      <w:bookmarkEnd w:id="112"/>
+      <w:bookmarkEnd w:id="117"/>
     </w:p>
     <w:p>
       <w:r>
@@ -7567,11 +7828,11 @@
       <w:pPr>
         <w:pStyle w:val="Heading2"/>
       </w:pPr>
-      <w:bookmarkStart w:name="titre-27" w:id="113"/>
+      <w:bookmarkStart w:name="titre-27" w:id="118"/>
       <w:r>
         <w:t xml:space="preserve">5.4 Vérifier la synchronisation</w:t>
       </w:r>
-      <w:bookmarkEnd w:id="113"/>
+      <w:bookmarkEnd w:id="118"/>
     </w:p>
     <w:p>
       <w:r>
@@ -8266,11 +8527,11 @@
       <w:pPr>
         <w:pStyle w:val="Heading2"/>
       </w:pPr>
-      <w:bookmarkStart w:name="titre-28" w:id="114"/>
+      <w:bookmarkStart w:name="titre-28" w:id="119"/>
       <w:r>
         <w:t xml:space="preserve">5.5 Retirer un chapitre ou un manga</w:t>
       </w:r>
-      <w:bookmarkEnd w:id="114"/>
+      <w:bookmarkEnd w:id="119"/>
     </w:p>
     <w:tbl>
       <w:tblPr>
@@ -8684,11 +8945,11 @@
       <w:pPr>
         <w:pStyle w:val="Heading1"/>
       </w:pPr>
-      <w:bookmarkStart w:name="titre-29" w:id="115"/>
+      <w:bookmarkStart w:name="titre-29" w:id="120"/>
       <w:r>
         <w:t xml:space="preserve">6 Créer un tome vide</w:t>
       </w:r>
-      <w:bookmarkEnd w:id="115"/>
+      <w:bookmarkEnd w:id="120"/>
     </w:p>
     <w:p>
       <w:r>
@@ -8699,11 +8960,11 @@
       <w:pPr>
         <w:pStyle w:val="Heading2"/>
       </w:pPr>
-      <w:bookmarkStart w:name="titre-30" w:id="116"/>
+      <w:bookmarkStart w:name="titre-30" w:id="121"/>
       <w:r>
         <w:t xml:space="preserve">6.1 Ouvrir la page « Nouveau tome »</w:t>
       </w:r>
-      <w:bookmarkEnd w:id="116"/>
+      <w:bookmarkEnd w:id="121"/>
     </w:p>
     <w:p>
       <w:r>
@@ -8784,11 +9045,11 @@
       <w:pPr>
         <w:pStyle w:val="Heading2"/>
       </w:pPr>
-      <w:bookmarkStart w:name="titre-31" w:id="117"/>
+      <w:bookmarkStart w:name="titre-31" w:id="122"/>
       <w:r>
         <w:t xml:space="preserve">6.2 Créer le tome</w:t>
       </w:r>
-      <w:bookmarkEnd w:id="117"/>
+      <w:bookmarkEnd w:id="122"/>
     </w:p>
     <w:p>
       <w:pPr>
@@ -8801,7 +9062,7 @@
           <wp:inline distT="0" distB="0" distL="0" distR="0">
             <wp:extent cx="5715000" cy="5153025"/>
             <wp:effectExtent t="0" r="0" b="0" l="0"/>
-            <wp:docPr id="35" name="Main-contenu.png" descr="La page « Nouveau tome » : le tome, l'équipe et le calendrier, puis ce qui sera créé." title="La page « Nouveau tome » : le tome, l'équipe et le calendrier, puis ce qui sera créé."/>
+            <wp:docPr id="37" name="Main-contenu.png" descr="La page « Nouveau tome » : le tome, l'équipe et le calendrier, puis ce qui sera créé." title="La page « Nouveau tome » : le tome, l'équipe et le calendrier, puis ce qui sera créé."/>
             <wp:cNvGraphicFramePr>
               <a:graphicFrameLocks xmlns:a="http://schemas.openxmlformats.org/drawingml/2006/main" noChangeAspect="1"/>
             </wp:cNvGraphicFramePr>
@@ -9352,7 +9613,7 @@
           <wp:inline distT="0" distB="0" distL="0" distR="0">
             <wp:extent cx="5715000" cy="4371975"/>
             <wp:effectExtent t="0" r="0" b="0" l="0"/>
-            <wp:docPr id="36" name="HeureSortie-page.png" descr="« Date cible du tome » et « Heure de sortie » côte à côte : l'heure est gardée, même avec le rythme « Libre »." title="« Date cible du tome » et « Heure de sortie » côte à côte : l'heure est gardée, même avec le rythme « Libre »."/>
+            <wp:docPr id="38" name="HeureSortie-page.png" descr="« Date cible du tome » et « Heure de sortie » côte à côte : l'heure est gardée, même avec le rythme « Libre »." title="« Date cible du tome » et « Heure de sortie » côte à côte : l'heure est gardée, même avec le rythme « Libre »."/>
             <wp:cNvGraphicFramePr>
               <a:graphicFrameLocks xmlns:a="http://schemas.openxmlformats.org/drawingml/2006/main" noChangeAspect="1"/>
             </wp:cNvGraphicFramePr>
@@ -9475,11 +9736,11 @@
       <w:pPr>
         <w:pStyle w:val="Heading2"/>
       </w:pPr>
-      <w:bookmarkStart w:name="titre-32" w:id="118"/>
+      <w:bookmarkStart w:name="titre-32" w:id="123"/>
       <w:r>
         <w:t xml:space="preserve">6.3 Comprendre la parution d'un tome</w:t>
       </w:r>
-      <w:bookmarkEnd w:id="118"/>
+      <w:bookmarkEnd w:id="123"/>
     </w:p>
     <w:p>
       <w:r>
@@ -10063,11 +10324,11 @@
       <w:pPr>
         <w:pStyle w:val="Heading1"/>
       </w:pPr>
-      <w:bookmarkStart w:name="titre-33" w:id="119"/>
+      <w:bookmarkStart w:name="titre-33" w:id="124"/>
       <w:r>
         <w:t xml:space="preserve">7 Préparer le fichier Word</w:t>
       </w:r>
-      <w:bookmarkEnd w:id="119"/>
+      <w:bookmarkEnd w:id="124"/>
     </w:p>
     <w:p>
       <w:r>
@@ -10078,11 +10339,11 @@
       <w:pPr>
         <w:pStyle w:val="Heading2"/>
       </w:pPr>
-      <w:bookmarkStart w:name="titre-34" w:id="120"/>
+      <w:bookmarkStart w:name="titre-34" w:id="125"/>
       <w:r>
         <w:t xml:space="preserve">7.1 Utiliser les bons styles</w:t>
       </w:r>
-      <w:bookmarkEnd w:id="120"/>
+      <w:bookmarkEnd w:id="125"/>
     </w:p>
     <w:tbl>
       <w:tblPr>
@@ -11051,11 +11312,11 @@
       <w:pPr>
         <w:pStyle w:val="Heading2"/>
       </w:pPr>
-      <w:bookmarkStart w:name="titre-35" w:id="121"/>
+      <w:bookmarkStart w:name="titre-35" w:id="126"/>
       <w:r>
         <w:t xml:space="preserve">7.2 Écrire les dialogues et les pensées</w:t>
       </w:r>
-      <w:bookmarkEnd w:id="121"/>
+      <w:bookmarkEnd w:id="126"/>
     </w:p>
     <w:p>
       <w:pPr>
@@ -11107,11 +11368,11 @@
       <w:pPr>
         <w:pStyle w:val="Heading2"/>
       </w:pPr>
-      <w:bookmarkStart w:name="titre-36" w:id="122"/>
+      <w:bookmarkStart w:name="titre-36" w:id="127"/>
       <w:r>
         <w:t xml:space="preserve">7.3 Décrire les illustrations</w:t>
       </w:r>
-      <w:bookmarkEnd w:id="122"/>
+      <w:bookmarkEnd w:id="127"/>
     </w:p>
     <w:p>
       <w:r>
@@ -11252,11 +11513,11 @@
       <w:pPr>
         <w:pStyle w:val="Heading2"/>
       </w:pPr>
-      <w:bookmarkStart w:name="titre-37" w:id="123"/>
+      <w:bookmarkStart w:name="titre-37" w:id="128"/>
       <w:r>
         <w:t xml:space="preserve">7.4 Forcer un début de chapitre avec un marqueur</w:t>
       </w:r>
-      <w:bookmarkEnd w:id="123"/>
+      <w:bookmarkEnd w:id="128"/>
     </w:p>
     <w:p>
       <w:r>
@@ -11734,11 +11995,11 @@
       <w:pPr>
         <w:pStyle w:val="Heading2"/>
       </w:pPr>
-      <w:bookmarkStart w:name="titre-38" w:id="124"/>
+      <w:bookmarkStart w:name="titre-38" w:id="129"/>
       <w:r>
         <w:t xml:space="preserve">7.5 Vérifier le fichier avant de l'envoyer</w:t>
       </w:r>
-      <w:bookmarkEnd w:id="124"/>
+      <w:bookmarkEnd w:id="129"/>
     </w:p>
     <w:p>
       <w:pPr>
@@ -11829,11 +12090,11 @@
       <w:pPr>
         <w:pStyle w:val="Heading1"/>
       </w:pPr>
-      <w:bookmarkStart w:name="titre-39" w:id="125"/>
+      <w:bookmarkStart w:name="titre-39" w:id="130"/>
       <w:r>
         <w:t xml:space="preserve">8 Ajouter des chapitres à un tome</w:t>
       </w:r>
-      <w:bookmarkEnd w:id="125"/>
+      <w:bookmarkEnd w:id="130"/>
     </w:p>
     <w:p>
       <w:r>
@@ -11884,11 +12145,11 @@
       <w:pPr>
         <w:pStyle w:val="Heading2"/>
       </w:pPr>
-      <w:bookmarkStart w:name="titre-40" w:id="126"/>
+      <w:bookmarkStart w:name="titre-40" w:id="131"/>
       <w:r>
         <w:t xml:space="preserve">8.1 Comprendre le formulaire</w:t>
       </w:r>
-      <w:bookmarkEnd w:id="126"/>
+      <w:bookmarkEnd w:id="131"/>
     </w:p>
     <w:p>
       <w:r>
@@ -11906,7 +12167,7 @@
           <wp:inline distT="0" distB="0" distL="0" distR="0">
             <wp:extent cx="4572000" cy="2333625"/>
             <wp:effectExtent t="0" r="0" b="0" l="0"/>
-            <wp:docPr id="37" name="Chapitre-tome.png" descr="Partie 1 · Le tome : l'œuvre, le tome et sa parution." title="Partie 1 · Le tome : l'œuvre, le tome et sa parution."/>
+            <wp:docPr id="39" name="Chapitre-tome.png" descr="Partie 1 · Le tome : l'œuvre, le tome et sa parution." title="Partie 1 · Le tome : l'œuvre, le tome et sa parution."/>
             <wp:cNvGraphicFramePr>
               <a:graphicFrameLocks xmlns:a="http://schemas.openxmlformats.org/drawingml/2006/main" noChangeAspect="1"/>
             </wp:cNvGraphicFramePr>
@@ -12010,7 +12271,7 @@
           <wp:inline distT="0" distB="0" distL="0" distR="0">
             <wp:extent cx="4572000" cy="4238625"/>
             <wp:effectExtent t="0" r="0" b="0" l="0"/>
-            <wp:docPr id="38" name="Chapitre-fichier.png" descr="Partie 2 · Le fichier : le site compare chaque chapitre du fichier au tome." title="Partie 2 · Le fichier : le site compare chaque chapitre du fichier au tome."/>
+            <wp:docPr id="40" name="Chapitre-fichier.png" descr="Partie 2 · Le fichier : le site compare chaque chapitre du fichier au tome." title="Partie 2 · Le fichier : le site compare chaque chapitre du fichier au tome."/>
             <wp:cNvGraphicFramePr>
               <a:graphicFrameLocks xmlns:a="http://schemas.openxmlformats.org/drawingml/2006/main" noChangeAspect="1"/>
             </wp:cNvGraphicFramePr>
@@ -12555,7 +12816,7 @@
           <wp:inline distT="0" distB="0" distL="0" distR="0">
             <wp:extent cx="4572000" cy="1990725"/>
             <wp:effectExtent t="0" r="0" b="0" l="0"/>
-            <wp:docPr id="39" name="Chapitre-sortie.png" descr="Partie 3 · La sortie des nouveaux chapitres." title="Partie 3 · La sortie des nouveaux chapitres."/>
+            <wp:docPr id="41" name="Chapitre-sortie.png" descr="Partie 3 · La sortie des nouveaux chapitres." title="Partie 3 · La sortie des nouveaux chapitres."/>
             <wp:cNvGraphicFramePr>
               <a:graphicFrameLocks xmlns:a="http://schemas.openxmlformats.org/drawingml/2006/main" noChangeAspect="1"/>
             </wp:cNvGraphicFramePr>
@@ -12689,7 +12950,7 @@
           <wp:inline distT="0" distB="0" distL="0" distR="0">
             <wp:extent cx="2571750" cy="4210050"/>
             <wp:effectExtent t="0" r="0" b="0" l="0"/>
-            <wp:docPr id="40" name="Chapitre-resume.png" descr="À droite : « Ce qui va se passer » et le bouton d'envoi, dont le texte change selon vos choix." title="À droite : « Ce qui va se passer » et le bouton d'envoi, dont le texte change selon vos choix."/>
+            <wp:docPr id="42" name="Chapitre-resume.png" descr="À droite : « Ce qui va se passer » et le bouton d'envoi, dont le texte change selon vos choix." title="À droite : « Ce qui va se passer » et le bouton d'envoi, dont le texte change selon vos choix."/>
             <wp:cNvGraphicFramePr>
               <a:graphicFrameLocks xmlns:a="http://schemas.openxmlformats.org/drawingml/2006/main" noChangeAspect="1"/>
             </wp:cNvGraphicFramePr>
@@ -12776,11 +13037,11 @@
       <w:pPr>
         <w:pStyle w:val="Heading2"/>
       </w:pPr>
-      <w:bookmarkStart w:name="titre-41" w:id="127"/>
+      <w:bookmarkStart w:name="titre-41" w:id="132"/>
       <w:r>
         <w:t xml:space="preserve">8.2 Publier le prologue d'un tome en cours</w:t>
       </w:r>
-      <w:bookmarkEnd w:id="127"/>
+      <w:bookmarkEnd w:id="132"/>
     </w:p>
     <w:p>
       <w:r>
@@ -13161,11 +13422,11 @@
       <w:pPr>
         <w:pStyle w:val="Heading2"/>
       </w:pPr>
-      <w:bookmarkStart w:name="titre-42" w:id="128"/>
+      <w:bookmarkStart w:name="titre-42" w:id="133"/>
       <w:r>
         <w:t xml:space="preserve">8.3 Programmer plusieurs chapitres au rythme</w:t>
       </w:r>
-      <w:bookmarkEnd w:id="128"/>
+      <w:bookmarkEnd w:id="133"/>
     </w:p>
     <w:p>
       <w:r>
@@ -13470,11 +13731,11 @@
       <w:pPr>
         <w:pStyle w:val="Heading2"/>
       </w:pPr>
-      <w:bookmarkStart w:name="titre-43" w:id="129"/>
+      <w:bookmarkStart w:name="titre-43" w:id="134"/>
       <w:r>
         <w:t xml:space="preserve">8.4 Publier un tome entier d'un coup</w:t>
       </w:r>
-      <w:bookmarkEnd w:id="129"/>
+      <w:bookmarkEnd w:id="134"/>
     </w:p>
     <w:p>
       <w:r>
@@ -13713,11 +13974,11 @@
       <w:pPr>
         <w:pStyle w:val="Heading2"/>
       </w:pPr>
-      <w:bookmarkStart w:name="titre-44" w:id="130"/>
+      <w:bookmarkStart w:name="titre-44" w:id="135"/>
       <w:r>
         <w:t xml:space="preserve">8.5 Donner tout le tome, chapitre par chapitre, avec les liens à la fin</w:t>
       </w:r>
-      <w:bookmarkEnd w:id="130"/>
+      <w:bookmarkEnd w:id="135"/>
     </w:p>
     <w:p>
       <w:r>
@@ -14022,11 +14283,11 @@
       <w:pPr>
         <w:pStyle w:val="Heading2"/>
       </w:pPr>
-      <w:bookmarkStart w:name="titre-45" w:id="131"/>
+      <w:bookmarkStart w:name="titre-45" w:id="136"/>
       <w:r>
         <w:t xml:space="preserve">8.6 Corriger un chapitre déjà en ligne</w:t>
       </w:r>
-      <w:bookmarkEnd w:id="131"/>
+      <w:bookmarkEnd w:id="136"/>
     </w:p>
     <w:p>
       <w:r>
@@ -14238,7 +14499,27 @@
               <w:t xml:space="preserve">Édition avancée (administration WordPress)</w:t>
             </w:r>
             <w:r>
-              <w:t xml:space="preserve">). Traducteurs, relecteurs et graphistes : signalez la coquille à un éditeur sur le Discord de l'équipe.</w:t>
+              <w:t xml:space="preserve">), ou depuis </w:t>
+            </w:r>
+            <w:r>
+              <w:rPr>
+                <w:b/>
+                <w:bCs/>
+              </w:rPr>
+              <w:t xml:space="preserve">Corrections</w:t>
+            </w:r>
+            <w:r>
+              <w:t xml:space="preserve"> avec </w:t>
+            </w:r>
+            <w:r>
+              <w:rPr>
+                <w:b/>
+                <w:bCs/>
+              </w:rPr>
+              <w:t xml:space="preserve">Corriger dans l'éditeur</w:t>
+            </w:r>
+            <w:r>
+              <w:t xml:space="preserve"> (voir « Les coquilles signalées par les lecteurs »). Traducteurs, relecteurs et graphistes : signalez la coquille à un éditeur sur le Discord de l'équipe.</w:t>
             </w:r>
           </w:p>
         </w:tc>
@@ -14248,11 +14529,11 @@
       <w:pPr>
         <w:pStyle w:val="Heading2"/>
       </w:pPr>
-      <w:bookmarkStart w:name="titre-46" w:id="132"/>
+      <w:bookmarkStart w:name="titre-46" w:id="137"/>
       <w:r>
         <w:t xml:space="preserve">8.7 Découper soi-même les chapitres</w:t>
       </w:r>
-      <w:bookmarkEnd w:id="132"/>
+      <w:bookmarkEnd w:id="137"/>
     </w:p>
     <w:p>
       <w:r>
@@ -14560,11 +14841,11 @@
       <w:pPr>
         <w:pStyle w:val="Heading2"/>
       </w:pPr>
-      <w:bookmarkStart w:name="titre-47" w:id="133"/>
+      <w:bookmarkStart w:name="titre-47" w:id="138"/>
       <w:r>
         <w:t xml:space="preserve">8.8 Ajouter la lecture en ligne d'un tome déjà paru</w:t>
       </w:r>
-      <w:bookmarkEnd w:id="133"/>
+      <w:bookmarkEnd w:id="138"/>
     </w:p>
     <w:p>
       <w:r>
@@ -14662,11 +14943,11 @@
       <w:pPr>
         <w:pStyle w:val="Heading2"/>
       </w:pPr>
-      <w:bookmarkStart w:name="titre-48" w:id="134"/>
+      <w:bookmarkStart w:name="titre-48" w:id="139"/>
       <w:r>
         <w:t xml:space="preserve">8.9 Refaire toute la lecture en ligne d'un tome</w:t>
       </w:r>
-      <w:bookmarkEnd w:id="134"/>
+      <w:bookmarkEnd w:id="139"/>
     </w:p>
     <w:p>
       <w:r>
@@ -14885,11 +15166,11 @@
       <w:pPr>
         <w:pStyle w:val="Heading2"/>
       </w:pPr>
-      <w:bookmarkStart w:name="titre-49" w:id="135"/>
+      <w:bookmarkStart w:name="titre-49" w:id="140"/>
       <w:r>
         <w:t xml:space="preserve">8.10 Savoir ce qui sera annoncé</w:t>
       </w:r>
-      <w:bookmarkEnd w:id="135"/>
+      <w:bookmarkEnd w:id="140"/>
     </w:p>
     <w:tbl>
       <w:tblPr>
@@ -15719,11 +16000,11 @@
       <w:pPr>
         <w:pStyle w:val="Heading2"/>
       </w:pPr>
-      <w:bookmarkStart w:name="titre-50" w:id="136"/>
+      <w:bookmarkStart w:name="titre-50" w:id="141"/>
       <w:r>
         <w:t xml:space="preserve">8.11 Choisir le salon Discord des chapitres</w:t>
       </w:r>
-      <w:bookmarkEnd w:id="136"/>
+      <w:bookmarkEnd w:id="141"/>
     </w:p>
     <w:p>
       <w:r>
@@ -16176,21 +16457,21 @@
       <w:pPr>
         <w:pStyle w:val="Heading1"/>
       </w:pPr>
-      <w:bookmarkStart w:name="titre-51" w:id="137"/>
+      <w:bookmarkStart w:name="titre-51" w:id="142"/>
       <w:r>
         <w:t xml:space="preserve">9 Terminer un tome</w:t>
       </w:r>
-      <w:bookmarkEnd w:id="137"/>
+      <w:bookmarkEnd w:id="142"/>
     </w:p>
     <w:p>
       <w:pPr>
         <w:pStyle w:val="Heading2"/>
       </w:pPr>
-      <w:bookmarkStart w:name="titre-52" w:id="138"/>
+      <w:bookmarkStart w:name="titre-52" w:id="143"/>
       <w:r>
         <w:t xml:space="preserve">9.1 Terminer un tome avec son dernier envoi</w:t>
       </w:r>
-      <w:bookmarkEnd w:id="138"/>
+      <w:bookmarkEnd w:id="143"/>
     </w:p>
     <w:p>
       <w:r>
@@ -16208,7 +16489,7 @@
           <wp:inline distT="0" distB="0" distL="0" distR="0">
             <wp:extent cx="4572000" cy="2828925"/>
             <wp:effectExtent t="0" r="0" b="0" l="0"/>
-            <wp:docPr id="41" name="Chapitre-complet.png" descr="Les liens de téléchargement et les deux cases qui terminent le tome." title="Les liens de téléchargement et les deux cases qui terminent le tome."/>
+            <wp:docPr id="43" name="Chapitre-complet.png" descr="Les liens de téléchargement et les deux cases qui terminent le tome." title="Les liens de téléchargement et les deux cases qui terminent le tome."/>
             <wp:cNvGraphicFramePr>
               <a:graphicFrameLocks xmlns:a="http://schemas.openxmlformats.org/drawingml/2006/main" noChangeAspect="1"/>
             </wp:cNvGraphicFramePr>
@@ -16433,11 +16714,11 @@
       <w:pPr>
         <w:pStyle w:val="Heading2"/>
       </w:pPr>
-      <w:bookmarkStart w:name="titre-53" w:id="139"/>
+      <w:bookmarkStart w:name="titre-53" w:id="144"/>
       <w:r>
         <w:t xml:space="preserve">9.2 Passer un tome à « Publié » depuis sa fiche</w:t>
       </w:r>
-      <w:bookmarkEnd w:id="139"/>
+      <w:bookmarkEnd w:id="144"/>
     </w:p>
     <w:p>
       <w:r>
@@ -16597,7 +16878,7 @@
           <wp:inline distT="0" distB="0" distL="0" distR="0">
             <wp:extent cx="4572000" cy="2286000"/>
             <wp:effectExtent t="0" r="0" b="0" l="0"/>
-            <wp:docPr id="42" name="EtatTome-etats.png" descr="L'encadré « État du tome » de la fiche du tome." title="L'encadré « État du tome » de la fiche du tome."/>
+            <wp:docPr id="44" name="EtatTome-etats.png" descr="L'encadré « État du tome » de la fiche du tome." title="L'encadré « État du tome » de la fiche du tome."/>
             <wp:cNvGraphicFramePr>
               <a:graphicFrameLocks xmlns:a="http://schemas.openxmlformats.org/drawingml/2006/main" noChangeAspect="1"/>
             </wp:cNvGraphicFramePr>
@@ -16710,11 +16991,11 @@
       <w:pPr>
         <w:pStyle w:val="Heading2"/>
       </w:pPr>
-      <w:bookmarkStart w:name="titre-54" w:id="140"/>
+      <w:bookmarkStart w:name="titre-54" w:id="145"/>
       <w:r>
         <w:t xml:space="preserve">9.3 Remplacer un lien PDF ou EPUB mort</w:t>
       </w:r>
-      <w:bookmarkEnd w:id="140"/>
+      <w:bookmarkEnd w:id="145"/>
     </w:p>
     <w:p>
       <w:pPr>
@@ -16806,11 +17087,11 @@
       <w:pPr>
         <w:pStyle w:val="Heading1"/>
       </w:pPr>
-      <w:bookmarkStart w:name="titre-55" w:id="141"/>
+      <w:bookmarkStart w:name="titre-55" w:id="146"/>
       <w:r>
         <w:t xml:space="preserve">10 Modifier un tome</w:t>
       </w:r>
-      <w:bookmarkEnd w:id="141"/>
+      <w:bookmarkEnd w:id="146"/>
     </w:p>
     <w:p>
       <w:r>
@@ -16821,11 +17102,11 @@
       <w:pPr>
         <w:pStyle w:val="Heading2"/>
       </w:pPr>
-      <w:bookmarkStart w:name="titre-56" w:id="142"/>
+      <w:bookmarkStart w:name="titre-56" w:id="147"/>
       <w:r>
         <w:t xml:space="preserve">10.1 Trouver un tome</w:t>
       </w:r>
-      <w:bookmarkEnd w:id="142"/>
+      <w:bookmarkEnd w:id="147"/>
     </w:p>
     <w:p>
       <w:pPr>
@@ -16838,7 +17119,7 @@
           <wp:inline distT="0" distB="0" distL="0" distR="0">
             <wp:extent cx="5715000" cy="4314825"/>
             <wp:effectExtent t="0" r="0" b="0" l="0"/>
-            <wp:docPr id="43" name="TousLesTomes-contenu.png" descr="« Tous les tomes » : chaque tome avec sa parution et ses boutons." title="« Tous les tomes » : chaque tome avec sa parution et ses boutons."/>
+            <wp:docPr id="45" name="TousLesTomes-contenu.png" descr="« Tous les tomes » : chaque tome avec sa parution et ses boutons." title="« Tous les tomes » : chaque tome avec sa parution et ses boutons."/>
             <wp:cNvGraphicFramePr>
               <a:graphicFrameLocks xmlns:a="http://schemas.openxmlformats.org/drawingml/2006/main" noChangeAspect="1"/>
             </wp:cNvGraphicFramePr>
@@ -17052,11 +17333,11 @@
       <w:pPr>
         <w:pStyle w:val="Heading2"/>
       </w:pPr>
-      <w:bookmarkStart w:name="titre-57" w:id="143"/>
+      <w:bookmarkStart w:name="titre-57" w:id="148"/>
       <w:r>
         <w:t xml:space="preserve">10.2 Modifier les informations d'un tome</w:t>
       </w:r>
-      <w:bookmarkEnd w:id="143"/>
+      <w:bookmarkEnd w:id="148"/>
     </w:p>
     <w:p>
       <w:pPr>
@@ -17069,7 +17350,7 @@
           <wp:inline distT="0" distB="0" distL="0" distR="0">
             <wp:extent cx="5715000" cy="5448300"/>
             <wp:effectExtent t="0" r="0" b="0" l="0"/>
-            <wp:docPr id="44" name="TomeEnCours-contenu.png" descr="La fiche « Modifier le tome » : informations, chapitres, couverture, tome complet et planning." title="La fiche « Modifier le tome » : informations, chapitres, couverture, tome complet et planning."/>
+            <wp:docPr id="46" name="TomeEnCours-contenu.png" descr="La fiche « Modifier le tome » : informations, chapitres, couverture, tome complet et planning." title="La fiche « Modifier le tome » : informations, chapitres, couverture, tome complet et planning."/>
             <wp:cNvGraphicFramePr>
               <a:graphicFrameLocks xmlns:a="http://schemas.openxmlformats.org/drawingml/2006/main" noChangeAspect="1"/>
             </wp:cNvGraphicFramePr>
@@ -17412,7 +17693,7 @@
           <wp:inline distT="0" distB="0" distL="0" distR="0">
             <wp:extent cx="5715000" cy="4400550"/>
             <wp:effectExtent t="0" r="0" b="0" l="0"/>
-            <wp:docPr id="45" name="HeureModifier-page.png" descr="« Modifier le tome » : la couverture changée et l'heure de sortie gardée." title="« Modifier le tome » : la couverture changée et l'heure de sortie gardée."/>
+            <wp:docPr id="47" name="HeureModifier-page.png" descr="« Modifier le tome » : la couverture changée et l'heure de sortie gardée." title="« Modifier le tome » : la couverture changée et l'heure de sortie gardée."/>
             <wp:cNvGraphicFramePr>
               <a:graphicFrameLocks xmlns:a="http://schemas.openxmlformats.org/drawingml/2006/main" noChangeAspect="1"/>
             </wp:cNvGraphicFramePr>
@@ -17502,11 +17783,11 @@
       <w:pPr>
         <w:pStyle w:val="Heading2"/>
       </w:pPr>
-      <w:bookmarkStart w:name="titre-58" w:id="144"/>
+      <w:bookmarkStart w:name="titre-58" w:id="149"/>
       <w:r>
         <w:t xml:space="preserve">10.3 Publier, reprogrammer ou retirer un chapitre</w:t>
       </w:r>
-      <w:bookmarkEnd w:id="144"/>
+      <w:bookmarkEnd w:id="149"/>
     </w:p>
     <w:p>
       <w:r>
@@ -17574,7 +17855,7 @@
           <wp:inline distT="0" distB="0" distL="0" distR="0">
             <wp:extent cx="4572000" cy="2695575"/>
             <wp:effectExtent t="0" r="0" b="0" l="0"/>
-            <wp:docPr id="46" name="TomeEnCours-chapitres.png" descr="La liste des chapitres d'un tome en cours." title="La liste des chapitres d'un tome en cours."/>
+            <wp:docPr id="48" name="TomeEnCours-chapitres.png" descr="La liste des chapitres d'un tome en cours." title="La liste des chapitres d'un tome en cours."/>
             <wp:cNvGraphicFramePr>
               <a:graphicFrameLocks xmlns:a="http://schemas.openxmlformats.org/drawingml/2006/main" noChangeAspect="1"/>
             </wp:cNvGraphicFramePr>
@@ -17797,11 +18078,11 @@
       <w:pPr>
         <w:pStyle w:val="Heading1"/>
       </w:pPr>
-      <w:bookmarkStart w:name="titre-59" w:id="145"/>
+      <w:bookmarkStart w:name="titre-59" w:id="150"/>
       <w:r>
         <w:t xml:space="preserve">11 Nouveau (version 2.1.5) : l'état des tomes et des œuvres</w:t>
       </w:r>
-      <w:bookmarkEnd w:id="145"/>
+      <w:bookmarkEnd w:id="150"/>
     </w:p>
     <w:tbl>
       <w:tblPr>
@@ -17865,11 +18146,11 @@
       <w:pPr>
         <w:pStyle w:val="Heading2"/>
       </w:pPr>
-      <w:bookmarkStart w:name="titre-60" w:id="146"/>
+      <w:bookmarkStart w:name="titre-60" w:id="151"/>
       <w:r>
         <w:t xml:space="preserve">11.1 Le cycle de vie d'un tome</w:t>
       </w:r>
-      <w:bookmarkEnd w:id="146"/>
+      <w:bookmarkEnd w:id="151"/>
     </w:p>
     <w:p>
       <w:r>
@@ -17887,7 +18168,7 @@
           <wp:inline distT="0" distB="0" distL="0" distR="0">
             <wp:extent cx="5715000" cy="2743200"/>
             <wp:effectExtent t="0" r="0" b="0" l="0"/>
-            <wp:docPr id="47" name="CycleTome-page.png" descr="Le cycle de vie d'un tome : Planifié, En cours de publication, Publié." title="Le cycle de vie d'un tome : Planifié, En cours de publication, Publié."/>
+            <wp:docPr id="49" name="CycleTome-page.png" descr="Le cycle de vie d'un tome : Planifié, En cours de publication, Publié." title="Le cycle de vie d'un tome : Planifié, En cours de publication, Publié."/>
             <wp:cNvGraphicFramePr>
               <a:graphicFrameLocks xmlns:a="http://schemas.openxmlformats.org/drawingml/2006/main" noChangeAspect="1"/>
             </wp:cNvGraphicFramePr>
@@ -18452,11 +18733,11 @@
       <w:pPr>
         <w:pStyle w:val="Heading2"/>
       </w:pPr>
-      <w:bookmarkStart w:name="titre-61" w:id="147"/>
+      <w:bookmarkStart w:name="titre-61" w:id="152"/>
       <w:r>
         <w:t xml:space="preserve">11.2 Changer l'état d'un tome</w:t>
       </w:r>
-      <w:bookmarkEnd w:id="147"/>
+      <w:bookmarkEnd w:id="152"/>
     </w:p>
     <w:p>
       <w:pPr>
@@ -18469,7 +18750,7 @@
           <wp:inline distT="0" distB="0" distL="0" distR="0">
             <wp:extent cx="5715000" cy="2857500"/>
             <wp:effectExtent t="0" r="0" b="0" l="0"/>
-            <wp:docPr id="48" name="EtatTome-etats.png" descr="L'encadré « État du tome » de la fiche, et les réglages propres à chaque état." title="L'encadré « État du tome » de la fiche, et les réglages propres à chaque état."/>
+            <wp:docPr id="50" name="EtatTome-etats.png" descr="L'encadré « État du tome » de la fiche, et les réglages propres à chaque état." title="L'encadré « État du tome » de la fiche, et les réglages propres à chaque état."/>
             <wp:cNvGraphicFramePr>
               <a:graphicFrameLocks xmlns:a="http://schemas.openxmlformats.org/drawingml/2006/main" noChangeAspect="1"/>
             </wp:cNvGraphicFramePr>
@@ -18766,11 +19047,11 @@
       <w:pPr>
         <w:pStyle w:val="Heading2"/>
       </w:pPr>
-      <w:bookmarkStart w:name="titre-62" w:id="148"/>
+      <w:bookmarkStart w:name="titre-62" w:id="153"/>
       <w:r>
         <w:t xml:space="preserve">11.3 Savoir ce que fait chaque changement</w:t>
       </w:r>
-      <w:bookmarkEnd w:id="148"/>
+      <w:bookmarkEnd w:id="153"/>
     </w:p>
     <w:p>
       <w:pPr>
@@ -18783,7 +19064,7 @@
           <wp:inline distT="0" distB="0" distL="0" distR="0">
             <wp:extent cx="5715000" cy="1333500"/>
             <wp:effectExtent t="0" r="0" b="0" l="0"/>
-            <wp:docPr id="49" name="EtatTome-confirmations.png" descr="Les confirmations demandées avant un changement qui touche les lecteurs." title="Les confirmations demandées avant un changement qui touche les lecteurs."/>
+            <wp:docPr id="51" name="EtatTome-confirmations.png" descr="Les confirmations demandées avant un changement qui touche les lecteurs." title="Les confirmations demandées avant un changement qui touche les lecteurs."/>
             <wp:cNvGraphicFramePr>
               <a:graphicFrameLocks xmlns:a="http://schemas.openxmlformats.org/drawingml/2006/main" noChangeAspect="1"/>
             </wp:cNvGraphicFramePr>
@@ -19783,11 +20064,11 @@
       <w:pPr>
         <w:pStyle w:val="Heading2"/>
       </w:pPr>
-      <w:bookmarkStart w:name="titre-63" w:id="149"/>
+      <w:bookmarkStart w:name="titre-63" w:id="154"/>
       <w:r>
         <w:t xml:space="preserve">11.4 J'ai publié au lieu de programmer : comment réparer</w:t>
       </w:r>
-      <w:bookmarkEnd w:id="149"/>
+      <w:bookmarkEnd w:id="154"/>
     </w:p>
     <w:p>
       <w:r>
@@ -20061,11 +20342,11 @@
       <w:pPr>
         <w:pStyle w:val="Heading2"/>
       </w:pPr>
-      <w:bookmarkStart w:name="titre-64" w:id="150"/>
+      <w:bookmarkStart w:name="titre-64" w:id="155"/>
       <w:r>
         <w:t xml:space="preserve">11.5 Changer l'état d'une œuvre</w:t>
       </w:r>
-      <w:bookmarkEnd w:id="150"/>
+      <w:bookmarkEnd w:id="155"/>
     </w:p>
     <w:p>
       <w:r>
@@ -20093,7 +20374,7 @@
           <wp:inline distT="0" distB="0" distL="0" distR="0">
             <wp:extent cx="5715000" cy="4581525"/>
             <wp:effectExtent t="0" r="0" b="0" l="0"/>
-            <wp:docPr id="50" name="EtatOeuvre-contenu.png" descr="La liste « Œuvres » avec l'état de chaque œuvre et de ses tomes." title="La liste « Œuvres » avec l'état de chaque œuvre et de ses tomes."/>
+            <wp:docPr id="52" name="EtatOeuvre-contenu.png" descr="La liste « Œuvres » avec l'état de chaque œuvre et de ses tomes." title="La liste « Œuvres » avec l'état de chaque œuvre et de ses tomes."/>
             <wp:cNvGraphicFramePr>
               <a:graphicFrameLocks xmlns:a="http://schemas.openxmlformats.org/drawingml/2006/main" noChangeAspect="1"/>
             </wp:cNvGraphicFramePr>
@@ -20959,11 +21240,11 @@
       <w:pPr>
         <w:pStyle w:val="Heading1"/>
       </w:pPr>
-      <w:bookmarkStart w:name="titre-65" w:id="151"/>
+      <w:bookmarkStart w:name="titre-65" w:id="156"/>
       <w:r>
         <w:t xml:space="preserve">12 Ce que voient les lecteurs</w:t>
       </w:r>
-      <w:bookmarkEnd w:id="151"/>
+      <w:bookmarkEnd w:id="156"/>
     </w:p>
     <w:p>
       <w:r>
@@ -21082,11 +21363,11 @@
       <w:pPr>
         <w:pStyle w:val="Heading2"/>
       </w:pPr>
-      <w:bookmarkStart w:name="titre-66" w:id="152"/>
+      <w:bookmarkStart w:name="titre-66" w:id="157"/>
       <w:r>
         <w:t xml:space="preserve">12.1 Lire un manga</w:t>
       </w:r>
-      <w:bookmarkEnd w:id="152"/>
+      <w:bookmarkEnd w:id="157"/>
     </w:p>
     <w:p>
       <w:r>
@@ -21202,11 +21483,11 @@
       <w:pPr>
         <w:pStyle w:val="Heading2"/>
       </w:pPr>
-      <w:bookmarkStart w:name="titre-67" w:id="153"/>
+      <w:bookmarkStart w:name="titre-67" w:id="158"/>
       <w:r>
         <w:t xml:space="preserve">12.2 La page d'accueil</w:t>
       </w:r>
-      <w:bookmarkEnd w:id="153"/>
+      <w:bookmarkEnd w:id="158"/>
     </w:p>
     <w:p>
       <w:r>
@@ -21244,7 +21525,7 @@
           <wp:inline distT="0" distB="0" distL="0" distR="0">
             <wp:extent cx="5715000" cy="4676775"/>
             <wp:effectExtent t="0" r="0" b="0" l="0"/>
-            <wp:docPr id="51" name="Accueil-planning.png" descr="La section « Planning » de l'accueil : le prochain tome à la une, puis les chapitres et les tomes en préparation." title="La section « Planning » de l'accueil : le prochain tome à la une, puis les chapitres et les tomes en préparation."/>
+            <wp:docPr id="53" name="Accueil-planning.png" descr="La section « Planning » de l'accueil : le prochain tome à la une, puis les chapitres et les tomes en préparation." title="La section « Planning » de l'accueil : le prochain tome à la une, puis les chapitres et les tomes en préparation."/>
             <wp:cNvGraphicFramePr>
               <a:graphicFrameLocks xmlns:a="http://schemas.openxmlformats.org/drawingml/2006/main" noChangeAspect="1"/>
             </wp:cNvGraphicFramePr>
@@ -21754,11 +22035,11 @@
       <w:pPr>
         <w:pStyle w:val="Heading2"/>
       </w:pPr>
-      <w:bookmarkStart w:name="titre-68" w:id="154"/>
+      <w:bookmarkStart w:name="titre-68" w:id="159"/>
       <w:r>
         <w:t xml:space="preserve">12.3 La page Planning</w:t>
       </w:r>
-      <w:bookmarkEnd w:id="154"/>
+      <w:bookmarkEnd w:id="159"/>
     </w:p>
     <w:p>
       <w:r>
@@ -21826,7 +22107,7 @@
           <wp:inline distT="0" distB="0" distL="0" distR="0">
             <wp:extent cx="5715000" cy="1019175"/>
             <wp:effectExtent t="0" r="0" b="0" l="0"/>
-            <wp:docPr id="52" name="PagePlanning-une.png" descr="Sous l'introduction, le même bandeau qu'à l'accueil : le prochain tome à la une." title="Sous l'introduction, le même bandeau qu'à l'accueil : le prochain tome à la une."/>
+            <wp:docPr id="54" name="PagePlanning-une.png" descr="Sous l'introduction, le même bandeau qu'à l'accueil : le prochain tome à la une." title="Sous l'introduction, le même bandeau qu'à l'accueil : le prochain tome à la une."/>
             <wp:cNvGraphicFramePr>
               <a:graphicFrameLocks xmlns:a="http://schemas.openxmlformats.org/drawingml/2006/main" noChangeAspect="1"/>
             </wp:cNvGraphicFramePr>
@@ -22046,7 +22327,7 @@
           <wp:inline distT="0" distB="0" distL="0" distR="0">
             <wp:extent cx="5715000" cy="3228975"/>
             <wp:effectExtent t="0" r="0" b="0" l="0"/>
-            <wp:docPr id="53" name="PagePlanning-vues.png" descr="Les trois vues et le tableau : barres d'avancement, tomes en cours de publication et prochain chapitre." title="Les trois vues et le tableau : barres d'avancement, tomes en cours de publication et prochain chapitre."/>
+            <wp:docPr id="55" name="PagePlanning-vues.png" descr="Les trois vues et le tableau : barres d'avancement, tomes en cours de publication et prochain chapitre." title="Les trois vues et le tableau : barres d'avancement, tomes en cours de publication et prochain chapitre."/>
             <wp:cNvGraphicFramePr>
               <a:graphicFrameLocks xmlns:a="http://schemas.openxmlformats.org/drawingml/2006/main" noChangeAspect="1"/>
             </wp:cNvGraphicFramePr>
@@ -22138,7 +22419,7 @@
           <wp:inline distT="0" distB="0" distL="0" distR="0">
             <wp:extent cx="5715000" cy="2400300"/>
             <wp:effectExtent t="0" r="0" b="0" l="0"/>
-            <wp:docPr id="54" name="PagePlanning-chapitres.png" descr="La vue « Chapitres » de la page Planning." title="La vue « Chapitres » de la page Planning."/>
+            <wp:docPr id="56" name="PagePlanning-chapitres.png" descr="La vue « Chapitres » de la page Planning." title="La vue « Chapitres » de la page Planning."/>
             <wp:cNvGraphicFramePr>
               <a:graphicFrameLocks xmlns:a="http://schemas.openxmlformats.org/drawingml/2006/main" noChangeAspect="1"/>
             </wp:cNvGraphicFramePr>
@@ -22225,7 +22506,7 @@
           <wp:inline distT="0" distB="0" distL="0" distR="0">
             <wp:extent cx="3429000" cy="1209675"/>
             <wp:effectExtent t="0" r="0" b="0" l="0"/>
-            <wp:docPr id="55" name="PagePlanning-legende.png" descr="La légende de la page Planning." title="La légende de la page Planning."/>
+            <wp:docPr id="57" name="PagePlanning-legende.png" descr="La légende de la page Planning." title="La légende de la page Planning."/>
             <wp:cNvGraphicFramePr>
               <a:graphicFrameLocks xmlns:a="http://schemas.openxmlformats.org/drawingml/2006/main" noChangeAspect="1"/>
             </wp:cNvGraphicFramePr>
@@ -22280,11 +22561,11 @@
       <w:pPr>
         <w:pStyle w:val="Heading2"/>
       </w:pPr>
-      <w:bookmarkStart w:name="titre-69" w:id="155"/>
+      <w:bookmarkStart w:name="titre-69" w:id="160"/>
       <w:r>
         <w:t xml:space="preserve">12.4 Faire apparaître un chapitre dans « Prochains » de l'accueil</w:t>
       </w:r>
-      <w:bookmarkEnd w:id="155"/>
+      <w:bookmarkEnd w:id="160"/>
     </w:p>
     <w:p>
       <w:r>
@@ -22530,11 +22811,11 @@
       <w:pPr>
         <w:pStyle w:val="Heading2"/>
       </w:pPr>
-      <w:bookmarkStart w:name="titre-70" w:id="156"/>
+      <w:bookmarkStart w:name="titre-70" w:id="161"/>
       <w:r>
         <w:t xml:space="preserve">12.5 Mettre un tome à la une</w:t>
       </w:r>
-      <w:bookmarkEnd w:id="156"/>
+      <w:bookmarkEnd w:id="161"/>
     </w:p>
     <w:p>
       <w:r>
@@ -22797,11 +23078,11 @@
       <w:pPr>
         <w:pStyle w:val="Heading2"/>
       </w:pPr>
-      <w:bookmarkStart w:name="titre-71" w:id="157"/>
+      <w:bookmarkStart w:name="titre-71" w:id="162"/>
       <w:r>
         <w:t xml:space="preserve">12.6 La fiche d'une œuvre</w:t>
       </w:r>
-      <w:bookmarkEnd w:id="157"/>
+      <w:bookmarkEnd w:id="162"/>
     </w:p>
     <w:p>
       <w:pPr>
@@ -22814,7 +23095,7 @@
           <wp:inline distT="0" distB="0" distL="0" distR="0">
             <wp:extent cx="5715000" cy="4095750"/>
             <wp:effectExtent t="0" r="0" b="0" l="0"/>
-            <wp:docPr id="56" name="Public-page.png" descr="La fiche d'une œuvre, vue par un lecteur." title="La fiche d'une œuvre, vue par un lecteur."/>
+            <wp:docPr id="58" name="Public-page.png" descr="La fiche d'une œuvre, vue par un lecteur." title="La fiche d'une œuvre, vue par un lecteur."/>
             <wp:cNvGraphicFramePr>
               <a:graphicFrameLocks xmlns:a="http://schemas.openxmlformats.org/drawingml/2006/main" noChangeAspect="1"/>
             </wp:cNvGraphicFramePr>
@@ -23019,13 +23300,284 @@
     </w:p>
     <w:p>
       <w:pPr>
+        <w:pStyle w:val="ListParagraph"/>
+        <w:numPr>
+          <w:ilvl w:val="0"/>
+          <w:numId w:val="2"/>
+        </w:numPr>
+        <w:spacing w:after="60" w:before="0"/>
+      </w:pPr>
+      <w:r>
+        <w:rPr>
+          <w:b/>
+          <w:bCs/>
+        </w:rPr>
+        <w:t xml:space="preserve">Si vous avez aimé…</w:t>
+      </w:r>
+      <w:r>
+        <w:t xml:space="preserve"> : jusqu'à 4 œuvres proches, après le sommaire des tomes (voir « Les suggestions et les nouveaux chapitres »).</w:t>
+      </w:r>
+    </w:p>
+    <w:p>
+      <w:pPr>
         <w:pStyle w:val="Heading2"/>
       </w:pPr>
-      <w:bookmarkStart w:name="titre-72" w:id="158"/>
-      <w:r>
-        <w:t xml:space="preserve">12.7 La page d'un tome en cours</w:t>
-      </w:r>
-      <w:bookmarkEnd w:id="158"/>
+      <w:bookmarkStart w:name="titre-72" w:id="163"/>
+      <w:r>
+        <w:t xml:space="preserve">12.7 Les suggestions et les nouveaux chapitres</w:t>
+      </w:r>
+      <w:bookmarkEnd w:id="163"/>
+    </w:p>
+    <w:tbl>
+      <w:tblPr>
+        <w:tblW w:type="dxa" w:w="9026"/>
+        <w:tblBorders>
+          <w:top w:val="single" w:color="auto" w:sz="4"/>
+          <w:left w:val="single" w:color="auto" w:sz="4"/>
+          <w:bottom w:val="single" w:color="auto" w:sz="4"/>
+          <w:right w:val="single" w:color="auto" w:sz="4"/>
+          <w:insideH w:val="single" w:color="auto" w:sz="4"/>
+          <w:insideV w:val="single" w:color="auto" w:sz="4"/>
+        </w:tblBorders>
+      </w:tblPr>
+      <w:tblGrid>
+        <w:gridCol w:w="9026"/>
+      </w:tblGrid>
+      <w:tr>
+        <w:trPr>
+          <w:cantSplit/>
+        </w:trPr>
+        <w:tc>
+          <w:tcPr>
+            <w:tcW w:type="dxa" w:w="9026"/>
+            <w:tcBorders>
+              <w:top w:val="none" w:color="FFFFFF" w:sz="0"/>
+              <w:left w:val="single" w:color="D6457F" w:sz="24"/>
+              <w:bottom w:val="none" w:color="FFFFFF" w:sz="0"/>
+              <w:right w:val="none" w:color="FFFFFF" w:sz="0"/>
+            </w:tcBorders>
+            <w:shd w:fill="FCE8F1" w:color="auto" w:val="clear"/>
+            <w:tcMar>
+              <w:top w:type="dxa" w:w="120"/>
+              <w:left w:type="dxa" w:w="200"/>
+              <w:bottom w:type="dxa" w:w="120"/>
+              <w:right w:type="dxa" w:w="160"/>
+            </w:tcMar>
+          </w:tcPr>
+          <w:p>
+            <w:pPr>
+              <w:spacing w:after="0" w:before="0"/>
+            </w:pPr>
+            <w:r>
+              <w:rPr>
+                <w:b/>
+                <w:bCs/>
+                <w:color w:val="9C1F52"/>
+              </w:rPr>
+              <w:t xml:space="preserve">Nouveau</w:t>
+            </w:r>
+            <w:r>
+              <w:t xml:space="preserve"> : </w:t>
+            </w:r>
+            <w:r>
+              <w:t xml:space="preserve">depuis la version 2.5, le site suggère des œuvres et signale aux lecteurs connectés les chapitres sortis depuis leur dernière lecture. Rien n'est à saisir par l'équipe.</w:t>
+            </w:r>
+          </w:p>
+        </w:tc>
+      </w:tr>
+    </w:tbl>
+    <w:p>
+      <w:pPr>
+        <w:spacing w:after="60" w:before="0"/>
+      </w:pPr>
+    </w:p>
+    <w:p>
+      <w:pPr>
+        <w:pStyle w:val="ListParagraph"/>
+        <w:numPr>
+          <w:ilvl w:val="0"/>
+          <w:numId w:val="2"/>
+        </w:numPr>
+        <w:spacing w:after="60" w:before="0"/>
+      </w:pPr>
+      <w:r>
+        <w:rPr>
+          <w:b/>
+          <w:bCs/>
+        </w:rPr>
+        <w:t xml:space="preserve">Si vous avez aimé…</w:t>
+      </w:r>
+      <w:r>
+        <w:t xml:space="preserve">, sur la fiche d'une œuvre : des œuvres qui partagent ses genres ou son type, ou que suivent les mêmes lecteurs (« 4 lecteurs la suivent aussi », à partir de 3 lecteurs en commun, sans jamais nommer personne). Jamais d'œuvre licenciée. Un lecteur connecté n'y voit pas ses favoris ni ce qu'il lit déjà.</w:t>
+      </w:r>
+    </w:p>
+    <w:p>
+      <w:pPr>
+        <w:pStyle w:val="ListParagraph"/>
+        <w:numPr>
+          <w:ilvl w:val="0"/>
+          <w:numId w:val="2"/>
+        </w:numPr>
+        <w:spacing w:after="60" w:before="0"/>
+      </w:pPr>
+      <w:r>
+        <w:rPr>
+          <w:b/>
+          <w:bCs/>
+        </w:rPr>
+        <w:t xml:space="preserve">Pour vous</w:t>
+      </w:r>
+      <w:r>
+        <w:t xml:space="preserve">, dans </w:t>
+      </w:r>
+      <w:r>
+        <w:rPr>
+          <w:b/>
+          <w:bCs/>
+        </w:rPr>
+        <w:t xml:space="preserve">Mon compte</w:t>
+      </w:r>
+      <w:r>
+        <w:t xml:space="preserve"> : des suggestions tirées de ses favoris et de ses lectures, « parce que vous suivez… ».</w:t>
+      </w:r>
+    </w:p>
+    <w:p>
+      <w:pPr>
+        <w:pStyle w:val="ListParagraph"/>
+        <w:numPr>
+          <w:ilvl w:val="0"/>
+          <w:numId w:val="2"/>
+        </w:numPr>
+        <w:spacing w:after="60" w:before="0"/>
+      </w:pPr>
+      <w:r>
+        <w:rPr>
+          <w:b/>
+          <w:bCs/>
+        </w:rPr>
+        <w:t xml:space="preserve">Nouveaux chapitres depuis votre dernière lecture</w:t>
+      </w:r>
+      <w:r>
+        <w:t xml:space="preserve">, sur l'accueil et dans </w:t>
+      </w:r>
+      <w:r>
+        <w:rPr>
+          <w:b/>
+          <w:bCs/>
+        </w:rPr>
+        <w:t xml:space="preserve">Mon compte</w:t>
+      </w:r>
+      <w:r>
+        <w:t xml:space="preserve">, rubrique </w:t>
+      </w:r>
+      <w:r>
+        <w:rPr>
+          <w:b/>
+          <w:bCs/>
+        </w:rPr>
+        <w:t xml:space="preserve">À rattraper</w:t>
+      </w:r>
+      <w:r>
+        <w:t xml:space="preserve"> : les séries qu'il a commencées et qui ont de nouveaux chapitres, avec </w:t>
+      </w:r>
+      <w:r>
+        <w:rPr>
+          <w:b/>
+          <w:bCs/>
+        </w:rPr>
+        <w:t xml:space="preserve">Reprendre</w:t>
+      </w:r>
+      <w:r>
+        <w:t xml:space="preserve"> et </w:t>
+      </w:r>
+      <w:r>
+        <w:rPr>
+          <w:b/>
+          <w:bCs/>
+        </w:rPr>
+        <w:t xml:space="preserve">Chapitre suivant</w:t>
+      </w:r>
+      <w:r>
+        <w:t xml:space="preserve">. Seulement pour un lecteur connecté.</w:t>
+      </w:r>
+    </w:p>
+    <w:tbl>
+      <w:tblPr>
+        <w:tblW w:type="dxa" w:w="9026"/>
+        <w:tblBorders>
+          <w:top w:val="single" w:color="auto" w:sz="4"/>
+          <w:left w:val="single" w:color="auto" w:sz="4"/>
+          <w:bottom w:val="single" w:color="auto" w:sz="4"/>
+          <w:right w:val="single" w:color="auto" w:sz="4"/>
+          <w:insideH w:val="single" w:color="auto" w:sz="4"/>
+          <w:insideV w:val="single" w:color="auto" w:sz="4"/>
+        </w:tblBorders>
+      </w:tblPr>
+      <w:tblGrid>
+        <w:gridCol w:w="9026"/>
+      </w:tblGrid>
+      <w:tr>
+        <w:trPr>
+          <w:cantSplit/>
+        </w:trPr>
+        <w:tc>
+          <w:tcPr>
+            <w:tcW w:type="dxa" w:w="9026"/>
+            <w:tcBorders>
+              <w:top w:val="none" w:color="FFFFFF" w:sz="0"/>
+              <w:left w:val="single" w:color="2E9E6A" w:sz="24"/>
+              <w:bottom w:val="none" w:color="FFFFFF" w:sz="0"/>
+              <w:right w:val="none" w:color="FFFFFF" w:sz="0"/>
+            </w:tcBorders>
+            <w:shd w:fill="E9F7EF" w:color="auto" w:val="clear"/>
+            <w:tcMar>
+              <w:top w:type="dxa" w:w="120"/>
+              <w:left w:type="dxa" w:w="200"/>
+              <w:bottom w:type="dxa" w:w="120"/>
+              <w:right w:type="dxa" w:w="160"/>
+            </w:tcMar>
+          </w:tcPr>
+          <w:p>
+            <w:pPr>
+              <w:spacing w:after="0" w:before="0"/>
+            </w:pPr>
+            <w:r>
+              <w:rPr>
+                <w:b/>
+                <w:bCs/>
+                <w:color w:val="1E6B47"/>
+              </w:rPr>
+              <w:t xml:space="preserve">Astuce</w:t>
+            </w:r>
+            <w:r>
+              <w:t xml:space="preserve"> : </w:t>
+            </w:r>
+            <w:r>
+              <w:t xml:space="preserve">des </w:t>
+            </w:r>
+            <w:r>
+              <w:rPr>
+                <w:b/>
+                <w:bCs/>
+              </w:rPr>
+              <w:t xml:space="preserve">genres</w:t>
+            </w:r>
+            <w:r>
+              <w:t xml:space="preserve"> bien renseignés sur chaque œuvre donnent de meilleures suggestions. Sans au moins 2 œuvres proches, le bloc n'apparaît pas.</w:t>
+            </w:r>
+          </w:p>
+        </w:tc>
+      </w:tr>
+    </w:tbl>
+    <w:p>
+      <w:pPr>
+        <w:pStyle w:val="Heading2"/>
+      </w:pPr>
+      <w:bookmarkStart w:name="titre-73" w:id="164"/>
+      <w:r>
+        <w:t xml:space="preserve">12.8 La page d'un tome en cours</w:t>
+      </w:r>
+      <w:bookmarkEnd w:id="164"/>
     </w:p>
     <w:p>
       <w:pPr>
@@ -23038,7 +23590,7 @@
           <wp:inline distT="0" distB="0" distL="0" distR="0">
             <wp:extent cx="5715000" cy="3476625"/>
             <wp:effectExtent t="0" r="0" b="0" l="0"/>
-            <wp:docPr id="57" name="PublicTome-page.png" descr="La page d'un tome en cours, vue par un lecteur." title="La page d'un tome en cours, vue par un lecteur."/>
+            <wp:docPr id="59" name="PublicTome-page.png" descr="La page d'un tome en cours, vue par un lecteur." title="La page d'un tome en cours, vue par un lecteur."/>
             <wp:cNvGraphicFramePr>
               <a:graphicFrameLocks xmlns:a="http://schemas.openxmlformats.org/drawingml/2006/main" noChangeAspect="1"/>
             </wp:cNvGraphicFramePr>
@@ -23172,11 +23724,11 @@
       <w:pPr>
         <w:pStyle w:val="Heading1"/>
       </w:pPr>
-      <w:bookmarkStart w:name="titre-73" w:id="159"/>
+      <w:bookmarkStart w:name="titre-74" w:id="165"/>
       <w:r>
         <w:t xml:space="preserve">13 Les statistiques d'audience</w:t>
       </w:r>
-      <w:bookmarkEnd w:id="159"/>
+      <w:bookmarkEnd w:id="165"/>
     </w:p>
     <w:p>
       <w:r>
@@ -23854,11 +24406,11 @@
       <w:pPr>
         <w:pStyle w:val="Heading2"/>
       </w:pPr>
-      <w:bookmarkStart w:name="titre-74" w:id="160"/>
+      <w:bookmarkStart w:name="titre-75" w:id="166"/>
       <w:r>
         <w:t xml:space="preserve">13.1 Lire l'aperçu</w:t>
       </w:r>
-      <w:bookmarkEnd w:id="160"/>
+      <w:bookmarkEnd w:id="166"/>
     </w:p>
     <w:p>
       <w:pPr>
@@ -24000,7 +24552,7 @@
           <wp:inline distT="0" distB="0" distL="0" distR="0">
             <wp:extent cx="4572000" cy="5334000"/>
             <wp:effectExtent t="0" r="0" b="0" l="0"/>
-            <wp:docPr id="58" name="Statistiques-apercu.png" descr="L'onglet Aperçu des statistiques (chiffres fictifs)." title="L'onglet Aperçu des statistiques (chiffres fictifs)."/>
+            <wp:docPr id="60" name="Statistiques-apercu.png" descr="L'onglet Aperçu des statistiques (chiffres fictifs)." title="L'onglet Aperçu des statistiques (chiffres fictifs)."/>
             <wp:cNvGraphicFramePr>
               <a:graphicFrameLocks xmlns:a="http://schemas.openxmlformats.org/drawingml/2006/main" noChangeAspect="1"/>
             </wp:cNvGraphicFramePr>
@@ -24298,11 +24850,11 @@
       <w:pPr>
         <w:pStyle w:val="Heading2"/>
       </w:pPr>
-      <w:bookmarkStart w:name="titre-75" w:id="161"/>
+      <w:bookmarkStart w:name="titre-76" w:id="167"/>
       <w:r>
         <w:t xml:space="preserve">13.2 Consulter les statistiques d'une œuvre</w:t>
       </w:r>
-      <w:bookmarkEnd w:id="161"/>
+      <w:bookmarkEnd w:id="167"/>
     </w:p>
     <w:p>
       <w:pPr>
@@ -24434,7 +24986,7 @@
           <wp:inline distT="0" distB="0" distL="0" distR="0">
             <wp:extent cx="4572000" cy="4448175"/>
             <wp:effectExtent t="0" r="0" b="0" l="0"/>
-            <wp:docPr id="59" name="Statistiques-fiche.png" descr="La fiche statistique d'une œuvre (chiffres fictifs)." title="La fiche statistique d'une œuvre (chiffres fictifs)."/>
+            <wp:docPr id="61" name="Statistiques-fiche.png" descr="La fiche statistique d'une œuvre (chiffres fictifs)." title="La fiche statistique d'une œuvre (chiffres fictifs)."/>
             <wp:cNvGraphicFramePr>
               <a:graphicFrameLocks xmlns:a="http://schemas.openxmlformats.org/drawingml/2006/main" noChangeAspect="1"/>
             </wp:cNvGraphicFramePr>
@@ -24547,11 +25099,11 @@
       <w:pPr>
         <w:pStyle w:val="Heading2"/>
       </w:pPr>
-      <w:bookmarkStart w:name="titre-76" w:id="162"/>
+      <w:bookmarkStart w:name="titre-77" w:id="168"/>
       <w:r>
         <w:t xml:space="preserve">13.3 Voir qui suit une œuvre (gérants)</w:t>
       </w:r>
-      <w:bookmarkEnd w:id="162"/>
+      <w:bookmarkEnd w:id="168"/>
     </w:p>
     <w:p>
       <w:r>
@@ -24724,7 +25276,7 @@
           <wp:inline distT="0" distB="0" distL="0" distR="0">
             <wp:extent cx="4572000" cy="2543175"/>
             <wp:effectExtent t="0" r="0" b="0" l="0"/>
-            <wp:docPr id="60" name="Statistiques-lecteurs.png" descr="La liste des lecteurs qui suivent une œuvre (pseudos fictifs)." title="La liste des lecteurs qui suivent une œuvre (pseudos fictifs)."/>
+            <wp:docPr id="62" name="Statistiques-lecteurs.png" descr="La liste des lecteurs qui suivent une œuvre (pseudos fictifs)." title="La liste des lecteurs qui suivent une œuvre (pseudos fictifs)."/>
             <wp:cNvGraphicFramePr>
               <a:graphicFrameLocks xmlns:a="http://schemas.openxmlformats.org/drawingml/2006/main" noChangeAspect="1"/>
             </wp:cNvGraphicFramePr>
@@ -24862,11 +25414,11 @@
       <w:pPr>
         <w:pStyle w:val="Heading2"/>
       </w:pPr>
-      <w:bookmarkStart w:name="titre-77" w:id="163"/>
+      <w:bookmarkStart w:name="titre-78" w:id="169"/>
       <w:r>
         <w:t xml:space="preserve">13.4 Exporter le classement des œuvres</w:t>
       </w:r>
-      <w:bookmarkEnd w:id="163"/>
+      <w:bookmarkEnd w:id="169"/>
     </w:p>
     <w:p>
       <w:pPr>
@@ -24931,11 +25483,11 @@
       <w:pPr>
         <w:pStyle w:val="Heading2"/>
       </w:pPr>
-      <w:bookmarkStart w:name="titre-78" w:id="164"/>
+      <w:bookmarkStart w:name="titre-79" w:id="170"/>
       <w:r>
         <w:t xml:space="preserve">13.5 Comprendre les données de démonstration</w:t>
       </w:r>
-      <w:bookmarkEnd w:id="164"/>
+      <w:bookmarkEnd w:id="170"/>
     </w:p>
     <w:p>
       <w:r>
@@ -25014,38 +25566,99 @@
       <w:pPr>
         <w:pStyle w:val="Heading1"/>
       </w:pPr>
-      <w:bookmarkStart w:name="titre-79" w:id="165"/>
-      <w:r>
-        <w:t xml:space="preserve">14 Glossaires, actualités et commentaires</w:t>
-      </w:r>
-      <w:bookmarkEnd w:id="165"/>
-    </w:p>
+      <w:bookmarkStart w:name="titre-80" w:id="171"/>
+      <w:r>
+        <w:t xml:space="preserve">14 Les coquilles signalées par les lecteurs</w:t>
+      </w:r>
+      <w:bookmarkEnd w:id="171"/>
+    </w:p>
+    <w:tbl>
+      <w:tblPr>
+        <w:tblW w:type="dxa" w:w="9026"/>
+        <w:tblBorders>
+          <w:top w:val="single" w:color="auto" w:sz="4"/>
+          <w:left w:val="single" w:color="auto" w:sz="4"/>
+          <w:bottom w:val="single" w:color="auto" w:sz="4"/>
+          <w:right w:val="single" w:color="auto" w:sz="4"/>
+          <w:insideH w:val="single" w:color="auto" w:sz="4"/>
+          <w:insideV w:val="single" w:color="auto" w:sz="4"/>
+        </w:tblBorders>
+      </w:tblPr>
+      <w:tblGrid>
+        <w:gridCol w:w="9026"/>
+      </w:tblGrid>
+      <w:tr>
+        <w:trPr>
+          <w:cantSplit/>
+        </w:trPr>
+        <w:tc>
+          <w:tcPr>
+            <w:tcW w:type="dxa" w:w="9026"/>
+            <w:tcBorders>
+              <w:top w:val="none" w:color="FFFFFF" w:sz="0"/>
+              <w:left w:val="single" w:color="D6457F" w:sz="24"/>
+              <w:bottom w:val="none" w:color="FFFFFF" w:sz="0"/>
+              <w:right w:val="none" w:color="FFFFFF" w:sz="0"/>
+            </w:tcBorders>
+            <w:shd w:fill="FCE8F1" w:color="auto" w:val="clear"/>
+            <w:tcMar>
+              <w:top w:type="dxa" w:w="120"/>
+              <w:left w:type="dxa" w:w="200"/>
+              <w:bottom w:type="dxa" w:w="120"/>
+              <w:right w:type="dxa" w:w="160"/>
+            </w:tcMar>
+          </w:tcPr>
+          <w:p>
+            <w:pPr>
+              <w:spacing w:after="0" w:before="0"/>
+            </w:pPr>
+            <w:r>
+              <w:rPr>
+                <w:b/>
+                <w:bCs/>
+                <w:color w:val="9C1F52"/>
+              </w:rPr>
+              <w:t xml:space="preserve">Nouveau</w:t>
+            </w:r>
+            <w:r>
+              <w:t xml:space="preserve"> : </w:t>
+            </w:r>
+            <w:r>
+              <w:t xml:space="preserve">depuis la version 2.5, les lecteurs signalent une coquille directement dans le chapitre. Les signalements arrivent dans l'espace équipe, menu </w:t>
+            </w:r>
+            <w:r>
+              <w:rPr>
+                <w:b/>
+                <w:bCs/>
+              </w:rPr>
+              <w:t xml:space="preserve">Catalogue</w:t>
+            </w:r>
+            <w:r>
+              <w:t xml:space="preserve">, puis </w:t>
+            </w:r>
+            <w:r>
+              <w:rPr>
+                <w:b/>
+                <w:bCs/>
+              </w:rPr>
+              <w:t xml:space="preserve">Corrections</w:t>
+            </w:r>
+            <w:r>
+              <w:t xml:space="preserve">.</w:t>
+            </w:r>
+          </w:p>
+        </w:tc>
+      </w:tr>
+    </w:tbl>
     <w:p>
       <w:pPr>
         <w:pStyle w:val="Heading2"/>
       </w:pPr>
-      <w:bookmarkStart w:name="titre-80" w:id="166"/>
-      <w:r>
-        <w:t xml:space="preserve">14.1 Publier le glossaire d'une œuvre</w:t>
-      </w:r>
-      <w:bookmarkEnd w:id="166"/>
-    </w:p>
-    <w:p>
-      <w:r>
-        <w:t xml:space="preserve">Réservé aux éditeurs et aux gérants. Le glossaire vient du fichier </w:t>
-      </w:r>
-      <w:r>
-        <w:rPr>
-          <w:rFonts w:ascii="Consolas" w:cs="Consolas" w:eastAsia="Consolas" w:hAnsi="Consolas"/>
-          <w:sz w:val="19"/>
-          <w:szCs w:val="19"/>
-          <w:shd w:fill="EFEAF5" w:color="auto" w:val="clear"/>
-        </w:rPr>
-        <w:t xml:space="preserve">glossaire.yaml</w:t>
-      </w:r>
-      <w:r>
-        <w:t xml:space="preserve"> de Yume-Trad.</w:t>
-      </w:r>
+      <w:bookmarkStart w:name="titre-81" w:id="172"/>
+      <w:r>
+        <w:t xml:space="preserve">14.1 Comprendre ce que fait le lecteur</w:t>
+      </w:r>
+      <w:bookmarkEnd w:id="172"/>
     </w:p>
     <w:p>
       <w:pPr>
@@ -25057,27 +25670,7 @@
         <w:spacing w:after="60" w:before="40"/>
       </w:pPr>
       <w:r>
-        <w:t xml:space="preserve">Dans le menu, ouvrez </w:t>
-      </w:r>
-      <w:r>
-        <w:rPr>
-          <w:b/>
-          <w:bCs/>
-        </w:rPr>
-        <w:t xml:space="preserve">Catalogue</w:t>
-      </w:r>
-      <w:r>
-        <w:t xml:space="preserve">, puis </w:t>
-      </w:r>
-      <w:r>
-        <w:rPr>
-          <w:b/>
-          <w:bCs/>
-        </w:rPr>
-        <w:t xml:space="preserve">Glossaires</w:t>
-      </w:r>
-      <w:r>
-        <w:t xml:space="preserve">.</w:t>
+        <w:t xml:space="preserve">Dans un chapitre, le lecteur connecté sélectionne le passage fautif.</w:t>
       </w:r>
     </w:p>
     <w:p>
@@ -25090,34 +25683,34 @@
         <w:spacing w:after="60" w:before="40"/>
       </w:pPr>
       <w:r>
-        <w:t xml:space="preserve">Sous </w:t>
-      </w:r>
-      <w:r>
-        <w:rPr>
-          <w:b/>
-          <w:bCs/>
-        </w:rPr>
-        <w:t xml:space="preserve">Téléverser un glossaire</w:t>
-      </w:r>
-      <w:r>
-        <w:t xml:space="preserve">, choisissez l'</w:t>
-      </w:r>
-      <w:r>
-        <w:rPr>
-          <w:b/>
-          <w:bCs/>
-        </w:rPr>
-        <w:t xml:space="preserve">Œuvre</w:t>
-      </w:r>
-      <w:r>
-        <w:t xml:space="preserve"> et le </w:t>
-      </w:r>
-      <w:r>
-        <w:rPr>
-          <w:b/>
-          <w:bCs/>
-        </w:rPr>
-        <w:t xml:space="preserve">Fichier YAML (4 Mo au plus)</w:t>
+        <w:t xml:space="preserve">Il clique sur </w:t>
+      </w:r>
+      <w:r>
+        <w:rPr>
+          <w:b/>
+          <w:bCs/>
+        </w:rPr>
+        <w:t xml:space="preserve">Signaler une coquille</w:t>
+      </w:r>
+      <w:r>
+        <w:t xml:space="preserve">, ajoute s'il veut un </w:t>
+      </w:r>
+      <w:r>
+        <w:rPr>
+          <w:b/>
+          <w:bCs/>
+        </w:rPr>
+        <w:t xml:space="preserve">Commentaire (facultatif)</w:t>
+      </w:r>
+      <w:r>
+        <w:t xml:space="preserve">, puis clique sur </w:t>
+      </w:r>
+      <w:r>
+        <w:rPr>
+          <w:b/>
+          <w:bCs/>
+        </w:rPr>
+        <w:t xml:space="preserve">Envoyer</w:t>
       </w:r>
       <w:r>
         <w:t xml:space="preserve">.</w:t>
@@ -25133,230 +25726,84 @@
         <w:spacing w:after="60" w:before="40"/>
       </w:pPr>
       <w:r>
-        <w:t xml:space="preserve">Cliquez sur </w:t>
-      </w:r>
-      <w:r>
-        <w:rPr>
-          <w:b/>
-          <w:bCs/>
-        </w:rPr>
-        <w:t xml:space="preserve">Vérifier</w:t>
-      </w:r>
-      <w:r>
-        <w:t xml:space="preserve">. Rien n'est publié : le site affiche le nombre d'entrées et les entrées ignorées.</w:t>
-      </w:r>
-    </w:p>
-    <w:p>
-      <w:pPr>
-        <w:pStyle w:val="ListParagraph"/>
-        <w:numPr>
-          <w:ilvl w:val="0"/>
-          <w:numId w:val="41"/>
-        </w:numPr>
-        <w:spacing w:after="60" w:before="40"/>
-      </w:pPr>
-      <w:r>
-        <w:t xml:space="preserve">Si le bilan est bon, cliquez sur </w:t>
-      </w:r>
-      <w:r>
-        <w:rPr>
-          <w:b/>
-          <w:bCs/>
-        </w:rPr>
-        <w:t xml:space="preserve">Publier le glossaire</w:t>
-      </w:r>
-      <w:r>
-        <w:t xml:space="preserve">. Le nouveau fichier remplace l'ancien.</w:t>
-      </w:r>
-    </w:p>
-    <w:p>
-      <w:r>
-        <w:t xml:space="preserve">Les 5 dernières versions restent disponibles : </w:t>
-      </w:r>
-      <w:r>
-        <w:rPr>
-          <w:b/>
-          <w:bCs/>
-        </w:rPr>
-        <w:t xml:space="preserve">Télécharger ce YAML</w:t>
-      </w:r>
-      <w:r>
-        <w:t xml:space="preserve"> ou </w:t>
-      </w:r>
-      <w:r>
-        <w:rPr>
-          <w:b/>
-          <w:bCs/>
-        </w:rPr>
-        <w:t xml:space="preserve">Restaurer cette version</w:t>
-      </w:r>
-      <w:r>
-        <w:t xml:space="preserve">.</w:t>
-      </w:r>
-    </w:p>
-    <w:p>
-      <w:pPr>
-        <w:pStyle w:val="Heading2"/>
-      </w:pPr>
-      <w:bookmarkStart w:name="titre-81" w:id="167"/>
-      <w:r>
-        <w:t xml:space="preserve">14.2 Lier une actualité à une œuvre</w:t>
-      </w:r>
-      <w:bookmarkEnd w:id="167"/>
-    </w:p>
-    <w:p>
-      <w:r>
-        <w:t xml:space="preserve">Un article d'actualité lié à une œuvre apparaît sur sa fiche, dans l'onglet </w:t>
-      </w:r>
-      <w:r>
-        <w:rPr>
-          <w:b/>
-          <w:bCs/>
-        </w:rPr>
-        <w:t xml:space="preserve">Actualités</w:t>
-      </w:r>
-      <w:r>
-        <w:t xml:space="preserve">. Pour le lier, cochez l'œuvre dans le panneau </w:t>
-      </w:r>
-      <w:r>
-        <w:rPr>
-          <w:b/>
-          <w:bCs/>
-        </w:rPr>
-        <w:t xml:space="preserve">Œuvres liées</w:t>
-      </w:r>
-      <w:r>
-        <w:t xml:space="preserve"> de l'éditeur d'article. Les annonces de sortie sont liées toutes seules.</w:t>
-      </w:r>
-    </w:p>
-    <w:p>
-      <w:pPr>
-        <w:pStyle w:val="Heading2"/>
-      </w:pPr>
-      <w:bookmarkStart w:name="titre-82" w:id="168"/>
-      <w:r>
-        <w:t xml:space="preserve">14.3 Modérer les commentaires</w:t>
-      </w:r>
-      <w:bookmarkEnd w:id="168"/>
-    </w:p>
-    <w:p>
-      <w:r>
-        <w:t xml:space="preserve">Réservé aux éditeurs et aux gérants. L'entrée </w:t>
-      </w:r>
-      <w:r>
-        <w:rPr>
-          <w:b/>
-          <w:bCs/>
-        </w:rPr>
-        <w:t xml:space="preserve">Commentaires (N)</w:t>
-      </w:r>
-      <w:r>
-        <w:t xml:space="preserve"> apparaît dans le menu dès qu'il y a quelque chose à modérer. Elle liste les commentaires </w:t>
-      </w:r>
-      <w:r>
-        <w:rPr>
-          <w:b/>
-          <w:bCs/>
-        </w:rPr>
-        <w:t xml:space="preserve">signalés</w:t>
-      </w:r>
-      <w:r>
-        <w:t xml:space="preserve"> par les lecteurs, puis ceux </w:t>
-      </w:r>
-      <w:r>
-        <w:rPr>
-          <w:b/>
-          <w:bCs/>
-        </w:rPr>
-        <w:t xml:space="preserve">En attente</w:t>
-      </w:r>
-      <w:r>
-        <w:t xml:space="preserve">.</w:t>
-      </w:r>
-    </w:p>
-    <w:p>
-      <w:r>
-        <w:t xml:space="preserve">Pour chaque commentaire :</w:t>
-      </w:r>
-    </w:p>
-    <w:p>
-      <w:pPr>
-        <w:pStyle w:val="ListParagraph"/>
-        <w:numPr>
-          <w:ilvl w:val="0"/>
-          <w:numId w:val="2"/>
-        </w:numPr>
-        <w:spacing w:after="60" w:before="0"/>
-      </w:pPr>
-      <w:r>
-        <w:rPr>
-          <w:b/>
-          <w:bCs/>
-        </w:rPr>
-        <w:t xml:space="preserve">Approuver</w:t>
-      </w:r>
-      <w:r>
-        <w:t xml:space="preserve"> : le publie et classe ses signalements ;</w:t>
-      </w:r>
-    </w:p>
-    <w:p>
-      <w:pPr>
-        <w:pStyle w:val="ListParagraph"/>
-        <w:numPr>
-          <w:ilvl w:val="0"/>
-          <w:numId w:val="2"/>
-        </w:numPr>
-        <w:spacing w:after="60" w:before="0"/>
-      </w:pPr>
-      <w:r>
-        <w:rPr>
-          <w:b/>
-          <w:bCs/>
-        </w:rPr>
-        <w:t xml:space="preserve">Ignorer les signalements</w:t>
-      </w:r>
-      <w:r>
-        <w:t xml:space="preserve"> : le commentaire reste en ligne ;</w:t>
-      </w:r>
-    </w:p>
-    <w:p>
-      <w:pPr>
-        <w:pStyle w:val="ListParagraph"/>
-        <w:numPr>
-          <w:ilvl w:val="0"/>
-          <w:numId w:val="2"/>
-        </w:numPr>
-        <w:spacing w:after="60" w:before="0"/>
-      </w:pPr>
-      <w:r>
-        <w:rPr>
-          <w:b/>
-          <w:bCs/>
-        </w:rPr>
-        <w:t xml:space="preserve">Indésirable</w:t>
-      </w:r>
-      <w:r>
-        <w:t xml:space="preserve"> : pour la publicité et le spam ;</w:t>
-      </w:r>
-    </w:p>
-    <w:p>
-      <w:pPr>
-        <w:pStyle w:val="ListParagraph"/>
-        <w:numPr>
-          <w:ilvl w:val="0"/>
-          <w:numId w:val="2"/>
-        </w:numPr>
-        <w:spacing w:after="60" w:before="0"/>
-      </w:pPr>
-      <w:r>
-        <w:rPr>
-          <w:b/>
-          <w:bCs/>
-        </w:rPr>
-        <w:t xml:space="preserve">Corbeille</w:t>
-      </w:r>
-      <w:r>
-        <w:t xml:space="preserve"> : pour ce qui enfreint les règles (insultes, spoilers non signalés, liens pirates).</w:t>
+        <w:t xml:space="preserve">Le message « Merci ! L'équipe a reçu votre signalement. » s'affiche.</w:t>
+      </w:r>
+    </w:p>
+    <w:p>
+      <w:pPr>
+        <w:keepNext/>
+        <w:spacing w:after="60" w:before="160"/>
+        <w:jc w:val="center"/>
+      </w:pPr>
+      <w:r>
+        <w:drawing>
+          <wp:inline distT="0" distB="0" distL="0" distR="0">
+            <wp:extent cx="3143250" cy="2419350"/>
+            <wp:effectExtent t="0" r="0" b="0" l="0"/>
+            <wp:docPr id="63" name="Corrections-lecteur.png" descr="La fenêtre « Signaler une coquille » dans un chapitre (exemple fictif)." title="La fenêtre « Signaler une coquille » dans un chapitre (exemple fictif)."/>
+            <wp:cNvGraphicFramePr>
+              <a:graphicFrameLocks xmlns:a="http://schemas.openxmlformats.org/drawingml/2006/main" noChangeAspect="1"/>
+            </wp:cNvGraphicFramePr>
+            <a:graphic xmlns:a="http://schemas.openxmlformats.org/drawingml/2006/main">
+              <a:graphicData uri="http://schemas.openxmlformats.org/drawingml/2006/picture">
+                <pic:pic xmlns:pic="http://schemas.openxmlformats.org/drawingml/2006/picture">
+                  <pic:nvPicPr>
+                    <pic:cNvPr id="0" name="" descr=""/>
+                    <pic:cNvPicPr>
+                      <a:picLocks noChangeAspect="1" noChangeArrowheads="1"/>
+                    </pic:cNvPicPr>
+                  </pic:nvPicPr>
+                  <pic:blipFill>
+                    <a:blip r:embed="rId40" cstate="none"/>
+                    <a:srcRect/>
+                    <a:stretch>
+                      <a:fillRect/>
+                    </a:stretch>
+                  </pic:blipFill>
+                  <pic:spPr bwMode="auto">
+                    <a:xfrm>
+                      <a:off x="0" y="0"/>
+                      <a:ext cx="3143250" cy="2419350"/>
+                    </a:xfrm>
+                    <a:prstGeom prst="rect">
+                      <a:avLst/>
+                    </a:prstGeom>
+                  </pic:spPr>
+                </pic:pic>
+              </a:graphicData>
+            </a:graphic>
+          </wp:inline>
+        </w:drawing>
+      </w:r>
+    </w:p>
+    <w:p>
+      <w:pPr>
+        <w:pStyle w:val="Legende"/>
+      </w:pPr>
+      <w:r>
+        <w:rPr>
+          <w:b/>
+          <w:bCs/>
+        </w:rPr>
+        <w:t xml:space="preserve">Figure 31 — </w:t>
+      </w:r>
+      <w:r>
+        <w:t xml:space="preserve">La fenêtre « Signaler une coquille » dans un chapitre (exemple fictif).</w:t>
+      </w:r>
+    </w:p>
+    <w:p>
+      <w:r>
+        <w:t xml:space="preserve">Au clavier, le lien </w:t>
+      </w:r>
+      <w:r>
+        <w:rPr>
+          <w:b/>
+          <w:bCs/>
+        </w:rPr>
+        <w:t xml:space="preserve">Signaler une coquille dans ce chapitre</w:t>
+      </w:r>
+      <w:r>
+        <w:t xml:space="preserve">, sous les boutons du chapitre, ouvre la même fenêtre. Un visiteur non connecté est invité à se connecter. Rien n'apparaît sur un chapitre de manga.</w:t>
       </w:r>
     </w:p>
     <w:tbl>
@@ -25411,7 +25858,7 @@
               <w:t xml:space="preserve"> : </w:t>
             </w:r>
             <w:r>
-              <w:t xml:space="preserve">au 3ᵉ signalement, un commentaire est masqué en attendant votre décision. Un commentaire d'un membre de l'équipe n'est jamais masqué tout seul.</w:t>
+              <w:t xml:space="preserve">le pseudo du lecteur n'est visible que de l'équipe. Chaque signalement est aussi annoncé dans le salon Discord de l'équipe, au plus un message par chapitre toutes les 10 minutes.</w:t>
             </w:r>
           </w:p>
         </w:tc>
@@ -25419,8 +25866,250 @@
     </w:tbl>
     <w:p>
       <w:pPr>
-        <w:spacing w:after="60" w:before="0"/>
-      </w:pPr>
+        <w:pStyle w:val="Heading2"/>
+      </w:pPr>
+      <w:bookmarkStart w:name="titre-82" w:id="173"/>
+      <w:r>
+        <w:t xml:space="preserve">14.2 Traiter une coquille</w:t>
+      </w:r>
+      <w:bookmarkEnd w:id="173"/>
+    </w:p>
+    <w:p>
+      <w:r>
+        <w:t xml:space="preserve">Réservé aux éditeurs et aux gérants. Les autres membres voient la liste, sans les boutons : prévenez un éditeur sur Discord.</w:t>
+      </w:r>
+    </w:p>
+    <w:p>
+      <w:pPr>
+        <w:pStyle w:val="ListParagraph"/>
+        <w:numPr>
+          <w:ilvl w:val="0"/>
+          <w:numId w:val="42"/>
+        </w:numPr>
+        <w:spacing w:after="60" w:before="40"/>
+      </w:pPr>
+      <w:r>
+        <w:t xml:space="preserve">Dans le menu, ouvrez </w:t>
+      </w:r>
+      <w:r>
+        <w:rPr>
+          <w:b/>
+          <w:bCs/>
+        </w:rPr>
+        <w:t xml:space="preserve">Catalogue</w:t>
+      </w:r>
+      <w:r>
+        <w:t xml:space="preserve">, puis </w:t>
+      </w:r>
+      <w:r>
+        <w:rPr>
+          <w:b/>
+          <w:bCs/>
+        </w:rPr>
+        <w:t xml:space="preserve">Corrections (N)</w:t>
+      </w:r>
+      <w:r>
+        <w:t xml:space="preserve">. N est le nombre de signalements nouveaux.</w:t>
+      </w:r>
+    </w:p>
+    <w:p>
+      <w:pPr>
+        <w:pStyle w:val="ListParagraph"/>
+        <w:numPr>
+          <w:ilvl w:val="0"/>
+          <w:numId w:val="42"/>
+        </w:numPr>
+        <w:spacing w:after="60" w:before="40"/>
+      </w:pPr>
+      <w:r>
+        <w:t xml:space="preserve">Les signalements sont groupés par chapitre. Chacun montre </w:t>
+      </w:r>
+      <w:r>
+        <w:rPr>
+          <w:b/>
+          <w:bCs/>
+        </w:rPr>
+        <w:t xml:space="preserve">¶</w:t>
+      </w:r>
+      <w:r>
+        <w:t xml:space="preserve"> et le numéro du paragraphe, le passage surligné, le commentaire du lecteur, son pseudo et la date.</w:t>
+      </w:r>
+    </w:p>
+    <w:p>
+      <w:pPr>
+        <w:pStyle w:val="ListParagraph"/>
+        <w:numPr>
+          <w:ilvl w:val="0"/>
+          <w:numId w:val="42"/>
+        </w:numPr>
+        <w:spacing w:after="60" w:before="40"/>
+      </w:pPr>
+      <w:r>
+        <w:t xml:space="preserve">Cliquez sur </w:t>
+      </w:r>
+      <w:r>
+        <w:rPr>
+          <w:b/>
+          <w:bCs/>
+        </w:rPr>
+        <w:t xml:space="preserve">Voir le paragraphe</w:t>
+      </w:r>
+      <w:r>
+        <w:t xml:space="preserve"> : le chapitre s'ouvre dans un nouvel onglet, au bon paragraphe.</w:t>
+      </w:r>
+    </w:p>
+    <w:p>
+      <w:pPr>
+        <w:pStyle w:val="ListParagraph"/>
+        <w:numPr>
+          <w:ilvl w:val="0"/>
+          <w:numId w:val="42"/>
+        </w:numPr>
+        <w:spacing w:after="60" w:before="40"/>
+      </w:pPr>
+      <w:r>
+        <w:t xml:space="preserve">Cliquez sur </w:t>
+      </w:r>
+      <w:r>
+        <w:rPr>
+          <w:b/>
+          <w:bCs/>
+        </w:rPr>
+        <w:t xml:space="preserve">Corriger dans l'éditeur</w:t>
+      </w:r>
+      <w:r>
+        <w:t xml:space="preserve">, corrigez le texte, puis </w:t>
+      </w:r>
+      <w:r>
+        <w:rPr>
+          <w:b/>
+          <w:bCs/>
+        </w:rPr>
+        <w:t xml:space="preserve">Mettre à jour</w:t>
+      </w:r>
+      <w:r>
+        <w:t xml:space="preserve">.</w:t>
+      </w:r>
+    </w:p>
+    <w:p>
+      <w:pPr>
+        <w:pStyle w:val="ListParagraph"/>
+        <w:numPr>
+          <w:ilvl w:val="0"/>
+          <w:numId w:val="42"/>
+        </w:numPr>
+        <w:spacing w:after="60" w:before="40"/>
+      </w:pPr>
+      <w:r>
+        <w:t xml:space="preserve">Revenez sur </w:t>
+      </w:r>
+      <w:r>
+        <w:rPr>
+          <w:b/>
+          <w:bCs/>
+        </w:rPr>
+        <w:t xml:space="preserve">Corrections</w:t>
+      </w:r>
+      <w:r>
+        <w:t xml:space="preserve"> et cliquez sur </w:t>
+      </w:r>
+      <w:r>
+        <w:rPr>
+          <w:b/>
+          <w:bCs/>
+        </w:rPr>
+        <w:t xml:space="preserve">Corrigé</w:t>
+      </w:r>
+      <w:r>
+        <w:t xml:space="preserve">. Le lecteur reçoit une notification : « Votre signalement sur … a été corrigé, merci ! ».</w:t>
+      </w:r>
+    </w:p>
+    <w:p>
+      <w:pPr>
+        <w:keepNext/>
+        <w:spacing w:after="60" w:before="160"/>
+        <w:jc w:val="center"/>
+      </w:pPr>
+      <w:r>
+        <w:drawing>
+          <wp:inline distT="0" distB="0" distL="0" distR="0">
+            <wp:extent cx="4572000" cy="5219700"/>
+            <wp:effectExtent t="0" r="0" b="0" l="0"/>
+            <wp:docPr id="64" name="Corrections-equipe.png" descr="La liste « Corrections signalées par les lecteurs » (signalements fictifs)." title="La liste « Corrections signalées par les lecteurs » (signalements fictifs)."/>
+            <wp:cNvGraphicFramePr>
+              <a:graphicFrameLocks xmlns:a="http://schemas.openxmlformats.org/drawingml/2006/main" noChangeAspect="1"/>
+            </wp:cNvGraphicFramePr>
+            <a:graphic xmlns:a="http://schemas.openxmlformats.org/drawingml/2006/main">
+              <a:graphicData uri="http://schemas.openxmlformats.org/drawingml/2006/picture">
+                <pic:pic xmlns:pic="http://schemas.openxmlformats.org/drawingml/2006/picture">
+                  <pic:nvPicPr>
+                    <pic:cNvPr id="0" name="" descr=""/>
+                    <pic:cNvPicPr>
+                      <a:picLocks noChangeAspect="1" noChangeArrowheads="1"/>
+                    </pic:cNvPicPr>
+                  </pic:nvPicPr>
+                  <pic:blipFill>
+                    <a:blip r:embed="rId41" cstate="none"/>
+                    <a:srcRect/>
+                    <a:stretch>
+                      <a:fillRect/>
+                    </a:stretch>
+                  </pic:blipFill>
+                  <pic:spPr bwMode="auto">
+                    <a:xfrm>
+                      <a:off x="0" y="0"/>
+                      <a:ext cx="4572000" cy="5219700"/>
+                    </a:xfrm>
+                    <a:prstGeom prst="rect">
+                      <a:avLst/>
+                    </a:prstGeom>
+                  </pic:spPr>
+                </pic:pic>
+              </a:graphicData>
+            </a:graphic>
+          </wp:inline>
+        </w:drawing>
+      </w:r>
+    </w:p>
+    <w:p>
+      <w:pPr>
+        <w:pStyle w:val="Legende"/>
+      </w:pPr>
+      <w:r>
+        <w:rPr>
+          <w:b/>
+          <w:bCs/>
+        </w:rPr>
+        <w:t xml:space="preserve">Figure 32 — </w:t>
+      </w:r>
+      <w:r>
+        <w:t xml:space="preserve">La liste « Corrections signalées par les lecteurs » (signalements fictifs).</w:t>
+      </w:r>
+    </w:p>
+    <w:p>
+      <w:r>
+        <w:t xml:space="preserve">Ce n'est pas une faute (choix de traduction, style voulu) ? Cliquez sur </w:t>
+      </w:r>
+      <w:r>
+        <w:rPr>
+          <w:b/>
+          <w:bCs/>
+        </w:rPr>
+        <w:t xml:space="preserve">Rejeté</w:t>
+      </w:r>
+      <w:r>
+        <w:t xml:space="preserve"> : le lecteur n'est pas prévenu. </w:t>
+      </w:r>
+      <w:r>
+        <w:rPr>
+          <w:b/>
+          <w:bCs/>
+        </w:rPr>
+        <w:t xml:space="preserve">Rouvrir</w:t>
+      </w:r>
+      <w:r>
+        <w:t xml:space="preserve"> remet un signalement traité dans les nouveaux.</w:t>
+      </w:r>
     </w:p>
     <w:tbl>
       <w:tblPr>
@@ -25474,7 +26163,17 @@
               <w:t xml:space="preserve"> : </w:t>
             </w:r>
             <w:r>
-              <w:t xml:space="preserve">un commentaire signale une coquille ? Corrigez le chapitre (voir « Corriger un chapitre déjà en ligne »), répondez « Corrigé, merci ! », puis approuvez ou supprimez le commentaire.</w:t>
+              <w:t xml:space="preserve">plusieurs lecteurs ont signalé la même coquille ? Après correction, </w:t>
+            </w:r>
+            <w:r>
+              <w:rPr>
+                <w:b/>
+                <w:bCs/>
+              </w:rPr>
+              <w:t xml:space="preserve">Tout marquer corrigé</w:t>
+            </w:r>
+            <w:r>
+              <w:t xml:space="preserve">, en tête du chapitre, traite tous ses signalements nouveaux d'un coup.</w:t>
             </w:r>
           </w:p>
         </w:tc>
@@ -25482,13 +26181,8 @@
     </w:tbl>
     <w:p>
       <w:pPr>
-        <w:pStyle w:val="Heading1"/>
-      </w:pPr>
-      <w:bookmarkStart w:name="titre-83" w:id="169"/>
-      <w:r>
-        <w:t xml:space="preserve">15 Questions fréquentes</w:t>
-      </w:r>
-      <w:bookmarkEnd w:id="169"/>
+        <w:spacing w:after="60" w:before="0"/>
+      </w:pPr>
     </w:p>
     <w:tbl>
       <w:tblPr>
@@ -25503,1490 +26197,66 @@
         </w:tblBorders>
       </w:tblPr>
       <w:tblGrid>
-        <w:gridCol w:w="3247"/>
-        <w:gridCol w:w="5779"/>
+        <w:gridCol w:w="9026"/>
       </w:tblGrid>
       <w:tr>
         <w:trPr>
           <w:cantSplit/>
-          <w:tblHeader/>
         </w:trPr>
         <w:tc>
           <w:tcPr>
-            <w:tcW w:type="dxa" w:w="3247"/>
+            <w:tcW w:type="dxa" w:w="9026"/>
             <w:tcBorders>
-              <w:top w:val="single" w:color="CFC6DE" w:sz="4"/>
-              <w:left w:val="single" w:color="CFC6DE" w:sz="4"/>
-              <w:bottom w:val="single" w:color="CFC6DE" w:sz="4"/>
-              <w:right w:val="single" w:color="CFC6DE" w:sz="4"/>
+              <w:top w:val="none" w:color="FFFFFF" w:sz="0"/>
+              <w:left w:val="single" w:color="7A4FB0" w:sz="24"/>
+              <w:bottom w:val="none" w:color="FFFFFF" w:sz="0"/>
+              <w:right w:val="none" w:color="FFFFFF" w:sz="0"/>
             </w:tcBorders>
-            <w:shd w:fill="3A2A63" w:color="auto" w:val="clear"/>
+            <w:shd w:fill="F1ECFA" w:color="auto" w:val="clear"/>
             <w:tcMar>
-              <w:top w:type="dxa" w:w="70"/>
-              <w:left w:type="dxa" w:w="110"/>
-              <w:bottom w:type="dxa" w:w="70"/>
-              <w:right w:type="dxa" w:w="110"/>
+              <w:top w:type="dxa" w:w="120"/>
+              <w:left w:type="dxa" w:w="200"/>
+              <w:bottom w:type="dxa" w:w="120"/>
+              <w:right w:type="dxa" w:w="160"/>
             </w:tcMar>
-            <w:vAlign w:val="center"/>
           </w:tcPr>
           <w:p>
             <w:pPr>
               <w:spacing w:after="0" w:before="0"/>
-              <w:rPr>
-                <w:b/>
-                <w:bCs/>
-                <w:color w:val="FFFFFF"/>
-                <w:sz w:val="19"/>
-                <w:szCs w:val="19"/>
-              </w:rPr>
             </w:pPr>
             <w:r>
               <w:rPr>
                 <w:b/>
                 <w:bCs/>
-                <w:color w:val="FFFFFF"/>
-                <w:sz w:val="19"/>
-                <w:szCs w:val="19"/>
-              </w:rPr>
-              <w:t xml:space="preserve">Question</w:t>
-            </w:r>
-          </w:p>
-        </w:tc>
-        <w:tc>
-          <w:tcPr>
-            <w:tcW w:type="dxa" w:w="5779"/>
-            <w:tcBorders>
-              <w:top w:val="single" w:color="CFC6DE" w:sz="4"/>
-              <w:left w:val="single" w:color="CFC6DE" w:sz="4"/>
-              <w:bottom w:val="single" w:color="CFC6DE" w:sz="4"/>
-              <w:right w:val="single" w:color="CFC6DE" w:sz="4"/>
-            </w:tcBorders>
-            <w:shd w:fill="3A2A63" w:color="auto" w:val="clear"/>
-            <w:tcMar>
-              <w:top w:type="dxa" w:w="70"/>
-              <w:left w:type="dxa" w:w="110"/>
-              <w:bottom w:type="dxa" w:w="70"/>
-              <w:right w:type="dxa" w:w="110"/>
-            </w:tcMar>
-            <w:vAlign w:val="center"/>
-          </w:tcPr>
-          <w:p>
-            <w:pPr>
-              <w:spacing w:after="0" w:before="0"/>
-              <w:rPr>
-                <w:b/>
-                <w:bCs/>
-                <w:color w:val="FFFFFF"/>
-                <w:sz w:val="19"/>
-                <w:szCs w:val="19"/>
-              </w:rPr>
-            </w:pPr>
-            <w:r>
-              <w:rPr>
-                <w:b/>
-                <w:bCs/>
-                <w:color w:val="FFFFFF"/>
-                <w:sz w:val="19"/>
-                <w:szCs w:val="19"/>
-              </w:rPr>
-              <w:t xml:space="preserve">Réponse</w:t>
-            </w:r>
-          </w:p>
-        </w:tc>
-      </w:tr>
-      <w:tr>
-        <w:trPr>
-          <w:cantSplit/>
-          <w:tblHeader w:val="off"/>
-        </w:trPr>
-        <w:tc>
-          <w:tcPr>
-            <w:tcW w:type="dxa" w:w="3247"/>
-            <w:tcBorders>
-              <w:top w:val="single" w:color="CFC6DE" w:sz="4"/>
-              <w:left w:val="single" w:color="CFC6DE" w:sz="4"/>
-              <w:bottom w:val="single" w:color="CFC6DE" w:sz="4"/>
-              <w:right w:val="single" w:color="CFC6DE" w:sz="4"/>
-            </w:tcBorders>
-            <w:tcMar>
-              <w:top w:type="dxa" w:w="70"/>
-              <w:left w:type="dxa" w:w="110"/>
-              <w:bottom w:type="dxa" w:w="70"/>
-              <w:right w:type="dxa" w:w="110"/>
-            </w:tcMar>
-            <w:vAlign w:val="center"/>
-          </w:tcPr>
-          <w:p>
-            <w:pPr>
-              <w:spacing w:after="0" w:before="0"/>
-              <w:rPr>
-                <w:sz w:val="19"/>
-                <w:szCs w:val="19"/>
-              </w:rPr>
-            </w:pPr>
-            <w:r>
-              <w:rPr>
-                <w:sz w:val="19"/>
-                <w:szCs w:val="19"/>
-              </w:rPr>
-              <w:t xml:space="preserve">Je ne vois pas mon tome dans </w:t>
-            </w:r>
-            <w:r>
-              <w:rPr>
-                <w:b/>
-                <w:bCs/>
-                <w:sz w:val="19"/>
-                <w:szCs w:val="19"/>
-              </w:rPr>
-              <w:t xml:space="preserve">Mes tâches</w:t>
-            </w:r>
-            <w:r>
-              <w:rPr>
-                <w:sz w:val="19"/>
-                <w:szCs w:val="19"/>
-              </w:rPr>
-              <w:t xml:space="preserve">.</w:t>
-            </w:r>
-          </w:p>
-        </w:tc>
-        <w:tc>
-          <w:tcPr>
-            <w:tcW w:type="dxa" w:w="5779"/>
-            <w:tcBorders>
-              <w:top w:val="single" w:color="CFC6DE" w:sz="4"/>
-              <w:left w:val="single" w:color="CFC6DE" w:sz="4"/>
-              <w:bottom w:val="single" w:color="CFC6DE" w:sz="4"/>
-              <w:right w:val="single" w:color="CFC6DE" w:sz="4"/>
-            </w:tcBorders>
-            <w:tcMar>
-              <w:top w:type="dxa" w:w="70"/>
-              <w:left w:type="dxa" w:w="110"/>
-              <w:bottom w:type="dxa" w:w="70"/>
-              <w:right w:type="dxa" w:w="110"/>
-            </w:tcMar>
-            <w:vAlign w:val="center"/>
-          </w:tcPr>
-          <w:p>
-            <w:pPr>
-              <w:spacing w:after="0" w:before="0"/>
-              <w:rPr>
-                <w:sz w:val="19"/>
-                <w:szCs w:val="19"/>
-              </w:rPr>
-            </w:pPr>
-            <w:r>
-              <w:rPr>
-                <w:sz w:val="19"/>
-                <w:szCs w:val="19"/>
-              </w:rPr>
-              <w:t xml:space="preserve">Vous n'en êtes pas responsable. Demandez à un éditeur ou à un gérant de vous l'attribuer.</w:t>
-            </w:r>
-          </w:p>
-        </w:tc>
-      </w:tr>
-      <w:tr>
-        <w:trPr>
-          <w:cantSplit/>
-          <w:tblHeader w:val="off"/>
-        </w:trPr>
-        <w:tc>
-          <w:tcPr>
-            <w:tcW w:type="dxa" w:w="3247"/>
-            <w:tcBorders>
-              <w:top w:val="single" w:color="CFC6DE" w:sz="4"/>
-              <w:left w:val="single" w:color="CFC6DE" w:sz="4"/>
-              <w:bottom w:val="single" w:color="CFC6DE" w:sz="4"/>
-              <w:right w:val="single" w:color="CFC6DE" w:sz="4"/>
-            </w:tcBorders>
-            <w:shd w:fill="F6F3FA" w:color="auto" w:val="clear"/>
-            <w:tcMar>
-              <w:top w:type="dxa" w:w="70"/>
-              <w:left w:type="dxa" w:w="110"/>
-              <w:bottom w:type="dxa" w:w="70"/>
-              <w:right w:type="dxa" w:w="110"/>
-            </w:tcMar>
-            <w:vAlign w:val="center"/>
-          </w:tcPr>
-          <w:p>
-            <w:pPr>
-              <w:spacing w:after="0" w:before="0"/>
-              <w:rPr>
-                <w:sz w:val="19"/>
-                <w:szCs w:val="19"/>
-              </w:rPr>
-            </w:pPr>
-            <w:r>
-              <w:rPr>
-                <w:sz w:val="19"/>
-                <w:szCs w:val="19"/>
-              </w:rPr>
-              <w:t xml:space="preserve">Le planning dit « En retard » alors que j'avance.</w:t>
-            </w:r>
-          </w:p>
-        </w:tc>
-        <w:tc>
-          <w:tcPr>
-            <w:tcW w:type="dxa" w:w="5779"/>
-            <w:tcBorders>
-              <w:top w:val="single" w:color="CFC6DE" w:sz="4"/>
-              <w:left w:val="single" w:color="CFC6DE" w:sz="4"/>
-              <w:bottom w:val="single" w:color="CFC6DE" w:sz="4"/>
-              <w:right w:val="single" w:color="CFC6DE" w:sz="4"/>
-            </w:tcBorders>
-            <w:shd w:fill="F6F3FA" w:color="auto" w:val="clear"/>
-            <w:tcMar>
-              <w:top w:type="dxa" w:w="70"/>
-              <w:left w:type="dxa" w:w="110"/>
-              <w:bottom w:type="dxa" w:w="70"/>
-              <w:right w:type="dxa" w:w="110"/>
-            </w:tcMar>
-            <w:vAlign w:val="center"/>
-          </w:tcPr>
-          <w:p>
-            <w:pPr>
-              <w:spacing w:after="0" w:before="0"/>
-              <w:rPr>
-                <w:sz w:val="19"/>
-                <w:szCs w:val="19"/>
-              </w:rPr>
-            </w:pPr>
-            <w:r>
-              <w:rPr>
-                <w:sz w:val="19"/>
-                <w:szCs w:val="19"/>
-              </w:rPr>
-              <w:t xml:space="preserve">Personne n'a mis le tome à jour depuis 14 jours. Enregistrez votre avancement, même sans changer d'étape.</w:t>
-            </w:r>
-          </w:p>
-        </w:tc>
-      </w:tr>
-      <w:tr>
-        <w:trPr>
-          <w:cantSplit/>
-          <w:tblHeader w:val="off"/>
-        </w:trPr>
-        <w:tc>
-          <w:tcPr>
-            <w:tcW w:type="dxa" w:w="3247"/>
-            <w:tcBorders>
-              <w:top w:val="single" w:color="CFC6DE" w:sz="4"/>
-              <w:left w:val="single" w:color="CFC6DE" w:sz="4"/>
-              <w:bottom w:val="single" w:color="CFC6DE" w:sz="4"/>
-              <w:right w:val="single" w:color="CFC6DE" w:sz="4"/>
-            </w:tcBorders>
-            <w:tcMar>
-              <w:top w:type="dxa" w:w="70"/>
-              <w:left w:type="dxa" w:w="110"/>
-              <w:bottom w:type="dxa" w:w="70"/>
-              <w:right w:type="dxa" w:w="110"/>
-            </w:tcMar>
-            <w:vAlign w:val="center"/>
-          </w:tcPr>
-          <w:p>
-            <w:pPr>
-              <w:spacing w:after="0" w:before="0"/>
-              <w:rPr>
-                <w:sz w:val="19"/>
-                <w:szCs w:val="19"/>
-              </w:rPr>
-            </w:pPr>
-            <w:r>
-              <w:rPr>
-                <w:sz w:val="19"/>
-                <w:szCs w:val="19"/>
-              </w:rPr>
-              <w:t xml:space="preserve">Je ne vois pas </w:t>
-            </w:r>
-            <w:r>
-              <w:rPr>
-                <w:b/>
-                <w:bCs/>
-                <w:sz w:val="19"/>
-                <w:szCs w:val="19"/>
-              </w:rPr>
-              <w:t xml:space="preserve">Ajouter des chapitres</w:t>
-            </w:r>
-            <w:r>
-              <w:rPr>
-                <w:sz w:val="19"/>
-                <w:szCs w:val="19"/>
-              </w:rPr>
-              <w:t xml:space="preserve"> ni </w:t>
-            </w:r>
-            <w:r>
-              <w:rPr>
-                <w:b/>
-                <w:bCs/>
-                <w:sz w:val="19"/>
-                <w:szCs w:val="19"/>
-              </w:rPr>
-              <w:t xml:space="preserve">Œuvres</w:t>
-            </w:r>
-            <w:r>
-              <w:rPr>
-                <w:sz w:val="19"/>
-                <w:szCs w:val="19"/>
-              </w:rPr>
-              <w:t xml:space="preserve">.</w:t>
-            </w:r>
-          </w:p>
-        </w:tc>
-        <w:tc>
-          <w:tcPr>
-            <w:tcW w:type="dxa" w:w="5779"/>
-            <w:tcBorders>
-              <w:top w:val="single" w:color="CFC6DE" w:sz="4"/>
-              <w:left w:val="single" w:color="CFC6DE" w:sz="4"/>
-              <w:bottom w:val="single" w:color="CFC6DE" w:sz="4"/>
-              <w:right w:val="single" w:color="CFC6DE" w:sz="4"/>
-            </w:tcBorders>
-            <w:tcMar>
-              <w:top w:type="dxa" w:w="70"/>
-              <w:left w:type="dxa" w:w="110"/>
-              <w:bottom w:type="dxa" w:w="70"/>
-              <w:right w:type="dxa" w:w="110"/>
-            </w:tcMar>
-            <w:vAlign w:val="center"/>
-          </w:tcPr>
-          <w:p>
-            <w:pPr>
-              <w:spacing w:after="0" w:before="0"/>
-              <w:rPr>
-                <w:sz w:val="19"/>
-                <w:szCs w:val="19"/>
-              </w:rPr>
-            </w:pPr>
-            <w:r>
-              <w:rPr>
-                <w:sz w:val="19"/>
-                <w:szCs w:val="19"/>
-              </w:rPr>
-              <w:t xml:space="preserve">Ces menus sont réservés aux éditeurs et aux gérants.</w:t>
-            </w:r>
-          </w:p>
-        </w:tc>
-      </w:tr>
-      <w:tr>
-        <w:trPr>
-          <w:cantSplit/>
-          <w:tblHeader w:val="off"/>
-        </w:trPr>
-        <w:tc>
-          <w:tcPr>
-            <w:tcW w:type="dxa" w:w="3247"/>
-            <w:tcBorders>
-              <w:top w:val="single" w:color="CFC6DE" w:sz="4"/>
-              <w:left w:val="single" w:color="CFC6DE" w:sz="4"/>
-              <w:bottom w:val="single" w:color="CFC6DE" w:sz="4"/>
-              <w:right w:val="single" w:color="CFC6DE" w:sz="4"/>
-            </w:tcBorders>
-            <w:shd w:fill="F6F3FA" w:color="auto" w:val="clear"/>
-            <w:tcMar>
-              <w:top w:type="dxa" w:w="70"/>
-              <w:left w:type="dxa" w:w="110"/>
-              <w:bottom w:type="dxa" w:w="70"/>
-              <w:right w:type="dxa" w:w="110"/>
-            </w:tcMar>
-            <w:vAlign w:val="center"/>
-          </w:tcPr>
-          <w:p>
-            <w:pPr>
-              <w:spacing w:after="0" w:before="0"/>
-              <w:rPr>
-                <w:sz w:val="19"/>
-                <w:szCs w:val="19"/>
-              </w:rPr>
-            </w:pPr>
-            <w:r>
-              <w:rPr>
-                <w:sz w:val="19"/>
-                <w:szCs w:val="19"/>
-              </w:rPr>
-              <w:t xml:space="preserve">Un tome est arrêté mais reçoit des rappels.</w:t>
-            </w:r>
-          </w:p>
-        </w:tc>
-        <w:tc>
-          <w:tcPr>
-            <w:tcW w:type="dxa" w:w="5779"/>
-            <w:tcBorders>
-              <w:top w:val="single" w:color="CFC6DE" w:sz="4"/>
-              <w:left w:val="single" w:color="CFC6DE" w:sz="4"/>
-              <w:bottom w:val="single" w:color="CFC6DE" w:sz="4"/>
-              <w:right w:val="single" w:color="CFC6DE" w:sz="4"/>
-            </w:tcBorders>
-            <w:shd w:fill="F6F3FA" w:color="auto" w:val="clear"/>
-            <w:tcMar>
-              <w:top w:type="dxa" w:w="70"/>
-              <w:left w:type="dxa" w:w="110"/>
-              <w:bottom w:type="dxa" w:w="70"/>
-              <w:right w:type="dxa" w:w="110"/>
-            </w:tcMar>
-            <w:vAlign w:val="center"/>
-          </w:tcPr>
-          <w:p>
-            <w:pPr>
-              <w:spacing w:after="0" w:before="0"/>
-              <w:rPr>
-                <w:sz w:val="19"/>
-                <w:szCs w:val="19"/>
-              </w:rPr>
-            </w:pPr>
-            <w:r>
-              <w:rPr>
-                <w:b/>
-                <w:bCs/>
-                <w:sz w:val="19"/>
-                <w:szCs w:val="19"/>
-              </w:rPr>
-              <w:t xml:space="preserve">Planning complet</w:t>
-            </w:r>
-            <w:r>
-              <w:rPr>
-                <w:sz w:val="19"/>
-                <w:szCs w:val="19"/>
-              </w:rPr>
-              <w:t xml:space="preserve">, dépliez sa ligne, </w:t>
-            </w:r>
-            <w:r>
-              <w:rPr>
-                <w:b/>
-                <w:bCs/>
-                <w:sz w:val="19"/>
-                <w:szCs w:val="19"/>
-              </w:rPr>
-              <w:t xml:space="preserve">Mettre en pause</w:t>
-            </w:r>
-            <w:r>
-              <w:rPr>
-                <w:sz w:val="19"/>
-                <w:szCs w:val="19"/>
-              </w:rPr>
-              <w:t xml:space="preserve">. </w:t>
-            </w:r>
-            <w:r>
-              <w:rPr>
-                <w:b/>
-                <w:bCs/>
-                <w:sz w:val="19"/>
-                <w:szCs w:val="19"/>
-              </w:rPr>
-              <w:t xml:space="preserve">Reprendre</w:t>
-            </w:r>
-            <w:r>
-              <w:rPr>
-                <w:sz w:val="19"/>
-                <w:szCs w:val="19"/>
-              </w:rPr>
-              <w:t xml:space="preserve"> le jour où il repart.</w:t>
-            </w:r>
-          </w:p>
-        </w:tc>
-      </w:tr>
-      <w:tr>
-        <w:trPr>
-          <w:cantSplit/>
-          <w:tblHeader w:val="off"/>
-        </w:trPr>
-        <w:tc>
-          <w:tcPr>
-            <w:tcW w:type="dxa" w:w="3247"/>
-            <w:tcBorders>
-              <w:top w:val="single" w:color="CFC6DE" w:sz="4"/>
-              <w:left w:val="single" w:color="CFC6DE" w:sz="4"/>
-              <w:bottom w:val="single" w:color="CFC6DE" w:sz="4"/>
-              <w:right w:val="single" w:color="CFC6DE" w:sz="4"/>
-            </w:tcBorders>
-            <w:tcMar>
-              <w:top w:type="dxa" w:w="70"/>
-              <w:left w:type="dxa" w:w="110"/>
-              <w:bottom w:type="dxa" w:w="70"/>
-              <w:right w:type="dxa" w:w="110"/>
-            </w:tcMar>
-            <w:vAlign w:val="center"/>
-          </w:tcPr>
-          <w:p>
-            <w:pPr>
-              <w:spacing w:after="0" w:before="0"/>
-              <w:rPr>
-                <w:sz w:val="19"/>
-                <w:szCs w:val="19"/>
-              </w:rPr>
-            </w:pPr>
-            <w:r>
-              <w:rPr>
-                <w:sz w:val="19"/>
-                <w:szCs w:val="19"/>
-              </w:rPr>
-              <w:t xml:space="preserve">J'ai créé un tome par erreur.</w:t>
-            </w:r>
-          </w:p>
-        </w:tc>
-        <w:tc>
-          <w:tcPr>
-            <w:tcW w:type="dxa" w:w="5779"/>
-            <w:tcBorders>
-              <w:top w:val="single" w:color="CFC6DE" w:sz="4"/>
-              <w:left w:val="single" w:color="CFC6DE" w:sz="4"/>
-              <w:bottom w:val="single" w:color="CFC6DE" w:sz="4"/>
-              <w:right w:val="single" w:color="CFC6DE" w:sz="4"/>
-            </w:tcBorders>
-            <w:tcMar>
-              <w:top w:type="dxa" w:w="70"/>
-              <w:left w:type="dxa" w:w="110"/>
-              <w:bottom w:type="dxa" w:w="70"/>
-              <w:right w:type="dxa" w:w="110"/>
-            </w:tcMar>
-            <w:vAlign w:val="center"/>
-          </w:tcPr>
-          <w:p>
-            <w:pPr>
-              <w:spacing w:after="0" w:before="0"/>
-              <w:rPr>
-                <w:sz w:val="19"/>
-                <w:szCs w:val="19"/>
-              </w:rPr>
-            </w:pPr>
-            <w:r>
-              <w:rPr>
-                <w:b/>
-                <w:bCs/>
-                <w:sz w:val="19"/>
-                <w:szCs w:val="19"/>
-              </w:rPr>
-              <w:t xml:space="preserve">Planning complet</w:t>
-            </w:r>
-            <w:r>
-              <w:rPr>
-                <w:sz w:val="19"/>
-                <w:szCs w:val="19"/>
-              </w:rPr>
-              <w:t xml:space="preserve">, dépliez sa ligne, </w:t>
-            </w:r>
-            <w:r>
-              <w:rPr>
-                <w:b/>
-                <w:bCs/>
-                <w:sz w:val="19"/>
-                <w:szCs w:val="19"/>
-              </w:rPr>
-              <w:t xml:space="preserve">Retirer du planning</w:t>
-            </w:r>
-            <w:r>
-              <w:rPr>
-                <w:sz w:val="19"/>
-                <w:szCs w:val="19"/>
-              </w:rPr>
-              <w:t xml:space="preserve"> (tome brouillon sans chapitre en ligne).</w:t>
-            </w:r>
-          </w:p>
-        </w:tc>
-      </w:tr>
-      <w:tr>
-        <w:trPr>
-          <w:cantSplit/>
-          <w:tblHeader w:val="off"/>
-        </w:trPr>
-        <w:tc>
-          <w:tcPr>
-            <w:tcW w:type="dxa" w:w="3247"/>
-            <w:tcBorders>
-              <w:top w:val="single" w:color="CFC6DE" w:sz="4"/>
-              <w:left w:val="single" w:color="CFC6DE" w:sz="4"/>
-              <w:bottom w:val="single" w:color="CFC6DE" w:sz="4"/>
-              <w:right w:val="single" w:color="CFC6DE" w:sz="4"/>
-            </w:tcBorders>
-            <w:shd w:fill="F6F3FA" w:color="auto" w:val="clear"/>
-            <w:tcMar>
-              <w:top w:type="dxa" w:w="70"/>
-              <w:left w:type="dxa" w:w="110"/>
-              <w:bottom w:type="dxa" w:w="70"/>
-              <w:right w:type="dxa" w:w="110"/>
-            </w:tcMar>
-            <w:vAlign w:val="center"/>
-          </w:tcPr>
-          <w:p>
-            <w:pPr>
-              <w:spacing w:after="0" w:before="0"/>
-              <w:rPr>
-                <w:sz w:val="19"/>
-                <w:szCs w:val="19"/>
-              </w:rPr>
-            </w:pPr>
-            <w:r>
-              <w:rPr>
-                <w:sz w:val="19"/>
-                <w:szCs w:val="19"/>
-              </w:rPr>
-              <w:t xml:space="preserve">J'ai publié un chapitre trop tôt.</w:t>
-            </w:r>
-          </w:p>
-        </w:tc>
-        <w:tc>
-          <w:tcPr>
-            <w:tcW w:type="dxa" w:w="5779"/>
-            <w:tcBorders>
-              <w:top w:val="single" w:color="CFC6DE" w:sz="4"/>
-              <w:left w:val="single" w:color="CFC6DE" w:sz="4"/>
-              <w:bottom w:val="single" w:color="CFC6DE" w:sz="4"/>
-              <w:right w:val="single" w:color="CFC6DE" w:sz="4"/>
-            </w:tcBorders>
-            <w:shd w:fill="F6F3FA" w:color="auto" w:val="clear"/>
-            <w:tcMar>
-              <w:top w:type="dxa" w:w="70"/>
-              <w:left w:type="dxa" w:w="110"/>
-              <w:bottom w:type="dxa" w:w="70"/>
-              <w:right w:type="dxa" w:w="110"/>
-            </w:tcMar>
-            <w:vAlign w:val="center"/>
-          </w:tcPr>
-          <w:p>
-            <w:pPr>
-              <w:spacing w:after="0" w:before="0"/>
-              <w:rPr>
-                <w:sz w:val="19"/>
-                <w:szCs w:val="19"/>
-              </w:rPr>
-            </w:pPr>
-            <w:r>
-              <w:rPr>
-                <w:sz w:val="19"/>
-                <w:szCs w:val="19"/>
-              </w:rPr>
-              <w:t xml:space="preserve">Fiche du tome, ligne du chapitre : </w:t>
-            </w:r>
-            <w:r>
-              <w:rPr>
-                <w:b/>
-                <w:bCs/>
-                <w:sz w:val="19"/>
-                <w:szCs w:val="19"/>
-              </w:rPr>
-              <w:t xml:space="preserve">Retirer</w:t>
-            </w:r>
-            <w:r>
-              <w:rPr>
-                <w:sz w:val="19"/>
-                <w:szCs w:val="19"/>
-              </w:rPr>
-              <w:t xml:space="preserve">, puis </w:t>
-            </w:r>
-            <w:r>
-              <w:rPr>
-                <w:b/>
-                <w:bCs/>
-                <w:sz w:val="19"/>
-                <w:szCs w:val="19"/>
-              </w:rPr>
-              <w:t xml:space="preserve">Changer la date</w:t>
-            </w:r>
-            <w:r>
-              <w:rPr>
-                <w:sz w:val="19"/>
-                <w:szCs w:val="19"/>
-              </w:rPr>
-              <w:t xml:space="preserve">. Pour un tome entier, voir « J'ai publié au lieu de programmer : comment réparer ».</w:t>
-            </w:r>
-          </w:p>
-        </w:tc>
-      </w:tr>
-      <w:tr>
-        <w:trPr>
-          <w:cantSplit/>
-          <w:tblHeader w:val="off"/>
-        </w:trPr>
-        <w:tc>
-          <w:tcPr>
-            <w:tcW w:type="dxa" w:w="3247"/>
-            <w:tcBorders>
-              <w:top w:val="single" w:color="CFC6DE" w:sz="4"/>
-              <w:left w:val="single" w:color="CFC6DE" w:sz="4"/>
-              <w:bottom w:val="single" w:color="CFC6DE" w:sz="4"/>
-              <w:right w:val="single" w:color="CFC6DE" w:sz="4"/>
-            </w:tcBorders>
-            <w:tcMar>
-              <w:top w:type="dxa" w:w="70"/>
-              <w:left w:type="dxa" w:w="110"/>
-              <w:bottom w:type="dxa" w:w="70"/>
-              <w:right w:type="dxa" w:w="110"/>
-            </w:tcMar>
-            <w:vAlign w:val="center"/>
-          </w:tcPr>
-          <w:p>
-            <w:pPr>
-              <w:spacing w:after="0" w:before="0"/>
-              <w:rPr>
-                <w:sz w:val="19"/>
-                <w:szCs w:val="19"/>
-              </w:rPr>
-            </w:pPr>
-            <w:r>
-              <w:rPr>
-                <w:sz w:val="19"/>
-                <w:szCs w:val="19"/>
-              </w:rPr>
-              <w:t xml:space="preserve">Tous les chapitres de mon fichier sont sortis d'un coup.</w:t>
-            </w:r>
-          </w:p>
-        </w:tc>
-        <w:tc>
-          <w:tcPr>
-            <w:tcW w:type="dxa" w:w="5779"/>
-            <w:tcBorders>
-              <w:top w:val="single" w:color="CFC6DE" w:sz="4"/>
-              <w:left w:val="single" w:color="CFC6DE" w:sz="4"/>
-              <w:bottom w:val="single" w:color="CFC6DE" w:sz="4"/>
-              <w:right w:val="single" w:color="CFC6DE" w:sz="4"/>
-            </w:tcBorders>
-            <w:tcMar>
-              <w:top w:type="dxa" w:w="70"/>
-              <w:left w:type="dxa" w:w="110"/>
-              <w:bottom w:type="dxa" w:w="70"/>
-              <w:right w:type="dxa" w:w="110"/>
-            </w:tcMar>
-            <w:vAlign w:val="center"/>
-          </w:tcPr>
-          <w:p>
-            <w:pPr>
-              <w:spacing w:after="0" w:before="0"/>
-              <w:rPr>
-                <w:sz w:val="19"/>
-                <w:szCs w:val="19"/>
-              </w:rPr>
-            </w:pPr>
-            <w:r>
-              <w:rPr>
-                <w:sz w:val="19"/>
-                <w:szCs w:val="19"/>
-              </w:rPr>
-              <w:t xml:space="preserve">Tous les chapitres </w:t>
-            </w:r>
-            <w:r>
-              <w:rPr>
-                <w:b/>
-                <w:bCs/>
-                <w:sz w:val="19"/>
-                <w:szCs w:val="19"/>
-              </w:rPr>
-              <w:t xml:space="preserve">Nouveau</w:t>
-            </w:r>
-            <w:r>
-              <w:rPr>
-                <w:sz w:val="19"/>
-                <w:szCs w:val="19"/>
-              </w:rPr>
-              <w:t xml:space="preserve"> sortent ensemble. La prochaine fois, choisissez </w:t>
-            </w:r>
-            <w:r>
-              <w:rPr>
-                <w:b/>
-                <w:bCs/>
-                <w:sz w:val="19"/>
-                <w:szCs w:val="19"/>
-              </w:rPr>
-              <w:t xml:space="preserve">Un par un, au rythme</w:t>
-            </w:r>
-            <w:r>
-              <w:rPr>
-                <w:sz w:val="19"/>
-                <w:szCs w:val="19"/>
-              </w:rPr>
-              <w:t xml:space="preserve">, ou déposez un fichier avec les seuls chapitres à publier.</w:t>
-            </w:r>
-          </w:p>
-        </w:tc>
-      </w:tr>
-      <w:tr>
-        <w:trPr>
-          <w:cantSplit/>
-          <w:tblHeader w:val="off"/>
-        </w:trPr>
-        <w:tc>
-          <w:tcPr>
-            <w:tcW w:type="dxa" w:w="3247"/>
-            <w:tcBorders>
-              <w:top w:val="single" w:color="CFC6DE" w:sz="4"/>
-              <w:left w:val="single" w:color="CFC6DE" w:sz="4"/>
-              <w:bottom w:val="single" w:color="CFC6DE" w:sz="4"/>
-              <w:right w:val="single" w:color="CFC6DE" w:sz="4"/>
-            </w:tcBorders>
-            <w:shd w:fill="F6F3FA" w:color="auto" w:val="clear"/>
-            <w:tcMar>
-              <w:top w:type="dxa" w:w="70"/>
-              <w:left w:type="dxa" w:w="110"/>
-              <w:bottom w:type="dxa" w:w="70"/>
-              <w:right w:type="dxa" w:w="110"/>
-            </w:tcMar>
-            <w:vAlign w:val="center"/>
-          </w:tcPr>
-          <w:p>
-            <w:pPr>
-              <w:spacing w:after="0" w:before="0"/>
-              <w:rPr>
-                <w:sz w:val="19"/>
-                <w:szCs w:val="19"/>
-              </w:rPr>
-            </w:pPr>
-            <w:r>
-              <w:rPr>
-                <w:sz w:val="19"/>
-                <w:szCs w:val="19"/>
-              </w:rPr>
-              <w:t xml:space="preserve">Les chapitres sont mal découpés.</w:t>
-            </w:r>
-          </w:p>
-        </w:tc>
-        <w:tc>
-          <w:tcPr>
-            <w:tcW w:type="dxa" w:w="5779"/>
-            <w:tcBorders>
-              <w:top w:val="single" w:color="CFC6DE" w:sz="4"/>
-              <w:left w:val="single" w:color="CFC6DE" w:sz="4"/>
-              <w:bottom w:val="single" w:color="CFC6DE" w:sz="4"/>
-              <w:right w:val="single" w:color="CFC6DE" w:sz="4"/>
-            </w:tcBorders>
-            <w:shd w:fill="F6F3FA" w:color="auto" w:val="clear"/>
-            <w:tcMar>
-              <w:top w:type="dxa" w:w="70"/>
-              <w:left w:type="dxa" w:w="110"/>
-              <w:bottom w:type="dxa" w:w="70"/>
-              <w:right w:type="dxa" w:w="110"/>
-            </w:tcMar>
-            <w:vAlign w:val="center"/>
-          </w:tcPr>
-          <w:p>
-            <w:pPr>
-              <w:spacing w:after="0" w:before="0"/>
-              <w:rPr>
-                <w:sz w:val="19"/>
-                <w:szCs w:val="19"/>
-              </w:rPr>
-            </w:pPr>
-            <w:r>
-              <w:rPr>
-                <w:sz w:val="19"/>
-                <w:szCs w:val="19"/>
-              </w:rPr>
-              <w:t xml:space="preserve">Vérifiez les styles </w:t>
-            </w:r>
-            <w:r>
-              <w:rPr>
-                <w:b/>
-                <w:bCs/>
-                <w:sz w:val="19"/>
-                <w:szCs w:val="19"/>
-              </w:rPr>
-              <w:t xml:space="preserve">Titre 1</w:t>
-            </w:r>
-            <w:r>
-              <w:rPr>
-                <w:sz w:val="19"/>
-                <w:szCs w:val="19"/>
-              </w:rPr>
-              <w:t xml:space="preserve"> dans Word et déposez de nouveau le fichier. Sinon, découpez vous-même (voir « Découper soi-même les chapitres »).</w:t>
-            </w:r>
-          </w:p>
-        </w:tc>
-      </w:tr>
-      <w:tr>
-        <w:trPr>
-          <w:cantSplit/>
-          <w:tblHeader w:val="off"/>
-        </w:trPr>
-        <w:tc>
-          <w:tcPr>
-            <w:tcW w:type="dxa" w:w="3247"/>
-            <w:tcBorders>
-              <w:top w:val="single" w:color="CFC6DE" w:sz="4"/>
-              <w:left w:val="single" w:color="CFC6DE" w:sz="4"/>
-              <w:bottom w:val="single" w:color="CFC6DE" w:sz="4"/>
-              <w:right w:val="single" w:color="CFC6DE" w:sz="4"/>
-            </w:tcBorders>
-            <w:tcMar>
-              <w:top w:type="dxa" w:w="70"/>
-              <w:left w:type="dxa" w:w="110"/>
-              <w:bottom w:type="dxa" w:w="70"/>
-              <w:right w:type="dxa" w:w="110"/>
-            </w:tcMar>
-            <w:vAlign w:val="center"/>
-          </w:tcPr>
-          <w:p>
-            <w:pPr>
-              <w:spacing w:after="0" w:before="0"/>
-              <w:rPr>
-                <w:sz w:val="19"/>
-                <w:szCs w:val="19"/>
-              </w:rPr>
-            </w:pPr>
-            <w:r>
-              <w:rPr>
-                <w:sz w:val="19"/>
-                <w:szCs w:val="19"/>
-              </w:rPr>
-              <w:t xml:space="preserve">Un lien PDF ou EPUB ne marche plus.</w:t>
-            </w:r>
-          </w:p>
-        </w:tc>
-        <w:tc>
-          <w:tcPr>
-            <w:tcW w:type="dxa" w:w="5779"/>
-            <w:tcBorders>
-              <w:top w:val="single" w:color="CFC6DE" w:sz="4"/>
-              <w:left w:val="single" w:color="CFC6DE" w:sz="4"/>
-              <w:bottom w:val="single" w:color="CFC6DE" w:sz="4"/>
-              <w:right w:val="single" w:color="CFC6DE" w:sz="4"/>
-            </w:tcBorders>
-            <w:tcMar>
-              <w:top w:type="dxa" w:w="70"/>
-              <w:left w:type="dxa" w:w="110"/>
-              <w:bottom w:type="dxa" w:w="70"/>
-              <w:right w:type="dxa" w:w="110"/>
-            </w:tcMar>
-            <w:vAlign w:val="center"/>
-          </w:tcPr>
-          <w:p>
-            <w:pPr>
-              <w:spacing w:after="0" w:before="0"/>
-              <w:rPr>
-                <w:sz w:val="19"/>
-                <w:szCs w:val="19"/>
-              </w:rPr>
-            </w:pPr>
-            <w:r>
-              <w:rPr>
-                <w:b/>
-                <w:bCs/>
-                <w:sz w:val="19"/>
-                <w:szCs w:val="19"/>
-              </w:rPr>
-              <w:t xml:space="preserve">Tous les tomes</w:t>
-            </w:r>
-            <w:r>
-              <w:rPr>
-                <w:sz w:val="19"/>
-                <w:szCs w:val="19"/>
-              </w:rPr>
-              <w:t xml:space="preserve">, </w:t>
-            </w:r>
-            <w:r>
-              <w:rPr>
-                <w:b/>
-                <w:bCs/>
-                <w:sz w:val="19"/>
-                <w:szCs w:val="19"/>
-              </w:rPr>
-              <w:t xml:space="preserve">Modifier</w:t>
-            </w:r>
-            <w:r>
-              <w:rPr>
-                <w:sz w:val="19"/>
-                <w:szCs w:val="19"/>
-              </w:rPr>
-              <w:t xml:space="preserve">, encadré </w:t>
-            </w:r>
-            <w:r>
-              <w:rPr>
-                <w:b/>
-                <w:bCs/>
-                <w:sz w:val="19"/>
-                <w:szCs w:val="19"/>
-              </w:rPr>
-              <w:t xml:space="preserve">État du tome</w:t>
-            </w:r>
-            <w:r>
-              <w:rPr>
-                <w:sz w:val="19"/>
-                <w:szCs w:val="19"/>
-              </w:rPr>
-              <w:t xml:space="preserve"> (</w:t>
-            </w:r>
-            <w:r>
-              <w:rPr>
-                <w:b/>
-                <w:bCs/>
-                <w:sz w:val="19"/>
-                <w:szCs w:val="19"/>
-              </w:rPr>
-              <w:t xml:space="preserve">Publié</w:t>
-            </w:r>
-            <w:r>
-              <w:rPr>
-                <w:sz w:val="19"/>
-                <w:szCs w:val="19"/>
-              </w:rPr>
-              <w:t xml:space="preserve">) : remplacez le lien, puis </w:t>
-            </w:r>
-            <w:r>
-              <w:rPr>
-                <w:b/>
-                <w:bCs/>
-                <w:sz w:val="19"/>
-                <w:szCs w:val="19"/>
-              </w:rPr>
-              <w:t xml:space="preserve">Enregistrer</w:t>
-            </w:r>
-            <w:r>
-              <w:rPr>
-                <w:sz w:val="19"/>
-                <w:szCs w:val="19"/>
-              </w:rPr>
-              <w:t xml:space="preserve">.</w:t>
-            </w:r>
-          </w:p>
-        </w:tc>
-      </w:tr>
-      <w:tr>
-        <w:trPr>
-          <w:cantSplit/>
-          <w:tblHeader w:val="off"/>
-        </w:trPr>
-        <w:tc>
-          <w:tcPr>
-            <w:tcW w:type="dxa" w:w="3247"/>
-            <w:tcBorders>
-              <w:top w:val="single" w:color="CFC6DE" w:sz="4"/>
-              <w:left w:val="single" w:color="CFC6DE" w:sz="4"/>
-              <w:bottom w:val="single" w:color="CFC6DE" w:sz="4"/>
-              <w:right w:val="single" w:color="CFC6DE" w:sz="4"/>
-            </w:tcBorders>
-            <w:shd w:fill="F6F3FA" w:color="auto" w:val="clear"/>
-            <w:tcMar>
-              <w:top w:type="dxa" w:w="70"/>
-              <w:left w:type="dxa" w:w="110"/>
-              <w:bottom w:type="dxa" w:w="70"/>
-              <w:right w:type="dxa" w:w="110"/>
-            </w:tcMar>
-            <w:vAlign w:val="center"/>
-          </w:tcPr>
-          <w:p>
-            <w:pPr>
-              <w:spacing w:after="0" w:before="0"/>
-              <w:rPr>
-                <w:sz w:val="19"/>
-                <w:szCs w:val="19"/>
-              </w:rPr>
-            </w:pPr>
-            <w:r>
-              <w:rPr>
-                <w:sz w:val="19"/>
-                <w:szCs w:val="19"/>
-              </w:rPr>
-              <w:t xml:space="preserve">Le tome publié n'apparaît pas sur le site.</w:t>
-            </w:r>
-          </w:p>
-        </w:tc>
-        <w:tc>
-          <w:tcPr>
-            <w:tcW w:type="dxa" w:w="5779"/>
-            <w:tcBorders>
-              <w:top w:val="single" w:color="CFC6DE" w:sz="4"/>
-              <w:left w:val="single" w:color="CFC6DE" w:sz="4"/>
-              <w:bottom w:val="single" w:color="CFC6DE" w:sz="4"/>
-              <w:right w:val="single" w:color="CFC6DE" w:sz="4"/>
-            </w:tcBorders>
-            <w:shd w:fill="F6F3FA" w:color="auto" w:val="clear"/>
-            <w:tcMar>
-              <w:top w:type="dxa" w:w="70"/>
-              <w:left w:type="dxa" w:w="110"/>
-              <w:bottom w:type="dxa" w:w="70"/>
-              <w:right w:type="dxa" w:w="110"/>
-            </w:tcMar>
-            <w:vAlign w:val="center"/>
-          </w:tcPr>
-          <w:p>
-            <w:pPr>
-              <w:spacing w:after="0" w:before="0"/>
-              <w:rPr>
-                <w:sz w:val="19"/>
-                <w:szCs w:val="19"/>
-              </w:rPr>
-            </w:pPr>
-            <w:r>
-              <w:rPr>
-                <w:sz w:val="19"/>
-                <w:szCs w:val="19"/>
-              </w:rPr>
-              <w:t xml:space="preserve">Il est encore en brouillon ou programmé. Vérifiez son statut dans </w:t>
-            </w:r>
-            <w:r>
-              <w:rPr>
-                <w:b/>
-                <w:bCs/>
-                <w:sz w:val="19"/>
-                <w:szCs w:val="19"/>
-              </w:rPr>
-              <w:t xml:space="preserve">Tous les tomes</w:t>
-            </w:r>
-            <w:r>
-              <w:rPr>
-                <w:sz w:val="19"/>
-                <w:szCs w:val="19"/>
-              </w:rPr>
-              <w:t xml:space="preserve"> (filtre </w:t>
-            </w:r>
-            <w:r>
-              <w:rPr>
-                <w:b/>
-                <w:bCs/>
-                <w:sz w:val="19"/>
-                <w:szCs w:val="19"/>
-              </w:rPr>
-              <w:t xml:space="preserve">Statut</w:t>
-            </w:r>
-            <w:r>
-              <w:rPr>
-                <w:sz w:val="19"/>
-                <w:szCs w:val="19"/>
-              </w:rPr>
-              <w:t xml:space="preserve">).</w:t>
-            </w:r>
-          </w:p>
-        </w:tc>
-      </w:tr>
-      <w:tr>
-        <w:trPr>
-          <w:cantSplit/>
-          <w:tblHeader w:val="off"/>
-        </w:trPr>
-        <w:tc>
-          <w:tcPr>
-            <w:tcW w:type="dxa" w:w="3247"/>
-            <w:tcBorders>
-              <w:top w:val="single" w:color="CFC6DE" w:sz="4"/>
-              <w:left w:val="single" w:color="CFC6DE" w:sz="4"/>
-              <w:bottom w:val="single" w:color="CFC6DE" w:sz="4"/>
-              <w:right w:val="single" w:color="CFC6DE" w:sz="4"/>
-            </w:tcBorders>
-            <w:tcMar>
-              <w:top w:type="dxa" w:w="70"/>
-              <w:left w:type="dxa" w:w="110"/>
-              <w:bottom w:type="dxa" w:w="70"/>
-              <w:right w:type="dxa" w:w="110"/>
-            </w:tcMar>
-            <w:vAlign w:val="center"/>
-          </w:tcPr>
-          <w:p>
-            <w:pPr>
-              <w:spacing w:after="0" w:before="0"/>
-              <w:rPr>
-                <w:sz w:val="19"/>
-                <w:szCs w:val="19"/>
-              </w:rPr>
-            </w:pPr>
-            <w:r>
-              <w:rPr>
-                <w:sz w:val="19"/>
-                <w:szCs w:val="19"/>
-              </w:rPr>
-              <w:t xml:space="preserve">Un lecteur ne reçoit pas les alertes.</w:t>
-            </w:r>
-          </w:p>
-        </w:tc>
-        <w:tc>
-          <w:tcPr>
-            <w:tcW w:type="dxa" w:w="5779"/>
-            <w:tcBorders>
-              <w:top w:val="single" w:color="CFC6DE" w:sz="4"/>
-              <w:left w:val="single" w:color="CFC6DE" w:sz="4"/>
-              <w:bottom w:val="single" w:color="CFC6DE" w:sz="4"/>
-              <w:right w:val="single" w:color="CFC6DE" w:sz="4"/>
-            </w:tcBorders>
-            <w:tcMar>
-              <w:top w:type="dxa" w:w="70"/>
-              <w:left w:type="dxa" w:w="110"/>
-              <w:bottom w:type="dxa" w:w="70"/>
-              <w:right w:type="dxa" w:w="110"/>
-            </w:tcMar>
-            <w:vAlign w:val="center"/>
-          </w:tcPr>
-          <w:p>
-            <w:pPr>
-              <w:spacing w:after="0" w:before="0"/>
-              <w:rPr>
-                <w:sz w:val="19"/>
-                <w:szCs w:val="19"/>
-              </w:rPr>
-            </w:pPr>
-            <w:r>
-              <w:rPr>
-                <w:sz w:val="19"/>
-                <w:szCs w:val="19"/>
-              </w:rPr>
-              <w:t xml:space="preserve">Il doit avoir l'œuvre en favori, avec une alerte active (page </w:t>
-            </w:r>
-            <w:r>
-              <w:rPr>
-                <w:b/>
-                <w:bCs/>
-                <w:sz w:val="19"/>
-                <w:szCs w:val="19"/>
-              </w:rPr>
-              <w:t xml:space="preserve">Mon compte</w:t>
-            </w:r>
-            <w:r>
-              <w:rPr>
-                <w:sz w:val="19"/>
-                <w:szCs w:val="19"/>
-              </w:rPr>
-              <w:t xml:space="preserve">).</w:t>
-            </w:r>
-          </w:p>
-        </w:tc>
-      </w:tr>
-      <w:tr>
-        <w:trPr>
-          <w:cantSplit/>
-          <w:tblHeader w:val="off"/>
-        </w:trPr>
-        <w:tc>
-          <w:tcPr>
-            <w:tcW w:type="dxa" w:w="3247"/>
-            <w:tcBorders>
-              <w:top w:val="single" w:color="CFC6DE" w:sz="4"/>
-              <w:left w:val="single" w:color="CFC6DE" w:sz="4"/>
-              <w:bottom w:val="single" w:color="CFC6DE" w:sz="4"/>
-              <w:right w:val="single" w:color="CFC6DE" w:sz="4"/>
-            </w:tcBorders>
-            <w:shd w:fill="F6F3FA" w:color="auto" w:val="clear"/>
-            <w:tcMar>
-              <w:top w:type="dxa" w:w="70"/>
-              <w:left w:type="dxa" w:w="110"/>
-              <w:bottom w:type="dxa" w:w="70"/>
-              <w:right w:type="dxa" w:w="110"/>
-            </w:tcMar>
-            <w:vAlign w:val="center"/>
-          </w:tcPr>
-          <w:p>
-            <w:pPr>
-              <w:spacing w:after="0" w:before="0"/>
-              <w:rPr>
-                <w:sz w:val="19"/>
-                <w:szCs w:val="19"/>
-              </w:rPr>
-            </w:pPr>
-            <w:r>
-              <w:rPr>
-                <w:sz w:val="19"/>
-                <w:szCs w:val="19"/>
-              </w:rPr>
-              <w:t xml:space="preserve">Je ne vois pas la liste des lecteurs d'une œuvre dans </w:t>
-            </w:r>
-            <w:r>
-              <w:rPr>
-                <w:b/>
-                <w:bCs/>
-                <w:sz w:val="19"/>
-                <w:szCs w:val="19"/>
-              </w:rPr>
-              <w:t xml:space="preserve">Statistiques</w:t>
-            </w:r>
-            <w:r>
-              <w:rPr>
-                <w:sz w:val="19"/>
-                <w:szCs w:val="19"/>
-              </w:rPr>
-              <w:t xml:space="preserve">.</w:t>
-            </w:r>
-          </w:p>
-        </w:tc>
-        <w:tc>
-          <w:tcPr>
-            <w:tcW w:type="dxa" w:w="5779"/>
-            <w:tcBorders>
-              <w:top w:val="single" w:color="CFC6DE" w:sz="4"/>
-              <w:left w:val="single" w:color="CFC6DE" w:sz="4"/>
-              <w:bottom w:val="single" w:color="CFC6DE" w:sz="4"/>
-              <w:right w:val="single" w:color="CFC6DE" w:sz="4"/>
-            </w:tcBorders>
-            <w:shd w:fill="F6F3FA" w:color="auto" w:val="clear"/>
-            <w:tcMar>
-              <w:top w:type="dxa" w:w="70"/>
-              <w:left w:type="dxa" w:w="110"/>
-              <w:bottom w:type="dxa" w:w="70"/>
-              <w:right w:type="dxa" w:w="110"/>
-            </w:tcMar>
-            <w:vAlign w:val="center"/>
-          </w:tcPr>
-          <w:p>
-            <w:pPr>
-              <w:spacing w:after="0" w:before="0"/>
-              <w:rPr>
-                <w:sz w:val="19"/>
-                <w:szCs w:val="19"/>
-              </w:rPr>
-            </w:pPr>
-            <w:r>
-              <w:rPr>
-                <w:sz w:val="19"/>
-                <w:szCs w:val="19"/>
-              </w:rPr>
-              <w:t xml:space="preserve">Elle est réservée aux gérants et aux administrateurs. Les chiffres restent visibles pour toute l'équipe.</w:t>
-            </w:r>
-          </w:p>
-        </w:tc>
-      </w:tr>
-      <w:tr>
-        <w:trPr>
-          <w:cantSplit/>
-          <w:tblHeader w:val="off"/>
-        </w:trPr>
-        <w:tc>
-          <w:tcPr>
-            <w:tcW w:type="dxa" w:w="3247"/>
-            <w:tcBorders>
-              <w:top w:val="single" w:color="CFC6DE" w:sz="4"/>
-              <w:left w:val="single" w:color="CFC6DE" w:sz="4"/>
-              <w:bottom w:val="single" w:color="CFC6DE" w:sz="4"/>
-              <w:right w:val="single" w:color="CFC6DE" w:sz="4"/>
-            </w:tcBorders>
-            <w:tcMar>
-              <w:top w:type="dxa" w:w="70"/>
-              <w:left w:type="dxa" w:w="110"/>
-              <w:bottom w:type="dxa" w:w="70"/>
-              <w:right w:type="dxa" w:w="110"/>
-            </w:tcMar>
-            <w:vAlign w:val="center"/>
-          </w:tcPr>
-          <w:p>
-            <w:pPr>
-              <w:spacing w:after="0" w:before="0"/>
-              <w:rPr>
-                <w:sz w:val="19"/>
-                <w:szCs w:val="19"/>
-              </w:rPr>
-            </w:pPr>
-            <w:r>
-              <w:rPr>
-                <w:sz w:val="19"/>
-                <w:szCs w:val="19"/>
-              </w:rPr>
-              <w:t xml:space="preserve">Les courbes d'une œuvre sont presque vides.</w:t>
-            </w:r>
-          </w:p>
-        </w:tc>
-        <w:tc>
-          <w:tcPr>
-            <w:tcW w:type="dxa" w:w="5779"/>
-            <w:tcBorders>
-              <w:top w:val="single" w:color="CFC6DE" w:sz="4"/>
-              <w:left w:val="single" w:color="CFC6DE" w:sz="4"/>
-              <w:bottom w:val="single" w:color="CFC6DE" w:sz="4"/>
-              <w:right w:val="single" w:color="CFC6DE" w:sz="4"/>
-            </w:tcBorders>
-            <w:tcMar>
-              <w:top w:type="dxa" w:w="70"/>
-              <w:left w:type="dxa" w:w="110"/>
-              <w:bottom w:type="dxa" w:w="70"/>
-              <w:right w:type="dxa" w:w="110"/>
-            </w:tcMar>
-            <w:vAlign w:val="center"/>
-          </w:tcPr>
-          <w:p>
-            <w:pPr>
-              <w:spacing w:after="0" w:before="0"/>
-              <w:rPr>
-                <w:sz w:val="19"/>
-                <w:szCs w:val="19"/>
-              </w:rPr>
-            </w:pPr>
-            <w:r>
-              <w:rPr>
-                <w:sz w:val="19"/>
-                <w:szCs w:val="19"/>
-              </w:rPr>
-              <w:t xml:space="preserve">L'historique jour par jour a commencé à l'installation des statistiques : il se remplit chaque nuit.</w:t>
-            </w:r>
-          </w:p>
-        </w:tc>
-      </w:tr>
-      <w:tr>
-        <w:trPr>
-          <w:cantSplit/>
-          <w:tblHeader w:val="off"/>
-        </w:trPr>
-        <w:tc>
-          <w:tcPr>
-            <w:tcW w:type="dxa" w:w="3247"/>
-            <w:tcBorders>
-              <w:top w:val="single" w:color="CFC6DE" w:sz="4"/>
-              <w:left w:val="single" w:color="CFC6DE" w:sz="4"/>
-              <w:bottom w:val="single" w:color="CFC6DE" w:sz="4"/>
-              <w:right w:val="single" w:color="CFC6DE" w:sz="4"/>
-            </w:tcBorders>
-            <w:shd w:fill="F6F3FA" w:color="auto" w:val="clear"/>
-            <w:tcMar>
-              <w:top w:type="dxa" w:w="70"/>
-              <w:left w:type="dxa" w:w="110"/>
-              <w:bottom w:type="dxa" w:w="70"/>
-              <w:right w:type="dxa" w:w="110"/>
-            </w:tcMar>
-            <w:vAlign w:val="center"/>
-          </w:tcPr>
-          <w:p>
-            <w:pPr>
-              <w:spacing w:after="0" w:before="0"/>
-              <w:rPr>
-                <w:sz w:val="19"/>
-                <w:szCs w:val="19"/>
-              </w:rPr>
-            </w:pPr>
-            <w:r>
-              <w:rPr>
-                <w:sz w:val="19"/>
-                <w:szCs w:val="19"/>
-              </w:rPr>
-              <w:t xml:space="preserve">J'ai oublié mon mot de passe.</w:t>
-            </w:r>
-          </w:p>
-        </w:tc>
-        <w:tc>
-          <w:tcPr>
-            <w:tcW w:type="dxa" w:w="5779"/>
-            <w:tcBorders>
-              <w:top w:val="single" w:color="CFC6DE" w:sz="4"/>
-              <w:left w:val="single" w:color="CFC6DE" w:sz="4"/>
-              <w:bottom w:val="single" w:color="CFC6DE" w:sz="4"/>
-              <w:right w:val="single" w:color="CFC6DE" w:sz="4"/>
-            </w:tcBorders>
-            <w:shd w:fill="F6F3FA" w:color="auto" w:val="clear"/>
-            <w:tcMar>
-              <w:top w:type="dxa" w:w="70"/>
-              <w:left w:type="dxa" w:w="110"/>
-              <w:bottom w:type="dxa" w:w="70"/>
-              <w:right w:type="dxa" w:w="110"/>
-            </w:tcMar>
-            <w:vAlign w:val="center"/>
-          </w:tcPr>
-          <w:p>
-            <w:pPr>
-              <w:spacing w:after="0" w:before="0"/>
-              <w:rPr>
-                <w:sz w:val="19"/>
-                <w:szCs w:val="19"/>
-              </w:rPr>
-            </w:pPr>
-            <w:r>
-              <w:rPr>
-                <w:sz w:val="19"/>
-                <w:szCs w:val="19"/>
-              </w:rPr>
-              <w:t xml:space="preserve">Lien </w:t>
-            </w:r>
-            <w:r>
-              <w:rPr>
-                <w:b/>
-                <w:bCs/>
-                <w:sz w:val="19"/>
-                <w:szCs w:val="19"/>
-              </w:rPr>
-              <w:t xml:space="preserve">Mot de passe oublié ?</w:t>
-            </w:r>
-            <w:r>
-              <w:rPr>
-                <w:sz w:val="19"/>
-                <w:szCs w:val="19"/>
-              </w:rPr>
-              <w:t xml:space="preserve"> sur la page de connexion.</w:t>
+                <w:color w:val="4B2A7B"/>
+              </w:rPr>
+              <w:t xml:space="preserve">À savoir</w:t>
+            </w:r>
+            <w:r>
+              <w:t xml:space="preserve"> : </w:t>
+            </w:r>
+            <w:r>
+              <w:t xml:space="preserve">la pastille </w:t>
+            </w:r>
+            <w:r>
+              <w:rPr>
+                <w:b/>
+                <w:bCs/>
+              </w:rPr>
+              <w:t xml:space="preserve">Paragraphe modifié depuis</w:t>
+            </w:r>
+            <w:r>
+              <w:t xml:space="preserve"> signale que le paragraphe a changé depuis le signalement (déjà corrigé, ou texte remplacé). Vérifiez, puis cliquez sur </w:t>
+            </w:r>
+            <w:r>
+              <w:rPr>
+                <w:b/>
+                <w:bCs/>
+              </w:rPr>
+              <w:t xml:space="preserve">Corrigé</w:t>
+            </w:r>
+            <w:r>
+              <w:t xml:space="preserve">. Rien n'est clôturé tout seul.</w:t>
             </w:r>
           </w:p>
         </w:tc>
@@ -26994,23 +26264,109 @@
     </w:tbl>
     <w:p>
       <w:pPr>
-        <w:pStyle w:val="Heading1"/>
-      </w:pPr>
-      <w:bookmarkStart w:name="titre-84" w:id="170"/>
-      <w:r>
-        <w:t xml:space="preserve">16 En cas de problème</w:t>
-      </w:r>
-      <w:bookmarkEnd w:id="170"/>
-    </w:p>
-    <w:p>
-      <w:pPr>
         <w:pStyle w:val="Heading2"/>
       </w:pPr>
-      <w:bookmarkStart w:name="titre-85" w:id="171"/>
-      <w:r>
-        <w:t xml:space="preserve">16.1 Qui contacter</w:t>
-      </w:r>
-      <w:bookmarkEnd w:id="171"/>
+      <w:bookmarkStart w:name="titre-83" w:id="174"/>
+      <w:r>
+        <w:t xml:space="preserve">14.3 Retrouver les signalements traités</w:t>
+      </w:r>
+      <w:bookmarkEnd w:id="174"/>
+    </w:p>
+    <w:p>
+      <w:pPr>
+        <w:pStyle w:val="ListParagraph"/>
+        <w:numPr>
+          <w:ilvl w:val="0"/>
+          <w:numId w:val="43"/>
+        </w:numPr>
+        <w:spacing w:after="60" w:before="40"/>
+      </w:pPr>
+      <w:r>
+        <w:t xml:space="preserve">Sous </w:t>
+      </w:r>
+      <w:r>
+        <w:rPr>
+          <w:b/>
+          <w:bCs/>
+        </w:rPr>
+        <w:t xml:space="preserve">Statut</w:t>
+      </w:r>
+      <w:r>
+        <w:t xml:space="preserve">, choisissez </w:t>
+      </w:r>
+      <w:r>
+        <w:rPr>
+          <w:b/>
+          <w:bCs/>
+        </w:rPr>
+        <w:t xml:space="preserve">Corrigés</w:t>
+      </w:r>
+      <w:r>
+        <w:t xml:space="preserve">, </w:t>
+      </w:r>
+      <w:r>
+        <w:rPr>
+          <w:b/>
+          <w:bCs/>
+        </w:rPr>
+        <w:t xml:space="preserve">Rejetés</w:t>
+      </w:r>
+      <w:r>
+        <w:t xml:space="preserve"> ou </w:t>
+      </w:r>
+      <w:r>
+        <w:rPr>
+          <w:b/>
+          <w:bCs/>
+        </w:rPr>
+        <w:t xml:space="preserve">Tous</w:t>
+      </w:r>
+      <w:r>
+        <w:t xml:space="preserve">. Vous pouvez aussi choisir une </w:t>
+      </w:r>
+      <w:r>
+        <w:rPr>
+          <w:b/>
+          <w:bCs/>
+        </w:rPr>
+        <w:t xml:space="preserve">Œuvre</w:t>
+      </w:r>
+      <w:r>
+        <w:t xml:space="preserve"> et un </w:t>
+      </w:r>
+      <w:r>
+        <w:rPr>
+          <w:b/>
+          <w:bCs/>
+        </w:rPr>
+        <w:t xml:space="preserve">Tome</w:t>
+      </w:r>
+      <w:r>
+        <w:t xml:space="preserve">.</w:t>
+      </w:r>
+    </w:p>
+    <w:p>
+      <w:pPr>
+        <w:pStyle w:val="ListParagraph"/>
+        <w:numPr>
+          <w:ilvl w:val="0"/>
+          <w:numId w:val="43"/>
+        </w:numPr>
+        <w:spacing w:after="60" w:before="40"/>
+      </w:pPr>
+      <w:r>
+        <w:t xml:space="preserve">Cliquez sur </w:t>
+      </w:r>
+      <w:r>
+        <w:rPr>
+          <w:b/>
+          <w:bCs/>
+        </w:rPr>
+        <w:t xml:space="preserve">Filtrer</w:t>
+      </w:r>
+      <w:r>
+        <w:t xml:space="preserve">.</w:t>
+      </w:r>
     </w:p>
     <w:tbl>
       <w:tblPr>
@@ -27025,443 +26381,463 @@
         </w:tblBorders>
       </w:tblPr>
       <w:tblGrid>
-        <w:gridCol w:w="6000"/>
-        <w:gridCol w:w="3026"/>
+        <w:gridCol w:w="9026"/>
       </w:tblGrid>
       <w:tr>
         <w:trPr>
           <w:cantSplit/>
-          <w:tblHeader/>
         </w:trPr>
         <w:tc>
           <w:tcPr>
-            <w:tcW w:type="dxa" w:w="6000"/>
+            <w:tcW w:type="dxa" w:w="9026"/>
             <w:tcBorders>
-              <w:top w:val="single" w:color="CFC6DE" w:sz="4"/>
-              <w:left w:val="single" w:color="CFC6DE" w:sz="4"/>
-              <w:bottom w:val="single" w:color="CFC6DE" w:sz="4"/>
-              <w:right w:val="single" w:color="CFC6DE" w:sz="4"/>
+              <w:top w:val="none" w:color="FFFFFF" w:sz="0"/>
+              <w:left w:val="single" w:color="7A4FB0" w:sz="24"/>
+              <w:bottom w:val="none" w:color="FFFFFF" w:sz="0"/>
+              <w:right w:val="none" w:color="FFFFFF" w:sz="0"/>
             </w:tcBorders>
-            <w:shd w:fill="3A2A63" w:color="auto" w:val="clear"/>
+            <w:shd w:fill="F1ECFA" w:color="auto" w:val="clear"/>
             <w:tcMar>
-              <w:top w:type="dxa" w:w="70"/>
-              <w:left w:type="dxa" w:w="110"/>
-              <w:bottom w:type="dxa" w:w="70"/>
-              <w:right w:type="dxa" w:w="110"/>
+              <w:top w:type="dxa" w:w="120"/>
+              <w:left w:type="dxa" w:w="200"/>
+              <w:bottom w:type="dxa" w:w="120"/>
+              <w:right w:type="dxa" w:w="160"/>
             </w:tcMar>
-            <w:vAlign w:val="center"/>
           </w:tcPr>
           <w:p>
             <w:pPr>
               <w:spacing w:after="0" w:before="0"/>
-              <w:rPr>
-                <w:b/>
-                <w:bCs/>
-                <w:color w:val="FFFFFF"/>
-                <w:sz w:val="19"/>
-                <w:szCs w:val="19"/>
-              </w:rPr>
             </w:pPr>
             <w:r>
               <w:rPr>
                 <w:b/>
                 <w:bCs/>
-                <w:color w:val="FFFFFF"/>
-                <w:sz w:val="19"/>
-                <w:szCs w:val="19"/>
-              </w:rPr>
-              <w:t xml:space="preserve">Problème</w:t>
+                <w:color w:val="4B2A7B"/>
+              </w:rPr>
+              <w:t xml:space="preserve">À savoir</w:t>
+            </w:r>
+            <w:r>
+              <w:t xml:space="preserve"> : </w:t>
+            </w:r>
+            <w:r>
+              <w:t xml:space="preserve">l'entrée </w:t>
+            </w:r>
+            <w:r>
+              <w:rPr>
+                <w:b/>
+                <w:bCs/>
+              </w:rPr>
+              <w:t xml:space="preserve">Corrections</w:t>
+            </w:r>
+            <w:r>
+              <w:t xml:space="preserve"> n'apparaît dans le menu qu'après le premier signalement reçu. Les signalements traités sont effacés au bout de 180 jours.</w:t>
             </w:r>
           </w:p>
         </w:tc>
+      </w:tr>
+    </w:tbl>
+    <w:p>
+      <w:pPr>
+        <w:pStyle w:val="Heading1"/>
+      </w:pPr>
+      <w:bookmarkStart w:name="titre-84" w:id="175"/>
+      <w:r>
+        <w:t xml:space="preserve">15 Glossaires, actualités et commentaires</w:t>
+      </w:r>
+      <w:bookmarkEnd w:id="175"/>
+    </w:p>
+    <w:p>
+      <w:pPr>
+        <w:pStyle w:val="Heading2"/>
+      </w:pPr>
+      <w:bookmarkStart w:name="titre-85" w:id="176"/>
+      <w:r>
+        <w:t xml:space="preserve">15.1 Publier le glossaire d'une œuvre</w:t>
+      </w:r>
+      <w:bookmarkEnd w:id="176"/>
+    </w:p>
+    <w:p>
+      <w:r>
+        <w:t xml:space="preserve">Réservé aux éditeurs et aux gérants. Le glossaire vient du fichier </w:t>
+      </w:r>
+      <w:r>
+        <w:rPr>
+          <w:rFonts w:ascii="Consolas" w:cs="Consolas" w:eastAsia="Consolas" w:hAnsi="Consolas"/>
+          <w:sz w:val="19"/>
+          <w:szCs w:val="19"/>
+          <w:shd w:fill="EFEAF5" w:color="auto" w:val="clear"/>
+        </w:rPr>
+        <w:t xml:space="preserve">glossaire.yaml</w:t>
+      </w:r>
+      <w:r>
+        <w:t xml:space="preserve"> de Yume-Trad.</w:t>
+      </w:r>
+    </w:p>
+    <w:p>
+      <w:pPr>
+        <w:pStyle w:val="ListParagraph"/>
+        <w:numPr>
+          <w:ilvl w:val="0"/>
+          <w:numId w:val="44"/>
+        </w:numPr>
+        <w:spacing w:after="60" w:before="40"/>
+      </w:pPr>
+      <w:r>
+        <w:t xml:space="preserve">Dans le menu, ouvrez </w:t>
+      </w:r>
+      <w:r>
+        <w:rPr>
+          <w:b/>
+          <w:bCs/>
+        </w:rPr>
+        <w:t xml:space="preserve">Catalogue</w:t>
+      </w:r>
+      <w:r>
+        <w:t xml:space="preserve">, puis </w:t>
+      </w:r>
+      <w:r>
+        <w:rPr>
+          <w:b/>
+          <w:bCs/>
+        </w:rPr>
+        <w:t xml:space="preserve">Glossaires</w:t>
+      </w:r>
+      <w:r>
+        <w:t xml:space="preserve">.</w:t>
+      </w:r>
+    </w:p>
+    <w:p>
+      <w:pPr>
+        <w:pStyle w:val="ListParagraph"/>
+        <w:numPr>
+          <w:ilvl w:val="0"/>
+          <w:numId w:val="44"/>
+        </w:numPr>
+        <w:spacing w:after="60" w:before="40"/>
+      </w:pPr>
+      <w:r>
+        <w:t xml:space="preserve">Sous </w:t>
+      </w:r>
+      <w:r>
+        <w:rPr>
+          <w:b/>
+          <w:bCs/>
+        </w:rPr>
+        <w:t xml:space="preserve">Téléverser un glossaire</w:t>
+      </w:r>
+      <w:r>
+        <w:t xml:space="preserve">, choisissez l'</w:t>
+      </w:r>
+      <w:r>
+        <w:rPr>
+          <w:b/>
+          <w:bCs/>
+        </w:rPr>
+        <w:t xml:space="preserve">Œuvre</w:t>
+      </w:r>
+      <w:r>
+        <w:t xml:space="preserve"> et le </w:t>
+      </w:r>
+      <w:r>
+        <w:rPr>
+          <w:b/>
+          <w:bCs/>
+        </w:rPr>
+        <w:t xml:space="preserve">Fichier YAML (4 Mo au plus)</w:t>
+      </w:r>
+      <w:r>
+        <w:t xml:space="preserve">.</w:t>
+      </w:r>
+    </w:p>
+    <w:p>
+      <w:pPr>
+        <w:pStyle w:val="ListParagraph"/>
+        <w:numPr>
+          <w:ilvl w:val="0"/>
+          <w:numId w:val="44"/>
+        </w:numPr>
+        <w:spacing w:after="60" w:before="40"/>
+      </w:pPr>
+      <w:r>
+        <w:t xml:space="preserve">Cliquez sur </w:t>
+      </w:r>
+      <w:r>
+        <w:rPr>
+          <w:b/>
+          <w:bCs/>
+        </w:rPr>
+        <w:t xml:space="preserve">Vérifier</w:t>
+      </w:r>
+      <w:r>
+        <w:t xml:space="preserve">. Rien n'est publié : le site affiche le nombre d'entrées et les entrées ignorées.</w:t>
+      </w:r>
+    </w:p>
+    <w:p>
+      <w:pPr>
+        <w:pStyle w:val="ListParagraph"/>
+        <w:numPr>
+          <w:ilvl w:val="0"/>
+          <w:numId w:val="44"/>
+        </w:numPr>
+        <w:spacing w:after="60" w:before="40"/>
+      </w:pPr>
+      <w:r>
+        <w:t xml:space="preserve">Si le bilan est bon, cliquez sur </w:t>
+      </w:r>
+      <w:r>
+        <w:rPr>
+          <w:b/>
+          <w:bCs/>
+        </w:rPr>
+        <w:t xml:space="preserve">Publier le glossaire</w:t>
+      </w:r>
+      <w:r>
+        <w:t xml:space="preserve">. Le nouveau fichier remplace l'ancien.</w:t>
+      </w:r>
+    </w:p>
+    <w:p>
+      <w:r>
+        <w:t xml:space="preserve">Les 5 dernières versions restent disponibles : </w:t>
+      </w:r>
+      <w:r>
+        <w:rPr>
+          <w:b/>
+          <w:bCs/>
+        </w:rPr>
+        <w:t xml:space="preserve">Télécharger ce YAML</w:t>
+      </w:r>
+      <w:r>
+        <w:t xml:space="preserve"> ou </w:t>
+      </w:r>
+      <w:r>
+        <w:rPr>
+          <w:b/>
+          <w:bCs/>
+        </w:rPr>
+        <w:t xml:space="preserve">Restaurer cette version</w:t>
+      </w:r>
+      <w:r>
+        <w:t xml:space="preserve">.</w:t>
+      </w:r>
+    </w:p>
+    <w:p>
+      <w:pPr>
+        <w:pStyle w:val="Heading2"/>
+      </w:pPr>
+      <w:bookmarkStart w:name="titre-86" w:id="177"/>
+      <w:r>
+        <w:t xml:space="preserve">15.2 Lier une actualité à une œuvre</w:t>
+      </w:r>
+      <w:bookmarkEnd w:id="177"/>
+    </w:p>
+    <w:p>
+      <w:r>
+        <w:t xml:space="preserve">Un article d'actualité lié à une œuvre apparaît sur sa fiche, dans l'onglet </w:t>
+      </w:r>
+      <w:r>
+        <w:rPr>
+          <w:b/>
+          <w:bCs/>
+        </w:rPr>
+        <w:t xml:space="preserve">Actualités</w:t>
+      </w:r>
+      <w:r>
+        <w:t xml:space="preserve">. Pour le lier, cochez l'œuvre dans le panneau </w:t>
+      </w:r>
+      <w:r>
+        <w:rPr>
+          <w:b/>
+          <w:bCs/>
+        </w:rPr>
+        <w:t xml:space="preserve">Œuvres liées</w:t>
+      </w:r>
+      <w:r>
+        <w:t xml:space="preserve"> de l'éditeur d'article. Les annonces de sortie sont liées toutes seules.</w:t>
+      </w:r>
+    </w:p>
+    <w:p>
+      <w:pPr>
+        <w:pStyle w:val="Heading2"/>
+      </w:pPr>
+      <w:bookmarkStart w:name="titre-87" w:id="178"/>
+      <w:r>
+        <w:t xml:space="preserve">15.3 Modérer les commentaires</w:t>
+      </w:r>
+      <w:bookmarkEnd w:id="178"/>
+    </w:p>
+    <w:p>
+      <w:r>
+        <w:t xml:space="preserve">Réservé aux éditeurs et aux gérants. L'entrée </w:t>
+      </w:r>
+      <w:r>
+        <w:rPr>
+          <w:b/>
+          <w:bCs/>
+        </w:rPr>
+        <w:t xml:space="preserve">Commentaires (N)</w:t>
+      </w:r>
+      <w:r>
+        <w:t xml:space="preserve"> apparaît dans le menu dès qu'il y a quelque chose à modérer. Elle liste les commentaires </w:t>
+      </w:r>
+      <w:r>
+        <w:rPr>
+          <w:b/>
+          <w:bCs/>
+        </w:rPr>
+        <w:t xml:space="preserve">signalés</w:t>
+      </w:r>
+      <w:r>
+        <w:t xml:space="preserve"> par les lecteurs, puis ceux </w:t>
+      </w:r>
+      <w:r>
+        <w:rPr>
+          <w:b/>
+          <w:bCs/>
+        </w:rPr>
+        <w:t xml:space="preserve">En attente</w:t>
+      </w:r>
+      <w:r>
+        <w:t xml:space="preserve">.</w:t>
+      </w:r>
+    </w:p>
+    <w:p>
+      <w:r>
+        <w:t xml:space="preserve">Pour chaque commentaire :</w:t>
+      </w:r>
+    </w:p>
+    <w:p>
+      <w:pPr>
+        <w:pStyle w:val="ListParagraph"/>
+        <w:numPr>
+          <w:ilvl w:val="0"/>
+          <w:numId w:val="2"/>
+        </w:numPr>
+        <w:spacing w:after="60" w:before="0"/>
+      </w:pPr>
+      <w:r>
+        <w:rPr>
+          <w:b/>
+          <w:bCs/>
+        </w:rPr>
+        <w:t xml:space="preserve">Approuver</w:t>
+      </w:r>
+      <w:r>
+        <w:t xml:space="preserve"> : le publie et classe ses signalements ;</w:t>
+      </w:r>
+    </w:p>
+    <w:p>
+      <w:pPr>
+        <w:pStyle w:val="ListParagraph"/>
+        <w:numPr>
+          <w:ilvl w:val="0"/>
+          <w:numId w:val="2"/>
+        </w:numPr>
+        <w:spacing w:after="60" w:before="0"/>
+      </w:pPr>
+      <w:r>
+        <w:rPr>
+          <w:b/>
+          <w:bCs/>
+        </w:rPr>
+        <w:t xml:space="preserve">Ignorer les signalements</w:t>
+      </w:r>
+      <w:r>
+        <w:t xml:space="preserve"> : le commentaire reste en ligne ;</w:t>
+      </w:r>
+    </w:p>
+    <w:p>
+      <w:pPr>
+        <w:pStyle w:val="ListParagraph"/>
+        <w:numPr>
+          <w:ilvl w:val="0"/>
+          <w:numId w:val="2"/>
+        </w:numPr>
+        <w:spacing w:after="60" w:before="0"/>
+      </w:pPr>
+      <w:r>
+        <w:rPr>
+          <w:b/>
+          <w:bCs/>
+        </w:rPr>
+        <w:t xml:space="preserve">Indésirable</w:t>
+      </w:r>
+      <w:r>
+        <w:t xml:space="preserve"> : pour la publicité et le spam ;</w:t>
+      </w:r>
+    </w:p>
+    <w:p>
+      <w:pPr>
+        <w:pStyle w:val="ListParagraph"/>
+        <w:numPr>
+          <w:ilvl w:val="0"/>
+          <w:numId w:val="2"/>
+        </w:numPr>
+        <w:spacing w:after="60" w:before="0"/>
+      </w:pPr>
+      <w:r>
+        <w:rPr>
+          <w:b/>
+          <w:bCs/>
+        </w:rPr>
+        <w:t xml:space="preserve">Corbeille</w:t>
+      </w:r>
+      <w:r>
+        <w:t xml:space="preserve"> : pour ce qui enfreint les règles (insultes, spoilers non signalés, liens pirates).</w:t>
+      </w:r>
+    </w:p>
+    <w:tbl>
+      <w:tblPr>
+        <w:tblW w:type="dxa" w:w="9026"/>
+        <w:tblBorders>
+          <w:top w:val="single" w:color="auto" w:sz="4"/>
+          <w:left w:val="single" w:color="auto" w:sz="4"/>
+          <w:bottom w:val="single" w:color="auto" w:sz="4"/>
+          <w:right w:val="single" w:color="auto" w:sz="4"/>
+          <w:insideH w:val="single" w:color="auto" w:sz="4"/>
+          <w:insideV w:val="single" w:color="auto" w:sz="4"/>
+        </w:tblBorders>
+      </w:tblPr>
+      <w:tblGrid>
+        <w:gridCol w:w="9026"/>
+      </w:tblGrid>
+      <w:tr>
+        <w:trPr>
+          <w:cantSplit/>
+        </w:trPr>
         <w:tc>
           <w:tcPr>
-            <w:tcW w:type="dxa" w:w="3026"/>
+            <w:tcW w:type="dxa" w:w="9026"/>
             <w:tcBorders>
-              <w:top w:val="single" w:color="CFC6DE" w:sz="4"/>
-              <w:left w:val="single" w:color="CFC6DE" w:sz="4"/>
-              <w:bottom w:val="single" w:color="CFC6DE" w:sz="4"/>
-              <w:right w:val="single" w:color="CFC6DE" w:sz="4"/>
+              <w:top w:val="none" w:color="FFFFFF" w:sz="0"/>
+              <w:left w:val="single" w:color="7A4FB0" w:sz="24"/>
+              <w:bottom w:val="none" w:color="FFFFFF" w:sz="0"/>
+              <w:right w:val="none" w:color="FFFFFF" w:sz="0"/>
             </w:tcBorders>
-            <w:shd w:fill="3A2A63" w:color="auto" w:val="clear"/>
+            <w:shd w:fill="F1ECFA" w:color="auto" w:val="clear"/>
             <w:tcMar>
-              <w:top w:type="dxa" w:w="70"/>
-              <w:left w:type="dxa" w:w="110"/>
-              <w:bottom w:type="dxa" w:w="70"/>
-              <w:right w:type="dxa" w:w="110"/>
+              <w:top w:type="dxa" w:w="120"/>
+              <w:left w:type="dxa" w:w="200"/>
+              <w:bottom w:type="dxa" w:w="120"/>
+              <w:right w:type="dxa" w:w="160"/>
             </w:tcMar>
-            <w:vAlign w:val="center"/>
           </w:tcPr>
           <w:p>
             <w:pPr>
               <w:spacing w:after="0" w:before="0"/>
-              <w:rPr>
-                <w:b/>
-                <w:bCs/>
-                <w:color w:val="FFFFFF"/>
-                <w:sz w:val="19"/>
-                <w:szCs w:val="19"/>
-              </w:rPr>
             </w:pPr>
             <w:r>
               <w:rPr>
                 <w:b/>
                 <w:bCs/>
-                <w:color w:val="FFFFFF"/>
-                <w:sz w:val="19"/>
-                <w:szCs w:val="19"/>
-              </w:rPr>
-              <w:t xml:space="preserve">Qui contacter</w:t>
-            </w:r>
-          </w:p>
-        </w:tc>
-      </w:tr>
-      <w:tr>
-        <w:trPr>
-          <w:cantSplit/>
-          <w:tblHeader w:val="off"/>
-        </w:trPr>
-        <w:tc>
-          <w:tcPr>
-            <w:tcW w:type="dxa" w:w="6000"/>
-            <w:tcBorders>
-              <w:top w:val="single" w:color="CFC6DE" w:sz="4"/>
-              <w:left w:val="single" w:color="CFC6DE" w:sz="4"/>
-              <w:bottom w:val="single" w:color="CFC6DE" w:sz="4"/>
-              <w:right w:val="single" w:color="CFC6DE" w:sz="4"/>
-            </w:tcBorders>
-            <w:tcMar>
-              <w:top w:type="dxa" w:w="70"/>
-              <w:left w:type="dxa" w:w="110"/>
-              <w:bottom w:type="dxa" w:w="70"/>
-              <w:right w:type="dxa" w:w="110"/>
-            </w:tcMar>
-            <w:vAlign w:val="center"/>
-          </w:tcPr>
-          <w:p>
-            <w:pPr>
-              <w:spacing w:after="0" w:before="0"/>
-              <w:rPr>
-                <w:sz w:val="19"/>
-                <w:szCs w:val="19"/>
-              </w:rPr>
-            </w:pPr>
-            <w:r>
-              <w:rPr>
-                <w:sz w:val="19"/>
-                <w:szCs w:val="19"/>
-              </w:rPr>
-              <w:t xml:space="preserve">Un rôle à changer, un accès qui manque, un tome à attribuer</w:t>
-            </w:r>
-          </w:p>
-        </w:tc>
-        <w:tc>
-          <w:tcPr>
-            <w:tcW w:type="dxa" w:w="3026"/>
-            <w:tcBorders>
-              <w:top w:val="single" w:color="CFC6DE" w:sz="4"/>
-              <w:left w:val="single" w:color="CFC6DE" w:sz="4"/>
-              <w:bottom w:val="single" w:color="CFC6DE" w:sz="4"/>
-              <w:right w:val="single" w:color="CFC6DE" w:sz="4"/>
-            </w:tcBorders>
-            <w:tcMar>
-              <w:top w:type="dxa" w:w="70"/>
-              <w:left w:type="dxa" w:w="110"/>
-              <w:bottom w:type="dxa" w:w="70"/>
-              <w:right w:type="dxa" w:w="110"/>
-            </w:tcMar>
-            <w:vAlign w:val="center"/>
-          </w:tcPr>
-          <w:p>
-            <w:pPr>
-              <w:spacing w:after="0" w:before="0"/>
-              <w:rPr>
-                <w:sz w:val="19"/>
-                <w:szCs w:val="19"/>
-              </w:rPr>
-            </w:pPr>
-            <w:r>
-              <w:rPr>
-                <w:sz w:val="19"/>
-                <w:szCs w:val="19"/>
-              </w:rPr>
-              <w:t xml:space="preserve">Un </w:t>
-            </w:r>
-            <w:r>
-              <w:rPr>
-                <w:b/>
-                <w:bCs/>
-                <w:sz w:val="19"/>
-                <w:szCs w:val="19"/>
-              </w:rPr>
-              <w:t xml:space="preserve">gérant</w:t>
-            </w:r>
-          </w:p>
-        </w:tc>
-      </w:tr>
-      <w:tr>
-        <w:trPr>
-          <w:cantSplit/>
-          <w:tblHeader w:val="off"/>
-        </w:trPr>
-        <w:tc>
-          <w:tcPr>
-            <w:tcW w:type="dxa" w:w="6000"/>
-            <w:tcBorders>
-              <w:top w:val="single" w:color="CFC6DE" w:sz="4"/>
-              <w:left w:val="single" w:color="CFC6DE" w:sz="4"/>
-              <w:bottom w:val="single" w:color="CFC6DE" w:sz="4"/>
-              <w:right w:val="single" w:color="CFC6DE" w:sz="4"/>
-            </w:tcBorders>
-            <w:shd w:fill="F6F3FA" w:color="auto" w:val="clear"/>
-            <w:tcMar>
-              <w:top w:type="dxa" w:w="70"/>
-              <w:left w:type="dxa" w:w="110"/>
-              <w:bottom w:type="dxa" w:w="70"/>
-              <w:right w:type="dxa" w:w="110"/>
-            </w:tcMar>
-            <w:vAlign w:val="center"/>
-          </w:tcPr>
-          <w:p>
-            <w:pPr>
-              <w:spacing w:after="0" w:before="0"/>
-              <w:rPr>
-                <w:sz w:val="19"/>
-                <w:szCs w:val="19"/>
-              </w:rPr>
-            </w:pPr>
-            <w:r>
-              <w:rPr>
-                <w:sz w:val="19"/>
-                <w:szCs w:val="19"/>
-              </w:rPr>
-              <w:t xml:space="preserve">Une coquille, un chapitre à corriger ou à publier</w:t>
-            </w:r>
-          </w:p>
-        </w:tc>
-        <w:tc>
-          <w:tcPr>
-            <w:tcW w:type="dxa" w:w="3026"/>
-            <w:tcBorders>
-              <w:top w:val="single" w:color="CFC6DE" w:sz="4"/>
-              <w:left w:val="single" w:color="CFC6DE" w:sz="4"/>
-              <w:bottom w:val="single" w:color="CFC6DE" w:sz="4"/>
-              <w:right w:val="single" w:color="CFC6DE" w:sz="4"/>
-            </w:tcBorders>
-            <w:shd w:fill="F6F3FA" w:color="auto" w:val="clear"/>
-            <w:tcMar>
-              <w:top w:type="dxa" w:w="70"/>
-              <w:left w:type="dxa" w:w="110"/>
-              <w:bottom w:type="dxa" w:w="70"/>
-              <w:right w:type="dxa" w:w="110"/>
-            </w:tcMar>
-            <w:vAlign w:val="center"/>
-          </w:tcPr>
-          <w:p>
-            <w:pPr>
-              <w:spacing w:after="0" w:before="0"/>
-              <w:rPr>
-                <w:sz w:val="19"/>
-                <w:szCs w:val="19"/>
-              </w:rPr>
-            </w:pPr>
-            <w:r>
-              <w:rPr>
-                <w:sz w:val="19"/>
-                <w:szCs w:val="19"/>
-              </w:rPr>
-              <w:t xml:space="preserve">Un </w:t>
-            </w:r>
-            <w:r>
-              <w:rPr>
-                <w:b/>
-                <w:bCs/>
-                <w:sz w:val="19"/>
-                <w:szCs w:val="19"/>
-              </w:rPr>
-              <w:t xml:space="preserve">éditeur Yume</w:t>
-            </w:r>
-          </w:p>
-        </w:tc>
-      </w:tr>
-      <w:tr>
-        <w:trPr>
-          <w:cantSplit/>
-          <w:tblHeader w:val="off"/>
-        </w:trPr>
-        <w:tc>
-          <w:tcPr>
-            <w:tcW w:type="dxa" w:w="6000"/>
-            <w:tcBorders>
-              <w:top w:val="single" w:color="CFC6DE" w:sz="4"/>
-              <w:left w:val="single" w:color="CFC6DE" w:sz="4"/>
-              <w:bottom w:val="single" w:color="CFC6DE" w:sz="4"/>
-              <w:right w:val="single" w:color="CFC6DE" w:sz="4"/>
-            </w:tcBorders>
-            <w:tcMar>
-              <w:top w:type="dxa" w:w="70"/>
-              <w:left w:type="dxa" w:w="110"/>
-              <w:bottom w:type="dxa" w:w="70"/>
-              <w:right w:type="dxa" w:w="110"/>
-            </w:tcMar>
-            <w:vAlign w:val="center"/>
-          </w:tcPr>
-          <w:p>
-            <w:pPr>
-              <w:spacing w:after="0" w:before="0"/>
-              <w:rPr>
-                <w:sz w:val="19"/>
-                <w:szCs w:val="19"/>
-              </w:rPr>
-            </w:pPr>
-            <w:r>
-              <w:rPr>
-                <w:sz w:val="19"/>
-                <w:szCs w:val="19"/>
-              </w:rPr>
-              <w:t xml:space="preserve">Une page cassée, un bouton qui ne répond plus, un message d'erreur</w:t>
-            </w:r>
-          </w:p>
-        </w:tc>
-        <w:tc>
-          <w:tcPr>
-            <w:tcW w:type="dxa" w:w="3026"/>
-            <w:tcBorders>
-              <w:top w:val="single" w:color="CFC6DE" w:sz="4"/>
-              <w:left w:val="single" w:color="CFC6DE" w:sz="4"/>
-              <w:bottom w:val="single" w:color="CFC6DE" w:sz="4"/>
-              <w:right w:val="single" w:color="CFC6DE" w:sz="4"/>
-            </w:tcBorders>
-            <w:tcMar>
-              <w:top w:type="dxa" w:w="70"/>
-              <w:left w:type="dxa" w:w="110"/>
-              <w:bottom w:type="dxa" w:w="70"/>
-              <w:right w:type="dxa" w:w="110"/>
-            </w:tcMar>
-            <w:vAlign w:val="center"/>
-          </w:tcPr>
-          <w:p>
-            <w:pPr>
-              <w:spacing w:after="0" w:before="0"/>
-              <w:rPr>
-                <w:sz w:val="19"/>
-                <w:szCs w:val="19"/>
-              </w:rPr>
-            </w:pPr>
-            <w:r>
-              <w:rPr>
-                <w:sz w:val="19"/>
-                <w:szCs w:val="19"/>
-              </w:rPr>
-              <w:t xml:space="preserve">L'</w:t>
-            </w:r>
-            <w:r>
-              <w:rPr>
-                <w:b/>
-                <w:bCs/>
-                <w:sz w:val="19"/>
-                <w:szCs w:val="19"/>
-              </w:rPr>
-              <w:t xml:space="preserve">équipe technique</w:t>
-            </w:r>
-            <w:r>
-              <w:rPr>
-                <w:sz w:val="19"/>
-                <w:szCs w:val="19"/>
-              </w:rPr>
-              <w:t xml:space="preserve">, sur le Discord de l'équipe</w:t>
-            </w:r>
-          </w:p>
-        </w:tc>
-      </w:tr>
-      <w:tr>
-        <w:trPr>
-          <w:cantSplit/>
-          <w:tblHeader w:val="off"/>
-        </w:trPr>
-        <w:tc>
-          <w:tcPr>
-            <w:tcW w:type="dxa" w:w="6000"/>
-            <w:tcBorders>
-              <w:top w:val="single" w:color="CFC6DE" w:sz="4"/>
-              <w:left w:val="single" w:color="CFC6DE" w:sz="4"/>
-              <w:bottom w:val="single" w:color="CFC6DE" w:sz="4"/>
-              <w:right w:val="single" w:color="CFC6DE" w:sz="4"/>
-            </w:tcBorders>
-            <w:shd w:fill="F6F3FA" w:color="auto" w:val="clear"/>
-            <w:tcMar>
-              <w:top w:type="dxa" w:w="70"/>
-              <w:left w:type="dxa" w:w="110"/>
-              <w:bottom w:type="dxa" w:w="70"/>
-              <w:right w:type="dxa" w:w="110"/>
-            </w:tcMar>
-            <w:vAlign w:val="center"/>
-          </w:tcPr>
-          <w:p>
-            <w:pPr>
-              <w:spacing w:after="0" w:before="0"/>
-              <w:rPr>
-                <w:sz w:val="19"/>
-                <w:szCs w:val="19"/>
-              </w:rPr>
-            </w:pPr>
-            <w:r>
-              <w:rPr>
-                <w:sz w:val="19"/>
-                <w:szCs w:val="19"/>
-              </w:rPr>
-              <w:t xml:space="preserve">Un compte bloqué, un changement d'adresse e-mail</w:t>
-            </w:r>
-          </w:p>
-        </w:tc>
-        <w:tc>
-          <w:tcPr>
-            <w:tcW w:type="dxa" w:w="3026"/>
-            <w:tcBorders>
-              <w:top w:val="single" w:color="CFC6DE" w:sz="4"/>
-              <w:left w:val="single" w:color="CFC6DE" w:sz="4"/>
-              <w:bottom w:val="single" w:color="CFC6DE" w:sz="4"/>
-              <w:right w:val="single" w:color="CFC6DE" w:sz="4"/>
-            </w:tcBorders>
-            <w:shd w:fill="F6F3FA" w:color="auto" w:val="clear"/>
-            <w:tcMar>
-              <w:top w:type="dxa" w:w="70"/>
-              <w:left w:type="dxa" w:w="110"/>
-              <w:bottom w:type="dxa" w:w="70"/>
-              <w:right w:type="dxa" w:w="110"/>
-            </w:tcMar>
-            <w:vAlign w:val="center"/>
-          </w:tcPr>
-          <w:p>
-            <w:pPr>
-              <w:spacing w:after="0" w:before="0"/>
-              <w:rPr>
-                <w:sz w:val="19"/>
-                <w:szCs w:val="19"/>
-              </w:rPr>
-            </w:pPr>
-            <w:r>
-              <w:rPr>
-                <w:sz w:val="19"/>
-                <w:szCs w:val="19"/>
-              </w:rPr>
-              <w:t xml:space="preserve">Un </w:t>
-            </w:r>
-            <w:r>
-              <w:rPr>
-                <w:b/>
-                <w:bCs/>
-                <w:sz w:val="19"/>
-                <w:szCs w:val="19"/>
-              </w:rPr>
-              <w:t xml:space="preserve">administrateur</w:t>
-            </w:r>
-            <w:r>
-              <w:rPr>
-                <w:sz w:val="19"/>
-                <w:szCs w:val="19"/>
-              </w:rPr>
-              <w:t xml:space="preserve"> (via un gérant)</w:t>
+                <w:color w:val="4B2A7B"/>
+              </w:rPr>
+              <w:t xml:space="preserve">À savoir</w:t>
+            </w:r>
+            <w:r>
+              <w:t xml:space="preserve"> : </w:t>
+            </w:r>
+            <w:r>
+              <w:t xml:space="preserve">au 3ᵉ signalement, un commentaire est masqué en attendant votre décision. Un commentaire d'un membre de l'équipe n'est jamais masqué tout seul.</w:t>
             </w:r>
           </w:p>
         </w:tc>
@@ -27471,88 +26847,6 @@
       <w:pPr>
         <w:spacing w:after="60" w:before="0"/>
       </w:pPr>
-    </w:p>
-    <w:p>
-      <w:r>
-        <w:t xml:space="preserve">Tout passe par le </w:t>
-      </w:r>
-      <w:r>
-        <w:rPr>
-          <w:b/>
-          <w:bCs/>
-        </w:rPr>
-        <w:t xml:space="preserve">Discord de l'équipe</w:t>
-      </w:r>
-      <w:r>
-        <w:t xml:space="preserve">. Le site ne recueille aucune demande par formulaire.</w:t>
-      </w:r>
-    </w:p>
-    <w:p>
-      <w:pPr>
-        <w:pStyle w:val="Heading2"/>
-      </w:pPr>
-      <w:bookmarkStart w:name="titre-86" w:id="172"/>
-      <w:r>
-        <w:t xml:space="preserve">16.2 Signaler un problème</w:t>
-      </w:r>
-      <w:bookmarkEnd w:id="172"/>
-    </w:p>
-    <w:p>
-      <w:r>
-        <w:t xml:space="preserve">Pour qu'on puisse vous aider vite, envoyez sur Discord :</w:t>
-      </w:r>
-    </w:p>
-    <w:p>
-      <w:pPr>
-        <w:pStyle w:val="ListParagraph"/>
-        <w:numPr>
-          <w:ilvl w:val="0"/>
-          <w:numId w:val="42"/>
-        </w:numPr>
-        <w:spacing w:after="60" w:before="40"/>
-      </w:pPr>
-      <w:r>
-        <w:t xml:space="preserve">l'adresse de la page (copiez-la depuis la barre d'adresse) ;</w:t>
-      </w:r>
-    </w:p>
-    <w:p>
-      <w:pPr>
-        <w:pStyle w:val="ListParagraph"/>
-        <w:numPr>
-          <w:ilvl w:val="0"/>
-          <w:numId w:val="42"/>
-        </w:numPr>
-        <w:spacing w:after="60" w:before="40"/>
-      </w:pPr>
-      <w:r>
-        <w:t xml:space="preserve">ce que vous vouliez faire, et sur quel tome ;</w:t>
-      </w:r>
-    </w:p>
-    <w:p>
-      <w:pPr>
-        <w:pStyle w:val="ListParagraph"/>
-        <w:numPr>
-          <w:ilvl w:val="0"/>
-          <w:numId w:val="42"/>
-        </w:numPr>
-        <w:spacing w:after="60" w:before="40"/>
-      </w:pPr>
-      <w:r>
-        <w:t xml:space="preserve">le message affiché, en entier ;</w:t>
-      </w:r>
-    </w:p>
-    <w:p>
-      <w:pPr>
-        <w:pStyle w:val="ListParagraph"/>
-        <w:numPr>
-          <w:ilvl w:val="0"/>
-          <w:numId w:val="42"/>
-        </w:numPr>
-        <w:spacing w:after="60" w:before="40"/>
-      </w:pPr>
-      <w:r>
-        <w:t xml:space="preserve">une capture d'écran.</w:t>
-      </w:r>
     </w:p>
     <w:tbl>
       <w:tblPr>
@@ -27606,6 +26900,2560 @@
               <w:t xml:space="preserve"> : </w:t>
             </w:r>
             <w:r>
+              <w:t xml:space="preserve">un commentaire signale une coquille ? Corrigez le chapitre (voir « Corriger un chapitre déjà en ligne »), répondez « Corrigé, merci ! », puis approuvez ou supprimez le commentaire. La prochaine fois, le lecteur peut utiliser </w:t>
+            </w:r>
+            <w:r>
+              <w:rPr>
+                <w:b/>
+                <w:bCs/>
+              </w:rPr>
+              <w:t xml:space="preserve">Signaler une coquille</w:t>
+            </w:r>
+            <w:r>
+              <w:t xml:space="preserve"> dans le chapitre.</w:t>
+            </w:r>
+          </w:p>
+        </w:tc>
+      </w:tr>
+    </w:tbl>
+    <w:p>
+      <w:pPr>
+        <w:pStyle w:val="Heading1"/>
+      </w:pPr>
+      <w:bookmarkStart w:name="titre-88" w:id="179"/>
+      <w:r>
+        <w:t xml:space="preserve">16 Questions fréquentes</w:t>
+      </w:r>
+      <w:bookmarkEnd w:id="179"/>
+    </w:p>
+    <w:tbl>
+      <w:tblPr>
+        <w:tblW w:type="dxa" w:w="9026"/>
+        <w:tblBorders>
+          <w:top w:val="single" w:color="auto" w:sz="4"/>
+          <w:left w:val="single" w:color="auto" w:sz="4"/>
+          <w:bottom w:val="single" w:color="auto" w:sz="4"/>
+          <w:right w:val="single" w:color="auto" w:sz="4"/>
+          <w:insideH w:val="single" w:color="auto" w:sz="4"/>
+          <w:insideV w:val="single" w:color="auto" w:sz="4"/>
+        </w:tblBorders>
+      </w:tblPr>
+      <w:tblGrid>
+        <w:gridCol w:w="3350"/>
+        <w:gridCol w:w="5676"/>
+      </w:tblGrid>
+      <w:tr>
+        <w:trPr>
+          <w:cantSplit/>
+          <w:tblHeader/>
+        </w:trPr>
+        <w:tc>
+          <w:tcPr>
+            <w:tcW w:type="dxa" w:w="3350"/>
+            <w:tcBorders>
+              <w:top w:val="single" w:color="CFC6DE" w:sz="4"/>
+              <w:left w:val="single" w:color="CFC6DE" w:sz="4"/>
+              <w:bottom w:val="single" w:color="CFC6DE" w:sz="4"/>
+              <w:right w:val="single" w:color="CFC6DE" w:sz="4"/>
+            </w:tcBorders>
+            <w:shd w:fill="3A2A63" w:color="auto" w:val="clear"/>
+            <w:tcMar>
+              <w:top w:type="dxa" w:w="70"/>
+              <w:left w:type="dxa" w:w="110"/>
+              <w:bottom w:type="dxa" w:w="70"/>
+              <w:right w:type="dxa" w:w="110"/>
+            </w:tcMar>
+            <w:vAlign w:val="center"/>
+          </w:tcPr>
+          <w:p>
+            <w:pPr>
+              <w:spacing w:after="0" w:before="0"/>
+              <w:rPr>
+                <w:b/>
+                <w:bCs/>
+                <w:color w:val="FFFFFF"/>
+                <w:sz w:val="19"/>
+                <w:szCs w:val="19"/>
+              </w:rPr>
+            </w:pPr>
+            <w:r>
+              <w:rPr>
+                <w:b/>
+                <w:bCs/>
+                <w:color w:val="FFFFFF"/>
+                <w:sz w:val="19"/>
+                <w:szCs w:val="19"/>
+              </w:rPr>
+              <w:t xml:space="preserve">Question</w:t>
+            </w:r>
+          </w:p>
+        </w:tc>
+        <w:tc>
+          <w:tcPr>
+            <w:tcW w:type="dxa" w:w="5676"/>
+            <w:tcBorders>
+              <w:top w:val="single" w:color="CFC6DE" w:sz="4"/>
+              <w:left w:val="single" w:color="CFC6DE" w:sz="4"/>
+              <w:bottom w:val="single" w:color="CFC6DE" w:sz="4"/>
+              <w:right w:val="single" w:color="CFC6DE" w:sz="4"/>
+            </w:tcBorders>
+            <w:shd w:fill="3A2A63" w:color="auto" w:val="clear"/>
+            <w:tcMar>
+              <w:top w:type="dxa" w:w="70"/>
+              <w:left w:type="dxa" w:w="110"/>
+              <w:bottom w:type="dxa" w:w="70"/>
+              <w:right w:type="dxa" w:w="110"/>
+            </w:tcMar>
+            <w:vAlign w:val="center"/>
+          </w:tcPr>
+          <w:p>
+            <w:pPr>
+              <w:spacing w:after="0" w:before="0"/>
+              <w:rPr>
+                <w:b/>
+                <w:bCs/>
+                <w:color w:val="FFFFFF"/>
+                <w:sz w:val="19"/>
+                <w:szCs w:val="19"/>
+              </w:rPr>
+            </w:pPr>
+            <w:r>
+              <w:rPr>
+                <w:b/>
+                <w:bCs/>
+                <w:color w:val="FFFFFF"/>
+                <w:sz w:val="19"/>
+                <w:szCs w:val="19"/>
+              </w:rPr>
+              <w:t xml:space="preserve">Réponse</w:t>
+            </w:r>
+          </w:p>
+        </w:tc>
+      </w:tr>
+      <w:tr>
+        <w:trPr>
+          <w:cantSplit/>
+          <w:tblHeader w:val="off"/>
+        </w:trPr>
+        <w:tc>
+          <w:tcPr>
+            <w:tcW w:type="dxa" w:w="3350"/>
+            <w:tcBorders>
+              <w:top w:val="single" w:color="CFC6DE" w:sz="4"/>
+              <w:left w:val="single" w:color="CFC6DE" w:sz="4"/>
+              <w:bottom w:val="single" w:color="CFC6DE" w:sz="4"/>
+              <w:right w:val="single" w:color="CFC6DE" w:sz="4"/>
+            </w:tcBorders>
+            <w:tcMar>
+              <w:top w:type="dxa" w:w="70"/>
+              <w:left w:type="dxa" w:w="110"/>
+              <w:bottom w:type="dxa" w:w="70"/>
+              <w:right w:type="dxa" w:w="110"/>
+            </w:tcMar>
+            <w:vAlign w:val="center"/>
+          </w:tcPr>
+          <w:p>
+            <w:pPr>
+              <w:spacing w:after="0" w:before="0"/>
+              <w:rPr>
+                <w:sz w:val="19"/>
+                <w:szCs w:val="19"/>
+              </w:rPr>
+            </w:pPr>
+            <w:r>
+              <w:rPr>
+                <w:sz w:val="19"/>
+                <w:szCs w:val="19"/>
+              </w:rPr>
+              <w:t xml:space="preserve">Je ne vois pas mon tome dans </w:t>
+            </w:r>
+            <w:r>
+              <w:rPr>
+                <w:b/>
+                <w:bCs/>
+                <w:sz w:val="19"/>
+                <w:szCs w:val="19"/>
+              </w:rPr>
+              <w:t xml:space="preserve">Mes tâches</w:t>
+            </w:r>
+            <w:r>
+              <w:rPr>
+                <w:sz w:val="19"/>
+                <w:szCs w:val="19"/>
+              </w:rPr>
+              <w:t xml:space="preserve">.</w:t>
+            </w:r>
+          </w:p>
+        </w:tc>
+        <w:tc>
+          <w:tcPr>
+            <w:tcW w:type="dxa" w:w="5676"/>
+            <w:tcBorders>
+              <w:top w:val="single" w:color="CFC6DE" w:sz="4"/>
+              <w:left w:val="single" w:color="CFC6DE" w:sz="4"/>
+              <w:bottom w:val="single" w:color="CFC6DE" w:sz="4"/>
+              <w:right w:val="single" w:color="CFC6DE" w:sz="4"/>
+            </w:tcBorders>
+            <w:tcMar>
+              <w:top w:type="dxa" w:w="70"/>
+              <w:left w:type="dxa" w:w="110"/>
+              <w:bottom w:type="dxa" w:w="70"/>
+              <w:right w:type="dxa" w:w="110"/>
+            </w:tcMar>
+            <w:vAlign w:val="center"/>
+          </w:tcPr>
+          <w:p>
+            <w:pPr>
+              <w:spacing w:after="0" w:before="0"/>
+              <w:rPr>
+                <w:sz w:val="19"/>
+                <w:szCs w:val="19"/>
+              </w:rPr>
+            </w:pPr>
+            <w:r>
+              <w:rPr>
+                <w:sz w:val="19"/>
+                <w:szCs w:val="19"/>
+              </w:rPr>
+              <w:t xml:space="preserve">Vous n'en êtes pas responsable. Demandez à un éditeur ou à un gérant de vous l'attribuer.</w:t>
+            </w:r>
+          </w:p>
+        </w:tc>
+      </w:tr>
+      <w:tr>
+        <w:trPr>
+          <w:cantSplit/>
+          <w:tblHeader w:val="off"/>
+        </w:trPr>
+        <w:tc>
+          <w:tcPr>
+            <w:tcW w:type="dxa" w:w="3350"/>
+            <w:tcBorders>
+              <w:top w:val="single" w:color="CFC6DE" w:sz="4"/>
+              <w:left w:val="single" w:color="CFC6DE" w:sz="4"/>
+              <w:bottom w:val="single" w:color="CFC6DE" w:sz="4"/>
+              <w:right w:val="single" w:color="CFC6DE" w:sz="4"/>
+            </w:tcBorders>
+            <w:shd w:fill="F6F3FA" w:color="auto" w:val="clear"/>
+            <w:tcMar>
+              <w:top w:type="dxa" w:w="70"/>
+              <w:left w:type="dxa" w:w="110"/>
+              <w:bottom w:type="dxa" w:w="70"/>
+              <w:right w:type="dxa" w:w="110"/>
+            </w:tcMar>
+            <w:vAlign w:val="center"/>
+          </w:tcPr>
+          <w:p>
+            <w:pPr>
+              <w:spacing w:after="0" w:before="0"/>
+              <w:rPr>
+                <w:sz w:val="19"/>
+                <w:szCs w:val="19"/>
+              </w:rPr>
+            </w:pPr>
+            <w:r>
+              <w:rPr>
+                <w:sz w:val="19"/>
+                <w:szCs w:val="19"/>
+              </w:rPr>
+              <w:t xml:space="preserve">Le planning dit « En retard » alors que j'avance.</w:t>
+            </w:r>
+          </w:p>
+        </w:tc>
+        <w:tc>
+          <w:tcPr>
+            <w:tcW w:type="dxa" w:w="5676"/>
+            <w:tcBorders>
+              <w:top w:val="single" w:color="CFC6DE" w:sz="4"/>
+              <w:left w:val="single" w:color="CFC6DE" w:sz="4"/>
+              <w:bottom w:val="single" w:color="CFC6DE" w:sz="4"/>
+              <w:right w:val="single" w:color="CFC6DE" w:sz="4"/>
+            </w:tcBorders>
+            <w:shd w:fill="F6F3FA" w:color="auto" w:val="clear"/>
+            <w:tcMar>
+              <w:top w:type="dxa" w:w="70"/>
+              <w:left w:type="dxa" w:w="110"/>
+              <w:bottom w:type="dxa" w:w="70"/>
+              <w:right w:type="dxa" w:w="110"/>
+            </w:tcMar>
+            <w:vAlign w:val="center"/>
+          </w:tcPr>
+          <w:p>
+            <w:pPr>
+              <w:spacing w:after="0" w:before="0"/>
+              <w:rPr>
+                <w:sz w:val="19"/>
+                <w:szCs w:val="19"/>
+              </w:rPr>
+            </w:pPr>
+            <w:r>
+              <w:rPr>
+                <w:sz w:val="19"/>
+                <w:szCs w:val="19"/>
+              </w:rPr>
+              <w:t xml:space="preserve">Personne n'a mis le tome à jour depuis 14 jours. Enregistrez votre avancement, même sans changer d'étape.</w:t>
+            </w:r>
+          </w:p>
+        </w:tc>
+      </w:tr>
+      <w:tr>
+        <w:trPr>
+          <w:cantSplit/>
+          <w:tblHeader w:val="off"/>
+        </w:trPr>
+        <w:tc>
+          <w:tcPr>
+            <w:tcW w:type="dxa" w:w="3350"/>
+            <w:tcBorders>
+              <w:top w:val="single" w:color="CFC6DE" w:sz="4"/>
+              <w:left w:val="single" w:color="CFC6DE" w:sz="4"/>
+              <w:bottom w:val="single" w:color="CFC6DE" w:sz="4"/>
+              <w:right w:val="single" w:color="CFC6DE" w:sz="4"/>
+            </w:tcBorders>
+            <w:tcMar>
+              <w:top w:type="dxa" w:w="70"/>
+              <w:left w:type="dxa" w:w="110"/>
+              <w:bottom w:type="dxa" w:w="70"/>
+              <w:right w:type="dxa" w:w="110"/>
+            </w:tcMar>
+            <w:vAlign w:val="center"/>
+          </w:tcPr>
+          <w:p>
+            <w:pPr>
+              <w:spacing w:after="0" w:before="0"/>
+              <w:rPr>
+                <w:sz w:val="19"/>
+                <w:szCs w:val="19"/>
+              </w:rPr>
+            </w:pPr>
+            <w:r>
+              <w:rPr>
+                <w:sz w:val="19"/>
+                <w:szCs w:val="19"/>
+              </w:rPr>
+              <w:t xml:space="preserve">Je ne vois pas </w:t>
+            </w:r>
+            <w:r>
+              <w:rPr>
+                <w:b/>
+                <w:bCs/>
+                <w:sz w:val="19"/>
+                <w:szCs w:val="19"/>
+              </w:rPr>
+              <w:t xml:space="preserve">Ajouter des chapitres</w:t>
+            </w:r>
+            <w:r>
+              <w:rPr>
+                <w:sz w:val="19"/>
+                <w:szCs w:val="19"/>
+              </w:rPr>
+              <w:t xml:space="preserve"> ni </w:t>
+            </w:r>
+            <w:r>
+              <w:rPr>
+                <w:b/>
+                <w:bCs/>
+                <w:sz w:val="19"/>
+                <w:szCs w:val="19"/>
+              </w:rPr>
+              <w:t xml:space="preserve">Œuvres</w:t>
+            </w:r>
+            <w:r>
+              <w:rPr>
+                <w:sz w:val="19"/>
+                <w:szCs w:val="19"/>
+              </w:rPr>
+              <w:t xml:space="preserve">.</w:t>
+            </w:r>
+          </w:p>
+        </w:tc>
+        <w:tc>
+          <w:tcPr>
+            <w:tcW w:type="dxa" w:w="5676"/>
+            <w:tcBorders>
+              <w:top w:val="single" w:color="CFC6DE" w:sz="4"/>
+              <w:left w:val="single" w:color="CFC6DE" w:sz="4"/>
+              <w:bottom w:val="single" w:color="CFC6DE" w:sz="4"/>
+              <w:right w:val="single" w:color="CFC6DE" w:sz="4"/>
+            </w:tcBorders>
+            <w:tcMar>
+              <w:top w:type="dxa" w:w="70"/>
+              <w:left w:type="dxa" w:w="110"/>
+              <w:bottom w:type="dxa" w:w="70"/>
+              <w:right w:type="dxa" w:w="110"/>
+            </w:tcMar>
+            <w:vAlign w:val="center"/>
+          </w:tcPr>
+          <w:p>
+            <w:pPr>
+              <w:spacing w:after="0" w:before="0"/>
+              <w:rPr>
+                <w:sz w:val="19"/>
+                <w:szCs w:val="19"/>
+              </w:rPr>
+            </w:pPr>
+            <w:r>
+              <w:rPr>
+                <w:sz w:val="19"/>
+                <w:szCs w:val="19"/>
+              </w:rPr>
+              <w:t xml:space="preserve">Ces menus sont réservés aux éditeurs et aux gérants.</w:t>
+            </w:r>
+          </w:p>
+        </w:tc>
+      </w:tr>
+      <w:tr>
+        <w:trPr>
+          <w:cantSplit/>
+          <w:tblHeader w:val="off"/>
+        </w:trPr>
+        <w:tc>
+          <w:tcPr>
+            <w:tcW w:type="dxa" w:w="3350"/>
+            <w:tcBorders>
+              <w:top w:val="single" w:color="CFC6DE" w:sz="4"/>
+              <w:left w:val="single" w:color="CFC6DE" w:sz="4"/>
+              <w:bottom w:val="single" w:color="CFC6DE" w:sz="4"/>
+              <w:right w:val="single" w:color="CFC6DE" w:sz="4"/>
+            </w:tcBorders>
+            <w:shd w:fill="F6F3FA" w:color="auto" w:val="clear"/>
+            <w:tcMar>
+              <w:top w:type="dxa" w:w="70"/>
+              <w:left w:type="dxa" w:w="110"/>
+              <w:bottom w:type="dxa" w:w="70"/>
+              <w:right w:type="dxa" w:w="110"/>
+            </w:tcMar>
+            <w:vAlign w:val="center"/>
+          </w:tcPr>
+          <w:p>
+            <w:pPr>
+              <w:spacing w:after="0" w:before="0"/>
+              <w:rPr>
+                <w:sz w:val="19"/>
+                <w:szCs w:val="19"/>
+              </w:rPr>
+            </w:pPr>
+            <w:r>
+              <w:rPr>
+                <w:sz w:val="19"/>
+                <w:szCs w:val="19"/>
+              </w:rPr>
+              <w:t xml:space="preserve">Un tome est arrêté mais reçoit des rappels.</w:t>
+            </w:r>
+          </w:p>
+        </w:tc>
+        <w:tc>
+          <w:tcPr>
+            <w:tcW w:type="dxa" w:w="5676"/>
+            <w:tcBorders>
+              <w:top w:val="single" w:color="CFC6DE" w:sz="4"/>
+              <w:left w:val="single" w:color="CFC6DE" w:sz="4"/>
+              <w:bottom w:val="single" w:color="CFC6DE" w:sz="4"/>
+              <w:right w:val="single" w:color="CFC6DE" w:sz="4"/>
+            </w:tcBorders>
+            <w:shd w:fill="F6F3FA" w:color="auto" w:val="clear"/>
+            <w:tcMar>
+              <w:top w:type="dxa" w:w="70"/>
+              <w:left w:type="dxa" w:w="110"/>
+              <w:bottom w:type="dxa" w:w="70"/>
+              <w:right w:type="dxa" w:w="110"/>
+            </w:tcMar>
+            <w:vAlign w:val="center"/>
+          </w:tcPr>
+          <w:p>
+            <w:pPr>
+              <w:spacing w:after="0" w:before="0"/>
+              <w:rPr>
+                <w:sz w:val="19"/>
+                <w:szCs w:val="19"/>
+              </w:rPr>
+            </w:pPr>
+            <w:r>
+              <w:rPr>
+                <w:b/>
+                <w:bCs/>
+                <w:sz w:val="19"/>
+                <w:szCs w:val="19"/>
+              </w:rPr>
+              <w:t xml:space="preserve">Planning complet</w:t>
+            </w:r>
+            <w:r>
+              <w:rPr>
+                <w:sz w:val="19"/>
+                <w:szCs w:val="19"/>
+              </w:rPr>
+              <w:t xml:space="preserve">, dépliez sa ligne, </w:t>
+            </w:r>
+            <w:r>
+              <w:rPr>
+                <w:b/>
+                <w:bCs/>
+                <w:sz w:val="19"/>
+                <w:szCs w:val="19"/>
+              </w:rPr>
+              <w:t xml:space="preserve">Mettre en pause</w:t>
+            </w:r>
+            <w:r>
+              <w:rPr>
+                <w:sz w:val="19"/>
+                <w:szCs w:val="19"/>
+              </w:rPr>
+              <w:t xml:space="preserve">. </w:t>
+            </w:r>
+            <w:r>
+              <w:rPr>
+                <w:b/>
+                <w:bCs/>
+                <w:sz w:val="19"/>
+                <w:szCs w:val="19"/>
+              </w:rPr>
+              <w:t xml:space="preserve">Reprendre</w:t>
+            </w:r>
+            <w:r>
+              <w:rPr>
+                <w:sz w:val="19"/>
+                <w:szCs w:val="19"/>
+              </w:rPr>
+              <w:t xml:space="preserve"> le jour où il repart.</w:t>
+            </w:r>
+          </w:p>
+        </w:tc>
+      </w:tr>
+      <w:tr>
+        <w:trPr>
+          <w:cantSplit/>
+          <w:tblHeader w:val="off"/>
+        </w:trPr>
+        <w:tc>
+          <w:tcPr>
+            <w:tcW w:type="dxa" w:w="3350"/>
+            <w:tcBorders>
+              <w:top w:val="single" w:color="CFC6DE" w:sz="4"/>
+              <w:left w:val="single" w:color="CFC6DE" w:sz="4"/>
+              <w:bottom w:val="single" w:color="CFC6DE" w:sz="4"/>
+              <w:right w:val="single" w:color="CFC6DE" w:sz="4"/>
+            </w:tcBorders>
+            <w:tcMar>
+              <w:top w:type="dxa" w:w="70"/>
+              <w:left w:type="dxa" w:w="110"/>
+              <w:bottom w:type="dxa" w:w="70"/>
+              <w:right w:type="dxa" w:w="110"/>
+            </w:tcMar>
+            <w:vAlign w:val="center"/>
+          </w:tcPr>
+          <w:p>
+            <w:pPr>
+              <w:spacing w:after="0" w:before="0"/>
+              <w:rPr>
+                <w:sz w:val="19"/>
+                <w:szCs w:val="19"/>
+              </w:rPr>
+            </w:pPr>
+            <w:r>
+              <w:rPr>
+                <w:sz w:val="19"/>
+                <w:szCs w:val="19"/>
+              </w:rPr>
+              <w:t xml:space="preserve">J'ai créé un tome par erreur.</w:t>
+            </w:r>
+          </w:p>
+        </w:tc>
+        <w:tc>
+          <w:tcPr>
+            <w:tcW w:type="dxa" w:w="5676"/>
+            <w:tcBorders>
+              <w:top w:val="single" w:color="CFC6DE" w:sz="4"/>
+              <w:left w:val="single" w:color="CFC6DE" w:sz="4"/>
+              <w:bottom w:val="single" w:color="CFC6DE" w:sz="4"/>
+              <w:right w:val="single" w:color="CFC6DE" w:sz="4"/>
+            </w:tcBorders>
+            <w:tcMar>
+              <w:top w:type="dxa" w:w="70"/>
+              <w:left w:type="dxa" w:w="110"/>
+              <w:bottom w:type="dxa" w:w="70"/>
+              <w:right w:type="dxa" w:w="110"/>
+            </w:tcMar>
+            <w:vAlign w:val="center"/>
+          </w:tcPr>
+          <w:p>
+            <w:pPr>
+              <w:spacing w:after="0" w:before="0"/>
+              <w:rPr>
+                <w:sz w:val="19"/>
+                <w:szCs w:val="19"/>
+              </w:rPr>
+            </w:pPr>
+            <w:r>
+              <w:rPr>
+                <w:b/>
+                <w:bCs/>
+                <w:sz w:val="19"/>
+                <w:szCs w:val="19"/>
+              </w:rPr>
+              <w:t xml:space="preserve">Planning complet</w:t>
+            </w:r>
+            <w:r>
+              <w:rPr>
+                <w:sz w:val="19"/>
+                <w:szCs w:val="19"/>
+              </w:rPr>
+              <w:t xml:space="preserve">, dépliez sa ligne, </w:t>
+            </w:r>
+            <w:r>
+              <w:rPr>
+                <w:b/>
+                <w:bCs/>
+                <w:sz w:val="19"/>
+                <w:szCs w:val="19"/>
+              </w:rPr>
+              <w:t xml:space="preserve">Retirer du planning</w:t>
+            </w:r>
+            <w:r>
+              <w:rPr>
+                <w:sz w:val="19"/>
+                <w:szCs w:val="19"/>
+              </w:rPr>
+              <w:t xml:space="preserve"> (tome brouillon sans chapitre en ligne).</w:t>
+            </w:r>
+          </w:p>
+        </w:tc>
+      </w:tr>
+      <w:tr>
+        <w:trPr>
+          <w:cantSplit/>
+          <w:tblHeader w:val="off"/>
+        </w:trPr>
+        <w:tc>
+          <w:tcPr>
+            <w:tcW w:type="dxa" w:w="3350"/>
+            <w:tcBorders>
+              <w:top w:val="single" w:color="CFC6DE" w:sz="4"/>
+              <w:left w:val="single" w:color="CFC6DE" w:sz="4"/>
+              <w:bottom w:val="single" w:color="CFC6DE" w:sz="4"/>
+              <w:right w:val="single" w:color="CFC6DE" w:sz="4"/>
+            </w:tcBorders>
+            <w:shd w:fill="F6F3FA" w:color="auto" w:val="clear"/>
+            <w:tcMar>
+              <w:top w:type="dxa" w:w="70"/>
+              <w:left w:type="dxa" w:w="110"/>
+              <w:bottom w:type="dxa" w:w="70"/>
+              <w:right w:type="dxa" w:w="110"/>
+            </w:tcMar>
+            <w:vAlign w:val="center"/>
+          </w:tcPr>
+          <w:p>
+            <w:pPr>
+              <w:spacing w:after="0" w:before="0"/>
+              <w:rPr>
+                <w:sz w:val="19"/>
+                <w:szCs w:val="19"/>
+              </w:rPr>
+            </w:pPr>
+            <w:r>
+              <w:rPr>
+                <w:sz w:val="19"/>
+                <w:szCs w:val="19"/>
+              </w:rPr>
+              <w:t xml:space="preserve">J'ai publié un chapitre trop tôt.</w:t>
+            </w:r>
+          </w:p>
+        </w:tc>
+        <w:tc>
+          <w:tcPr>
+            <w:tcW w:type="dxa" w:w="5676"/>
+            <w:tcBorders>
+              <w:top w:val="single" w:color="CFC6DE" w:sz="4"/>
+              <w:left w:val="single" w:color="CFC6DE" w:sz="4"/>
+              <w:bottom w:val="single" w:color="CFC6DE" w:sz="4"/>
+              <w:right w:val="single" w:color="CFC6DE" w:sz="4"/>
+            </w:tcBorders>
+            <w:shd w:fill="F6F3FA" w:color="auto" w:val="clear"/>
+            <w:tcMar>
+              <w:top w:type="dxa" w:w="70"/>
+              <w:left w:type="dxa" w:w="110"/>
+              <w:bottom w:type="dxa" w:w="70"/>
+              <w:right w:type="dxa" w:w="110"/>
+            </w:tcMar>
+            <w:vAlign w:val="center"/>
+          </w:tcPr>
+          <w:p>
+            <w:pPr>
+              <w:spacing w:after="0" w:before="0"/>
+              <w:rPr>
+                <w:sz w:val="19"/>
+                <w:szCs w:val="19"/>
+              </w:rPr>
+            </w:pPr>
+            <w:r>
+              <w:rPr>
+                <w:sz w:val="19"/>
+                <w:szCs w:val="19"/>
+              </w:rPr>
+              <w:t xml:space="preserve">Fiche du tome, ligne du chapitre : </w:t>
+            </w:r>
+            <w:r>
+              <w:rPr>
+                <w:b/>
+                <w:bCs/>
+                <w:sz w:val="19"/>
+                <w:szCs w:val="19"/>
+              </w:rPr>
+              <w:t xml:space="preserve">Retirer</w:t>
+            </w:r>
+            <w:r>
+              <w:rPr>
+                <w:sz w:val="19"/>
+                <w:szCs w:val="19"/>
+              </w:rPr>
+              <w:t xml:space="preserve">, puis </w:t>
+            </w:r>
+            <w:r>
+              <w:rPr>
+                <w:b/>
+                <w:bCs/>
+                <w:sz w:val="19"/>
+                <w:szCs w:val="19"/>
+              </w:rPr>
+              <w:t xml:space="preserve">Changer la date</w:t>
+            </w:r>
+            <w:r>
+              <w:rPr>
+                <w:sz w:val="19"/>
+                <w:szCs w:val="19"/>
+              </w:rPr>
+              <w:t xml:space="preserve">. Pour un tome entier, voir « J'ai publié au lieu de programmer : comment réparer ».</w:t>
+            </w:r>
+          </w:p>
+        </w:tc>
+      </w:tr>
+      <w:tr>
+        <w:trPr>
+          <w:cantSplit/>
+          <w:tblHeader w:val="off"/>
+        </w:trPr>
+        <w:tc>
+          <w:tcPr>
+            <w:tcW w:type="dxa" w:w="3350"/>
+            <w:tcBorders>
+              <w:top w:val="single" w:color="CFC6DE" w:sz="4"/>
+              <w:left w:val="single" w:color="CFC6DE" w:sz="4"/>
+              <w:bottom w:val="single" w:color="CFC6DE" w:sz="4"/>
+              <w:right w:val="single" w:color="CFC6DE" w:sz="4"/>
+            </w:tcBorders>
+            <w:tcMar>
+              <w:top w:type="dxa" w:w="70"/>
+              <w:left w:type="dxa" w:w="110"/>
+              <w:bottom w:type="dxa" w:w="70"/>
+              <w:right w:type="dxa" w:w="110"/>
+            </w:tcMar>
+            <w:vAlign w:val="center"/>
+          </w:tcPr>
+          <w:p>
+            <w:pPr>
+              <w:spacing w:after="0" w:before="0"/>
+              <w:rPr>
+                <w:sz w:val="19"/>
+                <w:szCs w:val="19"/>
+              </w:rPr>
+            </w:pPr>
+            <w:r>
+              <w:rPr>
+                <w:sz w:val="19"/>
+                <w:szCs w:val="19"/>
+              </w:rPr>
+              <w:t xml:space="preserve">Tous les chapitres de mon fichier sont sortis d'un coup.</w:t>
+            </w:r>
+          </w:p>
+        </w:tc>
+        <w:tc>
+          <w:tcPr>
+            <w:tcW w:type="dxa" w:w="5676"/>
+            <w:tcBorders>
+              <w:top w:val="single" w:color="CFC6DE" w:sz="4"/>
+              <w:left w:val="single" w:color="CFC6DE" w:sz="4"/>
+              <w:bottom w:val="single" w:color="CFC6DE" w:sz="4"/>
+              <w:right w:val="single" w:color="CFC6DE" w:sz="4"/>
+            </w:tcBorders>
+            <w:tcMar>
+              <w:top w:type="dxa" w:w="70"/>
+              <w:left w:type="dxa" w:w="110"/>
+              <w:bottom w:type="dxa" w:w="70"/>
+              <w:right w:type="dxa" w:w="110"/>
+            </w:tcMar>
+            <w:vAlign w:val="center"/>
+          </w:tcPr>
+          <w:p>
+            <w:pPr>
+              <w:spacing w:after="0" w:before="0"/>
+              <w:rPr>
+                <w:sz w:val="19"/>
+                <w:szCs w:val="19"/>
+              </w:rPr>
+            </w:pPr>
+            <w:r>
+              <w:rPr>
+                <w:sz w:val="19"/>
+                <w:szCs w:val="19"/>
+              </w:rPr>
+              <w:t xml:space="preserve">Tous les chapitres </w:t>
+            </w:r>
+            <w:r>
+              <w:rPr>
+                <w:b/>
+                <w:bCs/>
+                <w:sz w:val="19"/>
+                <w:szCs w:val="19"/>
+              </w:rPr>
+              <w:t xml:space="preserve">Nouveau</w:t>
+            </w:r>
+            <w:r>
+              <w:rPr>
+                <w:sz w:val="19"/>
+                <w:szCs w:val="19"/>
+              </w:rPr>
+              <w:t xml:space="preserve"> sortent ensemble. La prochaine fois, choisissez </w:t>
+            </w:r>
+            <w:r>
+              <w:rPr>
+                <w:b/>
+                <w:bCs/>
+                <w:sz w:val="19"/>
+                <w:szCs w:val="19"/>
+              </w:rPr>
+              <w:t xml:space="preserve">Un par un, au rythme</w:t>
+            </w:r>
+            <w:r>
+              <w:rPr>
+                <w:sz w:val="19"/>
+                <w:szCs w:val="19"/>
+              </w:rPr>
+              <w:t xml:space="preserve">, ou déposez un fichier avec les seuls chapitres à publier.</w:t>
+            </w:r>
+          </w:p>
+        </w:tc>
+      </w:tr>
+      <w:tr>
+        <w:trPr>
+          <w:cantSplit/>
+          <w:tblHeader w:val="off"/>
+        </w:trPr>
+        <w:tc>
+          <w:tcPr>
+            <w:tcW w:type="dxa" w:w="3350"/>
+            <w:tcBorders>
+              <w:top w:val="single" w:color="CFC6DE" w:sz="4"/>
+              <w:left w:val="single" w:color="CFC6DE" w:sz="4"/>
+              <w:bottom w:val="single" w:color="CFC6DE" w:sz="4"/>
+              <w:right w:val="single" w:color="CFC6DE" w:sz="4"/>
+            </w:tcBorders>
+            <w:shd w:fill="F6F3FA" w:color="auto" w:val="clear"/>
+            <w:tcMar>
+              <w:top w:type="dxa" w:w="70"/>
+              <w:left w:type="dxa" w:w="110"/>
+              <w:bottom w:type="dxa" w:w="70"/>
+              <w:right w:type="dxa" w:w="110"/>
+            </w:tcMar>
+            <w:vAlign w:val="center"/>
+          </w:tcPr>
+          <w:p>
+            <w:pPr>
+              <w:spacing w:after="0" w:before="0"/>
+              <w:rPr>
+                <w:sz w:val="19"/>
+                <w:szCs w:val="19"/>
+              </w:rPr>
+            </w:pPr>
+            <w:r>
+              <w:rPr>
+                <w:sz w:val="19"/>
+                <w:szCs w:val="19"/>
+              </w:rPr>
+              <w:t xml:space="preserve">Les chapitres sont mal découpés.</w:t>
+            </w:r>
+          </w:p>
+        </w:tc>
+        <w:tc>
+          <w:tcPr>
+            <w:tcW w:type="dxa" w:w="5676"/>
+            <w:tcBorders>
+              <w:top w:val="single" w:color="CFC6DE" w:sz="4"/>
+              <w:left w:val="single" w:color="CFC6DE" w:sz="4"/>
+              <w:bottom w:val="single" w:color="CFC6DE" w:sz="4"/>
+              <w:right w:val="single" w:color="CFC6DE" w:sz="4"/>
+            </w:tcBorders>
+            <w:shd w:fill="F6F3FA" w:color="auto" w:val="clear"/>
+            <w:tcMar>
+              <w:top w:type="dxa" w:w="70"/>
+              <w:left w:type="dxa" w:w="110"/>
+              <w:bottom w:type="dxa" w:w="70"/>
+              <w:right w:type="dxa" w:w="110"/>
+            </w:tcMar>
+            <w:vAlign w:val="center"/>
+          </w:tcPr>
+          <w:p>
+            <w:pPr>
+              <w:spacing w:after="0" w:before="0"/>
+              <w:rPr>
+                <w:sz w:val="19"/>
+                <w:szCs w:val="19"/>
+              </w:rPr>
+            </w:pPr>
+            <w:r>
+              <w:rPr>
+                <w:sz w:val="19"/>
+                <w:szCs w:val="19"/>
+              </w:rPr>
+              <w:t xml:space="preserve">Vérifiez les styles </w:t>
+            </w:r>
+            <w:r>
+              <w:rPr>
+                <w:b/>
+                <w:bCs/>
+                <w:sz w:val="19"/>
+                <w:szCs w:val="19"/>
+              </w:rPr>
+              <w:t xml:space="preserve">Titre 1</w:t>
+            </w:r>
+            <w:r>
+              <w:rPr>
+                <w:sz w:val="19"/>
+                <w:szCs w:val="19"/>
+              </w:rPr>
+              <w:t xml:space="preserve"> dans Word et déposez de nouveau le fichier. Sinon, découpez vous-même (voir « Découper soi-même les chapitres »).</w:t>
+            </w:r>
+          </w:p>
+        </w:tc>
+      </w:tr>
+      <w:tr>
+        <w:trPr>
+          <w:cantSplit/>
+          <w:tblHeader w:val="off"/>
+        </w:trPr>
+        <w:tc>
+          <w:tcPr>
+            <w:tcW w:type="dxa" w:w="3350"/>
+            <w:tcBorders>
+              <w:top w:val="single" w:color="CFC6DE" w:sz="4"/>
+              <w:left w:val="single" w:color="CFC6DE" w:sz="4"/>
+              <w:bottom w:val="single" w:color="CFC6DE" w:sz="4"/>
+              <w:right w:val="single" w:color="CFC6DE" w:sz="4"/>
+            </w:tcBorders>
+            <w:tcMar>
+              <w:top w:type="dxa" w:w="70"/>
+              <w:left w:type="dxa" w:w="110"/>
+              <w:bottom w:type="dxa" w:w="70"/>
+              <w:right w:type="dxa" w:w="110"/>
+            </w:tcMar>
+            <w:vAlign w:val="center"/>
+          </w:tcPr>
+          <w:p>
+            <w:pPr>
+              <w:spacing w:after="0" w:before="0"/>
+              <w:rPr>
+                <w:sz w:val="19"/>
+                <w:szCs w:val="19"/>
+              </w:rPr>
+            </w:pPr>
+            <w:r>
+              <w:rPr>
+                <w:sz w:val="19"/>
+                <w:szCs w:val="19"/>
+              </w:rPr>
+              <w:t xml:space="preserve">Un lien PDF ou EPUB ne marche plus.</w:t>
+            </w:r>
+          </w:p>
+        </w:tc>
+        <w:tc>
+          <w:tcPr>
+            <w:tcW w:type="dxa" w:w="5676"/>
+            <w:tcBorders>
+              <w:top w:val="single" w:color="CFC6DE" w:sz="4"/>
+              <w:left w:val="single" w:color="CFC6DE" w:sz="4"/>
+              <w:bottom w:val="single" w:color="CFC6DE" w:sz="4"/>
+              <w:right w:val="single" w:color="CFC6DE" w:sz="4"/>
+            </w:tcBorders>
+            <w:tcMar>
+              <w:top w:type="dxa" w:w="70"/>
+              <w:left w:type="dxa" w:w="110"/>
+              <w:bottom w:type="dxa" w:w="70"/>
+              <w:right w:type="dxa" w:w="110"/>
+            </w:tcMar>
+            <w:vAlign w:val="center"/>
+          </w:tcPr>
+          <w:p>
+            <w:pPr>
+              <w:spacing w:after="0" w:before="0"/>
+              <w:rPr>
+                <w:sz w:val="19"/>
+                <w:szCs w:val="19"/>
+              </w:rPr>
+            </w:pPr>
+            <w:r>
+              <w:rPr>
+                <w:b/>
+                <w:bCs/>
+                <w:sz w:val="19"/>
+                <w:szCs w:val="19"/>
+              </w:rPr>
+              <w:t xml:space="preserve">Tous les tomes</w:t>
+            </w:r>
+            <w:r>
+              <w:rPr>
+                <w:sz w:val="19"/>
+                <w:szCs w:val="19"/>
+              </w:rPr>
+              <w:t xml:space="preserve">, </w:t>
+            </w:r>
+            <w:r>
+              <w:rPr>
+                <w:b/>
+                <w:bCs/>
+                <w:sz w:val="19"/>
+                <w:szCs w:val="19"/>
+              </w:rPr>
+              <w:t xml:space="preserve">Modifier</w:t>
+            </w:r>
+            <w:r>
+              <w:rPr>
+                <w:sz w:val="19"/>
+                <w:szCs w:val="19"/>
+              </w:rPr>
+              <w:t xml:space="preserve">, encadré </w:t>
+            </w:r>
+            <w:r>
+              <w:rPr>
+                <w:b/>
+                <w:bCs/>
+                <w:sz w:val="19"/>
+                <w:szCs w:val="19"/>
+              </w:rPr>
+              <w:t xml:space="preserve">État du tome</w:t>
+            </w:r>
+            <w:r>
+              <w:rPr>
+                <w:sz w:val="19"/>
+                <w:szCs w:val="19"/>
+              </w:rPr>
+              <w:t xml:space="preserve"> (</w:t>
+            </w:r>
+            <w:r>
+              <w:rPr>
+                <w:b/>
+                <w:bCs/>
+                <w:sz w:val="19"/>
+                <w:szCs w:val="19"/>
+              </w:rPr>
+              <w:t xml:space="preserve">Publié</w:t>
+            </w:r>
+            <w:r>
+              <w:rPr>
+                <w:sz w:val="19"/>
+                <w:szCs w:val="19"/>
+              </w:rPr>
+              <w:t xml:space="preserve">) : remplacez le lien, puis </w:t>
+            </w:r>
+            <w:r>
+              <w:rPr>
+                <w:b/>
+                <w:bCs/>
+                <w:sz w:val="19"/>
+                <w:szCs w:val="19"/>
+              </w:rPr>
+              <w:t xml:space="preserve">Enregistrer</w:t>
+            </w:r>
+            <w:r>
+              <w:rPr>
+                <w:sz w:val="19"/>
+                <w:szCs w:val="19"/>
+              </w:rPr>
+              <w:t xml:space="preserve">.</w:t>
+            </w:r>
+          </w:p>
+        </w:tc>
+      </w:tr>
+      <w:tr>
+        <w:trPr>
+          <w:cantSplit/>
+          <w:tblHeader w:val="off"/>
+        </w:trPr>
+        <w:tc>
+          <w:tcPr>
+            <w:tcW w:type="dxa" w:w="3350"/>
+            <w:tcBorders>
+              <w:top w:val="single" w:color="CFC6DE" w:sz="4"/>
+              <w:left w:val="single" w:color="CFC6DE" w:sz="4"/>
+              <w:bottom w:val="single" w:color="CFC6DE" w:sz="4"/>
+              <w:right w:val="single" w:color="CFC6DE" w:sz="4"/>
+            </w:tcBorders>
+            <w:shd w:fill="F6F3FA" w:color="auto" w:val="clear"/>
+            <w:tcMar>
+              <w:top w:type="dxa" w:w="70"/>
+              <w:left w:type="dxa" w:w="110"/>
+              <w:bottom w:type="dxa" w:w="70"/>
+              <w:right w:type="dxa" w:w="110"/>
+            </w:tcMar>
+            <w:vAlign w:val="center"/>
+          </w:tcPr>
+          <w:p>
+            <w:pPr>
+              <w:spacing w:after="0" w:before="0"/>
+              <w:rPr>
+                <w:sz w:val="19"/>
+                <w:szCs w:val="19"/>
+              </w:rPr>
+            </w:pPr>
+            <w:r>
+              <w:rPr>
+                <w:sz w:val="19"/>
+                <w:szCs w:val="19"/>
+              </w:rPr>
+              <w:t xml:space="preserve">Le tome publié n'apparaît pas sur le site.</w:t>
+            </w:r>
+          </w:p>
+        </w:tc>
+        <w:tc>
+          <w:tcPr>
+            <w:tcW w:type="dxa" w:w="5676"/>
+            <w:tcBorders>
+              <w:top w:val="single" w:color="CFC6DE" w:sz="4"/>
+              <w:left w:val="single" w:color="CFC6DE" w:sz="4"/>
+              <w:bottom w:val="single" w:color="CFC6DE" w:sz="4"/>
+              <w:right w:val="single" w:color="CFC6DE" w:sz="4"/>
+            </w:tcBorders>
+            <w:shd w:fill="F6F3FA" w:color="auto" w:val="clear"/>
+            <w:tcMar>
+              <w:top w:type="dxa" w:w="70"/>
+              <w:left w:type="dxa" w:w="110"/>
+              <w:bottom w:type="dxa" w:w="70"/>
+              <w:right w:type="dxa" w:w="110"/>
+            </w:tcMar>
+            <w:vAlign w:val="center"/>
+          </w:tcPr>
+          <w:p>
+            <w:pPr>
+              <w:spacing w:after="0" w:before="0"/>
+              <w:rPr>
+                <w:sz w:val="19"/>
+                <w:szCs w:val="19"/>
+              </w:rPr>
+            </w:pPr>
+            <w:r>
+              <w:rPr>
+                <w:sz w:val="19"/>
+                <w:szCs w:val="19"/>
+              </w:rPr>
+              <w:t xml:space="preserve">Il est encore en brouillon ou programmé. Vérifiez son statut dans </w:t>
+            </w:r>
+            <w:r>
+              <w:rPr>
+                <w:b/>
+                <w:bCs/>
+                <w:sz w:val="19"/>
+                <w:szCs w:val="19"/>
+              </w:rPr>
+              <w:t xml:space="preserve">Tous les tomes</w:t>
+            </w:r>
+            <w:r>
+              <w:rPr>
+                <w:sz w:val="19"/>
+                <w:szCs w:val="19"/>
+              </w:rPr>
+              <w:t xml:space="preserve"> (filtre </w:t>
+            </w:r>
+            <w:r>
+              <w:rPr>
+                <w:b/>
+                <w:bCs/>
+                <w:sz w:val="19"/>
+                <w:szCs w:val="19"/>
+              </w:rPr>
+              <w:t xml:space="preserve">Statut</w:t>
+            </w:r>
+            <w:r>
+              <w:rPr>
+                <w:sz w:val="19"/>
+                <w:szCs w:val="19"/>
+              </w:rPr>
+              <w:t xml:space="preserve">).</w:t>
+            </w:r>
+          </w:p>
+        </w:tc>
+      </w:tr>
+      <w:tr>
+        <w:trPr>
+          <w:cantSplit/>
+          <w:tblHeader w:val="off"/>
+        </w:trPr>
+        <w:tc>
+          <w:tcPr>
+            <w:tcW w:type="dxa" w:w="3350"/>
+            <w:tcBorders>
+              <w:top w:val="single" w:color="CFC6DE" w:sz="4"/>
+              <w:left w:val="single" w:color="CFC6DE" w:sz="4"/>
+              <w:bottom w:val="single" w:color="CFC6DE" w:sz="4"/>
+              <w:right w:val="single" w:color="CFC6DE" w:sz="4"/>
+            </w:tcBorders>
+            <w:tcMar>
+              <w:top w:type="dxa" w:w="70"/>
+              <w:left w:type="dxa" w:w="110"/>
+              <w:bottom w:type="dxa" w:w="70"/>
+              <w:right w:type="dxa" w:w="110"/>
+            </w:tcMar>
+            <w:vAlign w:val="center"/>
+          </w:tcPr>
+          <w:p>
+            <w:pPr>
+              <w:spacing w:after="0" w:before="0"/>
+              <w:rPr>
+                <w:sz w:val="19"/>
+                <w:szCs w:val="19"/>
+              </w:rPr>
+            </w:pPr>
+            <w:r>
+              <w:rPr>
+                <w:sz w:val="19"/>
+                <w:szCs w:val="19"/>
+              </w:rPr>
+              <w:t xml:space="preserve">Un lecteur ne reçoit pas les alertes.</w:t>
+            </w:r>
+          </w:p>
+        </w:tc>
+        <w:tc>
+          <w:tcPr>
+            <w:tcW w:type="dxa" w:w="5676"/>
+            <w:tcBorders>
+              <w:top w:val="single" w:color="CFC6DE" w:sz="4"/>
+              <w:left w:val="single" w:color="CFC6DE" w:sz="4"/>
+              <w:bottom w:val="single" w:color="CFC6DE" w:sz="4"/>
+              <w:right w:val="single" w:color="CFC6DE" w:sz="4"/>
+            </w:tcBorders>
+            <w:tcMar>
+              <w:top w:type="dxa" w:w="70"/>
+              <w:left w:type="dxa" w:w="110"/>
+              <w:bottom w:type="dxa" w:w="70"/>
+              <w:right w:type="dxa" w:w="110"/>
+            </w:tcMar>
+            <w:vAlign w:val="center"/>
+          </w:tcPr>
+          <w:p>
+            <w:pPr>
+              <w:spacing w:after="0" w:before="0"/>
+              <w:rPr>
+                <w:sz w:val="19"/>
+                <w:szCs w:val="19"/>
+              </w:rPr>
+            </w:pPr>
+            <w:r>
+              <w:rPr>
+                <w:sz w:val="19"/>
+                <w:szCs w:val="19"/>
+              </w:rPr>
+              <w:t xml:space="preserve">Il doit avoir l'œuvre en favori, avec une alerte active (page </w:t>
+            </w:r>
+            <w:r>
+              <w:rPr>
+                <w:b/>
+                <w:bCs/>
+                <w:sz w:val="19"/>
+                <w:szCs w:val="19"/>
+              </w:rPr>
+              <w:t xml:space="preserve">Mon compte</w:t>
+            </w:r>
+            <w:r>
+              <w:rPr>
+                <w:sz w:val="19"/>
+                <w:szCs w:val="19"/>
+              </w:rPr>
+              <w:t xml:space="preserve">).</w:t>
+            </w:r>
+          </w:p>
+        </w:tc>
+      </w:tr>
+      <w:tr>
+        <w:trPr>
+          <w:cantSplit/>
+          <w:tblHeader w:val="off"/>
+        </w:trPr>
+        <w:tc>
+          <w:tcPr>
+            <w:tcW w:type="dxa" w:w="3350"/>
+            <w:tcBorders>
+              <w:top w:val="single" w:color="CFC6DE" w:sz="4"/>
+              <w:left w:val="single" w:color="CFC6DE" w:sz="4"/>
+              <w:bottom w:val="single" w:color="CFC6DE" w:sz="4"/>
+              <w:right w:val="single" w:color="CFC6DE" w:sz="4"/>
+            </w:tcBorders>
+            <w:shd w:fill="F6F3FA" w:color="auto" w:val="clear"/>
+            <w:tcMar>
+              <w:top w:type="dxa" w:w="70"/>
+              <w:left w:type="dxa" w:w="110"/>
+              <w:bottom w:type="dxa" w:w="70"/>
+              <w:right w:type="dxa" w:w="110"/>
+            </w:tcMar>
+            <w:vAlign w:val="center"/>
+          </w:tcPr>
+          <w:p>
+            <w:pPr>
+              <w:spacing w:after="0" w:before="0"/>
+              <w:rPr>
+                <w:sz w:val="19"/>
+                <w:szCs w:val="19"/>
+              </w:rPr>
+            </w:pPr>
+            <w:r>
+              <w:rPr>
+                <w:sz w:val="19"/>
+                <w:szCs w:val="19"/>
+              </w:rPr>
+              <w:t xml:space="preserve">Je ne vois pas la liste des lecteurs d'une œuvre dans </w:t>
+            </w:r>
+            <w:r>
+              <w:rPr>
+                <w:b/>
+                <w:bCs/>
+                <w:sz w:val="19"/>
+                <w:szCs w:val="19"/>
+              </w:rPr>
+              <w:t xml:space="preserve">Statistiques</w:t>
+            </w:r>
+            <w:r>
+              <w:rPr>
+                <w:sz w:val="19"/>
+                <w:szCs w:val="19"/>
+              </w:rPr>
+              <w:t xml:space="preserve">.</w:t>
+            </w:r>
+          </w:p>
+        </w:tc>
+        <w:tc>
+          <w:tcPr>
+            <w:tcW w:type="dxa" w:w="5676"/>
+            <w:tcBorders>
+              <w:top w:val="single" w:color="CFC6DE" w:sz="4"/>
+              <w:left w:val="single" w:color="CFC6DE" w:sz="4"/>
+              <w:bottom w:val="single" w:color="CFC6DE" w:sz="4"/>
+              <w:right w:val="single" w:color="CFC6DE" w:sz="4"/>
+            </w:tcBorders>
+            <w:shd w:fill="F6F3FA" w:color="auto" w:val="clear"/>
+            <w:tcMar>
+              <w:top w:type="dxa" w:w="70"/>
+              <w:left w:type="dxa" w:w="110"/>
+              <w:bottom w:type="dxa" w:w="70"/>
+              <w:right w:type="dxa" w:w="110"/>
+            </w:tcMar>
+            <w:vAlign w:val="center"/>
+          </w:tcPr>
+          <w:p>
+            <w:pPr>
+              <w:spacing w:after="0" w:before="0"/>
+              <w:rPr>
+                <w:sz w:val="19"/>
+                <w:szCs w:val="19"/>
+              </w:rPr>
+            </w:pPr>
+            <w:r>
+              <w:rPr>
+                <w:sz w:val="19"/>
+                <w:szCs w:val="19"/>
+              </w:rPr>
+              <w:t xml:space="preserve">Elle est réservée aux gérants et aux administrateurs. Les chiffres restent visibles pour toute l'équipe.</w:t>
+            </w:r>
+          </w:p>
+        </w:tc>
+      </w:tr>
+      <w:tr>
+        <w:trPr>
+          <w:cantSplit/>
+          <w:tblHeader w:val="off"/>
+        </w:trPr>
+        <w:tc>
+          <w:tcPr>
+            <w:tcW w:type="dxa" w:w="3350"/>
+            <w:tcBorders>
+              <w:top w:val="single" w:color="CFC6DE" w:sz="4"/>
+              <w:left w:val="single" w:color="CFC6DE" w:sz="4"/>
+              <w:bottom w:val="single" w:color="CFC6DE" w:sz="4"/>
+              <w:right w:val="single" w:color="CFC6DE" w:sz="4"/>
+            </w:tcBorders>
+            <w:tcMar>
+              <w:top w:type="dxa" w:w="70"/>
+              <w:left w:type="dxa" w:w="110"/>
+              <w:bottom w:type="dxa" w:w="70"/>
+              <w:right w:type="dxa" w:w="110"/>
+            </w:tcMar>
+            <w:vAlign w:val="center"/>
+          </w:tcPr>
+          <w:p>
+            <w:pPr>
+              <w:spacing w:after="0" w:before="0"/>
+              <w:rPr>
+                <w:sz w:val="19"/>
+                <w:szCs w:val="19"/>
+              </w:rPr>
+            </w:pPr>
+            <w:r>
+              <w:rPr>
+                <w:sz w:val="19"/>
+                <w:szCs w:val="19"/>
+              </w:rPr>
+              <w:t xml:space="preserve">Les courbes d'une œuvre sont presque vides.</w:t>
+            </w:r>
+          </w:p>
+        </w:tc>
+        <w:tc>
+          <w:tcPr>
+            <w:tcW w:type="dxa" w:w="5676"/>
+            <w:tcBorders>
+              <w:top w:val="single" w:color="CFC6DE" w:sz="4"/>
+              <w:left w:val="single" w:color="CFC6DE" w:sz="4"/>
+              <w:bottom w:val="single" w:color="CFC6DE" w:sz="4"/>
+              <w:right w:val="single" w:color="CFC6DE" w:sz="4"/>
+            </w:tcBorders>
+            <w:tcMar>
+              <w:top w:type="dxa" w:w="70"/>
+              <w:left w:type="dxa" w:w="110"/>
+              <w:bottom w:type="dxa" w:w="70"/>
+              <w:right w:type="dxa" w:w="110"/>
+            </w:tcMar>
+            <w:vAlign w:val="center"/>
+          </w:tcPr>
+          <w:p>
+            <w:pPr>
+              <w:spacing w:after="0" w:before="0"/>
+              <w:rPr>
+                <w:sz w:val="19"/>
+                <w:szCs w:val="19"/>
+              </w:rPr>
+            </w:pPr>
+            <w:r>
+              <w:rPr>
+                <w:sz w:val="19"/>
+                <w:szCs w:val="19"/>
+              </w:rPr>
+              <w:t xml:space="preserve">L'historique jour par jour a commencé à l'installation des statistiques : il se remplit chaque nuit.</w:t>
+            </w:r>
+          </w:p>
+        </w:tc>
+      </w:tr>
+      <w:tr>
+        <w:trPr>
+          <w:cantSplit/>
+          <w:tblHeader w:val="off"/>
+        </w:trPr>
+        <w:tc>
+          <w:tcPr>
+            <w:tcW w:type="dxa" w:w="3350"/>
+            <w:tcBorders>
+              <w:top w:val="single" w:color="CFC6DE" w:sz="4"/>
+              <w:left w:val="single" w:color="CFC6DE" w:sz="4"/>
+              <w:bottom w:val="single" w:color="CFC6DE" w:sz="4"/>
+              <w:right w:val="single" w:color="CFC6DE" w:sz="4"/>
+            </w:tcBorders>
+            <w:shd w:fill="F6F3FA" w:color="auto" w:val="clear"/>
+            <w:tcMar>
+              <w:top w:type="dxa" w:w="70"/>
+              <w:left w:type="dxa" w:w="110"/>
+              <w:bottom w:type="dxa" w:w="70"/>
+              <w:right w:type="dxa" w:w="110"/>
+            </w:tcMar>
+            <w:vAlign w:val="center"/>
+          </w:tcPr>
+          <w:p>
+            <w:pPr>
+              <w:spacing w:after="0" w:before="0"/>
+              <w:rPr>
+                <w:sz w:val="19"/>
+                <w:szCs w:val="19"/>
+              </w:rPr>
+            </w:pPr>
+            <w:r>
+              <w:rPr>
+                <w:sz w:val="19"/>
+                <w:szCs w:val="19"/>
+              </w:rPr>
+              <w:t xml:space="preserve">J'ai oublié mon mot de passe.</w:t>
+            </w:r>
+          </w:p>
+        </w:tc>
+        <w:tc>
+          <w:tcPr>
+            <w:tcW w:type="dxa" w:w="5676"/>
+            <w:tcBorders>
+              <w:top w:val="single" w:color="CFC6DE" w:sz="4"/>
+              <w:left w:val="single" w:color="CFC6DE" w:sz="4"/>
+              <w:bottom w:val="single" w:color="CFC6DE" w:sz="4"/>
+              <w:right w:val="single" w:color="CFC6DE" w:sz="4"/>
+            </w:tcBorders>
+            <w:shd w:fill="F6F3FA" w:color="auto" w:val="clear"/>
+            <w:tcMar>
+              <w:top w:type="dxa" w:w="70"/>
+              <w:left w:type="dxa" w:w="110"/>
+              <w:bottom w:type="dxa" w:w="70"/>
+              <w:right w:type="dxa" w:w="110"/>
+            </w:tcMar>
+            <w:vAlign w:val="center"/>
+          </w:tcPr>
+          <w:p>
+            <w:pPr>
+              <w:spacing w:after="0" w:before="0"/>
+              <w:rPr>
+                <w:sz w:val="19"/>
+                <w:szCs w:val="19"/>
+              </w:rPr>
+            </w:pPr>
+            <w:r>
+              <w:rPr>
+                <w:sz w:val="19"/>
+                <w:szCs w:val="19"/>
+              </w:rPr>
+              <w:t xml:space="preserve">Lien </w:t>
+            </w:r>
+            <w:r>
+              <w:rPr>
+                <w:b/>
+                <w:bCs/>
+                <w:sz w:val="19"/>
+                <w:szCs w:val="19"/>
+              </w:rPr>
+              <w:t xml:space="preserve">Mot de passe oublié ?</w:t>
+            </w:r>
+            <w:r>
+              <w:rPr>
+                <w:sz w:val="19"/>
+                <w:szCs w:val="19"/>
+              </w:rPr>
+              <w:t xml:space="preserve"> sur la page de connexion.</w:t>
+            </w:r>
+          </w:p>
+        </w:tc>
+      </w:tr>
+      <w:tr>
+        <w:trPr>
+          <w:cantSplit/>
+          <w:tblHeader w:val="off"/>
+        </w:trPr>
+        <w:tc>
+          <w:tcPr>
+            <w:tcW w:type="dxa" w:w="3350"/>
+            <w:tcBorders>
+              <w:top w:val="single" w:color="CFC6DE" w:sz="4"/>
+              <w:left w:val="single" w:color="CFC6DE" w:sz="4"/>
+              <w:bottom w:val="single" w:color="CFC6DE" w:sz="4"/>
+              <w:right w:val="single" w:color="CFC6DE" w:sz="4"/>
+            </w:tcBorders>
+            <w:tcMar>
+              <w:top w:type="dxa" w:w="70"/>
+              <w:left w:type="dxa" w:w="110"/>
+              <w:bottom w:type="dxa" w:w="70"/>
+              <w:right w:type="dxa" w:w="110"/>
+            </w:tcMar>
+            <w:vAlign w:val="center"/>
+          </w:tcPr>
+          <w:p>
+            <w:pPr>
+              <w:spacing w:after="0" w:before="0"/>
+              <w:rPr>
+                <w:sz w:val="19"/>
+                <w:szCs w:val="19"/>
+              </w:rPr>
+            </w:pPr>
+            <w:r>
+              <w:rPr>
+                <w:sz w:val="19"/>
+                <w:szCs w:val="19"/>
+              </w:rPr>
+              <w:t xml:space="preserve">Un lecteur ne retrouve pas son identifiant.</w:t>
+            </w:r>
+          </w:p>
+        </w:tc>
+        <w:tc>
+          <w:tcPr>
+            <w:tcW w:type="dxa" w:w="5676"/>
+            <w:tcBorders>
+              <w:top w:val="single" w:color="CFC6DE" w:sz="4"/>
+              <w:left w:val="single" w:color="CFC6DE" w:sz="4"/>
+              <w:bottom w:val="single" w:color="CFC6DE" w:sz="4"/>
+              <w:right w:val="single" w:color="CFC6DE" w:sz="4"/>
+            </w:tcBorders>
+            <w:tcMar>
+              <w:top w:type="dxa" w:w="70"/>
+              <w:left w:type="dxa" w:w="110"/>
+              <w:bottom w:type="dxa" w:w="70"/>
+              <w:right w:type="dxa" w:w="110"/>
+            </w:tcMar>
+            <w:vAlign w:val="center"/>
+          </w:tcPr>
+          <w:p>
+            <w:pPr>
+              <w:spacing w:after="0" w:before="0"/>
+              <w:rPr>
+                <w:sz w:val="19"/>
+                <w:szCs w:val="19"/>
+              </w:rPr>
+            </w:pPr>
+            <w:r>
+              <w:rPr>
+                <w:sz w:val="19"/>
+                <w:szCs w:val="19"/>
+              </w:rPr>
+              <w:t xml:space="preserve">Qu'il se connecte avec son </w:t>
+            </w:r>
+            <w:r>
+              <w:rPr>
+                <w:b/>
+                <w:bCs/>
+                <w:sz w:val="19"/>
+                <w:szCs w:val="19"/>
+              </w:rPr>
+              <w:t xml:space="preserve">adresse e-mail</w:t>
+            </w:r>
+            <w:r>
+              <w:rPr>
+                <w:sz w:val="19"/>
+                <w:szCs w:val="19"/>
+              </w:rPr>
+              <w:t xml:space="preserve">. Depuis la version 2.5, l'identifiant d'un nouveau compte n'est jamais montré. Mot de passe perdu : </w:t>
+            </w:r>
+            <w:r>
+              <w:rPr>
+                <w:b/>
+                <w:bCs/>
+                <w:sz w:val="19"/>
+                <w:szCs w:val="19"/>
+              </w:rPr>
+              <w:t xml:space="preserve">Mot de passe oublié ?</w:t>
+            </w:r>
+            <w:r>
+              <w:rPr>
+                <w:sz w:val="19"/>
+                <w:szCs w:val="19"/>
+              </w:rPr>
+              <w:t xml:space="preserve"> avec la même adresse.</w:t>
+            </w:r>
+          </w:p>
+        </w:tc>
+      </w:tr>
+      <w:tr>
+        <w:trPr>
+          <w:cantSplit/>
+          <w:tblHeader w:val="off"/>
+        </w:trPr>
+        <w:tc>
+          <w:tcPr>
+            <w:tcW w:type="dxa" w:w="3350"/>
+            <w:tcBorders>
+              <w:top w:val="single" w:color="CFC6DE" w:sz="4"/>
+              <w:left w:val="single" w:color="CFC6DE" w:sz="4"/>
+              <w:bottom w:val="single" w:color="CFC6DE" w:sz="4"/>
+              <w:right w:val="single" w:color="CFC6DE" w:sz="4"/>
+            </w:tcBorders>
+            <w:shd w:fill="F6F3FA" w:color="auto" w:val="clear"/>
+            <w:tcMar>
+              <w:top w:type="dxa" w:w="70"/>
+              <w:left w:type="dxa" w:w="110"/>
+              <w:bottom w:type="dxa" w:w="70"/>
+              <w:right w:type="dxa" w:w="110"/>
+            </w:tcMar>
+            <w:vAlign w:val="center"/>
+          </w:tcPr>
+          <w:p>
+            <w:pPr>
+              <w:spacing w:after="0" w:before="0"/>
+              <w:rPr>
+                <w:sz w:val="19"/>
+                <w:szCs w:val="19"/>
+              </w:rPr>
+            </w:pPr>
+            <w:r>
+              <w:rPr>
+                <w:sz w:val="19"/>
+                <w:szCs w:val="19"/>
+              </w:rPr>
+              <w:t xml:space="preserve">Je ne vois pas </w:t>
+            </w:r>
+            <w:r>
+              <w:rPr>
+                <w:b/>
+                <w:bCs/>
+                <w:sz w:val="19"/>
+                <w:szCs w:val="19"/>
+              </w:rPr>
+              <w:t xml:space="preserve">Corrections</w:t>
+            </w:r>
+            <w:r>
+              <w:rPr>
+                <w:sz w:val="19"/>
+                <w:szCs w:val="19"/>
+              </w:rPr>
+              <w:t xml:space="preserve"> dans le menu.</w:t>
+            </w:r>
+          </w:p>
+        </w:tc>
+        <w:tc>
+          <w:tcPr>
+            <w:tcW w:type="dxa" w:w="5676"/>
+            <w:tcBorders>
+              <w:top w:val="single" w:color="CFC6DE" w:sz="4"/>
+              <w:left w:val="single" w:color="CFC6DE" w:sz="4"/>
+              <w:bottom w:val="single" w:color="CFC6DE" w:sz="4"/>
+              <w:right w:val="single" w:color="CFC6DE" w:sz="4"/>
+            </w:tcBorders>
+            <w:shd w:fill="F6F3FA" w:color="auto" w:val="clear"/>
+            <w:tcMar>
+              <w:top w:type="dxa" w:w="70"/>
+              <w:left w:type="dxa" w:w="110"/>
+              <w:bottom w:type="dxa" w:w="70"/>
+              <w:right w:type="dxa" w:w="110"/>
+            </w:tcMar>
+            <w:vAlign w:val="center"/>
+          </w:tcPr>
+          <w:p>
+            <w:pPr>
+              <w:spacing w:after="0" w:before="0"/>
+              <w:rPr>
+                <w:sz w:val="19"/>
+                <w:szCs w:val="19"/>
+              </w:rPr>
+            </w:pPr>
+            <w:r>
+              <w:rPr>
+                <w:sz w:val="19"/>
+                <w:szCs w:val="19"/>
+              </w:rPr>
+              <w:t xml:space="preserve">L'entrée apparaît au premier signalement de coquille reçu.</w:t>
+            </w:r>
+          </w:p>
+        </w:tc>
+      </w:tr>
+      <w:tr>
+        <w:trPr>
+          <w:cantSplit/>
+          <w:tblHeader w:val="off"/>
+        </w:trPr>
+        <w:tc>
+          <w:tcPr>
+            <w:tcW w:type="dxa" w:w="3350"/>
+            <w:tcBorders>
+              <w:top w:val="single" w:color="CFC6DE" w:sz="4"/>
+              <w:left w:val="single" w:color="CFC6DE" w:sz="4"/>
+              <w:bottom w:val="single" w:color="CFC6DE" w:sz="4"/>
+              <w:right w:val="single" w:color="CFC6DE" w:sz="4"/>
+            </w:tcBorders>
+            <w:tcMar>
+              <w:top w:type="dxa" w:w="70"/>
+              <w:left w:type="dxa" w:w="110"/>
+              <w:bottom w:type="dxa" w:w="70"/>
+              <w:right w:type="dxa" w:w="110"/>
+            </w:tcMar>
+            <w:vAlign w:val="center"/>
+          </w:tcPr>
+          <w:p>
+            <w:pPr>
+              <w:spacing w:after="0" w:before="0"/>
+              <w:rPr>
+                <w:sz w:val="19"/>
+                <w:szCs w:val="19"/>
+              </w:rPr>
+            </w:pPr>
+            <w:r>
+              <w:rPr>
+                <w:sz w:val="19"/>
+                <w:szCs w:val="19"/>
+              </w:rPr>
+              <w:t xml:space="preserve">Je vois les coquilles mais pas les boutons </w:t>
+            </w:r>
+            <w:r>
+              <w:rPr>
+                <w:b/>
+                <w:bCs/>
+                <w:sz w:val="19"/>
+                <w:szCs w:val="19"/>
+              </w:rPr>
+              <w:t xml:space="preserve">Corrigé</w:t>
+            </w:r>
+            <w:r>
+              <w:rPr>
+                <w:sz w:val="19"/>
+                <w:szCs w:val="19"/>
+              </w:rPr>
+              <w:t xml:space="preserve"> et </w:t>
+            </w:r>
+            <w:r>
+              <w:rPr>
+                <w:b/>
+                <w:bCs/>
+                <w:sz w:val="19"/>
+                <w:szCs w:val="19"/>
+              </w:rPr>
+              <w:t xml:space="preserve">Rejeté</w:t>
+            </w:r>
+            <w:r>
+              <w:rPr>
+                <w:sz w:val="19"/>
+                <w:szCs w:val="19"/>
+              </w:rPr>
+              <w:t xml:space="preserve">.</w:t>
+            </w:r>
+          </w:p>
+        </w:tc>
+        <w:tc>
+          <w:tcPr>
+            <w:tcW w:type="dxa" w:w="5676"/>
+            <w:tcBorders>
+              <w:top w:val="single" w:color="CFC6DE" w:sz="4"/>
+              <w:left w:val="single" w:color="CFC6DE" w:sz="4"/>
+              <w:bottom w:val="single" w:color="CFC6DE" w:sz="4"/>
+              <w:right w:val="single" w:color="CFC6DE" w:sz="4"/>
+            </w:tcBorders>
+            <w:tcMar>
+              <w:top w:type="dxa" w:w="70"/>
+              <w:left w:type="dxa" w:w="110"/>
+              <w:bottom w:type="dxa" w:w="70"/>
+              <w:right w:type="dxa" w:w="110"/>
+            </w:tcMar>
+            <w:vAlign w:val="center"/>
+          </w:tcPr>
+          <w:p>
+            <w:pPr>
+              <w:spacing w:after="0" w:before="0"/>
+              <w:rPr>
+                <w:sz w:val="19"/>
+                <w:szCs w:val="19"/>
+              </w:rPr>
+            </w:pPr>
+            <w:r>
+              <w:rPr>
+                <w:sz w:val="19"/>
+                <w:szCs w:val="19"/>
+              </w:rPr>
+              <w:t xml:space="preserve">Ils sont réservés aux éditeurs et aux gérants. Prévenez un éditeur sur Discord.</w:t>
+            </w:r>
+          </w:p>
+        </w:tc>
+      </w:tr>
+      <w:tr>
+        <w:trPr>
+          <w:cantSplit/>
+          <w:tblHeader w:val="off"/>
+        </w:trPr>
+        <w:tc>
+          <w:tcPr>
+            <w:tcW w:type="dxa" w:w="3350"/>
+            <w:tcBorders>
+              <w:top w:val="single" w:color="CFC6DE" w:sz="4"/>
+              <w:left w:val="single" w:color="CFC6DE" w:sz="4"/>
+              <w:bottom w:val="single" w:color="CFC6DE" w:sz="4"/>
+              <w:right w:val="single" w:color="CFC6DE" w:sz="4"/>
+            </w:tcBorders>
+            <w:shd w:fill="F6F3FA" w:color="auto" w:val="clear"/>
+            <w:tcMar>
+              <w:top w:type="dxa" w:w="70"/>
+              <w:left w:type="dxa" w:w="110"/>
+              <w:bottom w:type="dxa" w:w="70"/>
+              <w:right w:type="dxa" w:w="110"/>
+            </w:tcMar>
+            <w:vAlign w:val="center"/>
+          </w:tcPr>
+          <w:p>
+            <w:pPr>
+              <w:spacing w:after="0" w:before="0"/>
+              <w:rPr>
+                <w:sz w:val="19"/>
+                <w:szCs w:val="19"/>
+              </w:rPr>
+            </w:pPr>
+            <w:r>
+              <w:rPr>
+                <w:sz w:val="19"/>
+                <w:szCs w:val="19"/>
+              </w:rPr>
+              <w:t xml:space="preserve">Une fiche d'œuvre n'affiche pas </w:t>
+            </w:r>
+            <w:r>
+              <w:rPr>
+                <w:b/>
+                <w:bCs/>
+                <w:sz w:val="19"/>
+                <w:szCs w:val="19"/>
+              </w:rPr>
+              <w:t xml:space="preserve">Si vous avez aimé…</w:t>
+            </w:r>
+            <w:r>
+              <w:rPr>
+                <w:sz w:val="19"/>
+                <w:szCs w:val="19"/>
+              </w:rPr>
+              <w:t xml:space="preserve">.</w:t>
+            </w:r>
+          </w:p>
+        </w:tc>
+        <w:tc>
+          <w:tcPr>
+            <w:tcW w:type="dxa" w:w="5676"/>
+            <w:tcBorders>
+              <w:top w:val="single" w:color="CFC6DE" w:sz="4"/>
+              <w:left w:val="single" w:color="CFC6DE" w:sz="4"/>
+              <w:bottom w:val="single" w:color="CFC6DE" w:sz="4"/>
+              <w:right w:val="single" w:color="CFC6DE" w:sz="4"/>
+            </w:tcBorders>
+            <w:shd w:fill="F6F3FA" w:color="auto" w:val="clear"/>
+            <w:tcMar>
+              <w:top w:type="dxa" w:w="70"/>
+              <w:left w:type="dxa" w:w="110"/>
+              <w:bottom w:type="dxa" w:w="70"/>
+              <w:right w:type="dxa" w:w="110"/>
+            </w:tcMar>
+            <w:vAlign w:val="center"/>
+          </w:tcPr>
+          <w:p>
+            <w:pPr>
+              <w:spacing w:after="0" w:before="0"/>
+              <w:rPr>
+                <w:sz w:val="19"/>
+                <w:szCs w:val="19"/>
+              </w:rPr>
+            </w:pPr>
+            <w:r>
+              <w:rPr>
+                <w:sz w:val="19"/>
+                <w:szCs w:val="19"/>
+              </w:rPr>
+              <w:t xml:space="preserve">Il faut au moins 2 œuvres proches. Complétez les genres de l'œuvre.</w:t>
+            </w:r>
+          </w:p>
+        </w:tc>
+      </w:tr>
+    </w:tbl>
+    <w:p>
+      <w:pPr>
+        <w:pStyle w:val="Heading1"/>
+      </w:pPr>
+      <w:bookmarkStart w:name="titre-89" w:id="180"/>
+      <w:r>
+        <w:t xml:space="preserve">17 En cas de problème</w:t>
+      </w:r>
+      <w:bookmarkEnd w:id="180"/>
+    </w:p>
+    <w:p>
+      <w:pPr>
+        <w:pStyle w:val="Heading2"/>
+      </w:pPr>
+      <w:bookmarkStart w:name="titre-90" w:id="181"/>
+      <w:r>
+        <w:t xml:space="preserve">17.1 Qui contacter</w:t>
+      </w:r>
+      <w:bookmarkEnd w:id="181"/>
+    </w:p>
+    <w:tbl>
+      <w:tblPr>
+        <w:tblW w:type="dxa" w:w="9026"/>
+        <w:tblBorders>
+          <w:top w:val="single" w:color="auto" w:sz="4"/>
+          <w:left w:val="single" w:color="auto" w:sz="4"/>
+          <w:bottom w:val="single" w:color="auto" w:sz="4"/>
+          <w:right w:val="single" w:color="auto" w:sz="4"/>
+          <w:insideH w:val="single" w:color="auto" w:sz="4"/>
+          <w:insideV w:val="single" w:color="auto" w:sz="4"/>
+        </w:tblBorders>
+      </w:tblPr>
+      <w:tblGrid>
+        <w:gridCol w:w="6204"/>
+        <w:gridCol w:w="2822"/>
+      </w:tblGrid>
+      <w:tr>
+        <w:trPr>
+          <w:cantSplit/>
+          <w:tblHeader/>
+        </w:trPr>
+        <w:tc>
+          <w:tcPr>
+            <w:tcW w:type="dxa" w:w="6204"/>
+            <w:tcBorders>
+              <w:top w:val="single" w:color="CFC6DE" w:sz="4"/>
+              <w:left w:val="single" w:color="CFC6DE" w:sz="4"/>
+              <w:bottom w:val="single" w:color="CFC6DE" w:sz="4"/>
+              <w:right w:val="single" w:color="CFC6DE" w:sz="4"/>
+            </w:tcBorders>
+            <w:shd w:fill="3A2A63" w:color="auto" w:val="clear"/>
+            <w:tcMar>
+              <w:top w:type="dxa" w:w="70"/>
+              <w:left w:type="dxa" w:w="110"/>
+              <w:bottom w:type="dxa" w:w="70"/>
+              <w:right w:type="dxa" w:w="110"/>
+            </w:tcMar>
+            <w:vAlign w:val="center"/>
+          </w:tcPr>
+          <w:p>
+            <w:pPr>
+              <w:spacing w:after="0" w:before="0"/>
+              <w:rPr>
+                <w:b/>
+                <w:bCs/>
+                <w:color w:val="FFFFFF"/>
+                <w:sz w:val="19"/>
+                <w:szCs w:val="19"/>
+              </w:rPr>
+            </w:pPr>
+            <w:r>
+              <w:rPr>
+                <w:b/>
+                <w:bCs/>
+                <w:color w:val="FFFFFF"/>
+                <w:sz w:val="19"/>
+                <w:szCs w:val="19"/>
+              </w:rPr>
+              <w:t xml:space="preserve">Problème</w:t>
+            </w:r>
+          </w:p>
+        </w:tc>
+        <w:tc>
+          <w:tcPr>
+            <w:tcW w:type="dxa" w:w="2822"/>
+            <w:tcBorders>
+              <w:top w:val="single" w:color="CFC6DE" w:sz="4"/>
+              <w:left w:val="single" w:color="CFC6DE" w:sz="4"/>
+              <w:bottom w:val="single" w:color="CFC6DE" w:sz="4"/>
+              <w:right w:val="single" w:color="CFC6DE" w:sz="4"/>
+            </w:tcBorders>
+            <w:shd w:fill="3A2A63" w:color="auto" w:val="clear"/>
+            <w:tcMar>
+              <w:top w:type="dxa" w:w="70"/>
+              <w:left w:type="dxa" w:w="110"/>
+              <w:bottom w:type="dxa" w:w="70"/>
+              <w:right w:type="dxa" w:w="110"/>
+            </w:tcMar>
+            <w:vAlign w:val="center"/>
+          </w:tcPr>
+          <w:p>
+            <w:pPr>
+              <w:spacing w:after="0" w:before="0"/>
+              <w:rPr>
+                <w:b/>
+                <w:bCs/>
+                <w:color w:val="FFFFFF"/>
+                <w:sz w:val="19"/>
+                <w:szCs w:val="19"/>
+              </w:rPr>
+            </w:pPr>
+            <w:r>
+              <w:rPr>
+                <w:b/>
+                <w:bCs/>
+                <w:color w:val="FFFFFF"/>
+                <w:sz w:val="19"/>
+                <w:szCs w:val="19"/>
+              </w:rPr>
+              <w:t xml:space="preserve">Qui contacter</w:t>
+            </w:r>
+          </w:p>
+        </w:tc>
+      </w:tr>
+      <w:tr>
+        <w:trPr>
+          <w:cantSplit/>
+          <w:tblHeader w:val="off"/>
+        </w:trPr>
+        <w:tc>
+          <w:tcPr>
+            <w:tcW w:type="dxa" w:w="6204"/>
+            <w:tcBorders>
+              <w:top w:val="single" w:color="CFC6DE" w:sz="4"/>
+              <w:left w:val="single" w:color="CFC6DE" w:sz="4"/>
+              <w:bottom w:val="single" w:color="CFC6DE" w:sz="4"/>
+              <w:right w:val="single" w:color="CFC6DE" w:sz="4"/>
+            </w:tcBorders>
+            <w:tcMar>
+              <w:top w:type="dxa" w:w="70"/>
+              <w:left w:type="dxa" w:w="110"/>
+              <w:bottom w:type="dxa" w:w="70"/>
+              <w:right w:type="dxa" w:w="110"/>
+            </w:tcMar>
+            <w:vAlign w:val="center"/>
+          </w:tcPr>
+          <w:p>
+            <w:pPr>
+              <w:spacing w:after="0" w:before="0"/>
+              <w:rPr>
+                <w:sz w:val="19"/>
+                <w:szCs w:val="19"/>
+              </w:rPr>
+            </w:pPr>
+            <w:r>
+              <w:rPr>
+                <w:sz w:val="19"/>
+                <w:szCs w:val="19"/>
+              </w:rPr>
+              <w:t xml:space="preserve">Un rôle à changer, un accès qui manque, un tome à attribuer</w:t>
+            </w:r>
+          </w:p>
+        </w:tc>
+        <w:tc>
+          <w:tcPr>
+            <w:tcW w:type="dxa" w:w="2822"/>
+            <w:tcBorders>
+              <w:top w:val="single" w:color="CFC6DE" w:sz="4"/>
+              <w:left w:val="single" w:color="CFC6DE" w:sz="4"/>
+              <w:bottom w:val="single" w:color="CFC6DE" w:sz="4"/>
+              <w:right w:val="single" w:color="CFC6DE" w:sz="4"/>
+            </w:tcBorders>
+            <w:tcMar>
+              <w:top w:type="dxa" w:w="70"/>
+              <w:left w:type="dxa" w:w="110"/>
+              <w:bottom w:type="dxa" w:w="70"/>
+              <w:right w:type="dxa" w:w="110"/>
+            </w:tcMar>
+            <w:vAlign w:val="center"/>
+          </w:tcPr>
+          <w:p>
+            <w:pPr>
+              <w:spacing w:after="0" w:before="0"/>
+              <w:rPr>
+                <w:sz w:val="19"/>
+                <w:szCs w:val="19"/>
+              </w:rPr>
+            </w:pPr>
+            <w:r>
+              <w:rPr>
+                <w:sz w:val="19"/>
+                <w:szCs w:val="19"/>
+              </w:rPr>
+              <w:t xml:space="preserve">Un </w:t>
+            </w:r>
+            <w:r>
+              <w:rPr>
+                <w:b/>
+                <w:bCs/>
+                <w:sz w:val="19"/>
+                <w:szCs w:val="19"/>
+              </w:rPr>
+              <w:t xml:space="preserve">gérant</w:t>
+            </w:r>
+          </w:p>
+        </w:tc>
+      </w:tr>
+      <w:tr>
+        <w:trPr>
+          <w:cantSplit/>
+          <w:tblHeader w:val="off"/>
+        </w:trPr>
+        <w:tc>
+          <w:tcPr>
+            <w:tcW w:type="dxa" w:w="6204"/>
+            <w:tcBorders>
+              <w:top w:val="single" w:color="CFC6DE" w:sz="4"/>
+              <w:left w:val="single" w:color="CFC6DE" w:sz="4"/>
+              <w:bottom w:val="single" w:color="CFC6DE" w:sz="4"/>
+              <w:right w:val="single" w:color="CFC6DE" w:sz="4"/>
+            </w:tcBorders>
+            <w:shd w:fill="F6F3FA" w:color="auto" w:val="clear"/>
+            <w:tcMar>
+              <w:top w:type="dxa" w:w="70"/>
+              <w:left w:type="dxa" w:w="110"/>
+              <w:bottom w:type="dxa" w:w="70"/>
+              <w:right w:type="dxa" w:w="110"/>
+            </w:tcMar>
+            <w:vAlign w:val="center"/>
+          </w:tcPr>
+          <w:p>
+            <w:pPr>
+              <w:spacing w:after="0" w:before="0"/>
+              <w:rPr>
+                <w:sz w:val="19"/>
+                <w:szCs w:val="19"/>
+              </w:rPr>
+            </w:pPr>
+            <w:r>
+              <w:rPr>
+                <w:sz w:val="19"/>
+                <w:szCs w:val="19"/>
+              </w:rPr>
+              <w:t xml:space="preserve">Une coquille (aussi dans </w:t>
+            </w:r>
+            <w:r>
+              <w:rPr>
+                <w:b/>
+                <w:bCs/>
+                <w:sz w:val="19"/>
+                <w:szCs w:val="19"/>
+              </w:rPr>
+              <w:t xml:space="preserve">Corrections</w:t>
+            </w:r>
+            <w:r>
+              <w:rPr>
+                <w:sz w:val="19"/>
+                <w:szCs w:val="19"/>
+              </w:rPr>
+              <w:t xml:space="preserve">), un chapitre à corriger ou à publier</w:t>
+            </w:r>
+          </w:p>
+        </w:tc>
+        <w:tc>
+          <w:tcPr>
+            <w:tcW w:type="dxa" w:w="2822"/>
+            <w:tcBorders>
+              <w:top w:val="single" w:color="CFC6DE" w:sz="4"/>
+              <w:left w:val="single" w:color="CFC6DE" w:sz="4"/>
+              <w:bottom w:val="single" w:color="CFC6DE" w:sz="4"/>
+              <w:right w:val="single" w:color="CFC6DE" w:sz="4"/>
+            </w:tcBorders>
+            <w:shd w:fill="F6F3FA" w:color="auto" w:val="clear"/>
+            <w:tcMar>
+              <w:top w:type="dxa" w:w="70"/>
+              <w:left w:type="dxa" w:w="110"/>
+              <w:bottom w:type="dxa" w:w="70"/>
+              <w:right w:type="dxa" w:w="110"/>
+            </w:tcMar>
+            <w:vAlign w:val="center"/>
+          </w:tcPr>
+          <w:p>
+            <w:pPr>
+              <w:spacing w:after="0" w:before="0"/>
+              <w:rPr>
+                <w:sz w:val="19"/>
+                <w:szCs w:val="19"/>
+              </w:rPr>
+            </w:pPr>
+            <w:r>
+              <w:rPr>
+                <w:sz w:val="19"/>
+                <w:szCs w:val="19"/>
+              </w:rPr>
+              <w:t xml:space="preserve">Un </w:t>
+            </w:r>
+            <w:r>
+              <w:rPr>
+                <w:b/>
+                <w:bCs/>
+                <w:sz w:val="19"/>
+                <w:szCs w:val="19"/>
+              </w:rPr>
+              <w:t xml:space="preserve">éditeur Yume</w:t>
+            </w:r>
+          </w:p>
+        </w:tc>
+      </w:tr>
+      <w:tr>
+        <w:trPr>
+          <w:cantSplit/>
+          <w:tblHeader w:val="off"/>
+        </w:trPr>
+        <w:tc>
+          <w:tcPr>
+            <w:tcW w:type="dxa" w:w="6204"/>
+            <w:tcBorders>
+              <w:top w:val="single" w:color="CFC6DE" w:sz="4"/>
+              <w:left w:val="single" w:color="CFC6DE" w:sz="4"/>
+              <w:bottom w:val="single" w:color="CFC6DE" w:sz="4"/>
+              <w:right w:val="single" w:color="CFC6DE" w:sz="4"/>
+            </w:tcBorders>
+            <w:tcMar>
+              <w:top w:type="dxa" w:w="70"/>
+              <w:left w:type="dxa" w:w="110"/>
+              <w:bottom w:type="dxa" w:w="70"/>
+              <w:right w:type="dxa" w:w="110"/>
+            </w:tcMar>
+            <w:vAlign w:val="center"/>
+          </w:tcPr>
+          <w:p>
+            <w:pPr>
+              <w:spacing w:after="0" w:before="0"/>
+              <w:rPr>
+                <w:sz w:val="19"/>
+                <w:szCs w:val="19"/>
+              </w:rPr>
+            </w:pPr>
+            <w:r>
+              <w:rPr>
+                <w:sz w:val="19"/>
+                <w:szCs w:val="19"/>
+              </w:rPr>
+              <w:t xml:space="preserve">Une page cassée, un bouton qui ne répond plus, un message d'erreur</w:t>
+            </w:r>
+          </w:p>
+        </w:tc>
+        <w:tc>
+          <w:tcPr>
+            <w:tcW w:type="dxa" w:w="2822"/>
+            <w:tcBorders>
+              <w:top w:val="single" w:color="CFC6DE" w:sz="4"/>
+              <w:left w:val="single" w:color="CFC6DE" w:sz="4"/>
+              <w:bottom w:val="single" w:color="CFC6DE" w:sz="4"/>
+              <w:right w:val="single" w:color="CFC6DE" w:sz="4"/>
+            </w:tcBorders>
+            <w:tcMar>
+              <w:top w:type="dxa" w:w="70"/>
+              <w:left w:type="dxa" w:w="110"/>
+              <w:bottom w:type="dxa" w:w="70"/>
+              <w:right w:type="dxa" w:w="110"/>
+            </w:tcMar>
+            <w:vAlign w:val="center"/>
+          </w:tcPr>
+          <w:p>
+            <w:pPr>
+              <w:spacing w:after="0" w:before="0"/>
+              <w:rPr>
+                <w:sz w:val="19"/>
+                <w:szCs w:val="19"/>
+              </w:rPr>
+            </w:pPr>
+            <w:r>
+              <w:rPr>
+                <w:sz w:val="19"/>
+                <w:szCs w:val="19"/>
+              </w:rPr>
+              <w:t xml:space="preserve">L'</w:t>
+            </w:r>
+            <w:r>
+              <w:rPr>
+                <w:b/>
+                <w:bCs/>
+                <w:sz w:val="19"/>
+                <w:szCs w:val="19"/>
+              </w:rPr>
+              <w:t xml:space="preserve">équipe technique</w:t>
+            </w:r>
+            <w:r>
+              <w:rPr>
+                <w:sz w:val="19"/>
+                <w:szCs w:val="19"/>
+              </w:rPr>
+              <w:t xml:space="preserve">, sur le Discord de l'équipe</w:t>
+            </w:r>
+          </w:p>
+        </w:tc>
+      </w:tr>
+      <w:tr>
+        <w:trPr>
+          <w:cantSplit/>
+          <w:tblHeader w:val="off"/>
+        </w:trPr>
+        <w:tc>
+          <w:tcPr>
+            <w:tcW w:type="dxa" w:w="6204"/>
+            <w:tcBorders>
+              <w:top w:val="single" w:color="CFC6DE" w:sz="4"/>
+              <w:left w:val="single" w:color="CFC6DE" w:sz="4"/>
+              <w:bottom w:val="single" w:color="CFC6DE" w:sz="4"/>
+              <w:right w:val="single" w:color="CFC6DE" w:sz="4"/>
+            </w:tcBorders>
+            <w:shd w:fill="F6F3FA" w:color="auto" w:val="clear"/>
+            <w:tcMar>
+              <w:top w:type="dxa" w:w="70"/>
+              <w:left w:type="dxa" w:w="110"/>
+              <w:bottom w:type="dxa" w:w="70"/>
+              <w:right w:type="dxa" w:w="110"/>
+            </w:tcMar>
+            <w:vAlign w:val="center"/>
+          </w:tcPr>
+          <w:p>
+            <w:pPr>
+              <w:spacing w:after="0" w:before="0"/>
+              <w:rPr>
+                <w:sz w:val="19"/>
+                <w:szCs w:val="19"/>
+              </w:rPr>
+            </w:pPr>
+            <w:r>
+              <w:rPr>
+                <w:sz w:val="19"/>
+                <w:szCs w:val="19"/>
+              </w:rPr>
+              <w:t xml:space="preserve">Un compte bloqué, un changement d'adresse e-mail</w:t>
+            </w:r>
+          </w:p>
+        </w:tc>
+        <w:tc>
+          <w:tcPr>
+            <w:tcW w:type="dxa" w:w="2822"/>
+            <w:tcBorders>
+              <w:top w:val="single" w:color="CFC6DE" w:sz="4"/>
+              <w:left w:val="single" w:color="CFC6DE" w:sz="4"/>
+              <w:bottom w:val="single" w:color="CFC6DE" w:sz="4"/>
+              <w:right w:val="single" w:color="CFC6DE" w:sz="4"/>
+            </w:tcBorders>
+            <w:shd w:fill="F6F3FA" w:color="auto" w:val="clear"/>
+            <w:tcMar>
+              <w:top w:type="dxa" w:w="70"/>
+              <w:left w:type="dxa" w:w="110"/>
+              <w:bottom w:type="dxa" w:w="70"/>
+              <w:right w:type="dxa" w:w="110"/>
+            </w:tcMar>
+            <w:vAlign w:val="center"/>
+          </w:tcPr>
+          <w:p>
+            <w:pPr>
+              <w:spacing w:after="0" w:before="0"/>
+              <w:rPr>
+                <w:sz w:val="19"/>
+                <w:szCs w:val="19"/>
+              </w:rPr>
+            </w:pPr>
+            <w:r>
+              <w:rPr>
+                <w:sz w:val="19"/>
+                <w:szCs w:val="19"/>
+              </w:rPr>
+              <w:t xml:space="preserve">Un </w:t>
+            </w:r>
+            <w:r>
+              <w:rPr>
+                <w:b/>
+                <w:bCs/>
+                <w:sz w:val="19"/>
+                <w:szCs w:val="19"/>
+              </w:rPr>
+              <w:t xml:space="preserve">administrateur</w:t>
+            </w:r>
+            <w:r>
+              <w:rPr>
+                <w:sz w:val="19"/>
+                <w:szCs w:val="19"/>
+              </w:rPr>
+              <w:t xml:space="preserve"> (via un gérant)</w:t>
+            </w:r>
+          </w:p>
+        </w:tc>
+      </w:tr>
+    </w:tbl>
+    <w:p>
+      <w:pPr>
+        <w:spacing w:after="60" w:before="0"/>
+      </w:pPr>
+    </w:p>
+    <w:p>
+      <w:r>
+        <w:t xml:space="preserve">Tout passe par le </w:t>
+      </w:r>
+      <w:r>
+        <w:rPr>
+          <w:b/>
+          <w:bCs/>
+        </w:rPr>
+        <w:t xml:space="preserve">Discord de l'équipe</w:t>
+      </w:r>
+      <w:r>
+        <w:t xml:space="preserve">. Le site ne recueille aucune demande par formulaire.</w:t>
+      </w:r>
+    </w:p>
+    <w:p>
+      <w:pPr>
+        <w:pStyle w:val="Heading2"/>
+      </w:pPr>
+      <w:bookmarkStart w:name="titre-91" w:id="182"/>
+      <w:r>
+        <w:t xml:space="preserve">17.2 Signaler un problème</w:t>
+      </w:r>
+      <w:bookmarkEnd w:id="182"/>
+    </w:p>
+    <w:p>
+      <w:r>
+        <w:t xml:space="preserve">Pour qu'on puisse vous aider vite, envoyez sur Discord :</w:t>
+      </w:r>
+    </w:p>
+    <w:p>
+      <w:pPr>
+        <w:pStyle w:val="ListParagraph"/>
+        <w:numPr>
+          <w:ilvl w:val="0"/>
+          <w:numId w:val="45"/>
+        </w:numPr>
+        <w:spacing w:after="60" w:before="40"/>
+      </w:pPr>
+      <w:r>
+        <w:t xml:space="preserve">l'adresse de la page (copiez-la depuis la barre d'adresse) ;</w:t>
+      </w:r>
+    </w:p>
+    <w:p>
+      <w:pPr>
+        <w:pStyle w:val="ListParagraph"/>
+        <w:numPr>
+          <w:ilvl w:val="0"/>
+          <w:numId w:val="45"/>
+        </w:numPr>
+        <w:spacing w:after="60" w:before="40"/>
+      </w:pPr>
+      <w:r>
+        <w:t xml:space="preserve">ce que vous vouliez faire, et sur quel tome ;</w:t>
+      </w:r>
+    </w:p>
+    <w:p>
+      <w:pPr>
+        <w:pStyle w:val="ListParagraph"/>
+        <w:numPr>
+          <w:ilvl w:val="0"/>
+          <w:numId w:val="45"/>
+        </w:numPr>
+        <w:spacing w:after="60" w:before="40"/>
+      </w:pPr>
+      <w:r>
+        <w:t xml:space="preserve">le message affiché, en entier ;</w:t>
+      </w:r>
+    </w:p>
+    <w:p>
+      <w:pPr>
+        <w:pStyle w:val="ListParagraph"/>
+        <w:numPr>
+          <w:ilvl w:val="0"/>
+          <w:numId w:val="45"/>
+        </w:numPr>
+        <w:spacing w:after="60" w:before="40"/>
+      </w:pPr>
+      <w:r>
+        <w:t xml:space="preserve">une capture d'écran.</w:t>
+      </w:r>
+    </w:p>
+    <w:tbl>
+      <w:tblPr>
+        <w:tblW w:type="dxa" w:w="9026"/>
+        <w:tblBorders>
+          <w:top w:val="single" w:color="auto" w:sz="4"/>
+          <w:left w:val="single" w:color="auto" w:sz="4"/>
+          <w:bottom w:val="single" w:color="auto" w:sz="4"/>
+          <w:right w:val="single" w:color="auto" w:sz="4"/>
+          <w:insideH w:val="single" w:color="auto" w:sz="4"/>
+          <w:insideV w:val="single" w:color="auto" w:sz="4"/>
+        </w:tblBorders>
+      </w:tblPr>
+      <w:tblGrid>
+        <w:gridCol w:w="9026"/>
+      </w:tblGrid>
+      <w:tr>
+        <w:trPr>
+          <w:cantSplit/>
+        </w:trPr>
+        <w:tc>
+          <w:tcPr>
+            <w:tcW w:type="dxa" w:w="9026"/>
+            <w:tcBorders>
+              <w:top w:val="none" w:color="FFFFFF" w:sz="0"/>
+              <w:left w:val="single" w:color="2E9E6A" w:sz="24"/>
+              <w:bottom w:val="none" w:color="FFFFFF" w:sz="0"/>
+              <w:right w:val="none" w:color="FFFFFF" w:sz="0"/>
+            </w:tcBorders>
+            <w:shd w:fill="E9F7EF" w:color="auto" w:val="clear"/>
+            <w:tcMar>
+              <w:top w:type="dxa" w:w="120"/>
+              <w:left w:type="dxa" w:w="200"/>
+              <w:bottom w:type="dxa" w:w="120"/>
+              <w:right w:type="dxa" w:w="160"/>
+            </w:tcMar>
+          </w:tcPr>
+          <w:p>
+            <w:pPr>
+              <w:spacing w:after="0" w:before="0"/>
+            </w:pPr>
+            <w:r>
+              <w:rPr>
+                <w:b/>
+                <w:bCs/>
+                <w:color w:val="1E6B47"/>
+              </w:rPr>
+              <w:t xml:space="preserve">Astuce</w:t>
+            </w:r>
+            <w:r>
+              <w:t xml:space="preserve"> : </w:t>
+            </w:r>
+            <w:r>
               <w:t xml:space="preserve">beaucoup de messages expliquent eux-mêmes quoi faire. Par exemple « Votre session a expiré : rechargez la page puis réessayez. » : rechargez la page (touche </w:t>
             </w:r>
             <w:r>
@@ -27755,7 +29603,7 @@
         <w:sz w:val="17"/>
         <w:szCs w:val="17"/>
       </w:rPr>
-      <w:t xml:space="preserve">Version 2.4.0-dev.6 du 19 octobre 2026</w:t>
+      <w:t xml:space="preserve">Version 2.5.0-dev.8 du 19 octobre 2026</w:t>
     </w:r>
     <w:r>
       <w:rPr>
@@ -28223,6 +30071,24 @@
     </w:lvlOverride>
   </w:num>
   <w:num w:numId="42">
+    <w:abstractNumId w:val="2"/>
+    <w:lvlOverride w:ilvl="0">
+      <w:startOverride w:val="1"/>
+    </w:lvlOverride>
+  </w:num>
+  <w:num w:numId="43">
+    <w:abstractNumId w:val="2"/>
+    <w:lvlOverride w:ilvl="0">
+      <w:startOverride w:val="1"/>
+    </w:lvlOverride>
+  </w:num>
+  <w:num w:numId="44">
+    <w:abstractNumId w:val="2"/>
+    <w:lvlOverride w:ilvl="0">
+      <w:startOverride w:val="1"/>
+    </w:lvlOverride>
+  </w:num>
+  <w:num w:numId="45">
     <w:abstractNumId w:val="2"/>
     <w:lvlOverride w:ilvl="0">
       <w:startOverride w:val="1"/>

--- a/docs/guide-equipe/Guide-equipe-Yume-Novel.docx
+++ b/docs/guide-equipe/Guide-equipe-Yume-Novel.docx
@@ -61,7 +61,7 @@
           <w:sz w:val="22"/>
           <w:szCs w:val="22"/>
         </w:rPr>
-        <w:t xml:space="preserve">Version 2.5.0-dev.8 du 19 octobre 2026</w:t>
+        <w:t xml:space="preserve">Version 2.5.1-dev.1 du 20 octobre 2026</w:t>
       </w:r>
     </w:p>
     <w:p>
@@ -21890,6 +21890,41 @@
         <w:t xml:space="preserve">.</w:t>
       </w:r>
     </w:p>
+    <w:p>
+      <w:r>
+        <w:t xml:space="preserve">Un lecteur connecté voit aussi, entre </w:t>
+      </w:r>
+      <w:r>
+        <w:rPr>
+          <w:b/>
+          <w:bCs/>
+        </w:rPr>
+        <w:t xml:space="preserve">Dernières sorties</w:t>
+      </w:r>
+      <w:r>
+        <w:t xml:space="preserve"> et le </w:t>
+      </w:r>
+      <w:r>
+        <w:rPr>
+          <w:b/>
+          <w:bCs/>
+        </w:rPr>
+        <w:t xml:space="preserve">Planning</w:t>
+      </w:r>
+      <w:r>
+        <w:t xml:space="preserve">, la section </w:t>
+      </w:r>
+      <w:r>
+        <w:rPr>
+          <w:b/>
+          <w:bCs/>
+        </w:rPr>
+        <w:t xml:space="preserve">Reprendre la lecture</w:t>
+      </w:r>
+      <w:r>
+        <w:t xml:space="preserve"> : sa dernière lecture puis les séries où de nouveaux chapitres l'attendent (voir « Les suggestions et les nouveaux chapitres »).</w:t>
+      </w:r>
+    </w:p>
     <w:tbl>
       <w:tblPr>
         <w:tblW w:type="dxa" w:w="9026"/>
@@ -23455,10 +23490,100 @@
           <w:b/>
           <w:bCs/>
         </w:rPr>
+        <w:t xml:space="preserve">Reprendre la lecture</w:t>
+      </w:r>
+      <w:r>
+        <w:t xml:space="preserve">, sur l'accueil, juste après </w:t>
+      </w:r>
+      <w:r>
+        <w:rPr>
+          <w:b/>
+          <w:bCs/>
+        </w:rPr>
+        <w:t xml:space="preserve">Dernières sorties</w:t>
+      </w:r>
+      <w:r>
+        <w:t xml:space="preserve"> : une rangée de 3 cartes au plus. D'abord sa </w:t>
+      </w:r>
+      <w:r>
+        <w:rPr>
+          <w:b/>
+          <w:bCs/>
+        </w:rPr>
+        <w:t xml:space="preserve">dernière lecture</w:t>
+      </w:r>
+      <w:r>
+        <w:t xml:space="preserve"> (« Tome 4 · chapitre 27 · 81 % du chapitre », bouton </w:t>
+      </w:r>
+      <w:r>
+        <w:rPr>
+          <w:b/>
+          <w:bCs/>
+        </w:rPr>
+        <w:t xml:space="preserve">Continuer</w:t>
+      </w:r>
+      <w:r>
+        <w:t xml:space="preserve">, et « 3 nouveaux chapitres » avec </w:t>
+      </w:r>
+      <w:r>
+        <w:rPr>
+          <w:b/>
+          <w:bCs/>
+        </w:rPr>
+        <w:t xml:space="preserve">Chapitre suivant</w:t>
+      </w:r>
+      <w:r>
+        <w:t xml:space="preserve"> quand il y en a), puis 2 séries qu'il a commencées et qui ont de nouveaux chapitres, avec </w:t>
+      </w:r>
+      <w:r>
+        <w:rPr>
+          <w:b/>
+          <w:bCs/>
+        </w:rPr>
+        <w:t xml:space="preserve">Reprendre</w:t>
+      </w:r>
+      <w:r>
+        <w:t xml:space="preserve"> et </w:t>
+      </w:r>
+      <w:r>
+        <w:rPr>
+          <w:b/>
+          <w:bCs/>
+        </w:rPr>
+        <w:t xml:space="preserve">Chapitre suivant</w:t>
+      </w:r>
+      <w:r>
+        <w:t xml:space="preserve">. Le bandeau du bas de l'accueil ne répète plus sa lecture : il invite à </w:t>
+      </w:r>
+      <w:r>
+        <w:rPr>
+          <w:b/>
+          <w:bCs/>
+        </w:rPr>
+        <w:t xml:space="preserve">Rejoindre le Discord</w:t>
+      </w:r>
+      <w:r>
+        <w:t xml:space="preserve">. Seulement pour un lecteur connecté.</w:t>
+      </w:r>
+    </w:p>
+    <w:p>
+      <w:pPr>
+        <w:pStyle w:val="ListParagraph"/>
+        <w:numPr>
+          <w:ilvl w:val="0"/>
+          <w:numId w:val="2"/>
+        </w:numPr>
+        <w:spacing w:after="60" w:before="0"/>
+      </w:pPr>
+      <w:r>
+        <w:rPr>
+          <w:b/>
+          <w:bCs/>
+        </w:rPr>
         <w:t xml:space="preserve">Nouveaux chapitres depuis votre dernière lecture</w:t>
       </w:r>
       <w:r>
-        <w:t xml:space="preserve">, sur l'accueil et dans </w:t>
+        <w:t xml:space="preserve">, dans </w:t>
       </w:r>
       <w:r>
         <w:rPr>
@@ -23478,7 +23603,7 @@
         <w:t xml:space="preserve">À rattraper</w:t>
       </w:r>
       <w:r>
-        <w:t xml:space="preserve"> : les séries qu'il a commencées et qui ont de nouveaux chapitres, avec </w:t>
+        <w:t xml:space="preserve"> : toutes les séries qu'il a commencées et qui ont de nouveaux chapitres (12 au plus), avec </w:t>
       </w:r>
       <w:r>
         <w:rPr>
@@ -23498,7 +23623,7 @@
         <w:t xml:space="preserve">Chapitre suivant</w:t>
       </w:r>
       <w:r>
-        <w:t xml:space="preserve">. Seulement pour un lecteur connecté.</w:t>
+        <w:t xml:space="preserve">.</w:t>
       </w:r>
     </w:p>
     <w:tbl>
@@ -29603,7 +29728,7 @@
         <w:sz w:val="17"/>
         <w:szCs w:val="17"/>
       </w:rPr>
-      <w:t xml:space="preserve">Version 2.5.0-dev.8 du 19 octobre 2026</w:t>
+      <w:t xml:space="preserve">Version 2.5.1-dev.1 du 20 octobre 2026</w:t>
     </w:r>
     <w:r>
       <w:rPr>

--- a/docs/guide-equipe/Guide-equipe-Yume-Novel.docx
+++ b/docs/guide-equipe/Guide-equipe-Yume-Novel.docx
@@ -61,7 +61,7 @@
           <w:sz w:val="22"/>
           <w:szCs w:val="22"/>
         </w:rPr>
-        <w:t xml:space="preserve">Version 2.5.1-dev.1 du 20 octobre 2026</w:t>
+        <w:t xml:space="preserve">Version 2.6.0-dev.8 du 24 octobre 2026</w:t>
       </w:r>
     </w:p>
     <w:p>
@@ -1626,7 +1626,7 @@
               <w:rPr>
                 <w:rStyle w:val="IndexLink"/>
               </w:rPr>
-              <w:t xml:space="default">14 Les coquilles signalées par les lecteurs</w:t>
+              <w:t xml:space="default">14 Les comptes inscrits (gérants)</w:t>
               <w:tab/>
               <w:t xml:space="default">55</w:t>
             </w:r>
@@ -1645,7 +1645,7 @@
               <w:rPr>
                 <w:rStyle w:val="IndexLink"/>
               </w:rPr>
-              <w:t xml:space="default">14.1 Comprendre ce que fait le lecteur</w:t>
+              <w:t xml:space="default">14.1 Trouver un compte</w:t>
               <w:tab/>
               <w:t xml:space="default">55</w:t>
             </w:r>
@@ -1664,9 +1664,9 @@
               <w:rPr>
                 <w:rStyle w:val="IndexLink"/>
               </w:rPr>
-              <w:t xml:space="default">14.2 Traiter une coquille</w:t>
+              <w:t xml:space="default">14.2 Consulter la fiche d'un compte</w:t>
               <w:tab/>
-              <w:t xml:space="default">55</w:t>
+              <w:t xml:space="default">56</w:t>
             </w:r>
           </w:hyperlink>
         </w:p>
@@ -1683,9 +1683,28 @@
               <w:rPr>
                 <w:rStyle w:val="IndexLink"/>
               </w:rPr>
-              <w:t xml:space="default">14.3 Retrouver les signalements traités</w:t>
+              <w:t xml:space="default">14.3 Ajouter un lecteur à l'équipe</w:t>
               <w:tab/>
               <w:t xml:space="default">57</w:t>
+            </w:r>
+          </w:hyperlink>
+        </w:p>
+        <w:p>
+          <w:pPr>
+            <w:pStyle w:val="TOC2"/>
+            <w:tabs>
+              <w:tab w:val="clear" w:pos="8786"/>
+              <w:tab w:val="right" w:pos="9025" w:leader="dot"/>
+            </w:tabs>
+          </w:pPr>
+          <w:hyperlink w:history="1" w:anchor="titre-84">
+            <w:r>
+              <w:rPr>
+                <w:rStyle w:val="IndexLink"/>
+              </w:rPr>
+              <w:t xml:space="default">14.4 Exporter la liste</w:t>
+              <w:tab/>
+              <w:t xml:space="default">58</w:t>
             </w:r>
           </w:hyperlink>
         </w:p>
@@ -1697,33 +1716,14 @@
               <w:tab w:val="right" w:pos="9025" w:leader="dot"/>
             </w:tabs>
           </w:pPr>
-          <w:hyperlink w:history="1" w:anchor="titre-84">
+          <w:hyperlink w:history="1" w:anchor="titre-85">
             <w:r>
               <w:rPr>
                 <w:rStyle w:val="IndexLink"/>
               </w:rPr>
-              <w:t xml:space="default">15 Glossaires, actualités et commentaires</w:t>
+              <w:t xml:space="default">15 Les coquilles signalées par les lecteurs</w:t>
               <w:tab/>
-              <w:t xml:space="default">58</w:t>
-            </w:r>
-          </w:hyperlink>
-        </w:p>
-        <w:p>
-          <w:pPr>
-            <w:pStyle w:val="TOC2"/>
-            <w:tabs>
-              <w:tab w:val="clear" w:pos="8786"/>
-              <w:tab w:val="right" w:pos="9025" w:leader="dot"/>
-            </w:tabs>
-          </w:pPr>
-          <w:hyperlink w:history="1" w:anchor="titre-85">
-            <w:r>
-              <w:rPr>
-                <w:rStyle w:val="IndexLink"/>
-              </w:rPr>
-              <w:t xml:space="default">15.1 Publier le glossaire d'une œuvre</w:t>
-              <w:tab/>
-              <w:t xml:space="default">58</w:t>
+              <w:t xml:space="default">59</w:t>
             </w:r>
           </w:hyperlink>
         </w:p>
@@ -1740,9 +1740,9 @@
               <w:rPr>
                 <w:rStyle w:val="IndexLink"/>
               </w:rPr>
-              <w:t xml:space="default">15.2 Lier une actualité à une œuvre</w:t>
+              <w:t xml:space="default">15.1 Comprendre ce que fait le lecteur</w:t>
               <w:tab/>
-              <w:t xml:space="default">58</w:t>
+              <w:t xml:space="default">59</w:t>
             </w:r>
           </w:hyperlink>
         </w:p>
@@ -1759,17 +1759,17 @@
               <w:rPr>
                 <w:rStyle w:val="IndexLink"/>
               </w:rPr>
-              <w:t xml:space="default">15.3 Modérer les commentaires</w:t>
+              <w:t xml:space="default">15.2 Traiter une coquille</w:t>
               <w:tab/>
-              <w:t xml:space="default">58</w:t>
+              <w:t xml:space="default">59</w:t>
             </w:r>
           </w:hyperlink>
         </w:p>
         <w:p>
           <w:pPr>
-            <w:pStyle w:val="TOC1"/>
+            <w:pStyle w:val="TOC2"/>
             <w:tabs>
-              <w:tab w:val="clear" w:pos="9026"/>
+              <w:tab w:val="clear" w:pos="8786"/>
               <w:tab w:val="right" w:pos="9025" w:leader="dot"/>
             </w:tabs>
           </w:pPr>
@@ -1778,9 +1778,9 @@
               <w:rPr>
                 <w:rStyle w:val="IndexLink"/>
               </w:rPr>
-              <w:t xml:space="default">16 Questions fréquentes</w:t>
+              <w:t xml:space="default">15.3 Retrouver les signalements traités</w:t>
               <w:tab/>
-              <w:t xml:space="default">59</w:t>
+              <w:t xml:space="default">61</w:t>
             </w:r>
           </w:hyperlink>
         </w:p>
@@ -1797,9 +1797,9 @@
               <w:rPr>
                 <w:rStyle w:val="IndexLink"/>
               </w:rPr>
-              <w:t xml:space="default">17 En cas de problème</w:t>
+              <w:t xml:space="default">16 Glossaires, actualités et commentaires</w:t>
               <w:tab/>
-              <w:t xml:space="default">61</w:t>
+              <w:t xml:space="default">62</w:t>
             </w:r>
           </w:hyperlink>
         </w:p>
@@ -1816,9 +1816,9 @@
               <w:rPr>
                 <w:rStyle w:val="IndexLink"/>
               </w:rPr>
-              <w:t xml:space="default">17.1 Qui contacter</w:t>
+              <w:t xml:space="default">16.1 Publier le glossaire d'une œuvre</w:t>
               <w:tab/>
-              <w:t xml:space="default">61</w:t>
+              <w:t xml:space="default">62</w:t>
             </w:r>
           </w:hyperlink>
         </w:p>
@@ -1835,9 +1835,104 @@
               <w:rPr>
                 <w:rStyle w:val="IndexLink"/>
               </w:rPr>
-              <w:t xml:space="default">17.2 Signaler un problème</w:t>
+              <w:t xml:space="default">16.2 Lier une actualité à une œuvre</w:t>
               <w:tab/>
-              <w:t xml:space="default">61</w:t>
+              <w:t xml:space="default">62</w:t>
+            </w:r>
+          </w:hyperlink>
+        </w:p>
+        <w:p>
+          <w:pPr>
+            <w:pStyle w:val="TOC2"/>
+            <w:tabs>
+              <w:tab w:val="clear" w:pos="8786"/>
+              <w:tab w:val="right" w:pos="9025" w:leader="dot"/>
+            </w:tabs>
+          </w:pPr>
+          <w:hyperlink w:history="1" w:anchor="titre-92">
+            <w:r>
+              <w:rPr>
+                <w:rStyle w:val="IndexLink"/>
+              </w:rPr>
+              <w:t xml:space="default">16.3 Modérer les commentaires</w:t>
+              <w:tab/>
+              <w:t xml:space="default">62</w:t>
+            </w:r>
+          </w:hyperlink>
+        </w:p>
+        <w:p>
+          <w:pPr>
+            <w:pStyle w:val="TOC1"/>
+            <w:tabs>
+              <w:tab w:val="clear" w:pos="9026"/>
+              <w:tab w:val="right" w:pos="9025" w:leader="dot"/>
+            </w:tabs>
+          </w:pPr>
+          <w:hyperlink w:history="1" w:anchor="titre-93">
+            <w:r>
+              <w:rPr>
+                <w:rStyle w:val="IndexLink"/>
+              </w:rPr>
+              <w:t xml:space="default">17 Questions fréquentes</w:t>
+              <w:tab/>
+              <w:t xml:space="default">63</w:t>
+            </w:r>
+          </w:hyperlink>
+        </w:p>
+        <w:p>
+          <w:pPr>
+            <w:pStyle w:val="TOC1"/>
+            <w:tabs>
+              <w:tab w:val="clear" w:pos="9026"/>
+              <w:tab w:val="right" w:pos="9025" w:leader="dot"/>
+            </w:tabs>
+          </w:pPr>
+          <w:hyperlink w:history="1" w:anchor="titre-94">
+            <w:r>
+              <w:rPr>
+                <w:rStyle w:val="IndexLink"/>
+              </w:rPr>
+              <w:t xml:space="default">18 En cas de problème</w:t>
+              <w:tab/>
+              <w:t xml:space="default">65</w:t>
+            </w:r>
+          </w:hyperlink>
+        </w:p>
+        <w:p>
+          <w:pPr>
+            <w:pStyle w:val="TOC2"/>
+            <w:tabs>
+              <w:tab w:val="clear" w:pos="8786"/>
+              <w:tab w:val="right" w:pos="9025" w:leader="dot"/>
+            </w:tabs>
+          </w:pPr>
+          <w:hyperlink w:history="1" w:anchor="titre-95">
+            <w:r>
+              <w:rPr>
+                <w:rStyle w:val="IndexLink"/>
+              </w:rPr>
+              <w:t xml:space="default">18.1 Qui contacter</w:t>
+              <w:tab/>
+              <w:t xml:space="default">65</w:t>
+            </w:r>
+          </w:hyperlink>
+        </w:p>
+        <w:p>
+          <w:pPr>
+            <w:pStyle w:val="TOC2"/>
+            <w:tabs>
+              <w:tab w:val="clear" w:pos="8786"/>
+              <w:tab w:val="right" w:pos="9025" w:leader="dot"/>
+            </w:tabs>
+          </w:pPr>
+          <w:hyperlink w:history="1" w:anchor="titre-96">
+            <w:r>
+              <w:rPr>
+                <w:rStyle w:val="IndexLink"/>
+              </w:rPr>
+              <w:t xml:space="default">18.2 Signaler un problème</w:t>
+              <w:tab/>
+              <w:t xml:space="default">65</w:t>
             </w:r>
           </w:hyperlink>
           <w:r>
@@ -1850,21 +1945,21 @@
       <w:pPr>
         <w:pStyle w:val="Heading1"/>
       </w:pPr>
-      <w:bookmarkStart w:name="titre-1" w:id="92"/>
+      <w:bookmarkStart w:name="titre-1" w:id="97"/>
       <w:r>
         <w:t xml:space="preserve">1 Bienvenue dans l'espace équipe</w:t>
       </w:r>
-      <w:bookmarkEnd w:id="92"/>
+      <w:bookmarkEnd w:id="97"/>
     </w:p>
     <w:p>
       <w:pPr>
         <w:pStyle w:val="Heading2"/>
       </w:pPr>
-      <w:bookmarkStart w:name="titre-2" w:id="93"/>
+      <w:bookmarkStart w:name="titre-2" w:id="98"/>
       <w:r>
         <w:t xml:space="preserve">1.1 À quoi sert l'espace équipe</w:t>
       </w:r>
-      <w:bookmarkEnd w:id="93"/>
+      <w:bookmarkEnd w:id="98"/>
     </w:p>
     <w:p>
       <w:r>
@@ -1978,11 +2073,11 @@
       <w:pPr>
         <w:pStyle w:val="Heading2"/>
       </w:pPr>
-      <w:bookmarkStart w:name="titre-3" w:id="94"/>
+      <w:bookmarkStart w:name="titre-3" w:id="99"/>
       <w:r>
         <w:t xml:space="preserve">1.2 Qui peut faire quoi</w:t>
       </w:r>
-      <w:bookmarkEnd w:id="94"/>
+      <w:bookmarkEnd w:id="99"/>
     </w:p>
     <w:p>
       <w:r>
@@ -2350,7 +2445,7 @@
                 <w:sz w:val="19"/>
                 <w:szCs w:val="19"/>
               </w:rPr>
-              <w:t xml:space="preserve">Tout ce qui précède, plus : gérer les membres et leurs rôles, voir les indicateurs et la santé du site, modifier les réglages, voir et exporter la liste des lecteurs qui suivent une œuvre.</w:t>
+              <w:t xml:space="preserve">Tout ce qui précède, plus : gérer les membres et leurs rôles, voir les indicateurs et la santé du site, modifier les réglages, voir et exporter la liste des lecteurs qui suivent une œuvre, consulter les comptes inscrits et les ajouter à l'équipe.</w:t>
             </w:r>
           </w:p>
         </w:tc>
@@ -2423,11 +2518,11 @@
       <w:pPr>
         <w:pStyle w:val="Heading2"/>
       </w:pPr>
-      <w:bookmarkStart w:name="titre-4" w:id="95"/>
+      <w:bookmarkStart w:name="titre-4" w:id="100"/>
       <w:r>
         <w:t xml:space="preserve">1.3 Se connecter</w:t>
       </w:r>
-      <w:bookmarkEnd w:id="95"/>
+      <w:bookmarkEnd w:id="100"/>
     </w:p>
     <w:p>
       <w:pPr>
@@ -2900,21 +2995,21 @@
       <w:pPr>
         <w:pStyle w:val="Heading1"/>
       </w:pPr>
-      <w:bookmarkStart w:name="titre-5" w:id="96"/>
+      <w:bookmarkStart w:name="titre-5" w:id="101"/>
       <w:r>
         <w:t xml:space="preserve">2 Le tableau de bord et le menu</w:t>
       </w:r>
-      <w:bookmarkEnd w:id="96"/>
+      <w:bookmarkEnd w:id="101"/>
     </w:p>
     <w:p>
       <w:pPr>
         <w:pStyle w:val="Heading2"/>
       </w:pPr>
-      <w:bookmarkStart w:name="titre-6" w:id="97"/>
+      <w:bookmarkStart w:name="titre-6" w:id="102"/>
       <w:r>
         <w:t xml:space="preserve">2.1 Lire le tableau de bord</w:t>
       </w:r>
-      <w:bookmarkEnd w:id="97"/>
+      <w:bookmarkEnd w:id="102"/>
     </w:p>
     <w:p>
       <w:r>
@@ -3055,11 +3150,11 @@
       <w:pPr>
         <w:pStyle w:val="Heading2"/>
       </w:pPr>
-      <w:bookmarkStart w:name="titre-7" w:id="98"/>
+      <w:bookmarkStart w:name="titre-7" w:id="103"/>
       <w:r>
         <w:t xml:space="preserve">2.2 Se repérer dans le menu</w:t>
       </w:r>
-      <w:bookmarkEnd w:id="98"/>
+      <w:bookmarkEnd w:id="103"/>
     </w:p>
     <w:p>
       <w:r>
@@ -3137,7 +3232,7 @@
           <wp:inline distT="0" distB="0" distL="0" distR="0">
             <wp:extent cx="5715000" cy="3676650"/>
             <wp:effectExtent t="0" r="0" b="0" l="0"/>
-            <wp:docPr id="33" name="Schema-Menu-page.png" descr="Le menu de l'espace équipe, entièrement déplié, et qui voit chaque entrée (schéma)." title="Le menu de l'espace équipe, entièrement déplié, et qui voit chaque entrée (schéma)."/>
+            <wp:docPr id="35" name="Schema-Menu-page.png" descr="Le menu de l'espace équipe, entièrement déplié, et qui voit chaque entrée (schéma)." title="Le menu de l'espace équipe, entièrement déplié, et qui voit chaque entrée (schéma)."/>
             <wp:cNvGraphicFramePr>
               <a:graphicFrameLocks xmlns:a="http://schemas.openxmlformats.org/drawingml/2006/main" noChangeAspect="1"/>
             </wp:cNvGraphicFramePr>
@@ -3270,11 +3365,11 @@
       <w:pPr>
         <w:pStyle w:val="Heading2"/>
       </w:pPr>
-      <w:bookmarkStart w:name="titre-8" w:id="99"/>
+      <w:bookmarkStart w:name="titre-8" w:id="104"/>
       <w:r>
         <w:t xml:space="preserve">2.3 Utiliser les raccourcis d'un tome</w:t>
       </w:r>
-      <w:bookmarkEnd w:id="99"/>
+      <w:bookmarkEnd w:id="104"/>
     </w:p>
     <w:p>
       <w:r>
@@ -3385,11 +3480,11 @@
       <w:pPr>
         <w:pStyle w:val="Heading1"/>
       </w:pPr>
-      <w:bookmarkStart w:name="titre-9" w:id="100"/>
+      <w:bookmarkStart w:name="titre-9" w:id="105"/>
       <w:r>
         <w:t xml:space="preserve">3 Le planning</w:t>
       </w:r>
-      <w:bookmarkEnd w:id="100"/>
+      <w:bookmarkEnd w:id="105"/>
     </w:p>
     <w:p>
       <w:r>
@@ -3417,7 +3512,7 @@
           <wp:inline distT="0" distB="0" distL="0" distR="0">
             <wp:extent cx="5715000" cy="3048000"/>
             <wp:effectExtent t="0" r="0" b="0" l="0"/>
-            <wp:docPr id="34" name="Schema-Planning-page.png" descr="Les étapes du planning, une tâche, les états vus par les lecteurs et les rappels (schéma)." title="Les étapes du planning, une tâche, les états vus par les lecteurs et les rappels (schéma)."/>
+            <wp:docPr id="36" name="Schema-Planning-page.png" descr="Les étapes du planning, une tâche, les états vus par les lecteurs et les rappels (schéma)." title="Les étapes du planning, une tâche, les états vus par les lecteurs et les rappels (schéma)."/>
             <wp:cNvGraphicFramePr>
               <a:graphicFrameLocks xmlns:a="http://schemas.openxmlformats.org/drawingml/2006/main" noChangeAspect="1"/>
             </wp:cNvGraphicFramePr>
@@ -3472,11 +3567,11 @@
       <w:pPr>
         <w:pStyle w:val="Heading2"/>
       </w:pPr>
-      <w:bookmarkStart w:name="titre-10" w:id="101"/>
+      <w:bookmarkStart w:name="titre-10" w:id="106"/>
       <w:r>
         <w:t xml:space="preserve">3.1 Mettre à jour son avancement</w:t>
       </w:r>
-      <w:bookmarkEnd w:id="101"/>
+      <w:bookmarkEnd w:id="106"/>
     </w:p>
     <w:p>
       <w:pPr>
@@ -3804,11 +3899,11 @@
       <w:pPr>
         <w:pStyle w:val="Heading2"/>
       </w:pPr>
-      <w:bookmarkStart w:name="titre-11" w:id="102"/>
+      <w:bookmarkStart w:name="titre-11" w:id="107"/>
       <w:r>
         <w:t xml:space="preserve">3.2 Signaler un tome bloqué</w:t>
       </w:r>
-      <w:bookmarkEnd w:id="102"/>
+      <w:bookmarkEnd w:id="107"/>
     </w:p>
     <w:p>
       <w:r>
@@ -3926,11 +4021,11 @@
       <w:pPr>
         <w:pStyle w:val="Heading2"/>
       </w:pPr>
-      <w:bookmarkStart w:name="titre-12" w:id="103"/>
+      <w:bookmarkStart w:name="titre-12" w:id="108"/>
       <w:r>
         <w:t xml:space="preserve">3.3 Mettre à jour une tâche « En attente »</w:t>
       </w:r>
-      <w:bookmarkEnd w:id="103"/>
+      <w:bookmarkEnd w:id="108"/>
     </w:p>
     <w:p>
       <w:r>
@@ -3971,11 +4066,11 @@
       <w:pPr>
         <w:pStyle w:val="Heading2"/>
       </w:pPr>
-      <w:bookmarkStart w:name="titre-13" w:id="104"/>
+      <w:bookmarkStart w:name="titre-13" w:id="109"/>
       <w:r>
         <w:t xml:space="preserve">3.4 Comprendre ce que voient les lecteurs</w:t>
       </w:r>
-      <w:bookmarkEnd w:id="104"/>
+      <w:bookmarkEnd w:id="109"/>
     </w:p>
     <w:tbl>
       <w:tblPr>
@@ -4594,11 +4689,11 @@
       <w:pPr>
         <w:pStyle w:val="Heading2"/>
       </w:pPr>
-      <w:bookmarkStart w:name="titre-14" w:id="105"/>
+      <w:bookmarkStart w:name="titre-14" w:id="110"/>
       <w:r>
         <w:t xml:space="preserve">3.5 Recevoir (ou ne plus recevoir) les rappels</w:t>
       </w:r>
-      <w:bookmarkEnd w:id="105"/>
+      <w:bookmarkEnd w:id="110"/>
     </w:p>
     <w:p>
       <w:r>
@@ -4850,11 +4945,11 @@
       <w:pPr>
         <w:pStyle w:val="Heading2"/>
       </w:pPr>
-      <w:bookmarkStart w:name="titre-15" w:id="106"/>
+      <w:bookmarkStart w:name="titre-15" w:id="111"/>
       <w:r>
         <w:t xml:space="preserve">3.6 Mettre un tome en pause</w:t>
       </w:r>
-      <w:bookmarkEnd w:id="106"/>
+      <w:bookmarkEnd w:id="111"/>
     </w:p>
     <w:p>
       <w:r>
@@ -4964,11 +5059,11 @@
       <w:pPr>
         <w:pStyle w:val="Heading2"/>
       </w:pPr>
-      <w:bookmarkStart w:name="titre-16" w:id="107"/>
+      <w:bookmarkStart w:name="titre-16" w:id="112"/>
       <w:r>
         <w:t xml:space="preserve">3.7 Retirer un tome ajouté par erreur</w:t>
       </w:r>
-      <w:bookmarkEnd w:id="107"/>
+      <w:bookmarkEnd w:id="112"/>
     </w:p>
     <w:p>
       <w:r>
@@ -5037,11 +5132,11 @@
       <w:pPr>
         <w:pStyle w:val="Heading2"/>
       </w:pPr>
-      <w:bookmarkStart w:name="titre-17" w:id="108"/>
+      <w:bookmarkStart w:name="titre-17" w:id="113"/>
       <w:r>
         <w:t xml:space="preserve">3.8 Trouver un tome dans le planning complet</w:t>
       </w:r>
-      <w:bookmarkEnd w:id="108"/>
+      <w:bookmarkEnd w:id="113"/>
     </w:p>
     <w:p>
       <w:r>
@@ -5185,11 +5280,11 @@
       <w:pPr>
         <w:pStyle w:val="Heading1"/>
       </w:pPr>
-      <w:bookmarkStart w:name="titre-18" w:id="109"/>
+      <w:bookmarkStart w:name="titre-18" w:id="114"/>
       <w:r>
         <w:t xml:space="preserve">4 Les œuvres</w:t>
       </w:r>
-      <w:bookmarkEnd w:id="109"/>
+      <w:bookmarkEnd w:id="114"/>
     </w:p>
     <w:p>
       <w:r>
@@ -5220,11 +5315,11 @@
       <w:pPr>
         <w:pStyle w:val="Heading2"/>
       </w:pPr>
-      <w:bookmarkStart w:name="titre-19" w:id="110"/>
+      <w:bookmarkStart w:name="titre-19" w:id="115"/>
       <w:r>
         <w:t xml:space="preserve">4.1 Créer une œuvre</w:t>
       </w:r>
-      <w:bookmarkEnd w:id="110"/>
+      <w:bookmarkEnd w:id="115"/>
     </w:p>
     <w:p>
       <w:pPr>
@@ -5678,11 +5773,11 @@
       <w:pPr>
         <w:pStyle w:val="Heading2"/>
       </w:pPr>
-      <w:bookmarkStart w:name="titre-20" w:id="111"/>
+      <w:bookmarkStart w:name="titre-20" w:id="116"/>
       <w:r>
         <w:t xml:space="preserve">4.2 Modifier une œuvre et cadrer sa couverture</w:t>
       </w:r>
-      <w:bookmarkEnd w:id="111"/>
+      <w:bookmarkEnd w:id="116"/>
     </w:p>
     <w:p>
       <w:pPr>
@@ -5815,11 +5910,11 @@
       <w:pPr>
         <w:pStyle w:val="Heading2"/>
       </w:pPr>
-      <w:bookmarkStart w:name="titre-21" w:id="112"/>
+      <w:bookmarkStart w:name="titre-21" w:id="117"/>
       <w:r>
         <w:t xml:space="preserve">4.3 Annoncer une nouvelle série sans dévoiler son titre</w:t>
       </w:r>
-      <w:bookmarkEnd w:id="112"/>
+      <w:bookmarkEnd w:id="117"/>
     </w:p>
     <w:p>
       <w:r>
@@ -6012,7 +6107,7 @@
           <wp:inline distT="0" distB="0" distL="0" distR="0">
             <wp:extent cx="5715000" cy="5200650"/>
             <wp:effectExtent t="0" r="0" b="0" l="0"/>
-            <wp:docPr id="35" name="SerieAVenirFormulaire-page.png" descr="La section « Annonce au planning » de « Nouvelle œuvre », et la pastille « Titre caché au public » dans la liste." title="La section « Annonce au planning » de « Nouvelle œuvre », et la pastille « Titre caché au public » dans la liste."/>
+            <wp:docPr id="37" name="SerieAVenirFormulaire-page.png" descr="La section « Annonce au planning » de « Nouvelle œuvre », et la pastille « Titre caché au public » dans la liste." title="La section « Annonce au planning » de « Nouvelle œuvre », et la pastille « Titre caché au public » dans la liste."/>
             <wp:cNvGraphicFramePr>
               <a:graphicFrameLocks xmlns:a="http://schemas.openxmlformats.org/drawingml/2006/main" noChangeAspect="1"/>
             </wp:cNvGraphicFramePr>
@@ -6089,7 +6184,7 @@
           <wp:inline distT="0" distB="0" distL="0" distR="0">
             <wp:extent cx="5715000" cy="5953125"/>
             <wp:effectExtent t="0" r="0" b="0" l="0"/>
-            <wp:docPr id="36" name="SerieAVenirPublic-page.png" descr="Côté lecteurs : « Nouvelle série à venir · Tome 1 » dans le planning de l'accueil et sur la page Planning." title="Côté lecteurs : « Nouvelle série à venir · Tome 1 » dans le planning de l'accueil et sur la page Planning."/>
+            <wp:docPr id="38" name="SerieAVenirPublic-page.png" descr="Côté lecteurs : « Nouvelle série à venir · Tome 1 » dans le planning de l'accueil et sur la page Planning." title="Côté lecteurs : « Nouvelle série à venir · Tome 1 » dans le planning de l'accueil et sur la page Planning."/>
             <wp:cNvGraphicFramePr>
               <a:graphicFrameLocks xmlns:a="http://schemas.openxmlformats.org/drawingml/2006/main" noChangeAspect="1"/>
             </wp:cNvGraphicFramePr>
@@ -6351,11 +6446,11 @@
       <w:pPr>
         <w:pStyle w:val="Heading2"/>
       </w:pPr>
-      <w:bookmarkStart w:name="titre-22" w:id="113"/>
+      <w:bookmarkStart w:name="titre-22" w:id="118"/>
       <w:r>
         <w:t xml:space="preserve">4.4 Gérer les genres</w:t>
       </w:r>
-      <w:bookmarkEnd w:id="113"/>
+      <w:bookmarkEnd w:id="118"/>
     </w:p>
     <w:p>
       <w:r>
@@ -6484,11 +6579,11 @@
       <w:pPr>
         <w:pStyle w:val="Heading1"/>
       </w:pPr>
-      <w:bookmarkStart w:name="titre-23" w:id="114"/>
+      <w:bookmarkStart w:name="titre-23" w:id="119"/>
       <w:r>
         <w:t xml:space="preserve">5 Les mangas (MangaDex)</w:t>
       </w:r>
-      <w:bookmarkEnd w:id="114"/>
+      <w:bookmarkEnd w:id="119"/>
     </w:p>
     <w:p>
       <w:r>
@@ -6887,11 +6982,11 @@
       <w:pPr>
         <w:pStyle w:val="Heading2"/>
       </w:pPr>
-      <w:bookmarkStart w:name="titre-24" w:id="115"/>
+      <w:bookmarkStart w:name="titre-24" w:id="120"/>
       <w:r>
         <w:t xml:space="preserve">5.1 Lier un manga à sa série MangaDex</w:t>
       </w:r>
-      <w:bookmarkEnd w:id="115"/>
+      <w:bookmarkEnd w:id="120"/>
     </w:p>
     <w:p>
       <w:r>
@@ -7315,11 +7410,11 @@
       <w:pPr>
         <w:pStyle w:val="Heading2"/>
       </w:pPr>
-      <w:bookmarkStart w:name="titre-25" w:id="116"/>
+      <w:bookmarkStart w:name="titre-25" w:id="121"/>
       <w:r>
         <w:t xml:space="preserve">5.2 Publier un chapitre de manga</w:t>
       </w:r>
-      <w:bookmarkEnd w:id="116"/>
+      <w:bookmarkEnd w:id="121"/>
     </w:p>
     <w:p>
       <w:pPr>
@@ -7578,11 +7673,11 @@
       <w:pPr>
         <w:pStyle w:val="Heading2"/>
       </w:pPr>
-      <w:bookmarkStart w:name="titre-26" w:id="117"/>
+      <w:bookmarkStart w:name="titre-26" w:id="122"/>
       <w:r>
         <w:t xml:space="preserve">5.3 Annoncer un tome de manga au planning</w:t>
       </w:r>
-      <w:bookmarkEnd w:id="117"/>
+      <w:bookmarkEnd w:id="122"/>
     </w:p>
     <w:p>
       <w:r>
@@ -7828,11 +7923,11 @@
       <w:pPr>
         <w:pStyle w:val="Heading2"/>
       </w:pPr>
-      <w:bookmarkStart w:name="titre-27" w:id="118"/>
+      <w:bookmarkStart w:name="titre-27" w:id="123"/>
       <w:r>
         <w:t xml:space="preserve">5.4 Vérifier la synchronisation</w:t>
       </w:r>
-      <w:bookmarkEnd w:id="118"/>
+      <w:bookmarkEnd w:id="123"/>
     </w:p>
     <w:p>
       <w:r>
@@ -8527,11 +8622,11 @@
       <w:pPr>
         <w:pStyle w:val="Heading2"/>
       </w:pPr>
-      <w:bookmarkStart w:name="titre-28" w:id="119"/>
+      <w:bookmarkStart w:name="titre-28" w:id="124"/>
       <w:r>
         <w:t xml:space="preserve">5.5 Retirer un chapitre ou un manga</w:t>
       </w:r>
-      <w:bookmarkEnd w:id="119"/>
+      <w:bookmarkEnd w:id="124"/>
     </w:p>
     <w:tbl>
       <w:tblPr>
@@ -8945,11 +9040,11 @@
       <w:pPr>
         <w:pStyle w:val="Heading1"/>
       </w:pPr>
-      <w:bookmarkStart w:name="titre-29" w:id="120"/>
+      <w:bookmarkStart w:name="titre-29" w:id="125"/>
       <w:r>
         <w:t xml:space="preserve">6 Créer un tome vide</w:t>
       </w:r>
-      <w:bookmarkEnd w:id="120"/>
+      <w:bookmarkEnd w:id="125"/>
     </w:p>
     <w:p>
       <w:r>
@@ -8960,11 +9055,11 @@
       <w:pPr>
         <w:pStyle w:val="Heading2"/>
       </w:pPr>
-      <w:bookmarkStart w:name="titre-30" w:id="121"/>
+      <w:bookmarkStart w:name="titre-30" w:id="126"/>
       <w:r>
         <w:t xml:space="preserve">6.1 Ouvrir la page « Nouveau tome »</w:t>
       </w:r>
-      <w:bookmarkEnd w:id="121"/>
+      <w:bookmarkEnd w:id="126"/>
     </w:p>
     <w:p>
       <w:r>
@@ -9045,11 +9140,11 @@
       <w:pPr>
         <w:pStyle w:val="Heading2"/>
       </w:pPr>
-      <w:bookmarkStart w:name="titre-31" w:id="122"/>
+      <w:bookmarkStart w:name="titre-31" w:id="127"/>
       <w:r>
         <w:t xml:space="preserve">6.2 Créer le tome</w:t>
       </w:r>
-      <w:bookmarkEnd w:id="122"/>
+      <w:bookmarkEnd w:id="127"/>
     </w:p>
     <w:p>
       <w:pPr>
@@ -9062,7 +9157,7 @@
           <wp:inline distT="0" distB="0" distL="0" distR="0">
             <wp:extent cx="5715000" cy="5153025"/>
             <wp:effectExtent t="0" r="0" b="0" l="0"/>
-            <wp:docPr id="37" name="Main-contenu.png" descr="La page « Nouveau tome » : le tome, l'équipe et le calendrier, puis ce qui sera créé." title="La page « Nouveau tome » : le tome, l'équipe et le calendrier, puis ce qui sera créé."/>
+            <wp:docPr id="39" name="Main-contenu.png" descr="La page « Nouveau tome » : le tome, l'équipe et le calendrier, puis ce qui sera créé." title="La page « Nouveau tome » : le tome, l'équipe et le calendrier, puis ce qui sera créé."/>
             <wp:cNvGraphicFramePr>
               <a:graphicFrameLocks xmlns:a="http://schemas.openxmlformats.org/drawingml/2006/main" noChangeAspect="1"/>
             </wp:cNvGraphicFramePr>
@@ -9613,7 +9708,7 @@
           <wp:inline distT="0" distB="0" distL="0" distR="0">
             <wp:extent cx="5715000" cy="4371975"/>
             <wp:effectExtent t="0" r="0" b="0" l="0"/>
-            <wp:docPr id="38" name="HeureSortie-page.png" descr="« Date cible du tome » et « Heure de sortie » côte à côte : l'heure est gardée, même avec le rythme « Libre »." title="« Date cible du tome » et « Heure de sortie » côte à côte : l'heure est gardée, même avec le rythme « Libre »."/>
+            <wp:docPr id="40" name="HeureSortie-page.png" descr="« Date cible du tome » et « Heure de sortie » côte à côte : l'heure est gardée, même avec le rythme « Libre »." title="« Date cible du tome » et « Heure de sortie » côte à côte : l'heure est gardée, même avec le rythme « Libre »."/>
             <wp:cNvGraphicFramePr>
               <a:graphicFrameLocks xmlns:a="http://schemas.openxmlformats.org/drawingml/2006/main" noChangeAspect="1"/>
             </wp:cNvGraphicFramePr>
@@ -9736,11 +9831,11 @@
       <w:pPr>
         <w:pStyle w:val="Heading2"/>
       </w:pPr>
-      <w:bookmarkStart w:name="titre-32" w:id="123"/>
+      <w:bookmarkStart w:name="titre-32" w:id="128"/>
       <w:r>
         <w:t xml:space="preserve">6.3 Comprendre la parution d'un tome</w:t>
       </w:r>
-      <w:bookmarkEnd w:id="123"/>
+      <w:bookmarkEnd w:id="128"/>
     </w:p>
     <w:p>
       <w:r>
@@ -10324,11 +10419,11 @@
       <w:pPr>
         <w:pStyle w:val="Heading1"/>
       </w:pPr>
-      <w:bookmarkStart w:name="titre-33" w:id="124"/>
+      <w:bookmarkStart w:name="titre-33" w:id="129"/>
       <w:r>
         <w:t xml:space="preserve">7 Préparer le fichier Word</w:t>
       </w:r>
-      <w:bookmarkEnd w:id="124"/>
+      <w:bookmarkEnd w:id="129"/>
     </w:p>
     <w:p>
       <w:r>
@@ -10339,11 +10434,11 @@
       <w:pPr>
         <w:pStyle w:val="Heading2"/>
       </w:pPr>
-      <w:bookmarkStart w:name="titre-34" w:id="125"/>
+      <w:bookmarkStart w:name="titre-34" w:id="130"/>
       <w:r>
         <w:t xml:space="preserve">7.1 Utiliser les bons styles</w:t>
       </w:r>
-      <w:bookmarkEnd w:id="125"/>
+      <w:bookmarkEnd w:id="130"/>
     </w:p>
     <w:tbl>
       <w:tblPr>
@@ -11312,11 +11407,11 @@
       <w:pPr>
         <w:pStyle w:val="Heading2"/>
       </w:pPr>
-      <w:bookmarkStart w:name="titre-35" w:id="126"/>
+      <w:bookmarkStart w:name="titre-35" w:id="131"/>
       <w:r>
         <w:t xml:space="preserve">7.2 Écrire les dialogues et les pensées</w:t>
       </w:r>
-      <w:bookmarkEnd w:id="126"/>
+      <w:bookmarkEnd w:id="131"/>
     </w:p>
     <w:p>
       <w:pPr>
@@ -11368,11 +11463,11 @@
       <w:pPr>
         <w:pStyle w:val="Heading2"/>
       </w:pPr>
-      <w:bookmarkStart w:name="titre-36" w:id="127"/>
+      <w:bookmarkStart w:name="titre-36" w:id="132"/>
       <w:r>
         <w:t xml:space="preserve">7.3 Décrire les illustrations</w:t>
       </w:r>
-      <w:bookmarkEnd w:id="127"/>
+      <w:bookmarkEnd w:id="132"/>
     </w:p>
     <w:p>
       <w:r>
@@ -11513,11 +11608,11 @@
       <w:pPr>
         <w:pStyle w:val="Heading2"/>
       </w:pPr>
-      <w:bookmarkStart w:name="titre-37" w:id="128"/>
+      <w:bookmarkStart w:name="titre-37" w:id="133"/>
       <w:r>
         <w:t xml:space="preserve">7.4 Forcer un début de chapitre avec un marqueur</w:t>
       </w:r>
-      <w:bookmarkEnd w:id="128"/>
+      <w:bookmarkEnd w:id="133"/>
     </w:p>
     <w:p>
       <w:r>
@@ -11995,11 +12090,11 @@
       <w:pPr>
         <w:pStyle w:val="Heading2"/>
       </w:pPr>
-      <w:bookmarkStart w:name="titre-38" w:id="129"/>
+      <w:bookmarkStart w:name="titre-38" w:id="134"/>
       <w:r>
         <w:t xml:space="preserve">7.5 Vérifier le fichier avant de l'envoyer</w:t>
       </w:r>
-      <w:bookmarkEnd w:id="129"/>
+      <w:bookmarkEnd w:id="134"/>
     </w:p>
     <w:p>
       <w:pPr>
@@ -12090,11 +12185,11 @@
       <w:pPr>
         <w:pStyle w:val="Heading1"/>
       </w:pPr>
-      <w:bookmarkStart w:name="titre-39" w:id="130"/>
+      <w:bookmarkStart w:name="titre-39" w:id="135"/>
       <w:r>
         <w:t xml:space="preserve">8 Ajouter des chapitres à un tome</w:t>
       </w:r>
-      <w:bookmarkEnd w:id="130"/>
+      <w:bookmarkEnd w:id="135"/>
     </w:p>
     <w:p>
       <w:r>
@@ -12145,11 +12240,11 @@
       <w:pPr>
         <w:pStyle w:val="Heading2"/>
       </w:pPr>
-      <w:bookmarkStart w:name="titre-40" w:id="131"/>
+      <w:bookmarkStart w:name="titre-40" w:id="136"/>
       <w:r>
         <w:t xml:space="preserve">8.1 Comprendre le formulaire</w:t>
       </w:r>
-      <w:bookmarkEnd w:id="131"/>
+      <w:bookmarkEnd w:id="136"/>
     </w:p>
     <w:p>
       <w:r>
@@ -12167,7 +12262,7 @@
           <wp:inline distT="0" distB="0" distL="0" distR="0">
             <wp:extent cx="4572000" cy="2333625"/>
             <wp:effectExtent t="0" r="0" b="0" l="0"/>
-            <wp:docPr id="39" name="Chapitre-tome.png" descr="Partie 1 · Le tome : l'œuvre, le tome et sa parution." title="Partie 1 · Le tome : l'œuvre, le tome et sa parution."/>
+            <wp:docPr id="41" name="Chapitre-tome.png" descr="Partie 1 · Le tome : l'œuvre, le tome et sa parution." title="Partie 1 · Le tome : l'œuvre, le tome et sa parution."/>
             <wp:cNvGraphicFramePr>
               <a:graphicFrameLocks xmlns:a="http://schemas.openxmlformats.org/drawingml/2006/main" noChangeAspect="1"/>
             </wp:cNvGraphicFramePr>
@@ -12271,7 +12366,7 @@
           <wp:inline distT="0" distB="0" distL="0" distR="0">
             <wp:extent cx="4572000" cy="4238625"/>
             <wp:effectExtent t="0" r="0" b="0" l="0"/>
-            <wp:docPr id="40" name="Chapitre-fichier.png" descr="Partie 2 · Le fichier : le site compare chaque chapitre du fichier au tome." title="Partie 2 · Le fichier : le site compare chaque chapitre du fichier au tome."/>
+            <wp:docPr id="42" name="Chapitre-fichier.png" descr="Partie 2 · Le fichier : le site compare chaque chapitre du fichier au tome." title="Partie 2 · Le fichier : le site compare chaque chapitre du fichier au tome."/>
             <wp:cNvGraphicFramePr>
               <a:graphicFrameLocks xmlns:a="http://schemas.openxmlformats.org/drawingml/2006/main" noChangeAspect="1"/>
             </wp:cNvGraphicFramePr>
@@ -12816,7 +12911,7 @@
           <wp:inline distT="0" distB="0" distL="0" distR="0">
             <wp:extent cx="4572000" cy="1990725"/>
             <wp:effectExtent t="0" r="0" b="0" l="0"/>
-            <wp:docPr id="41" name="Chapitre-sortie.png" descr="Partie 3 · La sortie des nouveaux chapitres." title="Partie 3 · La sortie des nouveaux chapitres."/>
+            <wp:docPr id="43" name="Chapitre-sortie.png" descr="Partie 3 · La sortie des nouveaux chapitres." title="Partie 3 · La sortie des nouveaux chapitres."/>
             <wp:cNvGraphicFramePr>
               <a:graphicFrameLocks xmlns:a="http://schemas.openxmlformats.org/drawingml/2006/main" noChangeAspect="1"/>
             </wp:cNvGraphicFramePr>
@@ -12950,7 +13045,7 @@
           <wp:inline distT="0" distB="0" distL="0" distR="0">
             <wp:extent cx="2571750" cy="4210050"/>
             <wp:effectExtent t="0" r="0" b="0" l="0"/>
-            <wp:docPr id="42" name="Chapitre-resume.png" descr="À droite : « Ce qui va se passer » et le bouton d'envoi, dont le texte change selon vos choix." title="À droite : « Ce qui va se passer » et le bouton d'envoi, dont le texte change selon vos choix."/>
+            <wp:docPr id="44" name="Chapitre-resume.png" descr="À droite : « Ce qui va se passer » et le bouton d'envoi, dont le texte change selon vos choix." title="À droite : « Ce qui va se passer » et le bouton d'envoi, dont le texte change selon vos choix."/>
             <wp:cNvGraphicFramePr>
               <a:graphicFrameLocks xmlns:a="http://schemas.openxmlformats.org/drawingml/2006/main" noChangeAspect="1"/>
             </wp:cNvGraphicFramePr>
@@ -13037,11 +13132,11 @@
       <w:pPr>
         <w:pStyle w:val="Heading2"/>
       </w:pPr>
-      <w:bookmarkStart w:name="titre-41" w:id="132"/>
+      <w:bookmarkStart w:name="titre-41" w:id="137"/>
       <w:r>
         <w:t xml:space="preserve">8.2 Publier le prologue d'un tome en cours</w:t>
       </w:r>
-      <w:bookmarkEnd w:id="132"/>
+      <w:bookmarkEnd w:id="137"/>
     </w:p>
     <w:p>
       <w:r>
@@ -13422,11 +13517,11 @@
       <w:pPr>
         <w:pStyle w:val="Heading2"/>
       </w:pPr>
-      <w:bookmarkStart w:name="titre-42" w:id="133"/>
+      <w:bookmarkStart w:name="titre-42" w:id="138"/>
       <w:r>
         <w:t xml:space="preserve">8.3 Programmer plusieurs chapitres au rythme</w:t>
       </w:r>
-      <w:bookmarkEnd w:id="133"/>
+      <w:bookmarkEnd w:id="138"/>
     </w:p>
     <w:p>
       <w:r>
@@ -13731,11 +13826,11 @@
       <w:pPr>
         <w:pStyle w:val="Heading2"/>
       </w:pPr>
-      <w:bookmarkStart w:name="titre-43" w:id="134"/>
+      <w:bookmarkStart w:name="titre-43" w:id="139"/>
       <w:r>
         <w:t xml:space="preserve">8.4 Publier un tome entier d'un coup</w:t>
       </w:r>
-      <w:bookmarkEnd w:id="134"/>
+      <w:bookmarkEnd w:id="139"/>
     </w:p>
     <w:p>
       <w:r>
@@ -13974,11 +14069,11 @@
       <w:pPr>
         <w:pStyle w:val="Heading2"/>
       </w:pPr>
-      <w:bookmarkStart w:name="titre-44" w:id="135"/>
+      <w:bookmarkStart w:name="titre-44" w:id="140"/>
       <w:r>
         <w:t xml:space="preserve">8.5 Donner tout le tome, chapitre par chapitre, avec les liens à la fin</w:t>
       </w:r>
-      <w:bookmarkEnd w:id="135"/>
+      <w:bookmarkEnd w:id="140"/>
     </w:p>
     <w:p>
       <w:r>
@@ -14283,11 +14378,11 @@
       <w:pPr>
         <w:pStyle w:val="Heading2"/>
       </w:pPr>
-      <w:bookmarkStart w:name="titre-45" w:id="136"/>
+      <w:bookmarkStart w:name="titre-45" w:id="141"/>
       <w:r>
         <w:t xml:space="preserve">8.6 Corriger un chapitre déjà en ligne</w:t>
       </w:r>
-      <w:bookmarkEnd w:id="136"/>
+      <w:bookmarkEnd w:id="141"/>
     </w:p>
     <w:p>
       <w:r>
@@ -14529,11 +14624,11 @@
       <w:pPr>
         <w:pStyle w:val="Heading2"/>
       </w:pPr>
-      <w:bookmarkStart w:name="titre-46" w:id="137"/>
+      <w:bookmarkStart w:name="titre-46" w:id="142"/>
       <w:r>
         <w:t xml:space="preserve">8.7 Découper soi-même les chapitres</w:t>
       </w:r>
-      <w:bookmarkEnd w:id="137"/>
+      <w:bookmarkEnd w:id="142"/>
     </w:p>
     <w:p>
       <w:r>
@@ -14841,11 +14936,11 @@
       <w:pPr>
         <w:pStyle w:val="Heading2"/>
       </w:pPr>
-      <w:bookmarkStart w:name="titre-47" w:id="138"/>
+      <w:bookmarkStart w:name="titre-47" w:id="143"/>
       <w:r>
         <w:t xml:space="preserve">8.8 Ajouter la lecture en ligne d'un tome déjà paru</w:t>
       </w:r>
-      <w:bookmarkEnd w:id="138"/>
+      <w:bookmarkEnd w:id="143"/>
     </w:p>
     <w:p>
       <w:r>
@@ -14943,11 +15038,11 @@
       <w:pPr>
         <w:pStyle w:val="Heading2"/>
       </w:pPr>
-      <w:bookmarkStart w:name="titre-48" w:id="139"/>
+      <w:bookmarkStart w:name="titre-48" w:id="144"/>
       <w:r>
         <w:t xml:space="preserve">8.9 Refaire toute la lecture en ligne d'un tome</w:t>
       </w:r>
-      <w:bookmarkEnd w:id="139"/>
+      <w:bookmarkEnd w:id="144"/>
     </w:p>
     <w:p>
       <w:r>
@@ -15166,11 +15261,11 @@
       <w:pPr>
         <w:pStyle w:val="Heading2"/>
       </w:pPr>
-      <w:bookmarkStart w:name="titre-49" w:id="140"/>
+      <w:bookmarkStart w:name="titre-49" w:id="145"/>
       <w:r>
         <w:t xml:space="preserve">8.10 Savoir ce qui sera annoncé</w:t>
       </w:r>
-      <w:bookmarkEnd w:id="140"/>
+      <w:bookmarkEnd w:id="145"/>
     </w:p>
     <w:tbl>
       <w:tblPr>
@@ -16000,11 +16095,11 @@
       <w:pPr>
         <w:pStyle w:val="Heading2"/>
       </w:pPr>
-      <w:bookmarkStart w:name="titre-50" w:id="141"/>
+      <w:bookmarkStart w:name="titre-50" w:id="146"/>
       <w:r>
         <w:t xml:space="preserve">8.11 Choisir le salon Discord des chapitres</w:t>
       </w:r>
-      <w:bookmarkEnd w:id="141"/>
+      <w:bookmarkEnd w:id="146"/>
     </w:p>
     <w:p>
       <w:r>
@@ -16457,21 +16552,21 @@
       <w:pPr>
         <w:pStyle w:val="Heading1"/>
       </w:pPr>
-      <w:bookmarkStart w:name="titre-51" w:id="142"/>
+      <w:bookmarkStart w:name="titre-51" w:id="147"/>
       <w:r>
         <w:t xml:space="preserve">9 Terminer un tome</w:t>
       </w:r>
-      <w:bookmarkEnd w:id="142"/>
+      <w:bookmarkEnd w:id="147"/>
     </w:p>
     <w:p>
       <w:pPr>
         <w:pStyle w:val="Heading2"/>
       </w:pPr>
-      <w:bookmarkStart w:name="titre-52" w:id="143"/>
+      <w:bookmarkStart w:name="titre-52" w:id="148"/>
       <w:r>
         <w:t xml:space="preserve">9.1 Terminer un tome avec son dernier envoi</w:t>
       </w:r>
-      <w:bookmarkEnd w:id="143"/>
+      <w:bookmarkEnd w:id="148"/>
     </w:p>
     <w:p>
       <w:r>
@@ -16489,7 +16584,7 @@
           <wp:inline distT="0" distB="0" distL="0" distR="0">
             <wp:extent cx="4572000" cy="2828925"/>
             <wp:effectExtent t="0" r="0" b="0" l="0"/>
-            <wp:docPr id="43" name="Chapitre-complet.png" descr="Les liens de téléchargement et les deux cases qui terminent le tome." title="Les liens de téléchargement et les deux cases qui terminent le tome."/>
+            <wp:docPr id="45" name="Chapitre-complet.png" descr="Les liens de téléchargement et les deux cases qui terminent le tome." title="Les liens de téléchargement et les deux cases qui terminent le tome."/>
             <wp:cNvGraphicFramePr>
               <a:graphicFrameLocks xmlns:a="http://schemas.openxmlformats.org/drawingml/2006/main" noChangeAspect="1"/>
             </wp:cNvGraphicFramePr>
@@ -16714,11 +16809,11 @@
       <w:pPr>
         <w:pStyle w:val="Heading2"/>
       </w:pPr>
-      <w:bookmarkStart w:name="titre-53" w:id="144"/>
+      <w:bookmarkStart w:name="titre-53" w:id="149"/>
       <w:r>
         <w:t xml:space="preserve">9.2 Passer un tome à « Publié » depuis sa fiche</w:t>
       </w:r>
-      <w:bookmarkEnd w:id="144"/>
+      <w:bookmarkEnd w:id="149"/>
     </w:p>
     <w:p>
       <w:r>
@@ -16878,7 +16973,7 @@
           <wp:inline distT="0" distB="0" distL="0" distR="0">
             <wp:extent cx="4572000" cy="2286000"/>
             <wp:effectExtent t="0" r="0" b="0" l="0"/>
-            <wp:docPr id="44" name="EtatTome-etats.png" descr="L'encadré « État du tome » de la fiche du tome." title="L'encadré « État du tome » de la fiche du tome."/>
+            <wp:docPr id="46" name="EtatTome-etats.png" descr="L'encadré « État du tome » de la fiche du tome." title="L'encadré « État du tome » de la fiche du tome."/>
             <wp:cNvGraphicFramePr>
               <a:graphicFrameLocks xmlns:a="http://schemas.openxmlformats.org/drawingml/2006/main" noChangeAspect="1"/>
             </wp:cNvGraphicFramePr>
@@ -16991,11 +17086,11 @@
       <w:pPr>
         <w:pStyle w:val="Heading2"/>
       </w:pPr>
-      <w:bookmarkStart w:name="titre-54" w:id="145"/>
+      <w:bookmarkStart w:name="titre-54" w:id="150"/>
       <w:r>
         <w:t xml:space="preserve">9.3 Remplacer un lien PDF ou EPUB mort</w:t>
       </w:r>
-      <w:bookmarkEnd w:id="145"/>
+      <w:bookmarkEnd w:id="150"/>
     </w:p>
     <w:p>
       <w:pPr>
@@ -17087,11 +17182,11 @@
       <w:pPr>
         <w:pStyle w:val="Heading1"/>
       </w:pPr>
-      <w:bookmarkStart w:name="titre-55" w:id="146"/>
+      <w:bookmarkStart w:name="titre-55" w:id="151"/>
       <w:r>
         <w:t xml:space="preserve">10 Modifier un tome</w:t>
       </w:r>
-      <w:bookmarkEnd w:id="146"/>
+      <w:bookmarkEnd w:id="151"/>
     </w:p>
     <w:p>
       <w:r>
@@ -17102,11 +17197,11 @@
       <w:pPr>
         <w:pStyle w:val="Heading2"/>
       </w:pPr>
-      <w:bookmarkStart w:name="titre-56" w:id="147"/>
+      <w:bookmarkStart w:name="titre-56" w:id="152"/>
       <w:r>
         <w:t xml:space="preserve">10.1 Trouver un tome</w:t>
       </w:r>
-      <w:bookmarkEnd w:id="147"/>
+      <w:bookmarkEnd w:id="152"/>
     </w:p>
     <w:p>
       <w:pPr>
@@ -17119,7 +17214,7 @@
           <wp:inline distT="0" distB="0" distL="0" distR="0">
             <wp:extent cx="5715000" cy="4314825"/>
             <wp:effectExtent t="0" r="0" b="0" l="0"/>
-            <wp:docPr id="45" name="TousLesTomes-contenu.png" descr="« Tous les tomes » : chaque tome avec sa parution et ses boutons." title="« Tous les tomes » : chaque tome avec sa parution et ses boutons."/>
+            <wp:docPr id="47" name="TousLesTomes-contenu.png" descr="« Tous les tomes » : chaque tome avec sa parution et ses boutons." title="« Tous les tomes » : chaque tome avec sa parution et ses boutons."/>
             <wp:cNvGraphicFramePr>
               <a:graphicFrameLocks xmlns:a="http://schemas.openxmlformats.org/drawingml/2006/main" noChangeAspect="1"/>
             </wp:cNvGraphicFramePr>
@@ -17333,11 +17428,11 @@
       <w:pPr>
         <w:pStyle w:val="Heading2"/>
       </w:pPr>
-      <w:bookmarkStart w:name="titre-57" w:id="148"/>
+      <w:bookmarkStart w:name="titre-57" w:id="153"/>
       <w:r>
         <w:t xml:space="preserve">10.2 Modifier les informations d'un tome</w:t>
       </w:r>
-      <w:bookmarkEnd w:id="148"/>
+      <w:bookmarkEnd w:id="153"/>
     </w:p>
     <w:p>
       <w:pPr>
@@ -17350,7 +17445,7 @@
           <wp:inline distT="0" distB="0" distL="0" distR="0">
             <wp:extent cx="5715000" cy="5448300"/>
             <wp:effectExtent t="0" r="0" b="0" l="0"/>
-            <wp:docPr id="46" name="TomeEnCours-contenu.png" descr="La fiche « Modifier le tome » : informations, chapitres, couverture, tome complet et planning." title="La fiche « Modifier le tome » : informations, chapitres, couverture, tome complet et planning."/>
+            <wp:docPr id="48" name="TomeEnCours-contenu.png" descr="La fiche « Modifier le tome » : informations, chapitres, couverture, tome complet et planning." title="La fiche « Modifier le tome » : informations, chapitres, couverture, tome complet et planning."/>
             <wp:cNvGraphicFramePr>
               <a:graphicFrameLocks xmlns:a="http://schemas.openxmlformats.org/drawingml/2006/main" noChangeAspect="1"/>
             </wp:cNvGraphicFramePr>
@@ -17693,7 +17788,7 @@
           <wp:inline distT="0" distB="0" distL="0" distR="0">
             <wp:extent cx="5715000" cy="4400550"/>
             <wp:effectExtent t="0" r="0" b="0" l="0"/>
-            <wp:docPr id="47" name="HeureModifier-page.png" descr="« Modifier le tome » : la couverture changée et l'heure de sortie gardée." title="« Modifier le tome » : la couverture changée et l'heure de sortie gardée."/>
+            <wp:docPr id="49" name="HeureModifier-page.png" descr="« Modifier le tome » : la couverture changée et l'heure de sortie gardée." title="« Modifier le tome » : la couverture changée et l'heure de sortie gardée."/>
             <wp:cNvGraphicFramePr>
               <a:graphicFrameLocks xmlns:a="http://schemas.openxmlformats.org/drawingml/2006/main" noChangeAspect="1"/>
             </wp:cNvGraphicFramePr>
@@ -17783,11 +17878,11 @@
       <w:pPr>
         <w:pStyle w:val="Heading2"/>
       </w:pPr>
-      <w:bookmarkStart w:name="titre-58" w:id="149"/>
+      <w:bookmarkStart w:name="titre-58" w:id="154"/>
       <w:r>
         <w:t xml:space="preserve">10.3 Publier, reprogrammer ou retirer un chapitre</w:t>
       </w:r>
-      <w:bookmarkEnd w:id="149"/>
+      <w:bookmarkEnd w:id="154"/>
     </w:p>
     <w:p>
       <w:r>
@@ -17855,7 +17950,7 @@
           <wp:inline distT="0" distB="0" distL="0" distR="0">
             <wp:extent cx="4572000" cy="2695575"/>
             <wp:effectExtent t="0" r="0" b="0" l="0"/>
-            <wp:docPr id="48" name="TomeEnCours-chapitres.png" descr="La liste des chapitres d'un tome en cours." title="La liste des chapitres d'un tome en cours."/>
+            <wp:docPr id="50" name="TomeEnCours-chapitres.png" descr="La liste des chapitres d'un tome en cours." title="La liste des chapitres d'un tome en cours."/>
             <wp:cNvGraphicFramePr>
               <a:graphicFrameLocks xmlns:a="http://schemas.openxmlformats.org/drawingml/2006/main" noChangeAspect="1"/>
             </wp:cNvGraphicFramePr>
@@ -18078,11 +18173,11 @@
       <w:pPr>
         <w:pStyle w:val="Heading1"/>
       </w:pPr>
-      <w:bookmarkStart w:name="titre-59" w:id="150"/>
+      <w:bookmarkStart w:name="titre-59" w:id="155"/>
       <w:r>
         <w:t xml:space="preserve">11 Nouveau (version 2.1.5) : l'état des tomes et des œuvres</w:t>
       </w:r>
-      <w:bookmarkEnd w:id="150"/>
+      <w:bookmarkEnd w:id="155"/>
     </w:p>
     <w:tbl>
       <w:tblPr>
@@ -18146,11 +18241,11 @@
       <w:pPr>
         <w:pStyle w:val="Heading2"/>
       </w:pPr>
-      <w:bookmarkStart w:name="titre-60" w:id="151"/>
+      <w:bookmarkStart w:name="titre-60" w:id="156"/>
       <w:r>
         <w:t xml:space="preserve">11.1 Le cycle de vie d'un tome</w:t>
       </w:r>
-      <w:bookmarkEnd w:id="151"/>
+      <w:bookmarkEnd w:id="156"/>
     </w:p>
     <w:p>
       <w:r>
@@ -18168,7 +18263,7 @@
           <wp:inline distT="0" distB="0" distL="0" distR="0">
             <wp:extent cx="5715000" cy="2743200"/>
             <wp:effectExtent t="0" r="0" b="0" l="0"/>
-            <wp:docPr id="49" name="CycleTome-page.png" descr="Le cycle de vie d'un tome : Planifié, En cours de publication, Publié." title="Le cycle de vie d'un tome : Planifié, En cours de publication, Publié."/>
+            <wp:docPr id="51" name="CycleTome-page.png" descr="Le cycle de vie d'un tome : Planifié, En cours de publication, Publié." title="Le cycle de vie d'un tome : Planifié, En cours de publication, Publié."/>
             <wp:cNvGraphicFramePr>
               <a:graphicFrameLocks xmlns:a="http://schemas.openxmlformats.org/drawingml/2006/main" noChangeAspect="1"/>
             </wp:cNvGraphicFramePr>
@@ -18733,11 +18828,11 @@
       <w:pPr>
         <w:pStyle w:val="Heading2"/>
       </w:pPr>
-      <w:bookmarkStart w:name="titre-61" w:id="152"/>
+      <w:bookmarkStart w:name="titre-61" w:id="157"/>
       <w:r>
         <w:t xml:space="preserve">11.2 Changer l'état d'un tome</w:t>
       </w:r>
-      <w:bookmarkEnd w:id="152"/>
+      <w:bookmarkEnd w:id="157"/>
     </w:p>
     <w:p>
       <w:pPr>
@@ -18750,7 +18845,7 @@
           <wp:inline distT="0" distB="0" distL="0" distR="0">
             <wp:extent cx="5715000" cy="2857500"/>
             <wp:effectExtent t="0" r="0" b="0" l="0"/>
-            <wp:docPr id="50" name="EtatTome-etats.png" descr="L'encadré « État du tome » de la fiche, et les réglages propres à chaque état." title="L'encadré « État du tome » de la fiche, et les réglages propres à chaque état."/>
+            <wp:docPr id="52" name="EtatTome-etats.png" descr="L'encadré « État du tome » de la fiche, et les réglages propres à chaque état." title="L'encadré « État du tome » de la fiche, et les réglages propres à chaque état."/>
             <wp:cNvGraphicFramePr>
               <a:graphicFrameLocks xmlns:a="http://schemas.openxmlformats.org/drawingml/2006/main" noChangeAspect="1"/>
             </wp:cNvGraphicFramePr>
@@ -19047,11 +19142,11 @@
       <w:pPr>
         <w:pStyle w:val="Heading2"/>
       </w:pPr>
-      <w:bookmarkStart w:name="titre-62" w:id="153"/>
+      <w:bookmarkStart w:name="titre-62" w:id="158"/>
       <w:r>
         <w:t xml:space="preserve">11.3 Savoir ce que fait chaque changement</w:t>
       </w:r>
-      <w:bookmarkEnd w:id="153"/>
+      <w:bookmarkEnd w:id="158"/>
     </w:p>
     <w:p>
       <w:pPr>
@@ -19064,7 +19159,7 @@
           <wp:inline distT="0" distB="0" distL="0" distR="0">
             <wp:extent cx="5715000" cy="1333500"/>
             <wp:effectExtent t="0" r="0" b="0" l="0"/>
-            <wp:docPr id="51" name="EtatTome-confirmations.png" descr="Les confirmations demandées avant un changement qui touche les lecteurs." title="Les confirmations demandées avant un changement qui touche les lecteurs."/>
+            <wp:docPr id="53" name="EtatTome-confirmations.png" descr="Les confirmations demandées avant un changement qui touche les lecteurs." title="Les confirmations demandées avant un changement qui touche les lecteurs."/>
             <wp:cNvGraphicFramePr>
               <a:graphicFrameLocks xmlns:a="http://schemas.openxmlformats.org/drawingml/2006/main" noChangeAspect="1"/>
             </wp:cNvGraphicFramePr>
@@ -20064,11 +20159,11 @@
       <w:pPr>
         <w:pStyle w:val="Heading2"/>
       </w:pPr>
-      <w:bookmarkStart w:name="titre-63" w:id="154"/>
+      <w:bookmarkStart w:name="titre-63" w:id="159"/>
       <w:r>
         <w:t xml:space="preserve">11.4 J'ai publié au lieu de programmer : comment réparer</w:t>
       </w:r>
-      <w:bookmarkEnd w:id="154"/>
+      <w:bookmarkEnd w:id="159"/>
     </w:p>
     <w:p>
       <w:r>
@@ -20342,11 +20437,11 @@
       <w:pPr>
         <w:pStyle w:val="Heading2"/>
       </w:pPr>
-      <w:bookmarkStart w:name="titre-64" w:id="155"/>
+      <w:bookmarkStart w:name="titre-64" w:id="160"/>
       <w:r>
         <w:t xml:space="preserve">11.5 Changer l'état d'une œuvre</w:t>
       </w:r>
-      <w:bookmarkEnd w:id="155"/>
+      <w:bookmarkEnd w:id="160"/>
     </w:p>
     <w:p>
       <w:r>
@@ -20374,7 +20469,7 @@
           <wp:inline distT="0" distB="0" distL="0" distR="0">
             <wp:extent cx="5715000" cy="4581525"/>
             <wp:effectExtent t="0" r="0" b="0" l="0"/>
-            <wp:docPr id="52" name="EtatOeuvre-contenu.png" descr="La liste « Œuvres » avec l'état de chaque œuvre et de ses tomes." title="La liste « Œuvres » avec l'état de chaque œuvre et de ses tomes."/>
+            <wp:docPr id="54" name="EtatOeuvre-contenu.png" descr="La liste « Œuvres » avec l'état de chaque œuvre et de ses tomes." title="La liste « Œuvres » avec l'état de chaque œuvre et de ses tomes."/>
             <wp:cNvGraphicFramePr>
               <a:graphicFrameLocks xmlns:a="http://schemas.openxmlformats.org/drawingml/2006/main" noChangeAspect="1"/>
             </wp:cNvGraphicFramePr>
@@ -21240,11 +21335,11 @@
       <w:pPr>
         <w:pStyle w:val="Heading1"/>
       </w:pPr>
-      <w:bookmarkStart w:name="titre-65" w:id="156"/>
+      <w:bookmarkStart w:name="titre-65" w:id="161"/>
       <w:r>
         <w:t xml:space="preserve">12 Ce que voient les lecteurs</w:t>
       </w:r>
-      <w:bookmarkEnd w:id="156"/>
+      <w:bookmarkEnd w:id="161"/>
     </w:p>
     <w:p>
       <w:r>
@@ -21363,11 +21458,11 @@
       <w:pPr>
         <w:pStyle w:val="Heading2"/>
       </w:pPr>
-      <w:bookmarkStart w:name="titre-66" w:id="157"/>
+      <w:bookmarkStart w:name="titre-66" w:id="162"/>
       <w:r>
         <w:t xml:space="preserve">12.1 Lire un manga</w:t>
       </w:r>
-      <w:bookmarkEnd w:id="157"/>
+      <w:bookmarkEnd w:id="162"/>
     </w:p>
     <w:p>
       <w:r>
@@ -21483,11 +21578,11 @@
       <w:pPr>
         <w:pStyle w:val="Heading2"/>
       </w:pPr>
-      <w:bookmarkStart w:name="titre-67" w:id="158"/>
+      <w:bookmarkStart w:name="titre-67" w:id="163"/>
       <w:r>
         <w:t xml:space="preserve">12.2 La page d'accueil</w:t>
       </w:r>
-      <w:bookmarkEnd w:id="158"/>
+      <w:bookmarkEnd w:id="163"/>
     </w:p>
     <w:p>
       <w:r>
@@ -21525,7 +21620,7 @@
           <wp:inline distT="0" distB="0" distL="0" distR="0">
             <wp:extent cx="5715000" cy="4676775"/>
             <wp:effectExtent t="0" r="0" b="0" l="0"/>
-            <wp:docPr id="53" name="Accueil-planning.png" descr="La section « Planning » de l'accueil : le prochain tome à la une, puis les chapitres et les tomes en préparation." title="La section « Planning » de l'accueil : le prochain tome à la une, puis les chapitres et les tomes en préparation."/>
+            <wp:docPr id="55" name="Accueil-planning.png" descr="La section « Planning » de l'accueil : le prochain tome à la une, puis les chapitres et les tomes en préparation." title="La section « Planning » de l'accueil : le prochain tome à la une, puis les chapitres et les tomes en préparation."/>
             <wp:cNvGraphicFramePr>
               <a:graphicFrameLocks xmlns:a="http://schemas.openxmlformats.org/drawingml/2006/main" noChangeAspect="1"/>
             </wp:cNvGraphicFramePr>
@@ -22070,11 +22165,11 @@
       <w:pPr>
         <w:pStyle w:val="Heading2"/>
       </w:pPr>
-      <w:bookmarkStart w:name="titre-68" w:id="159"/>
+      <w:bookmarkStart w:name="titre-68" w:id="164"/>
       <w:r>
         <w:t xml:space="preserve">12.3 La page Planning</w:t>
       </w:r>
-      <w:bookmarkEnd w:id="159"/>
+      <w:bookmarkEnd w:id="164"/>
     </w:p>
     <w:p>
       <w:r>
@@ -22142,7 +22237,7 @@
           <wp:inline distT="0" distB="0" distL="0" distR="0">
             <wp:extent cx="5715000" cy="1019175"/>
             <wp:effectExtent t="0" r="0" b="0" l="0"/>
-            <wp:docPr id="54" name="PagePlanning-une.png" descr="Sous l'introduction, le même bandeau qu'à l'accueil : le prochain tome à la une." title="Sous l'introduction, le même bandeau qu'à l'accueil : le prochain tome à la une."/>
+            <wp:docPr id="56" name="PagePlanning-une.png" descr="Sous l'introduction, le même bandeau qu'à l'accueil : le prochain tome à la une." title="Sous l'introduction, le même bandeau qu'à l'accueil : le prochain tome à la une."/>
             <wp:cNvGraphicFramePr>
               <a:graphicFrameLocks xmlns:a="http://schemas.openxmlformats.org/drawingml/2006/main" noChangeAspect="1"/>
             </wp:cNvGraphicFramePr>
@@ -22362,7 +22457,7 @@
           <wp:inline distT="0" distB="0" distL="0" distR="0">
             <wp:extent cx="5715000" cy="3228975"/>
             <wp:effectExtent t="0" r="0" b="0" l="0"/>
-            <wp:docPr id="55" name="PagePlanning-vues.png" descr="Les trois vues et le tableau : barres d'avancement, tomes en cours de publication et prochain chapitre." title="Les trois vues et le tableau : barres d'avancement, tomes en cours de publication et prochain chapitre."/>
+            <wp:docPr id="57" name="PagePlanning-vues.png" descr="Les trois vues et le tableau : barres d'avancement, tomes en cours de publication et prochain chapitre." title="Les trois vues et le tableau : barres d'avancement, tomes en cours de publication et prochain chapitre."/>
             <wp:cNvGraphicFramePr>
               <a:graphicFrameLocks xmlns:a="http://schemas.openxmlformats.org/drawingml/2006/main" noChangeAspect="1"/>
             </wp:cNvGraphicFramePr>
@@ -22454,7 +22549,7 @@
           <wp:inline distT="0" distB="0" distL="0" distR="0">
             <wp:extent cx="5715000" cy="2400300"/>
             <wp:effectExtent t="0" r="0" b="0" l="0"/>
-            <wp:docPr id="56" name="PagePlanning-chapitres.png" descr="La vue « Chapitres » de la page Planning." title="La vue « Chapitres » de la page Planning."/>
+            <wp:docPr id="58" name="PagePlanning-chapitres.png" descr="La vue « Chapitres » de la page Planning." title="La vue « Chapitres » de la page Planning."/>
             <wp:cNvGraphicFramePr>
               <a:graphicFrameLocks xmlns:a="http://schemas.openxmlformats.org/drawingml/2006/main" noChangeAspect="1"/>
             </wp:cNvGraphicFramePr>
@@ -22541,7 +22636,7 @@
           <wp:inline distT="0" distB="0" distL="0" distR="0">
             <wp:extent cx="3429000" cy="1209675"/>
             <wp:effectExtent t="0" r="0" b="0" l="0"/>
-            <wp:docPr id="57" name="PagePlanning-legende.png" descr="La légende de la page Planning." title="La légende de la page Planning."/>
+            <wp:docPr id="59" name="PagePlanning-legende.png" descr="La légende de la page Planning." title="La légende de la page Planning."/>
             <wp:cNvGraphicFramePr>
               <a:graphicFrameLocks xmlns:a="http://schemas.openxmlformats.org/drawingml/2006/main" noChangeAspect="1"/>
             </wp:cNvGraphicFramePr>
@@ -22596,11 +22691,11 @@
       <w:pPr>
         <w:pStyle w:val="Heading2"/>
       </w:pPr>
-      <w:bookmarkStart w:name="titre-69" w:id="160"/>
+      <w:bookmarkStart w:name="titre-69" w:id="165"/>
       <w:r>
         <w:t xml:space="preserve">12.4 Faire apparaître un chapitre dans « Prochains » de l'accueil</w:t>
       </w:r>
-      <w:bookmarkEnd w:id="160"/>
+      <w:bookmarkEnd w:id="165"/>
     </w:p>
     <w:p>
       <w:r>
@@ -22846,11 +22941,11 @@
       <w:pPr>
         <w:pStyle w:val="Heading2"/>
       </w:pPr>
-      <w:bookmarkStart w:name="titre-70" w:id="161"/>
+      <w:bookmarkStart w:name="titre-70" w:id="166"/>
       <w:r>
         <w:t xml:space="preserve">12.5 Mettre un tome à la une</w:t>
       </w:r>
-      <w:bookmarkEnd w:id="161"/>
+      <w:bookmarkEnd w:id="166"/>
     </w:p>
     <w:p>
       <w:r>
@@ -23113,11 +23208,11 @@
       <w:pPr>
         <w:pStyle w:val="Heading2"/>
       </w:pPr>
-      <w:bookmarkStart w:name="titre-71" w:id="162"/>
+      <w:bookmarkStart w:name="titre-71" w:id="167"/>
       <w:r>
         <w:t xml:space="preserve">12.6 La fiche d'une œuvre</w:t>
       </w:r>
-      <w:bookmarkEnd w:id="162"/>
+      <w:bookmarkEnd w:id="167"/>
     </w:p>
     <w:p>
       <w:pPr>
@@ -23130,7 +23225,7 @@
           <wp:inline distT="0" distB="0" distL="0" distR="0">
             <wp:extent cx="5715000" cy="4095750"/>
             <wp:effectExtent t="0" r="0" b="0" l="0"/>
-            <wp:docPr id="58" name="Public-page.png" descr="La fiche d'une œuvre, vue par un lecteur." title="La fiche d'une œuvre, vue par un lecteur."/>
+            <wp:docPr id="60" name="Public-page.png" descr="La fiche d'une œuvre, vue par un lecteur." title="La fiche d'une œuvre, vue par un lecteur."/>
             <wp:cNvGraphicFramePr>
               <a:graphicFrameLocks xmlns:a="http://schemas.openxmlformats.org/drawingml/2006/main" noChangeAspect="1"/>
             </wp:cNvGraphicFramePr>
@@ -23357,11 +23452,11 @@
       <w:pPr>
         <w:pStyle w:val="Heading2"/>
       </w:pPr>
-      <w:bookmarkStart w:name="titre-72" w:id="163"/>
+      <w:bookmarkStart w:name="titre-72" w:id="168"/>
       <w:r>
         <w:t xml:space="preserve">12.7 Les suggestions et les nouveaux chapitres</w:t>
       </w:r>
-      <w:bookmarkEnd w:id="163"/>
+      <w:bookmarkEnd w:id="168"/>
     </w:p>
     <w:tbl>
       <w:tblPr>
@@ -23698,11 +23793,11 @@
       <w:pPr>
         <w:pStyle w:val="Heading2"/>
       </w:pPr>
-      <w:bookmarkStart w:name="titre-73" w:id="164"/>
+      <w:bookmarkStart w:name="titre-73" w:id="169"/>
       <w:r>
         <w:t xml:space="preserve">12.8 La page d'un tome en cours</w:t>
       </w:r>
-      <w:bookmarkEnd w:id="164"/>
+      <w:bookmarkEnd w:id="169"/>
     </w:p>
     <w:p>
       <w:pPr>
@@ -23715,7 +23810,7 @@
           <wp:inline distT="0" distB="0" distL="0" distR="0">
             <wp:extent cx="5715000" cy="3476625"/>
             <wp:effectExtent t="0" r="0" b="0" l="0"/>
-            <wp:docPr id="59" name="PublicTome-page.png" descr="La page d'un tome en cours, vue par un lecteur." title="La page d'un tome en cours, vue par un lecteur."/>
+            <wp:docPr id="61" name="PublicTome-page.png" descr="La page d'un tome en cours, vue par un lecteur." title="La page d'un tome en cours, vue par un lecteur."/>
             <wp:cNvGraphicFramePr>
               <a:graphicFrameLocks xmlns:a="http://schemas.openxmlformats.org/drawingml/2006/main" noChangeAspect="1"/>
             </wp:cNvGraphicFramePr>
@@ -23849,11 +23944,11 @@
       <w:pPr>
         <w:pStyle w:val="Heading1"/>
       </w:pPr>
-      <w:bookmarkStart w:name="titre-74" w:id="165"/>
+      <w:bookmarkStart w:name="titre-74" w:id="170"/>
       <w:r>
         <w:t xml:space="preserve">13 Les statistiques d'audience</w:t>
       </w:r>
-      <w:bookmarkEnd w:id="165"/>
+      <w:bookmarkEnd w:id="170"/>
     </w:p>
     <w:p>
       <w:r>
@@ -24531,11 +24626,11 @@
       <w:pPr>
         <w:pStyle w:val="Heading2"/>
       </w:pPr>
-      <w:bookmarkStart w:name="titre-75" w:id="166"/>
+      <w:bookmarkStart w:name="titre-75" w:id="171"/>
       <w:r>
         <w:t xml:space="preserve">13.1 Lire l'aperçu</w:t>
       </w:r>
-      <w:bookmarkEnd w:id="166"/>
+      <w:bookmarkEnd w:id="171"/>
     </w:p>
     <w:p>
       <w:pPr>
@@ -24677,7 +24772,7 @@
           <wp:inline distT="0" distB="0" distL="0" distR="0">
             <wp:extent cx="4572000" cy="5334000"/>
             <wp:effectExtent t="0" r="0" b="0" l="0"/>
-            <wp:docPr id="60" name="Statistiques-apercu.png" descr="L'onglet Aperçu des statistiques (chiffres fictifs)." title="L'onglet Aperçu des statistiques (chiffres fictifs)."/>
+            <wp:docPr id="62" name="Statistiques-apercu.png" descr="L'onglet Aperçu des statistiques (chiffres fictifs)." title="L'onglet Aperçu des statistiques (chiffres fictifs)."/>
             <wp:cNvGraphicFramePr>
               <a:graphicFrameLocks xmlns:a="http://schemas.openxmlformats.org/drawingml/2006/main" noChangeAspect="1"/>
             </wp:cNvGraphicFramePr>
@@ -24975,11 +25070,11 @@
       <w:pPr>
         <w:pStyle w:val="Heading2"/>
       </w:pPr>
-      <w:bookmarkStart w:name="titre-76" w:id="167"/>
+      <w:bookmarkStart w:name="titre-76" w:id="172"/>
       <w:r>
         <w:t xml:space="preserve">13.2 Consulter les statistiques d'une œuvre</w:t>
       </w:r>
-      <w:bookmarkEnd w:id="167"/>
+      <w:bookmarkEnd w:id="172"/>
     </w:p>
     <w:p>
       <w:pPr>
@@ -25111,7 +25206,7 @@
           <wp:inline distT="0" distB="0" distL="0" distR="0">
             <wp:extent cx="4572000" cy="4448175"/>
             <wp:effectExtent t="0" r="0" b="0" l="0"/>
-            <wp:docPr id="61" name="Statistiques-fiche.png" descr="La fiche statistique d'une œuvre (chiffres fictifs)." title="La fiche statistique d'une œuvre (chiffres fictifs)."/>
+            <wp:docPr id="63" name="Statistiques-fiche.png" descr="La fiche statistique d'une œuvre (chiffres fictifs)." title="La fiche statistique d'une œuvre (chiffres fictifs)."/>
             <wp:cNvGraphicFramePr>
               <a:graphicFrameLocks xmlns:a="http://schemas.openxmlformats.org/drawingml/2006/main" noChangeAspect="1"/>
             </wp:cNvGraphicFramePr>
@@ -25224,11 +25319,11 @@
       <w:pPr>
         <w:pStyle w:val="Heading2"/>
       </w:pPr>
-      <w:bookmarkStart w:name="titre-77" w:id="168"/>
+      <w:bookmarkStart w:name="titre-77" w:id="173"/>
       <w:r>
         <w:t xml:space="preserve">13.3 Voir qui suit une œuvre (gérants)</w:t>
       </w:r>
-      <w:bookmarkEnd w:id="168"/>
+      <w:bookmarkEnd w:id="173"/>
     </w:p>
     <w:p>
       <w:r>
@@ -25401,7 +25496,7 @@
           <wp:inline distT="0" distB="0" distL="0" distR="0">
             <wp:extent cx="4572000" cy="2543175"/>
             <wp:effectExtent t="0" r="0" b="0" l="0"/>
-            <wp:docPr id="62" name="Statistiques-lecteurs.png" descr="La liste des lecteurs qui suivent une œuvre (pseudos fictifs)." title="La liste des lecteurs qui suivent une œuvre (pseudos fictifs)."/>
+            <wp:docPr id="64" name="Statistiques-lecteurs.png" descr="La liste des lecteurs qui suivent une œuvre (pseudos fictifs)." title="La liste des lecteurs qui suivent une œuvre (pseudos fictifs)."/>
             <wp:cNvGraphicFramePr>
               <a:graphicFrameLocks xmlns:a="http://schemas.openxmlformats.org/drawingml/2006/main" noChangeAspect="1"/>
             </wp:cNvGraphicFramePr>
@@ -25539,11 +25634,11 @@
       <w:pPr>
         <w:pStyle w:val="Heading2"/>
       </w:pPr>
-      <w:bookmarkStart w:name="titre-78" w:id="169"/>
+      <w:bookmarkStart w:name="titre-78" w:id="174"/>
       <w:r>
         <w:t xml:space="preserve">13.4 Exporter le classement des œuvres</w:t>
       </w:r>
-      <w:bookmarkEnd w:id="169"/>
+      <w:bookmarkEnd w:id="174"/>
     </w:p>
     <w:p>
       <w:pPr>
@@ -25608,11 +25703,11 @@
       <w:pPr>
         <w:pStyle w:val="Heading2"/>
       </w:pPr>
-      <w:bookmarkStart w:name="titre-79" w:id="170"/>
+      <w:bookmarkStart w:name="titre-79" w:id="175"/>
       <w:r>
         <w:t xml:space="preserve">13.5 Comprendre les données de démonstration</w:t>
       </w:r>
-      <w:bookmarkEnd w:id="170"/>
+      <w:bookmarkEnd w:id="175"/>
     </w:p>
     <w:p>
       <w:r>
@@ -25691,11 +25786,1395 @@
       <w:pPr>
         <w:pStyle w:val="Heading1"/>
       </w:pPr>
-      <w:bookmarkStart w:name="titre-80" w:id="171"/>
-      <w:r>
-        <w:t xml:space="preserve">14 Les coquilles signalées par les lecteurs</w:t>
-      </w:r>
-      <w:bookmarkEnd w:id="171"/>
+      <w:bookmarkStart w:name="titre-80" w:id="176"/>
+      <w:r>
+        <w:t xml:space="preserve">14 Les comptes inscrits (gérants)</w:t>
+      </w:r>
+      <w:bookmarkEnd w:id="176"/>
+    </w:p>
+    <w:p>
+      <w:r>
+        <w:t xml:space="preserve">Le menu </w:t>
+      </w:r>
+      <w:r>
+        <w:rPr>
+          <w:b/>
+          <w:bCs/>
+        </w:rPr>
+        <w:t xml:space="preserve">Équipe</w:t>
+      </w:r>
+      <w:r>
+        <w:t xml:space="preserve">, puis </w:t>
+      </w:r>
+      <w:r>
+        <w:rPr>
+          <w:b/>
+          <w:bCs/>
+        </w:rPr>
+        <w:t xml:space="preserve">Comptes inscrits</w:t>
+      </w:r>
+      <w:r>
+        <w:t xml:space="preserve">, liste tous les comptes du site : lecteurs et membres de l'équipe. Réservé aux gérants et aux administrateurs : les autres membres ne voient pas l'entrée.</w:t>
+      </w:r>
+    </w:p>
+    <w:tbl>
+      <w:tblPr>
+        <w:tblW w:type="dxa" w:w="9026"/>
+        <w:tblBorders>
+          <w:top w:val="single" w:color="auto" w:sz="4"/>
+          <w:left w:val="single" w:color="auto" w:sz="4"/>
+          <w:bottom w:val="single" w:color="auto" w:sz="4"/>
+          <w:right w:val="single" w:color="auto" w:sz="4"/>
+          <w:insideH w:val="single" w:color="auto" w:sz="4"/>
+          <w:insideV w:val="single" w:color="auto" w:sz="4"/>
+        </w:tblBorders>
+      </w:tblPr>
+      <w:tblGrid>
+        <w:gridCol w:w="1300"/>
+        <w:gridCol w:w="7726"/>
+      </w:tblGrid>
+      <w:tr>
+        <w:trPr>
+          <w:cantSplit/>
+          <w:tblHeader/>
+        </w:trPr>
+        <w:tc>
+          <w:tcPr>
+            <w:tcW w:type="dxa" w:w="1300"/>
+            <w:tcBorders>
+              <w:top w:val="single" w:color="CFC6DE" w:sz="4"/>
+              <w:left w:val="single" w:color="CFC6DE" w:sz="4"/>
+              <w:bottom w:val="single" w:color="CFC6DE" w:sz="4"/>
+              <w:right w:val="single" w:color="CFC6DE" w:sz="4"/>
+            </w:tcBorders>
+            <w:shd w:fill="3A2A63" w:color="auto" w:val="clear"/>
+            <w:tcMar>
+              <w:top w:type="dxa" w:w="70"/>
+              <w:left w:type="dxa" w:w="110"/>
+              <w:bottom w:type="dxa" w:w="70"/>
+              <w:right w:type="dxa" w:w="110"/>
+            </w:tcMar>
+            <w:vAlign w:val="center"/>
+          </w:tcPr>
+          <w:p>
+            <w:pPr>
+              <w:spacing w:after="0" w:before="0"/>
+              <w:rPr>
+                <w:b/>
+                <w:bCs/>
+                <w:color w:val="FFFFFF"/>
+                <w:sz w:val="19"/>
+                <w:szCs w:val="19"/>
+              </w:rPr>
+            </w:pPr>
+            <w:r>
+              <w:rPr>
+                <w:b/>
+                <w:bCs/>
+                <w:color w:val="FFFFFF"/>
+                <w:sz w:val="19"/>
+                <w:szCs w:val="19"/>
+              </w:rPr>
+              <w:t xml:space="preserve">Mot</w:t>
+            </w:r>
+          </w:p>
+        </w:tc>
+        <w:tc>
+          <w:tcPr>
+            <w:tcW w:type="dxa" w:w="7726"/>
+            <w:tcBorders>
+              <w:top w:val="single" w:color="CFC6DE" w:sz="4"/>
+              <w:left w:val="single" w:color="CFC6DE" w:sz="4"/>
+              <w:bottom w:val="single" w:color="CFC6DE" w:sz="4"/>
+              <w:right w:val="single" w:color="CFC6DE" w:sz="4"/>
+            </w:tcBorders>
+            <w:shd w:fill="3A2A63" w:color="auto" w:val="clear"/>
+            <w:tcMar>
+              <w:top w:type="dxa" w:w="70"/>
+              <w:left w:type="dxa" w:w="110"/>
+              <w:bottom w:type="dxa" w:w="70"/>
+              <w:right w:type="dxa" w:w="110"/>
+            </w:tcMar>
+            <w:vAlign w:val="center"/>
+          </w:tcPr>
+          <w:p>
+            <w:pPr>
+              <w:spacing w:after="0" w:before="0"/>
+              <w:rPr>
+                <w:b/>
+                <w:bCs/>
+                <w:color w:val="FFFFFF"/>
+                <w:sz w:val="19"/>
+                <w:szCs w:val="19"/>
+              </w:rPr>
+            </w:pPr>
+            <w:r>
+              <w:rPr>
+                <w:b/>
+                <w:bCs/>
+                <w:color w:val="FFFFFF"/>
+                <w:sz w:val="19"/>
+                <w:szCs w:val="19"/>
+              </w:rPr>
+              <w:t xml:space="preserve">Ce qu'il veut dire</w:t>
+            </w:r>
+          </w:p>
+        </w:tc>
+      </w:tr>
+      <w:tr>
+        <w:trPr>
+          <w:cantSplit/>
+          <w:tblHeader w:val="off"/>
+        </w:trPr>
+        <w:tc>
+          <w:tcPr>
+            <w:tcW w:type="dxa" w:w="1300"/>
+            <w:tcBorders>
+              <w:top w:val="single" w:color="CFC6DE" w:sz="4"/>
+              <w:left w:val="single" w:color="CFC6DE" w:sz="4"/>
+              <w:bottom w:val="single" w:color="CFC6DE" w:sz="4"/>
+              <w:right w:val="single" w:color="CFC6DE" w:sz="4"/>
+            </w:tcBorders>
+            <w:tcMar>
+              <w:top w:type="dxa" w:w="70"/>
+              <w:left w:type="dxa" w:w="110"/>
+              <w:bottom w:type="dxa" w:w="70"/>
+              <w:right w:type="dxa" w:w="110"/>
+            </w:tcMar>
+            <w:vAlign w:val="center"/>
+          </w:tcPr>
+          <w:p>
+            <w:pPr>
+              <w:spacing w:after="0" w:before="0"/>
+              <w:rPr>
+                <w:sz w:val="19"/>
+                <w:szCs w:val="19"/>
+              </w:rPr>
+            </w:pPr>
+            <w:r>
+              <w:rPr>
+                <w:b/>
+                <w:bCs/>
+                <w:sz w:val="19"/>
+                <w:szCs w:val="19"/>
+              </w:rPr>
+              <w:t xml:space="preserve">Source</w:t>
+            </w:r>
+          </w:p>
+        </w:tc>
+        <w:tc>
+          <w:tcPr>
+            <w:tcW w:type="dxa" w:w="7726"/>
+            <w:tcBorders>
+              <w:top w:val="single" w:color="CFC6DE" w:sz="4"/>
+              <w:left w:val="single" w:color="CFC6DE" w:sz="4"/>
+              <w:bottom w:val="single" w:color="CFC6DE" w:sz="4"/>
+              <w:right w:val="single" w:color="CFC6DE" w:sz="4"/>
+            </w:tcBorders>
+            <w:tcMar>
+              <w:top w:type="dxa" w:w="70"/>
+              <w:left w:type="dxa" w:w="110"/>
+              <w:bottom w:type="dxa" w:w="70"/>
+              <w:right w:type="dxa" w:w="110"/>
+            </w:tcMar>
+            <w:vAlign w:val="center"/>
+          </w:tcPr>
+          <w:p>
+            <w:pPr>
+              <w:spacing w:after="0" w:before="0"/>
+              <w:rPr>
+                <w:sz w:val="19"/>
+                <w:szCs w:val="19"/>
+              </w:rPr>
+            </w:pPr>
+            <w:r>
+              <w:rPr>
+                <w:sz w:val="19"/>
+                <w:szCs w:val="19"/>
+              </w:rPr>
+              <w:t xml:space="preserve">Comment le compte a été créé : </w:t>
+            </w:r>
+            <w:r>
+              <w:rPr>
+                <w:b/>
+                <w:bCs/>
+                <w:sz w:val="19"/>
+                <w:szCs w:val="19"/>
+              </w:rPr>
+              <w:t xml:space="preserve">Formulaire du site</w:t>
+            </w:r>
+            <w:r>
+              <w:rPr>
+                <w:sz w:val="19"/>
+                <w:szCs w:val="19"/>
+              </w:rPr>
+              <w:t xml:space="preserve"> ou </w:t>
+            </w:r>
+            <w:r>
+              <w:rPr>
+                <w:b/>
+                <w:bCs/>
+                <w:sz w:val="19"/>
+                <w:szCs w:val="19"/>
+              </w:rPr>
+              <w:t xml:space="preserve">Discord</w:t>
+            </w:r>
+            <w:r>
+              <w:rPr>
+                <w:sz w:val="19"/>
+                <w:szCs w:val="19"/>
+              </w:rPr>
+              <w:t xml:space="preserve">. « (déduite) » pour les comptes plus anciens que la fonction</w:t>
+            </w:r>
+          </w:p>
+        </w:tc>
+      </w:tr>
+      <w:tr>
+        <w:trPr>
+          <w:cantSplit/>
+          <w:tblHeader w:val="off"/>
+        </w:trPr>
+        <w:tc>
+          <w:tcPr>
+            <w:tcW w:type="dxa" w:w="1300"/>
+            <w:tcBorders>
+              <w:top w:val="single" w:color="CFC6DE" w:sz="4"/>
+              <w:left w:val="single" w:color="CFC6DE" w:sz="4"/>
+              <w:bottom w:val="single" w:color="CFC6DE" w:sz="4"/>
+              <w:right w:val="single" w:color="CFC6DE" w:sz="4"/>
+            </w:tcBorders>
+            <w:shd w:fill="F6F3FA" w:color="auto" w:val="clear"/>
+            <w:tcMar>
+              <w:top w:type="dxa" w:w="70"/>
+              <w:left w:type="dxa" w:w="110"/>
+              <w:bottom w:type="dxa" w:w="70"/>
+              <w:right w:type="dxa" w:w="110"/>
+            </w:tcMar>
+            <w:vAlign w:val="center"/>
+          </w:tcPr>
+          <w:p>
+            <w:pPr>
+              <w:spacing w:after="0" w:before="0"/>
+              <w:rPr>
+                <w:sz w:val="19"/>
+                <w:szCs w:val="19"/>
+              </w:rPr>
+            </w:pPr>
+            <w:r>
+              <w:rPr>
+                <w:b/>
+                <w:bCs/>
+                <w:sz w:val="19"/>
+                <w:szCs w:val="19"/>
+              </w:rPr>
+              <w:t xml:space="preserve">Dernière activité</w:t>
+            </w:r>
+          </w:p>
+        </w:tc>
+        <w:tc>
+          <w:tcPr>
+            <w:tcW w:type="dxa" w:w="7726"/>
+            <w:tcBorders>
+              <w:top w:val="single" w:color="CFC6DE" w:sz="4"/>
+              <w:left w:val="single" w:color="CFC6DE" w:sz="4"/>
+              <w:bottom w:val="single" w:color="CFC6DE" w:sz="4"/>
+              <w:right w:val="single" w:color="CFC6DE" w:sz="4"/>
+            </w:tcBorders>
+            <w:shd w:fill="F6F3FA" w:color="auto" w:val="clear"/>
+            <w:tcMar>
+              <w:top w:type="dxa" w:w="70"/>
+              <w:left w:type="dxa" w:w="110"/>
+              <w:bottom w:type="dxa" w:w="70"/>
+              <w:right w:type="dxa" w:w="110"/>
+            </w:tcMar>
+            <w:vAlign w:val="center"/>
+          </w:tcPr>
+          <w:p>
+            <w:pPr>
+              <w:spacing w:after="0" w:before="0"/>
+              <w:rPr>
+                <w:sz w:val="19"/>
+                <w:szCs w:val="19"/>
+              </w:rPr>
+            </w:pPr>
+            <w:r>
+              <w:rPr>
+                <w:sz w:val="19"/>
+                <w:szCs w:val="19"/>
+              </w:rPr>
+              <w:t xml:space="preserve">Le jour de la dernière connexion, lecture, mise en favori, commentaire ou coquille signalée. Jamais l'heure ni l'adresse IP. « inconnue » : rien depuis le début du relevé</w:t>
+            </w:r>
+          </w:p>
+        </w:tc>
+      </w:tr>
+      <w:tr>
+        <w:trPr>
+          <w:cantSplit/>
+          <w:tblHeader w:val="off"/>
+        </w:trPr>
+        <w:tc>
+          <w:tcPr>
+            <w:tcW w:type="dxa" w:w="1300"/>
+            <w:tcBorders>
+              <w:top w:val="single" w:color="CFC6DE" w:sz="4"/>
+              <w:left w:val="single" w:color="CFC6DE" w:sz="4"/>
+              <w:bottom w:val="single" w:color="CFC6DE" w:sz="4"/>
+              <w:right w:val="single" w:color="CFC6DE" w:sz="4"/>
+            </w:tcBorders>
+            <w:tcMar>
+              <w:top w:type="dxa" w:w="70"/>
+              <w:left w:type="dxa" w:w="110"/>
+              <w:bottom w:type="dxa" w:w="70"/>
+              <w:right w:type="dxa" w:w="110"/>
+            </w:tcMar>
+            <w:vAlign w:val="center"/>
+          </w:tcPr>
+          <w:p>
+            <w:pPr>
+              <w:spacing w:after="0" w:before="0"/>
+              <w:rPr>
+                <w:sz w:val="19"/>
+                <w:szCs w:val="19"/>
+              </w:rPr>
+            </w:pPr>
+            <w:r>
+              <w:rPr>
+                <w:b/>
+                <w:bCs/>
+                <w:sz w:val="19"/>
+                <w:szCs w:val="19"/>
+              </w:rPr>
+              <w:t xml:space="preserve">Chap. lus (est.)</w:t>
+            </w:r>
+          </w:p>
+        </w:tc>
+        <w:tc>
+          <w:tcPr>
+            <w:tcW w:type="dxa" w:w="7726"/>
+            <w:tcBorders>
+              <w:top w:val="single" w:color="CFC6DE" w:sz="4"/>
+              <w:left w:val="single" w:color="CFC6DE" w:sz="4"/>
+              <w:bottom w:val="single" w:color="CFC6DE" w:sz="4"/>
+              <w:right w:val="single" w:color="CFC6DE" w:sz="4"/>
+            </w:tcBorders>
+            <w:tcMar>
+              <w:top w:type="dxa" w:w="70"/>
+              <w:left w:type="dxa" w:w="110"/>
+              <w:bottom w:type="dxa" w:w="70"/>
+              <w:right w:type="dxa" w:w="110"/>
+            </w:tcMar>
+            <w:vAlign w:val="center"/>
+          </w:tcPr>
+          <w:p>
+            <w:pPr>
+              <w:spacing w:after="0" w:before="0"/>
+              <w:rPr>
+                <w:sz w:val="19"/>
+                <w:szCs w:val="19"/>
+              </w:rPr>
+            </w:pPr>
+            <w:r>
+              <w:rPr>
+                <w:sz w:val="19"/>
+                <w:szCs w:val="19"/>
+              </w:rPr>
+              <w:t xml:space="preserve">Estimation tirée de la position de lecture, comme dans les statistiques</w:t>
+            </w:r>
+          </w:p>
+        </w:tc>
+      </w:tr>
+      <w:tr>
+        <w:trPr>
+          <w:cantSplit/>
+          <w:tblHeader w:val="off"/>
+        </w:trPr>
+        <w:tc>
+          <w:tcPr>
+            <w:tcW w:type="dxa" w:w="1300"/>
+            <w:tcBorders>
+              <w:top w:val="single" w:color="CFC6DE" w:sz="4"/>
+              <w:left w:val="single" w:color="CFC6DE" w:sz="4"/>
+              <w:bottom w:val="single" w:color="CFC6DE" w:sz="4"/>
+              <w:right w:val="single" w:color="CFC6DE" w:sz="4"/>
+            </w:tcBorders>
+            <w:shd w:fill="F6F3FA" w:color="auto" w:val="clear"/>
+            <w:tcMar>
+              <w:top w:type="dxa" w:w="70"/>
+              <w:left w:type="dxa" w:w="110"/>
+              <w:bottom w:type="dxa" w:w="70"/>
+              <w:right w:type="dxa" w:w="110"/>
+            </w:tcMar>
+            <w:vAlign w:val="center"/>
+          </w:tcPr>
+          <w:p>
+            <w:pPr>
+              <w:spacing w:after="0" w:before="0"/>
+              <w:rPr>
+                <w:sz w:val="19"/>
+                <w:szCs w:val="19"/>
+              </w:rPr>
+            </w:pPr>
+            <w:r>
+              <w:rPr>
+                <w:b/>
+                <w:bCs/>
+                <w:sz w:val="19"/>
+                <w:szCs w:val="19"/>
+              </w:rPr>
+              <w:t xml:space="preserve">Favoris</w:t>
+            </w:r>
+          </w:p>
+        </w:tc>
+        <w:tc>
+          <w:tcPr>
+            <w:tcW w:type="dxa" w:w="7726"/>
+            <w:tcBorders>
+              <w:top w:val="single" w:color="CFC6DE" w:sz="4"/>
+              <w:left w:val="single" w:color="CFC6DE" w:sz="4"/>
+              <w:bottom w:val="single" w:color="CFC6DE" w:sz="4"/>
+              <w:right w:val="single" w:color="CFC6DE" w:sz="4"/>
+            </w:tcBorders>
+            <w:shd w:fill="F6F3FA" w:color="auto" w:val="clear"/>
+            <w:tcMar>
+              <w:top w:type="dxa" w:w="70"/>
+              <w:left w:type="dxa" w:w="110"/>
+              <w:bottom w:type="dxa" w:w="70"/>
+              <w:right w:type="dxa" w:w="110"/>
+            </w:tcMar>
+            <w:vAlign w:val="center"/>
+          </w:tcPr>
+          <w:p>
+            <w:pPr>
+              <w:spacing w:after="0" w:before="0"/>
+              <w:rPr>
+                <w:sz w:val="19"/>
+                <w:szCs w:val="19"/>
+              </w:rPr>
+            </w:pPr>
+            <w:r>
+              <w:rPr>
+                <w:sz w:val="19"/>
+                <w:szCs w:val="19"/>
+              </w:rPr>
+              <w:t xml:space="preserve">Nombre de favoris ; entre parenthèses, ceux dont le lecteur reçoit les alertes</w:t>
+            </w:r>
+          </w:p>
+        </w:tc>
+      </w:tr>
+      <w:tr>
+        <w:trPr>
+          <w:cantSplit/>
+          <w:tblHeader w:val="off"/>
+        </w:trPr>
+        <w:tc>
+          <w:tcPr>
+            <w:tcW w:type="dxa" w:w="1300"/>
+            <w:tcBorders>
+              <w:top w:val="single" w:color="CFC6DE" w:sz="4"/>
+              <w:left w:val="single" w:color="CFC6DE" w:sz="4"/>
+              <w:bottom w:val="single" w:color="CFC6DE" w:sz="4"/>
+              <w:right w:val="single" w:color="CFC6DE" w:sz="4"/>
+            </w:tcBorders>
+            <w:tcMar>
+              <w:top w:type="dxa" w:w="70"/>
+              <w:left w:type="dxa" w:w="110"/>
+              <w:bottom w:type="dxa" w:w="70"/>
+              <w:right w:type="dxa" w:w="110"/>
+            </w:tcMar>
+            <w:vAlign w:val="center"/>
+          </w:tcPr>
+          <w:p>
+            <w:pPr>
+              <w:spacing w:after="0" w:before="0"/>
+              <w:rPr>
+                <w:sz w:val="19"/>
+                <w:szCs w:val="19"/>
+              </w:rPr>
+            </w:pPr>
+            <w:r>
+              <w:rPr>
+                <w:b/>
+                <w:bCs/>
+                <w:sz w:val="19"/>
+                <w:szCs w:val="19"/>
+              </w:rPr>
+              <w:t xml:space="preserve">Sans mdp</w:t>
+            </w:r>
+          </w:p>
+        </w:tc>
+        <w:tc>
+          <w:tcPr>
+            <w:tcW w:type="dxa" w:w="7726"/>
+            <w:tcBorders>
+              <w:top w:val="single" w:color="CFC6DE" w:sz="4"/>
+              <w:left w:val="single" w:color="CFC6DE" w:sz="4"/>
+              <w:bottom w:val="single" w:color="CFC6DE" w:sz="4"/>
+              <w:right w:val="single" w:color="CFC6DE" w:sz="4"/>
+            </w:tcBorders>
+            <w:tcMar>
+              <w:top w:type="dxa" w:w="70"/>
+              <w:left w:type="dxa" w:w="110"/>
+              <w:bottom w:type="dxa" w:w="70"/>
+              <w:right w:type="dxa" w:w="110"/>
+            </w:tcMar>
+            <w:vAlign w:val="center"/>
+          </w:tcPr>
+          <w:p>
+            <w:pPr>
+              <w:spacing w:after="0" w:before="0"/>
+              <w:rPr>
+                <w:sz w:val="19"/>
+                <w:szCs w:val="19"/>
+              </w:rPr>
+            </w:pPr>
+            <w:r>
+              <w:rPr>
+                <w:sz w:val="19"/>
+                <w:szCs w:val="19"/>
+              </w:rPr>
+              <w:t xml:space="preserve">Compte créé avec Discord, sans mot de passe : il ne se connecte que par Discord</w:t>
+            </w:r>
+          </w:p>
+        </w:tc>
+      </w:tr>
+    </w:tbl>
+    <w:p>
+      <w:pPr>
+        <w:pStyle w:val="Heading2"/>
+      </w:pPr>
+      <w:bookmarkStart w:name="titre-81" w:id="177"/>
+      <w:r>
+        <w:t xml:space="preserve">14.1 Trouver un compte</w:t>
+      </w:r>
+      <w:bookmarkEnd w:id="177"/>
+    </w:p>
+    <w:p>
+      <w:pPr>
+        <w:pStyle w:val="ListParagraph"/>
+        <w:numPr>
+          <w:ilvl w:val="0"/>
+          <w:numId w:val="41"/>
+        </w:numPr>
+        <w:spacing w:after="60" w:before="40"/>
+      </w:pPr>
+      <w:r>
+        <w:t xml:space="preserve">Dans le menu, ouvrez </w:t>
+      </w:r>
+      <w:r>
+        <w:rPr>
+          <w:b/>
+          <w:bCs/>
+        </w:rPr>
+        <w:t xml:space="preserve">Équipe</w:t>
+      </w:r>
+      <w:r>
+        <w:t xml:space="preserve">, puis </w:t>
+      </w:r>
+      <w:r>
+        <w:rPr>
+          <w:b/>
+          <w:bCs/>
+        </w:rPr>
+        <w:t xml:space="preserve">Comptes inscrits</w:t>
+      </w:r>
+      <w:r>
+        <w:t xml:space="preserve">.</w:t>
+      </w:r>
+    </w:p>
+    <w:p>
+      <w:pPr>
+        <w:pStyle w:val="ListParagraph"/>
+        <w:numPr>
+          <w:ilvl w:val="0"/>
+          <w:numId w:val="41"/>
+        </w:numPr>
+        <w:spacing w:after="60" w:before="40"/>
+      </w:pPr>
+      <w:r>
+        <w:t xml:space="preserve">Dans </w:t>
+      </w:r>
+      <w:r>
+        <w:rPr>
+          <w:b/>
+          <w:bCs/>
+        </w:rPr>
+        <w:t xml:space="preserve">Rechercher</w:t>
+      </w:r>
+      <w:r>
+        <w:t xml:space="preserve">, tapez au moins 2 caractères du pseudo ou du nom Discord, ou l'adresse e-mail </w:t>
+      </w:r>
+      <w:r>
+        <w:rPr>
+          <w:b/>
+          <w:bCs/>
+        </w:rPr>
+        <w:t xml:space="preserve">complète</w:t>
+      </w:r>
+      <w:r>
+        <w:t xml:space="preserve">.</w:t>
+      </w:r>
+    </w:p>
+    <w:p>
+      <w:pPr>
+        <w:pStyle w:val="ListParagraph"/>
+        <w:numPr>
+          <w:ilvl w:val="0"/>
+          <w:numId w:val="41"/>
+        </w:numPr>
+        <w:spacing w:after="60" w:before="40"/>
+      </w:pPr>
+      <w:r>
+        <w:t xml:space="preserve">Au besoin, choisissez un </w:t>
+      </w:r>
+      <w:r>
+        <w:rPr>
+          <w:b/>
+          <w:bCs/>
+        </w:rPr>
+        <w:t xml:space="preserve">Rôle</w:t>
+      </w:r>
+      <w:r>
+        <w:t xml:space="preserve">, une </w:t>
+      </w:r>
+      <w:r>
+        <w:rPr>
+          <w:b/>
+          <w:bCs/>
+        </w:rPr>
+        <w:t xml:space="preserve">Source</w:t>
+      </w:r>
+      <w:r>
+        <w:t xml:space="preserve">, </w:t>
+      </w:r>
+      <w:r>
+        <w:rPr>
+          <w:b/>
+          <w:bCs/>
+        </w:rPr>
+        <w:t xml:space="preserve">Discord</w:t>
+      </w:r>
+      <w:r>
+        <w:t xml:space="preserve">, une </w:t>
+      </w:r>
+      <w:r>
+        <w:rPr>
+          <w:b/>
+          <w:bCs/>
+        </w:rPr>
+        <w:t xml:space="preserve">Activité</w:t>
+      </w:r>
+      <w:r>
+        <w:t xml:space="preserve">, une période d'inscription (</w:t>
+      </w:r>
+      <w:r>
+        <w:rPr>
+          <w:b/>
+          <w:bCs/>
+        </w:rPr>
+        <w:t xml:space="preserve">Inscrits</w:t>
+      </w:r>
+      <w:r>
+        <w:t xml:space="preserve">), </w:t>
+      </w:r>
+      <w:r>
+        <w:rPr>
+          <w:b/>
+          <w:bCs/>
+        </w:rPr>
+        <w:t xml:space="preserve">Trier par</w:t>
+      </w:r>
+      <w:r>
+        <w:t xml:space="preserve"> et l'</w:t>
+      </w:r>
+      <w:r>
+        <w:rPr>
+          <w:b/>
+          <w:bCs/>
+        </w:rPr>
+        <w:t xml:space="preserve">Ordre</w:t>
+      </w:r>
+      <w:r>
+        <w:t xml:space="preserve">, puis cliquez sur </w:t>
+      </w:r>
+      <w:r>
+        <w:rPr>
+          <w:b/>
+          <w:bCs/>
+        </w:rPr>
+        <w:t xml:space="preserve">Filtrer</w:t>
+      </w:r>
+      <w:r>
+        <w:t xml:space="preserve">. </w:t>
+      </w:r>
+      <w:r>
+        <w:rPr>
+          <w:b/>
+          <w:bCs/>
+        </w:rPr>
+        <w:t xml:space="preserve">Réinitialiser</w:t>
+      </w:r>
+      <w:r>
+        <w:t xml:space="preserve"> efface les filtres.</w:t>
+      </w:r>
+    </w:p>
+    <w:p>
+      <w:pPr>
+        <w:pStyle w:val="ListParagraph"/>
+        <w:numPr>
+          <w:ilvl w:val="0"/>
+          <w:numId w:val="41"/>
+        </w:numPr>
+        <w:spacing w:after="60" w:before="40"/>
+      </w:pPr>
+      <w:r>
+        <w:t xml:space="preserve">Les </w:t>
+      </w:r>
+      <w:r>
+        <w:rPr>
+          <w:b/>
+          <w:bCs/>
+        </w:rPr>
+        <w:t xml:space="preserve">Filtres rapides</w:t>
+      </w:r>
+      <w:r>
+        <w:t xml:space="preserve"> (</w:t>
+      </w:r>
+      <w:r>
+        <w:rPr>
+          <w:b/>
+          <w:bCs/>
+        </w:rPr>
+        <w:t xml:space="preserve">Discord</w:t>
+      </w:r>
+      <w:r>
+        <w:t xml:space="preserve">, </w:t>
+      </w:r>
+      <w:r>
+        <w:rPr>
+          <w:b/>
+          <w:bCs/>
+        </w:rPr>
+        <w:t xml:space="preserve">Équipe</w:t>
+      </w:r>
+      <w:r>
+        <w:t xml:space="preserve">, </w:t>
+      </w:r>
+      <w:r>
+        <w:rPr>
+          <w:b/>
+          <w:bCs/>
+        </w:rPr>
+        <w:t xml:space="preserve">Actifs 7 j</w:t>
+      </w:r>
+      <w:r>
+        <w:t xml:space="preserve">) appliquent un filtre en un clic.</w:t>
+      </w:r>
+    </w:p>
+    <w:p>
+      <w:pPr>
+        <w:keepNext/>
+        <w:spacing w:after="60" w:before="160"/>
+        <w:jc w:val="center"/>
+      </w:pPr>
+      <w:r>
+        <w:drawing>
+          <wp:inline distT="0" distB="0" distL="0" distR="0">
+            <wp:extent cx="4476750" cy="6667500"/>
+            <wp:effectExtent t="0" r="0" b="0" l="0"/>
+            <wp:docPr id="65" name="Comptes-liste.png" descr="La liste des comptes inscrits (comptes fictifs)." title="La liste des comptes inscrits (comptes fictifs)."/>
+            <wp:cNvGraphicFramePr>
+              <a:graphicFrameLocks xmlns:a="http://schemas.openxmlformats.org/drawingml/2006/main" noChangeAspect="1"/>
+            </wp:cNvGraphicFramePr>
+            <a:graphic xmlns:a="http://schemas.openxmlformats.org/drawingml/2006/main">
+              <a:graphicData uri="http://schemas.openxmlformats.org/drawingml/2006/picture">
+                <pic:pic xmlns:pic="http://schemas.openxmlformats.org/drawingml/2006/picture">
+                  <pic:nvPicPr>
+                    <pic:cNvPr id="0" name="" descr=""/>
+                    <pic:cNvPicPr>
+                      <a:picLocks noChangeAspect="1" noChangeArrowheads="1"/>
+                    </pic:cNvPicPr>
+                  </pic:nvPicPr>
+                  <pic:blipFill>
+                    <a:blip r:embed="rId40" cstate="none"/>
+                    <a:srcRect/>
+                    <a:stretch>
+                      <a:fillRect/>
+                    </a:stretch>
+                  </pic:blipFill>
+                  <pic:spPr bwMode="auto">
+                    <a:xfrm>
+                      <a:off x="0" y="0"/>
+                      <a:ext cx="4476750" cy="6667500"/>
+                    </a:xfrm>
+                    <a:prstGeom prst="rect">
+                      <a:avLst/>
+                    </a:prstGeom>
+                  </pic:spPr>
+                </pic:pic>
+              </a:graphicData>
+            </a:graphic>
+          </wp:inline>
+        </w:drawing>
+      </w:r>
+    </w:p>
+    <w:p>
+      <w:pPr>
+        <w:pStyle w:val="Legende"/>
+      </w:pPr>
+      <w:r>
+        <w:rPr>
+          <w:b/>
+          <w:bCs/>
+        </w:rPr>
+        <w:t xml:space="preserve">Figure 31 — </w:t>
+      </w:r>
+      <w:r>
+        <w:t xml:space="preserve">La liste des comptes inscrits (comptes fictifs).</w:t>
+      </w:r>
+    </w:p>
+    <w:p>
+      <w:pPr>
+        <w:pStyle w:val="Heading2"/>
+      </w:pPr>
+      <w:bookmarkStart w:name="titre-82" w:id="178"/>
+      <w:r>
+        <w:t xml:space="preserve">14.2 Consulter la fiche d'un compte</w:t>
+      </w:r>
+      <w:bookmarkEnd w:id="178"/>
+    </w:p>
+    <w:p>
+      <w:pPr>
+        <w:pStyle w:val="ListParagraph"/>
+        <w:numPr>
+          <w:ilvl w:val="0"/>
+          <w:numId w:val="42"/>
+        </w:numPr>
+        <w:spacing w:after="60" w:before="40"/>
+      </w:pPr>
+      <w:r>
+        <w:t xml:space="preserve">Cliquez sur le pseudo dans la liste.</w:t>
+      </w:r>
+    </w:p>
+    <w:p>
+      <w:pPr>
+        <w:pStyle w:val="ListParagraph"/>
+        <w:numPr>
+          <w:ilvl w:val="0"/>
+          <w:numId w:val="42"/>
+        </w:numPr>
+        <w:spacing w:after="60" w:before="40"/>
+      </w:pPr>
+      <w:r>
+        <w:t xml:space="preserve">La fiche affiche l'identité (dont l'</w:t>
+      </w:r>
+      <w:r>
+        <w:rPr>
+          <w:b/>
+          <w:bCs/>
+        </w:rPr>
+        <w:t xml:space="preserve">adresse e-mail</w:t>
+      </w:r>
+      <w:r>
+        <w:t xml:space="preserve">), la lecture (séries suivies, chapitres lus, dernière position), les favoris et alertes, les listes de lecture, les notes, les commentaires, les coquilles signalées et les notifications.</w:t>
+      </w:r>
+    </w:p>
+    <w:p>
+      <w:pPr>
+        <w:pStyle w:val="ListParagraph"/>
+        <w:numPr>
+          <w:ilvl w:val="0"/>
+          <w:numId w:val="42"/>
+        </w:numPr>
+        <w:spacing w:after="60" w:before="40"/>
+      </w:pPr>
+      <w:r>
+        <w:rPr>
+          <w:b/>
+          <w:bCs/>
+        </w:rPr>
+        <w:t xml:space="preserve">← Comptes inscrits</w:t>
+      </w:r>
+      <w:r>
+        <w:t xml:space="preserve"> ramène à la liste, avec les mêmes filtres.</w:t>
+      </w:r>
+    </w:p>
+    <w:p>
+      <w:pPr>
+        <w:keepNext/>
+        <w:spacing w:after="60" w:before="160"/>
+        <w:jc w:val="center"/>
+      </w:pPr>
+      <w:r>
+        <w:drawing>
+          <wp:inline distT="0" distB="0" distL="0" distR="0">
+            <wp:extent cx="4572000" cy="6410325"/>
+            <wp:effectExtent t="0" r="0" b="0" l="0"/>
+            <wp:docPr id="66" name="Comptes-fiche.png" descr="La fiche d'un compte (données fictives)." title="La fiche d'un compte (données fictives)."/>
+            <wp:cNvGraphicFramePr>
+              <a:graphicFrameLocks xmlns:a="http://schemas.openxmlformats.org/drawingml/2006/main" noChangeAspect="1"/>
+            </wp:cNvGraphicFramePr>
+            <a:graphic xmlns:a="http://schemas.openxmlformats.org/drawingml/2006/main">
+              <a:graphicData uri="http://schemas.openxmlformats.org/drawingml/2006/picture">
+                <pic:pic xmlns:pic="http://schemas.openxmlformats.org/drawingml/2006/picture">
+                  <pic:nvPicPr>
+                    <pic:cNvPr id="0" name="" descr=""/>
+                    <pic:cNvPicPr>
+                      <a:picLocks noChangeAspect="1" noChangeArrowheads="1"/>
+                    </pic:cNvPicPr>
+                  </pic:nvPicPr>
+                  <pic:blipFill>
+                    <a:blip r:embed="rId41" cstate="none"/>
+                    <a:srcRect/>
+                    <a:stretch>
+                      <a:fillRect/>
+                    </a:stretch>
+                  </pic:blipFill>
+                  <pic:spPr bwMode="auto">
+                    <a:xfrm>
+                      <a:off x="0" y="0"/>
+                      <a:ext cx="4572000" cy="6410325"/>
+                    </a:xfrm>
+                    <a:prstGeom prst="rect">
+                      <a:avLst/>
+                    </a:prstGeom>
+                  </pic:spPr>
+                </pic:pic>
+              </a:graphicData>
+            </a:graphic>
+          </wp:inline>
+        </w:drawing>
+      </w:r>
+    </w:p>
+    <w:p>
+      <w:pPr>
+        <w:pStyle w:val="Legende"/>
+      </w:pPr>
+      <w:r>
+        <w:rPr>
+          <w:b/>
+          <w:bCs/>
+        </w:rPr>
+        <w:t xml:space="preserve">Figure 32 — </w:t>
+      </w:r>
+      <w:r>
+        <w:t xml:space="preserve">La fiche d'un compte (données fictives).</w:t>
+      </w:r>
+    </w:p>
+    <w:tbl>
+      <w:tblPr>
+        <w:tblW w:type="dxa" w:w="9026"/>
+        <w:tblBorders>
+          <w:top w:val="single" w:color="auto" w:sz="4"/>
+          <w:left w:val="single" w:color="auto" w:sz="4"/>
+          <w:bottom w:val="single" w:color="auto" w:sz="4"/>
+          <w:right w:val="single" w:color="auto" w:sz="4"/>
+          <w:insideH w:val="single" w:color="auto" w:sz="4"/>
+          <w:insideV w:val="single" w:color="auto" w:sz="4"/>
+        </w:tblBorders>
+      </w:tblPr>
+      <w:tblGrid>
+        <w:gridCol w:w="9026"/>
+      </w:tblGrid>
+      <w:tr>
+        <w:trPr>
+          <w:cantSplit/>
+        </w:trPr>
+        <w:tc>
+          <w:tcPr>
+            <w:tcW w:type="dxa" w:w="9026"/>
+            <w:tcBorders>
+              <w:top w:val="none" w:color="FFFFFF" w:sz="0"/>
+              <w:left w:val="single" w:color="7A4FB0" w:sz="24"/>
+              <w:bottom w:val="none" w:color="FFFFFF" w:sz="0"/>
+              <w:right w:val="none" w:color="FFFFFF" w:sz="0"/>
+            </w:tcBorders>
+            <w:shd w:fill="F1ECFA" w:color="auto" w:val="clear"/>
+            <w:tcMar>
+              <w:top w:type="dxa" w:w="120"/>
+              <w:left w:type="dxa" w:w="200"/>
+              <w:bottom w:type="dxa" w:w="120"/>
+              <w:right w:type="dxa" w:w="160"/>
+            </w:tcMar>
+          </w:tcPr>
+          <w:p>
+            <w:pPr>
+              <w:spacing w:after="0" w:before="0"/>
+            </w:pPr>
+            <w:r>
+              <w:rPr>
+                <w:b/>
+                <w:bCs/>
+                <w:color w:val="4B2A7B"/>
+              </w:rPr>
+              <w:t xml:space="preserve">À savoir</w:t>
+            </w:r>
+            <w:r>
+              <w:t xml:space="preserve"> : </w:t>
+            </w:r>
+            <w:r>
+              <w:t xml:space="preserve">les listes de lecture </w:t>
+            </w:r>
+            <w:r>
+              <w:rPr>
+                <w:b/>
+                <w:bCs/>
+              </w:rPr>
+              <w:t xml:space="preserve">privées</w:t>
+            </w:r>
+            <w:r>
+              <w:t xml:space="preserve"> sont comptées, jamais montrées. Chaque fiche consultée est enregistrée (qui, quand, quel compte).</w:t>
+            </w:r>
+          </w:p>
+        </w:tc>
+      </w:tr>
+    </w:tbl>
+    <w:p>
+      <w:pPr>
+        <w:pStyle w:val="Heading2"/>
+      </w:pPr>
+      <w:bookmarkStart w:name="titre-83" w:id="179"/>
+      <w:r>
+        <w:t xml:space="preserve">14.3 Ajouter un lecteur à l'équipe</w:t>
+      </w:r>
+      <w:bookmarkEnd w:id="179"/>
+    </w:p>
+    <w:p>
+      <w:pPr>
+        <w:pStyle w:val="ListParagraph"/>
+        <w:numPr>
+          <w:ilvl w:val="0"/>
+          <w:numId w:val="43"/>
+        </w:numPr>
+        <w:spacing w:after="60" w:before="40"/>
+      </w:pPr>
+      <w:r>
+        <w:t xml:space="preserve">Ouvrez la fiche du compte (procédure précédente).</w:t>
+      </w:r>
+    </w:p>
+    <w:p>
+      <w:pPr>
+        <w:pStyle w:val="ListParagraph"/>
+        <w:numPr>
+          <w:ilvl w:val="0"/>
+          <w:numId w:val="43"/>
+        </w:numPr>
+        <w:spacing w:after="60" w:before="40"/>
+      </w:pPr>
+      <w:r>
+        <w:t xml:space="preserve">Dans </w:t>
+      </w:r>
+      <w:r>
+        <w:rPr>
+          <w:b/>
+          <w:bCs/>
+        </w:rPr>
+        <w:t xml:space="preserve">Ajouter à l'équipe</w:t>
+      </w:r>
+      <w:r>
+        <w:t xml:space="preserve">, choisissez le </w:t>
+      </w:r>
+      <w:r>
+        <w:rPr>
+          <w:b/>
+          <w:bCs/>
+        </w:rPr>
+        <w:t xml:space="preserve">Rôle dans l'équipe</w:t>
+      </w:r>
+      <w:r>
+        <w:t xml:space="preserve"> (</w:t>
+      </w:r>
+      <w:r>
+        <w:rPr>
+          <w:b/>
+          <w:bCs/>
+        </w:rPr>
+        <w:t xml:space="preserve">Traducteur</w:t>
+      </w:r>
+      <w:r>
+        <w:t xml:space="preserve">, </w:t>
+      </w:r>
+      <w:r>
+        <w:rPr>
+          <w:b/>
+          <w:bCs/>
+        </w:rPr>
+        <w:t xml:space="preserve">Relecteur</w:t>
+      </w:r>
+      <w:r>
+        <w:t xml:space="preserve">, </w:t>
+      </w:r>
+      <w:r>
+        <w:rPr>
+          <w:b/>
+          <w:bCs/>
+        </w:rPr>
+        <w:t xml:space="preserve">Graphiste</w:t>
+      </w:r>
+      <w:r>
+        <w:t xml:space="preserve"> ou </w:t>
+      </w:r>
+      <w:r>
+        <w:rPr>
+          <w:b/>
+          <w:bCs/>
+        </w:rPr>
+        <w:t xml:space="preserve">Éditeur Yume</w:t>
+      </w:r>
+      <w:r>
+        <w:t xml:space="preserve">).</w:t>
+      </w:r>
+    </w:p>
+    <w:p>
+      <w:pPr>
+        <w:pStyle w:val="ListParagraph"/>
+        <w:numPr>
+          <w:ilvl w:val="0"/>
+          <w:numId w:val="43"/>
+        </w:numPr>
+        <w:spacing w:after="60" w:before="40"/>
+      </w:pPr>
+      <w:r>
+        <w:t xml:space="preserve">Cliquez sur </w:t>
+      </w:r>
+      <w:r>
+        <w:rPr>
+          <w:b/>
+          <w:bCs/>
+        </w:rPr>
+        <w:t xml:space="preserve">Ajouter à l'équipe</w:t>
+      </w:r>
+      <w:r>
+        <w:t xml:space="preserve">. Un message confirme l'ajout ; le rôle se change ensuite dans </w:t>
+      </w:r>
+      <w:r>
+        <w:rPr>
+          <w:b/>
+          <w:bCs/>
+        </w:rPr>
+        <w:t xml:space="preserve">Membres et rôles</w:t>
+      </w:r>
+      <w:r>
+        <w:t xml:space="preserve">.</w:t>
+      </w:r>
+    </w:p>
+    <w:p>
+      <w:r>
+        <w:t xml:space="preserve">Un compte créé avec Discord s'ajoute comme les autres. Le compte garde son pseudo, ses favoris et sa lecture.</w:t>
+      </w:r>
+    </w:p>
+    <w:tbl>
+      <w:tblPr>
+        <w:tblW w:type="dxa" w:w="9026"/>
+        <w:tblBorders>
+          <w:top w:val="single" w:color="auto" w:sz="4"/>
+          <w:left w:val="single" w:color="auto" w:sz="4"/>
+          <w:bottom w:val="single" w:color="auto" w:sz="4"/>
+          <w:right w:val="single" w:color="auto" w:sz="4"/>
+          <w:insideH w:val="single" w:color="auto" w:sz="4"/>
+          <w:insideV w:val="single" w:color="auto" w:sz="4"/>
+        </w:tblBorders>
+      </w:tblPr>
+      <w:tblGrid>
+        <w:gridCol w:w="9026"/>
+      </w:tblGrid>
+      <w:tr>
+        <w:trPr>
+          <w:cantSplit/>
+        </w:trPr>
+        <w:tc>
+          <w:tcPr>
+            <w:tcW w:type="dxa" w:w="9026"/>
+            <w:tcBorders>
+              <w:top w:val="none" w:color="FFFFFF" w:sz="0"/>
+              <w:left w:val="single" w:color="2E9E6A" w:sz="24"/>
+              <w:bottom w:val="none" w:color="FFFFFF" w:sz="0"/>
+              <w:right w:val="none" w:color="FFFFFF" w:sz="0"/>
+            </w:tcBorders>
+            <w:shd w:fill="E9F7EF" w:color="auto" w:val="clear"/>
+            <w:tcMar>
+              <w:top w:type="dxa" w:w="120"/>
+              <w:left w:type="dxa" w:w="200"/>
+              <w:bottom w:type="dxa" w:w="120"/>
+              <w:right w:type="dxa" w:w="160"/>
+            </w:tcMar>
+          </w:tcPr>
+          <w:p>
+            <w:pPr>
+              <w:spacing w:after="0" w:before="0"/>
+            </w:pPr>
+            <w:r>
+              <w:rPr>
+                <w:b/>
+                <w:bCs/>
+                <w:color w:val="1E6B47"/>
+              </w:rPr>
+              <w:t xml:space="preserve">Astuce</w:t>
+            </w:r>
+            <w:r>
+              <w:t xml:space="preserve"> : </w:t>
+            </w:r>
+            <w:r>
+              <w:t xml:space="preserve">dans </w:t>
+            </w:r>
+            <w:r>
+              <w:rPr>
+                <w:b/>
+                <w:bCs/>
+              </w:rPr>
+              <w:t xml:space="preserve">Membres et rôles</w:t>
+            </w:r>
+            <w:r>
+              <w:t xml:space="preserve">, </w:t>
+            </w:r>
+            <w:r>
+              <w:rPr>
+                <w:b/>
+                <w:bCs/>
+              </w:rPr>
+              <w:t xml:space="preserve">Ajouter un membre</w:t>
+            </w:r>
+            <w:r>
+              <w:t xml:space="preserve"> accepte aussi le pseudo, l'adresse e-mail ou le nom Discord du compte.</w:t>
+            </w:r>
+          </w:p>
+        </w:tc>
+      </w:tr>
+    </w:tbl>
+    <w:p>
+      <w:pPr>
+        <w:pStyle w:val="Heading2"/>
+      </w:pPr>
+      <w:bookmarkStart w:name="titre-84" w:id="180"/>
+      <w:r>
+        <w:t xml:space="preserve">14.4 Exporter la liste</w:t>
+      </w:r>
+      <w:bookmarkEnd w:id="180"/>
+    </w:p>
+    <w:p>
+      <w:pPr>
+        <w:pStyle w:val="ListParagraph"/>
+        <w:numPr>
+          <w:ilvl w:val="0"/>
+          <w:numId w:val="44"/>
+        </w:numPr>
+        <w:spacing w:after="60" w:before="40"/>
+      </w:pPr>
+      <w:r>
+        <w:t xml:space="preserve">Filtrez la liste si besoin (procédure « Trouver un compte »).</w:t>
+      </w:r>
+    </w:p>
+    <w:p>
+      <w:pPr>
+        <w:pStyle w:val="ListParagraph"/>
+        <w:numPr>
+          <w:ilvl w:val="0"/>
+          <w:numId w:val="44"/>
+        </w:numPr>
+        <w:spacing w:after="60" w:before="40"/>
+      </w:pPr>
+      <w:r>
+        <w:t xml:space="preserve">Cliquez sur </w:t>
+      </w:r>
+      <w:r>
+        <w:rPr>
+          <w:b/>
+          <w:bCs/>
+        </w:rPr>
+        <w:t xml:space="preserve">Exporter la liste (CSV)</w:t>
+      </w:r>
+      <w:r>
+        <w:t xml:space="preserve"> : le fichier contient tous les comptes filtrés, toutes pages comprises, </w:t>
+      </w:r>
+      <w:r>
+        <w:rPr>
+          <w:b/>
+          <w:bCs/>
+        </w:rPr>
+        <w:t xml:space="preserve">sans adresse e-mail</w:t>
+      </w:r>
+      <w:r>
+        <w:t xml:space="preserve">. Il s'ouvre dans Excel ou LibreOffice.</w:t>
+      </w:r>
+    </w:p>
+    <w:p>
+      <w:r>
+        <w:rPr>
+          <w:b/>
+          <w:bCs/>
+        </w:rPr>
+        <w:t xml:space="preserve">Exporter avec e-mail</w:t>
+      </w:r>
+      <w:r>
+        <w:t xml:space="preserve"> est réservé aux administrateurs.</w:t>
+      </w:r>
+    </w:p>
+    <w:tbl>
+      <w:tblPr>
+        <w:tblW w:type="dxa" w:w="9026"/>
+        <w:tblBorders>
+          <w:top w:val="single" w:color="auto" w:sz="4"/>
+          <w:left w:val="single" w:color="auto" w:sz="4"/>
+          <w:bottom w:val="single" w:color="auto" w:sz="4"/>
+          <w:right w:val="single" w:color="auto" w:sz="4"/>
+          <w:insideH w:val="single" w:color="auto" w:sz="4"/>
+          <w:insideV w:val="single" w:color="auto" w:sz="4"/>
+        </w:tblBorders>
+      </w:tblPr>
+      <w:tblGrid>
+        <w:gridCol w:w="9026"/>
+      </w:tblGrid>
+      <w:tr>
+        <w:trPr>
+          <w:cantSplit/>
+        </w:trPr>
+        <w:tc>
+          <w:tcPr>
+            <w:tcW w:type="dxa" w:w="9026"/>
+            <w:tcBorders>
+              <w:top w:val="none" w:color="FFFFFF" w:sz="0"/>
+              <w:left w:val="single" w:color="D9822B" w:sz="24"/>
+              <w:bottom w:val="none" w:color="FFFFFF" w:sz="0"/>
+              <w:right w:val="none" w:color="FFFFFF" w:sz="0"/>
+            </w:tcBorders>
+            <w:shd w:fill="FDF1E4" w:color="auto" w:val="clear"/>
+            <w:tcMar>
+              <w:top w:type="dxa" w:w="120"/>
+              <w:left w:type="dxa" w:w="200"/>
+              <w:bottom w:type="dxa" w:w="120"/>
+              <w:right w:type="dxa" w:w="160"/>
+            </w:tcMar>
+          </w:tcPr>
+          <w:p>
+            <w:pPr>
+              <w:spacing w:after="0" w:before="0"/>
+            </w:pPr>
+            <w:r>
+              <w:rPr>
+                <w:b/>
+                <w:bCs/>
+                <w:color w:val="9A4D0C"/>
+              </w:rPr>
+              <w:t xml:space="preserve">Attention</w:t>
+            </w:r>
+            <w:r>
+              <w:t xml:space="preserve"> : </w:t>
+            </w:r>
+            <w:r>
+              <w:t xml:space="preserve">ce sont des données personnelles. Ne les recopiez pas sur Discord ni ailleurs. Chaque export est enregistré : gardez le fichier pour un usage interne et supprimez-le après usage.</w:t>
+            </w:r>
+          </w:p>
+        </w:tc>
+      </w:tr>
+    </w:tbl>
+    <w:p>
+      <w:pPr>
+        <w:pStyle w:val="Heading1"/>
+      </w:pPr>
+      <w:bookmarkStart w:name="titre-85" w:id="181"/>
+      <w:r>
+        <w:t xml:space="preserve">15 Les coquilles signalées par les lecteurs</w:t>
+      </w:r>
+      <w:bookmarkEnd w:id="181"/>
     </w:p>
     <w:tbl>
       <w:tblPr>
@@ -25779,18 +27258,18 @@
       <w:pPr>
         <w:pStyle w:val="Heading2"/>
       </w:pPr>
-      <w:bookmarkStart w:name="titre-81" w:id="172"/>
-      <w:r>
-        <w:t xml:space="preserve">14.1 Comprendre ce que fait le lecteur</w:t>
-      </w:r>
-      <w:bookmarkEnd w:id="172"/>
+      <w:bookmarkStart w:name="titre-86" w:id="182"/>
+      <w:r>
+        <w:t xml:space="preserve">15.1 Comprendre ce que fait le lecteur</w:t>
+      </w:r>
+      <w:bookmarkEnd w:id="182"/>
     </w:p>
     <w:p>
       <w:pPr>
         <w:pStyle w:val="ListParagraph"/>
         <w:numPr>
           <w:ilvl w:val="0"/>
-          <w:numId w:val="41"/>
+          <w:numId w:val="45"/>
         </w:numPr>
         <w:spacing w:after="60" w:before="40"/>
       </w:pPr>
@@ -25803,7 +27282,7 @@
         <w:pStyle w:val="ListParagraph"/>
         <w:numPr>
           <w:ilvl w:val="0"/>
-          <w:numId w:val="41"/>
+          <w:numId w:val="45"/>
         </w:numPr>
         <w:spacing w:after="60" w:before="40"/>
       </w:pPr>
@@ -25846,7 +27325,7 @@
         <w:pStyle w:val="ListParagraph"/>
         <w:numPr>
           <w:ilvl w:val="0"/>
-          <w:numId w:val="41"/>
+          <w:numId w:val="45"/>
         </w:numPr>
         <w:spacing w:after="60" w:before="40"/>
       </w:pPr>
@@ -25865,7 +27344,7 @@
           <wp:inline distT="0" distB="0" distL="0" distR="0">
             <wp:extent cx="3143250" cy="2419350"/>
             <wp:effectExtent t="0" r="0" b="0" l="0"/>
-            <wp:docPr id="63" name="Corrections-lecteur.png" descr="La fenêtre « Signaler une coquille » dans un chapitre (exemple fictif)." title="La fenêtre « Signaler une coquille » dans un chapitre (exemple fictif)."/>
+            <wp:docPr id="67" name="Corrections-lecteur.png" descr="La fenêtre « Signaler une coquille » dans un chapitre (exemple fictif)." title="La fenêtre « Signaler une coquille » dans un chapitre (exemple fictif)."/>
             <wp:cNvGraphicFramePr>
               <a:graphicFrameLocks xmlns:a="http://schemas.openxmlformats.org/drawingml/2006/main" noChangeAspect="1"/>
             </wp:cNvGraphicFramePr>
@@ -25879,7 +27358,7 @@
                     </pic:cNvPicPr>
                   </pic:nvPicPr>
                   <pic:blipFill>
-                    <a:blip r:embed="rId40" cstate="none"/>
+                    <a:blip r:embed="rId42" cstate="none"/>
                     <a:srcRect/>
                     <a:stretch>
                       <a:fillRect/>
@@ -25910,7 +27389,7 @@
           <w:b/>
           <w:bCs/>
         </w:rPr>
-        <w:t xml:space="preserve">Figure 31 — </w:t>
+        <w:t xml:space="preserve">Figure 33 — </w:t>
       </w:r>
       <w:r>
         <w:t xml:space="preserve">La fenêtre « Signaler une coquille » dans un chapitre (exemple fictif).</w:t>
@@ -25993,11 +27472,11 @@
       <w:pPr>
         <w:pStyle w:val="Heading2"/>
       </w:pPr>
-      <w:bookmarkStart w:name="titre-82" w:id="173"/>
-      <w:r>
-        <w:t xml:space="preserve">14.2 Traiter une coquille</w:t>
-      </w:r>
-      <w:bookmarkEnd w:id="173"/>
+      <w:bookmarkStart w:name="titre-87" w:id="183"/>
+      <w:r>
+        <w:t xml:space="preserve">15.2 Traiter une coquille</w:t>
+      </w:r>
+      <w:bookmarkEnd w:id="183"/>
     </w:p>
     <w:p>
       <w:r>
@@ -26009,7 +27488,7 @@
         <w:pStyle w:val="ListParagraph"/>
         <w:numPr>
           <w:ilvl w:val="0"/>
-          <w:numId w:val="42"/>
+          <w:numId w:val="46"/>
         </w:numPr>
         <w:spacing w:after="60" w:before="40"/>
       </w:pPr>
@@ -26042,7 +27521,7 @@
         <w:pStyle w:val="ListParagraph"/>
         <w:numPr>
           <w:ilvl w:val="0"/>
-          <w:numId w:val="42"/>
+          <w:numId w:val="46"/>
         </w:numPr>
         <w:spacing w:after="60" w:before="40"/>
       </w:pPr>
@@ -26065,7 +27544,7 @@
         <w:pStyle w:val="ListParagraph"/>
         <w:numPr>
           <w:ilvl w:val="0"/>
-          <w:numId w:val="42"/>
+          <w:numId w:val="46"/>
         </w:numPr>
         <w:spacing w:after="60" w:before="40"/>
       </w:pPr>
@@ -26088,7 +27567,7 @@
         <w:pStyle w:val="ListParagraph"/>
         <w:numPr>
           <w:ilvl w:val="0"/>
-          <w:numId w:val="42"/>
+          <w:numId w:val="46"/>
         </w:numPr>
         <w:spacing w:after="60" w:before="40"/>
       </w:pPr>
@@ -26121,7 +27600,7 @@
         <w:pStyle w:val="ListParagraph"/>
         <w:numPr>
           <w:ilvl w:val="0"/>
-          <w:numId w:val="42"/>
+          <w:numId w:val="46"/>
         </w:numPr>
         <w:spacing w:after="60" w:before="40"/>
       </w:pPr>
@@ -26160,7 +27639,7 @@
           <wp:inline distT="0" distB="0" distL="0" distR="0">
             <wp:extent cx="4572000" cy="5219700"/>
             <wp:effectExtent t="0" r="0" b="0" l="0"/>
-            <wp:docPr id="64" name="Corrections-equipe.png" descr="La liste « Corrections signalées par les lecteurs » (signalements fictifs)." title="La liste « Corrections signalées par les lecteurs » (signalements fictifs)."/>
+            <wp:docPr id="68" name="Corrections-equipe.png" descr="La liste « Corrections signalées par les lecteurs » (signalements fictifs)." title="La liste « Corrections signalées par les lecteurs » (signalements fictifs)."/>
             <wp:cNvGraphicFramePr>
               <a:graphicFrameLocks xmlns:a="http://schemas.openxmlformats.org/drawingml/2006/main" noChangeAspect="1"/>
             </wp:cNvGraphicFramePr>
@@ -26174,7 +27653,7 @@
                     </pic:cNvPicPr>
                   </pic:nvPicPr>
                   <pic:blipFill>
-                    <a:blip r:embed="rId41" cstate="none"/>
+                    <a:blip r:embed="rId43" cstate="none"/>
                     <a:srcRect/>
                     <a:stretch>
                       <a:fillRect/>
@@ -26205,7 +27684,7 @@
           <w:b/>
           <w:bCs/>
         </w:rPr>
-        <w:t xml:space="preserve">Figure 32 — </w:t>
+        <w:t xml:space="preserve">Figure 34 — </w:t>
       </w:r>
       <w:r>
         <w:t xml:space="preserve">La liste « Corrections signalées par les lecteurs » (signalements fictifs).</w:t>
@@ -26391,18 +27870,18 @@
       <w:pPr>
         <w:pStyle w:val="Heading2"/>
       </w:pPr>
-      <w:bookmarkStart w:name="titre-83" w:id="174"/>
-      <w:r>
-        <w:t xml:space="preserve">14.3 Retrouver les signalements traités</w:t>
-      </w:r>
-      <w:bookmarkEnd w:id="174"/>
+      <w:bookmarkStart w:name="titre-88" w:id="184"/>
+      <w:r>
+        <w:t xml:space="preserve">15.3 Retrouver les signalements traités</w:t>
+      </w:r>
+      <w:bookmarkEnd w:id="184"/>
     </w:p>
     <w:p>
       <w:pPr>
         <w:pStyle w:val="ListParagraph"/>
         <w:numPr>
           <w:ilvl w:val="0"/>
-          <w:numId w:val="43"/>
+          <w:numId w:val="47"/>
         </w:numPr>
         <w:spacing w:after="60" w:before="40"/>
       </w:pPr>
@@ -26475,7 +27954,7 @@
         <w:pStyle w:val="ListParagraph"/>
         <w:numPr>
           <w:ilvl w:val="0"/>
-          <w:numId w:val="43"/>
+          <w:numId w:val="47"/>
         </w:numPr>
         <w:spacing w:after="60" w:before="40"/>
       </w:pPr>
@@ -26565,21 +28044,21 @@
       <w:pPr>
         <w:pStyle w:val="Heading1"/>
       </w:pPr>
-      <w:bookmarkStart w:name="titre-84" w:id="175"/>
-      <w:r>
-        <w:t xml:space="preserve">15 Glossaires, actualités et commentaires</w:t>
-      </w:r>
-      <w:bookmarkEnd w:id="175"/>
+      <w:bookmarkStart w:name="titre-89" w:id="185"/>
+      <w:r>
+        <w:t xml:space="preserve">16 Glossaires, actualités et commentaires</w:t>
+      </w:r>
+      <w:bookmarkEnd w:id="185"/>
     </w:p>
     <w:p>
       <w:pPr>
         <w:pStyle w:val="Heading2"/>
       </w:pPr>
-      <w:bookmarkStart w:name="titre-85" w:id="176"/>
-      <w:r>
-        <w:t xml:space="preserve">15.1 Publier le glossaire d'une œuvre</w:t>
-      </w:r>
-      <w:bookmarkEnd w:id="176"/>
+      <w:bookmarkStart w:name="titre-90" w:id="186"/>
+      <w:r>
+        <w:t xml:space="preserve">16.1 Publier le glossaire d'une œuvre</w:t>
+      </w:r>
+      <w:bookmarkEnd w:id="186"/>
     </w:p>
     <w:p>
       <w:r>
@@ -26603,7 +28082,7 @@
         <w:pStyle w:val="ListParagraph"/>
         <w:numPr>
           <w:ilvl w:val="0"/>
-          <w:numId w:val="44"/>
+          <w:numId w:val="48"/>
         </w:numPr>
         <w:spacing w:after="60" w:before="40"/>
       </w:pPr>
@@ -26636,7 +28115,7 @@
         <w:pStyle w:val="ListParagraph"/>
         <w:numPr>
           <w:ilvl w:val="0"/>
-          <w:numId w:val="44"/>
+          <w:numId w:val="48"/>
         </w:numPr>
         <w:spacing w:after="60" w:before="40"/>
       </w:pPr>
@@ -26679,7 +28158,7 @@
         <w:pStyle w:val="ListParagraph"/>
         <w:numPr>
           <w:ilvl w:val="0"/>
-          <w:numId w:val="44"/>
+          <w:numId w:val="48"/>
         </w:numPr>
         <w:spacing w:after="60" w:before="40"/>
       </w:pPr>
@@ -26702,7 +28181,7 @@
         <w:pStyle w:val="ListParagraph"/>
         <w:numPr>
           <w:ilvl w:val="0"/>
-          <w:numId w:val="44"/>
+          <w:numId w:val="48"/>
         </w:numPr>
         <w:spacing w:after="60" w:before="40"/>
       </w:pPr>
@@ -26749,11 +28228,11 @@
       <w:pPr>
         <w:pStyle w:val="Heading2"/>
       </w:pPr>
-      <w:bookmarkStart w:name="titre-86" w:id="177"/>
-      <w:r>
-        <w:t xml:space="preserve">15.2 Lier une actualité à une œuvre</w:t>
-      </w:r>
-      <w:bookmarkEnd w:id="177"/>
+      <w:bookmarkStart w:name="titre-91" w:id="187"/>
+      <w:r>
+        <w:t xml:space="preserve">16.2 Lier une actualité à une œuvre</w:t>
+      </w:r>
+      <w:bookmarkEnd w:id="187"/>
     </w:p>
     <w:p>
       <w:r>
@@ -26784,11 +28263,11 @@
       <w:pPr>
         <w:pStyle w:val="Heading2"/>
       </w:pPr>
-      <w:bookmarkStart w:name="titre-87" w:id="178"/>
-      <w:r>
-        <w:t xml:space="preserve">15.3 Modérer les commentaires</w:t>
-      </w:r>
-      <w:bookmarkEnd w:id="178"/>
+      <w:bookmarkStart w:name="titre-92" w:id="188"/>
+      <w:r>
+        <w:t xml:space="preserve">16.3 Modérer les commentaires</w:t>
+      </w:r>
+      <w:bookmarkEnd w:id="188"/>
     </w:p>
     <w:p>
       <w:r>
@@ -27045,11 +28524,11 @@
       <w:pPr>
         <w:pStyle w:val="Heading1"/>
       </w:pPr>
-      <w:bookmarkStart w:name="titre-88" w:id="179"/>
-      <w:r>
-        <w:t xml:space="preserve">16 Questions fréquentes</w:t>
-      </w:r>
-      <w:bookmarkEnd w:id="179"/>
+      <w:bookmarkStart w:name="titre-93" w:id="189"/>
+      <w:r>
+        <w:t xml:space="preserve">17 Questions fréquentes</w:t>
+      </w:r>
+      <w:bookmarkEnd w:id="189"/>
     </w:p>
     <w:tbl>
       <w:tblPr>
@@ -27064,8 +28543,8 @@
         </w:tblBorders>
       </w:tblPr>
       <w:tblGrid>
-        <w:gridCol w:w="3350"/>
-        <w:gridCol w:w="5676"/>
+        <w:gridCol w:w="3387"/>
+        <w:gridCol w:w="5639"/>
       </w:tblGrid>
       <w:tr>
         <w:trPr>
@@ -27074,7 +28553,7 @@
         </w:trPr>
         <w:tc>
           <w:tcPr>
-            <w:tcW w:type="dxa" w:w="3350"/>
+            <w:tcW w:type="dxa" w:w="3387"/>
             <w:tcBorders>
               <w:top w:val="single" w:color="CFC6DE" w:sz="4"/>
               <w:left w:val="single" w:color="CFC6DE" w:sz="4"/>
@@ -27115,7 +28594,7 @@
         </w:tc>
         <w:tc>
           <w:tcPr>
-            <w:tcW w:type="dxa" w:w="5676"/>
+            <w:tcW w:type="dxa" w:w="5639"/>
             <w:tcBorders>
               <w:top w:val="single" w:color="CFC6DE" w:sz="4"/>
               <w:left w:val="single" w:color="CFC6DE" w:sz="4"/>
@@ -27162,7 +28641,7 @@
         </w:trPr>
         <w:tc>
           <w:tcPr>
-            <w:tcW w:type="dxa" w:w="3350"/>
+            <w:tcW w:type="dxa" w:w="3387"/>
             <w:tcBorders>
               <w:top w:val="single" w:color="CFC6DE" w:sz="4"/>
               <w:left w:val="single" w:color="CFC6DE" w:sz="4"/>
@@ -27212,7 +28691,7 @@
         </w:tc>
         <w:tc>
           <w:tcPr>
-            <w:tcW w:type="dxa" w:w="5676"/>
+            <w:tcW w:type="dxa" w:w="5639"/>
             <w:tcBorders>
               <w:top w:val="single" w:color="CFC6DE" w:sz="4"/>
               <w:left w:val="single" w:color="CFC6DE" w:sz="4"/>
@@ -27252,7 +28731,7 @@
         </w:trPr>
         <w:tc>
           <w:tcPr>
-            <w:tcW w:type="dxa" w:w="3350"/>
+            <w:tcW w:type="dxa" w:w="3387"/>
             <w:tcBorders>
               <w:top w:val="single" w:color="CFC6DE" w:sz="4"/>
               <w:left w:val="single" w:color="CFC6DE" w:sz="4"/>
@@ -27287,7 +28766,7 @@
         </w:tc>
         <w:tc>
           <w:tcPr>
-            <w:tcW w:type="dxa" w:w="5676"/>
+            <w:tcW w:type="dxa" w:w="5639"/>
             <w:tcBorders>
               <w:top w:val="single" w:color="CFC6DE" w:sz="4"/>
               <w:left w:val="single" w:color="CFC6DE" w:sz="4"/>
@@ -27328,7 +28807,7 @@
         </w:trPr>
         <w:tc>
           <w:tcPr>
-            <w:tcW w:type="dxa" w:w="3350"/>
+            <w:tcW w:type="dxa" w:w="3387"/>
             <w:tcBorders>
               <w:top w:val="single" w:color="CFC6DE" w:sz="4"/>
               <w:left w:val="single" w:color="CFC6DE" w:sz="4"/>
@@ -27394,7 +28873,7 @@
         </w:tc>
         <w:tc>
           <w:tcPr>
-            <w:tcW w:type="dxa" w:w="5676"/>
+            <w:tcW w:type="dxa" w:w="5639"/>
             <w:tcBorders>
               <w:top w:val="single" w:color="CFC6DE" w:sz="4"/>
               <w:left w:val="single" w:color="CFC6DE" w:sz="4"/>
@@ -27434,7 +28913,7 @@
         </w:trPr>
         <w:tc>
           <w:tcPr>
-            <w:tcW w:type="dxa" w:w="3350"/>
+            <w:tcW w:type="dxa" w:w="3387"/>
             <w:tcBorders>
               <w:top w:val="single" w:color="CFC6DE" w:sz="4"/>
               <w:left w:val="single" w:color="CFC6DE" w:sz="4"/>
@@ -27469,7 +28948,7 @@
         </w:tc>
         <w:tc>
           <w:tcPr>
-            <w:tcW w:type="dxa" w:w="5676"/>
+            <w:tcW w:type="dxa" w:w="5639"/>
             <w:tcBorders>
               <w:top w:val="single" w:color="CFC6DE" w:sz="4"/>
               <w:left w:val="single" w:color="CFC6DE" w:sz="4"/>
@@ -27551,7 +29030,7 @@
         </w:trPr>
         <w:tc>
           <w:tcPr>
-            <w:tcW w:type="dxa" w:w="3350"/>
+            <w:tcW w:type="dxa" w:w="3387"/>
             <w:tcBorders>
               <w:top w:val="single" w:color="CFC6DE" w:sz="4"/>
               <w:left w:val="single" w:color="CFC6DE" w:sz="4"/>
@@ -27585,7 +29064,7 @@
         </w:tc>
         <w:tc>
           <w:tcPr>
-            <w:tcW w:type="dxa" w:w="5676"/>
+            <w:tcW w:type="dxa" w:w="5639"/>
             <w:tcBorders>
               <w:top w:val="single" w:color="CFC6DE" w:sz="4"/>
               <w:left w:val="single" w:color="CFC6DE" w:sz="4"/>
@@ -27650,7 +29129,7 @@
         </w:trPr>
         <w:tc>
           <w:tcPr>
-            <w:tcW w:type="dxa" w:w="3350"/>
+            <w:tcW w:type="dxa" w:w="3387"/>
             <w:tcBorders>
               <w:top w:val="single" w:color="CFC6DE" w:sz="4"/>
               <w:left w:val="single" w:color="CFC6DE" w:sz="4"/>
@@ -27685,7 +29164,7 @@
         </w:tc>
         <w:tc>
           <w:tcPr>
-            <w:tcW w:type="dxa" w:w="5676"/>
+            <w:tcW w:type="dxa" w:w="5639"/>
             <w:tcBorders>
               <w:top w:val="single" w:color="CFC6DE" w:sz="4"/>
               <w:left w:val="single" w:color="CFC6DE" w:sz="4"/>
@@ -27758,7 +29237,7 @@
         </w:trPr>
         <w:tc>
           <w:tcPr>
-            <w:tcW w:type="dxa" w:w="3350"/>
+            <w:tcW w:type="dxa" w:w="3387"/>
             <w:tcBorders>
               <w:top w:val="single" w:color="CFC6DE" w:sz="4"/>
               <w:left w:val="single" w:color="CFC6DE" w:sz="4"/>
@@ -27792,7 +29271,7 @@
         </w:tc>
         <w:tc>
           <w:tcPr>
-            <w:tcW w:type="dxa" w:w="5676"/>
+            <w:tcW w:type="dxa" w:w="5639"/>
             <w:tcBorders>
               <w:top w:val="single" w:color="CFC6DE" w:sz="4"/>
               <w:left w:val="single" w:color="CFC6DE" w:sz="4"/>
@@ -27864,7 +29343,7 @@
         </w:trPr>
         <w:tc>
           <w:tcPr>
-            <w:tcW w:type="dxa" w:w="3350"/>
+            <w:tcW w:type="dxa" w:w="3387"/>
             <w:tcBorders>
               <w:top w:val="single" w:color="CFC6DE" w:sz="4"/>
               <w:left w:val="single" w:color="CFC6DE" w:sz="4"/>
@@ -27899,7 +29378,7 @@
         </w:tc>
         <w:tc>
           <w:tcPr>
-            <w:tcW w:type="dxa" w:w="5676"/>
+            <w:tcW w:type="dxa" w:w="5639"/>
             <w:tcBorders>
               <w:top w:val="single" w:color="CFC6DE" w:sz="4"/>
               <w:left w:val="single" w:color="CFC6DE" w:sz="4"/>
@@ -27956,7 +29435,7 @@
         </w:trPr>
         <w:tc>
           <w:tcPr>
-            <w:tcW w:type="dxa" w:w="3350"/>
+            <w:tcW w:type="dxa" w:w="3387"/>
             <w:tcBorders>
               <w:top w:val="single" w:color="CFC6DE" w:sz="4"/>
               <w:left w:val="single" w:color="CFC6DE" w:sz="4"/>
@@ -27990,7 +29469,7 @@
         </w:tc>
         <w:tc>
           <w:tcPr>
-            <w:tcW w:type="dxa" w:w="5676"/>
+            <w:tcW w:type="dxa" w:w="5639"/>
             <w:tcBorders>
               <w:top w:val="single" w:color="CFC6DE" w:sz="4"/>
               <w:left w:val="single" w:color="CFC6DE" w:sz="4"/>
@@ -28103,7 +29582,7 @@
         </w:trPr>
         <w:tc>
           <w:tcPr>
-            <w:tcW w:type="dxa" w:w="3350"/>
+            <w:tcW w:type="dxa" w:w="3387"/>
             <w:tcBorders>
               <w:top w:val="single" w:color="CFC6DE" w:sz="4"/>
               <w:left w:val="single" w:color="CFC6DE" w:sz="4"/>
@@ -28138,7 +29617,7 @@
         </w:tc>
         <w:tc>
           <w:tcPr>
-            <w:tcW w:type="dxa" w:w="5676"/>
+            <w:tcW w:type="dxa" w:w="5639"/>
             <w:tcBorders>
               <w:top w:val="single" w:color="CFC6DE" w:sz="4"/>
               <w:left w:val="single" w:color="CFC6DE" w:sz="4"/>
@@ -28211,7 +29690,7 @@
         </w:trPr>
         <w:tc>
           <w:tcPr>
-            <w:tcW w:type="dxa" w:w="3350"/>
+            <w:tcW w:type="dxa" w:w="3387"/>
             <w:tcBorders>
               <w:top w:val="single" w:color="CFC6DE" w:sz="4"/>
               <w:left w:val="single" w:color="CFC6DE" w:sz="4"/>
@@ -28245,7 +29724,7 @@
         </w:tc>
         <w:tc>
           <w:tcPr>
-            <w:tcW w:type="dxa" w:w="5676"/>
+            <w:tcW w:type="dxa" w:w="5639"/>
             <w:tcBorders>
               <w:top w:val="single" w:color="CFC6DE" w:sz="4"/>
               <w:left w:val="single" w:color="CFC6DE" w:sz="4"/>
@@ -28301,7 +29780,7 @@
         </w:trPr>
         <w:tc>
           <w:tcPr>
-            <w:tcW w:type="dxa" w:w="3350"/>
+            <w:tcW w:type="dxa" w:w="3387"/>
             <w:tcBorders>
               <w:top w:val="single" w:color="CFC6DE" w:sz="4"/>
               <w:left w:val="single" w:color="CFC6DE" w:sz="4"/>
@@ -28352,7 +29831,7 @@
         </w:tc>
         <w:tc>
           <w:tcPr>
-            <w:tcW w:type="dxa" w:w="5676"/>
+            <w:tcW w:type="dxa" w:w="5639"/>
             <w:tcBorders>
               <w:top w:val="single" w:color="CFC6DE" w:sz="4"/>
               <w:left w:val="single" w:color="CFC6DE" w:sz="4"/>
@@ -28393,7 +29872,7 @@
         </w:trPr>
         <w:tc>
           <w:tcPr>
-            <w:tcW w:type="dxa" w:w="3350"/>
+            <w:tcW w:type="dxa" w:w="3387"/>
             <w:tcBorders>
               <w:top w:val="single" w:color="CFC6DE" w:sz="4"/>
               <w:left w:val="single" w:color="CFC6DE" w:sz="4"/>
@@ -28421,13 +29900,13 @@
                 <w:sz w:val="19"/>
                 <w:szCs w:val="19"/>
               </w:rPr>
-              <w:t xml:space="preserve">Les courbes d'une œuvre sont presque vides.</w:t>
+              <w:t xml:space="preserve">« Aucun compte ne correspond » quand j'ajoute un membre.</w:t>
             </w:r>
           </w:p>
         </w:tc>
         <w:tc>
           <w:tcPr>
-            <w:tcW w:type="dxa" w:w="5676"/>
+            <w:tcW w:type="dxa" w:w="5639"/>
             <w:tcBorders>
               <w:top w:val="single" w:color="CFC6DE" w:sz="4"/>
               <w:left w:val="single" w:color="CFC6DE" w:sz="4"/>
@@ -28455,7 +29934,23 @@
                 <w:sz w:val="19"/>
                 <w:szCs w:val="19"/>
               </w:rPr>
-              <w:t xml:space="preserve">L'historique jour par jour a commencé à l'installation des statistiques : il se remplit chaque nuit.</w:t>
+              <w:t xml:space="preserve">La personne doit d'abord créer son compte sur le site (formulaire ou « Créer un compte avec Discord »). Saisissez ensuite son pseudo, son adresse e-mail ou son nom Discord, ou ajoutez-la depuis sa fiche dans </w:t>
+            </w:r>
+            <w:r>
+              <w:rPr>
+                <w:b/>
+                <w:bCs/>
+                <w:sz w:val="19"/>
+                <w:szCs w:val="19"/>
+              </w:rPr>
+              <w:t xml:space="preserve">Comptes inscrits</w:t>
+            </w:r>
+            <w:r>
+              <w:rPr>
+                <w:sz w:val="19"/>
+                <w:szCs w:val="19"/>
+              </w:rPr>
+              <w:t xml:space="preserve">.</w:t>
             </w:r>
           </w:p>
         </w:tc>
@@ -28467,7 +29962,7 @@
         </w:trPr>
         <w:tc>
           <w:tcPr>
-            <w:tcW w:type="dxa" w:w="3350"/>
+            <w:tcW w:type="dxa" w:w="3387"/>
             <w:tcBorders>
               <w:top w:val="single" w:color="CFC6DE" w:sz="4"/>
               <w:left w:val="single" w:color="CFC6DE" w:sz="4"/>
@@ -28496,13 +29991,13 @@
                 <w:sz w:val="19"/>
                 <w:szCs w:val="19"/>
               </w:rPr>
-              <w:t xml:space="preserve">J'ai oublié mon mot de passe.</w:t>
+              <w:t xml:space="preserve">Les courbes d'une œuvre sont presque vides.</w:t>
             </w:r>
           </w:p>
         </w:tc>
         <w:tc>
           <w:tcPr>
-            <w:tcW w:type="dxa" w:w="5676"/>
+            <w:tcW w:type="dxa" w:w="5639"/>
             <w:tcBorders>
               <w:top w:val="single" w:color="CFC6DE" w:sz="4"/>
               <w:left w:val="single" w:color="CFC6DE" w:sz="4"/>
@@ -28531,23 +30026,7 @@
                 <w:sz w:val="19"/>
                 <w:szCs w:val="19"/>
               </w:rPr>
-              <w:t xml:space="preserve">Lien </w:t>
-            </w:r>
-            <w:r>
-              <w:rPr>
-                <w:b/>
-                <w:bCs/>
-                <w:sz w:val="19"/>
-                <w:szCs w:val="19"/>
-              </w:rPr>
-              <w:t xml:space="preserve">Mot de passe oublié ?</w:t>
-            </w:r>
-            <w:r>
-              <w:rPr>
-                <w:sz w:val="19"/>
-                <w:szCs w:val="19"/>
-              </w:rPr>
-              <w:t xml:space="preserve"> sur la page de connexion.</w:t>
+              <w:t xml:space="preserve">L'historique jour par jour a commencé à l'installation des statistiques : il se remplit chaque nuit.</w:t>
             </w:r>
           </w:p>
         </w:tc>
@@ -28559,7 +30038,7 @@
         </w:trPr>
         <w:tc>
           <w:tcPr>
-            <w:tcW w:type="dxa" w:w="3350"/>
+            <w:tcW w:type="dxa" w:w="3387"/>
             <w:tcBorders>
               <w:top w:val="single" w:color="CFC6DE" w:sz="4"/>
               <w:left w:val="single" w:color="CFC6DE" w:sz="4"/>
@@ -28587,13 +30066,13 @@
                 <w:sz w:val="19"/>
                 <w:szCs w:val="19"/>
               </w:rPr>
-              <w:t xml:space="preserve">Un lecteur ne retrouve pas son identifiant.</w:t>
+              <w:t xml:space="preserve">J'ai oublié mon mot de passe.</w:t>
             </w:r>
           </w:p>
         </w:tc>
         <w:tc>
           <w:tcPr>
-            <w:tcW w:type="dxa" w:w="5676"/>
+            <w:tcW w:type="dxa" w:w="5639"/>
             <w:tcBorders>
               <w:top w:val="single" w:color="CFC6DE" w:sz="4"/>
               <w:left w:val="single" w:color="CFC6DE" w:sz="4"/>
@@ -28621,23 +30100,7 @@
                 <w:sz w:val="19"/>
                 <w:szCs w:val="19"/>
               </w:rPr>
-              <w:t xml:space="preserve">Qu'il se connecte avec son </w:t>
-            </w:r>
-            <w:r>
-              <w:rPr>
-                <w:b/>
-                <w:bCs/>
-                <w:sz w:val="19"/>
-                <w:szCs w:val="19"/>
-              </w:rPr>
-              <w:t xml:space="preserve">adresse e-mail</w:t>
-            </w:r>
-            <w:r>
-              <w:rPr>
-                <w:sz w:val="19"/>
-                <w:szCs w:val="19"/>
-              </w:rPr>
-              <w:t xml:space="preserve">. Depuis la version 2.5, l'identifiant d'un nouveau compte n'est jamais montré. Mot de passe perdu : </w:t>
+              <w:t xml:space="preserve">Lien </w:t>
             </w:r>
             <w:r>
               <w:rPr>
@@ -28653,7 +30116,7 @@
                 <w:sz w:val="19"/>
                 <w:szCs w:val="19"/>
               </w:rPr>
-              <w:t xml:space="preserve"> avec la même adresse.</w:t>
+              <w:t xml:space="preserve"> sur la page de connexion.</w:t>
             </w:r>
           </w:p>
         </w:tc>
@@ -28665,7 +30128,7 @@
         </w:trPr>
         <w:tc>
           <w:tcPr>
-            <w:tcW w:type="dxa" w:w="3350"/>
+            <w:tcW w:type="dxa" w:w="3387"/>
             <w:tcBorders>
               <w:top w:val="single" w:color="CFC6DE" w:sz="4"/>
               <w:left w:val="single" w:color="CFC6DE" w:sz="4"/>
@@ -28694,29 +30157,13 @@
                 <w:sz w:val="19"/>
                 <w:szCs w:val="19"/>
               </w:rPr>
-              <w:t xml:space="preserve">Je ne vois pas </w:t>
-            </w:r>
-            <w:r>
-              <w:rPr>
-                <w:b/>
-                <w:bCs/>
-                <w:sz w:val="19"/>
-                <w:szCs w:val="19"/>
-              </w:rPr>
-              <w:t xml:space="preserve">Corrections</w:t>
-            </w:r>
-            <w:r>
-              <w:rPr>
-                <w:sz w:val="19"/>
-                <w:szCs w:val="19"/>
-              </w:rPr>
-              <w:t xml:space="preserve"> dans le menu.</w:t>
+              <w:t xml:space="preserve">Un lecteur ne retrouve pas son identifiant.</w:t>
             </w:r>
           </w:p>
         </w:tc>
         <w:tc>
           <w:tcPr>
-            <w:tcW w:type="dxa" w:w="5676"/>
+            <w:tcW w:type="dxa" w:w="5639"/>
             <w:tcBorders>
               <w:top w:val="single" w:color="CFC6DE" w:sz="4"/>
               <w:left w:val="single" w:color="CFC6DE" w:sz="4"/>
@@ -28745,7 +30192,39 @@
                 <w:sz w:val="19"/>
                 <w:szCs w:val="19"/>
               </w:rPr>
-              <w:t xml:space="preserve">L'entrée apparaît au premier signalement de coquille reçu.</w:t>
+              <w:t xml:space="preserve">Qu'il se connecte avec son </w:t>
+            </w:r>
+            <w:r>
+              <w:rPr>
+                <w:b/>
+                <w:bCs/>
+                <w:sz w:val="19"/>
+                <w:szCs w:val="19"/>
+              </w:rPr>
+              <w:t xml:space="preserve">adresse e-mail</w:t>
+            </w:r>
+            <w:r>
+              <w:rPr>
+                <w:sz w:val="19"/>
+                <w:szCs w:val="19"/>
+              </w:rPr>
+              <w:t xml:space="preserve">. Depuis la version 2.5, l'identifiant d'un nouveau compte n'est jamais montré. Mot de passe perdu : </w:t>
+            </w:r>
+            <w:r>
+              <w:rPr>
+                <w:b/>
+                <w:bCs/>
+                <w:sz w:val="19"/>
+                <w:szCs w:val="19"/>
+              </w:rPr>
+              <w:t xml:space="preserve">Mot de passe oublié ?</w:t>
+            </w:r>
+            <w:r>
+              <w:rPr>
+                <w:sz w:val="19"/>
+                <w:szCs w:val="19"/>
+              </w:rPr>
+              <w:t xml:space="preserve"> avec la même adresse.</w:t>
             </w:r>
           </w:p>
         </w:tc>
@@ -28757,7 +30236,7 @@
         </w:trPr>
         <w:tc>
           <w:tcPr>
-            <w:tcW w:type="dxa" w:w="3350"/>
+            <w:tcW w:type="dxa" w:w="3387"/>
             <w:tcBorders>
               <w:top w:val="single" w:color="CFC6DE" w:sz="4"/>
               <w:left w:val="single" w:color="CFC6DE" w:sz="4"/>
@@ -28785,45 +30264,29 @@
                 <w:sz w:val="19"/>
                 <w:szCs w:val="19"/>
               </w:rPr>
-              <w:t xml:space="preserve">Je vois les coquilles mais pas les boutons </w:t>
-            </w:r>
-            <w:r>
-              <w:rPr>
-                <w:b/>
-                <w:bCs/>
-                <w:sz w:val="19"/>
-                <w:szCs w:val="19"/>
-              </w:rPr>
-              <w:t xml:space="preserve">Corrigé</w:t>
-            </w:r>
-            <w:r>
-              <w:rPr>
-                <w:sz w:val="19"/>
-                <w:szCs w:val="19"/>
-              </w:rPr>
-              <w:t xml:space="preserve"> et </w:t>
-            </w:r>
-            <w:r>
-              <w:rPr>
-                <w:b/>
-                <w:bCs/>
-                <w:sz w:val="19"/>
-                <w:szCs w:val="19"/>
-              </w:rPr>
-              <w:t xml:space="preserve">Rejeté</w:t>
-            </w:r>
-            <w:r>
-              <w:rPr>
-                <w:sz w:val="19"/>
-                <w:szCs w:val="19"/>
-              </w:rPr>
-              <w:t xml:space="preserve">.</w:t>
+              <w:t xml:space="preserve">Je ne vois pas </w:t>
+            </w:r>
+            <w:r>
+              <w:rPr>
+                <w:b/>
+                <w:bCs/>
+                <w:sz w:val="19"/>
+                <w:szCs w:val="19"/>
+              </w:rPr>
+              <w:t xml:space="preserve">Corrections</w:t>
+            </w:r>
+            <w:r>
+              <w:rPr>
+                <w:sz w:val="19"/>
+                <w:szCs w:val="19"/>
+              </w:rPr>
+              <w:t xml:space="preserve"> dans le menu.</w:t>
             </w:r>
           </w:p>
         </w:tc>
         <w:tc>
           <w:tcPr>
-            <w:tcW w:type="dxa" w:w="5676"/>
+            <w:tcW w:type="dxa" w:w="5639"/>
             <w:tcBorders>
               <w:top w:val="single" w:color="CFC6DE" w:sz="4"/>
               <w:left w:val="single" w:color="CFC6DE" w:sz="4"/>
@@ -28851,7 +30314,7 @@
                 <w:sz w:val="19"/>
                 <w:szCs w:val="19"/>
               </w:rPr>
-              <w:t xml:space="preserve">Ils sont réservés aux éditeurs et aux gérants. Prévenez un éditeur sur Discord.</w:t>
+              <w:t xml:space="preserve">L'entrée apparaît au premier signalement de coquille reçu.</w:t>
             </w:r>
           </w:p>
         </w:tc>
@@ -28863,7 +30326,7 @@
         </w:trPr>
         <w:tc>
           <w:tcPr>
-            <w:tcW w:type="dxa" w:w="3350"/>
+            <w:tcW w:type="dxa" w:w="3387"/>
             <w:tcBorders>
               <w:top w:val="single" w:color="CFC6DE" w:sz="4"/>
               <w:left w:val="single" w:color="CFC6DE" w:sz="4"/>
@@ -28892,16 +30355,32 @@
                 <w:sz w:val="19"/>
                 <w:szCs w:val="19"/>
               </w:rPr>
-              <w:t xml:space="preserve">Une fiche d'œuvre n'affiche pas </w:t>
-            </w:r>
-            <w:r>
-              <w:rPr>
-                <w:b/>
-                <w:bCs/>
-                <w:sz w:val="19"/>
-                <w:szCs w:val="19"/>
-              </w:rPr>
-              <w:t xml:space="preserve">Si vous avez aimé…</w:t>
+              <w:t xml:space="preserve">Je vois les coquilles mais pas les boutons </w:t>
+            </w:r>
+            <w:r>
+              <w:rPr>
+                <w:b/>
+                <w:bCs/>
+                <w:sz w:val="19"/>
+                <w:szCs w:val="19"/>
+              </w:rPr>
+              <w:t xml:space="preserve">Corrigé</w:t>
+            </w:r>
+            <w:r>
+              <w:rPr>
+                <w:sz w:val="19"/>
+                <w:szCs w:val="19"/>
+              </w:rPr>
+              <w:t xml:space="preserve"> et </w:t>
+            </w:r>
+            <w:r>
+              <w:rPr>
+                <w:b/>
+                <w:bCs/>
+                <w:sz w:val="19"/>
+                <w:szCs w:val="19"/>
+              </w:rPr>
+              <w:t xml:space="preserve">Rejeté</w:t>
             </w:r>
             <w:r>
               <w:rPr>
@@ -28914,7 +30393,7 @@
         </w:tc>
         <w:tc>
           <w:tcPr>
-            <w:tcW w:type="dxa" w:w="5676"/>
+            <w:tcW w:type="dxa" w:w="5639"/>
             <w:tcBorders>
               <w:top w:val="single" w:color="CFC6DE" w:sz="4"/>
               <w:left w:val="single" w:color="CFC6DE" w:sz="4"/>
@@ -28943,6 +30422,96 @@
                 <w:sz w:val="19"/>
                 <w:szCs w:val="19"/>
               </w:rPr>
+              <w:t xml:space="preserve">Ils sont réservés aux éditeurs et aux gérants. Prévenez un éditeur sur Discord.</w:t>
+            </w:r>
+          </w:p>
+        </w:tc>
+      </w:tr>
+      <w:tr>
+        <w:trPr>
+          <w:cantSplit/>
+          <w:tblHeader w:val="off"/>
+        </w:trPr>
+        <w:tc>
+          <w:tcPr>
+            <w:tcW w:type="dxa" w:w="3387"/>
+            <w:tcBorders>
+              <w:top w:val="single" w:color="CFC6DE" w:sz="4"/>
+              <w:left w:val="single" w:color="CFC6DE" w:sz="4"/>
+              <w:bottom w:val="single" w:color="CFC6DE" w:sz="4"/>
+              <w:right w:val="single" w:color="CFC6DE" w:sz="4"/>
+            </w:tcBorders>
+            <w:tcMar>
+              <w:top w:type="dxa" w:w="70"/>
+              <w:left w:type="dxa" w:w="110"/>
+              <w:bottom w:type="dxa" w:w="70"/>
+              <w:right w:type="dxa" w:w="110"/>
+            </w:tcMar>
+            <w:vAlign w:val="center"/>
+          </w:tcPr>
+          <w:p>
+            <w:pPr>
+              <w:spacing w:after="0" w:before="0"/>
+              <w:rPr>
+                <w:sz w:val="19"/>
+                <w:szCs w:val="19"/>
+              </w:rPr>
+            </w:pPr>
+            <w:r>
+              <w:rPr>
+                <w:sz w:val="19"/>
+                <w:szCs w:val="19"/>
+              </w:rPr>
+              <w:t xml:space="preserve">Une fiche d'œuvre n'affiche pas </w:t>
+            </w:r>
+            <w:r>
+              <w:rPr>
+                <w:b/>
+                <w:bCs/>
+                <w:sz w:val="19"/>
+                <w:szCs w:val="19"/>
+              </w:rPr>
+              <w:t xml:space="preserve">Si vous avez aimé…</w:t>
+            </w:r>
+            <w:r>
+              <w:rPr>
+                <w:sz w:val="19"/>
+                <w:szCs w:val="19"/>
+              </w:rPr>
+              <w:t xml:space="preserve">.</w:t>
+            </w:r>
+          </w:p>
+        </w:tc>
+        <w:tc>
+          <w:tcPr>
+            <w:tcW w:type="dxa" w:w="5639"/>
+            <w:tcBorders>
+              <w:top w:val="single" w:color="CFC6DE" w:sz="4"/>
+              <w:left w:val="single" w:color="CFC6DE" w:sz="4"/>
+              <w:bottom w:val="single" w:color="CFC6DE" w:sz="4"/>
+              <w:right w:val="single" w:color="CFC6DE" w:sz="4"/>
+            </w:tcBorders>
+            <w:tcMar>
+              <w:top w:type="dxa" w:w="70"/>
+              <w:left w:type="dxa" w:w="110"/>
+              <w:bottom w:type="dxa" w:w="70"/>
+              <w:right w:type="dxa" w:w="110"/>
+            </w:tcMar>
+            <w:vAlign w:val="center"/>
+          </w:tcPr>
+          <w:p>
+            <w:pPr>
+              <w:spacing w:after="0" w:before="0"/>
+              <w:rPr>
+                <w:sz w:val="19"/>
+                <w:szCs w:val="19"/>
+              </w:rPr>
+            </w:pPr>
+            <w:r>
+              <w:rPr>
+                <w:sz w:val="19"/>
+                <w:szCs w:val="19"/>
+              </w:rPr>
               <w:t xml:space="preserve">Il faut au moins 2 œuvres proches. Complétez les genres de l'œuvre.</w:t>
             </w:r>
           </w:p>
@@ -28953,21 +30522,21 @@
       <w:pPr>
         <w:pStyle w:val="Heading1"/>
       </w:pPr>
-      <w:bookmarkStart w:name="titre-89" w:id="180"/>
-      <w:r>
-        <w:t xml:space="preserve">17 En cas de problème</w:t>
-      </w:r>
-      <w:bookmarkEnd w:id="180"/>
+      <w:bookmarkStart w:name="titre-94" w:id="190"/>
+      <w:r>
+        <w:t xml:space="preserve">18 En cas de problème</w:t>
+      </w:r>
+      <w:bookmarkEnd w:id="190"/>
     </w:p>
     <w:p>
       <w:pPr>
         <w:pStyle w:val="Heading2"/>
       </w:pPr>
-      <w:bookmarkStart w:name="titre-90" w:id="181"/>
-      <w:r>
-        <w:t xml:space="preserve">17.1 Qui contacter</w:t>
-      </w:r>
-      <w:bookmarkEnd w:id="181"/>
+      <w:bookmarkStart w:name="titre-95" w:id="191"/>
+      <w:r>
+        <w:t xml:space="preserve">18.1 Qui contacter</w:t>
+      </w:r>
+      <w:bookmarkEnd w:id="191"/>
     </w:p>
     <w:tbl>
       <w:tblPr>
@@ -29464,11 +31033,11 @@
       <w:pPr>
         <w:pStyle w:val="Heading2"/>
       </w:pPr>
-      <w:bookmarkStart w:name="titre-91" w:id="182"/>
-      <w:r>
-        <w:t xml:space="preserve">17.2 Signaler un problème</w:t>
-      </w:r>
-      <w:bookmarkEnd w:id="182"/>
+      <w:bookmarkStart w:name="titre-96" w:id="192"/>
+      <w:r>
+        <w:t xml:space="preserve">18.2 Signaler un problème</w:t>
+      </w:r>
+      <w:bookmarkEnd w:id="192"/>
     </w:p>
     <w:p>
       <w:r>
@@ -29480,7 +31049,7 @@
         <w:pStyle w:val="ListParagraph"/>
         <w:numPr>
           <w:ilvl w:val="0"/>
-          <w:numId w:val="45"/>
+          <w:numId w:val="49"/>
         </w:numPr>
         <w:spacing w:after="60" w:before="40"/>
       </w:pPr>
@@ -29493,7 +31062,7 @@
         <w:pStyle w:val="ListParagraph"/>
         <w:numPr>
           <w:ilvl w:val="0"/>
-          <w:numId w:val="45"/>
+          <w:numId w:val="49"/>
         </w:numPr>
         <w:spacing w:after="60" w:before="40"/>
       </w:pPr>
@@ -29506,7 +31075,7 @@
         <w:pStyle w:val="ListParagraph"/>
         <w:numPr>
           <w:ilvl w:val="0"/>
-          <w:numId w:val="45"/>
+          <w:numId w:val="49"/>
         </w:numPr>
         <w:spacing w:after="60" w:before="40"/>
       </w:pPr>
@@ -29519,7 +31088,7 @@
         <w:pStyle w:val="ListParagraph"/>
         <w:numPr>
           <w:ilvl w:val="0"/>
-          <w:numId w:val="45"/>
+          <w:numId w:val="49"/>
         </w:numPr>
         <w:spacing w:after="60" w:before="40"/>
       </w:pPr>
@@ -29728,7 +31297,7 @@
         <w:sz w:val="17"/>
         <w:szCs w:val="17"/>
       </w:rPr>
-      <w:t xml:space="preserve">Version 2.5.1-dev.1 du 20 octobre 2026</w:t>
+      <w:t xml:space="preserve">Version 2.6.0-dev.8 du 24 octobre 2026</w:t>
     </w:r>
     <w:r>
       <w:rPr>
@@ -30214,6 +31783,30 @@
     </w:lvlOverride>
   </w:num>
   <w:num w:numId="45">
+    <w:abstractNumId w:val="2"/>
+    <w:lvlOverride w:ilvl="0">
+      <w:startOverride w:val="1"/>
+    </w:lvlOverride>
+  </w:num>
+  <w:num w:numId="46">
+    <w:abstractNumId w:val="2"/>
+    <w:lvlOverride w:ilvl="0">
+      <w:startOverride w:val="1"/>
+    </w:lvlOverride>
+  </w:num>
+  <w:num w:numId="47">
+    <w:abstractNumId w:val="2"/>
+    <w:lvlOverride w:ilvl="0">
+      <w:startOverride w:val="1"/>
+    </w:lvlOverride>
+  </w:num>
+  <w:num w:numId="48">
+    <w:abstractNumId w:val="2"/>
+    <w:lvlOverride w:ilvl="0">
+      <w:startOverride w:val="1"/>
+    </w:lvlOverride>
+  </w:num>
+  <w:num w:numId="49">
     <w:abstractNumId w:val="2"/>
     <w:lvlOverride w:ilvl="0">
       <w:startOverride w:val="1"/>

--- a/docs/guide-equipe/Guide-equipe-Yume-Novel.docx
+++ b/docs/guide-equipe/Guide-equipe-Yume-Novel.docx
@@ -61,7 +61,7 @@
           <w:sz w:val="22"/>
           <w:szCs w:val="22"/>
         </w:rPr>
-        <w:t xml:space="preserve">Version 2.6.0-dev.8 du 24 octobre 2026</w:t>
+        <w:t xml:space="preserve">Version 2.6.0 du 30 octobre 2026</w:t>
       </w:r>
     </w:p>
     <w:p>
@@ -1721,7 +1721,7 @@
               <w:rPr>
                 <w:rStyle w:val="IndexLink"/>
               </w:rPr>
-              <w:t xml:space="default">15 Les coquilles signalées par les lecteurs</w:t>
+              <w:t xml:space="default">15 Le thème saisonnier (gérants)</w:t>
               <w:tab/>
               <w:t xml:space="default">59</w:t>
             </w:r>
@@ -1740,7 +1740,7 @@
               <w:rPr>
                 <w:rStyle w:val="IndexLink"/>
               </w:rPr>
-              <w:t xml:space="default">15.1 Comprendre ce que fait le lecteur</w:t>
+              <w:t xml:space="default">15.1 Programmer le thème du site selon la saison</w:t>
               <w:tab/>
               <w:t xml:space="default">59</w:t>
             </w:r>
@@ -1759,9 +1759,9 @@
               <w:rPr>
                 <w:rStyle w:val="IndexLink"/>
               </w:rPr>
-              <w:t xml:space="default">15.2 Traiter une coquille</w:t>
+              <w:t xml:space="default">15.2 Garder un seul thème toute l'année</w:t>
               <w:tab/>
-              <w:t xml:space="default">59</w:t>
+              <w:t xml:space="default">60</w:t>
             </w:r>
           </w:hyperlink>
         </w:p>
@@ -1778,9 +1778,9 @@
               <w:rPr>
                 <w:rStyle w:val="IndexLink"/>
               </w:rPr>
-              <w:t xml:space="default">15.3 Retrouver les signalements traités</w:t>
+              <w:t xml:space="default">15.3 Voir un thème sur n'importe quelle page</w:t>
               <w:tab/>
-              <w:t xml:space="default">61</w:t>
+              <w:t xml:space="default">60</w:t>
             </w:r>
           </w:hyperlink>
         </w:p>
@@ -1797,9 +1797,9 @@
               <w:rPr>
                 <w:rStyle w:val="IndexLink"/>
               </w:rPr>
-              <w:t xml:space="default">16 Glossaires, actualités et commentaires</w:t>
+              <w:t xml:space="default">16 Les coquilles signalées par les lecteurs</w:t>
               <w:tab/>
-              <w:t xml:space="default">62</w:t>
+              <w:t xml:space="default">61</w:t>
             </w:r>
           </w:hyperlink>
         </w:p>
@@ -1816,9 +1816,9 @@
               <w:rPr>
                 <w:rStyle w:val="IndexLink"/>
               </w:rPr>
-              <w:t xml:space="default">16.1 Publier le glossaire d'une œuvre</w:t>
+              <w:t xml:space="default">16.1 Comprendre ce que fait le lecteur</w:t>
               <w:tab/>
-              <w:t xml:space="default">62</w:t>
+              <w:t xml:space="default">61</w:t>
             </w:r>
           </w:hyperlink>
         </w:p>
@@ -1835,9 +1835,9 @@
               <w:rPr>
                 <w:rStyle w:val="IndexLink"/>
               </w:rPr>
-              <w:t xml:space="default">16.2 Lier une actualité à une œuvre</w:t>
+              <w:t xml:space="default">16.2 Traiter une coquille</w:t>
               <w:tab/>
-              <w:t xml:space="default">62</w:t>
+              <w:t xml:space="default">61</w:t>
             </w:r>
           </w:hyperlink>
         </w:p>
@@ -1854,9 +1854,9 @@
               <w:rPr>
                 <w:rStyle w:val="IndexLink"/>
               </w:rPr>
-              <w:t xml:space="default">16.3 Modérer les commentaires</w:t>
+              <w:t xml:space="default">16.3 Retrouver les signalements traités</w:t>
               <w:tab/>
-              <w:t xml:space="default">62</w:t>
+              <w:t xml:space="default">63</w:t>
             </w:r>
           </w:hyperlink>
         </w:p>
@@ -1873,17 +1873,17 @@
               <w:rPr>
                 <w:rStyle w:val="IndexLink"/>
               </w:rPr>
-              <w:t xml:space="default">17 Questions fréquentes</w:t>
+              <w:t xml:space="default">17 Glossaires, actualités et commentaires</w:t>
               <w:tab/>
-              <w:t xml:space="default">63</w:t>
+              <w:t xml:space="default">64</w:t>
             </w:r>
           </w:hyperlink>
         </w:p>
         <w:p>
           <w:pPr>
-            <w:pStyle w:val="TOC1"/>
+            <w:pStyle w:val="TOC2"/>
             <w:tabs>
-              <w:tab w:val="clear" w:pos="9026"/>
+              <w:tab w:val="clear" w:pos="8786"/>
               <w:tab w:val="right" w:pos="9025" w:leader="dot"/>
             </w:tabs>
           </w:pPr>
@@ -1892,9 +1892,9 @@
               <w:rPr>
                 <w:rStyle w:val="IndexLink"/>
               </w:rPr>
-              <w:t xml:space="default">18 En cas de problème</w:t>
+              <w:t xml:space="default">17.1 Publier le glossaire d'une œuvre</w:t>
               <w:tab/>
-              <w:t xml:space="default">65</w:t>
+              <w:t xml:space="default">64</w:t>
             </w:r>
           </w:hyperlink>
         </w:p>
@@ -1911,9 +1911,9 @@
               <w:rPr>
                 <w:rStyle w:val="IndexLink"/>
               </w:rPr>
-              <w:t xml:space="default">18.1 Qui contacter</w:t>
+              <w:t xml:space="default">17.2 Lier une actualité à une œuvre</w:t>
               <w:tab/>
-              <w:t xml:space="default">65</w:t>
+              <w:t xml:space="default">64</w:t>
             </w:r>
           </w:hyperlink>
         </w:p>
@@ -1930,9 +1930,85 @@
               <w:rPr>
                 <w:rStyle w:val="IndexLink"/>
               </w:rPr>
-              <w:t xml:space="default">18.2 Signaler un problème</w:t>
+              <w:t xml:space="default">17.3 Modérer les commentaires</w:t>
+              <w:tab/>
+              <w:t xml:space="default">64</w:t>
+            </w:r>
+          </w:hyperlink>
+        </w:p>
+        <w:p>
+          <w:pPr>
+            <w:pStyle w:val="TOC1"/>
+            <w:tabs>
+              <w:tab w:val="clear" w:pos="9026"/>
+              <w:tab w:val="right" w:pos="9025" w:leader="dot"/>
+            </w:tabs>
+          </w:pPr>
+          <w:hyperlink w:history="1" w:anchor="titre-97">
+            <w:r>
+              <w:rPr>
+                <w:rStyle w:val="IndexLink"/>
+              </w:rPr>
+              <w:t xml:space="default">18 Questions fréquentes</w:t>
               <w:tab/>
               <w:t xml:space="default">65</w:t>
+            </w:r>
+          </w:hyperlink>
+        </w:p>
+        <w:p>
+          <w:pPr>
+            <w:pStyle w:val="TOC1"/>
+            <w:tabs>
+              <w:tab w:val="clear" w:pos="9026"/>
+              <w:tab w:val="right" w:pos="9025" w:leader="dot"/>
+            </w:tabs>
+          </w:pPr>
+          <w:hyperlink w:history="1" w:anchor="titre-98">
+            <w:r>
+              <w:rPr>
+                <w:rStyle w:val="IndexLink"/>
+              </w:rPr>
+              <w:t xml:space="default">19 En cas de problème</w:t>
+              <w:tab/>
+              <w:t xml:space="default">67</w:t>
+            </w:r>
+          </w:hyperlink>
+        </w:p>
+        <w:p>
+          <w:pPr>
+            <w:pStyle w:val="TOC2"/>
+            <w:tabs>
+              <w:tab w:val="clear" w:pos="8786"/>
+              <w:tab w:val="right" w:pos="9025" w:leader="dot"/>
+            </w:tabs>
+          </w:pPr>
+          <w:hyperlink w:history="1" w:anchor="titre-99">
+            <w:r>
+              <w:rPr>
+                <w:rStyle w:val="IndexLink"/>
+              </w:rPr>
+              <w:t xml:space="default">19.1 Qui contacter</w:t>
+              <w:tab/>
+              <w:t xml:space="default">67</w:t>
+            </w:r>
+          </w:hyperlink>
+        </w:p>
+        <w:p>
+          <w:pPr>
+            <w:pStyle w:val="TOC2"/>
+            <w:tabs>
+              <w:tab w:val="clear" w:pos="8786"/>
+              <w:tab w:val="right" w:pos="9025" w:leader="dot"/>
+            </w:tabs>
+          </w:pPr>
+          <w:hyperlink w:history="1" w:anchor="titre-100">
+            <w:r>
+              <w:rPr>
+                <w:rStyle w:val="IndexLink"/>
+              </w:rPr>
+              <w:t xml:space="default">19.2 Signaler un problème</w:t>
+              <w:tab/>
+              <w:t xml:space="default">67</w:t>
             </w:r>
           </w:hyperlink>
           <w:r>
@@ -1945,21 +2021,21 @@
       <w:pPr>
         <w:pStyle w:val="Heading1"/>
       </w:pPr>
-      <w:bookmarkStart w:name="titre-1" w:id="97"/>
+      <w:bookmarkStart w:name="titre-1" w:id="101"/>
       <w:r>
         <w:t xml:space="preserve">1 Bienvenue dans l'espace équipe</w:t>
       </w:r>
-      <w:bookmarkEnd w:id="97"/>
+      <w:bookmarkEnd w:id="101"/>
     </w:p>
     <w:p>
       <w:pPr>
         <w:pStyle w:val="Heading2"/>
       </w:pPr>
-      <w:bookmarkStart w:name="titre-2" w:id="98"/>
+      <w:bookmarkStart w:name="titre-2" w:id="102"/>
       <w:r>
         <w:t xml:space="preserve">1.1 À quoi sert l'espace équipe</w:t>
       </w:r>
-      <w:bookmarkEnd w:id="98"/>
+      <w:bookmarkEnd w:id="102"/>
     </w:p>
     <w:p>
       <w:r>
@@ -2073,11 +2149,11 @@
       <w:pPr>
         <w:pStyle w:val="Heading2"/>
       </w:pPr>
-      <w:bookmarkStart w:name="titre-3" w:id="99"/>
+      <w:bookmarkStart w:name="titre-3" w:id="103"/>
       <w:r>
         <w:t xml:space="preserve">1.2 Qui peut faire quoi</w:t>
       </w:r>
-      <w:bookmarkEnd w:id="99"/>
+      <w:bookmarkEnd w:id="103"/>
     </w:p>
     <w:p>
       <w:r>
@@ -2518,11 +2594,11 @@
       <w:pPr>
         <w:pStyle w:val="Heading2"/>
       </w:pPr>
-      <w:bookmarkStart w:name="titre-4" w:id="100"/>
+      <w:bookmarkStart w:name="titre-4" w:id="104"/>
       <w:r>
         <w:t xml:space="preserve">1.3 Se connecter</w:t>
       </w:r>
-      <w:bookmarkEnd w:id="100"/>
+      <w:bookmarkEnd w:id="104"/>
     </w:p>
     <w:p>
       <w:pPr>
@@ -2995,21 +3071,21 @@
       <w:pPr>
         <w:pStyle w:val="Heading1"/>
       </w:pPr>
-      <w:bookmarkStart w:name="titre-5" w:id="101"/>
+      <w:bookmarkStart w:name="titre-5" w:id="105"/>
       <w:r>
         <w:t xml:space="preserve">2 Le tableau de bord et le menu</w:t>
       </w:r>
-      <w:bookmarkEnd w:id="101"/>
+      <w:bookmarkEnd w:id="105"/>
     </w:p>
     <w:p>
       <w:pPr>
         <w:pStyle w:val="Heading2"/>
       </w:pPr>
-      <w:bookmarkStart w:name="titre-6" w:id="102"/>
+      <w:bookmarkStart w:name="titre-6" w:id="106"/>
       <w:r>
         <w:t xml:space="preserve">2.1 Lire le tableau de bord</w:t>
       </w:r>
-      <w:bookmarkEnd w:id="102"/>
+      <w:bookmarkEnd w:id="106"/>
     </w:p>
     <w:p>
       <w:r>
@@ -3150,11 +3226,11 @@
       <w:pPr>
         <w:pStyle w:val="Heading2"/>
       </w:pPr>
-      <w:bookmarkStart w:name="titre-7" w:id="103"/>
+      <w:bookmarkStart w:name="titre-7" w:id="107"/>
       <w:r>
         <w:t xml:space="preserve">2.2 Se repérer dans le menu</w:t>
       </w:r>
-      <w:bookmarkEnd w:id="103"/>
+      <w:bookmarkEnd w:id="107"/>
     </w:p>
     <w:p>
       <w:r>
@@ -3365,11 +3441,11 @@
       <w:pPr>
         <w:pStyle w:val="Heading2"/>
       </w:pPr>
-      <w:bookmarkStart w:name="titre-8" w:id="104"/>
+      <w:bookmarkStart w:name="titre-8" w:id="108"/>
       <w:r>
         <w:t xml:space="preserve">2.3 Utiliser les raccourcis d'un tome</w:t>
       </w:r>
-      <w:bookmarkEnd w:id="104"/>
+      <w:bookmarkEnd w:id="108"/>
     </w:p>
     <w:p>
       <w:r>
@@ -3480,11 +3556,11 @@
       <w:pPr>
         <w:pStyle w:val="Heading1"/>
       </w:pPr>
-      <w:bookmarkStart w:name="titre-9" w:id="105"/>
+      <w:bookmarkStart w:name="titre-9" w:id="109"/>
       <w:r>
         <w:t xml:space="preserve">3 Le planning</w:t>
       </w:r>
-      <w:bookmarkEnd w:id="105"/>
+      <w:bookmarkEnd w:id="109"/>
     </w:p>
     <w:p>
       <w:r>
@@ -3567,11 +3643,11 @@
       <w:pPr>
         <w:pStyle w:val="Heading2"/>
       </w:pPr>
-      <w:bookmarkStart w:name="titre-10" w:id="106"/>
+      <w:bookmarkStart w:name="titre-10" w:id="110"/>
       <w:r>
         <w:t xml:space="preserve">3.1 Mettre à jour son avancement</w:t>
       </w:r>
-      <w:bookmarkEnd w:id="106"/>
+      <w:bookmarkEnd w:id="110"/>
     </w:p>
     <w:p>
       <w:pPr>
@@ -3899,11 +3975,11 @@
       <w:pPr>
         <w:pStyle w:val="Heading2"/>
       </w:pPr>
-      <w:bookmarkStart w:name="titre-11" w:id="107"/>
+      <w:bookmarkStart w:name="titre-11" w:id="111"/>
       <w:r>
         <w:t xml:space="preserve">3.2 Signaler un tome bloqué</w:t>
       </w:r>
-      <w:bookmarkEnd w:id="107"/>
+      <w:bookmarkEnd w:id="111"/>
     </w:p>
     <w:p>
       <w:r>
@@ -4021,11 +4097,11 @@
       <w:pPr>
         <w:pStyle w:val="Heading2"/>
       </w:pPr>
-      <w:bookmarkStart w:name="titre-12" w:id="108"/>
+      <w:bookmarkStart w:name="titre-12" w:id="112"/>
       <w:r>
         <w:t xml:space="preserve">3.3 Mettre à jour une tâche « En attente »</w:t>
       </w:r>
-      <w:bookmarkEnd w:id="108"/>
+      <w:bookmarkEnd w:id="112"/>
     </w:p>
     <w:p>
       <w:r>
@@ -4066,11 +4142,11 @@
       <w:pPr>
         <w:pStyle w:val="Heading2"/>
       </w:pPr>
-      <w:bookmarkStart w:name="titre-13" w:id="109"/>
+      <w:bookmarkStart w:name="titre-13" w:id="113"/>
       <w:r>
         <w:t xml:space="preserve">3.4 Comprendre ce que voient les lecteurs</w:t>
       </w:r>
-      <w:bookmarkEnd w:id="109"/>
+      <w:bookmarkEnd w:id="113"/>
     </w:p>
     <w:tbl>
       <w:tblPr>
@@ -4689,11 +4765,11 @@
       <w:pPr>
         <w:pStyle w:val="Heading2"/>
       </w:pPr>
-      <w:bookmarkStart w:name="titre-14" w:id="110"/>
+      <w:bookmarkStart w:name="titre-14" w:id="114"/>
       <w:r>
         <w:t xml:space="preserve">3.5 Recevoir (ou ne plus recevoir) les rappels</w:t>
       </w:r>
-      <w:bookmarkEnd w:id="110"/>
+      <w:bookmarkEnd w:id="114"/>
     </w:p>
     <w:p>
       <w:r>
@@ -4945,11 +5021,11 @@
       <w:pPr>
         <w:pStyle w:val="Heading2"/>
       </w:pPr>
-      <w:bookmarkStart w:name="titre-15" w:id="111"/>
+      <w:bookmarkStart w:name="titre-15" w:id="115"/>
       <w:r>
         <w:t xml:space="preserve">3.6 Mettre un tome en pause</w:t>
       </w:r>
-      <w:bookmarkEnd w:id="111"/>
+      <w:bookmarkEnd w:id="115"/>
     </w:p>
     <w:p>
       <w:r>
@@ -5059,11 +5135,11 @@
       <w:pPr>
         <w:pStyle w:val="Heading2"/>
       </w:pPr>
-      <w:bookmarkStart w:name="titre-16" w:id="112"/>
+      <w:bookmarkStart w:name="titre-16" w:id="116"/>
       <w:r>
         <w:t xml:space="preserve">3.7 Retirer un tome ajouté par erreur</w:t>
       </w:r>
-      <w:bookmarkEnd w:id="112"/>
+      <w:bookmarkEnd w:id="116"/>
     </w:p>
     <w:p>
       <w:r>
@@ -5132,11 +5208,11 @@
       <w:pPr>
         <w:pStyle w:val="Heading2"/>
       </w:pPr>
-      <w:bookmarkStart w:name="titre-17" w:id="113"/>
+      <w:bookmarkStart w:name="titre-17" w:id="117"/>
       <w:r>
         <w:t xml:space="preserve">3.8 Trouver un tome dans le planning complet</w:t>
       </w:r>
-      <w:bookmarkEnd w:id="113"/>
+      <w:bookmarkEnd w:id="117"/>
     </w:p>
     <w:p>
       <w:r>
@@ -5280,11 +5356,11 @@
       <w:pPr>
         <w:pStyle w:val="Heading1"/>
       </w:pPr>
-      <w:bookmarkStart w:name="titre-18" w:id="114"/>
+      <w:bookmarkStart w:name="titre-18" w:id="118"/>
       <w:r>
         <w:t xml:space="preserve">4 Les œuvres</w:t>
       </w:r>
-      <w:bookmarkEnd w:id="114"/>
+      <w:bookmarkEnd w:id="118"/>
     </w:p>
     <w:p>
       <w:r>
@@ -5315,11 +5391,11 @@
       <w:pPr>
         <w:pStyle w:val="Heading2"/>
       </w:pPr>
-      <w:bookmarkStart w:name="titre-19" w:id="115"/>
+      <w:bookmarkStart w:name="titre-19" w:id="119"/>
       <w:r>
         <w:t xml:space="preserve">4.1 Créer une œuvre</w:t>
       </w:r>
-      <w:bookmarkEnd w:id="115"/>
+      <w:bookmarkEnd w:id="119"/>
     </w:p>
     <w:p>
       <w:pPr>
@@ -5773,11 +5849,11 @@
       <w:pPr>
         <w:pStyle w:val="Heading2"/>
       </w:pPr>
-      <w:bookmarkStart w:name="titre-20" w:id="116"/>
+      <w:bookmarkStart w:name="titre-20" w:id="120"/>
       <w:r>
         <w:t xml:space="preserve">4.2 Modifier une œuvre et cadrer sa couverture</w:t>
       </w:r>
-      <w:bookmarkEnd w:id="116"/>
+      <w:bookmarkEnd w:id="120"/>
     </w:p>
     <w:p>
       <w:pPr>
@@ -5910,11 +5986,11 @@
       <w:pPr>
         <w:pStyle w:val="Heading2"/>
       </w:pPr>
-      <w:bookmarkStart w:name="titre-21" w:id="117"/>
+      <w:bookmarkStart w:name="titre-21" w:id="121"/>
       <w:r>
         <w:t xml:space="preserve">4.3 Annoncer une nouvelle série sans dévoiler son titre</w:t>
       </w:r>
-      <w:bookmarkEnd w:id="117"/>
+      <w:bookmarkEnd w:id="121"/>
     </w:p>
     <w:p>
       <w:r>
@@ -6446,11 +6522,11 @@
       <w:pPr>
         <w:pStyle w:val="Heading2"/>
       </w:pPr>
-      <w:bookmarkStart w:name="titre-22" w:id="118"/>
+      <w:bookmarkStart w:name="titre-22" w:id="122"/>
       <w:r>
         <w:t xml:space="preserve">4.4 Gérer les genres</w:t>
       </w:r>
-      <w:bookmarkEnd w:id="118"/>
+      <w:bookmarkEnd w:id="122"/>
     </w:p>
     <w:p>
       <w:r>
@@ -6579,11 +6655,11 @@
       <w:pPr>
         <w:pStyle w:val="Heading1"/>
       </w:pPr>
-      <w:bookmarkStart w:name="titre-23" w:id="119"/>
+      <w:bookmarkStart w:name="titre-23" w:id="123"/>
       <w:r>
         <w:t xml:space="preserve">5 Les mangas (MangaDex)</w:t>
       </w:r>
-      <w:bookmarkEnd w:id="119"/>
+      <w:bookmarkEnd w:id="123"/>
     </w:p>
     <w:p>
       <w:r>
@@ -6982,11 +7058,11 @@
       <w:pPr>
         <w:pStyle w:val="Heading2"/>
       </w:pPr>
-      <w:bookmarkStart w:name="titre-24" w:id="120"/>
+      <w:bookmarkStart w:name="titre-24" w:id="124"/>
       <w:r>
         <w:t xml:space="preserve">5.1 Lier un manga à sa série MangaDex</w:t>
       </w:r>
-      <w:bookmarkEnd w:id="120"/>
+      <w:bookmarkEnd w:id="124"/>
     </w:p>
     <w:p>
       <w:r>
@@ -7410,11 +7486,11 @@
       <w:pPr>
         <w:pStyle w:val="Heading2"/>
       </w:pPr>
-      <w:bookmarkStart w:name="titre-25" w:id="121"/>
+      <w:bookmarkStart w:name="titre-25" w:id="125"/>
       <w:r>
         <w:t xml:space="preserve">5.2 Publier un chapitre de manga</w:t>
       </w:r>
-      <w:bookmarkEnd w:id="121"/>
+      <w:bookmarkEnd w:id="125"/>
     </w:p>
     <w:p>
       <w:pPr>
@@ -7673,11 +7749,11 @@
       <w:pPr>
         <w:pStyle w:val="Heading2"/>
       </w:pPr>
-      <w:bookmarkStart w:name="titre-26" w:id="122"/>
+      <w:bookmarkStart w:name="titre-26" w:id="126"/>
       <w:r>
         <w:t xml:space="preserve">5.3 Annoncer un tome de manga au planning</w:t>
       </w:r>
-      <w:bookmarkEnd w:id="122"/>
+      <w:bookmarkEnd w:id="126"/>
     </w:p>
     <w:p>
       <w:r>
@@ -7923,11 +7999,11 @@
       <w:pPr>
         <w:pStyle w:val="Heading2"/>
       </w:pPr>
-      <w:bookmarkStart w:name="titre-27" w:id="123"/>
+      <w:bookmarkStart w:name="titre-27" w:id="127"/>
       <w:r>
         <w:t xml:space="preserve">5.4 Vérifier la synchronisation</w:t>
       </w:r>
-      <w:bookmarkEnd w:id="123"/>
+      <w:bookmarkEnd w:id="127"/>
     </w:p>
     <w:p>
       <w:r>
@@ -8622,11 +8698,11 @@
       <w:pPr>
         <w:pStyle w:val="Heading2"/>
       </w:pPr>
-      <w:bookmarkStart w:name="titre-28" w:id="124"/>
+      <w:bookmarkStart w:name="titre-28" w:id="128"/>
       <w:r>
         <w:t xml:space="preserve">5.5 Retirer un chapitre ou un manga</w:t>
       </w:r>
-      <w:bookmarkEnd w:id="124"/>
+      <w:bookmarkEnd w:id="128"/>
     </w:p>
     <w:tbl>
       <w:tblPr>
@@ -9040,11 +9116,11 @@
       <w:pPr>
         <w:pStyle w:val="Heading1"/>
       </w:pPr>
-      <w:bookmarkStart w:name="titre-29" w:id="125"/>
+      <w:bookmarkStart w:name="titre-29" w:id="129"/>
       <w:r>
         <w:t xml:space="preserve">6 Créer un tome vide</w:t>
       </w:r>
-      <w:bookmarkEnd w:id="125"/>
+      <w:bookmarkEnd w:id="129"/>
     </w:p>
     <w:p>
       <w:r>
@@ -9055,11 +9131,11 @@
       <w:pPr>
         <w:pStyle w:val="Heading2"/>
       </w:pPr>
-      <w:bookmarkStart w:name="titre-30" w:id="126"/>
+      <w:bookmarkStart w:name="titre-30" w:id="130"/>
       <w:r>
         <w:t xml:space="preserve">6.1 Ouvrir la page « Nouveau tome »</w:t>
       </w:r>
-      <w:bookmarkEnd w:id="126"/>
+      <w:bookmarkEnd w:id="130"/>
     </w:p>
     <w:p>
       <w:r>
@@ -9140,11 +9216,11 @@
       <w:pPr>
         <w:pStyle w:val="Heading2"/>
       </w:pPr>
-      <w:bookmarkStart w:name="titre-31" w:id="127"/>
+      <w:bookmarkStart w:name="titre-31" w:id="131"/>
       <w:r>
         <w:t xml:space="preserve">6.2 Créer le tome</w:t>
       </w:r>
-      <w:bookmarkEnd w:id="127"/>
+      <w:bookmarkEnd w:id="131"/>
     </w:p>
     <w:p>
       <w:pPr>
@@ -9831,11 +9907,11 @@
       <w:pPr>
         <w:pStyle w:val="Heading2"/>
       </w:pPr>
-      <w:bookmarkStart w:name="titre-32" w:id="128"/>
+      <w:bookmarkStart w:name="titre-32" w:id="132"/>
       <w:r>
         <w:t xml:space="preserve">6.3 Comprendre la parution d'un tome</w:t>
       </w:r>
-      <w:bookmarkEnd w:id="128"/>
+      <w:bookmarkEnd w:id="132"/>
     </w:p>
     <w:p>
       <w:r>
@@ -10419,11 +10495,11 @@
       <w:pPr>
         <w:pStyle w:val="Heading1"/>
       </w:pPr>
-      <w:bookmarkStart w:name="titre-33" w:id="129"/>
+      <w:bookmarkStart w:name="titre-33" w:id="133"/>
       <w:r>
         <w:t xml:space="preserve">7 Préparer le fichier Word</w:t>
       </w:r>
-      <w:bookmarkEnd w:id="129"/>
+      <w:bookmarkEnd w:id="133"/>
     </w:p>
     <w:p>
       <w:r>
@@ -10434,11 +10510,11 @@
       <w:pPr>
         <w:pStyle w:val="Heading2"/>
       </w:pPr>
-      <w:bookmarkStart w:name="titre-34" w:id="130"/>
+      <w:bookmarkStart w:name="titre-34" w:id="134"/>
       <w:r>
         <w:t xml:space="preserve">7.1 Utiliser les bons styles</w:t>
       </w:r>
-      <w:bookmarkEnd w:id="130"/>
+      <w:bookmarkEnd w:id="134"/>
     </w:p>
     <w:tbl>
       <w:tblPr>
@@ -11407,11 +11483,11 @@
       <w:pPr>
         <w:pStyle w:val="Heading2"/>
       </w:pPr>
-      <w:bookmarkStart w:name="titre-35" w:id="131"/>
+      <w:bookmarkStart w:name="titre-35" w:id="135"/>
       <w:r>
         <w:t xml:space="preserve">7.2 Écrire les dialogues et les pensées</w:t>
       </w:r>
-      <w:bookmarkEnd w:id="131"/>
+      <w:bookmarkEnd w:id="135"/>
     </w:p>
     <w:p>
       <w:pPr>
@@ -11463,11 +11539,11 @@
       <w:pPr>
         <w:pStyle w:val="Heading2"/>
       </w:pPr>
-      <w:bookmarkStart w:name="titre-36" w:id="132"/>
+      <w:bookmarkStart w:name="titre-36" w:id="136"/>
       <w:r>
         <w:t xml:space="preserve">7.3 Décrire les illustrations</w:t>
       </w:r>
-      <w:bookmarkEnd w:id="132"/>
+      <w:bookmarkEnd w:id="136"/>
     </w:p>
     <w:p>
       <w:r>
@@ -11608,11 +11684,11 @@
       <w:pPr>
         <w:pStyle w:val="Heading2"/>
       </w:pPr>
-      <w:bookmarkStart w:name="titre-37" w:id="133"/>
+      <w:bookmarkStart w:name="titre-37" w:id="137"/>
       <w:r>
         <w:t xml:space="preserve">7.4 Forcer un début de chapitre avec un marqueur</w:t>
       </w:r>
-      <w:bookmarkEnd w:id="133"/>
+      <w:bookmarkEnd w:id="137"/>
     </w:p>
     <w:p>
       <w:r>
@@ -12090,11 +12166,11 @@
       <w:pPr>
         <w:pStyle w:val="Heading2"/>
       </w:pPr>
-      <w:bookmarkStart w:name="titre-38" w:id="134"/>
+      <w:bookmarkStart w:name="titre-38" w:id="138"/>
       <w:r>
         <w:t xml:space="preserve">7.5 Vérifier le fichier avant de l'envoyer</w:t>
       </w:r>
-      <w:bookmarkEnd w:id="134"/>
+      <w:bookmarkEnd w:id="138"/>
     </w:p>
     <w:p>
       <w:pPr>
@@ -12185,11 +12261,11 @@
       <w:pPr>
         <w:pStyle w:val="Heading1"/>
       </w:pPr>
-      <w:bookmarkStart w:name="titre-39" w:id="135"/>
+      <w:bookmarkStart w:name="titre-39" w:id="139"/>
       <w:r>
         <w:t xml:space="preserve">8 Ajouter des chapitres à un tome</w:t>
       </w:r>
-      <w:bookmarkEnd w:id="135"/>
+      <w:bookmarkEnd w:id="139"/>
     </w:p>
     <w:p>
       <w:r>
@@ -12240,11 +12316,11 @@
       <w:pPr>
         <w:pStyle w:val="Heading2"/>
       </w:pPr>
-      <w:bookmarkStart w:name="titre-40" w:id="136"/>
+      <w:bookmarkStart w:name="titre-40" w:id="140"/>
       <w:r>
         <w:t xml:space="preserve">8.1 Comprendre le formulaire</w:t>
       </w:r>
-      <w:bookmarkEnd w:id="136"/>
+      <w:bookmarkEnd w:id="140"/>
     </w:p>
     <w:p>
       <w:r>
@@ -13132,11 +13208,11 @@
       <w:pPr>
         <w:pStyle w:val="Heading2"/>
       </w:pPr>
-      <w:bookmarkStart w:name="titre-41" w:id="137"/>
+      <w:bookmarkStart w:name="titre-41" w:id="141"/>
       <w:r>
         <w:t xml:space="preserve">8.2 Publier le prologue d'un tome en cours</w:t>
       </w:r>
-      <w:bookmarkEnd w:id="137"/>
+      <w:bookmarkEnd w:id="141"/>
     </w:p>
     <w:p>
       <w:r>
@@ -13517,11 +13593,11 @@
       <w:pPr>
         <w:pStyle w:val="Heading2"/>
       </w:pPr>
-      <w:bookmarkStart w:name="titre-42" w:id="138"/>
+      <w:bookmarkStart w:name="titre-42" w:id="142"/>
       <w:r>
         <w:t xml:space="preserve">8.3 Programmer plusieurs chapitres au rythme</w:t>
       </w:r>
-      <w:bookmarkEnd w:id="138"/>
+      <w:bookmarkEnd w:id="142"/>
     </w:p>
     <w:p>
       <w:r>
@@ -13826,11 +13902,11 @@
       <w:pPr>
         <w:pStyle w:val="Heading2"/>
       </w:pPr>
-      <w:bookmarkStart w:name="titre-43" w:id="139"/>
+      <w:bookmarkStart w:name="titre-43" w:id="143"/>
       <w:r>
         <w:t xml:space="preserve">8.4 Publier un tome entier d'un coup</w:t>
       </w:r>
-      <w:bookmarkEnd w:id="139"/>
+      <w:bookmarkEnd w:id="143"/>
     </w:p>
     <w:p>
       <w:r>
@@ -14069,11 +14145,11 @@
       <w:pPr>
         <w:pStyle w:val="Heading2"/>
       </w:pPr>
-      <w:bookmarkStart w:name="titre-44" w:id="140"/>
+      <w:bookmarkStart w:name="titre-44" w:id="144"/>
       <w:r>
         <w:t xml:space="preserve">8.5 Donner tout le tome, chapitre par chapitre, avec les liens à la fin</w:t>
       </w:r>
-      <w:bookmarkEnd w:id="140"/>
+      <w:bookmarkEnd w:id="144"/>
     </w:p>
     <w:p>
       <w:r>
@@ -14378,11 +14454,11 @@
       <w:pPr>
         <w:pStyle w:val="Heading2"/>
       </w:pPr>
-      <w:bookmarkStart w:name="titre-45" w:id="141"/>
+      <w:bookmarkStart w:name="titre-45" w:id="145"/>
       <w:r>
         <w:t xml:space="preserve">8.6 Corriger un chapitre déjà en ligne</w:t>
       </w:r>
-      <w:bookmarkEnd w:id="141"/>
+      <w:bookmarkEnd w:id="145"/>
     </w:p>
     <w:p>
       <w:r>
@@ -14624,11 +14700,11 @@
       <w:pPr>
         <w:pStyle w:val="Heading2"/>
       </w:pPr>
-      <w:bookmarkStart w:name="titre-46" w:id="142"/>
+      <w:bookmarkStart w:name="titre-46" w:id="146"/>
       <w:r>
         <w:t xml:space="preserve">8.7 Découper soi-même les chapitres</w:t>
       </w:r>
-      <w:bookmarkEnd w:id="142"/>
+      <w:bookmarkEnd w:id="146"/>
     </w:p>
     <w:p>
       <w:r>
@@ -14936,11 +15012,11 @@
       <w:pPr>
         <w:pStyle w:val="Heading2"/>
       </w:pPr>
-      <w:bookmarkStart w:name="titre-47" w:id="143"/>
+      <w:bookmarkStart w:name="titre-47" w:id="147"/>
       <w:r>
         <w:t xml:space="preserve">8.8 Ajouter la lecture en ligne d'un tome déjà paru</w:t>
       </w:r>
-      <w:bookmarkEnd w:id="143"/>
+      <w:bookmarkEnd w:id="147"/>
     </w:p>
     <w:p>
       <w:r>
@@ -15038,11 +15114,11 @@
       <w:pPr>
         <w:pStyle w:val="Heading2"/>
       </w:pPr>
-      <w:bookmarkStart w:name="titre-48" w:id="144"/>
+      <w:bookmarkStart w:name="titre-48" w:id="148"/>
       <w:r>
         <w:t xml:space="preserve">8.9 Refaire toute la lecture en ligne d'un tome</w:t>
       </w:r>
-      <w:bookmarkEnd w:id="144"/>
+      <w:bookmarkEnd w:id="148"/>
     </w:p>
     <w:p>
       <w:r>
@@ -15261,11 +15337,11 @@
       <w:pPr>
         <w:pStyle w:val="Heading2"/>
       </w:pPr>
-      <w:bookmarkStart w:name="titre-49" w:id="145"/>
+      <w:bookmarkStart w:name="titre-49" w:id="149"/>
       <w:r>
         <w:t xml:space="preserve">8.10 Savoir ce qui sera annoncé</w:t>
       </w:r>
-      <w:bookmarkEnd w:id="145"/>
+      <w:bookmarkEnd w:id="149"/>
     </w:p>
     <w:tbl>
       <w:tblPr>
@@ -16095,11 +16171,11 @@
       <w:pPr>
         <w:pStyle w:val="Heading2"/>
       </w:pPr>
-      <w:bookmarkStart w:name="titre-50" w:id="146"/>
+      <w:bookmarkStart w:name="titre-50" w:id="150"/>
       <w:r>
         <w:t xml:space="preserve">8.11 Choisir le salon Discord des chapitres</w:t>
       </w:r>
-      <w:bookmarkEnd w:id="146"/>
+      <w:bookmarkEnd w:id="150"/>
     </w:p>
     <w:p>
       <w:r>
@@ -16552,21 +16628,21 @@
       <w:pPr>
         <w:pStyle w:val="Heading1"/>
       </w:pPr>
-      <w:bookmarkStart w:name="titre-51" w:id="147"/>
+      <w:bookmarkStart w:name="titre-51" w:id="151"/>
       <w:r>
         <w:t xml:space="preserve">9 Terminer un tome</w:t>
       </w:r>
-      <w:bookmarkEnd w:id="147"/>
+      <w:bookmarkEnd w:id="151"/>
     </w:p>
     <w:p>
       <w:pPr>
         <w:pStyle w:val="Heading2"/>
       </w:pPr>
-      <w:bookmarkStart w:name="titre-52" w:id="148"/>
+      <w:bookmarkStart w:name="titre-52" w:id="152"/>
       <w:r>
         <w:t xml:space="preserve">9.1 Terminer un tome avec son dernier envoi</w:t>
       </w:r>
-      <w:bookmarkEnd w:id="148"/>
+      <w:bookmarkEnd w:id="152"/>
     </w:p>
     <w:p>
       <w:r>
@@ -16809,11 +16885,11 @@
       <w:pPr>
         <w:pStyle w:val="Heading2"/>
       </w:pPr>
-      <w:bookmarkStart w:name="titre-53" w:id="149"/>
+      <w:bookmarkStart w:name="titre-53" w:id="153"/>
       <w:r>
         <w:t xml:space="preserve">9.2 Passer un tome à « Publié » depuis sa fiche</w:t>
       </w:r>
-      <w:bookmarkEnd w:id="149"/>
+      <w:bookmarkEnd w:id="153"/>
     </w:p>
     <w:p>
       <w:r>
@@ -17086,11 +17162,11 @@
       <w:pPr>
         <w:pStyle w:val="Heading2"/>
       </w:pPr>
-      <w:bookmarkStart w:name="titre-54" w:id="150"/>
+      <w:bookmarkStart w:name="titre-54" w:id="154"/>
       <w:r>
         <w:t xml:space="preserve">9.3 Remplacer un lien PDF ou EPUB mort</w:t>
       </w:r>
-      <w:bookmarkEnd w:id="150"/>
+      <w:bookmarkEnd w:id="154"/>
     </w:p>
     <w:p>
       <w:pPr>
@@ -17182,11 +17258,11 @@
       <w:pPr>
         <w:pStyle w:val="Heading1"/>
       </w:pPr>
-      <w:bookmarkStart w:name="titre-55" w:id="151"/>
+      <w:bookmarkStart w:name="titre-55" w:id="155"/>
       <w:r>
         <w:t xml:space="preserve">10 Modifier un tome</w:t>
       </w:r>
-      <w:bookmarkEnd w:id="151"/>
+      <w:bookmarkEnd w:id="155"/>
     </w:p>
     <w:p>
       <w:r>
@@ -17197,11 +17273,11 @@
       <w:pPr>
         <w:pStyle w:val="Heading2"/>
       </w:pPr>
-      <w:bookmarkStart w:name="titre-56" w:id="152"/>
+      <w:bookmarkStart w:name="titre-56" w:id="156"/>
       <w:r>
         <w:t xml:space="preserve">10.1 Trouver un tome</w:t>
       </w:r>
-      <w:bookmarkEnd w:id="152"/>
+      <w:bookmarkEnd w:id="156"/>
     </w:p>
     <w:p>
       <w:pPr>
@@ -17428,11 +17504,11 @@
       <w:pPr>
         <w:pStyle w:val="Heading2"/>
       </w:pPr>
-      <w:bookmarkStart w:name="titre-57" w:id="153"/>
+      <w:bookmarkStart w:name="titre-57" w:id="157"/>
       <w:r>
         <w:t xml:space="preserve">10.2 Modifier les informations d'un tome</w:t>
       </w:r>
-      <w:bookmarkEnd w:id="153"/>
+      <w:bookmarkEnd w:id="157"/>
     </w:p>
     <w:p>
       <w:pPr>
@@ -17878,11 +17954,11 @@
       <w:pPr>
         <w:pStyle w:val="Heading2"/>
       </w:pPr>
-      <w:bookmarkStart w:name="titre-58" w:id="154"/>
+      <w:bookmarkStart w:name="titre-58" w:id="158"/>
       <w:r>
         <w:t xml:space="preserve">10.3 Publier, reprogrammer ou retirer un chapitre</w:t>
       </w:r>
-      <w:bookmarkEnd w:id="154"/>
+      <w:bookmarkEnd w:id="158"/>
     </w:p>
     <w:p>
       <w:r>
@@ -18173,11 +18249,11 @@
       <w:pPr>
         <w:pStyle w:val="Heading1"/>
       </w:pPr>
-      <w:bookmarkStart w:name="titre-59" w:id="155"/>
+      <w:bookmarkStart w:name="titre-59" w:id="159"/>
       <w:r>
         <w:t xml:space="preserve">11 Nouveau (version 2.1.5) : l'état des tomes et des œuvres</w:t>
       </w:r>
-      <w:bookmarkEnd w:id="155"/>
+      <w:bookmarkEnd w:id="159"/>
     </w:p>
     <w:tbl>
       <w:tblPr>
@@ -18241,11 +18317,11 @@
       <w:pPr>
         <w:pStyle w:val="Heading2"/>
       </w:pPr>
-      <w:bookmarkStart w:name="titre-60" w:id="156"/>
+      <w:bookmarkStart w:name="titre-60" w:id="160"/>
       <w:r>
         <w:t xml:space="preserve">11.1 Le cycle de vie d'un tome</w:t>
       </w:r>
-      <w:bookmarkEnd w:id="156"/>
+      <w:bookmarkEnd w:id="160"/>
     </w:p>
     <w:p>
       <w:r>
@@ -18828,11 +18904,11 @@
       <w:pPr>
         <w:pStyle w:val="Heading2"/>
       </w:pPr>
-      <w:bookmarkStart w:name="titre-61" w:id="157"/>
+      <w:bookmarkStart w:name="titre-61" w:id="161"/>
       <w:r>
         <w:t xml:space="preserve">11.2 Changer l'état d'un tome</w:t>
       </w:r>
-      <w:bookmarkEnd w:id="157"/>
+      <w:bookmarkEnd w:id="161"/>
     </w:p>
     <w:p>
       <w:pPr>
@@ -19142,11 +19218,11 @@
       <w:pPr>
         <w:pStyle w:val="Heading2"/>
       </w:pPr>
-      <w:bookmarkStart w:name="titre-62" w:id="158"/>
+      <w:bookmarkStart w:name="titre-62" w:id="162"/>
       <w:r>
         <w:t xml:space="preserve">11.3 Savoir ce que fait chaque changement</w:t>
       </w:r>
-      <w:bookmarkEnd w:id="158"/>
+      <w:bookmarkEnd w:id="162"/>
     </w:p>
     <w:p>
       <w:pPr>
@@ -20159,11 +20235,11 @@
       <w:pPr>
         <w:pStyle w:val="Heading2"/>
       </w:pPr>
-      <w:bookmarkStart w:name="titre-63" w:id="159"/>
+      <w:bookmarkStart w:name="titre-63" w:id="163"/>
       <w:r>
         <w:t xml:space="preserve">11.4 J'ai publié au lieu de programmer : comment réparer</w:t>
       </w:r>
-      <w:bookmarkEnd w:id="159"/>
+      <w:bookmarkEnd w:id="163"/>
     </w:p>
     <w:p>
       <w:r>
@@ -20437,11 +20513,11 @@
       <w:pPr>
         <w:pStyle w:val="Heading2"/>
       </w:pPr>
-      <w:bookmarkStart w:name="titre-64" w:id="160"/>
+      <w:bookmarkStart w:name="titre-64" w:id="164"/>
       <w:r>
         <w:t xml:space="preserve">11.5 Changer l'état d'une œuvre</w:t>
       </w:r>
-      <w:bookmarkEnd w:id="160"/>
+      <w:bookmarkEnd w:id="164"/>
     </w:p>
     <w:p>
       <w:r>
@@ -21335,11 +21411,11 @@
       <w:pPr>
         <w:pStyle w:val="Heading1"/>
       </w:pPr>
-      <w:bookmarkStart w:name="titre-65" w:id="161"/>
+      <w:bookmarkStart w:name="titre-65" w:id="165"/>
       <w:r>
         <w:t xml:space="preserve">12 Ce que voient les lecteurs</w:t>
       </w:r>
-      <w:bookmarkEnd w:id="161"/>
+      <w:bookmarkEnd w:id="165"/>
     </w:p>
     <w:p>
       <w:r>
@@ -21458,11 +21534,11 @@
       <w:pPr>
         <w:pStyle w:val="Heading2"/>
       </w:pPr>
-      <w:bookmarkStart w:name="titre-66" w:id="162"/>
+      <w:bookmarkStart w:name="titre-66" w:id="166"/>
       <w:r>
         <w:t xml:space="preserve">12.1 Lire un manga</w:t>
       </w:r>
-      <w:bookmarkEnd w:id="162"/>
+      <w:bookmarkEnd w:id="166"/>
     </w:p>
     <w:p>
       <w:r>
@@ -21578,11 +21654,11 @@
       <w:pPr>
         <w:pStyle w:val="Heading2"/>
       </w:pPr>
-      <w:bookmarkStart w:name="titre-67" w:id="163"/>
+      <w:bookmarkStart w:name="titre-67" w:id="167"/>
       <w:r>
         <w:t xml:space="preserve">12.2 La page d'accueil</w:t>
       </w:r>
-      <w:bookmarkEnd w:id="163"/>
+      <w:bookmarkEnd w:id="167"/>
     </w:p>
     <w:p>
       <w:r>
@@ -22165,11 +22241,11 @@
       <w:pPr>
         <w:pStyle w:val="Heading2"/>
       </w:pPr>
-      <w:bookmarkStart w:name="titre-68" w:id="164"/>
+      <w:bookmarkStart w:name="titre-68" w:id="168"/>
       <w:r>
         <w:t xml:space="preserve">12.3 La page Planning</w:t>
       </w:r>
-      <w:bookmarkEnd w:id="164"/>
+      <w:bookmarkEnd w:id="168"/>
     </w:p>
     <w:p>
       <w:r>
@@ -22691,11 +22767,11 @@
       <w:pPr>
         <w:pStyle w:val="Heading2"/>
       </w:pPr>
-      <w:bookmarkStart w:name="titre-69" w:id="165"/>
+      <w:bookmarkStart w:name="titre-69" w:id="169"/>
       <w:r>
         <w:t xml:space="preserve">12.4 Faire apparaître un chapitre dans « Prochains » de l'accueil</w:t>
       </w:r>
-      <w:bookmarkEnd w:id="165"/>
+      <w:bookmarkEnd w:id="169"/>
     </w:p>
     <w:p>
       <w:r>
@@ -22941,11 +23017,11 @@
       <w:pPr>
         <w:pStyle w:val="Heading2"/>
       </w:pPr>
-      <w:bookmarkStart w:name="titre-70" w:id="166"/>
+      <w:bookmarkStart w:name="titre-70" w:id="170"/>
       <w:r>
         <w:t xml:space="preserve">12.5 Mettre un tome à la une</w:t>
       </w:r>
-      <w:bookmarkEnd w:id="166"/>
+      <w:bookmarkEnd w:id="170"/>
     </w:p>
     <w:p>
       <w:r>
@@ -23208,11 +23284,11 @@
       <w:pPr>
         <w:pStyle w:val="Heading2"/>
       </w:pPr>
-      <w:bookmarkStart w:name="titre-71" w:id="167"/>
+      <w:bookmarkStart w:name="titre-71" w:id="171"/>
       <w:r>
         <w:t xml:space="preserve">12.6 La fiche d'une œuvre</w:t>
       </w:r>
-      <w:bookmarkEnd w:id="167"/>
+      <w:bookmarkEnd w:id="171"/>
     </w:p>
     <w:p>
       <w:pPr>
@@ -23452,11 +23528,11 @@
       <w:pPr>
         <w:pStyle w:val="Heading2"/>
       </w:pPr>
-      <w:bookmarkStart w:name="titre-72" w:id="168"/>
+      <w:bookmarkStart w:name="titre-72" w:id="172"/>
       <w:r>
         <w:t xml:space="preserve">12.7 Les suggestions et les nouveaux chapitres</w:t>
       </w:r>
-      <w:bookmarkEnd w:id="168"/>
+      <w:bookmarkEnd w:id="172"/>
     </w:p>
     <w:tbl>
       <w:tblPr>
@@ -23793,11 +23869,11 @@
       <w:pPr>
         <w:pStyle w:val="Heading2"/>
       </w:pPr>
-      <w:bookmarkStart w:name="titre-73" w:id="169"/>
+      <w:bookmarkStart w:name="titre-73" w:id="173"/>
       <w:r>
         <w:t xml:space="preserve">12.8 La page d'un tome en cours</w:t>
       </w:r>
-      <w:bookmarkEnd w:id="169"/>
+      <w:bookmarkEnd w:id="173"/>
     </w:p>
     <w:p>
       <w:pPr>
@@ -23944,11 +24020,11 @@
       <w:pPr>
         <w:pStyle w:val="Heading1"/>
       </w:pPr>
-      <w:bookmarkStart w:name="titre-74" w:id="170"/>
+      <w:bookmarkStart w:name="titre-74" w:id="174"/>
       <w:r>
         <w:t xml:space="preserve">13 Les statistiques d'audience</w:t>
       </w:r>
-      <w:bookmarkEnd w:id="170"/>
+      <w:bookmarkEnd w:id="174"/>
     </w:p>
     <w:p>
       <w:r>
@@ -24626,11 +24702,11 @@
       <w:pPr>
         <w:pStyle w:val="Heading2"/>
       </w:pPr>
-      <w:bookmarkStart w:name="titre-75" w:id="171"/>
+      <w:bookmarkStart w:name="titre-75" w:id="175"/>
       <w:r>
         <w:t xml:space="preserve">13.1 Lire l'aperçu</w:t>
       </w:r>
-      <w:bookmarkEnd w:id="171"/>
+      <w:bookmarkEnd w:id="175"/>
     </w:p>
     <w:p>
       <w:pPr>
@@ -25070,11 +25146,11 @@
       <w:pPr>
         <w:pStyle w:val="Heading2"/>
       </w:pPr>
-      <w:bookmarkStart w:name="titre-76" w:id="172"/>
+      <w:bookmarkStart w:name="titre-76" w:id="176"/>
       <w:r>
         <w:t xml:space="preserve">13.2 Consulter les statistiques d'une œuvre</w:t>
       </w:r>
-      <w:bookmarkEnd w:id="172"/>
+      <w:bookmarkEnd w:id="176"/>
     </w:p>
     <w:p>
       <w:pPr>
@@ -25319,11 +25395,11 @@
       <w:pPr>
         <w:pStyle w:val="Heading2"/>
       </w:pPr>
-      <w:bookmarkStart w:name="titre-77" w:id="173"/>
+      <w:bookmarkStart w:name="titre-77" w:id="177"/>
       <w:r>
         <w:t xml:space="preserve">13.3 Voir qui suit une œuvre (gérants)</w:t>
       </w:r>
-      <w:bookmarkEnd w:id="173"/>
+      <w:bookmarkEnd w:id="177"/>
     </w:p>
     <w:p>
       <w:r>
@@ -25634,11 +25710,11 @@
       <w:pPr>
         <w:pStyle w:val="Heading2"/>
       </w:pPr>
-      <w:bookmarkStart w:name="titre-78" w:id="174"/>
+      <w:bookmarkStart w:name="titre-78" w:id="178"/>
       <w:r>
         <w:t xml:space="preserve">13.4 Exporter le classement des œuvres</w:t>
       </w:r>
-      <w:bookmarkEnd w:id="174"/>
+      <w:bookmarkEnd w:id="178"/>
     </w:p>
     <w:p>
       <w:pPr>
@@ -25703,11 +25779,11 @@
       <w:pPr>
         <w:pStyle w:val="Heading2"/>
       </w:pPr>
-      <w:bookmarkStart w:name="titre-79" w:id="175"/>
+      <w:bookmarkStart w:name="titre-79" w:id="179"/>
       <w:r>
         <w:t xml:space="preserve">13.5 Comprendre les données de démonstration</w:t>
       </w:r>
-      <w:bookmarkEnd w:id="175"/>
+      <w:bookmarkEnd w:id="179"/>
     </w:p>
     <w:p>
       <w:r>
@@ -25786,11 +25862,11 @@
       <w:pPr>
         <w:pStyle w:val="Heading1"/>
       </w:pPr>
-      <w:bookmarkStart w:name="titre-80" w:id="176"/>
+      <w:bookmarkStart w:name="titre-80" w:id="180"/>
       <w:r>
         <w:t xml:space="preserve">14 Les comptes inscrits (gérants)</w:t>
       </w:r>
-      <w:bookmarkEnd w:id="176"/>
+      <w:bookmarkEnd w:id="180"/>
     </w:p>
     <w:p>
       <w:r>
@@ -26342,11 +26418,11 @@
       <w:pPr>
         <w:pStyle w:val="Heading2"/>
       </w:pPr>
-      <w:bookmarkStart w:name="titre-81" w:id="177"/>
+      <w:bookmarkStart w:name="titre-81" w:id="181"/>
       <w:r>
         <w:t xml:space="preserve">14.1 Trouver un compte</w:t>
       </w:r>
-      <w:bookmarkEnd w:id="177"/>
+      <w:bookmarkEnd w:id="181"/>
     </w:p>
     <w:p>
       <w:pPr>
@@ -26636,11 +26712,11 @@
       <w:pPr>
         <w:pStyle w:val="Heading2"/>
       </w:pPr>
-      <w:bookmarkStart w:name="titre-82" w:id="178"/>
+      <w:bookmarkStart w:name="titre-82" w:id="182"/>
       <w:r>
         <w:t xml:space="preserve">14.2 Consulter la fiche d'un compte</w:t>
       </w:r>
-      <w:bookmarkEnd w:id="178"/>
+      <w:bookmarkEnd w:id="182"/>
     </w:p>
     <w:p>
       <w:pPr>
@@ -26832,11 +26908,11 @@
       <w:pPr>
         <w:pStyle w:val="Heading2"/>
       </w:pPr>
-      <w:bookmarkStart w:name="titre-83" w:id="179"/>
+      <w:bookmarkStart w:name="titre-83" w:id="183"/>
       <w:r>
         <w:t xml:space="preserve">14.3 Ajouter un lecteur à l'équipe</w:t>
       </w:r>
-      <w:bookmarkEnd w:id="179"/>
+      <w:bookmarkEnd w:id="183"/>
     </w:p>
     <w:p>
       <w:pPr>
@@ -27044,11 +27120,11 @@
       <w:pPr>
         <w:pStyle w:val="Heading2"/>
       </w:pPr>
-      <w:bookmarkStart w:name="titre-84" w:id="180"/>
+      <w:bookmarkStart w:name="titre-84" w:id="184"/>
       <w:r>
         <w:t xml:space="preserve">14.4 Exporter la liste</w:t>
       </w:r>
-      <w:bookmarkEnd w:id="180"/>
+      <w:bookmarkEnd w:id="184"/>
     </w:p>
     <w:p>
       <w:pPr>
@@ -27170,11 +27246,11 @@
       <w:pPr>
         <w:pStyle w:val="Heading1"/>
       </w:pPr>
-      <w:bookmarkStart w:name="titre-85" w:id="181"/>
-      <w:r>
-        <w:t xml:space="preserve">15 Les coquilles signalées par les lecteurs</w:t>
-      </w:r>
-      <w:bookmarkEnd w:id="181"/>
+      <w:bookmarkStart w:name="titre-85" w:id="185"/>
+      <w:r>
+        <w:t xml:space="preserve">15 Le thème saisonnier (gérants)</w:t>
+      </w:r>
+      <w:bookmarkEnd w:id="185"/>
     </w:p>
     <w:tbl>
       <w:tblPr>
@@ -27228,27 +27304,7 @@
               <w:t xml:space="preserve"> : </w:t>
             </w:r>
             <w:r>
-              <w:t xml:space="preserve">depuis la version 2.5, les lecteurs signalent une coquille directement dans le chapitre. Les signalements arrivent dans l'espace équipe, menu </w:t>
-            </w:r>
-            <w:r>
-              <w:rPr>
-                <w:b/>
-                <w:bCs/>
-              </w:rPr>
-              <w:t xml:space="preserve">Catalogue</w:t>
-            </w:r>
-            <w:r>
-              <w:t xml:space="preserve">, puis </w:t>
-            </w:r>
-            <w:r>
-              <w:rPr>
-                <w:b/>
-                <w:bCs/>
-              </w:rPr>
-              <w:t xml:space="preserve">Corrections</w:t>
-            </w:r>
-            <w:r>
-              <w:t xml:space="preserve">.</w:t>
+              <w:t xml:space="preserve">depuis la version 2.7, le site change d'habillage selon la saison : couleurs, logo et petits décors animés dans l'en-tête. Deux fêtes passent avant la saison : Halloween en octobre et Noël en décembre.</w:t>
             </w:r>
           </w:p>
         </w:tc>
@@ -27256,13 +27312,874 @@
     </w:tbl>
     <w:p>
       <w:pPr>
+        <w:spacing w:after="60" w:before="0"/>
+      </w:pPr>
+    </w:p>
+    <w:p>
+      <w:r>
+        <w:t xml:space="preserve">Les lecteurs gardent le choix entre les thèmes </w:t>
+      </w:r>
+      <w:r>
+        <w:rPr>
+          <w:b/>
+          <w:bCs/>
+        </w:rPr>
+        <w:t xml:space="preserve">Nuit</w:t>
+      </w:r>
+      <w:r>
+        <w:t xml:space="preserve"> et </w:t>
+      </w:r>
+      <w:r>
+        <w:rPr>
+          <w:b/>
+          <w:bCs/>
+        </w:rPr>
+        <w:t xml:space="preserve">Papier</w:t>
+      </w:r>
+      <w:r>
+        <w:t xml:space="preserve"> : la saison s'applique aux deux. Le thème </w:t>
+      </w:r>
+      <w:r>
+        <w:rPr>
+          <w:b/>
+          <w:bCs/>
+        </w:rPr>
+        <w:t xml:space="preserve">Sépia</w:t>
+      </w:r>
+      <w:r>
+        <w:t xml:space="preserve">, fait pour le confort de lecture, ne change jamais de couleurs. Le Printemps garde les couleurs habituelles du site : seul le logo change.</w:t>
+      </w:r>
+    </w:p>
+    <w:tbl>
+      <w:tblPr>
+        <w:tblW w:type="dxa" w:w="9026"/>
+        <w:tblBorders>
+          <w:top w:val="single" w:color="auto" w:sz="4"/>
+          <w:left w:val="single" w:color="auto" w:sz="4"/>
+          <w:bottom w:val="single" w:color="auto" w:sz="4"/>
+          <w:right w:val="single" w:color="auto" w:sz="4"/>
+          <w:insideH w:val="single" w:color="auto" w:sz="4"/>
+          <w:insideV w:val="single" w:color="auto" w:sz="4"/>
+        </w:tblBorders>
+      </w:tblPr>
+      <w:tblGrid>
+        <w:gridCol w:w="2430"/>
+        <w:gridCol w:w="4166"/>
+        <w:gridCol w:w="2430"/>
+      </w:tblGrid>
+      <w:tr>
+        <w:trPr>
+          <w:cantSplit/>
+          <w:tblHeader/>
+        </w:trPr>
+        <w:tc>
+          <w:tcPr>
+            <w:tcW w:type="dxa" w:w="2430"/>
+            <w:tcBorders>
+              <w:top w:val="single" w:color="CFC6DE" w:sz="4"/>
+              <w:left w:val="single" w:color="CFC6DE" w:sz="4"/>
+              <w:bottom w:val="single" w:color="CFC6DE" w:sz="4"/>
+              <w:right w:val="single" w:color="CFC6DE" w:sz="4"/>
+            </w:tcBorders>
+            <w:shd w:fill="3A2A63" w:color="auto" w:val="clear"/>
+            <w:tcMar>
+              <w:top w:type="dxa" w:w="70"/>
+              <w:left w:type="dxa" w:w="110"/>
+              <w:bottom w:type="dxa" w:w="70"/>
+              <w:right w:type="dxa" w:w="110"/>
+            </w:tcMar>
+            <w:vAlign w:val="center"/>
+          </w:tcPr>
+          <w:p>
+            <w:pPr>
+              <w:spacing w:after="0" w:before="0"/>
+              <w:rPr>
+                <w:b/>
+                <w:bCs/>
+                <w:color w:val="FFFFFF"/>
+                <w:sz w:val="19"/>
+                <w:szCs w:val="19"/>
+              </w:rPr>
+            </w:pPr>
+            <w:r>
+              <w:rPr>
+                <w:b/>
+                <w:bCs/>
+                <w:color w:val="FFFFFF"/>
+                <w:sz w:val="19"/>
+                <w:szCs w:val="19"/>
+              </w:rPr>
+              <w:t xml:space="preserve">Thème</w:t>
+            </w:r>
+          </w:p>
+        </w:tc>
+        <w:tc>
+          <w:tcPr>
+            <w:tcW w:type="dxa" w:w="4166"/>
+            <w:tcBorders>
+              <w:top w:val="single" w:color="CFC6DE" w:sz="4"/>
+              <w:left w:val="single" w:color="CFC6DE" w:sz="4"/>
+              <w:bottom w:val="single" w:color="CFC6DE" w:sz="4"/>
+              <w:right w:val="single" w:color="CFC6DE" w:sz="4"/>
+            </w:tcBorders>
+            <w:shd w:fill="3A2A63" w:color="auto" w:val="clear"/>
+            <w:tcMar>
+              <w:top w:type="dxa" w:w="70"/>
+              <w:left w:type="dxa" w:w="110"/>
+              <w:bottom w:type="dxa" w:w="70"/>
+              <w:right w:type="dxa" w:w="110"/>
+            </w:tcMar>
+            <w:vAlign w:val="center"/>
+          </w:tcPr>
+          <w:p>
+            <w:pPr>
+              <w:spacing w:after="0" w:before="0"/>
+              <w:rPr>
+                <w:b/>
+                <w:bCs/>
+                <w:color w:val="FFFFFF"/>
+                <w:sz w:val="19"/>
+                <w:szCs w:val="19"/>
+              </w:rPr>
+            </w:pPr>
+            <w:r>
+              <w:rPr>
+                <w:b/>
+                <w:bCs/>
+                <w:color w:val="FFFFFF"/>
+                <w:sz w:val="19"/>
+                <w:szCs w:val="19"/>
+              </w:rPr>
+              <w:t xml:space="preserve">Période par défaut</w:t>
+            </w:r>
+          </w:p>
+        </w:tc>
+        <w:tc>
+          <w:tcPr>
+            <w:tcW w:type="dxa" w:w="2430"/>
+            <w:tcBorders>
+              <w:top w:val="single" w:color="CFC6DE" w:sz="4"/>
+              <w:left w:val="single" w:color="CFC6DE" w:sz="4"/>
+              <w:bottom w:val="single" w:color="CFC6DE" w:sz="4"/>
+              <w:right w:val="single" w:color="CFC6DE" w:sz="4"/>
+            </w:tcBorders>
+            <w:shd w:fill="3A2A63" w:color="auto" w:val="clear"/>
+            <w:tcMar>
+              <w:top w:type="dxa" w:w="70"/>
+              <w:left w:type="dxa" w:w="110"/>
+              <w:bottom w:type="dxa" w:w="70"/>
+              <w:right w:type="dxa" w:w="110"/>
+            </w:tcMar>
+            <w:vAlign w:val="center"/>
+          </w:tcPr>
+          <w:p>
+            <w:pPr>
+              <w:spacing w:after="0" w:before="0"/>
+              <w:rPr>
+                <w:b/>
+                <w:bCs/>
+                <w:color w:val="FFFFFF"/>
+                <w:sz w:val="19"/>
+                <w:szCs w:val="19"/>
+              </w:rPr>
+            </w:pPr>
+            <w:r>
+              <w:rPr>
+                <w:b/>
+                <w:bCs/>
+                <w:color w:val="FFFFFF"/>
+                <w:sz w:val="19"/>
+                <w:szCs w:val="19"/>
+              </w:rPr>
+              <w:t xml:space="preserve">Décor animé</w:t>
+            </w:r>
+          </w:p>
+        </w:tc>
+      </w:tr>
+      <w:tr>
+        <w:trPr>
+          <w:cantSplit/>
+          <w:tblHeader w:val="off"/>
+        </w:trPr>
+        <w:tc>
+          <w:tcPr>
+            <w:tcW w:type="dxa" w:w="2430"/>
+            <w:tcBorders>
+              <w:top w:val="single" w:color="CFC6DE" w:sz="4"/>
+              <w:left w:val="single" w:color="CFC6DE" w:sz="4"/>
+              <w:bottom w:val="single" w:color="CFC6DE" w:sz="4"/>
+              <w:right w:val="single" w:color="CFC6DE" w:sz="4"/>
+            </w:tcBorders>
+            <w:tcMar>
+              <w:top w:type="dxa" w:w="70"/>
+              <w:left w:type="dxa" w:w="110"/>
+              <w:bottom w:type="dxa" w:w="70"/>
+              <w:right w:type="dxa" w:w="110"/>
+            </w:tcMar>
+            <w:vAlign w:val="center"/>
+          </w:tcPr>
+          <w:p>
+            <w:pPr>
+              <w:spacing w:after="0" w:before="0"/>
+              <w:rPr>
+                <w:sz w:val="19"/>
+                <w:szCs w:val="19"/>
+              </w:rPr>
+            </w:pPr>
+            <w:r>
+              <w:rPr>
+                <w:b/>
+                <w:bCs/>
+                <w:sz w:val="19"/>
+                <w:szCs w:val="19"/>
+              </w:rPr>
+              <w:t xml:space="preserve">Noël</w:t>
+            </w:r>
+          </w:p>
+        </w:tc>
+        <w:tc>
+          <w:tcPr>
+            <w:tcW w:type="dxa" w:w="4166"/>
+            <w:tcBorders>
+              <w:top w:val="single" w:color="CFC6DE" w:sz="4"/>
+              <w:left w:val="single" w:color="CFC6DE" w:sz="4"/>
+              <w:bottom w:val="single" w:color="CFC6DE" w:sz="4"/>
+              <w:right w:val="single" w:color="CFC6DE" w:sz="4"/>
+            </w:tcBorders>
+            <w:tcMar>
+              <w:top w:type="dxa" w:w="70"/>
+              <w:left w:type="dxa" w:w="110"/>
+              <w:bottom w:type="dxa" w:w="70"/>
+              <w:right w:type="dxa" w:w="110"/>
+            </w:tcMar>
+            <w:vAlign w:val="center"/>
+          </w:tcPr>
+          <w:p>
+            <w:pPr>
+              <w:spacing w:after="0" w:before="0"/>
+              <w:rPr>
+                <w:sz w:val="19"/>
+                <w:szCs w:val="19"/>
+              </w:rPr>
+            </w:pPr>
+            <w:r>
+              <w:rPr>
+                <w:sz w:val="19"/>
+                <w:szCs w:val="19"/>
+              </w:rPr>
+              <w:t xml:space="preserve">du 01/12 au 31/12</w:t>
+            </w:r>
+          </w:p>
+        </w:tc>
+        <w:tc>
+          <w:tcPr>
+            <w:tcW w:type="dxa" w:w="2430"/>
+            <w:tcBorders>
+              <w:top w:val="single" w:color="CFC6DE" w:sz="4"/>
+              <w:left w:val="single" w:color="CFC6DE" w:sz="4"/>
+              <w:bottom w:val="single" w:color="CFC6DE" w:sz="4"/>
+              <w:right w:val="single" w:color="CFC6DE" w:sz="4"/>
+            </w:tcBorders>
+            <w:tcMar>
+              <w:top w:type="dxa" w:w="70"/>
+              <w:left w:type="dxa" w:w="110"/>
+              <w:bottom w:type="dxa" w:w="70"/>
+              <w:right w:type="dxa" w:w="110"/>
+            </w:tcMar>
+            <w:vAlign w:val="center"/>
+          </w:tcPr>
+          <w:p>
+            <w:pPr>
+              <w:spacing w:after="0" w:before="0"/>
+              <w:rPr>
+                <w:sz w:val="19"/>
+                <w:szCs w:val="19"/>
+              </w:rPr>
+            </w:pPr>
+            <w:r>
+              <w:rPr>
+                <w:sz w:val="19"/>
+                <w:szCs w:val="19"/>
+              </w:rPr>
+              <w:t xml:space="preserve">flocons</w:t>
+            </w:r>
+          </w:p>
+        </w:tc>
+      </w:tr>
+      <w:tr>
+        <w:trPr>
+          <w:cantSplit/>
+          <w:tblHeader w:val="off"/>
+        </w:trPr>
+        <w:tc>
+          <w:tcPr>
+            <w:tcW w:type="dxa" w:w="2430"/>
+            <w:tcBorders>
+              <w:top w:val="single" w:color="CFC6DE" w:sz="4"/>
+              <w:left w:val="single" w:color="CFC6DE" w:sz="4"/>
+              <w:bottom w:val="single" w:color="CFC6DE" w:sz="4"/>
+              <w:right w:val="single" w:color="CFC6DE" w:sz="4"/>
+            </w:tcBorders>
+            <w:shd w:fill="F6F3FA" w:color="auto" w:val="clear"/>
+            <w:tcMar>
+              <w:top w:type="dxa" w:w="70"/>
+              <w:left w:type="dxa" w:w="110"/>
+              <w:bottom w:type="dxa" w:w="70"/>
+              <w:right w:type="dxa" w:w="110"/>
+            </w:tcMar>
+            <w:vAlign w:val="center"/>
+          </w:tcPr>
+          <w:p>
+            <w:pPr>
+              <w:spacing w:after="0" w:before="0"/>
+              <w:rPr>
+                <w:sz w:val="19"/>
+                <w:szCs w:val="19"/>
+              </w:rPr>
+            </w:pPr>
+            <w:r>
+              <w:rPr>
+                <w:b/>
+                <w:bCs/>
+                <w:sz w:val="19"/>
+                <w:szCs w:val="19"/>
+              </w:rPr>
+              <w:t xml:space="preserve">Halloween</w:t>
+            </w:r>
+          </w:p>
+        </w:tc>
+        <w:tc>
+          <w:tcPr>
+            <w:tcW w:type="dxa" w:w="4166"/>
+            <w:tcBorders>
+              <w:top w:val="single" w:color="CFC6DE" w:sz="4"/>
+              <w:left w:val="single" w:color="CFC6DE" w:sz="4"/>
+              <w:bottom w:val="single" w:color="CFC6DE" w:sz="4"/>
+              <w:right w:val="single" w:color="CFC6DE" w:sz="4"/>
+            </w:tcBorders>
+            <w:shd w:fill="F6F3FA" w:color="auto" w:val="clear"/>
+            <w:tcMar>
+              <w:top w:type="dxa" w:w="70"/>
+              <w:left w:type="dxa" w:w="110"/>
+              <w:bottom w:type="dxa" w:w="70"/>
+              <w:right w:type="dxa" w:w="110"/>
+            </w:tcMar>
+            <w:vAlign w:val="center"/>
+          </w:tcPr>
+          <w:p>
+            <w:pPr>
+              <w:spacing w:after="0" w:before="0"/>
+              <w:rPr>
+                <w:sz w:val="19"/>
+                <w:szCs w:val="19"/>
+              </w:rPr>
+            </w:pPr>
+            <w:r>
+              <w:rPr>
+                <w:sz w:val="19"/>
+                <w:szCs w:val="19"/>
+              </w:rPr>
+              <w:t xml:space="preserve">du 01/10 au 31/10</w:t>
+            </w:r>
+          </w:p>
+        </w:tc>
+        <w:tc>
+          <w:tcPr>
+            <w:tcW w:type="dxa" w:w="2430"/>
+            <w:tcBorders>
+              <w:top w:val="single" w:color="CFC6DE" w:sz="4"/>
+              <w:left w:val="single" w:color="CFC6DE" w:sz="4"/>
+              <w:bottom w:val="single" w:color="CFC6DE" w:sz="4"/>
+              <w:right w:val="single" w:color="CFC6DE" w:sz="4"/>
+            </w:tcBorders>
+            <w:shd w:fill="F6F3FA" w:color="auto" w:val="clear"/>
+            <w:tcMar>
+              <w:top w:type="dxa" w:w="70"/>
+              <w:left w:type="dxa" w:w="110"/>
+              <w:bottom w:type="dxa" w:w="70"/>
+              <w:right w:type="dxa" w:w="110"/>
+            </w:tcMar>
+            <w:vAlign w:val="center"/>
+          </w:tcPr>
+          <w:p>
+            <w:pPr>
+              <w:spacing w:after="0" w:before="0"/>
+              <w:rPr>
+                <w:sz w:val="19"/>
+                <w:szCs w:val="19"/>
+              </w:rPr>
+            </w:pPr>
+            <w:r>
+              <w:rPr>
+                <w:sz w:val="19"/>
+                <w:szCs w:val="19"/>
+              </w:rPr>
+              <w:t xml:space="preserve">chauves-souris</w:t>
+            </w:r>
+          </w:p>
+        </w:tc>
+      </w:tr>
+      <w:tr>
+        <w:trPr>
+          <w:cantSplit/>
+          <w:tblHeader w:val="off"/>
+        </w:trPr>
+        <w:tc>
+          <w:tcPr>
+            <w:tcW w:type="dxa" w:w="2430"/>
+            <w:tcBorders>
+              <w:top w:val="single" w:color="CFC6DE" w:sz="4"/>
+              <w:left w:val="single" w:color="CFC6DE" w:sz="4"/>
+              <w:bottom w:val="single" w:color="CFC6DE" w:sz="4"/>
+              <w:right w:val="single" w:color="CFC6DE" w:sz="4"/>
+            </w:tcBorders>
+            <w:tcMar>
+              <w:top w:type="dxa" w:w="70"/>
+              <w:left w:type="dxa" w:w="110"/>
+              <w:bottom w:type="dxa" w:w="70"/>
+              <w:right w:type="dxa" w:w="110"/>
+            </w:tcMar>
+            <w:vAlign w:val="center"/>
+          </w:tcPr>
+          <w:p>
+            <w:pPr>
+              <w:spacing w:after="0" w:before="0"/>
+              <w:rPr>
+                <w:sz w:val="19"/>
+                <w:szCs w:val="19"/>
+              </w:rPr>
+            </w:pPr>
+            <w:r>
+              <w:rPr>
+                <w:b/>
+                <w:bCs/>
+                <w:sz w:val="19"/>
+                <w:szCs w:val="19"/>
+              </w:rPr>
+              <w:t xml:space="preserve">Printemps</w:t>
+            </w:r>
+          </w:p>
+        </w:tc>
+        <w:tc>
+          <w:tcPr>
+            <w:tcW w:type="dxa" w:w="4166"/>
+            <w:tcBorders>
+              <w:top w:val="single" w:color="CFC6DE" w:sz="4"/>
+              <w:left w:val="single" w:color="CFC6DE" w:sz="4"/>
+              <w:bottom w:val="single" w:color="CFC6DE" w:sz="4"/>
+              <w:right w:val="single" w:color="CFC6DE" w:sz="4"/>
+            </w:tcBorders>
+            <w:tcMar>
+              <w:top w:type="dxa" w:w="70"/>
+              <w:left w:type="dxa" w:w="110"/>
+              <w:bottom w:type="dxa" w:w="70"/>
+              <w:right w:type="dxa" w:w="110"/>
+            </w:tcMar>
+            <w:vAlign w:val="center"/>
+          </w:tcPr>
+          <w:p>
+            <w:pPr>
+              <w:spacing w:after="0" w:before="0"/>
+              <w:rPr>
+                <w:sz w:val="19"/>
+                <w:szCs w:val="19"/>
+              </w:rPr>
+            </w:pPr>
+            <w:r>
+              <w:rPr>
+                <w:sz w:val="19"/>
+                <w:szCs w:val="19"/>
+              </w:rPr>
+              <w:t xml:space="preserve">du 20/03 au 20/06</w:t>
+            </w:r>
+          </w:p>
+        </w:tc>
+        <w:tc>
+          <w:tcPr>
+            <w:tcW w:type="dxa" w:w="2430"/>
+            <w:tcBorders>
+              <w:top w:val="single" w:color="CFC6DE" w:sz="4"/>
+              <w:left w:val="single" w:color="CFC6DE" w:sz="4"/>
+              <w:bottom w:val="single" w:color="CFC6DE" w:sz="4"/>
+              <w:right w:val="single" w:color="CFC6DE" w:sz="4"/>
+            </w:tcBorders>
+            <w:tcMar>
+              <w:top w:type="dxa" w:w="70"/>
+              <w:left w:type="dxa" w:w="110"/>
+              <w:bottom w:type="dxa" w:w="70"/>
+              <w:right w:type="dxa" w:w="110"/>
+            </w:tcMar>
+            <w:vAlign w:val="center"/>
+          </w:tcPr>
+          <w:p>
+            <w:pPr>
+              <w:spacing w:after="0" w:before="0"/>
+              <w:rPr>
+                <w:sz w:val="19"/>
+                <w:szCs w:val="19"/>
+              </w:rPr>
+            </w:pPr>
+            <w:r>
+              <w:rPr>
+                <w:sz w:val="19"/>
+                <w:szCs w:val="19"/>
+              </w:rPr>
+              <w:t xml:space="preserve">pétales</w:t>
+            </w:r>
+          </w:p>
+        </w:tc>
+      </w:tr>
+      <w:tr>
+        <w:trPr>
+          <w:cantSplit/>
+          <w:tblHeader w:val="off"/>
+        </w:trPr>
+        <w:tc>
+          <w:tcPr>
+            <w:tcW w:type="dxa" w:w="2430"/>
+            <w:tcBorders>
+              <w:top w:val="single" w:color="CFC6DE" w:sz="4"/>
+              <w:left w:val="single" w:color="CFC6DE" w:sz="4"/>
+              <w:bottom w:val="single" w:color="CFC6DE" w:sz="4"/>
+              <w:right w:val="single" w:color="CFC6DE" w:sz="4"/>
+            </w:tcBorders>
+            <w:shd w:fill="F6F3FA" w:color="auto" w:val="clear"/>
+            <w:tcMar>
+              <w:top w:type="dxa" w:w="70"/>
+              <w:left w:type="dxa" w:w="110"/>
+              <w:bottom w:type="dxa" w:w="70"/>
+              <w:right w:type="dxa" w:w="110"/>
+            </w:tcMar>
+            <w:vAlign w:val="center"/>
+          </w:tcPr>
+          <w:p>
+            <w:pPr>
+              <w:spacing w:after="0" w:before="0"/>
+              <w:rPr>
+                <w:sz w:val="19"/>
+                <w:szCs w:val="19"/>
+              </w:rPr>
+            </w:pPr>
+            <w:r>
+              <w:rPr>
+                <w:b/>
+                <w:bCs/>
+                <w:sz w:val="19"/>
+                <w:szCs w:val="19"/>
+              </w:rPr>
+              <w:t xml:space="preserve">Été</w:t>
+            </w:r>
+          </w:p>
+        </w:tc>
+        <w:tc>
+          <w:tcPr>
+            <w:tcW w:type="dxa" w:w="4166"/>
+            <w:tcBorders>
+              <w:top w:val="single" w:color="CFC6DE" w:sz="4"/>
+              <w:left w:val="single" w:color="CFC6DE" w:sz="4"/>
+              <w:bottom w:val="single" w:color="CFC6DE" w:sz="4"/>
+              <w:right w:val="single" w:color="CFC6DE" w:sz="4"/>
+            </w:tcBorders>
+            <w:shd w:fill="F6F3FA" w:color="auto" w:val="clear"/>
+            <w:tcMar>
+              <w:top w:type="dxa" w:w="70"/>
+              <w:left w:type="dxa" w:w="110"/>
+              <w:bottom w:type="dxa" w:w="70"/>
+              <w:right w:type="dxa" w:w="110"/>
+            </w:tcMar>
+            <w:vAlign w:val="center"/>
+          </w:tcPr>
+          <w:p>
+            <w:pPr>
+              <w:spacing w:after="0" w:before="0"/>
+              <w:rPr>
+                <w:sz w:val="19"/>
+                <w:szCs w:val="19"/>
+              </w:rPr>
+            </w:pPr>
+            <w:r>
+              <w:rPr>
+                <w:sz w:val="19"/>
+                <w:szCs w:val="19"/>
+              </w:rPr>
+              <w:t xml:space="preserve">du 21/06 au 21/09</w:t>
+            </w:r>
+          </w:p>
+        </w:tc>
+        <w:tc>
+          <w:tcPr>
+            <w:tcW w:type="dxa" w:w="2430"/>
+            <w:tcBorders>
+              <w:top w:val="single" w:color="CFC6DE" w:sz="4"/>
+              <w:left w:val="single" w:color="CFC6DE" w:sz="4"/>
+              <w:bottom w:val="single" w:color="CFC6DE" w:sz="4"/>
+              <w:right w:val="single" w:color="CFC6DE" w:sz="4"/>
+            </w:tcBorders>
+            <w:shd w:fill="F6F3FA" w:color="auto" w:val="clear"/>
+            <w:tcMar>
+              <w:top w:type="dxa" w:w="70"/>
+              <w:left w:type="dxa" w:w="110"/>
+              <w:bottom w:type="dxa" w:w="70"/>
+              <w:right w:type="dxa" w:w="110"/>
+            </w:tcMar>
+            <w:vAlign w:val="center"/>
+          </w:tcPr>
+          <w:p>
+            <w:pPr>
+              <w:spacing w:after="0" w:before="0"/>
+              <w:rPr>
+                <w:sz w:val="19"/>
+                <w:szCs w:val="19"/>
+              </w:rPr>
+            </w:pPr>
+            <w:r>
+              <w:rPr>
+                <w:sz w:val="19"/>
+                <w:szCs w:val="19"/>
+              </w:rPr>
+              <w:t xml:space="preserve">aucun</w:t>
+            </w:r>
+          </w:p>
+        </w:tc>
+      </w:tr>
+      <w:tr>
+        <w:trPr>
+          <w:cantSplit/>
+          <w:tblHeader w:val="off"/>
+        </w:trPr>
+        <w:tc>
+          <w:tcPr>
+            <w:tcW w:type="dxa" w:w="2430"/>
+            <w:tcBorders>
+              <w:top w:val="single" w:color="CFC6DE" w:sz="4"/>
+              <w:left w:val="single" w:color="CFC6DE" w:sz="4"/>
+              <w:bottom w:val="single" w:color="CFC6DE" w:sz="4"/>
+              <w:right w:val="single" w:color="CFC6DE" w:sz="4"/>
+            </w:tcBorders>
+            <w:tcMar>
+              <w:top w:type="dxa" w:w="70"/>
+              <w:left w:type="dxa" w:w="110"/>
+              <w:bottom w:type="dxa" w:w="70"/>
+              <w:right w:type="dxa" w:w="110"/>
+            </w:tcMar>
+            <w:vAlign w:val="center"/>
+          </w:tcPr>
+          <w:p>
+            <w:pPr>
+              <w:spacing w:after="0" w:before="0"/>
+              <w:rPr>
+                <w:sz w:val="19"/>
+                <w:szCs w:val="19"/>
+              </w:rPr>
+            </w:pPr>
+            <w:r>
+              <w:rPr>
+                <w:b/>
+                <w:bCs/>
+                <w:sz w:val="19"/>
+                <w:szCs w:val="19"/>
+              </w:rPr>
+              <w:t xml:space="preserve">Automne</w:t>
+            </w:r>
+          </w:p>
+        </w:tc>
+        <w:tc>
+          <w:tcPr>
+            <w:tcW w:type="dxa" w:w="4166"/>
+            <w:tcBorders>
+              <w:top w:val="single" w:color="CFC6DE" w:sz="4"/>
+              <w:left w:val="single" w:color="CFC6DE" w:sz="4"/>
+              <w:bottom w:val="single" w:color="CFC6DE" w:sz="4"/>
+              <w:right w:val="single" w:color="CFC6DE" w:sz="4"/>
+            </w:tcBorders>
+            <w:tcMar>
+              <w:top w:type="dxa" w:w="70"/>
+              <w:left w:type="dxa" w:w="110"/>
+              <w:bottom w:type="dxa" w:w="70"/>
+              <w:right w:type="dxa" w:w="110"/>
+            </w:tcMar>
+            <w:vAlign w:val="center"/>
+          </w:tcPr>
+          <w:p>
+            <w:pPr>
+              <w:spacing w:after="0" w:before="0"/>
+              <w:rPr>
+                <w:sz w:val="19"/>
+                <w:szCs w:val="19"/>
+              </w:rPr>
+            </w:pPr>
+            <w:r>
+              <w:rPr>
+                <w:sz w:val="19"/>
+                <w:szCs w:val="19"/>
+              </w:rPr>
+              <w:t xml:space="preserve">du 22/09 au 20/12</w:t>
+            </w:r>
+          </w:p>
+        </w:tc>
+        <w:tc>
+          <w:tcPr>
+            <w:tcW w:type="dxa" w:w="2430"/>
+            <w:tcBorders>
+              <w:top w:val="single" w:color="CFC6DE" w:sz="4"/>
+              <w:left w:val="single" w:color="CFC6DE" w:sz="4"/>
+              <w:bottom w:val="single" w:color="CFC6DE" w:sz="4"/>
+              <w:right w:val="single" w:color="CFC6DE" w:sz="4"/>
+            </w:tcBorders>
+            <w:tcMar>
+              <w:top w:type="dxa" w:w="70"/>
+              <w:left w:type="dxa" w:w="110"/>
+              <w:bottom w:type="dxa" w:w="70"/>
+              <w:right w:type="dxa" w:w="110"/>
+            </w:tcMar>
+            <w:vAlign w:val="center"/>
+          </w:tcPr>
+          <w:p>
+            <w:pPr>
+              <w:spacing w:after="0" w:before="0"/>
+              <w:rPr>
+                <w:sz w:val="19"/>
+                <w:szCs w:val="19"/>
+              </w:rPr>
+            </w:pPr>
+            <w:r>
+              <w:rPr>
+                <w:sz w:val="19"/>
+                <w:szCs w:val="19"/>
+              </w:rPr>
+              <w:t xml:space="preserve">feuilles</w:t>
+            </w:r>
+          </w:p>
+        </w:tc>
+      </w:tr>
+      <w:tr>
+        <w:trPr>
+          <w:cantSplit/>
+          <w:tblHeader w:val="off"/>
+        </w:trPr>
+        <w:tc>
+          <w:tcPr>
+            <w:tcW w:type="dxa" w:w="2430"/>
+            <w:tcBorders>
+              <w:top w:val="single" w:color="CFC6DE" w:sz="4"/>
+              <w:left w:val="single" w:color="CFC6DE" w:sz="4"/>
+              <w:bottom w:val="single" w:color="CFC6DE" w:sz="4"/>
+              <w:right w:val="single" w:color="CFC6DE" w:sz="4"/>
+            </w:tcBorders>
+            <w:shd w:fill="F6F3FA" w:color="auto" w:val="clear"/>
+            <w:tcMar>
+              <w:top w:type="dxa" w:w="70"/>
+              <w:left w:type="dxa" w:w="110"/>
+              <w:bottom w:type="dxa" w:w="70"/>
+              <w:right w:type="dxa" w:w="110"/>
+            </w:tcMar>
+            <w:vAlign w:val="center"/>
+          </w:tcPr>
+          <w:p>
+            <w:pPr>
+              <w:spacing w:after="0" w:before="0"/>
+              <w:rPr>
+                <w:sz w:val="19"/>
+                <w:szCs w:val="19"/>
+              </w:rPr>
+            </w:pPr>
+            <w:r>
+              <w:rPr>
+                <w:b/>
+                <w:bCs/>
+                <w:sz w:val="19"/>
+                <w:szCs w:val="19"/>
+              </w:rPr>
+              <w:t xml:space="preserve">Hiver</w:t>
+            </w:r>
+          </w:p>
+        </w:tc>
+        <w:tc>
+          <w:tcPr>
+            <w:tcW w:type="dxa" w:w="4166"/>
+            <w:tcBorders>
+              <w:top w:val="single" w:color="CFC6DE" w:sz="4"/>
+              <w:left w:val="single" w:color="CFC6DE" w:sz="4"/>
+              <w:bottom w:val="single" w:color="CFC6DE" w:sz="4"/>
+              <w:right w:val="single" w:color="CFC6DE" w:sz="4"/>
+            </w:tcBorders>
+            <w:shd w:fill="F6F3FA" w:color="auto" w:val="clear"/>
+            <w:tcMar>
+              <w:top w:type="dxa" w:w="70"/>
+              <w:left w:type="dxa" w:w="110"/>
+              <w:bottom w:type="dxa" w:w="70"/>
+              <w:right w:type="dxa" w:w="110"/>
+            </w:tcMar>
+            <w:vAlign w:val="center"/>
+          </w:tcPr>
+          <w:p>
+            <w:pPr>
+              <w:spacing w:after="0" w:before="0"/>
+              <w:rPr>
+                <w:sz w:val="19"/>
+                <w:szCs w:val="19"/>
+              </w:rPr>
+            </w:pPr>
+            <w:r>
+              <w:rPr>
+                <w:sz w:val="19"/>
+                <w:szCs w:val="19"/>
+              </w:rPr>
+              <w:t xml:space="preserve">du 21/12 au 19/03</w:t>
+            </w:r>
+          </w:p>
+        </w:tc>
+        <w:tc>
+          <w:tcPr>
+            <w:tcW w:type="dxa" w:w="2430"/>
+            <w:tcBorders>
+              <w:top w:val="single" w:color="CFC6DE" w:sz="4"/>
+              <w:left w:val="single" w:color="CFC6DE" w:sz="4"/>
+              <w:bottom w:val="single" w:color="CFC6DE" w:sz="4"/>
+              <w:right w:val="single" w:color="CFC6DE" w:sz="4"/>
+            </w:tcBorders>
+            <w:shd w:fill="F6F3FA" w:color="auto" w:val="clear"/>
+            <w:tcMar>
+              <w:top w:type="dxa" w:w="70"/>
+              <w:left w:type="dxa" w:w="110"/>
+              <w:bottom w:type="dxa" w:w="70"/>
+              <w:right w:type="dxa" w:w="110"/>
+            </w:tcMar>
+            <w:vAlign w:val="center"/>
+          </w:tcPr>
+          <w:p>
+            <w:pPr>
+              <w:spacing w:after="0" w:before="0"/>
+              <w:rPr>
+                <w:sz w:val="19"/>
+                <w:szCs w:val="19"/>
+              </w:rPr>
+            </w:pPr>
+            <w:r>
+              <w:rPr>
+                <w:sz w:val="19"/>
+                <w:szCs w:val="19"/>
+              </w:rPr>
+              <w:t xml:space="preserve">flocons</w:t>
+            </w:r>
+          </w:p>
+        </w:tc>
+      </w:tr>
+    </w:tbl>
+    <w:p>
+      <w:pPr>
         <w:pStyle w:val="Heading2"/>
       </w:pPr>
-      <w:bookmarkStart w:name="titre-86" w:id="182"/>
-      <w:r>
-        <w:t xml:space="preserve">15.1 Comprendre ce que fait le lecteur</w:t>
-      </w:r>
-      <w:bookmarkEnd w:id="182"/>
+      <w:bookmarkStart w:name="titre-86" w:id="186"/>
+      <w:r>
+        <w:t xml:space="preserve">15.1 Programmer le thème du site selon la saison</w:t>
+      </w:r>
+      <w:bookmarkEnd w:id="186"/>
+    </w:p>
+    <w:p>
+      <w:r>
+        <w:t xml:space="preserve">Réservé aux gérants et aux administrateurs.</w:t>
+      </w:r>
     </w:p>
     <w:p>
       <w:pPr>
@@ -27274,7 +28191,37 @@
         <w:spacing w:after="60" w:before="40"/>
       </w:pPr>
       <w:r>
-        <w:t xml:space="preserve">Dans un chapitre, le lecteur connecté sélectionne le passage fautif.</w:t>
+        <w:t xml:space="preserve">Dans le menu </w:t>
+      </w:r>
+      <w:r>
+        <w:rPr>
+          <w:b/>
+          <w:bCs/>
+        </w:rPr>
+        <w:t xml:space="preserve">Site</w:t>
+      </w:r>
+      <w:r>
+        <w:t xml:space="preserve">, ouvrez </w:t>
+      </w:r>
+      <w:r>
+        <w:rPr>
+          <w:b/>
+          <w:bCs/>
+        </w:rPr>
+        <w:t xml:space="preserve">Réglages</w:t>
+      </w:r>
+      <w:r>
+        <w:t xml:space="preserve">, section </w:t>
+      </w:r>
+      <w:r>
+        <w:rPr>
+          <w:b/>
+          <w:bCs/>
+        </w:rPr>
+        <w:t xml:space="preserve">Thème saisonnier</w:t>
+      </w:r>
+      <w:r>
+        <w:t xml:space="preserve">.</w:t>
       </w:r>
     </w:p>
     <w:p>
@@ -27287,37 +28234,17 @@
         <w:spacing w:after="60" w:before="40"/>
       </w:pPr>
       <w:r>
-        <w:t xml:space="preserve">Il clique sur </w:t>
-      </w:r>
-      <w:r>
-        <w:rPr>
-          <w:b/>
-          <w:bCs/>
-        </w:rPr>
-        <w:t xml:space="preserve">Signaler une coquille</w:t>
-      </w:r>
-      <w:r>
-        <w:t xml:space="preserve">, ajoute s'il veut un </w:t>
-      </w:r>
-      <w:r>
-        <w:rPr>
-          <w:b/>
-          <w:bCs/>
-        </w:rPr>
-        <w:t xml:space="preserve">Commentaire (facultatif)</w:t>
-      </w:r>
-      <w:r>
-        <w:t xml:space="preserve">, puis clique sur </w:t>
-      </w:r>
-      <w:r>
-        <w:rPr>
-          <w:b/>
-          <w:bCs/>
-        </w:rPr>
-        <w:t xml:space="preserve">Envoyer</w:t>
-      </w:r>
-      <w:r>
-        <w:t xml:space="preserve">.</w:t>
+        <w:t xml:space="preserve">Choisissez </w:t>
+      </w:r>
+      <w:r>
+        <w:rPr>
+          <w:b/>
+          <w:bCs/>
+        </w:rPr>
+        <w:t xml:space="preserve">Selon le calendrier</w:t>
+      </w:r>
+      <w:r>
+        <w:t xml:space="preserve"> (le choix par défaut).</w:t>
       </w:r>
     </w:p>
     <w:p>
@@ -27326,6 +28253,1048 @@
         <w:numPr>
           <w:ilvl w:val="0"/>
           <w:numId w:val="45"/>
+        </w:numPr>
+        <w:spacing w:after="60" w:before="40"/>
+      </w:pPr>
+      <w:r>
+        <w:t xml:space="preserve">Dans le tableau, chaque ligne est un thème. Saisissez ses dates dans </w:t>
+      </w:r>
+      <w:r>
+        <w:rPr>
+          <w:b/>
+          <w:bCs/>
+        </w:rPr>
+        <w:t xml:space="preserve">Du (JJ/MM)</w:t>
+      </w:r>
+      <w:r>
+        <w:t xml:space="preserve"> et </w:t>
+      </w:r>
+      <w:r>
+        <w:rPr>
+          <w:b/>
+          <w:bCs/>
+        </w:rPr>
+        <w:t xml:space="preserve">Au (JJ/MM)</w:t>
+      </w:r>
+      <w:r>
+        <w:t xml:space="preserve">, par exemple </w:t>
+      </w:r>
+      <w:r>
+        <w:rPr>
+          <w:rFonts w:ascii="Consolas" w:cs="Consolas" w:eastAsia="Consolas" w:hAnsi="Consolas"/>
+          <w:sz w:val="19"/>
+          <w:szCs w:val="19"/>
+          <w:shd w:fill="EFEAF5" w:color="auto" w:val="clear"/>
+        </w:rPr>
+        <w:t xml:space="preserve">01/10</w:t>
+      </w:r>
+      <w:r>
+        <w:t xml:space="preserve"> et </w:t>
+      </w:r>
+      <w:r>
+        <w:rPr>
+          <w:rFonts w:ascii="Consolas" w:cs="Consolas" w:eastAsia="Consolas" w:hAnsi="Consolas"/>
+          <w:sz w:val="19"/>
+          <w:szCs w:val="19"/>
+          <w:shd w:fill="EFEAF5" w:color="auto" w:val="clear"/>
+        </w:rPr>
+        <w:t xml:space="preserve">31/10</w:t>
+      </w:r>
+      <w:r>
+        <w:t xml:space="preserve">. Les deux dates sont comprises.</w:t>
+      </w:r>
+    </w:p>
+    <w:p>
+      <w:pPr>
+        <w:pStyle w:val="ListParagraph"/>
+        <w:numPr>
+          <w:ilvl w:val="0"/>
+          <w:numId w:val="45"/>
+        </w:numPr>
+        <w:spacing w:after="60" w:before="40"/>
+      </w:pPr>
+      <w:r>
+        <w:t xml:space="preserve">Pour ne plus utiliser un thème, décochez </w:t>
+      </w:r>
+      <w:r>
+        <w:rPr>
+          <w:b/>
+          <w:bCs/>
+        </w:rPr>
+        <w:t xml:space="preserve">Actif</w:t>
+      </w:r>
+      <w:r>
+        <w:t xml:space="preserve"> sur sa ligne.</w:t>
+      </w:r>
+    </w:p>
+    <w:p>
+      <w:pPr>
+        <w:pStyle w:val="ListParagraph"/>
+        <w:numPr>
+          <w:ilvl w:val="0"/>
+          <w:numId w:val="45"/>
+        </w:numPr>
+        <w:spacing w:after="60" w:before="40"/>
+      </w:pPr>
+      <w:r>
+        <w:t xml:space="preserve">Cliquez sur </w:t>
+      </w:r>
+      <w:r>
+        <w:rPr>
+          <w:b/>
+          <w:bCs/>
+        </w:rPr>
+        <w:t xml:space="preserve">Aperçu</w:t>
+      </w:r>
+      <w:r>
+        <w:t xml:space="preserve">, au bout d'une ligne, pour voir le site avec ce thème. Vous seul le voyez : rien ne change pour les lecteurs.</w:t>
+      </w:r>
+    </w:p>
+    <w:p>
+      <w:pPr>
+        <w:pStyle w:val="ListParagraph"/>
+        <w:numPr>
+          <w:ilvl w:val="0"/>
+          <w:numId w:val="45"/>
+        </w:numPr>
+        <w:spacing w:after="60" w:before="40"/>
+      </w:pPr>
+      <w:r>
+        <w:t xml:space="preserve">Cliquez sur </w:t>
+      </w:r>
+      <w:r>
+        <w:rPr>
+          <w:b/>
+          <w:bCs/>
+        </w:rPr>
+        <w:t xml:space="preserve">Enregistrer les réglages</w:t>
+      </w:r>
+      <w:r>
+        <w:t xml:space="preserve">, en bas de la page.</w:t>
+      </w:r>
+    </w:p>
+    <w:p>
+      <w:pPr>
+        <w:pStyle w:val="ListParagraph"/>
+        <w:numPr>
+          <w:ilvl w:val="0"/>
+          <w:numId w:val="45"/>
+        </w:numPr>
+        <w:spacing w:after="60" w:before="40"/>
+      </w:pPr>
+      <w:r>
+        <w:t xml:space="preserve">Lisez le message en haut de la page, puis la ligne sous le tableau, par exemple « Aujourd'hui : Automne (calendrier) — prochain changement : Noël le 01/12 ».</w:t>
+      </w:r>
+    </w:p>
+    <w:tbl>
+      <w:tblPr>
+        <w:tblW w:type="dxa" w:w="9026"/>
+        <w:tblBorders>
+          <w:top w:val="single" w:color="auto" w:sz="4"/>
+          <w:left w:val="single" w:color="auto" w:sz="4"/>
+          <w:bottom w:val="single" w:color="auto" w:sz="4"/>
+          <w:right w:val="single" w:color="auto" w:sz="4"/>
+          <w:insideH w:val="single" w:color="auto" w:sz="4"/>
+          <w:insideV w:val="single" w:color="auto" w:sz="4"/>
+        </w:tblBorders>
+      </w:tblPr>
+      <w:tblGrid>
+        <w:gridCol w:w="9026"/>
+      </w:tblGrid>
+      <w:tr>
+        <w:trPr>
+          <w:cantSplit/>
+        </w:trPr>
+        <w:tc>
+          <w:tcPr>
+            <w:tcW w:type="dxa" w:w="9026"/>
+            <w:tcBorders>
+              <w:top w:val="none" w:color="FFFFFF" w:sz="0"/>
+              <w:left w:val="single" w:color="7A4FB0" w:sz="24"/>
+              <w:bottom w:val="none" w:color="FFFFFF" w:sz="0"/>
+              <w:right w:val="none" w:color="FFFFFF" w:sz="0"/>
+            </w:tcBorders>
+            <w:shd w:fill="F1ECFA" w:color="auto" w:val="clear"/>
+            <w:tcMar>
+              <w:top w:type="dxa" w:w="120"/>
+              <w:left w:type="dxa" w:w="200"/>
+              <w:bottom w:type="dxa" w:w="120"/>
+              <w:right w:type="dxa" w:w="160"/>
+            </w:tcMar>
+          </w:tcPr>
+          <w:p>
+            <w:pPr>
+              <w:spacing w:after="0" w:before="0"/>
+            </w:pPr>
+            <w:r>
+              <w:rPr>
+                <w:b/>
+                <w:bCs/>
+                <w:color w:val="4B2A7B"/>
+              </w:rPr>
+              <w:t xml:space="preserve">À savoir</w:t>
+            </w:r>
+            <w:r>
+              <w:t xml:space="preserve"> : </w:t>
+            </w:r>
+            <w:r>
+              <w:t xml:space="preserve">les lignes sont lues dans l'ordre du tableau, fêtes en tête. La première ligne active qui contient la date du jour l'emporte : en octobre, Halloween passe avant l'Automne. Un jour qu'aucune ligne active ne couvre, le site garde son thème de base.</w:t>
+            </w:r>
+          </w:p>
+        </w:tc>
+      </w:tr>
+    </w:tbl>
+    <w:p>
+      <w:pPr>
+        <w:spacing w:after="60" w:before="0"/>
+      </w:pPr>
+    </w:p>
+    <w:tbl>
+      <w:tblPr>
+        <w:tblW w:type="dxa" w:w="9026"/>
+        <w:tblBorders>
+          <w:top w:val="single" w:color="auto" w:sz="4"/>
+          <w:left w:val="single" w:color="auto" w:sz="4"/>
+          <w:bottom w:val="single" w:color="auto" w:sz="4"/>
+          <w:right w:val="single" w:color="auto" w:sz="4"/>
+          <w:insideH w:val="single" w:color="auto" w:sz="4"/>
+          <w:insideV w:val="single" w:color="auto" w:sz="4"/>
+        </w:tblBorders>
+      </w:tblPr>
+      <w:tblGrid>
+        <w:gridCol w:w="9026"/>
+      </w:tblGrid>
+      <w:tr>
+        <w:trPr>
+          <w:cantSplit/>
+        </w:trPr>
+        <w:tc>
+          <w:tcPr>
+            <w:tcW w:type="dxa" w:w="9026"/>
+            <w:tcBorders>
+              <w:top w:val="none" w:color="FFFFFF" w:sz="0"/>
+              <w:left w:val="single" w:color="2E9E6A" w:sz="24"/>
+              <w:bottom w:val="none" w:color="FFFFFF" w:sz="0"/>
+              <w:right w:val="none" w:color="FFFFFF" w:sz="0"/>
+            </w:tcBorders>
+            <w:shd w:fill="E9F7EF" w:color="auto" w:val="clear"/>
+            <w:tcMar>
+              <w:top w:type="dxa" w:w="120"/>
+              <w:left w:type="dxa" w:w="200"/>
+              <w:bottom w:type="dxa" w:w="120"/>
+              <w:right w:type="dxa" w:w="160"/>
+            </w:tcMar>
+          </w:tcPr>
+          <w:p>
+            <w:pPr>
+              <w:spacing w:after="0" w:before="0"/>
+            </w:pPr>
+            <w:r>
+              <w:rPr>
+                <w:b/>
+                <w:bCs/>
+                <w:color w:val="1E6B47"/>
+              </w:rPr>
+              <w:t xml:space="preserve">Astuce</w:t>
+            </w:r>
+            <w:r>
+              <w:t xml:space="preserve"> : </w:t>
+            </w:r>
+            <w:r>
+              <w:t xml:space="preserve">une période peut passer le Nouvel An. Exemple : l'Hiver, du 21/12 au 19/03.</w:t>
+            </w:r>
+          </w:p>
+        </w:tc>
+      </w:tr>
+    </w:tbl>
+    <w:p>
+      <w:pPr>
+        <w:spacing w:after="60" w:before="0"/>
+      </w:pPr>
+    </w:p>
+    <w:tbl>
+      <w:tblPr>
+        <w:tblW w:type="dxa" w:w="9026"/>
+        <w:tblBorders>
+          <w:top w:val="single" w:color="auto" w:sz="4"/>
+          <w:left w:val="single" w:color="auto" w:sz="4"/>
+          <w:bottom w:val="single" w:color="auto" w:sz="4"/>
+          <w:right w:val="single" w:color="auto" w:sz="4"/>
+          <w:insideH w:val="single" w:color="auto" w:sz="4"/>
+          <w:insideV w:val="single" w:color="auto" w:sz="4"/>
+        </w:tblBorders>
+      </w:tblPr>
+      <w:tblGrid>
+        <w:gridCol w:w="9026"/>
+      </w:tblGrid>
+      <w:tr>
+        <w:trPr>
+          <w:cantSplit/>
+        </w:trPr>
+        <w:tc>
+          <w:tcPr>
+            <w:tcW w:type="dxa" w:w="9026"/>
+            <w:tcBorders>
+              <w:top w:val="none" w:color="FFFFFF" w:sz="0"/>
+              <w:left w:val="single" w:color="D9822B" w:sz="24"/>
+              <w:bottom w:val="none" w:color="FFFFFF" w:sz="0"/>
+              <w:right w:val="none" w:color="FFFFFF" w:sz="0"/>
+            </w:tcBorders>
+            <w:shd w:fill="FDF1E4" w:color="auto" w:val="clear"/>
+            <w:tcMar>
+              <w:top w:type="dxa" w:w="120"/>
+              <w:left w:type="dxa" w:w="200"/>
+              <w:bottom w:type="dxa" w:w="120"/>
+              <w:right w:type="dxa" w:w="160"/>
+            </w:tcMar>
+          </w:tcPr>
+          <w:p>
+            <w:pPr>
+              <w:spacing w:after="0" w:before="0"/>
+            </w:pPr>
+            <w:r>
+              <w:rPr>
+                <w:b/>
+                <w:bCs/>
+                <w:color w:val="9A4D0C"/>
+              </w:rPr>
+              <w:t xml:space="preserve">Attention</w:t>
+            </w:r>
+            <w:r>
+              <w:t xml:space="preserve"> : </w:t>
+            </w:r>
+            <w:r>
+              <w:t xml:space="preserve">une date mal écrite est refusée. La ligne garde son ancienne date et le message en haut de la page le signale. On ne peut ni ajouter, ni supprimer, ni déplacer une ligne.</w:t>
+            </w:r>
+          </w:p>
+        </w:tc>
+      </w:tr>
+    </w:tbl>
+    <w:p>
+      <w:pPr>
+        <w:spacing w:after="60" w:before="0"/>
+      </w:pPr>
+    </w:p>
+    <w:tbl>
+      <w:tblPr>
+        <w:tblW w:type="dxa" w:w="9026"/>
+        <w:tblBorders>
+          <w:top w:val="single" w:color="auto" w:sz="4"/>
+          <w:left w:val="single" w:color="auto" w:sz="4"/>
+          <w:bottom w:val="single" w:color="auto" w:sz="4"/>
+          <w:right w:val="single" w:color="auto" w:sz="4"/>
+          <w:insideH w:val="single" w:color="auto" w:sz="4"/>
+          <w:insideV w:val="single" w:color="auto" w:sz="4"/>
+        </w:tblBorders>
+      </w:tblPr>
+      <w:tblGrid>
+        <w:gridCol w:w="9026"/>
+      </w:tblGrid>
+      <w:tr>
+        <w:trPr>
+          <w:cantSplit/>
+        </w:trPr>
+        <w:tc>
+          <w:tcPr>
+            <w:tcW w:type="dxa" w:w="9026"/>
+            <w:tcBorders>
+              <w:top w:val="none" w:color="FFFFFF" w:sz="0"/>
+              <w:left w:val="single" w:color="7A4FB0" w:sz="24"/>
+              <w:bottom w:val="none" w:color="FFFFFF" w:sz="0"/>
+              <w:right w:val="none" w:color="FFFFFF" w:sz="0"/>
+            </w:tcBorders>
+            <w:shd w:fill="F1ECFA" w:color="auto" w:val="clear"/>
+            <w:tcMar>
+              <w:top w:type="dxa" w:w="120"/>
+              <w:left w:type="dxa" w:w="200"/>
+              <w:bottom w:type="dxa" w:w="120"/>
+              <w:right w:type="dxa" w:w="160"/>
+            </w:tcMar>
+          </w:tcPr>
+          <w:p>
+            <w:pPr>
+              <w:spacing w:after="0" w:before="0"/>
+            </w:pPr>
+            <w:r>
+              <w:rPr>
+                <w:b/>
+                <w:bCs/>
+                <w:color w:val="4B2A7B"/>
+              </w:rPr>
+              <w:t xml:space="preserve">À savoir</w:t>
+            </w:r>
+            <w:r>
+              <w:t xml:space="preserve"> : </w:t>
+            </w:r>
+            <w:r>
+              <w:t xml:space="preserve">le thème change à minuit, heure de Paris, le jour du début. Le site vide les pages en cache chaque nuit à 00:05, et tout de suite quand l'enregistrement change le thème du jour. Un visiteur peut voir l'ancienne version 5 minutes au plus : qu'il recharge la page.</w:t>
+            </w:r>
+          </w:p>
+        </w:tc>
+      </w:tr>
+    </w:tbl>
+    <w:p>
+      <w:pPr>
+        <w:pStyle w:val="Heading2"/>
+      </w:pPr>
+      <w:bookmarkStart w:name="titre-87" w:id="187"/>
+      <w:r>
+        <w:t xml:space="preserve">15.2 Garder un seul thème toute l'année</w:t>
+      </w:r>
+      <w:bookmarkEnd w:id="187"/>
+    </w:p>
+    <w:p>
+      <w:pPr>
+        <w:pStyle w:val="ListParagraph"/>
+        <w:numPr>
+          <w:ilvl w:val="0"/>
+          <w:numId w:val="46"/>
+        </w:numPr>
+        <w:spacing w:after="60" w:before="40"/>
+      </w:pPr>
+      <w:r>
+        <w:t xml:space="preserve">Dans le menu </w:t>
+      </w:r>
+      <w:r>
+        <w:rPr>
+          <w:b/>
+          <w:bCs/>
+        </w:rPr>
+        <w:t xml:space="preserve">Site</w:t>
+      </w:r>
+      <w:r>
+        <w:t xml:space="preserve">, ouvrez </w:t>
+      </w:r>
+      <w:r>
+        <w:rPr>
+          <w:b/>
+          <w:bCs/>
+        </w:rPr>
+        <w:t xml:space="preserve">Réglages</w:t>
+      </w:r>
+      <w:r>
+        <w:t xml:space="preserve">, section </w:t>
+      </w:r>
+      <w:r>
+        <w:rPr>
+          <w:b/>
+          <w:bCs/>
+        </w:rPr>
+        <w:t xml:space="preserve">Thème saisonnier</w:t>
+      </w:r>
+      <w:r>
+        <w:t xml:space="preserve">.</w:t>
+      </w:r>
+    </w:p>
+    <w:p>
+      <w:pPr>
+        <w:pStyle w:val="ListParagraph"/>
+        <w:numPr>
+          <w:ilvl w:val="0"/>
+          <w:numId w:val="46"/>
+        </w:numPr>
+        <w:spacing w:after="60" w:before="40"/>
+      </w:pPr>
+      <w:r>
+        <w:t xml:space="preserve">Choisissez :</w:t>
+      </w:r>
+    </w:p>
+    <w:p>
+      <w:pPr>
+        <w:pStyle w:val="ListParagraph"/>
+        <w:numPr>
+          <w:ilvl w:val="1"/>
+          <w:numId w:val="2"/>
+        </w:numPr>
+        <w:spacing w:after="40" w:before="0"/>
+      </w:pPr>
+      <w:r>
+        <w:rPr>
+          <w:b/>
+          <w:bCs/>
+        </w:rPr>
+        <w:t xml:space="preserve">Thème choisi ci-dessous</w:t>
+      </w:r>
+      <w:r>
+        <w:t xml:space="preserve">, puis le thème voulu dans la liste (</w:t>
+      </w:r>
+      <w:r>
+        <w:rPr>
+          <w:b/>
+          <w:bCs/>
+        </w:rPr>
+        <w:t xml:space="preserve">Thème de base</w:t>
+      </w:r>
+      <w:r>
+        <w:t xml:space="preserve"> ou l'un des six thèmes) : il reste en place, quelles que soient les dates ;</w:t>
+      </w:r>
+    </w:p>
+    <w:p>
+      <w:pPr>
+        <w:pStyle w:val="ListParagraph"/>
+        <w:numPr>
+          <w:ilvl w:val="1"/>
+          <w:numId w:val="2"/>
+        </w:numPr>
+        <w:spacing w:after="40" w:before="0"/>
+      </w:pPr>
+      <w:r>
+        <w:t xml:space="preserve">ou </w:t>
+      </w:r>
+      <w:r>
+        <w:rPr>
+          <w:b/>
+          <w:bCs/>
+        </w:rPr>
+        <w:t xml:space="preserve">Thème de base toute l'année</w:t>
+      </w:r>
+      <w:r>
+        <w:t xml:space="preserve"> : les couleurs et le logo habituels du site, sans saison.</w:t>
+      </w:r>
+    </w:p>
+    <w:p>
+      <w:pPr>
+        <w:pStyle w:val="ListParagraph"/>
+        <w:numPr>
+          <w:ilvl w:val="0"/>
+          <w:numId w:val="46"/>
+        </w:numPr>
+        <w:spacing w:after="60" w:before="40"/>
+      </w:pPr>
+      <w:r>
+        <w:t xml:space="preserve">Cliquez sur </w:t>
+      </w:r>
+      <w:r>
+        <w:rPr>
+          <w:b/>
+          <w:bCs/>
+        </w:rPr>
+        <w:t xml:space="preserve">Enregistrer les réglages</w:t>
+      </w:r>
+      <w:r>
+        <w:t xml:space="preserve">.</w:t>
+      </w:r>
+    </w:p>
+    <w:p>
+      <w:r>
+        <w:t xml:space="preserve">Le calendrier est conservé. Pour le retrouver, choisissez de nouveau </w:t>
+      </w:r>
+      <w:r>
+        <w:rPr>
+          <w:b/>
+          <w:bCs/>
+        </w:rPr>
+        <w:t xml:space="preserve">Selon le calendrier</w:t>
+      </w:r>
+      <w:r>
+        <w:t xml:space="preserve">.</w:t>
+      </w:r>
+    </w:p>
+    <w:p>
+      <w:pPr>
+        <w:pStyle w:val="Heading2"/>
+      </w:pPr>
+      <w:bookmarkStart w:name="titre-88" w:id="188"/>
+      <w:r>
+        <w:t xml:space="preserve">15.3 Voir un thème sur n'importe quelle page</w:t>
+      </w:r>
+      <w:bookmarkEnd w:id="188"/>
+    </w:p>
+    <w:p>
+      <w:r>
+        <w:t xml:space="preserve">Réservé aux gérants et aux administrateurs connectés.</w:t>
+      </w:r>
+    </w:p>
+    <w:p>
+      <w:pPr>
+        <w:pStyle w:val="ListParagraph"/>
+        <w:numPr>
+          <w:ilvl w:val="0"/>
+          <w:numId w:val="47"/>
+        </w:numPr>
+        <w:spacing w:after="60" w:before="40"/>
+      </w:pPr>
+      <w:r>
+        <w:t xml:space="preserve">Ouvrez la page du site à vérifier (accueil, fiche d'une œuvre, chapitre…).</w:t>
+      </w:r>
+    </w:p>
+    <w:p>
+      <w:pPr>
+        <w:pStyle w:val="ListParagraph"/>
+        <w:numPr>
+          <w:ilvl w:val="0"/>
+          <w:numId w:val="47"/>
+        </w:numPr>
+        <w:spacing w:after="60" w:before="40"/>
+      </w:pPr>
+      <w:r>
+        <w:t xml:space="preserve">Ajoutez à la fin de son adresse </w:t>
+      </w:r>
+      <w:r>
+        <w:rPr>
+          <w:rFonts w:ascii="Consolas" w:cs="Consolas" w:eastAsia="Consolas" w:hAnsi="Consolas"/>
+          <w:sz w:val="19"/>
+          <w:szCs w:val="19"/>
+          <w:shd w:fill="EFEAF5" w:color="auto" w:val="clear"/>
+        </w:rPr>
+        <w:t xml:space="preserve">?yn-saison=</w:t>
+      </w:r>
+      <w:r>
+        <w:t xml:space="preserve"> suivi du thème : </w:t>
+      </w:r>
+      <w:r>
+        <w:rPr>
+          <w:rFonts w:ascii="Consolas" w:cs="Consolas" w:eastAsia="Consolas" w:hAnsi="Consolas"/>
+          <w:sz w:val="19"/>
+          <w:szCs w:val="19"/>
+          <w:shd w:fill="EFEAF5" w:color="auto" w:val="clear"/>
+        </w:rPr>
+        <w:t xml:space="preserve">printemps</w:t>
+      </w:r>
+      <w:r>
+        <w:t xml:space="preserve">, </w:t>
+      </w:r>
+      <w:r>
+        <w:rPr>
+          <w:rFonts w:ascii="Consolas" w:cs="Consolas" w:eastAsia="Consolas" w:hAnsi="Consolas"/>
+          <w:sz w:val="19"/>
+          <w:szCs w:val="19"/>
+          <w:shd w:fill="EFEAF5" w:color="auto" w:val="clear"/>
+        </w:rPr>
+        <w:t xml:space="preserve">ete</w:t>
+      </w:r>
+      <w:r>
+        <w:t xml:space="preserve">, </w:t>
+      </w:r>
+      <w:r>
+        <w:rPr>
+          <w:rFonts w:ascii="Consolas" w:cs="Consolas" w:eastAsia="Consolas" w:hAnsi="Consolas"/>
+          <w:sz w:val="19"/>
+          <w:szCs w:val="19"/>
+          <w:shd w:fill="EFEAF5" w:color="auto" w:val="clear"/>
+        </w:rPr>
+        <w:t xml:space="preserve">automne</w:t>
+      </w:r>
+      <w:r>
+        <w:t xml:space="preserve">, </w:t>
+      </w:r>
+      <w:r>
+        <w:rPr>
+          <w:rFonts w:ascii="Consolas" w:cs="Consolas" w:eastAsia="Consolas" w:hAnsi="Consolas"/>
+          <w:sz w:val="19"/>
+          <w:szCs w:val="19"/>
+          <w:shd w:fill="EFEAF5" w:color="auto" w:val="clear"/>
+        </w:rPr>
+        <w:t xml:space="preserve">hiver</w:t>
+      </w:r>
+      <w:r>
+        <w:t xml:space="preserve">, </w:t>
+      </w:r>
+      <w:r>
+        <w:rPr>
+          <w:rFonts w:ascii="Consolas" w:cs="Consolas" w:eastAsia="Consolas" w:hAnsi="Consolas"/>
+          <w:sz w:val="19"/>
+          <w:szCs w:val="19"/>
+          <w:shd w:fill="EFEAF5" w:color="auto" w:val="clear"/>
+        </w:rPr>
+        <w:t xml:space="preserve">halloween</w:t>
+      </w:r>
+      <w:r>
+        <w:t xml:space="preserve"> ou </w:t>
+      </w:r>
+      <w:r>
+        <w:rPr>
+          <w:rFonts w:ascii="Consolas" w:cs="Consolas" w:eastAsia="Consolas" w:hAnsi="Consolas"/>
+          <w:sz w:val="19"/>
+          <w:szCs w:val="19"/>
+          <w:shd w:fill="EFEAF5" w:color="auto" w:val="clear"/>
+        </w:rPr>
+        <w:t xml:space="preserve">noel</w:t>
+      </w:r>
+      <w:r>
+        <w:t xml:space="preserve"> (</w:t>
+      </w:r>
+      <w:r>
+        <w:rPr>
+          <w:rFonts w:ascii="Consolas" w:cs="Consolas" w:eastAsia="Consolas" w:hAnsi="Consolas"/>
+          <w:sz w:val="19"/>
+          <w:szCs w:val="19"/>
+          <w:shd w:fill="EFEAF5" w:color="auto" w:val="clear"/>
+        </w:rPr>
+        <w:t xml:space="preserve">aucun</w:t>
+      </w:r>
+      <w:r>
+        <w:t xml:space="preserve"> pour le thème de base). Exemple : </w:t>
+      </w:r>
+      <w:r>
+        <w:rPr>
+          <w:b/>
+          <w:bCs/>
+        </w:rPr>
+        <w:t xml:space="preserve">yumenovel.fr/?yn-saison=noel</w:t>
+      </w:r>
+      <w:r>
+        <w:t xml:space="preserve">. Si l'adresse contient déjà un </w:t>
+      </w:r>
+      <w:r>
+        <w:rPr>
+          <w:rFonts w:ascii="Consolas" w:cs="Consolas" w:eastAsia="Consolas" w:hAnsi="Consolas"/>
+          <w:sz w:val="19"/>
+          <w:szCs w:val="19"/>
+          <w:shd w:fill="EFEAF5" w:color="auto" w:val="clear"/>
+        </w:rPr>
+        <w:t xml:space="preserve">?</w:t>
+      </w:r>
+      <w:r>
+        <w:t xml:space="preserve">, écrivez </w:t>
+      </w:r>
+      <w:r>
+        <w:rPr>
+          <w:rFonts w:ascii="Consolas" w:cs="Consolas" w:eastAsia="Consolas" w:hAnsi="Consolas"/>
+          <w:sz w:val="19"/>
+          <w:szCs w:val="19"/>
+          <w:shd w:fill="EFEAF5" w:color="auto" w:val="clear"/>
+        </w:rPr>
+        <w:t xml:space="preserve">&amp;yn-saison=</w:t>
+      </w:r>
+      <w:r>
+        <w:t xml:space="preserve"> à la place.</w:t>
+      </w:r>
+    </w:p>
+    <w:p>
+      <w:pPr>
+        <w:pStyle w:val="ListParagraph"/>
+        <w:numPr>
+          <w:ilvl w:val="0"/>
+          <w:numId w:val="47"/>
+        </w:numPr>
+        <w:spacing w:after="60" w:before="40"/>
+      </w:pPr>
+      <w:r>
+        <w:t xml:space="preserve">Appuyez sur </w:t>
+      </w:r>
+      <w:r>
+        <w:rPr>
+          <w:b/>
+          <w:bCs/>
+        </w:rPr>
+        <w:t xml:space="preserve">Entrée</w:t>
+      </w:r>
+      <w:r>
+        <w:t xml:space="preserve"> : la page s'affiche avec ce thème, pour vous seul.</w:t>
+      </w:r>
+    </w:p>
+    <w:tbl>
+      <w:tblPr>
+        <w:tblW w:type="dxa" w:w="9026"/>
+        <w:tblBorders>
+          <w:top w:val="single" w:color="auto" w:sz="4"/>
+          <w:left w:val="single" w:color="auto" w:sz="4"/>
+          <w:bottom w:val="single" w:color="auto" w:sz="4"/>
+          <w:right w:val="single" w:color="auto" w:sz="4"/>
+          <w:insideH w:val="single" w:color="auto" w:sz="4"/>
+          <w:insideV w:val="single" w:color="auto" w:sz="4"/>
+        </w:tblBorders>
+      </w:tblPr>
+      <w:tblGrid>
+        <w:gridCol w:w="9026"/>
+      </w:tblGrid>
+      <w:tr>
+        <w:trPr>
+          <w:cantSplit/>
+        </w:trPr>
+        <w:tc>
+          <w:tcPr>
+            <w:tcW w:type="dxa" w:w="9026"/>
+            <w:tcBorders>
+              <w:top w:val="none" w:color="FFFFFF" w:sz="0"/>
+              <w:left w:val="single" w:color="7A4FB0" w:sz="24"/>
+              <w:bottom w:val="none" w:color="FFFFFF" w:sz="0"/>
+              <w:right w:val="none" w:color="FFFFFF" w:sz="0"/>
+            </w:tcBorders>
+            <w:shd w:fill="F1ECFA" w:color="auto" w:val="clear"/>
+            <w:tcMar>
+              <w:top w:type="dxa" w:w="120"/>
+              <w:left w:type="dxa" w:w="200"/>
+              <w:bottom w:type="dxa" w:w="120"/>
+              <w:right w:type="dxa" w:w="160"/>
+            </w:tcMar>
+          </w:tcPr>
+          <w:p>
+            <w:pPr>
+              <w:spacing w:after="0" w:before="0"/>
+            </w:pPr>
+            <w:r>
+              <w:rPr>
+                <w:b/>
+                <w:bCs/>
+                <w:color w:val="4B2A7B"/>
+              </w:rPr>
+              <w:t xml:space="preserve">À savoir</w:t>
+            </w:r>
+            <w:r>
+              <w:t xml:space="preserve"> : </w:t>
+            </w:r>
+            <w:r>
+              <w:t xml:space="preserve">les décors animés se coupent pour tout le site dans la même section (case cochée par défaut). Ils ne s'affichent jamais sur un appareil réglé pour réduire les animations, ni pour un lecteur qui a coché </w:t>
+            </w:r>
+            <w:r>
+              <w:rPr>
+                <w:b/>
+                <w:bCs/>
+              </w:rPr>
+              <w:t xml:space="preserve">Réduire les animations</w:t>
+            </w:r>
+            <w:r>
+              <w:t xml:space="preserve"> dans un chapitre (</w:t>
+            </w:r>
+            <w:r>
+              <w:rPr>
+                <w:b/>
+                <w:bCs/>
+              </w:rPr>
+              <w:t xml:space="preserve">Paramètres</w:t>
+            </w:r>
+            <w:r>
+              <w:t xml:space="preserve">, puis </w:t>
+            </w:r>
+            <w:r>
+              <w:rPr>
+                <w:b/>
+                <w:bCs/>
+              </w:rPr>
+              <w:t xml:space="preserve">Accessibilité</w:t>
+            </w:r>
+            <w:r>
+              <w:t xml:space="preserve">).</w:t>
+            </w:r>
+          </w:p>
+        </w:tc>
+      </w:tr>
+    </w:tbl>
+    <w:p>
+      <w:pPr>
+        <w:spacing w:after="60" w:before="0"/>
+      </w:pPr>
+    </w:p>
+    <w:tbl>
+      <w:tblPr>
+        <w:tblW w:type="dxa" w:w="9026"/>
+        <w:tblBorders>
+          <w:top w:val="single" w:color="auto" w:sz="4"/>
+          <w:left w:val="single" w:color="auto" w:sz="4"/>
+          <w:bottom w:val="single" w:color="auto" w:sz="4"/>
+          <w:right w:val="single" w:color="auto" w:sz="4"/>
+          <w:insideH w:val="single" w:color="auto" w:sz="4"/>
+          <w:insideV w:val="single" w:color="auto" w:sz="4"/>
+        </w:tblBorders>
+      </w:tblPr>
+      <w:tblGrid>
+        <w:gridCol w:w="9026"/>
+      </w:tblGrid>
+      <w:tr>
+        <w:trPr>
+          <w:cantSplit/>
+        </w:trPr>
+        <w:tc>
+          <w:tcPr>
+            <w:tcW w:type="dxa" w:w="9026"/>
+            <w:tcBorders>
+              <w:top w:val="none" w:color="FFFFFF" w:sz="0"/>
+              <w:left w:val="single" w:color="7A4FB0" w:sz="24"/>
+              <w:bottom w:val="none" w:color="FFFFFF" w:sz="0"/>
+              <w:right w:val="none" w:color="FFFFFF" w:sz="0"/>
+            </w:tcBorders>
+            <w:shd w:fill="F1ECFA" w:color="auto" w:val="clear"/>
+            <w:tcMar>
+              <w:top w:type="dxa" w:w="120"/>
+              <w:left w:type="dxa" w:w="200"/>
+              <w:bottom w:type="dxa" w:w="120"/>
+              <w:right w:type="dxa" w:w="160"/>
+            </w:tcMar>
+          </w:tcPr>
+          <w:p>
+            <w:pPr>
+              <w:spacing w:after="0" w:before="0"/>
+            </w:pPr>
+            <w:r>
+              <w:rPr>
+                <w:b/>
+                <w:bCs/>
+                <w:color w:val="4B2A7B"/>
+              </w:rPr>
+              <w:t xml:space="preserve">À savoir</w:t>
+            </w:r>
+            <w:r>
+              <w:t xml:space="preserve"> : </w:t>
+            </w:r>
+            <w:r>
+              <w:t xml:space="preserve">les logos des saisons sont des fichiers du site, pas des images de la médiathèque. Pour en changer, envoyez le nouveau visuel à l'équipe technique : il arrive avec une mise à jour du site.</w:t>
+            </w:r>
+          </w:p>
+        </w:tc>
+      </w:tr>
+    </w:tbl>
+    <w:p>
+      <w:pPr>
+        <w:pStyle w:val="Heading1"/>
+      </w:pPr>
+      <w:bookmarkStart w:name="titre-89" w:id="189"/>
+      <w:r>
+        <w:t xml:space="preserve">16 Les coquilles signalées par les lecteurs</w:t>
+      </w:r>
+      <w:bookmarkEnd w:id="189"/>
+    </w:p>
+    <w:tbl>
+      <w:tblPr>
+        <w:tblW w:type="dxa" w:w="9026"/>
+        <w:tblBorders>
+          <w:top w:val="single" w:color="auto" w:sz="4"/>
+          <w:left w:val="single" w:color="auto" w:sz="4"/>
+          <w:bottom w:val="single" w:color="auto" w:sz="4"/>
+          <w:right w:val="single" w:color="auto" w:sz="4"/>
+          <w:insideH w:val="single" w:color="auto" w:sz="4"/>
+          <w:insideV w:val="single" w:color="auto" w:sz="4"/>
+        </w:tblBorders>
+      </w:tblPr>
+      <w:tblGrid>
+        <w:gridCol w:w="9026"/>
+      </w:tblGrid>
+      <w:tr>
+        <w:trPr>
+          <w:cantSplit/>
+        </w:trPr>
+        <w:tc>
+          <w:tcPr>
+            <w:tcW w:type="dxa" w:w="9026"/>
+            <w:tcBorders>
+              <w:top w:val="none" w:color="FFFFFF" w:sz="0"/>
+              <w:left w:val="single" w:color="D6457F" w:sz="24"/>
+              <w:bottom w:val="none" w:color="FFFFFF" w:sz="0"/>
+              <w:right w:val="none" w:color="FFFFFF" w:sz="0"/>
+            </w:tcBorders>
+            <w:shd w:fill="FCE8F1" w:color="auto" w:val="clear"/>
+            <w:tcMar>
+              <w:top w:type="dxa" w:w="120"/>
+              <w:left w:type="dxa" w:w="200"/>
+              <w:bottom w:type="dxa" w:w="120"/>
+              <w:right w:type="dxa" w:w="160"/>
+            </w:tcMar>
+          </w:tcPr>
+          <w:p>
+            <w:pPr>
+              <w:spacing w:after="0" w:before="0"/>
+            </w:pPr>
+            <w:r>
+              <w:rPr>
+                <w:b/>
+                <w:bCs/>
+                <w:color w:val="9C1F52"/>
+              </w:rPr>
+              <w:t xml:space="preserve">Nouveau</w:t>
+            </w:r>
+            <w:r>
+              <w:t xml:space="preserve"> : </w:t>
+            </w:r>
+            <w:r>
+              <w:t xml:space="preserve">depuis la version 2.5, les lecteurs signalent une coquille directement dans le chapitre. Les signalements arrivent dans l'espace équipe, menu </w:t>
+            </w:r>
+            <w:r>
+              <w:rPr>
+                <w:b/>
+                <w:bCs/>
+              </w:rPr>
+              <w:t xml:space="preserve">Catalogue</w:t>
+            </w:r>
+            <w:r>
+              <w:t xml:space="preserve">, puis </w:t>
+            </w:r>
+            <w:r>
+              <w:rPr>
+                <w:b/>
+                <w:bCs/>
+              </w:rPr>
+              <w:t xml:space="preserve">Corrections</w:t>
+            </w:r>
+            <w:r>
+              <w:t xml:space="preserve">.</w:t>
+            </w:r>
+          </w:p>
+        </w:tc>
+      </w:tr>
+    </w:tbl>
+    <w:p>
+      <w:pPr>
+        <w:pStyle w:val="Heading2"/>
+      </w:pPr>
+      <w:bookmarkStart w:name="titre-90" w:id="190"/>
+      <w:r>
+        <w:t xml:space="preserve">16.1 Comprendre ce que fait le lecteur</w:t>
+      </w:r>
+      <w:bookmarkEnd w:id="190"/>
+    </w:p>
+    <w:p>
+      <w:pPr>
+        <w:pStyle w:val="ListParagraph"/>
+        <w:numPr>
+          <w:ilvl w:val="0"/>
+          <w:numId w:val="48"/>
+        </w:numPr>
+        <w:spacing w:after="60" w:before="40"/>
+      </w:pPr>
+      <w:r>
+        <w:t xml:space="preserve">Dans un chapitre, le lecteur connecté sélectionne le passage fautif.</w:t>
+      </w:r>
+    </w:p>
+    <w:p>
+      <w:pPr>
+        <w:pStyle w:val="ListParagraph"/>
+        <w:numPr>
+          <w:ilvl w:val="0"/>
+          <w:numId w:val="48"/>
+        </w:numPr>
+        <w:spacing w:after="60" w:before="40"/>
+      </w:pPr>
+      <w:r>
+        <w:t xml:space="preserve">Il clique sur </w:t>
+      </w:r>
+      <w:r>
+        <w:rPr>
+          <w:b/>
+          <w:bCs/>
+        </w:rPr>
+        <w:t xml:space="preserve">Signaler une coquille</w:t>
+      </w:r>
+      <w:r>
+        <w:t xml:space="preserve">, ajoute s'il veut un </w:t>
+      </w:r>
+      <w:r>
+        <w:rPr>
+          <w:b/>
+          <w:bCs/>
+        </w:rPr>
+        <w:t xml:space="preserve">Commentaire (facultatif)</w:t>
+      </w:r>
+      <w:r>
+        <w:t xml:space="preserve">, puis clique sur </w:t>
+      </w:r>
+      <w:r>
+        <w:rPr>
+          <w:b/>
+          <w:bCs/>
+        </w:rPr>
+        <w:t xml:space="preserve">Envoyer</w:t>
+      </w:r>
+      <w:r>
+        <w:t xml:space="preserve">.</w:t>
+      </w:r>
+    </w:p>
+    <w:p>
+      <w:pPr>
+        <w:pStyle w:val="ListParagraph"/>
+        <w:numPr>
+          <w:ilvl w:val="0"/>
+          <w:numId w:val="48"/>
         </w:numPr>
         <w:spacing w:after="60" w:before="40"/>
       </w:pPr>
@@ -27472,11 +29441,11 @@
       <w:pPr>
         <w:pStyle w:val="Heading2"/>
       </w:pPr>
-      <w:bookmarkStart w:name="titre-87" w:id="183"/>
-      <w:r>
-        <w:t xml:space="preserve">15.2 Traiter une coquille</w:t>
-      </w:r>
-      <w:bookmarkEnd w:id="183"/>
+      <w:bookmarkStart w:name="titre-91" w:id="191"/>
+      <w:r>
+        <w:t xml:space="preserve">16.2 Traiter une coquille</w:t>
+      </w:r>
+      <w:bookmarkEnd w:id="191"/>
     </w:p>
     <w:p>
       <w:r>
@@ -27488,7 +29457,7 @@
         <w:pStyle w:val="ListParagraph"/>
         <w:numPr>
           <w:ilvl w:val="0"/>
-          <w:numId w:val="46"/>
+          <w:numId w:val="49"/>
         </w:numPr>
         <w:spacing w:after="60" w:before="40"/>
       </w:pPr>
@@ -27521,7 +29490,7 @@
         <w:pStyle w:val="ListParagraph"/>
         <w:numPr>
           <w:ilvl w:val="0"/>
-          <w:numId w:val="46"/>
+          <w:numId w:val="49"/>
         </w:numPr>
         <w:spacing w:after="60" w:before="40"/>
       </w:pPr>
@@ -27544,7 +29513,7 @@
         <w:pStyle w:val="ListParagraph"/>
         <w:numPr>
           <w:ilvl w:val="0"/>
-          <w:numId w:val="46"/>
+          <w:numId w:val="49"/>
         </w:numPr>
         <w:spacing w:after="60" w:before="40"/>
       </w:pPr>
@@ -27567,7 +29536,7 @@
         <w:pStyle w:val="ListParagraph"/>
         <w:numPr>
           <w:ilvl w:val="0"/>
-          <w:numId w:val="46"/>
+          <w:numId w:val="49"/>
         </w:numPr>
         <w:spacing w:after="60" w:before="40"/>
       </w:pPr>
@@ -27600,7 +29569,7 @@
         <w:pStyle w:val="ListParagraph"/>
         <w:numPr>
           <w:ilvl w:val="0"/>
-          <w:numId w:val="46"/>
+          <w:numId w:val="49"/>
         </w:numPr>
         <w:spacing w:after="60" w:before="40"/>
       </w:pPr>
@@ -27870,18 +29839,18 @@
       <w:pPr>
         <w:pStyle w:val="Heading2"/>
       </w:pPr>
-      <w:bookmarkStart w:name="titre-88" w:id="184"/>
-      <w:r>
-        <w:t xml:space="preserve">15.3 Retrouver les signalements traités</w:t>
-      </w:r>
-      <w:bookmarkEnd w:id="184"/>
+      <w:bookmarkStart w:name="titre-92" w:id="192"/>
+      <w:r>
+        <w:t xml:space="preserve">16.3 Retrouver les signalements traités</w:t>
+      </w:r>
+      <w:bookmarkEnd w:id="192"/>
     </w:p>
     <w:p>
       <w:pPr>
         <w:pStyle w:val="ListParagraph"/>
         <w:numPr>
           <w:ilvl w:val="0"/>
-          <w:numId w:val="47"/>
+          <w:numId w:val="50"/>
         </w:numPr>
         <w:spacing w:after="60" w:before="40"/>
       </w:pPr>
@@ -27954,7 +29923,7 @@
         <w:pStyle w:val="ListParagraph"/>
         <w:numPr>
           <w:ilvl w:val="0"/>
-          <w:numId w:val="47"/>
+          <w:numId w:val="50"/>
         </w:numPr>
         <w:spacing w:after="60" w:before="40"/>
       </w:pPr>
@@ -28044,21 +30013,21 @@
       <w:pPr>
         <w:pStyle w:val="Heading1"/>
       </w:pPr>
-      <w:bookmarkStart w:name="titre-89" w:id="185"/>
-      <w:r>
-        <w:t xml:space="preserve">16 Glossaires, actualités et commentaires</w:t>
-      </w:r>
-      <w:bookmarkEnd w:id="185"/>
+      <w:bookmarkStart w:name="titre-93" w:id="193"/>
+      <w:r>
+        <w:t xml:space="preserve">17 Glossaires, actualités et commentaires</w:t>
+      </w:r>
+      <w:bookmarkEnd w:id="193"/>
     </w:p>
     <w:p>
       <w:pPr>
         <w:pStyle w:val="Heading2"/>
       </w:pPr>
-      <w:bookmarkStart w:name="titre-90" w:id="186"/>
-      <w:r>
-        <w:t xml:space="preserve">16.1 Publier le glossaire d'une œuvre</w:t>
-      </w:r>
-      <w:bookmarkEnd w:id="186"/>
+      <w:bookmarkStart w:name="titre-94" w:id="194"/>
+      <w:r>
+        <w:t xml:space="preserve">17.1 Publier le glossaire d'une œuvre</w:t>
+      </w:r>
+      <w:bookmarkEnd w:id="194"/>
     </w:p>
     <w:p>
       <w:r>
@@ -28082,7 +30051,7 @@
         <w:pStyle w:val="ListParagraph"/>
         <w:numPr>
           <w:ilvl w:val="0"/>
-          <w:numId w:val="48"/>
+          <w:numId w:val="51"/>
         </w:numPr>
         <w:spacing w:after="60" w:before="40"/>
       </w:pPr>
@@ -28115,7 +30084,7 @@
         <w:pStyle w:val="ListParagraph"/>
         <w:numPr>
           <w:ilvl w:val="0"/>
-          <w:numId w:val="48"/>
+          <w:numId w:val="51"/>
         </w:numPr>
         <w:spacing w:after="60" w:before="40"/>
       </w:pPr>
@@ -28158,7 +30127,7 @@
         <w:pStyle w:val="ListParagraph"/>
         <w:numPr>
           <w:ilvl w:val="0"/>
-          <w:numId w:val="48"/>
+          <w:numId w:val="51"/>
         </w:numPr>
         <w:spacing w:after="60" w:before="40"/>
       </w:pPr>
@@ -28181,7 +30150,7 @@
         <w:pStyle w:val="ListParagraph"/>
         <w:numPr>
           <w:ilvl w:val="0"/>
-          <w:numId w:val="48"/>
+          <w:numId w:val="51"/>
         </w:numPr>
         <w:spacing w:after="60" w:before="40"/>
       </w:pPr>
@@ -28228,11 +30197,11 @@
       <w:pPr>
         <w:pStyle w:val="Heading2"/>
       </w:pPr>
-      <w:bookmarkStart w:name="titre-91" w:id="187"/>
-      <w:r>
-        <w:t xml:space="preserve">16.2 Lier une actualité à une œuvre</w:t>
-      </w:r>
-      <w:bookmarkEnd w:id="187"/>
+      <w:bookmarkStart w:name="titre-95" w:id="195"/>
+      <w:r>
+        <w:t xml:space="preserve">17.2 Lier une actualité à une œuvre</w:t>
+      </w:r>
+      <w:bookmarkEnd w:id="195"/>
     </w:p>
     <w:p>
       <w:r>
@@ -28263,11 +30232,11 @@
       <w:pPr>
         <w:pStyle w:val="Heading2"/>
       </w:pPr>
-      <w:bookmarkStart w:name="titre-92" w:id="188"/>
-      <w:r>
-        <w:t xml:space="preserve">16.3 Modérer les commentaires</w:t>
-      </w:r>
-      <w:bookmarkEnd w:id="188"/>
+      <w:bookmarkStart w:name="titre-96" w:id="196"/>
+      <w:r>
+        <w:t xml:space="preserve">17.3 Modérer les commentaires</w:t>
+      </w:r>
+      <w:bookmarkEnd w:id="196"/>
     </w:p>
     <w:p>
       <w:r>
@@ -28524,11 +30493,11 @@
       <w:pPr>
         <w:pStyle w:val="Heading1"/>
       </w:pPr>
-      <w:bookmarkStart w:name="titre-93" w:id="189"/>
-      <w:r>
-        <w:t xml:space="preserve">17 Questions fréquentes</w:t>
-      </w:r>
-      <w:bookmarkEnd w:id="189"/>
+      <w:bookmarkStart w:name="titre-97" w:id="197"/>
+      <w:r>
+        <w:t xml:space="preserve">18 Questions fréquentes</w:t>
+      </w:r>
+      <w:bookmarkEnd w:id="197"/>
     </w:p>
     <w:tbl>
       <w:tblPr>
@@ -28543,8 +30512,8 @@
         </w:tblBorders>
       </w:tblPr>
       <w:tblGrid>
-        <w:gridCol w:w="3387"/>
-        <w:gridCol w:w="5639"/>
+        <w:gridCol w:w="3425"/>
+        <w:gridCol w:w="5601"/>
       </w:tblGrid>
       <w:tr>
         <w:trPr>
@@ -28553,7 +30522,7 @@
         </w:trPr>
         <w:tc>
           <w:tcPr>
-            <w:tcW w:type="dxa" w:w="3387"/>
+            <w:tcW w:type="dxa" w:w="3425"/>
             <w:tcBorders>
               <w:top w:val="single" w:color="CFC6DE" w:sz="4"/>
               <w:left w:val="single" w:color="CFC6DE" w:sz="4"/>
@@ -28594,7 +30563,7 @@
         </w:tc>
         <w:tc>
           <w:tcPr>
-            <w:tcW w:type="dxa" w:w="5639"/>
+            <w:tcW w:type="dxa" w:w="5601"/>
             <w:tcBorders>
               <w:top w:val="single" w:color="CFC6DE" w:sz="4"/>
               <w:left w:val="single" w:color="CFC6DE" w:sz="4"/>
@@ -28641,7 +30610,7 @@
         </w:trPr>
         <w:tc>
           <w:tcPr>
-            <w:tcW w:type="dxa" w:w="3387"/>
+            <w:tcW w:type="dxa" w:w="3425"/>
             <w:tcBorders>
               <w:top w:val="single" w:color="CFC6DE" w:sz="4"/>
               <w:left w:val="single" w:color="CFC6DE" w:sz="4"/>
@@ -28691,7 +30660,7 @@
         </w:tc>
         <w:tc>
           <w:tcPr>
-            <w:tcW w:type="dxa" w:w="5639"/>
+            <w:tcW w:type="dxa" w:w="5601"/>
             <w:tcBorders>
               <w:top w:val="single" w:color="CFC6DE" w:sz="4"/>
               <w:left w:val="single" w:color="CFC6DE" w:sz="4"/>
@@ -28731,7 +30700,7 @@
         </w:trPr>
         <w:tc>
           <w:tcPr>
-            <w:tcW w:type="dxa" w:w="3387"/>
+            <w:tcW w:type="dxa" w:w="3425"/>
             <w:tcBorders>
               <w:top w:val="single" w:color="CFC6DE" w:sz="4"/>
               <w:left w:val="single" w:color="CFC6DE" w:sz="4"/>
@@ -28766,7 +30735,7 @@
         </w:tc>
         <w:tc>
           <w:tcPr>
-            <w:tcW w:type="dxa" w:w="5639"/>
+            <w:tcW w:type="dxa" w:w="5601"/>
             <w:tcBorders>
               <w:top w:val="single" w:color="CFC6DE" w:sz="4"/>
               <w:left w:val="single" w:color="CFC6DE" w:sz="4"/>
@@ -28807,7 +30776,7 @@
         </w:trPr>
         <w:tc>
           <w:tcPr>
-            <w:tcW w:type="dxa" w:w="3387"/>
+            <w:tcW w:type="dxa" w:w="3425"/>
             <w:tcBorders>
               <w:top w:val="single" w:color="CFC6DE" w:sz="4"/>
               <w:left w:val="single" w:color="CFC6DE" w:sz="4"/>
@@ -28873,7 +30842,7 @@
         </w:tc>
         <w:tc>
           <w:tcPr>
-            <w:tcW w:type="dxa" w:w="5639"/>
+            <w:tcW w:type="dxa" w:w="5601"/>
             <w:tcBorders>
               <w:top w:val="single" w:color="CFC6DE" w:sz="4"/>
               <w:left w:val="single" w:color="CFC6DE" w:sz="4"/>
@@ -28913,7 +30882,7 @@
         </w:trPr>
         <w:tc>
           <w:tcPr>
-            <w:tcW w:type="dxa" w:w="3387"/>
+            <w:tcW w:type="dxa" w:w="3425"/>
             <w:tcBorders>
               <w:top w:val="single" w:color="CFC6DE" w:sz="4"/>
               <w:left w:val="single" w:color="CFC6DE" w:sz="4"/>
@@ -28948,7 +30917,7 @@
         </w:tc>
         <w:tc>
           <w:tcPr>
-            <w:tcW w:type="dxa" w:w="5639"/>
+            <w:tcW w:type="dxa" w:w="5601"/>
             <w:tcBorders>
               <w:top w:val="single" w:color="CFC6DE" w:sz="4"/>
               <w:left w:val="single" w:color="CFC6DE" w:sz="4"/>
@@ -29030,7 +30999,7 @@
         </w:trPr>
         <w:tc>
           <w:tcPr>
-            <w:tcW w:type="dxa" w:w="3387"/>
+            <w:tcW w:type="dxa" w:w="3425"/>
             <w:tcBorders>
               <w:top w:val="single" w:color="CFC6DE" w:sz="4"/>
               <w:left w:val="single" w:color="CFC6DE" w:sz="4"/>
@@ -29064,7 +31033,7 @@
         </w:tc>
         <w:tc>
           <w:tcPr>
-            <w:tcW w:type="dxa" w:w="5639"/>
+            <w:tcW w:type="dxa" w:w="5601"/>
             <w:tcBorders>
               <w:top w:val="single" w:color="CFC6DE" w:sz="4"/>
               <w:left w:val="single" w:color="CFC6DE" w:sz="4"/>
@@ -29129,7 +31098,7 @@
         </w:trPr>
         <w:tc>
           <w:tcPr>
-            <w:tcW w:type="dxa" w:w="3387"/>
+            <w:tcW w:type="dxa" w:w="3425"/>
             <w:tcBorders>
               <w:top w:val="single" w:color="CFC6DE" w:sz="4"/>
               <w:left w:val="single" w:color="CFC6DE" w:sz="4"/>
@@ -29164,7 +31133,7 @@
         </w:tc>
         <w:tc>
           <w:tcPr>
-            <w:tcW w:type="dxa" w:w="5639"/>
+            <w:tcW w:type="dxa" w:w="5601"/>
             <w:tcBorders>
               <w:top w:val="single" w:color="CFC6DE" w:sz="4"/>
               <w:left w:val="single" w:color="CFC6DE" w:sz="4"/>
@@ -29237,7 +31206,7 @@
         </w:trPr>
         <w:tc>
           <w:tcPr>
-            <w:tcW w:type="dxa" w:w="3387"/>
+            <w:tcW w:type="dxa" w:w="3425"/>
             <w:tcBorders>
               <w:top w:val="single" w:color="CFC6DE" w:sz="4"/>
               <w:left w:val="single" w:color="CFC6DE" w:sz="4"/>
@@ -29271,7 +31240,7 @@
         </w:tc>
         <w:tc>
           <w:tcPr>
-            <w:tcW w:type="dxa" w:w="5639"/>
+            <w:tcW w:type="dxa" w:w="5601"/>
             <w:tcBorders>
               <w:top w:val="single" w:color="CFC6DE" w:sz="4"/>
               <w:left w:val="single" w:color="CFC6DE" w:sz="4"/>
@@ -29343,7 +31312,7 @@
         </w:trPr>
         <w:tc>
           <w:tcPr>
-            <w:tcW w:type="dxa" w:w="3387"/>
+            <w:tcW w:type="dxa" w:w="3425"/>
             <w:tcBorders>
               <w:top w:val="single" w:color="CFC6DE" w:sz="4"/>
               <w:left w:val="single" w:color="CFC6DE" w:sz="4"/>
@@ -29378,7 +31347,7 @@
         </w:tc>
         <w:tc>
           <w:tcPr>
-            <w:tcW w:type="dxa" w:w="5639"/>
+            <w:tcW w:type="dxa" w:w="5601"/>
             <w:tcBorders>
               <w:top w:val="single" w:color="CFC6DE" w:sz="4"/>
               <w:left w:val="single" w:color="CFC6DE" w:sz="4"/>
@@ -29435,7 +31404,7 @@
         </w:trPr>
         <w:tc>
           <w:tcPr>
-            <w:tcW w:type="dxa" w:w="3387"/>
+            <w:tcW w:type="dxa" w:w="3425"/>
             <w:tcBorders>
               <w:top w:val="single" w:color="CFC6DE" w:sz="4"/>
               <w:left w:val="single" w:color="CFC6DE" w:sz="4"/>
@@ -29469,7 +31438,7 @@
         </w:tc>
         <w:tc>
           <w:tcPr>
-            <w:tcW w:type="dxa" w:w="5639"/>
+            <w:tcW w:type="dxa" w:w="5601"/>
             <w:tcBorders>
               <w:top w:val="single" w:color="CFC6DE" w:sz="4"/>
               <w:left w:val="single" w:color="CFC6DE" w:sz="4"/>
@@ -29582,7 +31551,7 @@
         </w:trPr>
         <w:tc>
           <w:tcPr>
-            <w:tcW w:type="dxa" w:w="3387"/>
+            <w:tcW w:type="dxa" w:w="3425"/>
             <w:tcBorders>
               <w:top w:val="single" w:color="CFC6DE" w:sz="4"/>
               <w:left w:val="single" w:color="CFC6DE" w:sz="4"/>
@@ -29617,7 +31586,7 @@
         </w:tc>
         <w:tc>
           <w:tcPr>
-            <w:tcW w:type="dxa" w:w="5639"/>
+            <w:tcW w:type="dxa" w:w="5601"/>
             <w:tcBorders>
               <w:top w:val="single" w:color="CFC6DE" w:sz="4"/>
               <w:left w:val="single" w:color="CFC6DE" w:sz="4"/>
@@ -29690,7 +31659,7 @@
         </w:trPr>
         <w:tc>
           <w:tcPr>
-            <w:tcW w:type="dxa" w:w="3387"/>
+            <w:tcW w:type="dxa" w:w="3425"/>
             <w:tcBorders>
               <w:top w:val="single" w:color="CFC6DE" w:sz="4"/>
               <w:left w:val="single" w:color="CFC6DE" w:sz="4"/>
@@ -29724,7 +31693,7 @@
         </w:tc>
         <w:tc>
           <w:tcPr>
-            <w:tcW w:type="dxa" w:w="5639"/>
+            <w:tcW w:type="dxa" w:w="5601"/>
             <w:tcBorders>
               <w:top w:val="single" w:color="CFC6DE" w:sz="4"/>
               <w:left w:val="single" w:color="CFC6DE" w:sz="4"/>
@@ -29780,7 +31749,7 @@
         </w:trPr>
         <w:tc>
           <w:tcPr>
-            <w:tcW w:type="dxa" w:w="3387"/>
+            <w:tcW w:type="dxa" w:w="3425"/>
             <w:tcBorders>
               <w:top w:val="single" w:color="CFC6DE" w:sz="4"/>
               <w:left w:val="single" w:color="CFC6DE" w:sz="4"/>
@@ -29831,7 +31800,7 @@
         </w:tc>
         <w:tc>
           <w:tcPr>
-            <w:tcW w:type="dxa" w:w="5639"/>
+            <w:tcW w:type="dxa" w:w="5601"/>
             <w:tcBorders>
               <w:top w:val="single" w:color="CFC6DE" w:sz="4"/>
               <w:left w:val="single" w:color="CFC6DE" w:sz="4"/>
@@ -29872,7 +31841,7 @@
         </w:trPr>
         <w:tc>
           <w:tcPr>
-            <w:tcW w:type="dxa" w:w="3387"/>
+            <w:tcW w:type="dxa" w:w="3425"/>
             <w:tcBorders>
               <w:top w:val="single" w:color="CFC6DE" w:sz="4"/>
               <w:left w:val="single" w:color="CFC6DE" w:sz="4"/>
@@ -29906,7 +31875,7 @@
         </w:tc>
         <w:tc>
           <w:tcPr>
-            <w:tcW w:type="dxa" w:w="5639"/>
+            <w:tcW w:type="dxa" w:w="5601"/>
             <w:tcBorders>
               <w:top w:val="single" w:color="CFC6DE" w:sz="4"/>
               <w:left w:val="single" w:color="CFC6DE" w:sz="4"/>
@@ -29962,7 +31931,7 @@
         </w:trPr>
         <w:tc>
           <w:tcPr>
-            <w:tcW w:type="dxa" w:w="3387"/>
+            <w:tcW w:type="dxa" w:w="3425"/>
             <w:tcBorders>
               <w:top w:val="single" w:color="CFC6DE" w:sz="4"/>
               <w:left w:val="single" w:color="CFC6DE" w:sz="4"/>
@@ -29997,7 +31966,7 @@
         </w:tc>
         <w:tc>
           <w:tcPr>
-            <w:tcW w:type="dxa" w:w="5639"/>
+            <w:tcW w:type="dxa" w:w="5601"/>
             <w:tcBorders>
               <w:top w:val="single" w:color="CFC6DE" w:sz="4"/>
               <w:left w:val="single" w:color="CFC6DE" w:sz="4"/>
@@ -30038,7 +32007,7 @@
         </w:trPr>
         <w:tc>
           <w:tcPr>
-            <w:tcW w:type="dxa" w:w="3387"/>
+            <w:tcW w:type="dxa" w:w="3425"/>
             <w:tcBorders>
               <w:top w:val="single" w:color="CFC6DE" w:sz="4"/>
               <w:left w:val="single" w:color="CFC6DE" w:sz="4"/>
@@ -30072,7 +32041,7 @@
         </w:tc>
         <w:tc>
           <w:tcPr>
-            <w:tcW w:type="dxa" w:w="5639"/>
+            <w:tcW w:type="dxa" w:w="5601"/>
             <w:tcBorders>
               <w:top w:val="single" w:color="CFC6DE" w:sz="4"/>
               <w:left w:val="single" w:color="CFC6DE" w:sz="4"/>
@@ -30128,7 +32097,7 @@
         </w:trPr>
         <w:tc>
           <w:tcPr>
-            <w:tcW w:type="dxa" w:w="3387"/>
+            <w:tcW w:type="dxa" w:w="3425"/>
             <w:tcBorders>
               <w:top w:val="single" w:color="CFC6DE" w:sz="4"/>
               <w:left w:val="single" w:color="CFC6DE" w:sz="4"/>
@@ -30163,7 +32132,7 @@
         </w:tc>
         <w:tc>
           <w:tcPr>
-            <w:tcW w:type="dxa" w:w="5639"/>
+            <w:tcW w:type="dxa" w:w="5601"/>
             <w:tcBorders>
               <w:top w:val="single" w:color="CFC6DE" w:sz="4"/>
               <w:left w:val="single" w:color="CFC6DE" w:sz="4"/>
@@ -30236,7 +32205,7 @@
         </w:trPr>
         <w:tc>
           <w:tcPr>
-            <w:tcW w:type="dxa" w:w="3387"/>
+            <w:tcW w:type="dxa" w:w="3425"/>
             <w:tcBorders>
               <w:top w:val="single" w:color="CFC6DE" w:sz="4"/>
               <w:left w:val="single" w:color="CFC6DE" w:sz="4"/>
@@ -30286,7 +32255,7 @@
         </w:tc>
         <w:tc>
           <w:tcPr>
-            <w:tcW w:type="dxa" w:w="5639"/>
+            <w:tcW w:type="dxa" w:w="5601"/>
             <w:tcBorders>
               <w:top w:val="single" w:color="CFC6DE" w:sz="4"/>
               <w:left w:val="single" w:color="CFC6DE" w:sz="4"/>
@@ -30326,7 +32295,7 @@
         </w:trPr>
         <w:tc>
           <w:tcPr>
-            <w:tcW w:type="dxa" w:w="3387"/>
+            <w:tcW w:type="dxa" w:w="3425"/>
             <w:tcBorders>
               <w:top w:val="single" w:color="CFC6DE" w:sz="4"/>
               <w:left w:val="single" w:color="CFC6DE" w:sz="4"/>
@@ -30393,7 +32362,7 @@
         </w:tc>
         <w:tc>
           <w:tcPr>
-            <w:tcW w:type="dxa" w:w="5639"/>
+            <w:tcW w:type="dxa" w:w="5601"/>
             <w:tcBorders>
               <w:top w:val="single" w:color="CFC6DE" w:sz="4"/>
               <w:left w:val="single" w:color="CFC6DE" w:sz="4"/>
@@ -30434,7 +32403,7 @@
         </w:trPr>
         <w:tc>
           <w:tcPr>
-            <w:tcW w:type="dxa" w:w="3387"/>
+            <w:tcW w:type="dxa" w:w="3425"/>
             <w:tcBorders>
               <w:top w:val="single" w:color="CFC6DE" w:sz="4"/>
               <w:left w:val="single" w:color="CFC6DE" w:sz="4"/>
@@ -30484,7 +32453,7 @@
         </w:tc>
         <w:tc>
           <w:tcPr>
-            <w:tcW w:type="dxa" w:w="5639"/>
+            <w:tcW w:type="dxa" w:w="5601"/>
             <w:tcBorders>
               <w:top w:val="single" w:color="CFC6DE" w:sz="4"/>
               <w:left w:val="single" w:color="CFC6DE" w:sz="4"/>
@@ -30517,26 +32486,134 @@
           </w:p>
         </w:tc>
       </w:tr>
+      <w:tr>
+        <w:trPr>
+          <w:cantSplit/>
+          <w:tblHeader w:val="off"/>
+        </w:trPr>
+        <w:tc>
+          <w:tcPr>
+            <w:tcW w:type="dxa" w:w="3425"/>
+            <w:tcBorders>
+              <w:top w:val="single" w:color="CFC6DE" w:sz="4"/>
+              <w:left w:val="single" w:color="CFC6DE" w:sz="4"/>
+              <w:bottom w:val="single" w:color="CFC6DE" w:sz="4"/>
+              <w:right w:val="single" w:color="CFC6DE" w:sz="4"/>
+            </w:tcBorders>
+            <w:shd w:fill="F6F3FA" w:color="auto" w:val="clear"/>
+            <w:tcMar>
+              <w:top w:type="dxa" w:w="70"/>
+              <w:left w:type="dxa" w:w="110"/>
+              <w:bottom w:type="dxa" w:w="70"/>
+              <w:right w:type="dxa" w:w="110"/>
+            </w:tcMar>
+            <w:vAlign w:val="center"/>
+          </w:tcPr>
+          <w:p>
+            <w:pPr>
+              <w:spacing w:after="0" w:before="0"/>
+              <w:rPr>
+                <w:sz w:val="19"/>
+                <w:szCs w:val="19"/>
+              </w:rPr>
+            </w:pPr>
+            <w:r>
+              <w:rPr>
+                <w:sz w:val="19"/>
+                <w:szCs w:val="19"/>
+              </w:rPr>
+              <w:t xml:space="preserve">Le site garde l'ancien thème alors que la date est passée.</w:t>
+            </w:r>
+          </w:p>
+        </w:tc>
+        <w:tc>
+          <w:tcPr>
+            <w:tcW w:type="dxa" w:w="5601"/>
+            <w:tcBorders>
+              <w:top w:val="single" w:color="CFC6DE" w:sz="4"/>
+              <w:left w:val="single" w:color="CFC6DE" w:sz="4"/>
+              <w:bottom w:val="single" w:color="CFC6DE" w:sz="4"/>
+              <w:right w:val="single" w:color="CFC6DE" w:sz="4"/>
+            </w:tcBorders>
+            <w:shd w:fill="F6F3FA" w:color="auto" w:val="clear"/>
+            <w:tcMar>
+              <w:top w:type="dxa" w:w="70"/>
+              <w:left w:type="dxa" w:w="110"/>
+              <w:bottom w:type="dxa" w:w="70"/>
+              <w:right w:type="dxa" w:w="110"/>
+            </w:tcMar>
+            <w:vAlign w:val="center"/>
+          </w:tcPr>
+          <w:p>
+            <w:pPr>
+              <w:spacing w:after="0" w:before="0"/>
+              <w:rPr>
+                <w:sz w:val="19"/>
+                <w:szCs w:val="19"/>
+              </w:rPr>
+            </w:pPr>
+            <w:r>
+              <w:rPr>
+                <w:sz w:val="19"/>
+                <w:szCs w:val="19"/>
+              </w:rPr>
+              <w:t xml:space="preserve">Rechargez la page : une copie en cache peut rester 5 minutes au plus. Dans </w:t>
+            </w:r>
+            <w:r>
+              <w:rPr>
+                <w:b/>
+                <w:bCs/>
+                <w:sz w:val="19"/>
+                <w:szCs w:val="19"/>
+              </w:rPr>
+              <w:t xml:space="preserve">Réglages</w:t>
+            </w:r>
+            <w:r>
+              <w:rPr>
+                <w:sz w:val="19"/>
+                <w:szCs w:val="19"/>
+              </w:rPr>
+              <w:t xml:space="preserve">, section </w:t>
+            </w:r>
+            <w:r>
+              <w:rPr>
+                <w:b/>
+                <w:bCs/>
+                <w:sz w:val="19"/>
+                <w:szCs w:val="19"/>
+              </w:rPr>
+              <w:t xml:space="preserve">Thème saisonnier</w:t>
+            </w:r>
+            <w:r>
+              <w:rPr>
+                <w:sz w:val="19"/>
+                <w:szCs w:val="19"/>
+              </w:rPr>
+              <w:t xml:space="preserve">, la ligne « Aujourd'hui : … » donne le thème attendu. Voir « Programmer le thème du site selon la saison ».</w:t>
+            </w:r>
+          </w:p>
+        </w:tc>
+      </w:tr>
     </w:tbl>
     <w:p>
       <w:pPr>
         <w:pStyle w:val="Heading1"/>
       </w:pPr>
-      <w:bookmarkStart w:name="titre-94" w:id="190"/>
-      <w:r>
-        <w:t xml:space="preserve">18 En cas de problème</w:t>
-      </w:r>
-      <w:bookmarkEnd w:id="190"/>
+      <w:bookmarkStart w:name="titre-98" w:id="198"/>
+      <w:r>
+        <w:t xml:space="preserve">19 En cas de problème</w:t>
+      </w:r>
+      <w:bookmarkEnd w:id="198"/>
     </w:p>
     <w:p>
       <w:pPr>
         <w:pStyle w:val="Heading2"/>
       </w:pPr>
-      <w:bookmarkStart w:name="titre-95" w:id="191"/>
-      <w:r>
-        <w:t xml:space="preserve">18.1 Qui contacter</w:t>
-      </w:r>
-      <w:bookmarkEnd w:id="191"/>
+      <w:bookmarkStart w:name="titre-99" w:id="199"/>
+      <w:r>
+        <w:t xml:space="preserve">19.1 Qui contacter</w:t>
+      </w:r>
+      <w:bookmarkEnd w:id="199"/>
     </w:p>
     <w:tbl>
       <w:tblPr>
@@ -31033,11 +33110,11 @@
       <w:pPr>
         <w:pStyle w:val="Heading2"/>
       </w:pPr>
-      <w:bookmarkStart w:name="titre-96" w:id="192"/>
-      <w:r>
-        <w:t xml:space="preserve">18.2 Signaler un problème</w:t>
-      </w:r>
-      <w:bookmarkEnd w:id="192"/>
+      <w:bookmarkStart w:name="titre-100" w:id="200"/>
+      <w:r>
+        <w:t xml:space="preserve">19.2 Signaler un problème</w:t>
+      </w:r>
+      <w:bookmarkEnd w:id="200"/>
     </w:p>
     <w:p>
       <w:r>
@@ -31049,7 +33126,7 @@
         <w:pStyle w:val="ListParagraph"/>
         <w:numPr>
           <w:ilvl w:val="0"/>
-          <w:numId w:val="49"/>
+          <w:numId w:val="52"/>
         </w:numPr>
         <w:spacing w:after="60" w:before="40"/>
       </w:pPr>
@@ -31062,7 +33139,7 @@
         <w:pStyle w:val="ListParagraph"/>
         <w:numPr>
           <w:ilvl w:val="0"/>
-          <w:numId w:val="49"/>
+          <w:numId w:val="52"/>
         </w:numPr>
         <w:spacing w:after="60" w:before="40"/>
       </w:pPr>
@@ -31075,7 +33152,7 @@
         <w:pStyle w:val="ListParagraph"/>
         <w:numPr>
           <w:ilvl w:val="0"/>
-          <w:numId w:val="49"/>
+          <w:numId w:val="52"/>
         </w:numPr>
         <w:spacing w:after="60" w:before="40"/>
       </w:pPr>
@@ -31088,7 +33165,7 @@
         <w:pStyle w:val="ListParagraph"/>
         <w:numPr>
           <w:ilvl w:val="0"/>
-          <w:numId w:val="49"/>
+          <w:numId w:val="52"/>
         </w:numPr>
         <w:spacing w:after="60" w:before="40"/>
       </w:pPr>
@@ -31297,7 +33374,7 @@
         <w:sz w:val="17"/>
         <w:szCs w:val="17"/>
       </w:rPr>
-      <w:t xml:space="preserve">Version 2.6.0-dev.8 du 24 octobre 2026</w:t>
+      <w:t xml:space="preserve">Version 2.6.0 du 30 octobre 2026</w:t>
     </w:r>
     <w:r>
       <w:rPr>
@@ -31807,6 +33884,24 @@
     </w:lvlOverride>
   </w:num>
   <w:num w:numId="49">
+    <w:abstractNumId w:val="2"/>
+    <w:lvlOverride w:ilvl="0">
+      <w:startOverride w:val="1"/>
+    </w:lvlOverride>
+  </w:num>
+  <w:num w:numId="50">
+    <w:abstractNumId w:val="2"/>
+    <w:lvlOverride w:ilvl="0">
+      <w:startOverride w:val="1"/>
+    </w:lvlOverride>
+  </w:num>
+  <w:num w:numId="51">
+    <w:abstractNumId w:val="2"/>
+    <w:lvlOverride w:ilvl="0">
+      <w:startOverride w:val="1"/>
+    </w:lvlOverride>
+  </w:num>
+  <w:num w:numId="52">
     <w:abstractNumId w:val="2"/>
     <w:lvlOverride w:ilvl="0">
       <w:startOverride w:val="1"/>

--- a/docs/guide-equipe/Guide-equipe-Yume-Novel.docx
+++ b/docs/guide-equipe/Guide-equipe-Yume-Novel.docx
@@ -61,7 +61,7 @@
           <w:sz w:val="22"/>
           <w:szCs w:val="22"/>
         </w:rPr>
-        <w:t xml:space="preserve">Version 2.6.0 du 30 octobre 2026</w:t>
+        <w:t xml:space="preserve">Version 2.7.0-dev.3 du 30 octobre 2026</w:t>
       </w:r>
     </w:p>
     <w:p>
@@ -1786,39 +1786,39 @@
         </w:p>
         <w:p>
           <w:pPr>
+            <w:pStyle w:val="TOC2"/>
+            <w:tabs>
+              <w:tab w:val="clear" w:pos="8786"/>
+              <w:tab w:val="right" w:pos="9025" w:leader="dot"/>
+            </w:tabs>
+          </w:pPr>
+          <w:hyperlink w:history="1" w:anchor="titre-89">
+            <w:r>
+              <w:rPr>
+                <w:rStyle w:val="IndexLink"/>
+              </w:rPr>
+              <w:t xml:space="default">15.4 Afficher ou retirer l'arbre décoratif</w:t>
+              <w:tab/>
+              <w:t xml:space="default">60</w:t>
+            </w:r>
+          </w:hyperlink>
+        </w:p>
+        <w:p>
+          <w:pPr>
             <w:pStyle w:val="TOC1"/>
             <w:tabs>
               <w:tab w:val="clear" w:pos="9026"/>
               <w:tab w:val="right" w:pos="9025" w:leader="dot"/>
             </w:tabs>
           </w:pPr>
-          <w:hyperlink w:history="1" w:anchor="titre-89">
+          <w:hyperlink w:history="1" w:anchor="titre-90">
             <w:r>
               <w:rPr>
                 <w:rStyle w:val="IndexLink"/>
               </w:rPr>
               <w:t xml:space="default">16 Les coquilles signalées par les lecteurs</w:t>
               <w:tab/>
-              <w:t xml:space="default">61</w:t>
-            </w:r>
-          </w:hyperlink>
-        </w:p>
-        <w:p>
-          <w:pPr>
-            <w:pStyle w:val="TOC2"/>
-            <w:tabs>
-              <w:tab w:val="clear" w:pos="8786"/>
-              <w:tab w:val="right" w:pos="9025" w:leader="dot"/>
-            </w:tabs>
-          </w:pPr>
-          <w:hyperlink w:history="1" w:anchor="titre-90">
-            <w:r>
-              <w:rPr>
-                <w:rStyle w:val="IndexLink"/>
-              </w:rPr>
-              <w:t xml:space="default">16.1 Comprendre ce que fait le lecteur</w:t>
-              <w:tab/>
-              <w:t xml:space="default">61</w:t>
+              <w:t xml:space="default">62</w:t>
             </w:r>
           </w:hyperlink>
         </w:p>
@@ -1835,9 +1835,9 @@
               <w:rPr>
                 <w:rStyle w:val="IndexLink"/>
               </w:rPr>
-              <w:t xml:space="default">16.2 Traiter une coquille</w:t>
+              <w:t xml:space="default">16.1 Comprendre ce que fait le lecteur</w:t>
               <w:tab/>
-              <w:t xml:space="default">61</w:t>
+              <w:t xml:space="default">62</w:t>
             </w:r>
           </w:hyperlink>
         </w:p>
@@ -1854,9 +1854,28 @@
               <w:rPr>
                 <w:rStyle w:val="IndexLink"/>
               </w:rPr>
+              <w:t xml:space="default">16.2 Traiter une coquille</w:t>
+              <w:tab/>
+              <w:t xml:space="default">62</w:t>
+            </w:r>
+          </w:hyperlink>
+        </w:p>
+        <w:p>
+          <w:pPr>
+            <w:pStyle w:val="TOC2"/>
+            <w:tabs>
+              <w:tab w:val="clear" w:pos="8786"/>
+              <w:tab w:val="right" w:pos="9025" w:leader="dot"/>
+            </w:tabs>
+          </w:pPr>
+          <w:hyperlink w:history="1" w:anchor="titre-93">
+            <w:r>
+              <w:rPr>
+                <w:rStyle w:val="IndexLink"/>
+              </w:rPr>
               <w:t xml:space="default">16.3 Retrouver les signalements traités</w:t>
               <w:tab/>
-              <w:t xml:space="default">63</w:t>
+              <w:t xml:space="default">64</w:t>
             </w:r>
           </w:hyperlink>
         </w:p>
@@ -1868,33 +1887,14 @@
               <w:tab w:val="right" w:pos="9025" w:leader="dot"/>
             </w:tabs>
           </w:pPr>
-          <w:hyperlink w:history="1" w:anchor="titre-93">
+          <w:hyperlink w:history="1" w:anchor="titre-94">
             <w:r>
               <w:rPr>
                 <w:rStyle w:val="IndexLink"/>
               </w:rPr>
               <w:t xml:space="default">17 Glossaires, actualités et commentaires</w:t>
               <w:tab/>
-              <w:t xml:space="default">64</w:t>
-            </w:r>
-          </w:hyperlink>
-        </w:p>
-        <w:p>
-          <w:pPr>
-            <w:pStyle w:val="TOC2"/>
-            <w:tabs>
-              <w:tab w:val="clear" w:pos="8786"/>
-              <w:tab w:val="right" w:pos="9025" w:leader="dot"/>
-            </w:tabs>
-          </w:pPr>
-          <w:hyperlink w:history="1" w:anchor="titre-94">
-            <w:r>
-              <w:rPr>
-                <w:rStyle w:val="IndexLink"/>
-              </w:rPr>
-              <w:t xml:space="default">17.1 Publier le glossaire d'une œuvre</w:t>
-              <w:tab/>
-              <w:t xml:space="default">64</w:t>
+              <w:t xml:space="default">65</w:t>
             </w:r>
           </w:hyperlink>
         </w:p>
@@ -1911,9 +1911,9 @@
               <w:rPr>
                 <w:rStyle w:val="IndexLink"/>
               </w:rPr>
-              <w:t xml:space="default">17.2 Lier une actualité à une œuvre</w:t>
+              <w:t xml:space="default">17.1 Publier le glossaire d'une œuvre</w:t>
               <w:tab/>
-              <w:t xml:space="default">64</w:t>
+              <w:t xml:space="default">65</w:t>
             </w:r>
           </w:hyperlink>
         </w:p>
@@ -1930,17 +1930,17 @@
               <w:rPr>
                 <w:rStyle w:val="IndexLink"/>
               </w:rPr>
-              <w:t xml:space="default">17.3 Modérer les commentaires</w:t>
+              <w:t xml:space="default">17.2 Lier une actualité à une œuvre</w:t>
               <w:tab/>
-              <w:t xml:space="default">64</w:t>
+              <w:t xml:space="default">65</w:t>
             </w:r>
           </w:hyperlink>
         </w:p>
         <w:p>
           <w:pPr>
-            <w:pStyle w:val="TOC1"/>
+            <w:pStyle w:val="TOC2"/>
             <w:tabs>
-              <w:tab w:val="clear" w:pos="9026"/>
+              <w:tab w:val="clear" w:pos="8786"/>
               <w:tab w:val="right" w:pos="9025" w:leader="dot"/>
             </w:tabs>
           </w:pPr>
@@ -1949,7 +1949,7 @@
               <w:rPr>
                 <w:rStyle w:val="IndexLink"/>
               </w:rPr>
-              <w:t xml:space="default">18 Questions fréquentes</w:t>
+              <w:t xml:space="default">17.3 Modérer les commentaires</w:t>
               <w:tab/>
               <w:t xml:space="default">65</w:t>
             </w:r>
@@ -1968,17 +1968,17 @@
               <w:rPr>
                 <w:rStyle w:val="IndexLink"/>
               </w:rPr>
-              <w:t xml:space="default">19 En cas de problème</w:t>
+              <w:t xml:space="default">18 Questions fréquentes</w:t>
               <w:tab/>
-              <w:t xml:space="default">67</w:t>
+              <w:t xml:space="default">66</w:t>
             </w:r>
           </w:hyperlink>
         </w:p>
         <w:p>
           <w:pPr>
-            <w:pStyle w:val="TOC2"/>
+            <w:pStyle w:val="TOC1"/>
             <w:tabs>
-              <w:tab w:val="clear" w:pos="8786"/>
+              <w:tab w:val="clear" w:pos="9026"/>
               <w:tab w:val="right" w:pos="9025" w:leader="dot"/>
             </w:tabs>
           </w:pPr>
@@ -1987,9 +1987,9 @@
               <w:rPr>
                 <w:rStyle w:val="IndexLink"/>
               </w:rPr>
-              <w:t xml:space="default">19.1 Qui contacter</w:t>
+              <w:t xml:space="default">19 En cas de problème</w:t>
               <w:tab/>
-              <w:t xml:space="default">67</w:t>
+              <w:t xml:space="default">68</w:t>
             </w:r>
           </w:hyperlink>
         </w:p>
@@ -2006,9 +2006,28 @@
               <w:rPr>
                 <w:rStyle w:val="IndexLink"/>
               </w:rPr>
+              <w:t xml:space="default">19.1 Qui contacter</w:t>
+              <w:tab/>
+              <w:t xml:space="default">68</w:t>
+            </w:r>
+          </w:hyperlink>
+        </w:p>
+        <w:p>
+          <w:pPr>
+            <w:pStyle w:val="TOC2"/>
+            <w:tabs>
+              <w:tab w:val="clear" w:pos="8786"/>
+              <w:tab w:val="right" w:pos="9025" w:leader="dot"/>
+            </w:tabs>
+          </w:pPr>
+          <w:hyperlink w:history="1" w:anchor="titre-101">
+            <w:r>
+              <w:rPr>
+                <w:rStyle w:val="IndexLink"/>
+              </w:rPr>
               <w:t xml:space="default">19.2 Signaler un problème</w:t>
               <w:tab/>
-              <w:t xml:space="default">67</w:t>
+              <w:t xml:space="default">68</w:t>
             </w:r>
           </w:hyperlink>
           <w:r>
@@ -2021,21 +2040,21 @@
       <w:pPr>
         <w:pStyle w:val="Heading1"/>
       </w:pPr>
-      <w:bookmarkStart w:name="titre-1" w:id="101"/>
+      <w:bookmarkStart w:name="titre-1" w:id="102"/>
       <w:r>
         <w:t xml:space="preserve">1 Bienvenue dans l'espace équipe</w:t>
       </w:r>
-      <w:bookmarkEnd w:id="101"/>
+      <w:bookmarkEnd w:id="102"/>
     </w:p>
     <w:p>
       <w:pPr>
         <w:pStyle w:val="Heading2"/>
       </w:pPr>
-      <w:bookmarkStart w:name="titre-2" w:id="102"/>
+      <w:bookmarkStart w:name="titre-2" w:id="103"/>
       <w:r>
         <w:t xml:space="preserve">1.1 À quoi sert l'espace équipe</w:t>
       </w:r>
-      <w:bookmarkEnd w:id="102"/>
+      <w:bookmarkEnd w:id="103"/>
     </w:p>
     <w:p>
       <w:r>
@@ -2149,11 +2168,11 @@
       <w:pPr>
         <w:pStyle w:val="Heading2"/>
       </w:pPr>
-      <w:bookmarkStart w:name="titre-3" w:id="103"/>
+      <w:bookmarkStart w:name="titre-3" w:id="104"/>
       <w:r>
         <w:t xml:space="preserve">1.2 Qui peut faire quoi</w:t>
       </w:r>
-      <w:bookmarkEnd w:id="103"/>
+      <w:bookmarkEnd w:id="104"/>
     </w:p>
     <w:p>
       <w:r>
@@ -2594,11 +2613,11 @@
       <w:pPr>
         <w:pStyle w:val="Heading2"/>
       </w:pPr>
-      <w:bookmarkStart w:name="titre-4" w:id="104"/>
+      <w:bookmarkStart w:name="titre-4" w:id="105"/>
       <w:r>
         <w:t xml:space="preserve">1.3 Se connecter</w:t>
       </w:r>
-      <w:bookmarkEnd w:id="104"/>
+      <w:bookmarkEnd w:id="105"/>
     </w:p>
     <w:p>
       <w:pPr>
@@ -3071,21 +3090,21 @@
       <w:pPr>
         <w:pStyle w:val="Heading1"/>
       </w:pPr>
-      <w:bookmarkStart w:name="titre-5" w:id="105"/>
+      <w:bookmarkStart w:name="titre-5" w:id="106"/>
       <w:r>
         <w:t xml:space="preserve">2 Le tableau de bord et le menu</w:t>
       </w:r>
-      <w:bookmarkEnd w:id="105"/>
+      <w:bookmarkEnd w:id="106"/>
     </w:p>
     <w:p>
       <w:pPr>
         <w:pStyle w:val="Heading2"/>
       </w:pPr>
-      <w:bookmarkStart w:name="titre-6" w:id="106"/>
+      <w:bookmarkStart w:name="titre-6" w:id="107"/>
       <w:r>
         <w:t xml:space="preserve">2.1 Lire le tableau de bord</w:t>
       </w:r>
-      <w:bookmarkEnd w:id="106"/>
+      <w:bookmarkEnd w:id="107"/>
     </w:p>
     <w:p>
       <w:r>
@@ -3226,11 +3245,11 @@
       <w:pPr>
         <w:pStyle w:val="Heading2"/>
       </w:pPr>
-      <w:bookmarkStart w:name="titre-7" w:id="107"/>
+      <w:bookmarkStart w:name="titre-7" w:id="108"/>
       <w:r>
         <w:t xml:space="preserve">2.2 Se repérer dans le menu</w:t>
       </w:r>
-      <w:bookmarkEnd w:id="107"/>
+      <w:bookmarkEnd w:id="108"/>
     </w:p>
     <w:p>
       <w:r>
@@ -3441,11 +3460,11 @@
       <w:pPr>
         <w:pStyle w:val="Heading2"/>
       </w:pPr>
-      <w:bookmarkStart w:name="titre-8" w:id="108"/>
+      <w:bookmarkStart w:name="titre-8" w:id="109"/>
       <w:r>
         <w:t xml:space="preserve">2.3 Utiliser les raccourcis d'un tome</w:t>
       </w:r>
-      <w:bookmarkEnd w:id="108"/>
+      <w:bookmarkEnd w:id="109"/>
     </w:p>
     <w:p>
       <w:r>
@@ -3556,11 +3575,11 @@
       <w:pPr>
         <w:pStyle w:val="Heading1"/>
       </w:pPr>
-      <w:bookmarkStart w:name="titre-9" w:id="109"/>
+      <w:bookmarkStart w:name="titre-9" w:id="110"/>
       <w:r>
         <w:t xml:space="preserve">3 Le planning</w:t>
       </w:r>
-      <w:bookmarkEnd w:id="109"/>
+      <w:bookmarkEnd w:id="110"/>
     </w:p>
     <w:p>
       <w:r>
@@ -3643,11 +3662,11 @@
       <w:pPr>
         <w:pStyle w:val="Heading2"/>
       </w:pPr>
-      <w:bookmarkStart w:name="titre-10" w:id="110"/>
+      <w:bookmarkStart w:name="titre-10" w:id="111"/>
       <w:r>
         <w:t xml:space="preserve">3.1 Mettre à jour son avancement</w:t>
       </w:r>
-      <w:bookmarkEnd w:id="110"/>
+      <w:bookmarkEnd w:id="111"/>
     </w:p>
     <w:p>
       <w:pPr>
@@ -3975,11 +3994,11 @@
       <w:pPr>
         <w:pStyle w:val="Heading2"/>
       </w:pPr>
-      <w:bookmarkStart w:name="titre-11" w:id="111"/>
+      <w:bookmarkStart w:name="titre-11" w:id="112"/>
       <w:r>
         <w:t xml:space="preserve">3.2 Signaler un tome bloqué</w:t>
       </w:r>
-      <w:bookmarkEnd w:id="111"/>
+      <w:bookmarkEnd w:id="112"/>
     </w:p>
     <w:p>
       <w:r>
@@ -4097,11 +4116,11 @@
       <w:pPr>
         <w:pStyle w:val="Heading2"/>
       </w:pPr>
-      <w:bookmarkStart w:name="titre-12" w:id="112"/>
+      <w:bookmarkStart w:name="titre-12" w:id="113"/>
       <w:r>
         <w:t xml:space="preserve">3.3 Mettre à jour une tâche « En attente »</w:t>
       </w:r>
-      <w:bookmarkEnd w:id="112"/>
+      <w:bookmarkEnd w:id="113"/>
     </w:p>
     <w:p>
       <w:r>
@@ -4142,11 +4161,11 @@
       <w:pPr>
         <w:pStyle w:val="Heading2"/>
       </w:pPr>
-      <w:bookmarkStart w:name="titre-13" w:id="113"/>
+      <w:bookmarkStart w:name="titre-13" w:id="114"/>
       <w:r>
         <w:t xml:space="preserve">3.4 Comprendre ce que voient les lecteurs</w:t>
       </w:r>
-      <w:bookmarkEnd w:id="113"/>
+      <w:bookmarkEnd w:id="114"/>
     </w:p>
     <w:tbl>
       <w:tblPr>
@@ -4765,11 +4784,11 @@
       <w:pPr>
         <w:pStyle w:val="Heading2"/>
       </w:pPr>
-      <w:bookmarkStart w:name="titre-14" w:id="114"/>
+      <w:bookmarkStart w:name="titre-14" w:id="115"/>
       <w:r>
         <w:t xml:space="preserve">3.5 Recevoir (ou ne plus recevoir) les rappels</w:t>
       </w:r>
-      <w:bookmarkEnd w:id="114"/>
+      <w:bookmarkEnd w:id="115"/>
     </w:p>
     <w:p>
       <w:r>
@@ -5021,11 +5040,11 @@
       <w:pPr>
         <w:pStyle w:val="Heading2"/>
       </w:pPr>
-      <w:bookmarkStart w:name="titre-15" w:id="115"/>
+      <w:bookmarkStart w:name="titre-15" w:id="116"/>
       <w:r>
         <w:t xml:space="preserve">3.6 Mettre un tome en pause</w:t>
       </w:r>
-      <w:bookmarkEnd w:id="115"/>
+      <w:bookmarkEnd w:id="116"/>
     </w:p>
     <w:p>
       <w:r>
@@ -5135,11 +5154,11 @@
       <w:pPr>
         <w:pStyle w:val="Heading2"/>
       </w:pPr>
-      <w:bookmarkStart w:name="titre-16" w:id="116"/>
+      <w:bookmarkStart w:name="titre-16" w:id="117"/>
       <w:r>
         <w:t xml:space="preserve">3.7 Retirer un tome ajouté par erreur</w:t>
       </w:r>
-      <w:bookmarkEnd w:id="116"/>
+      <w:bookmarkEnd w:id="117"/>
     </w:p>
     <w:p>
       <w:r>
@@ -5208,11 +5227,11 @@
       <w:pPr>
         <w:pStyle w:val="Heading2"/>
       </w:pPr>
-      <w:bookmarkStart w:name="titre-17" w:id="117"/>
+      <w:bookmarkStart w:name="titre-17" w:id="118"/>
       <w:r>
         <w:t xml:space="preserve">3.8 Trouver un tome dans le planning complet</w:t>
       </w:r>
-      <w:bookmarkEnd w:id="117"/>
+      <w:bookmarkEnd w:id="118"/>
     </w:p>
     <w:p>
       <w:r>
@@ -5356,11 +5375,11 @@
       <w:pPr>
         <w:pStyle w:val="Heading1"/>
       </w:pPr>
-      <w:bookmarkStart w:name="titre-18" w:id="118"/>
+      <w:bookmarkStart w:name="titre-18" w:id="119"/>
       <w:r>
         <w:t xml:space="preserve">4 Les œuvres</w:t>
       </w:r>
-      <w:bookmarkEnd w:id="118"/>
+      <w:bookmarkEnd w:id="119"/>
     </w:p>
     <w:p>
       <w:r>
@@ -5391,11 +5410,11 @@
       <w:pPr>
         <w:pStyle w:val="Heading2"/>
       </w:pPr>
-      <w:bookmarkStart w:name="titre-19" w:id="119"/>
+      <w:bookmarkStart w:name="titre-19" w:id="120"/>
       <w:r>
         <w:t xml:space="preserve">4.1 Créer une œuvre</w:t>
       </w:r>
-      <w:bookmarkEnd w:id="119"/>
+      <w:bookmarkEnd w:id="120"/>
     </w:p>
     <w:p>
       <w:pPr>
@@ -5849,11 +5868,11 @@
       <w:pPr>
         <w:pStyle w:val="Heading2"/>
       </w:pPr>
-      <w:bookmarkStart w:name="titre-20" w:id="120"/>
+      <w:bookmarkStart w:name="titre-20" w:id="121"/>
       <w:r>
         <w:t xml:space="preserve">4.2 Modifier une œuvre et cadrer sa couverture</w:t>
       </w:r>
-      <w:bookmarkEnd w:id="120"/>
+      <w:bookmarkEnd w:id="121"/>
     </w:p>
     <w:p>
       <w:pPr>
@@ -5986,11 +6005,11 @@
       <w:pPr>
         <w:pStyle w:val="Heading2"/>
       </w:pPr>
-      <w:bookmarkStart w:name="titre-21" w:id="121"/>
+      <w:bookmarkStart w:name="titre-21" w:id="122"/>
       <w:r>
         <w:t xml:space="preserve">4.3 Annoncer une nouvelle série sans dévoiler son titre</w:t>
       </w:r>
-      <w:bookmarkEnd w:id="121"/>
+      <w:bookmarkEnd w:id="122"/>
     </w:p>
     <w:p>
       <w:r>
@@ -6522,11 +6541,11 @@
       <w:pPr>
         <w:pStyle w:val="Heading2"/>
       </w:pPr>
-      <w:bookmarkStart w:name="titre-22" w:id="122"/>
+      <w:bookmarkStart w:name="titre-22" w:id="123"/>
       <w:r>
         <w:t xml:space="preserve">4.4 Gérer les genres</w:t>
       </w:r>
-      <w:bookmarkEnd w:id="122"/>
+      <w:bookmarkEnd w:id="123"/>
     </w:p>
     <w:p>
       <w:r>
@@ -6655,11 +6674,11 @@
       <w:pPr>
         <w:pStyle w:val="Heading1"/>
       </w:pPr>
-      <w:bookmarkStart w:name="titre-23" w:id="123"/>
+      <w:bookmarkStart w:name="titre-23" w:id="124"/>
       <w:r>
         <w:t xml:space="preserve">5 Les mangas (MangaDex)</w:t>
       </w:r>
-      <w:bookmarkEnd w:id="123"/>
+      <w:bookmarkEnd w:id="124"/>
     </w:p>
     <w:p>
       <w:r>
@@ -7058,11 +7077,11 @@
       <w:pPr>
         <w:pStyle w:val="Heading2"/>
       </w:pPr>
-      <w:bookmarkStart w:name="titre-24" w:id="124"/>
+      <w:bookmarkStart w:name="titre-24" w:id="125"/>
       <w:r>
         <w:t xml:space="preserve">5.1 Lier un manga à sa série MangaDex</w:t>
       </w:r>
-      <w:bookmarkEnd w:id="124"/>
+      <w:bookmarkEnd w:id="125"/>
     </w:p>
     <w:p>
       <w:r>
@@ -7486,11 +7505,11 @@
       <w:pPr>
         <w:pStyle w:val="Heading2"/>
       </w:pPr>
-      <w:bookmarkStart w:name="titre-25" w:id="125"/>
+      <w:bookmarkStart w:name="titre-25" w:id="126"/>
       <w:r>
         <w:t xml:space="preserve">5.2 Publier un chapitre de manga</w:t>
       </w:r>
-      <w:bookmarkEnd w:id="125"/>
+      <w:bookmarkEnd w:id="126"/>
     </w:p>
     <w:p>
       <w:pPr>
@@ -7749,11 +7768,11 @@
       <w:pPr>
         <w:pStyle w:val="Heading2"/>
       </w:pPr>
-      <w:bookmarkStart w:name="titre-26" w:id="126"/>
+      <w:bookmarkStart w:name="titre-26" w:id="127"/>
       <w:r>
         <w:t xml:space="preserve">5.3 Annoncer un tome de manga au planning</w:t>
       </w:r>
-      <w:bookmarkEnd w:id="126"/>
+      <w:bookmarkEnd w:id="127"/>
     </w:p>
     <w:p>
       <w:r>
@@ -7999,11 +8018,11 @@
       <w:pPr>
         <w:pStyle w:val="Heading2"/>
       </w:pPr>
-      <w:bookmarkStart w:name="titre-27" w:id="127"/>
+      <w:bookmarkStart w:name="titre-27" w:id="128"/>
       <w:r>
         <w:t xml:space="preserve">5.4 Vérifier la synchronisation</w:t>
       </w:r>
-      <w:bookmarkEnd w:id="127"/>
+      <w:bookmarkEnd w:id="128"/>
     </w:p>
     <w:p>
       <w:r>
@@ -8698,11 +8717,11 @@
       <w:pPr>
         <w:pStyle w:val="Heading2"/>
       </w:pPr>
-      <w:bookmarkStart w:name="titre-28" w:id="128"/>
+      <w:bookmarkStart w:name="titre-28" w:id="129"/>
       <w:r>
         <w:t xml:space="preserve">5.5 Retirer un chapitre ou un manga</w:t>
       </w:r>
-      <w:bookmarkEnd w:id="128"/>
+      <w:bookmarkEnd w:id="129"/>
     </w:p>
     <w:tbl>
       <w:tblPr>
@@ -9116,11 +9135,11 @@
       <w:pPr>
         <w:pStyle w:val="Heading1"/>
       </w:pPr>
-      <w:bookmarkStart w:name="titre-29" w:id="129"/>
+      <w:bookmarkStart w:name="titre-29" w:id="130"/>
       <w:r>
         <w:t xml:space="preserve">6 Créer un tome vide</w:t>
       </w:r>
-      <w:bookmarkEnd w:id="129"/>
+      <w:bookmarkEnd w:id="130"/>
     </w:p>
     <w:p>
       <w:r>
@@ -9131,11 +9150,11 @@
       <w:pPr>
         <w:pStyle w:val="Heading2"/>
       </w:pPr>
-      <w:bookmarkStart w:name="titre-30" w:id="130"/>
+      <w:bookmarkStart w:name="titre-30" w:id="131"/>
       <w:r>
         <w:t xml:space="preserve">6.1 Ouvrir la page « Nouveau tome »</w:t>
       </w:r>
-      <w:bookmarkEnd w:id="130"/>
+      <w:bookmarkEnd w:id="131"/>
     </w:p>
     <w:p>
       <w:r>
@@ -9216,11 +9235,11 @@
       <w:pPr>
         <w:pStyle w:val="Heading2"/>
       </w:pPr>
-      <w:bookmarkStart w:name="titre-31" w:id="131"/>
+      <w:bookmarkStart w:name="titre-31" w:id="132"/>
       <w:r>
         <w:t xml:space="preserve">6.2 Créer le tome</w:t>
       </w:r>
-      <w:bookmarkEnd w:id="131"/>
+      <w:bookmarkEnd w:id="132"/>
     </w:p>
     <w:p>
       <w:pPr>
@@ -9907,11 +9926,11 @@
       <w:pPr>
         <w:pStyle w:val="Heading2"/>
       </w:pPr>
-      <w:bookmarkStart w:name="titre-32" w:id="132"/>
+      <w:bookmarkStart w:name="titre-32" w:id="133"/>
       <w:r>
         <w:t xml:space="preserve">6.3 Comprendre la parution d'un tome</w:t>
       </w:r>
-      <w:bookmarkEnd w:id="132"/>
+      <w:bookmarkEnd w:id="133"/>
     </w:p>
     <w:p>
       <w:r>
@@ -10495,11 +10514,11 @@
       <w:pPr>
         <w:pStyle w:val="Heading1"/>
       </w:pPr>
-      <w:bookmarkStart w:name="titre-33" w:id="133"/>
+      <w:bookmarkStart w:name="titre-33" w:id="134"/>
       <w:r>
         <w:t xml:space="preserve">7 Préparer le fichier Word</w:t>
       </w:r>
-      <w:bookmarkEnd w:id="133"/>
+      <w:bookmarkEnd w:id="134"/>
     </w:p>
     <w:p>
       <w:r>
@@ -10510,11 +10529,11 @@
       <w:pPr>
         <w:pStyle w:val="Heading2"/>
       </w:pPr>
-      <w:bookmarkStart w:name="titre-34" w:id="134"/>
+      <w:bookmarkStart w:name="titre-34" w:id="135"/>
       <w:r>
         <w:t xml:space="preserve">7.1 Utiliser les bons styles</w:t>
       </w:r>
-      <w:bookmarkEnd w:id="134"/>
+      <w:bookmarkEnd w:id="135"/>
     </w:p>
     <w:tbl>
       <w:tblPr>
@@ -11483,11 +11502,11 @@
       <w:pPr>
         <w:pStyle w:val="Heading2"/>
       </w:pPr>
-      <w:bookmarkStart w:name="titre-35" w:id="135"/>
+      <w:bookmarkStart w:name="titre-35" w:id="136"/>
       <w:r>
         <w:t xml:space="preserve">7.2 Écrire les dialogues et les pensées</w:t>
       </w:r>
-      <w:bookmarkEnd w:id="135"/>
+      <w:bookmarkEnd w:id="136"/>
     </w:p>
     <w:p>
       <w:pPr>
@@ -11539,11 +11558,11 @@
       <w:pPr>
         <w:pStyle w:val="Heading2"/>
       </w:pPr>
-      <w:bookmarkStart w:name="titre-36" w:id="136"/>
+      <w:bookmarkStart w:name="titre-36" w:id="137"/>
       <w:r>
         <w:t xml:space="preserve">7.3 Décrire les illustrations</w:t>
       </w:r>
-      <w:bookmarkEnd w:id="136"/>
+      <w:bookmarkEnd w:id="137"/>
     </w:p>
     <w:p>
       <w:r>
@@ -11684,11 +11703,11 @@
       <w:pPr>
         <w:pStyle w:val="Heading2"/>
       </w:pPr>
-      <w:bookmarkStart w:name="titre-37" w:id="137"/>
+      <w:bookmarkStart w:name="titre-37" w:id="138"/>
       <w:r>
         <w:t xml:space="preserve">7.4 Forcer un début de chapitre avec un marqueur</w:t>
       </w:r>
-      <w:bookmarkEnd w:id="137"/>
+      <w:bookmarkEnd w:id="138"/>
     </w:p>
     <w:p>
       <w:r>
@@ -12166,11 +12185,11 @@
       <w:pPr>
         <w:pStyle w:val="Heading2"/>
       </w:pPr>
-      <w:bookmarkStart w:name="titre-38" w:id="138"/>
+      <w:bookmarkStart w:name="titre-38" w:id="139"/>
       <w:r>
         <w:t xml:space="preserve">7.5 Vérifier le fichier avant de l'envoyer</w:t>
       </w:r>
-      <w:bookmarkEnd w:id="138"/>
+      <w:bookmarkEnd w:id="139"/>
     </w:p>
     <w:p>
       <w:pPr>
@@ -12261,11 +12280,11 @@
       <w:pPr>
         <w:pStyle w:val="Heading1"/>
       </w:pPr>
-      <w:bookmarkStart w:name="titre-39" w:id="139"/>
+      <w:bookmarkStart w:name="titre-39" w:id="140"/>
       <w:r>
         <w:t xml:space="preserve">8 Ajouter des chapitres à un tome</w:t>
       </w:r>
-      <w:bookmarkEnd w:id="139"/>
+      <w:bookmarkEnd w:id="140"/>
     </w:p>
     <w:p>
       <w:r>
@@ -12316,11 +12335,11 @@
       <w:pPr>
         <w:pStyle w:val="Heading2"/>
       </w:pPr>
-      <w:bookmarkStart w:name="titre-40" w:id="140"/>
+      <w:bookmarkStart w:name="titre-40" w:id="141"/>
       <w:r>
         <w:t xml:space="preserve">8.1 Comprendre le formulaire</w:t>
       </w:r>
-      <w:bookmarkEnd w:id="140"/>
+      <w:bookmarkEnd w:id="141"/>
     </w:p>
     <w:p>
       <w:r>
@@ -13208,11 +13227,11 @@
       <w:pPr>
         <w:pStyle w:val="Heading2"/>
       </w:pPr>
-      <w:bookmarkStart w:name="titre-41" w:id="141"/>
+      <w:bookmarkStart w:name="titre-41" w:id="142"/>
       <w:r>
         <w:t xml:space="preserve">8.2 Publier le prologue d'un tome en cours</w:t>
       </w:r>
-      <w:bookmarkEnd w:id="141"/>
+      <w:bookmarkEnd w:id="142"/>
     </w:p>
     <w:p>
       <w:r>
@@ -13593,11 +13612,11 @@
       <w:pPr>
         <w:pStyle w:val="Heading2"/>
       </w:pPr>
-      <w:bookmarkStart w:name="titre-42" w:id="142"/>
+      <w:bookmarkStart w:name="titre-42" w:id="143"/>
       <w:r>
         <w:t xml:space="preserve">8.3 Programmer plusieurs chapitres au rythme</w:t>
       </w:r>
-      <w:bookmarkEnd w:id="142"/>
+      <w:bookmarkEnd w:id="143"/>
     </w:p>
     <w:p>
       <w:r>
@@ -13902,11 +13921,11 @@
       <w:pPr>
         <w:pStyle w:val="Heading2"/>
       </w:pPr>
-      <w:bookmarkStart w:name="titre-43" w:id="143"/>
+      <w:bookmarkStart w:name="titre-43" w:id="144"/>
       <w:r>
         <w:t xml:space="preserve">8.4 Publier un tome entier d'un coup</w:t>
       </w:r>
-      <w:bookmarkEnd w:id="143"/>
+      <w:bookmarkEnd w:id="144"/>
     </w:p>
     <w:p>
       <w:r>
@@ -14145,11 +14164,11 @@
       <w:pPr>
         <w:pStyle w:val="Heading2"/>
       </w:pPr>
-      <w:bookmarkStart w:name="titre-44" w:id="144"/>
+      <w:bookmarkStart w:name="titre-44" w:id="145"/>
       <w:r>
         <w:t xml:space="preserve">8.5 Donner tout le tome, chapitre par chapitre, avec les liens à la fin</w:t>
       </w:r>
-      <w:bookmarkEnd w:id="144"/>
+      <w:bookmarkEnd w:id="145"/>
     </w:p>
     <w:p>
       <w:r>
@@ -14454,11 +14473,11 @@
       <w:pPr>
         <w:pStyle w:val="Heading2"/>
       </w:pPr>
-      <w:bookmarkStart w:name="titre-45" w:id="145"/>
+      <w:bookmarkStart w:name="titre-45" w:id="146"/>
       <w:r>
         <w:t xml:space="preserve">8.6 Corriger un chapitre déjà en ligne</w:t>
       </w:r>
-      <w:bookmarkEnd w:id="145"/>
+      <w:bookmarkEnd w:id="146"/>
     </w:p>
     <w:p>
       <w:r>
@@ -14700,11 +14719,11 @@
       <w:pPr>
         <w:pStyle w:val="Heading2"/>
       </w:pPr>
-      <w:bookmarkStart w:name="titre-46" w:id="146"/>
+      <w:bookmarkStart w:name="titre-46" w:id="147"/>
       <w:r>
         <w:t xml:space="preserve">8.7 Découper soi-même les chapitres</w:t>
       </w:r>
-      <w:bookmarkEnd w:id="146"/>
+      <w:bookmarkEnd w:id="147"/>
     </w:p>
     <w:p>
       <w:r>
@@ -15012,11 +15031,11 @@
       <w:pPr>
         <w:pStyle w:val="Heading2"/>
       </w:pPr>
-      <w:bookmarkStart w:name="titre-47" w:id="147"/>
+      <w:bookmarkStart w:name="titre-47" w:id="148"/>
       <w:r>
         <w:t xml:space="preserve">8.8 Ajouter la lecture en ligne d'un tome déjà paru</w:t>
       </w:r>
-      <w:bookmarkEnd w:id="147"/>
+      <w:bookmarkEnd w:id="148"/>
     </w:p>
     <w:p>
       <w:r>
@@ -15114,11 +15133,11 @@
       <w:pPr>
         <w:pStyle w:val="Heading2"/>
       </w:pPr>
-      <w:bookmarkStart w:name="titre-48" w:id="148"/>
+      <w:bookmarkStart w:name="titre-48" w:id="149"/>
       <w:r>
         <w:t xml:space="preserve">8.9 Refaire toute la lecture en ligne d'un tome</w:t>
       </w:r>
-      <w:bookmarkEnd w:id="148"/>
+      <w:bookmarkEnd w:id="149"/>
     </w:p>
     <w:p>
       <w:r>
@@ -15337,11 +15356,11 @@
       <w:pPr>
         <w:pStyle w:val="Heading2"/>
       </w:pPr>
-      <w:bookmarkStart w:name="titre-49" w:id="149"/>
+      <w:bookmarkStart w:name="titre-49" w:id="150"/>
       <w:r>
         <w:t xml:space="preserve">8.10 Savoir ce qui sera annoncé</w:t>
       </w:r>
-      <w:bookmarkEnd w:id="149"/>
+      <w:bookmarkEnd w:id="150"/>
     </w:p>
     <w:tbl>
       <w:tblPr>
@@ -16171,11 +16190,11 @@
       <w:pPr>
         <w:pStyle w:val="Heading2"/>
       </w:pPr>
-      <w:bookmarkStart w:name="titre-50" w:id="150"/>
+      <w:bookmarkStart w:name="titre-50" w:id="151"/>
       <w:r>
         <w:t xml:space="preserve">8.11 Choisir le salon Discord des chapitres</w:t>
       </w:r>
-      <w:bookmarkEnd w:id="150"/>
+      <w:bookmarkEnd w:id="151"/>
     </w:p>
     <w:p>
       <w:r>
@@ -16628,21 +16647,21 @@
       <w:pPr>
         <w:pStyle w:val="Heading1"/>
       </w:pPr>
-      <w:bookmarkStart w:name="titre-51" w:id="151"/>
+      <w:bookmarkStart w:name="titre-51" w:id="152"/>
       <w:r>
         <w:t xml:space="preserve">9 Terminer un tome</w:t>
       </w:r>
-      <w:bookmarkEnd w:id="151"/>
+      <w:bookmarkEnd w:id="152"/>
     </w:p>
     <w:p>
       <w:pPr>
         <w:pStyle w:val="Heading2"/>
       </w:pPr>
-      <w:bookmarkStart w:name="titre-52" w:id="152"/>
+      <w:bookmarkStart w:name="titre-52" w:id="153"/>
       <w:r>
         <w:t xml:space="preserve">9.1 Terminer un tome avec son dernier envoi</w:t>
       </w:r>
-      <w:bookmarkEnd w:id="152"/>
+      <w:bookmarkEnd w:id="153"/>
     </w:p>
     <w:p>
       <w:r>
@@ -16885,11 +16904,11 @@
       <w:pPr>
         <w:pStyle w:val="Heading2"/>
       </w:pPr>
-      <w:bookmarkStart w:name="titre-53" w:id="153"/>
+      <w:bookmarkStart w:name="titre-53" w:id="154"/>
       <w:r>
         <w:t xml:space="preserve">9.2 Passer un tome à « Publié » depuis sa fiche</w:t>
       </w:r>
-      <w:bookmarkEnd w:id="153"/>
+      <w:bookmarkEnd w:id="154"/>
     </w:p>
     <w:p>
       <w:r>
@@ -17162,11 +17181,11 @@
       <w:pPr>
         <w:pStyle w:val="Heading2"/>
       </w:pPr>
-      <w:bookmarkStart w:name="titre-54" w:id="154"/>
+      <w:bookmarkStart w:name="titre-54" w:id="155"/>
       <w:r>
         <w:t xml:space="preserve">9.3 Remplacer un lien PDF ou EPUB mort</w:t>
       </w:r>
-      <w:bookmarkEnd w:id="154"/>
+      <w:bookmarkEnd w:id="155"/>
     </w:p>
     <w:p>
       <w:pPr>
@@ -17258,11 +17277,11 @@
       <w:pPr>
         <w:pStyle w:val="Heading1"/>
       </w:pPr>
-      <w:bookmarkStart w:name="titre-55" w:id="155"/>
+      <w:bookmarkStart w:name="titre-55" w:id="156"/>
       <w:r>
         <w:t xml:space="preserve">10 Modifier un tome</w:t>
       </w:r>
-      <w:bookmarkEnd w:id="155"/>
+      <w:bookmarkEnd w:id="156"/>
     </w:p>
     <w:p>
       <w:r>
@@ -17273,11 +17292,11 @@
       <w:pPr>
         <w:pStyle w:val="Heading2"/>
       </w:pPr>
-      <w:bookmarkStart w:name="titre-56" w:id="156"/>
+      <w:bookmarkStart w:name="titre-56" w:id="157"/>
       <w:r>
         <w:t xml:space="preserve">10.1 Trouver un tome</w:t>
       </w:r>
-      <w:bookmarkEnd w:id="156"/>
+      <w:bookmarkEnd w:id="157"/>
     </w:p>
     <w:p>
       <w:pPr>
@@ -17504,11 +17523,11 @@
       <w:pPr>
         <w:pStyle w:val="Heading2"/>
       </w:pPr>
-      <w:bookmarkStart w:name="titre-57" w:id="157"/>
+      <w:bookmarkStart w:name="titre-57" w:id="158"/>
       <w:r>
         <w:t xml:space="preserve">10.2 Modifier les informations d'un tome</w:t>
       </w:r>
-      <w:bookmarkEnd w:id="157"/>
+      <w:bookmarkEnd w:id="158"/>
     </w:p>
     <w:p>
       <w:pPr>
@@ -17954,11 +17973,11 @@
       <w:pPr>
         <w:pStyle w:val="Heading2"/>
       </w:pPr>
-      <w:bookmarkStart w:name="titre-58" w:id="158"/>
+      <w:bookmarkStart w:name="titre-58" w:id="159"/>
       <w:r>
         <w:t xml:space="preserve">10.3 Publier, reprogrammer ou retirer un chapitre</w:t>
       </w:r>
-      <w:bookmarkEnd w:id="158"/>
+      <w:bookmarkEnd w:id="159"/>
     </w:p>
     <w:p>
       <w:r>
@@ -18249,11 +18268,11 @@
       <w:pPr>
         <w:pStyle w:val="Heading1"/>
       </w:pPr>
-      <w:bookmarkStart w:name="titre-59" w:id="159"/>
+      <w:bookmarkStart w:name="titre-59" w:id="160"/>
       <w:r>
         <w:t xml:space="preserve">11 Nouveau (version 2.1.5) : l'état des tomes et des œuvres</w:t>
       </w:r>
-      <w:bookmarkEnd w:id="159"/>
+      <w:bookmarkEnd w:id="160"/>
     </w:p>
     <w:tbl>
       <w:tblPr>
@@ -18317,11 +18336,11 @@
       <w:pPr>
         <w:pStyle w:val="Heading2"/>
       </w:pPr>
-      <w:bookmarkStart w:name="titre-60" w:id="160"/>
+      <w:bookmarkStart w:name="titre-60" w:id="161"/>
       <w:r>
         <w:t xml:space="preserve">11.1 Le cycle de vie d'un tome</w:t>
       </w:r>
-      <w:bookmarkEnd w:id="160"/>
+      <w:bookmarkEnd w:id="161"/>
     </w:p>
     <w:p>
       <w:r>
@@ -18904,11 +18923,11 @@
       <w:pPr>
         <w:pStyle w:val="Heading2"/>
       </w:pPr>
-      <w:bookmarkStart w:name="titre-61" w:id="161"/>
+      <w:bookmarkStart w:name="titre-61" w:id="162"/>
       <w:r>
         <w:t xml:space="preserve">11.2 Changer l'état d'un tome</w:t>
       </w:r>
-      <w:bookmarkEnd w:id="161"/>
+      <w:bookmarkEnd w:id="162"/>
     </w:p>
     <w:p>
       <w:pPr>
@@ -19218,11 +19237,11 @@
       <w:pPr>
         <w:pStyle w:val="Heading2"/>
       </w:pPr>
-      <w:bookmarkStart w:name="titre-62" w:id="162"/>
+      <w:bookmarkStart w:name="titre-62" w:id="163"/>
       <w:r>
         <w:t xml:space="preserve">11.3 Savoir ce que fait chaque changement</w:t>
       </w:r>
-      <w:bookmarkEnd w:id="162"/>
+      <w:bookmarkEnd w:id="163"/>
     </w:p>
     <w:p>
       <w:pPr>
@@ -20235,11 +20254,11 @@
       <w:pPr>
         <w:pStyle w:val="Heading2"/>
       </w:pPr>
-      <w:bookmarkStart w:name="titre-63" w:id="163"/>
+      <w:bookmarkStart w:name="titre-63" w:id="164"/>
       <w:r>
         <w:t xml:space="preserve">11.4 J'ai publié au lieu de programmer : comment réparer</w:t>
       </w:r>
-      <w:bookmarkEnd w:id="163"/>
+      <w:bookmarkEnd w:id="164"/>
     </w:p>
     <w:p>
       <w:r>
@@ -20513,11 +20532,11 @@
       <w:pPr>
         <w:pStyle w:val="Heading2"/>
       </w:pPr>
-      <w:bookmarkStart w:name="titre-64" w:id="164"/>
+      <w:bookmarkStart w:name="titre-64" w:id="165"/>
       <w:r>
         <w:t xml:space="preserve">11.5 Changer l'état d'une œuvre</w:t>
       </w:r>
-      <w:bookmarkEnd w:id="164"/>
+      <w:bookmarkEnd w:id="165"/>
     </w:p>
     <w:p>
       <w:r>
@@ -21411,11 +21430,11 @@
       <w:pPr>
         <w:pStyle w:val="Heading1"/>
       </w:pPr>
-      <w:bookmarkStart w:name="titre-65" w:id="165"/>
+      <w:bookmarkStart w:name="titre-65" w:id="166"/>
       <w:r>
         <w:t xml:space="preserve">12 Ce que voient les lecteurs</w:t>
       </w:r>
-      <w:bookmarkEnd w:id="165"/>
+      <w:bookmarkEnd w:id="166"/>
     </w:p>
     <w:p>
       <w:r>
@@ -21534,11 +21553,11 @@
       <w:pPr>
         <w:pStyle w:val="Heading2"/>
       </w:pPr>
-      <w:bookmarkStart w:name="titre-66" w:id="166"/>
+      <w:bookmarkStart w:name="titre-66" w:id="167"/>
       <w:r>
         <w:t xml:space="preserve">12.1 Lire un manga</w:t>
       </w:r>
-      <w:bookmarkEnd w:id="166"/>
+      <w:bookmarkEnd w:id="167"/>
     </w:p>
     <w:p>
       <w:r>
@@ -21654,11 +21673,11 @@
       <w:pPr>
         <w:pStyle w:val="Heading2"/>
       </w:pPr>
-      <w:bookmarkStart w:name="titre-67" w:id="167"/>
+      <w:bookmarkStart w:name="titre-67" w:id="168"/>
       <w:r>
         <w:t xml:space="preserve">12.2 La page d'accueil</w:t>
       </w:r>
-      <w:bookmarkEnd w:id="167"/>
+      <w:bookmarkEnd w:id="168"/>
     </w:p>
     <w:p>
       <w:r>
@@ -22241,11 +22260,11 @@
       <w:pPr>
         <w:pStyle w:val="Heading2"/>
       </w:pPr>
-      <w:bookmarkStart w:name="titre-68" w:id="168"/>
+      <w:bookmarkStart w:name="titre-68" w:id="169"/>
       <w:r>
         <w:t xml:space="preserve">12.3 La page Planning</w:t>
       </w:r>
-      <w:bookmarkEnd w:id="168"/>
+      <w:bookmarkEnd w:id="169"/>
     </w:p>
     <w:p>
       <w:r>
@@ -22767,11 +22786,11 @@
       <w:pPr>
         <w:pStyle w:val="Heading2"/>
       </w:pPr>
-      <w:bookmarkStart w:name="titre-69" w:id="169"/>
+      <w:bookmarkStart w:name="titre-69" w:id="170"/>
       <w:r>
         <w:t xml:space="preserve">12.4 Faire apparaître un chapitre dans « Prochains » de l'accueil</w:t>
       </w:r>
-      <w:bookmarkEnd w:id="169"/>
+      <w:bookmarkEnd w:id="170"/>
     </w:p>
     <w:p>
       <w:r>
@@ -23017,11 +23036,11 @@
       <w:pPr>
         <w:pStyle w:val="Heading2"/>
       </w:pPr>
-      <w:bookmarkStart w:name="titre-70" w:id="170"/>
+      <w:bookmarkStart w:name="titre-70" w:id="171"/>
       <w:r>
         <w:t xml:space="preserve">12.5 Mettre un tome à la une</w:t>
       </w:r>
-      <w:bookmarkEnd w:id="170"/>
+      <w:bookmarkEnd w:id="171"/>
     </w:p>
     <w:p>
       <w:r>
@@ -23284,11 +23303,11 @@
       <w:pPr>
         <w:pStyle w:val="Heading2"/>
       </w:pPr>
-      <w:bookmarkStart w:name="titre-71" w:id="171"/>
+      <w:bookmarkStart w:name="titre-71" w:id="172"/>
       <w:r>
         <w:t xml:space="preserve">12.6 La fiche d'une œuvre</w:t>
       </w:r>
-      <w:bookmarkEnd w:id="171"/>
+      <w:bookmarkEnd w:id="172"/>
     </w:p>
     <w:p>
       <w:pPr>
@@ -23528,11 +23547,11 @@
       <w:pPr>
         <w:pStyle w:val="Heading2"/>
       </w:pPr>
-      <w:bookmarkStart w:name="titre-72" w:id="172"/>
+      <w:bookmarkStart w:name="titre-72" w:id="173"/>
       <w:r>
         <w:t xml:space="preserve">12.7 Les suggestions et les nouveaux chapitres</w:t>
       </w:r>
-      <w:bookmarkEnd w:id="172"/>
+      <w:bookmarkEnd w:id="173"/>
     </w:p>
     <w:tbl>
       <w:tblPr>
@@ -23869,11 +23888,11 @@
       <w:pPr>
         <w:pStyle w:val="Heading2"/>
       </w:pPr>
-      <w:bookmarkStart w:name="titre-73" w:id="173"/>
+      <w:bookmarkStart w:name="titre-73" w:id="174"/>
       <w:r>
         <w:t xml:space="preserve">12.8 La page d'un tome en cours</w:t>
       </w:r>
-      <w:bookmarkEnd w:id="173"/>
+      <w:bookmarkEnd w:id="174"/>
     </w:p>
     <w:p>
       <w:pPr>
@@ -24020,11 +24039,11 @@
       <w:pPr>
         <w:pStyle w:val="Heading1"/>
       </w:pPr>
-      <w:bookmarkStart w:name="titre-74" w:id="174"/>
+      <w:bookmarkStart w:name="titre-74" w:id="175"/>
       <w:r>
         <w:t xml:space="preserve">13 Les statistiques d'audience</w:t>
       </w:r>
-      <w:bookmarkEnd w:id="174"/>
+      <w:bookmarkEnd w:id="175"/>
     </w:p>
     <w:p>
       <w:r>
@@ -24702,11 +24721,11 @@
       <w:pPr>
         <w:pStyle w:val="Heading2"/>
       </w:pPr>
-      <w:bookmarkStart w:name="titre-75" w:id="175"/>
+      <w:bookmarkStart w:name="titre-75" w:id="176"/>
       <w:r>
         <w:t xml:space="preserve">13.1 Lire l'aperçu</w:t>
       </w:r>
-      <w:bookmarkEnd w:id="175"/>
+      <w:bookmarkEnd w:id="176"/>
     </w:p>
     <w:p>
       <w:pPr>
@@ -25146,11 +25165,11 @@
       <w:pPr>
         <w:pStyle w:val="Heading2"/>
       </w:pPr>
-      <w:bookmarkStart w:name="titre-76" w:id="176"/>
+      <w:bookmarkStart w:name="titre-76" w:id="177"/>
       <w:r>
         <w:t xml:space="preserve">13.2 Consulter les statistiques d'une œuvre</w:t>
       </w:r>
-      <w:bookmarkEnd w:id="176"/>
+      <w:bookmarkEnd w:id="177"/>
     </w:p>
     <w:p>
       <w:pPr>
@@ -25395,11 +25414,11 @@
       <w:pPr>
         <w:pStyle w:val="Heading2"/>
       </w:pPr>
-      <w:bookmarkStart w:name="titre-77" w:id="177"/>
+      <w:bookmarkStart w:name="titre-77" w:id="178"/>
       <w:r>
         <w:t xml:space="preserve">13.3 Voir qui suit une œuvre (gérants)</w:t>
       </w:r>
-      <w:bookmarkEnd w:id="177"/>
+      <w:bookmarkEnd w:id="178"/>
     </w:p>
     <w:p>
       <w:r>
@@ -25710,11 +25729,11 @@
       <w:pPr>
         <w:pStyle w:val="Heading2"/>
       </w:pPr>
-      <w:bookmarkStart w:name="titre-78" w:id="178"/>
+      <w:bookmarkStart w:name="titre-78" w:id="179"/>
       <w:r>
         <w:t xml:space="preserve">13.4 Exporter le classement des œuvres</w:t>
       </w:r>
-      <w:bookmarkEnd w:id="178"/>
+      <w:bookmarkEnd w:id="179"/>
     </w:p>
     <w:p>
       <w:pPr>
@@ -25779,11 +25798,11 @@
       <w:pPr>
         <w:pStyle w:val="Heading2"/>
       </w:pPr>
-      <w:bookmarkStart w:name="titre-79" w:id="179"/>
+      <w:bookmarkStart w:name="titre-79" w:id="180"/>
       <w:r>
         <w:t xml:space="preserve">13.5 Comprendre les données de démonstration</w:t>
       </w:r>
-      <w:bookmarkEnd w:id="179"/>
+      <w:bookmarkEnd w:id="180"/>
     </w:p>
     <w:p>
       <w:r>
@@ -25862,11 +25881,11 @@
       <w:pPr>
         <w:pStyle w:val="Heading1"/>
       </w:pPr>
-      <w:bookmarkStart w:name="titre-80" w:id="180"/>
+      <w:bookmarkStart w:name="titre-80" w:id="181"/>
       <w:r>
         <w:t xml:space="preserve">14 Les comptes inscrits (gérants)</w:t>
       </w:r>
-      <w:bookmarkEnd w:id="180"/>
+      <w:bookmarkEnd w:id="181"/>
     </w:p>
     <w:p>
       <w:r>
@@ -26418,11 +26437,11 @@
       <w:pPr>
         <w:pStyle w:val="Heading2"/>
       </w:pPr>
-      <w:bookmarkStart w:name="titre-81" w:id="181"/>
+      <w:bookmarkStart w:name="titre-81" w:id="182"/>
       <w:r>
         <w:t xml:space="preserve">14.1 Trouver un compte</w:t>
       </w:r>
-      <w:bookmarkEnd w:id="181"/>
+      <w:bookmarkEnd w:id="182"/>
     </w:p>
     <w:p>
       <w:pPr>
@@ -26712,11 +26731,11 @@
       <w:pPr>
         <w:pStyle w:val="Heading2"/>
       </w:pPr>
-      <w:bookmarkStart w:name="titre-82" w:id="182"/>
+      <w:bookmarkStart w:name="titre-82" w:id="183"/>
       <w:r>
         <w:t xml:space="preserve">14.2 Consulter la fiche d'un compte</w:t>
       </w:r>
-      <w:bookmarkEnd w:id="182"/>
+      <w:bookmarkEnd w:id="183"/>
     </w:p>
     <w:p>
       <w:pPr>
@@ -26908,11 +26927,11 @@
       <w:pPr>
         <w:pStyle w:val="Heading2"/>
       </w:pPr>
-      <w:bookmarkStart w:name="titre-83" w:id="183"/>
+      <w:bookmarkStart w:name="titre-83" w:id="184"/>
       <w:r>
         <w:t xml:space="preserve">14.3 Ajouter un lecteur à l'équipe</w:t>
       </w:r>
-      <w:bookmarkEnd w:id="183"/>
+      <w:bookmarkEnd w:id="184"/>
     </w:p>
     <w:p>
       <w:pPr>
@@ -27120,11 +27139,11 @@
       <w:pPr>
         <w:pStyle w:val="Heading2"/>
       </w:pPr>
-      <w:bookmarkStart w:name="titre-84" w:id="184"/>
+      <w:bookmarkStart w:name="titre-84" w:id="185"/>
       <w:r>
         <w:t xml:space="preserve">14.4 Exporter la liste</w:t>
       </w:r>
-      <w:bookmarkEnd w:id="184"/>
+      <w:bookmarkEnd w:id="185"/>
     </w:p>
     <w:p>
       <w:pPr>
@@ -27246,11 +27265,11 @@
       <w:pPr>
         <w:pStyle w:val="Heading1"/>
       </w:pPr>
-      <w:bookmarkStart w:name="titre-85" w:id="185"/>
+      <w:bookmarkStart w:name="titre-85" w:id="186"/>
       <w:r>
         <w:t xml:space="preserve">15 Le thème saisonnier (gérants)</w:t>
       </w:r>
-      <w:bookmarkEnd w:id="185"/>
+      <w:bookmarkEnd w:id="186"/>
     </w:p>
     <w:tbl>
       <w:tblPr>
@@ -28170,11 +28189,11 @@
       <w:pPr>
         <w:pStyle w:val="Heading2"/>
       </w:pPr>
-      <w:bookmarkStart w:name="titre-86" w:id="186"/>
+      <w:bookmarkStart w:name="titre-86" w:id="187"/>
       <w:r>
         <w:t xml:space="preserve">15.1 Programmer le thème du site selon la saison</w:t>
       </w:r>
-      <w:bookmarkEnd w:id="186"/>
+      <w:bookmarkEnd w:id="187"/>
     </w:p>
     <w:p>
       <w:r>
@@ -28637,11 +28656,11 @@
       <w:pPr>
         <w:pStyle w:val="Heading2"/>
       </w:pPr>
-      <w:bookmarkStart w:name="titre-87" w:id="187"/>
+      <w:bookmarkStart w:name="titre-87" w:id="188"/>
       <w:r>
         <w:t xml:space="preserve">15.2 Garder un seul thème toute l'année</w:t>
       </w:r>
-      <w:bookmarkEnd w:id="187"/>
+      <w:bookmarkEnd w:id="188"/>
     </w:p>
     <w:p>
       <w:pPr>
@@ -28794,11 +28813,11 @@
       <w:pPr>
         <w:pStyle w:val="Heading2"/>
       </w:pPr>
-      <w:bookmarkStart w:name="titre-88" w:id="188"/>
+      <w:bookmarkStart w:name="titre-88" w:id="189"/>
       <w:r>
         <w:t xml:space="preserve">15.3 Voir un thème sur n'importe quelle page</w:t>
       </w:r>
-      <w:bookmarkEnd w:id="188"/>
+      <w:bookmarkEnd w:id="189"/>
     </w:p>
     <w:p>
       <w:r>
@@ -29074,8 +29093,117 @@
     </w:tbl>
     <w:p>
       <w:pPr>
-        <w:spacing w:after="60" w:before="0"/>
-      </w:pPr>
+        <w:pStyle w:val="Heading2"/>
+      </w:pPr>
+      <w:bookmarkStart w:name="titre-89" w:id="190"/>
+      <w:r>
+        <w:t xml:space="preserve">15.4 Afficher ou retirer l'arbre décoratif</w:t>
+      </w:r>
+      <w:bookmarkEnd w:id="190"/>
+    </w:p>
+    <w:p>
+      <w:r>
+        <w:t xml:space="preserve">Sur ordinateur, l'arbre de la saison (celui du logo) est posé en fond de page, en bas à droite, derrière le contenu. Il est très pâle sur la plupart des écrans, où il passe sous le texte ; sur les très grands écrans, il est bien visible dans la marge de droite.</w:t>
+      </w:r>
+    </w:p>
+    <w:p>
+      <w:pPr>
+        <w:pStyle w:val="ListParagraph"/>
+        <w:numPr>
+          <w:ilvl w:val="0"/>
+          <w:numId w:val="48"/>
+        </w:numPr>
+        <w:spacing w:after="60" w:before="40"/>
+      </w:pPr>
+      <w:r>
+        <w:t xml:space="preserve">Dans le menu </w:t>
+      </w:r>
+      <w:r>
+        <w:rPr>
+          <w:b/>
+          <w:bCs/>
+        </w:rPr>
+        <w:t xml:space="preserve">Site</w:t>
+      </w:r>
+      <w:r>
+        <w:t xml:space="preserve">, ouvrez </w:t>
+      </w:r>
+      <w:r>
+        <w:rPr>
+          <w:b/>
+          <w:bCs/>
+        </w:rPr>
+        <w:t xml:space="preserve">Réglages</w:t>
+      </w:r>
+      <w:r>
+        <w:t xml:space="preserve">, section </w:t>
+      </w:r>
+      <w:r>
+        <w:rPr>
+          <w:b/>
+          <w:bCs/>
+        </w:rPr>
+        <w:t xml:space="preserve">Thème saisonnier</w:t>
+      </w:r>
+      <w:r>
+        <w:t xml:space="preserve">.</w:t>
+      </w:r>
+    </w:p>
+    <w:p>
+      <w:pPr>
+        <w:pStyle w:val="ListParagraph"/>
+        <w:numPr>
+          <w:ilvl w:val="0"/>
+          <w:numId w:val="48"/>
+        </w:numPr>
+        <w:spacing w:after="60" w:before="40"/>
+      </w:pPr>
+      <w:r>
+        <w:t xml:space="preserve">Cochez ou décochez </w:t>
+      </w:r>
+      <w:r>
+        <w:rPr>
+          <w:b/>
+          <w:bCs/>
+        </w:rPr>
+        <w:t xml:space="preserve">Arbre décoratif</w:t>
+      </w:r>
+      <w:r>
+        <w:t xml:space="preserve">, juste après </w:t>
+      </w:r>
+      <w:r>
+        <w:rPr>
+          <w:b/>
+          <w:bCs/>
+        </w:rPr>
+        <w:t xml:space="preserve">Décors animés</w:t>
+      </w:r>
+      <w:r>
+        <w:t xml:space="preserve"> (case cochée par défaut).</w:t>
+      </w:r>
+    </w:p>
+    <w:p>
+      <w:pPr>
+        <w:pStyle w:val="ListParagraph"/>
+        <w:numPr>
+          <w:ilvl w:val="0"/>
+          <w:numId w:val="48"/>
+        </w:numPr>
+        <w:spacing w:after="60" w:before="40"/>
+      </w:pPr>
+      <w:r>
+        <w:t xml:space="preserve">Cliquez sur </w:t>
+      </w:r>
+      <w:r>
+        <w:rPr>
+          <w:b/>
+          <w:bCs/>
+        </w:rPr>
+        <w:t xml:space="preserve">Enregistrer les réglages</w:t>
+      </w:r>
+      <w:r>
+        <w:t xml:space="preserve">.</w:t>
+      </w:r>
     </w:p>
     <w:tbl>
       <w:tblPr>
@@ -29129,7 +29257,27 @@
               <w:t xml:space="preserve"> : </w:t>
             </w:r>
             <w:r>
-              <w:t xml:space="preserve">les logos des saisons sont des fichiers du site, pas des images de la médiathèque. Pour en changer, envoyez le nouveau visuel à l'équipe technique : il arrive avec une mise à jour du site.</w:t>
+              <w:t xml:space="preserve">l'arbre n'apparaît jamais sur un écran de moins de 1 024 pixels de large (téléphone, tablette en portrait), dans un chapitre, sur la page des illustrations d'un tome, dans l'espace équipe, dans le formulaire de publication ni dans l'administration. Il disparaît aussi pour un lecteur qui a demandé plus de contraste (réglage de l'appareil, ou </w:t>
+            </w:r>
+            <w:r>
+              <w:rPr>
+                <w:b/>
+                <w:bCs/>
+              </w:rPr>
+              <w:t xml:space="preserve">Contraste renforcé</w:t>
+            </w:r>
+            <w:r>
+              <w:t xml:space="preserve"> dans un chapitre), pour un lecteur en thème </w:t>
+            </w:r>
+            <w:r>
+              <w:rPr>
+                <w:b/>
+                <w:bCs/>
+              </w:rPr>
+              <w:t xml:space="preserve">Sépia</w:t>
+            </w:r>
+            <w:r>
+              <w:t xml:space="preserve"> et à l'impression.</w:t>
             </w:r>
           </w:p>
         </w:tc>
@@ -29137,13 +29285,8 @@
     </w:tbl>
     <w:p>
       <w:pPr>
-        <w:pStyle w:val="Heading1"/>
-      </w:pPr>
-      <w:bookmarkStart w:name="titre-89" w:id="189"/>
-      <w:r>
-        <w:t xml:space="preserve">16 Les coquilles signalées par les lecteurs</w:t>
-      </w:r>
-      <w:bookmarkEnd w:id="189"/>
+        <w:spacing w:after="60" w:before="0"/>
+      </w:pPr>
     </w:p>
     <w:tbl>
       <w:tblPr>
@@ -29169,11 +29312,11 @@
             <w:tcW w:type="dxa" w:w="9026"/>
             <w:tcBorders>
               <w:top w:val="none" w:color="FFFFFF" w:sz="0"/>
-              <w:left w:val="single" w:color="D6457F" w:sz="24"/>
+              <w:left w:val="single" w:color="7A4FB0" w:sz="24"/>
               <w:bottom w:val="none" w:color="FFFFFF" w:sz="0"/>
               <w:right w:val="none" w:color="FFFFFF" w:sz="0"/>
             </w:tcBorders>
-            <w:shd w:fill="FCE8F1" w:color="auto" w:val="clear"/>
+            <w:shd w:fill="F1ECFA" w:color="auto" w:val="clear"/>
             <w:tcMar>
               <w:top w:type="dxa" w:w="120"/>
               <w:left w:type="dxa" w:w="200"/>
@@ -29189,35 +29332,15 @@
               <w:rPr>
                 <w:b/>
                 <w:bCs/>
-                <w:color w:val="9C1F52"/>
-              </w:rPr>
-              <w:t xml:space="preserve">Nouveau</w:t>
+                <w:color w:val="4B2A7B"/>
+              </w:rPr>
+              <w:t xml:space="preserve">À savoir</w:t>
             </w:r>
             <w:r>
               <w:t xml:space="preserve"> : </w:t>
             </w:r>
             <w:r>
-              <w:t xml:space="preserve">depuis la version 2.5, les lecteurs signalent une coquille directement dans le chapitre. Les signalements arrivent dans l'espace équipe, menu </w:t>
-            </w:r>
-            <w:r>
-              <w:rPr>
-                <w:b/>
-                <w:bCs/>
-              </w:rPr>
-              <w:t xml:space="preserve">Catalogue</w:t>
-            </w:r>
-            <w:r>
-              <w:t xml:space="preserve">, puis </w:t>
-            </w:r>
-            <w:r>
-              <w:rPr>
-                <w:b/>
-                <w:bCs/>
-              </w:rPr>
-              <w:t xml:space="preserve">Corrections</w:t>
-            </w:r>
-            <w:r>
-              <w:t xml:space="preserve">.</w:t>
+              <w:t xml:space="preserve">en Automne, aucun arbre ne s'affiche tant que son image n'a pas été livrée avec une mise à jour du site.</w:t>
             </w:r>
           </w:p>
         </w:tc>
@@ -29225,20 +29348,171 @@
     </w:tbl>
     <w:p>
       <w:pPr>
+        <w:spacing w:after="60" w:before="0"/>
+      </w:pPr>
+    </w:p>
+    <w:tbl>
+      <w:tblPr>
+        <w:tblW w:type="dxa" w:w="9026"/>
+        <w:tblBorders>
+          <w:top w:val="single" w:color="auto" w:sz="4"/>
+          <w:left w:val="single" w:color="auto" w:sz="4"/>
+          <w:bottom w:val="single" w:color="auto" w:sz="4"/>
+          <w:right w:val="single" w:color="auto" w:sz="4"/>
+          <w:insideH w:val="single" w:color="auto" w:sz="4"/>
+          <w:insideV w:val="single" w:color="auto" w:sz="4"/>
+        </w:tblBorders>
+      </w:tblPr>
+      <w:tblGrid>
+        <w:gridCol w:w="9026"/>
+      </w:tblGrid>
+      <w:tr>
+        <w:trPr>
+          <w:cantSplit/>
+        </w:trPr>
+        <w:tc>
+          <w:tcPr>
+            <w:tcW w:type="dxa" w:w="9026"/>
+            <w:tcBorders>
+              <w:top w:val="none" w:color="FFFFFF" w:sz="0"/>
+              <w:left w:val="single" w:color="7A4FB0" w:sz="24"/>
+              <w:bottom w:val="none" w:color="FFFFFF" w:sz="0"/>
+              <w:right w:val="none" w:color="FFFFFF" w:sz="0"/>
+            </w:tcBorders>
+            <w:shd w:fill="F1ECFA" w:color="auto" w:val="clear"/>
+            <w:tcMar>
+              <w:top w:type="dxa" w:w="120"/>
+              <w:left w:type="dxa" w:w="200"/>
+              <w:bottom w:type="dxa" w:w="120"/>
+              <w:right w:type="dxa" w:w="160"/>
+            </w:tcMar>
+          </w:tcPr>
+          <w:p>
+            <w:pPr>
+              <w:spacing w:after="0" w:before="0"/>
+            </w:pPr>
+            <w:r>
+              <w:rPr>
+                <w:b/>
+                <w:bCs/>
+                <w:color w:val="4B2A7B"/>
+              </w:rPr>
+              <w:t xml:space="preserve">À savoir</w:t>
+            </w:r>
+            <w:r>
+              <w:t xml:space="preserve"> : </w:t>
+            </w:r>
+            <w:r>
+              <w:t xml:space="preserve">les logos des saisons sont des fichiers du site, pas des images de la médiathèque. Pour en changer, envoyez le nouveau visuel à l'équipe technique : il arrive avec une mise à jour du site.</w:t>
+            </w:r>
+          </w:p>
+        </w:tc>
+      </w:tr>
+    </w:tbl>
+    <w:p>
+      <w:pPr>
+        <w:pStyle w:val="Heading1"/>
+      </w:pPr>
+      <w:bookmarkStart w:name="titre-90" w:id="191"/>
+      <w:r>
+        <w:t xml:space="preserve">16 Les coquilles signalées par les lecteurs</w:t>
+      </w:r>
+      <w:bookmarkEnd w:id="191"/>
+    </w:p>
+    <w:tbl>
+      <w:tblPr>
+        <w:tblW w:type="dxa" w:w="9026"/>
+        <w:tblBorders>
+          <w:top w:val="single" w:color="auto" w:sz="4"/>
+          <w:left w:val="single" w:color="auto" w:sz="4"/>
+          <w:bottom w:val="single" w:color="auto" w:sz="4"/>
+          <w:right w:val="single" w:color="auto" w:sz="4"/>
+          <w:insideH w:val="single" w:color="auto" w:sz="4"/>
+          <w:insideV w:val="single" w:color="auto" w:sz="4"/>
+        </w:tblBorders>
+      </w:tblPr>
+      <w:tblGrid>
+        <w:gridCol w:w="9026"/>
+      </w:tblGrid>
+      <w:tr>
+        <w:trPr>
+          <w:cantSplit/>
+        </w:trPr>
+        <w:tc>
+          <w:tcPr>
+            <w:tcW w:type="dxa" w:w="9026"/>
+            <w:tcBorders>
+              <w:top w:val="none" w:color="FFFFFF" w:sz="0"/>
+              <w:left w:val="single" w:color="D6457F" w:sz="24"/>
+              <w:bottom w:val="none" w:color="FFFFFF" w:sz="0"/>
+              <w:right w:val="none" w:color="FFFFFF" w:sz="0"/>
+            </w:tcBorders>
+            <w:shd w:fill="FCE8F1" w:color="auto" w:val="clear"/>
+            <w:tcMar>
+              <w:top w:type="dxa" w:w="120"/>
+              <w:left w:type="dxa" w:w="200"/>
+              <w:bottom w:type="dxa" w:w="120"/>
+              <w:right w:type="dxa" w:w="160"/>
+            </w:tcMar>
+          </w:tcPr>
+          <w:p>
+            <w:pPr>
+              <w:spacing w:after="0" w:before="0"/>
+            </w:pPr>
+            <w:r>
+              <w:rPr>
+                <w:b/>
+                <w:bCs/>
+                <w:color w:val="9C1F52"/>
+              </w:rPr>
+              <w:t xml:space="preserve">Nouveau</w:t>
+            </w:r>
+            <w:r>
+              <w:t xml:space="preserve"> : </w:t>
+            </w:r>
+            <w:r>
+              <w:t xml:space="preserve">depuis la version 2.5, les lecteurs signalent une coquille directement dans le chapitre. Les signalements arrivent dans l'espace équipe, menu </w:t>
+            </w:r>
+            <w:r>
+              <w:rPr>
+                <w:b/>
+                <w:bCs/>
+              </w:rPr>
+              <w:t xml:space="preserve">Catalogue</w:t>
+            </w:r>
+            <w:r>
+              <w:t xml:space="preserve">, puis </w:t>
+            </w:r>
+            <w:r>
+              <w:rPr>
+                <w:b/>
+                <w:bCs/>
+              </w:rPr>
+              <w:t xml:space="preserve">Corrections</w:t>
+            </w:r>
+            <w:r>
+              <w:t xml:space="preserve">.</w:t>
+            </w:r>
+          </w:p>
+        </w:tc>
+      </w:tr>
+    </w:tbl>
+    <w:p>
+      <w:pPr>
         <w:pStyle w:val="Heading2"/>
       </w:pPr>
-      <w:bookmarkStart w:name="titre-90" w:id="190"/>
+      <w:bookmarkStart w:name="titre-91" w:id="192"/>
       <w:r>
         <w:t xml:space="preserve">16.1 Comprendre ce que fait le lecteur</w:t>
       </w:r>
-      <w:bookmarkEnd w:id="190"/>
+      <w:bookmarkEnd w:id="192"/>
     </w:p>
     <w:p>
       <w:pPr>
         <w:pStyle w:val="ListParagraph"/>
         <w:numPr>
           <w:ilvl w:val="0"/>
-          <w:numId w:val="48"/>
+          <w:numId w:val="49"/>
         </w:numPr>
         <w:spacing w:after="60" w:before="40"/>
       </w:pPr>
@@ -29251,7 +29525,7 @@
         <w:pStyle w:val="ListParagraph"/>
         <w:numPr>
           <w:ilvl w:val="0"/>
-          <w:numId w:val="48"/>
+          <w:numId w:val="49"/>
         </w:numPr>
         <w:spacing w:after="60" w:before="40"/>
       </w:pPr>
@@ -29294,7 +29568,7 @@
         <w:pStyle w:val="ListParagraph"/>
         <w:numPr>
           <w:ilvl w:val="0"/>
-          <w:numId w:val="48"/>
+          <w:numId w:val="49"/>
         </w:numPr>
         <w:spacing w:after="60" w:before="40"/>
       </w:pPr>
@@ -29441,11 +29715,11 @@
       <w:pPr>
         <w:pStyle w:val="Heading2"/>
       </w:pPr>
-      <w:bookmarkStart w:name="titre-91" w:id="191"/>
+      <w:bookmarkStart w:name="titre-92" w:id="193"/>
       <w:r>
         <w:t xml:space="preserve">16.2 Traiter une coquille</w:t>
       </w:r>
-      <w:bookmarkEnd w:id="191"/>
+      <w:bookmarkEnd w:id="193"/>
     </w:p>
     <w:p>
       <w:r>
@@ -29457,7 +29731,7 @@
         <w:pStyle w:val="ListParagraph"/>
         <w:numPr>
           <w:ilvl w:val="0"/>
-          <w:numId w:val="49"/>
+          <w:numId w:val="50"/>
         </w:numPr>
         <w:spacing w:after="60" w:before="40"/>
       </w:pPr>
@@ -29490,7 +29764,7 @@
         <w:pStyle w:val="ListParagraph"/>
         <w:numPr>
           <w:ilvl w:val="0"/>
-          <w:numId w:val="49"/>
+          <w:numId w:val="50"/>
         </w:numPr>
         <w:spacing w:after="60" w:before="40"/>
       </w:pPr>
@@ -29513,7 +29787,7 @@
         <w:pStyle w:val="ListParagraph"/>
         <w:numPr>
           <w:ilvl w:val="0"/>
-          <w:numId w:val="49"/>
+          <w:numId w:val="50"/>
         </w:numPr>
         <w:spacing w:after="60" w:before="40"/>
       </w:pPr>
@@ -29536,7 +29810,7 @@
         <w:pStyle w:val="ListParagraph"/>
         <w:numPr>
           <w:ilvl w:val="0"/>
-          <w:numId w:val="49"/>
+          <w:numId w:val="50"/>
         </w:numPr>
         <w:spacing w:after="60" w:before="40"/>
       </w:pPr>
@@ -29569,7 +29843,7 @@
         <w:pStyle w:val="ListParagraph"/>
         <w:numPr>
           <w:ilvl w:val="0"/>
-          <w:numId w:val="49"/>
+          <w:numId w:val="50"/>
         </w:numPr>
         <w:spacing w:after="60" w:before="40"/>
       </w:pPr>
@@ -29839,18 +30113,18 @@
       <w:pPr>
         <w:pStyle w:val="Heading2"/>
       </w:pPr>
-      <w:bookmarkStart w:name="titre-92" w:id="192"/>
+      <w:bookmarkStart w:name="titre-93" w:id="194"/>
       <w:r>
         <w:t xml:space="preserve">16.3 Retrouver les signalements traités</w:t>
       </w:r>
-      <w:bookmarkEnd w:id="192"/>
+      <w:bookmarkEnd w:id="194"/>
     </w:p>
     <w:p>
       <w:pPr>
         <w:pStyle w:val="ListParagraph"/>
         <w:numPr>
           <w:ilvl w:val="0"/>
-          <w:numId w:val="50"/>
+          <w:numId w:val="51"/>
         </w:numPr>
         <w:spacing w:after="60" w:before="40"/>
       </w:pPr>
@@ -29923,7 +30197,7 @@
         <w:pStyle w:val="ListParagraph"/>
         <w:numPr>
           <w:ilvl w:val="0"/>
-          <w:numId w:val="50"/>
+          <w:numId w:val="51"/>
         </w:numPr>
         <w:spacing w:after="60" w:before="40"/>
       </w:pPr>
@@ -30013,21 +30287,21 @@
       <w:pPr>
         <w:pStyle w:val="Heading1"/>
       </w:pPr>
-      <w:bookmarkStart w:name="titre-93" w:id="193"/>
+      <w:bookmarkStart w:name="titre-94" w:id="195"/>
       <w:r>
         <w:t xml:space="preserve">17 Glossaires, actualités et commentaires</w:t>
       </w:r>
-      <w:bookmarkEnd w:id="193"/>
+      <w:bookmarkEnd w:id="195"/>
     </w:p>
     <w:p>
       <w:pPr>
         <w:pStyle w:val="Heading2"/>
       </w:pPr>
-      <w:bookmarkStart w:name="titre-94" w:id="194"/>
+      <w:bookmarkStart w:name="titre-95" w:id="196"/>
       <w:r>
         <w:t xml:space="preserve">17.1 Publier le glossaire d'une œuvre</w:t>
       </w:r>
-      <w:bookmarkEnd w:id="194"/>
+      <w:bookmarkEnd w:id="196"/>
     </w:p>
     <w:p>
       <w:r>
@@ -30051,7 +30325,7 @@
         <w:pStyle w:val="ListParagraph"/>
         <w:numPr>
           <w:ilvl w:val="0"/>
-          <w:numId w:val="51"/>
+          <w:numId w:val="52"/>
         </w:numPr>
         <w:spacing w:after="60" w:before="40"/>
       </w:pPr>
@@ -30084,7 +30358,7 @@
         <w:pStyle w:val="ListParagraph"/>
         <w:numPr>
           <w:ilvl w:val="0"/>
-          <w:numId w:val="51"/>
+          <w:numId w:val="52"/>
         </w:numPr>
         <w:spacing w:after="60" w:before="40"/>
       </w:pPr>
@@ -30127,7 +30401,7 @@
         <w:pStyle w:val="ListParagraph"/>
         <w:numPr>
           <w:ilvl w:val="0"/>
-          <w:numId w:val="51"/>
+          <w:numId w:val="52"/>
         </w:numPr>
         <w:spacing w:after="60" w:before="40"/>
       </w:pPr>
@@ -30150,7 +30424,7 @@
         <w:pStyle w:val="ListParagraph"/>
         <w:numPr>
           <w:ilvl w:val="0"/>
-          <w:numId w:val="51"/>
+          <w:numId w:val="52"/>
         </w:numPr>
         <w:spacing w:after="60" w:before="40"/>
       </w:pPr>
@@ -30197,11 +30471,11 @@
       <w:pPr>
         <w:pStyle w:val="Heading2"/>
       </w:pPr>
-      <w:bookmarkStart w:name="titre-95" w:id="195"/>
+      <w:bookmarkStart w:name="titre-96" w:id="197"/>
       <w:r>
         <w:t xml:space="preserve">17.2 Lier une actualité à une œuvre</w:t>
       </w:r>
-      <w:bookmarkEnd w:id="195"/>
+      <w:bookmarkEnd w:id="197"/>
     </w:p>
     <w:p>
       <w:r>
@@ -30232,11 +30506,11 @@
       <w:pPr>
         <w:pStyle w:val="Heading2"/>
       </w:pPr>
-      <w:bookmarkStart w:name="titre-96" w:id="196"/>
+      <w:bookmarkStart w:name="titre-97" w:id="198"/>
       <w:r>
         <w:t xml:space="preserve">17.3 Modérer les commentaires</w:t>
       </w:r>
-      <w:bookmarkEnd w:id="196"/>
+      <w:bookmarkEnd w:id="198"/>
     </w:p>
     <w:p>
       <w:r>
@@ -30493,11 +30767,11 @@
       <w:pPr>
         <w:pStyle w:val="Heading1"/>
       </w:pPr>
-      <w:bookmarkStart w:name="titre-97" w:id="197"/>
+      <w:bookmarkStart w:name="titre-98" w:id="199"/>
       <w:r>
         <w:t xml:space="preserve">18 Questions fréquentes</w:t>
       </w:r>
-      <w:bookmarkEnd w:id="197"/>
+      <w:bookmarkEnd w:id="199"/>
     </w:p>
     <w:tbl>
       <w:tblPr>
@@ -32599,21 +32873,21 @@
       <w:pPr>
         <w:pStyle w:val="Heading1"/>
       </w:pPr>
-      <w:bookmarkStart w:name="titre-98" w:id="198"/>
+      <w:bookmarkStart w:name="titre-99" w:id="200"/>
       <w:r>
         <w:t xml:space="preserve">19 En cas de problème</w:t>
       </w:r>
-      <w:bookmarkEnd w:id="198"/>
+      <w:bookmarkEnd w:id="200"/>
     </w:p>
     <w:p>
       <w:pPr>
         <w:pStyle w:val="Heading2"/>
       </w:pPr>
-      <w:bookmarkStart w:name="titre-99" w:id="199"/>
+      <w:bookmarkStart w:name="titre-100" w:id="201"/>
       <w:r>
         <w:t xml:space="preserve">19.1 Qui contacter</w:t>
       </w:r>
-      <w:bookmarkEnd w:id="199"/>
+      <w:bookmarkEnd w:id="201"/>
     </w:p>
     <w:tbl>
       <w:tblPr>
@@ -33110,11 +33384,11 @@
       <w:pPr>
         <w:pStyle w:val="Heading2"/>
       </w:pPr>
-      <w:bookmarkStart w:name="titre-100" w:id="200"/>
+      <w:bookmarkStart w:name="titre-101" w:id="202"/>
       <w:r>
         <w:t xml:space="preserve">19.2 Signaler un problème</w:t>
       </w:r>
-      <w:bookmarkEnd w:id="200"/>
+      <w:bookmarkEnd w:id="202"/>
     </w:p>
     <w:p>
       <w:r>
@@ -33126,7 +33400,7 @@
         <w:pStyle w:val="ListParagraph"/>
         <w:numPr>
           <w:ilvl w:val="0"/>
-          <w:numId w:val="52"/>
+          <w:numId w:val="53"/>
         </w:numPr>
         <w:spacing w:after="60" w:before="40"/>
       </w:pPr>
@@ -33139,7 +33413,7 @@
         <w:pStyle w:val="ListParagraph"/>
         <w:numPr>
           <w:ilvl w:val="0"/>
-          <w:numId w:val="52"/>
+          <w:numId w:val="53"/>
         </w:numPr>
         <w:spacing w:after="60" w:before="40"/>
       </w:pPr>
@@ -33152,7 +33426,7 @@
         <w:pStyle w:val="ListParagraph"/>
         <w:numPr>
           <w:ilvl w:val="0"/>
-          <w:numId w:val="52"/>
+          <w:numId w:val="53"/>
         </w:numPr>
         <w:spacing w:after="60" w:before="40"/>
       </w:pPr>
@@ -33165,7 +33439,7 @@
         <w:pStyle w:val="ListParagraph"/>
         <w:numPr>
           <w:ilvl w:val="0"/>
-          <w:numId w:val="52"/>
+          <w:numId w:val="53"/>
         </w:numPr>
         <w:spacing w:after="60" w:before="40"/>
       </w:pPr>
@@ -33374,7 +33648,7 @@
         <w:sz w:val="17"/>
         <w:szCs w:val="17"/>
       </w:rPr>
-      <w:t xml:space="preserve">Version 2.6.0 du 30 octobre 2026</w:t>
+      <w:t xml:space="preserve">Version 2.7.0-dev.3 du 30 octobre 2026</w:t>
     </w:r>
     <w:r>
       <w:rPr>
@@ -33902,6 +34176,12 @@
     </w:lvlOverride>
   </w:num>
   <w:num w:numId="52">
+    <w:abstractNumId w:val="2"/>
+    <w:lvlOverride w:ilvl="0">
+      <w:startOverride w:val="1"/>
+    </w:lvlOverride>
+  </w:num>
+  <w:num w:numId="53">
     <w:abstractNumId w:val="2"/>
     <w:lvlOverride w:ilvl="0">
       <w:startOverride w:val="1"/>

--- a/docs/guide-equipe/Guide-equipe-Yume-Novel.docx
+++ b/docs/guide-equipe/Guide-equipe-Yume-Novel.docx
@@ -61,7 +61,7 @@
           <w:sz w:val="22"/>
           <w:szCs w:val="22"/>
         </w:rPr>
-        <w:t xml:space="preserve">Version 2.7.0-dev.3 du 30 octobre 2026</w:t>
+        <w:t xml:space="preserve">Version 2.7.0 du 30 octobre 2026</w:t>
       </w:r>
     </w:p>
     <w:p>
@@ -33648,7 +33648,7 @@
         <w:sz w:val="17"/>
         <w:szCs w:val="17"/>
       </w:rPr>
-      <w:t xml:space="preserve">Version 2.7.0-dev.3 du 30 octobre 2026</w:t>
+      <w:t xml:space="preserve">Version 2.7.0 du 30 octobre 2026</w:t>
     </w:r>
     <w:r>
       <w:rPr>

--- a/docs/guide-equipe/Guide-equipe-Yume-Novel.docx
+++ b/docs/guide-equipe/Guide-equipe-Yume-Novel.docx
@@ -61,7 +61,7 @@
           <w:sz w:val="22"/>
           <w:szCs w:val="22"/>
         </w:rPr>
-        <w:t xml:space="preserve">Version 2.7.0 du 30 octobre 2026</w:t>
+        <w:t xml:space="preserve">Version 2.7.1 du 30 octobre 2026</w:t>
       </w:r>
     </w:p>
     <w:p>
@@ -29257,7 +29257,7 @@
               <w:t xml:space="preserve"> : </w:t>
             </w:r>
             <w:r>
-              <w:t xml:space="preserve">l'arbre n'apparaît jamais sur un écran de moins de 1 024 pixels de large (téléphone, tablette en portrait), dans un chapitre, sur la page des illustrations d'un tome, dans l'espace équipe, dans le formulaire de publication ni dans l'administration. Il disparaît aussi pour un lecteur qui a demandé plus de contraste (réglage de l'appareil, ou </w:t>
+              <w:t xml:space="preserve">l'arbre n'apparaît jamais sur un écran de moins de 1 024 pixels de large (téléphone, tablette en portrait), sur la page des illustrations d'un tome, dans l'espace équipe, dans le formulaire de publication ni dans l'administration. Il disparaît aussi pour un lecteur qui a demandé plus de contraste (réglage de l'appareil, ou </w:t>
             </w:r>
             <w:r>
               <w:rPr>
@@ -29277,7 +29277,7 @@
               <w:t xml:space="preserve">Sépia</w:t>
             </w:r>
             <w:r>
-              <w:t xml:space="preserve"> et à l'impression.</w:t>
+              <w:t xml:space="preserve"> et à l'impression. Dans un chapitre, il reste dans la marge à droite du texte, sans jamais passer dessous.</w:t>
             </w:r>
           </w:p>
         </w:tc>
@@ -33648,7 +33648,7 @@
         <w:sz w:val="17"/>
         <w:szCs w:val="17"/>
       </w:rPr>
-      <w:t xml:space="preserve">Version 2.7.0 du 30 octobre 2026</w:t>
+      <w:t xml:space="preserve">Version 2.7.1 du 30 octobre 2026</w:t>
     </w:r>
     <w:r>
       <w:rPr>

--- a/docs/guide-equipe/Guide-equipe-Yume-Novel.docx
+++ b/docs/guide-equipe/Guide-equipe-Yume-Novel.docx
@@ -61,7 +61,7 @@
           <w:sz w:val="22"/>
           <w:szCs w:val="22"/>
         </w:rPr>
-        <w:t xml:space="preserve">Version 2.7.1 du 30 octobre 2026</w:t>
+        <w:t xml:space="preserve">Version 2.7.2 du 30 octobre 2026</w:t>
       </w:r>
     </w:p>
     <w:p>
@@ -33648,7 +33648,7 @@
         <w:sz w:val="17"/>
         <w:szCs w:val="17"/>
       </w:rPr>
-      <w:t xml:space="preserve">Version 2.7.1 du 30 octobre 2026</w:t>
+      <w:t xml:space="preserve">Version 2.7.2 du 30 octobre 2026</w:t>
     </w:r>
     <w:r>
       <w:rPr>
